--- a/EXPORTS/DOCX/published/niveau3/Dutch/KKZ.docx
+++ b/EXPORTS/DOCX/published/niveau3/Dutch/KKZ.docx
@@ -155,7 +155,7 @@
           <w:rFonts w:ascii="Charis SIL Regular" w:hAnsi="Charis SIL Regular" w:eastAsia="Charis SIL Regular"/>
           <w:b w:val="0"/>
           <w:i w:val="0"/>
-          <w:color w:val="0066CC"/>
+          <w:color w:val="0000FF"/>
           <w:sz w:val="24"/>
           <w:u w:val="single"/>
         </w:rPr>
@@ -173,7 +173,7 @@
           <w:rFonts w:ascii="Charis SIL Regular" w:hAnsi="Charis SIL Regular" w:eastAsia="Charis SIL Regular"/>
           <w:b w:val="0"/>
           <w:i w:val="0"/>
-          <w:color w:val="0066CC"/>
+          <w:color w:val="0000FF"/>
           <w:sz w:val="24"/>
           <w:u w:val="single"/>
         </w:rPr>
@@ -184,7 +184,7 @@
           <w:rFonts w:ascii="Charis SIL Regular" w:hAnsi="Charis SIL Regular" w:eastAsia="Charis SIL Regular"/>
           <w:b w:val="0"/>
           <w:i w:val="0"/>
-          <w:color w:val="0066CC"/>
+          <w:color w:val="0000FF"/>
           <w:sz w:val="24"/>
           <w:u w:val="single"/>
         </w:rPr>
@@ -202,7 +202,7 @@
           <w:rFonts w:ascii="Charis SIL Regular" w:hAnsi="Charis SIL Regular" w:eastAsia="Charis SIL Regular"/>
           <w:b w:val="0"/>
           <w:i w:val="0"/>
-          <w:color w:val="0066CC"/>
+          <w:color w:val="0000FF"/>
           <w:sz w:val="24"/>
           <w:u w:val="single"/>
         </w:rPr>
@@ -213,7 +213,7 @@
           <w:rFonts w:ascii="Charis SIL Regular" w:hAnsi="Charis SIL Regular" w:eastAsia="Charis SIL Regular"/>
           <w:b w:val="0"/>
           <w:i w:val="0"/>
-          <w:color w:val="0066CC"/>
+          <w:color w:val="0000FF"/>
           <w:sz w:val="24"/>
           <w:u w:val="single"/>
         </w:rPr>
@@ -248,7 +248,7 @@
       </w:r>
       <w:r>
         <w:rPr>
-          <w:u w:val="single" w:color="0066cc"/>
+          <w:u w:val="single" w:color="0000ff"/>
           <w:rFonts w:ascii="Charis SIL Regular" w:hAnsi="Charis SIL Regular" w:eastAsia="Charis SIL Regular"/>
           <w:b w:val="0"/>
           <w:i w:val="0"/>
@@ -266,7 +266,7 @@
       </w:r>
       <w:r>
         <w:rPr>
-          <w:u w:val="single" w:color="0066cc"/>
+          <w:u w:val="single" w:color="0000ff"/>
           <w:rFonts w:ascii="Charis SIL Regular" w:hAnsi="Charis SIL Regular" w:eastAsia="Charis SIL Regular"/>
           <w:b w:val="0"/>
           <w:i w:val="0"/>
@@ -284,7 +284,7 @@
       </w:r>
       <w:r>
         <w:rPr>
-          <w:u w:val="single" w:color="0066cc"/>
+          <w:u w:val="single" w:color="0000ff"/>
           <w:rFonts w:ascii="Charis SIL Regular" w:hAnsi="Charis SIL Regular" w:eastAsia="Charis SIL Regular"/>
           <w:b w:val="0"/>
           <w:i w:val="0"/>
@@ -302,7 +302,7 @@
       </w:r>
       <w:r>
         <w:rPr>
-          <w:u w:val="single" w:color="0066cc"/>
+          <w:u w:val="single" w:color="0000ff"/>
           <w:rFonts w:ascii="Charis SIL Regular" w:hAnsi="Charis SIL Regular" w:eastAsia="Charis SIL Regular"/>
           <w:b w:val="0"/>
           <w:i w:val="0"/>
@@ -383,7 +383,7 @@
           <w:rFonts w:ascii="Charis SIL Regular" w:hAnsi="Charis SIL Regular" w:eastAsia="Charis SIL Regular"/>
           <w:b w:val="0"/>
           <w:i w:val="0"/>
-          <w:color w:val="0066CC"/>
+          <w:color w:val="0000FF"/>
           <w:sz w:val="24"/>
           <w:u w:val="single"/>
         </w:rPr>
@@ -401,7 +401,7 @@
           <w:rFonts w:ascii="Charis SIL Regular" w:hAnsi="Charis SIL Regular" w:eastAsia="Charis SIL Regular"/>
           <w:b w:val="0"/>
           <w:i w:val="0"/>
-          <w:color w:val="0066CC"/>
+          <w:color w:val="0000FF"/>
           <w:sz w:val="24"/>
           <w:u w:val="single"/>
         </w:rPr>
@@ -412,7 +412,7 @@
           <w:rFonts w:ascii="Charis SIL Regular" w:hAnsi="Charis SIL Regular" w:eastAsia="Charis SIL Regular"/>
           <w:b w:val="0"/>
           <w:i w:val="0"/>
-          <w:color w:val="0066CC"/>
+          <w:color w:val="0000FF"/>
           <w:sz w:val="24"/>
           <w:u w:val="single"/>
         </w:rPr>
@@ -430,7 +430,7 @@
           <w:rFonts w:ascii="Charis SIL Regular" w:hAnsi="Charis SIL Regular" w:eastAsia="Charis SIL Regular"/>
           <w:b w:val="0"/>
           <w:i w:val="0"/>
-          <w:color w:val="0066CC"/>
+          <w:color w:val="0000FF"/>
           <w:sz w:val="24"/>
           <w:u w:val="single"/>
         </w:rPr>
@@ -441,7 +441,7 @@
           <w:rFonts w:ascii="Charis SIL Regular" w:hAnsi="Charis SIL Regular" w:eastAsia="Charis SIL Regular"/>
           <w:b w:val="0"/>
           <w:i w:val="0"/>
-          <w:color w:val="0066CC"/>
+          <w:color w:val="0000FF"/>
           <w:sz w:val="24"/>
           <w:u w:val="single"/>
         </w:rPr>
@@ -476,18 +476,25 @@
       </w:r>
       <w:r>
         <w:rPr>
-          <w:u w:val="single" w:color="0066cc"/>
+          <w:u w:val="single" w:color="0000ff"/>
           <w:rFonts w:ascii="Charis SIL Regular" w:hAnsi="Charis SIL Regular" w:eastAsia="Charis SIL Regular"/>
           <w:b w:val="0"/>
           <w:i w:val="0"/>
           <w:color w:val="000000"/>
           <w:sz w:val="24"/>
         </w:rPr>
-        <w:t xml:space="preserve">tuur </w:t>
-      </w:r>
-      <w:r>
-        <w:rPr>
-          <w:u w:val="single" w:color="0066cc"/>
+        <w:hyperlink r:id="rId10" w:history="1">
+          <w:r>
+            <w:rPr>
+              <w:rStyle w:val="Hyperlink"/>
+            </w:rPr>
+            <w:t xml:space="preserve">tuur </w:t>
+          </w:r>
+        </w:hyperlink>
+      </w:r>
+      <w:r>
+        <w:rPr>
+          <w:u w:val="single" w:color="0000ff"/>
           <w:rFonts w:ascii="Charis SIL Regular" w:hAnsi="Charis SIL Regular" w:eastAsia="Charis SIL Regular"/>
           <w:b w:val="0"/>
           <w:i w:val="0"/>
@@ -505,7 +512,7 @@
       </w:r>
       <w:r>
         <w:rPr>
-          <w:u w:val="single" w:color="0066cc"/>
+          <w:u w:val="single" w:color="0000ff"/>
           <w:rFonts w:ascii="Charis SIL Regular" w:hAnsi="Charis SIL Regular" w:eastAsia="Charis SIL Regular"/>
           <w:b w:val="0"/>
           <w:i w:val="0"/>
@@ -516,7 +523,7 @@
       </w:r>
       <w:r>
         <w:rPr>
-          <w:u w:val="single" w:color="0066cc"/>
+          <w:u w:val="single" w:color="0000ff"/>
           <w:rFonts w:ascii="Charis SIL Regular" w:hAnsi="Charis SIL Regular" w:eastAsia="Charis SIL Regular"/>
           <w:b w:val="0"/>
           <w:i w:val="0"/>
@@ -547,7 +554,7 @@
           <w:rFonts w:ascii="Charis SIL Regular" w:hAnsi="Charis SIL Regular" w:eastAsia="Charis SIL Regular"/>
           <w:b w:val="0"/>
           <w:i w:val="0"/>
-          <w:color w:val="0066CC"/>
+          <w:color w:val="0000FF"/>
           <w:sz w:val="24"/>
           <w:u w:val="single"/>
         </w:rPr>
@@ -565,7 +572,7 @@
           <w:rFonts w:ascii="Charis SIL Regular" w:hAnsi="Charis SIL Regular" w:eastAsia="Charis SIL Regular"/>
           <w:b w:val="0"/>
           <w:i w:val="0"/>
-          <w:color w:val="0066CC"/>
+          <w:color w:val="0000FF"/>
           <w:sz w:val="24"/>
           <w:u w:val="single"/>
         </w:rPr>
@@ -576,7 +583,7 @@
           <w:rFonts w:ascii="Charis SIL Regular" w:hAnsi="Charis SIL Regular" w:eastAsia="Charis SIL Regular"/>
           <w:b w:val="0"/>
           <w:i w:val="0"/>
-          <w:color w:val="0066CC"/>
+          <w:color w:val="0000FF"/>
           <w:sz w:val="24"/>
           <w:u w:val="single"/>
         </w:rPr>
@@ -594,7 +601,7 @@
           <w:rFonts w:ascii="Charis SIL Regular" w:hAnsi="Charis SIL Regular" w:eastAsia="Charis SIL Regular"/>
           <w:b w:val="0"/>
           <w:i w:val="0"/>
-          <w:color w:val="0066CC"/>
+          <w:color w:val="0000FF"/>
           <w:sz w:val="24"/>
           <w:u w:val="single"/>
         </w:rPr>
@@ -605,7 +612,7 @@
           <w:rFonts w:ascii="Charis SIL Regular" w:hAnsi="Charis SIL Regular" w:eastAsia="Charis SIL Regular"/>
           <w:b w:val="0"/>
           <w:i w:val="0"/>
-          <w:color w:val="0066CC"/>
+          <w:color w:val="0000FF"/>
           <w:sz w:val="24"/>
           <w:u w:val="single"/>
         </w:rPr>
@@ -623,7 +630,7 @@
           <w:rFonts w:ascii="Charis SIL Regular" w:hAnsi="Charis SIL Regular" w:eastAsia="Charis SIL Regular"/>
           <w:b w:val="0"/>
           <w:i w:val="0"/>
-          <w:color w:val="0066CC"/>
+          <w:color w:val="0000FF"/>
           <w:sz w:val="24"/>
         </w:rPr>
         <w:t>f</w:t>
@@ -640,7 +647,7 @@
       </w:r>
       <w:r>
         <w:rPr>
-          <w:u w:val="single" w:color="0066cc"/>
+          <w:u w:val="single" w:color="0000ff"/>
           <w:rFonts w:ascii="Charis SIL Regular" w:hAnsi="Charis SIL Regular" w:eastAsia="Charis SIL Regular"/>
           <w:b w:val="0"/>
           <w:i w:val="0"/>
@@ -658,7 +665,7 @@
       </w:r>
       <w:r>
         <w:rPr>
-          <w:u w:val="single" w:color="0066cc"/>
+          <w:u w:val="single" w:color="0000ff"/>
           <w:rFonts w:ascii="Charis SIL Regular" w:hAnsi="Charis SIL Regular" w:eastAsia="Charis SIL Regular"/>
           <w:b w:val="0"/>
           <w:i w:val="0"/>
@@ -676,7 +683,7 @@
       </w:r>
       <w:r>
         <w:rPr>
-          <w:u w:val="single" w:color="0066cc"/>
+          <w:u w:val="single" w:color="0000ff"/>
           <w:rFonts w:ascii="Charis SIL Regular" w:hAnsi="Charis SIL Regular" w:eastAsia="Charis SIL Regular"/>
           <w:b w:val="0"/>
           <w:i w:val="0"/>
@@ -694,7 +701,7 @@
       </w:r>
       <w:r>
         <w:rPr>
-          <w:u w:val="single" w:color="0066cc"/>
+          <w:u w:val="single" w:color="0000ff"/>
           <w:rFonts w:ascii="Charis SIL Regular" w:hAnsi="Charis SIL Regular" w:eastAsia="Charis SIL Regular"/>
           <w:b w:val="0"/>
           <w:i w:val="0"/>
@@ -708,7 +715,7 @@
           <w:rFonts w:ascii="Charis SIL Regular" w:hAnsi="Charis SIL Regular" w:eastAsia="Charis SIL Regular"/>
           <w:b w:val="0"/>
           <w:i w:val="0"/>
-          <w:color w:val="0066CC"/>
+          <w:color w:val="0000FF"/>
           <w:sz w:val="24"/>
           <w:u w:val="single"/>
         </w:rPr>
@@ -726,7 +733,7 @@
           <w:rFonts w:ascii="Charis SIL Regular" w:hAnsi="Charis SIL Regular" w:eastAsia="Charis SIL Regular"/>
           <w:b w:val="0"/>
           <w:i w:val="0"/>
-          <w:color w:val="0066CC"/>
+          <w:color w:val="0000FF"/>
           <w:sz w:val="24"/>
           <w:u w:val="single"/>
         </w:rPr>
@@ -754,7 +761,7 @@
           <w:rFonts w:ascii="Charis SIL Regular" w:hAnsi="Charis SIL Regular" w:eastAsia="Charis SIL Regular"/>
           <w:b w:val="0"/>
           <w:i w:val="0"/>
-          <w:color w:val="0066CC"/>
+          <w:color w:val="0000FF"/>
           <w:sz w:val="24"/>
           <w:u w:val="single"/>
         </w:rPr>
@@ -772,7 +779,7 @@
           <w:rFonts w:ascii="Charis SIL Regular" w:hAnsi="Charis SIL Regular" w:eastAsia="Charis SIL Regular"/>
           <w:b w:val="0"/>
           <w:i w:val="0"/>
-          <w:color w:val="0066CC"/>
+          <w:color w:val="0000FF"/>
           <w:sz w:val="24"/>
           <w:u w:val="single"/>
         </w:rPr>
@@ -783,7 +790,7 @@
           <w:rFonts w:ascii="Charis SIL Regular" w:hAnsi="Charis SIL Regular" w:eastAsia="Charis SIL Regular"/>
           <w:b w:val="0"/>
           <w:i w:val="0"/>
-          <w:color w:val="0066CC"/>
+          <w:color w:val="0000FF"/>
           <w:sz w:val="24"/>
           <w:u w:val="single"/>
         </w:rPr>
@@ -801,7 +808,7 @@
           <w:rFonts w:ascii="Charis SIL Regular" w:hAnsi="Charis SIL Regular" w:eastAsia="Charis SIL Regular"/>
           <w:b w:val="0"/>
           <w:i w:val="0"/>
-          <w:color w:val="0066CC"/>
+          <w:color w:val="0000FF"/>
           <w:sz w:val="24"/>
           <w:u w:val="single"/>
         </w:rPr>
@@ -812,7 +819,7 @@
           <w:rFonts w:ascii="Charis SIL Regular" w:hAnsi="Charis SIL Regular" w:eastAsia="Charis SIL Regular"/>
           <w:b w:val="0"/>
           <w:i w:val="0"/>
-          <w:color w:val="0066CC"/>
+          <w:color w:val="0000FF"/>
           <w:sz w:val="24"/>
           <w:u w:val="single"/>
         </w:rPr>
@@ -830,7 +837,7 @@
           <w:rFonts w:ascii="Charis SIL Regular" w:hAnsi="Charis SIL Regular" w:eastAsia="Charis SIL Regular"/>
           <w:b w:val="0"/>
           <w:i w:val="0"/>
-          <w:color w:val="0066CC"/>
+          <w:color w:val="0000FF"/>
           <w:sz w:val="24"/>
           <w:u w:val="single"/>
         </w:rPr>
@@ -841,7 +848,7 @@
           <w:rFonts w:ascii="Charis SIL Regular" w:hAnsi="Charis SIL Regular" w:eastAsia="Charis SIL Regular"/>
           <w:b w:val="0"/>
           <w:i w:val="0"/>
-          <w:color w:val="0066CC"/>
+          <w:color w:val="0000FF"/>
           <w:sz w:val="24"/>
           <w:u w:val="single"/>
         </w:rPr>
@@ -869,7 +876,7 @@
           <w:rFonts w:ascii="Charis SIL Regular" w:hAnsi="Charis SIL Regular" w:eastAsia="Charis SIL Regular"/>
           <w:b w:val="0"/>
           <w:i w:val="0"/>
-          <w:color w:val="0066CC"/>
+          <w:color w:val="0000FF"/>
           <w:sz w:val="24"/>
           <w:u w:val="single"/>
         </w:rPr>
@@ -887,7 +894,7 @@
           <w:rFonts w:ascii="Charis SIL Regular" w:hAnsi="Charis SIL Regular" w:eastAsia="Charis SIL Regular"/>
           <w:b w:val="0"/>
           <w:i w:val="0"/>
-          <w:color w:val="0066CC"/>
+          <w:color w:val="0000FF"/>
           <w:sz w:val="24"/>
           <w:u w:val="single"/>
         </w:rPr>
@@ -898,7 +905,7 @@
           <w:rFonts w:ascii="Charis SIL Regular" w:hAnsi="Charis SIL Regular" w:eastAsia="Charis SIL Regular"/>
           <w:b w:val="0"/>
           <w:i w:val="0"/>
-          <w:color w:val="0066CC"/>
+          <w:color w:val="0000FF"/>
           <w:sz w:val="24"/>
           <w:u w:val="single"/>
         </w:rPr>
@@ -916,11 +923,11 @@
           <w:rFonts w:ascii="Charis SIL Regular" w:hAnsi="Charis SIL Regular" w:eastAsia="Charis SIL Regular"/>
           <w:b w:val="0"/>
           <w:i w:val="0"/>
-          <w:color w:val="0066CC"/>
+          <w:color w:val="0000FF"/>
           <w:sz w:val="24"/>
           <w:u w:val="single"/>
         </w:rPr>
-        <w:hyperlink r:id="rId9" w:history="1">
+        <w:hyperlink r:id="rId12" w:history="1">
           <w:r>
             <w:rPr>
               <w:rStyle w:val="Hyperlink"/>
@@ -934,7 +941,7 @@
           <w:rFonts w:ascii="Charis SIL Regular" w:hAnsi="Charis SIL Regular" w:eastAsia="Charis SIL Regular"/>
           <w:b w:val="0"/>
           <w:i w:val="0"/>
-          <w:color w:val="0066CC"/>
+          <w:color w:val="0000FF"/>
           <w:sz w:val="24"/>
           <w:u w:val="single"/>
         </w:rPr>
@@ -945,11 +952,11 @@
           <w:rFonts w:ascii="Charis SIL Regular" w:hAnsi="Charis SIL Regular" w:eastAsia="Charis SIL Regular"/>
           <w:b w:val="0"/>
           <w:i w:val="0"/>
-          <w:color w:val="0066CC"/>
+          <w:color w:val="0000FF"/>
           <w:sz w:val="24"/>
           <w:u w:val="single"/>
         </w:rPr>
-        <w:hyperlink r:id="rId9" w:history="1">
+        <w:hyperlink r:id="rId12" w:history="1">
           <w:r>
             <w:rPr>
               <w:rStyle w:val="Hyperlink"/>
@@ -960,7 +967,7 @@
       </w:r>
       <w:r>
         <w:rPr>
-          <w:u w:val="single" w:color="0066cc"/>
+          <w:u w:val="single" w:color="0000ff"/>
           <w:rFonts w:ascii="Charis SIL Regular" w:hAnsi="Charis SIL Regular" w:eastAsia="Charis SIL Regular"/>
           <w:b w:val="0"/>
           <w:i w:val="0"/>
@@ -978,28 +985,17 @@
       </w:r>
       <w:r>
         <w:rPr>
-          <w:u w:val="single" w:color="0066cc"/>
           <w:rFonts w:ascii="Charis SIL Regular" w:hAnsi="Charis SIL Regular" w:eastAsia="Charis SIL Regular"/>
           <w:b w:val="0"/>
           <w:i w:val="0"/>
           <w:color w:val="000000"/>
           <w:sz w:val="24"/>
         </w:rPr>
-        <w:t>e</w:t>
-      </w:r>
-      <w:r>
-        <w:rPr>
-          <w:rFonts w:ascii="Charis SIL Regular" w:hAnsi="Charis SIL Regular" w:eastAsia="Charis SIL Regular"/>
-          <w:b w:val="0"/>
-          <w:i w:val="0"/>
-          <w:color w:val="000000"/>
-          <w:sz w:val="24"/>
-        </w:rPr>
-        <w:t>gde</w:t>
-      </w:r>
-      <w:r>
-        <w:rPr>
-          <w:u w:val="single" w:color="0066cc"/>
+        <w:t>egde</w:t>
+      </w:r>
+      <w:r>
+        <w:rPr>
+          <w:u w:val="single" w:color="0000ff"/>
           <w:rFonts w:ascii="Charis SIL Regular" w:hAnsi="Charis SIL Regular" w:eastAsia="Charis SIL Regular"/>
           <w:b w:val="0"/>
           <w:i w:val="0"/>
@@ -1017,7 +1013,7 @@
       </w:r>
       <w:r>
         <w:rPr>
-          <w:u w:val="single" w:color="0066cc"/>
+          <w:u w:val="single" w:color="0000ff"/>
           <w:rFonts w:ascii="Charis SIL Regular" w:hAnsi="Charis SIL Regular" w:eastAsia="Charis SIL Regular"/>
           <w:b w:val="0"/>
           <w:i w:val="0"/>
@@ -1035,7 +1031,7 @@
       </w:r>
       <w:r>
         <w:rPr>
-          <w:u w:val="single" w:color="0066cc"/>
+          <w:u w:val="single" w:color="0000ff"/>
           <w:rFonts w:ascii="Charis SIL Regular" w:hAnsi="Charis SIL Regular" w:eastAsia="Charis SIL Regular"/>
           <w:b w:val="0"/>
           <w:i w:val="0"/>
@@ -1053,7 +1049,7 @@
       </w:r>
       <w:r>
         <w:rPr>
-          <w:u w:val="single" w:color="0066cc"/>
+          <w:u w:val="single" w:color="0000ff"/>
           <w:rFonts w:ascii="Charis SIL Regular" w:hAnsi="Charis SIL Regular" w:eastAsia="Charis SIL Regular"/>
           <w:b w:val="0"/>
           <w:i w:val="0"/>
@@ -1071,7 +1067,7 @@
       </w:r>
       <w:r>
         <w:rPr>
-          <w:u w:val="single" w:color="0066cc"/>
+          <w:u w:val="single" w:color="0000ff"/>
           <w:rFonts w:ascii="Charis SIL Regular" w:hAnsi="Charis SIL Regular" w:eastAsia="Charis SIL Regular"/>
           <w:b w:val="0"/>
           <w:i w:val="0"/>
@@ -1089,7 +1085,7 @@
       </w:r>
       <w:r>
         <w:rPr>
-          <w:u w:val="single" w:color="0066cc"/>
+          <w:u w:val="single" w:color="0000ff"/>
           <w:rFonts w:ascii="Charis SIL Regular" w:hAnsi="Charis SIL Regular" w:eastAsia="Charis SIL Regular"/>
           <w:b w:val="0"/>
           <w:i w:val="0"/>
@@ -1117,17 +1113,25 @@
       </w:r>
       <w:r>
         <w:rPr>
+          <w:u w:val="single" w:color="0000ff"/>
           <w:rFonts w:ascii="Charis SIL Regular" w:hAnsi="Charis SIL Regular" w:eastAsia="Charis SIL Regular"/>
           <w:b w:val="0"/>
           <w:i w:val="0"/>
           <w:color w:val="000000"/>
           <w:sz w:val="24"/>
         </w:rPr>
-        <w:t xml:space="preserve">tijdens </w:t>
-      </w:r>
-      <w:r>
-        <w:rPr>
-          <w:u w:val="single" w:color="0066cc"/>
+        <w:hyperlink r:id="rId9" w:history="1">
+          <w:r>
+            <w:rPr>
+              <w:rStyle w:val="Hyperlink"/>
+            </w:rPr>
+            <w:t xml:space="preserve">tijdens </w:t>
+          </w:r>
+        </w:hyperlink>
+      </w:r>
+      <w:r>
+        <w:rPr>
+          <w:u w:val="single" w:color="0000ff"/>
           <w:rFonts w:ascii="Charis SIL Regular" w:hAnsi="Charis SIL Regular" w:eastAsia="Charis SIL Regular"/>
           <w:b w:val="0"/>
           <w:i w:val="0"/>
@@ -1145,7 +1149,7 @@
       </w:r>
       <w:r>
         <w:rPr>
-          <w:u w:val="single" w:color="0066cc"/>
+          <w:u w:val="single" w:color="0000ff"/>
           <w:rFonts w:ascii="Charis SIL Regular" w:hAnsi="Charis SIL Regular" w:eastAsia="Charis SIL Regular"/>
           <w:b w:val="0"/>
           <w:i w:val="0"/>
@@ -1163,7 +1167,7 @@
       </w:r>
       <w:r>
         <w:rPr>
-          <w:u w:val="single" w:color="0066cc"/>
+          <w:u w:val="single" w:color="0000ff"/>
           <w:rFonts w:ascii="Charis SIL Regular" w:hAnsi="Charis SIL Regular" w:eastAsia="Charis SIL Regular"/>
           <w:b w:val="0"/>
           <w:i w:val="0"/>
@@ -1264,7 +1268,7 @@
           <w:rFonts w:ascii="Charis SIL Regular" w:hAnsi="Charis SIL Regular" w:eastAsia="Charis SIL Regular"/>
           <w:b w:val="0"/>
           <w:i w:val="0"/>
-          <w:color w:val="0066CC"/>
+          <w:color w:val="0000FF"/>
           <w:sz w:val="24"/>
           <w:u w:val="single"/>
         </w:rPr>
@@ -1282,7 +1286,7 @@
           <w:rFonts w:ascii="Charis SIL Regular" w:hAnsi="Charis SIL Regular" w:eastAsia="Charis SIL Regular"/>
           <w:b w:val="0"/>
           <w:i w:val="0"/>
-          <w:color w:val="0066CC"/>
+          <w:color w:val="0000FF"/>
           <w:sz w:val="24"/>
           <w:u w:val="single"/>
         </w:rPr>
@@ -1293,7 +1297,7 @@
           <w:rFonts w:ascii="Charis SIL Regular" w:hAnsi="Charis SIL Regular" w:eastAsia="Charis SIL Regular"/>
           <w:b w:val="0"/>
           <w:i w:val="0"/>
-          <w:color w:val="0066CC"/>
+          <w:color w:val="0000FF"/>
           <w:sz w:val="24"/>
           <w:u w:val="single"/>
         </w:rPr>
@@ -1311,7 +1315,7 @@
           <w:rFonts w:ascii="Charis SIL Regular" w:hAnsi="Charis SIL Regular" w:eastAsia="Charis SIL Regular"/>
           <w:b w:val="0"/>
           <w:i w:val="0"/>
-          <w:color w:val="0066CC"/>
+          <w:color w:val="0000FF"/>
           <w:sz w:val="24"/>
           <w:u w:val="single"/>
         </w:rPr>
@@ -1322,7 +1326,7 @@
           <w:rFonts w:ascii="Charis SIL Regular" w:hAnsi="Charis SIL Regular" w:eastAsia="Charis SIL Regular"/>
           <w:b w:val="0"/>
           <w:i w:val="0"/>
-          <w:color w:val="0066CC"/>
+          <w:color w:val="0000FF"/>
           <w:sz w:val="24"/>
           <w:u w:val="single"/>
         </w:rPr>
@@ -1357,7 +1361,7 @@
       </w:r>
       <w:r>
         <w:rPr>
-          <w:u w:val="single" w:color="0066cc"/>
+          <w:u w:val="single" w:color="0000ff"/>
           <w:rFonts w:ascii="Charis SIL Regular" w:hAnsi="Charis SIL Regular" w:eastAsia="Charis SIL Regular"/>
           <w:b w:val="0"/>
           <w:i w:val="0"/>
@@ -1375,7 +1379,7 @@
       </w:r>
       <w:r>
         <w:rPr>
-          <w:u w:val="single" w:color="0066cc"/>
+          <w:u w:val="single" w:color="0000ff"/>
           <w:rFonts w:ascii="Charis SIL Regular" w:hAnsi="Charis SIL Regular" w:eastAsia="Charis SIL Regular"/>
           <w:b w:val="0"/>
           <w:i w:val="0"/>
@@ -1386,7 +1390,7 @@
       </w:r>
       <w:r>
         <w:rPr>
-          <w:u w:val="single" w:color="0066cc"/>
+          <w:u w:val="single" w:color="0000ff"/>
           <w:rFonts w:ascii="Charis SIL Regular" w:hAnsi="Charis SIL Regular" w:eastAsia="Charis SIL Regular"/>
           <w:b w:val="0"/>
           <w:i w:val="0"/>
@@ -1404,7 +1408,7 @@
       </w:r>
       <w:r>
         <w:rPr>
-          <w:u w:val="single" w:color="0066cc"/>
+          <w:u w:val="single" w:color="0000ff"/>
           <w:rFonts w:ascii="Charis SIL Regular" w:hAnsi="Charis SIL Regular" w:eastAsia="Charis SIL Regular"/>
           <w:b w:val="0"/>
           <w:i w:val="0"/>
@@ -1415,7 +1419,7 @@
       </w:r>
       <w:r>
         <w:rPr>
-          <w:u w:val="single" w:color="0066cc"/>
+          <w:u w:val="single" w:color="0000ff"/>
           <w:rFonts w:ascii="Charis SIL Regular" w:hAnsi="Charis SIL Regular" w:eastAsia="Charis SIL Regular"/>
           <w:b w:val="0"/>
           <w:i w:val="0"/>
@@ -1486,7 +1490,7 @@
           <w:rFonts w:ascii="Charis SIL Regular" w:hAnsi="Charis SIL Regular" w:eastAsia="Charis SIL Regular"/>
           <w:b w:val="0"/>
           <w:i w:val="0"/>
-          <w:color w:val="0066CC"/>
+          <w:color w:val="0000FF"/>
           <w:sz w:val="24"/>
           <w:u w:val="single"/>
         </w:rPr>
@@ -1504,7 +1508,7 @@
           <w:rFonts w:ascii="Charis SIL Regular" w:hAnsi="Charis SIL Regular" w:eastAsia="Charis SIL Regular"/>
           <w:b w:val="0"/>
           <w:i w:val="0"/>
-          <w:color w:val="0066CC"/>
+          <w:color w:val="0000FF"/>
           <w:sz w:val="24"/>
           <w:u w:val="single"/>
         </w:rPr>
@@ -1515,7 +1519,7 @@
           <w:rFonts w:ascii="Charis SIL Regular" w:hAnsi="Charis SIL Regular" w:eastAsia="Charis SIL Regular"/>
           <w:b w:val="0"/>
           <w:i w:val="0"/>
-          <w:color w:val="0066CC"/>
+          <w:color w:val="0000FF"/>
           <w:sz w:val="24"/>
           <w:u w:val="single"/>
         </w:rPr>
@@ -1533,7 +1537,7 @@
           <w:rFonts w:ascii="Charis SIL Regular" w:hAnsi="Charis SIL Regular" w:eastAsia="Charis SIL Regular"/>
           <w:b w:val="0"/>
           <w:i w:val="0"/>
-          <w:color w:val="0066CC"/>
+          <w:color w:val="0000FF"/>
           <w:sz w:val="24"/>
           <w:u w:val="single"/>
         </w:rPr>
@@ -1544,7 +1548,7 @@
           <w:rFonts w:ascii="Charis SIL Regular" w:hAnsi="Charis SIL Regular" w:eastAsia="Charis SIL Regular"/>
           <w:b w:val="0"/>
           <w:i w:val="0"/>
-          <w:color w:val="0066CC"/>
+          <w:color w:val="0000FF"/>
           <w:sz w:val="24"/>
           <w:u w:val="single"/>
         </w:rPr>
@@ -1562,7 +1566,7 @@
           <w:rFonts w:ascii="Charis SIL Regular" w:hAnsi="Charis SIL Regular" w:eastAsia="Charis SIL Regular"/>
           <w:b w:val="0"/>
           <w:i w:val="0"/>
-          <w:color w:val="0066CC"/>
+          <w:color w:val="0000FF"/>
           <w:sz w:val="24"/>
           <w:u w:val="single"/>
         </w:rPr>
@@ -1573,7 +1577,7 @@
           <w:rFonts w:ascii="Charis SIL Regular" w:hAnsi="Charis SIL Regular" w:eastAsia="Charis SIL Regular"/>
           <w:b w:val="0"/>
           <w:i w:val="0"/>
-          <w:color w:val="0066CC"/>
+          <w:color w:val="0000FF"/>
           <w:sz w:val="24"/>
           <w:u w:val="single"/>
         </w:rPr>
@@ -1591,7 +1595,7 @@
           <w:rFonts w:ascii="Charis SIL Regular" w:hAnsi="Charis SIL Regular" w:eastAsia="Charis SIL Regular"/>
           <w:b w:val="0"/>
           <w:i w:val="0"/>
-          <w:color w:val="0066CC"/>
+          <w:color w:val="0000FF"/>
           <w:sz w:val="24"/>
           <w:u w:val="single"/>
         </w:rPr>
@@ -1602,7 +1606,7 @@
           <w:rFonts w:ascii="Charis SIL Regular" w:hAnsi="Charis SIL Regular" w:eastAsia="Charis SIL Regular"/>
           <w:b w:val="0"/>
           <w:i w:val="0"/>
-          <w:color w:val="0066CC"/>
+          <w:color w:val="0000FF"/>
           <w:sz w:val="24"/>
           <w:u w:val="single"/>
         </w:rPr>
@@ -1620,7 +1624,7 @@
           <w:rFonts w:ascii="Charis SIL Regular" w:hAnsi="Charis SIL Regular" w:eastAsia="Charis SIL Regular"/>
           <w:b w:val="0"/>
           <w:i w:val="0"/>
-          <w:color w:val="0066CC"/>
+          <w:color w:val="0000FF"/>
           <w:sz w:val="24"/>
           <w:u w:val="single"/>
         </w:rPr>
@@ -1648,25 +1652,17 @@
           <w:rFonts w:ascii="Charis SIL Regular" w:hAnsi="Charis SIL Regular" w:eastAsia="Charis SIL Regular"/>
           <w:b w:val="0"/>
           <w:i w:val="0"/>
-          <w:color w:val="0066CC"/>
-          <w:sz w:val="24"/>
-          <w:u w:val="single"/>
-        </w:rPr>
-        <w:hyperlink r:id="rId16" w:history="1">
-          <w:r>
-            <w:rPr>
-              <w:rStyle w:val="Hyperlink"/>
-            </w:rPr>
-            <w:t>Rijksmu</w:t>
-          </w:r>
-        </w:hyperlink>
-      </w:r>
-      <w:r>
-        <w:rPr>
-          <w:rFonts w:ascii="Charis SIL Regular" w:hAnsi="Charis SIL Regular" w:eastAsia="Charis SIL Regular"/>
-          <w:b w:val="0"/>
-          <w:i w:val="0"/>
-          <w:color w:val="0066CC"/>
+          <w:color w:val="0000FF"/>
+          <w:sz w:val="24"/>
+        </w:rPr>
+        <w:t>Rijksmu</w:t>
+      </w:r>
+      <w:r>
+        <w:rPr>
+          <w:rFonts w:ascii="Charis SIL Regular" w:hAnsi="Charis SIL Regular" w:eastAsia="Charis SIL Regular"/>
+          <w:b w:val="0"/>
+          <w:i w:val="0"/>
+          <w:color w:val="0000FF"/>
           <w:sz w:val="24"/>
           <w:u w:val="single"/>
         </w:rPr>
@@ -1684,7 +1680,7 @@
           <w:rFonts w:ascii="Charis SIL Regular" w:hAnsi="Charis SIL Regular" w:eastAsia="Charis SIL Regular"/>
           <w:b w:val="0"/>
           <w:i w:val="0"/>
-          <w:color w:val="0066CC"/>
+          <w:color w:val="0000FF"/>
           <w:sz w:val="24"/>
           <w:u w:val="single"/>
         </w:rPr>
@@ -1695,7 +1691,7 @@
           <w:rFonts w:ascii="Charis SIL Regular" w:hAnsi="Charis SIL Regular" w:eastAsia="Charis SIL Regular"/>
           <w:b w:val="0"/>
           <w:i w:val="0"/>
-          <w:color w:val="0066CC"/>
+          <w:color w:val="0000FF"/>
           <w:sz w:val="24"/>
           <w:u w:val="single"/>
         </w:rPr>
@@ -1713,7 +1709,7 @@
           <w:rFonts w:ascii="Charis SIL Regular" w:hAnsi="Charis SIL Regular" w:eastAsia="Charis SIL Regular"/>
           <w:b w:val="0"/>
           <w:i w:val="0"/>
-          <w:color w:val="0066CC"/>
+          <w:color w:val="0000FF"/>
           <w:sz w:val="24"/>
           <w:u w:val="single"/>
         </w:rPr>
@@ -1728,7 +1724,7 @@
       </w:r>
       <w:r>
         <w:rPr>
-          <w:u w:val="single" w:color="0066cc"/>
+          <w:u w:val="single" w:color="0000ff"/>
           <w:rFonts w:ascii="Charis SIL Regular" w:hAnsi="Charis SIL Regular" w:eastAsia="Charis SIL Regular"/>
           <w:b w:val="0"/>
           <w:i w:val="0"/>
@@ -1746,7 +1742,7 @@
       </w:r>
       <w:r>
         <w:rPr>
-          <w:u w:val="single" w:color="0066cc"/>
+          <w:u w:val="single" w:color="0000ff"/>
           <w:rFonts w:ascii="Charis SIL Regular" w:hAnsi="Charis SIL Regular" w:eastAsia="Charis SIL Regular"/>
           <w:b w:val="0"/>
           <w:i w:val="0"/>
@@ -1764,7 +1760,7 @@
       </w:r>
       <w:r>
         <w:rPr>
-          <w:u w:val="single" w:color="0066cc"/>
+          <w:u w:val="single" w:color="0000ff"/>
           <w:rFonts w:ascii="Charis SIL Regular" w:hAnsi="Charis SIL Regular" w:eastAsia="Charis SIL Regular"/>
           <w:b w:val="0"/>
           <w:i w:val="0"/>
@@ -1782,7 +1778,7 @@
       </w:r>
       <w:r>
         <w:rPr>
-          <w:u w:val="single" w:color="0066cc"/>
+          <w:u w:val="single" w:color="0000ff"/>
           <w:rFonts w:ascii="Charis SIL Regular" w:hAnsi="Charis SIL Regular" w:eastAsia="Charis SIL Regular"/>
           <w:b w:val="0"/>
           <w:i w:val="0"/>
@@ -1800,18 +1796,25 @@
       </w:r>
       <w:r>
         <w:rPr>
-          <w:u w:val="single" w:color="0066cc"/>
+          <w:u w:val="single" w:color="0000ff"/>
           <w:rFonts w:ascii="Charis SIL Regular" w:hAnsi="Charis SIL Regular" w:eastAsia="Charis SIL Regular"/>
           <w:b w:val="0"/>
           <w:i w:val="0"/>
           <w:color w:val="000000"/>
           <w:sz w:val="24"/>
         </w:rPr>
-        <w:t>tallen voorw</w:t>
-      </w:r>
-      <w:r>
-        <w:rPr>
-          <w:u w:val="single" w:color="0066cc"/>
+        <w:hyperlink r:id="rId15" w:history="1">
+          <w:r>
+            <w:rPr>
+              <w:rStyle w:val="Hyperlink"/>
+            </w:rPr>
+            <w:t>tallen voorw</w:t>
+          </w:r>
+        </w:hyperlink>
+      </w:r>
+      <w:r>
+        <w:rPr>
+          <w:u w:val="single" w:color="0000ff"/>
           <w:rFonts w:ascii="Charis SIL Regular" w:hAnsi="Charis SIL Regular" w:eastAsia="Charis SIL Regular"/>
           <w:b w:val="0"/>
           <w:i w:val="0"/>
@@ -1839,7 +1842,7 @@
       </w:r>
       <w:r>
         <w:rPr>
-          <w:u w:val="single" w:color="0066cc"/>
+          <w:u w:val="single" w:color="0000ff"/>
           <w:rFonts w:ascii="Charis SIL Regular" w:hAnsi="Charis SIL Regular" w:eastAsia="Charis SIL Regular"/>
           <w:b w:val="0"/>
           <w:i w:val="0"/>
@@ -1870,11 +1873,10 @@
           <w:rFonts w:ascii="Charis SIL Regular" w:hAnsi="Charis SIL Regular" w:eastAsia="Charis SIL Regular"/>
           <w:b w:val="0"/>
           <w:i w:val="0"/>
-          <w:color w:val="0066CC"/>
-          <w:sz w:val="24"/>
-          <w:u w:val="single"/>
-        </w:rPr>
-        <w:hyperlink r:id="rId17" w:history="1">
+          <w:color w:val="0000FF"/>
+          <w:sz w:val="24"/>
+        </w:rPr>
+        <w:hyperlink r:id="rId16" w:history="1">
           <w:r>
             <w:rPr>
               <w:rStyle w:val="Hyperlink"/>
@@ -1888,7 +1890,7 @@
           <w:rFonts w:ascii="Charis SIL Regular" w:hAnsi="Charis SIL Regular" w:eastAsia="Charis SIL Regular"/>
           <w:b w:val="0"/>
           <w:i w:val="0"/>
-          <w:color w:val="0066CC"/>
+          <w:color w:val="0000FF"/>
           <w:sz w:val="24"/>
           <w:u w:val="single"/>
         </w:rPr>
@@ -1906,7 +1908,7 @@
           <w:rFonts w:ascii="Charis SIL Regular" w:hAnsi="Charis SIL Regular" w:eastAsia="Charis SIL Regular"/>
           <w:b w:val="0"/>
           <w:i w:val="0"/>
-          <w:color w:val="0066CC"/>
+          <w:color w:val="0000FF"/>
           <w:sz w:val="24"/>
           <w:u w:val="single"/>
         </w:rPr>
@@ -1917,7 +1919,7 @@
           <w:rFonts w:ascii="Charis SIL Regular" w:hAnsi="Charis SIL Regular" w:eastAsia="Charis SIL Regular"/>
           <w:b w:val="0"/>
           <w:i w:val="0"/>
-          <w:color w:val="0066CC"/>
+          <w:color w:val="0000FF"/>
           <w:sz w:val="24"/>
           <w:u w:val="single"/>
         </w:rPr>
@@ -1935,7 +1937,7 @@
           <w:rFonts w:ascii="Charis SIL Regular" w:hAnsi="Charis SIL Regular" w:eastAsia="Charis SIL Regular"/>
           <w:b w:val="0"/>
           <w:i w:val="0"/>
-          <w:color w:val="0066CC"/>
+          <w:color w:val="0000FF"/>
           <w:sz w:val="24"/>
           <w:u w:val="single"/>
         </w:rPr>
@@ -1946,7 +1948,7 @@
           <w:rFonts w:ascii="Charis SIL Regular" w:hAnsi="Charis SIL Regular" w:eastAsia="Charis SIL Regular"/>
           <w:b w:val="0"/>
           <w:i w:val="0"/>
-          <w:color w:val="0066CC"/>
+          <w:color w:val="0000FF"/>
           <w:sz w:val="24"/>
           <w:u w:val="single"/>
         </w:rPr>
@@ -1961,20 +1963,38 @@
       </w:r>
       <w:r>
         <w:rPr>
+          <w:u w:val="single" w:color="0000ff"/>
           <w:rFonts w:ascii="Charis SIL Regular" w:hAnsi="Charis SIL Regular" w:eastAsia="Charis SIL Regular"/>
           <w:b w:val="0"/>
           <w:i w:val="0"/>
           <w:color w:val="000000"/>
           <w:sz w:val="24"/>
         </w:rPr>
-        <w:t xml:space="preserve">, het </w:t>
-      </w:r>
-      <w:r>
-        <w:rPr>
-          <w:rFonts w:ascii="Charis SIL Regular" w:hAnsi="Charis SIL Regular" w:eastAsia="Charis SIL Regular"/>
-          <w:b w:val="0"/>
-          <w:i w:val="0"/>
-          <w:color w:val="0066CC"/>
+        <w:hyperlink r:id="rId17" w:history="1">
+          <w:r>
+            <w:rPr>
+              <w:rStyle w:val="Hyperlink"/>
+            </w:rPr>
+            <w:t xml:space="preserve">, </w:t>
+          </w:r>
+        </w:hyperlink>
+      </w:r>
+      <w:r>
+        <w:rPr>
+          <w:rFonts w:ascii="Charis SIL Regular" w:hAnsi="Charis SIL Regular" w:eastAsia="Charis SIL Regular"/>
+          <w:b w:val="0"/>
+          <w:i w:val="0"/>
+          <w:color w:val="000000"/>
+          <w:sz w:val="24"/>
+        </w:rPr>
+        <w:t xml:space="preserve">het </w:t>
+      </w:r>
+      <w:r>
+        <w:rPr>
+          <w:rFonts w:ascii="Charis SIL Regular" w:hAnsi="Charis SIL Regular" w:eastAsia="Charis SIL Regular"/>
+          <w:b w:val="0"/>
+          <w:i w:val="0"/>
+          <w:color w:val="0000FF"/>
           <w:sz w:val="24"/>
           <w:u w:val="single"/>
         </w:rPr>
@@ -1992,7 +2012,7 @@
           <w:rFonts w:ascii="Charis SIL Regular" w:hAnsi="Charis SIL Regular" w:eastAsia="Charis SIL Regular"/>
           <w:b w:val="0"/>
           <w:i w:val="0"/>
-          <w:color w:val="0066CC"/>
+          <w:color w:val="0000FF"/>
           <w:sz w:val="24"/>
           <w:u w:val="single"/>
         </w:rPr>
@@ -2003,7 +2023,7 @@
           <w:rFonts w:ascii="Charis SIL Regular" w:hAnsi="Charis SIL Regular" w:eastAsia="Charis SIL Regular"/>
           <w:b w:val="0"/>
           <w:i w:val="0"/>
-          <w:color w:val="0066CC"/>
+          <w:color w:val="0000FF"/>
           <w:sz w:val="24"/>
           <w:u w:val="single"/>
         </w:rPr>
@@ -2021,7 +2041,7 @@
           <w:rFonts w:ascii="Charis SIL Regular" w:hAnsi="Charis SIL Regular" w:eastAsia="Charis SIL Regular"/>
           <w:b w:val="0"/>
           <w:i w:val="0"/>
-          <w:color w:val="0066CC"/>
+          <w:color w:val="0000FF"/>
           <w:sz w:val="24"/>
           <w:u w:val="single"/>
         </w:rPr>
@@ -2032,7 +2052,7 @@
           <w:rFonts w:ascii="Charis SIL Regular" w:hAnsi="Charis SIL Regular" w:eastAsia="Charis SIL Regular"/>
           <w:b w:val="0"/>
           <w:i w:val="0"/>
-          <w:color w:val="0066CC"/>
+          <w:color w:val="0000FF"/>
           <w:sz w:val="24"/>
           <w:u w:val="single"/>
         </w:rPr>
@@ -2050,7 +2070,7 @@
           <w:rFonts w:ascii="Charis SIL Regular" w:hAnsi="Charis SIL Regular" w:eastAsia="Charis SIL Regular"/>
           <w:b w:val="0"/>
           <w:i w:val="0"/>
-          <w:color w:val="0066CC"/>
+          <w:color w:val="0000FF"/>
           <w:sz w:val="24"/>
           <w:u w:val="single"/>
         </w:rPr>
@@ -2068,7 +2088,7 @@
           <w:rFonts w:ascii="Charis SIL Regular" w:hAnsi="Charis SIL Regular" w:eastAsia="Charis SIL Regular"/>
           <w:b w:val="0"/>
           <w:i w:val="0"/>
-          <w:color w:val="0066CC"/>
+          <w:color w:val="0000FF"/>
           <w:sz w:val="24"/>
           <w:u w:val="single"/>
         </w:rPr>
@@ -2079,7 +2099,7 @@
           <w:rFonts w:ascii="Charis SIL Regular" w:hAnsi="Charis SIL Regular" w:eastAsia="Charis SIL Regular"/>
           <w:b w:val="0"/>
           <w:i w:val="0"/>
-          <w:color w:val="0066CC"/>
+          <w:color w:val="0000FF"/>
           <w:sz w:val="24"/>
           <w:u w:val="single"/>
         </w:rPr>
@@ -2097,7 +2117,7 @@
           <w:rFonts w:ascii="Charis SIL Regular" w:hAnsi="Charis SIL Regular" w:eastAsia="Charis SIL Regular"/>
           <w:b w:val="0"/>
           <w:i w:val="0"/>
-          <w:color w:val="0066CC"/>
+          <w:color w:val="0000FF"/>
           <w:sz w:val="24"/>
           <w:u w:val="single"/>
         </w:rPr>
@@ -2108,7 +2128,7 @@
           <w:rFonts w:ascii="Charis SIL Regular" w:hAnsi="Charis SIL Regular" w:eastAsia="Charis SIL Regular"/>
           <w:b w:val="0"/>
           <w:i w:val="0"/>
-          <w:color w:val="0066CC"/>
+          <w:color w:val="0000FF"/>
           <w:sz w:val="24"/>
           <w:u w:val="single"/>
         </w:rPr>
@@ -2126,7 +2146,7 @@
           <w:rFonts w:ascii="Charis SIL Regular" w:hAnsi="Charis SIL Regular" w:eastAsia="Charis SIL Regular"/>
           <w:b w:val="0"/>
           <w:i w:val="0"/>
-          <w:color w:val="0066CC"/>
+          <w:color w:val="0000FF"/>
           <w:sz w:val="24"/>
           <w:u w:val="single"/>
         </w:rPr>
@@ -2137,7 +2157,7 @@
           <w:rFonts w:ascii="Charis SIL Regular" w:hAnsi="Charis SIL Regular" w:eastAsia="Charis SIL Regular"/>
           <w:b w:val="0"/>
           <w:i w:val="0"/>
-          <w:color w:val="0066CC"/>
+          <w:color w:val="0000FF"/>
           <w:sz w:val="24"/>
           <w:u w:val="single"/>
         </w:rPr>
@@ -2155,7 +2175,411 @@
           <w:rFonts w:ascii="Charis SIL Regular" w:hAnsi="Charis SIL Regular" w:eastAsia="Charis SIL Regular"/>
           <w:b w:val="0"/>
           <w:i w:val="0"/>
-          <w:color w:val="0066CC"/>
+          <w:color w:val="0000FF"/>
+          <w:sz w:val="24"/>
+          <w:u w:val="single"/>
+        </w:rPr>
+        <w:hyperlink r:id="rId16" w:history="1">
+          <w:r>
+            <w:rPr>
+              <w:rStyle w:val="Hyperlink"/>
+            </w:rPr>
+            <w:t>en</w:t>
+          </w:r>
+        </w:hyperlink>
+      </w:r>
+      <w:r>
+        <w:rPr>
+          <w:rFonts w:ascii="Charis SIL Regular" w:hAnsi="Charis SIL Regular" w:eastAsia="Charis SIL Regular"/>
+          <w:b w:val="0"/>
+          <w:i w:val="0"/>
+          <w:color w:val="0000FF"/>
+          <w:sz w:val="24"/>
+          <w:u w:val="single"/>
+        </w:rPr>
+        <w:t xml:space="preserve"> </w:t>
+      </w:r>
+      <w:r>
+        <w:rPr>
+          <w:rFonts w:ascii="Charis SIL Regular" w:hAnsi="Charis SIL Regular" w:eastAsia="Charis SIL Regular"/>
+          <w:b w:val="0"/>
+          <w:i w:val="0"/>
+          <w:color w:val="0000FF"/>
+          <w:sz w:val="24"/>
+          <w:u w:val="single"/>
+        </w:rPr>
+        <w:hyperlink r:id="rId16" w:history="1">
+          <w:r>
+            <w:rPr>
+              <w:rStyle w:val="Hyperlink"/>
+            </w:rPr>
+            <w:t>Stenen</w:t>
+          </w:r>
+        </w:hyperlink>
+      </w:r>
+      <w:r>
+        <w:rPr>
+          <w:rFonts w:ascii="Charis SIL Regular" w:hAnsi="Charis SIL Regular" w:eastAsia="Charis SIL Regular"/>
+          <w:b w:val="0"/>
+          <w:i w:val="0"/>
+          <w:color w:val="000000"/>
+          <w:sz w:val="24"/>
+        </w:rPr>
+        <w:t xml:space="preserve">, het </w:t>
+      </w:r>
+      <w:r>
+        <w:rPr>
+          <w:rFonts w:ascii="Charis SIL Regular" w:hAnsi="Charis SIL Regular" w:eastAsia="Charis SIL Regular"/>
+          <w:b w:val="0"/>
+          <w:i w:val="0"/>
+          <w:color w:val="0000FF"/>
+          <w:sz w:val="24"/>
+          <w:u w:val="single"/>
+        </w:rPr>
+        <w:hyperlink r:id="rId16" w:history="1">
+          <w:r>
+            <w:rPr>
+              <w:rStyle w:val="Hyperlink"/>
+            </w:rPr>
+            <w:t>Rijk</w:t>
+          </w:r>
+        </w:hyperlink>
+      </w:r>
+      <w:r>
+        <w:rPr>
+          <w:rFonts w:ascii="Charis SIL Regular" w:hAnsi="Charis SIL Regular" w:eastAsia="Charis SIL Regular"/>
+          <w:b w:val="0"/>
+          <w:i w:val="0"/>
+          <w:color w:val="0000FF"/>
+          <w:sz w:val="24"/>
+          <w:u w:val="single"/>
+        </w:rPr>
+        <w:hyperlink r:id="rId16" w:history="1">
+          <w:r>
+            <w:rPr>
+              <w:rStyle w:val="Hyperlink"/>
+            </w:rPr>
+            <w:t>smuseum</w:t>
+          </w:r>
+        </w:hyperlink>
+      </w:r>
+      <w:r>
+        <w:rPr>
+          <w:rFonts w:ascii="Charis SIL Regular" w:hAnsi="Charis SIL Regular" w:eastAsia="Charis SIL Regular"/>
+          <w:b w:val="0"/>
+          <w:i w:val="0"/>
+          <w:color w:val="0000FF"/>
+          <w:sz w:val="24"/>
+          <w:u w:val="single"/>
+        </w:rPr>
+        <w:t xml:space="preserve"> </w:t>
+      </w:r>
+      <w:r>
+        <w:rPr>
+          <w:rFonts w:ascii="Charis SIL Regular" w:hAnsi="Charis SIL Regular" w:eastAsia="Charis SIL Regular"/>
+          <w:b w:val="0"/>
+          <w:i w:val="0"/>
+          <w:color w:val="0000FF"/>
+          <w:sz w:val="24"/>
+          <w:u w:val="single"/>
+        </w:rPr>
+        <w:hyperlink r:id="rId19" w:history="1">
+          <w:r>
+            <w:rPr>
+              <w:rStyle w:val="Hyperlink"/>
+            </w:rPr>
+            <w:t>v</w:t>
+          </w:r>
+        </w:hyperlink>
+      </w:r>
+      <w:r>
+        <w:rPr>
+          <w:rFonts w:ascii="Charis SIL Regular" w:hAnsi="Charis SIL Regular" w:eastAsia="Charis SIL Regular"/>
+          <w:b w:val="0"/>
+          <w:i w:val="0"/>
+          <w:color w:val="0000FF"/>
+          <w:sz w:val="24"/>
+          <w:u w:val="single"/>
+        </w:rPr>
+        <w:hyperlink r:id="rId19" w:history="1">
+          <w:r>
+            <w:rPr>
+              <w:rStyle w:val="Hyperlink"/>
+            </w:rPr>
+            <w:t>an</w:t>
+          </w:r>
+        </w:hyperlink>
+      </w:r>
+      <w:r>
+        <w:rPr>
+          <w:rFonts w:ascii="Charis SIL Regular" w:hAnsi="Charis SIL Regular" w:eastAsia="Charis SIL Regular"/>
+          <w:b w:val="0"/>
+          <w:i w:val="0"/>
+          <w:color w:val="0000FF"/>
+          <w:sz w:val="24"/>
+          <w:u w:val="single"/>
+        </w:rPr>
+        <w:t xml:space="preserve"> </w:t>
+      </w:r>
+      <w:r>
+        <w:rPr>
+          <w:rFonts w:ascii="Charis SIL Regular" w:hAnsi="Charis SIL Regular" w:eastAsia="Charis SIL Regular"/>
+          <w:b w:val="0"/>
+          <w:i w:val="0"/>
+          <w:color w:val="0000FF"/>
+          <w:sz w:val="24"/>
+          <w:u w:val="single"/>
+        </w:rPr>
+        <w:hyperlink r:id="rId19" w:history="1">
+          <w:r>
+            <w:rPr>
+              <w:rStyle w:val="Hyperlink"/>
+            </w:rPr>
+            <w:t>N</w:t>
+          </w:r>
+        </w:hyperlink>
+      </w:r>
+      <w:r>
+        <w:rPr>
+          <w:rFonts w:ascii="Charis SIL Regular" w:hAnsi="Charis SIL Regular" w:eastAsia="Charis SIL Regular"/>
+          <w:b w:val="0"/>
+          <w:i w:val="0"/>
+          <w:color w:val="0000FF"/>
+          <w:sz w:val="24"/>
+          <w:u w:val="single"/>
+        </w:rPr>
+        <w:hyperlink r:id="rId18" w:history="1">
+          <w:r>
+            <w:rPr>
+              <w:rStyle w:val="Hyperlink"/>
+            </w:rPr>
+            <w:t>atuurlijke</w:t>
+          </w:r>
+        </w:hyperlink>
+      </w:r>
+      <w:r>
+        <w:rPr>
+          <w:rFonts w:ascii="Charis SIL Regular" w:hAnsi="Charis SIL Regular" w:eastAsia="Charis SIL Regular"/>
+          <w:b w:val="0"/>
+          <w:i w:val="0"/>
+          <w:color w:val="0000FF"/>
+          <w:sz w:val="24"/>
+          <w:u w:val="single"/>
+        </w:rPr>
+        <w:t xml:space="preserve"> </w:t>
+      </w:r>
+      <w:r>
+        <w:rPr>
+          <w:rFonts w:ascii="Charis SIL Regular" w:hAnsi="Charis SIL Regular" w:eastAsia="Charis SIL Regular"/>
+          <w:b w:val="0"/>
+          <w:i w:val="0"/>
+          <w:color w:val="0000FF"/>
+          <w:sz w:val="24"/>
+          <w:u w:val="single"/>
+        </w:rPr>
+        <w:hyperlink r:id="rId18" w:history="1">
+          <w:r>
+            <w:rPr>
+              <w:rStyle w:val="Hyperlink"/>
+            </w:rPr>
+            <w:t>Historie</w:t>
+          </w:r>
+        </w:hyperlink>
+      </w:r>
+      <w:r>
+        <w:rPr>
+          <w:u w:val="single" w:color="0000ff"/>
+          <w:rFonts w:ascii="Charis SIL Regular" w:hAnsi="Charis SIL Regular" w:eastAsia="Charis SIL Regular"/>
+          <w:b w:val="0"/>
+          <w:i w:val="0"/>
+          <w:color w:val="000000"/>
+          <w:sz w:val="24"/>
+        </w:rPr>
+        <w:hyperlink r:id="rId18" w:history="1">
+          <w:r>
+            <w:rPr>
+              <w:rStyle w:val="Hyperlink"/>
+            </w:rPr>
+            <w:t>,</w:t>
+          </w:r>
+        </w:hyperlink>
+      </w:r>
+      <w:r>
+        <w:rPr>
+          <w:u w:val="single" w:color="0000ff"/>
+          <w:rFonts w:ascii="Charis SIL Regular" w:hAnsi="Charis SIL Regular" w:eastAsia="Charis SIL Regular"/>
+          <w:b w:val="0"/>
+          <w:i w:val="0"/>
+          <w:color w:val="000000"/>
+          <w:sz w:val="24"/>
+        </w:rPr>
+        <w:hyperlink r:id="rId18" w:history="1">
+          <w:r>
+            <w:rPr>
+              <w:rStyle w:val="Hyperlink"/>
+            </w:rPr>
+            <w:t xml:space="preserve"> het </w:t>
+          </w:r>
+        </w:hyperlink>
+      </w:r>
+      <w:r>
+        <w:rPr>
+          <w:rFonts w:ascii="Charis SIL Regular" w:hAnsi="Charis SIL Regular" w:eastAsia="Charis SIL Regular"/>
+          <w:b w:val="0"/>
+          <w:i w:val="0"/>
+          <w:color w:val="0000FF"/>
+          <w:sz w:val="24"/>
+          <w:u w:val="single"/>
+        </w:rPr>
+        <w:hyperlink r:id="rId18" w:history="1">
+          <w:r>
+            <w:rPr>
+              <w:rStyle w:val="Hyperlink"/>
+            </w:rPr>
+            <w:t>Rijksmu</w:t>
+          </w:r>
+        </w:hyperlink>
+      </w:r>
+      <w:r>
+        <w:rPr>
+          <w:rFonts w:ascii="Charis SIL Regular" w:hAnsi="Charis SIL Regular" w:eastAsia="Charis SIL Regular"/>
+          <w:b w:val="0"/>
+          <w:i w:val="0"/>
+          <w:color w:val="0000FF"/>
+          <w:sz w:val="24"/>
+          <w:u w:val="single"/>
+        </w:rPr>
+        <w:hyperlink r:id="rId18" w:history="1">
+          <w:r>
+            <w:rPr>
+              <w:rStyle w:val="Hyperlink"/>
+            </w:rPr>
+            <w:t>s</w:t>
+          </w:r>
+        </w:hyperlink>
+      </w:r>
+      <w:r>
+        <w:rPr>
+          <w:rFonts w:ascii="Charis SIL Regular" w:hAnsi="Charis SIL Regular" w:eastAsia="Charis SIL Regular"/>
+          <w:b w:val="0"/>
+          <w:i w:val="0"/>
+          <w:color w:val="0000FF"/>
+          <w:sz w:val="24"/>
+          <w:u w:val="single"/>
+        </w:rPr>
+        <w:hyperlink r:id="rId18" w:history="1">
+          <w:r>
+            <w:rPr>
+              <w:rStyle w:val="Hyperlink"/>
+            </w:rPr>
+            <w:t>eum</w:t>
+          </w:r>
+        </w:hyperlink>
+      </w:r>
+      <w:r>
+        <w:rPr>
+          <w:rFonts w:ascii="Charis SIL Regular" w:hAnsi="Charis SIL Regular" w:eastAsia="Charis SIL Regular"/>
+          <w:b w:val="0"/>
+          <w:i w:val="0"/>
+          <w:color w:val="0000FF"/>
+          <w:sz w:val="24"/>
+          <w:u w:val="single"/>
+        </w:rPr>
+        <w:t xml:space="preserve"> </w:t>
+      </w:r>
+      <w:r>
+        <w:rPr>
+          <w:rFonts w:ascii="Charis SIL Regular" w:hAnsi="Charis SIL Regular" w:eastAsia="Charis SIL Regular"/>
+          <w:b w:val="0"/>
+          <w:i w:val="0"/>
+          <w:color w:val="0000FF"/>
+          <w:sz w:val="24"/>
+          <w:u w:val="single"/>
+        </w:rPr>
+        <w:hyperlink r:id="rId18" w:history="1">
+          <w:r>
+            <w:rPr>
+              <w:rStyle w:val="Hyperlink"/>
+            </w:rPr>
+            <w:t>voor</w:t>
+          </w:r>
+        </w:hyperlink>
+      </w:r>
+      <w:r>
+        <w:rPr>
+          <w:rFonts w:ascii="Charis SIL Regular" w:hAnsi="Charis SIL Regular" w:eastAsia="Charis SIL Regular"/>
+          <w:b w:val="0"/>
+          <w:i w:val="0"/>
+          <w:color w:val="0000FF"/>
+          <w:sz w:val="24"/>
+          <w:u w:val="single"/>
+        </w:rPr>
+        <w:t xml:space="preserve"> </w:t>
+      </w:r>
+      <w:r>
+        <w:rPr>
+          <w:rFonts w:ascii="Charis SIL Regular" w:hAnsi="Charis SIL Regular" w:eastAsia="Charis SIL Regular"/>
+          <w:b w:val="0"/>
+          <w:i w:val="0"/>
+          <w:color w:val="0000FF"/>
+          <w:sz w:val="24"/>
+          <w:u w:val="single"/>
+        </w:rPr>
+        <w:t>G</w:t>
+      </w:r>
+      <w:r>
+        <w:rPr>
+          <w:rFonts w:ascii="Charis SIL Regular" w:hAnsi="Charis SIL Regular" w:eastAsia="Charis SIL Regular"/>
+          <w:b w:val="0"/>
+          <w:i w:val="0"/>
+          <w:color w:val="0000FF"/>
+          <w:sz w:val="24"/>
+          <w:u w:val="single"/>
+        </w:rPr>
+        <w:hyperlink r:id="rId18" w:history="1">
+          <w:r>
+            <w:rPr>
+              <w:rStyle w:val="Hyperlink"/>
+            </w:rPr>
+            <w:t>eo</w:t>
+          </w:r>
+        </w:hyperlink>
+      </w:r>
+      <w:r>
+        <w:rPr>
+          <w:rFonts w:ascii="Charis SIL Regular" w:hAnsi="Charis SIL Regular" w:eastAsia="Charis SIL Regular"/>
+          <w:b w:val="0"/>
+          <w:i w:val="0"/>
+          <w:color w:val="0000FF"/>
+          <w:sz w:val="24"/>
+          <w:u w:val="single"/>
+        </w:rPr>
+        <w:hyperlink r:id="rId18" w:history="1">
+          <w:r>
+            <w:rPr>
+              <w:rStyle w:val="Hyperlink"/>
+            </w:rPr>
+            <w:t>logie</w:t>
+          </w:r>
+        </w:hyperlink>
+      </w:r>
+      <w:r>
+        <w:rPr>
+          <w:rFonts w:ascii="Charis SIL Regular" w:hAnsi="Charis SIL Regular" w:eastAsia="Charis SIL Regular"/>
+          <w:b w:val="0"/>
+          <w:i w:val="0"/>
+          <w:color w:val="0000FF"/>
+          <w:sz w:val="24"/>
+          <w:u w:val="single"/>
+        </w:rPr>
+        <w:t xml:space="preserve"> </w:t>
+      </w:r>
+      <w:r>
+        <w:rPr>
+          <w:rFonts w:ascii="Charis SIL Regular" w:hAnsi="Charis SIL Regular" w:eastAsia="Charis SIL Regular"/>
+          <w:b w:val="0"/>
+          <w:i w:val="0"/>
+          <w:color w:val="0000FF"/>
           <w:sz w:val="24"/>
           <w:u w:val="single"/>
         </w:rPr>
@@ -2173,7 +2597,7 @@
           <w:rFonts w:ascii="Charis SIL Regular" w:hAnsi="Charis SIL Regular" w:eastAsia="Charis SIL Regular"/>
           <w:b w:val="0"/>
           <w:i w:val="0"/>
-          <w:color w:val="0066CC"/>
+          <w:color w:val="0000FF"/>
           <w:sz w:val="24"/>
           <w:u w:val="single"/>
         </w:rPr>
@@ -2184,400 +2608,7 @@
           <w:rFonts w:ascii="Charis SIL Regular" w:hAnsi="Charis SIL Regular" w:eastAsia="Charis SIL Regular"/>
           <w:b w:val="0"/>
           <w:i w:val="0"/>
-          <w:color w:val="0066CC"/>
-          <w:sz w:val="24"/>
-          <w:u w:val="single"/>
-        </w:rPr>
-        <w:hyperlink r:id="rId18" w:history="1">
-          <w:r>
-            <w:rPr>
-              <w:rStyle w:val="Hyperlink"/>
-            </w:rPr>
-            <w:t>Stenen</w:t>
-          </w:r>
-        </w:hyperlink>
-      </w:r>
-      <w:r>
-        <w:rPr>
-          <w:rFonts w:ascii="Charis SIL Regular" w:hAnsi="Charis SIL Regular" w:eastAsia="Charis SIL Regular"/>
-          <w:b w:val="0"/>
-          <w:i w:val="0"/>
-          <w:color w:val="000000"/>
-          <w:sz w:val="24"/>
-        </w:rPr>
-        <w:t xml:space="preserve">, het </w:t>
-      </w:r>
-      <w:r>
-        <w:rPr>
-          <w:rFonts w:ascii="Charis SIL Regular" w:hAnsi="Charis SIL Regular" w:eastAsia="Charis SIL Regular"/>
-          <w:b w:val="0"/>
-          <w:i w:val="0"/>
-          <w:color w:val="0066CC"/>
-          <w:sz w:val="24"/>
-          <w:u w:val="single"/>
-        </w:rPr>
-        <w:hyperlink r:id="rId19" w:history="1">
-          <w:r>
-            <w:rPr>
-              <w:rStyle w:val="Hyperlink"/>
-            </w:rPr>
-            <w:t>Rijk</w:t>
-          </w:r>
-        </w:hyperlink>
-      </w:r>
-      <w:r>
-        <w:rPr>
-          <w:rFonts w:ascii="Charis SIL Regular" w:hAnsi="Charis SIL Regular" w:eastAsia="Charis SIL Regular"/>
-          <w:b w:val="0"/>
-          <w:i w:val="0"/>
-          <w:color w:val="0066CC"/>
-          <w:sz w:val="24"/>
-          <w:u w:val="single"/>
-        </w:rPr>
-        <w:hyperlink r:id="rId19" w:history="1">
-          <w:r>
-            <w:rPr>
-              <w:rStyle w:val="Hyperlink"/>
-            </w:rPr>
-            <w:t>smuseum</w:t>
-          </w:r>
-        </w:hyperlink>
-      </w:r>
-      <w:r>
-        <w:rPr>
-          <w:rFonts w:ascii="Charis SIL Regular" w:hAnsi="Charis SIL Regular" w:eastAsia="Charis SIL Regular"/>
-          <w:b w:val="0"/>
-          <w:i w:val="0"/>
-          <w:color w:val="0066CC"/>
-          <w:sz w:val="24"/>
-          <w:u w:val="single"/>
-        </w:rPr>
-        <w:t xml:space="preserve"> </w:t>
-      </w:r>
-      <w:r>
-        <w:rPr>
-          <w:rFonts w:ascii="Charis SIL Regular" w:hAnsi="Charis SIL Regular" w:eastAsia="Charis SIL Regular"/>
-          <w:b w:val="0"/>
-          <w:i w:val="0"/>
-          <w:color w:val="0066CC"/>
-          <w:sz w:val="24"/>
-          <w:u w:val="single"/>
-        </w:rPr>
-        <w:hyperlink r:id="rId19" w:history="1">
-          <w:r>
-            <w:rPr>
-              <w:rStyle w:val="Hyperlink"/>
-            </w:rPr>
-            <w:t>v</w:t>
-          </w:r>
-        </w:hyperlink>
-      </w:r>
-      <w:r>
-        <w:rPr>
-          <w:rFonts w:ascii="Charis SIL Regular" w:hAnsi="Charis SIL Regular" w:eastAsia="Charis SIL Regular"/>
-          <w:b w:val="0"/>
-          <w:i w:val="0"/>
-          <w:color w:val="0066CC"/>
-          <w:sz w:val="24"/>
-          <w:u w:val="single"/>
-        </w:rPr>
-        <w:hyperlink r:id="rId19" w:history="1">
-          <w:r>
-            <w:rPr>
-              <w:rStyle w:val="Hyperlink"/>
-            </w:rPr>
-            <w:t>an</w:t>
-          </w:r>
-        </w:hyperlink>
-      </w:r>
-      <w:r>
-        <w:rPr>
-          <w:rFonts w:ascii="Charis SIL Regular" w:hAnsi="Charis SIL Regular" w:eastAsia="Charis SIL Regular"/>
-          <w:b w:val="0"/>
-          <w:i w:val="0"/>
-          <w:color w:val="0066CC"/>
-          <w:sz w:val="24"/>
-          <w:u w:val="single"/>
-        </w:rPr>
-        <w:t xml:space="preserve"> </w:t>
-      </w:r>
-      <w:r>
-        <w:rPr>
-          <w:rFonts w:ascii="Charis SIL Regular" w:hAnsi="Charis SIL Regular" w:eastAsia="Charis SIL Regular"/>
-          <w:b w:val="0"/>
-          <w:i w:val="0"/>
-          <w:color w:val="0066CC"/>
-          <w:sz w:val="24"/>
-          <w:u w:val="single"/>
-        </w:rPr>
-        <w:hyperlink r:id="rId19" w:history="1">
-          <w:r>
-            <w:rPr>
-              <w:rStyle w:val="Hyperlink"/>
-            </w:rPr>
-            <w:t>N</w:t>
-          </w:r>
-        </w:hyperlink>
-      </w:r>
-      <w:r>
-        <w:rPr>
-          <w:rFonts w:ascii="Charis SIL Regular" w:hAnsi="Charis SIL Regular" w:eastAsia="Charis SIL Regular"/>
-          <w:b w:val="0"/>
-          <w:i w:val="0"/>
-          <w:color w:val="0066CC"/>
-          <w:sz w:val="24"/>
-          <w:u w:val="single"/>
-        </w:rPr>
-        <w:t xml:space="preserve">atuurlijke </w:t>
-      </w:r>
-      <w:r>
-        <w:rPr>
-          <w:rFonts w:ascii="Charis SIL Regular" w:hAnsi="Charis SIL Regular" w:eastAsia="Charis SIL Regular"/>
-          <w:b w:val="0"/>
-          <w:i w:val="0"/>
-          <w:color w:val="0066CC"/>
-          <w:sz w:val="24"/>
-          <w:u w:val="single"/>
-        </w:rPr>
-        <w:hyperlink r:id="rId18" w:history="1">
-          <w:r>
-            <w:rPr>
-              <w:rStyle w:val="Hyperlink"/>
-            </w:rPr>
-            <w:t>Historie</w:t>
-          </w:r>
-        </w:hyperlink>
-      </w:r>
-      <w:r>
-        <w:rPr>
-          <w:u w:val="single" w:color="0066cc"/>
-          <w:rFonts w:ascii="Charis SIL Regular" w:hAnsi="Charis SIL Regular" w:eastAsia="Charis SIL Regular"/>
-          <w:b w:val="0"/>
-          <w:i w:val="0"/>
-          <w:color w:val="000000"/>
-          <w:sz w:val="24"/>
-        </w:rPr>
-        <w:hyperlink r:id="rId18" w:history="1">
-          <w:r>
-            <w:rPr>
-              <w:rStyle w:val="Hyperlink"/>
-            </w:rPr>
-            <w:t>,</w:t>
-          </w:r>
-        </w:hyperlink>
-      </w:r>
-      <w:r>
-        <w:rPr>
-          <w:u w:val="single" w:color="0066cc"/>
-          <w:rFonts w:ascii="Charis SIL Regular" w:hAnsi="Charis SIL Regular" w:eastAsia="Charis SIL Regular"/>
-          <w:b w:val="0"/>
-          <w:i w:val="0"/>
-          <w:color w:val="000000"/>
-          <w:sz w:val="24"/>
-        </w:rPr>
-        <w:hyperlink r:id="rId18" w:history="1">
-          <w:r>
-            <w:rPr>
-              <w:rStyle w:val="Hyperlink"/>
-            </w:rPr>
-            <w:t xml:space="preserve"> het </w:t>
-          </w:r>
-        </w:hyperlink>
-      </w:r>
-      <w:r>
-        <w:rPr>
-          <w:rFonts w:ascii="Charis SIL Regular" w:hAnsi="Charis SIL Regular" w:eastAsia="Charis SIL Regular"/>
-          <w:b w:val="0"/>
-          <w:i w:val="0"/>
-          <w:color w:val="0066CC"/>
-          <w:sz w:val="24"/>
-          <w:u w:val="single"/>
-        </w:rPr>
-        <w:hyperlink r:id="rId18" w:history="1">
-          <w:r>
-            <w:rPr>
-              <w:rStyle w:val="Hyperlink"/>
-            </w:rPr>
-            <w:t>Rijksmu</w:t>
-          </w:r>
-        </w:hyperlink>
-      </w:r>
-      <w:r>
-        <w:rPr>
-          <w:rFonts w:ascii="Charis SIL Regular" w:hAnsi="Charis SIL Regular" w:eastAsia="Charis SIL Regular"/>
-          <w:b w:val="0"/>
-          <w:i w:val="0"/>
-          <w:color w:val="0066CC"/>
-          <w:sz w:val="24"/>
-          <w:u w:val="single"/>
-        </w:rPr>
-        <w:hyperlink r:id="rId18" w:history="1">
-          <w:r>
-            <w:rPr>
-              <w:rStyle w:val="Hyperlink"/>
-            </w:rPr>
-            <w:t>s</w:t>
-          </w:r>
-        </w:hyperlink>
-      </w:r>
-      <w:r>
-        <w:rPr>
-          <w:rFonts w:ascii="Charis SIL Regular" w:hAnsi="Charis SIL Regular" w:eastAsia="Charis SIL Regular"/>
-          <w:b w:val="0"/>
-          <w:i w:val="0"/>
-          <w:color w:val="0066CC"/>
-          <w:sz w:val="24"/>
-          <w:u w:val="single"/>
-        </w:rPr>
-        <w:hyperlink r:id="rId18" w:history="1">
-          <w:r>
-            <w:rPr>
-              <w:rStyle w:val="Hyperlink"/>
-            </w:rPr>
-            <w:t>eum</w:t>
-          </w:r>
-        </w:hyperlink>
-      </w:r>
-      <w:r>
-        <w:rPr>
-          <w:rFonts w:ascii="Charis SIL Regular" w:hAnsi="Charis SIL Regular" w:eastAsia="Charis SIL Regular"/>
-          <w:b w:val="0"/>
-          <w:i w:val="0"/>
-          <w:color w:val="0066CC"/>
-          <w:sz w:val="24"/>
-          <w:u w:val="single"/>
-        </w:rPr>
-        <w:t xml:space="preserve"> </w:t>
-      </w:r>
-      <w:r>
-        <w:rPr>
-          <w:rFonts w:ascii="Charis SIL Regular" w:hAnsi="Charis SIL Regular" w:eastAsia="Charis SIL Regular"/>
-          <w:b w:val="0"/>
-          <w:i w:val="0"/>
-          <w:color w:val="0066CC"/>
-          <w:sz w:val="24"/>
-          <w:u w:val="single"/>
-        </w:rPr>
-        <w:hyperlink r:id="rId20" w:history="1">
-          <w:r>
-            <w:rPr>
-              <w:rStyle w:val="Hyperlink"/>
-            </w:rPr>
-            <w:t>voor</w:t>
-          </w:r>
-        </w:hyperlink>
-      </w:r>
-      <w:r>
-        <w:rPr>
-          <w:rFonts w:ascii="Charis SIL Regular" w:hAnsi="Charis SIL Regular" w:eastAsia="Charis SIL Regular"/>
-          <w:b w:val="0"/>
-          <w:i w:val="0"/>
-          <w:color w:val="0066CC"/>
-          <w:sz w:val="24"/>
-          <w:u w:val="single"/>
-        </w:rPr>
-        <w:t xml:space="preserve"> </w:t>
-      </w:r>
-      <w:r>
-        <w:rPr>
-          <w:rFonts w:ascii="Charis SIL Regular" w:hAnsi="Charis SIL Regular" w:eastAsia="Charis SIL Regular"/>
-          <w:b w:val="0"/>
-          <w:i w:val="0"/>
-          <w:color w:val="0066CC"/>
-          <w:sz w:val="24"/>
-          <w:u w:val="single"/>
-        </w:rPr>
-        <w:hyperlink r:id="rId20" w:history="1">
-          <w:r>
-            <w:rPr>
-              <w:rStyle w:val="Hyperlink"/>
-            </w:rPr>
-            <w:t>G</w:t>
-          </w:r>
-        </w:hyperlink>
-      </w:r>
-      <w:r>
-        <w:rPr>
-          <w:rFonts w:ascii="Charis SIL Regular" w:hAnsi="Charis SIL Regular" w:eastAsia="Charis SIL Regular"/>
-          <w:b w:val="0"/>
-          <w:i w:val="0"/>
-          <w:color w:val="0066CC"/>
-          <w:sz w:val="24"/>
-          <w:u w:val="single"/>
-        </w:rPr>
-        <w:hyperlink r:id="rId20" w:history="1">
-          <w:r>
-            <w:rPr>
-              <w:rStyle w:val="Hyperlink"/>
-            </w:rPr>
-            <w:t>eo</w:t>
-          </w:r>
-        </w:hyperlink>
-      </w:r>
-      <w:r>
-        <w:rPr>
-          <w:rFonts w:ascii="Charis SIL Regular" w:hAnsi="Charis SIL Regular" w:eastAsia="Charis SIL Regular"/>
-          <w:b w:val="0"/>
-          <w:i w:val="0"/>
-          <w:color w:val="0066CC"/>
-          <w:sz w:val="24"/>
-          <w:u w:val="single"/>
-        </w:rPr>
-        <w:hyperlink r:id="rId20" w:history="1">
-          <w:r>
-            <w:rPr>
-              <w:rStyle w:val="Hyperlink"/>
-            </w:rPr>
-            <w:t>logie</w:t>
-          </w:r>
-        </w:hyperlink>
-      </w:r>
-      <w:r>
-        <w:rPr>
-          <w:rFonts w:ascii="Charis SIL Regular" w:hAnsi="Charis SIL Regular" w:eastAsia="Charis SIL Regular"/>
-          <w:b w:val="0"/>
-          <w:i w:val="0"/>
-          <w:color w:val="0066CC"/>
-          <w:sz w:val="24"/>
-          <w:u w:val="single"/>
-        </w:rPr>
-        <w:t xml:space="preserve"> </w:t>
-      </w:r>
-      <w:r>
-        <w:rPr>
-          <w:rFonts w:ascii="Charis SIL Regular" w:hAnsi="Charis SIL Regular" w:eastAsia="Charis SIL Regular"/>
-          <w:b w:val="0"/>
-          <w:i w:val="0"/>
-          <w:color w:val="0066CC"/>
-          <w:sz w:val="24"/>
-          <w:u w:val="single"/>
-        </w:rPr>
-        <w:hyperlink r:id="rId20" w:history="1">
-          <w:r>
-            <w:rPr>
-              <w:rStyle w:val="Hyperlink"/>
-            </w:rPr>
-            <w:t>en</w:t>
-          </w:r>
-        </w:hyperlink>
-      </w:r>
-      <w:r>
-        <w:rPr>
-          <w:rFonts w:ascii="Charis SIL Regular" w:hAnsi="Charis SIL Regular" w:eastAsia="Charis SIL Regular"/>
-          <w:b w:val="0"/>
-          <w:i w:val="0"/>
-          <w:color w:val="0066CC"/>
-          <w:sz w:val="24"/>
-          <w:u w:val="single"/>
-        </w:rPr>
-        <w:t xml:space="preserve"> </w:t>
-      </w:r>
-      <w:r>
-        <w:rPr>
-          <w:rFonts w:ascii="Charis SIL Regular" w:hAnsi="Charis SIL Regular" w:eastAsia="Charis SIL Regular"/>
-          <w:b w:val="0"/>
-          <w:i w:val="0"/>
-          <w:color w:val="0066CC"/>
+          <w:color w:val="0000FF"/>
           <w:sz w:val="24"/>
           <w:u w:val="single"/>
         </w:rPr>
@@ -2595,11 +2626,11 @@
           <w:rFonts w:ascii="Charis SIL Regular" w:hAnsi="Charis SIL Regular" w:eastAsia="Charis SIL Regular"/>
           <w:b w:val="0"/>
           <w:i w:val="0"/>
-          <w:color w:val="0066CC"/>
+          <w:color w:val="0000FF"/>
           <w:sz w:val="24"/>
           <w:u w:val="single"/>
         </w:rPr>
-        <w:hyperlink r:id="rId20" w:history="1">
+        <w:hyperlink r:id="rId18" w:history="1">
           <w:r>
             <w:rPr>
               <w:rStyle w:val="Hyperlink"/>
@@ -2613,7 +2644,7 @@
           <w:rFonts w:ascii="Charis SIL Regular" w:hAnsi="Charis SIL Regular" w:eastAsia="Charis SIL Regular"/>
           <w:b w:val="0"/>
           <w:i w:val="0"/>
-          <w:color w:val="0066CC"/>
+          <w:color w:val="0000FF"/>
           <w:sz w:val="24"/>
           <w:u w:val="single"/>
         </w:rPr>
@@ -2634,14 +2665,25 @@
           <w:color w:val="000000"/>
           <w:sz w:val="24"/>
         </w:rPr>
-        <w:t xml:space="preserve"> en het </w:t>
-      </w:r>
-      <w:r>
-        <w:rPr>
-          <w:rFonts w:ascii="Charis SIL Regular" w:hAnsi="Charis SIL Regular" w:eastAsia="Charis SIL Regular"/>
-          <w:b w:val="0"/>
-          <w:i w:val="0"/>
-          <w:color w:val="0066CC"/>
+        <w:t xml:space="preserve"> e</w:t>
+      </w:r>
+      <w:r>
+        <w:rPr>
+          <w:u w:val="single" w:color="0000ff"/>
+          <w:rFonts w:ascii="Charis SIL Regular" w:hAnsi="Charis SIL Regular" w:eastAsia="Charis SIL Regular"/>
+          <w:b w:val="0"/>
+          <w:i w:val="0"/>
+          <w:color w:val="000000"/>
+          <w:sz w:val="24"/>
+        </w:rPr>
+        <w:t xml:space="preserve">n het </w:t>
+      </w:r>
+      <w:r>
+        <w:rPr>
+          <w:rFonts w:ascii="Charis SIL Regular" w:hAnsi="Charis SIL Regular" w:eastAsia="Charis SIL Regular"/>
+          <w:b w:val="0"/>
+          <w:i w:val="0"/>
+          <w:color w:val="0000FF"/>
           <w:sz w:val="24"/>
           <w:u w:val="single"/>
         </w:rPr>
@@ -2659,7 +2701,7 @@
           <w:rFonts w:ascii="Charis SIL Regular" w:hAnsi="Charis SIL Regular" w:eastAsia="Charis SIL Regular"/>
           <w:b w:val="0"/>
           <w:i w:val="0"/>
-          <w:color w:val="0066CC"/>
+          <w:color w:val="0000FF"/>
           <w:sz w:val="24"/>
           <w:u w:val="single"/>
         </w:rPr>
@@ -2670,7 +2712,7 @@
           <w:rFonts w:ascii="Charis SIL Regular" w:hAnsi="Charis SIL Regular" w:eastAsia="Charis SIL Regular"/>
           <w:b w:val="0"/>
           <w:i w:val="0"/>
-          <w:color w:val="0066CC"/>
+          <w:color w:val="0000FF"/>
           <w:sz w:val="24"/>
           <w:u w:val="single"/>
         </w:rPr>
@@ -2688,7 +2730,7 @@
           <w:rFonts w:ascii="Charis SIL Regular" w:hAnsi="Charis SIL Regular" w:eastAsia="Charis SIL Regular"/>
           <w:b w:val="0"/>
           <w:i w:val="0"/>
-          <w:color w:val="0066CC"/>
+          <w:color w:val="0000FF"/>
           <w:sz w:val="24"/>
           <w:u w:val="single"/>
         </w:rPr>
@@ -2706,7 +2748,7 @@
           <w:rFonts w:ascii="Charis SIL Regular" w:hAnsi="Charis SIL Regular" w:eastAsia="Charis SIL Regular"/>
           <w:b w:val="0"/>
           <w:i w:val="0"/>
-          <w:color w:val="0066CC"/>
+          <w:color w:val="0000FF"/>
           <w:sz w:val="24"/>
           <w:u w:val="single"/>
         </w:rPr>
@@ -2724,7 +2766,7 @@
           <w:rFonts w:ascii="Charis SIL Regular" w:hAnsi="Charis SIL Regular" w:eastAsia="Charis SIL Regular"/>
           <w:b w:val="0"/>
           <w:i w:val="0"/>
-          <w:color w:val="0066CC"/>
+          <w:color w:val="0000FF"/>
           <w:sz w:val="24"/>
           <w:u w:val="single"/>
         </w:rPr>
@@ -2742,7 +2784,7 @@
           <w:rFonts w:ascii="Charis SIL Regular" w:hAnsi="Charis SIL Regular" w:eastAsia="Charis SIL Regular"/>
           <w:b w:val="0"/>
           <w:i w:val="0"/>
-          <w:color w:val="0066CC"/>
+          <w:color w:val="0000FF"/>
           <w:sz w:val="24"/>
           <w:u w:val="single"/>
         </w:rPr>
@@ -2757,7 +2799,7 @@
       </w:r>
       <w:r>
         <w:rPr>
-          <w:u w:val="single" w:color="0066cc"/>
+          <w:u w:val="single" w:color="0000ff"/>
           <w:rFonts w:ascii="Charis SIL Regular" w:hAnsi="Charis SIL Regular" w:eastAsia="Charis SIL Regular"/>
           <w:b w:val="0"/>
           <w:i w:val="0"/>
@@ -2818,7 +2860,7 @@
           <w:rFonts w:ascii="Charis SIL Regular" w:hAnsi="Charis SIL Regular" w:eastAsia="Charis SIL Regular"/>
           <w:b w:val="0"/>
           <w:i w:val="0"/>
-          <w:color w:val="0066CC"/>
+          <w:color w:val="0000FF"/>
           <w:sz w:val="24"/>
           <w:u w:val="single"/>
         </w:rPr>
@@ -2836,7 +2878,7 @@
           <w:rFonts w:ascii="Charis SIL Regular" w:hAnsi="Charis SIL Regular" w:eastAsia="Charis SIL Regular"/>
           <w:b w:val="0"/>
           <w:i w:val="0"/>
-          <w:color w:val="0066CC"/>
+          <w:color w:val="0000FF"/>
           <w:sz w:val="24"/>
           <w:u w:val="single"/>
         </w:rPr>
@@ -2854,7 +2896,7 @@
           <w:rFonts w:ascii="Charis SIL Regular" w:hAnsi="Charis SIL Regular" w:eastAsia="Charis SIL Regular"/>
           <w:b w:val="0"/>
           <w:i w:val="0"/>
-          <w:color w:val="0066CC"/>
+          <w:color w:val="0000FF"/>
           <w:sz w:val="24"/>
           <w:u w:val="single"/>
         </w:rPr>
@@ -2865,7 +2907,7 @@
           <w:rFonts w:ascii="Charis SIL Regular" w:hAnsi="Charis SIL Regular" w:eastAsia="Charis SIL Regular"/>
           <w:b w:val="0"/>
           <w:i w:val="0"/>
-          <w:color w:val="0066CC"/>
+          <w:color w:val="0000FF"/>
           <w:sz w:val="24"/>
           <w:u w:val="single"/>
         </w:rPr>
@@ -2883,7 +2925,7 @@
           <w:rFonts w:ascii="Charis SIL Regular" w:hAnsi="Charis SIL Regular" w:eastAsia="Charis SIL Regular"/>
           <w:b w:val="0"/>
           <w:i w:val="0"/>
-          <w:color w:val="0066CC"/>
+          <w:color w:val="0000FF"/>
           <w:sz w:val="24"/>
           <w:u w:val="single"/>
         </w:rPr>
@@ -2894,7 +2936,7 @@
           <w:rFonts w:ascii="Charis SIL Regular" w:hAnsi="Charis SIL Regular" w:eastAsia="Charis SIL Regular"/>
           <w:b w:val="0"/>
           <w:i w:val="0"/>
-          <w:color w:val="0066CC"/>
+          <w:color w:val="0000FF"/>
           <w:sz w:val="24"/>
           <w:u w:val="single"/>
         </w:rPr>
@@ -2922,7 +2964,7 @@
           <w:rFonts w:ascii="Charis SIL Regular" w:hAnsi="Charis SIL Regular" w:eastAsia="Charis SIL Regular"/>
           <w:b w:val="0"/>
           <w:i w:val="0"/>
-          <w:color w:val="0066CC"/>
+          <w:color w:val="0000FF"/>
           <w:sz w:val="24"/>
           <w:u w:val="single"/>
         </w:rPr>
@@ -2940,7 +2982,7 @@
           <w:rFonts w:ascii="Charis SIL Regular" w:hAnsi="Charis SIL Regular" w:eastAsia="Charis SIL Regular"/>
           <w:b w:val="0"/>
           <w:i w:val="0"/>
-          <w:color w:val="0066CC"/>
+          <w:color w:val="0000FF"/>
           <w:sz w:val="24"/>
           <w:u w:val="single"/>
         </w:rPr>
@@ -2951,7 +2993,7 @@
           <w:rFonts w:ascii="Charis SIL Regular" w:hAnsi="Charis SIL Regular" w:eastAsia="Charis SIL Regular"/>
           <w:b w:val="0"/>
           <w:i w:val="0"/>
-          <w:color w:val="0066CC"/>
+          <w:color w:val="0000FF"/>
           <w:sz w:val="24"/>
           <w:u w:val="single"/>
         </w:rPr>
@@ -2969,7 +3011,7 @@
           <w:rFonts w:ascii="Charis SIL Regular" w:hAnsi="Charis SIL Regular" w:eastAsia="Charis SIL Regular"/>
           <w:b w:val="0"/>
           <w:i w:val="0"/>
-          <w:color w:val="0066CC"/>
+          <w:color w:val="0000FF"/>
           <w:sz w:val="24"/>
           <w:u w:val="single"/>
         </w:rPr>
@@ -2980,7 +3022,7 @@
           <w:rFonts w:ascii="Charis SIL Regular" w:hAnsi="Charis SIL Regular" w:eastAsia="Charis SIL Regular"/>
           <w:b w:val="0"/>
           <w:i w:val="0"/>
-          <w:color w:val="0066CC"/>
+          <w:color w:val="0000FF"/>
           <w:sz w:val="24"/>
           <w:u w:val="single"/>
         </w:rPr>
@@ -2998,7 +3040,7 @@
           <w:rFonts w:ascii="Charis SIL Regular" w:hAnsi="Charis SIL Regular" w:eastAsia="Charis SIL Regular"/>
           <w:b w:val="0"/>
           <w:i w:val="0"/>
-          <w:color w:val="0066CC"/>
+          <w:color w:val="0000FF"/>
           <w:sz w:val="24"/>
           <w:u w:val="single"/>
         </w:rPr>
@@ -3009,7 +3051,7 @@
           <w:rFonts w:ascii="Charis SIL Regular" w:hAnsi="Charis SIL Regular" w:eastAsia="Charis SIL Regular"/>
           <w:b w:val="0"/>
           <w:i w:val="0"/>
-          <w:color w:val="0066CC"/>
+          <w:color w:val="0000FF"/>
           <w:sz w:val="24"/>
           <w:u w:val="single"/>
         </w:rPr>
@@ -3034,7 +3076,7 @@
       </w:r>
       <w:r>
         <w:rPr>
-          <w:u w:val="single" w:color="0066cc"/>
+          <w:u w:val="single" w:color="0000ff"/>
           <w:rFonts w:ascii="Charis SIL Regular" w:hAnsi="Charis SIL Regular" w:eastAsia="Charis SIL Regular"/>
           <w:b w:val="0"/>
           <w:i w:val="0"/>
@@ -3052,17 +3094,43 @@
       </w:r>
       <w:r>
         <w:rPr>
+          <w:u w:val="single" w:color="0000ff"/>
           <w:rFonts w:ascii="Charis SIL Regular" w:hAnsi="Charis SIL Regular" w:eastAsia="Charis SIL Regular"/>
           <w:b w:val="0"/>
           <w:i w:val="0"/>
           <w:color w:val="000000"/>
           <w:sz w:val="24"/>
         </w:rPr>
-        <w:t>Ook ve</w:t>
-      </w:r>
-      <w:r>
-        <w:rPr>
-          <w:u w:val="single" w:color="0066cc"/>
+        <w:hyperlink r:id="rId21" w:history="1">
+          <w:r>
+            <w:rPr>
+              <w:rStyle w:val="Hyperlink"/>
+            </w:rPr>
+            <w:t>Ook</w:t>
+          </w:r>
+        </w:hyperlink>
+      </w:r>
+      <w:r>
+        <w:rPr>
+          <w:u w:val="single" w:color="0000ff"/>
+          <w:rFonts w:ascii="Charis SIL Regular" w:hAnsi="Charis SIL Regular" w:eastAsia="Charis SIL Regular"/>
+          <w:b w:val="0"/>
+          <w:i w:val="0"/>
+          <w:color w:val="000000"/>
+          <w:sz w:val="24"/>
+        </w:rPr>
+        <w:hyperlink r:id="rId21" w:history="1">
+          <w:r>
+            <w:rPr>
+              <w:rStyle w:val="Hyperlink"/>
+            </w:rPr>
+            <w:t xml:space="preserve"> ve</w:t>
+          </w:r>
+        </w:hyperlink>
+      </w:r>
+      <w:r>
+        <w:rPr>
+          <w:u w:val="single" w:color="0000ff"/>
           <w:rFonts w:ascii="Charis SIL Regular" w:hAnsi="Charis SIL Regular" w:eastAsia="Charis SIL Regular"/>
           <w:b w:val="0"/>
           <w:i w:val="0"/>
@@ -3090,7 +3158,7 @@
       </w:r>
       <w:r>
         <w:rPr>
-          <w:u w:val="single" w:color="0066cc"/>
+          <w:u w:val="single" w:color="0000ff"/>
           <w:rFonts w:ascii="Charis SIL Regular" w:hAnsi="Charis SIL Regular" w:eastAsia="Charis SIL Regular"/>
           <w:b w:val="0"/>
           <w:i w:val="0"/>
@@ -3108,7 +3176,7 @@
       </w:r>
       <w:r>
         <w:rPr>
-          <w:u w:val="single" w:color="0066cc"/>
+          <w:u w:val="single" w:color="0000ff"/>
           <w:rFonts w:ascii="Charis SIL Regular" w:hAnsi="Charis SIL Regular" w:eastAsia="Charis SIL Regular"/>
           <w:b w:val="0"/>
           <w:i w:val="0"/>
@@ -3119,7 +3187,7 @@
       </w:r>
       <w:r>
         <w:rPr>
-          <w:u w:val="single" w:color="0066cc"/>
+          <w:u w:val="single" w:color="0000ff"/>
           <w:rFonts w:ascii="Charis SIL Regular" w:hAnsi="Charis SIL Regular" w:eastAsia="Charis SIL Regular"/>
           <w:b w:val="0"/>
           <w:i w:val="0"/>
@@ -3137,7 +3205,7 @@
       </w:r>
       <w:r>
         <w:rPr>
-          <w:u w:val="single" w:color="0066cc"/>
+          <w:u w:val="single" w:color="0000ff"/>
           <w:rFonts w:ascii="Charis SIL Regular" w:hAnsi="Charis SIL Regular" w:eastAsia="Charis SIL Regular"/>
           <w:b w:val="0"/>
           <w:i w:val="0"/>
@@ -3155,7 +3223,7 @@
       </w:r>
       <w:r>
         <w:rPr>
-          <w:u w:val="single" w:color="0066cc"/>
+          <w:u w:val="single" w:color="0000ff"/>
           <w:rFonts w:ascii="Charis SIL Regular" w:hAnsi="Charis SIL Regular" w:eastAsia="Charis SIL Regular"/>
           <w:b w:val="0"/>
           <w:i w:val="0"/>
@@ -3173,7 +3241,7 @@
       </w:r>
       <w:r>
         <w:rPr>
-          <w:u w:val="single" w:color="0066cc"/>
+          <w:u w:val="single" w:color="0000ff"/>
           <w:rFonts w:ascii="Charis SIL Regular" w:hAnsi="Charis SIL Regular" w:eastAsia="Charis SIL Regular"/>
           <w:b w:val="0"/>
           <w:i w:val="0"/>
@@ -3204,7 +3272,7 @@
           <w:rFonts w:ascii="Charis SIL Regular" w:hAnsi="Charis SIL Regular" w:eastAsia="Charis SIL Regular"/>
           <w:b w:val="0"/>
           <w:i w:val="0"/>
-          <w:color w:val="0066CC"/>
+          <w:color w:val="0000FF"/>
           <w:sz w:val="24"/>
           <w:u w:val="single"/>
         </w:rPr>
@@ -3222,7 +3290,7 @@
           <w:rFonts w:ascii="Charis SIL Regular" w:hAnsi="Charis SIL Regular" w:eastAsia="Charis SIL Regular"/>
           <w:b w:val="0"/>
           <w:i w:val="0"/>
-          <w:color w:val="0066CC"/>
+          <w:color w:val="0000FF"/>
           <w:sz w:val="24"/>
           <w:u w:val="single"/>
         </w:rPr>
@@ -3233,7 +3301,7 @@
           <w:rFonts w:ascii="Charis SIL Regular" w:hAnsi="Charis SIL Regular" w:eastAsia="Charis SIL Regular"/>
           <w:b w:val="0"/>
           <w:i w:val="0"/>
-          <w:color w:val="0066CC"/>
+          <w:color w:val="0000FF"/>
           <w:sz w:val="24"/>
           <w:u w:val="single"/>
         </w:rPr>
@@ -3251,7 +3319,7 @@
           <w:rFonts w:ascii="Charis SIL Regular" w:hAnsi="Charis SIL Regular" w:eastAsia="Charis SIL Regular"/>
           <w:b w:val="0"/>
           <w:i w:val="0"/>
-          <w:color w:val="0066CC"/>
+          <w:color w:val="0000FF"/>
           <w:sz w:val="24"/>
           <w:u w:val="single"/>
         </w:rPr>
@@ -3262,7 +3330,7 @@
           <w:rFonts w:ascii="Charis SIL Regular" w:hAnsi="Charis SIL Regular" w:eastAsia="Charis SIL Regular"/>
           <w:b w:val="0"/>
           <w:i w:val="0"/>
-          <w:color w:val="0066CC"/>
+          <w:color w:val="0000FF"/>
           <w:sz w:val="24"/>
           <w:u w:val="single"/>
         </w:rPr>
@@ -3280,7 +3348,7 @@
           <w:rFonts w:ascii="Charis SIL Regular" w:hAnsi="Charis SIL Regular" w:eastAsia="Charis SIL Regular"/>
           <w:b w:val="0"/>
           <w:i w:val="0"/>
-          <w:color w:val="0066CC"/>
+          <w:color w:val="0000FF"/>
           <w:sz w:val="24"/>
           <w:u w:val="single"/>
         </w:rPr>
@@ -3291,7 +3359,7 @@
           <w:rFonts w:ascii="Charis SIL Regular" w:hAnsi="Charis SIL Regular" w:eastAsia="Charis SIL Regular"/>
           <w:b w:val="0"/>
           <w:i w:val="0"/>
-          <w:color w:val="0066CC"/>
+          <w:color w:val="0000FF"/>
           <w:sz w:val="24"/>
           <w:u w:val="single"/>
         </w:rPr>
@@ -3316,17 +3384,72 @@
       </w:r>
       <w:r>
         <w:rPr>
+          <w:u w:val="single" w:color="0000ff"/>
           <w:rFonts w:ascii="Charis SIL Regular" w:hAnsi="Charis SIL Regular" w:eastAsia="Charis SIL Regular"/>
           <w:b w:val="0"/>
           <w:i w:val="0"/>
           <w:color w:val="000000"/>
           <w:sz w:val="24"/>
         </w:rPr>
-        <w:t>het boek van R</w:t>
-      </w:r>
-      <w:r>
-        <w:rPr>
-          <w:u w:val="single" w:color="0066cc"/>
+        <w:hyperlink r:id="rId23" w:history="1">
+          <w:r>
+            <w:rPr>
+              <w:rStyle w:val="Hyperlink"/>
+            </w:rPr>
+            <w:t>het bo</w:t>
+          </w:r>
+        </w:hyperlink>
+      </w:r>
+      <w:r>
+        <w:rPr>
+          <w:u w:val="single" w:color="0000ff"/>
+          <w:rFonts w:ascii="Charis SIL Regular" w:hAnsi="Charis SIL Regular" w:eastAsia="Charis SIL Regular"/>
+          <w:b w:val="0"/>
+          <w:i w:val="0"/>
+          <w:color w:val="000000"/>
+          <w:sz w:val="24"/>
+        </w:rPr>
+        <w:hyperlink r:id="rId23" w:history="1">
+          <w:r>
+            <w:rPr>
+              <w:rStyle w:val="Hyperlink"/>
+            </w:rPr>
+            <w:t>ek v</w:t>
+          </w:r>
+        </w:hyperlink>
+      </w:r>
+      <w:r>
+        <w:rPr>
+          <w:u w:val="single" w:color="0000ff"/>
+          <w:rFonts w:ascii="Charis SIL Regular" w:hAnsi="Charis SIL Regular" w:eastAsia="Charis SIL Regular"/>
+          <w:b w:val="0"/>
+          <w:i w:val="0"/>
+          <w:color w:val="000000"/>
+          <w:sz w:val="24"/>
+        </w:rPr>
+        <w:hyperlink r:id="rId23" w:history="1">
+          <w:r>
+            <w:rPr>
+              <w:rStyle w:val="Hyperlink"/>
+            </w:rPr>
+            <w:t xml:space="preserve">an </w:t>
+          </w:r>
+        </w:hyperlink>
+      </w:r>
+      <w:r>
+        <w:rPr>
+          <w:u w:val="single" w:color="0000ff"/>
+          <w:rFonts w:ascii="Charis SIL Regular" w:hAnsi="Charis SIL Regular" w:eastAsia="Charis SIL Regular"/>
+          <w:b w:val="0"/>
+          <w:i w:val="0"/>
+          <w:color w:val="000000"/>
+          <w:sz w:val="24"/>
+        </w:rPr>
+        <w:t>R</w:t>
+      </w:r>
+      <w:r>
+        <w:rPr>
+          <w:u w:val="single" w:color="0000ff"/>
           <w:rFonts w:ascii="Charis SIL Regular" w:hAnsi="Charis SIL Regular" w:eastAsia="Charis SIL Regular"/>
           <w:b w:val="0"/>
           <w:i w:val="0"/>
@@ -3357,7 +3480,7 @@
           <w:rFonts w:ascii="Charis SIL Italic" w:hAnsi="Charis SIL Italic" w:eastAsia="Charis SIL Italic"/>
           <w:b w:val="0"/>
           <w:i/>
-          <w:color w:val="0066CC"/>
+          <w:color w:val="0000FF"/>
           <w:sz w:val="24"/>
           <w:u w:val="single"/>
         </w:rPr>
@@ -3375,7 +3498,7 @@
           <w:rFonts w:ascii="Charis SIL Italic" w:hAnsi="Charis SIL Italic" w:eastAsia="Charis SIL Italic"/>
           <w:b w:val="0"/>
           <w:i/>
-          <w:color w:val="0066CC"/>
+          <w:color w:val="0000FF"/>
           <w:sz w:val="24"/>
           <w:u w:val="single"/>
         </w:rPr>
@@ -3386,7 +3509,7 @@
           <w:rFonts w:ascii="Charis SIL Italic" w:hAnsi="Charis SIL Italic" w:eastAsia="Charis SIL Italic"/>
           <w:b w:val="0"/>
           <w:i/>
-          <w:color w:val="0066CC"/>
+          <w:color w:val="0000FF"/>
           <w:sz w:val="24"/>
           <w:u w:val="single"/>
         </w:rPr>
@@ -3421,7 +3544,7 @@
       </w:r>
       <w:r>
         <w:rPr>
-          <w:u w:val="single" w:color="0066cc"/>
+          <w:u w:val="single" w:color="0000ff"/>
           <w:rFonts w:ascii="Charis SIL Regular" w:hAnsi="Charis SIL Regular" w:eastAsia="Charis SIL Regular"/>
           <w:b w:val="0"/>
           <w:i w:val="0"/>
@@ -3432,7 +3555,7 @@
       </w:r>
       <w:r>
         <w:rPr>
-          <w:u w:val="single" w:color="0066cc"/>
+          <w:u w:val="single" w:color="0000ff"/>
           <w:rFonts w:ascii="Charis SIL Regular" w:hAnsi="Charis SIL Regular" w:eastAsia="Charis SIL Regular"/>
           <w:b w:val="0"/>
           <w:i w:val="0"/>
@@ -3450,7 +3573,7 @@
       </w:r>
       <w:r>
         <w:rPr>
-          <w:u w:val="single" w:color="0066cc"/>
+          <w:u w:val="single" w:color="0000ff"/>
           <w:rFonts w:ascii="Charis SIL Regular" w:hAnsi="Charis SIL Regular" w:eastAsia="Charis SIL Regular"/>
           <w:b w:val="0"/>
           <w:i w:val="0"/>
@@ -3524,7 +3647,7 @@
           <w:rFonts w:ascii="Charis SIL Regular" w:hAnsi="Charis SIL Regular" w:eastAsia="Charis SIL Regular"/>
           <w:b w:val="0"/>
           <w:i w:val="0"/>
-          <w:color w:val="0066CC"/>
+          <w:color w:val="0000FF"/>
           <w:sz w:val="24"/>
           <w:u w:val="single"/>
         </w:rPr>
@@ -3571,7 +3694,7 @@
           <w:rFonts w:ascii="Charis SIL Regular" w:hAnsi="Charis SIL Regular" w:eastAsia="Charis SIL Regular"/>
           <w:b w:val="0"/>
           <w:i w:val="0"/>
-          <w:color w:val="0066CC"/>
+          <w:color w:val="0000FF"/>
           <w:sz w:val="24"/>
           <w:u w:val="single"/>
         </w:rPr>
@@ -3589,7 +3712,7 @@
           <w:rFonts w:ascii="Charis SIL Regular" w:hAnsi="Charis SIL Regular" w:eastAsia="Charis SIL Regular"/>
           <w:b w:val="0"/>
           <w:i w:val="0"/>
-          <w:color w:val="0066CC"/>
+          <w:color w:val="0000FF"/>
           <w:sz w:val="24"/>
           <w:u w:val="single"/>
         </w:rPr>
@@ -3600,7 +3723,7 @@
           <w:rFonts w:ascii="Charis SIL Regular" w:hAnsi="Charis SIL Regular" w:eastAsia="Charis SIL Regular"/>
           <w:b w:val="0"/>
           <w:i w:val="0"/>
-          <w:color w:val="0066CC"/>
+          <w:color w:val="0000FF"/>
           <w:sz w:val="24"/>
           <w:u w:val="single"/>
         </w:rPr>
@@ -3625,7 +3748,7 @@
       </w:r>
       <w:r>
         <w:rPr>
-          <w:u w:val="single" w:color="0066cc"/>
+          <w:u w:val="single" w:color="0000ff"/>
           <w:rFonts w:ascii="Charis SIL Regular" w:hAnsi="Charis SIL Regular" w:eastAsia="Charis SIL Regular"/>
           <w:b w:val="0"/>
           <w:i w:val="0"/>
@@ -3643,7 +3766,7 @@
       </w:r>
       <w:r>
         <w:rPr>
-          <w:u w:val="single" w:color="0066cc"/>
+          <w:u w:val="single" w:color="0000ff"/>
           <w:rFonts w:ascii="Charis SIL Regular" w:hAnsi="Charis SIL Regular" w:eastAsia="Charis SIL Regular"/>
           <w:b w:val="0"/>
           <w:i w:val="0"/>
@@ -3661,7 +3784,7 @@
       </w:r>
       <w:r>
         <w:rPr>
-          <w:u w:val="single" w:color="0066cc"/>
+          <w:u w:val="single" w:color="0000ff"/>
           <w:rFonts w:ascii="Charis SIL Regular" w:hAnsi="Charis SIL Regular" w:eastAsia="Charis SIL Regular"/>
           <w:b w:val="0"/>
           <w:i w:val="0"/>
@@ -3742,7 +3865,7 @@
           <w:rFonts w:ascii="Charis SIL Regular" w:hAnsi="Charis SIL Regular" w:eastAsia="Charis SIL Regular"/>
           <w:b w:val="0"/>
           <w:i w:val="0"/>
-          <w:color w:val="0066CC"/>
+          <w:color w:val="0000FF"/>
           <w:sz w:val="24"/>
           <w:u w:val="single"/>
         </w:rPr>
@@ -3760,7 +3883,7 @@
           <w:rFonts w:ascii="Charis SIL Regular" w:hAnsi="Charis SIL Regular" w:eastAsia="Charis SIL Regular"/>
           <w:b w:val="0"/>
           <w:i w:val="0"/>
-          <w:color w:val="0066CC"/>
+          <w:color w:val="0000FF"/>
           <w:sz w:val="24"/>
           <w:u w:val="single"/>
         </w:rPr>
@@ -3771,7 +3894,7 @@
           <w:rFonts w:ascii="Charis SIL Regular" w:hAnsi="Charis SIL Regular" w:eastAsia="Charis SIL Regular"/>
           <w:b w:val="0"/>
           <w:i w:val="0"/>
-          <w:color w:val="0066CC"/>
+          <w:color w:val="0000FF"/>
           <w:sz w:val="24"/>
           <w:u w:val="single"/>
         </w:rPr>
@@ -3806,7 +3929,7 @@
       </w:r>
       <w:r>
         <w:rPr>
-          <w:u w:val="single" w:color="0066cc"/>
+          <w:u w:val="single" w:color="0000ff"/>
           <w:rFonts w:ascii="Charis SIL Regular" w:hAnsi="Charis SIL Regular" w:eastAsia="Charis SIL Regular"/>
           <w:b w:val="0"/>
           <w:i w:val="0"/>
@@ -3824,7 +3947,7 @@
       </w:r>
       <w:r>
         <w:rPr>
-          <w:u w:val="single" w:color="0066cc"/>
+          <w:u w:val="single" w:color="0000ff"/>
           <w:rFonts w:ascii="Charis SIL Regular" w:hAnsi="Charis SIL Regular" w:eastAsia="Charis SIL Regular"/>
           <w:b w:val="0"/>
           <w:i w:val="0"/>
@@ -3865,7 +3988,7 @@
           <w:rFonts w:ascii="Charis SIL Italic" w:hAnsi="Charis SIL Italic" w:eastAsia="Charis SIL Italic"/>
           <w:b w:val="0"/>
           <w:i/>
-          <w:color w:val="0066CC"/>
+          <w:color w:val="0000FF"/>
           <w:sz w:val="24"/>
           <w:u w:val="single"/>
         </w:rPr>
@@ -3900,7 +4023,7 @@
       </w:r>
       <w:r>
         <w:rPr>
-          <w:u w:val="single" w:color="0066cc"/>
+          <w:u w:val="single" w:color="0000ff"/>
           <w:rFonts w:ascii="Charis SIL Regular" w:hAnsi="Charis SIL Regular" w:eastAsia="Charis SIL Regular"/>
           <w:b w:val="0"/>
           <w:i w:val="0"/>
@@ -4001,7 +4124,7 @@
           <w:rFonts w:ascii="Charis SIL Regular" w:hAnsi="Charis SIL Regular" w:eastAsia="Charis SIL Regular"/>
           <w:b w:val="0"/>
           <w:i w:val="0"/>
-          <w:color w:val="0066CC"/>
+          <w:color w:val="0000FF"/>
           <w:sz w:val="24"/>
           <w:u w:val="single"/>
         </w:rPr>
@@ -4025,7 +4148,7 @@
           <w:rFonts w:ascii="Charis SIL Regular" w:hAnsi="Charis SIL Regular" w:eastAsia="Charis SIL Regular"/>
           <w:b w:val="0"/>
           <w:i w:val="0"/>
-          <w:color w:val="0066CC"/>
+          <w:color w:val="0000FF"/>
           <w:sz w:val="24"/>
           <w:u w:val="single"/>
         </w:rPr>
@@ -4036,7 +4159,7 @@
           <w:rFonts w:ascii="Charis SIL Regular" w:hAnsi="Charis SIL Regular" w:eastAsia="Charis SIL Regular"/>
           <w:b w:val="0"/>
           <w:i w:val="0"/>
-          <w:color w:val="0066CC"/>
+          <w:color w:val="0000FF"/>
           <w:sz w:val="24"/>
           <w:u w:val="single"/>
         </w:rPr>
@@ -4057,7 +4180,7 @@
           <w:rFonts w:ascii="Charis SIL Regular" w:hAnsi="Charis SIL Regular" w:eastAsia="Charis SIL Regular"/>
           <w:b w:val="0"/>
           <w:i w:val="0"/>
-          <w:color w:val="0066CC"/>
+          <w:color w:val="0000FF"/>
           <w:sz w:val="24"/>
           <w:u w:val="single"/>
         </w:rPr>
@@ -4081,7 +4204,7 @@
           <w:rFonts w:ascii="Charis SIL Regular" w:hAnsi="Charis SIL Regular" w:eastAsia="Charis SIL Regular"/>
           <w:b w:val="0"/>
           <w:i w:val="0"/>
-          <w:color w:val="0066CC"/>
+          <w:color w:val="0000FF"/>
           <w:sz w:val="24"/>
           <w:u w:val="single"/>
         </w:rPr>
@@ -4105,7 +4228,7 @@
           <w:rFonts w:ascii="Charis SIL Regular" w:hAnsi="Charis SIL Regular" w:eastAsia="Charis SIL Regular"/>
           <w:b w:val="0"/>
           <w:i w:val="0"/>
-          <w:color w:val="0066CC"/>
+          <w:color w:val="0000FF"/>
           <w:sz w:val="24"/>
           <w:u w:val="single"/>
         </w:rPr>
@@ -4116,7 +4239,7 @@
           <w:rFonts w:ascii="Charis SIL Regular" w:hAnsi="Charis SIL Regular" w:eastAsia="Charis SIL Regular"/>
           <w:b w:val="0"/>
           <w:i w:val="0"/>
-          <w:color w:val="0066CC"/>
+          <w:color w:val="0000FF"/>
           <w:sz w:val="24"/>
           <w:u w:val="single"/>
         </w:rPr>
@@ -4140,7 +4263,7 @@
           <w:rFonts w:ascii="Charis SIL Regular" w:hAnsi="Charis SIL Regular" w:eastAsia="Charis SIL Regular"/>
           <w:b w:val="0"/>
           <w:i w:val="0"/>
-          <w:color w:val="0066CC"/>
+          <w:color w:val="0000FF"/>
           <w:sz w:val="24"/>
           <w:u w:val="single"/>
         </w:rPr>
@@ -4164,7 +4287,7 @@
           <w:rFonts w:ascii="Charis SIL Regular" w:hAnsi="Charis SIL Regular" w:eastAsia="Charis SIL Regular"/>
           <w:b w:val="0"/>
           <w:i w:val="0"/>
-          <w:color w:val="0066CC"/>
+          <w:color w:val="0000FF"/>
           <w:sz w:val="24"/>
           <w:u w:val="single"/>
         </w:rPr>
@@ -4175,7 +4298,7 @@
           <w:rFonts w:ascii="Charis SIL Regular" w:hAnsi="Charis SIL Regular" w:eastAsia="Charis SIL Regular"/>
           <w:b w:val="0"/>
           <w:i w:val="0"/>
-          <w:color w:val="0066CC"/>
+          <w:color w:val="0000FF"/>
           <w:sz w:val="24"/>
           <w:u w:val="single"/>
         </w:rPr>
@@ -4186,7 +4309,7 @@
           <w:rFonts w:ascii="Charis SIL Regular" w:hAnsi="Charis SIL Regular" w:eastAsia="Charis SIL Regular"/>
           <w:b w:val="0"/>
           <w:i w:val="0"/>
-          <w:color w:val="0066CC"/>
+          <w:color w:val="0000FF"/>
           <w:sz w:val="24"/>
           <w:u w:val="single"/>
         </w:rPr>
@@ -4210,7 +4333,7 @@
           <w:rFonts w:ascii="Charis SIL Regular" w:hAnsi="Charis SIL Regular" w:eastAsia="Charis SIL Regular"/>
           <w:b w:val="0"/>
           <w:i w:val="0"/>
-          <w:color w:val="0066CC"/>
+          <w:color w:val="0000FF"/>
           <w:sz w:val="24"/>
           <w:u w:val="single"/>
         </w:rPr>
@@ -4234,7 +4357,7 @@
           <w:rFonts w:ascii="Charis SIL Regular" w:hAnsi="Charis SIL Regular" w:eastAsia="Charis SIL Regular"/>
           <w:b w:val="0"/>
           <w:i w:val="0"/>
-          <w:color w:val="0066CC"/>
+          <w:color w:val="0000FF"/>
           <w:sz w:val="24"/>
           <w:u w:val="single"/>
         </w:rPr>
@@ -4258,7 +4381,7 @@
           <w:rFonts w:ascii="Charis SIL Regular" w:hAnsi="Charis SIL Regular" w:eastAsia="Charis SIL Regular"/>
           <w:b w:val="0"/>
           <w:i w:val="0"/>
-          <w:color w:val="0066CC"/>
+          <w:color w:val="0000FF"/>
           <w:sz w:val="24"/>
           <w:u w:val="single"/>
         </w:rPr>
@@ -4269,7 +4392,7 @@
           <w:rFonts w:ascii="Charis SIL Regular" w:hAnsi="Charis SIL Regular" w:eastAsia="Charis SIL Regular"/>
           <w:b w:val="0"/>
           <w:i w:val="0"/>
-          <w:color w:val="0066CC"/>
+          <w:color w:val="0000FF"/>
           <w:sz w:val="24"/>
           <w:u w:val="single"/>
         </w:rPr>
@@ -4390,7 +4513,7 @@
           <w:rFonts w:ascii="Charis SIL Regular" w:hAnsi="Charis SIL Regular" w:eastAsia="Charis SIL Regular"/>
           <w:b w:val="0"/>
           <w:i w:val="0"/>
-          <w:color w:val="0066CC"/>
+          <w:color w:val="0000FF"/>
           <w:sz w:val="24"/>
         </w:rPr>
         <w:hyperlink r:id="rId28" w:history="1">
@@ -4407,7 +4530,7 @@
           <w:rFonts w:ascii="Charis SIL Regular" w:hAnsi="Charis SIL Regular" w:eastAsia="Charis SIL Regular"/>
           <w:b w:val="0"/>
           <w:i w:val="0"/>
-          <w:color w:val="0066CC"/>
+          <w:color w:val="0000FF"/>
           <w:sz w:val="24"/>
         </w:rPr>
         <w:hyperlink r:id="rId28" w:history="1">
@@ -4524,7 +4647,7 @@
           <w:rFonts w:ascii="Charis SIL Regular" w:hAnsi="Charis SIL Regular" w:eastAsia="Charis SIL Regular"/>
           <w:b w:val="0"/>
           <w:i w:val="0"/>
-          <w:color w:val="0066CC"/>
+          <w:color w:val="0000FF"/>
           <w:sz w:val="24"/>
           <w:u w:val="single"/>
         </w:rPr>
@@ -4542,7 +4665,7 @@
           <w:rFonts w:ascii="Charis SIL Regular" w:hAnsi="Charis SIL Regular" w:eastAsia="Charis SIL Regular"/>
           <w:b w:val="0"/>
           <w:i w:val="0"/>
-          <w:color w:val="0066CC"/>
+          <w:color w:val="0000FF"/>
           <w:sz w:val="24"/>
           <w:u w:val="single"/>
         </w:rPr>
@@ -4560,7 +4683,7 @@
           <w:rFonts w:ascii="Charis SIL Regular" w:hAnsi="Charis SIL Regular" w:eastAsia="Charis SIL Regular"/>
           <w:b w:val="0"/>
           <w:i w:val="0"/>
-          <w:color w:val="0066CC"/>
+          <w:color w:val="0000FF"/>
           <w:sz w:val="24"/>
           <w:u w:val="single"/>
         </w:rPr>
@@ -4578,7 +4701,7 @@
           <w:rFonts w:ascii="Charis SIL Regular" w:hAnsi="Charis SIL Regular" w:eastAsia="Charis SIL Regular"/>
           <w:b w:val="0"/>
           <w:i w:val="0"/>
-          <w:color w:val="0066CC"/>
+          <w:color w:val="0000FF"/>
           <w:sz w:val="24"/>
           <w:u w:val="single"/>
         </w:rPr>
@@ -4596,7 +4719,7 @@
           <w:rFonts w:ascii="Charis SIL Regular" w:hAnsi="Charis SIL Regular" w:eastAsia="Charis SIL Regular"/>
           <w:b w:val="0"/>
           <w:i w:val="0"/>
-          <w:color w:val="0066CC"/>
+          <w:color w:val="0000FF"/>
           <w:sz w:val="24"/>
           <w:u w:val="single"/>
         </w:rPr>
@@ -4614,7 +4737,7 @@
           <w:rFonts w:ascii="Charis SIL Regular" w:hAnsi="Charis SIL Regular" w:eastAsia="Charis SIL Regular"/>
           <w:b w:val="0"/>
           <w:i w:val="0"/>
-          <w:color w:val="0066CC"/>
+          <w:color w:val="0000FF"/>
           <w:sz w:val="24"/>
           <w:u w:val="single"/>
         </w:rPr>
@@ -4632,7 +4755,7 @@
           <w:rFonts w:ascii="Charis SIL Regular" w:hAnsi="Charis SIL Regular" w:eastAsia="Charis SIL Regular"/>
           <w:b w:val="0"/>
           <w:i w:val="0"/>
-          <w:color w:val="0066CC"/>
+          <w:color w:val="0000FF"/>
           <w:sz w:val="24"/>
           <w:u w:val="single"/>
         </w:rPr>
@@ -4650,7 +4773,7 @@
           <w:rFonts w:ascii="Charis SIL Regular" w:hAnsi="Charis SIL Regular" w:eastAsia="Charis SIL Regular"/>
           <w:b w:val="0"/>
           <w:i w:val="0"/>
-          <w:color w:val="0066CC"/>
+          <w:color w:val="0000FF"/>
           <w:sz w:val="24"/>
           <w:u w:val="single"/>
         </w:rPr>
@@ -4668,7 +4791,7 @@
           <w:rFonts w:ascii="Charis SIL Regular" w:hAnsi="Charis SIL Regular" w:eastAsia="Charis SIL Regular"/>
           <w:b w:val="0"/>
           <w:i w:val="0"/>
-          <w:color w:val="0066CC"/>
+          <w:color w:val="0000FF"/>
           <w:sz w:val="24"/>
           <w:u w:val="single"/>
         </w:rPr>
@@ -4828,7 +4951,7 @@
           <w:rFonts w:ascii="Charis SIL Regular" w:hAnsi="Charis SIL Regular" w:eastAsia="Charis SIL Regular"/>
           <w:b w:val="0"/>
           <w:i w:val="0"/>
-          <w:color w:val="0066CC"/>
+          <w:color w:val="0000FF"/>
           <w:sz w:val="24"/>
           <w:u w:val="single"/>
         </w:rPr>
@@ -4846,7 +4969,7 @@
           <w:rFonts w:ascii="Charis SIL Regular" w:hAnsi="Charis SIL Regular" w:eastAsia="Charis SIL Regular"/>
           <w:b w:val="0"/>
           <w:i w:val="0"/>
-          <w:color w:val="0066CC"/>
+          <w:color w:val="0000FF"/>
           <w:sz w:val="24"/>
           <w:u w:val="single"/>
         </w:rPr>
@@ -4864,7 +4987,7 @@
           <w:rFonts w:ascii="Charis SIL Regular" w:hAnsi="Charis SIL Regular" w:eastAsia="Charis SIL Regular"/>
           <w:b w:val="0"/>
           <w:i w:val="0"/>
-          <w:color w:val="0066CC"/>
+          <w:color w:val="0000FF"/>
           <w:sz w:val="24"/>
           <w:u w:val="single"/>
         </w:rPr>
@@ -4882,7 +5005,7 @@
           <w:rFonts w:ascii="Charis SIL Regular" w:hAnsi="Charis SIL Regular" w:eastAsia="Charis SIL Regular"/>
           <w:b w:val="0"/>
           <w:i w:val="0"/>
-          <w:color w:val="0066CC"/>
+          <w:color w:val="0000FF"/>
           <w:sz w:val="24"/>
           <w:u w:val="single"/>
         </w:rPr>
@@ -4900,7 +5023,7 @@
           <w:rFonts w:ascii="Charis SIL Regular" w:hAnsi="Charis SIL Regular" w:eastAsia="Charis SIL Regular"/>
           <w:b w:val="0"/>
           <w:i w:val="0"/>
-          <w:color w:val="0066CC"/>
+          <w:color w:val="0000FF"/>
           <w:sz w:val="24"/>
           <w:u w:val="single"/>
         </w:rPr>
@@ -4918,7 +5041,7 @@
           <w:rFonts w:ascii="Charis SIL Regular" w:hAnsi="Charis SIL Regular" w:eastAsia="Charis SIL Regular"/>
           <w:b w:val="0"/>
           <w:i w:val="0"/>
-          <w:color w:val="0066CC"/>
+          <w:color w:val="0000FF"/>
           <w:sz w:val="24"/>
           <w:u w:val="single"/>
         </w:rPr>
@@ -4936,7 +5059,7 @@
           <w:rFonts w:ascii="Charis SIL Regular" w:hAnsi="Charis SIL Regular" w:eastAsia="Charis SIL Regular"/>
           <w:b w:val="0"/>
           <w:i w:val="0"/>
-          <w:color w:val="0066CC"/>
+          <w:color w:val="0000FF"/>
           <w:sz w:val="24"/>
           <w:u w:val="single"/>
         </w:rPr>
@@ -5044,7 +5167,7 @@
           <w:rFonts w:ascii="Charis SIL Regular" w:hAnsi="Charis SIL Regular" w:eastAsia="Charis SIL Regular"/>
           <w:b w:val="0"/>
           <w:i w:val="0"/>
-          <w:color w:val="0066CC"/>
+          <w:color w:val="0000FF"/>
           <w:sz w:val="24"/>
           <w:u w:val="single"/>
         </w:rPr>
@@ -5062,7 +5185,7 @@
           <w:rFonts w:ascii="Charis SIL Regular" w:hAnsi="Charis SIL Regular" w:eastAsia="Charis SIL Regular"/>
           <w:b w:val="0"/>
           <w:i w:val="0"/>
-          <w:color w:val="0066CC"/>
+          <w:color w:val="0000FF"/>
           <w:sz w:val="24"/>
           <w:u w:val="single"/>
         </w:rPr>
@@ -5080,7 +5203,7 @@
           <w:rFonts w:ascii="Charis SIL Regular" w:hAnsi="Charis SIL Regular" w:eastAsia="Charis SIL Regular"/>
           <w:b w:val="0"/>
           <w:i w:val="0"/>
-          <w:color w:val="0066CC"/>
+          <w:color w:val="0000FF"/>
           <w:sz w:val="24"/>
           <w:u w:val="single"/>
         </w:rPr>
@@ -5098,7 +5221,7 @@
           <w:rFonts w:ascii="Charis SIL Regular" w:hAnsi="Charis SIL Regular" w:eastAsia="Charis SIL Regular"/>
           <w:b w:val="0"/>
           <w:i w:val="0"/>
-          <w:color w:val="0066CC"/>
+          <w:color w:val="0000FF"/>
           <w:sz w:val="24"/>
           <w:u w:val="single"/>
         </w:rPr>
@@ -5116,7 +5239,7 @@
           <w:rFonts w:ascii="Charis SIL Regular" w:hAnsi="Charis SIL Regular" w:eastAsia="Charis SIL Regular"/>
           <w:b w:val="0"/>
           <w:i w:val="0"/>
-          <w:color w:val="0066CC"/>
+          <w:color w:val="0000FF"/>
           <w:sz w:val="24"/>
           <w:u w:val="single"/>
         </w:rPr>
@@ -5134,7 +5257,7 @@
           <w:rFonts w:ascii="Charis SIL Regular" w:hAnsi="Charis SIL Regular" w:eastAsia="Charis SIL Regular"/>
           <w:b w:val="0"/>
           <w:i w:val="0"/>
-          <w:color w:val="0066CC"/>
+          <w:color w:val="0000FF"/>
           <w:sz w:val="24"/>
           <w:u w:val="single"/>
         </w:rPr>
@@ -5143,7 +5266,7 @@
             <w:rPr>
               <w:rStyle w:val="Hyperlink"/>
             </w:rPr>
-            <w:t>f</w:t>
+            <w:t>fi</w:t>
           </w:r>
         </w:hyperlink>
       </w:r>
@@ -5152,25 +5275,7 @@
           <w:rFonts w:ascii="Charis SIL Regular" w:hAnsi="Charis SIL Regular" w:eastAsia="Charis SIL Regular"/>
           <w:b w:val="0"/>
           <w:i w:val="0"/>
-          <w:color w:val="0066CC"/>
-          <w:sz w:val="24"/>
-          <w:u w:val="single"/>
-        </w:rPr>
-        <w:hyperlink r:id="rId31" w:history="1">
-          <w:r>
-            <w:rPr>
-              <w:rStyle w:val="Hyperlink"/>
-            </w:rPr>
-            <w:t>i</w:t>
-          </w:r>
-        </w:hyperlink>
-      </w:r>
-      <w:r>
-        <w:rPr>
-          <w:rFonts w:ascii="Charis SIL Regular" w:hAnsi="Charis SIL Regular" w:eastAsia="Charis SIL Regular"/>
-          <w:b w:val="0"/>
-          <w:i w:val="0"/>
-          <w:color w:val="0066CC"/>
+          <w:color w:val="0000FF"/>
           <w:sz w:val="24"/>
           <w:u w:val="single"/>
         </w:rPr>
@@ -5188,8 +5293,9 @@
           <w:rFonts w:ascii="Charis SIL Regular" w:hAnsi="Charis SIL Regular" w:eastAsia="Charis SIL Regular"/>
           <w:b w:val="0"/>
           <w:i w:val="0"/>
-          <w:color w:val="0066CC"/>
-          <w:sz w:val="24"/>
+          <w:color w:val="0000FF"/>
+          <w:sz w:val="24"/>
+          <w:u w:val="single"/>
         </w:rPr>
         <w:hyperlink r:id="rId31" w:history="1">
           <w:r>
@@ -5205,10 +5311,57 @@
           <w:rFonts w:ascii="Charis SIL Regular" w:hAnsi="Charis SIL Regular" w:eastAsia="Charis SIL Regular"/>
           <w:b w:val="0"/>
           <w:i w:val="0"/>
-          <w:color w:val="0066CC"/>
-          <w:sz w:val="24"/>
-        </w:rPr>
-        <w:t>/NL-HaNA_2.04.01_4030_0001</w:t>
+          <w:color w:val="0000FF"/>
+          <w:sz w:val="24"/>
+          <w:u w:val="single"/>
+        </w:rPr>
+        <w:t>/</w:t>
+      </w:r>
+      <w:r>
+        <w:rPr>
+          <w:rFonts w:ascii="Charis SIL Regular" w:hAnsi="Charis SIL Regular" w:eastAsia="Charis SIL Regular"/>
+          <w:b w:val="0"/>
+          <w:i w:val="0"/>
+          <w:color w:val="0000FF"/>
+          <w:sz w:val="24"/>
+          <w:u w:val="single"/>
+        </w:rPr>
+        <w:hyperlink r:id="rId31" w:history="1">
+          <w:r>
+            <w:rPr>
+              <w:rStyle w:val="Hyperlink"/>
+            </w:rPr>
+            <w:t>NL</w:t>
+          </w:r>
+        </w:hyperlink>
+      </w:r>
+      <w:r>
+        <w:rPr>
+          <w:rFonts w:ascii="Charis SIL Regular" w:hAnsi="Charis SIL Regular" w:eastAsia="Charis SIL Regular"/>
+          <w:b w:val="0"/>
+          <w:i w:val="0"/>
+          <w:color w:val="0000FF"/>
+          <w:sz w:val="24"/>
+        </w:rPr>
+        <w:t>-</w:t>
+      </w:r>
+      <w:r>
+        <w:rPr>
+          <w:rFonts w:ascii="Charis SIL Regular" w:hAnsi="Charis SIL Regular" w:eastAsia="Charis SIL Regular"/>
+          <w:b w:val="0"/>
+          <w:i w:val="0"/>
+          <w:color w:val="0000FF"/>
+          <w:sz w:val="24"/>
+          <w:u w:val="single"/>
+        </w:rPr>
+        <w:hyperlink r:id="rId31" w:history="1">
+          <w:r>
+            <w:rPr>
+              <w:rStyle w:val="Hyperlink"/>
+            </w:rPr>
+            <w:t>HaNA_2.04.01_4030_0001</w:t>
+          </w:r>
+        </w:hyperlink>
       </w:r>
     </w:p>
     <w:p>
@@ -5305,7 +5458,7 @@
           <w:rFonts w:ascii="Charis SIL Regular" w:hAnsi="Charis SIL Regular" w:eastAsia="Charis SIL Regular"/>
           <w:b w:val="0"/>
           <w:i w:val="0"/>
-          <w:color w:val="0066CC"/>
+          <w:color w:val="0000FF"/>
           <w:sz w:val="24"/>
         </w:rPr>
         <w:hyperlink r:id="rId32" w:history="1">
@@ -5322,7 +5475,7 @@
           <w:rFonts w:ascii="Charis SIL Regular" w:hAnsi="Charis SIL Regular" w:eastAsia="Charis SIL Regular"/>
           <w:b w:val="0"/>
           <w:i w:val="0"/>
-          <w:color w:val="0066CC"/>
+          <w:color w:val="0000FF"/>
           <w:sz w:val="24"/>
         </w:rPr>
         <w:hyperlink r:id="rId32" w:history="1">
@@ -5432,7 +5585,7 @@
           <w:rFonts w:ascii="Charis SIL Regular" w:hAnsi="Charis SIL Regular" w:eastAsia="Charis SIL Regular"/>
           <w:b w:val="0"/>
           <w:i w:val="0"/>
-          <w:color w:val="0066CC"/>
+          <w:color w:val="0000FF"/>
           <w:sz w:val="24"/>
         </w:rPr>
         <w:hyperlink r:id="rId33" w:history="1">
@@ -5449,7 +5602,7 @@
           <w:rFonts w:ascii="Charis SIL Regular" w:hAnsi="Charis SIL Regular" w:eastAsia="Charis SIL Regular"/>
           <w:b w:val="0"/>
           <w:i w:val="0"/>
-          <w:color w:val="0066CC"/>
+          <w:color w:val="0000FF"/>
           <w:sz w:val="24"/>
         </w:rPr>
         <w:hyperlink r:id="rId33" w:history="1">
@@ -5566,7 +5719,7 @@
           <w:rFonts w:ascii="Charis SIL Regular" w:hAnsi="Charis SIL Regular" w:eastAsia="Charis SIL Regular"/>
           <w:b w:val="0"/>
           <w:i w:val="0"/>
-          <w:color w:val="0066CC"/>
+          <w:color w:val="0000FF"/>
           <w:sz w:val="24"/>
         </w:rPr>
         <w:hyperlink r:id="rId34" w:history="1">
@@ -5583,7 +5736,7 @@
           <w:rFonts w:ascii="Charis SIL Regular" w:hAnsi="Charis SIL Regular" w:eastAsia="Charis SIL Regular"/>
           <w:b w:val="0"/>
           <w:i w:val="0"/>
-          <w:color w:val="0066CC"/>
+          <w:color w:val="0000FF"/>
           <w:sz w:val="24"/>
         </w:rPr>
         <w:hyperlink r:id="rId34" w:history="1">
@@ -5742,7 +5895,7 @@
           <w:rFonts w:ascii="Charis SIL Regular" w:hAnsi="Charis SIL Regular" w:eastAsia="Charis SIL Regular"/>
           <w:b w:val="0"/>
           <w:i w:val="0"/>
-          <w:color w:val="0066CC"/>
+          <w:color w:val="0000FF"/>
           <w:sz w:val="24"/>
           <w:u w:val="single"/>
         </w:rPr>
@@ -5760,7 +5913,7 @@
           <w:rFonts w:ascii="Charis SIL Regular" w:hAnsi="Charis SIL Regular" w:eastAsia="Charis SIL Regular"/>
           <w:b w:val="0"/>
           <w:i w:val="0"/>
-          <w:color w:val="0066CC"/>
+          <w:color w:val="0000FF"/>
           <w:sz w:val="24"/>
           <w:u w:val="single"/>
         </w:rPr>
@@ -5778,7 +5931,7 @@
           <w:rFonts w:ascii="Charis SIL Regular" w:hAnsi="Charis SIL Regular" w:eastAsia="Charis SIL Regular"/>
           <w:b w:val="0"/>
           <w:i w:val="0"/>
-          <w:color w:val="0066CC"/>
+          <w:color w:val="0000FF"/>
           <w:sz w:val="24"/>
           <w:u w:val="single"/>
         </w:rPr>
@@ -5796,7 +5949,7 @@
           <w:rFonts w:ascii="Charis SIL Regular" w:hAnsi="Charis SIL Regular" w:eastAsia="Charis SIL Regular"/>
           <w:b w:val="0"/>
           <w:i w:val="0"/>
-          <w:color w:val="0066CC"/>
+          <w:color w:val="0000FF"/>
           <w:sz w:val="24"/>
           <w:u w:val="single"/>
         </w:rPr>
@@ -5824,11 +5977,11 @@
           <w:rFonts w:ascii="Charis SIL Regular" w:hAnsi="Charis SIL Regular" w:eastAsia="Charis SIL Regular"/>
           <w:b w:val="0"/>
           <w:i w:val="0"/>
-          <w:color w:val="0066CC"/>
+          <w:color w:val="0000FF"/>
           <w:sz w:val="24"/>
           <w:u w:val="single"/>
         </w:rPr>
-        <w:hyperlink r:id="rId35" w:history="1">
+        <w:hyperlink r:id="rId24" w:history="1">
           <w:r>
             <w:rPr>
               <w:rStyle w:val="Hyperlink"/>
@@ -5842,11 +5995,11 @@
           <w:rFonts w:ascii="Charis SIL Regular" w:hAnsi="Charis SIL Regular" w:eastAsia="Charis SIL Regular"/>
           <w:b w:val="0"/>
           <w:i w:val="0"/>
-          <w:color w:val="0066CC"/>
+          <w:color w:val="0000FF"/>
           <w:sz w:val="24"/>
           <w:u w:val="single"/>
         </w:rPr>
-        <w:hyperlink r:id="rId35" w:history="1">
+        <w:hyperlink r:id="rId24" w:history="1">
           <w:r>
             <w:rPr>
               <w:rStyle w:val="Hyperlink"/>
@@ -5860,7 +6013,7 @@
           <w:rFonts w:ascii="Charis SIL Regular" w:hAnsi="Charis SIL Regular" w:eastAsia="Charis SIL Regular"/>
           <w:b w:val="0"/>
           <w:i w:val="0"/>
-          <w:color w:val="0066CC"/>
+          <w:color w:val="0000FF"/>
           <w:sz w:val="24"/>
           <w:u w:val="single"/>
         </w:rPr>
@@ -5871,11 +6024,11 @@
           <w:rFonts w:ascii="Charis SIL Regular" w:hAnsi="Charis SIL Regular" w:eastAsia="Charis SIL Regular"/>
           <w:b w:val="0"/>
           <w:i w:val="0"/>
-          <w:color w:val="0066CC"/>
+          <w:color w:val="0000FF"/>
           <w:sz w:val="24"/>
           <w:u w:val="single"/>
         </w:rPr>
-        <w:hyperlink r:id="rId35" w:history="1">
+        <w:hyperlink r:id="rId24" w:history="1">
           <w:r>
             <w:rPr>
               <w:rStyle w:val="Hyperlink"/>
@@ -5979,11 +6132,11 @@
           <w:rFonts w:ascii="Charis SIL Regular" w:hAnsi="Charis SIL Regular" w:eastAsia="Charis SIL Regular"/>
           <w:b w:val="0"/>
           <w:i w:val="0"/>
-          <w:color w:val="0066CC"/>
+          <w:color w:val="0000FF"/>
           <w:sz w:val="24"/>
           <w:u w:val="single"/>
         </w:rPr>
-        <w:hyperlink r:id="rId36" w:history="1">
+        <w:hyperlink r:id="rId35" w:history="1">
           <w:r>
             <w:rPr>
               <w:rStyle w:val="Hyperlink"/>
@@ -5997,11 +6150,11 @@
           <w:rFonts w:ascii="Charis SIL Regular" w:hAnsi="Charis SIL Regular" w:eastAsia="Charis SIL Regular"/>
           <w:b w:val="0"/>
           <w:i w:val="0"/>
-          <w:color w:val="0066CC"/>
+          <w:color w:val="0000FF"/>
           <w:sz w:val="24"/>
           <w:u w:val="single"/>
         </w:rPr>
-        <w:hyperlink r:id="rId36" w:history="1">
+        <w:hyperlink r:id="rId35" w:history="1">
           <w:r>
             <w:rPr>
               <w:rStyle w:val="Hyperlink"/>
@@ -6015,11 +6168,11 @@
           <w:rFonts w:ascii="Charis SIL Regular" w:hAnsi="Charis SIL Regular" w:eastAsia="Charis SIL Regular"/>
           <w:b w:val="0"/>
           <w:i w:val="0"/>
-          <w:color w:val="0066CC"/>
+          <w:color w:val="0000FF"/>
           <w:sz w:val="24"/>
           <w:u w:val="single"/>
         </w:rPr>
-        <w:hyperlink r:id="rId36" w:history="1">
+        <w:hyperlink r:id="rId35" w:history="1">
           <w:r>
             <w:rPr>
               <w:rStyle w:val="Hyperlink"/>
@@ -6033,11 +6186,11 @@
           <w:rFonts w:ascii="Charis SIL Regular" w:hAnsi="Charis SIL Regular" w:eastAsia="Charis SIL Regular"/>
           <w:b w:val="0"/>
           <w:i w:val="0"/>
-          <w:color w:val="0066CC"/>
+          <w:color w:val="0000FF"/>
           <w:sz w:val="24"/>
           <w:u w:val="single"/>
         </w:rPr>
-        <w:hyperlink r:id="rId36" w:history="1">
+        <w:hyperlink r:id="rId35" w:history="1">
           <w:r>
             <w:rPr>
               <w:rStyle w:val="Hyperlink"/>
@@ -6051,11 +6204,11 @@
           <w:rFonts w:ascii="Charis SIL Regular" w:hAnsi="Charis SIL Regular" w:eastAsia="Charis SIL Regular"/>
           <w:b w:val="0"/>
           <w:i w:val="0"/>
-          <w:color w:val="0066CC"/>
+          <w:color w:val="0000FF"/>
           <w:sz w:val="24"/>
           <w:u w:val="single"/>
         </w:rPr>
-        <w:hyperlink r:id="rId36" w:history="1">
+        <w:hyperlink r:id="rId35" w:history="1">
           <w:r>
             <w:rPr>
               <w:rStyle w:val="Hyperlink"/>
@@ -6069,11 +6222,11 @@
           <w:rFonts w:ascii="Charis SIL Regular" w:hAnsi="Charis SIL Regular" w:eastAsia="Charis SIL Regular"/>
           <w:b w:val="0"/>
           <w:i w:val="0"/>
-          <w:color w:val="0066CC"/>
+          <w:color w:val="0000FF"/>
           <w:sz w:val="24"/>
           <w:u w:val="single"/>
         </w:rPr>
-        <w:hyperlink r:id="rId36" w:history="1">
+        <w:hyperlink r:id="rId35" w:history="1">
           <w:r>
             <w:rPr>
               <w:rStyle w:val="Hyperlink"/>
@@ -6097,11 +6250,11 @@
           <w:rFonts w:ascii="Charis SIL Regular" w:hAnsi="Charis SIL Regular" w:eastAsia="Charis SIL Regular"/>
           <w:b w:val="0"/>
           <w:i w:val="0"/>
-          <w:color w:val="0066CC"/>
+          <w:color w:val="0000FF"/>
           <w:sz w:val="24"/>
           <w:u w:val="single"/>
         </w:rPr>
-        <w:hyperlink r:id="rId37" w:history="1">
+        <w:hyperlink r:id="rId36" w:history="1">
           <w:r>
             <w:rPr>
               <w:rStyle w:val="Hyperlink"/>
@@ -6115,11 +6268,11 @@
           <w:rFonts w:ascii="Charis SIL Regular" w:hAnsi="Charis SIL Regular" w:eastAsia="Charis SIL Regular"/>
           <w:b w:val="0"/>
           <w:i w:val="0"/>
-          <w:color w:val="0066CC"/>
+          <w:color w:val="0000FF"/>
           <w:sz w:val="24"/>
           <w:u w:val="single"/>
         </w:rPr>
-        <w:hyperlink r:id="rId37" w:history="1">
+        <w:hyperlink r:id="rId35" w:history="1">
           <w:r>
             <w:rPr>
               <w:rStyle w:val="Hyperlink"/>
@@ -6133,11 +6286,11 @@
           <w:rFonts w:ascii="Charis SIL Regular" w:hAnsi="Charis SIL Regular" w:eastAsia="Charis SIL Regular"/>
           <w:b w:val="0"/>
           <w:i w:val="0"/>
-          <w:color w:val="0066CC"/>
+          <w:color w:val="0000FF"/>
           <w:sz w:val="24"/>
           <w:u w:val="single"/>
         </w:rPr>
-        <w:hyperlink r:id="rId37" w:history="1">
+        <w:hyperlink r:id="rId35" w:history="1">
           <w:r>
             <w:rPr>
               <w:rStyle w:val="Hyperlink"/>
@@ -6261,11 +6414,11 @@
           <w:rFonts w:ascii="Charis SIL Regular" w:hAnsi="Charis SIL Regular" w:eastAsia="Charis SIL Regular"/>
           <w:b w:val="0"/>
           <w:i w:val="0"/>
-          <w:color w:val="0066CC"/>
+          <w:color w:val="0000FF"/>
           <w:sz w:val="24"/>
           <w:u w:val="single"/>
         </w:rPr>
-        <w:hyperlink r:id="rId38" w:history="1">
+        <w:hyperlink r:id="rId37" w:history="1">
           <w:r>
             <w:rPr>
               <w:rStyle w:val="Hyperlink"/>
@@ -6279,11 +6432,11 @@
           <w:rFonts w:ascii="Charis SIL Regular" w:hAnsi="Charis SIL Regular" w:eastAsia="Charis SIL Regular"/>
           <w:b w:val="0"/>
           <w:i w:val="0"/>
-          <w:color w:val="0066CC"/>
+          <w:color w:val="0000FF"/>
           <w:sz w:val="24"/>
           <w:u w:val="single"/>
         </w:rPr>
-        <w:hyperlink r:id="rId38" w:history="1">
+        <w:hyperlink r:id="rId37" w:history="1">
           <w:r>
             <w:rPr>
               <w:rStyle w:val="Hyperlink"/>
@@ -6297,11 +6450,11 @@
           <w:rFonts w:ascii="Charis SIL Regular" w:hAnsi="Charis SIL Regular" w:eastAsia="Charis SIL Regular"/>
           <w:b w:val="0"/>
           <w:i w:val="0"/>
-          <w:color w:val="0066CC"/>
+          <w:color w:val="0000FF"/>
           <w:sz w:val="24"/>
           <w:u w:val="single"/>
         </w:rPr>
-        <w:hyperlink r:id="rId38" w:history="1">
+        <w:hyperlink r:id="rId37" w:history="1">
           <w:r>
             <w:rPr>
               <w:rStyle w:val="Hyperlink"/>
@@ -6315,11 +6468,11 @@
           <w:rFonts w:ascii="Charis SIL Regular" w:hAnsi="Charis SIL Regular" w:eastAsia="Charis SIL Regular"/>
           <w:b w:val="0"/>
           <w:i w:val="0"/>
-          <w:color w:val="0066CC"/>
+          <w:color w:val="0000FF"/>
           <w:sz w:val="24"/>
           <w:u w:val="single"/>
         </w:rPr>
-        <w:hyperlink r:id="rId38" w:history="1">
+        <w:hyperlink r:id="rId37" w:history="1">
           <w:r>
             <w:rPr>
               <w:rStyle w:val="Hyperlink"/>
@@ -6343,11 +6496,11 @@
           <w:rFonts w:ascii="Charis SIL Regular" w:hAnsi="Charis SIL Regular" w:eastAsia="Charis SIL Regular"/>
           <w:b w:val="0"/>
           <w:i w:val="0"/>
-          <w:color w:val="0066CC"/>
+          <w:color w:val="0000FF"/>
           <w:sz w:val="24"/>
           <w:u w:val="single"/>
         </w:rPr>
-        <w:hyperlink r:id="rId39" w:history="1">
+        <w:hyperlink r:id="rId38" w:history="1">
           <w:r>
             <w:rPr>
               <w:rStyle w:val="Hyperlink"/>
@@ -6361,7 +6514,7 @@
           <w:rFonts w:ascii="Charis SIL Regular" w:hAnsi="Charis SIL Regular" w:eastAsia="Charis SIL Regular"/>
           <w:b w:val="0"/>
           <w:i w:val="0"/>
-          <w:color w:val="0066CC"/>
+          <w:color w:val="0000FF"/>
           <w:sz w:val="24"/>
           <w:u w:val="single"/>
         </w:rPr>
@@ -6372,11 +6525,11 @@
           <w:rFonts w:ascii="Charis SIL Regular" w:hAnsi="Charis SIL Regular" w:eastAsia="Charis SIL Regular"/>
           <w:b w:val="0"/>
           <w:i w:val="0"/>
-          <w:color w:val="0066CC"/>
+          <w:color w:val="0000FF"/>
           <w:sz w:val="24"/>
           <w:u w:val="single"/>
         </w:rPr>
-        <w:hyperlink r:id="rId39" w:history="1">
+        <w:hyperlink r:id="rId38" w:history="1">
           <w:r>
             <w:rPr>
               <w:rStyle w:val="Hyperlink"/>
@@ -6500,11 +6653,11 @@
           <w:rFonts w:ascii="Charis SIL Regular" w:hAnsi="Charis SIL Regular" w:eastAsia="Charis SIL Regular"/>
           <w:b w:val="0"/>
           <w:i w:val="0"/>
-          <w:color w:val="0066CC"/>
+          <w:color w:val="0000FF"/>
           <w:sz w:val="24"/>
           <w:u w:val="single"/>
         </w:rPr>
-        <w:hyperlink r:id="rId40" w:history="1">
+        <w:hyperlink r:id="rId39" w:history="1">
           <w:r>
             <w:rPr>
               <w:rStyle w:val="Hyperlink"/>
@@ -6518,11 +6671,11 @@
           <w:rFonts w:ascii="Charis SIL Regular" w:hAnsi="Charis SIL Regular" w:eastAsia="Charis SIL Regular"/>
           <w:b w:val="0"/>
           <w:i w:val="0"/>
-          <w:color w:val="0066CC"/>
+          <w:color w:val="0000FF"/>
           <w:sz w:val="24"/>
           <w:u w:val="single"/>
         </w:rPr>
-        <w:hyperlink r:id="rId40" w:history="1">
+        <w:hyperlink r:id="rId39" w:history="1">
           <w:r>
             <w:rPr>
               <w:rStyle w:val="Hyperlink"/>
@@ -6546,11 +6699,11 @@
           <w:rFonts w:ascii="Charis SIL Regular" w:hAnsi="Charis SIL Regular" w:eastAsia="Charis SIL Regular"/>
           <w:b w:val="0"/>
           <w:i w:val="0"/>
-          <w:color w:val="0066CC"/>
+          <w:color w:val="0000FF"/>
           <w:sz w:val="24"/>
           <w:u w:val="single"/>
         </w:rPr>
-        <w:hyperlink r:id="rId41" w:history="1">
+        <w:hyperlink r:id="rId40" w:history="1">
           <w:r>
             <w:rPr>
               <w:rStyle w:val="Hyperlink"/>
@@ -6564,7 +6717,7 @@
           <w:rFonts w:ascii="Charis SIL Regular" w:hAnsi="Charis SIL Regular" w:eastAsia="Charis SIL Regular"/>
           <w:b w:val="0"/>
           <w:i w:val="0"/>
-          <w:color w:val="0066CC"/>
+          <w:color w:val="0000FF"/>
           <w:sz w:val="24"/>
           <w:u w:val="single"/>
         </w:rPr>
@@ -6575,11 +6728,11 @@
           <w:rFonts w:ascii="Charis SIL Regular" w:hAnsi="Charis SIL Regular" w:eastAsia="Charis SIL Regular"/>
           <w:b w:val="0"/>
           <w:i w:val="0"/>
-          <w:color w:val="0066CC"/>
+          <w:color w:val="0000FF"/>
           <w:sz w:val="24"/>
           <w:u w:val="single"/>
         </w:rPr>
-        <w:hyperlink r:id="rId41" w:history="1">
+        <w:hyperlink r:id="rId40" w:history="1">
           <w:r>
             <w:rPr>
               <w:rStyle w:val="Hyperlink"/>
@@ -6603,11 +6756,11 @@
           <w:rFonts w:ascii="Charis SIL Regular" w:hAnsi="Charis SIL Regular" w:eastAsia="Charis SIL Regular"/>
           <w:b w:val="0"/>
           <w:i w:val="0"/>
-          <w:color w:val="0066CC"/>
+          <w:color w:val="0000FF"/>
           <w:sz w:val="24"/>
           <w:u w:val="single"/>
         </w:rPr>
-        <w:hyperlink r:id="rId42" w:history="1">
+        <w:hyperlink r:id="rId41" w:history="1">
           <w:r>
             <w:rPr>
               <w:rStyle w:val="Hyperlink"/>
@@ -6621,11 +6774,11 @@
           <w:rFonts w:ascii="Charis SIL Regular" w:hAnsi="Charis SIL Regular" w:eastAsia="Charis SIL Regular"/>
           <w:b w:val="0"/>
           <w:i w:val="0"/>
-          <w:color w:val="0066CC"/>
+          <w:color w:val="0000FF"/>
           <w:sz w:val="24"/>
           <w:u w:val="single"/>
         </w:rPr>
-        <w:hyperlink r:id="rId40" w:history="1">
+        <w:hyperlink r:id="rId41" w:history="1">
           <w:r>
             <w:rPr>
               <w:rStyle w:val="Hyperlink"/>
@@ -6639,11 +6792,11 @@
           <w:rFonts w:ascii="Charis SIL Regular" w:hAnsi="Charis SIL Regular" w:eastAsia="Charis SIL Regular"/>
           <w:b w:val="0"/>
           <w:i w:val="0"/>
-          <w:color w:val="0066CC"/>
+          <w:color w:val="0000FF"/>
           <w:sz w:val="24"/>
           <w:u w:val="single"/>
         </w:rPr>
-        <w:hyperlink r:id="rId40" w:history="1">
+        <w:hyperlink r:id="rId41" w:history="1">
           <w:r>
             <w:rPr>
               <w:rStyle w:val="Hyperlink"/>
@@ -6770,11 +6923,11 @@
           <w:rFonts w:ascii="Charis SIL Regular" w:hAnsi="Charis SIL Regular" w:eastAsia="Charis SIL Regular"/>
           <w:b w:val="0"/>
           <w:i w:val="0"/>
-          <w:color w:val="0066CC"/>
+          <w:color w:val="0000FF"/>
           <w:sz w:val="24"/>
           <w:u w:val="single"/>
         </w:rPr>
-        <w:hyperlink r:id="rId43" w:history="1">
+        <w:hyperlink r:id="rId42" w:history="1">
           <w:r>
             <w:rPr>
               <w:rStyle w:val="Hyperlink"/>
@@ -6788,11 +6941,11 @@
           <w:rFonts w:ascii="Charis SIL Regular" w:hAnsi="Charis SIL Regular" w:eastAsia="Charis SIL Regular"/>
           <w:b w:val="0"/>
           <w:i w:val="0"/>
-          <w:color w:val="0066CC"/>
+          <w:color w:val="0000FF"/>
           <w:sz w:val="24"/>
           <w:u w:val="single"/>
         </w:rPr>
-        <w:hyperlink r:id="rId43" w:history="1">
+        <w:hyperlink r:id="rId42" w:history="1">
           <w:r>
             <w:rPr>
               <w:rStyle w:val="Hyperlink"/>
@@ -6806,11 +6959,11 @@
           <w:rFonts w:ascii="Charis SIL Regular" w:hAnsi="Charis SIL Regular" w:eastAsia="Charis SIL Regular"/>
           <w:b w:val="0"/>
           <w:i w:val="0"/>
-          <w:color w:val="0066CC"/>
+          <w:color w:val="0000FF"/>
           <w:sz w:val="24"/>
           <w:u w:val="single"/>
         </w:rPr>
-        <w:hyperlink r:id="rId43" w:history="1">
+        <w:hyperlink r:id="rId42" w:history="1">
           <w:r>
             <w:rPr>
               <w:rStyle w:val="Hyperlink"/>
@@ -6824,11 +6977,11 @@
           <w:rFonts w:ascii="Charis SIL Regular" w:hAnsi="Charis SIL Regular" w:eastAsia="Charis SIL Regular"/>
           <w:b w:val="0"/>
           <w:i w:val="0"/>
-          <w:color w:val="0066CC"/>
+          <w:color w:val="0000FF"/>
           <w:sz w:val="24"/>
           <w:u w:val="single"/>
         </w:rPr>
-        <w:hyperlink r:id="rId43" w:history="1">
+        <w:hyperlink r:id="rId42" w:history="1">
           <w:r>
             <w:rPr>
               <w:rStyle w:val="Hyperlink"/>
@@ -6942,11 +7095,11 @@
           <w:rFonts w:ascii="Charis SIL Regular" w:hAnsi="Charis SIL Regular" w:eastAsia="Charis SIL Regular"/>
           <w:b w:val="0"/>
           <w:i w:val="0"/>
-          <w:color w:val="0066CC"/>
+          <w:color w:val="0000FF"/>
           <w:sz w:val="24"/>
           <w:u w:val="single"/>
         </w:rPr>
-        <w:hyperlink r:id="rId44" w:history="1">
+        <w:hyperlink r:id="rId43" w:history="1">
           <w:r>
             <w:rPr>
               <w:rStyle w:val="Hyperlink"/>
@@ -6960,11 +7113,11 @@
           <w:rFonts w:ascii="Charis SIL Regular" w:hAnsi="Charis SIL Regular" w:eastAsia="Charis SIL Regular"/>
           <w:b w:val="0"/>
           <w:i w:val="0"/>
-          <w:color w:val="0066CC"/>
+          <w:color w:val="0000FF"/>
           <w:sz w:val="24"/>
           <w:u w:val="single"/>
         </w:rPr>
-        <w:hyperlink r:id="rId44" w:history="1">
+        <w:hyperlink r:id="rId43" w:history="1">
           <w:r>
             <w:rPr>
               <w:rStyle w:val="Hyperlink"/>
@@ -6978,11 +7131,11 @@
           <w:rFonts w:ascii="Charis SIL Regular" w:hAnsi="Charis SIL Regular" w:eastAsia="Charis SIL Regular"/>
           <w:b w:val="0"/>
           <w:i w:val="0"/>
-          <w:color w:val="0066CC"/>
+          <w:color w:val="0000FF"/>
           <w:sz w:val="24"/>
           <w:u w:val="single"/>
         </w:rPr>
-        <w:hyperlink r:id="rId44" w:history="1">
+        <w:hyperlink r:id="rId43" w:history="1">
           <w:r>
             <w:rPr>
               <w:rStyle w:val="Hyperlink"/>
@@ -6996,11 +7149,11 @@
           <w:rFonts w:ascii="Charis SIL Regular" w:hAnsi="Charis SIL Regular" w:eastAsia="Charis SIL Regular"/>
           <w:b w:val="0"/>
           <w:i w:val="0"/>
-          <w:color w:val="0066CC"/>
+          <w:color w:val="0000FF"/>
           <w:sz w:val="24"/>
           <w:u w:val="single"/>
         </w:rPr>
-        <w:hyperlink r:id="rId44" w:history="1">
+        <w:hyperlink r:id="rId43" w:history="1">
           <w:r>
             <w:rPr>
               <w:rStyle w:val="Hyperlink"/>
@@ -7053,11 +7206,11 @@
           <w:rFonts w:ascii="Charis SIL Regular" w:hAnsi="Charis SIL Regular" w:eastAsia="Charis SIL Regular"/>
           <w:b w:val="0"/>
           <w:i w:val="0"/>
-          <w:color w:val="0066CC"/>
+          <w:color w:val="0000FF"/>
           <w:sz w:val="24"/>
           <w:u w:val="single"/>
         </w:rPr>
-        <w:hyperlink r:id="rId45" w:history="1">
+        <w:hyperlink r:id="rId44" w:history="1">
           <w:r>
             <w:rPr>
               <w:rStyle w:val="Hyperlink"/>
@@ -7071,7 +7224,7 @@
           <w:rFonts w:ascii="Charis SIL Regular" w:hAnsi="Charis SIL Regular" w:eastAsia="Charis SIL Regular"/>
           <w:b w:val="0"/>
           <w:i w:val="0"/>
-          <w:color w:val="0066CC"/>
+          <w:color w:val="0000FF"/>
           <w:sz w:val="24"/>
           <w:u w:val="single"/>
         </w:rPr>
@@ -7082,11 +7235,11 @@
           <w:rFonts w:ascii="Charis SIL Regular" w:hAnsi="Charis SIL Regular" w:eastAsia="Charis SIL Regular"/>
           <w:b w:val="0"/>
           <w:i w:val="0"/>
-          <w:color w:val="0066CC"/>
+          <w:color w:val="0000FF"/>
           <w:sz w:val="24"/>
           <w:u w:val="single"/>
         </w:rPr>
-        <w:hyperlink r:id="rId45" w:history="1">
+        <w:hyperlink r:id="rId44" w:history="1">
           <w:r>
             <w:rPr>
               <w:rStyle w:val="Hyperlink"/>
@@ -7110,11 +7263,11 @@
           <w:rFonts w:ascii="Charis SIL Regular" w:hAnsi="Charis SIL Regular" w:eastAsia="Charis SIL Regular"/>
           <w:b w:val="0"/>
           <w:i w:val="0"/>
-          <w:color w:val="0066CC"/>
+          <w:color w:val="0000FF"/>
           <w:sz w:val="24"/>
           <w:u w:val="single"/>
         </w:rPr>
-        <w:hyperlink r:id="rId46" w:history="1">
+        <w:hyperlink r:id="rId45" w:history="1">
           <w:r>
             <w:rPr>
               <w:rStyle w:val="Hyperlink"/>
@@ -7128,7 +7281,7 @@
           <w:rFonts w:ascii="Charis SIL Regular" w:hAnsi="Charis SIL Regular" w:eastAsia="Charis SIL Regular"/>
           <w:b w:val="0"/>
           <w:i w:val="0"/>
-          <w:color w:val="0066CC"/>
+          <w:color w:val="0000FF"/>
           <w:sz w:val="24"/>
           <w:u w:val="single"/>
         </w:rPr>
@@ -7139,11 +7292,11 @@
           <w:rFonts w:ascii="Charis SIL Regular" w:hAnsi="Charis SIL Regular" w:eastAsia="Charis SIL Regular"/>
           <w:b w:val="0"/>
           <w:i w:val="0"/>
-          <w:color w:val="0066CC"/>
+          <w:color w:val="0000FF"/>
           <w:sz w:val="24"/>
           <w:u w:val="single"/>
         </w:rPr>
-        <w:hyperlink r:id="rId46" w:history="1">
+        <w:hyperlink r:id="rId45" w:history="1">
           <w:r>
             <w:rPr>
               <w:rStyle w:val="Hyperlink"/>

--- a/EXPORTS/DOCX/published/niveau3/Dutch/KKZ.docx
+++ b/EXPORTS/DOCX/published/niveau3/Dutch/KKZ.docx
@@ -927,7 +927,7 @@
           <w:sz w:val="24"/>
           <w:u w:val="single"/>
         </w:rPr>
-        <w:hyperlink r:id="rId12" w:history="1">
+        <w:hyperlink r:id="rId9" w:history="1">
           <w:r>
             <w:rPr>
               <w:rStyle w:val="Hyperlink"/>
@@ -956,7 +956,7 @@
           <w:sz w:val="24"/>
           <w:u w:val="single"/>
         </w:rPr>
-        <w:hyperlink r:id="rId12" w:history="1">
+        <w:hyperlink r:id="rId9" w:history="1">
           <w:r>
             <w:rPr>
               <w:rStyle w:val="Hyperlink"/>
@@ -1963,31 +1963,13 @@
       </w:r>
       <w:r>
         <w:rPr>
-          <w:u w:val="single" w:color="0000ff"/>
           <w:rFonts w:ascii="Charis SIL Regular" w:hAnsi="Charis SIL Regular" w:eastAsia="Charis SIL Regular"/>
           <w:b w:val="0"/>
           <w:i w:val="0"/>
           <w:color w:val="000000"/>
           <w:sz w:val="24"/>
         </w:rPr>
-        <w:hyperlink r:id="rId17" w:history="1">
-          <w:r>
-            <w:rPr>
-              <w:rStyle w:val="Hyperlink"/>
-            </w:rPr>
-            <w:t xml:space="preserve">, </w:t>
-          </w:r>
-        </w:hyperlink>
-      </w:r>
-      <w:r>
-        <w:rPr>
-          <w:rFonts w:ascii="Charis SIL Regular" w:hAnsi="Charis SIL Regular" w:eastAsia="Charis SIL Regular"/>
-          <w:b w:val="0"/>
-          <w:i w:val="0"/>
-          <w:color w:val="000000"/>
-          <w:sz w:val="24"/>
-        </w:rPr>
-        <w:t xml:space="preserve">het </w:t>
+        <w:t xml:space="preserve">, het </w:t>
       </w:r>
       <w:r>
         <w:rPr>
@@ -2348,7 +2330,7 @@
           <w:sz w:val="24"/>
           <w:u w:val="single"/>
         </w:rPr>
-        <w:hyperlink r:id="rId18" w:history="1">
+        <w:hyperlink r:id="rId19" w:history="1">
           <w:r>
             <w:rPr>
               <w:rStyle w:val="Hyperlink"/>
@@ -2377,7 +2359,7 @@
           <w:sz w:val="24"/>
           <w:u w:val="single"/>
         </w:rPr>
-        <w:hyperlink r:id="rId18" w:history="1">
+        <w:hyperlink r:id="rId19" w:history="1">
           <w:r>
             <w:rPr>
               <w:rStyle w:val="Hyperlink"/>
@@ -2431,7 +2413,7 @@
           <w:sz w:val="24"/>
           <w:u w:val="single"/>
         </w:rPr>
-        <w:hyperlink r:id="rId18" w:history="1">
+        <w:hyperlink r:id="rId20" w:history="1">
           <w:r>
             <w:rPr>
               <w:rStyle w:val="Hyperlink"/>
@@ -2449,7 +2431,7 @@
           <w:sz w:val="24"/>
           <w:u w:val="single"/>
         </w:rPr>
-        <w:hyperlink r:id="rId18" w:history="1">
+        <w:hyperlink r:id="rId20" w:history="1">
           <w:r>
             <w:rPr>
               <w:rStyle w:val="Hyperlink"/>
@@ -2467,7 +2449,7 @@
           <w:sz w:val="24"/>
           <w:u w:val="single"/>
         </w:rPr>
-        <w:hyperlink r:id="rId18" w:history="1">
+        <w:hyperlink r:id="rId20" w:history="1">
           <w:r>
             <w:rPr>
               <w:rStyle w:val="Hyperlink"/>
@@ -2496,7 +2478,7 @@
           <w:sz w:val="24"/>
           <w:u w:val="single"/>
         </w:rPr>
-        <w:hyperlink r:id="rId18" w:history="1">
+        <w:hyperlink r:id="rId20" w:history="1">
           <w:r>
             <w:rPr>
               <w:rStyle w:val="Hyperlink"/>
@@ -2525,7 +2507,14 @@
           <w:sz w:val="24"/>
           <w:u w:val="single"/>
         </w:rPr>
-        <w:t>G</w:t>
+        <w:hyperlink r:id="rId20" w:history="1">
+          <w:r>
+            <w:rPr>
+              <w:rStyle w:val="Hyperlink"/>
+            </w:rPr>
+            <w:t>G</w:t>
+          </w:r>
+        </w:hyperlink>
       </w:r>
       <w:r>
         <w:rPr>
@@ -2536,7 +2525,7 @@
           <w:sz w:val="24"/>
           <w:u w:val="single"/>
         </w:rPr>
-        <w:hyperlink r:id="rId18" w:history="1">
+        <w:hyperlink r:id="rId20" w:history="1">
           <w:r>
             <w:rPr>
               <w:rStyle w:val="Hyperlink"/>
@@ -2554,7 +2543,7 @@
           <w:sz w:val="24"/>
           <w:u w:val="single"/>
         </w:rPr>
-        <w:hyperlink r:id="rId18" w:history="1">
+        <w:hyperlink r:id="rId20" w:history="1">
           <w:r>
             <w:rPr>
               <w:rStyle w:val="Hyperlink"/>
@@ -2583,7 +2572,7 @@
           <w:sz w:val="24"/>
           <w:u w:val="single"/>
         </w:rPr>
-        <w:hyperlink r:id="rId18" w:history="1">
+        <w:hyperlink r:id="rId20" w:history="1">
           <w:r>
             <w:rPr>
               <w:rStyle w:val="Hyperlink"/>
@@ -2612,7 +2601,7 @@
           <w:sz w:val="24"/>
           <w:u w:val="single"/>
         </w:rPr>
-        <w:hyperlink r:id="rId18" w:history="1">
+        <w:hyperlink r:id="rId20" w:history="1">
           <w:r>
             <w:rPr>
               <w:rStyle w:val="Hyperlink"/>
@@ -2630,7 +2619,7 @@
           <w:sz w:val="24"/>
           <w:u w:val="single"/>
         </w:rPr>
-        <w:hyperlink r:id="rId18" w:history="1">
+        <w:hyperlink r:id="rId20" w:history="1">
           <w:r>
             <w:rPr>
               <w:rStyle w:val="Hyperlink"/>
@@ -2676,7 +2665,14 @@
           <w:color w:val="000000"/>
           <w:sz w:val="24"/>
         </w:rPr>
-        <w:t xml:space="preserve">n het </w:t>
+        <w:hyperlink r:id="rId19" w:history="1">
+          <w:r>
+            <w:rPr>
+              <w:rStyle w:val="Hyperlink"/>
+            </w:rPr>
+            <w:t xml:space="preserve">n het </w:t>
+          </w:r>
+        </w:hyperlink>
       </w:r>
       <w:r>
         <w:rPr>
@@ -2687,7 +2683,7 @@
           <w:sz w:val="24"/>
           <w:u w:val="single"/>
         </w:rPr>
-        <w:hyperlink r:id="rId19" w:history="1">
+        <w:hyperlink r:id="rId21" w:history="1">
           <w:r>
             <w:rPr>
               <w:rStyle w:val="Hyperlink"/>
@@ -2716,7 +2712,7 @@
           <w:sz w:val="24"/>
           <w:u w:val="single"/>
         </w:rPr>
-        <w:hyperlink r:id="rId19" w:history="1">
+        <w:hyperlink r:id="rId21" w:history="1">
           <w:r>
             <w:rPr>
               <w:rStyle w:val="Hyperlink"/>
@@ -2734,7 +2730,7 @@
           <w:sz w:val="24"/>
           <w:u w:val="single"/>
         </w:rPr>
-        <w:hyperlink r:id="rId19" w:history="1">
+        <w:hyperlink r:id="rId21" w:history="1">
           <w:r>
             <w:rPr>
               <w:rStyle w:val="Hyperlink"/>
@@ -2752,7 +2748,7 @@
           <w:sz w:val="24"/>
           <w:u w:val="single"/>
         </w:rPr>
-        <w:hyperlink r:id="rId19" w:history="1">
+        <w:hyperlink r:id="rId21" w:history="1">
           <w:r>
             <w:rPr>
               <w:rStyle w:val="Hyperlink"/>
@@ -2770,7 +2766,7 @@
           <w:sz w:val="24"/>
           <w:u w:val="single"/>
         </w:rPr>
-        <w:hyperlink r:id="rId19" w:history="1">
+        <w:hyperlink r:id="rId21" w:history="1">
           <w:r>
             <w:rPr>
               <w:rStyle w:val="Hyperlink"/>
@@ -2864,7 +2860,7 @@
           <w:sz w:val="24"/>
           <w:u w:val="single"/>
         </w:rPr>
-        <w:hyperlink r:id="rId21" w:history="1">
+        <w:hyperlink r:id="rId22" w:history="1">
           <w:r>
             <w:rPr>
               <w:rStyle w:val="Hyperlink"/>
@@ -2872,121 +2868,6 @@
             <w:t xml:space="preserve">Reinier </w:t>
           </w:r>
         </w:hyperlink>
-      </w:r>
-      <w:r>
-        <w:rPr>
-          <w:rFonts w:ascii="Charis SIL Regular" w:hAnsi="Charis SIL Regular" w:eastAsia="Charis SIL Regular"/>
-          <w:b w:val="0"/>
-          <w:i w:val="0"/>
-          <w:color w:val="0000FF"/>
-          <w:sz w:val="24"/>
-          <w:u w:val="single"/>
-        </w:rPr>
-        <w:hyperlink r:id="rId21" w:history="1">
-          <w:r>
-            <w:rPr>
-              <w:rStyle w:val="Hyperlink"/>
-            </w:rPr>
-            <w:t>van</w:t>
-          </w:r>
-        </w:hyperlink>
-      </w:r>
-      <w:r>
-        <w:rPr>
-          <w:rFonts w:ascii="Charis SIL Regular" w:hAnsi="Charis SIL Regular" w:eastAsia="Charis SIL Regular"/>
-          <w:b w:val="0"/>
-          <w:i w:val="0"/>
-          <w:color w:val="0000FF"/>
-          <w:sz w:val="24"/>
-          <w:u w:val="single"/>
-        </w:rPr>
-        <w:t xml:space="preserve"> </w:t>
-      </w:r>
-      <w:r>
-        <w:rPr>
-          <w:rFonts w:ascii="Charis SIL Regular" w:hAnsi="Charis SIL Regular" w:eastAsia="Charis SIL Regular"/>
-          <w:b w:val="0"/>
-          <w:i w:val="0"/>
-          <w:color w:val="0000FF"/>
-          <w:sz w:val="24"/>
-          <w:u w:val="single"/>
-        </w:rPr>
-        <w:hyperlink r:id="rId21" w:history="1">
-          <w:r>
-            <w:rPr>
-              <w:rStyle w:val="Hyperlink"/>
-            </w:rPr>
-            <w:t>de</w:t>
-          </w:r>
-        </w:hyperlink>
-      </w:r>
-      <w:r>
-        <w:rPr>
-          <w:rFonts w:ascii="Charis SIL Regular" w:hAnsi="Charis SIL Regular" w:eastAsia="Charis SIL Regular"/>
-          <w:b w:val="0"/>
-          <w:i w:val="0"/>
-          <w:color w:val="0000FF"/>
-          <w:sz w:val="24"/>
-          <w:u w:val="single"/>
-        </w:rPr>
-        <w:t xml:space="preserve"> </w:t>
-      </w:r>
-      <w:r>
-        <w:rPr>
-          <w:rFonts w:ascii="Charis SIL Regular" w:hAnsi="Charis SIL Regular" w:eastAsia="Charis SIL Regular"/>
-          <w:b w:val="0"/>
-          <w:i w:val="0"/>
-          <w:color w:val="0000FF"/>
-          <w:sz w:val="24"/>
-          <w:u w:val="single"/>
-        </w:rPr>
-        <w:hyperlink r:id="rId21" w:history="1">
-          <w:r>
-            <w:rPr>
-              <w:rStyle w:val="Hyperlink"/>
-            </w:rPr>
-            <w:t>Kasteele</w:t>
-          </w:r>
-        </w:hyperlink>
-      </w:r>
-      <w:r>
-        <w:rPr>
-          <w:rFonts w:ascii="Charis SIL Regular" w:hAnsi="Charis SIL Regular" w:eastAsia="Charis SIL Regular"/>
-          <w:b w:val="0"/>
-          <w:i w:val="0"/>
-          <w:color w:val="000000"/>
-          <w:sz w:val="24"/>
-        </w:rPr>
-        <w:t xml:space="preserve"> verdween nadat zijn zoon </w:t>
-      </w:r>
-      <w:r>
-        <w:rPr>
-          <w:rFonts w:ascii="Charis SIL Regular" w:hAnsi="Charis SIL Regular" w:eastAsia="Charis SIL Regular"/>
-          <w:b w:val="0"/>
-          <w:i w:val="0"/>
-          <w:color w:val="0000FF"/>
-          <w:sz w:val="24"/>
-          <w:u w:val="single"/>
-        </w:rPr>
-        <w:hyperlink r:id="rId22" w:history="1">
-          <w:r>
-            <w:rPr>
-              <w:rStyle w:val="Hyperlink"/>
-            </w:rPr>
-            <w:t>Abraham</w:t>
-          </w:r>
-        </w:hyperlink>
-      </w:r>
-      <w:r>
-        <w:rPr>
-          <w:rFonts w:ascii="Charis SIL Regular" w:hAnsi="Charis SIL Regular" w:eastAsia="Charis SIL Regular"/>
-          <w:b w:val="0"/>
-          <w:i w:val="0"/>
-          <w:color w:val="0000FF"/>
-          <w:sz w:val="24"/>
-          <w:u w:val="single"/>
-        </w:rPr>
-        <w:t xml:space="preserve"> </w:t>
       </w:r>
       <w:r>
         <w:rPr>
@@ -3072,200 +2953,7 @@
           <w:color w:val="000000"/>
           <w:sz w:val="24"/>
         </w:rPr>
-        <w:t xml:space="preserve"> hem opvolgde in</w:t>
-      </w:r>
-      <w:r>
-        <w:rPr>
-          <w:u w:val="single" w:color="0000ff"/>
-          <w:rFonts w:ascii="Charis SIL Regular" w:hAnsi="Charis SIL Regular" w:eastAsia="Charis SIL Regular"/>
-          <w:b w:val="0"/>
-          <w:i w:val="0"/>
-          <w:color w:val="000000"/>
-          <w:sz w:val="24"/>
-        </w:rPr>
-        <w:hyperlink r:id="rId21" w:history="1">
-          <w:r>
-            <w:rPr>
-              <w:rStyle w:val="Hyperlink"/>
-            </w:rPr>
-            <w:t xml:space="preserve"> 1840. </w:t>
-          </w:r>
-        </w:hyperlink>
-      </w:r>
-      <w:r>
-        <w:rPr>
-          <w:u w:val="single" w:color="0000ff"/>
-          <w:rFonts w:ascii="Charis SIL Regular" w:hAnsi="Charis SIL Regular" w:eastAsia="Charis SIL Regular"/>
-          <w:b w:val="0"/>
-          <w:i w:val="0"/>
-          <w:color w:val="000000"/>
-          <w:sz w:val="24"/>
-        </w:rPr>
-        <w:hyperlink r:id="rId21" w:history="1">
-          <w:r>
-            <w:rPr>
-              <w:rStyle w:val="Hyperlink"/>
-            </w:rPr>
-            <w:t>Ook</w:t>
-          </w:r>
-        </w:hyperlink>
-      </w:r>
-      <w:r>
-        <w:rPr>
-          <w:u w:val="single" w:color="0000ff"/>
-          <w:rFonts w:ascii="Charis SIL Regular" w:hAnsi="Charis SIL Regular" w:eastAsia="Charis SIL Regular"/>
-          <w:b w:val="0"/>
-          <w:i w:val="0"/>
-          <w:color w:val="000000"/>
-          <w:sz w:val="24"/>
-        </w:rPr>
-        <w:hyperlink r:id="rId21" w:history="1">
-          <w:r>
-            <w:rPr>
-              <w:rStyle w:val="Hyperlink"/>
-            </w:rPr>
-            <w:t xml:space="preserve"> ve</w:t>
-          </w:r>
-        </w:hyperlink>
-      </w:r>
-      <w:r>
-        <w:rPr>
-          <w:u w:val="single" w:color="0000ff"/>
-          <w:rFonts w:ascii="Charis SIL Regular" w:hAnsi="Charis SIL Regular" w:eastAsia="Charis SIL Regular"/>
-          <w:b w:val="0"/>
-          <w:i w:val="0"/>
-          <w:color w:val="000000"/>
-          <w:sz w:val="24"/>
-        </w:rPr>
-        <w:hyperlink r:id="rId21" w:history="1">
-          <w:r>
-            <w:rPr>
-              <w:rStyle w:val="Hyperlink"/>
-            </w:rPr>
-            <w:t>rdwenen</w:t>
-          </w:r>
-        </w:hyperlink>
-      </w:r>
-      <w:r>
-        <w:rPr>
-          <w:rFonts w:ascii="Charis SIL Regular" w:hAnsi="Charis SIL Regular" w:eastAsia="Charis SIL Regular"/>
-          <w:b w:val="0"/>
-          <w:i w:val="0"/>
-          <w:color w:val="000000"/>
-          <w:sz w:val="24"/>
-        </w:rPr>
-        <w:t xml:space="preserve"> en vergingen er vele voor</w:t>
-      </w:r>
-      <w:r>
-        <w:rPr>
-          <w:u w:val="single" w:color="0000ff"/>
-          <w:rFonts w:ascii="Charis SIL Regular" w:hAnsi="Charis SIL Regular" w:eastAsia="Charis SIL Regular"/>
-          <w:b w:val="0"/>
-          <w:i w:val="0"/>
-          <w:color w:val="000000"/>
-          <w:sz w:val="24"/>
-        </w:rPr>
-        <w:hyperlink r:id="rId22" w:history="1">
-          <w:r>
-            <w:rPr>
-              <w:rStyle w:val="Hyperlink"/>
-            </w:rPr>
-            <w:t>werpen in</w:t>
-          </w:r>
-        </w:hyperlink>
-      </w:r>
-      <w:r>
-        <w:rPr>
-          <w:u w:val="single" w:color="0000ff"/>
-          <w:rFonts w:ascii="Charis SIL Regular" w:hAnsi="Charis SIL Regular" w:eastAsia="Charis SIL Regular"/>
-          <w:b w:val="0"/>
-          <w:i w:val="0"/>
-          <w:color w:val="000000"/>
-          <w:sz w:val="24"/>
-        </w:rPr>
-        <w:t xml:space="preserve"> </w:t>
-      </w:r>
-      <w:r>
-        <w:rPr>
-          <w:u w:val="single" w:color="0000ff"/>
-          <w:rFonts w:ascii="Charis SIL Regular" w:hAnsi="Charis SIL Regular" w:eastAsia="Charis SIL Regular"/>
-          <w:b w:val="0"/>
-          <w:i w:val="0"/>
-          <w:color w:val="000000"/>
-          <w:sz w:val="24"/>
-        </w:rPr>
-        <w:hyperlink r:id="rId22" w:history="1">
-          <w:r>
-            <w:rPr>
-              <w:rStyle w:val="Hyperlink"/>
-            </w:rPr>
-            <w:t xml:space="preserve">die </w:t>
-          </w:r>
-        </w:hyperlink>
-      </w:r>
-      <w:r>
-        <w:rPr>
-          <w:u w:val="single" w:color="0000ff"/>
-          <w:rFonts w:ascii="Charis SIL Regular" w:hAnsi="Charis SIL Regular" w:eastAsia="Charis SIL Regular"/>
-          <w:b w:val="0"/>
-          <w:i w:val="0"/>
-          <w:color w:val="000000"/>
-          <w:sz w:val="24"/>
-        </w:rPr>
-        <w:hyperlink r:id="rId22" w:history="1">
-          <w:r>
-            <w:rPr>
-              <w:rStyle w:val="Hyperlink"/>
-            </w:rPr>
-            <w:t>t</w:t>
-          </w:r>
-        </w:hyperlink>
-      </w:r>
-      <w:r>
-        <w:rPr>
-          <w:u w:val="single" w:color="0000ff"/>
-          <w:rFonts w:ascii="Charis SIL Regular" w:hAnsi="Charis SIL Regular" w:eastAsia="Charis SIL Regular"/>
-          <w:b w:val="0"/>
-          <w:i w:val="0"/>
-          <w:color w:val="000000"/>
-          <w:sz w:val="24"/>
-        </w:rPr>
-        <w:hyperlink r:id="rId22" w:history="1">
-          <w:r>
-            <w:rPr>
-              <w:rStyle w:val="Hyperlink"/>
-            </w:rPr>
-            <w:t>ijd</w:t>
-          </w:r>
-        </w:hyperlink>
-      </w:r>
-      <w:r>
-        <w:rPr>
-          <w:u w:val="single" w:color="0000ff"/>
-          <w:rFonts w:ascii="Charis SIL Regular" w:hAnsi="Charis SIL Regular" w:eastAsia="Charis SIL Regular"/>
-          <w:b w:val="0"/>
-          <w:i w:val="0"/>
-          <w:color w:val="000000"/>
-          <w:sz w:val="24"/>
-        </w:rPr>
-        <w:hyperlink r:id="rId22" w:history="1">
-          <w:r>
-            <w:rPr>
-              <w:rStyle w:val="Hyperlink"/>
-            </w:rPr>
-            <w:t>. De der</w:t>
-          </w:r>
-        </w:hyperlink>
-      </w:r>
-      <w:r>
-        <w:rPr>
-          <w:rFonts w:ascii="Charis SIL Regular" w:hAnsi="Charis SIL Regular" w:eastAsia="Charis SIL Regular"/>
-          <w:b w:val="0"/>
-          <w:i w:val="0"/>
-          <w:color w:val="000000"/>
-          <w:sz w:val="24"/>
-        </w:rPr>
-        <w:t xml:space="preserve">de en laatste directeur </w:t>
+        <w:t xml:space="preserve"> verdween nadat zijn zoon </w:t>
       </w:r>
       <w:r>
         <w:rPr>
@@ -3281,7 +2969,7 @@
             <w:rPr>
               <w:rStyle w:val="Hyperlink"/>
             </w:rPr>
-            <w:t>David</w:t>
+            <w:t>Abraham</w:t>
           </w:r>
         </w:hyperlink>
       </w:r>
@@ -3339,6 +3027,314 @@
             <w:rPr>
               <w:rStyle w:val="Hyperlink"/>
             </w:rPr>
+            <w:t>de</w:t>
+          </w:r>
+        </w:hyperlink>
+      </w:r>
+      <w:r>
+        <w:rPr>
+          <w:rFonts w:ascii="Charis SIL Regular" w:hAnsi="Charis SIL Regular" w:eastAsia="Charis SIL Regular"/>
+          <w:b w:val="0"/>
+          <w:i w:val="0"/>
+          <w:color w:val="0000FF"/>
+          <w:sz w:val="24"/>
+          <w:u w:val="single"/>
+        </w:rPr>
+        <w:t xml:space="preserve"> </w:t>
+      </w:r>
+      <w:r>
+        <w:rPr>
+          <w:rFonts w:ascii="Charis SIL Regular" w:hAnsi="Charis SIL Regular" w:eastAsia="Charis SIL Regular"/>
+          <w:b w:val="0"/>
+          <w:i w:val="0"/>
+          <w:color w:val="0000FF"/>
+          <w:sz w:val="24"/>
+          <w:u w:val="single"/>
+        </w:rPr>
+        <w:hyperlink r:id="rId23" w:history="1">
+          <w:r>
+            <w:rPr>
+              <w:rStyle w:val="Hyperlink"/>
+            </w:rPr>
+            <w:t>Kasteele</w:t>
+          </w:r>
+        </w:hyperlink>
+      </w:r>
+      <w:r>
+        <w:rPr>
+          <w:rFonts w:ascii="Charis SIL Regular" w:hAnsi="Charis SIL Regular" w:eastAsia="Charis SIL Regular"/>
+          <w:b w:val="0"/>
+          <w:i w:val="0"/>
+          <w:color w:val="000000"/>
+          <w:sz w:val="24"/>
+        </w:rPr>
+        <w:t xml:space="preserve"> hem opvolgde in</w:t>
+      </w:r>
+      <w:r>
+        <w:rPr>
+          <w:u w:val="single" w:color="0000ff"/>
+          <w:rFonts w:ascii="Charis SIL Regular" w:hAnsi="Charis SIL Regular" w:eastAsia="Charis SIL Regular"/>
+          <w:b w:val="0"/>
+          <w:i w:val="0"/>
+          <w:color w:val="000000"/>
+          <w:sz w:val="24"/>
+        </w:rPr>
+        <w:hyperlink r:id="rId22" w:history="1">
+          <w:r>
+            <w:rPr>
+              <w:rStyle w:val="Hyperlink"/>
+            </w:rPr>
+            <w:t xml:space="preserve"> 1840. </w:t>
+          </w:r>
+        </w:hyperlink>
+      </w:r>
+      <w:r>
+        <w:rPr>
+          <w:u w:val="single" w:color="0000ff"/>
+          <w:rFonts w:ascii="Charis SIL Regular" w:hAnsi="Charis SIL Regular" w:eastAsia="Charis SIL Regular"/>
+          <w:b w:val="0"/>
+          <w:i w:val="0"/>
+          <w:color w:val="000000"/>
+          <w:sz w:val="24"/>
+        </w:rPr>
+        <w:hyperlink r:id="rId22" w:history="1">
+          <w:r>
+            <w:rPr>
+              <w:rStyle w:val="Hyperlink"/>
+            </w:rPr>
+            <w:t>Ook</w:t>
+          </w:r>
+        </w:hyperlink>
+      </w:r>
+      <w:r>
+        <w:rPr>
+          <w:u w:val="single" w:color="0000ff"/>
+          <w:rFonts w:ascii="Charis SIL Regular" w:hAnsi="Charis SIL Regular" w:eastAsia="Charis SIL Regular"/>
+          <w:b w:val="0"/>
+          <w:i w:val="0"/>
+          <w:color w:val="000000"/>
+          <w:sz w:val="24"/>
+        </w:rPr>
+        <w:hyperlink r:id="rId22" w:history="1">
+          <w:r>
+            <w:rPr>
+              <w:rStyle w:val="Hyperlink"/>
+            </w:rPr>
+            <w:t xml:space="preserve"> ve</w:t>
+          </w:r>
+        </w:hyperlink>
+      </w:r>
+      <w:r>
+        <w:rPr>
+          <w:u w:val="single" w:color="0000ff"/>
+          <w:rFonts w:ascii="Charis SIL Regular" w:hAnsi="Charis SIL Regular" w:eastAsia="Charis SIL Regular"/>
+          <w:b w:val="0"/>
+          <w:i w:val="0"/>
+          <w:color w:val="000000"/>
+          <w:sz w:val="24"/>
+        </w:rPr>
+        <w:hyperlink r:id="rId22" w:history="1">
+          <w:r>
+            <w:rPr>
+              <w:rStyle w:val="Hyperlink"/>
+            </w:rPr>
+            <w:t>rdwenen</w:t>
+          </w:r>
+        </w:hyperlink>
+      </w:r>
+      <w:r>
+        <w:rPr>
+          <w:rFonts w:ascii="Charis SIL Regular" w:hAnsi="Charis SIL Regular" w:eastAsia="Charis SIL Regular"/>
+          <w:b w:val="0"/>
+          <w:i w:val="0"/>
+          <w:color w:val="000000"/>
+          <w:sz w:val="24"/>
+        </w:rPr>
+        <w:t xml:space="preserve"> en vergingen er vele voor</w:t>
+      </w:r>
+      <w:r>
+        <w:rPr>
+          <w:u w:val="single" w:color="0000ff"/>
+          <w:rFonts w:ascii="Charis SIL Regular" w:hAnsi="Charis SIL Regular" w:eastAsia="Charis SIL Regular"/>
+          <w:b w:val="0"/>
+          <w:i w:val="0"/>
+          <w:color w:val="000000"/>
+          <w:sz w:val="24"/>
+        </w:rPr>
+        <w:hyperlink r:id="rId23" w:history="1">
+          <w:r>
+            <w:rPr>
+              <w:rStyle w:val="Hyperlink"/>
+            </w:rPr>
+            <w:t>werpen in</w:t>
+          </w:r>
+        </w:hyperlink>
+      </w:r>
+      <w:r>
+        <w:rPr>
+          <w:u w:val="single" w:color="0000ff"/>
+          <w:rFonts w:ascii="Charis SIL Regular" w:hAnsi="Charis SIL Regular" w:eastAsia="Charis SIL Regular"/>
+          <w:b w:val="0"/>
+          <w:i w:val="0"/>
+          <w:color w:val="000000"/>
+          <w:sz w:val="24"/>
+        </w:rPr>
+        <w:t xml:space="preserve"> </w:t>
+      </w:r>
+      <w:r>
+        <w:rPr>
+          <w:u w:val="single" w:color="0000ff"/>
+          <w:rFonts w:ascii="Charis SIL Regular" w:hAnsi="Charis SIL Regular" w:eastAsia="Charis SIL Regular"/>
+          <w:b w:val="0"/>
+          <w:i w:val="0"/>
+          <w:color w:val="000000"/>
+          <w:sz w:val="24"/>
+        </w:rPr>
+        <w:hyperlink r:id="rId23" w:history="1">
+          <w:r>
+            <w:rPr>
+              <w:rStyle w:val="Hyperlink"/>
+            </w:rPr>
+            <w:t xml:space="preserve">die </w:t>
+          </w:r>
+        </w:hyperlink>
+      </w:r>
+      <w:r>
+        <w:rPr>
+          <w:u w:val="single" w:color="0000ff"/>
+          <w:rFonts w:ascii="Charis SIL Regular" w:hAnsi="Charis SIL Regular" w:eastAsia="Charis SIL Regular"/>
+          <w:b w:val="0"/>
+          <w:i w:val="0"/>
+          <w:color w:val="000000"/>
+          <w:sz w:val="24"/>
+        </w:rPr>
+        <w:hyperlink r:id="rId23" w:history="1">
+          <w:r>
+            <w:rPr>
+              <w:rStyle w:val="Hyperlink"/>
+            </w:rPr>
+            <w:t>t</w:t>
+          </w:r>
+        </w:hyperlink>
+      </w:r>
+      <w:r>
+        <w:rPr>
+          <w:u w:val="single" w:color="0000ff"/>
+          <w:rFonts w:ascii="Charis SIL Regular" w:hAnsi="Charis SIL Regular" w:eastAsia="Charis SIL Regular"/>
+          <w:b w:val="0"/>
+          <w:i w:val="0"/>
+          <w:color w:val="000000"/>
+          <w:sz w:val="24"/>
+        </w:rPr>
+        <w:hyperlink r:id="rId23" w:history="1">
+          <w:r>
+            <w:rPr>
+              <w:rStyle w:val="Hyperlink"/>
+            </w:rPr>
+            <w:t>ijd</w:t>
+          </w:r>
+        </w:hyperlink>
+      </w:r>
+      <w:r>
+        <w:rPr>
+          <w:u w:val="single" w:color="0000ff"/>
+          <w:rFonts w:ascii="Charis SIL Regular" w:hAnsi="Charis SIL Regular" w:eastAsia="Charis SIL Regular"/>
+          <w:b w:val="0"/>
+          <w:i w:val="0"/>
+          <w:color w:val="000000"/>
+          <w:sz w:val="24"/>
+        </w:rPr>
+        <w:hyperlink r:id="rId23" w:history="1">
+          <w:r>
+            <w:rPr>
+              <w:rStyle w:val="Hyperlink"/>
+            </w:rPr>
+            <w:t>. De der</w:t>
+          </w:r>
+        </w:hyperlink>
+      </w:r>
+      <w:r>
+        <w:rPr>
+          <w:rFonts w:ascii="Charis SIL Regular" w:hAnsi="Charis SIL Regular" w:eastAsia="Charis SIL Regular"/>
+          <w:b w:val="0"/>
+          <w:i w:val="0"/>
+          <w:color w:val="000000"/>
+          <w:sz w:val="24"/>
+        </w:rPr>
+        <w:t xml:space="preserve">de en laatste directeur </w:t>
+      </w:r>
+      <w:r>
+        <w:rPr>
+          <w:rFonts w:ascii="Charis SIL Regular" w:hAnsi="Charis SIL Regular" w:eastAsia="Charis SIL Regular"/>
+          <w:b w:val="0"/>
+          <w:i w:val="0"/>
+          <w:color w:val="0000FF"/>
+          <w:sz w:val="24"/>
+          <w:u w:val="single"/>
+        </w:rPr>
+        <w:hyperlink r:id="rId24" w:history="1">
+          <w:r>
+            <w:rPr>
+              <w:rStyle w:val="Hyperlink"/>
+            </w:rPr>
+            <w:t>David</w:t>
+          </w:r>
+        </w:hyperlink>
+      </w:r>
+      <w:r>
+        <w:rPr>
+          <w:rFonts w:ascii="Charis SIL Regular" w:hAnsi="Charis SIL Regular" w:eastAsia="Charis SIL Regular"/>
+          <w:b w:val="0"/>
+          <w:i w:val="0"/>
+          <w:color w:val="0000FF"/>
+          <w:sz w:val="24"/>
+          <w:u w:val="single"/>
+        </w:rPr>
+        <w:t xml:space="preserve"> </w:t>
+      </w:r>
+      <w:r>
+        <w:rPr>
+          <w:rFonts w:ascii="Charis SIL Regular" w:hAnsi="Charis SIL Regular" w:eastAsia="Charis SIL Regular"/>
+          <w:b w:val="0"/>
+          <w:i w:val="0"/>
+          <w:color w:val="0000FF"/>
+          <w:sz w:val="24"/>
+          <w:u w:val="single"/>
+        </w:rPr>
+        <w:hyperlink r:id="rId24" w:history="1">
+          <w:r>
+            <w:rPr>
+              <w:rStyle w:val="Hyperlink"/>
+            </w:rPr>
+            <w:t>van</w:t>
+          </w:r>
+        </w:hyperlink>
+      </w:r>
+      <w:r>
+        <w:rPr>
+          <w:rFonts w:ascii="Charis SIL Regular" w:hAnsi="Charis SIL Regular" w:eastAsia="Charis SIL Regular"/>
+          <w:b w:val="0"/>
+          <w:i w:val="0"/>
+          <w:color w:val="0000FF"/>
+          <w:sz w:val="24"/>
+          <w:u w:val="single"/>
+        </w:rPr>
+        <w:t xml:space="preserve"> </w:t>
+      </w:r>
+      <w:r>
+        <w:rPr>
+          <w:rFonts w:ascii="Charis SIL Regular" w:hAnsi="Charis SIL Regular" w:eastAsia="Charis SIL Regular"/>
+          <w:b w:val="0"/>
+          <w:i w:val="0"/>
+          <w:color w:val="0000FF"/>
+          <w:sz w:val="24"/>
+          <w:u w:val="single"/>
+        </w:rPr>
+        <w:hyperlink r:id="rId24" w:history="1">
+          <w:r>
+            <w:rPr>
+              <w:rStyle w:val="Hyperlink"/>
+            </w:rPr>
             <w:t>der</w:t>
           </w:r>
         </w:hyperlink>
@@ -3363,7 +3359,7 @@
           <w:sz w:val="24"/>
           <w:u w:val="single"/>
         </w:rPr>
-        <w:hyperlink r:id="rId23" w:history="1">
+        <w:hyperlink r:id="rId24" w:history="1">
           <w:r>
             <w:rPr>
               <w:rStyle w:val="Hyperlink"/>
@@ -3391,7 +3387,7 @@
           <w:color w:val="000000"/>
           <w:sz w:val="24"/>
         </w:rPr>
-        <w:hyperlink r:id="rId23" w:history="1">
+        <w:hyperlink r:id="rId24" w:history="1">
           <w:r>
             <w:rPr>
               <w:rStyle w:val="Hyperlink"/>
@@ -3409,7 +3405,7 @@
           <w:color w:val="000000"/>
           <w:sz w:val="24"/>
         </w:rPr>
-        <w:hyperlink r:id="rId23" w:history="1">
+        <w:hyperlink r:id="rId24" w:history="1">
           <w:r>
             <w:rPr>
               <w:rStyle w:val="Hyperlink"/>
@@ -3427,7 +3423,7 @@
           <w:color w:val="000000"/>
           <w:sz w:val="24"/>
         </w:rPr>
-        <w:hyperlink r:id="rId23" w:history="1">
+        <w:hyperlink r:id="rId24" w:history="1">
           <w:r>
             <w:rPr>
               <w:rStyle w:val="Hyperlink"/>
@@ -3456,7 +3452,7 @@
           <w:color w:val="000000"/>
           <w:sz w:val="24"/>
         </w:rPr>
-        <w:hyperlink r:id="rId23" w:history="1">
+        <w:hyperlink r:id="rId24" w:history="1">
           <w:r>
             <w:rPr>
               <w:rStyle w:val="Hyperlink"/>
@@ -3484,7 +3480,7 @@
           <w:sz w:val="24"/>
           <w:u w:val="single"/>
         </w:rPr>
-        <w:hyperlink r:id="rId24" w:history="1">
+        <w:hyperlink r:id="rId25" w:history="1">
           <w:r>
             <w:rPr>
               <w:rStyle w:val="Hyperlink"/>
@@ -3513,7 +3509,7 @@
           <w:sz w:val="24"/>
           <w:u w:val="single"/>
         </w:rPr>
-        <w:hyperlink r:id="rId24" w:history="1">
+        <w:hyperlink r:id="rId25" w:history="1">
           <w:r>
             <w:rPr>
               <w:rStyle w:val="Hyperlink"/>
@@ -3562,7 +3558,7 @@
           <w:color w:val="000000"/>
           <w:sz w:val="24"/>
         </w:rPr>
-        <w:hyperlink r:id="rId24" w:history="1">
+        <w:hyperlink r:id="rId25" w:history="1">
           <w:r>
             <w:rPr>
               <w:rStyle w:val="Hyperlink"/>
@@ -3580,7 +3576,7 @@
           <w:color w:val="000000"/>
           <w:sz w:val="24"/>
         </w:rPr>
-        <w:hyperlink r:id="rId24" w:history="1">
+        <w:hyperlink r:id="rId25" w:history="1">
           <w:r>
             <w:rPr>
               <w:rStyle w:val="Hyperlink"/>
@@ -3651,7 +3647,7 @@
           <w:sz w:val="24"/>
           <w:u w:val="single"/>
         </w:rPr>
-        <w:hyperlink r:id="rId25" w:history="1">
+        <w:hyperlink r:id="rId26" w:history="1">
           <w:r>
             <w:rPr>
               <w:rStyle w:val="Hyperlink"/>
@@ -3698,7 +3694,7 @@
           <w:sz w:val="24"/>
           <w:u w:val="single"/>
         </w:rPr>
-        <w:hyperlink r:id="rId25" w:history="1">
+        <w:hyperlink r:id="rId26" w:history="1">
           <w:r>
             <w:rPr>
               <w:rStyle w:val="Hyperlink"/>
@@ -3727,7 +3723,7 @@
           <w:sz w:val="24"/>
           <w:u w:val="single"/>
         </w:rPr>
-        <w:hyperlink r:id="rId25" w:history="1">
+        <w:hyperlink r:id="rId26" w:history="1">
           <w:r>
             <w:rPr>
               <w:rStyle w:val="Hyperlink"/>
@@ -3755,7 +3751,7 @@
           <w:color w:val="000000"/>
           <w:sz w:val="24"/>
         </w:rPr>
-        <w:hyperlink r:id="rId25" w:history="1">
+        <w:hyperlink r:id="rId26" w:history="1">
           <w:r>
             <w:rPr>
               <w:rStyle w:val="Hyperlink"/>
@@ -3773,7 +3769,7 @@
           <w:color w:val="000000"/>
           <w:sz w:val="24"/>
         </w:rPr>
-        <w:hyperlink r:id="rId25" w:history="1">
+        <w:hyperlink r:id="rId26" w:history="1">
           <w:r>
             <w:rPr>
               <w:rStyle w:val="Hyperlink"/>
@@ -3791,7 +3787,7 @@
           <w:color w:val="000000"/>
           <w:sz w:val="24"/>
         </w:rPr>
-        <w:hyperlink r:id="rId25" w:history="1">
+        <w:hyperlink r:id="rId26" w:history="1">
           <w:r>
             <w:rPr>
               <w:rStyle w:val="Hyperlink"/>
@@ -3869,7 +3865,7 @@
           <w:sz w:val="24"/>
           <w:u w:val="single"/>
         </w:rPr>
-        <w:hyperlink r:id="rId26" w:history="1">
+        <w:hyperlink r:id="rId27" w:history="1">
           <w:r>
             <w:rPr>
               <w:rStyle w:val="Hyperlink"/>
@@ -3898,7 +3894,7 @@
           <w:sz w:val="24"/>
           <w:u w:val="single"/>
         </w:rPr>
-        <w:hyperlink r:id="rId26" w:history="1">
+        <w:hyperlink r:id="rId27" w:history="1">
           <w:r>
             <w:rPr>
               <w:rStyle w:val="Hyperlink"/>
@@ -3936,7 +3932,7 @@
           <w:color w:val="000000"/>
           <w:sz w:val="24"/>
         </w:rPr>
-        <w:hyperlink r:id="rId26" w:history="1">
+        <w:hyperlink r:id="rId27" w:history="1">
           <w:r>
             <w:rPr>
               <w:rStyle w:val="Hyperlink"/>
@@ -3954,7 +3950,7 @@
           <w:color w:val="000000"/>
           <w:sz w:val="24"/>
         </w:rPr>
-        <w:hyperlink r:id="rId26" w:history="1">
+        <w:hyperlink r:id="rId27" w:history="1">
           <w:r>
             <w:rPr>
               <w:rStyle w:val="Hyperlink"/>
@@ -3992,7 +3988,7 @@
           <w:sz w:val="24"/>
           <w:u w:val="single"/>
         </w:rPr>
-        <w:hyperlink r:id="rId27" w:history="1">
+        <w:hyperlink r:id="rId28" w:history="1">
           <w:r>
             <w:rPr>
               <w:rStyle w:val="Hyperlink"/>
@@ -4030,7 +4026,7 @@
           <w:color w:val="000000"/>
           <w:sz w:val="24"/>
         </w:rPr>
-        <w:hyperlink r:id="rId27" w:history="1">
+        <w:hyperlink r:id="rId28" w:history="1">
           <w:r>
             <w:rPr>
               <w:rStyle w:val="Hyperlink"/>
@@ -4516,7 +4512,7 @@
           <w:color w:val="0000FF"/>
           <w:sz w:val="24"/>
         </w:rPr>
-        <w:hyperlink r:id="rId28" w:history="1">
+        <w:hyperlink r:id="rId29" w:history="1">
           <w:r>
             <w:rPr>
               <w:rStyle w:val="Hyperlink"/>
@@ -4533,7 +4529,7 @@
           <w:color w:val="0000FF"/>
           <w:sz w:val="24"/>
         </w:rPr>
-        <w:hyperlink r:id="rId28" w:history="1">
+        <w:hyperlink r:id="rId29" w:history="1">
           <w:r>
             <w:rPr>
               <w:rStyle w:val="Hyperlink"/>
@@ -4651,7 +4647,7 @@
           <w:sz w:val="24"/>
           <w:u w:val="single"/>
         </w:rPr>
-        <w:hyperlink r:id="rId29" w:history="1">
+        <w:hyperlink r:id="rId30" w:history="1">
           <w:r>
             <w:rPr>
               <w:rStyle w:val="Hyperlink"/>
@@ -4669,7 +4665,7 @@
           <w:sz w:val="24"/>
           <w:u w:val="single"/>
         </w:rPr>
-        <w:hyperlink r:id="rId29" w:history="1">
+        <w:hyperlink r:id="rId30" w:history="1">
           <w:r>
             <w:rPr>
               <w:rStyle w:val="Hyperlink"/>
@@ -4687,7 +4683,7 @@
           <w:sz w:val="24"/>
           <w:u w:val="single"/>
         </w:rPr>
-        <w:hyperlink r:id="rId29" w:history="1">
+        <w:hyperlink r:id="rId30" w:history="1">
           <w:r>
             <w:rPr>
               <w:rStyle w:val="Hyperlink"/>
@@ -4705,7 +4701,7 @@
           <w:sz w:val="24"/>
           <w:u w:val="single"/>
         </w:rPr>
-        <w:hyperlink r:id="rId29" w:history="1">
+        <w:hyperlink r:id="rId30" w:history="1">
           <w:r>
             <w:rPr>
               <w:rStyle w:val="Hyperlink"/>
@@ -4723,7 +4719,7 @@
           <w:sz w:val="24"/>
           <w:u w:val="single"/>
         </w:rPr>
-        <w:hyperlink r:id="rId29" w:history="1">
+        <w:hyperlink r:id="rId30" w:history="1">
           <w:r>
             <w:rPr>
               <w:rStyle w:val="Hyperlink"/>
@@ -4741,7 +4737,7 @@
           <w:sz w:val="24"/>
           <w:u w:val="single"/>
         </w:rPr>
-        <w:hyperlink r:id="rId29" w:history="1">
+        <w:hyperlink r:id="rId30" w:history="1">
           <w:r>
             <w:rPr>
               <w:rStyle w:val="Hyperlink"/>
@@ -4759,7 +4755,7 @@
           <w:sz w:val="24"/>
           <w:u w:val="single"/>
         </w:rPr>
-        <w:hyperlink r:id="rId29" w:history="1">
+        <w:hyperlink r:id="rId30" w:history="1">
           <w:r>
             <w:rPr>
               <w:rStyle w:val="Hyperlink"/>
@@ -4777,7 +4773,7 @@
           <w:sz w:val="24"/>
           <w:u w:val="single"/>
         </w:rPr>
-        <w:hyperlink r:id="rId29" w:history="1">
+        <w:hyperlink r:id="rId30" w:history="1">
           <w:r>
             <w:rPr>
               <w:rStyle w:val="Hyperlink"/>
@@ -4795,7 +4791,7 @@
           <w:sz w:val="24"/>
           <w:u w:val="single"/>
         </w:rPr>
-        <w:hyperlink r:id="rId29" w:history="1">
+        <w:hyperlink r:id="rId30" w:history="1">
           <w:r>
             <w:rPr>
               <w:rStyle w:val="Hyperlink"/>
@@ -4955,7 +4951,7 @@
           <w:sz w:val="24"/>
           <w:u w:val="single"/>
         </w:rPr>
-        <w:hyperlink r:id="rId30" w:history="1">
+        <w:hyperlink r:id="rId31" w:history="1">
           <w:r>
             <w:rPr>
               <w:rStyle w:val="Hyperlink"/>
@@ -4973,7 +4969,7 @@
           <w:sz w:val="24"/>
           <w:u w:val="single"/>
         </w:rPr>
-        <w:hyperlink r:id="rId30" w:history="1">
+        <w:hyperlink r:id="rId31" w:history="1">
           <w:r>
             <w:rPr>
               <w:rStyle w:val="Hyperlink"/>
@@ -4991,7 +4987,7 @@
           <w:sz w:val="24"/>
           <w:u w:val="single"/>
         </w:rPr>
-        <w:hyperlink r:id="rId30" w:history="1">
+        <w:hyperlink r:id="rId31" w:history="1">
           <w:r>
             <w:rPr>
               <w:rStyle w:val="Hyperlink"/>
@@ -5009,7 +5005,7 @@
           <w:sz w:val="24"/>
           <w:u w:val="single"/>
         </w:rPr>
-        <w:hyperlink r:id="rId30" w:history="1">
+        <w:hyperlink r:id="rId31" w:history="1">
           <w:r>
             <w:rPr>
               <w:rStyle w:val="Hyperlink"/>
@@ -5027,7 +5023,7 @@
           <w:sz w:val="24"/>
           <w:u w:val="single"/>
         </w:rPr>
-        <w:hyperlink r:id="rId30" w:history="1">
+        <w:hyperlink r:id="rId31" w:history="1">
           <w:r>
             <w:rPr>
               <w:rStyle w:val="Hyperlink"/>
@@ -5045,7 +5041,7 @@
           <w:sz w:val="24"/>
           <w:u w:val="single"/>
         </w:rPr>
-        <w:hyperlink r:id="rId30" w:history="1">
+        <w:hyperlink r:id="rId31" w:history="1">
           <w:r>
             <w:rPr>
               <w:rStyle w:val="Hyperlink"/>
@@ -5063,7 +5059,7 @@
           <w:sz w:val="24"/>
           <w:u w:val="single"/>
         </w:rPr>
-        <w:hyperlink r:id="rId30" w:history="1">
+        <w:hyperlink r:id="rId31" w:history="1">
           <w:r>
             <w:rPr>
               <w:rStyle w:val="Hyperlink"/>
@@ -5171,7 +5167,7 @@
           <w:sz w:val="24"/>
           <w:u w:val="single"/>
         </w:rPr>
-        <w:hyperlink r:id="rId31" w:history="1">
+        <w:hyperlink r:id="rId32" w:history="1">
           <w:r>
             <w:rPr>
               <w:rStyle w:val="Hyperlink"/>
@@ -5189,7 +5185,7 @@
           <w:sz w:val="24"/>
           <w:u w:val="single"/>
         </w:rPr>
-        <w:hyperlink r:id="rId31" w:history="1">
+        <w:hyperlink r:id="rId32" w:history="1">
           <w:r>
             <w:rPr>
               <w:rStyle w:val="Hyperlink"/>
@@ -5207,7 +5203,7 @@
           <w:sz w:val="24"/>
           <w:u w:val="single"/>
         </w:rPr>
-        <w:hyperlink r:id="rId31" w:history="1">
+        <w:hyperlink r:id="rId32" w:history="1">
           <w:r>
             <w:rPr>
               <w:rStyle w:val="Hyperlink"/>
@@ -5225,7 +5221,7 @@
           <w:sz w:val="24"/>
           <w:u w:val="single"/>
         </w:rPr>
-        <w:hyperlink r:id="rId31" w:history="1">
+        <w:hyperlink r:id="rId32" w:history="1">
           <w:r>
             <w:rPr>
               <w:rStyle w:val="Hyperlink"/>
@@ -5243,7 +5239,7 @@
           <w:sz w:val="24"/>
           <w:u w:val="single"/>
         </w:rPr>
-        <w:hyperlink r:id="rId31" w:history="1">
+        <w:hyperlink r:id="rId32" w:history="1">
           <w:r>
             <w:rPr>
               <w:rStyle w:val="Hyperlink"/>
@@ -5261,12 +5257,12 @@
           <w:sz w:val="24"/>
           <w:u w:val="single"/>
         </w:rPr>
-        <w:hyperlink r:id="rId31" w:history="1">
+        <w:hyperlink r:id="rId32" w:history="1">
           <w:r>
             <w:rPr>
               <w:rStyle w:val="Hyperlink"/>
             </w:rPr>
-            <w:t>fi</w:t>
+            <w:t>file</w:t>
           </w:r>
         </w:hyperlink>
       </w:r>
@@ -5279,12 +5275,12 @@
           <w:sz w:val="24"/>
           <w:u w:val="single"/>
         </w:rPr>
-        <w:hyperlink r:id="rId31" w:history="1">
+        <w:hyperlink r:id="rId32" w:history="1">
           <w:r>
             <w:rPr>
               <w:rStyle w:val="Hyperlink"/>
             </w:rPr>
-            <w:t>l</w:t>
+            <w:t>/</w:t>
           </w:r>
         </w:hyperlink>
       </w:r>
@@ -5297,12 +5293,12 @@
           <w:sz w:val="24"/>
           <w:u w:val="single"/>
         </w:rPr>
-        <w:hyperlink r:id="rId31" w:history="1">
+        <w:hyperlink r:id="rId32" w:history="1">
           <w:r>
             <w:rPr>
               <w:rStyle w:val="Hyperlink"/>
             </w:rPr>
-            <w:t>e</w:t>
+            <w:t>N</w:t>
           </w:r>
         </w:hyperlink>
       </w:r>
@@ -5313,25 +5309,13 @@
           <w:i w:val="0"/>
           <w:color w:val="0000FF"/>
           <w:sz w:val="24"/>
-          <w:u w:val="single"/>
-        </w:rPr>
-        <w:t>/</w:t>
-      </w:r>
-      <w:r>
-        <w:rPr>
-          <w:rFonts w:ascii="Charis SIL Regular" w:hAnsi="Charis SIL Regular" w:eastAsia="Charis SIL Regular"/>
-          <w:b w:val="0"/>
-          <w:i w:val="0"/>
-          <w:color w:val="0000FF"/>
-          <w:sz w:val="24"/>
-          <w:u w:val="single"/>
-        </w:rPr>
-        <w:hyperlink r:id="rId31" w:history="1">
+        </w:rPr>
+        <w:hyperlink r:id="rId32" w:history="1">
           <w:r>
             <w:rPr>
               <w:rStyle w:val="Hyperlink"/>
             </w:rPr>
-            <w:t>NL</w:t>
+            <w:t>L</w:t>
           </w:r>
         </w:hyperlink>
       </w:r>
@@ -5354,7 +5338,7 @@
           <w:sz w:val="24"/>
           <w:u w:val="single"/>
         </w:rPr>
-        <w:hyperlink r:id="rId31" w:history="1">
+        <w:hyperlink r:id="rId32" w:history="1">
           <w:r>
             <w:rPr>
               <w:rStyle w:val="Hyperlink"/>
@@ -5461,7 +5445,7 @@
           <w:color w:val="0000FF"/>
           <w:sz w:val="24"/>
         </w:rPr>
-        <w:hyperlink r:id="rId32" w:history="1">
+        <w:hyperlink r:id="rId33" w:history="1">
           <w:r>
             <w:rPr>
               <w:rStyle w:val="Hyperlink"/>
@@ -5478,7 +5462,7 @@
           <w:color w:val="0000FF"/>
           <w:sz w:val="24"/>
         </w:rPr>
-        <w:hyperlink r:id="rId32" w:history="1">
+        <w:hyperlink r:id="rId33" w:history="1">
           <w:r>
             <w:rPr>
               <w:rStyle w:val="Hyperlink"/>
@@ -5588,7 +5572,7 @@
           <w:color w:val="0000FF"/>
           <w:sz w:val="24"/>
         </w:rPr>
-        <w:hyperlink r:id="rId33" w:history="1">
+        <w:hyperlink r:id="rId34" w:history="1">
           <w:r>
             <w:rPr>
               <w:rStyle w:val="Hyperlink"/>
@@ -5605,7 +5589,7 @@
           <w:color w:val="0000FF"/>
           <w:sz w:val="24"/>
         </w:rPr>
-        <w:hyperlink r:id="rId33" w:history="1">
+        <w:hyperlink r:id="rId34" w:history="1">
           <w:r>
             <w:rPr>
               <w:rStyle w:val="Hyperlink"/>
@@ -5722,7 +5706,7 @@
           <w:color w:val="0000FF"/>
           <w:sz w:val="24"/>
         </w:rPr>
-        <w:hyperlink r:id="rId34" w:history="1">
+        <w:hyperlink r:id="rId35" w:history="1">
           <w:r>
             <w:rPr>
               <w:rStyle w:val="Hyperlink"/>
@@ -5739,7 +5723,7 @@
           <w:color w:val="0000FF"/>
           <w:sz w:val="24"/>
         </w:rPr>
-        <w:hyperlink r:id="rId34" w:history="1">
+        <w:hyperlink r:id="rId35" w:history="1">
           <w:r>
             <w:rPr>
               <w:rStyle w:val="Hyperlink"/>
@@ -5899,7 +5883,7 @@
           <w:sz w:val="24"/>
           <w:u w:val="single"/>
         </w:rPr>
-        <w:hyperlink r:id="rId24" w:history="1">
+        <w:hyperlink r:id="rId25" w:history="1">
           <w:r>
             <w:rPr>
               <w:rStyle w:val="Hyperlink"/>
@@ -5917,7 +5901,7 @@
           <w:sz w:val="24"/>
           <w:u w:val="single"/>
         </w:rPr>
-        <w:hyperlink r:id="rId24" w:history="1">
+        <w:hyperlink r:id="rId25" w:history="1">
           <w:r>
             <w:rPr>
               <w:rStyle w:val="Hyperlink"/>
@@ -5935,7 +5919,7 @@
           <w:sz w:val="24"/>
           <w:u w:val="single"/>
         </w:rPr>
-        <w:hyperlink r:id="rId24" w:history="1">
+        <w:hyperlink r:id="rId25" w:history="1">
           <w:r>
             <w:rPr>
               <w:rStyle w:val="Hyperlink"/>
@@ -5953,7 +5937,7 @@
           <w:sz w:val="24"/>
           <w:u w:val="single"/>
         </w:rPr>
-        <w:hyperlink r:id="rId24" w:history="1">
+        <w:hyperlink r:id="rId25" w:history="1">
           <w:r>
             <w:rPr>
               <w:rStyle w:val="Hyperlink"/>
@@ -5981,7 +5965,7 @@
           <w:sz w:val="24"/>
           <w:u w:val="single"/>
         </w:rPr>
-        <w:hyperlink r:id="rId24" w:history="1">
+        <w:hyperlink r:id="rId36" w:history="1">
           <w:r>
             <w:rPr>
               <w:rStyle w:val="Hyperlink"/>
@@ -5999,7 +5983,7 @@
           <w:sz w:val="24"/>
           <w:u w:val="single"/>
         </w:rPr>
-        <w:hyperlink r:id="rId24" w:history="1">
+        <w:hyperlink r:id="rId36" w:history="1">
           <w:r>
             <w:rPr>
               <w:rStyle w:val="Hyperlink"/>
@@ -6028,7 +6012,7 @@
           <w:sz w:val="24"/>
           <w:u w:val="single"/>
         </w:rPr>
-        <w:hyperlink r:id="rId24" w:history="1">
+        <w:hyperlink r:id="rId36" w:history="1">
           <w:r>
             <w:rPr>
               <w:rStyle w:val="Hyperlink"/>
@@ -6136,7 +6120,7 @@
           <w:sz w:val="24"/>
           <w:u w:val="single"/>
         </w:rPr>
-        <w:hyperlink r:id="rId35" w:history="1">
+        <w:hyperlink r:id="rId37" w:history="1">
           <w:r>
             <w:rPr>
               <w:rStyle w:val="Hyperlink"/>
@@ -6154,7 +6138,7 @@
           <w:sz w:val="24"/>
           <w:u w:val="single"/>
         </w:rPr>
-        <w:hyperlink r:id="rId35" w:history="1">
+        <w:hyperlink r:id="rId37" w:history="1">
           <w:r>
             <w:rPr>
               <w:rStyle w:val="Hyperlink"/>
@@ -6172,7 +6156,7 @@
           <w:sz w:val="24"/>
           <w:u w:val="single"/>
         </w:rPr>
-        <w:hyperlink r:id="rId35" w:history="1">
+        <w:hyperlink r:id="rId37" w:history="1">
           <w:r>
             <w:rPr>
               <w:rStyle w:val="Hyperlink"/>
@@ -6190,7 +6174,7 @@
           <w:sz w:val="24"/>
           <w:u w:val="single"/>
         </w:rPr>
-        <w:hyperlink r:id="rId35" w:history="1">
+        <w:hyperlink r:id="rId37" w:history="1">
           <w:r>
             <w:rPr>
               <w:rStyle w:val="Hyperlink"/>
@@ -6208,7 +6192,7 @@
           <w:sz w:val="24"/>
           <w:u w:val="single"/>
         </w:rPr>
-        <w:hyperlink r:id="rId35" w:history="1">
+        <w:hyperlink r:id="rId37" w:history="1">
           <w:r>
             <w:rPr>
               <w:rStyle w:val="Hyperlink"/>
@@ -6226,7 +6210,7 @@
           <w:sz w:val="24"/>
           <w:u w:val="single"/>
         </w:rPr>
-        <w:hyperlink r:id="rId35" w:history="1">
+        <w:hyperlink r:id="rId37" w:history="1">
           <w:r>
             <w:rPr>
               <w:rStyle w:val="Hyperlink"/>
@@ -6254,7 +6238,7 @@
           <w:sz w:val="24"/>
           <w:u w:val="single"/>
         </w:rPr>
-        <w:hyperlink r:id="rId36" w:history="1">
+        <w:hyperlink r:id="rId38" w:history="1">
           <w:r>
             <w:rPr>
               <w:rStyle w:val="Hyperlink"/>
@@ -6272,7 +6256,7 @@
           <w:sz w:val="24"/>
           <w:u w:val="single"/>
         </w:rPr>
-        <w:hyperlink r:id="rId35" w:history="1">
+        <w:hyperlink r:id="rId37" w:history="1">
           <w:r>
             <w:rPr>
               <w:rStyle w:val="Hyperlink"/>
@@ -6290,7 +6274,7 @@
           <w:sz w:val="24"/>
           <w:u w:val="single"/>
         </w:rPr>
-        <w:hyperlink r:id="rId35" w:history="1">
+        <w:hyperlink r:id="rId37" w:history="1">
           <w:r>
             <w:rPr>
               <w:rStyle w:val="Hyperlink"/>
@@ -6418,7 +6402,7 @@
           <w:sz w:val="24"/>
           <w:u w:val="single"/>
         </w:rPr>
-        <w:hyperlink r:id="rId37" w:history="1">
+        <w:hyperlink r:id="rId39" w:history="1">
           <w:r>
             <w:rPr>
               <w:rStyle w:val="Hyperlink"/>
@@ -6436,7 +6420,7 @@
           <w:sz w:val="24"/>
           <w:u w:val="single"/>
         </w:rPr>
-        <w:hyperlink r:id="rId37" w:history="1">
+        <w:hyperlink r:id="rId39" w:history="1">
           <w:r>
             <w:rPr>
               <w:rStyle w:val="Hyperlink"/>
@@ -6454,7 +6438,7 @@
           <w:sz w:val="24"/>
           <w:u w:val="single"/>
         </w:rPr>
-        <w:hyperlink r:id="rId37" w:history="1">
+        <w:hyperlink r:id="rId39" w:history="1">
           <w:r>
             <w:rPr>
               <w:rStyle w:val="Hyperlink"/>
@@ -6472,7 +6456,7 @@
           <w:sz w:val="24"/>
           <w:u w:val="single"/>
         </w:rPr>
-        <w:hyperlink r:id="rId37" w:history="1">
+        <w:hyperlink r:id="rId39" w:history="1">
           <w:r>
             <w:rPr>
               <w:rStyle w:val="Hyperlink"/>
@@ -6500,7 +6484,7 @@
           <w:sz w:val="24"/>
           <w:u w:val="single"/>
         </w:rPr>
-        <w:hyperlink r:id="rId38" w:history="1">
+        <w:hyperlink r:id="rId40" w:history="1">
           <w:r>
             <w:rPr>
               <w:rStyle w:val="Hyperlink"/>
@@ -6529,7 +6513,7 @@
           <w:sz w:val="24"/>
           <w:u w:val="single"/>
         </w:rPr>
-        <w:hyperlink r:id="rId38" w:history="1">
+        <w:hyperlink r:id="rId40" w:history="1">
           <w:r>
             <w:rPr>
               <w:rStyle w:val="Hyperlink"/>
@@ -6657,7 +6641,7 @@
           <w:sz w:val="24"/>
           <w:u w:val="single"/>
         </w:rPr>
-        <w:hyperlink r:id="rId39" w:history="1">
+        <w:hyperlink r:id="rId41" w:history="1">
           <w:r>
             <w:rPr>
               <w:rStyle w:val="Hyperlink"/>
@@ -6675,7 +6659,7 @@
           <w:sz w:val="24"/>
           <w:u w:val="single"/>
         </w:rPr>
-        <w:hyperlink r:id="rId39" w:history="1">
+        <w:hyperlink r:id="rId41" w:history="1">
           <w:r>
             <w:rPr>
               <w:rStyle w:val="Hyperlink"/>
@@ -6703,7 +6687,7 @@
           <w:sz w:val="24"/>
           <w:u w:val="single"/>
         </w:rPr>
-        <w:hyperlink r:id="rId40" w:history="1">
+        <w:hyperlink r:id="rId42" w:history="1">
           <w:r>
             <w:rPr>
               <w:rStyle w:val="Hyperlink"/>
@@ -6732,7 +6716,7 @@
           <w:sz w:val="24"/>
           <w:u w:val="single"/>
         </w:rPr>
-        <w:hyperlink r:id="rId40" w:history="1">
+        <w:hyperlink r:id="rId42" w:history="1">
           <w:r>
             <w:rPr>
               <w:rStyle w:val="Hyperlink"/>
@@ -6760,7 +6744,7 @@
           <w:sz w:val="24"/>
           <w:u w:val="single"/>
         </w:rPr>
-        <w:hyperlink r:id="rId41" w:history="1">
+        <w:hyperlink r:id="rId43" w:history="1">
           <w:r>
             <w:rPr>
               <w:rStyle w:val="Hyperlink"/>
@@ -6796,7 +6780,7 @@
           <w:sz w:val="24"/>
           <w:u w:val="single"/>
         </w:rPr>
-        <w:hyperlink r:id="rId41" w:history="1">
+        <w:hyperlink r:id="rId43" w:history="1">
           <w:r>
             <w:rPr>
               <w:rStyle w:val="Hyperlink"/>
@@ -6927,7 +6911,7 @@
           <w:sz w:val="24"/>
           <w:u w:val="single"/>
         </w:rPr>
-        <w:hyperlink r:id="rId42" w:history="1">
+        <w:hyperlink r:id="rId44" w:history="1">
           <w:r>
             <w:rPr>
               <w:rStyle w:val="Hyperlink"/>
@@ -6945,7 +6929,7 @@
           <w:sz w:val="24"/>
           <w:u w:val="single"/>
         </w:rPr>
-        <w:hyperlink r:id="rId42" w:history="1">
+        <w:hyperlink r:id="rId44" w:history="1">
           <w:r>
             <w:rPr>
               <w:rStyle w:val="Hyperlink"/>
@@ -6963,7 +6947,7 @@
           <w:sz w:val="24"/>
           <w:u w:val="single"/>
         </w:rPr>
-        <w:hyperlink r:id="rId42" w:history="1">
+        <w:hyperlink r:id="rId44" w:history="1">
           <w:r>
             <w:rPr>
               <w:rStyle w:val="Hyperlink"/>
@@ -6981,7 +6965,7 @@
           <w:sz w:val="24"/>
           <w:u w:val="single"/>
         </w:rPr>
-        <w:hyperlink r:id="rId42" w:history="1">
+        <w:hyperlink r:id="rId44" w:history="1">
           <w:r>
             <w:rPr>
               <w:rStyle w:val="Hyperlink"/>
@@ -7099,7 +7083,7 @@
           <w:sz w:val="24"/>
           <w:u w:val="single"/>
         </w:rPr>
-        <w:hyperlink r:id="rId43" w:history="1">
+        <w:hyperlink r:id="rId45" w:history="1">
           <w:r>
             <w:rPr>
               <w:rStyle w:val="Hyperlink"/>
@@ -7117,7 +7101,7 @@
           <w:sz w:val="24"/>
           <w:u w:val="single"/>
         </w:rPr>
-        <w:hyperlink r:id="rId43" w:history="1">
+        <w:hyperlink r:id="rId45" w:history="1">
           <w:r>
             <w:rPr>
               <w:rStyle w:val="Hyperlink"/>
@@ -7135,7 +7119,7 @@
           <w:sz w:val="24"/>
           <w:u w:val="single"/>
         </w:rPr>
-        <w:hyperlink r:id="rId43" w:history="1">
+        <w:hyperlink r:id="rId45" w:history="1">
           <w:r>
             <w:rPr>
               <w:rStyle w:val="Hyperlink"/>
@@ -7153,7 +7137,7 @@
           <w:sz w:val="24"/>
           <w:u w:val="single"/>
         </w:rPr>
-        <w:hyperlink r:id="rId43" w:history="1">
+        <w:hyperlink r:id="rId45" w:history="1">
           <w:r>
             <w:rPr>
               <w:rStyle w:val="Hyperlink"/>
@@ -7210,7 +7194,7 @@
           <w:sz w:val="24"/>
           <w:u w:val="single"/>
         </w:rPr>
-        <w:hyperlink r:id="rId44" w:history="1">
+        <w:hyperlink r:id="rId46" w:history="1">
           <w:r>
             <w:rPr>
               <w:rStyle w:val="Hyperlink"/>
@@ -7239,7 +7223,7 @@
           <w:sz w:val="24"/>
           <w:u w:val="single"/>
         </w:rPr>
-        <w:hyperlink r:id="rId44" w:history="1">
+        <w:hyperlink r:id="rId46" w:history="1">
           <w:r>
             <w:rPr>
               <w:rStyle w:val="Hyperlink"/>
@@ -7267,7 +7251,7 @@
           <w:sz w:val="24"/>
           <w:u w:val="single"/>
         </w:rPr>
-        <w:hyperlink r:id="rId45" w:history="1">
+        <w:hyperlink r:id="rId47" w:history="1">
           <w:r>
             <w:rPr>
               <w:rStyle w:val="Hyperlink"/>
@@ -7296,7 +7280,7 @@
           <w:sz w:val="24"/>
           <w:u w:val="single"/>
         </w:rPr>
-        <w:hyperlink r:id="rId45" w:history="1">
+        <w:hyperlink r:id="rId47" w:history="1">
           <w:r>
             <w:rPr>
               <w:rStyle w:val="Hyperlink"/>

--- a/EXPORTS/DOCX/published/niveau3/Dutch/KKZ.docx
+++ b/EXPORTS/DOCX/published/niveau3/Dutch/KKZ.docx
@@ -927,7 +927,7 @@
           <w:sz w:val="24"/>
           <w:u w:val="single"/>
         </w:rPr>
-        <w:hyperlink r:id="rId9" w:history="1">
+        <w:hyperlink r:id="rId12" w:history="1">
           <w:r>
             <w:rPr>
               <w:rStyle w:val="Hyperlink"/>
@@ -1655,7 +1655,14 @@
           <w:color w:val="0000FF"/>
           <w:sz w:val="24"/>
         </w:rPr>
-        <w:t>Rijksmu</w:t>
+        <w:hyperlink r:id="rId16" w:history="1">
+          <w:r>
+            <w:rPr>
+              <w:rStyle w:val="Hyperlink"/>
+            </w:rPr>
+            <w:t>Rijksmu</w:t>
+          </w:r>
+        </w:hyperlink>
       </w:r>
       <w:r>
         <w:rPr>
@@ -1876,7 +1883,7 @@
           <w:color w:val="0000FF"/>
           <w:sz w:val="24"/>
         </w:rPr>
-        <w:hyperlink r:id="rId16" w:history="1">
+        <w:hyperlink r:id="rId17" w:history="1">
           <w:r>
             <w:rPr>
               <w:rStyle w:val="Hyperlink"/>
@@ -1894,7 +1901,7 @@
           <w:sz w:val="24"/>
           <w:u w:val="single"/>
         </w:rPr>
-        <w:hyperlink r:id="rId17" w:history="1">
+        <w:hyperlink r:id="rId16" w:history="1">
           <w:r>
             <w:rPr>
               <w:rStyle w:val="Hyperlink"/>
@@ -1923,7 +1930,7 @@
           <w:sz w:val="24"/>
           <w:u w:val="single"/>
         </w:rPr>
-        <w:hyperlink r:id="rId17" w:history="1">
+        <w:hyperlink r:id="rId16" w:history="1">
           <w:r>
             <w:rPr>
               <w:rStyle w:val="Hyperlink"/>
@@ -1952,7 +1959,7 @@
           <w:sz w:val="24"/>
           <w:u w:val="single"/>
         </w:rPr>
-        <w:hyperlink r:id="rId17" w:history="1">
+        <w:hyperlink r:id="rId16" w:history="1">
           <w:r>
             <w:rPr>
               <w:rStyle w:val="Hyperlink"/>
@@ -1963,13 +1970,31 @@
       </w:r>
       <w:r>
         <w:rPr>
+          <w:u w:val="single" w:color="0000ff"/>
           <w:rFonts w:ascii="Charis SIL Regular" w:hAnsi="Charis SIL Regular" w:eastAsia="Charis SIL Regular"/>
           <w:b w:val="0"/>
           <w:i w:val="0"/>
           <w:color w:val="000000"/>
           <w:sz w:val="24"/>
         </w:rPr>
-        <w:t xml:space="preserve">, het </w:t>
+        <w:hyperlink r:id="rId16" w:history="1">
+          <w:r>
+            <w:rPr>
+              <w:rStyle w:val="Hyperlink"/>
+            </w:rPr>
+            <w:t xml:space="preserve">, </w:t>
+          </w:r>
+        </w:hyperlink>
+      </w:r>
+      <w:r>
+        <w:rPr>
+          <w:rFonts w:ascii="Charis SIL Regular" w:hAnsi="Charis SIL Regular" w:eastAsia="Charis SIL Regular"/>
+          <w:b w:val="0"/>
+          <w:i w:val="0"/>
+          <w:color w:val="000000"/>
+          <w:sz w:val="24"/>
+        </w:rPr>
+        <w:t xml:space="preserve">het </w:t>
       </w:r>
       <w:r>
         <w:rPr>
@@ -2161,7 +2186,7 @@
           <w:sz w:val="24"/>
           <w:u w:val="single"/>
         </w:rPr>
-        <w:hyperlink r:id="rId16" w:history="1">
+        <w:hyperlink r:id="rId17" w:history="1">
           <w:r>
             <w:rPr>
               <w:rStyle w:val="Hyperlink"/>
@@ -2190,7 +2215,7 @@
           <w:sz w:val="24"/>
           <w:u w:val="single"/>
         </w:rPr>
-        <w:hyperlink r:id="rId16" w:history="1">
+        <w:hyperlink r:id="rId17" w:history="1">
           <w:r>
             <w:rPr>
               <w:rStyle w:val="Hyperlink"/>
@@ -2218,7 +2243,7 @@
           <w:sz w:val="24"/>
           <w:u w:val="single"/>
         </w:rPr>
-        <w:hyperlink r:id="rId16" w:history="1">
+        <w:hyperlink r:id="rId17" w:history="1">
           <w:r>
             <w:rPr>
               <w:rStyle w:val="Hyperlink"/>
@@ -2236,7 +2261,7 @@
           <w:sz w:val="24"/>
           <w:u w:val="single"/>
         </w:rPr>
-        <w:hyperlink r:id="rId16" w:history="1">
+        <w:hyperlink r:id="rId17" w:history="1">
           <w:r>
             <w:rPr>
               <w:rStyle w:val="Hyperlink"/>
@@ -2330,7 +2355,7 @@
           <w:sz w:val="24"/>
           <w:u w:val="single"/>
         </w:rPr>
-        <w:hyperlink r:id="rId19" w:history="1">
+        <w:hyperlink r:id="rId18" w:history="1">
           <w:r>
             <w:rPr>
               <w:rStyle w:val="Hyperlink"/>
@@ -2359,7 +2384,7 @@
           <w:sz w:val="24"/>
           <w:u w:val="single"/>
         </w:rPr>
-        <w:hyperlink r:id="rId19" w:history="1">
+        <w:hyperlink r:id="rId18" w:history="1">
           <w:r>
             <w:rPr>
               <w:rStyle w:val="Hyperlink"/>
@@ -2413,7 +2438,7 @@
           <w:sz w:val="24"/>
           <w:u w:val="single"/>
         </w:rPr>
-        <w:hyperlink r:id="rId20" w:history="1">
+        <w:hyperlink r:id="rId18" w:history="1">
           <w:r>
             <w:rPr>
               <w:rStyle w:val="Hyperlink"/>
@@ -2431,7 +2456,7 @@
           <w:sz w:val="24"/>
           <w:u w:val="single"/>
         </w:rPr>
-        <w:hyperlink r:id="rId20" w:history="1">
+        <w:hyperlink r:id="rId18" w:history="1">
           <w:r>
             <w:rPr>
               <w:rStyle w:val="Hyperlink"/>
@@ -2449,7 +2474,7 @@
           <w:sz w:val="24"/>
           <w:u w:val="single"/>
         </w:rPr>
-        <w:hyperlink r:id="rId20" w:history="1">
+        <w:hyperlink r:id="rId18" w:history="1">
           <w:r>
             <w:rPr>
               <w:rStyle w:val="Hyperlink"/>
@@ -2478,7 +2503,7 @@
           <w:sz w:val="24"/>
           <w:u w:val="single"/>
         </w:rPr>
-        <w:hyperlink r:id="rId20" w:history="1">
+        <w:hyperlink r:id="rId18" w:history="1">
           <w:r>
             <w:rPr>
               <w:rStyle w:val="Hyperlink"/>
@@ -2507,14 +2532,7 @@
           <w:sz w:val="24"/>
           <w:u w:val="single"/>
         </w:rPr>
-        <w:hyperlink r:id="rId20" w:history="1">
-          <w:r>
-            <w:rPr>
-              <w:rStyle w:val="Hyperlink"/>
-            </w:rPr>
-            <w:t>G</w:t>
-          </w:r>
-        </w:hyperlink>
+        <w:t>G</w:t>
       </w:r>
       <w:r>
         <w:rPr>
@@ -2525,7 +2543,7 @@
           <w:sz w:val="24"/>
           <w:u w:val="single"/>
         </w:rPr>
-        <w:hyperlink r:id="rId20" w:history="1">
+        <w:hyperlink r:id="rId18" w:history="1">
           <w:r>
             <w:rPr>
               <w:rStyle w:val="Hyperlink"/>
@@ -2543,7 +2561,7 @@
           <w:sz w:val="24"/>
           <w:u w:val="single"/>
         </w:rPr>
-        <w:hyperlink r:id="rId20" w:history="1">
+        <w:hyperlink r:id="rId18" w:history="1">
           <w:r>
             <w:rPr>
               <w:rStyle w:val="Hyperlink"/>
@@ -2572,7 +2590,7 @@
           <w:sz w:val="24"/>
           <w:u w:val="single"/>
         </w:rPr>
-        <w:hyperlink r:id="rId20" w:history="1">
+        <w:hyperlink r:id="rId18" w:history="1">
           <w:r>
             <w:rPr>
               <w:rStyle w:val="Hyperlink"/>
@@ -2601,7 +2619,7 @@
           <w:sz w:val="24"/>
           <w:u w:val="single"/>
         </w:rPr>
-        <w:hyperlink r:id="rId20" w:history="1">
+        <w:hyperlink r:id="rId18" w:history="1">
           <w:r>
             <w:rPr>
               <w:rStyle w:val="Hyperlink"/>
@@ -2619,7 +2637,7 @@
           <w:sz w:val="24"/>
           <w:u w:val="single"/>
         </w:rPr>
-        <w:hyperlink r:id="rId20" w:history="1">
+        <w:hyperlink r:id="rId18" w:history="1">
           <w:r>
             <w:rPr>
               <w:rStyle w:val="Hyperlink"/>
@@ -2683,7 +2701,7 @@
           <w:sz w:val="24"/>
           <w:u w:val="single"/>
         </w:rPr>
-        <w:hyperlink r:id="rId21" w:history="1">
+        <w:hyperlink r:id="rId19" w:history="1">
           <w:r>
             <w:rPr>
               <w:rStyle w:val="Hyperlink"/>
@@ -2784,7 +2802,7 @@
           <w:sz w:val="24"/>
           <w:u w:val="single"/>
         </w:rPr>
-        <w:hyperlink r:id="rId19" w:history="1">
+        <w:hyperlink r:id="rId21" w:history="1">
           <w:r>
             <w:rPr>
               <w:rStyle w:val="Hyperlink"/>
@@ -5262,7 +5280,7 @@
             <w:rPr>
               <w:rStyle w:val="Hyperlink"/>
             </w:rPr>
-            <w:t>file</w:t>
+            <w:t>f</w:t>
           </w:r>
         </w:hyperlink>
       </w:r>
@@ -5274,6 +5292,57 @@
           <w:color w:val="0000FF"/>
           <w:sz w:val="24"/>
           <w:u w:val="single"/>
+        </w:rPr>
+        <w:hyperlink r:id="rId32" w:history="1">
+          <w:r>
+            <w:rPr>
+              <w:rStyle w:val="Hyperlink"/>
+            </w:rPr>
+            <w:t>i</w:t>
+          </w:r>
+        </w:hyperlink>
+      </w:r>
+      <w:r>
+        <w:rPr>
+          <w:rFonts w:ascii="Charis SIL Regular" w:hAnsi="Charis SIL Regular" w:eastAsia="Charis SIL Regular"/>
+          <w:b w:val="0"/>
+          <w:i w:val="0"/>
+          <w:color w:val="0000FF"/>
+          <w:sz w:val="24"/>
+        </w:rPr>
+        <w:hyperlink r:id="rId32" w:history="1">
+          <w:r>
+            <w:rPr>
+              <w:rStyle w:val="Hyperlink"/>
+            </w:rPr>
+            <w:t>l</w:t>
+          </w:r>
+        </w:hyperlink>
+      </w:r>
+      <w:r>
+        <w:rPr>
+          <w:rFonts w:ascii="Charis SIL Regular" w:hAnsi="Charis SIL Regular" w:eastAsia="Charis SIL Regular"/>
+          <w:b w:val="0"/>
+          <w:i w:val="0"/>
+          <w:color w:val="0000FF"/>
+          <w:sz w:val="24"/>
+        </w:rPr>
+        <w:hyperlink r:id="rId32" w:history="1">
+          <w:r>
+            <w:rPr>
+              <w:rStyle w:val="Hyperlink"/>
+            </w:rPr>
+            <w:t>e</w:t>
+          </w:r>
+        </w:hyperlink>
+      </w:r>
+      <w:r>
+        <w:rPr>
+          <w:rFonts w:ascii="Charis SIL Regular" w:hAnsi="Charis SIL Regular" w:eastAsia="Charis SIL Regular"/>
+          <w:b w:val="0"/>
+          <w:i w:val="0"/>
+          <w:color w:val="0000FF"/>
+          <w:sz w:val="24"/>
         </w:rPr>
         <w:hyperlink r:id="rId32" w:history="1">
           <w:r>
@@ -5298,36 +5367,9 @@
             <w:rPr>
               <w:rStyle w:val="Hyperlink"/>
             </w:rPr>
-            <w:t>N</w:t>
+            <w:t>NL-</w:t>
           </w:r>
         </w:hyperlink>
-      </w:r>
-      <w:r>
-        <w:rPr>
-          <w:rFonts w:ascii="Charis SIL Regular" w:hAnsi="Charis SIL Regular" w:eastAsia="Charis SIL Regular"/>
-          <w:b w:val="0"/>
-          <w:i w:val="0"/>
-          <w:color w:val="0000FF"/>
-          <w:sz w:val="24"/>
-        </w:rPr>
-        <w:hyperlink r:id="rId32" w:history="1">
-          <w:r>
-            <w:rPr>
-              <w:rStyle w:val="Hyperlink"/>
-            </w:rPr>
-            <w:t>L</w:t>
-          </w:r>
-        </w:hyperlink>
-      </w:r>
-      <w:r>
-        <w:rPr>
-          <w:rFonts w:ascii="Charis SIL Regular" w:hAnsi="Charis SIL Regular" w:eastAsia="Charis SIL Regular"/>
-          <w:b w:val="0"/>
-          <w:i w:val="0"/>
-          <w:color w:val="0000FF"/>
-          <w:sz w:val="24"/>
-        </w:rPr>
-        <w:t>-</w:t>
       </w:r>
       <w:r>
         <w:rPr>
@@ -6256,7 +6298,7 @@
           <w:sz w:val="24"/>
           <w:u w:val="single"/>
         </w:rPr>
-        <w:hyperlink r:id="rId37" w:history="1">
+        <w:hyperlink r:id="rId38" w:history="1">
           <w:r>
             <w:rPr>
               <w:rStyle w:val="Hyperlink"/>
@@ -6274,7 +6316,7 @@
           <w:sz w:val="24"/>
           <w:u w:val="single"/>
         </w:rPr>
-        <w:hyperlink r:id="rId37" w:history="1">
+        <w:hyperlink r:id="rId38" w:history="1">
           <w:r>
             <w:rPr>
               <w:rStyle w:val="Hyperlink"/>
@@ -6762,7 +6804,7 @@
           <w:sz w:val="24"/>
           <w:u w:val="single"/>
         </w:rPr>
-        <w:hyperlink r:id="rId41" w:history="1">
+        <w:hyperlink r:id="rId43" w:history="1">
           <w:r>
             <w:rPr>
               <w:rStyle w:val="Hyperlink"/>
@@ -6780,7 +6822,7 @@
           <w:sz w:val="24"/>
           <w:u w:val="single"/>
         </w:rPr>
-        <w:hyperlink r:id="rId43" w:history="1">
+        <w:hyperlink r:id="rId41" w:history="1">
           <w:r>
             <w:rPr>
               <w:rStyle w:val="Hyperlink"/>

--- a/EXPORTS/DOCX/published/niveau3/Dutch/KKZ.docx
+++ b/EXPORTS/DOCX/published/niveau3/Dutch/KKZ.docx
@@ -927,7 +927,7 @@
           <w:sz w:val="24"/>
           <w:u w:val="single"/>
         </w:rPr>
-        <w:hyperlink r:id="rId12" w:history="1">
+        <w:hyperlink r:id="rId9" w:history="1">
           <w:r>
             <w:rPr>
               <w:rStyle w:val="Hyperlink"/>
@@ -1655,14 +1655,7 @@
           <w:color w:val="0000FF"/>
           <w:sz w:val="24"/>
         </w:rPr>
-        <w:hyperlink r:id="rId16" w:history="1">
-          <w:r>
-            <w:rPr>
-              <w:rStyle w:val="Hyperlink"/>
-            </w:rPr>
-            <w:t>Rijksmu</w:t>
-          </w:r>
-        </w:hyperlink>
+        <w:t>Rijksmu</w:t>
       </w:r>
       <w:r>
         <w:rPr>
@@ -1883,7 +1876,7 @@
           <w:color w:val="0000FF"/>
           <w:sz w:val="24"/>
         </w:rPr>
-        <w:hyperlink r:id="rId17" w:history="1">
+        <w:hyperlink r:id="rId16" w:history="1">
           <w:r>
             <w:rPr>
               <w:rStyle w:val="Hyperlink"/>
@@ -1901,7 +1894,7 @@
           <w:sz w:val="24"/>
           <w:u w:val="single"/>
         </w:rPr>
-        <w:hyperlink r:id="rId16" w:history="1">
+        <w:hyperlink r:id="rId17" w:history="1">
           <w:r>
             <w:rPr>
               <w:rStyle w:val="Hyperlink"/>
@@ -1930,7 +1923,7 @@
           <w:sz w:val="24"/>
           <w:u w:val="single"/>
         </w:rPr>
-        <w:hyperlink r:id="rId16" w:history="1">
+        <w:hyperlink r:id="rId17" w:history="1">
           <w:r>
             <w:rPr>
               <w:rStyle w:val="Hyperlink"/>
@@ -1959,7 +1952,7 @@
           <w:sz w:val="24"/>
           <w:u w:val="single"/>
         </w:rPr>
-        <w:hyperlink r:id="rId16" w:history="1">
+        <w:hyperlink r:id="rId17" w:history="1">
           <w:r>
             <w:rPr>
               <w:rStyle w:val="Hyperlink"/>
@@ -1977,7 +1970,7 @@
           <w:color w:val="000000"/>
           <w:sz w:val="24"/>
         </w:rPr>
-        <w:hyperlink r:id="rId16" w:history="1">
+        <w:hyperlink r:id="rId17" w:history="1">
           <w:r>
             <w:rPr>
               <w:rStyle w:val="Hyperlink"/>
@@ -2186,7 +2179,7 @@
           <w:sz w:val="24"/>
           <w:u w:val="single"/>
         </w:rPr>
-        <w:hyperlink r:id="rId17" w:history="1">
+        <w:hyperlink r:id="rId16" w:history="1">
           <w:r>
             <w:rPr>
               <w:rStyle w:val="Hyperlink"/>
@@ -2215,7 +2208,7 @@
           <w:sz w:val="24"/>
           <w:u w:val="single"/>
         </w:rPr>
-        <w:hyperlink r:id="rId17" w:history="1">
+        <w:hyperlink r:id="rId16" w:history="1">
           <w:r>
             <w:rPr>
               <w:rStyle w:val="Hyperlink"/>
@@ -2243,7 +2236,7 @@
           <w:sz w:val="24"/>
           <w:u w:val="single"/>
         </w:rPr>
-        <w:hyperlink r:id="rId17" w:history="1">
+        <w:hyperlink r:id="rId16" w:history="1">
           <w:r>
             <w:rPr>
               <w:rStyle w:val="Hyperlink"/>
@@ -2261,7 +2254,7 @@
           <w:sz w:val="24"/>
           <w:u w:val="single"/>
         </w:rPr>
-        <w:hyperlink r:id="rId17" w:history="1">
+        <w:hyperlink r:id="rId16" w:history="1">
           <w:r>
             <w:rPr>
               <w:rStyle w:val="Hyperlink"/>
@@ -2619,7 +2612,7 @@
           <w:sz w:val="24"/>
           <w:u w:val="single"/>
         </w:rPr>
-        <w:hyperlink r:id="rId18" w:history="1">
+        <w:hyperlink r:id="rId20" w:history="1">
           <w:r>
             <w:rPr>
               <w:rStyle w:val="Hyperlink"/>
@@ -2637,7 +2630,7 @@
           <w:sz w:val="24"/>
           <w:u w:val="single"/>
         </w:rPr>
-        <w:hyperlink r:id="rId18" w:history="1">
+        <w:hyperlink r:id="rId20" w:history="1">
           <w:r>
             <w:rPr>
               <w:rStyle w:val="Hyperlink"/>
@@ -2701,7 +2694,7 @@
           <w:sz w:val="24"/>
           <w:u w:val="single"/>
         </w:rPr>
-        <w:hyperlink r:id="rId19" w:history="1">
+        <w:hyperlink r:id="rId21" w:history="1">
           <w:r>
             <w:rPr>
               <w:rStyle w:val="Hyperlink"/>
@@ -4305,7 +4298,7 @@
           <w:sz w:val="24"/>
           <w:u w:val="single"/>
         </w:rPr>
-        <w:t>Ethnografisch Muse</w:t>
+        <w:t>Ethnografisch Museu</w:t>
       </w:r>
       <w:r>
         <w:rPr>
@@ -4316,7 +4309,7 @@
           <w:sz w:val="24"/>
           <w:u w:val="single"/>
         </w:rPr>
-        <w:t>u</w:t>
+        <w:t>m Arti</w:t>
       </w:r>
       <w:r>
         <w:rPr>
@@ -4325,9 +4318,8 @@
           <w:i w:val="0"/>
           <w:color w:val="0000FF"/>
           <w:sz w:val="24"/>
-          <w:u w:val="single"/>
-        </w:rPr>
-        <w:t>m Artis</w:t>
+        </w:rPr>
+        <w:t>s</w:t>
       </w:r>
       <w:r>
         <w:br/>
@@ -5280,7 +5272,7 @@
             <w:rPr>
               <w:rStyle w:val="Hyperlink"/>
             </w:rPr>
-            <w:t>f</w:t>
+            <w:t>fil</w:t>
           </w:r>
         </w:hyperlink>
       </w:r>
@@ -5292,40 +5284,6 @@
           <w:color w:val="0000FF"/>
           <w:sz w:val="24"/>
           <w:u w:val="single"/>
-        </w:rPr>
-        <w:hyperlink r:id="rId32" w:history="1">
-          <w:r>
-            <w:rPr>
-              <w:rStyle w:val="Hyperlink"/>
-            </w:rPr>
-            <w:t>i</w:t>
-          </w:r>
-        </w:hyperlink>
-      </w:r>
-      <w:r>
-        <w:rPr>
-          <w:rFonts w:ascii="Charis SIL Regular" w:hAnsi="Charis SIL Regular" w:eastAsia="Charis SIL Regular"/>
-          <w:b w:val="0"/>
-          <w:i w:val="0"/>
-          <w:color w:val="0000FF"/>
-          <w:sz w:val="24"/>
-        </w:rPr>
-        <w:hyperlink r:id="rId32" w:history="1">
-          <w:r>
-            <w:rPr>
-              <w:rStyle w:val="Hyperlink"/>
-            </w:rPr>
-            <w:t>l</w:t>
-          </w:r>
-        </w:hyperlink>
-      </w:r>
-      <w:r>
-        <w:rPr>
-          <w:rFonts w:ascii="Charis SIL Regular" w:hAnsi="Charis SIL Regular" w:eastAsia="Charis SIL Regular"/>
-          <w:b w:val="0"/>
-          <w:i w:val="0"/>
-          <w:color w:val="0000FF"/>
-          <w:sz w:val="24"/>
         </w:rPr>
         <w:hyperlink r:id="rId32" w:history="1">
           <w:r>
@@ -5343,15 +5301,9 @@
           <w:i w:val="0"/>
           <w:color w:val="0000FF"/>
           <w:sz w:val="24"/>
-        </w:rPr>
-        <w:hyperlink r:id="rId32" w:history="1">
-          <w:r>
-            <w:rPr>
-              <w:rStyle w:val="Hyperlink"/>
-            </w:rPr>
-            <w:t>/</w:t>
-          </w:r>
-        </w:hyperlink>
+          <w:u w:val="single"/>
+        </w:rPr>
+        <w:t>/</w:t>
       </w:r>
       <w:r>
         <w:rPr>
@@ -5385,9 +5337,30 @@
             <w:rPr>
               <w:rStyle w:val="Hyperlink"/>
             </w:rPr>
-            <w:t>HaNA_2.04.01_4030_0001</w:t>
+            <w:t>HaNA_2.04.01_4030_00</w:t>
           </w:r>
         </w:hyperlink>
+      </w:r>
+      <w:r>
+        <w:rPr>
+          <w:rFonts w:ascii="Charis SIL Regular" w:hAnsi="Charis SIL Regular" w:eastAsia="Charis SIL Regular"/>
+          <w:b w:val="0"/>
+          <w:i w:val="0"/>
+          <w:color w:val="0000FF"/>
+          <w:sz w:val="24"/>
+          <w:u w:val="single"/>
+        </w:rPr>
+        <w:t>0</w:t>
+      </w:r>
+      <w:r>
+        <w:rPr>
+          <w:rFonts w:ascii="Charis SIL Regular" w:hAnsi="Charis SIL Regular" w:eastAsia="Charis SIL Regular"/>
+          <w:b w:val="0"/>
+          <w:i w:val="0"/>
+          <w:color w:val="0000FF"/>
+          <w:sz w:val="24"/>
+        </w:rPr>
+        <w:t>1</w:t>
       </w:r>
     </w:p>
     <w:p>
@@ -6007,7 +5980,7 @@
           <w:sz w:val="24"/>
           <w:u w:val="single"/>
         </w:rPr>
-        <w:hyperlink r:id="rId36" w:history="1">
+        <w:hyperlink r:id="rId25" w:history="1">
           <w:r>
             <w:rPr>
               <w:rStyle w:val="Hyperlink"/>
@@ -6025,7 +5998,7 @@
           <w:sz w:val="24"/>
           <w:u w:val="single"/>
         </w:rPr>
-        <w:hyperlink r:id="rId36" w:history="1">
+        <w:hyperlink r:id="rId25" w:history="1">
           <w:r>
             <w:rPr>
               <w:rStyle w:val="Hyperlink"/>
@@ -6822,7 +6795,7 @@
           <w:sz w:val="24"/>
           <w:u w:val="single"/>
         </w:rPr>
-        <w:hyperlink r:id="rId41" w:history="1">
+        <w:hyperlink r:id="rId43" w:history="1">
           <w:r>
             <w:rPr>
               <w:rStyle w:val="Hyperlink"/>

--- a/EXPORTS/DOCX/published/niveau3/Dutch/KKZ.docx
+++ b/EXPORTS/DOCX/published/niveau3/Dutch/KKZ.docx
@@ -472,54 +472,7 @@
           <w:color w:val="000000"/>
           <w:sz w:val="24"/>
         </w:rPr>
-        <w:t>litera</w:t>
-      </w:r>
-      <w:r>
-        <w:rPr>
-          <w:u w:val="single" w:color="0000ff"/>
-          <w:rFonts w:ascii="Charis SIL Regular" w:hAnsi="Charis SIL Regular" w:eastAsia="Charis SIL Regular"/>
-          <w:b w:val="0"/>
-          <w:i w:val="0"/>
-          <w:color w:val="000000"/>
-          <w:sz w:val="24"/>
-        </w:rPr>
-        <w:hyperlink r:id="rId10" w:history="1">
-          <w:r>
-            <w:rPr>
-              <w:rStyle w:val="Hyperlink"/>
-            </w:rPr>
-            <w:t xml:space="preserve">tuur </w:t>
-          </w:r>
-        </w:hyperlink>
-      </w:r>
-      <w:r>
-        <w:rPr>
-          <w:u w:val="single" w:color="0000ff"/>
-          <w:rFonts w:ascii="Charis SIL Regular" w:hAnsi="Charis SIL Regular" w:eastAsia="Charis SIL Regular"/>
-          <w:b w:val="0"/>
-          <w:i w:val="0"/>
-          <w:color w:val="000000"/>
-          <w:sz w:val="24"/>
-        </w:rPr>
-        <w:hyperlink r:id="rId10" w:history="1">
-          <w:r>
-            <w:rPr>
-              <w:rStyle w:val="Hyperlink"/>
-            </w:rPr>
-            <w:t>die een o</w:t>
-          </w:r>
-        </w:hyperlink>
-      </w:r>
-      <w:r>
-        <w:rPr>
-          <w:u w:val="single" w:color="0000ff"/>
-          <w:rFonts w:ascii="Charis SIL Regular" w:hAnsi="Charis SIL Regular" w:eastAsia="Charis SIL Regular"/>
-          <w:b w:val="0"/>
-          <w:i w:val="0"/>
-          <w:color w:val="000000"/>
-          <w:sz w:val="24"/>
-        </w:rPr>
-        <w:t>m</w:t>
+        <w:t>literatuur die een om</w:t>
       </w:r>
       <w:r>
         <w:rPr>
@@ -701,7 +654,6 @@
       </w:r>
       <w:r>
         <w:rPr>
-          <w:u w:val="single" w:color="0000ff"/>
           <w:rFonts w:ascii="Charis SIL Regular" w:hAnsi="Charis SIL Regular" w:eastAsia="Charis SIL Regular"/>
           <w:b w:val="0"/>
           <w:i w:val="0"/>
@@ -927,7 +879,7 @@
           <w:sz w:val="24"/>
           <w:u w:val="single"/>
         </w:rPr>
-        <w:hyperlink r:id="rId9" w:history="1">
+        <w:hyperlink r:id="rId12" w:history="1">
           <w:r>
             <w:rPr>
               <w:rStyle w:val="Hyperlink"/>
@@ -956,7 +908,7 @@
           <w:sz w:val="24"/>
           <w:u w:val="single"/>
         </w:rPr>
-        <w:hyperlink r:id="rId9" w:history="1">
+        <w:hyperlink r:id="rId12" w:history="1">
           <w:r>
             <w:rPr>
               <w:rStyle w:val="Hyperlink"/>
@@ -1842,31 +1794,13 @@
       </w:r>
       <w:r>
         <w:rPr>
-          <w:u w:val="single" w:color="0000ff"/>
           <w:rFonts w:ascii="Charis SIL Regular" w:hAnsi="Charis SIL Regular" w:eastAsia="Charis SIL Regular"/>
           <w:b w:val="0"/>
           <w:i w:val="0"/>
           <w:color w:val="000000"/>
           <w:sz w:val="24"/>
         </w:rPr>
-        <w:hyperlink r:id="rId15" w:history="1">
-          <w:r>
-            <w:rPr>
-              <w:rStyle w:val="Hyperlink"/>
-            </w:rPr>
-            <w:t>werde</w:t>
-          </w:r>
-        </w:hyperlink>
-      </w:r>
-      <w:r>
-        <w:rPr>
-          <w:rFonts w:ascii="Charis SIL Regular" w:hAnsi="Charis SIL Regular" w:eastAsia="Charis SIL Regular"/>
-          <w:b w:val="0"/>
-          <w:i w:val="0"/>
-          <w:color w:val="000000"/>
-          <w:sz w:val="24"/>
-        </w:rPr>
-        <w:t xml:space="preserve">n overgedragen aan het </w:t>
+        <w:t xml:space="preserve">werden overgedragen aan het </w:t>
       </w:r>
       <w:r>
         <w:rPr>
@@ -1875,6 +1809,7 @@
           <w:i w:val="0"/>
           <w:color w:val="0000FF"/>
           <w:sz w:val="24"/>
+          <w:u w:val="single"/>
         </w:rPr>
         <w:hyperlink r:id="rId16" w:history="1">
           <w:r>
@@ -1963,31 +1898,13 @@
       </w:r>
       <w:r>
         <w:rPr>
-          <w:u w:val="single" w:color="0000ff"/>
           <w:rFonts w:ascii="Charis SIL Regular" w:hAnsi="Charis SIL Regular" w:eastAsia="Charis SIL Regular"/>
           <w:b w:val="0"/>
           <w:i w:val="0"/>
           <w:color w:val="000000"/>
           <w:sz w:val="24"/>
         </w:rPr>
-        <w:hyperlink r:id="rId17" w:history="1">
-          <w:r>
-            <w:rPr>
-              <w:rStyle w:val="Hyperlink"/>
-            </w:rPr>
-            <w:t xml:space="preserve">, </w:t>
-          </w:r>
-        </w:hyperlink>
-      </w:r>
-      <w:r>
-        <w:rPr>
-          <w:rFonts w:ascii="Charis SIL Regular" w:hAnsi="Charis SIL Regular" w:eastAsia="Charis SIL Regular"/>
-          <w:b w:val="0"/>
-          <w:i w:val="0"/>
-          <w:color w:val="000000"/>
-          <w:sz w:val="24"/>
-        </w:rPr>
-        <w:t xml:space="preserve">het </w:t>
+        <w:t xml:space="preserve">, het </w:t>
       </w:r>
       <w:r>
         <w:rPr>
@@ -2179,7 +2096,7 @@
           <w:sz w:val="24"/>
           <w:u w:val="single"/>
         </w:rPr>
-        <w:hyperlink r:id="rId16" w:history="1">
+        <w:hyperlink r:id="rId18" w:history="1">
           <w:r>
             <w:rPr>
               <w:rStyle w:val="Hyperlink"/>
@@ -2208,7 +2125,7 @@
           <w:sz w:val="24"/>
           <w:u w:val="single"/>
         </w:rPr>
-        <w:hyperlink r:id="rId16" w:history="1">
+        <w:hyperlink r:id="rId18" w:history="1">
           <w:r>
             <w:rPr>
               <w:rStyle w:val="Hyperlink"/>
@@ -2219,6 +2136,7 @@
       </w:r>
       <w:r>
         <w:rPr>
+          <w:u w:val="single" w:color="0000ff"/>
           <w:rFonts w:ascii="Charis SIL Regular" w:hAnsi="Charis SIL Regular" w:eastAsia="Charis SIL Regular"/>
           <w:b w:val="0"/>
           <w:i w:val="0"/>
@@ -2236,7 +2154,7 @@
           <w:sz w:val="24"/>
           <w:u w:val="single"/>
         </w:rPr>
-        <w:hyperlink r:id="rId16" w:history="1">
+        <w:hyperlink r:id="rId19" w:history="1">
           <w:r>
             <w:rPr>
               <w:rStyle w:val="Hyperlink"/>
@@ -2254,7 +2172,7 @@
           <w:sz w:val="24"/>
           <w:u w:val="single"/>
         </w:rPr>
-        <w:hyperlink r:id="rId16" w:history="1">
+        <w:hyperlink r:id="rId19" w:history="1">
           <w:r>
             <w:rPr>
               <w:rStyle w:val="Hyperlink"/>
@@ -2348,7 +2266,7 @@
           <w:sz w:val="24"/>
           <w:u w:val="single"/>
         </w:rPr>
-        <w:hyperlink r:id="rId18" w:history="1">
+        <w:hyperlink r:id="rId19" w:history="1">
           <w:r>
             <w:rPr>
               <w:rStyle w:val="Hyperlink"/>
@@ -2377,7 +2295,7 @@
           <w:sz w:val="24"/>
           <w:u w:val="single"/>
         </w:rPr>
-        <w:hyperlink r:id="rId18" w:history="1">
+        <w:hyperlink r:id="rId19" w:history="1">
           <w:r>
             <w:rPr>
               <w:rStyle w:val="Hyperlink"/>
@@ -2431,7 +2349,7 @@
           <w:sz w:val="24"/>
           <w:u w:val="single"/>
         </w:rPr>
-        <w:hyperlink r:id="rId18" w:history="1">
+        <w:hyperlink r:id="rId20" w:history="1">
           <w:r>
             <w:rPr>
               <w:rStyle w:val="Hyperlink"/>
@@ -2523,7 +2441,6 @@
           <w:i w:val="0"/>
           <w:color w:val="0000FF"/>
           <w:sz w:val="24"/>
-          <w:u w:val="single"/>
         </w:rPr>
         <w:t>G</w:t>
       </w:r>
@@ -2612,7 +2529,7 @@
           <w:sz w:val="24"/>
           <w:u w:val="single"/>
         </w:rPr>
-        <w:hyperlink r:id="rId20" w:history="1">
+        <w:hyperlink r:id="rId18" w:history="1">
           <w:r>
             <w:rPr>
               <w:rStyle w:val="Hyperlink"/>
@@ -2630,7 +2547,7 @@
           <w:sz w:val="24"/>
           <w:u w:val="single"/>
         </w:rPr>
-        <w:hyperlink r:id="rId20" w:history="1">
+        <w:hyperlink r:id="rId18" w:history="1">
           <w:r>
             <w:rPr>
               <w:rStyle w:val="Hyperlink"/>
@@ -2665,36 +2582,18 @@
           <w:color w:val="000000"/>
           <w:sz w:val="24"/>
         </w:rPr>
-        <w:t xml:space="preserve"> e</w:t>
-      </w:r>
-      <w:r>
-        <w:rPr>
-          <w:u w:val="single" w:color="0000ff"/>
-          <w:rFonts w:ascii="Charis SIL Regular" w:hAnsi="Charis SIL Regular" w:eastAsia="Charis SIL Regular"/>
-          <w:b w:val="0"/>
-          <w:i w:val="0"/>
-          <w:color w:val="000000"/>
-          <w:sz w:val="24"/>
+        <w:t xml:space="preserve"> en het </w:t>
+      </w:r>
+      <w:r>
+        <w:rPr>
+          <w:rFonts w:ascii="Charis SIL Regular" w:hAnsi="Charis SIL Regular" w:eastAsia="Charis SIL Regular"/>
+          <w:b w:val="0"/>
+          <w:i w:val="0"/>
+          <w:color w:val="0000FF"/>
+          <w:sz w:val="24"/>
+          <w:u w:val="single"/>
         </w:rPr>
         <w:hyperlink r:id="rId19" w:history="1">
-          <w:r>
-            <w:rPr>
-              <w:rStyle w:val="Hyperlink"/>
-            </w:rPr>
-            <w:t xml:space="preserve">n het </w:t>
-          </w:r>
-        </w:hyperlink>
-      </w:r>
-      <w:r>
-        <w:rPr>
-          <w:rFonts w:ascii="Charis SIL Regular" w:hAnsi="Charis SIL Regular" w:eastAsia="Charis SIL Regular"/>
-          <w:b w:val="0"/>
-          <w:i w:val="0"/>
-          <w:color w:val="0000FF"/>
-          <w:sz w:val="24"/>
-          <w:u w:val="single"/>
-        </w:rPr>
-        <w:hyperlink r:id="rId21" w:history="1">
           <w:r>
             <w:rPr>
               <w:rStyle w:val="Hyperlink"/>
@@ -2723,7 +2622,7 @@
           <w:sz w:val="24"/>
           <w:u w:val="single"/>
         </w:rPr>
-        <w:hyperlink r:id="rId21" w:history="1">
+        <w:hyperlink r:id="rId19" w:history="1">
           <w:r>
             <w:rPr>
               <w:rStyle w:val="Hyperlink"/>
@@ -2741,7 +2640,7 @@
           <w:sz w:val="24"/>
           <w:u w:val="single"/>
         </w:rPr>
-        <w:hyperlink r:id="rId21" w:history="1">
+        <w:hyperlink r:id="rId19" w:history="1">
           <w:r>
             <w:rPr>
               <w:rStyle w:val="Hyperlink"/>
@@ -2759,7 +2658,7 @@
           <w:sz w:val="24"/>
           <w:u w:val="single"/>
         </w:rPr>
-        <w:hyperlink r:id="rId21" w:history="1">
+        <w:hyperlink r:id="rId19" w:history="1">
           <w:r>
             <w:rPr>
               <w:rStyle w:val="Hyperlink"/>
@@ -2777,7 +2676,7 @@
           <w:sz w:val="24"/>
           <w:u w:val="single"/>
         </w:rPr>
-        <w:hyperlink r:id="rId21" w:history="1">
+        <w:hyperlink r:id="rId19" w:history="1">
           <w:r>
             <w:rPr>
               <w:rStyle w:val="Hyperlink"/>
@@ -2795,7 +2694,7 @@
           <w:sz w:val="24"/>
           <w:u w:val="single"/>
         </w:rPr>
-        <w:hyperlink r:id="rId21" w:history="1">
+        <w:hyperlink r:id="rId19" w:history="1">
           <w:r>
             <w:rPr>
               <w:rStyle w:val="Hyperlink"/>
@@ -2871,7 +2770,7 @@
           <w:sz w:val="24"/>
           <w:u w:val="single"/>
         </w:rPr>
-        <w:hyperlink r:id="rId22" w:history="1">
+        <w:hyperlink r:id="rId21" w:history="1">
           <w:r>
             <w:rPr>
               <w:rStyle w:val="Hyperlink"/>
@@ -2879,6 +2778,121 @@
             <w:t xml:space="preserve">Reinier </w:t>
           </w:r>
         </w:hyperlink>
+      </w:r>
+      <w:r>
+        <w:rPr>
+          <w:rFonts w:ascii="Charis SIL Regular" w:hAnsi="Charis SIL Regular" w:eastAsia="Charis SIL Regular"/>
+          <w:b w:val="0"/>
+          <w:i w:val="0"/>
+          <w:color w:val="0000FF"/>
+          <w:sz w:val="24"/>
+          <w:u w:val="single"/>
+        </w:rPr>
+        <w:hyperlink r:id="rId21" w:history="1">
+          <w:r>
+            <w:rPr>
+              <w:rStyle w:val="Hyperlink"/>
+            </w:rPr>
+            <w:t>van</w:t>
+          </w:r>
+        </w:hyperlink>
+      </w:r>
+      <w:r>
+        <w:rPr>
+          <w:rFonts w:ascii="Charis SIL Regular" w:hAnsi="Charis SIL Regular" w:eastAsia="Charis SIL Regular"/>
+          <w:b w:val="0"/>
+          <w:i w:val="0"/>
+          <w:color w:val="0000FF"/>
+          <w:sz w:val="24"/>
+          <w:u w:val="single"/>
+        </w:rPr>
+        <w:t xml:space="preserve"> </w:t>
+      </w:r>
+      <w:r>
+        <w:rPr>
+          <w:rFonts w:ascii="Charis SIL Regular" w:hAnsi="Charis SIL Regular" w:eastAsia="Charis SIL Regular"/>
+          <w:b w:val="0"/>
+          <w:i w:val="0"/>
+          <w:color w:val="0000FF"/>
+          <w:sz w:val="24"/>
+          <w:u w:val="single"/>
+        </w:rPr>
+        <w:hyperlink r:id="rId21" w:history="1">
+          <w:r>
+            <w:rPr>
+              <w:rStyle w:val="Hyperlink"/>
+            </w:rPr>
+            <w:t>de</w:t>
+          </w:r>
+        </w:hyperlink>
+      </w:r>
+      <w:r>
+        <w:rPr>
+          <w:rFonts w:ascii="Charis SIL Regular" w:hAnsi="Charis SIL Regular" w:eastAsia="Charis SIL Regular"/>
+          <w:b w:val="0"/>
+          <w:i w:val="0"/>
+          <w:color w:val="0000FF"/>
+          <w:sz w:val="24"/>
+          <w:u w:val="single"/>
+        </w:rPr>
+        <w:t xml:space="preserve"> </w:t>
+      </w:r>
+      <w:r>
+        <w:rPr>
+          <w:rFonts w:ascii="Charis SIL Regular" w:hAnsi="Charis SIL Regular" w:eastAsia="Charis SIL Regular"/>
+          <w:b w:val="0"/>
+          <w:i w:val="0"/>
+          <w:color w:val="0000FF"/>
+          <w:sz w:val="24"/>
+          <w:u w:val="single"/>
+        </w:rPr>
+        <w:hyperlink r:id="rId21" w:history="1">
+          <w:r>
+            <w:rPr>
+              <w:rStyle w:val="Hyperlink"/>
+            </w:rPr>
+            <w:t>Kasteele</w:t>
+          </w:r>
+        </w:hyperlink>
+      </w:r>
+      <w:r>
+        <w:rPr>
+          <w:rFonts w:ascii="Charis SIL Regular" w:hAnsi="Charis SIL Regular" w:eastAsia="Charis SIL Regular"/>
+          <w:b w:val="0"/>
+          <w:i w:val="0"/>
+          <w:color w:val="000000"/>
+          <w:sz w:val="24"/>
+        </w:rPr>
+        <w:t xml:space="preserve"> verdween nadat zijn zoon </w:t>
+      </w:r>
+      <w:r>
+        <w:rPr>
+          <w:rFonts w:ascii="Charis SIL Regular" w:hAnsi="Charis SIL Regular" w:eastAsia="Charis SIL Regular"/>
+          <w:b w:val="0"/>
+          <w:i w:val="0"/>
+          <w:color w:val="0000FF"/>
+          <w:sz w:val="24"/>
+          <w:u w:val="single"/>
+        </w:rPr>
+        <w:hyperlink r:id="rId22" w:history="1">
+          <w:r>
+            <w:rPr>
+              <w:rStyle w:val="Hyperlink"/>
+            </w:rPr>
+            <w:t>Abraham</w:t>
+          </w:r>
+        </w:hyperlink>
+      </w:r>
+      <w:r>
+        <w:rPr>
+          <w:rFonts w:ascii="Charis SIL Regular" w:hAnsi="Charis SIL Regular" w:eastAsia="Charis SIL Regular"/>
+          <w:b w:val="0"/>
+          <w:i w:val="0"/>
+          <w:color w:val="0000FF"/>
+          <w:sz w:val="24"/>
+          <w:u w:val="single"/>
+        </w:rPr>
+        <w:t xml:space="preserve"> </w:t>
       </w:r>
       <w:r>
         <w:rPr>
@@ -2964,7 +2978,200 @@
           <w:color w:val="000000"/>
           <w:sz w:val="24"/>
         </w:rPr>
-        <w:t xml:space="preserve"> verdween nadat zijn zoon </w:t>
+        <w:t xml:space="preserve"> hem opvolgde in</w:t>
+      </w:r>
+      <w:r>
+        <w:rPr>
+          <w:u w:val="single" w:color="0000ff"/>
+          <w:rFonts w:ascii="Charis SIL Regular" w:hAnsi="Charis SIL Regular" w:eastAsia="Charis SIL Regular"/>
+          <w:b w:val="0"/>
+          <w:i w:val="0"/>
+          <w:color w:val="000000"/>
+          <w:sz w:val="24"/>
+        </w:rPr>
+        <w:hyperlink r:id="rId21" w:history="1">
+          <w:r>
+            <w:rPr>
+              <w:rStyle w:val="Hyperlink"/>
+            </w:rPr>
+            <w:t xml:space="preserve"> 1840. </w:t>
+          </w:r>
+        </w:hyperlink>
+      </w:r>
+      <w:r>
+        <w:rPr>
+          <w:u w:val="single" w:color="0000ff"/>
+          <w:rFonts w:ascii="Charis SIL Regular" w:hAnsi="Charis SIL Regular" w:eastAsia="Charis SIL Regular"/>
+          <w:b w:val="0"/>
+          <w:i w:val="0"/>
+          <w:color w:val="000000"/>
+          <w:sz w:val="24"/>
+        </w:rPr>
+        <w:hyperlink r:id="rId21" w:history="1">
+          <w:r>
+            <w:rPr>
+              <w:rStyle w:val="Hyperlink"/>
+            </w:rPr>
+            <w:t>Ook</w:t>
+          </w:r>
+        </w:hyperlink>
+      </w:r>
+      <w:r>
+        <w:rPr>
+          <w:u w:val="single" w:color="0000ff"/>
+          <w:rFonts w:ascii="Charis SIL Regular" w:hAnsi="Charis SIL Regular" w:eastAsia="Charis SIL Regular"/>
+          <w:b w:val="0"/>
+          <w:i w:val="0"/>
+          <w:color w:val="000000"/>
+          <w:sz w:val="24"/>
+        </w:rPr>
+        <w:hyperlink r:id="rId21" w:history="1">
+          <w:r>
+            <w:rPr>
+              <w:rStyle w:val="Hyperlink"/>
+            </w:rPr>
+            <w:t xml:space="preserve"> ve</w:t>
+          </w:r>
+        </w:hyperlink>
+      </w:r>
+      <w:r>
+        <w:rPr>
+          <w:u w:val="single" w:color="0000ff"/>
+          <w:rFonts w:ascii="Charis SIL Regular" w:hAnsi="Charis SIL Regular" w:eastAsia="Charis SIL Regular"/>
+          <w:b w:val="0"/>
+          <w:i w:val="0"/>
+          <w:color w:val="000000"/>
+          <w:sz w:val="24"/>
+        </w:rPr>
+        <w:hyperlink r:id="rId21" w:history="1">
+          <w:r>
+            <w:rPr>
+              <w:rStyle w:val="Hyperlink"/>
+            </w:rPr>
+            <w:t>rdwenen</w:t>
+          </w:r>
+        </w:hyperlink>
+      </w:r>
+      <w:r>
+        <w:rPr>
+          <w:rFonts w:ascii="Charis SIL Regular" w:hAnsi="Charis SIL Regular" w:eastAsia="Charis SIL Regular"/>
+          <w:b w:val="0"/>
+          <w:i w:val="0"/>
+          <w:color w:val="000000"/>
+          <w:sz w:val="24"/>
+        </w:rPr>
+        <w:t xml:space="preserve"> en vergingen er vele voor</w:t>
+      </w:r>
+      <w:r>
+        <w:rPr>
+          <w:u w:val="single" w:color="0000ff"/>
+          <w:rFonts w:ascii="Charis SIL Regular" w:hAnsi="Charis SIL Regular" w:eastAsia="Charis SIL Regular"/>
+          <w:b w:val="0"/>
+          <w:i w:val="0"/>
+          <w:color w:val="000000"/>
+          <w:sz w:val="24"/>
+        </w:rPr>
+        <w:hyperlink r:id="rId22" w:history="1">
+          <w:r>
+            <w:rPr>
+              <w:rStyle w:val="Hyperlink"/>
+            </w:rPr>
+            <w:t>werpen in</w:t>
+          </w:r>
+        </w:hyperlink>
+      </w:r>
+      <w:r>
+        <w:rPr>
+          <w:u w:val="single" w:color="0000ff"/>
+          <w:rFonts w:ascii="Charis SIL Regular" w:hAnsi="Charis SIL Regular" w:eastAsia="Charis SIL Regular"/>
+          <w:b w:val="0"/>
+          <w:i w:val="0"/>
+          <w:color w:val="000000"/>
+          <w:sz w:val="24"/>
+        </w:rPr>
+        <w:t xml:space="preserve"> </w:t>
+      </w:r>
+      <w:r>
+        <w:rPr>
+          <w:u w:val="single" w:color="0000ff"/>
+          <w:rFonts w:ascii="Charis SIL Regular" w:hAnsi="Charis SIL Regular" w:eastAsia="Charis SIL Regular"/>
+          <w:b w:val="0"/>
+          <w:i w:val="0"/>
+          <w:color w:val="000000"/>
+          <w:sz w:val="24"/>
+        </w:rPr>
+        <w:hyperlink r:id="rId22" w:history="1">
+          <w:r>
+            <w:rPr>
+              <w:rStyle w:val="Hyperlink"/>
+            </w:rPr>
+            <w:t xml:space="preserve">die </w:t>
+          </w:r>
+        </w:hyperlink>
+      </w:r>
+      <w:r>
+        <w:rPr>
+          <w:u w:val="single" w:color="0000ff"/>
+          <w:rFonts w:ascii="Charis SIL Regular" w:hAnsi="Charis SIL Regular" w:eastAsia="Charis SIL Regular"/>
+          <w:b w:val="0"/>
+          <w:i w:val="0"/>
+          <w:color w:val="000000"/>
+          <w:sz w:val="24"/>
+        </w:rPr>
+        <w:hyperlink r:id="rId22" w:history="1">
+          <w:r>
+            <w:rPr>
+              <w:rStyle w:val="Hyperlink"/>
+            </w:rPr>
+            <w:t>t</w:t>
+          </w:r>
+        </w:hyperlink>
+      </w:r>
+      <w:r>
+        <w:rPr>
+          <w:u w:val="single" w:color="0000ff"/>
+          <w:rFonts w:ascii="Charis SIL Regular" w:hAnsi="Charis SIL Regular" w:eastAsia="Charis SIL Regular"/>
+          <w:b w:val="0"/>
+          <w:i w:val="0"/>
+          <w:color w:val="000000"/>
+          <w:sz w:val="24"/>
+        </w:rPr>
+        <w:hyperlink r:id="rId22" w:history="1">
+          <w:r>
+            <w:rPr>
+              <w:rStyle w:val="Hyperlink"/>
+            </w:rPr>
+            <w:t>ijd</w:t>
+          </w:r>
+        </w:hyperlink>
+      </w:r>
+      <w:r>
+        <w:rPr>
+          <w:u w:val="single" w:color="0000ff"/>
+          <w:rFonts w:ascii="Charis SIL Regular" w:hAnsi="Charis SIL Regular" w:eastAsia="Charis SIL Regular"/>
+          <w:b w:val="0"/>
+          <w:i w:val="0"/>
+          <w:color w:val="000000"/>
+          <w:sz w:val="24"/>
+        </w:rPr>
+        <w:hyperlink r:id="rId22" w:history="1">
+          <w:r>
+            <w:rPr>
+              <w:rStyle w:val="Hyperlink"/>
+            </w:rPr>
+            <w:t>. De der</w:t>
+          </w:r>
+        </w:hyperlink>
+      </w:r>
+      <w:r>
+        <w:rPr>
+          <w:rFonts w:ascii="Charis SIL Regular" w:hAnsi="Charis SIL Regular" w:eastAsia="Charis SIL Regular"/>
+          <w:b w:val="0"/>
+          <w:i w:val="0"/>
+          <w:color w:val="000000"/>
+          <w:sz w:val="24"/>
+        </w:rPr>
+        <w:t xml:space="preserve">de en laatste directeur </w:t>
       </w:r>
       <w:r>
         <w:rPr>
@@ -2980,7 +3187,7 @@
             <w:rPr>
               <w:rStyle w:val="Hyperlink"/>
             </w:rPr>
-            <w:t>Abraham</w:t>
+            <w:t>David</w:t>
           </w:r>
         </w:hyperlink>
       </w:r>
@@ -3038,314 +3245,6 @@
             <w:rPr>
               <w:rStyle w:val="Hyperlink"/>
             </w:rPr>
-            <w:t>de</w:t>
-          </w:r>
-        </w:hyperlink>
-      </w:r>
-      <w:r>
-        <w:rPr>
-          <w:rFonts w:ascii="Charis SIL Regular" w:hAnsi="Charis SIL Regular" w:eastAsia="Charis SIL Regular"/>
-          <w:b w:val="0"/>
-          <w:i w:val="0"/>
-          <w:color w:val="0000FF"/>
-          <w:sz w:val="24"/>
-          <w:u w:val="single"/>
-        </w:rPr>
-        <w:t xml:space="preserve"> </w:t>
-      </w:r>
-      <w:r>
-        <w:rPr>
-          <w:rFonts w:ascii="Charis SIL Regular" w:hAnsi="Charis SIL Regular" w:eastAsia="Charis SIL Regular"/>
-          <w:b w:val="0"/>
-          <w:i w:val="0"/>
-          <w:color w:val="0000FF"/>
-          <w:sz w:val="24"/>
-          <w:u w:val="single"/>
-        </w:rPr>
-        <w:hyperlink r:id="rId23" w:history="1">
-          <w:r>
-            <w:rPr>
-              <w:rStyle w:val="Hyperlink"/>
-            </w:rPr>
-            <w:t>Kasteele</w:t>
-          </w:r>
-        </w:hyperlink>
-      </w:r>
-      <w:r>
-        <w:rPr>
-          <w:rFonts w:ascii="Charis SIL Regular" w:hAnsi="Charis SIL Regular" w:eastAsia="Charis SIL Regular"/>
-          <w:b w:val="0"/>
-          <w:i w:val="0"/>
-          <w:color w:val="000000"/>
-          <w:sz w:val="24"/>
-        </w:rPr>
-        <w:t xml:space="preserve"> hem opvolgde in</w:t>
-      </w:r>
-      <w:r>
-        <w:rPr>
-          <w:u w:val="single" w:color="0000ff"/>
-          <w:rFonts w:ascii="Charis SIL Regular" w:hAnsi="Charis SIL Regular" w:eastAsia="Charis SIL Regular"/>
-          <w:b w:val="0"/>
-          <w:i w:val="0"/>
-          <w:color w:val="000000"/>
-          <w:sz w:val="24"/>
-        </w:rPr>
-        <w:hyperlink r:id="rId22" w:history="1">
-          <w:r>
-            <w:rPr>
-              <w:rStyle w:val="Hyperlink"/>
-            </w:rPr>
-            <w:t xml:space="preserve"> 1840. </w:t>
-          </w:r>
-        </w:hyperlink>
-      </w:r>
-      <w:r>
-        <w:rPr>
-          <w:u w:val="single" w:color="0000ff"/>
-          <w:rFonts w:ascii="Charis SIL Regular" w:hAnsi="Charis SIL Regular" w:eastAsia="Charis SIL Regular"/>
-          <w:b w:val="0"/>
-          <w:i w:val="0"/>
-          <w:color w:val="000000"/>
-          <w:sz w:val="24"/>
-        </w:rPr>
-        <w:hyperlink r:id="rId22" w:history="1">
-          <w:r>
-            <w:rPr>
-              <w:rStyle w:val="Hyperlink"/>
-            </w:rPr>
-            <w:t>Ook</w:t>
-          </w:r>
-        </w:hyperlink>
-      </w:r>
-      <w:r>
-        <w:rPr>
-          <w:u w:val="single" w:color="0000ff"/>
-          <w:rFonts w:ascii="Charis SIL Regular" w:hAnsi="Charis SIL Regular" w:eastAsia="Charis SIL Regular"/>
-          <w:b w:val="0"/>
-          <w:i w:val="0"/>
-          <w:color w:val="000000"/>
-          <w:sz w:val="24"/>
-        </w:rPr>
-        <w:hyperlink r:id="rId22" w:history="1">
-          <w:r>
-            <w:rPr>
-              <w:rStyle w:val="Hyperlink"/>
-            </w:rPr>
-            <w:t xml:space="preserve"> ve</w:t>
-          </w:r>
-        </w:hyperlink>
-      </w:r>
-      <w:r>
-        <w:rPr>
-          <w:u w:val="single" w:color="0000ff"/>
-          <w:rFonts w:ascii="Charis SIL Regular" w:hAnsi="Charis SIL Regular" w:eastAsia="Charis SIL Regular"/>
-          <w:b w:val="0"/>
-          <w:i w:val="0"/>
-          <w:color w:val="000000"/>
-          <w:sz w:val="24"/>
-        </w:rPr>
-        <w:hyperlink r:id="rId22" w:history="1">
-          <w:r>
-            <w:rPr>
-              <w:rStyle w:val="Hyperlink"/>
-            </w:rPr>
-            <w:t>rdwenen</w:t>
-          </w:r>
-        </w:hyperlink>
-      </w:r>
-      <w:r>
-        <w:rPr>
-          <w:rFonts w:ascii="Charis SIL Regular" w:hAnsi="Charis SIL Regular" w:eastAsia="Charis SIL Regular"/>
-          <w:b w:val="0"/>
-          <w:i w:val="0"/>
-          <w:color w:val="000000"/>
-          <w:sz w:val="24"/>
-        </w:rPr>
-        <w:t xml:space="preserve"> en vergingen er vele voor</w:t>
-      </w:r>
-      <w:r>
-        <w:rPr>
-          <w:u w:val="single" w:color="0000ff"/>
-          <w:rFonts w:ascii="Charis SIL Regular" w:hAnsi="Charis SIL Regular" w:eastAsia="Charis SIL Regular"/>
-          <w:b w:val="0"/>
-          <w:i w:val="0"/>
-          <w:color w:val="000000"/>
-          <w:sz w:val="24"/>
-        </w:rPr>
-        <w:hyperlink r:id="rId23" w:history="1">
-          <w:r>
-            <w:rPr>
-              <w:rStyle w:val="Hyperlink"/>
-            </w:rPr>
-            <w:t>werpen in</w:t>
-          </w:r>
-        </w:hyperlink>
-      </w:r>
-      <w:r>
-        <w:rPr>
-          <w:u w:val="single" w:color="0000ff"/>
-          <w:rFonts w:ascii="Charis SIL Regular" w:hAnsi="Charis SIL Regular" w:eastAsia="Charis SIL Regular"/>
-          <w:b w:val="0"/>
-          <w:i w:val="0"/>
-          <w:color w:val="000000"/>
-          <w:sz w:val="24"/>
-        </w:rPr>
-        <w:t xml:space="preserve"> </w:t>
-      </w:r>
-      <w:r>
-        <w:rPr>
-          <w:u w:val="single" w:color="0000ff"/>
-          <w:rFonts w:ascii="Charis SIL Regular" w:hAnsi="Charis SIL Regular" w:eastAsia="Charis SIL Regular"/>
-          <w:b w:val="0"/>
-          <w:i w:val="0"/>
-          <w:color w:val="000000"/>
-          <w:sz w:val="24"/>
-        </w:rPr>
-        <w:hyperlink r:id="rId23" w:history="1">
-          <w:r>
-            <w:rPr>
-              <w:rStyle w:val="Hyperlink"/>
-            </w:rPr>
-            <w:t xml:space="preserve">die </w:t>
-          </w:r>
-        </w:hyperlink>
-      </w:r>
-      <w:r>
-        <w:rPr>
-          <w:u w:val="single" w:color="0000ff"/>
-          <w:rFonts w:ascii="Charis SIL Regular" w:hAnsi="Charis SIL Regular" w:eastAsia="Charis SIL Regular"/>
-          <w:b w:val="0"/>
-          <w:i w:val="0"/>
-          <w:color w:val="000000"/>
-          <w:sz w:val="24"/>
-        </w:rPr>
-        <w:hyperlink r:id="rId23" w:history="1">
-          <w:r>
-            <w:rPr>
-              <w:rStyle w:val="Hyperlink"/>
-            </w:rPr>
-            <w:t>t</w:t>
-          </w:r>
-        </w:hyperlink>
-      </w:r>
-      <w:r>
-        <w:rPr>
-          <w:u w:val="single" w:color="0000ff"/>
-          <w:rFonts w:ascii="Charis SIL Regular" w:hAnsi="Charis SIL Regular" w:eastAsia="Charis SIL Regular"/>
-          <w:b w:val="0"/>
-          <w:i w:val="0"/>
-          <w:color w:val="000000"/>
-          <w:sz w:val="24"/>
-        </w:rPr>
-        <w:hyperlink r:id="rId23" w:history="1">
-          <w:r>
-            <w:rPr>
-              <w:rStyle w:val="Hyperlink"/>
-            </w:rPr>
-            <w:t>ijd</w:t>
-          </w:r>
-        </w:hyperlink>
-      </w:r>
-      <w:r>
-        <w:rPr>
-          <w:u w:val="single" w:color="0000ff"/>
-          <w:rFonts w:ascii="Charis SIL Regular" w:hAnsi="Charis SIL Regular" w:eastAsia="Charis SIL Regular"/>
-          <w:b w:val="0"/>
-          <w:i w:val="0"/>
-          <w:color w:val="000000"/>
-          <w:sz w:val="24"/>
-        </w:rPr>
-        <w:hyperlink r:id="rId23" w:history="1">
-          <w:r>
-            <w:rPr>
-              <w:rStyle w:val="Hyperlink"/>
-            </w:rPr>
-            <w:t>. De der</w:t>
-          </w:r>
-        </w:hyperlink>
-      </w:r>
-      <w:r>
-        <w:rPr>
-          <w:rFonts w:ascii="Charis SIL Regular" w:hAnsi="Charis SIL Regular" w:eastAsia="Charis SIL Regular"/>
-          <w:b w:val="0"/>
-          <w:i w:val="0"/>
-          <w:color w:val="000000"/>
-          <w:sz w:val="24"/>
-        </w:rPr>
-        <w:t xml:space="preserve">de en laatste directeur </w:t>
-      </w:r>
-      <w:r>
-        <w:rPr>
-          <w:rFonts w:ascii="Charis SIL Regular" w:hAnsi="Charis SIL Regular" w:eastAsia="Charis SIL Regular"/>
-          <w:b w:val="0"/>
-          <w:i w:val="0"/>
-          <w:color w:val="0000FF"/>
-          <w:sz w:val="24"/>
-          <w:u w:val="single"/>
-        </w:rPr>
-        <w:hyperlink r:id="rId24" w:history="1">
-          <w:r>
-            <w:rPr>
-              <w:rStyle w:val="Hyperlink"/>
-            </w:rPr>
-            <w:t>David</w:t>
-          </w:r>
-        </w:hyperlink>
-      </w:r>
-      <w:r>
-        <w:rPr>
-          <w:rFonts w:ascii="Charis SIL Regular" w:hAnsi="Charis SIL Regular" w:eastAsia="Charis SIL Regular"/>
-          <w:b w:val="0"/>
-          <w:i w:val="0"/>
-          <w:color w:val="0000FF"/>
-          <w:sz w:val="24"/>
-          <w:u w:val="single"/>
-        </w:rPr>
-        <w:t xml:space="preserve"> </w:t>
-      </w:r>
-      <w:r>
-        <w:rPr>
-          <w:rFonts w:ascii="Charis SIL Regular" w:hAnsi="Charis SIL Regular" w:eastAsia="Charis SIL Regular"/>
-          <w:b w:val="0"/>
-          <w:i w:val="0"/>
-          <w:color w:val="0000FF"/>
-          <w:sz w:val="24"/>
-          <w:u w:val="single"/>
-        </w:rPr>
-        <w:hyperlink r:id="rId24" w:history="1">
-          <w:r>
-            <w:rPr>
-              <w:rStyle w:val="Hyperlink"/>
-            </w:rPr>
-            <w:t>van</w:t>
-          </w:r>
-        </w:hyperlink>
-      </w:r>
-      <w:r>
-        <w:rPr>
-          <w:rFonts w:ascii="Charis SIL Regular" w:hAnsi="Charis SIL Regular" w:eastAsia="Charis SIL Regular"/>
-          <w:b w:val="0"/>
-          <w:i w:val="0"/>
-          <w:color w:val="0000FF"/>
-          <w:sz w:val="24"/>
-          <w:u w:val="single"/>
-        </w:rPr>
-        <w:t xml:space="preserve"> </w:t>
-      </w:r>
-      <w:r>
-        <w:rPr>
-          <w:rFonts w:ascii="Charis SIL Regular" w:hAnsi="Charis SIL Regular" w:eastAsia="Charis SIL Regular"/>
-          <w:b w:val="0"/>
-          <w:i w:val="0"/>
-          <w:color w:val="0000FF"/>
-          <w:sz w:val="24"/>
-          <w:u w:val="single"/>
-        </w:rPr>
-        <w:hyperlink r:id="rId24" w:history="1">
-          <w:r>
-            <w:rPr>
-              <w:rStyle w:val="Hyperlink"/>
-            </w:rPr>
             <w:t>der</w:t>
           </w:r>
         </w:hyperlink>
@@ -3370,7 +3269,7 @@
           <w:sz w:val="24"/>
           <w:u w:val="single"/>
         </w:rPr>
-        <w:hyperlink r:id="rId24" w:history="1">
+        <w:hyperlink r:id="rId23" w:history="1">
           <w:r>
             <w:rPr>
               <w:rStyle w:val="Hyperlink"/>
@@ -3398,7 +3297,7 @@
           <w:color w:val="000000"/>
           <w:sz w:val="24"/>
         </w:rPr>
-        <w:hyperlink r:id="rId24" w:history="1">
+        <w:hyperlink r:id="rId23" w:history="1">
           <w:r>
             <w:rPr>
               <w:rStyle w:val="Hyperlink"/>
@@ -3416,7 +3315,7 @@
           <w:color w:val="000000"/>
           <w:sz w:val="24"/>
         </w:rPr>
-        <w:hyperlink r:id="rId24" w:history="1">
+        <w:hyperlink r:id="rId23" w:history="1">
           <w:r>
             <w:rPr>
               <w:rStyle w:val="Hyperlink"/>
@@ -3434,7 +3333,7 @@
           <w:color w:val="000000"/>
           <w:sz w:val="24"/>
         </w:rPr>
-        <w:hyperlink r:id="rId24" w:history="1">
+        <w:hyperlink r:id="rId23" w:history="1">
           <w:r>
             <w:rPr>
               <w:rStyle w:val="Hyperlink"/>
@@ -3463,7 +3362,7 @@
           <w:color w:val="000000"/>
           <w:sz w:val="24"/>
         </w:rPr>
-        <w:hyperlink r:id="rId24" w:history="1">
+        <w:hyperlink r:id="rId23" w:history="1">
           <w:r>
             <w:rPr>
               <w:rStyle w:val="Hyperlink"/>
@@ -3491,7 +3390,7 @@
           <w:sz w:val="24"/>
           <w:u w:val="single"/>
         </w:rPr>
-        <w:hyperlink r:id="rId25" w:history="1">
+        <w:hyperlink r:id="rId24" w:history="1">
           <w:r>
             <w:rPr>
               <w:rStyle w:val="Hyperlink"/>
@@ -3520,7 +3419,7 @@
           <w:sz w:val="24"/>
           <w:u w:val="single"/>
         </w:rPr>
-        <w:hyperlink r:id="rId25" w:history="1">
+        <w:hyperlink r:id="rId24" w:history="1">
           <w:r>
             <w:rPr>
               <w:rStyle w:val="Hyperlink"/>
@@ -3569,7 +3468,7 @@
           <w:color w:val="000000"/>
           <w:sz w:val="24"/>
         </w:rPr>
-        <w:hyperlink r:id="rId25" w:history="1">
+        <w:hyperlink r:id="rId24" w:history="1">
           <w:r>
             <w:rPr>
               <w:rStyle w:val="Hyperlink"/>
@@ -3587,7 +3486,7 @@
           <w:color w:val="000000"/>
           <w:sz w:val="24"/>
         </w:rPr>
-        <w:hyperlink r:id="rId25" w:history="1">
+        <w:hyperlink r:id="rId24" w:history="1">
           <w:r>
             <w:rPr>
               <w:rStyle w:val="Hyperlink"/>
@@ -3658,7 +3557,7 @@
           <w:sz w:val="24"/>
           <w:u w:val="single"/>
         </w:rPr>
-        <w:hyperlink r:id="rId26" w:history="1">
+        <w:hyperlink r:id="rId25" w:history="1">
           <w:r>
             <w:rPr>
               <w:rStyle w:val="Hyperlink"/>
@@ -3705,7 +3604,7 @@
           <w:sz w:val="24"/>
           <w:u w:val="single"/>
         </w:rPr>
-        <w:hyperlink r:id="rId26" w:history="1">
+        <w:hyperlink r:id="rId25" w:history="1">
           <w:r>
             <w:rPr>
               <w:rStyle w:val="Hyperlink"/>
@@ -3734,7 +3633,7 @@
           <w:sz w:val="24"/>
           <w:u w:val="single"/>
         </w:rPr>
-        <w:hyperlink r:id="rId26" w:history="1">
+        <w:hyperlink r:id="rId25" w:history="1">
           <w:r>
             <w:rPr>
               <w:rStyle w:val="Hyperlink"/>
@@ -3762,7 +3661,7 @@
           <w:color w:val="000000"/>
           <w:sz w:val="24"/>
         </w:rPr>
-        <w:hyperlink r:id="rId26" w:history="1">
+        <w:hyperlink r:id="rId25" w:history="1">
           <w:r>
             <w:rPr>
               <w:rStyle w:val="Hyperlink"/>
@@ -3780,7 +3679,7 @@
           <w:color w:val="000000"/>
           <w:sz w:val="24"/>
         </w:rPr>
-        <w:hyperlink r:id="rId26" w:history="1">
+        <w:hyperlink r:id="rId25" w:history="1">
           <w:r>
             <w:rPr>
               <w:rStyle w:val="Hyperlink"/>
@@ -3798,7 +3697,7 @@
           <w:color w:val="000000"/>
           <w:sz w:val="24"/>
         </w:rPr>
-        <w:hyperlink r:id="rId26" w:history="1">
+        <w:hyperlink r:id="rId25" w:history="1">
           <w:r>
             <w:rPr>
               <w:rStyle w:val="Hyperlink"/>
@@ -3876,7 +3775,7 @@
           <w:sz w:val="24"/>
           <w:u w:val="single"/>
         </w:rPr>
-        <w:hyperlink r:id="rId27" w:history="1">
+        <w:hyperlink r:id="rId26" w:history="1">
           <w:r>
             <w:rPr>
               <w:rStyle w:val="Hyperlink"/>
@@ -3905,7 +3804,7 @@
           <w:sz w:val="24"/>
           <w:u w:val="single"/>
         </w:rPr>
-        <w:hyperlink r:id="rId27" w:history="1">
+        <w:hyperlink r:id="rId26" w:history="1">
           <w:r>
             <w:rPr>
               <w:rStyle w:val="Hyperlink"/>
@@ -3943,7 +3842,7 @@
           <w:color w:val="000000"/>
           <w:sz w:val="24"/>
         </w:rPr>
-        <w:hyperlink r:id="rId27" w:history="1">
+        <w:hyperlink r:id="rId26" w:history="1">
           <w:r>
             <w:rPr>
               <w:rStyle w:val="Hyperlink"/>
@@ -3961,7 +3860,7 @@
           <w:color w:val="000000"/>
           <w:sz w:val="24"/>
         </w:rPr>
-        <w:hyperlink r:id="rId27" w:history="1">
+        <w:hyperlink r:id="rId26" w:history="1">
           <w:r>
             <w:rPr>
               <w:rStyle w:val="Hyperlink"/>
@@ -3999,7 +3898,7 @@
           <w:sz w:val="24"/>
           <w:u w:val="single"/>
         </w:rPr>
-        <w:hyperlink r:id="rId28" w:history="1">
+        <w:hyperlink r:id="rId27" w:history="1">
           <w:r>
             <w:rPr>
               <w:rStyle w:val="Hyperlink"/>
@@ -4037,7 +3936,7 @@
           <w:color w:val="000000"/>
           <w:sz w:val="24"/>
         </w:rPr>
-        <w:hyperlink r:id="rId28" w:history="1">
+        <w:hyperlink r:id="rId27" w:history="1">
           <w:r>
             <w:rPr>
               <w:rStyle w:val="Hyperlink"/>
@@ -4298,7 +4197,7 @@
           <w:sz w:val="24"/>
           <w:u w:val="single"/>
         </w:rPr>
-        <w:t>Ethnografisch Museu</w:t>
+        <w:t>Ethnografisch Muse</w:t>
       </w:r>
       <w:r>
         <w:rPr>
@@ -4309,7 +4208,7 @@
           <w:sz w:val="24"/>
           <w:u w:val="single"/>
         </w:rPr>
-        <w:t>m Arti</w:t>
+        <w:t>u</w:t>
       </w:r>
       <w:r>
         <w:rPr>
@@ -4318,8 +4217,9 @@
           <w:i w:val="0"/>
           <w:color w:val="0000FF"/>
           <w:sz w:val="24"/>
-        </w:rPr>
-        <w:t>s</w:t>
+          <w:u w:val="single"/>
+        </w:rPr>
+        <w:t>m Artis</w:t>
       </w:r>
       <w:r>
         <w:br/>
@@ -4522,7 +4422,7 @@
           <w:color w:val="0000FF"/>
           <w:sz w:val="24"/>
         </w:rPr>
-        <w:hyperlink r:id="rId29" w:history="1">
+        <w:hyperlink r:id="rId28" w:history="1">
           <w:r>
             <w:rPr>
               <w:rStyle w:val="Hyperlink"/>
@@ -4539,7 +4439,7 @@
           <w:color w:val="0000FF"/>
           <w:sz w:val="24"/>
         </w:rPr>
-        <w:hyperlink r:id="rId29" w:history="1">
+        <w:hyperlink r:id="rId28" w:history="1">
           <w:r>
             <w:rPr>
               <w:rStyle w:val="Hyperlink"/>
@@ -4657,7 +4557,7 @@
           <w:sz w:val="24"/>
           <w:u w:val="single"/>
         </w:rPr>
-        <w:hyperlink r:id="rId30" w:history="1">
+        <w:hyperlink r:id="rId29" w:history="1">
           <w:r>
             <w:rPr>
               <w:rStyle w:val="Hyperlink"/>
@@ -4675,7 +4575,7 @@
           <w:sz w:val="24"/>
           <w:u w:val="single"/>
         </w:rPr>
-        <w:hyperlink r:id="rId30" w:history="1">
+        <w:hyperlink r:id="rId29" w:history="1">
           <w:r>
             <w:rPr>
               <w:rStyle w:val="Hyperlink"/>
@@ -4693,7 +4593,7 @@
           <w:sz w:val="24"/>
           <w:u w:val="single"/>
         </w:rPr>
-        <w:hyperlink r:id="rId30" w:history="1">
+        <w:hyperlink r:id="rId29" w:history="1">
           <w:r>
             <w:rPr>
               <w:rStyle w:val="Hyperlink"/>
@@ -4711,7 +4611,7 @@
           <w:sz w:val="24"/>
           <w:u w:val="single"/>
         </w:rPr>
-        <w:hyperlink r:id="rId30" w:history="1">
+        <w:hyperlink r:id="rId29" w:history="1">
           <w:r>
             <w:rPr>
               <w:rStyle w:val="Hyperlink"/>
@@ -4729,7 +4629,7 @@
           <w:sz w:val="24"/>
           <w:u w:val="single"/>
         </w:rPr>
-        <w:hyperlink r:id="rId30" w:history="1">
+        <w:hyperlink r:id="rId29" w:history="1">
           <w:r>
             <w:rPr>
               <w:rStyle w:val="Hyperlink"/>
@@ -4747,7 +4647,7 @@
           <w:sz w:val="24"/>
           <w:u w:val="single"/>
         </w:rPr>
-        <w:hyperlink r:id="rId30" w:history="1">
+        <w:hyperlink r:id="rId29" w:history="1">
           <w:r>
             <w:rPr>
               <w:rStyle w:val="Hyperlink"/>
@@ -4765,7 +4665,7 @@
           <w:sz w:val="24"/>
           <w:u w:val="single"/>
         </w:rPr>
-        <w:hyperlink r:id="rId30" w:history="1">
+        <w:hyperlink r:id="rId29" w:history="1">
           <w:r>
             <w:rPr>
               <w:rStyle w:val="Hyperlink"/>
@@ -4783,7 +4683,7 @@
           <w:sz w:val="24"/>
           <w:u w:val="single"/>
         </w:rPr>
-        <w:hyperlink r:id="rId30" w:history="1">
+        <w:hyperlink r:id="rId29" w:history="1">
           <w:r>
             <w:rPr>
               <w:rStyle w:val="Hyperlink"/>
@@ -4801,7 +4701,7 @@
           <w:sz w:val="24"/>
           <w:u w:val="single"/>
         </w:rPr>
-        <w:hyperlink r:id="rId30" w:history="1">
+        <w:hyperlink r:id="rId29" w:history="1">
           <w:r>
             <w:rPr>
               <w:rStyle w:val="Hyperlink"/>
@@ -4961,7 +4861,7 @@
           <w:sz w:val="24"/>
           <w:u w:val="single"/>
         </w:rPr>
-        <w:hyperlink r:id="rId31" w:history="1">
+        <w:hyperlink r:id="rId30" w:history="1">
           <w:r>
             <w:rPr>
               <w:rStyle w:val="Hyperlink"/>
@@ -4979,7 +4879,7 @@
           <w:sz w:val="24"/>
           <w:u w:val="single"/>
         </w:rPr>
-        <w:hyperlink r:id="rId31" w:history="1">
+        <w:hyperlink r:id="rId30" w:history="1">
           <w:r>
             <w:rPr>
               <w:rStyle w:val="Hyperlink"/>
@@ -4997,7 +4897,7 @@
           <w:sz w:val="24"/>
           <w:u w:val="single"/>
         </w:rPr>
-        <w:hyperlink r:id="rId31" w:history="1">
+        <w:hyperlink r:id="rId30" w:history="1">
           <w:r>
             <w:rPr>
               <w:rStyle w:val="Hyperlink"/>
@@ -5015,7 +4915,7 @@
           <w:sz w:val="24"/>
           <w:u w:val="single"/>
         </w:rPr>
-        <w:hyperlink r:id="rId31" w:history="1">
+        <w:hyperlink r:id="rId30" w:history="1">
           <w:r>
             <w:rPr>
               <w:rStyle w:val="Hyperlink"/>
@@ -5033,7 +4933,7 @@
           <w:sz w:val="24"/>
           <w:u w:val="single"/>
         </w:rPr>
-        <w:hyperlink r:id="rId31" w:history="1">
+        <w:hyperlink r:id="rId30" w:history="1">
           <w:r>
             <w:rPr>
               <w:rStyle w:val="Hyperlink"/>
@@ -5051,7 +4951,7 @@
           <w:sz w:val="24"/>
           <w:u w:val="single"/>
         </w:rPr>
-        <w:hyperlink r:id="rId31" w:history="1">
+        <w:hyperlink r:id="rId30" w:history="1">
           <w:r>
             <w:rPr>
               <w:rStyle w:val="Hyperlink"/>
@@ -5069,7 +4969,7 @@
           <w:sz w:val="24"/>
           <w:u w:val="single"/>
         </w:rPr>
-        <w:hyperlink r:id="rId31" w:history="1">
+        <w:hyperlink r:id="rId30" w:history="1">
           <w:r>
             <w:rPr>
               <w:rStyle w:val="Hyperlink"/>
@@ -5177,7 +5077,7 @@
           <w:sz w:val="24"/>
           <w:u w:val="single"/>
         </w:rPr>
-        <w:hyperlink r:id="rId32" w:history="1">
+        <w:hyperlink r:id="rId31" w:history="1">
           <w:r>
             <w:rPr>
               <w:rStyle w:val="Hyperlink"/>
@@ -5195,7 +5095,7 @@
           <w:sz w:val="24"/>
           <w:u w:val="single"/>
         </w:rPr>
-        <w:hyperlink r:id="rId32" w:history="1">
+        <w:hyperlink r:id="rId31" w:history="1">
           <w:r>
             <w:rPr>
               <w:rStyle w:val="Hyperlink"/>
@@ -5213,7 +5113,7 @@
           <w:sz w:val="24"/>
           <w:u w:val="single"/>
         </w:rPr>
-        <w:hyperlink r:id="rId32" w:history="1">
+        <w:hyperlink r:id="rId31" w:history="1">
           <w:r>
             <w:rPr>
               <w:rStyle w:val="Hyperlink"/>
@@ -5231,7 +5131,7 @@
           <w:sz w:val="24"/>
           <w:u w:val="single"/>
         </w:rPr>
-        <w:hyperlink r:id="rId32" w:history="1">
+        <w:hyperlink r:id="rId31" w:history="1">
           <w:r>
             <w:rPr>
               <w:rStyle w:val="Hyperlink"/>
@@ -5249,7 +5149,7 @@
           <w:sz w:val="24"/>
           <w:u w:val="single"/>
         </w:rPr>
-        <w:hyperlink r:id="rId32" w:history="1">
+        <w:hyperlink r:id="rId31" w:history="1">
           <w:r>
             <w:rPr>
               <w:rStyle w:val="Hyperlink"/>
@@ -5267,12 +5167,12 @@
           <w:sz w:val="24"/>
           <w:u w:val="single"/>
         </w:rPr>
-        <w:hyperlink r:id="rId32" w:history="1">
+        <w:hyperlink r:id="rId31" w:history="1">
           <w:r>
             <w:rPr>
               <w:rStyle w:val="Hyperlink"/>
             </w:rPr>
-            <w:t>fil</w:t>
+            <w:t>fi</w:t>
           </w:r>
         </w:hyperlink>
       </w:r>
@@ -5285,7 +5185,25 @@
           <w:sz w:val="24"/>
           <w:u w:val="single"/>
         </w:rPr>
-        <w:hyperlink r:id="rId32" w:history="1">
+        <w:hyperlink r:id="rId31" w:history="1">
+          <w:r>
+            <w:rPr>
+              <w:rStyle w:val="Hyperlink"/>
+            </w:rPr>
+            <w:t>l</w:t>
+          </w:r>
+        </w:hyperlink>
+      </w:r>
+      <w:r>
+        <w:rPr>
+          <w:rFonts w:ascii="Charis SIL Regular" w:hAnsi="Charis SIL Regular" w:eastAsia="Charis SIL Regular"/>
+          <w:b w:val="0"/>
+          <w:i w:val="0"/>
+          <w:color w:val="0000FF"/>
+          <w:sz w:val="24"/>
+          <w:u w:val="single"/>
+        </w:rPr>
+        <w:hyperlink r:id="rId31" w:history="1">
           <w:r>
             <w:rPr>
               <w:rStyle w:val="Hyperlink"/>
@@ -5314,7 +5232,7 @@
           <w:sz w:val="24"/>
           <w:u w:val="single"/>
         </w:rPr>
-        <w:hyperlink r:id="rId32" w:history="1">
+        <w:hyperlink r:id="rId31" w:history="1">
           <w:r>
             <w:rPr>
               <w:rStyle w:val="Hyperlink"/>
@@ -5332,25 +5250,14 @@
           <w:sz w:val="24"/>
           <w:u w:val="single"/>
         </w:rPr>
-        <w:hyperlink r:id="rId32" w:history="1">
+        <w:hyperlink r:id="rId31" w:history="1">
           <w:r>
             <w:rPr>
               <w:rStyle w:val="Hyperlink"/>
             </w:rPr>
-            <w:t>HaNA_2.04.01_4030_00</w:t>
+            <w:t>HaNA_2.04.01_4030_000</w:t>
           </w:r>
         </w:hyperlink>
-      </w:r>
-      <w:r>
-        <w:rPr>
-          <w:rFonts w:ascii="Charis SIL Regular" w:hAnsi="Charis SIL Regular" w:eastAsia="Charis SIL Regular"/>
-          <w:b w:val="0"/>
-          <w:i w:val="0"/>
-          <w:color w:val="0000FF"/>
-          <w:sz w:val="24"/>
-          <w:u w:val="single"/>
-        </w:rPr>
-        <w:t>0</w:t>
       </w:r>
       <w:r>
         <w:rPr>
@@ -5460,7 +5367,7 @@
           <w:color w:val="0000FF"/>
           <w:sz w:val="24"/>
         </w:rPr>
-        <w:hyperlink r:id="rId33" w:history="1">
+        <w:hyperlink r:id="rId32" w:history="1">
           <w:r>
             <w:rPr>
               <w:rStyle w:val="Hyperlink"/>
@@ -5477,7 +5384,7 @@
           <w:color w:val="0000FF"/>
           <w:sz w:val="24"/>
         </w:rPr>
-        <w:hyperlink r:id="rId33" w:history="1">
+        <w:hyperlink r:id="rId32" w:history="1">
           <w:r>
             <w:rPr>
               <w:rStyle w:val="Hyperlink"/>
@@ -5587,7 +5494,7 @@
           <w:color w:val="0000FF"/>
           <w:sz w:val="24"/>
         </w:rPr>
-        <w:hyperlink r:id="rId34" w:history="1">
+        <w:hyperlink r:id="rId33" w:history="1">
           <w:r>
             <w:rPr>
               <w:rStyle w:val="Hyperlink"/>
@@ -5604,7 +5511,7 @@
           <w:color w:val="0000FF"/>
           <w:sz w:val="24"/>
         </w:rPr>
-        <w:hyperlink r:id="rId34" w:history="1">
+        <w:hyperlink r:id="rId33" w:history="1">
           <w:r>
             <w:rPr>
               <w:rStyle w:val="Hyperlink"/>
@@ -5721,7 +5628,7 @@
           <w:color w:val="0000FF"/>
           <w:sz w:val="24"/>
         </w:rPr>
-        <w:hyperlink r:id="rId35" w:history="1">
+        <w:hyperlink r:id="rId34" w:history="1">
           <w:r>
             <w:rPr>
               <w:rStyle w:val="Hyperlink"/>
@@ -5738,7 +5645,7 @@
           <w:color w:val="0000FF"/>
           <w:sz w:val="24"/>
         </w:rPr>
-        <w:hyperlink r:id="rId35" w:history="1">
+        <w:hyperlink r:id="rId34" w:history="1">
           <w:r>
             <w:rPr>
               <w:rStyle w:val="Hyperlink"/>
@@ -5898,7 +5805,7 @@
           <w:sz w:val="24"/>
           <w:u w:val="single"/>
         </w:rPr>
-        <w:hyperlink r:id="rId25" w:history="1">
+        <w:hyperlink r:id="rId24" w:history="1">
           <w:r>
             <w:rPr>
               <w:rStyle w:val="Hyperlink"/>
@@ -5916,7 +5823,7 @@
           <w:sz w:val="24"/>
           <w:u w:val="single"/>
         </w:rPr>
-        <w:hyperlink r:id="rId25" w:history="1">
+        <w:hyperlink r:id="rId24" w:history="1">
           <w:r>
             <w:rPr>
               <w:rStyle w:val="Hyperlink"/>
@@ -5934,7 +5841,7 @@
           <w:sz w:val="24"/>
           <w:u w:val="single"/>
         </w:rPr>
-        <w:hyperlink r:id="rId25" w:history="1">
+        <w:hyperlink r:id="rId24" w:history="1">
           <w:r>
             <w:rPr>
               <w:rStyle w:val="Hyperlink"/>
@@ -5952,7 +5859,7 @@
           <w:sz w:val="24"/>
           <w:u w:val="single"/>
         </w:rPr>
-        <w:hyperlink r:id="rId25" w:history="1">
+        <w:hyperlink r:id="rId24" w:history="1">
           <w:r>
             <w:rPr>
               <w:rStyle w:val="Hyperlink"/>
@@ -5980,7 +5887,7 @@
           <w:sz w:val="24"/>
           <w:u w:val="single"/>
         </w:rPr>
-        <w:hyperlink r:id="rId25" w:history="1">
+        <w:hyperlink r:id="rId35" w:history="1">
           <w:r>
             <w:rPr>
               <w:rStyle w:val="Hyperlink"/>
@@ -5998,7 +5905,7 @@
           <w:sz w:val="24"/>
           <w:u w:val="single"/>
         </w:rPr>
-        <w:hyperlink r:id="rId25" w:history="1">
+        <w:hyperlink r:id="rId35" w:history="1">
           <w:r>
             <w:rPr>
               <w:rStyle w:val="Hyperlink"/>
@@ -6027,7 +5934,7 @@
           <w:sz w:val="24"/>
           <w:u w:val="single"/>
         </w:rPr>
-        <w:hyperlink r:id="rId36" w:history="1">
+        <w:hyperlink r:id="rId35" w:history="1">
           <w:r>
             <w:rPr>
               <w:rStyle w:val="Hyperlink"/>
@@ -6135,7 +6042,7 @@
           <w:sz w:val="24"/>
           <w:u w:val="single"/>
         </w:rPr>
-        <w:hyperlink r:id="rId37" w:history="1">
+        <w:hyperlink r:id="rId36" w:history="1">
           <w:r>
             <w:rPr>
               <w:rStyle w:val="Hyperlink"/>
@@ -6153,7 +6060,7 @@
           <w:sz w:val="24"/>
           <w:u w:val="single"/>
         </w:rPr>
-        <w:hyperlink r:id="rId37" w:history="1">
+        <w:hyperlink r:id="rId36" w:history="1">
           <w:r>
             <w:rPr>
               <w:rStyle w:val="Hyperlink"/>
@@ -6171,7 +6078,7 @@
           <w:sz w:val="24"/>
           <w:u w:val="single"/>
         </w:rPr>
-        <w:hyperlink r:id="rId37" w:history="1">
+        <w:hyperlink r:id="rId36" w:history="1">
           <w:r>
             <w:rPr>
               <w:rStyle w:val="Hyperlink"/>
@@ -6189,7 +6096,7 @@
           <w:sz w:val="24"/>
           <w:u w:val="single"/>
         </w:rPr>
-        <w:hyperlink r:id="rId37" w:history="1">
+        <w:hyperlink r:id="rId36" w:history="1">
           <w:r>
             <w:rPr>
               <w:rStyle w:val="Hyperlink"/>
@@ -6207,7 +6114,7 @@
           <w:sz w:val="24"/>
           <w:u w:val="single"/>
         </w:rPr>
-        <w:hyperlink r:id="rId37" w:history="1">
+        <w:hyperlink r:id="rId36" w:history="1">
           <w:r>
             <w:rPr>
               <w:rStyle w:val="Hyperlink"/>
@@ -6225,7 +6132,7 @@
           <w:sz w:val="24"/>
           <w:u w:val="single"/>
         </w:rPr>
-        <w:hyperlink r:id="rId37" w:history="1">
+        <w:hyperlink r:id="rId36" w:history="1">
           <w:r>
             <w:rPr>
               <w:rStyle w:val="Hyperlink"/>
@@ -6253,7 +6160,7 @@
           <w:sz w:val="24"/>
           <w:u w:val="single"/>
         </w:rPr>
-        <w:hyperlink r:id="rId38" w:history="1">
+        <w:hyperlink r:id="rId37" w:history="1">
           <w:r>
             <w:rPr>
               <w:rStyle w:val="Hyperlink"/>
@@ -6271,7 +6178,7 @@
           <w:sz w:val="24"/>
           <w:u w:val="single"/>
         </w:rPr>
-        <w:hyperlink r:id="rId38" w:history="1">
+        <w:hyperlink r:id="rId37" w:history="1">
           <w:r>
             <w:rPr>
               <w:rStyle w:val="Hyperlink"/>
@@ -6289,7 +6196,7 @@
           <w:sz w:val="24"/>
           <w:u w:val="single"/>
         </w:rPr>
-        <w:hyperlink r:id="rId38" w:history="1">
+        <w:hyperlink r:id="rId37" w:history="1">
           <w:r>
             <w:rPr>
               <w:rStyle w:val="Hyperlink"/>
@@ -6417,7 +6324,7 @@
           <w:sz w:val="24"/>
           <w:u w:val="single"/>
         </w:rPr>
-        <w:hyperlink r:id="rId39" w:history="1">
+        <w:hyperlink r:id="rId38" w:history="1">
           <w:r>
             <w:rPr>
               <w:rStyle w:val="Hyperlink"/>
@@ -6435,7 +6342,7 @@
           <w:sz w:val="24"/>
           <w:u w:val="single"/>
         </w:rPr>
-        <w:hyperlink r:id="rId39" w:history="1">
+        <w:hyperlink r:id="rId38" w:history="1">
           <w:r>
             <w:rPr>
               <w:rStyle w:val="Hyperlink"/>
@@ -6453,7 +6360,7 @@
           <w:sz w:val="24"/>
           <w:u w:val="single"/>
         </w:rPr>
-        <w:hyperlink r:id="rId39" w:history="1">
+        <w:hyperlink r:id="rId38" w:history="1">
           <w:r>
             <w:rPr>
               <w:rStyle w:val="Hyperlink"/>
@@ -6471,7 +6378,7 @@
           <w:sz w:val="24"/>
           <w:u w:val="single"/>
         </w:rPr>
-        <w:hyperlink r:id="rId39" w:history="1">
+        <w:hyperlink r:id="rId38" w:history="1">
           <w:r>
             <w:rPr>
               <w:rStyle w:val="Hyperlink"/>
@@ -6499,7 +6406,7 @@
           <w:sz w:val="24"/>
           <w:u w:val="single"/>
         </w:rPr>
-        <w:hyperlink r:id="rId40" w:history="1">
+        <w:hyperlink r:id="rId39" w:history="1">
           <w:r>
             <w:rPr>
               <w:rStyle w:val="Hyperlink"/>
@@ -6528,7 +6435,7 @@
           <w:sz w:val="24"/>
           <w:u w:val="single"/>
         </w:rPr>
-        <w:hyperlink r:id="rId40" w:history="1">
+        <w:hyperlink r:id="rId39" w:history="1">
           <w:r>
             <w:rPr>
               <w:rStyle w:val="Hyperlink"/>
@@ -6656,7 +6563,7 @@
           <w:sz w:val="24"/>
           <w:u w:val="single"/>
         </w:rPr>
-        <w:hyperlink r:id="rId41" w:history="1">
+        <w:hyperlink r:id="rId40" w:history="1">
           <w:r>
             <w:rPr>
               <w:rStyle w:val="Hyperlink"/>
@@ -6674,7 +6581,7 @@
           <w:sz w:val="24"/>
           <w:u w:val="single"/>
         </w:rPr>
-        <w:hyperlink r:id="rId41" w:history="1">
+        <w:hyperlink r:id="rId40" w:history="1">
           <w:r>
             <w:rPr>
               <w:rStyle w:val="Hyperlink"/>
@@ -6702,7 +6609,7 @@
           <w:sz w:val="24"/>
           <w:u w:val="single"/>
         </w:rPr>
-        <w:hyperlink r:id="rId42" w:history="1">
+        <w:hyperlink r:id="rId41" w:history="1">
           <w:r>
             <w:rPr>
               <w:rStyle w:val="Hyperlink"/>
@@ -6731,7 +6638,7 @@
           <w:sz w:val="24"/>
           <w:u w:val="single"/>
         </w:rPr>
-        <w:hyperlink r:id="rId42" w:history="1">
+        <w:hyperlink r:id="rId41" w:history="1">
           <w:r>
             <w:rPr>
               <w:rStyle w:val="Hyperlink"/>
@@ -6759,7 +6666,7 @@
           <w:sz w:val="24"/>
           <w:u w:val="single"/>
         </w:rPr>
-        <w:hyperlink r:id="rId43" w:history="1">
+        <w:hyperlink r:id="rId42" w:history="1">
           <w:r>
             <w:rPr>
               <w:rStyle w:val="Hyperlink"/>
@@ -6777,7 +6684,7 @@
           <w:sz w:val="24"/>
           <w:u w:val="single"/>
         </w:rPr>
-        <w:hyperlink r:id="rId43" w:history="1">
+        <w:hyperlink r:id="rId40" w:history="1">
           <w:r>
             <w:rPr>
               <w:rStyle w:val="Hyperlink"/>
@@ -6795,7 +6702,7 @@
           <w:sz w:val="24"/>
           <w:u w:val="single"/>
         </w:rPr>
-        <w:hyperlink r:id="rId43" w:history="1">
+        <w:hyperlink r:id="rId40" w:history="1">
           <w:r>
             <w:rPr>
               <w:rStyle w:val="Hyperlink"/>
@@ -6926,7 +6833,7 @@
           <w:sz w:val="24"/>
           <w:u w:val="single"/>
         </w:rPr>
-        <w:hyperlink r:id="rId44" w:history="1">
+        <w:hyperlink r:id="rId43" w:history="1">
           <w:r>
             <w:rPr>
               <w:rStyle w:val="Hyperlink"/>
@@ -6944,7 +6851,7 @@
           <w:sz w:val="24"/>
           <w:u w:val="single"/>
         </w:rPr>
-        <w:hyperlink r:id="rId44" w:history="1">
+        <w:hyperlink r:id="rId43" w:history="1">
           <w:r>
             <w:rPr>
               <w:rStyle w:val="Hyperlink"/>
@@ -6962,7 +6869,7 @@
           <w:sz w:val="24"/>
           <w:u w:val="single"/>
         </w:rPr>
-        <w:hyperlink r:id="rId44" w:history="1">
+        <w:hyperlink r:id="rId43" w:history="1">
           <w:r>
             <w:rPr>
               <w:rStyle w:val="Hyperlink"/>
@@ -6980,7 +6887,7 @@
           <w:sz w:val="24"/>
           <w:u w:val="single"/>
         </w:rPr>
-        <w:hyperlink r:id="rId44" w:history="1">
+        <w:hyperlink r:id="rId43" w:history="1">
           <w:r>
             <w:rPr>
               <w:rStyle w:val="Hyperlink"/>
@@ -7098,7 +7005,7 @@
           <w:sz w:val="24"/>
           <w:u w:val="single"/>
         </w:rPr>
-        <w:hyperlink r:id="rId45" w:history="1">
+        <w:hyperlink r:id="rId44" w:history="1">
           <w:r>
             <w:rPr>
               <w:rStyle w:val="Hyperlink"/>
@@ -7116,7 +7023,7 @@
           <w:sz w:val="24"/>
           <w:u w:val="single"/>
         </w:rPr>
-        <w:hyperlink r:id="rId45" w:history="1">
+        <w:hyperlink r:id="rId44" w:history="1">
           <w:r>
             <w:rPr>
               <w:rStyle w:val="Hyperlink"/>
@@ -7134,7 +7041,7 @@
           <w:sz w:val="24"/>
           <w:u w:val="single"/>
         </w:rPr>
-        <w:hyperlink r:id="rId45" w:history="1">
+        <w:hyperlink r:id="rId44" w:history="1">
           <w:r>
             <w:rPr>
               <w:rStyle w:val="Hyperlink"/>
@@ -7152,7 +7059,7 @@
           <w:sz w:val="24"/>
           <w:u w:val="single"/>
         </w:rPr>
-        <w:hyperlink r:id="rId45" w:history="1">
+        <w:hyperlink r:id="rId44" w:history="1">
           <w:r>
             <w:rPr>
               <w:rStyle w:val="Hyperlink"/>
@@ -7209,7 +7116,7 @@
           <w:sz w:val="24"/>
           <w:u w:val="single"/>
         </w:rPr>
-        <w:hyperlink r:id="rId46" w:history="1">
+        <w:hyperlink r:id="rId45" w:history="1">
           <w:r>
             <w:rPr>
               <w:rStyle w:val="Hyperlink"/>
@@ -7238,7 +7145,7 @@
           <w:sz w:val="24"/>
           <w:u w:val="single"/>
         </w:rPr>
-        <w:hyperlink r:id="rId46" w:history="1">
+        <w:hyperlink r:id="rId45" w:history="1">
           <w:r>
             <w:rPr>
               <w:rStyle w:val="Hyperlink"/>
@@ -7266,7 +7173,7 @@
           <w:sz w:val="24"/>
           <w:u w:val="single"/>
         </w:rPr>
-        <w:hyperlink r:id="rId47" w:history="1">
+        <w:hyperlink r:id="rId46" w:history="1">
           <w:r>
             <w:rPr>
               <w:rStyle w:val="Hyperlink"/>
@@ -7295,7 +7202,7 @@
           <w:sz w:val="24"/>
           <w:u w:val="single"/>
         </w:rPr>
-        <w:hyperlink r:id="rId47" w:history="1">
+        <w:hyperlink r:id="rId46" w:history="1">
           <w:r>
             <w:rPr>
               <w:rStyle w:val="Hyperlink"/>

--- a/EXPORTS/DOCX/published/niveau3/Dutch/KKZ.docx
+++ b/EXPORTS/DOCX/published/niveau3/Dutch/KKZ.docx
@@ -472,7 +472,54 @@
           <w:color w:val="000000"/>
           <w:sz w:val="24"/>
         </w:rPr>
-        <w:t>literatuur die een om</w:t>
+        <w:t>litera</w:t>
+      </w:r>
+      <w:r>
+        <w:rPr>
+          <w:u w:val="single" w:color="0000ff"/>
+          <w:rFonts w:ascii="Charis SIL Regular" w:hAnsi="Charis SIL Regular" w:eastAsia="Charis SIL Regular"/>
+          <w:b w:val="0"/>
+          <w:i w:val="0"/>
+          <w:color w:val="000000"/>
+          <w:sz w:val="24"/>
+        </w:rPr>
+        <w:hyperlink r:id="rId10" w:history="1">
+          <w:r>
+            <w:rPr>
+              <w:rStyle w:val="Hyperlink"/>
+            </w:rPr>
+            <w:t xml:space="preserve">tuur </w:t>
+          </w:r>
+        </w:hyperlink>
+      </w:r>
+      <w:r>
+        <w:rPr>
+          <w:u w:val="single" w:color="0000ff"/>
+          <w:rFonts w:ascii="Charis SIL Regular" w:hAnsi="Charis SIL Regular" w:eastAsia="Charis SIL Regular"/>
+          <w:b w:val="0"/>
+          <w:i w:val="0"/>
+          <w:color w:val="000000"/>
+          <w:sz w:val="24"/>
+        </w:rPr>
+        <w:hyperlink r:id="rId10" w:history="1">
+          <w:r>
+            <w:rPr>
+              <w:rStyle w:val="Hyperlink"/>
+            </w:rPr>
+            <w:t>die een o</w:t>
+          </w:r>
+        </w:hyperlink>
+      </w:r>
+      <w:r>
+        <w:rPr>
+          <w:u w:val="single" w:color="0000ff"/>
+          <w:rFonts w:ascii="Charis SIL Regular" w:hAnsi="Charis SIL Regular" w:eastAsia="Charis SIL Regular"/>
+          <w:b w:val="0"/>
+          <w:i w:val="0"/>
+          <w:color w:val="000000"/>
+          <w:sz w:val="24"/>
+        </w:rPr>
+        <w:t>m</w:t>
       </w:r>
       <w:r>
         <w:rPr>
@@ -654,6 +701,7 @@
       </w:r>
       <w:r>
         <w:rPr>
+          <w:u w:val="single" w:color="0000ff"/>
           <w:rFonts w:ascii="Charis SIL Regular" w:hAnsi="Charis SIL Regular" w:eastAsia="Charis SIL Regular"/>
           <w:b w:val="0"/>
           <w:i w:val="0"/>
@@ -1606,8 +1654,16 @@
           <w:i w:val="0"/>
           <w:color w:val="0000FF"/>
           <w:sz w:val="24"/>
-        </w:rPr>
-        <w:t>Rijksmu</w:t>
+          <w:u w:val="single"/>
+        </w:rPr>
+        <w:hyperlink r:id="rId16" w:history="1">
+          <w:r>
+            <w:rPr>
+              <w:rStyle w:val="Hyperlink"/>
+            </w:rPr>
+            <w:t>Rijksmu</w:t>
+          </w:r>
+        </w:hyperlink>
       </w:r>
       <w:r>
         <w:rPr>
@@ -1618,7 +1674,7 @@
           <w:sz w:val="24"/>
           <w:u w:val="single"/>
         </w:rPr>
-        <w:hyperlink r:id="rId15" w:history="1">
+        <w:hyperlink r:id="rId16" w:history="1">
           <w:r>
             <w:rPr>
               <w:rStyle w:val="Hyperlink"/>
@@ -1647,7 +1703,7 @@
           <w:sz w:val="24"/>
           <w:u w:val="single"/>
         </w:rPr>
-        <w:hyperlink r:id="rId15" w:history="1">
+        <w:hyperlink r:id="rId16" w:history="1">
           <w:r>
             <w:rPr>
               <w:rStyle w:val="Hyperlink"/>
@@ -1665,7 +1721,7 @@
           <w:sz w:val="24"/>
           <w:u w:val="single"/>
         </w:rPr>
-        <w:hyperlink r:id="rId15" w:history="1">
+        <w:hyperlink r:id="rId16" w:history="1">
           <w:r>
             <w:rPr>
               <w:rStyle w:val="Hyperlink"/>
@@ -1676,6 +1732,16 @@
       </w:r>
       <w:r>
         <w:rPr>
+          <w:rFonts w:ascii="Charis SIL Regular" w:hAnsi="Charis SIL Regular" w:eastAsia="Charis SIL Regular"/>
+          <w:b w:val="0"/>
+          <w:i w:val="0"/>
+          <w:color w:val="000000"/>
+          <w:sz w:val="24"/>
+        </w:rPr>
+        <w:t xml:space="preserve">. Kleine aantallen voorwerpen </w:t>
+      </w:r>
+      <w:r>
+        <w:rPr>
           <w:u w:val="single" w:color="0000ff"/>
           <w:rFonts w:ascii="Charis SIL Regular" w:hAnsi="Charis SIL Regular" w:eastAsia="Charis SIL Regular"/>
           <w:b w:val="0"/>
@@ -1688,119 +1754,19 @@
             <w:rPr>
               <w:rStyle w:val="Hyperlink"/>
             </w:rPr>
-            <w:t>. Klei</w:t>
+            <w:t>werde</w:t>
           </w:r>
         </w:hyperlink>
       </w:r>
       <w:r>
         <w:rPr>
-          <w:u w:val="single" w:color="0000ff"/>
           <w:rFonts w:ascii="Charis SIL Regular" w:hAnsi="Charis SIL Regular" w:eastAsia="Charis SIL Regular"/>
           <w:b w:val="0"/>
           <w:i w:val="0"/>
           <w:color w:val="000000"/>
           <w:sz w:val="24"/>
         </w:rPr>
-        <w:hyperlink r:id="rId15" w:history="1">
-          <w:r>
-            <w:rPr>
-              <w:rStyle w:val="Hyperlink"/>
-            </w:rPr>
-            <w:t>n</w:t>
-          </w:r>
-        </w:hyperlink>
-      </w:r>
-      <w:r>
-        <w:rPr>
-          <w:u w:val="single" w:color="0000ff"/>
-          <w:rFonts w:ascii="Charis SIL Regular" w:hAnsi="Charis SIL Regular" w:eastAsia="Charis SIL Regular"/>
-          <w:b w:val="0"/>
-          <w:i w:val="0"/>
-          <w:color w:val="000000"/>
-          <w:sz w:val="24"/>
-        </w:rPr>
-        <w:hyperlink r:id="rId15" w:history="1">
-          <w:r>
-            <w:rPr>
-              <w:rStyle w:val="Hyperlink"/>
-            </w:rPr>
-            <w:t>e aa</w:t>
-          </w:r>
-        </w:hyperlink>
-      </w:r>
-      <w:r>
-        <w:rPr>
-          <w:u w:val="single" w:color="0000ff"/>
-          <w:rFonts w:ascii="Charis SIL Regular" w:hAnsi="Charis SIL Regular" w:eastAsia="Charis SIL Regular"/>
-          <w:b w:val="0"/>
-          <w:i w:val="0"/>
-          <w:color w:val="000000"/>
-          <w:sz w:val="24"/>
-        </w:rPr>
-        <w:hyperlink r:id="rId15" w:history="1">
-          <w:r>
-            <w:rPr>
-              <w:rStyle w:val="Hyperlink"/>
-            </w:rPr>
-            <w:t>n</w:t>
-          </w:r>
-        </w:hyperlink>
-      </w:r>
-      <w:r>
-        <w:rPr>
-          <w:u w:val="single" w:color="0000ff"/>
-          <w:rFonts w:ascii="Charis SIL Regular" w:hAnsi="Charis SIL Regular" w:eastAsia="Charis SIL Regular"/>
-          <w:b w:val="0"/>
-          <w:i w:val="0"/>
-          <w:color w:val="000000"/>
-          <w:sz w:val="24"/>
-        </w:rPr>
-        <w:hyperlink r:id="rId15" w:history="1">
-          <w:r>
-            <w:rPr>
-              <w:rStyle w:val="Hyperlink"/>
-            </w:rPr>
-            <w:t>tallen voorw</w:t>
-          </w:r>
-        </w:hyperlink>
-      </w:r>
-      <w:r>
-        <w:rPr>
-          <w:u w:val="single" w:color="0000ff"/>
-          <w:rFonts w:ascii="Charis SIL Regular" w:hAnsi="Charis SIL Regular" w:eastAsia="Charis SIL Regular"/>
-          <w:b w:val="0"/>
-          <w:i w:val="0"/>
-          <w:color w:val="000000"/>
-          <w:sz w:val="24"/>
-        </w:rPr>
-        <w:hyperlink r:id="rId15" w:history="1">
-          <w:r>
-            <w:rPr>
-              <w:rStyle w:val="Hyperlink"/>
-            </w:rPr>
-            <w:t>erp</w:t>
-          </w:r>
-        </w:hyperlink>
-      </w:r>
-      <w:r>
-        <w:rPr>
-          <w:rFonts w:ascii="Charis SIL Regular" w:hAnsi="Charis SIL Regular" w:eastAsia="Charis SIL Regular"/>
-          <w:b w:val="0"/>
-          <w:i w:val="0"/>
-          <w:color w:val="000000"/>
-          <w:sz w:val="24"/>
-        </w:rPr>
-        <w:t xml:space="preserve">en </w:t>
-      </w:r>
-      <w:r>
-        <w:rPr>
-          <w:rFonts w:ascii="Charis SIL Regular" w:hAnsi="Charis SIL Regular" w:eastAsia="Charis SIL Regular"/>
-          <w:b w:val="0"/>
-          <w:i w:val="0"/>
-          <w:color w:val="000000"/>
-          <w:sz w:val="24"/>
-        </w:rPr>
-        <w:t xml:space="preserve">werden overgedragen aan het </w:t>
+        <w:t xml:space="preserve">n overgedragen aan het </w:t>
       </w:r>
       <w:r>
         <w:rPr>
@@ -1809,9 +1775,8 @@
           <w:i w:val="0"/>
           <w:color w:val="0000FF"/>
           <w:sz w:val="24"/>
-          <w:u w:val="single"/>
-        </w:rPr>
-        <w:hyperlink r:id="rId16" w:history="1">
+        </w:rPr>
+        <w:hyperlink r:id="rId17" w:history="1">
           <w:r>
             <w:rPr>
               <w:rStyle w:val="Hyperlink"/>
@@ -1829,7 +1794,7 @@
           <w:sz w:val="24"/>
           <w:u w:val="single"/>
         </w:rPr>
-        <w:hyperlink r:id="rId17" w:history="1">
+        <w:hyperlink r:id="rId16" w:history="1">
           <w:r>
             <w:rPr>
               <w:rStyle w:val="Hyperlink"/>
@@ -1858,7 +1823,7 @@
           <w:sz w:val="24"/>
           <w:u w:val="single"/>
         </w:rPr>
-        <w:hyperlink r:id="rId17" w:history="1">
+        <w:hyperlink r:id="rId16" w:history="1">
           <w:r>
             <w:rPr>
               <w:rStyle w:val="Hyperlink"/>
@@ -1887,7 +1852,7 @@
           <w:sz w:val="24"/>
           <w:u w:val="single"/>
         </w:rPr>
-        <w:hyperlink r:id="rId17" w:history="1">
+        <w:hyperlink r:id="rId16" w:history="1">
           <w:r>
             <w:rPr>
               <w:rStyle w:val="Hyperlink"/>
@@ -1898,13 +1863,31 @@
       </w:r>
       <w:r>
         <w:rPr>
+          <w:u w:val="single" w:color="0000ff"/>
           <w:rFonts w:ascii="Charis SIL Regular" w:hAnsi="Charis SIL Regular" w:eastAsia="Charis SIL Regular"/>
           <w:b w:val="0"/>
           <w:i w:val="0"/>
           <w:color w:val="000000"/>
           <w:sz w:val="24"/>
         </w:rPr>
-        <w:t xml:space="preserve">, het </w:t>
+        <w:hyperlink r:id="rId16" w:history="1">
+          <w:r>
+            <w:rPr>
+              <w:rStyle w:val="Hyperlink"/>
+            </w:rPr>
+            <w:t xml:space="preserve">, </w:t>
+          </w:r>
+        </w:hyperlink>
+      </w:r>
+      <w:r>
+        <w:rPr>
+          <w:rFonts w:ascii="Charis SIL Regular" w:hAnsi="Charis SIL Regular" w:eastAsia="Charis SIL Regular"/>
+          <w:b w:val="0"/>
+          <w:i w:val="0"/>
+          <w:color w:val="000000"/>
+          <w:sz w:val="24"/>
+        </w:rPr>
+        <w:t xml:space="preserve">het </w:t>
       </w:r>
       <w:r>
         <w:rPr>
@@ -2076,7 +2059,6 @@
           <w:i w:val="0"/>
           <w:color w:val="0000FF"/>
           <w:sz w:val="24"/>
-          <w:u w:val="single"/>
         </w:rPr>
         <w:hyperlink r:id="rId18" w:history="1">
           <w:r>
@@ -2096,6 +2078,446 @@
           <w:sz w:val="24"/>
           <w:u w:val="single"/>
         </w:rPr>
+        <w:hyperlink r:id="rId17" w:history="1">
+          <w:r>
+            <w:rPr>
+              <w:rStyle w:val="Hyperlink"/>
+            </w:rPr>
+            <w:t>en</w:t>
+          </w:r>
+        </w:hyperlink>
+      </w:r>
+      <w:r>
+        <w:rPr>
+          <w:rFonts w:ascii="Charis SIL Regular" w:hAnsi="Charis SIL Regular" w:eastAsia="Charis SIL Regular"/>
+          <w:b w:val="0"/>
+          <w:i w:val="0"/>
+          <w:color w:val="0000FF"/>
+          <w:sz w:val="24"/>
+          <w:u w:val="single"/>
+        </w:rPr>
+        <w:t xml:space="preserve"> </w:t>
+      </w:r>
+      <w:r>
+        <w:rPr>
+          <w:rFonts w:ascii="Charis SIL Regular" w:hAnsi="Charis SIL Regular" w:eastAsia="Charis SIL Regular"/>
+          <w:b w:val="0"/>
+          <w:i w:val="0"/>
+          <w:color w:val="0000FF"/>
+          <w:sz w:val="24"/>
+          <w:u w:val="single"/>
+        </w:rPr>
+        <w:hyperlink r:id="rId17" w:history="1">
+          <w:r>
+            <w:rPr>
+              <w:rStyle w:val="Hyperlink"/>
+            </w:rPr>
+            <w:t>Stenen</w:t>
+          </w:r>
+        </w:hyperlink>
+      </w:r>
+      <w:r>
+        <w:rPr>
+          <w:u w:val="single" w:color="0000ff"/>
+          <w:rFonts w:ascii="Charis SIL Regular" w:hAnsi="Charis SIL Regular" w:eastAsia="Charis SIL Regular"/>
+          <w:b w:val="0"/>
+          <w:i w:val="0"/>
+          <w:color w:val="000000"/>
+          <w:sz w:val="24"/>
+        </w:rPr>
+        <w:hyperlink r:id="rId17" w:history="1">
+          <w:r>
+            <w:rPr>
+              <w:rStyle w:val="Hyperlink"/>
+            </w:rPr>
+            <w:t>, he</w:t>
+          </w:r>
+        </w:hyperlink>
+      </w:r>
+      <w:r>
+        <w:rPr>
+          <w:u w:val="single" w:color="0000ff"/>
+          <w:rFonts w:ascii="Charis SIL Regular" w:hAnsi="Charis SIL Regular" w:eastAsia="Charis SIL Regular"/>
+          <w:b w:val="0"/>
+          <w:i w:val="0"/>
+          <w:color w:val="000000"/>
+          <w:sz w:val="24"/>
+        </w:rPr>
+        <w:hyperlink r:id="rId17" w:history="1">
+          <w:r>
+            <w:rPr>
+              <w:rStyle w:val="Hyperlink"/>
+            </w:rPr>
+            <w:t>t</w:t>
+          </w:r>
+        </w:hyperlink>
+      </w:r>
+      <w:r>
+        <w:rPr>
+          <w:u w:val="single" w:color="0000ff"/>
+          <w:rFonts w:ascii="Charis SIL Regular" w:hAnsi="Charis SIL Regular" w:eastAsia="Charis SIL Regular"/>
+          <w:b w:val="0"/>
+          <w:i w:val="0"/>
+          <w:color w:val="000000"/>
+          <w:sz w:val="24"/>
+        </w:rPr>
+        <w:t xml:space="preserve"> </w:t>
+      </w:r>
+      <w:r>
+        <w:rPr>
+          <w:rFonts w:ascii="Charis SIL Regular" w:hAnsi="Charis SIL Regular" w:eastAsia="Charis SIL Regular"/>
+          <w:b w:val="0"/>
+          <w:i w:val="0"/>
+          <w:color w:val="0000FF"/>
+          <w:sz w:val="24"/>
+          <w:u w:val="single"/>
+        </w:rPr>
+        <w:hyperlink r:id="rId17" w:history="1">
+          <w:r>
+            <w:rPr>
+              <w:rStyle w:val="Hyperlink"/>
+            </w:rPr>
+            <w:t>Rijk</w:t>
+          </w:r>
+        </w:hyperlink>
+      </w:r>
+      <w:r>
+        <w:rPr>
+          <w:rFonts w:ascii="Charis SIL Regular" w:hAnsi="Charis SIL Regular" w:eastAsia="Charis SIL Regular"/>
+          <w:b w:val="0"/>
+          <w:i w:val="0"/>
+          <w:color w:val="0000FF"/>
+          <w:sz w:val="24"/>
+          <w:u w:val="single"/>
+        </w:rPr>
+        <w:hyperlink r:id="rId17" w:history="1">
+          <w:r>
+            <w:rPr>
+              <w:rStyle w:val="Hyperlink"/>
+            </w:rPr>
+            <w:t>smuseum</w:t>
+          </w:r>
+        </w:hyperlink>
+      </w:r>
+      <w:r>
+        <w:rPr>
+          <w:rFonts w:ascii="Charis SIL Regular" w:hAnsi="Charis SIL Regular" w:eastAsia="Charis SIL Regular"/>
+          <w:b w:val="0"/>
+          <w:i w:val="0"/>
+          <w:color w:val="0000FF"/>
+          <w:sz w:val="24"/>
+          <w:u w:val="single"/>
+        </w:rPr>
+        <w:t xml:space="preserve"> </w:t>
+      </w:r>
+      <w:r>
+        <w:rPr>
+          <w:rFonts w:ascii="Charis SIL Regular" w:hAnsi="Charis SIL Regular" w:eastAsia="Charis SIL Regular"/>
+          <w:b w:val="0"/>
+          <w:i w:val="0"/>
+          <w:color w:val="0000FF"/>
+          <w:sz w:val="24"/>
+          <w:u w:val="single"/>
+        </w:rPr>
+        <w:hyperlink r:id="rId19" w:history="1">
+          <w:r>
+            <w:rPr>
+              <w:rStyle w:val="Hyperlink"/>
+            </w:rPr>
+            <w:t>v</w:t>
+          </w:r>
+        </w:hyperlink>
+      </w:r>
+      <w:r>
+        <w:rPr>
+          <w:rFonts w:ascii="Charis SIL Regular" w:hAnsi="Charis SIL Regular" w:eastAsia="Charis SIL Regular"/>
+          <w:b w:val="0"/>
+          <w:i w:val="0"/>
+          <w:color w:val="0000FF"/>
+          <w:sz w:val="24"/>
+          <w:u w:val="single"/>
+        </w:rPr>
+        <w:hyperlink r:id="rId19" w:history="1">
+          <w:r>
+            <w:rPr>
+              <w:rStyle w:val="Hyperlink"/>
+            </w:rPr>
+            <w:t>an</w:t>
+          </w:r>
+        </w:hyperlink>
+      </w:r>
+      <w:r>
+        <w:rPr>
+          <w:rFonts w:ascii="Charis SIL Regular" w:hAnsi="Charis SIL Regular" w:eastAsia="Charis SIL Regular"/>
+          <w:b w:val="0"/>
+          <w:i w:val="0"/>
+          <w:color w:val="0000FF"/>
+          <w:sz w:val="24"/>
+          <w:u w:val="single"/>
+        </w:rPr>
+        <w:t xml:space="preserve"> </w:t>
+      </w:r>
+      <w:r>
+        <w:rPr>
+          <w:rFonts w:ascii="Charis SIL Regular" w:hAnsi="Charis SIL Regular" w:eastAsia="Charis SIL Regular"/>
+          <w:b w:val="0"/>
+          <w:i w:val="0"/>
+          <w:color w:val="0000FF"/>
+          <w:sz w:val="24"/>
+        </w:rPr>
+        <w:hyperlink r:id="rId19" w:history="1">
+          <w:r>
+            <w:rPr>
+              <w:rStyle w:val="Hyperlink"/>
+            </w:rPr>
+            <w:t>N</w:t>
+          </w:r>
+        </w:hyperlink>
+      </w:r>
+      <w:r>
+        <w:rPr>
+          <w:rFonts w:ascii="Charis SIL Regular" w:hAnsi="Charis SIL Regular" w:eastAsia="Charis SIL Regular"/>
+          <w:b w:val="0"/>
+          <w:i w:val="0"/>
+          <w:color w:val="0000FF"/>
+          <w:sz w:val="24"/>
+          <w:u w:val="single"/>
+        </w:rPr>
+        <w:hyperlink r:id="rId18" w:history="1">
+          <w:r>
+            <w:rPr>
+              <w:rStyle w:val="Hyperlink"/>
+            </w:rPr>
+            <w:t>atuurlijke</w:t>
+          </w:r>
+        </w:hyperlink>
+      </w:r>
+      <w:r>
+        <w:rPr>
+          <w:rFonts w:ascii="Charis SIL Regular" w:hAnsi="Charis SIL Regular" w:eastAsia="Charis SIL Regular"/>
+          <w:b w:val="0"/>
+          <w:i w:val="0"/>
+          <w:color w:val="0000FF"/>
+          <w:sz w:val="24"/>
+          <w:u w:val="single"/>
+        </w:rPr>
+        <w:t xml:space="preserve"> </w:t>
+      </w:r>
+      <w:r>
+        <w:rPr>
+          <w:rFonts w:ascii="Charis SIL Regular" w:hAnsi="Charis SIL Regular" w:eastAsia="Charis SIL Regular"/>
+          <w:b w:val="0"/>
+          <w:i w:val="0"/>
+          <w:color w:val="0000FF"/>
+          <w:sz w:val="24"/>
+          <w:u w:val="single"/>
+        </w:rPr>
+        <w:hyperlink r:id="rId18" w:history="1">
+          <w:r>
+            <w:rPr>
+              <w:rStyle w:val="Hyperlink"/>
+            </w:rPr>
+            <w:t>Historie</w:t>
+          </w:r>
+        </w:hyperlink>
+      </w:r>
+      <w:r>
+        <w:rPr>
+          <w:u w:val="single" w:color="0000ff"/>
+          <w:rFonts w:ascii="Charis SIL Regular" w:hAnsi="Charis SIL Regular" w:eastAsia="Charis SIL Regular"/>
+          <w:b w:val="0"/>
+          <w:i w:val="0"/>
+          <w:color w:val="000000"/>
+          <w:sz w:val="24"/>
+        </w:rPr>
+        <w:hyperlink r:id="rId18" w:history="1">
+          <w:r>
+            <w:rPr>
+              <w:rStyle w:val="Hyperlink"/>
+            </w:rPr>
+            <w:t>,</w:t>
+          </w:r>
+        </w:hyperlink>
+      </w:r>
+      <w:r>
+        <w:rPr>
+          <w:u w:val="single" w:color="0000ff"/>
+          <w:rFonts w:ascii="Charis SIL Regular" w:hAnsi="Charis SIL Regular" w:eastAsia="Charis SIL Regular"/>
+          <w:b w:val="0"/>
+          <w:i w:val="0"/>
+          <w:color w:val="000000"/>
+          <w:sz w:val="24"/>
+        </w:rPr>
+        <w:hyperlink r:id="rId18" w:history="1">
+          <w:r>
+            <w:rPr>
+              <w:rStyle w:val="Hyperlink"/>
+            </w:rPr>
+            <w:t xml:space="preserve"> het </w:t>
+          </w:r>
+        </w:hyperlink>
+      </w:r>
+      <w:r>
+        <w:rPr>
+          <w:rFonts w:ascii="Charis SIL Regular" w:hAnsi="Charis SIL Regular" w:eastAsia="Charis SIL Regular"/>
+          <w:b w:val="0"/>
+          <w:i w:val="0"/>
+          <w:color w:val="0000FF"/>
+          <w:sz w:val="24"/>
+          <w:u w:val="single"/>
+        </w:rPr>
+        <w:hyperlink r:id="rId18" w:history="1">
+          <w:r>
+            <w:rPr>
+              <w:rStyle w:val="Hyperlink"/>
+            </w:rPr>
+            <w:t>Rijksmu</w:t>
+          </w:r>
+        </w:hyperlink>
+      </w:r>
+      <w:r>
+        <w:rPr>
+          <w:rFonts w:ascii="Charis SIL Regular" w:hAnsi="Charis SIL Regular" w:eastAsia="Charis SIL Regular"/>
+          <w:b w:val="0"/>
+          <w:i w:val="0"/>
+          <w:color w:val="0000FF"/>
+          <w:sz w:val="24"/>
+          <w:u w:val="single"/>
+        </w:rPr>
+        <w:hyperlink r:id="rId18" w:history="1">
+          <w:r>
+            <w:rPr>
+              <w:rStyle w:val="Hyperlink"/>
+            </w:rPr>
+            <w:t>s</w:t>
+          </w:r>
+        </w:hyperlink>
+      </w:r>
+      <w:r>
+        <w:rPr>
+          <w:rFonts w:ascii="Charis SIL Regular" w:hAnsi="Charis SIL Regular" w:eastAsia="Charis SIL Regular"/>
+          <w:b w:val="0"/>
+          <w:i w:val="0"/>
+          <w:color w:val="0000FF"/>
+          <w:sz w:val="24"/>
+          <w:u w:val="single"/>
+        </w:rPr>
+        <w:hyperlink r:id="rId18" w:history="1">
+          <w:r>
+            <w:rPr>
+              <w:rStyle w:val="Hyperlink"/>
+            </w:rPr>
+            <w:t>eum</w:t>
+          </w:r>
+        </w:hyperlink>
+      </w:r>
+      <w:r>
+        <w:rPr>
+          <w:rFonts w:ascii="Charis SIL Regular" w:hAnsi="Charis SIL Regular" w:eastAsia="Charis SIL Regular"/>
+          <w:b w:val="0"/>
+          <w:i w:val="0"/>
+          <w:color w:val="0000FF"/>
+          <w:sz w:val="24"/>
+          <w:u w:val="single"/>
+        </w:rPr>
+        <w:t xml:space="preserve"> </w:t>
+      </w:r>
+      <w:r>
+        <w:rPr>
+          <w:rFonts w:ascii="Charis SIL Regular" w:hAnsi="Charis SIL Regular" w:eastAsia="Charis SIL Regular"/>
+          <w:b w:val="0"/>
+          <w:i w:val="0"/>
+          <w:color w:val="0000FF"/>
+          <w:sz w:val="24"/>
+          <w:u w:val="single"/>
+        </w:rPr>
+        <w:hyperlink r:id="rId18" w:history="1">
+          <w:r>
+            <w:rPr>
+              <w:rStyle w:val="Hyperlink"/>
+            </w:rPr>
+            <w:t>voor</w:t>
+          </w:r>
+        </w:hyperlink>
+      </w:r>
+      <w:r>
+        <w:rPr>
+          <w:rFonts w:ascii="Charis SIL Regular" w:hAnsi="Charis SIL Regular" w:eastAsia="Charis SIL Regular"/>
+          <w:b w:val="0"/>
+          <w:i w:val="0"/>
+          <w:color w:val="0000FF"/>
+          <w:sz w:val="24"/>
+          <w:u w:val="single"/>
+        </w:rPr>
+        <w:t xml:space="preserve"> </w:t>
+      </w:r>
+      <w:r>
+        <w:rPr>
+          <w:rFonts w:ascii="Charis SIL Regular" w:hAnsi="Charis SIL Regular" w:eastAsia="Charis SIL Regular"/>
+          <w:b w:val="0"/>
+          <w:i w:val="0"/>
+          <w:color w:val="0000FF"/>
+          <w:sz w:val="24"/>
+          <w:u w:val="single"/>
+        </w:rPr>
+        <w:t>G</w:t>
+      </w:r>
+      <w:r>
+        <w:rPr>
+          <w:rFonts w:ascii="Charis SIL Regular" w:hAnsi="Charis SIL Regular" w:eastAsia="Charis SIL Regular"/>
+          <w:b w:val="0"/>
+          <w:i w:val="0"/>
+          <w:color w:val="0000FF"/>
+          <w:sz w:val="24"/>
+          <w:u w:val="single"/>
+        </w:rPr>
+        <w:hyperlink r:id="rId18" w:history="1">
+          <w:r>
+            <w:rPr>
+              <w:rStyle w:val="Hyperlink"/>
+            </w:rPr>
+            <w:t>eo</w:t>
+          </w:r>
+        </w:hyperlink>
+      </w:r>
+      <w:r>
+        <w:rPr>
+          <w:rFonts w:ascii="Charis SIL Regular" w:hAnsi="Charis SIL Regular" w:eastAsia="Charis SIL Regular"/>
+          <w:b w:val="0"/>
+          <w:i w:val="0"/>
+          <w:color w:val="0000FF"/>
+          <w:sz w:val="24"/>
+          <w:u w:val="single"/>
+        </w:rPr>
+        <w:hyperlink r:id="rId18" w:history="1">
+          <w:r>
+            <w:rPr>
+              <w:rStyle w:val="Hyperlink"/>
+            </w:rPr>
+            <w:t>logie</w:t>
+          </w:r>
+        </w:hyperlink>
+      </w:r>
+      <w:r>
+        <w:rPr>
+          <w:rFonts w:ascii="Charis SIL Regular" w:hAnsi="Charis SIL Regular" w:eastAsia="Charis SIL Regular"/>
+          <w:b w:val="0"/>
+          <w:i w:val="0"/>
+          <w:color w:val="0000FF"/>
+          <w:sz w:val="24"/>
+          <w:u w:val="single"/>
+        </w:rPr>
+        <w:t xml:space="preserve"> </w:t>
+      </w:r>
+      <w:r>
+        <w:rPr>
+          <w:rFonts w:ascii="Charis SIL Regular" w:hAnsi="Charis SIL Regular" w:eastAsia="Charis SIL Regular"/>
+          <w:b w:val="0"/>
+          <w:i w:val="0"/>
+          <w:color w:val="0000FF"/>
+          <w:sz w:val="24"/>
+          <w:u w:val="single"/>
+        </w:rPr>
         <w:hyperlink r:id="rId18" w:history="1">
           <w:r>
             <w:rPr>
@@ -2130,410 +2552,6 @@
             <w:rPr>
               <w:rStyle w:val="Hyperlink"/>
             </w:rPr>
-            <w:t>Stenen</w:t>
-          </w:r>
-        </w:hyperlink>
-      </w:r>
-      <w:r>
-        <w:rPr>
-          <w:u w:val="single" w:color="0000ff"/>
-          <w:rFonts w:ascii="Charis SIL Regular" w:hAnsi="Charis SIL Regular" w:eastAsia="Charis SIL Regular"/>
-          <w:b w:val="0"/>
-          <w:i w:val="0"/>
-          <w:color w:val="000000"/>
-          <w:sz w:val="24"/>
-        </w:rPr>
-        <w:t xml:space="preserve">, het </w:t>
-      </w:r>
-      <w:r>
-        <w:rPr>
-          <w:rFonts w:ascii="Charis SIL Regular" w:hAnsi="Charis SIL Regular" w:eastAsia="Charis SIL Regular"/>
-          <w:b w:val="0"/>
-          <w:i w:val="0"/>
-          <w:color w:val="0000FF"/>
-          <w:sz w:val="24"/>
-          <w:u w:val="single"/>
-        </w:rPr>
-        <w:hyperlink r:id="rId19" w:history="1">
-          <w:r>
-            <w:rPr>
-              <w:rStyle w:val="Hyperlink"/>
-            </w:rPr>
-            <w:t>Rijk</w:t>
-          </w:r>
-        </w:hyperlink>
-      </w:r>
-      <w:r>
-        <w:rPr>
-          <w:rFonts w:ascii="Charis SIL Regular" w:hAnsi="Charis SIL Regular" w:eastAsia="Charis SIL Regular"/>
-          <w:b w:val="0"/>
-          <w:i w:val="0"/>
-          <w:color w:val="0000FF"/>
-          <w:sz w:val="24"/>
-          <w:u w:val="single"/>
-        </w:rPr>
-        <w:hyperlink r:id="rId19" w:history="1">
-          <w:r>
-            <w:rPr>
-              <w:rStyle w:val="Hyperlink"/>
-            </w:rPr>
-            <w:t>smuseum</w:t>
-          </w:r>
-        </w:hyperlink>
-      </w:r>
-      <w:r>
-        <w:rPr>
-          <w:rFonts w:ascii="Charis SIL Regular" w:hAnsi="Charis SIL Regular" w:eastAsia="Charis SIL Regular"/>
-          <w:b w:val="0"/>
-          <w:i w:val="0"/>
-          <w:color w:val="0000FF"/>
-          <w:sz w:val="24"/>
-          <w:u w:val="single"/>
-        </w:rPr>
-        <w:t xml:space="preserve"> </w:t>
-      </w:r>
-      <w:r>
-        <w:rPr>
-          <w:rFonts w:ascii="Charis SIL Regular" w:hAnsi="Charis SIL Regular" w:eastAsia="Charis SIL Regular"/>
-          <w:b w:val="0"/>
-          <w:i w:val="0"/>
-          <w:color w:val="0000FF"/>
-          <w:sz w:val="24"/>
-          <w:u w:val="single"/>
-        </w:rPr>
-        <w:hyperlink r:id="rId19" w:history="1">
-          <w:r>
-            <w:rPr>
-              <w:rStyle w:val="Hyperlink"/>
-            </w:rPr>
-            <w:t>v</w:t>
-          </w:r>
-        </w:hyperlink>
-      </w:r>
-      <w:r>
-        <w:rPr>
-          <w:rFonts w:ascii="Charis SIL Regular" w:hAnsi="Charis SIL Regular" w:eastAsia="Charis SIL Regular"/>
-          <w:b w:val="0"/>
-          <w:i w:val="0"/>
-          <w:color w:val="0000FF"/>
-          <w:sz w:val="24"/>
-          <w:u w:val="single"/>
-        </w:rPr>
-        <w:hyperlink r:id="rId19" w:history="1">
-          <w:r>
-            <w:rPr>
-              <w:rStyle w:val="Hyperlink"/>
-            </w:rPr>
-            <w:t>an</w:t>
-          </w:r>
-        </w:hyperlink>
-      </w:r>
-      <w:r>
-        <w:rPr>
-          <w:rFonts w:ascii="Charis SIL Regular" w:hAnsi="Charis SIL Regular" w:eastAsia="Charis SIL Regular"/>
-          <w:b w:val="0"/>
-          <w:i w:val="0"/>
-          <w:color w:val="0000FF"/>
-          <w:sz w:val="24"/>
-          <w:u w:val="single"/>
-        </w:rPr>
-        <w:t xml:space="preserve"> </w:t>
-      </w:r>
-      <w:r>
-        <w:rPr>
-          <w:rFonts w:ascii="Charis SIL Regular" w:hAnsi="Charis SIL Regular" w:eastAsia="Charis SIL Regular"/>
-          <w:b w:val="0"/>
-          <w:i w:val="0"/>
-          <w:color w:val="0000FF"/>
-          <w:sz w:val="24"/>
-          <w:u w:val="single"/>
-        </w:rPr>
-        <w:hyperlink r:id="rId19" w:history="1">
-          <w:r>
-            <w:rPr>
-              <w:rStyle w:val="Hyperlink"/>
-            </w:rPr>
-            <w:t>N</w:t>
-          </w:r>
-        </w:hyperlink>
-      </w:r>
-      <w:r>
-        <w:rPr>
-          <w:rFonts w:ascii="Charis SIL Regular" w:hAnsi="Charis SIL Regular" w:eastAsia="Charis SIL Regular"/>
-          <w:b w:val="0"/>
-          <w:i w:val="0"/>
-          <w:color w:val="0000FF"/>
-          <w:sz w:val="24"/>
-          <w:u w:val="single"/>
-        </w:rPr>
-        <w:hyperlink r:id="rId19" w:history="1">
-          <w:r>
-            <w:rPr>
-              <w:rStyle w:val="Hyperlink"/>
-            </w:rPr>
-            <w:t>atuurlijke</w:t>
-          </w:r>
-        </w:hyperlink>
-      </w:r>
-      <w:r>
-        <w:rPr>
-          <w:rFonts w:ascii="Charis SIL Regular" w:hAnsi="Charis SIL Regular" w:eastAsia="Charis SIL Regular"/>
-          <w:b w:val="0"/>
-          <w:i w:val="0"/>
-          <w:color w:val="0000FF"/>
-          <w:sz w:val="24"/>
-          <w:u w:val="single"/>
-        </w:rPr>
-        <w:t xml:space="preserve"> </w:t>
-      </w:r>
-      <w:r>
-        <w:rPr>
-          <w:rFonts w:ascii="Charis SIL Regular" w:hAnsi="Charis SIL Regular" w:eastAsia="Charis SIL Regular"/>
-          <w:b w:val="0"/>
-          <w:i w:val="0"/>
-          <w:color w:val="0000FF"/>
-          <w:sz w:val="24"/>
-          <w:u w:val="single"/>
-        </w:rPr>
-        <w:hyperlink r:id="rId19" w:history="1">
-          <w:r>
-            <w:rPr>
-              <w:rStyle w:val="Hyperlink"/>
-            </w:rPr>
-            <w:t>Historie</w:t>
-          </w:r>
-        </w:hyperlink>
-      </w:r>
-      <w:r>
-        <w:rPr>
-          <w:u w:val="single" w:color="0000ff"/>
-          <w:rFonts w:ascii="Charis SIL Regular" w:hAnsi="Charis SIL Regular" w:eastAsia="Charis SIL Regular"/>
-          <w:b w:val="0"/>
-          <w:i w:val="0"/>
-          <w:color w:val="000000"/>
-          <w:sz w:val="24"/>
-        </w:rPr>
-        <w:hyperlink r:id="rId18" w:history="1">
-          <w:r>
-            <w:rPr>
-              <w:rStyle w:val="Hyperlink"/>
-            </w:rPr>
-            <w:t>,</w:t>
-          </w:r>
-        </w:hyperlink>
-      </w:r>
-      <w:r>
-        <w:rPr>
-          <w:u w:val="single" w:color="0000ff"/>
-          <w:rFonts w:ascii="Charis SIL Regular" w:hAnsi="Charis SIL Regular" w:eastAsia="Charis SIL Regular"/>
-          <w:b w:val="0"/>
-          <w:i w:val="0"/>
-          <w:color w:val="000000"/>
-          <w:sz w:val="24"/>
-        </w:rPr>
-        <w:hyperlink r:id="rId18" w:history="1">
-          <w:r>
-            <w:rPr>
-              <w:rStyle w:val="Hyperlink"/>
-            </w:rPr>
-            <w:t xml:space="preserve"> het </w:t>
-          </w:r>
-        </w:hyperlink>
-      </w:r>
-      <w:r>
-        <w:rPr>
-          <w:rFonts w:ascii="Charis SIL Regular" w:hAnsi="Charis SIL Regular" w:eastAsia="Charis SIL Regular"/>
-          <w:b w:val="0"/>
-          <w:i w:val="0"/>
-          <w:color w:val="0000FF"/>
-          <w:sz w:val="24"/>
-          <w:u w:val="single"/>
-        </w:rPr>
-        <w:hyperlink r:id="rId20" w:history="1">
-          <w:r>
-            <w:rPr>
-              <w:rStyle w:val="Hyperlink"/>
-            </w:rPr>
-            <w:t>Rijksmu</w:t>
-          </w:r>
-        </w:hyperlink>
-      </w:r>
-      <w:r>
-        <w:rPr>
-          <w:rFonts w:ascii="Charis SIL Regular" w:hAnsi="Charis SIL Regular" w:eastAsia="Charis SIL Regular"/>
-          <w:b w:val="0"/>
-          <w:i w:val="0"/>
-          <w:color w:val="0000FF"/>
-          <w:sz w:val="24"/>
-          <w:u w:val="single"/>
-        </w:rPr>
-        <w:hyperlink r:id="rId18" w:history="1">
-          <w:r>
-            <w:rPr>
-              <w:rStyle w:val="Hyperlink"/>
-            </w:rPr>
-            <w:t>s</w:t>
-          </w:r>
-        </w:hyperlink>
-      </w:r>
-      <w:r>
-        <w:rPr>
-          <w:rFonts w:ascii="Charis SIL Regular" w:hAnsi="Charis SIL Regular" w:eastAsia="Charis SIL Regular"/>
-          <w:b w:val="0"/>
-          <w:i w:val="0"/>
-          <w:color w:val="0000FF"/>
-          <w:sz w:val="24"/>
-          <w:u w:val="single"/>
-        </w:rPr>
-        <w:hyperlink r:id="rId18" w:history="1">
-          <w:r>
-            <w:rPr>
-              <w:rStyle w:val="Hyperlink"/>
-            </w:rPr>
-            <w:t>eum</w:t>
-          </w:r>
-        </w:hyperlink>
-      </w:r>
-      <w:r>
-        <w:rPr>
-          <w:rFonts w:ascii="Charis SIL Regular" w:hAnsi="Charis SIL Regular" w:eastAsia="Charis SIL Regular"/>
-          <w:b w:val="0"/>
-          <w:i w:val="0"/>
-          <w:color w:val="0000FF"/>
-          <w:sz w:val="24"/>
-          <w:u w:val="single"/>
-        </w:rPr>
-        <w:t xml:space="preserve"> </w:t>
-      </w:r>
-      <w:r>
-        <w:rPr>
-          <w:rFonts w:ascii="Charis SIL Regular" w:hAnsi="Charis SIL Regular" w:eastAsia="Charis SIL Regular"/>
-          <w:b w:val="0"/>
-          <w:i w:val="0"/>
-          <w:color w:val="0000FF"/>
-          <w:sz w:val="24"/>
-          <w:u w:val="single"/>
-        </w:rPr>
-        <w:hyperlink r:id="rId18" w:history="1">
-          <w:r>
-            <w:rPr>
-              <w:rStyle w:val="Hyperlink"/>
-            </w:rPr>
-            <w:t>voor</w:t>
-          </w:r>
-        </w:hyperlink>
-      </w:r>
-      <w:r>
-        <w:rPr>
-          <w:rFonts w:ascii="Charis SIL Regular" w:hAnsi="Charis SIL Regular" w:eastAsia="Charis SIL Regular"/>
-          <w:b w:val="0"/>
-          <w:i w:val="0"/>
-          <w:color w:val="0000FF"/>
-          <w:sz w:val="24"/>
-          <w:u w:val="single"/>
-        </w:rPr>
-        <w:t xml:space="preserve"> </w:t>
-      </w:r>
-      <w:r>
-        <w:rPr>
-          <w:rFonts w:ascii="Charis SIL Regular" w:hAnsi="Charis SIL Regular" w:eastAsia="Charis SIL Regular"/>
-          <w:b w:val="0"/>
-          <w:i w:val="0"/>
-          <w:color w:val="0000FF"/>
-          <w:sz w:val="24"/>
-        </w:rPr>
-        <w:t>G</w:t>
-      </w:r>
-      <w:r>
-        <w:rPr>
-          <w:rFonts w:ascii="Charis SIL Regular" w:hAnsi="Charis SIL Regular" w:eastAsia="Charis SIL Regular"/>
-          <w:b w:val="0"/>
-          <w:i w:val="0"/>
-          <w:color w:val="0000FF"/>
-          <w:sz w:val="24"/>
-          <w:u w:val="single"/>
-        </w:rPr>
-        <w:hyperlink r:id="rId18" w:history="1">
-          <w:r>
-            <w:rPr>
-              <w:rStyle w:val="Hyperlink"/>
-            </w:rPr>
-            <w:t>eo</w:t>
-          </w:r>
-        </w:hyperlink>
-      </w:r>
-      <w:r>
-        <w:rPr>
-          <w:rFonts w:ascii="Charis SIL Regular" w:hAnsi="Charis SIL Regular" w:eastAsia="Charis SIL Regular"/>
-          <w:b w:val="0"/>
-          <w:i w:val="0"/>
-          <w:color w:val="0000FF"/>
-          <w:sz w:val="24"/>
-          <w:u w:val="single"/>
-        </w:rPr>
-        <w:hyperlink r:id="rId18" w:history="1">
-          <w:r>
-            <w:rPr>
-              <w:rStyle w:val="Hyperlink"/>
-            </w:rPr>
-            <w:t>logie</w:t>
-          </w:r>
-        </w:hyperlink>
-      </w:r>
-      <w:r>
-        <w:rPr>
-          <w:rFonts w:ascii="Charis SIL Regular" w:hAnsi="Charis SIL Regular" w:eastAsia="Charis SIL Regular"/>
-          <w:b w:val="0"/>
-          <w:i w:val="0"/>
-          <w:color w:val="0000FF"/>
-          <w:sz w:val="24"/>
-          <w:u w:val="single"/>
-        </w:rPr>
-        <w:t xml:space="preserve"> </w:t>
-      </w:r>
-      <w:r>
-        <w:rPr>
-          <w:rFonts w:ascii="Charis SIL Regular" w:hAnsi="Charis SIL Regular" w:eastAsia="Charis SIL Regular"/>
-          <w:b w:val="0"/>
-          <w:i w:val="0"/>
-          <w:color w:val="0000FF"/>
-          <w:sz w:val="24"/>
-          <w:u w:val="single"/>
-        </w:rPr>
-        <w:hyperlink r:id="rId18" w:history="1">
-          <w:r>
-            <w:rPr>
-              <w:rStyle w:val="Hyperlink"/>
-            </w:rPr>
-            <w:t>en</w:t>
-          </w:r>
-        </w:hyperlink>
-      </w:r>
-      <w:r>
-        <w:rPr>
-          <w:rFonts w:ascii="Charis SIL Regular" w:hAnsi="Charis SIL Regular" w:eastAsia="Charis SIL Regular"/>
-          <w:b w:val="0"/>
-          <w:i w:val="0"/>
-          <w:color w:val="0000FF"/>
-          <w:sz w:val="24"/>
-          <w:u w:val="single"/>
-        </w:rPr>
-        <w:t xml:space="preserve"> </w:t>
-      </w:r>
-      <w:r>
-        <w:rPr>
-          <w:rFonts w:ascii="Charis SIL Regular" w:hAnsi="Charis SIL Regular" w:eastAsia="Charis SIL Regular"/>
-          <w:b w:val="0"/>
-          <w:i w:val="0"/>
-          <w:color w:val="0000FF"/>
-          <w:sz w:val="24"/>
-          <w:u w:val="single"/>
-        </w:rPr>
-        <w:hyperlink r:id="rId18" w:history="1">
-          <w:r>
-            <w:rPr>
-              <w:rStyle w:val="Hyperlink"/>
-            </w:rPr>
             <w:t>M</w:t>
           </w:r>
         </w:hyperlink>
@@ -2582,7 +2600,24 @@
           <w:color w:val="000000"/>
           <w:sz w:val="24"/>
         </w:rPr>
-        <w:t xml:space="preserve"> en het </w:t>
+        <w:t xml:space="preserve"> e</w:t>
+      </w:r>
+      <w:r>
+        <w:rPr>
+          <w:rFonts w:ascii="Charis SIL Regular" w:hAnsi="Charis SIL Regular" w:eastAsia="Charis SIL Regular"/>
+          <w:b w:val="0"/>
+          <w:i w:val="0"/>
+          <w:color w:val="000000"/>
+          <w:sz w:val="24"/>
+        </w:rPr>
+        <w:hyperlink r:id="rId19" w:history="1">
+          <w:r>
+            <w:rPr>
+              <w:rStyle w:val="Hyperlink"/>
+            </w:rPr>
+            <w:t xml:space="preserve">n het </w:t>
+          </w:r>
+        </w:hyperlink>
       </w:r>
       <w:r>
         <w:rPr>
@@ -3000,150 +3035,13 @@
       </w:r>
       <w:r>
         <w:rPr>
-          <w:u w:val="single" w:color="0000ff"/>
           <w:rFonts w:ascii="Charis SIL Regular" w:hAnsi="Charis SIL Regular" w:eastAsia="Charis SIL Regular"/>
           <w:b w:val="0"/>
           <w:i w:val="0"/>
           <w:color w:val="000000"/>
           <w:sz w:val="24"/>
         </w:rPr>
-        <w:hyperlink r:id="rId21" w:history="1">
-          <w:r>
-            <w:rPr>
-              <w:rStyle w:val="Hyperlink"/>
-            </w:rPr>
-            <w:t>Ook</w:t>
-          </w:r>
-        </w:hyperlink>
-      </w:r>
-      <w:r>
-        <w:rPr>
-          <w:u w:val="single" w:color="0000ff"/>
-          <w:rFonts w:ascii="Charis SIL Regular" w:hAnsi="Charis SIL Regular" w:eastAsia="Charis SIL Regular"/>
-          <w:b w:val="0"/>
-          <w:i w:val="0"/>
-          <w:color w:val="000000"/>
-          <w:sz w:val="24"/>
-        </w:rPr>
-        <w:hyperlink r:id="rId21" w:history="1">
-          <w:r>
-            <w:rPr>
-              <w:rStyle w:val="Hyperlink"/>
-            </w:rPr>
-            <w:t xml:space="preserve"> ve</w:t>
-          </w:r>
-        </w:hyperlink>
-      </w:r>
-      <w:r>
-        <w:rPr>
-          <w:u w:val="single" w:color="0000ff"/>
-          <w:rFonts w:ascii="Charis SIL Regular" w:hAnsi="Charis SIL Regular" w:eastAsia="Charis SIL Regular"/>
-          <w:b w:val="0"/>
-          <w:i w:val="0"/>
-          <w:color w:val="000000"/>
-          <w:sz w:val="24"/>
-        </w:rPr>
-        <w:hyperlink r:id="rId21" w:history="1">
-          <w:r>
-            <w:rPr>
-              <w:rStyle w:val="Hyperlink"/>
-            </w:rPr>
-            <w:t>rdwenen</w:t>
-          </w:r>
-        </w:hyperlink>
-      </w:r>
-      <w:r>
-        <w:rPr>
-          <w:rFonts w:ascii="Charis SIL Regular" w:hAnsi="Charis SIL Regular" w:eastAsia="Charis SIL Regular"/>
-          <w:b w:val="0"/>
-          <w:i w:val="0"/>
-          <w:color w:val="000000"/>
-          <w:sz w:val="24"/>
-        </w:rPr>
-        <w:t xml:space="preserve"> en vergingen er vele voor</w:t>
-      </w:r>
-      <w:r>
-        <w:rPr>
-          <w:u w:val="single" w:color="0000ff"/>
-          <w:rFonts w:ascii="Charis SIL Regular" w:hAnsi="Charis SIL Regular" w:eastAsia="Charis SIL Regular"/>
-          <w:b w:val="0"/>
-          <w:i w:val="0"/>
-          <w:color w:val="000000"/>
-          <w:sz w:val="24"/>
-        </w:rPr>
-        <w:hyperlink r:id="rId22" w:history="1">
-          <w:r>
-            <w:rPr>
-              <w:rStyle w:val="Hyperlink"/>
-            </w:rPr>
-            <w:t>werpen in</w:t>
-          </w:r>
-        </w:hyperlink>
-      </w:r>
-      <w:r>
-        <w:rPr>
-          <w:u w:val="single" w:color="0000ff"/>
-          <w:rFonts w:ascii="Charis SIL Regular" w:hAnsi="Charis SIL Regular" w:eastAsia="Charis SIL Regular"/>
-          <w:b w:val="0"/>
-          <w:i w:val="0"/>
-          <w:color w:val="000000"/>
-          <w:sz w:val="24"/>
-        </w:rPr>
-        <w:t xml:space="preserve"> </w:t>
-      </w:r>
-      <w:r>
-        <w:rPr>
-          <w:u w:val="single" w:color="0000ff"/>
-          <w:rFonts w:ascii="Charis SIL Regular" w:hAnsi="Charis SIL Regular" w:eastAsia="Charis SIL Regular"/>
-          <w:b w:val="0"/>
-          <w:i w:val="0"/>
-          <w:color w:val="000000"/>
-          <w:sz w:val="24"/>
-        </w:rPr>
-        <w:hyperlink r:id="rId22" w:history="1">
-          <w:r>
-            <w:rPr>
-              <w:rStyle w:val="Hyperlink"/>
-            </w:rPr>
-            <w:t xml:space="preserve">die </w:t>
-          </w:r>
-        </w:hyperlink>
-      </w:r>
-      <w:r>
-        <w:rPr>
-          <w:u w:val="single" w:color="0000ff"/>
-          <w:rFonts w:ascii="Charis SIL Regular" w:hAnsi="Charis SIL Regular" w:eastAsia="Charis SIL Regular"/>
-          <w:b w:val="0"/>
-          <w:i w:val="0"/>
-          <w:color w:val="000000"/>
-          <w:sz w:val="24"/>
-        </w:rPr>
-        <w:hyperlink r:id="rId22" w:history="1">
-          <w:r>
-            <w:rPr>
-              <w:rStyle w:val="Hyperlink"/>
-            </w:rPr>
-            <w:t>t</w:t>
-          </w:r>
-        </w:hyperlink>
-      </w:r>
-      <w:r>
-        <w:rPr>
-          <w:u w:val="single" w:color="0000ff"/>
-          <w:rFonts w:ascii="Charis SIL Regular" w:hAnsi="Charis SIL Regular" w:eastAsia="Charis SIL Regular"/>
-          <w:b w:val="0"/>
-          <w:i w:val="0"/>
-          <w:color w:val="000000"/>
-          <w:sz w:val="24"/>
-        </w:rPr>
-        <w:hyperlink r:id="rId22" w:history="1">
-          <w:r>
-            <w:rPr>
-              <w:rStyle w:val="Hyperlink"/>
-            </w:rPr>
-            <w:t>ijd</w:t>
-          </w:r>
-        </w:hyperlink>
+        <w:t>Ook verdwenen en vergingen er vele voorwerpen in die tijd</w:t>
       </w:r>
       <w:r>
         <w:rPr>
@@ -3344,42 +3242,13 @@
       </w:r>
       <w:r>
         <w:rPr>
-          <w:u w:val="single" w:color="0000ff"/>
           <w:rFonts w:ascii="Charis SIL Regular" w:hAnsi="Charis SIL Regular" w:eastAsia="Charis SIL Regular"/>
           <w:b w:val="0"/>
           <w:i w:val="0"/>
           <w:color w:val="000000"/>
           <w:sz w:val="24"/>
         </w:rPr>
-        <w:t>R</w:t>
-      </w:r>
-      <w:r>
-        <w:rPr>
-          <w:u w:val="single" w:color="0000ff"/>
-          <w:rFonts w:ascii="Charis SIL Regular" w:hAnsi="Charis SIL Regular" w:eastAsia="Charis SIL Regular"/>
-          <w:b w:val="0"/>
-          <w:i w:val="0"/>
-          <w:color w:val="000000"/>
-          <w:sz w:val="24"/>
-        </w:rPr>
-        <w:hyperlink r:id="rId23" w:history="1">
-          <w:r>
-            <w:rPr>
-              <w:rStyle w:val="Hyperlink"/>
-            </w:rPr>
-            <w:t xml:space="preserve">udolf </w:t>
-          </w:r>
-        </w:hyperlink>
-      </w:r>
-      <w:r>
-        <w:rPr>
-          <w:rFonts w:ascii="Charis SIL Regular" w:hAnsi="Charis SIL Regular" w:eastAsia="Charis SIL Regular"/>
-          <w:b w:val="0"/>
-          <w:i w:val="0"/>
-          <w:color w:val="000000"/>
-          <w:sz w:val="24"/>
-        </w:rPr>
-        <w:t xml:space="preserve">Effert (zie: </w:t>
+        <w:t xml:space="preserve">Rudolf Effert (zie: </w:t>
       </w:r>
       <w:r>
         <w:rPr>
@@ -3831,25 +3700,7 @@
           <w:color w:val="000000"/>
           <w:sz w:val="24"/>
         </w:rPr>
-        <w:t>Ministerie van Binnenlandse Zake</w:t>
-      </w:r>
-      <w:r>
-        <w:rPr>
-          <w:u w:val="single" w:color="0000ff"/>
-          <w:rFonts w:ascii="Charis SIL Regular" w:hAnsi="Charis SIL Regular" w:eastAsia="Charis SIL Regular"/>
-          <w:b w:val="0"/>
-          <w:i w:val="0"/>
-          <w:color w:val="000000"/>
-          <w:sz w:val="24"/>
-        </w:rPr>
-        <w:hyperlink r:id="rId26" w:history="1">
-          <w:r>
-            <w:rPr>
-              <w:rStyle w:val="Hyperlink"/>
-            </w:rPr>
-            <w:t>n die relev</w:t>
-          </w:r>
-        </w:hyperlink>
+        <w:t>Ministerie van Binnenlandse Zaken die relev</w:t>
       </w:r>
       <w:r>
         <w:rPr>
@@ -5172,7 +5023,25 @@
             <w:rPr>
               <w:rStyle w:val="Hyperlink"/>
             </w:rPr>
-            <w:t>fi</w:t>
+            <w:t>f</w:t>
+          </w:r>
+        </w:hyperlink>
+      </w:r>
+      <w:r>
+        <w:rPr>
+          <w:rFonts w:ascii="Charis SIL Regular" w:hAnsi="Charis SIL Regular" w:eastAsia="Charis SIL Regular"/>
+          <w:b w:val="0"/>
+          <w:i w:val="0"/>
+          <w:color w:val="0000FF"/>
+          <w:sz w:val="24"/>
+          <w:u w:val="single"/>
+        </w:rPr>
+        <w:hyperlink r:id="rId31" w:history="1">
+          <w:r>
+            <w:rPr>
+              <w:rStyle w:val="Hyperlink"/>
+            </w:rPr>
+            <w:t>i</w:t>
           </w:r>
         </w:hyperlink>
       </w:r>
@@ -5201,7 +5070,6 @@
           <w:i w:val="0"/>
           <w:color w:val="0000FF"/>
           <w:sz w:val="24"/>
-          <w:u w:val="single"/>
         </w:rPr>
         <w:hyperlink r:id="rId31" w:history="1">
           <w:r>
@@ -5219,7 +5087,6 @@
           <w:i w:val="0"/>
           <w:color w:val="0000FF"/>
           <w:sz w:val="24"/>
-          <w:u w:val="single"/>
         </w:rPr>
         <w:t>/</w:t>
       </w:r>
@@ -5248,26 +5115,8 @@
           <w:i w:val="0"/>
           <w:color w:val="0000FF"/>
           <w:sz w:val="24"/>
-          <w:u w:val="single"/>
-        </w:rPr>
-        <w:hyperlink r:id="rId31" w:history="1">
-          <w:r>
-            <w:rPr>
-              <w:rStyle w:val="Hyperlink"/>
-            </w:rPr>
-            <w:t>HaNA_2.04.01_4030_000</w:t>
-          </w:r>
-        </w:hyperlink>
-      </w:r>
-      <w:r>
-        <w:rPr>
-          <w:rFonts w:ascii="Charis SIL Regular" w:hAnsi="Charis SIL Regular" w:eastAsia="Charis SIL Regular"/>
-          <w:b w:val="0"/>
-          <w:i w:val="0"/>
-          <w:color w:val="0000FF"/>
-          <w:sz w:val="24"/>
-        </w:rPr>
-        <w:t>1</w:t>
+        </w:rPr>
+        <w:t>HaNA_2.04.01_4030_0001</w:t>
       </w:r>
     </w:p>
     <w:p>
@@ -5905,7 +5754,7 @@
           <w:sz w:val="24"/>
           <w:u w:val="single"/>
         </w:rPr>
-        <w:hyperlink r:id="rId35" w:history="1">
+        <w:hyperlink r:id="rId24" w:history="1">
           <w:r>
             <w:rPr>
               <w:rStyle w:val="Hyperlink"/>
@@ -5934,7 +5783,7 @@
           <w:sz w:val="24"/>
           <w:u w:val="single"/>
         </w:rPr>
-        <w:hyperlink r:id="rId35" w:history="1">
+        <w:hyperlink r:id="rId24" w:history="1">
           <w:r>
             <w:rPr>
               <w:rStyle w:val="Hyperlink"/>
@@ -6684,7 +6533,7 @@
           <w:sz w:val="24"/>
           <w:u w:val="single"/>
         </w:rPr>
-        <w:hyperlink r:id="rId40" w:history="1">
+        <w:hyperlink r:id="rId42" w:history="1">
           <w:r>
             <w:rPr>
               <w:rStyle w:val="Hyperlink"/>
@@ -6702,7 +6551,7 @@
           <w:sz w:val="24"/>
           <w:u w:val="single"/>
         </w:rPr>
-        <w:hyperlink r:id="rId40" w:history="1">
+        <w:hyperlink r:id="rId42" w:history="1">
           <w:r>
             <w:rPr>
               <w:rStyle w:val="Hyperlink"/>

--- a/EXPORTS/DOCX/published/niveau3/Dutch/KKZ.docx
+++ b/EXPORTS/DOCX/published/niveau3/Dutch/KKZ.docx
@@ -1732,13 +1732,121 @@
       </w:r>
       <w:r>
         <w:rPr>
+          <w:u w:val="single" w:color="0000ff"/>
           <w:rFonts w:ascii="Charis SIL Regular" w:hAnsi="Charis SIL Regular" w:eastAsia="Charis SIL Regular"/>
           <w:b w:val="0"/>
           <w:i w:val="0"/>
           <w:color w:val="000000"/>
           <w:sz w:val="24"/>
         </w:rPr>
-        <w:t xml:space="preserve">. Kleine aantallen voorwerpen </w:t>
+        <w:hyperlink r:id="rId15" w:history="1">
+          <w:r>
+            <w:rPr>
+              <w:rStyle w:val="Hyperlink"/>
+            </w:rPr>
+            <w:t>. Klei</w:t>
+          </w:r>
+        </w:hyperlink>
+      </w:r>
+      <w:r>
+        <w:rPr>
+          <w:u w:val="single" w:color="0000ff"/>
+          <w:rFonts w:ascii="Charis SIL Regular" w:hAnsi="Charis SIL Regular" w:eastAsia="Charis SIL Regular"/>
+          <w:b w:val="0"/>
+          <w:i w:val="0"/>
+          <w:color w:val="000000"/>
+          <w:sz w:val="24"/>
+        </w:rPr>
+        <w:hyperlink r:id="rId15" w:history="1">
+          <w:r>
+            <w:rPr>
+              <w:rStyle w:val="Hyperlink"/>
+            </w:rPr>
+            <w:t>n</w:t>
+          </w:r>
+        </w:hyperlink>
+      </w:r>
+      <w:r>
+        <w:rPr>
+          <w:u w:val="single" w:color="0000ff"/>
+          <w:rFonts w:ascii="Charis SIL Regular" w:hAnsi="Charis SIL Regular" w:eastAsia="Charis SIL Regular"/>
+          <w:b w:val="0"/>
+          <w:i w:val="0"/>
+          <w:color w:val="000000"/>
+          <w:sz w:val="24"/>
+        </w:rPr>
+        <w:hyperlink r:id="rId15" w:history="1">
+          <w:r>
+            <w:rPr>
+              <w:rStyle w:val="Hyperlink"/>
+            </w:rPr>
+            <w:t>e aa</w:t>
+          </w:r>
+        </w:hyperlink>
+      </w:r>
+      <w:r>
+        <w:rPr>
+          <w:u w:val="single" w:color="0000ff"/>
+          <w:rFonts w:ascii="Charis SIL Regular" w:hAnsi="Charis SIL Regular" w:eastAsia="Charis SIL Regular"/>
+          <w:b w:val="0"/>
+          <w:i w:val="0"/>
+          <w:color w:val="000000"/>
+          <w:sz w:val="24"/>
+        </w:rPr>
+        <w:hyperlink r:id="rId15" w:history="1">
+          <w:r>
+            <w:rPr>
+              <w:rStyle w:val="Hyperlink"/>
+            </w:rPr>
+            <w:t>n</w:t>
+          </w:r>
+        </w:hyperlink>
+      </w:r>
+      <w:r>
+        <w:rPr>
+          <w:u w:val="single" w:color="0000ff"/>
+          <w:rFonts w:ascii="Charis SIL Regular" w:hAnsi="Charis SIL Regular" w:eastAsia="Charis SIL Regular"/>
+          <w:b w:val="0"/>
+          <w:i w:val="0"/>
+          <w:color w:val="000000"/>
+          <w:sz w:val="24"/>
+        </w:rPr>
+        <w:hyperlink r:id="rId15" w:history="1">
+          <w:r>
+            <w:rPr>
+              <w:rStyle w:val="Hyperlink"/>
+            </w:rPr>
+            <w:t>tallen voorw</w:t>
+          </w:r>
+        </w:hyperlink>
+      </w:r>
+      <w:r>
+        <w:rPr>
+          <w:u w:val="single" w:color="0000ff"/>
+          <w:rFonts w:ascii="Charis SIL Regular" w:hAnsi="Charis SIL Regular" w:eastAsia="Charis SIL Regular"/>
+          <w:b w:val="0"/>
+          <w:i w:val="0"/>
+          <w:color w:val="000000"/>
+          <w:sz w:val="24"/>
+        </w:rPr>
+        <w:hyperlink r:id="rId15" w:history="1">
+          <w:r>
+            <w:rPr>
+              <w:rStyle w:val="Hyperlink"/>
+            </w:rPr>
+            <w:t>erp</w:t>
+          </w:r>
+        </w:hyperlink>
+      </w:r>
+      <w:r>
+        <w:rPr>
+          <w:rFonts w:ascii="Charis SIL Regular" w:hAnsi="Charis SIL Regular" w:eastAsia="Charis SIL Regular"/>
+          <w:b w:val="0"/>
+          <w:i w:val="0"/>
+          <w:color w:val="000000"/>
+          <w:sz w:val="24"/>
+        </w:rPr>
+        <w:t xml:space="preserve">en </w:t>
       </w:r>
       <w:r>
         <w:rPr>
@@ -3035,13 +3143,150 @@
       </w:r>
       <w:r>
         <w:rPr>
+          <w:u w:val="single" w:color="0000ff"/>
           <w:rFonts w:ascii="Charis SIL Regular" w:hAnsi="Charis SIL Regular" w:eastAsia="Charis SIL Regular"/>
           <w:b w:val="0"/>
           <w:i w:val="0"/>
           <w:color w:val="000000"/>
           <w:sz w:val="24"/>
         </w:rPr>
-        <w:t>Ook verdwenen en vergingen er vele voorwerpen in die tijd</w:t>
+        <w:hyperlink r:id="rId21" w:history="1">
+          <w:r>
+            <w:rPr>
+              <w:rStyle w:val="Hyperlink"/>
+            </w:rPr>
+            <w:t>Ook</w:t>
+          </w:r>
+        </w:hyperlink>
+      </w:r>
+      <w:r>
+        <w:rPr>
+          <w:u w:val="single" w:color="0000ff"/>
+          <w:rFonts w:ascii="Charis SIL Regular" w:hAnsi="Charis SIL Regular" w:eastAsia="Charis SIL Regular"/>
+          <w:b w:val="0"/>
+          <w:i w:val="0"/>
+          <w:color w:val="000000"/>
+          <w:sz w:val="24"/>
+        </w:rPr>
+        <w:hyperlink r:id="rId21" w:history="1">
+          <w:r>
+            <w:rPr>
+              <w:rStyle w:val="Hyperlink"/>
+            </w:rPr>
+            <w:t xml:space="preserve"> ve</w:t>
+          </w:r>
+        </w:hyperlink>
+      </w:r>
+      <w:r>
+        <w:rPr>
+          <w:u w:val="single" w:color="0000ff"/>
+          <w:rFonts w:ascii="Charis SIL Regular" w:hAnsi="Charis SIL Regular" w:eastAsia="Charis SIL Regular"/>
+          <w:b w:val="0"/>
+          <w:i w:val="0"/>
+          <w:color w:val="000000"/>
+          <w:sz w:val="24"/>
+        </w:rPr>
+        <w:hyperlink r:id="rId21" w:history="1">
+          <w:r>
+            <w:rPr>
+              <w:rStyle w:val="Hyperlink"/>
+            </w:rPr>
+            <w:t>rdwenen</w:t>
+          </w:r>
+        </w:hyperlink>
+      </w:r>
+      <w:r>
+        <w:rPr>
+          <w:rFonts w:ascii="Charis SIL Regular" w:hAnsi="Charis SIL Regular" w:eastAsia="Charis SIL Regular"/>
+          <w:b w:val="0"/>
+          <w:i w:val="0"/>
+          <w:color w:val="000000"/>
+          <w:sz w:val="24"/>
+        </w:rPr>
+        <w:t xml:space="preserve"> en vergingen er vele voor</w:t>
+      </w:r>
+      <w:r>
+        <w:rPr>
+          <w:u w:val="single" w:color="0000ff"/>
+          <w:rFonts w:ascii="Charis SIL Regular" w:hAnsi="Charis SIL Regular" w:eastAsia="Charis SIL Regular"/>
+          <w:b w:val="0"/>
+          <w:i w:val="0"/>
+          <w:color w:val="000000"/>
+          <w:sz w:val="24"/>
+        </w:rPr>
+        <w:hyperlink r:id="rId22" w:history="1">
+          <w:r>
+            <w:rPr>
+              <w:rStyle w:val="Hyperlink"/>
+            </w:rPr>
+            <w:t>werpen in</w:t>
+          </w:r>
+        </w:hyperlink>
+      </w:r>
+      <w:r>
+        <w:rPr>
+          <w:u w:val="single" w:color="0000ff"/>
+          <w:rFonts w:ascii="Charis SIL Regular" w:hAnsi="Charis SIL Regular" w:eastAsia="Charis SIL Regular"/>
+          <w:b w:val="0"/>
+          <w:i w:val="0"/>
+          <w:color w:val="000000"/>
+          <w:sz w:val="24"/>
+        </w:rPr>
+        <w:t xml:space="preserve"> </w:t>
+      </w:r>
+      <w:r>
+        <w:rPr>
+          <w:u w:val="single" w:color="0000ff"/>
+          <w:rFonts w:ascii="Charis SIL Regular" w:hAnsi="Charis SIL Regular" w:eastAsia="Charis SIL Regular"/>
+          <w:b w:val="0"/>
+          <w:i w:val="0"/>
+          <w:color w:val="000000"/>
+          <w:sz w:val="24"/>
+        </w:rPr>
+        <w:hyperlink r:id="rId22" w:history="1">
+          <w:r>
+            <w:rPr>
+              <w:rStyle w:val="Hyperlink"/>
+            </w:rPr>
+            <w:t xml:space="preserve">die </w:t>
+          </w:r>
+        </w:hyperlink>
+      </w:r>
+      <w:r>
+        <w:rPr>
+          <w:u w:val="single" w:color="0000ff"/>
+          <w:rFonts w:ascii="Charis SIL Regular" w:hAnsi="Charis SIL Regular" w:eastAsia="Charis SIL Regular"/>
+          <w:b w:val="0"/>
+          <w:i w:val="0"/>
+          <w:color w:val="000000"/>
+          <w:sz w:val="24"/>
+        </w:rPr>
+        <w:hyperlink r:id="rId22" w:history="1">
+          <w:r>
+            <w:rPr>
+              <w:rStyle w:val="Hyperlink"/>
+            </w:rPr>
+            <w:t>t</w:t>
+          </w:r>
+        </w:hyperlink>
+      </w:r>
+      <w:r>
+        <w:rPr>
+          <w:u w:val="single" w:color="0000ff"/>
+          <w:rFonts w:ascii="Charis SIL Regular" w:hAnsi="Charis SIL Regular" w:eastAsia="Charis SIL Regular"/>
+          <w:b w:val="0"/>
+          <w:i w:val="0"/>
+          <w:color w:val="000000"/>
+          <w:sz w:val="24"/>
+        </w:rPr>
+        <w:hyperlink r:id="rId22" w:history="1">
+          <w:r>
+            <w:rPr>
+              <w:rStyle w:val="Hyperlink"/>
+            </w:rPr>
+            <w:t>ijd</w:t>
+          </w:r>
+        </w:hyperlink>
       </w:r>
       <w:r>
         <w:rPr>
@@ -3700,7 +3945,18 @@
           <w:color w:val="000000"/>
           <w:sz w:val="24"/>
         </w:rPr>
-        <w:t>Ministerie van Binnenlandse Zaken die relev</w:t>
+        <w:t>Ministerie van Binnenlandse Zake</w:t>
+      </w:r>
+      <w:r>
+        <w:rPr>
+          <w:u w:val="single" w:color="0000ff"/>
+          <w:rFonts w:ascii="Charis SIL Regular" w:hAnsi="Charis SIL Regular" w:eastAsia="Charis SIL Regular"/>
+          <w:b w:val="0"/>
+          <w:i w:val="0"/>
+          <w:color w:val="000000"/>
+          <w:sz w:val="24"/>
+        </w:rPr>
+        <w:t>n die relev</w:t>
       </w:r>
       <w:r>
         <w:rPr>
@@ -4048,7 +4304,7 @@
           <w:sz w:val="24"/>
           <w:u w:val="single"/>
         </w:rPr>
-        <w:t>Ethnografisch Muse</w:t>
+        <w:t>Ethnografisch Museu</w:t>
       </w:r>
       <w:r>
         <w:rPr>
@@ -4059,7 +4315,7 @@
           <w:sz w:val="24"/>
           <w:u w:val="single"/>
         </w:rPr>
-        <w:t>u</w:t>
+        <w:t>m Arti</w:t>
       </w:r>
       <w:r>
         <w:rPr>
@@ -4068,9 +4324,8 @@
           <w:i w:val="0"/>
           <w:color w:val="0000FF"/>
           <w:sz w:val="24"/>
-          <w:u w:val="single"/>
-        </w:rPr>
-        <w:t>m Artis</w:t>
+        </w:rPr>
+        <w:t>s</w:t>
       </w:r>
       <w:r>
         <w:br/>
@@ -5023,7 +5278,7 @@
             <w:rPr>
               <w:rStyle w:val="Hyperlink"/>
             </w:rPr>
-            <w:t>f</w:t>
+            <w:t>file</w:t>
           </w:r>
         </w:hyperlink>
       </w:r>
@@ -5041,7 +5296,7 @@
             <w:rPr>
               <w:rStyle w:val="Hyperlink"/>
             </w:rPr>
-            <w:t>i</w:t>
+            <w:t>/</w:t>
           </w:r>
         </w:hyperlink>
       </w:r>
@@ -5059,7 +5314,7 @@
             <w:rPr>
               <w:rStyle w:val="Hyperlink"/>
             </w:rPr>
-            <w:t>l</w:t>
+            <w:t>N</w:t>
           </w:r>
         </w:hyperlink>
       </w:r>
@@ -5076,7 +5331,7 @@
             <w:rPr>
               <w:rStyle w:val="Hyperlink"/>
             </w:rPr>
-            <w:t>e</w:t>
+            <w:t>L</w:t>
           </w:r>
         </w:hyperlink>
       </w:r>
@@ -5088,7 +5343,7 @@
           <w:color w:val="0000FF"/>
           <w:sz w:val="24"/>
         </w:rPr>
-        <w:t>/</w:t>
+        <w:t>-</w:t>
       </w:r>
       <w:r>
         <w:rPr>
@@ -5104,19 +5359,9 @@
             <w:rPr>
               <w:rStyle w:val="Hyperlink"/>
             </w:rPr>
-            <w:t>NL-</w:t>
+            <w:t>HaNA_2.04.01_4030_0001</w:t>
           </w:r>
         </w:hyperlink>
-      </w:r>
-      <w:r>
-        <w:rPr>
-          <w:rFonts w:ascii="Charis SIL Regular" w:hAnsi="Charis SIL Regular" w:eastAsia="Charis SIL Regular"/>
-          <w:b w:val="0"/>
-          <w:i w:val="0"/>
-          <w:color w:val="0000FF"/>
-          <w:sz w:val="24"/>
-        </w:rPr>
-        <w:t>HaNA_2.04.01_4030_0001</w:t>
       </w:r>
     </w:p>
     <w:p>
@@ -6533,7 +6778,7 @@
           <w:sz w:val="24"/>
           <w:u w:val="single"/>
         </w:rPr>
-        <w:hyperlink r:id="rId42" w:history="1">
+        <w:hyperlink r:id="rId40" w:history="1">
           <w:r>
             <w:rPr>
               <w:rStyle w:val="Hyperlink"/>
@@ -6551,7 +6796,7 @@
           <w:sz w:val="24"/>
           <w:u w:val="single"/>
         </w:rPr>
-        <w:hyperlink r:id="rId42" w:history="1">
+        <w:hyperlink r:id="rId40" w:history="1">
           <w:r>
             <w:rPr>
               <w:rStyle w:val="Hyperlink"/>

--- a/EXPORTS/DOCX/published/niveau3/Dutch/KKZ.docx
+++ b/EXPORTS/DOCX/published/niveau3/Dutch/KKZ.docx
@@ -1656,14 +1656,7 @@
           <w:sz w:val="24"/>
           <w:u w:val="single"/>
         </w:rPr>
-        <w:hyperlink r:id="rId16" w:history="1">
-          <w:r>
-            <w:rPr>
-              <w:rStyle w:val="Hyperlink"/>
-            </w:rPr>
-            <w:t>Rijksmu</w:t>
-          </w:r>
-        </w:hyperlink>
+        <w:t>Rijksmu</w:t>
       </w:r>
       <w:r>
         <w:rPr>
@@ -1674,7 +1667,7 @@
           <w:sz w:val="24"/>
           <w:u w:val="single"/>
         </w:rPr>
-        <w:hyperlink r:id="rId16" w:history="1">
+        <w:hyperlink r:id="rId15" w:history="1">
           <w:r>
             <w:rPr>
               <w:rStyle w:val="Hyperlink"/>
@@ -1883,6 +1876,7 @@
           <w:i w:val="0"/>
           <w:color w:val="0000FF"/>
           <w:sz w:val="24"/>
+          <w:u w:val="single"/>
         </w:rPr>
         <w:hyperlink r:id="rId17" w:history="1">
           <w:r>
@@ -1902,7 +1896,7 @@
           <w:sz w:val="24"/>
           <w:u w:val="single"/>
         </w:rPr>
-        <w:hyperlink r:id="rId16" w:history="1">
+        <w:hyperlink r:id="rId17" w:history="1">
           <w:r>
             <w:rPr>
               <w:rStyle w:val="Hyperlink"/>
@@ -1931,7 +1925,7 @@
           <w:sz w:val="24"/>
           <w:u w:val="single"/>
         </w:rPr>
-        <w:hyperlink r:id="rId16" w:history="1">
+        <w:hyperlink r:id="rId17" w:history="1">
           <w:r>
             <w:rPr>
               <w:rStyle w:val="Hyperlink"/>
@@ -3956,7 +3950,14 @@
           <w:color w:val="000000"/>
           <w:sz w:val="24"/>
         </w:rPr>
-        <w:t>n die relev</w:t>
+        <w:hyperlink r:id="rId26" w:history="1">
+          <w:r>
+            <w:rPr>
+              <w:rStyle w:val="Hyperlink"/>
+            </w:rPr>
+            <w:t>n die relev</w:t>
+          </w:r>
+        </w:hyperlink>
       </w:r>
       <w:r>
         <w:rPr>
@@ -4304,7 +4305,7 @@
           <w:sz w:val="24"/>
           <w:u w:val="single"/>
         </w:rPr>
-        <w:t>Ethnografisch Museu</w:t>
+        <w:t>Ethnografisch Muse</w:t>
       </w:r>
       <w:r>
         <w:rPr>
@@ -4315,7 +4316,7 @@
           <w:sz w:val="24"/>
           <w:u w:val="single"/>
         </w:rPr>
-        <w:t>m Arti</w:t>
+        <w:t>u</w:t>
       </w:r>
       <w:r>
         <w:rPr>
@@ -4324,8 +4325,9 @@
           <w:i w:val="0"/>
           <w:color w:val="0000FF"/>
           <w:sz w:val="24"/>
-        </w:rPr>
-        <w:t>s</w:t>
+          <w:u w:val="single"/>
+        </w:rPr>
+        <w:t>m Artis</w:t>
       </w:r>
       <w:r>
         <w:br/>
@@ -5278,7 +5280,7 @@
             <w:rPr>
               <w:rStyle w:val="Hyperlink"/>
             </w:rPr>
-            <w:t>file</w:t>
+            <w:t>f</w:t>
           </w:r>
         </w:hyperlink>
       </w:r>
@@ -5296,7 +5298,7 @@
             <w:rPr>
               <w:rStyle w:val="Hyperlink"/>
             </w:rPr>
-            <w:t>/</w:t>
+            <w:t>i</w:t>
           </w:r>
         </w:hyperlink>
       </w:r>
@@ -5314,7 +5316,7 @@
             <w:rPr>
               <w:rStyle w:val="Hyperlink"/>
             </w:rPr>
-            <w:t>N</w:t>
+            <w:t>l</w:t>
           </w:r>
         </w:hyperlink>
       </w:r>
@@ -5331,7 +5333,7 @@
             <w:rPr>
               <w:rStyle w:val="Hyperlink"/>
             </w:rPr>
-            <w:t>L</w:t>
+            <w:t>e</w:t>
           </w:r>
         </w:hyperlink>
       </w:r>
@@ -5343,7 +5345,25 @@
           <w:color w:val="0000FF"/>
           <w:sz w:val="24"/>
         </w:rPr>
-        <w:t>-</w:t>
+        <w:t>/</w:t>
+      </w:r>
+      <w:r>
+        <w:rPr>
+          <w:rFonts w:ascii="Charis SIL Regular" w:hAnsi="Charis SIL Regular" w:eastAsia="Charis SIL Regular"/>
+          <w:b w:val="0"/>
+          <w:i w:val="0"/>
+          <w:color w:val="0000FF"/>
+          <w:sz w:val="24"/>
+          <w:u w:val="single"/>
+        </w:rPr>
+        <w:hyperlink r:id="rId31" w:history="1">
+          <w:r>
+            <w:rPr>
+              <w:rStyle w:val="Hyperlink"/>
+            </w:rPr>
+            <w:t>NL-</w:t>
+          </w:r>
+        </w:hyperlink>
       </w:r>
       <w:r>
         <w:rPr>

--- a/EXPORTS/DOCX/published/niveau3/Dutch/KKZ.docx
+++ b/EXPORTS/DOCX/published/niveau3/Dutch/KKZ.docx
@@ -1656,7 +1656,14 @@
           <w:sz w:val="24"/>
           <w:u w:val="single"/>
         </w:rPr>
-        <w:t>Rijksmu</w:t>
+        <w:hyperlink r:id="rId16" w:history="1">
+          <w:r>
+            <w:rPr>
+              <w:rStyle w:val="Hyperlink"/>
+            </w:rPr>
+            <w:t>Rijksmu</w:t>
+          </w:r>
+        </w:hyperlink>
       </w:r>
       <w:r>
         <w:rPr>
@@ -1667,7 +1674,7 @@
           <w:sz w:val="24"/>
           <w:u w:val="single"/>
         </w:rPr>
-        <w:hyperlink r:id="rId15" w:history="1">
+        <w:hyperlink r:id="rId16" w:history="1">
           <w:r>
             <w:rPr>
               <w:rStyle w:val="Hyperlink"/>
@@ -2702,24 +2709,7 @@
           <w:color w:val="000000"/>
           <w:sz w:val="24"/>
         </w:rPr>
-        <w:t xml:space="preserve"> e</w:t>
-      </w:r>
-      <w:r>
-        <w:rPr>
-          <w:rFonts w:ascii="Charis SIL Regular" w:hAnsi="Charis SIL Regular" w:eastAsia="Charis SIL Regular"/>
-          <w:b w:val="0"/>
-          <w:i w:val="0"/>
-          <w:color w:val="000000"/>
-          <w:sz w:val="24"/>
-        </w:rPr>
-        <w:hyperlink r:id="rId19" w:history="1">
-          <w:r>
-            <w:rPr>
-              <w:rStyle w:val="Hyperlink"/>
-            </w:rPr>
-            <w:t xml:space="preserve">n het </w:t>
-          </w:r>
-        </w:hyperlink>
+        <w:t xml:space="preserve"> en het </w:t>
       </w:r>
       <w:r>
         <w:rPr>
@@ -4305,7 +4295,7 @@
           <w:sz w:val="24"/>
           <w:u w:val="single"/>
         </w:rPr>
-        <w:t>Ethnografisch Muse</w:t>
+        <w:t>Ethnografisch Museu</w:t>
       </w:r>
       <w:r>
         <w:rPr>
@@ -4316,7 +4306,7 @@
           <w:sz w:val="24"/>
           <w:u w:val="single"/>
         </w:rPr>
-        <w:t>u</w:t>
+        <w:t>m Arti</w:t>
       </w:r>
       <w:r>
         <w:rPr>
@@ -4325,9 +4315,8 @@
           <w:i w:val="0"/>
           <w:color w:val="0000FF"/>
           <w:sz w:val="24"/>
-          <w:u w:val="single"/>
-        </w:rPr>
-        <w:t>m Artis</w:t>
+        </w:rPr>
+        <w:t>s</w:t>
       </w:r>
       <w:r>
         <w:br/>
@@ -6001,7 +5990,7 @@
           <w:sz w:val="24"/>
           <w:u w:val="single"/>
         </w:rPr>
-        <w:hyperlink r:id="rId35" w:history="1">
+        <w:hyperlink r:id="rId24" w:history="1">
           <w:r>
             <w:rPr>
               <w:rStyle w:val="Hyperlink"/>
@@ -6156,7 +6145,7 @@
           <w:sz w:val="24"/>
           <w:u w:val="single"/>
         </w:rPr>
-        <w:hyperlink r:id="rId36" w:history="1">
+        <w:hyperlink r:id="rId35" w:history="1">
           <w:r>
             <w:rPr>
               <w:rStyle w:val="Hyperlink"/>
@@ -6174,7 +6163,7 @@
           <w:sz w:val="24"/>
           <w:u w:val="single"/>
         </w:rPr>
-        <w:hyperlink r:id="rId36" w:history="1">
+        <w:hyperlink r:id="rId35" w:history="1">
           <w:r>
             <w:rPr>
               <w:rStyle w:val="Hyperlink"/>
@@ -6192,7 +6181,7 @@
           <w:sz w:val="24"/>
           <w:u w:val="single"/>
         </w:rPr>
-        <w:hyperlink r:id="rId36" w:history="1">
+        <w:hyperlink r:id="rId35" w:history="1">
           <w:r>
             <w:rPr>
               <w:rStyle w:val="Hyperlink"/>
@@ -6210,7 +6199,7 @@
           <w:sz w:val="24"/>
           <w:u w:val="single"/>
         </w:rPr>
-        <w:hyperlink r:id="rId36" w:history="1">
+        <w:hyperlink r:id="rId35" w:history="1">
           <w:r>
             <w:rPr>
               <w:rStyle w:val="Hyperlink"/>
@@ -6228,7 +6217,7 @@
           <w:sz w:val="24"/>
           <w:u w:val="single"/>
         </w:rPr>
-        <w:hyperlink r:id="rId36" w:history="1">
+        <w:hyperlink r:id="rId35" w:history="1">
           <w:r>
             <w:rPr>
               <w:rStyle w:val="Hyperlink"/>
@@ -6246,7 +6235,7 @@
           <w:sz w:val="24"/>
           <w:u w:val="single"/>
         </w:rPr>
-        <w:hyperlink r:id="rId36" w:history="1">
+        <w:hyperlink r:id="rId35" w:history="1">
           <w:r>
             <w:rPr>
               <w:rStyle w:val="Hyperlink"/>
@@ -6274,7 +6263,7 @@
           <w:sz w:val="24"/>
           <w:u w:val="single"/>
         </w:rPr>
-        <w:hyperlink r:id="rId37" w:history="1">
+        <w:hyperlink r:id="rId36" w:history="1">
           <w:r>
             <w:rPr>
               <w:rStyle w:val="Hyperlink"/>
@@ -6292,7 +6281,7 @@
           <w:sz w:val="24"/>
           <w:u w:val="single"/>
         </w:rPr>
-        <w:hyperlink r:id="rId37" w:history="1">
+        <w:hyperlink r:id="rId36" w:history="1">
           <w:r>
             <w:rPr>
               <w:rStyle w:val="Hyperlink"/>
@@ -6310,7 +6299,7 @@
           <w:sz w:val="24"/>
           <w:u w:val="single"/>
         </w:rPr>
-        <w:hyperlink r:id="rId37" w:history="1">
+        <w:hyperlink r:id="rId35" w:history="1">
           <w:r>
             <w:rPr>
               <w:rStyle w:val="Hyperlink"/>
@@ -6438,7 +6427,7 @@
           <w:sz w:val="24"/>
           <w:u w:val="single"/>
         </w:rPr>
-        <w:hyperlink r:id="rId38" w:history="1">
+        <w:hyperlink r:id="rId37" w:history="1">
           <w:r>
             <w:rPr>
               <w:rStyle w:val="Hyperlink"/>
@@ -6456,7 +6445,7 @@
           <w:sz w:val="24"/>
           <w:u w:val="single"/>
         </w:rPr>
-        <w:hyperlink r:id="rId38" w:history="1">
+        <w:hyperlink r:id="rId37" w:history="1">
           <w:r>
             <w:rPr>
               <w:rStyle w:val="Hyperlink"/>
@@ -6474,7 +6463,7 @@
           <w:sz w:val="24"/>
           <w:u w:val="single"/>
         </w:rPr>
-        <w:hyperlink r:id="rId38" w:history="1">
+        <w:hyperlink r:id="rId37" w:history="1">
           <w:r>
             <w:rPr>
               <w:rStyle w:val="Hyperlink"/>
@@ -6492,7 +6481,7 @@
           <w:sz w:val="24"/>
           <w:u w:val="single"/>
         </w:rPr>
-        <w:hyperlink r:id="rId38" w:history="1">
+        <w:hyperlink r:id="rId37" w:history="1">
           <w:r>
             <w:rPr>
               <w:rStyle w:val="Hyperlink"/>
@@ -6520,7 +6509,7 @@
           <w:sz w:val="24"/>
           <w:u w:val="single"/>
         </w:rPr>
-        <w:hyperlink r:id="rId39" w:history="1">
+        <w:hyperlink r:id="rId38" w:history="1">
           <w:r>
             <w:rPr>
               <w:rStyle w:val="Hyperlink"/>
@@ -6549,7 +6538,7 @@
           <w:sz w:val="24"/>
           <w:u w:val="single"/>
         </w:rPr>
-        <w:hyperlink r:id="rId39" w:history="1">
+        <w:hyperlink r:id="rId38" w:history="1">
           <w:r>
             <w:rPr>
               <w:rStyle w:val="Hyperlink"/>
@@ -6677,7 +6666,7 @@
           <w:sz w:val="24"/>
           <w:u w:val="single"/>
         </w:rPr>
-        <w:hyperlink r:id="rId40" w:history="1">
+        <w:hyperlink r:id="rId39" w:history="1">
           <w:r>
             <w:rPr>
               <w:rStyle w:val="Hyperlink"/>
@@ -6695,7 +6684,7 @@
           <w:sz w:val="24"/>
           <w:u w:val="single"/>
         </w:rPr>
-        <w:hyperlink r:id="rId40" w:history="1">
+        <w:hyperlink r:id="rId39" w:history="1">
           <w:r>
             <w:rPr>
               <w:rStyle w:val="Hyperlink"/>
@@ -6723,7 +6712,7 @@
           <w:sz w:val="24"/>
           <w:u w:val="single"/>
         </w:rPr>
-        <w:hyperlink r:id="rId41" w:history="1">
+        <w:hyperlink r:id="rId40" w:history="1">
           <w:r>
             <w:rPr>
               <w:rStyle w:val="Hyperlink"/>
@@ -6752,7 +6741,7 @@
           <w:sz w:val="24"/>
           <w:u w:val="single"/>
         </w:rPr>
-        <w:hyperlink r:id="rId41" w:history="1">
+        <w:hyperlink r:id="rId40" w:history="1">
           <w:r>
             <w:rPr>
               <w:rStyle w:val="Hyperlink"/>
@@ -6780,7 +6769,7 @@
           <w:sz w:val="24"/>
           <w:u w:val="single"/>
         </w:rPr>
-        <w:hyperlink r:id="rId42" w:history="1">
+        <w:hyperlink r:id="rId41" w:history="1">
           <w:r>
             <w:rPr>
               <w:rStyle w:val="Hyperlink"/>
@@ -6798,7 +6787,7 @@
           <w:sz w:val="24"/>
           <w:u w:val="single"/>
         </w:rPr>
-        <w:hyperlink r:id="rId40" w:history="1">
+        <w:hyperlink r:id="rId41" w:history="1">
           <w:r>
             <w:rPr>
               <w:rStyle w:val="Hyperlink"/>
@@ -6816,7 +6805,7 @@
           <w:sz w:val="24"/>
           <w:u w:val="single"/>
         </w:rPr>
-        <w:hyperlink r:id="rId40" w:history="1">
+        <w:hyperlink r:id="rId41" w:history="1">
           <w:r>
             <w:rPr>
               <w:rStyle w:val="Hyperlink"/>
@@ -6947,7 +6936,7 @@
           <w:sz w:val="24"/>
           <w:u w:val="single"/>
         </w:rPr>
-        <w:hyperlink r:id="rId43" w:history="1">
+        <w:hyperlink r:id="rId42" w:history="1">
           <w:r>
             <w:rPr>
               <w:rStyle w:val="Hyperlink"/>
@@ -6965,7 +6954,7 @@
           <w:sz w:val="24"/>
           <w:u w:val="single"/>
         </w:rPr>
-        <w:hyperlink r:id="rId43" w:history="1">
+        <w:hyperlink r:id="rId42" w:history="1">
           <w:r>
             <w:rPr>
               <w:rStyle w:val="Hyperlink"/>
@@ -6983,7 +6972,7 @@
           <w:sz w:val="24"/>
           <w:u w:val="single"/>
         </w:rPr>
-        <w:hyperlink r:id="rId43" w:history="1">
+        <w:hyperlink r:id="rId42" w:history="1">
           <w:r>
             <w:rPr>
               <w:rStyle w:val="Hyperlink"/>
@@ -7001,7 +6990,7 @@
           <w:sz w:val="24"/>
           <w:u w:val="single"/>
         </w:rPr>
-        <w:hyperlink r:id="rId43" w:history="1">
+        <w:hyperlink r:id="rId42" w:history="1">
           <w:r>
             <w:rPr>
               <w:rStyle w:val="Hyperlink"/>
@@ -7119,7 +7108,7 @@
           <w:sz w:val="24"/>
           <w:u w:val="single"/>
         </w:rPr>
-        <w:hyperlink r:id="rId44" w:history="1">
+        <w:hyperlink r:id="rId43" w:history="1">
           <w:r>
             <w:rPr>
               <w:rStyle w:val="Hyperlink"/>
@@ -7137,7 +7126,7 @@
           <w:sz w:val="24"/>
           <w:u w:val="single"/>
         </w:rPr>
-        <w:hyperlink r:id="rId44" w:history="1">
+        <w:hyperlink r:id="rId43" w:history="1">
           <w:r>
             <w:rPr>
               <w:rStyle w:val="Hyperlink"/>
@@ -7155,7 +7144,7 @@
           <w:sz w:val="24"/>
           <w:u w:val="single"/>
         </w:rPr>
-        <w:hyperlink r:id="rId44" w:history="1">
+        <w:hyperlink r:id="rId43" w:history="1">
           <w:r>
             <w:rPr>
               <w:rStyle w:val="Hyperlink"/>
@@ -7173,7 +7162,7 @@
           <w:sz w:val="24"/>
           <w:u w:val="single"/>
         </w:rPr>
-        <w:hyperlink r:id="rId44" w:history="1">
+        <w:hyperlink r:id="rId43" w:history="1">
           <w:r>
             <w:rPr>
               <w:rStyle w:val="Hyperlink"/>
@@ -7230,7 +7219,7 @@
           <w:sz w:val="24"/>
           <w:u w:val="single"/>
         </w:rPr>
-        <w:hyperlink r:id="rId45" w:history="1">
+        <w:hyperlink r:id="rId44" w:history="1">
           <w:r>
             <w:rPr>
               <w:rStyle w:val="Hyperlink"/>
@@ -7259,7 +7248,7 @@
           <w:sz w:val="24"/>
           <w:u w:val="single"/>
         </w:rPr>
-        <w:hyperlink r:id="rId45" w:history="1">
+        <w:hyperlink r:id="rId44" w:history="1">
           <w:r>
             <w:rPr>
               <w:rStyle w:val="Hyperlink"/>
@@ -7287,7 +7276,7 @@
           <w:sz w:val="24"/>
           <w:u w:val="single"/>
         </w:rPr>
-        <w:hyperlink r:id="rId46" w:history="1">
+        <w:hyperlink r:id="rId45" w:history="1">
           <w:r>
             <w:rPr>
               <w:rStyle w:val="Hyperlink"/>
@@ -7316,7 +7305,7 @@
           <w:sz w:val="24"/>
           <w:u w:val="single"/>
         </w:rPr>
-        <w:hyperlink r:id="rId46" w:history="1">
+        <w:hyperlink r:id="rId45" w:history="1">
           <w:r>
             <w:rPr>
               <w:rStyle w:val="Hyperlink"/>

--- a/EXPORTS/DOCX/published/niveau3/Dutch/KKZ.docx
+++ b/EXPORTS/DOCX/published/niveau3/Dutch/KKZ.docx
@@ -708,7 +708,14 @@
           <w:color w:val="000000"/>
           <w:sz w:val="24"/>
         </w:rPr>
-        <w:t xml:space="preserve">nd </w:t>
+        <w:hyperlink r:id="rId11" w:history="1">
+          <w:r>
+            <w:rPr>
+              <w:rStyle w:val="Hyperlink"/>
+            </w:rPr>
+            <w:t xml:space="preserve">nd </w:t>
+          </w:r>
+        </w:hyperlink>
       </w:r>
       <w:r>
         <w:rPr>
@@ -1883,7 +1890,6 @@
           <w:i w:val="0"/>
           <w:color w:val="0000FF"/>
           <w:sz w:val="24"/>
-          <w:u w:val="single"/>
         </w:rPr>
         <w:hyperlink r:id="rId17" w:history="1">
           <w:r>
@@ -1903,7 +1909,7 @@
           <w:sz w:val="24"/>
           <w:u w:val="single"/>
         </w:rPr>
-        <w:hyperlink r:id="rId17" w:history="1">
+        <w:hyperlink r:id="rId16" w:history="1">
           <w:r>
             <w:rPr>
               <w:rStyle w:val="Hyperlink"/>
@@ -1932,7 +1938,7 @@
           <w:sz w:val="24"/>
           <w:u w:val="single"/>
         </w:rPr>
-        <w:hyperlink r:id="rId17" w:history="1">
+        <w:hyperlink r:id="rId16" w:history="1">
           <w:r>
             <w:rPr>
               <w:rStyle w:val="Hyperlink"/>
@@ -2168,6 +2174,7 @@
           <w:i w:val="0"/>
           <w:color w:val="0000FF"/>
           <w:sz w:val="24"/>
+          <w:u w:val="single"/>
         </w:rPr>
         <w:hyperlink r:id="rId18" w:history="1">
           <w:r>
@@ -2227,50 +2234,13 @@
       </w:r>
       <w:r>
         <w:rPr>
-          <w:u w:val="single" w:color="0000ff"/>
           <w:rFonts w:ascii="Charis SIL Regular" w:hAnsi="Charis SIL Regular" w:eastAsia="Charis SIL Regular"/>
           <w:b w:val="0"/>
           <w:i w:val="0"/>
           <w:color w:val="000000"/>
           <w:sz w:val="24"/>
         </w:rPr>
-        <w:hyperlink r:id="rId17" w:history="1">
-          <w:r>
-            <w:rPr>
-              <w:rStyle w:val="Hyperlink"/>
-            </w:rPr>
-            <w:t>, he</w:t>
-          </w:r>
-        </w:hyperlink>
-      </w:r>
-      <w:r>
-        <w:rPr>
-          <w:u w:val="single" w:color="0000ff"/>
-          <w:rFonts w:ascii="Charis SIL Regular" w:hAnsi="Charis SIL Regular" w:eastAsia="Charis SIL Regular"/>
-          <w:b w:val="0"/>
-          <w:i w:val="0"/>
-          <w:color w:val="000000"/>
-          <w:sz w:val="24"/>
-        </w:rPr>
-        <w:hyperlink r:id="rId17" w:history="1">
-          <w:r>
-            <w:rPr>
-              <w:rStyle w:val="Hyperlink"/>
-            </w:rPr>
-            <w:t>t</w:t>
-          </w:r>
-        </w:hyperlink>
-      </w:r>
-      <w:r>
-        <w:rPr>
-          <w:u w:val="single" w:color="0000ff"/>
-          <w:rFonts w:ascii="Charis SIL Regular" w:hAnsi="Charis SIL Regular" w:eastAsia="Charis SIL Regular"/>
-          <w:b w:val="0"/>
-          <w:i w:val="0"/>
-          <w:color w:val="000000"/>
-          <w:sz w:val="24"/>
-        </w:rPr>
-        <w:t xml:space="preserve"> </w:t>
+        <w:t xml:space="preserve">, het </w:t>
       </w:r>
       <w:r>
         <w:rPr>
@@ -2373,6 +2343,7 @@
           <w:i w:val="0"/>
           <w:color w:val="0000FF"/>
           <w:sz w:val="24"/>
+          <w:u w:val="single"/>
         </w:rPr>
         <w:hyperlink r:id="rId19" w:history="1">
           <w:r>
@@ -2709,7 +2680,25 @@
           <w:color w:val="000000"/>
           <w:sz w:val="24"/>
         </w:rPr>
-        <w:t xml:space="preserve"> en het </w:t>
+        <w:t xml:space="preserve"> e</w:t>
+      </w:r>
+      <w:r>
+        <w:rPr>
+          <w:u w:val="single" w:color="0000ff"/>
+          <w:rFonts w:ascii="Charis SIL Regular" w:hAnsi="Charis SIL Regular" w:eastAsia="Charis SIL Regular"/>
+          <w:b w:val="0"/>
+          <w:i w:val="0"/>
+          <w:color w:val="000000"/>
+          <w:sz w:val="24"/>
+        </w:rPr>
+        <w:hyperlink r:id="rId19" w:history="1">
+          <w:r>
+            <w:rPr>
+              <w:rStyle w:val="Hyperlink"/>
+            </w:rPr>
+            <w:t xml:space="preserve">n het </w:t>
+          </w:r>
+        </w:hyperlink>
       </w:r>
       <w:r>
         <w:rPr>
@@ -4295,7 +4284,7 @@
           <w:sz w:val="24"/>
           <w:u w:val="single"/>
         </w:rPr>
-        <w:t>Ethnografisch Museu</w:t>
+        <w:t>Ethnografisch Muse</w:t>
       </w:r>
       <w:r>
         <w:rPr>
@@ -4306,7 +4295,7 @@
           <w:sz w:val="24"/>
           <w:u w:val="single"/>
         </w:rPr>
-        <w:t>m Arti</w:t>
+        <w:t>u</w:t>
       </w:r>
       <w:r>
         <w:rPr>
@@ -4315,8 +4304,9 @@
           <w:i w:val="0"/>
           <w:color w:val="0000FF"/>
           <w:sz w:val="24"/>
-        </w:rPr>
-        <w:t>s</w:t>
+          <w:u w:val="single"/>
+        </w:rPr>
+        <w:t>m Artis</w:t>
       </w:r>
       <w:r>
         <w:br/>
@@ -5298,7 +5288,6 @@
           <w:i w:val="0"/>
           <w:color w:val="0000FF"/>
           <w:sz w:val="24"/>
-          <w:u w:val="single"/>
         </w:rPr>
         <w:hyperlink r:id="rId31" w:history="1">
           <w:r>
@@ -6037,7 +6026,7 @@
           <w:sz w:val="24"/>
           <w:u w:val="single"/>
         </w:rPr>
-        <w:hyperlink r:id="rId24" w:history="1">
+        <w:hyperlink r:id="rId35" w:history="1">
           <w:r>
             <w:rPr>
               <w:rStyle w:val="Hyperlink"/>
@@ -6145,7 +6134,7 @@
           <w:sz w:val="24"/>
           <w:u w:val="single"/>
         </w:rPr>
-        <w:hyperlink r:id="rId35" w:history="1">
+        <w:hyperlink r:id="rId36" w:history="1">
           <w:r>
             <w:rPr>
               <w:rStyle w:val="Hyperlink"/>
@@ -6163,7 +6152,7 @@
           <w:sz w:val="24"/>
           <w:u w:val="single"/>
         </w:rPr>
-        <w:hyperlink r:id="rId35" w:history="1">
+        <w:hyperlink r:id="rId36" w:history="1">
           <w:r>
             <w:rPr>
               <w:rStyle w:val="Hyperlink"/>
@@ -6181,7 +6170,7 @@
           <w:sz w:val="24"/>
           <w:u w:val="single"/>
         </w:rPr>
-        <w:hyperlink r:id="rId35" w:history="1">
+        <w:hyperlink r:id="rId36" w:history="1">
           <w:r>
             <w:rPr>
               <w:rStyle w:val="Hyperlink"/>
@@ -6199,7 +6188,7 @@
           <w:sz w:val="24"/>
           <w:u w:val="single"/>
         </w:rPr>
-        <w:hyperlink r:id="rId35" w:history="1">
+        <w:hyperlink r:id="rId36" w:history="1">
           <w:r>
             <w:rPr>
               <w:rStyle w:val="Hyperlink"/>
@@ -6217,7 +6206,7 @@
           <w:sz w:val="24"/>
           <w:u w:val="single"/>
         </w:rPr>
-        <w:hyperlink r:id="rId35" w:history="1">
+        <w:hyperlink r:id="rId36" w:history="1">
           <w:r>
             <w:rPr>
               <w:rStyle w:val="Hyperlink"/>
@@ -6235,7 +6224,7 @@
           <w:sz w:val="24"/>
           <w:u w:val="single"/>
         </w:rPr>
-        <w:hyperlink r:id="rId35" w:history="1">
+        <w:hyperlink r:id="rId36" w:history="1">
           <w:r>
             <w:rPr>
               <w:rStyle w:val="Hyperlink"/>
@@ -6263,7 +6252,7 @@
           <w:sz w:val="24"/>
           <w:u w:val="single"/>
         </w:rPr>
-        <w:hyperlink r:id="rId36" w:history="1">
+        <w:hyperlink r:id="rId37" w:history="1">
           <w:r>
             <w:rPr>
               <w:rStyle w:val="Hyperlink"/>
@@ -6299,7 +6288,7 @@
           <w:sz w:val="24"/>
           <w:u w:val="single"/>
         </w:rPr>
-        <w:hyperlink r:id="rId35" w:history="1">
+        <w:hyperlink r:id="rId36" w:history="1">
           <w:r>
             <w:rPr>
               <w:rStyle w:val="Hyperlink"/>
@@ -6427,7 +6416,7 @@
           <w:sz w:val="24"/>
           <w:u w:val="single"/>
         </w:rPr>
-        <w:hyperlink r:id="rId37" w:history="1">
+        <w:hyperlink r:id="rId38" w:history="1">
           <w:r>
             <w:rPr>
               <w:rStyle w:val="Hyperlink"/>
@@ -6445,7 +6434,7 @@
           <w:sz w:val="24"/>
           <w:u w:val="single"/>
         </w:rPr>
-        <w:hyperlink r:id="rId37" w:history="1">
+        <w:hyperlink r:id="rId38" w:history="1">
           <w:r>
             <w:rPr>
               <w:rStyle w:val="Hyperlink"/>
@@ -6463,7 +6452,7 @@
           <w:sz w:val="24"/>
           <w:u w:val="single"/>
         </w:rPr>
-        <w:hyperlink r:id="rId37" w:history="1">
+        <w:hyperlink r:id="rId38" w:history="1">
           <w:r>
             <w:rPr>
               <w:rStyle w:val="Hyperlink"/>
@@ -6481,7 +6470,7 @@
           <w:sz w:val="24"/>
           <w:u w:val="single"/>
         </w:rPr>
-        <w:hyperlink r:id="rId37" w:history="1">
+        <w:hyperlink r:id="rId38" w:history="1">
           <w:r>
             <w:rPr>
               <w:rStyle w:val="Hyperlink"/>
@@ -6509,7 +6498,7 @@
           <w:sz w:val="24"/>
           <w:u w:val="single"/>
         </w:rPr>
-        <w:hyperlink r:id="rId38" w:history="1">
+        <w:hyperlink r:id="rId39" w:history="1">
           <w:r>
             <w:rPr>
               <w:rStyle w:val="Hyperlink"/>
@@ -6538,7 +6527,7 @@
           <w:sz w:val="24"/>
           <w:u w:val="single"/>
         </w:rPr>
-        <w:hyperlink r:id="rId38" w:history="1">
+        <w:hyperlink r:id="rId39" w:history="1">
           <w:r>
             <w:rPr>
               <w:rStyle w:val="Hyperlink"/>
@@ -6666,7 +6655,7 @@
           <w:sz w:val="24"/>
           <w:u w:val="single"/>
         </w:rPr>
-        <w:hyperlink r:id="rId39" w:history="1">
+        <w:hyperlink r:id="rId40" w:history="1">
           <w:r>
             <w:rPr>
               <w:rStyle w:val="Hyperlink"/>
@@ -6684,7 +6673,7 @@
           <w:sz w:val="24"/>
           <w:u w:val="single"/>
         </w:rPr>
-        <w:hyperlink r:id="rId39" w:history="1">
+        <w:hyperlink r:id="rId40" w:history="1">
           <w:r>
             <w:rPr>
               <w:rStyle w:val="Hyperlink"/>
@@ -6712,7 +6701,7 @@
           <w:sz w:val="24"/>
           <w:u w:val="single"/>
         </w:rPr>
-        <w:hyperlink r:id="rId40" w:history="1">
+        <w:hyperlink r:id="rId41" w:history="1">
           <w:r>
             <w:rPr>
               <w:rStyle w:val="Hyperlink"/>
@@ -6741,7 +6730,7 @@
           <w:sz w:val="24"/>
           <w:u w:val="single"/>
         </w:rPr>
-        <w:hyperlink r:id="rId40" w:history="1">
+        <w:hyperlink r:id="rId41" w:history="1">
           <w:r>
             <w:rPr>
               <w:rStyle w:val="Hyperlink"/>
@@ -6769,7 +6758,7 @@
           <w:sz w:val="24"/>
           <w:u w:val="single"/>
         </w:rPr>
-        <w:hyperlink r:id="rId41" w:history="1">
+        <w:hyperlink r:id="rId42" w:history="1">
           <w:r>
             <w:rPr>
               <w:rStyle w:val="Hyperlink"/>
@@ -6787,7 +6776,7 @@
           <w:sz w:val="24"/>
           <w:u w:val="single"/>
         </w:rPr>
-        <w:hyperlink r:id="rId41" w:history="1">
+        <w:hyperlink r:id="rId42" w:history="1">
           <w:r>
             <w:rPr>
               <w:rStyle w:val="Hyperlink"/>
@@ -6805,7 +6794,7 @@
           <w:sz w:val="24"/>
           <w:u w:val="single"/>
         </w:rPr>
-        <w:hyperlink r:id="rId41" w:history="1">
+        <w:hyperlink r:id="rId42" w:history="1">
           <w:r>
             <w:rPr>
               <w:rStyle w:val="Hyperlink"/>
@@ -6936,7 +6925,7 @@
           <w:sz w:val="24"/>
           <w:u w:val="single"/>
         </w:rPr>
-        <w:hyperlink r:id="rId42" w:history="1">
+        <w:hyperlink r:id="rId43" w:history="1">
           <w:r>
             <w:rPr>
               <w:rStyle w:val="Hyperlink"/>
@@ -6954,7 +6943,7 @@
           <w:sz w:val="24"/>
           <w:u w:val="single"/>
         </w:rPr>
-        <w:hyperlink r:id="rId42" w:history="1">
+        <w:hyperlink r:id="rId43" w:history="1">
           <w:r>
             <w:rPr>
               <w:rStyle w:val="Hyperlink"/>
@@ -6972,7 +6961,7 @@
           <w:sz w:val="24"/>
           <w:u w:val="single"/>
         </w:rPr>
-        <w:hyperlink r:id="rId42" w:history="1">
+        <w:hyperlink r:id="rId43" w:history="1">
           <w:r>
             <w:rPr>
               <w:rStyle w:val="Hyperlink"/>
@@ -6990,7 +6979,7 @@
           <w:sz w:val="24"/>
           <w:u w:val="single"/>
         </w:rPr>
-        <w:hyperlink r:id="rId42" w:history="1">
+        <w:hyperlink r:id="rId43" w:history="1">
           <w:r>
             <w:rPr>
               <w:rStyle w:val="Hyperlink"/>
@@ -7108,7 +7097,7 @@
           <w:sz w:val="24"/>
           <w:u w:val="single"/>
         </w:rPr>
-        <w:hyperlink r:id="rId43" w:history="1">
+        <w:hyperlink r:id="rId44" w:history="1">
           <w:r>
             <w:rPr>
               <w:rStyle w:val="Hyperlink"/>
@@ -7126,7 +7115,7 @@
           <w:sz w:val="24"/>
           <w:u w:val="single"/>
         </w:rPr>
-        <w:hyperlink r:id="rId43" w:history="1">
+        <w:hyperlink r:id="rId44" w:history="1">
           <w:r>
             <w:rPr>
               <w:rStyle w:val="Hyperlink"/>
@@ -7144,7 +7133,7 @@
           <w:sz w:val="24"/>
           <w:u w:val="single"/>
         </w:rPr>
-        <w:hyperlink r:id="rId43" w:history="1">
+        <w:hyperlink r:id="rId44" w:history="1">
           <w:r>
             <w:rPr>
               <w:rStyle w:val="Hyperlink"/>
@@ -7162,7 +7151,7 @@
           <w:sz w:val="24"/>
           <w:u w:val="single"/>
         </w:rPr>
-        <w:hyperlink r:id="rId43" w:history="1">
+        <w:hyperlink r:id="rId44" w:history="1">
           <w:r>
             <w:rPr>
               <w:rStyle w:val="Hyperlink"/>
@@ -7219,7 +7208,7 @@
           <w:sz w:val="24"/>
           <w:u w:val="single"/>
         </w:rPr>
-        <w:hyperlink r:id="rId44" w:history="1">
+        <w:hyperlink r:id="rId45" w:history="1">
           <w:r>
             <w:rPr>
               <w:rStyle w:val="Hyperlink"/>
@@ -7248,7 +7237,7 @@
           <w:sz w:val="24"/>
           <w:u w:val="single"/>
         </w:rPr>
-        <w:hyperlink r:id="rId44" w:history="1">
+        <w:hyperlink r:id="rId45" w:history="1">
           <w:r>
             <w:rPr>
               <w:rStyle w:val="Hyperlink"/>
@@ -7276,7 +7265,7 @@
           <w:sz w:val="24"/>
           <w:u w:val="single"/>
         </w:rPr>
-        <w:hyperlink r:id="rId45" w:history="1">
+        <w:hyperlink r:id="rId46" w:history="1">
           <w:r>
             <w:rPr>
               <w:rStyle w:val="Hyperlink"/>
@@ -7305,7 +7294,7 @@
           <w:sz w:val="24"/>
           <w:u w:val="single"/>
         </w:rPr>
-        <w:hyperlink r:id="rId45" w:history="1">
+        <w:hyperlink r:id="rId46" w:history="1">
           <w:r>
             <w:rPr>
               <w:rStyle w:val="Hyperlink"/>

--- a/EXPORTS/DOCX/published/niveau3/Dutch/KKZ.docx
+++ b/EXPORTS/DOCX/published/niveau3/Dutch/KKZ.docx
@@ -708,14 +708,7 @@
           <w:color w:val="000000"/>
           <w:sz w:val="24"/>
         </w:rPr>
-        <w:hyperlink r:id="rId11" w:history="1">
-          <w:r>
-            <w:rPr>
-              <w:rStyle w:val="Hyperlink"/>
-            </w:rPr>
-            <w:t xml:space="preserve">nd </w:t>
-          </w:r>
-        </w:hyperlink>
+        <w:t xml:space="preserve">nd </w:t>
       </w:r>
       <w:r>
         <w:rPr>
@@ -2174,7 +2167,6 @@
           <w:i w:val="0"/>
           <w:color w:val="0000FF"/>
           <w:sz w:val="24"/>
-          <w:u w:val="single"/>
         </w:rPr>
         <w:hyperlink r:id="rId18" w:history="1">
           <w:r>
@@ -2234,13 +2226,50 @@
       </w:r>
       <w:r>
         <w:rPr>
+          <w:u w:val="single" w:color="0000ff"/>
           <w:rFonts w:ascii="Charis SIL Regular" w:hAnsi="Charis SIL Regular" w:eastAsia="Charis SIL Regular"/>
           <w:b w:val="0"/>
           <w:i w:val="0"/>
           <w:color w:val="000000"/>
           <w:sz w:val="24"/>
         </w:rPr>
-        <w:t xml:space="preserve">, het </w:t>
+        <w:hyperlink r:id="rId17" w:history="1">
+          <w:r>
+            <w:rPr>
+              <w:rStyle w:val="Hyperlink"/>
+            </w:rPr>
+            <w:t>, he</w:t>
+          </w:r>
+        </w:hyperlink>
+      </w:r>
+      <w:r>
+        <w:rPr>
+          <w:u w:val="single" w:color="0000ff"/>
+          <w:rFonts w:ascii="Charis SIL Regular" w:hAnsi="Charis SIL Regular" w:eastAsia="Charis SIL Regular"/>
+          <w:b w:val="0"/>
+          <w:i w:val="0"/>
+          <w:color w:val="000000"/>
+          <w:sz w:val="24"/>
+        </w:rPr>
+        <w:hyperlink r:id="rId17" w:history="1">
+          <w:r>
+            <w:rPr>
+              <w:rStyle w:val="Hyperlink"/>
+            </w:rPr>
+            <w:t>t</w:t>
+          </w:r>
+        </w:hyperlink>
+      </w:r>
+      <w:r>
+        <w:rPr>
+          <w:u w:val="single" w:color="0000ff"/>
+          <w:rFonts w:ascii="Charis SIL Regular" w:hAnsi="Charis SIL Regular" w:eastAsia="Charis SIL Regular"/>
+          <w:b w:val="0"/>
+          <w:i w:val="0"/>
+          <w:color w:val="000000"/>
+          <w:sz w:val="24"/>
+        </w:rPr>
+        <w:t xml:space="preserve"> </w:t>
       </w:r>
       <w:r>
         <w:rPr>
@@ -2343,7 +2372,6 @@
           <w:i w:val="0"/>
           <w:color w:val="0000FF"/>
           <w:sz w:val="24"/>
-          <w:u w:val="single"/>
         </w:rPr>
         <w:hyperlink r:id="rId19" w:history="1">
           <w:r>
@@ -2684,7 +2712,6 @@
       </w:r>
       <w:r>
         <w:rPr>
-          <w:u w:val="single" w:color="0000ff"/>
           <w:rFonts w:ascii="Charis SIL Regular" w:hAnsi="Charis SIL Regular" w:eastAsia="Charis SIL Regular"/>
           <w:b w:val="0"/>
           <w:i w:val="0"/>
@@ -4284,7 +4311,7 @@
           <w:sz w:val="24"/>
           <w:u w:val="single"/>
         </w:rPr>
-        <w:t>Ethnografisch Muse</w:t>
+        <w:t>Ethnografisch Museu</w:t>
       </w:r>
       <w:r>
         <w:rPr>
@@ -4295,7 +4322,7 @@
           <w:sz w:val="24"/>
           <w:u w:val="single"/>
         </w:rPr>
-        <w:t>u</w:t>
+        <w:t>m Arti</w:t>
       </w:r>
       <w:r>
         <w:rPr>
@@ -4304,9 +4331,8 @@
           <w:i w:val="0"/>
           <w:color w:val="0000FF"/>
           <w:sz w:val="24"/>
-          <w:u w:val="single"/>
-        </w:rPr>
-        <w:t>m Artis</w:t>
+        </w:rPr>
+        <w:t>s</w:t>
       </w:r>
       <w:r>
         <w:br/>
@@ -5259,7 +5285,7 @@
             <w:rPr>
               <w:rStyle w:val="Hyperlink"/>
             </w:rPr>
-            <w:t>f</w:t>
+            <w:t>fi</w:t>
           </w:r>
         </w:hyperlink>
       </w:r>
@@ -5271,23 +5297,6 @@
           <w:color w:val="0000FF"/>
           <w:sz w:val="24"/>
           <w:u w:val="single"/>
-        </w:rPr>
-        <w:hyperlink r:id="rId31" w:history="1">
-          <w:r>
-            <w:rPr>
-              <w:rStyle w:val="Hyperlink"/>
-            </w:rPr>
-            <w:t>i</w:t>
-          </w:r>
-        </w:hyperlink>
-      </w:r>
-      <w:r>
-        <w:rPr>
-          <w:rFonts w:ascii="Charis SIL Regular" w:hAnsi="Charis SIL Regular" w:eastAsia="Charis SIL Regular"/>
-          <w:b w:val="0"/>
-          <w:i w:val="0"/>
-          <w:color w:val="0000FF"/>
-          <w:sz w:val="24"/>
         </w:rPr>
         <w:hyperlink r:id="rId31" w:history="1">
           <w:r>
@@ -5305,6 +5314,7 @@
           <w:i w:val="0"/>
           <w:color w:val="0000FF"/>
           <w:sz w:val="24"/>
+          <w:u w:val="single"/>
         </w:rPr>
         <w:hyperlink r:id="rId31" w:history="1">
           <w:r>
@@ -5322,6 +5332,7 @@
           <w:i w:val="0"/>
           <w:color w:val="0000FF"/>
           <w:sz w:val="24"/>
+          <w:u w:val="single"/>
         </w:rPr>
         <w:t>/</w:t>
       </w:r>
@@ -5357,9 +5368,19 @@
             <w:rPr>
               <w:rStyle w:val="Hyperlink"/>
             </w:rPr>
-            <w:t>HaNA_2.04.01_4030_0001</w:t>
+            <w:t>HaNA_2.04.01_4030_000</w:t>
           </w:r>
         </w:hyperlink>
+      </w:r>
+      <w:r>
+        <w:rPr>
+          <w:rFonts w:ascii="Charis SIL Regular" w:hAnsi="Charis SIL Regular" w:eastAsia="Charis SIL Regular"/>
+          <w:b w:val="0"/>
+          <w:i w:val="0"/>
+          <w:color w:val="0000FF"/>
+          <w:sz w:val="24"/>
+        </w:rPr>
+        <w:t>1</w:t>
       </w:r>
     </w:p>
     <w:p>
@@ -5979,7 +6000,7 @@
           <w:sz w:val="24"/>
           <w:u w:val="single"/>
         </w:rPr>
-        <w:hyperlink r:id="rId24" w:history="1">
+        <w:hyperlink r:id="rId35" w:history="1">
           <w:r>
             <w:rPr>
               <w:rStyle w:val="Hyperlink"/>
@@ -6026,7 +6047,7 @@
           <w:sz w:val="24"/>
           <w:u w:val="single"/>
         </w:rPr>
-        <w:hyperlink r:id="rId35" w:history="1">
+        <w:hyperlink r:id="rId24" w:history="1">
           <w:r>
             <w:rPr>
               <w:rStyle w:val="Hyperlink"/>
@@ -6270,7 +6291,7 @@
           <w:sz w:val="24"/>
           <w:u w:val="single"/>
         </w:rPr>
-        <w:hyperlink r:id="rId36" w:history="1">
+        <w:hyperlink r:id="rId37" w:history="1">
           <w:r>
             <w:rPr>
               <w:rStyle w:val="Hyperlink"/>
@@ -6288,7 +6309,7 @@
           <w:sz w:val="24"/>
           <w:u w:val="single"/>
         </w:rPr>
-        <w:hyperlink r:id="rId36" w:history="1">
+        <w:hyperlink r:id="rId37" w:history="1">
           <w:r>
             <w:rPr>
               <w:rStyle w:val="Hyperlink"/>
@@ -6776,7 +6797,7 @@
           <w:sz w:val="24"/>
           <w:u w:val="single"/>
         </w:rPr>
-        <w:hyperlink r:id="rId42" w:history="1">
+        <w:hyperlink r:id="rId40" w:history="1">
           <w:r>
             <w:rPr>
               <w:rStyle w:val="Hyperlink"/>
@@ -6794,7 +6815,7 @@
           <w:sz w:val="24"/>
           <w:u w:val="single"/>
         </w:rPr>
-        <w:hyperlink r:id="rId42" w:history="1">
+        <w:hyperlink r:id="rId40" w:history="1">
           <w:r>
             <w:rPr>
               <w:rStyle w:val="Hyperlink"/>

--- a/EXPORTS/DOCX/published/niveau3/Dutch/KKZ.docx
+++ b/EXPORTS/DOCX/published/niveau3/Dutch/KKZ.docx
@@ -1656,14 +1656,7 @@
           <w:sz w:val="24"/>
           <w:u w:val="single"/>
         </w:rPr>
-        <w:hyperlink r:id="rId16" w:history="1">
-          <w:r>
-            <w:rPr>
-              <w:rStyle w:val="Hyperlink"/>
-            </w:rPr>
-            <w:t>Rijksmu</w:t>
-          </w:r>
-        </w:hyperlink>
+        <w:t>Rijksmu</w:t>
       </w:r>
       <w:r>
         <w:rPr>
@@ -1674,7 +1667,7 @@
           <w:sz w:val="24"/>
           <w:u w:val="single"/>
         </w:rPr>
-        <w:hyperlink r:id="rId16" w:history="1">
+        <w:hyperlink r:id="rId15" w:history="1">
           <w:r>
             <w:rPr>
               <w:rStyle w:val="Hyperlink"/>
@@ -1703,7 +1696,7 @@
           <w:sz w:val="24"/>
           <w:u w:val="single"/>
         </w:rPr>
-        <w:hyperlink r:id="rId16" w:history="1">
+        <w:hyperlink r:id="rId15" w:history="1">
           <w:r>
             <w:rPr>
               <w:rStyle w:val="Hyperlink"/>
@@ -1721,7 +1714,7 @@
           <w:sz w:val="24"/>
           <w:u w:val="single"/>
         </w:rPr>
-        <w:hyperlink r:id="rId16" w:history="1">
+        <w:hyperlink r:id="rId15" w:history="1">
           <w:r>
             <w:rPr>
               <w:rStyle w:val="Hyperlink"/>
@@ -1883,8 +1876,9 @@
           <w:i w:val="0"/>
           <w:color w:val="0000FF"/>
           <w:sz w:val="24"/>
-        </w:rPr>
-        <w:hyperlink r:id="rId17" w:history="1">
+          <w:u w:val="single"/>
+        </w:rPr>
+        <w:hyperlink r:id="rId16" w:history="1">
           <w:r>
             <w:rPr>
               <w:rStyle w:val="Hyperlink"/>
@@ -1978,7 +1972,7 @@
           <w:color w:val="000000"/>
           <w:sz w:val="24"/>
         </w:rPr>
-        <w:hyperlink r:id="rId16" w:history="1">
+        <w:hyperlink r:id="rId17" w:history="1">
           <w:r>
             <w:rPr>
               <w:rStyle w:val="Hyperlink"/>
@@ -2186,7 +2180,7 @@
           <w:sz w:val="24"/>
           <w:u w:val="single"/>
         </w:rPr>
-        <w:hyperlink r:id="rId17" w:history="1">
+        <w:hyperlink r:id="rId16" w:history="1">
           <w:r>
             <w:rPr>
               <w:rStyle w:val="Hyperlink"/>
@@ -2215,7 +2209,7 @@
           <w:sz w:val="24"/>
           <w:u w:val="single"/>
         </w:rPr>
-        <w:hyperlink r:id="rId17" w:history="1">
+        <w:hyperlink r:id="rId16" w:history="1">
           <w:r>
             <w:rPr>
               <w:rStyle w:val="Hyperlink"/>
@@ -2233,7 +2227,7 @@
           <w:color w:val="000000"/>
           <w:sz w:val="24"/>
         </w:rPr>
-        <w:hyperlink r:id="rId17" w:history="1">
+        <w:hyperlink r:id="rId16" w:history="1">
           <w:r>
             <w:rPr>
               <w:rStyle w:val="Hyperlink"/>
@@ -2251,7 +2245,7 @@
           <w:color w:val="000000"/>
           <w:sz w:val="24"/>
         </w:rPr>
-        <w:hyperlink r:id="rId17" w:history="1">
+        <w:hyperlink r:id="rId16" w:history="1">
           <w:r>
             <w:rPr>
               <w:rStyle w:val="Hyperlink"/>
@@ -2280,7 +2274,7 @@
           <w:sz w:val="24"/>
           <w:u w:val="single"/>
         </w:rPr>
-        <w:hyperlink r:id="rId17" w:history="1">
+        <w:hyperlink r:id="rId16" w:history="1">
           <w:r>
             <w:rPr>
               <w:rStyle w:val="Hyperlink"/>
@@ -2298,7 +2292,7 @@
           <w:sz w:val="24"/>
           <w:u w:val="single"/>
         </w:rPr>
-        <w:hyperlink r:id="rId17" w:history="1">
+        <w:hyperlink r:id="rId16" w:history="1">
           <w:r>
             <w:rPr>
               <w:rStyle w:val="Hyperlink"/>
@@ -3433,67 +3427,13 @@
       </w:r>
       <w:r>
         <w:rPr>
-          <w:u w:val="single" w:color="0000ff"/>
           <w:rFonts w:ascii="Charis SIL Regular" w:hAnsi="Charis SIL Regular" w:eastAsia="Charis SIL Regular"/>
           <w:b w:val="0"/>
           <w:i w:val="0"/>
           <w:color w:val="000000"/>
           <w:sz w:val="24"/>
         </w:rPr>
-        <w:hyperlink r:id="rId23" w:history="1">
-          <w:r>
-            <w:rPr>
-              <w:rStyle w:val="Hyperlink"/>
-            </w:rPr>
-            <w:t>het bo</w:t>
-          </w:r>
-        </w:hyperlink>
-      </w:r>
-      <w:r>
-        <w:rPr>
-          <w:u w:val="single" w:color="0000ff"/>
-          <w:rFonts w:ascii="Charis SIL Regular" w:hAnsi="Charis SIL Regular" w:eastAsia="Charis SIL Regular"/>
-          <w:b w:val="0"/>
-          <w:i w:val="0"/>
-          <w:color w:val="000000"/>
-          <w:sz w:val="24"/>
-        </w:rPr>
-        <w:hyperlink r:id="rId23" w:history="1">
-          <w:r>
-            <w:rPr>
-              <w:rStyle w:val="Hyperlink"/>
-            </w:rPr>
-            <w:t>ek v</w:t>
-          </w:r>
-        </w:hyperlink>
-      </w:r>
-      <w:r>
-        <w:rPr>
-          <w:u w:val="single" w:color="0000ff"/>
-          <w:rFonts w:ascii="Charis SIL Regular" w:hAnsi="Charis SIL Regular" w:eastAsia="Charis SIL Regular"/>
-          <w:b w:val="0"/>
-          <w:i w:val="0"/>
-          <w:color w:val="000000"/>
-          <w:sz w:val="24"/>
-        </w:rPr>
-        <w:hyperlink r:id="rId23" w:history="1">
-          <w:r>
-            <w:rPr>
-              <w:rStyle w:val="Hyperlink"/>
-            </w:rPr>
-            <w:t xml:space="preserve">an </w:t>
-          </w:r>
-        </w:hyperlink>
-      </w:r>
-      <w:r>
-        <w:rPr>
-          <w:rFonts w:ascii="Charis SIL Regular" w:hAnsi="Charis SIL Regular" w:eastAsia="Charis SIL Regular"/>
-          <w:b w:val="0"/>
-          <w:i w:val="0"/>
-          <w:color w:val="000000"/>
-          <w:sz w:val="24"/>
-        </w:rPr>
-        <w:t xml:space="preserve">Rudolf Effert (zie: </w:t>
+        <w:t xml:space="preserve">het boek van Rudolf Effert (zie: </w:t>
       </w:r>
       <w:r>
         <w:rPr>
@@ -6018,7 +5958,7 @@
           <w:sz w:val="24"/>
           <w:u w:val="single"/>
         </w:rPr>
-        <w:hyperlink r:id="rId24" w:history="1">
+        <w:hyperlink r:id="rId35" w:history="1">
           <w:r>
             <w:rPr>
               <w:rStyle w:val="Hyperlink"/>
@@ -6047,7 +5987,7 @@
           <w:sz w:val="24"/>
           <w:u w:val="single"/>
         </w:rPr>
-        <w:hyperlink r:id="rId24" w:history="1">
+        <w:hyperlink r:id="rId35" w:history="1">
           <w:r>
             <w:rPr>
               <w:rStyle w:val="Hyperlink"/>

--- a/EXPORTS/DOCX/published/niveau3/Dutch/KKZ.docx
+++ b/EXPORTS/DOCX/published/niveau3/Dutch/KKZ.docx
@@ -927,7 +927,7 @@
           <w:sz w:val="24"/>
           <w:u w:val="single"/>
         </w:rPr>
-        <w:hyperlink r:id="rId12" w:history="1">
+        <w:hyperlink r:id="rId9" w:history="1">
           <w:r>
             <w:rPr>
               <w:rStyle w:val="Hyperlink"/>
@@ -956,7 +956,7 @@
           <w:sz w:val="24"/>
           <w:u w:val="single"/>
         </w:rPr>
-        <w:hyperlink r:id="rId12" w:history="1">
+        <w:hyperlink r:id="rId9" w:history="1">
           <w:r>
             <w:rPr>
               <w:rStyle w:val="Hyperlink"/>
@@ -1113,21 +1113,13 @@
       </w:r>
       <w:r>
         <w:rPr>
-          <w:u w:val="single" w:color="0000ff"/>
           <w:rFonts w:ascii="Charis SIL Regular" w:hAnsi="Charis SIL Regular" w:eastAsia="Charis SIL Regular"/>
           <w:b w:val="0"/>
           <w:i w:val="0"/>
           <w:color w:val="000000"/>
           <w:sz w:val="24"/>
         </w:rPr>
-        <w:hyperlink r:id="rId9" w:history="1">
-          <w:r>
-            <w:rPr>
-              <w:rStyle w:val="Hyperlink"/>
-            </w:rPr>
-            <w:t xml:space="preserve">tijdens </w:t>
-          </w:r>
-        </w:hyperlink>
+        <w:t xml:space="preserve">tijdens </w:t>
       </w:r>
       <w:r>
         <w:rPr>
@@ -1654,7 +1646,6 @@
           <w:i w:val="0"/>
           <w:color w:val="0000FF"/>
           <w:sz w:val="24"/>
-          <w:u w:val="single"/>
         </w:rPr>
         <w:t>Rijksmu</w:t>
       </w:r>
@@ -1876,7 +1867,6 @@
           <w:i w:val="0"/>
           <w:color w:val="0000FF"/>
           <w:sz w:val="24"/>
-          <w:u w:val="single"/>
         </w:rPr>
         <w:hyperlink r:id="rId16" w:history="1">
           <w:r>
@@ -1896,7 +1886,7 @@
           <w:sz w:val="24"/>
           <w:u w:val="single"/>
         </w:rPr>
-        <w:hyperlink r:id="rId16" w:history="1">
+        <w:hyperlink r:id="rId17" w:history="1">
           <w:r>
             <w:rPr>
               <w:rStyle w:val="Hyperlink"/>
@@ -1925,7 +1915,7 @@
           <w:sz w:val="24"/>
           <w:u w:val="single"/>
         </w:rPr>
-        <w:hyperlink r:id="rId16" w:history="1">
+        <w:hyperlink r:id="rId17" w:history="1">
           <w:r>
             <w:rPr>
               <w:rStyle w:val="Hyperlink"/>
@@ -1954,7 +1944,7 @@
           <w:sz w:val="24"/>
           <w:u w:val="single"/>
         </w:rPr>
-        <w:hyperlink r:id="rId16" w:history="1">
+        <w:hyperlink r:id="rId17" w:history="1">
           <w:r>
             <w:rPr>
               <w:rStyle w:val="Hyperlink"/>
@@ -2161,6 +2151,7 @@
           <w:i w:val="0"/>
           <w:color w:val="0000FF"/>
           <w:sz w:val="24"/>
+          <w:u w:val="single"/>
         </w:rPr>
         <w:hyperlink r:id="rId18" w:history="1">
           <w:r>
@@ -2220,50 +2211,13 @@
       </w:r>
       <w:r>
         <w:rPr>
-          <w:u w:val="single" w:color="0000ff"/>
           <w:rFonts w:ascii="Charis SIL Regular" w:hAnsi="Charis SIL Regular" w:eastAsia="Charis SIL Regular"/>
           <w:b w:val="0"/>
           <w:i w:val="0"/>
           <w:color w:val="000000"/>
           <w:sz w:val="24"/>
         </w:rPr>
-        <w:hyperlink r:id="rId16" w:history="1">
-          <w:r>
-            <w:rPr>
-              <w:rStyle w:val="Hyperlink"/>
-            </w:rPr>
-            <w:t>, he</w:t>
-          </w:r>
-        </w:hyperlink>
-      </w:r>
-      <w:r>
-        <w:rPr>
-          <w:u w:val="single" w:color="0000ff"/>
-          <w:rFonts w:ascii="Charis SIL Regular" w:hAnsi="Charis SIL Regular" w:eastAsia="Charis SIL Regular"/>
-          <w:b w:val="0"/>
-          <w:i w:val="0"/>
-          <w:color w:val="000000"/>
-          <w:sz w:val="24"/>
-        </w:rPr>
-        <w:hyperlink r:id="rId16" w:history="1">
-          <w:r>
-            <w:rPr>
-              <w:rStyle w:val="Hyperlink"/>
-            </w:rPr>
-            <w:t>t</w:t>
-          </w:r>
-        </w:hyperlink>
-      </w:r>
-      <w:r>
-        <w:rPr>
-          <w:u w:val="single" w:color="0000ff"/>
-          <w:rFonts w:ascii="Charis SIL Regular" w:hAnsi="Charis SIL Regular" w:eastAsia="Charis SIL Regular"/>
-          <w:b w:val="0"/>
-          <w:i w:val="0"/>
-          <w:color w:val="000000"/>
-          <w:sz w:val="24"/>
-        </w:rPr>
-        <w:t xml:space="preserve"> </w:t>
+        <w:t xml:space="preserve">, het </w:t>
       </w:r>
       <w:r>
         <w:rPr>
@@ -2366,6 +2320,7 @@
           <w:i w:val="0"/>
           <w:color w:val="0000FF"/>
           <w:sz w:val="24"/>
+          <w:u w:val="single"/>
         </w:rPr>
         <w:hyperlink r:id="rId19" w:history="1">
           <w:r>
@@ -2620,7 +2575,7 @@
           <w:sz w:val="24"/>
           <w:u w:val="single"/>
         </w:rPr>
-        <w:hyperlink r:id="rId18" w:history="1">
+        <w:hyperlink r:id="rId20" w:history="1">
           <w:r>
             <w:rPr>
               <w:rStyle w:val="Hyperlink"/>
@@ -2649,7 +2604,7 @@
           <w:sz w:val="24"/>
           <w:u w:val="single"/>
         </w:rPr>
-        <w:hyperlink r:id="rId18" w:history="1">
+        <w:hyperlink r:id="rId20" w:history="1">
           <w:r>
             <w:rPr>
               <w:rStyle w:val="Hyperlink"/>
@@ -2667,7 +2622,7 @@
           <w:sz w:val="24"/>
           <w:u w:val="single"/>
         </w:rPr>
-        <w:hyperlink r:id="rId18" w:history="1">
+        <w:hyperlink r:id="rId20" w:history="1">
           <w:r>
             <w:rPr>
               <w:rStyle w:val="Hyperlink"/>
@@ -2706,6 +2661,7 @@
       </w:r>
       <w:r>
         <w:rPr>
+          <w:u w:val="single" w:color="0000ff"/>
           <w:rFonts w:ascii="Charis SIL Regular" w:hAnsi="Charis SIL Regular" w:eastAsia="Charis SIL Regular"/>
           <w:b w:val="0"/>
           <w:i w:val="0"/>
@@ -2730,7 +2686,7 @@
           <w:sz w:val="24"/>
           <w:u w:val="single"/>
         </w:rPr>
-        <w:hyperlink r:id="rId19" w:history="1">
+        <w:hyperlink r:id="rId21" w:history="1">
           <w:r>
             <w:rPr>
               <w:rStyle w:val="Hyperlink"/>
@@ -2759,7 +2715,7 @@
           <w:sz w:val="24"/>
           <w:u w:val="single"/>
         </w:rPr>
-        <w:hyperlink r:id="rId19" w:history="1">
+        <w:hyperlink r:id="rId21" w:history="1">
           <w:r>
             <w:rPr>
               <w:rStyle w:val="Hyperlink"/>
@@ -2777,7 +2733,7 @@
           <w:sz w:val="24"/>
           <w:u w:val="single"/>
         </w:rPr>
-        <w:hyperlink r:id="rId19" w:history="1">
+        <w:hyperlink r:id="rId21" w:history="1">
           <w:r>
             <w:rPr>
               <w:rStyle w:val="Hyperlink"/>
@@ -2795,7 +2751,7 @@
           <w:sz w:val="24"/>
           <w:u w:val="single"/>
         </w:rPr>
-        <w:hyperlink r:id="rId19" w:history="1">
+        <w:hyperlink r:id="rId21" w:history="1">
           <w:r>
             <w:rPr>
               <w:rStyle w:val="Hyperlink"/>
@@ -2813,7 +2769,7 @@
           <w:sz w:val="24"/>
           <w:u w:val="single"/>
         </w:rPr>
-        <w:hyperlink r:id="rId19" w:history="1">
+        <w:hyperlink r:id="rId21" w:history="1">
           <w:r>
             <w:rPr>
               <w:rStyle w:val="Hyperlink"/>
@@ -2831,7 +2787,7 @@
           <w:sz w:val="24"/>
           <w:u w:val="single"/>
         </w:rPr>
-        <w:hyperlink r:id="rId19" w:history="1">
+        <w:hyperlink r:id="rId21" w:history="1">
           <w:r>
             <w:rPr>
               <w:rStyle w:val="Hyperlink"/>
@@ -2907,7 +2863,7 @@
           <w:sz w:val="24"/>
           <w:u w:val="single"/>
         </w:rPr>
-        <w:hyperlink r:id="rId21" w:history="1">
+        <w:hyperlink r:id="rId22" w:history="1">
           <w:r>
             <w:rPr>
               <w:rStyle w:val="Hyperlink"/>
@@ -2915,121 +2871,6 @@
             <w:t xml:space="preserve">Reinier </w:t>
           </w:r>
         </w:hyperlink>
-      </w:r>
-      <w:r>
-        <w:rPr>
-          <w:rFonts w:ascii="Charis SIL Regular" w:hAnsi="Charis SIL Regular" w:eastAsia="Charis SIL Regular"/>
-          <w:b w:val="0"/>
-          <w:i w:val="0"/>
-          <w:color w:val="0000FF"/>
-          <w:sz w:val="24"/>
-          <w:u w:val="single"/>
-        </w:rPr>
-        <w:hyperlink r:id="rId21" w:history="1">
-          <w:r>
-            <w:rPr>
-              <w:rStyle w:val="Hyperlink"/>
-            </w:rPr>
-            <w:t>van</w:t>
-          </w:r>
-        </w:hyperlink>
-      </w:r>
-      <w:r>
-        <w:rPr>
-          <w:rFonts w:ascii="Charis SIL Regular" w:hAnsi="Charis SIL Regular" w:eastAsia="Charis SIL Regular"/>
-          <w:b w:val="0"/>
-          <w:i w:val="0"/>
-          <w:color w:val="0000FF"/>
-          <w:sz w:val="24"/>
-          <w:u w:val="single"/>
-        </w:rPr>
-        <w:t xml:space="preserve"> </w:t>
-      </w:r>
-      <w:r>
-        <w:rPr>
-          <w:rFonts w:ascii="Charis SIL Regular" w:hAnsi="Charis SIL Regular" w:eastAsia="Charis SIL Regular"/>
-          <w:b w:val="0"/>
-          <w:i w:val="0"/>
-          <w:color w:val="0000FF"/>
-          <w:sz w:val="24"/>
-          <w:u w:val="single"/>
-        </w:rPr>
-        <w:hyperlink r:id="rId21" w:history="1">
-          <w:r>
-            <w:rPr>
-              <w:rStyle w:val="Hyperlink"/>
-            </w:rPr>
-            <w:t>de</w:t>
-          </w:r>
-        </w:hyperlink>
-      </w:r>
-      <w:r>
-        <w:rPr>
-          <w:rFonts w:ascii="Charis SIL Regular" w:hAnsi="Charis SIL Regular" w:eastAsia="Charis SIL Regular"/>
-          <w:b w:val="0"/>
-          <w:i w:val="0"/>
-          <w:color w:val="0000FF"/>
-          <w:sz w:val="24"/>
-          <w:u w:val="single"/>
-        </w:rPr>
-        <w:t xml:space="preserve"> </w:t>
-      </w:r>
-      <w:r>
-        <w:rPr>
-          <w:rFonts w:ascii="Charis SIL Regular" w:hAnsi="Charis SIL Regular" w:eastAsia="Charis SIL Regular"/>
-          <w:b w:val="0"/>
-          <w:i w:val="0"/>
-          <w:color w:val="0000FF"/>
-          <w:sz w:val="24"/>
-          <w:u w:val="single"/>
-        </w:rPr>
-        <w:hyperlink r:id="rId21" w:history="1">
-          <w:r>
-            <w:rPr>
-              <w:rStyle w:val="Hyperlink"/>
-            </w:rPr>
-            <w:t>Kasteele</w:t>
-          </w:r>
-        </w:hyperlink>
-      </w:r>
-      <w:r>
-        <w:rPr>
-          <w:rFonts w:ascii="Charis SIL Regular" w:hAnsi="Charis SIL Regular" w:eastAsia="Charis SIL Regular"/>
-          <w:b w:val="0"/>
-          <w:i w:val="0"/>
-          <w:color w:val="000000"/>
-          <w:sz w:val="24"/>
-        </w:rPr>
-        <w:t xml:space="preserve"> verdween nadat zijn zoon </w:t>
-      </w:r>
-      <w:r>
-        <w:rPr>
-          <w:rFonts w:ascii="Charis SIL Regular" w:hAnsi="Charis SIL Regular" w:eastAsia="Charis SIL Regular"/>
-          <w:b w:val="0"/>
-          <w:i w:val="0"/>
-          <w:color w:val="0000FF"/>
-          <w:sz w:val="24"/>
-          <w:u w:val="single"/>
-        </w:rPr>
-        <w:hyperlink r:id="rId22" w:history="1">
-          <w:r>
-            <w:rPr>
-              <w:rStyle w:val="Hyperlink"/>
-            </w:rPr>
-            <w:t>Abraham</w:t>
-          </w:r>
-        </w:hyperlink>
-      </w:r>
-      <w:r>
-        <w:rPr>
-          <w:rFonts w:ascii="Charis SIL Regular" w:hAnsi="Charis SIL Regular" w:eastAsia="Charis SIL Regular"/>
-          <w:b w:val="0"/>
-          <w:i w:val="0"/>
-          <w:color w:val="0000FF"/>
-          <w:sz w:val="24"/>
-          <w:u w:val="single"/>
-        </w:rPr>
-        <w:t xml:space="preserve"> </w:t>
       </w:r>
       <w:r>
         <w:rPr>
@@ -3115,200 +2956,7 @@
           <w:color w:val="000000"/>
           <w:sz w:val="24"/>
         </w:rPr>
-        <w:t xml:space="preserve"> hem opvolgde in</w:t>
-      </w:r>
-      <w:r>
-        <w:rPr>
-          <w:u w:val="single" w:color="0000ff"/>
-          <w:rFonts w:ascii="Charis SIL Regular" w:hAnsi="Charis SIL Regular" w:eastAsia="Charis SIL Regular"/>
-          <w:b w:val="0"/>
-          <w:i w:val="0"/>
-          <w:color w:val="000000"/>
-          <w:sz w:val="24"/>
-        </w:rPr>
-        <w:hyperlink r:id="rId21" w:history="1">
-          <w:r>
-            <w:rPr>
-              <w:rStyle w:val="Hyperlink"/>
-            </w:rPr>
-            <w:t xml:space="preserve"> 1840. </w:t>
-          </w:r>
-        </w:hyperlink>
-      </w:r>
-      <w:r>
-        <w:rPr>
-          <w:u w:val="single" w:color="0000ff"/>
-          <w:rFonts w:ascii="Charis SIL Regular" w:hAnsi="Charis SIL Regular" w:eastAsia="Charis SIL Regular"/>
-          <w:b w:val="0"/>
-          <w:i w:val="0"/>
-          <w:color w:val="000000"/>
-          <w:sz w:val="24"/>
-        </w:rPr>
-        <w:hyperlink r:id="rId21" w:history="1">
-          <w:r>
-            <w:rPr>
-              <w:rStyle w:val="Hyperlink"/>
-            </w:rPr>
-            <w:t>Ook</w:t>
-          </w:r>
-        </w:hyperlink>
-      </w:r>
-      <w:r>
-        <w:rPr>
-          <w:u w:val="single" w:color="0000ff"/>
-          <w:rFonts w:ascii="Charis SIL Regular" w:hAnsi="Charis SIL Regular" w:eastAsia="Charis SIL Regular"/>
-          <w:b w:val="0"/>
-          <w:i w:val="0"/>
-          <w:color w:val="000000"/>
-          <w:sz w:val="24"/>
-        </w:rPr>
-        <w:hyperlink r:id="rId21" w:history="1">
-          <w:r>
-            <w:rPr>
-              <w:rStyle w:val="Hyperlink"/>
-            </w:rPr>
-            <w:t xml:space="preserve"> ve</w:t>
-          </w:r>
-        </w:hyperlink>
-      </w:r>
-      <w:r>
-        <w:rPr>
-          <w:u w:val="single" w:color="0000ff"/>
-          <w:rFonts w:ascii="Charis SIL Regular" w:hAnsi="Charis SIL Regular" w:eastAsia="Charis SIL Regular"/>
-          <w:b w:val="0"/>
-          <w:i w:val="0"/>
-          <w:color w:val="000000"/>
-          <w:sz w:val="24"/>
-        </w:rPr>
-        <w:hyperlink r:id="rId21" w:history="1">
-          <w:r>
-            <w:rPr>
-              <w:rStyle w:val="Hyperlink"/>
-            </w:rPr>
-            <w:t>rdwenen</w:t>
-          </w:r>
-        </w:hyperlink>
-      </w:r>
-      <w:r>
-        <w:rPr>
-          <w:rFonts w:ascii="Charis SIL Regular" w:hAnsi="Charis SIL Regular" w:eastAsia="Charis SIL Regular"/>
-          <w:b w:val="0"/>
-          <w:i w:val="0"/>
-          <w:color w:val="000000"/>
-          <w:sz w:val="24"/>
-        </w:rPr>
-        <w:t xml:space="preserve"> en vergingen er vele voor</w:t>
-      </w:r>
-      <w:r>
-        <w:rPr>
-          <w:u w:val="single" w:color="0000ff"/>
-          <w:rFonts w:ascii="Charis SIL Regular" w:hAnsi="Charis SIL Regular" w:eastAsia="Charis SIL Regular"/>
-          <w:b w:val="0"/>
-          <w:i w:val="0"/>
-          <w:color w:val="000000"/>
-          <w:sz w:val="24"/>
-        </w:rPr>
-        <w:hyperlink r:id="rId22" w:history="1">
-          <w:r>
-            <w:rPr>
-              <w:rStyle w:val="Hyperlink"/>
-            </w:rPr>
-            <w:t>werpen in</w:t>
-          </w:r>
-        </w:hyperlink>
-      </w:r>
-      <w:r>
-        <w:rPr>
-          <w:u w:val="single" w:color="0000ff"/>
-          <w:rFonts w:ascii="Charis SIL Regular" w:hAnsi="Charis SIL Regular" w:eastAsia="Charis SIL Regular"/>
-          <w:b w:val="0"/>
-          <w:i w:val="0"/>
-          <w:color w:val="000000"/>
-          <w:sz w:val="24"/>
-        </w:rPr>
-        <w:t xml:space="preserve"> </w:t>
-      </w:r>
-      <w:r>
-        <w:rPr>
-          <w:u w:val="single" w:color="0000ff"/>
-          <w:rFonts w:ascii="Charis SIL Regular" w:hAnsi="Charis SIL Regular" w:eastAsia="Charis SIL Regular"/>
-          <w:b w:val="0"/>
-          <w:i w:val="0"/>
-          <w:color w:val="000000"/>
-          <w:sz w:val="24"/>
-        </w:rPr>
-        <w:hyperlink r:id="rId22" w:history="1">
-          <w:r>
-            <w:rPr>
-              <w:rStyle w:val="Hyperlink"/>
-            </w:rPr>
-            <w:t xml:space="preserve">die </w:t>
-          </w:r>
-        </w:hyperlink>
-      </w:r>
-      <w:r>
-        <w:rPr>
-          <w:u w:val="single" w:color="0000ff"/>
-          <w:rFonts w:ascii="Charis SIL Regular" w:hAnsi="Charis SIL Regular" w:eastAsia="Charis SIL Regular"/>
-          <w:b w:val="0"/>
-          <w:i w:val="0"/>
-          <w:color w:val="000000"/>
-          <w:sz w:val="24"/>
-        </w:rPr>
-        <w:hyperlink r:id="rId22" w:history="1">
-          <w:r>
-            <w:rPr>
-              <w:rStyle w:val="Hyperlink"/>
-            </w:rPr>
-            <w:t>t</w:t>
-          </w:r>
-        </w:hyperlink>
-      </w:r>
-      <w:r>
-        <w:rPr>
-          <w:u w:val="single" w:color="0000ff"/>
-          <w:rFonts w:ascii="Charis SIL Regular" w:hAnsi="Charis SIL Regular" w:eastAsia="Charis SIL Regular"/>
-          <w:b w:val="0"/>
-          <w:i w:val="0"/>
-          <w:color w:val="000000"/>
-          <w:sz w:val="24"/>
-        </w:rPr>
-        <w:hyperlink r:id="rId22" w:history="1">
-          <w:r>
-            <w:rPr>
-              <w:rStyle w:val="Hyperlink"/>
-            </w:rPr>
-            <w:t>ijd</w:t>
-          </w:r>
-        </w:hyperlink>
-      </w:r>
-      <w:r>
-        <w:rPr>
-          <w:u w:val="single" w:color="0000ff"/>
-          <w:rFonts w:ascii="Charis SIL Regular" w:hAnsi="Charis SIL Regular" w:eastAsia="Charis SIL Regular"/>
-          <w:b w:val="0"/>
-          <w:i w:val="0"/>
-          <w:color w:val="000000"/>
-          <w:sz w:val="24"/>
-        </w:rPr>
-        <w:hyperlink r:id="rId22" w:history="1">
-          <w:r>
-            <w:rPr>
-              <w:rStyle w:val="Hyperlink"/>
-            </w:rPr>
-            <w:t>. De der</w:t>
-          </w:r>
-        </w:hyperlink>
-      </w:r>
-      <w:r>
-        <w:rPr>
-          <w:rFonts w:ascii="Charis SIL Regular" w:hAnsi="Charis SIL Regular" w:eastAsia="Charis SIL Regular"/>
-          <w:b w:val="0"/>
-          <w:i w:val="0"/>
-          <w:color w:val="000000"/>
-          <w:sz w:val="24"/>
-        </w:rPr>
-        <w:t xml:space="preserve">de en laatste directeur </w:t>
+        <w:t xml:space="preserve"> verdween nadat zijn zoon </w:t>
       </w:r>
       <w:r>
         <w:rPr>
@@ -3324,7 +2972,7 @@
             <w:rPr>
               <w:rStyle w:val="Hyperlink"/>
             </w:rPr>
-            <w:t>David</w:t>
+            <w:t>Abraham</w:t>
           </w:r>
         </w:hyperlink>
       </w:r>
@@ -3382,6 +3030,314 @@
             <w:rPr>
               <w:rStyle w:val="Hyperlink"/>
             </w:rPr>
+            <w:t>de</w:t>
+          </w:r>
+        </w:hyperlink>
+      </w:r>
+      <w:r>
+        <w:rPr>
+          <w:rFonts w:ascii="Charis SIL Regular" w:hAnsi="Charis SIL Regular" w:eastAsia="Charis SIL Regular"/>
+          <w:b w:val="0"/>
+          <w:i w:val="0"/>
+          <w:color w:val="0000FF"/>
+          <w:sz w:val="24"/>
+          <w:u w:val="single"/>
+        </w:rPr>
+        <w:t xml:space="preserve"> </w:t>
+      </w:r>
+      <w:r>
+        <w:rPr>
+          <w:rFonts w:ascii="Charis SIL Regular" w:hAnsi="Charis SIL Regular" w:eastAsia="Charis SIL Regular"/>
+          <w:b w:val="0"/>
+          <w:i w:val="0"/>
+          <w:color w:val="0000FF"/>
+          <w:sz w:val="24"/>
+          <w:u w:val="single"/>
+        </w:rPr>
+        <w:hyperlink r:id="rId23" w:history="1">
+          <w:r>
+            <w:rPr>
+              <w:rStyle w:val="Hyperlink"/>
+            </w:rPr>
+            <w:t>Kasteele</w:t>
+          </w:r>
+        </w:hyperlink>
+      </w:r>
+      <w:r>
+        <w:rPr>
+          <w:rFonts w:ascii="Charis SIL Regular" w:hAnsi="Charis SIL Regular" w:eastAsia="Charis SIL Regular"/>
+          <w:b w:val="0"/>
+          <w:i w:val="0"/>
+          <w:color w:val="000000"/>
+          <w:sz w:val="24"/>
+        </w:rPr>
+        <w:t xml:space="preserve"> hem opvolgde in</w:t>
+      </w:r>
+      <w:r>
+        <w:rPr>
+          <w:u w:val="single" w:color="0000ff"/>
+          <w:rFonts w:ascii="Charis SIL Regular" w:hAnsi="Charis SIL Regular" w:eastAsia="Charis SIL Regular"/>
+          <w:b w:val="0"/>
+          <w:i w:val="0"/>
+          <w:color w:val="000000"/>
+          <w:sz w:val="24"/>
+        </w:rPr>
+        <w:hyperlink r:id="rId22" w:history="1">
+          <w:r>
+            <w:rPr>
+              <w:rStyle w:val="Hyperlink"/>
+            </w:rPr>
+            <w:t xml:space="preserve"> 1840. </w:t>
+          </w:r>
+        </w:hyperlink>
+      </w:r>
+      <w:r>
+        <w:rPr>
+          <w:u w:val="single" w:color="0000ff"/>
+          <w:rFonts w:ascii="Charis SIL Regular" w:hAnsi="Charis SIL Regular" w:eastAsia="Charis SIL Regular"/>
+          <w:b w:val="0"/>
+          <w:i w:val="0"/>
+          <w:color w:val="000000"/>
+          <w:sz w:val="24"/>
+        </w:rPr>
+        <w:hyperlink r:id="rId22" w:history="1">
+          <w:r>
+            <w:rPr>
+              <w:rStyle w:val="Hyperlink"/>
+            </w:rPr>
+            <w:t>Ook</w:t>
+          </w:r>
+        </w:hyperlink>
+      </w:r>
+      <w:r>
+        <w:rPr>
+          <w:u w:val="single" w:color="0000ff"/>
+          <w:rFonts w:ascii="Charis SIL Regular" w:hAnsi="Charis SIL Regular" w:eastAsia="Charis SIL Regular"/>
+          <w:b w:val="0"/>
+          <w:i w:val="0"/>
+          <w:color w:val="000000"/>
+          <w:sz w:val="24"/>
+        </w:rPr>
+        <w:hyperlink r:id="rId22" w:history="1">
+          <w:r>
+            <w:rPr>
+              <w:rStyle w:val="Hyperlink"/>
+            </w:rPr>
+            <w:t xml:space="preserve"> ve</w:t>
+          </w:r>
+        </w:hyperlink>
+      </w:r>
+      <w:r>
+        <w:rPr>
+          <w:u w:val="single" w:color="0000ff"/>
+          <w:rFonts w:ascii="Charis SIL Regular" w:hAnsi="Charis SIL Regular" w:eastAsia="Charis SIL Regular"/>
+          <w:b w:val="0"/>
+          <w:i w:val="0"/>
+          <w:color w:val="000000"/>
+          <w:sz w:val="24"/>
+        </w:rPr>
+        <w:hyperlink r:id="rId22" w:history="1">
+          <w:r>
+            <w:rPr>
+              <w:rStyle w:val="Hyperlink"/>
+            </w:rPr>
+            <w:t>rdwenen</w:t>
+          </w:r>
+        </w:hyperlink>
+      </w:r>
+      <w:r>
+        <w:rPr>
+          <w:rFonts w:ascii="Charis SIL Regular" w:hAnsi="Charis SIL Regular" w:eastAsia="Charis SIL Regular"/>
+          <w:b w:val="0"/>
+          <w:i w:val="0"/>
+          <w:color w:val="000000"/>
+          <w:sz w:val="24"/>
+        </w:rPr>
+        <w:t xml:space="preserve"> en vergingen er vele voor</w:t>
+      </w:r>
+      <w:r>
+        <w:rPr>
+          <w:u w:val="single" w:color="0000ff"/>
+          <w:rFonts w:ascii="Charis SIL Regular" w:hAnsi="Charis SIL Regular" w:eastAsia="Charis SIL Regular"/>
+          <w:b w:val="0"/>
+          <w:i w:val="0"/>
+          <w:color w:val="000000"/>
+          <w:sz w:val="24"/>
+        </w:rPr>
+        <w:hyperlink r:id="rId23" w:history="1">
+          <w:r>
+            <w:rPr>
+              <w:rStyle w:val="Hyperlink"/>
+            </w:rPr>
+            <w:t>werpen in</w:t>
+          </w:r>
+        </w:hyperlink>
+      </w:r>
+      <w:r>
+        <w:rPr>
+          <w:u w:val="single" w:color="0000ff"/>
+          <w:rFonts w:ascii="Charis SIL Regular" w:hAnsi="Charis SIL Regular" w:eastAsia="Charis SIL Regular"/>
+          <w:b w:val="0"/>
+          <w:i w:val="0"/>
+          <w:color w:val="000000"/>
+          <w:sz w:val="24"/>
+        </w:rPr>
+        <w:t xml:space="preserve"> </w:t>
+      </w:r>
+      <w:r>
+        <w:rPr>
+          <w:u w:val="single" w:color="0000ff"/>
+          <w:rFonts w:ascii="Charis SIL Regular" w:hAnsi="Charis SIL Regular" w:eastAsia="Charis SIL Regular"/>
+          <w:b w:val="0"/>
+          <w:i w:val="0"/>
+          <w:color w:val="000000"/>
+          <w:sz w:val="24"/>
+        </w:rPr>
+        <w:hyperlink r:id="rId23" w:history="1">
+          <w:r>
+            <w:rPr>
+              <w:rStyle w:val="Hyperlink"/>
+            </w:rPr>
+            <w:t xml:space="preserve">die </w:t>
+          </w:r>
+        </w:hyperlink>
+      </w:r>
+      <w:r>
+        <w:rPr>
+          <w:u w:val="single" w:color="0000ff"/>
+          <w:rFonts w:ascii="Charis SIL Regular" w:hAnsi="Charis SIL Regular" w:eastAsia="Charis SIL Regular"/>
+          <w:b w:val="0"/>
+          <w:i w:val="0"/>
+          <w:color w:val="000000"/>
+          <w:sz w:val="24"/>
+        </w:rPr>
+        <w:hyperlink r:id="rId23" w:history="1">
+          <w:r>
+            <w:rPr>
+              <w:rStyle w:val="Hyperlink"/>
+            </w:rPr>
+            <w:t>t</w:t>
+          </w:r>
+        </w:hyperlink>
+      </w:r>
+      <w:r>
+        <w:rPr>
+          <w:u w:val="single" w:color="0000ff"/>
+          <w:rFonts w:ascii="Charis SIL Regular" w:hAnsi="Charis SIL Regular" w:eastAsia="Charis SIL Regular"/>
+          <w:b w:val="0"/>
+          <w:i w:val="0"/>
+          <w:color w:val="000000"/>
+          <w:sz w:val="24"/>
+        </w:rPr>
+        <w:hyperlink r:id="rId23" w:history="1">
+          <w:r>
+            <w:rPr>
+              <w:rStyle w:val="Hyperlink"/>
+            </w:rPr>
+            <w:t>ijd</w:t>
+          </w:r>
+        </w:hyperlink>
+      </w:r>
+      <w:r>
+        <w:rPr>
+          <w:u w:val="single" w:color="0000ff"/>
+          <w:rFonts w:ascii="Charis SIL Regular" w:hAnsi="Charis SIL Regular" w:eastAsia="Charis SIL Regular"/>
+          <w:b w:val="0"/>
+          <w:i w:val="0"/>
+          <w:color w:val="000000"/>
+          <w:sz w:val="24"/>
+        </w:rPr>
+        <w:hyperlink r:id="rId23" w:history="1">
+          <w:r>
+            <w:rPr>
+              <w:rStyle w:val="Hyperlink"/>
+            </w:rPr>
+            <w:t>. De der</w:t>
+          </w:r>
+        </w:hyperlink>
+      </w:r>
+      <w:r>
+        <w:rPr>
+          <w:rFonts w:ascii="Charis SIL Regular" w:hAnsi="Charis SIL Regular" w:eastAsia="Charis SIL Regular"/>
+          <w:b w:val="0"/>
+          <w:i w:val="0"/>
+          <w:color w:val="000000"/>
+          <w:sz w:val="24"/>
+        </w:rPr>
+        <w:t xml:space="preserve">de en laatste directeur </w:t>
+      </w:r>
+      <w:r>
+        <w:rPr>
+          <w:rFonts w:ascii="Charis SIL Regular" w:hAnsi="Charis SIL Regular" w:eastAsia="Charis SIL Regular"/>
+          <w:b w:val="0"/>
+          <w:i w:val="0"/>
+          <w:color w:val="0000FF"/>
+          <w:sz w:val="24"/>
+          <w:u w:val="single"/>
+        </w:rPr>
+        <w:hyperlink r:id="rId24" w:history="1">
+          <w:r>
+            <w:rPr>
+              <w:rStyle w:val="Hyperlink"/>
+            </w:rPr>
+            <w:t>David</w:t>
+          </w:r>
+        </w:hyperlink>
+      </w:r>
+      <w:r>
+        <w:rPr>
+          <w:rFonts w:ascii="Charis SIL Regular" w:hAnsi="Charis SIL Regular" w:eastAsia="Charis SIL Regular"/>
+          <w:b w:val="0"/>
+          <w:i w:val="0"/>
+          <w:color w:val="0000FF"/>
+          <w:sz w:val="24"/>
+          <w:u w:val="single"/>
+        </w:rPr>
+        <w:t xml:space="preserve"> </w:t>
+      </w:r>
+      <w:r>
+        <w:rPr>
+          <w:rFonts w:ascii="Charis SIL Regular" w:hAnsi="Charis SIL Regular" w:eastAsia="Charis SIL Regular"/>
+          <w:b w:val="0"/>
+          <w:i w:val="0"/>
+          <w:color w:val="0000FF"/>
+          <w:sz w:val="24"/>
+          <w:u w:val="single"/>
+        </w:rPr>
+        <w:hyperlink r:id="rId24" w:history="1">
+          <w:r>
+            <w:rPr>
+              <w:rStyle w:val="Hyperlink"/>
+            </w:rPr>
+            <w:t>van</w:t>
+          </w:r>
+        </w:hyperlink>
+      </w:r>
+      <w:r>
+        <w:rPr>
+          <w:rFonts w:ascii="Charis SIL Regular" w:hAnsi="Charis SIL Regular" w:eastAsia="Charis SIL Regular"/>
+          <w:b w:val="0"/>
+          <w:i w:val="0"/>
+          <w:color w:val="0000FF"/>
+          <w:sz w:val="24"/>
+          <w:u w:val="single"/>
+        </w:rPr>
+        <w:t xml:space="preserve"> </w:t>
+      </w:r>
+      <w:r>
+        <w:rPr>
+          <w:rFonts w:ascii="Charis SIL Regular" w:hAnsi="Charis SIL Regular" w:eastAsia="Charis SIL Regular"/>
+          <w:b w:val="0"/>
+          <w:i w:val="0"/>
+          <w:color w:val="0000FF"/>
+          <w:sz w:val="24"/>
+          <w:u w:val="single"/>
+        </w:rPr>
+        <w:hyperlink r:id="rId24" w:history="1">
+          <w:r>
+            <w:rPr>
+              <w:rStyle w:val="Hyperlink"/>
+            </w:rPr>
             <w:t>der</w:t>
           </w:r>
         </w:hyperlink>
@@ -3406,7 +3362,7 @@
           <w:sz w:val="24"/>
           <w:u w:val="single"/>
         </w:rPr>
-        <w:hyperlink r:id="rId23" w:history="1">
+        <w:hyperlink r:id="rId24" w:history="1">
           <w:r>
             <w:rPr>
               <w:rStyle w:val="Hyperlink"/>
@@ -3427,13 +3383,96 @@
       </w:r>
       <w:r>
         <w:rPr>
+          <w:u w:val="single" w:color="0000ff"/>
           <w:rFonts w:ascii="Charis SIL Regular" w:hAnsi="Charis SIL Regular" w:eastAsia="Charis SIL Regular"/>
           <w:b w:val="0"/>
           <w:i w:val="0"/>
           <w:color w:val="000000"/>
           <w:sz w:val="24"/>
         </w:rPr>
-        <w:t xml:space="preserve">het boek van Rudolf Effert (zie: </w:t>
+        <w:hyperlink r:id="rId24" w:history="1">
+          <w:r>
+            <w:rPr>
+              <w:rStyle w:val="Hyperlink"/>
+            </w:rPr>
+            <w:t>het bo</w:t>
+          </w:r>
+        </w:hyperlink>
+      </w:r>
+      <w:r>
+        <w:rPr>
+          <w:u w:val="single" w:color="0000ff"/>
+          <w:rFonts w:ascii="Charis SIL Regular" w:hAnsi="Charis SIL Regular" w:eastAsia="Charis SIL Regular"/>
+          <w:b w:val="0"/>
+          <w:i w:val="0"/>
+          <w:color w:val="000000"/>
+          <w:sz w:val="24"/>
+        </w:rPr>
+        <w:hyperlink r:id="rId24" w:history="1">
+          <w:r>
+            <w:rPr>
+              <w:rStyle w:val="Hyperlink"/>
+            </w:rPr>
+            <w:t>ek v</w:t>
+          </w:r>
+        </w:hyperlink>
+      </w:r>
+      <w:r>
+        <w:rPr>
+          <w:u w:val="single" w:color="0000ff"/>
+          <w:rFonts w:ascii="Charis SIL Regular" w:hAnsi="Charis SIL Regular" w:eastAsia="Charis SIL Regular"/>
+          <w:b w:val="0"/>
+          <w:i w:val="0"/>
+          <w:color w:val="000000"/>
+          <w:sz w:val="24"/>
+        </w:rPr>
+        <w:hyperlink r:id="rId24" w:history="1">
+          <w:r>
+            <w:rPr>
+              <w:rStyle w:val="Hyperlink"/>
+            </w:rPr>
+            <w:t xml:space="preserve">an </w:t>
+          </w:r>
+        </w:hyperlink>
+      </w:r>
+      <w:r>
+        <w:rPr>
+          <w:u w:val="single" w:color="0000ff"/>
+          <w:rFonts w:ascii="Charis SIL Regular" w:hAnsi="Charis SIL Regular" w:eastAsia="Charis SIL Regular"/>
+          <w:b w:val="0"/>
+          <w:i w:val="0"/>
+          <w:color w:val="000000"/>
+          <w:sz w:val="24"/>
+        </w:rPr>
+        <w:t>R</w:t>
+      </w:r>
+      <w:r>
+        <w:rPr>
+          <w:u w:val="single" w:color="0000ff"/>
+          <w:rFonts w:ascii="Charis SIL Regular" w:hAnsi="Charis SIL Regular" w:eastAsia="Charis SIL Regular"/>
+          <w:b w:val="0"/>
+          <w:i w:val="0"/>
+          <w:color w:val="000000"/>
+          <w:sz w:val="24"/>
+        </w:rPr>
+        <w:hyperlink r:id="rId24" w:history="1">
+          <w:r>
+            <w:rPr>
+              <w:rStyle w:val="Hyperlink"/>
+            </w:rPr>
+            <w:t xml:space="preserve">udolf </w:t>
+          </w:r>
+        </w:hyperlink>
+      </w:r>
+      <w:r>
+        <w:rPr>
+          <w:rFonts w:ascii="Charis SIL Regular" w:hAnsi="Charis SIL Regular" w:eastAsia="Charis SIL Regular"/>
+          <w:b w:val="0"/>
+          <w:i w:val="0"/>
+          <w:color w:val="000000"/>
+          <w:sz w:val="24"/>
+        </w:rPr>
+        <w:t xml:space="preserve">Effert (zie: </w:t>
       </w:r>
       <w:r>
         <w:rPr>
@@ -3444,7 +3483,7 @@
           <w:sz w:val="24"/>
           <w:u w:val="single"/>
         </w:rPr>
-        <w:hyperlink r:id="rId24" w:history="1">
+        <w:hyperlink r:id="rId25" w:history="1">
           <w:r>
             <w:rPr>
               <w:rStyle w:val="Hyperlink"/>
@@ -3473,7 +3512,7 @@
           <w:sz w:val="24"/>
           <w:u w:val="single"/>
         </w:rPr>
-        <w:hyperlink r:id="rId24" w:history="1">
+        <w:hyperlink r:id="rId25" w:history="1">
           <w:r>
             <w:rPr>
               <w:rStyle w:val="Hyperlink"/>
@@ -3522,7 +3561,7 @@
           <w:color w:val="000000"/>
           <w:sz w:val="24"/>
         </w:rPr>
-        <w:hyperlink r:id="rId24" w:history="1">
+        <w:hyperlink r:id="rId25" w:history="1">
           <w:r>
             <w:rPr>
               <w:rStyle w:val="Hyperlink"/>
@@ -3540,7 +3579,7 @@
           <w:color w:val="000000"/>
           <w:sz w:val="24"/>
         </w:rPr>
-        <w:hyperlink r:id="rId24" w:history="1">
+        <w:hyperlink r:id="rId25" w:history="1">
           <w:r>
             <w:rPr>
               <w:rStyle w:val="Hyperlink"/>
@@ -3611,7 +3650,7 @@
           <w:sz w:val="24"/>
           <w:u w:val="single"/>
         </w:rPr>
-        <w:hyperlink r:id="rId25" w:history="1">
+        <w:hyperlink r:id="rId26" w:history="1">
           <w:r>
             <w:rPr>
               <w:rStyle w:val="Hyperlink"/>
@@ -3658,7 +3697,7 @@
           <w:sz w:val="24"/>
           <w:u w:val="single"/>
         </w:rPr>
-        <w:hyperlink r:id="rId25" w:history="1">
+        <w:hyperlink r:id="rId26" w:history="1">
           <w:r>
             <w:rPr>
               <w:rStyle w:val="Hyperlink"/>
@@ -3687,7 +3726,7 @@
           <w:sz w:val="24"/>
           <w:u w:val="single"/>
         </w:rPr>
-        <w:hyperlink r:id="rId25" w:history="1">
+        <w:hyperlink r:id="rId26" w:history="1">
           <w:r>
             <w:rPr>
               <w:rStyle w:val="Hyperlink"/>
@@ -3715,7 +3754,7 @@
           <w:color w:val="000000"/>
           <w:sz w:val="24"/>
         </w:rPr>
-        <w:hyperlink r:id="rId25" w:history="1">
+        <w:hyperlink r:id="rId26" w:history="1">
           <w:r>
             <w:rPr>
               <w:rStyle w:val="Hyperlink"/>
@@ -3733,7 +3772,7 @@
           <w:color w:val="000000"/>
           <w:sz w:val="24"/>
         </w:rPr>
-        <w:hyperlink r:id="rId25" w:history="1">
+        <w:hyperlink r:id="rId26" w:history="1">
           <w:r>
             <w:rPr>
               <w:rStyle w:val="Hyperlink"/>
@@ -3751,7 +3790,7 @@
           <w:color w:val="000000"/>
           <w:sz w:val="24"/>
         </w:rPr>
-        <w:hyperlink r:id="rId25" w:history="1">
+        <w:hyperlink r:id="rId26" w:history="1">
           <w:r>
             <w:rPr>
               <w:rStyle w:val="Hyperlink"/>
@@ -3829,7 +3868,7 @@
           <w:sz w:val="24"/>
           <w:u w:val="single"/>
         </w:rPr>
-        <w:hyperlink r:id="rId26" w:history="1">
+        <w:hyperlink r:id="rId27" w:history="1">
           <w:r>
             <w:rPr>
               <w:rStyle w:val="Hyperlink"/>
@@ -3858,7 +3897,7 @@
           <w:sz w:val="24"/>
           <w:u w:val="single"/>
         </w:rPr>
-        <w:hyperlink r:id="rId26" w:history="1">
+        <w:hyperlink r:id="rId27" w:history="1">
           <w:r>
             <w:rPr>
               <w:rStyle w:val="Hyperlink"/>
@@ -3896,7 +3935,7 @@
           <w:color w:val="000000"/>
           <w:sz w:val="24"/>
         </w:rPr>
-        <w:hyperlink r:id="rId26" w:history="1">
+        <w:hyperlink r:id="rId27" w:history="1">
           <w:r>
             <w:rPr>
               <w:rStyle w:val="Hyperlink"/>
@@ -3914,7 +3953,7 @@
           <w:color w:val="000000"/>
           <w:sz w:val="24"/>
         </w:rPr>
-        <w:hyperlink r:id="rId26" w:history="1">
+        <w:hyperlink r:id="rId27" w:history="1">
           <w:r>
             <w:rPr>
               <w:rStyle w:val="Hyperlink"/>
@@ -3952,7 +3991,7 @@
           <w:sz w:val="24"/>
           <w:u w:val="single"/>
         </w:rPr>
-        <w:hyperlink r:id="rId27" w:history="1">
+        <w:hyperlink r:id="rId28" w:history="1">
           <w:r>
             <w:rPr>
               <w:rStyle w:val="Hyperlink"/>
@@ -3990,7 +4029,7 @@
           <w:color w:val="000000"/>
           <w:sz w:val="24"/>
         </w:rPr>
-        <w:hyperlink r:id="rId27" w:history="1">
+        <w:hyperlink r:id="rId28" w:history="1">
           <w:r>
             <w:rPr>
               <w:rStyle w:val="Hyperlink"/>
@@ -4475,7 +4514,7 @@
           <w:color w:val="0000FF"/>
           <w:sz w:val="24"/>
         </w:rPr>
-        <w:hyperlink r:id="rId28" w:history="1">
+        <w:hyperlink r:id="rId29" w:history="1">
           <w:r>
             <w:rPr>
               <w:rStyle w:val="Hyperlink"/>
@@ -4492,7 +4531,7 @@
           <w:color w:val="0000FF"/>
           <w:sz w:val="24"/>
         </w:rPr>
-        <w:hyperlink r:id="rId28" w:history="1">
+        <w:hyperlink r:id="rId29" w:history="1">
           <w:r>
             <w:rPr>
               <w:rStyle w:val="Hyperlink"/>
@@ -4610,7 +4649,7 @@
           <w:sz w:val="24"/>
           <w:u w:val="single"/>
         </w:rPr>
-        <w:hyperlink r:id="rId29" w:history="1">
+        <w:hyperlink r:id="rId30" w:history="1">
           <w:r>
             <w:rPr>
               <w:rStyle w:val="Hyperlink"/>
@@ -4628,7 +4667,7 @@
           <w:sz w:val="24"/>
           <w:u w:val="single"/>
         </w:rPr>
-        <w:hyperlink r:id="rId29" w:history="1">
+        <w:hyperlink r:id="rId30" w:history="1">
           <w:r>
             <w:rPr>
               <w:rStyle w:val="Hyperlink"/>
@@ -4646,7 +4685,7 @@
           <w:sz w:val="24"/>
           <w:u w:val="single"/>
         </w:rPr>
-        <w:hyperlink r:id="rId29" w:history="1">
+        <w:hyperlink r:id="rId30" w:history="1">
           <w:r>
             <w:rPr>
               <w:rStyle w:val="Hyperlink"/>
@@ -4664,7 +4703,7 @@
           <w:sz w:val="24"/>
           <w:u w:val="single"/>
         </w:rPr>
-        <w:hyperlink r:id="rId29" w:history="1">
+        <w:hyperlink r:id="rId30" w:history="1">
           <w:r>
             <w:rPr>
               <w:rStyle w:val="Hyperlink"/>
@@ -4682,7 +4721,7 @@
           <w:sz w:val="24"/>
           <w:u w:val="single"/>
         </w:rPr>
-        <w:hyperlink r:id="rId29" w:history="1">
+        <w:hyperlink r:id="rId30" w:history="1">
           <w:r>
             <w:rPr>
               <w:rStyle w:val="Hyperlink"/>
@@ -4700,7 +4739,7 @@
           <w:sz w:val="24"/>
           <w:u w:val="single"/>
         </w:rPr>
-        <w:hyperlink r:id="rId29" w:history="1">
+        <w:hyperlink r:id="rId30" w:history="1">
           <w:r>
             <w:rPr>
               <w:rStyle w:val="Hyperlink"/>
@@ -4718,7 +4757,7 @@
           <w:sz w:val="24"/>
           <w:u w:val="single"/>
         </w:rPr>
-        <w:hyperlink r:id="rId29" w:history="1">
+        <w:hyperlink r:id="rId30" w:history="1">
           <w:r>
             <w:rPr>
               <w:rStyle w:val="Hyperlink"/>
@@ -4736,7 +4775,7 @@
           <w:sz w:val="24"/>
           <w:u w:val="single"/>
         </w:rPr>
-        <w:hyperlink r:id="rId29" w:history="1">
+        <w:hyperlink r:id="rId30" w:history="1">
           <w:r>
             <w:rPr>
               <w:rStyle w:val="Hyperlink"/>
@@ -4754,7 +4793,7 @@
           <w:sz w:val="24"/>
           <w:u w:val="single"/>
         </w:rPr>
-        <w:hyperlink r:id="rId29" w:history="1">
+        <w:hyperlink r:id="rId30" w:history="1">
           <w:r>
             <w:rPr>
               <w:rStyle w:val="Hyperlink"/>
@@ -4914,7 +4953,7 @@
           <w:sz w:val="24"/>
           <w:u w:val="single"/>
         </w:rPr>
-        <w:hyperlink r:id="rId30" w:history="1">
+        <w:hyperlink r:id="rId31" w:history="1">
           <w:r>
             <w:rPr>
               <w:rStyle w:val="Hyperlink"/>
@@ -4932,7 +4971,7 @@
           <w:sz w:val="24"/>
           <w:u w:val="single"/>
         </w:rPr>
-        <w:hyperlink r:id="rId30" w:history="1">
+        <w:hyperlink r:id="rId31" w:history="1">
           <w:r>
             <w:rPr>
               <w:rStyle w:val="Hyperlink"/>
@@ -4950,7 +4989,7 @@
           <w:sz w:val="24"/>
           <w:u w:val="single"/>
         </w:rPr>
-        <w:hyperlink r:id="rId30" w:history="1">
+        <w:hyperlink r:id="rId31" w:history="1">
           <w:r>
             <w:rPr>
               <w:rStyle w:val="Hyperlink"/>
@@ -4968,7 +5007,7 @@
           <w:sz w:val="24"/>
           <w:u w:val="single"/>
         </w:rPr>
-        <w:hyperlink r:id="rId30" w:history="1">
+        <w:hyperlink r:id="rId31" w:history="1">
           <w:r>
             <w:rPr>
               <w:rStyle w:val="Hyperlink"/>
@@ -4986,7 +5025,7 @@
           <w:sz w:val="24"/>
           <w:u w:val="single"/>
         </w:rPr>
-        <w:hyperlink r:id="rId30" w:history="1">
+        <w:hyperlink r:id="rId31" w:history="1">
           <w:r>
             <w:rPr>
               <w:rStyle w:val="Hyperlink"/>
@@ -5004,7 +5043,7 @@
           <w:sz w:val="24"/>
           <w:u w:val="single"/>
         </w:rPr>
-        <w:hyperlink r:id="rId30" w:history="1">
+        <w:hyperlink r:id="rId31" w:history="1">
           <w:r>
             <w:rPr>
               <w:rStyle w:val="Hyperlink"/>
@@ -5022,7 +5061,7 @@
           <w:sz w:val="24"/>
           <w:u w:val="single"/>
         </w:rPr>
-        <w:hyperlink r:id="rId30" w:history="1">
+        <w:hyperlink r:id="rId31" w:history="1">
           <w:r>
             <w:rPr>
               <w:rStyle w:val="Hyperlink"/>
@@ -5130,7 +5169,7 @@
           <w:sz w:val="24"/>
           <w:u w:val="single"/>
         </w:rPr>
-        <w:hyperlink r:id="rId31" w:history="1">
+        <w:hyperlink r:id="rId32" w:history="1">
           <w:r>
             <w:rPr>
               <w:rStyle w:val="Hyperlink"/>
@@ -5148,7 +5187,7 @@
           <w:sz w:val="24"/>
           <w:u w:val="single"/>
         </w:rPr>
-        <w:hyperlink r:id="rId31" w:history="1">
+        <w:hyperlink r:id="rId32" w:history="1">
           <w:r>
             <w:rPr>
               <w:rStyle w:val="Hyperlink"/>
@@ -5166,7 +5205,7 @@
           <w:sz w:val="24"/>
           <w:u w:val="single"/>
         </w:rPr>
-        <w:hyperlink r:id="rId31" w:history="1">
+        <w:hyperlink r:id="rId32" w:history="1">
           <w:r>
             <w:rPr>
               <w:rStyle w:val="Hyperlink"/>
@@ -5184,7 +5223,7 @@
           <w:sz w:val="24"/>
           <w:u w:val="single"/>
         </w:rPr>
-        <w:hyperlink r:id="rId31" w:history="1">
+        <w:hyperlink r:id="rId32" w:history="1">
           <w:r>
             <w:rPr>
               <w:rStyle w:val="Hyperlink"/>
@@ -5202,7 +5241,7 @@
           <w:sz w:val="24"/>
           <w:u w:val="single"/>
         </w:rPr>
-        <w:hyperlink r:id="rId31" w:history="1">
+        <w:hyperlink r:id="rId32" w:history="1">
           <w:r>
             <w:rPr>
               <w:rStyle w:val="Hyperlink"/>
@@ -5220,12 +5259,12 @@
           <w:sz w:val="24"/>
           <w:u w:val="single"/>
         </w:rPr>
-        <w:hyperlink r:id="rId31" w:history="1">
+        <w:hyperlink r:id="rId32" w:history="1">
           <w:r>
             <w:rPr>
               <w:rStyle w:val="Hyperlink"/>
             </w:rPr>
-            <w:t>fi</w:t>
+            <w:t>f</w:t>
           </w:r>
         </w:hyperlink>
       </w:r>
@@ -5238,7 +5277,25 @@
           <w:sz w:val="24"/>
           <w:u w:val="single"/>
         </w:rPr>
-        <w:hyperlink r:id="rId31" w:history="1">
+        <w:hyperlink r:id="rId32" w:history="1">
+          <w:r>
+            <w:rPr>
+              <w:rStyle w:val="Hyperlink"/>
+            </w:rPr>
+            <w:t>i</w:t>
+          </w:r>
+        </w:hyperlink>
+      </w:r>
+      <w:r>
+        <w:rPr>
+          <w:rFonts w:ascii="Charis SIL Regular" w:hAnsi="Charis SIL Regular" w:eastAsia="Charis SIL Regular"/>
+          <w:b w:val="0"/>
+          <w:i w:val="0"/>
+          <w:color w:val="0000FF"/>
+          <w:sz w:val="24"/>
+          <w:u w:val="single"/>
+        </w:rPr>
+        <w:hyperlink r:id="rId32" w:history="1">
           <w:r>
             <w:rPr>
               <w:rStyle w:val="Hyperlink"/>
@@ -5256,14 +5313,7 @@
           <w:sz w:val="24"/>
           <w:u w:val="single"/>
         </w:rPr>
-        <w:hyperlink r:id="rId31" w:history="1">
-          <w:r>
-            <w:rPr>
-              <w:rStyle w:val="Hyperlink"/>
-            </w:rPr>
-            <w:t>e</w:t>
-          </w:r>
-        </w:hyperlink>
+        <w:t>e</w:t>
       </w:r>
       <w:r>
         <w:rPr>
@@ -5272,20 +5322,19 @@
           <w:i w:val="0"/>
           <w:color w:val="0000FF"/>
           <w:sz w:val="24"/>
+        </w:rPr>
+        <w:t>/</w:t>
+      </w:r>
+      <w:r>
+        <w:rPr>
+          <w:rFonts w:ascii="Charis SIL Regular" w:hAnsi="Charis SIL Regular" w:eastAsia="Charis SIL Regular"/>
+          <w:b w:val="0"/>
+          <w:i w:val="0"/>
+          <w:color w:val="0000FF"/>
+          <w:sz w:val="24"/>
           <w:u w:val="single"/>
         </w:rPr>
-        <w:t>/</w:t>
-      </w:r>
-      <w:r>
-        <w:rPr>
-          <w:rFonts w:ascii="Charis SIL Regular" w:hAnsi="Charis SIL Regular" w:eastAsia="Charis SIL Regular"/>
-          <w:b w:val="0"/>
-          <w:i w:val="0"/>
-          <w:color w:val="0000FF"/>
-          <w:sz w:val="24"/>
-          <w:u w:val="single"/>
-        </w:rPr>
-        <w:hyperlink r:id="rId31" w:history="1">
+        <w:hyperlink r:id="rId32" w:history="1">
           <w:r>
             <w:rPr>
               <w:rStyle w:val="Hyperlink"/>
@@ -5303,24 +5352,14 @@
           <w:sz w:val="24"/>
           <w:u w:val="single"/>
         </w:rPr>
-        <w:hyperlink r:id="rId31" w:history="1">
+        <w:hyperlink r:id="rId32" w:history="1">
           <w:r>
             <w:rPr>
               <w:rStyle w:val="Hyperlink"/>
             </w:rPr>
-            <w:t>HaNA_2.04.01_4030_000</w:t>
+            <w:t>HaNA_2.04.01_4030_0001</w:t>
           </w:r>
         </w:hyperlink>
-      </w:r>
-      <w:r>
-        <w:rPr>
-          <w:rFonts w:ascii="Charis SIL Regular" w:hAnsi="Charis SIL Regular" w:eastAsia="Charis SIL Regular"/>
-          <w:b w:val="0"/>
-          <w:i w:val="0"/>
-          <w:color w:val="0000FF"/>
-          <w:sz w:val="24"/>
-        </w:rPr>
-        <w:t>1</w:t>
       </w:r>
     </w:p>
     <w:p>
@@ -5420,7 +5459,7 @@
           <w:color w:val="0000FF"/>
           <w:sz w:val="24"/>
         </w:rPr>
-        <w:hyperlink r:id="rId32" w:history="1">
+        <w:hyperlink r:id="rId33" w:history="1">
           <w:r>
             <w:rPr>
               <w:rStyle w:val="Hyperlink"/>
@@ -5437,7 +5476,7 @@
           <w:color w:val="0000FF"/>
           <w:sz w:val="24"/>
         </w:rPr>
-        <w:hyperlink r:id="rId32" w:history="1">
+        <w:hyperlink r:id="rId33" w:history="1">
           <w:r>
             <w:rPr>
               <w:rStyle w:val="Hyperlink"/>
@@ -5547,7 +5586,7 @@
           <w:color w:val="0000FF"/>
           <w:sz w:val="24"/>
         </w:rPr>
-        <w:hyperlink r:id="rId33" w:history="1">
+        <w:hyperlink r:id="rId34" w:history="1">
           <w:r>
             <w:rPr>
               <w:rStyle w:val="Hyperlink"/>
@@ -5564,7 +5603,7 @@
           <w:color w:val="0000FF"/>
           <w:sz w:val="24"/>
         </w:rPr>
-        <w:hyperlink r:id="rId33" w:history="1">
+        <w:hyperlink r:id="rId34" w:history="1">
           <w:r>
             <w:rPr>
               <w:rStyle w:val="Hyperlink"/>
@@ -5681,7 +5720,7 @@
           <w:color w:val="0000FF"/>
           <w:sz w:val="24"/>
         </w:rPr>
-        <w:hyperlink r:id="rId34" w:history="1">
+        <w:hyperlink r:id="rId35" w:history="1">
           <w:r>
             <w:rPr>
               <w:rStyle w:val="Hyperlink"/>
@@ -5698,7 +5737,7 @@
           <w:color w:val="0000FF"/>
           <w:sz w:val="24"/>
         </w:rPr>
-        <w:hyperlink r:id="rId34" w:history="1">
+        <w:hyperlink r:id="rId35" w:history="1">
           <w:r>
             <w:rPr>
               <w:rStyle w:val="Hyperlink"/>
@@ -5858,7 +5897,7 @@
           <w:sz w:val="24"/>
           <w:u w:val="single"/>
         </w:rPr>
-        <w:hyperlink r:id="rId24" w:history="1">
+        <w:hyperlink r:id="rId25" w:history="1">
           <w:r>
             <w:rPr>
               <w:rStyle w:val="Hyperlink"/>
@@ -5876,7 +5915,7 @@
           <w:sz w:val="24"/>
           <w:u w:val="single"/>
         </w:rPr>
-        <w:hyperlink r:id="rId24" w:history="1">
+        <w:hyperlink r:id="rId25" w:history="1">
           <w:r>
             <w:rPr>
               <w:rStyle w:val="Hyperlink"/>
@@ -5894,7 +5933,7 @@
           <w:sz w:val="24"/>
           <w:u w:val="single"/>
         </w:rPr>
-        <w:hyperlink r:id="rId24" w:history="1">
+        <w:hyperlink r:id="rId25" w:history="1">
           <w:r>
             <w:rPr>
               <w:rStyle w:val="Hyperlink"/>
@@ -5912,7 +5951,7 @@
           <w:sz w:val="24"/>
           <w:u w:val="single"/>
         </w:rPr>
-        <w:hyperlink r:id="rId24" w:history="1">
+        <w:hyperlink r:id="rId25" w:history="1">
           <w:r>
             <w:rPr>
               <w:rStyle w:val="Hyperlink"/>
@@ -5940,7 +5979,7 @@
           <w:sz w:val="24"/>
           <w:u w:val="single"/>
         </w:rPr>
-        <w:hyperlink r:id="rId35" w:history="1">
+        <w:hyperlink r:id="rId36" w:history="1">
           <w:r>
             <w:rPr>
               <w:rStyle w:val="Hyperlink"/>
@@ -5958,7 +5997,7 @@
           <w:sz w:val="24"/>
           <w:u w:val="single"/>
         </w:rPr>
-        <w:hyperlink r:id="rId35" w:history="1">
+        <w:hyperlink r:id="rId25" w:history="1">
           <w:r>
             <w:rPr>
               <w:rStyle w:val="Hyperlink"/>
@@ -5987,7 +6026,7 @@
           <w:sz w:val="24"/>
           <w:u w:val="single"/>
         </w:rPr>
-        <w:hyperlink r:id="rId35" w:history="1">
+        <w:hyperlink r:id="rId25" w:history="1">
           <w:r>
             <w:rPr>
               <w:rStyle w:val="Hyperlink"/>
@@ -6095,7 +6134,7 @@
           <w:sz w:val="24"/>
           <w:u w:val="single"/>
         </w:rPr>
-        <w:hyperlink r:id="rId36" w:history="1">
+        <w:hyperlink r:id="rId37" w:history="1">
           <w:r>
             <w:rPr>
               <w:rStyle w:val="Hyperlink"/>
@@ -6113,7 +6152,7 @@
           <w:sz w:val="24"/>
           <w:u w:val="single"/>
         </w:rPr>
-        <w:hyperlink r:id="rId36" w:history="1">
+        <w:hyperlink r:id="rId37" w:history="1">
           <w:r>
             <w:rPr>
               <w:rStyle w:val="Hyperlink"/>
@@ -6131,7 +6170,7 @@
           <w:sz w:val="24"/>
           <w:u w:val="single"/>
         </w:rPr>
-        <w:hyperlink r:id="rId36" w:history="1">
+        <w:hyperlink r:id="rId37" w:history="1">
           <w:r>
             <w:rPr>
               <w:rStyle w:val="Hyperlink"/>
@@ -6149,7 +6188,7 @@
           <w:sz w:val="24"/>
           <w:u w:val="single"/>
         </w:rPr>
-        <w:hyperlink r:id="rId36" w:history="1">
+        <w:hyperlink r:id="rId37" w:history="1">
           <w:r>
             <w:rPr>
               <w:rStyle w:val="Hyperlink"/>
@@ -6167,7 +6206,7 @@
           <w:sz w:val="24"/>
           <w:u w:val="single"/>
         </w:rPr>
-        <w:hyperlink r:id="rId36" w:history="1">
+        <w:hyperlink r:id="rId37" w:history="1">
           <w:r>
             <w:rPr>
               <w:rStyle w:val="Hyperlink"/>
@@ -6185,7 +6224,7 @@
           <w:sz w:val="24"/>
           <w:u w:val="single"/>
         </w:rPr>
-        <w:hyperlink r:id="rId36" w:history="1">
+        <w:hyperlink r:id="rId37" w:history="1">
           <w:r>
             <w:rPr>
               <w:rStyle w:val="Hyperlink"/>
@@ -6213,7 +6252,7 @@
           <w:sz w:val="24"/>
           <w:u w:val="single"/>
         </w:rPr>
-        <w:hyperlink r:id="rId37" w:history="1">
+        <w:hyperlink r:id="rId38" w:history="1">
           <w:r>
             <w:rPr>
               <w:rStyle w:val="Hyperlink"/>
@@ -6231,7 +6270,7 @@
           <w:sz w:val="24"/>
           <w:u w:val="single"/>
         </w:rPr>
-        <w:hyperlink r:id="rId37" w:history="1">
+        <w:hyperlink r:id="rId38" w:history="1">
           <w:r>
             <w:rPr>
               <w:rStyle w:val="Hyperlink"/>
@@ -6249,7 +6288,7 @@
           <w:sz w:val="24"/>
           <w:u w:val="single"/>
         </w:rPr>
-        <w:hyperlink r:id="rId37" w:history="1">
+        <w:hyperlink r:id="rId38" w:history="1">
           <w:r>
             <w:rPr>
               <w:rStyle w:val="Hyperlink"/>
@@ -6377,7 +6416,7 @@
           <w:sz w:val="24"/>
           <w:u w:val="single"/>
         </w:rPr>
-        <w:hyperlink r:id="rId38" w:history="1">
+        <w:hyperlink r:id="rId39" w:history="1">
           <w:r>
             <w:rPr>
               <w:rStyle w:val="Hyperlink"/>
@@ -6395,7 +6434,7 @@
           <w:sz w:val="24"/>
           <w:u w:val="single"/>
         </w:rPr>
-        <w:hyperlink r:id="rId38" w:history="1">
+        <w:hyperlink r:id="rId39" w:history="1">
           <w:r>
             <w:rPr>
               <w:rStyle w:val="Hyperlink"/>
@@ -6413,7 +6452,7 @@
           <w:sz w:val="24"/>
           <w:u w:val="single"/>
         </w:rPr>
-        <w:hyperlink r:id="rId38" w:history="1">
+        <w:hyperlink r:id="rId39" w:history="1">
           <w:r>
             <w:rPr>
               <w:rStyle w:val="Hyperlink"/>
@@ -6431,7 +6470,7 @@
           <w:sz w:val="24"/>
           <w:u w:val="single"/>
         </w:rPr>
-        <w:hyperlink r:id="rId38" w:history="1">
+        <w:hyperlink r:id="rId39" w:history="1">
           <w:r>
             <w:rPr>
               <w:rStyle w:val="Hyperlink"/>
@@ -6459,7 +6498,7 @@
           <w:sz w:val="24"/>
           <w:u w:val="single"/>
         </w:rPr>
-        <w:hyperlink r:id="rId39" w:history="1">
+        <w:hyperlink r:id="rId40" w:history="1">
           <w:r>
             <w:rPr>
               <w:rStyle w:val="Hyperlink"/>
@@ -6488,7 +6527,7 @@
           <w:sz w:val="24"/>
           <w:u w:val="single"/>
         </w:rPr>
-        <w:hyperlink r:id="rId39" w:history="1">
+        <w:hyperlink r:id="rId40" w:history="1">
           <w:r>
             <w:rPr>
               <w:rStyle w:val="Hyperlink"/>
@@ -6616,7 +6655,7 @@
           <w:sz w:val="24"/>
           <w:u w:val="single"/>
         </w:rPr>
-        <w:hyperlink r:id="rId40" w:history="1">
+        <w:hyperlink r:id="rId41" w:history="1">
           <w:r>
             <w:rPr>
               <w:rStyle w:val="Hyperlink"/>
@@ -6634,7 +6673,7 @@
           <w:sz w:val="24"/>
           <w:u w:val="single"/>
         </w:rPr>
-        <w:hyperlink r:id="rId40" w:history="1">
+        <w:hyperlink r:id="rId41" w:history="1">
           <w:r>
             <w:rPr>
               <w:rStyle w:val="Hyperlink"/>
@@ -6662,7 +6701,7 @@
           <w:sz w:val="24"/>
           <w:u w:val="single"/>
         </w:rPr>
-        <w:hyperlink r:id="rId41" w:history="1">
+        <w:hyperlink r:id="rId42" w:history="1">
           <w:r>
             <w:rPr>
               <w:rStyle w:val="Hyperlink"/>
@@ -6691,7 +6730,7 @@
           <w:sz w:val="24"/>
           <w:u w:val="single"/>
         </w:rPr>
-        <w:hyperlink r:id="rId41" w:history="1">
+        <w:hyperlink r:id="rId42" w:history="1">
           <w:r>
             <w:rPr>
               <w:rStyle w:val="Hyperlink"/>
@@ -6719,7 +6758,7 @@
           <w:sz w:val="24"/>
           <w:u w:val="single"/>
         </w:rPr>
-        <w:hyperlink r:id="rId42" w:history="1">
+        <w:hyperlink r:id="rId43" w:history="1">
           <w:r>
             <w:rPr>
               <w:rStyle w:val="Hyperlink"/>
@@ -6737,7 +6776,7 @@
           <w:sz w:val="24"/>
           <w:u w:val="single"/>
         </w:rPr>
-        <w:hyperlink r:id="rId40" w:history="1">
+        <w:hyperlink r:id="rId43" w:history="1">
           <w:r>
             <w:rPr>
               <w:rStyle w:val="Hyperlink"/>
@@ -6755,7 +6794,7 @@
           <w:sz w:val="24"/>
           <w:u w:val="single"/>
         </w:rPr>
-        <w:hyperlink r:id="rId40" w:history="1">
+        <w:hyperlink r:id="rId43" w:history="1">
           <w:r>
             <w:rPr>
               <w:rStyle w:val="Hyperlink"/>
@@ -6886,7 +6925,7 @@
           <w:sz w:val="24"/>
           <w:u w:val="single"/>
         </w:rPr>
-        <w:hyperlink r:id="rId43" w:history="1">
+        <w:hyperlink r:id="rId44" w:history="1">
           <w:r>
             <w:rPr>
               <w:rStyle w:val="Hyperlink"/>
@@ -6904,7 +6943,7 @@
           <w:sz w:val="24"/>
           <w:u w:val="single"/>
         </w:rPr>
-        <w:hyperlink r:id="rId43" w:history="1">
+        <w:hyperlink r:id="rId44" w:history="1">
           <w:r>
             <w:rPr>
               <w:rStyle w:val="Hyperlink"/>
@@ -6922,7 +6961,7 @@
           <w:sz w:val="24"/>
           <w:u w:val="single"/>
         </w:rPr>
-        <w:hyperlink r:id="rId43" w:history="1">
+        <w:hyperlink r:id="rId44" w:history="1">
           <w:r>
             <w:rPr>
               <w:rStyle w:val="Hyperlink"/>
@@ -6940,7 +6979,7 @@
           <w:sz w:val="24"/>
           <w:u w:val="single"/>
         </w:rPr>
-        <w:hyperlink r:id="rId43" w:history="1">
+        <w:hyperlink r:id="rId44" w:history="1">
           <w:r>
             <w:rPr>
               <w:rStyle w:val="Hyperlink"/>
@@ -7058,7 +7097,7 @@
           <w:sz w:val="24"/>
           <w:u w:val="single"/>
         </w:rPr>
-        <w:hyperlink r:id="rId44" w:history="1">
+        <w:hyperlink r:id="rId45" w:history="1">
           <w:r>
             <w:rPr>
               <w:rStyle w:val="Hyperlink"/>
@@ -7076,7 +7115,7 @@
           <w:sz w:val="24"/>
           <w:u w:val="single"/>
         </w:rPr>
-        <w:hyperlink r:id="rId44" w:history="1">
+        <w:hyperlink r:id="rId45" w:history="1">
           <w:r>
             <w:rPr>
               <w:rStyle w:val="Hyperlink"/>
@@ -7094,7 +7133,7 @@
           <w:sz w:val="24"/>
           <w:u w:val="single"/>
         </w:rPr>
-        <w:hyperlink r:id="rId44" w:history="1">
+        <w:hyperlink r:id="rId45" w:history="1">
           <w:r>
             <w:rPr>
               <w:rStyle w:val="Hyperlink"/>
@@ -7112,7 +7151,7 @@
           <w:sz w:val="24"/>
           <w:u w:val="single"/>
         </w:rPr>
-        <w:hyperlink r:id="rId44" w:history="1">
+        <w:hyperlink r:id="rId45" w:history="1">
           <w:r>
             <w:rPr>
               <w:rStyle w:val="Hyperlink"/>
@@ -7169,7 +7208,7 @@
           <w:sz w:val="24"/>
           <w:u w:val="single"/>
         </w:rPr>
-        <w:hyperlink r:id="rId45" w:history="1">
+        <w:hyperlink r:id="rId46" w:history="1">
           <w:r>
             <w:rPr>
               <w:rStyle w:val="Hyperlink"/>
@@ -7198,7 +7237,7 @@
           <w:sz w:val="24"/>
           <w:u w:val="single"/>
         </w:rPr>
-        <w:hyperlink r:id="rId45" w:history="1">
+        <w:hyperlink r:id="rId46" w:history="1">
           <w:r>
             <w:rPr>
               <w:rStyle w:val="Hyperlink"/>
@@ -7226,7 +7265,7 @@
           <w:sz w:val="24"/>
           <w:u w:val="single"/>
         </w:rPr>
-        <w:hyperlink r:id="rId46" w:history="1">
+        <w:hyperlink r:id="rId47" w:history="1">
           <w:r>
             <w:rPr>
               <w:rStyle w:val="Hyperlink"/>
@@ -7255,7 +7294,7 @@
           <w:sz w:val="24"/>
           <w:u w:val="single"/>
         </w:rPr>
-        <w:hyperlink r:id="rId46" w:history="1">
+        <w:hyperlink r:id="rId47" w:history="1">
           <w:r>
             <w:rPr>
               <w:rStyle w:val="Hyperlink"/>

--- a/EXPORTS/DOCX/published/niveau3/Dutch/KKZ.docx
+++ b/EXPORTS/DOCX/published/niveau3/Dutch/KKZ.docx
@@ -244,61 +244,7 @@
           <w:color w:val="000000"/>
           <w:sz w:val="24"/>
         </w:rPr>
-        <w:t>collectie beston</w:t>
-      </w:r>
-      <w:r>
-        <w:rPr>
-          <w:u w:val="single" w:color="0000ff"/>
-          <w:rFonts w:ascii="Charis SIL Regular" w:hAnsi="Charis SIL Regular" w:eastAsia="Charis SIL Regular"/>
-          <w:b w:val="0"/>
-          <w:i w:val="0"/>
-          <w:color w:val="000000"/>
-          <w:sz w:val="24"/>
-        </w:rPr>
-        <w:hyperlink r:id="rId9" w:history="1">
-          <w:r>
-            <w:rPr>
-              <w:rStyle w:val="Hyperlink"/>
-            </w:rPr>
-            <w:t>d uit al</w:t>
-          </w:r>
-        </w:hyperlink>
-      </w:r>
-      <w:r>
-        <w:rPr>
-          <w:u w:val="single" w:color="0000ff"/>
-          <w:rFonts w:ascii="Charis SIL Regular" w:hAnsi="Charis SIL Regular" w:eastAsia="Charis SIL Regular"/>
-          <w:b w:val="0"/>
-          <w:i w:val="0"/>
-          <w:color w:val="000000"/>
-          <w:sz w:val="24"/>
-        </w:rPr>
-        <w:hyperlink r:id="rId9" w:history="1">
-          <w:r>
-            <w:rPr>
-              <w:rStyle w:val="Hyperlink"/>
-            </w:rPr>
-            <w:t>l</w:t>
-          </w:r>
-        </w:hyperlink>
-      </w:r>
-      <w:r>
-        <w:rPr>
-          <w:u w:val="single" w:color="0000ff"/>
-          <w:rFonts w:ascii="Charis SIL Regular" w:hAnsi="Charis SIL Regular" w:eastAsia="Charis SIL Regular"/>
-          <w:b w:val="0"/>
-          <w:i w:val="0"/>
-          <w:color w:val="000000"/>
-          <w:sz w:val="24"/>
-        </w:rPr>
-        <w:hyperlink r:id="rId9" w:history="1">
-          <w:r>
-            <w:rPr>
-              <w:rStyle w:val="Hyperlink"/>
-            </w:rPr>
-            <w:t>erlei vo</w:t>
-          </w:r>
-        </w:hyperlink>
+        <w:t>collectie bestond uit allerlei vo</w:t>
       </w:r>
       <w:r>
         <w:rPr>
@@ -512,7 +458,6 @@
       </w:r>
       <w:r>
         <w:rPr>
-          <w:u w:val="single" w:color="0000ff"/>
           <w:rFonts w:ascii="Charis SIL Regular" w:hAnsi="Charis SIL Regular" w:eastAsia="Charis SIL Regular"/>
           <w:b w:val="0"/>
           <w:i w:val="0"/>
@@ -708,7 +653,14 @@
           <w:color w:val="000000"/>
           <w:sz w:val="24"/>
         </w:rPr>
-        <w:t xml:space="preserve">nd </w:t>
+        <w:hyperlink r:id="rId11" w:history="1">
+          <w:r>
+            <w:rPr>
+              <w:rStyle w:val="Hyperlink"/>
+            </w:rPr>
+            <w:t xml:space="preserve">nd </w:t>
+          </w:r>
+        </w:hyperlink>
       </w:r>
       <w:r>
         <w:rPr>
@@ -907,7 +859,6 @@
           <w:i w:val="0"/>
           <w:color w:val="0000FF"/>
           <w:sz w:val="24"/>
-          <w:u w:val="single"/>
         </w:rPr>
         <w:hyperlink r:id="rId9" w:history="1">
           <w:r>
@@ -927,7 +878,7 @@
           <w:sz w:val="24"/>
           <w:u w:val="single"/>
         </w:rPr>
-        <w:hyperlink r:id="rId9" w:history="1">
+        <w:hyperlink r:id="rId12" w:history="1">
           <w:r>
             <w:rPr>
               <w:rStyle w:val="Hyperlink"/>
@@ -956,7 +907,7 @@
           <w:sz w:val="24"/>
           <w:u w:val="single"/>
         </w:rPr>
-        <w:hyperlink r:id="rId9" w:history="1">
+        <w:hyperlink r:id="rId12" w:history="1">
           <w:r>
             <w:rPr>
               <w:rStyle w:val="Hyperlink"/>
@@ -1113,13 +1064,21 @@
       </w:r>
       <w:r>
         <w:rPr>
+          <w:u w:val="single" w:color="0000ff"/>
           <w:rFonts w:ascii="Charis SIL Regular" w:hAnsi="Charis SIL Regular" w:eastAsia="Charis SIL Regular"/>
           <w:b w:val="0"/>
           <w:i w:val="0"/>
           <w:color w:val="000000"/>
           <w:sz w:val="24"/>
         </w:rPr>
-        <w:t xml:space="preserve">tijdens </w:t>
+        <w:hyperlink r:id="rId9" w:history="1">
+          <w:r>
+            <w:rPr>
+              <w:rStyle w:val="Hyperlink"/>
+            </w:rPr>
+            <w:t xml:space="preserve">tijdens </w:t>
+          </w:r>
+        </w:hyperlink>
       </w:r>
       <w:r>
         <w:rPr>
@@ -1646,8 +1605,16 @@
           <w:i w:val="0"/>
           <w:color w:val="0000FF"/>
           <w:sz w:val="24"/>
-        </w:rPr>
-        <w:t>Rijksmu</w:t>
+          <w:u w:val="single"/>
+        </w:rPr>
+        <w:hyperlink r:id="rId16" w:history="1">
+          <w:r>
+            <w:rPr>
+              <w:rStyle w:val="Hyperlink"/>
+            </w:rPr>
+            <w:t>Rijksmu</w:t>
+          </w:r>
+        </w:hyperlink>
       </w:r>
       <w:r>
         <w:rPr>
@@ -1658,7 +1625,7 @@
           <w:sz w:val="24"/>
           <w:u w:val="single"/>
         </w:rPr>
-        <w:hyperlink r:id="rId15" w:history="1">
+        <w:hyperlink r:id="rId16" w:history="1">
           <w:r>
             <w:rPr>
               <w:rStyle w:val="Hyperlink"/>
@@ -1687,7 +1654,7 @@
           <w:sz w:val="24"/>
           <w:u w:val="single"/>
         </w:rPr>
-        <w:hyperlink r:id="rId15" w:history="1">
+        <w:hyperlink r:id="rId16" w:history="1">
           <w:r>
             <w:rPr>
               <w:rStyle w:val="Hyperlink"/>
@@ -1705,7 +1672,7 @@
           <w:sz w:val="24"/>
           <w:u w:val="single"/>
         </w:rPr>
-        <w:hyperlink r:id="rId15" w:history="1">
+        <w:hyperlink r:id="rId16" w:history="1">
           <w:r>
             <w:rPr>
               <w:rStyle w:val="Hyperlink"/>
@@ -1868,7 +1835,7 @@
           <w:color w:val="0000FF"/>
           <w:sz w:val="24"/>
         </w:rPr>
-        <w:hyperlink r:id="rId16" w:history="1">
+        <w:hyperlink r:id="rId17" w:history="1">
           <w:r>
             <w:rPr>
               <w:rStyle w:val="Hyperlink"/>
@@ -1886,7 +1853,7 @@
           <w:sz w:val="24"/>
           <w:u w:val="single"/>
         </w:rPr>
-        <w:hyperlink r:id="rId17" w:history="1">
+        <w:hyperlink r:id="rId16" w:history="1">
           <w:r>
             <w:rPr>
               <w:rStyle w:val="Hyperlink"/>
@@ -1915,7 +1882,7 @@
           <w:sz w:val="24"/>
           <w:u w:val="single"/>
         </w:rPr>
-        <w:hyperlink r:id="rId17" w:history="1">
+        <w:hyperlink r:id="rId16" w:history="1">
           <w:r>
             <w:rPr>
               <w:rStyle w:val="Hyperlink"/>
@@ -1944,7 +1911,7 @@
           <w:sz w:val="24"/>
           <w:u w:val="single"/>
         </w:rPr>
-        <w:hyperlink r:id="rId17" w:history="1">
+        <w:hyperlink r:id="rId16" w:history="1">
           <w:r>
             <w:rPr>
               <w:rStyle w:val="Hyperlink"/>
@@ -1962,7 +1929,7 @@
           <w:color w:val="000000"/>
           <w:sz w:val="24"/>
         </w:rPr>
-        <w:hyperlink r:id="rId17" w:history="1">
+        <w:hyperlink r:id="rId16" w:history="1">
           <w:r>
             <w:rPr>
               <w:rStyle w:val="Hyperlink"/>
@@ -2151,7 +2118,6 @@
           <w:i w:val="0"/>
           <w:color w:val="0000FF"/>
           <w:sz w:val="24"/>
-          <w:u w:val="single"/>
         </w:rPr>
         <w:hyperlink r:id="rId18" w:history="1">
           <w:r>
@@ -2171,7 +2137,7 @@
           <w:sz w:val="24"/>
           <w:u w:val="single"/>
         </w:rPr>
-        <w:hyperlink r:id="rId16" w:history="1">
+        <w:hyperlink r:id="rId17" w:history="1">
           <w:r>
             <w:rPr>
               <w:rStyle w:val="Hyperlink"/>
@@ -2200,7 +2166,7 @@
           <w:sz w:val="24"/>
           <w:u w:val="single"/>
         </w:rPr>
-        <w:hyperlink r:id="rId16" w:history="1">
+        <w:hyperlink r:id="rId17" w:history="1">
           <w:r>
             <w:rPr>
               <w:rStyle w:val="Hyperlink"/>
@@ -2211,13 +2177,50 @@
       </w:r>
       <w:r>
         <w:rPr>
+          <w:u w:val="single" w:color="0000ff"/>
           <w:rFonts w:ascii="Charis SIL Regular" w:hAnsi="Charis SIL Regular" w:eastAsia="Charis SIL Regular"/>
           <w:b w:val="0"/>
           <w:i w:val="0"/>
           <w:color w:val="000000"/>
           <w:sz w:val="24"/>
         </w:rPr>
-        <w:t xml:space="preserve">, het </w:t>
+        <w:hyperlink r:id="rId17" w:history="1">
+          <w:r>
+            <w:rPr>
+              <w:rStyle w:val="Hyperlink"/>
+            </w:rPr>
+            <w:t>, he</w:t>
+          </w:r>
+        </w:hyperlink>
+      </w:r>
+      <w:r>
+        <w:rPr>
+          <w:u w:val="single" w:color="0000ff"/>
+          <w:rFonts w:ascii="Charis SIL Regular" w:hAnsi="Charis SIL Regular" w:eastAsia="Charis SIL Regular"/>
+          <w:b w:val="0"/>
+          <w:i w:val="0"/>
+          <w:color w:val="000000"/>
+          <w:sz w:val="24"/>
+        </w:rPr>
+        <w:hyperlink r:id="rId17" w:history="1">
+          <w:r>
+            <w:rPr>
+              <w:rStyle w:val="Hyperlink"/>
+            </w:rPr>
+            <w:t>t</w:t>
+          </w:r>
+        </w:hyperlink>
+      </w:r>
+      <w:r>
+        <w:rPr>
+          <w:u w:val="single" w:color="0000ff"/>
+          <w:rFonts w:ascii="Charis SIL Regular" w:hAnsi="Charis SIL Regular" w:eastAsia="Charis SIL Regular"/>
+          <w:b w:val="0"/>
+          <w:i w:val="0"/>
+          <w:color w:val="000000"/>
+          <w:sz w:val="24"/>
+        </w:rPr>
+        <w:t xml:space="preserve"> </w:t>
       </w:r>
       <w:r>
         <w:rPr>
@@ -2228,7 +2231,7 @@
           <w:sz w:val="24"/>
           <w:u w:val="single"/>
         </w:rPr>
-        <w:hyperlink r:id="rId16" w:history="1">
+        <w:hyperlink r:id="rId17" w:history="1">
           <w:r>
             <w:rPr>
               <w:rStyle w:val="Hyperlink"/>
@@ -2246,7 +2249,7 @@
           <w:sz w:val="24"/>
           <w:u w:val="single"/>
         </w:rPr>
-        <w:hyperlink r:id="rId16" w:history="1">
+        <w:hyperlink r:id="rId17" w:history="1">
           <w:r>
             <w:rPr>
               <w:rStyle w:val="Hyperlink"/>
@@ -2273,63 +2276,8 @@
           <w:i w:val="0"/>
           <w:color w:val="0000FF"/>
           <w:sz w:val="24"/>
-          <w:u w:val="single"/>
-        </w:rPr>
-        <w:hyperlink r:id="rId19" w:history="1">
-          <w:r>
-            <w:rPr>
-              <w:rStyle w:val="Hyperlink"/>
-            </w:rPr>
-            <w:t>v</w:t>
-          </w:r>
-        </w:hyperlink>
-      </w:r>
-      <w:r>
-        <w:rPr>
-          <w:rFonts w:ascii="Charis SIL Regular" w:hAnsi="Charis SIL Regular" w:eastAsia="Charis SIL Regular"/>
-          <w:b w:val="0"/>
-          <w:i w:val="0"/>
-          <w:color w:val="0000FF"/>
-          <w:sz w:val="24"/>
-          <w:u w:val="single"/>
-        </w:rPr>
-        <w:hyperlink r:id="rId19" w:history="1">
-          <w:r>
-            <w:rPr>
-              <w:rStyle w:val="Hyperlink"/>
-            </w:rPr>
-            <w:t>an</w:t>
-          </w:r>
-        </w:hyperlink>
-      </w:r>
-      <w:r>
-        <w:rPr>
-          <w:rFonts w:ascii="Charis SIL Regular" w:hAnsi="Charis SIL Regular" w:eastAsia="Charis SIL Regular"/>
-          <w:b w:val="0"/>
-          <w:i w:val="0"/>
-          <w:color w:val="0000FF"/>
-          <w:sz w:val="24"/>
-          <w:u w:val="single"/>
-        </w:rPr>
-        <w:t xml:space="preserve"> </w:t>
-      </w:r>
-      <w:r>
-        <w:rPr>
-          <w:rFonts w:ascii="Charis SIL Regular" w:hAnsi="Charis SIL Regular" w:eastAsia="Charis SIL Regular"/>
-          <w:b w:val="0"/>
-          <w:i w:val="0"/>
-          <w:color w:val="0000FF"/>
-          <w:sz w:val="24"/>
-          <w:u w:val="single"/>
-        </w:rPr>
-        <w:hyperlink r:id="rId19" w:history="1">
-          <w:r>
-            <w:rPr>
-              <w:rStyle w:val="Hyperlink"/>
-            </w:rPr>
-            <w:t>N</w:t>
-          </w:r>
-        </w:hyperlink>
+        </w:rPr>
+        <w:t>van N</w:t>
       </w:r>
       <w:r>
         <w:rPr>
@@ -2515,7 +2463,6 @@
           <w:i w:val="0"/>
           <w:color w:val="0000FF"/>
           <w:sz w:val="24"/>
-          <w:u w:val="single"/>
         </w:rPr>
         <w:t>G</w:t>
       </w:r>
@@ -2575,7 +2522,7 @@
           <w:sz w:val="24"/>
           <w:u w:val="single"/>
         </w:rPr>
-        <w:hyperlink r:id="rId20" w:history="1">
+        <w:hyperlink r:id="rId18" w:history="1">
           <w:r>
             <w:rPr>
               <w:rStyle w:val="Hyperlink"/>
@@ -2604,7 +2551,7 @@
           <w:sz w:val="24"/>
           <w:u w:val="single"/>
         </w:rPr>
-        <w:hyperlink r:id="rId20" w:history="1">
+        <w:hyperlink r:id="rId18" w:history="1">
           <w:r>
             <w:rPr>
               <w:rStyle w:val="Hyperlink"/>
@@ -2622,7 +2569,7 @@
           <w:sz w:val="24"/>
           <w:u w:val="single"/>
         </w:rPr>
-        <w:hyperlink r:id="rId20" w:history="1">
+        <w:hyperlink r:id="rId18" w:history="1">
           <w:r>
             <w:rPr>
               <w:rStyle w:val="Hyperlink"/>
@@ -2640,7 +2587,7 @@
           <w:sz w:val="24"/>
           <w:u w:val="single"/>
         </w:rPr>
-        <w:hyperlink r:id="rId20" w:history="1">
+        <w:hyperlink r:id="rId19" w:history="1">
           <w:r>
             <w:rPr>
               <w:rStyle w:val="Hyperlink"/>
@@ -2657,25 +2604,7 @@
           <w:color w:val="000000"/>
           <w:sz w:val="24"/>
         </w:rPr>
-        <w:t xml:space="preserve"> e</w:t>
-      </w:r>
-      <w:r>
-        <w:rPr>
-          <w:u w:val="single" w:color="0000ff"/>
-          <w:rFonts w:ascii="Charis SIL Regular" w:hAnsi="Charis SIL Regular" w:eastAsia="Charis SIL Regular"/>
-          <w:b w:val="0"/>
-          <w:i w:val="0"/>
-          <w:color w:val="000000"/>
-          <w:sz w:val="24"/>
-        </w:rPr>
-        <w:hyperlink r:id="rId19" w:history="1">
-          <w:r>
-            <w:rPr>
-              <w:rStyle w:val="Hyperlink"/>
-            </w:rPr>
-            <w:t xml:space="preserve">n het </w:t>
-          </w:r>
-        </w:hyperlink>
+        <w:t xml:space="preserve"> en het </w:t>
       </w:r>
       <w:r>
         <w:rPr>
@@ -2686,7 +2615,7 @@
           <w:sz w:val="24"/>
           <w:u w:val="single"/>
         </w:rPr>
-        <w:hyperlink r:id="rId21" w:history="1">
+        <w:hyperlink r:id="rId20" w:history="1">
           <w:r>
             <w:rPr>
               <w:rStyle w:val="Hyperlink"/>
@@ -2715,7 +2644,7 @@
           <w:sz w:val="24"/>
           <w:u w:val="single"/>
         </w:rPr>
-        <w:hyperlink r:id="rId21" w:history="1">
+        <w:hyperlink r:id="rId20" w:history="1">
           <w:r>
             <w:rPr>
               <w:rStyle w:val="Hyperlink"/>
@@ -2733,7 +2662,7 @@
           <w:sz w:val="24"/>
           <w:u w:val="single"/>
         </w:rPr>
-        <w:hyperlink r:id="rId21" w:history="1">
+        <w:hyperlink r:id="rId20" w:history="1">
           <w:r>
             <w:rPr>
               <w:rStyle w:val="Hyperlink"/>
@@ -2751,7 +2680,7 @@
           <w:sz w:val="24"/>
           <w:u w:val="single"/>
         </w:rPr>
-        <w:hyperlink r:id="rId21" w:history="1">
+        <w:hyperlink r:id="rId20" w:history="1">
           <w:r>
             <w:rPr>
               <w:rStyle w:val="Hyperlink"/>
@@ -2769,7 +2698,7 @@
           <w:sz w:val="24"/>
           <w:u w:val="single"/>
         </w:rPr>
-        <w:hyperlink r:id="rId21" w:history="1">
+        <w:hyperlink r:id="rId20" w:history="1">
           <w:r>
             <w:rPr>
               <w:rStyle w:val="Hyperlink"/>
@@ -2787,7 +2716,7 @@
           <w:sz w:val="24"/>
           <w:u w:val="single"/>
         </w:rPr>
-        <w:hyperlink r:id="rId21" w:history="1">
+        <w:hyperlink r:id="rId20" w:history="1">
           <w:r>
             <w:rPr>
               <w:rStyle w:val="Hyperlink"/>
@@ -2805,7 +2734,7 @@
           <w:color w:val="000000"/>
           <w:sz w:val="24"/>
         </w:rPr>
-        <w:hyperlink r:id="rId19" w:history="1">
+        <w:hyperlink r:id="rId20" w:history="1">
           <w:r>
             <w:rPr>
               <w:rStyle w:val="Hyperlink"/>
@@ -2863,7 +2792,7 @@
           <w:sz w:val="24"/>
           <w:u w:val="single"/>
         </w:rPr>
-        <w:hyperlink r:id="rId22" w:history="1">
+        <w:hyperlink r:id="rId21" w:history="1">
           <w:r>
             <w:rPr>
               <w:rStyle w:val="Hyperlink"/>
@@ -2871,6 +2800,121 @@
             <w:t xml:space="preserve">Reinier </w:t>
           </w:r>
         </w:hyperlink>
+      </w:r>
+      <w:r>
+        <w:rPr>
+          <w:rFonts w:ascii="Charis SIL Regular" w:hAnsi="Charis SIL Regular" w:eastAsia="Charis SIL Regular"/>
+          <w:b w:val="0"/>
+          <w:i w:val="0"/>
+          <w:color w:val="0000FF"/>
+          <w:sz w:val="24"/>
+          <w:u w:val="single"/>
+        </w:rPr>
+        <w:hyperlink r:id="rId21" w:history="1">
+          <w:r>
+            <w:rPr>
+              <w:rStyle w:val="Hyperlink"/>
+            </w:rPr>
+            <w:t>van</w:t>
+          </w:r>
+        </w:hyperlink>
+      </w:r>
+      <w:r>
+        <w:rPr>
+          <w:rFonts w:ascii="Charis SIL Regular" w:hAnsi="Charis SIL Regular" w:eastAsia="Charis SIL Regular"/>
+          <w:b w:val="0"/>
+          <w:i w:val="0"/>
+          <w:color w:val="0000FF"/>
+          <w:sz w:val="24"/>
+          <w:u w:val="single"/>
+        </w:rPr>
+        <w:t xml:space="preserve"> </w:t>
+      </w:r>
+      <w:r>
+        <w:rPr>
+          <w:rFonts w:ascii="Charis SIL Regular" w:hAnsi="Charis SIL Regular" w:eastAsia="Charis SIL Regular"/>
+          <w:b w:val="0"/>
+          <w:i w:val="0"/>
+          <w:color w:val="0000FF"/>
+          <w:sz w:val="24"/>
+          <w:u w:val="single"/>
+        </w:rPr>
+        <w:hyperlink r:id="rId21" w:history="1">
+          <w:r>
+            <w:rPr>
+              <w:rStyle w:val="Hyperlink"/>
+            </w:rPr>
+            <w:t>de</w:t>
+          </w:r>
+        </w:hyperlink>
+      </w:r>
+      <w:r>
+        <w:rPr>
+          <w:rFonts w:ascii="Charis SIL Regular" w:hAnsi="Charis SIL Regular" w:eastAsia="Charis SIL Regular"/>
+          <w:b w:val="0"/>
+          <w:i w:val="0"/>
+          <w:color w:val="0000FF"/>
+          <w:sz w:val="24"/>
+          <w:u w:val="single"/>
+        </w:rPr>
+        <w:t xml:space="preserve"> </w:t>
+      </w:r>
+      <w:r>
+        <w:rPr>
+          <w:rFonts w:ascii="Charis SIL Regular" w:hAnsi="Charis SIL Regular" w:eastAsia="Charis SIL Regular"/>
+          <w:b w:val="0"/>
+          <w:i w:val="0"/>
+          <w:color w:val="0000FF"/>
+          <w:sz w:val="24"/>
+          <w:u w:val="single"/>
+        </w:rPr>
+        <w:hyperlink r:id="rId21" w:history="1">
+          <w:r>
+            <w:rPr>
+              <w:rStyle w:val="Hyperlink"/>
+            </w:rPr>
+            <w:t>Kasteele</w:t>
+          </w:r>
+        </w:hyperlink>
+      </w:r>
+      <w:r>
+        <w:rPr>
+          <w:rFonts w:ascii="Charis SIL Regular" w:hAnsi="Charis SIL Regular" w:eastAsia="Charis SIL Regular"/>
+          <w:b w:val="0"/>
+          <w:i w:val="0"/>
+          <w:color w:val="000000"/>
+          <w:sz w:val="24"/>
+        </w:rPr>
+        <w:t xml:space="preserve"> verdween nadat zijn zoon </w:t>
+      </w:r>
+      <w:r>
+        <w:rPr>
+          <w:rFonts w:ascii="Charis SIL Regular" w:hAnsi="Charis SIL Regular" w:eastAsia="Charis SIL Regular"/>
+          <w:b w:val="0"/>
+          <w:i w:val="0"/>
+          <w:color w:val="0000FF"/>
+          <w:sz w:val="24"/>
+          <w:u w:val="single"/>
+        </w:rPr>
+        <w:hyperlink r:id="rId22" w:history="1">
+          <w:r>
+            <w:rPr>
+              <w:rStyle w:val="Hyperlink"/>
+            </w:rPr>
+            <w:t>Abraham</w:t>
+          </w:r>
+        </w:hyperlink>
+      </w:r>
+      <w:r>
+        <w:rPr>
+          <w:rFonts w:ascii="Charis SIL Regular" w:hAnsi="Charis SIL Regular" w:eastAsia="Charis SIL Regular"/>
+          <w:b w:val="0"/>
+          <w:i w:val="0"/>
+          <w:color w:val="0000FF"/>
+          <w:sz w:val="24"/>
+          <w:u w:val="single"/>
+        </w:rPr>
+        <w:t xml:space="preserve"> </w:t>
       </w:r>
       <w:r>
         <w:rPr>
@@ -2956,7 +3000,200 @@
           <w:color w:val="000000"/>
           <w:sz w:val="24"/>
         </w:rPr>
-        <w:t xml:space="preserve"> verdween nadat zijn zoon </w:t>
+        <w:t xml:space="preserve"> hem opvolgde in</w:t>
+      </w:r>
+      <w:r>
+        <w:rPr>
+          <w:u w:val="single" w:color="0000ff"/>
+          <w:rFonts w:ascii="Charis SIL Regular" w:hAnsi="Charis SIL Regular" w:eastAsia="Charis SIL Regular"/>
+          <w:b w:val="0"/>
+          <w:i w:val="0"/>
+          <w:color w:val="000000"/>
+          <w:sz w:val="24"/>
+        </w:rPr>
+        <w:hyperlink r:id="rId21" w:history="1">
+          <w:r>
+            <w:rPr>
+              <w:rStyle w:val="Hyperlink"/>
+            </w:rPr>
+            <w:t xml:space="preserve"> 1840. </w:t>
+          </w:r>
+        </w:hyperlink>
+      </w:r>
+      <w:r>
+        <w:rPr>
+          <w:u w:val="single" w:color="0000ff"/>
+          <w:rFonts w:ascii="Charis SIL Regular" w:hAnsi="Charis SIL Regular" w:eastAsia="Charis SIL Regular"/>
+          <w:b w:val="0"/>
+          <w:i w:val="0"/>
+          <w:color w:val="000000"/>
+          <w:sz w:val="24"/>
+        </w:rPr>
+        <w:hyperlink r:id="rId21" w:history="1">
+          <w:r>
+            <w:rPr>
+              <w:rStyle w:val="Hyperlink"/>
+            </w:rPr>
+            <w:t>Ook</w:t>
+          </w:r>
+        </w:hyperlink>
+      </w:r>
+      <w:r>
+        <w:rPr>
+          <w:u w:val="single" w:color="0000ff"/>
+          <w:rFonts w:ascii="Charis SIL Regular" w:hAnsi="Charis SIL Regular" w:eastAsia="Charis SIL Regular"/>
+          <w:b w:val="0"/>
+          <w:i w:val="0"/>
+          <w:color w:val="000000"/>
+          <w:sz w:val="24"/>
+        </w:rPr>
+        <w:hyperlink r:id="rId21" w:history="1">
+          <w:r>
+            <w:rPr>
+              <w:rStyle w:val="Hyperlink"/>
+            </w:rPr>
+            <w:t xml:space="preserve"> ve</w:t>
+          </w:r>
+        </w:hyperlink>
+      </w:r>
+      <w:r>
+        <w:rPr>
+          <w:u w:val="single" w:color="0000ff"/>
+          <w:rFonts w:ascii="Charis SIL Regular" w:hAnsi="Charis SIL Regular" w:eastAsia="Charis SIL Regular"/>
+          <w:b w:val="0"/>
+          <w:i w:val="0"/>
+          <w:color w:val="000000"/>
+          <w:sz w:val="24"/>
+        </w:rPr>
+        <w:hyperlink r:id="rId21" w:history="1">
+          <w:r>
+            <w:rPr>
+              <w:rStyle w:val="Hyperlink"/>
+            </w:rPr>
+            <w:t>rdwenen</w:t>
+          </w:r>
+        </w:hyperlink>
+      </w:r>
+      <w:r>
+        <w:rPr>
+          <w:rFonts w:ascii="Charis SIL Regular" w:hAnsi="Charis SIL Regular" w:eastAsia="Charis SIL Regular"/>
+          <w:b w:val="0"/>
+          <w:i w:val="0"/>
+          <w:color w:val="000000"/>
+          <w:sz w:val="24"/>
+        </w:rPr>
+        <w:t xml:space="preserve"> en vergingen er vele voor</w:t>
+      </w:r>
+      <w:r>
+        <w:rPr>
+          <w:u w:val="single" w:color="0000ff"/>
+          <w:rFonts w:ascii="Charis SIL Regular" w:hAnsi="Charis SIL Regular" w:eastAsia="Charis SIL Regular"/>
+          <w:b w:val="0"/>
+          <w:i w:val="0"/>
+          <w:color w:val="000000"/>
+          <w:sz w:val="24"/>
+        </w:rPr>
+        <w:hyperlink r:id="rId22" w:history="1">
+          <w:r>
+            <w:rPr>
+              <w:rStyle w:val="Hyperlink"/>
+            </w:rPr>
+            <w:t>werpen in</w:t>
+          </w:r>
+        </w:hyperlink>
+      </w:r>
+      <w:r>
+        <w:rPr>
+          <w:u w:val="single" w:color="0000ff"/>
+          <w:rFonts w:ascii="Charis SIL Regular" w:hAnsi="Charis SIL Regular" w:eastAsia="Charis SIL Regular"/>
+          <w:b w:val="0"/>
+          <w:i w:val="0"/>
+          <w:color w:val="000000"/>
+          <w:sz w:val="24"/>
+        </w:rPr>
+        <w:t xml:space="preserve"> </w:t>
+      </w:r>
+      <w:r>
+        <w:rPr>
+          <w:u w:val="single" w:color="0000ff"/>
+          <w:rFonts w:ascii="Charis SIL Regular" w:hAnsi="Charis SIL Regular" w:eastAsia="Charis SIL Regular"/>
+          <w:b w:val="0"/>
+          <w:i w:val="0"/>
+          <w:color w:val="000000"/>
+          <w:sz w:val="24"/>
+        </w:rPr>
+        <w:hyperlink r:id="rId22" w:history="1">
+          <w:r>
+            <w:rPr>
+              <w:rStyle w:val="Hyperlink"/>
+            </w:rPr>
+            <w:t xml:space="preserve">die </w:t>
+          </w:r>
+        </w:hyperlink>
+      </w:r>
+      <w:r>
+        <w:rPr>
+          <w:u w:val="single" w:color="0000ff"/>
+          <w:rFonts w:ascii="Charis SIL Regular" w:hAnsi="Charis SIL Regular" w:eastAsia="Charis SIL Regular"/>
+          <w:b w:val="0"/>
+          <w:i w:val="0"/>
+          <w:color w:val="000000"/>
+          <w:sz w:val="24"/>
+        </w:rPr>
+        <w:hyperlink r:id="rId22" w:history="1">
+          <w:r>
+            <w:rPr>
+              <w:rStyle w:val="Hyperlink"/>
+            </w:rPr>
+            <w:t>t</w:t>
+          </w:r>
+        </w:hyperlink>
+      </w:r>
+      <w:r>
+        <w:rPr>
+          <w:u w:val="single" w:color="0000ff"/>
+          <w:rFonts w:ascii="Charis SIL Regular" w:hAnsi="Charis SIL Regular" w:eastAsia="Charis SIL Regular"/>
+          <w:b w:val="0"/>
+          <w:i w:val="0"/>
+          <w:color w:val="000000"/>
+          <w:sz w:val="24"/>
+        </w:rPr>
+        <w:hyperlink r:id="rId22" w:history="1">
+          <w:r>
+            <w:rPr>
+              <w:rStyle w:val="Hyperlink"/>
+            </w:rPr>
+            <w:t>ijd</w:t>
+          </w:r>
+        </w:hyperlink>
+      </w:r>
+      <w:r>
+        <w:rPr>
+          <w:u w:val="single" w:color="0000ff"/>
+          <w:rFonts w:ascii="Charis SIL Regular" w:hAnsi="Charis SIL Regular" w:eastAsia="Charis SIL Regular"/>
+          <w:b w:val="0"/>
+          <w:i w:val="0"/>
+          <w:color w:val="000000"/>
+          <w:sz w:val="24"/>
+        </w:rPr>
+        <w:hyperlink r:id="rId22" w:history="1">
+          <w:r>
+            <w:rPr>
+              <w:rStyle w:val="Hyperlink"/>
+            </w:rPr>
+            <w:t>. De der</w:t>
+          </w:r>
+        </w:hyperlink>
+      </w:r>
+      <w:r>
+        <w:rPr>
+          <w:rFonts w:ascii="Charis SIL Regular" w:hAnsi="Charis SIL Regular" w:eastAsia="Charis SIL Regular"/>
+          <w:b w:val="0"/>
+          <w:i w:val="0"/>
+          <w:color w:val="000000"/>
+          <w:sz w:val="24"/>
+        </w:rPr>
+        <w:t xml:space="preserve">de en laatste directeur </w:t>
       </w:r>
       <w:r>
         <w:rPr>
@@ -2972,7 +3209,7 @@
             <w:rPr>
               <w:rStyle w:val="Hyperlink"/>
             </w:rPr>
-            <w:t>Abraham</w:t>
+            <w:t>David</w:t>
           </w:r>
         </w:hyperlink>
       </w:r>
@@ -3030,314 +3267,6 @@
             <w:rPr>
               <w:rStyle w:val="Hyperlink"/>
             </w:rPr>
-            <w:t>de</w:t>
-          </w:r>
-        </w:hyperlink>
-      </w:r>
-      <w:r>
-        <w:rPr>
-          <w:rFonts w:ascii="Charis SIL Regular" w:hAnsi="Charis SIL Regular" w:eastAsia="Charis SIL Regular"/>
-          <w:b w:val="0"/>
-          <w:i w:val="0"/>
-          <w:color w:val="0000FF"/>
-          <w:sz w:val="24"/>
-          <w:u w:val="single"/>
-        </w:rPr>
-        <w:t xml:space="preserve"> </w:t>
-      </w:r>
-      <w:r>
-        <w:rPr>
-          <w:rFonts w:ascii="Charis SIL Regular" w:hAnsi="Charis SIL Regular" w:eastAsia="Charis SIL Regular"/>
-          <w:b w:val="0"/>
-          <w:i w:val="0"/>
-          <w:color w:val="0000FF"/>
-          <w:sz w:val="24"/>
-          <w:u w:val="single"/>
-        </w:rPr>
-        <w:hyperlink r:id="rId23" w:history="1">
-          <w:r>
-            <w:rPr>
-              <w:rStyle w:val="Hyperlink"/>
-            </w:rPr>
-            <w:t>Kasteele</w:t>
-          </w:r>
-        </w:hyperlink>
-      </w:r>
-      <w:r>
-        <w:rPr>
-          <w:rFonts w:ascii="Charis SIL Regular" w:hAnsi="Charis SIL Regular" w:eastAsia="Charis SIL Regular"/>
-          <w:b w:val="0"/>
-          <w:i w:val="0"/>
-          <w:color w:val="000000"/>
-          <w:sz w:val="24"/>
-        </w:rPr>
-        <w:t xml:space="preserve"> hem opvolgde in</w:t>
-      </w:r>
-      <w:r>
-        <w:rPr>
-          <w:u w:val="single" w:color="0000ff"/>
-          <w:rFonts w:ascii="Charis SIL Regular" w:hAnsi="Charis SIL Regular" w:eastAsia="Charis SIL Regular"/>
-          <w:b w:val="0"/>
-          <w:i w:val="0"/>
-          <w:color w:val="000000"/>
-          <w:sz w:val="24"/>
-        </w:rPr>
-        <w:hyperlink r:id="rId22" w:history="1">
-          <w:r>
-            <w:rPr>
-              <w:rStyle w:val="Hyperlink"/>
-            </w:rPr>
-            <w:t xml:space="preserve"> 1840. </w:t>
-          </w:r>
-        </w:hyperlink>
-      </w:r>
-      <w:r>
-        <w:rPr>
-          <w:u w:val="single" w:color="0000ff"/>
-          <w:rFonts w:ascii="Charis SIL Regular" w:hAnsi="Charis SIL Regular" w:eastAsia="Charis SIL Regular"/>
-          <w:b w:val="0"/>
-          <w:i w:val="0"/>
-          <w:color w:val="000000"/>
-          <w:sz w:val="24"/>
-        </w:rPr>
-        <w:hyperlink r:id="rId22" w:history="1">
-          <w:r>
-            <w:rPr>
-              <w:rStyle w:val="Hyperlink"/>
-            </w:rPr>
-            <w:t>Ook</w:t>
-          </w:r>
-        </w:hyperlink>
-      </w:r>
-      <w:r>
-        <w:rPr>
-          <w:u w:val="single" w:color="0000ff"/>
-          <w:rFonts w:ascii="Charis SIL Regular" w:hAnsi="Charis SIL Regular" w:eastAsia="Charis SIL Regular"/>
-          <w:b w:val="0"/>
-          <w:i w:val="0"/>
-          <w:color w:val="000000"/>
-          <w:sz w:val="24"/>
-        </w:rPr>
-        <w:hyperlink r:id="rId22" w:history="1">
-          <w:r>
-            <w:rPr>
-              <w:rStyle w:val="Hyperlink"/>
-            </w:rPr>
-            <w:t xml:space="preserve"> ve</w:t>
-          </w:r>
-        </w:hyperlink>
-      </w:r>
-      <w:r>
-        <w:rPr>
-          <w:u w:val="single" w:color="0000ff"/>
-          <w:rFonts w:ascii="Charis SIL Regular" w:hAnsi="Charis SIL Regular" w:eastAsia="Charis SIL Regular"/>
-          <w:b w:val="0"/>
-          <w:i w:val="0"/>
-          <w:color w:val="000000"/>
-          <w:sz w:val="24"/>
-        </w:rPr>
-        <w:hyperlink r:id="rId22" w:history="1">
-          <w:r>
-            <w:rPr>
-              <w:rStyle w:val="Hyperlink"/>
-            </w:rPr>
-            <w:t>rdwenen</w:t>
-          </w:r>
-        </w:hyperlink>
-      </w:r>
-      <w:r>
-        <w:rPr>
-          <w:rFonts w:ascii="Charis SIL Regular" w:hAnsi="Charis SIL Regular" w:eastAsia="Charis SIL Regular"/>
-          <w:b w:val="0"/>
-          <w:i w:val="0"/>
-          <w:color w:val="000000"/>
-          <w:sz w:val="24"/>
-        </w:rPr>
-        <w:t xml:space="preserve"> en vergingen er vele voor</w:t>
-      </w:r>
-      <w:r>
-        <w:rPr>
-          <w:u w:val="single" w:color="0000ff"/>
-          <w:rFonts w:ascii="Charis SIL Regular" w:hAnsi="Charis SIL Regular" w:eastAsia="Charis SIL Regular"/>
-          <w:b w:val="0"/>
-          <w:i w:val="0"/>
-          <w:color w:val="000000"/>
-          <w:sz w:val="24"/>
-        </w:rPr>
-        <w:hyperlink r:id="rId23" w:history="1">
-          <w:r>
-            <w:rPr>
-              <w:rStyle w:val="Hyperlink"/>
-            </w:rPr>
-            <w:t>werpen in</w:t>
-          </w:r>
-        </w:hyperlink>
-      </w:r>
-      <w:r>
-        <w:rPr>
-          <w:u w:val="single" w:color="0000ff"/>
-          <w:rFonts w:ascii="Charis SIL Regular" w:hAnsi="Charis SIL Regular" w:eastAsia="Charis SIL Regular"/>
-          <w:b w:val="0"/>
-          <w:i w:val="0"/>
-          <w:color w:val="000000"/>
-          <w:sz w:val="24"/>
-        </w:rPr>
-        <w:t xml:space="preserve"> </w:t>
-      </w:r>
-      <w:r>
-        <w:rPr>
-          <w:u w:val="single" w:color="0000ff"/>
-          <w:rFonts w:ascii="Charis SIL Regular" w:hAnsi="Charis SIL Regular" w:eastAsia="Charis SIL Regular"/>
-          <w:b w:val="0"/>
-          <w:i w:val="0"/>
-          <w:color w:val="000000"/>
-          <w:sz w:val="24"/>
-        </w:rPr>
-        <w:hyperlink r:id="rId23" w:history="1">
-          <w:r>
-            <w:rPr>
-              <w:rStyle w:val="Hyperlink"/>
-            </w:rPr>
-            <w:t xml:space="preserve">die </w:t>
-          </w:r>
-        </w:hyperlink>
-      </w:r>
-      <w:r>
-        <w:rPr>
-          <w:u w:val="single" w:color="0000ff"/>
-          <w:rFonts w:ascii="Charis SIL Regular" w:hAnsi="Charis SIL Regular" w:eastAsia="Charis SIL Regular"/>
-          <w:b w:val="0"/>
-          <w:i w:val="0"/>
-          <w:color w:val="000000"/>
-          <w:sz w:val="24"/>
-        </w:rPr>
-        <w:hyperlink r:id="rId23" w:history="1">
-          <w:r>
-            <w:rPr>
-              <w:rStyle w:val="Hyperlink"/>
-            </w:rPr>
-            <w:t>t</w:t>
-          </w:r>
-        </w:hyperlink>
-      </w:r>
-      <w:r>
-        <w:rPr>
-          <w:u w:val="single" w:color="0000ff"/>
-          <w:rFonts w:ascii="Charis SIL Regular" w:hAnsi="Charis SIL Regular" w:eastAsia="Charis SIL Regular"/>
-          <w:b w:val="0"/>
-          <w:i w:val="0"/>
-          <w:color w:val="000000"/>
-          <w:sz w:val="24"/>
-        </w:rPr>
-        <w:hyperlink r:id="rId23" w:history="1">
-          <w:r>
-            <w:rPr>
-              <w:rStyle w:val="Hyperlink"/>
-            </w:rPr>
-            <w:t>ijd</w:t>
-          </w:r>
-        </w:hyperlink>
-      </w:r>
-      <w:r>
-        <w:rPr>
-          <w:u w:val="single" w:color="0000ff"/>
-          <w:rFonts w:ascii="Charis SIL Regular" w:hAnsi="Charis SIL Regular" w:eastAsia="Charis SIL Regular"/>
-          <w:b w:val="0"/>
-          <w:i w:val="0"/>
-          <w:color w:val="000000"/>
-          <w:sz w:val="24"/>
-        </w:rPr>
-        <w:hyperlink r:id="rId23" w:history="1">
-          <w:r>
-            <w:rPr>
-              <w:rStyle w:val="Hyperlink"/>
-            </w:rPr>
-            <w:t>. De der</w:t>
-          </w:r>
-        </w:hyperlink>
-      </w:r>
-      <w:r>
-        <w:rPr>
-          <w:rFonts w:ascii="Charis SIL Regular" w:hAnsi="Charis SIL Regular" w:eastAsia="Charis SIL Regular"/>
-          <w:b w:val="0"/>
-          <w:i w:val="0"/>
-          <w:color w:val="000000"/>
-          <w:sz w:val="24"/>
-        </w:rPr>
-        <w:t xml:space="preserve">de en laatste directeur </w:t>
-      </w:r>
-      <w:r>
-        <w:rPr>
-          <w:rFonts w:ascii="Charis SIL Regular" w:hAnsi="Charis SIL Regular" w:eastAsia="Charis SIL Regular"/>
-          <w:b w:val="0"/>
-          <w:i w:val="0"/>
-          <w:color w:val="0000FF"/>
-          <w:sz w:val="24"/>
-          <w:u w:val="single"/>
-        </w:rPr>
-        <w:hyperlink r:id="rId24" w:history="1">
-          <w:r>
-            <w:rPr>
-              <w:rStyle w:val="Hyperlink"/>
-            </w:rPr>
-            <w:t>David</w:t>
-          </w:r>
-        </w:hyperlink>
-      </w:r>
-      <w:r>
-        <w:rPr>
-          <w:rFonts w:ascii="Charis SIL Regular" w:hAnsi="Charis SIL Regular" w:eastAsia="Charis SIL Regular"/>
-          <w:b w:val="0"/>
-          <w:i w:val="0"/>
-          <w:color w:val="0000FF"/>
-          <w:sz w:val="24"/>
-          <w:u w:val="single"/>
-        </w:rPr>
-        <w:t xml:space="preserve"> </w:t>
-      </w:r>
-      <w:r>
-        <w:rPr>
-          <w:rFonts w:ascii="Charis SIL Regular" w:hAnsi="Charis SIL Regular" w:eastAsia="Charis SIL Regular"/>
-          <w:b w:val="0"/>
-          <w:i w:val="0"/>
-          <w:color w:val="0000FF"/>
-          <w:sz w:val="24"/>
-          <w:u w:val="single"/>
-        </w:rPr>
-        <w:hyperlink r:id="rId24" w:history="1">
-          <w:r>
-            <w:rPr>
-              <w:rStyle w:val="Hyperlink"/>
-            </w:rPr>
-            <w:t>van</w:t>
-          </w:r>
-        </w:hyperlink>
-      </w:r>
-      <w:r>
-        <w:rPr>
-          <w:rFonts w:ascii="Charis SIL Regular" w:hAnsi="Charis SIL Regular" w:eastAsia="Charis SIL Regular"/>
-          <w:b w:val="0"/>
-          <w:i w:val="0"/>
-          <w:color w:val="0000FF"/>
-          <w:sz w:val="24"/>
-          <w:u w:val="single"/>
-        </w:rPr>
-        <w:t xml:space="preserve"> </w:t>
-      </w:r>
-      <w:r>
-        <w:rPr>
-          <w:rFonts w:ascii="Charis SIL Regular" w:hAnsi="Charis SIL Regular" w:eastAsia="Charis SIL Regular"/>
-          <w:b w:val="0"/>
-          <w:i w:val="0"/>
-          <w:color w:val="0000FF"/>
-          <w:sz w:val="24"/>
-          <w:u w:val="single"/>
-        </w:rPr>
-        <w:hyperlink r:id="rId24" w:history="1">
-          <w:r>
-            <w:rPr>
-              <w:rStyle w:val="Hyperlink"/>
-            </w:rPr>
             <w:t>der</w:t>
           </w:r>
         </w:hyperlink>
@@ -3362,7 +3291,7 @@
           <w:sz w:val="24"/>
           <w:u w:val="single"/>
         </w:rPr>
-        <w:hyperlink r:id="rId24" w:history="1">
+        <w:hyperlink r:id="rId23" w:history="1">
           <w:r>
             <w:rPr>
               <w:rStyle w:val="Hyperlink"/>
@@ -3383,6 +3312,16 @@
       </w:r>
       <w:r>
         <w:rPr>
+          <w:rFonts w:ascii="Charis SIL Regular" w:hAnsi="Charis SIL Regular" w:eastAsia="Charis SIL Regular"/>
+          <w:b w:val="0"/>
+          <w:i w:val="0"/>
+          <w:color w:val="000000"/>
+          <w:sz w:val="24"/>
+        </w:rPr>
+        <w:t>het bo</w:t>
+      </w:r>
+      <w:r>
+        <w:rPr>
           <w:u w:val="single" w:color="0000ff"/>
           <w:rFonts w:ascii="Charis SIL Regular" w:hAnsi="Charis SIL Regular" w:eastAsia="Charis SIL Regular"/>
           <w:b w:val="0"/>
@@ -3390,25 +3329,7 @@
           <w:color w:val="000000"/>
           <w:sz w:val="24"/>
         </w:rPr>
-        <w:hyperlink r:id="rId24" w:history="1">
-          <w:r>
-            <w:rPr>
-              <w:rStyle w:val="Hyperlink"/>
-            </w:rPr>
-            <w:t>het bo</w:t>
-          </w:r>
-        </w:hyperlink>
-      </w:r>
-      <w:r>
-        <w:rPr>
-          <w:u w:val="single" w:color="0000ff"/>
-          <w:rFonts w:ascii="Charis SIL Regular" w:hAnsi="Charis SIL Regular" w:eastAsia="Charis SIL Regular"/>
-          <w:b w:val="0"/>
-          <w:i w:val="0"/>
-          <w:color w:val="000000"/>
-          <w:sz w:val="24"/>
-        </w:rPr>
-        <w:hyperlink r:id="rId24" w:history="1">
+        <w:hyperlink r:id="rId23" w:history="1">
           <w:r>
             <w:rPr>
               <w:rStyle w:val="Hyperlink"/>
@@ -3426,7 +3347,7 @@
           <w:color w:val="000000"/>
           <w:sz w:val="24"/>
         </w:rPr>
-        <w:hyperlink r:id="rId24" w:history="1">
+        <w:hyperlink r:id="rId23" w:history="1">
           <w:r>
             <w:rPr>
               <w:rStyle w:val="Hyperlink"/>
@@ -3437,6 +3358,16 @@
       </w:r>
       <w:r>
         <w:rPr>
+          <w:rFonts w:ascii="Charis SIL Regular" w:hAnsi="Charis SIL Regular" w:eastAsia="Charis SIL Regular"/>
+          <w:b w:val="0"/>
+          <w:i w:val="0"/>
+          <w:color w:val="000000"/>
+          <w:sz w:val="24"/>
+        </w:rPr>
+        <w:t>R</w:t>
+      </w:r>
+      <w:r>
+        <w:rPr>
           <w:u w:val="single" w:color="0000ff"/>
           <w:rFonts w:ascii="Charis SIL Regular" w:hAnsi="Charis SIL Regular" w:eastAsia="Charis SIL Regular"/>
           <w:b w:val="0"/>
@@ -3444,18 +3375,7 @@
           <w:color w:val="000000"/>
           <w:sz w:val="24"/>
         </w:rPr>
-        <w:t>R</w:t>
-      </w:r>
-      <w:r>
-        <w:rPr>
-          <w:u w:val="single" w:color="0000ff"/>
-          <w:rFonts w:ascii="Charis SIL Regular" w:hAnsi="Charis SIL Regular" w:eastAsia="Charis SIL Regular"/>
-          <w:b w:val="0"/>
-          <w:i w:val="0"/>
-          <w:color w:val="000000"/>
-          <w:sz w:val="24"/>
-        </w:rPr>
-        <w:hyperlink r:id="rId24" w:history="1">
+        <w:hyperlink r:id="rId23" w:history="1">
           <w:r>
             <w:rPr>
               <w:rStyle w:val="Hyperlink"/>
@@ -3483,7 +3403,7 @@
           <w:sz w:val="24"/>
           <w:u w:val="single"/>
         </w:rPr>
-        <w:hyperlink r:id="rId25" w:history="1">
+        <w:hyperlink r:id="rId24" w:history="1">
           <w:r>
             <w:rPr>
               <w:rStyle w:val="Hyperlink"/>
@@ -3512,7 +3432,7 @@
           <w:sz w:val="24"/>
           <w:u w:val="single"/>
         </w:rPr>
-        <w:hyperlink r:id="rId25" w:history="1">
+        <w:hyperlink r:id="rId24" w:history="1">
           <w:r>
             <w:rPr>
               <w:rStyle w:val="Hyperlink"/>
@@ -3561,7 +3481,7 @@
           <w:color w:val="000000"/>
           <w:sz w:val="24"/>
         </w:rPr>
-        <w:hyperlink r:id="rId25" w:history="1">
+        <w:hyperlink r:id="rId24" w:history="1">
           <w:r>
             <w:rPr>
               <w:rStyle w:val="Hyperlink"/>
@@ -3579,7 +3499,7 @@
           <w:color w:val="000000"/>
           <w:sz w:val="24"/>
         </w:rPr>
-        <w:hyperlink r:id="rId25" w:history="1">
+        <w:hyperlink r:id="rId24" w:history="1">
           <w:r>
             <w:rPr>
               <w:rStyle w:val="Hyperlink"/>
@@ -3650,7 +3570,7 @@
           <w:sz w:val="24"/>
           <w:u w:val="single"/>
         </w:rPr>
-        <w:hyperlink r:id="rId26" w:history="1">
+        <w:hyperlink r:id="rId25" w:history="1">
           <w:r>
             <w:rPr>
               <w:rStyle w:val="Hyperlink"/>
@@ -3697,7 +3617,7 @@
           <w:sz w:val="24"/>
           <w:u w:val="single"/>
         </w:rPr>
-        <w:hyperlink r:id="rId26" w:history="1">
+        <w:hyperlink r:id="rId25" w:history="1">
           <w:r>
             <w:rPr>
               <w:rStyle w:val="Hyperlink"/>
@@ -3726,7 +3646,7 @@
           <w:sz w:val="24"/>
           <w:u w:val="single"/>
         </w:rPr>
-        <w:hyperlink r:id="rId26" w:history="1">
+        <w:hyperlink r:id="rId25" w:history="1">
           <w:r>
             <w:rPr>
               <w:rStyle w:val="Hyperlink"/>
@@ -3754,7 +3674,7 @@
           <w:color w:val="000000"/>
           <w:sz w:val="24"/>
         </w:rPr>
-        <w:hyperlink r:id="rId26" w:history="1">
+        <w:hyperlink r:id="rId25" w:history="1">
           <w:r>
             <w:rPr>
               <w:rStyle w:val="Hyperlink"/>
@@ -3772,7 +3692,7 @@
           <w:color w:val="000000"/>
           <w:sz w:val="24"/>
         </w:rPr>
-        <w:hyperlink r:id="rId26" w:history="1">
+        <w:hyperlink r:id="rId25" w:history="1">
           <w:r>
             <w:rPr>
               <w:rStyle w:val="Hyperlink"/>
@@ -3790,7 +3710,7 @@
           <w:color w:val="000000"/>
           <w:sz w:val="24"/>
         </w:rPr>
-        <w:hyperlink r:id="rId26" w:history="1">
+        <w:hyperlink r:id="rId25" w:history="1">
           <w:r>
             <w:rPr>
               <w:rStyle w:val="Hyperlink"/>
@@ -3868,7 +3788,7 @@
           <w:sz w:val="24"/>
           <w:u w:val="single"/>
         </w:rPr>
-        <w:hyperlink r:id="rId27" w:history="1">
+        <w:hyperlink r:id="rId26" w:history="1">
           <w:r>
             <w:rPr>
               <w:rStyle w:val="Hyperlink"/>
@@ -3897,7 +3817,7 @@
           <w:sz w:val="24"/>
           <w:u w:val="single"/>
         </w:rPr>
-        <w:hyperlink r:id="rId27" w:history="1">
+        <w:hyperlink r:id="rId26" w:history="1">
           <w:r>
             <w:rPr>
               <w:rStyle w:val="Hyperlink"/>
@@ -3935,7 +3855,7 @@
           <w:color w:val="000000"/>
           <w:sz w:val="24"/>
         </w:rPr>
-        <w:hyperlink r:id="rId27" w:history="1">
+        <w:hyperlink r:id="rId26" w:history="1">
           <w:r>
             <w:rPr>
               <w:rStyle w:val="Hyperlink"/>
@@ -3953,7 +3873,7 @@
           <w:color w:val="000000"/>
           <w:sz w:val="24"/>
         </w:rPr>
-        <w:hyperlink r:id="rId27" w:history="1">
+        <w:hyperlink r:id="rId26" w:history="1">
           <w:r>
             <w:rPr>
               <w:rStyle w:val="Hyperlink"/>
@@ -3991,7 +3911,7 @@
           <w:sz w:val="24"/>
           <w:u w:val="single"/>
         </w:rPr>
-        <w:hyperlink r:id="rId28" w:history="1">
+        <w:hyperlink r:id="rId27" w:history="1">
           <w:r>
             <w:rPr>
               <w:rStyle w:val="Hyperlink"/>
@@ -4029,7 +3949,7 @@
           <w:color w:val="000000"/>
           <w:sz w:val="24"/>
         </w:rPr>
-        <w:hyperlink r:id="rId28" w:history="1">
+        <w:hyperlink r:id="rId27" w:history="1">
           <w:r>
             <w:rPr>
               <w:rStyle w:val="Hyperlink"/>
@@ -4514,7 +4434,7 @@
           <w:color w:val="0000FF"/>
           <w:sz w:val="24"/>
         </w:rPr>
-        <w:hyperlink r:id="rId29" w:history="1">
+        <w:hyperlink r:id="rId28" w:history="1">
           <w:r>
             <w:rPr>
               <w:rStyle w:val="Hyperlink"/>
@@ -4531,7 +4451,7 @@
           <w:color w:val="0000FF"/>
           <w:sz w:val="24"/>
         </w:rPr>
-        <w:hyperlink r:id="rId29" w:history="1">
+        <w:hyperlink r:id="rId28" w:history="1">
           <w:r>
             <w:rPr>
               <w:rStyle w:val="Hyperlink"/>
@@ -4649,7 +4569,7 @@
           <w:sz w:val="24"/>
           <w:u w:val="single"/>
         </w:rPr>
-        <w:hyperlink r:id="rId30" w:history="1">
+        <w:hyperlink r:id="rId29" w:history="1">
           <w:r>
             <w:rPr>
               <w:rStyle w:val="Hyperlink"/>
@@ -4667,7 +4587,7 @@
           <w:sz w:val="24"/>
           <w:u w:val="single"/>
         </w:rPr>
-        <w:hyperlink r:id="rId30" w:history="1">
+        <w:hyperlink r:id="rId29" w:history="1">
           <w:r>
             <w:rPr>
               <w:rStyle w:val="Hyperlink"/>
@@ -4685,7 +4605,7 @@
           <w:sz w:val="24"/>
           <w:u w:val="single"/>
         </w:rPr>
-        <w:hyperlink r:id="rId30" w:history="1">
+        <w:hyperlink r:id="rId29" w:history="1">
           <w:r>
             <w:rPr>
               <w:rStyle w:val="Hyperlink"/>
@@ -4703,7 +4623,7 @@
           <w:sz w:val="24"/>
           <w:u w:val="single"/>
         </w:rPr>
-        <w:hyperlink r:id="rId30" w:history="1">
+        <w:hyperlink r:id="rId29" w:history="1">
           <w:r>
             <w:rPr>
               <w:rStyle w:val="Hyperlink"/>
@@ -4721,7 +4641,7 @@
           <w:sz w:val="24"/>
           <w:u w:val="single"/>
         </w:rPr>
-        <w:hyperlink r:id="rId30" w:history="1">
+        <w:hyperlink r:id="rId29" w:history="1">
           <w:r>
             <w:rPr>
               <w:rStyle w:val="Hyperlink"/>
@@ -4739,7 +4659,7 @@
           <w:sz w:val="24"/>
           <w:u w:val="single"/>
         </w:rPr>
-        <w:hyperlink r:id="rId30" w:history="1">
+        <w:hyperlink r:id="rId29" w:history="1">
           <w:r>
             <w:rPr>
               <w:rStyle w:val="Hyperlink"/>
@@ -4757,7 +4677,7 @@
           <w:sz w:val="24"/>
           <w:u w:val="single"/>
         </w:rPr>
-        <w:hyperlink r:id="rId30" w:history="1">
+        <w:hyperlink r:id="rId29" w:history="1">
           <w:r>
             <w:rPr>
               <w:rStyle w:val="Hyperlink"/>
@@ -4775,7 +4695,7 @@
           <w:sz w:val="24"/>
           <w:u w:val="single"/>
         </w:rPr>
-        <w:hyperlink r:id="rId30" w:history="1">
+        <w:hyperlink r:id="rId29" w:history="1">
           <w:r>
             <w:rPr>
               <w:rStyle w:val="Hyperlink"/>
@@ -4793,7 +4713,7 @@
           <w:sz w:val="24"/>
           <w:u w:val="single"/>
         </w:rPr>
-        <w:hyperlink r:id="rId30" w:history="1">
+        <w:hyperlink r:id="rId29" w:history="1">
           <w:r>
             <w:rPr>
               <w:rStyle w:val="Hyperlink"/>
@@ -4953,7 +4873,7 @@
           <w:sz w:val="24"/>
           <w:u w:val="single"/>
         </w:rPr>
-        <w:hyperlink r:id="rId31" w:history="1">
+        <w:hyperlink r:id="rId30" w:history="1">
           <w:r>
             <w:rPr>
               <w:rStyle w:val="Hyperlink"/>
@@ -4971,7 +4891,7 @@
           <w:sz w:val="24"/>
           <w:u w:val="single"/>
         </w:rPr>
-        <w:hyperlink r:id="rId31" w:history="1">
+        <w:hyperlink r:id="rId30" w:history="1">
           <w:r>
             <w:rPr>
               <w:rStyle w:val="Hyperlink"/>
@@ -4989,7 +4909,7 @@
           <w:sz w:val="24"/>
           <w:u w:val="single"/>
         </w:rPr>
-        <w:hyperlink r:id="rId31" w:history="1">
+        <w:hyperlink r:id="rId30" w:history="1">
           <w:r>
             <w:rPr>
               <w:rStyle w:val="Hyperlink"/>
@@ -5007,7 +4927,7 @@
           <w:sz w:val="24"/>
           <w:u w:val="single"/>
         </w:rPr>
-        <w:hyperlink r:id="rId31" w:history="1">
+        <w:hyperlink r:id="rId30" w:history="1">
           <w:r>
             <w:rPr>
               <w:rStyle w:val="Hyperlink"/>
@@ -5025,7 +4945,7 @@
           <w:sz w:val="24"/>
           <w:u w:val="single"/>
         </w:rPr>
-        <w:hyperlink r:id="rId31" w:history="1">
+        <w:hyperlink r:id="rId30" w:history="1">
           <w:r>
             <w:rPr>
               <w:rStyle w:val="Hyperlink"/>
@@ -5043,7 +4963,7 @@
           <w:sz w:val="24"/>
           <w:u w:val="single"/>
         </w:rPr>
-        <w:hyperlink r:id="rId31" w:history="1">
+        <w:hyperlink r:id="rId30" w:history="1">
           <w:r>
             <w:rPr>
               <w:rStyle w:val="Hyperlink"/>
@@ -5061,7 +4981,7 @@
           <w:sz w:val="24"/>
           <w:u w:val="single"/>
         </w:rPr>
-        <w:hyperlink r:id="rId31" w:history="1">
+        <w:hyperlink r:id="rId30" w:history="1">
           <w:r>
             <w:rPr>
               <w:rStyle w:val="Hyperlink"/>
@@ -5169,7 +5089,7 @@
           <w:sz w:val="24"/>
           <w:u w:val="single"/>
         </w:rPr>
-        <w:hyperlink r:id="rId32" w:history="1">
+        <w:hyperlink r:id="rId31" w:history="1">
           <w:r>
             <w:rPr>
               <w:rStyle w:val="Hyperlink"/>
@@ -5187,7 +5107,7 @@
           <w:sz w:val="24"/>
           <w:u w:val="single"/>
         </w:rPr>
-        <w:hyperlink r:id="rId32" w:history="1">
+        <w:hyperlink r:id="rId31" w:history="1">
           <w:r>
             <w:rPr>
               <w:rStyle w:val="Hyperlink"/>
@@ -5205,7 +5125,7 @@
           <w:sz w:val="24"/>
           <w:u w:val="single"/>
         </w:rPr>
-        <w:hyperlink r:id="rId32" w:history="1">
+        <w:hyperlink r:id="rId31" w:history="1">
           <w:r>
             <w:rPr>
               <w:rStyle w:val="Hyperlink"/>
@@ -5223,7 +5143,7 @@
           <w:sz w:val="24"/>
           <w:u w:val="single"/>
         </w:rPr>
-        <w:hyperlink r:id="rId32" w:history="1">
+        <w:hyperlink r:id="rId31" w:history="1">
           <w:r>
             <w:rPr>
               <w:rStyle w:val="Hyperlink"/>
@@ -5241,7 +5161,7 @@
           <w:sz w:val="24"/>
           <w:u w:val="single"/>
         </w:rPr>
-        <w:hyperlink r:id="rId32" w:history="1">
+        <w:hyperlink r:id="rId31" w:history="1">
           <w:r>
             <w:rPr>
               <w:rStyle w:val="Hyperlink"/>
@@ -5259,7 +5179,7 @@
           <w:sz w:val="24"/>
           <w:u w:val="single"/>
         </w:rPr>
-        <w:hyperlink r:id="rId32" w:history="1">
+        <w:hyperlink r:id="rId31" w:history="1">
           <w:r>
             <w:rPr>
               <w:rStyle w:val="Hyperlink"/>
@@ -5277,7 +5197,7 @@
           <w:sz w:val="24"/>
           <w:u w:val="single"/>
         </w:rPr>
-        <w:hyperlink r:id="rId32" w:history="1">
+        <w:hyperlink r:id="rId31" w:history="1">
           <w:r>
             <w:rPr>
               <w:rStyle w:val="Hyperlink"/>
@@ -5295,14 +5215,7 @@
           <w:sz w:val="24"/>
           <w:u w:val="single"/>
         </w:rPr>
-        <w:hyperlink r:id="rId32" w:history="1">
-          <w:r>
-            <w:rPr>
-              <w:rStyle w:val="Hyperlink"/>
-            </w:rPr>
-            <w:t>l</w:t>
-          </w:r>
-        </w:hyperlink>
+        <w:t>l</w:t>
       </w:r>
       <w:r>
         <w:rPr>
@@ -5334,7 +5247,7 @@
           <w:sz w:val="24"/>
           <w:u w:val="single"/>
         </w:rPr>
-        <w:hyperlink r:id="rId32" w:history="1">
+        <w:hyperlink r:id="rId31" w:history="1">
           <w:r>
             <w:rPr>
               <w:rStyle w:val="Hyperlink"/>
@@ -5352,7 +5265,7 @@
           <w:sz w:val="24"/>
           <w:u w:val="single"/>
         </w:rPr>
-        <w:hyperlink r:id="rId32" w:history="1">
+        <w:hyperlink r:id="rId31" w:history="1">
           <w:r>
             <w:rPr>
               <w:rStyle w:val="Hyperlink"/>
@@ -5459,7 +5372,7 @@
           <w:color w:val="0000FF"/>
           <w:sz w:val="24"/>
         </w:rPr>
-        <w:hyperlink r:id="rId33" w:history="1">
+        <w:hyperlink r:id="rId32" w:history="1">
           <w:r>
             <w:rPr>
               <w:rStyle w:val="Hyperlink"/>
@@ -5476,7 +5389,7 @@
           <w:color w:val="0000FF"/>
           <w:sz w:val="24"/>
         </w:rPr>
-        <w:hyperlink r:id="rId33" w:history="1">
+        <w:hyperlink r:id="rId32" w:history="1">
           <w:r>
             <w:rPr>
               <w:rStyle w:val="Hyperlink"/>
@@ -5586,7 +5499,7 @@
           <w:color w:val="0000FF"/>
           <w:sz w:val="24"/>
         </w:rPr>
-        <w:hyperlink r:id="rId34" w:history="1">
+        <w:hyperlink r:id="rId33" w:history="1">
           <w:r>
             <w:rPr>
               <w:rStyle w:val="Hyperlink"/>
@@ -5603,7 +5516,7 @@
           <w:color w:val="0000FF"/>
           <w:sz w:val="24"/>
         </w:rPr>
-        <w:hyperlink r:id="rId34" w:history="1">
+        <w:hyperlink r:id="rId33" w:history="1">
           <w:r>
             <w:rPr>
               <w:rStyle w:val="Hyperlink"/>
@@ -5720,7 +5633,7 @@
           <w:color w:val="0000FF"/>
           <w:sz w:val="24"/>
         </w:rPr>
-        <w:hyperlink r:id="rId35" w:history="1">
+        <w:hyperlink r:id="rId34" w:history="1">
           <w:r>
             <w:rPr>
               <w:rStyle w:val="Hyperlink"/>
@@ -5737,7 +5650,7 @@
           <w:color w:val="0000FF"/>
           <w:sz w:val="24"/>
         </w:rPr>
-        <w:hyperlink r:id="rId35" w:history="1">
+        <w:hyperlink r:id="rId34" w:history="1">
           <w:r>
             <w:rPr>
               <w:rStyle w:val="Hyperlink"/>
@@ -5897,7 +5810,7 @@
           <w:sz w:val="24"/>
           <w:u w:val="single"/>
         </w:rPr>
-        <w:hyperlink r:id="rId25" w:history="1">
+        <w:hyperlink r:id="rId24" w:history="1">
           <w:r>
             <w:rPr>
               <w:rStyle w:val="Hyperlink"/>
@@ -5915,7 +5828,7 @@
           <w:sz w:val="24"/>
           <w:u w:val="single"/>
         </w:rPr>
-        <w:hyperlink r:id="rId25" w:history="1">
+        <w:hyperlink r:id="rId24" w:history="1">
           <w:r>
             <w:rPr>
               <w:rStyle w:val="Hyperlink"/>
@@ -5933,7 +5846,7 @@
           <w:sz w:val="24"/>
           <w:u w:val="single"/>
         </w:rPr>
-        <w:hyperlink r:id="rId25" w:history="1">
+        <w:hyperlink r:id="rId24" w:history="1">
           <w:r>
             <w:rPr>
               <w:rStyle w:val="Hyperlink"/>
@@ -5951,7 +5864,7 @@
           <w:sz w:val="24"/>
           <w:u w:val="single"/>
         </w:rPr>
-        <w:hyperlink r:id="rId25" w:history="1">
+        <w:hyperlink r:id="rId24" w:history="1">
           <w:r>
             <w:rPr>
               <w:rStyle w:val="Hyperlink"/>
@@ -5979,7 +5892,7 @@
           <w:sz w:val="24"/>
           <w:u w:val="single"/>
         </w:rPr>
-        <w:hyperlink r:id="rId36" w:history="1">
+        <w:hyperlink r:id="rId24" w:history="1">
           <w:r>
             <w:rPr>
               <w:rStyle w:val="Hyperlink"/>
@@ -5997,7 +5910,7 @@
           <w:sz w:val="24"/>
           <w:u w:val="single"/>
         </w:rPr>
-        <w:hyperlink r:id="rId25" w:history="1">
+        <w:hyperlink r:id="rId35" w:history="1">
           <w:r>
             <w:rPr>
               <w:rStyle w:val="Hyperlink"/>
@@ -6026,7 +5939,7 @@
           <w:sz w:val="24"/>
           <w:u w:val="single"/>
         </w:rPr>
-        <w:hyperlink r:id="rId25" w:history="1">
+        <w:hyperlink r:id="rId24" w:history="1">
           <w:r>
             <w:rPr>
               <w:rStyle w:val="Hyperlink"/>
@@ -6134,7 +6047,7 @@
           <w:sz w:val="24"/>
           <w:u w:val="single"/>
         </w:rPr>
-        <w:hyperlink r:id="rId37" w:history="1">
+        <w:hyperlink r:id="rId36" w:history="1">
           <w:r>
             <w:rPr>
               <w:rStyle w:val="Hyperlink"/>
@@ -6152,7 +6065,7 @@
           <w:sz w:val="24"/>
           <w:u w:val="single"/>
         </w:rPr>
-        <w:hyperlink r:id="rId37" w:history="1">
+        <w:hyperlink r:id="rId36" w:history="1">
           <w:r>
             <w:rPr>
               <w:rStyle w:val="Hyperlink"/>
@@ -6170,7 +6083,7 @@
           <w:sz w:val="24"/>
           <w:u w:val="single"/>
         </w:rPr>
-        <w:hyperlink r:id="rId37" w:history="1">
+        <w:hyperlink r:id="rId36" w:history="1">
           <w:r>
             <w:rPr>
               <w:rStyle w:val="Hyperlink"/>
@@ -6188,7 +6101,7 @@
           <w:sz w:val="24"/>
           <w:u w:val="single"/>
         </w:rPr>
-        <w:hyperlink r:id="rId37" w:history="1">
+        <w:hyperlink r:id="rId36" w:history="1">
           <w:r>
             <w:rPr>
               <w:rStyle w:val="Hyperlink"/>
@@ -6206,7 +6119,7 @@
           <w:sz w:val="24"/>
           <w:u w:val="single"/>
         </w:rPr>
-        <w:hyperlink r:id="rId37" w:history="1">
+        <w:hyperlink r:id="rId36" w:history="1">
           <w:r>
             <w:rPr>
               <w:rStyle w:val="Hyperlink"/>
@@ -6224,7 +6137,7 @@
           <w:sz w:val="24"/>
           <w:u w:val="single"/>
         </w:rPr>
-        <w:hyperlink r:id="rId37" w:history="1">
+        <w:hyperlink r:id="rId36" w:history="1">
           <w:r>
             <w:rPr>
               <w:rStyle w:val="Hyperlink"/>
@@ -6252,7 +6165,7 @@
           <w:sz w:val="24"/>
           <w:u w:val="single"/>
         </w:rPr>
-        <w:hyperlink r:id="rId38" w:history="1">
+        <w:hyperlink r:id="rId37" w:history="1">
           <w:r>
             <w:rPr>
               <w:rStyle w:val="Hyperlink"/>
@@ -6270,7 +6183,7 @@
           <w:sz w:val="24"/>
           <w:u w:val="single"/>
         </w:rPr>
-        <w:hyperlink r:id="rId38" w:history="1">
+        <w:hyperlink r:id="rId36" w:history="1">
           <w:r>
             <w:rPr>
               <w:rStyle w:val="Hyperlink"/>
@@ -6288,7 +6201,7 @@
           <w:sz w:val="24"/>
           <w:u w:val="single"/>
         </w:rPr>
-        <w:hyperlink r:id="rId38" w:history="1">
+        <w:hyperlink r:id="rId36" w:history="1">
           <w:r>
             <w:rPr>
               <w:rStyle w:val="Hyperlink"/>
@@ -6416,7 +6329,7 @@
           <w:sz w:val="24"/>
           <w:u w:val="single"/>
         </w:rPr>
-        <w:hyperlink r:id="rId39" w:history="1">
+        <w:hyperlink r:id="rId38" w:history="1">
           <w:r>
             <w:rPr>
               <w:rStyle w:val="Hyperlink"/>
@@ -6434,7 +6347,7 @@
           <w:sz w:val="24"/>
           <w:u w:val="single"/>
         </w:rPr>
-        <w:hyperlink r:id="rId39" w:history="1">
+        <w:hyperlink r:id="rId38" w:history="1">
           <w:r>
             <w:rPr>
               <w:rStyle w:val="Hyperlink"/>
@@ -6452,7 +6365,7 @@
           <w:sz w:val="24"/>
           <w:u w:val="single"/>
         </w:rPr>
-        <w:hyperlink r:id="rId39" w:history="1">
+        <w:hyperlink r:id="rId38" w:history="1">
           <w:r>
             <w:rPr>
               <w:rStyle w:val="Hyperlink"/>
@@ -6470,7 +6383,7 @@
           <w:sz w:val="24"/>
           <w:u w:val="single"/>
         </w:rPr>
-        <w:hyperlink r:id="rId39" w:history="1">
+        <w:hyperlink r:id="rId38" w:history="1">
           <w:r>
             <w:rPr>
               <w:rStyle w:val="Hyperlink"/>
@@ -6498,7 +6411,7 @@
           <w:sz w:val="24"/>
           <w:u w:val="single"/>
         </w:rPr>
-        <w:hyperlink r:id="rId40" w:history="1">
+        <w:hyperlink r:id="rId39" w:history="1">
           <w:r>
             <w:rPr>
               <w:rStyle w:val="Hyperlink"/>
@@ -6527,7 +6440,7 @@
           <w:sz w:val="24"/>
           <w:u w:val="single"/>
         </w:rPr>
-        <w:hyperlink r:id="rId40" w:history="1">
+        <w:hyperlink r:id="rId39" w:history="1">
           <w:r>
             <w:rPr>
               <w:rStyle w:val="Hyperlink"/>
@@ -6655,7 +6568,7 @@
           <w:sz w:val="24"/>
           <w:u w:val="single"/>
         </w:rPr>
-        <w:hyperlink r:id="rId41" w:history="1">
+        <w:hyperlink r:id="rId40" w:history="1">
           <w:r>
             <w:rPr>
               <w:rStyle w:val="Hyperlink"/>
@@ -6673,7 +6586,7 @@
           <w:sz w:val="24"/>
           <w:u w:val="single"/>
         </w:rPr>
-        <w:hyperlink r:id="rId41" w:history="1">
+        <w:hyperlink r:id="rId40" w:history="1">
           <w:r>
             <w:rPr>
               <w:rStyle w:val="Hyperlink"/>
@@ -6701,7 +6614,7 @@
           <w:sz w:val="24"/>
           <w:u w:val="single"/>
         </w:rPr>
-        <w:hyperlink r:id="rId42" w:history="1">
+        <w:hyperlink r:id="rId41" w:history="1">
           <w:r>
             <w:rPr>
               <w:rStyle w:val="Hyperlink"/>
@@ -6730,7 +6643,7 @@
           <w:sz w:val="24"/>
           <w:u w:val="single"/>
         </w:rPr>
-        <w:hyperlink r:id="rId42" w:history="1">
+        <w:hyperlink r:id="rId41" w:history="1">
           <w:r>
             <w:rPr>
               <w:rStyle w:val="Hyperlink"/>
@@ -6758,7 +6671,7 @@
           <w:sz w:val="24"/>
           <w:u w:val="single"/>
         </w:rPr>
-        <w:hyperlink r:id="rId43" w:history="1">
+        <w:hyperlink r:id="rId42" w:history="1">
           <w:r>
             <w:rPr>
               <w:rStyle w:val="Hyperlink"/>
@@ -6776,7 +6689,7 @@
           <w:sz w:val="24"/>
           <w:u w:val="single"/>
         </w:rPr>
-        <w:hyperlink r:id="rId43" w:history="1">
+        <w:hyperlink r:id="rId40" w:history="1">
           <w:r>
             <w:rPr>
               <w:rStyle w:val="Hyperlink"/>
@@ -6794,7 +6707,7 @@
           <w:sz w:val="24"/>
           <w:u w:val="single"/>
         </w:rPr>
-        <w:hyperlink r:id="rId43" w:history="1">
+        <w:hyperlink r:id="rId42" w:history="1">
           <w:r>
             <w:rPr>
               <w:rStyle w:val="Hyperlink"/>
@@ -6925,7 +6838,7 @@
           <w:sz w:val="24"/>
           <w:u w:val="single"/>
         </w:rPr>
-        <w:hyperlink r:id="rId44" w:history="1">
+        <w:hyperlink r:id="rId43" w:history="1">
           <w:r>
             <w:rPr>
               <w:rStyle w:val="Hyperlink"/>
@@ -6943,7 +6856,7 @@
           <w:sz w:val="24"/>
           <w:u w:val="single"/>
         </w:rPr>
-        <w:hyperlink r:id="rId44" w:history="1">
+        <w:hyperlink r:id="rId43" w:history="1">
           <w:r>
             <w:rPr>
               <w:rStyle w:val="Hyperlink"/>
@@ -6961,7 +6874,7 @@
           <w:sz w:val="24"/>
           <w:u w:val="single"/>
         </w:rPr>
-        <w:hyperlink r:id="rId44" w:history="1">
+        <w:hyperlink r:id="rId43" w:history="1">
           <w:r>
             <w:rPr>
               <w:rStyle w:val="Hyperlink"/>
@@ -6979,7 +6892,7 @@
           <w:sz w:val="24"/>
           <w:u w:val="single"/>
         </w:rPr>
-        <w:hyperlink r:id="rId44" w:history="1">
+        <w:hyperlink r:id="rId43" w:history="1">
           <w:r>
             <w:rPr>
               <w:rStyle w:val="Hyperlink"/>
@@ -7097,7 +7010,7 @@
           <w:sz w:val="24"/>
           <w:u w:val="single"/>
         </w:rPr>
-        <w:hyperlink r:id="rId45" w:history="1">
+        <w:hyperlink r:id="rId44" w:history="1">
           <w:r>
             <w:rPr>
               <w:rStyle w:val="Hyperlink"/>
@@ -7115,7 +7028,7 @@
           <w:sz w:val="24"/>
           <w:u w:val="single"/>
         </w:rPr>
-        <w:hyperlink r:id="rId45" w:history="1">
+        <w:hyperlink r:id="rId44" w:history="1">
           <w:r>
             <w:rPr>
               <w:rStyle w:val="Hyperlink"/>
@@ -7133,7 +7046,7 @@
           <w:sz w:val="24"/>
           <w:u w:val="single"/>
         </w:rPr>
-        <w:hyperlink r:id="rId45" w:history="1">
+        <w:hyperlink r:id="rId44" w:history="1">
           <w:r>
             <w:rPr>
               <w:rStyle w:val="Hyperlink"/>
@@ -7151,7 +7064,7 @@
           <w:sz w:val="24"/>
           <w:u w:val="single"/>
         </w:rPr>
-        <w:hyperlink r:id="rId45" w:history="1">
+        <w:hyperlink r:id="rId44" w:history="1">
           <w:r>
             <w:rPr>
               <w:rStyle w:val="Hyperlink"/>
@@ -7208,7 +7121,7 @@
           <w:sz w:val="24"/>
           <w:u w:val="single"/>
         </w:rPr>
-        <w:hyperlink r:id="rId46" w:history="1">
+        <w:hyperlink r:id="rId45" w:history="1">
           <w:r>
             <w:rPr>
               <w:rStyle w:val="Hyperlink"/>
@@ -7237,7 +7150,7 @@
           <w:sz w:val="24"/>
           <w:u w:val="single"/>
         </w:rPr>
-        <w:hyperlink r:id="rId46" w:history="1">
+        <w:hyperlink r:id="rId45" w:history="1">
           <w:r>
             <w:rPr>
               <w:rStyle w:val="Hyperlink"/>
@@ -7265,7 +7178,7 @@
           <w:sz w:val="24"/>
           <w:u w:val="single"/>
         </w:rPr>
-        <w:hyperlink r:id="rId47" w:history="1">
+        <w:hyperlink r:id="rId46" w:history="1">
           <w:r>
             <w:rPr>
               <w:rStyle w:val="Hyperlink"/>
@@ -7294,7 +7207,7 @@
           <w:sz w:val="24"/>
           <w:u w:val="single"/>
         </w:rPr>
-        <w:hyperlink r:id="rId47" w:history="1">
+        <w:hyperlink r:id="rId46" w:history="1">
           <w:r>
             <w:rPr>
               <w:rStyle w:val="Hyperlink"/>

--- a/EXPORTS/DOCX/published/niveau3/Dutch/KKZ.docx
+++ b/EXPORTS/DOCX/published/niveau3/Dutch/KKZ.docx
@@ -244,7 +244,61 @@
           <w:color w:val="000000"/>
           <w:sz w:val="24"/>
         </w:rPr>
-        <w:t>collectie bestond uit allerlei vo</w:t>
+        <w:t>collectie beston</w:t>
+      </w:r>
+      <w:r>
+        <w:rPr>
+          <w:u w:val="single" w:color="0000ff"/>
+          <w:rFonts w:ascii="Charis SIL Regular" w:hAnsi="Charis SIL Regular" w:eastAsia="Charis SIL Regular"/>
+          <w:b w:val="0"/>
+          <w:i w:val="0"/>
+          <w:color w:val="000000"/>
+          <w:sz w:val="24"/>
+        </w:rPr>
+        <w:hyperlink r:id="rId9" w:history="1">
+          <w:r>
+            <w:rPr>
+              <w:rStyle w:val="Hyperlink"/>
+            </w:rPr>
+            <w:t>d uit al</w:t>
+          </w:r>
+        </w:hyperlink>
+      </w:r>
+      <w:r>
+        <w:rPr>
+          <w:u w:val="single" w:color="0000ff"/>
+          <w:rFonts w:ascii="Charis SIL Regular" w:hAnsi="Charis SIL Regular" w:eastAsia="Charis SIL Regular"/>
+          <w:b w:val="0"/>
+          <w:i w:val="0"/>
+          <w:color w:val="000000"/>
+          <w:sz w:val="24"/>
+        </w:rPr>
+        <w:hyperlink r:id="rId9" w:history="1">
+          <w:r>
+            <w:rPr>
+              <w:rStyle w:val="Hyperlink"/>
+            </w:rPr>
+            <w:t>l</w:t>
+          </w:r>
+        </w:hyperlink>
+      </w:r>
+      <w:r>
+        <w:rPr>
+          <w:u w:val="single" w:color="0000ff"/>
+          <w:rFonts w:ascii="Charis SIL Regular" w:hAnsi="Charis SIL Regular" w:eastAsia="Charis SIL Regular"/>
+          <w:b w:val="0"/>
+          <w:i w:val="0"/>
+          <w:color w:val="000000"/>
+          <w:sz w:val="24"/>
+        </w:rPr>
+        <w:hyperlink r:id="rId9" w:history="1">
+          <w:r>
+            <w:rPr>
+              <w:rStyle w:val="Hyperlink"/>
+            </w:rPr>
+            <w:t>erlei vo</w:t>
+          </w:r>
+        </w:hyperlink>
       </w:r>
       <w:r>
         <w:rPr>
@@ -458,6 +512,7 @@
       </w:r>
       <w:r>
         <w:rPr>
+          <w:u w:val="single" w:color="0000ff"/>
           <w:rFonts w:ascii="Charis SIL Regular" w:hAnsi="Charis SIL Regular" w:eastAsia="Charis SIL Regular"/>
           <w:b w:val="0"/>
           <w:i w:val="0"/>
@@ -653,14 +708,7 @@
           <w:color w:val="000000"/>
           <w:sz w:val="24"/>
         </w:rPr>
-        <w:hyperlink r:id="rId11" w:history="1">
-          <w:r>
-            <w:rPr>
-              <w:rStyle w:val="Hyperlink"/>
-            </w:rPr>
-            <w:t xml:space="preserve">nd </w:t>
-          </w:r>
-        </w:hyperlink>
+        <w:t xml:space="preserve">nd </w:t>
       </w:r>
       <w:r>
         <w:rPr>
@@ -859,6 +907,7 @@
           <w:i w:val="0"/>
           <w:color w:val="0000FF"/>
           <w:sz w:val="24"/>
+          <w:u w:val="single"/>
         </w:rPr>
         <w:hyperlink r:id="rId9" w:history="1">
           <w:r>
@@ -907,7 +956,7 @@
           <w:sz w:val="24"/>
           <w:u w:val="single"/>
         </w:rPr>
-        <w:hyperlink r:id="rId12" w:history="1">
+        <w:hyperlink r:id="rId9" w:history="1">
           <w:r>
             <w:rPr>
               <w:rStyle w:val="Hyperlink"/>
@@ -1605,27 +1654,19 @@
           <w:i w:val="0"/>
           <w:color w:val="0000FF"/>
           <w:sz w:val="24"/>
+        </w:rPr>
+        <w:t>Rijksmu</w:t>
+      </w:r>
+      <w:r>
+        <w:rPr>
+          <w:rFonts w:ascii="Charis SIL Regular" w:hAnsi="Charis SIL Regular" w:eastAsia="Charis SIL Regular"/>
+          <w:b w:val="0"/>
+          <w:i w:val="0"/>
+          <w:color w:val="0000FF"/>
+          <w:sz w:val="24"/>
           <w:u w:val="single"/>
         </w:rPr>
-        <w:hyperlink r:id="rId16" w:history="1">
-          <w:r>
-            <w:rPr>
-              <w:rStyle w:val="Hyperlink"/>
-            </w:rPr>
-            <w:t>Rijksmu</w:t>
-          </w:r>
-        </w:hyperlink>
-      </w:r>
-      <w:r>
-        <w:rPr>
-          <w:rFonts w:ascii="Charis SIL Regular" w:hAnsi="Charis SIL Regular" w:eastAsia="Charis SIL Regular"/>
-          <w:b w:val="0"/>
-          <w:i w:val="0"/>
-          <w:color w:val="0000FF"/>
-          <w:sz w:val="24"/>
-          <w:u w:val="single"/>
-        </w:rPr>
-        <w:hyperlink r:id="rId16" w:history="1">
+        <w:hyperlink r:id="rId15" w:history="1">
           <w:r>
             <w:rPr>
               <w:rStyle w:val="Hyperlink"/>
@@ -1654,7 +1695,7 @@
           <w:sz w:val="24"/>
           <w:u w:val="single"/>
         </w:rPr>
-        <w:hyperlink r:id="rId16" w:history="1">
+        <w:hyperlink r:id="rId15" w:history="1">
           <w:r>
             <w:rPr>
               <w:rStyle w:val="Hyperlink"/>
@@ -1672,7 +1713,7 @@
           <w:sz w:val="24"/>
           <w:u w:val="single"/>
         </w:rPr>
-        <w:hyperlink r:id="rId16" w:history="1">
+        <w:hyperlink r:id="rId15" w:history="1">
           <w:r>
             <w:rPr>
               <w:rStyle w:val="Hyperlink"/>
@@ -1835,7 +1876,7 @@
           <w:color w:val="0000FF"/>
           <w:sz w:val="24"/>
         </w:rPr>
-        <w:hyperlink r:id="rId17" w:history="1">
+        <w:hyperlink r:id="rId16" w:history="1">
           <w:r>
             <w:rPr>
               <w:rStyle w:val="Hyperlink"/>
@@ -1853,7 +1894,7 @@
           <w:sz w:val="24"/>
           <w:u w:val="single"/>
         </w:rPr>
-        <w:hyperlink r:id="rId16" w:history="1">
+        <w:hyperlink r:id="rId17" w:history="1">
           <w:r>
             <w:rPr>
               <w:rStyle w:val="Hyperlink"/>
@@ -1882,7 +1923,7 @@
           <w:sz w:val="24"/>
           <w:u w:val="single"/>
         </w:rPr>
-        <w:hyperlink r:id="rId16" w:history="1">
+        <w:hyperlink r:id="rId17" w:history="1">
           <w:r>
             <w:rPr>
               <w:rStyle w:val="Hyperlink"/>
@@ -1911,7 +1952,7 @@
           <w:sz w:val="24"/>
           <w:u w:val="single"/>
         </w:rPr>
-        <w:hyperlink r:id="rId16" w:history="1">
+        <w:hyperlink r:id="rId17" w:history="1">
           <w:r>
             <w:rPr>
               <w:rStyle w:val="Hyperlink"/>
@@ -1929,7 +1970,7 @@
           <w:color w:val="000000"/>
           <w:sz w:val="24"/>
         </w:rPr>
-        <w:hyperlink r:id="rId16" w:history="1">
+        <w:hyperlink r:id="rId17" w:history="1">
           <w:r>
             <w:rPr>
               <w:rStyle w:val="Hyperlink"/>
@@ -2118,6 +2159,7 @@
           <w:i w:val="0"/>
           <w:color w:val="0000FF"/>
           <w:sz w:val="24"/>
+          <w:u w:val="single"/>
         </w:rPr>
         <w:hyperlink r:id="rId18" w:history="1">
           <w:r>
@@ -2137,7 +2179,7 @@
           <w:sz w:val="24"/>
           <w:u w:val="single"/>
         </w:rPr>
-        <w:hyperlink r:id="rId17" w:history="1">
+        <w:hyperlink r:id="rId16" w:history="1">
           <w:r>
             <w:rPr>
               <w:rStyle w:val="Hyperlink"/>
@@ -2166,7 +2208,7 @@
           <w:sz w:val="24"/>
           <w:u w:val="single"/>
         </w:rPr>
-        <w:hyperlink r:id="rId17" w:history="1">
+        <w:hyperlink r:id="rId16" w:history="1">
           <w:r>
             <w:rPr>
               <w:rStyle w:val="Hyperlink"/>
@@ -2177,50 +2219,13 @@
       </w:r>
       <w:r>
         <w:rPr>
-          <w:u w:val="single" w:color="0000ff"/>
           <w:rFonts w:ascii="Charis SIL Regular" w:hAnsi="Charis SIL Regular" w:eastAsia="Charis SIL Regular"/>
           <w:b w:val="0"/>
           <w:i w:val="0"/>
           <w:color w:val="000000"/>
           <w:sz w:val="24"/>
         </w:rPr>
-        <w:hyperlink r:id="rId17" w:history="1">
-          <w:r>
-            <w:rPr>
-              <w:rStyle w:val="Hyperlink"/>
-            </w:rPr>
-            <w:t>, he</w:t>
-          </w:r>
-        </w:hyperlink>
-      </w:r>
-      <w:r>
-        <w:rPr>
-          <w:u w:val="single" w:color="0000ff"/>
-          <w:rFonts w:ascii="Charis SIL Regular" w:hAnsi="Charis SIL Regular" w:eastAsia="Charis SIL Regular"/>
-          <w:b w:val="0"/>
-          <w:i w:val="0"/>
-          <w:color w:val="000000"/>
-          <w:sz w:val="24"/>
-        </w:rPr>
-        <w:hyperlink r:id="rId17" w:history="1">
-          <w:r>
-            <w:rPr>
-              <w:rStyle w:val="Hyperlink"/>
-            </w:rPr>
-            <w:t>t</w:t>
-          </w:r>
-        </w:hyperlink>
-      </w:r>
-      <w:r>
-        <w:rPr>
-          <w:u w:val="single" w:color="0000ff"/>
-          <w:rFonts w:ascii="Charis SIL Regular" w:hAnsi="Charis SIL Regular" w:eastAsia="Charis SIL Regular"/>
-          <w:b w:val="0"/>
-          <w:i w:val="0"/>
-          <w:color w:val="000000"/>
-          <w:sz w:val="24"/>
-        </w:rPr>
-        <w:t xml:space="preserve"> </w:t>
+        <w:t xml:space="preserve">, het </w:t>
       </w:r>
       <w:r>
         <w:rPr>
@@ -2231,7 +2236,7 @@
           <w:sz w:val="24"/>
           <w:u w:val="single"/>
         </w:rPr>
-        <w:hyperlink r:id="rId17" w:history="1">
+        <w:hyperlink r:id="rId16" w:history="1">
           <w:r>
             <w:rPr>
               <w:rStyle w:val="Hyperlink"/>
@@ -2249,7 +2254,7 @@
           <w:sz w:val="24"/>
           <w:u w:val="single"/>
         </w:rPr>
-        <w:hyperlink r:id="rId17" w:history="1">
+        <w:hyperlink r:id="rId16" w:history="1">
           <w:r>
             <w:rPr>
               <w:rStyle w:val="Hyperlink"/>
@@ -2276,8 +2281,63 @@
           <w:i w:val="0"/>
           <w:color w:val="0000FF"/>
           <w:sz w:val="24"/>
-        </w:rPr>
-        <w:t>van N</w:t>
+          <w:u w:val="single"/>
+        </w:rPr>
+        <w:hyperlink r:id="rId19" w:history="1">
+          <w:r>
+            <w:rPr>
+              <w:rStyle w:val="Hyperlink"/>
+            </w:rPr>
+            <w:t>v</w:t>
+          </w:r>
+        </w:hyperlink>
+      </w:r>
+      <w:r>
+        <w:rPr>
+          <w:rFonts w:ascii="Charis SIL Regular" w:hAnsi="Charis SIL Regular" w:eastAsia="Charis SIL Regular"/>
+          <w:b w:val="0"/>
+          <w:i w:val="0"/>
+          <w:color w:val="0000FF"/>
+          <w:sz w:val="24"/>
+          <w:u w:val="single"/>
+        </w:rPr>
+        <w:hyperlink r:id="rId19" w:history="1">
+          <w:r>
+            <w:rPr>
+              <w:rStyle w:val="Hyperlink"/>
+            </w:rPr>
+            <w:t>an</w:t>
+          </w:r>
+        </w:hyperlink>
+      </w:r>
+      <w:r>
+        <w:rPr>
+          <w:rFonts w:ascii="Charis SIL Regular" w:hAnsi="Charis SIL Regular" w:eastAsia="Charis SIL Regular"/>
+          <w:b w:val="0"/>
+          <w:i w:val="0"/>
+          <w:color w:val="0000FF"/>
+          <w:sz w:val="24"/>
+          <w:u w:val="single"/>
+        </w:rPr>
+        <w:t xml:space="preserve"> </w:t>
+      </w:r>
+      <w:r>
+        <w:rPr>
+          <w:rFonts w:ascii="Charis SIL Regular" w:hAnsi="Charis SIL Regular" w:eastAsia="Charis SIL Regular"/>
+          <w:b w:val="0"/>
+          <w:i w:val="0"/>
+          <w:color w:val="0000FF"/>
+          <w:sz w:val="24"/>
+          <w:u w:val="single"/>
+        </w:rPr>
+        <w:hyperlink r:id="rId19" w:history="1">
+          <w:r>
+            <w:rPr>
+              <w:rStyle w:val="Hyperlink"/>
+            </w:rPr>
+            <w:t>N</w:t>
+          </w:r>
+        </w:hyperlink>
       </w:r>
       <w:r>
         <w:rPr>
@@ -2463,6 +2523,7 @@
           <w:i w:val="0"/>
           <w:color w:val="0000FF"/>
           <w:sz w:val="24"/>
+          <w:u w:val="single"/>
         </w:rPr>
         <w:t>G</w:t>
       </w:r>
@@ -2551,7 +2612,7 @@
           <w:sz w:val="24"/>
           <w:u w:val="single"/>
         </w:rPr>
-        <w:hyperlink r:id="rId18" w:history="1">
+        <w:hyperlink r:id="rId20" w:history="1">
           <w:r>
             <w:rPr>
               <w:rStyle w:val="Hyperlink"/>
@@ -2569,7 +2630,7 @@
           <w:sz w:val="24"/>
           <w:u w:val="single"/>
         </w:rPr>
-        <w:hyperlink r:id="rId18" w:history="1">
+        <w:hyperlink r:id="rId20" w:history="1">
           <w:r>
             <w:rPr>
               <w:rStyle w:val="Hyperlink"/>
@@ -2587,7 +2648,7 @@
           <w:sz w:val="24"/>
           <w:u w:val="single"/>
         </w:rPr>
-        <w:hyperlink r:id="rId19" w:history="1">
+        <w:hyperlink r:id="rId20" w:history="1">
           <w:r>
             <w:rPr>
               <w:rStyle w:val="Hyperlink"/>
@@ -2604,7 +2665,25 @@
           <w:color w:val="000000"/>
           <w:sz w:val="24"/>
         </w:rPr>
-        <w:t xml:space="preserve"> en het </w:t>
+        <w:t xml:space="preserve"> e</w:t>
+      </w:r>
+      <w:r>
+        <w:rPr>
+          <w:u w:val="single" w:color="0000ff"/>
+          <w:rFonts w:ascii="Charis SIL Regular" w:hAnsi="Charis SIL Regular" w:eastAsia="Charis SIL Regular"/>
+          <w:b w:val="0"/>
+          <w:i w:val="0"/>
+          <w:color w:val="000000"/>
+          <w:sz w:val="24"/>
+        </w:rPr>
+        <w:hyperlink r:id="rId19" w:history="1">
+          <w:r>
+            <w:rPr>
+              <w:rStyle w:val="Hyperlink"/>
+            </w:rPr>
+            <w:t xml:space="preserve">n het </w:t>
+          </w:r>
+        </w:hyperlink>
       </w:r>
       <w:r>
         <w:rPr>
@@ -2615,7 +2694,7 @@
           <w:sz w:val="24"/>
           <w:u w:val="single"/>
         </w:rPr>
-        <w:hyperlink r:id="rId20" w:history="1">
+        <w:hyperlink r:id="rId21" w:history="1">
           <w:r>
             <w:rPr>
               <w:rStyle w:val="Hyperlink"/>
@@ -2644,7 +2723,7 @@
           <w:sz w:val="24"/>
           <w:u w:val="single"/>
         </w:rPr>
-        <w:hyperlink r:id="rId20" w:history="1">
+        <w:hyperlink r:id="rId21" w:history="1">
           <w:r>
             <w:rPr>
               <w:rStyle w:val="Hyperlink"/>
@@ -2662,7 +2741,7 @@
           <w:sz w:val="24"/>
           <w:u w:val="single"/>
         </w:rPr>
-        <w:hyperlink r:id="rId20" w:history="1">
+        <w:hyperlink r:id="rId21" w:history="1">
           <w:r>
             <w:rPr>
               <w:rStyle w:val="Hyperlink"/>
@@ -2680,7 +2759,7 @@
           <w:sz w:val="24"/>
           <w:u w:val="single"/>
         </w:rPr>
-        <w:hyperlink r:id="rId20" w:history="1">
+        <w:hyperlink r:id="rId21" w:history="1">
           <w:r>
             <w:rPr>
               <w:rStyle w:val="Hyperlink"/>
@@ -2698,7 +2777,7 @@
           <w:sz w:val="24"/>
           <w:u w:val="single"/>
         </w:rPr>
-        <w:hyperlink r:id="rId20" w:history="1">
+        <w:hyperlink r:id="rId21" w:history="1">
           <w:r>
             <w:rPr>
               <w:rStyle w:val="Hyperlink"/>
@@ -2716,7 +2795,7 @@
           <w:sz w:val="24"/>
           <w:u w:val="single"/>
         </w:rPr>
-        <w:hyperlink r:id="rId20" w:history="1">
+        <w:hyperlink r:id="rId21" w:history="1">
           <w:r>
             <w:rPr>
               <w:rStyle w:val="Hyperlink"/>
@@ -2734,7 +2813,7 @@
           <w:color w:val="000000"/>
           <w:sz w:val="24"/>
         </w:rPr>
-        <w:hyperlink r:id="rId20" w:history="1">
+        <w:hyperlink r:id="rId19" w:history="1">
           <w:r>
             <w:rPr>
               <w:rStyle w:val="Hyperlink"/>
@@ -2792,7 +2871,7 @@
           <w:sz w:val="24"/>
           <w:u w:val="single"/>
         </w:rPr>
-        <w:hyperlink r:id="rId21" w:history="1">
+        <w:hyperlink r:id="rId22" w:history="1">
           <w:r>
             <w:rPr>
               <w:rStyle w:val="Hyperlink"/>
@@ -2800,121 +2879,6 @@
             <w:t xml:space="preserve">Reinier </w:t>
           </w:r>
         </w:hyperlink>
-      </w:r>
-      <w:r>
-        <w:rPr>
-          <w:rFonts w:ascii="Charis SIL Regular" w:hAnsi="Charis SIL Regular" w:eastAsia="Charis SIL Regular"/>
-          <w:b w:val="0"/>
-          <w:i w:val="0"/>
-          <w:color w:val="0000FF"/>
-          <w:sz w:val="24"/>
-          <w:u w:val="single"/>
-        </w:rPr>
-        <w:hyperlink r:id="rId21" w:history="1">
-          <w:r>
-            <w:rPr>
-              <w:rStyle w:val="Hyperlink"/>
-            </w:rPr>
-            <w:t>van</w:t>
-          </w:r>
-        </w:hyperlink>
-      </w:r>
-      <w:r>
-        <w:rPr>
-          <w:rFonts w:ascii="Charis SIL Regular" w:hAnsi="Charis SIL Regular" w:eastAsia="Charis SIL Regular"/>
-          <w:b w:val="0"/>
-          <w:i w:val="0"/>
-          <w:color w:val="0000FF"/>
-          <w:sz w:val="24"/>
-          <w:u w:val="single"/>
-        </w:rPr>
-        <w:t xml:space="preserve"> </w:t>
-      </w:r>
-      <w:r>
-        <w:rPr>
-          <w:rFonts w:ascii="Charis SIL Regular" w:hAnsi="Charis SIL Regular" w:eastAsia="Charis SIL Regular"/>
-          <w:b w:val="0"/>
-          <w:i w:val="0"/>
-          <w:color w:val="0000FF"/>
-          <w:sz w:val="24"/>
-          <w:u w:val="single"/>
-        </w:rPr>
-        <w:hyperlink r:id="rId21" w:history="1">
-          <w:r>
-            <w:rPr>
-              <w:rStyle w:val="Hyperlink"/>
-            </w:rPr>
-            <w:t>de</w:t>
-          </w:r>
-        </w:hyperlink>
-      </w:r>
-      <w:r>
-        <w:rPr>
-          <w:rFonts w:ascii="Charis SIL Regular" w:hAnsi="Charis SIL Regular" w:eastAsia="Charis SIL Regular"/>
-          <w:b w:val="0"/>
-          <w:i w:val="0"/>
-          <w:color w:val="0000FF"/>
-          <w:sz w:val="24"/>
-          <w:u w:val="single"/>
-        </w:rPr>
-        <w:t xml:space="preserve"> </w:t>
-      </w:r>
-      <w:r>
-        <w:rPr>
-          <w:rFonts w:ascii="Charis SIL Regular" w:hAnsi="Charis SIL Regular" w:eastAsia="Charis SIL Regular"/>
-          <w:b w:val="0"/>
-          <w:i w:val="0"/>
-          <w:color w:val="0000FF"/>
-          <w:sz w:val="24"/>
-          <w:u w:val="single"/>
-        </w:rPr>
-        <w:hyperlink r:id="rId21" w:history="1">
-          <w:r>
-            <w:rPr>
-              <w:rStyle w:val="Hyperlink"/>
-            </w:rPr>
-            <w:t>Kasteele</w:t>
-          </w:r>
-        </w:hyperlink>
-      </w:r>
-      <w:r>
-        <w:rPr>
-          <w:rFonts w:ascii="Charis SIL Regular" w:hAnsi="Charis SIL Regular" w:eastAsia="Charis SIL Regular"/>
-          <w:b w:val="0"/>
-          <w:i w:val="0"/>
-          <w:color w:val="000000"/>
-          <w:sz w:val="24"/>
-        </w:rPr>
-        <w:t xml:space="preserve"> verdween nadat zijn zoon </w:t>
-      </w:r>
-      <w:r>
-        <w:rPr>
-          <w:rFonts w:ascii="Charis SIL Regular" w:hAnsi="Charis SIL Regular" w:eastAsia="Charis SIL Regular"/>
-          <w:b w:val="0"/>
-          <w:i w:val="0"/>
-          <w:color w:val="0000FF"/>
-          <w:sz w:val="24"/>
-          <w:u w:val="single"/>
-        </w:rPr>
-        <w:hyperlink r:id="rId22" w:history="1">
-          <w:r>
-            <w:rPr>
-              <w:rStyle w:val="Hyperlink"/>
-            </w:rPr>
-            <w:t>Abraham</w:t>
-          </w:r>
-        </w:hyperlink>
-      </w:r>
-      <w:r>
-        <w:rPr>
-          <w:rFonts w:ascii="Charis SIL Regular" w:hAnsi="Charis SIL Regular" w:eastAsia="Charis SIL Regular"/>
-          <w:b w:val="0"/>
-          <w:i w:val="0"/>
-          <w:color w:val="0000FF"/>
-          <w:sz w:val="24"/>
-          <w:u w:val="single"/>
-        </w:rPr>
-        <w:t xml:space="preserve"> </w:t>
       </w:r>
       <w:r>
         <w:rPr>
@@ -3000,200 +2964,7 @@
           <w:color w:val="000000"/>
           <w:sz w:val="24"/>
         </w:rPr>
-        <w:t xml:space="preserve"> hem opvolgde in</w:t>
-      </w:r>
-      <w:r>
-        <w:rPr>
-          <w:u w:val="single" w:color="0000ff"/>
-          <w:rFonts w:ascii="Charis SIL Regular" w:hAnsi="Charis SIL Regular" w:eastAsia="Charis SIL Regular"/>
-          <w:b w:val="0"/>
-          <w:i w:val="0"/>
-          <w:color w:val="000000"/>
-          <w:sz w:val="24"/>
-        </w:rPr>
-        <w:hyperlink r:id="rId21" w:history="1">
-          <w:r>
-            <w:rPr>
-              <w:rStyle w:val="Hyperlink"/>
-            </w:rPr>
-            <w:t xml:space="preserve"> 1840. </w:t>
-          </w:r>
-        </w:hyperlink>
-      </w:r>
-      <w:r>
-        <w:rPr>
-          <w:u w:val="single" w:color="0000ff"/>
-          <w:rFonts w:ascii="Charis SIL Regular" w:hAnsi="Charis SIL Regular" w:eastAsia="Charis SIL Regular"/>
-          <w:b w:val="0"/>
-          <w:i w:val="0"/>
-          <w:color w:val="000000"/>
-          <w:sz w:val="24"/>
-        </w:rPr>
-        <w:hyperlink r:id="rId21" w:history="1">
-          <w:r>
-            <w:rPr>
-              <w:rStyle w:val="Hyperlink"/>
-            </w:rPr>
-            <w:t>Ook</w:t>
-          </w:r>
-        </w:hyperlink>
-      </w:r>
-      <w:r>
-        <w:rPr>
-          <w:u w:val="single" w:color="0000ff"/>
-          <w:rFonts w:ascii="Charis SIL Regular" w:hAnsi="Charis SIL Regular" w:eastAsia="Charis SIL Regular"/>
-          <w:b w:val="0"/>
-          <w:i w:val="0"/>
-          <w:color w:val="000000"/>
-          <w:sz w:val="24"/>
-        </w:rPr>
-        <w:hyperlink r:id="rId21" w:history="1">
-          <w:r>
-            <w:rPr>
-              <w:rStyle w:val="Hyperlink"/>
-            </w:rPr>
-            <w:t xml:space="preserve"> ve</w:t>
-          </w:r>
-        </w:hyperlink>
-      </w:r>
-      <w:r>
-        <w:rPr>
-          <w:u w:val="single" w:color="0000ff"/>
-          <w:rFonts w:ascii="Charis SIL Regular" w:hAnsi="Charis SIL Regular" w:eastAsia="Charis SIL Regular"/>
-          <w:b w:val="0"/>
-          <w:i w:val="0"/>
-          <w:color w:val="000000"/>
-          <w:sz w:val="24"/>
-        </w:rPr>
-        <w:hyperlink r:id="rId21" w:history="1">
-          <w:r>
-            <w:rPr>
-              <w:rStyle w:val="Hyperlink"/>
-            </w:rPr>
-            <w:t>rdwenen</w:t>
-          </w:r>
-        </w:hyperlink>
-      </w:r>
-      <w:r>
-        <w:rPr>
-          <w:rFonts w:ascii="Charis SIL Regular" w:hAnsi="Charis SIL Regular" w:eastAsia="Charis SIL Regular"/>
-          <w:b w:val="0"/>
-          <w:i w:val="0"/>
-          <w:color w:val="000000"/>
-          <w:sz w:val="24"/>
-        </w:rPr>
-        <w:t xml:space="preserve"> en vergingen er vele voor</w:t>
-      </w:r>
-      <w:r>
-        <w:rPr>
-          <w:u w:val="single" w:color="0000ff"/>
-          <w:rFonts w:ascii="Charis SIL Regular" w:hAnsi="Charis SIL Regular" w:eastAsia="Charis SIL Regular"/>
-          <w:b w:val="0"/>
-          <w:i w:val="0"/>
-          <w:color w:val="000000"/>
-          <w:sz w:val="24"/>
-        </w:rPr>
-        <w:hyperlink r:id="rId22" w:history="1">
-          <w:r>
-            <w:rPr>
-              <w:rStyle w:val="Hyperlink"/>
-            </w:rPr>
-            <w:t>werpen in</w:t>
-          </w:r>
-        </w:hyperlink>
-      </w:r>
-      <w:r>
-        <w:rPr>
-          <w:u w:val="single" w:color="0000ff"/>
-          <w:rFonts w:ascii="Charis SIL Regular" w:hAnsi="Charis SIL Regular" w:eastAsia="Charis SIL Regular"/>
-          <w:b w:val="0"/>
-          <w:i w:val="0"/>
-          <w:color w:val="000000"/>
-          <w:sz w:val="24"/>
-        </w:rPr>
-        <w:t xml:space="preserve"> </w:t>
-      </w:r>
-      <w:r>
-        <w:rPr>
-          <w:u w:val="single" w:color="0000ff"/>
-          <w:rFonts w:ascii="Charis SIL Regular" w:hAnsi="Charis SIL Regular" w:eastAsia="Charis SIL Regular"/>
-          <w:b w:val="0"/>
-          <w:i w:val="0"/>
-          <w:color w:val="000000"/>
-          <w:sz w:val="24"/>
-        </w:rPr>
-        <w:hyperlink r:id="rId22" w:history="1">
-          <w:r>
-            <w:rPr>
-              <w:rStyle w:val="Hyperlink"/>
-            </w:rPr>
-            <w:t xml:space="preserve">die </w:t>
-          </w:r>
-        </w:hyperlink>
-      </w:r>
-      <w:r>
-        <w:rPr>
-          <w:u w:val="single" w:color="0000ff"/>
-          <w:rFonts w:ascii="Charis SIL Regular" w:hAnsi="Charis SIL Regular" w:eastAsia="Charis SIL Regular"/>
-          <w:b w:val="0"/>
-          <w:i w:val="0"/>
-          <w:color w:val="000000"/>
-          <w:sz w:val="24"/>
-        </w:rPr>
-        <w:hyperlink r:id="rId22" w:history="1">
-          <w:r>
-            <w:rPr>
-              <w:rStyle w:val="Hyperlink"/>
-            </w:rPr>
-            <w:t>t</w:t>
-          </w:r>
-        </w:hyperlink>
-      </w:r>
-      <w:r>
-        <w:rPr>
-          <w:u w:val="single" w:color="0000ff"/>
-          <w:rFonts w:ascii="Charis SIL Regular" w:hAnsi="Charis SIL Regular" w:eastAsia="Charis SIL Regular"/>
-          <w:b w:val="0"/>
-          <w:i w:val="0"/>
-          <w:color w:val="000000"/>
-          <w:sz w:val="24"/>
-        </w:rPr>
-        <w:hyperlink r:id="rId22" w:history="1">
-          <w:r>
-            <w:rPr>
-              <w:rStyle w:val="Hyperlink"/>
-            </w:rPr>
-            <w:t>ijd</w:t>
-          </w:r>
-        </w:hyperlink>
-      </w:r>
-      <w:r>
-        <w:rPr>
-          <w:u w:val="single" w:color="0000ff"/>
-          <w:rFonts w:ascii="Charis SIL Regular" w:hAnsi="Charis SIL Regular" w:eastAsia="Charis SIL Regular"/>
-          <w:b w:val="0"/>
-          <w:i w:val="0"/>
-          <w:color w:val="000000"/>
-          <w:sz w:val="24"/>
-        </w:rPr>
-        <w:hyperlink r:id="rId22" w:history="1">
-          <w:r>
-            <w:rPr>
-              <w:rStyle w:val="Hyperlink"/>
-            </w:rPr>
-            <w:t>. De der</w:t>
-          </w:r>
-        </w:hyperlink>
-      </w:r>
-      <w:r>
-        <w:rPr>
-          <w:rFonts w:ascii="Charis SIL Regular" w:hAnsi="Charis SIL Regular" w:eastAsia="Charis SIL Regular"/>
-          <w:b w:val="0"/>
-          <w:i w:val="0"/>
-          <w:color w:val="000000"/>
-          <w:sz w:val="24"/>
-        </w:rPr>
-        <w:t xml:space="preserve">de en laatste directeur </w:t>
+        <w:t xml:space="preserve"> verdween nadat zijn zoon </w:t>
       </w:r>
       <w:r>
         <w:rPr>
@@ -3209,7 +2980,7 @@
             <w:rPr>
               <w:rStyle w:val="Hyperlink"/>
             </w:rPr>
-            <w:t>David</w:t>
+            <w:t>Abraham</w:t>
           </w:r>
         </w:hyperlink>
       </w:r>
@@ -3267,6 +3038,314 @@
             <w:rPr>
               <w:rStyle w:val="Hyperlink"/>
             </w:rPr>
+            <w:t>de</w:t>
+          </w:r>
+        </w:hyperlink>
+      </w:r>
+      <w:r>
+        <w:rPr>
+          <w:rFonts w:ascii="Charis SIL Regular" w:hAnsi="Charis SIL Regular" w:eastAsia="Charis SIL Regular"/>
+          <w:b w:val="0"/>
+          <w:i w:val="0"/>
+          <w:color w:val="0000FF"/>
+          <w:sz w:val="24"/>
+          <w:u w:val="single"/>
+        </w:rPr>
+        <w:t xml:space="preserve"> </w:t>
+      </w:r>
+      <w:r>
+        <w:rPr>
+          <w:rFonts w:ascii="Charis SIL Regular" w:hAnsi="Charis SIL Regular" w:eastAsia="Charis SIL Regular"/>
+          <w:b w:val="0"/>
+          <w:i w:val="0"/>
+          <w:color w:val="0000FF"/>
+          <w:sz w:val="24"/>
+          <w:u w:val="single"/>
+        </w:rPr>
+        <w:hyperlink r:id="rId23" w:history="1">
+          <w:r>
+            <w:rPr>
+              <w:rStyle w:val="Hyperlink"/>
+            </w:rPr>
+            <w:t>Kasteele</w:t>
+          </w:r>
+        </w:hyperlink>
+      </w:r>
+      <w:r>
+        <w:rPr>
+          <w:rFonts w:ascii="Charis SIL Regular" w:hAnsi="Charis SIL Regular" w:eastAsia="Charis SIL Regular"/>
+          <w:b w:val="0"/>
+          <w:i w:val="0"/>
+          <w:color w:val="000000"/>
+          <w:sz w:val="24"/>
+        </w:rPr>
+        <w:t xml:space="preserve"> hem opvolgde in</w:t>
+      </w:r>
+      <w:r>
+        <w:rPr>
+          <w:u w:val="single" w:color="0000ff"/>
+          <w:rFonts w:ascii="Charis SIL Regular" w:hAnsi="Charis SIL Regular" w:eastAsia="Charis SIL Regular"/>
+          <w:b w:val="0"/>
+          <w:i w:val="0"/>
+          <w:color w:val="000000"/>
+          <w:sz w:val="24"/>
+        </w:rPr>
+        <w:hyperlink r:id="rId22" w:history="1">
+          <w:r>
+            <w:rPr>
+              <w:rStyle w:val="Hyperlink"/>
+            </w:rPr>
+            <w:t xml:space="preserve"> 1840. </w:t>
+          </w:r>
+        </w:hyperlink>
+      </w:r>
+      <w:r>
+        <w:rPr>
+          <w:u w:val="single" w:color="0000ff"/>
+          <w:rFonts w:ascii="Charis SIL Regular" w:hAnsi="Charis SIL Regular" w:eastAsia="Charis SIL Regular"/>
+          <w:b w:val="0"/>
+          <w:i w:val="0"/>
+          <w:color w:val="000000"/>
+          <w:sz w:val="24"/>
+        </w:rPr>
+        <w:hyperlink r:id="rId22" w:history="1">
+          <w:r>
+            <w:rPr>
+              <w:rStyle w:val="Hyperlink"/>
+            </w:rPr>
+            <w:t>Ook</w:t>
+          </w:r>
+        </w:hyperlink>
+      </w:r>
+      <w:r>
+        <w:rPr>
+          <w:u w:val="single" w:color="0000ff"/>
+          <w:rFonts w:ascii="Charis SIL Regular" w:hAnsi="Charis SIL Regular" w:eastAsia="Charis SIL Regular"/>
+          <w:b w:val="0"/>
+          <w:i w:val="0"/>
+          <w:color w:val="000000"/>
+          <w:sz w:val="24"/>
+        </w:rPr>
+        <w:hyperlink r:id="rId22" w:history="1">
+          <w:r>
+            <w:rPr>
+              <w:rStyle w:val="Hyperlink"/>
+            </w:rPr>
+            <w:t xml:space="preserve"> ve</w:t>
+          </w:r>
+        </w:hyperlink>
+      </w:r>
+      <w:r>
+        <w:rPr>
+          <w:u w:val="single" w:color="0000ff"/>
+          <w:rFonts w:ascii="Charis SIL Regular" w:hAnsi="Charis SIL Regular" w:eastAsia="Charis SIL Regular"/>
+          <w:b w:val="0"/>
+          <w:i w:val="0"/>
+          <w:color w:val="000000"/>
+          <w:sz w:val="24"/>
+        </w:rPr>
+        <w:hyperlink r:id="rId22" w:history="1">
+          <w:r>
+            <w:rPr>
+              <w:rStyle w:val="Hyperlink"/>
+            </w:rPr>
+            <w:t>rdwenen</w:t>
+          </w:r>
+        </w:hyperlink>
+      </w:r>
+      <w:r>
+        <w:rPr>
+          <w:rFonts w:ascii="Charis SIL Regular" w:hAnsi="Charis SIL Regular" w:eastAsia="Charis SIL Regular"/>
+          <w:b w:val="0"/>
+          <w:i w:val="0"/>
+          <w:color w:val="000000"/>
+          <w:sz w:val="24"/>
+        </w:rPr>
+        <w:t xml:space="preserve"> en vergingen er vele voor</w:t>
+      </w:r>
+      <w:r>
+        <w:rPr>
+          <w:u w:val="single" w:color="0000ff"/>
+          <w:rFonts w:ascii="Charis SIL Regular" w:hAnsi="Charis SIL Regular" w:eastAsia="Charis SIL Regular"/>
+          <w:b w:val="0"/>
+          <w:i w:val="0"/>
+          <w:color w:val="000000"/>
+          <w:sz w:val="24"/>
+        </w:rPr>
+        <w:hyperlink r:id="rId23" w:history="1">
+          <w:r>
+            <w:rPr>
+              <w:rStyle w:val="Hyperlink"/>
+            </w:rPr>
+            <w:t>werpen in</w:t>
+          </w:r>
+        </w:hyperlink>
+      </w:r>
+      <w:r>
+        <w:rPr>
+          <w:u w:val="single" w:color="0000ff"/>
+          <w:rFonts w:ascii="Charis SIL Regular" w:hAnsi="Charis SIL Regular" w:eastAsia="Charis SIL Regular"/>
+          <w:b w:val="0"/>
+          <w:i w:val="0"/>
+          <w:color w:val="000000"/>
+          <w:sz w:val="24"/>
+        </w:rPr>
+        <w:t xml:space="preserve"> </w:t>
+      </w:r>
+      <w:r>
+        <w:rPr>
+          <w:u w:val="single" w:color="0000ff"/>
+          <w:rFonts w:ascii="Charis SIL Regular" w:hAnsi="Charis SIL Regular" w:eastAsia="Charis SIL Regular"/>
+          <w:b w:val="0"/>
+          <w:i w:val="0"/>
+          <w:color w:val="000000"/>
+          <w:sz w:val="24"/>
+        </w:rPr>
+        <w:hyperlink r:id="rId23" w:history="1">
+          <w:r>
+            <w:rPr>
+              <w:rStyle w:val="Hyperlink"/>
+            </w:rPr>
+            <w:t xml:space="preserve">die </w:t>
+          </w:r>
+        </w:hyperlink>
+      </w:r>
+      <w:r>
+        <w:rPr>
+          <w:u w:val="single" w:color="0000ff"/>
+          <w:rFonts w:ascii="Charis SIL Regular" w:hAnsi="Charis SIL Regular" w:eastAsia="Charis SIL Regular"/>
+          <w:b w:val="0"/>
+          <w:i w:val="0"/>
+          <w:color w:val="000000"/>
+          <w:sz w:val="24"/>
+        </w:rPr>
+        <w:hyperlink r:id="rId23" w:history="1">
+          <w:r>
+            <w:rPr>
+              <w:rStyle w:val="Hyperlink"/>
+            </w:rPr>
+            <w:t>t</w:t>
+          </w:r>
+        </w:hyperlink>
+      </w:r>
+      <w:r>
+        <w:rPr>
+          <w:u w:val="single" w:color="0000ff"/>
+          <w:rFonts w:ascii="Charis SIL Regular" w:hAnsi="Charis SIL Regular" w:eastAsia="Charis SIL Regular"/>
+          <w:b w:val="0"/>
+          <w:i w:val="0"/>
+          <w:color w:val="000000"/>
+          <w:sz w:val="24"/>
+        </w:rPr>
+        <w:hyperlink r:id="rId23" w:history="1">
+          <w:r>
+            <w:rPr>
+              <w:rStyle w:val="Hyperlink"/>
+            </w:rPr>
+            <w:t>ijd</w:t>
+          </w:r>
+        </w:hyperlink>
+      </w:r>
+      <w:r>
+        <w:rPr>
+          <w:u w:val="single" w:color="0000ff"/>
+          <w:rFonts w:ascii="Charis SIL Regular" w:hAnsi="Charis SIL Regular" w:eastAsia="Charis SIL Regular"/>
+          <w:b w:val="0"/>
+          <w:i w:val="0"/>
+          <w:color w:val="000000"/>
+          <w:sz w:val="24"/>
+        </w:rPr>
+        <w:hyperlink r:id="rId23" w:history="1">
+          <w:r>
+            <w:rPr>
+              <w:rStyle w:val="Hyperlink"/>
+            </w:rPr>
+            <w:t>. De der</w:t>
+          </w:r>
+        </w:hyperlink>
+      </w:r>
+      <w:r>
+        <w:rPr>
+          <w:rFonts w:ascii="Charis SIL Regular" w:hAnsi="Charis SIL Regular" w:eastAsia="Charis SIL Regular"/>
+          <w:b w:val="0"/>
+          <w:i w:val="0"/>
+          <w:color w:val="000000"/>
+          <w:sz w:val="24"/>
+        </w:rPr>
+        <w:t xml:space="preserve">de en laatste directeur </w:t>
+      </w:r>
+      <w:r>
+        <w:rPr>
+          <w:rFonts w:ascii="Charis SIL Regular" w:hAnsi="Charis SIL Regular" w:eastAsia="Charis SIL Regular"/>
+          <w:b w:val="0"/>
+          <w:i w:val="0"/>
+          <w:color w:val="0000FF"/>
+          <w:sz w:val="24"/>
+          <w:u w:val="single"/>
+        </w:rPr>
+        <w:hyperlink r:id="rId24" w:history="1">
+          <w:r>
+            <w:rPr>
+              <w:rStyle w:val="Hyperlink"/>
+            </w:rPr>
+            <w:t>David</w:t>
+          </w:r>
+        </w:hyperlink>
+      </w:r>
+      <w:r>
+        <w:rPr>
+          <w:rFonts w:ascii="Charis SIL Regular" w:hAnsi="Charis SIL Regular" w:eastAsia="Charis SIL Regular"/>
+          <w:b w:val="0"/>
+          <w:i w:val="0"/>
+          <w:color w:val="0000FF"/>
+          <w:sz w:val="24"/>
+          <w:u w:val="single"/>
+        </w:rPr>
+        <w:t xml:space="preserve"> </w:t>
+      </w:r>
+      <w:r>
+        <w:rPr>
+          <w:rFonts w:ascii="Charis SIL Regular" w:hAnsi="Charis SIL Regular" w:eastAsia="Charis SIL Regular"/>
+          <w:b w:val="0"/>
+          <w:i w:val="0"/>
+          <w:color w:val="0000FF"/>
+          <w:sz w:val="24"/>
+          <w:u w:val="single"/>
+        </w:rPr>
+        <w:hyperlink r:id="rId24" w:history="1">
+          <w:r>
+            <w:rPr>
+              <w:rStyle w:val="Hyperlink"/>
+            </w:rPr>
+            <w:t>van</w:t>
+          </w:r>
+        </w:hyperlink>
+      </w:r>
+      <w:r>
+        <w:rPr>
+          <w:rFonts w:ascii="Charis SIL Regular" w:hAnsi="Charis SIL Regular" w:eastAsia="Charis SIL Regular"/>
+          <w:b w:val="0"/>
+          <w:i w:val="0"/>
+          <w:color w:val="0000FF"/>
+          <w:sz w:val="24"/>
+          <w:u w:val="single"/>
+        </w:rPr>
+        <w:t xml:space="preserve"> </w:t>
+      </w:r>
+      <w:r>
+        <w:rPr>
+          <w:rFonts w:ascii="Charis SIL Regular" w:hAnsi="Charis SIL Regular" w:eastAsia="Charis SIL Regular"/>
+          <w:b w:val="0"/>
+          <w:i w:val="0"/>
+          <w:color w:val="0000FF"/>
+          <w:sz w:val="24"/>
+          <w:u w:val="single"/>
+        </w:rPr>
+        <w:hyperlink r:id="rId24" w:history="1">
+          <w:r>
+            <w:rPr>
+              <w:rStyle w:val="Hyperlink"/>
+            </w:rPr>
             <w:t>der</w:t>
           </w:r>
         </w:hyperlink>
@@ -3291,7 +3370,7 @@
           <w:sz w:val="24"/>
           <w:u w:val="single"/>
         </w:rPr>
-        <w:hyperlink r:id="rId23" w:history="1">
+        <w:hyperlink r:id="rId24" w:history="1">
           <w:r>
             <w:rPr>
               <w:rStyle w:val="Hyperlink"/>
@@ -3312,13 +3391,21 @@
       </w:r>
       <w:r>
         <w:rPr>
+          <w:u w:val="single" w:color="0000ff"/>
           <w:rFonts w:ascii="Charis SIL Regular" w:hAnsi="Charis SIL Regular" w:eastAsia="Charis SIL Regular"/>
           <w:b w:val="0"/>
           <w:i w:val="0"/>
           <w:color w:val="000000"/>
           <w:sz w:val="24"/>
         </w:rPr>
-        <w:t>het bo</w:t>
+        <w:hyperlink r:id="rId24" w:history="1">
+          <w:r>
+            <w:rPr>
+              <w:rStyle w:val="Hyperlink"/>
+            </w:rPr>
+            <w:t>het bo</w:t>
+          </w:r>
+        </w:hyperlink>
       </w:r>
       <w:r>
         <w:rPr>
@@ -3329,7 +3416,7 @@
           <w:color w:val="000000"/>
           <w:sz w:val="24"/>
         </w:rPr>
-        <w:hyperlink r:id="rId23" w:history="1">
+        <w:hyperlink r:id="rId24" w:history="1">
           <w:r>
             <w:rPr>
               <w:rStyle w:val="Hyperlink"/>
@@ -3347,7 +3434,7 @@
           <w:color w:val="000000"/>
           <w:sz w:val="24"/>
         </w:rPr>
-        <w:hyperlink r:id="rId23" w:history="1">
+        <w:hyperlink r:id="rId24" w:history="1">
           <w:r>
             <w:rPr>
               <w:rStyle w:val="Hyperlink"/>
@@ -3358,6 +3445,7 @@
       </w:r>
       <w:r>
         <w:rPr>
+          <w:u w:val="single" w:color="0000ff"/>
           <w:rFonts w:ascii="Charis SIL Regular" w:hAnsi="Charis SIL Regular" w:eastAsia="Charis SIL Regular"/>
           <w:b w:val="0"/>
           <w:i w:val="0"/>
@@ -3375,7 +3463,7 @@
           <w:color w:val="000000"/>
           <w:sz w:val="24"/>
         </w:rPr>
-        <w:hyperlink r:id="rId23" w:history="1">
+        <w:hyperlink r:id="rId24" w:history="1">
           <w:r>
             <w:rPr>
               <w:rStyle w:val="Hyperlink"/>
@@ -3403,7 +3491,7 @@
           <w:sz w:val="24"/>
           <w:u w:val="single"/>
         </w:rPr>
-        <w:hyperlink r:id="rId24" w:history="1">
+        <w:hyperlink r:id="rId25" w:history="1">
           <w:r>
             <w:rPr>
               <w:rStyle w:val="Hyperlink"/>
@@ -3432,7 +3520,7 @@
           <w:sz w:val="24"/>
           <w:u w:val="single"/>
         </w:rPr>
-        <w:hyperlink r:id="rId24" w:history="1">
+        <w:hyperlink r:id="rId25" w:history="1">
           <w:r>
             <w:rPr>
               <w:rStyle w:val="Hyperlink"/>
@@ -3481,7 +3569,7 @@
           <w:color w:val="000000"/>
           <w:sz w:val="24"/>
         </w:rPr>
-        <w:hyperlink r:id="rId24" w:history="1">
+        <w:hyperlink r:id="rId25" w:history="1">
           <w:r>
             <w:rPr>
               <w:rStyle w:val="Hyperlink"/>
@@ -3499,7 +3587,7 @@
           <w:color w:val="000000"/>
           <w:sz w:val="24"/>
         </w:rPr>
-        <w:hyperlink r:id="rId24" w:history="1">
+        <w:hyperlink r:id="rId25" w:history="1">
           <w:r>
             <w:rPr>
               <w:rStyle w:val="Hyperlink"/>
@@ -3570,7 +3658,7 @@
           <w:sz w:val="24"/>
           <w:u w:val="single"/>
         </w:rPr>
-        <w:hyperlink r:id="rId25" w:history="1">
+        <w:hyperlink r:id="rId26" w:history="1">
           <w:r>
             <w:rPr>
               <w:rStyle w:val="Hyperlink"/>
@@ -3617,7 +3705,7 @@
           <w:sz w:val="24"/>
           <w:u w:val="single"/>
         </w:rPr>
-        <w:hyperlink r:id="rId25" w:history="1">
+        <w:hyperlink r:id="rId26" w:history="1">
           <w:r>
             <w:rPr>
               <w:rStyle w:val="Hyperlink"/>
@@ -3646,7 +3734,7 @@
           <w:sz w:val="24"/>
           <w:u w:val="single"/>
         </w:rPr>
-        <w:hyperlink r:id="rId25" w:history="1">
+        <w:hyperlink r:id="rId26" w:history="1">
           <w:r>
             <w:rPr>
               <w:rStyle w:val="Hyperlink"/>
@@ -3674,7 +3762,7 @@
           <w:color w:val="000000"/>
           <w:sz w:val="24"/>
         </w:rPr>
-        <w:hyperlink r:id="rId25" w:history="1">
+        <w:hyperlink r:id="rId26" w:history="1">
           <w:r>
             <w:rPr>
               <w:rStyle w:val="Hyperlink"/>
@@ -3692,7 +3780,7 @@
           <w:color w:val="000000"/>
           <w:sz w:val="24"/>
         </w:rPr>
-        <w:hyperlink r:id="rId25" w:history="1">
+        <w:hyperlink r:id="rId26" w:history="1">
           <w:r>
             <w:rPr>
               <w:rStyle w:val="Hyperlink"/>
@@ -3710,7 +3798,7 @@
           <w:color w:val="000000"/>
           <w:sz w:val="24"/>
         </w:rPr>
-        <w:hyperlink r:id="rId25" w:history="1">
+        <w:hyperlink r:id="rId26" w:history="1">
           <w:r>
             <w:rPr>
               <w:rStyle w:val="Hyperlink"/>
@@ -3788,7 +3876,7 @@
           <w:sz w:val="24"/>
           <w:u w:val="single"/>
         </w:rPr>
-        <w:hyperlink r:id="rId26" w:history="1">
+        <w:hyperlink r:id="rId27" w:history="1">
           <w:r>
             <w:rPr>
               <w:rStyle w:val="Hyperlink"/>
@@ -3817,7 +3905,7 @@
           <w:sz w:val="24"/>
           <w:u w:val="single"/>
         </w:rPr>
-        <w:hyperlink r:id="rId26" w:history="1">
+        <w:hyperlink r:id="rId27" w:history="1">
           <w:r>
             <w:rPr>
               <w:rStyle w:val="Hyperlink"/>
@@ -3844,7 +3932,7 @@
           <w:color w:val="000000"/>
           <w:sz w:val="24"/>
         </w:rPr>
-        <w:t>Ministerie van Binnenlandse Zake</w:t>
+        <w:t>Ministerie van Binnenlandse Zaken die relev</w:t>
       </w:r>
       <w:r>
         <w:rPr>
@@ -3855,25 +3943,7 @@
           <w:color w:val="000000"/>
           <w:sz w:val="24"/>
         </w:rPr>
-        <w:hyperlink r:id="rId26" w:history="1">
-          <w:r>
-            <w:rPr>
-              <w:rStyle w:val="Hyperlink"/>
-            </w:rPr>
-            <w:t>n die relev</w:t>
-          </w:r>
-        </w:hyperlink>
-      </w:r>
-      <w:r>
-        <w:rPr>
-          <w:u w:val="single" w:color="0000ff"/>
-          <w:rFonts w:ascii="Charis SIL Regular" w:hAnsi="Charis SIL Regular" w:eastAsia="Charis SIL Regular"/>
-          <w:b w:val="0"/>
-          <w:i w:val="0"/>
-          <w:color w:val="000000"/>
-          <w:sz w:val="24"/>
-        </w:rPr>
-        <w:hyperlink r:id="rId26" w:history="1">
+        <w:hyperlink r:id="rId27" w:history="1">
           <w:r>
             <w:rPr>
               <w:rStyle w:val="Hyperlink"/>
@@ -3911,7 +3981,7 @@
           <w:sz w:val="24"/>
           <w:u w:val="single"/>
         </w:rPr>
-        <w:hyperlink r:id="rId27" w:history="1">
+        <w:hyperlink r:id="rId28" w:history="1">
           <w:r>
             <w:rPr>
               <w:rStyle w:val="Hyperlink"/>
@@ -3949,7 +4019,7 @@
           <w:color w:val="000000"/>
           <w:sz w:val="24"/>
         </w:rPr>
-        <w:hyperlink r:id="rId27" w:history="1">
+        <w:hyperlink r:id="rId28" w:history="1">
           <w:r>
             <w:rPr>
               <w:rStyle w:val="Hyperlink"/>
@@ -4210,7 +4280,7 @@
           <w:sz w:val="24"/>
           <w:u w:val="single"/>
         </w:rPr>
-        <w:t>Ethnografisch Museu</w:t>
+        <w:t>Ethnografisch Muse</w:t>
       </w:r>
       <w:r>
         <w:rPr>
@@ -4221,7 +4291,7 @@
           <w:sz w:val="24"/>
           <w:u w:val="single"/>
         </w:rPr>
-        <w:t>m Arti</w:t>
+        <w:t>u</w:t>
       </w:r>
       <w:r>
         <w:rPr>
@@ -4230,8 +4300,9 @@
           <w:i w:val="0"/>
           <w:color w:val="0000FF"/>
           <w:sz w:val="24"/>
-        </w:rPr>
-        <w:t>s</w:t>
+          <w:u w:val="single"/>
+        </w:rPr>
+        <w:t>m Artis</w:t>
       </w:r>
       <w:r>
         <w:br/>
@@ -4434,7 +4505,7 @@
           <w:color w:val="0000FF"/>
           <w:sz w:val="24"/>
         </w:rPr>
-        <w:hyperlink r:id="rId28" w:history="1">
+        <w:hyperlink r:id="rId29" w:history="1">
           <w:r>
             <w:rPr>
               <w:rStyle w:val="Hyperlink"/>
@@ -4451,7 +4522,7 @@
           <w:color w:val="0000FF"/>
           <w:sz w:val="24"/>
         </w:rPr>
-        <w:hyperlink r:id="rId28" w:history="1">
+        <w:hyperlink r:id="rId29" w:history="1">
           <w:r>
             <w:rPr>
               <w:rStyle w:val="Hyperlink"/>
@@ -4569,7 +4640,7 @@
           <w:sz w:val="24"/>
           <w:u w:val="single"/>
         </w:rPr>
-        <w:hyperlink r:id="rId29" w:history="1">
+        <w:hyperlink r:id="rId30" w:history="1">
           <w:r>
             <w:rPr>
               <w:rStyle w:val="Hyperlink"/>
@@ -4587,7 +4658,7 @@
           <w:sz w:val="24"/>
           <w:u w:val="single"/>
         </w:rPr>
-        <w:hyperlink r:id="rId29" w:history="1">
+        <w:hyperlink r:id="rId30" w:history="1">
           <w:r>
             <w:rPr>
               <w:rStyle w:val="Hyperlink"/>
@@ -4605,7 +4676,7 @@
           <w:sz w:val="24"/>
           <w:u w:val="single"/>
         </w:rPr>
-        <w:hyperlink r:id="rId29" w:history="1">
+        <w:hyperlink r:id="rId30" w:history="1">
           <w:r>
             <w:rPr>
               <w:rStyle w:val="Hyperlink"/>
@@ -4623,7 +4694,7 @@
           <w:sz w:val="24"/>
           <w:u w:val="single"/>
         </w:rPr>
-        <w:hyperlink r:id="rId29" w:history="1">
+        <w:hyperlink r:id="rId30" w:history="1">
           <w:r>
             <w:rPr>
               <w:rStyle w:val="Hyperlink"/>
@@ -4641,7 +4712,7 @@
           <w:sz w:val="24"/>
           <w:u w:val="single"/>
         </w:rPr>
-        <w:hyperlink r:id="rId29" w:history="1">
+        <w:hyperlink r:id="rId30" w:history="1">
           <w:r>
             <w:rPr>
               <w:rStyle w:val="Hyperlink"/>
@@ -4659,7 +4730,7 @@
           <w:sz w:val="24"/>
           <w:u w:val="single"/>
         </w:rPr>
-        <w:hyperlink r:id="rId29" w:history="1">
+        <w:hyperlink r:id="rId30" w:history="1">
           <w:r>
             <w:rPr>
               <w:rStyle w:val="Hyperlink"/>
@@ -4677,7 +4748,7 @@
           <w:sz w:val="24"/>
           <w:u w:val="single"/>
         </w:rPr>
-        <w:hyperlink r:id="rId29" w:history="1">
+        <w:hyperlink r:id="rId30" w:history="1">
           <w:r>
             <w:rPr>
               <w:rStyle w:val="Hyperlink"/>
@@ -4695,7 +4766,7 @@
           <w:sz w:val="24"/>
           <w:u w:val="single"/>
         </w:rPr>
-        <w:hyperlink r:id="rId29" w:history="1">
+        <w:hyperlink r:id="rId30" w:history="1">
           <w:r>
             <w:rPr>
               <w:rStyle w:val="Hyperlink"/>
@@ -4713,7 +4784,7 @@
           <w:sz w:val="24"/>
           <w:u w:val="single"/>
         </w:rPr>
-        <w:hyperlink r:id="rId29" w:history="1">
+        <w:hyperlink r:id="rId30" w:history="1">
           <w:r>
             <w:rPr>
               <w:rStyle w:val="Hyperlink"/>
@@ -4873,7 +4944,7 @@
           <w:sz w:val="24"/>
           <w:u w:val="single"/>
         </w:rPr>
-        <w:hyperlink r:id="rId30" w:history="1">
+        <w:hyperlink r:id="rId31" w:history="1">
           <w:r>
             <w:rPr>
               <w:rStyle w:val="Hyperlink"/>
@@ -4891,7 +4962,7 @@
           <w:sz w:val="24"/>
           <w:u w:val="single"/>
         </w:rPr>
-        <w:hyperlink r:id="rId30" w:history="1">
+        <w:hyperlink r:id="rId31" w:history="1">
           <w:r>
             <w:rPr>
               <w:rStyle w:val="Hyperlink"/>
@@ -4909,7 +4980,7 @@
           <w:sz w:val="24"/>
           <w:u w:val="single"/>
         </w:rPr>
-        <w:hyperlink r:id="rId30" w:history="1">
+        <w:hyperlink r:id="rId31" w:history="1">
           <w:r>
             <w:rPr>
               <w:rStyle w:val="Hyperlink"/>
@@ -4927,7 +4998,7 @@
           <w:sz w:val="24"/>
           <w:u w:val="single"/>
         </w:rPr>
-        <w:hyperlink r:id="rId30" w:history="1">
+        <w:hyperlink r:id="rId31" w:history="1">
           <w:r>
             <w:rPr>
               <w:rStyle w:val="Hyperlink"/>
@@ -4945,7 +5016,7 @@
           <w:sz w:val="24"/>
           <w:u w:val="single"/>
         </w:rPr>
-        <w:hyperlink r:id="rId30" w:history="1">
+        <w:hyperlink r:id="rId31" w:history="1">
           <w:r>
             <w:rPr>
               <w:rStyle w:val="Hyperlink"/>
@@ -4963,7 +5034,7 @@
           <w:sz w:val="24"/>
           <w:u w:val="single"/>
         </w:rPr>
-        <w:hyperlink r:id="rId30" w:history="1">
+        <w:hyperlink r:id="rId31" w:history="1">
           <w:r>
             <w:rPr>
               <w:rStyle w:val="Hyperlink"/>
@@ -4981,7 +5052,7 @@
           <w:sz w:val="24"/>
           <w:u w:val="single"/>
         </w:rPr>
-        <w:hyperlink r:id="rId30" w:history="1">
+        <w:hyperlink r:id="rId31" w:history="1">
           <w:r>
             <w:rPr>
               <w:rStyle w:val="Hyperlink"/>
@@ -5089,7 +5160,7 @@
           <w:sz w:val="24"/>
           <w:u w:val="single"/>
         </w:rPr>
-        <w:hyperlink r:id="rId31" w:history="1">
+        <w:hyperlink r:id="rId32" w:history="1">
           <w:r>
             <w:rPr>
               <w:rStyle w:val="Hyperlink"/>
@@ -5107,7 +5178,7 @@
           <w:sz w:val="24"/>
           <w:u w:val="single"/>
         </w:rPr>
-        <w:hyperlink r:id="rId31" w:history="1">
+        <w:hyperlink r:id="rId32" w:history="1">
           <w:r>
             <w:rPr>
               <w:rStyle w:val="Hyperlink"/>
@@ -5125,7 +5196,7 @@
           <w:sz w:val="24"/>
           <w:u w:val="single"/>
         </w:rPr>
-        <w:hyperlink r:id="rId31" w:history="1">
+        <w:hyperlink r:id="rId32" w:history="1">
           <w:r>
             <w:rPr>
               <w:rStyle w:val="Hyperlink"/>
@@ -5143,7 +5214,7 @@
           <w:sz w:val="24"/>
           <w:u w:val="single"/>
         </w:rPr>
-        <w:hyperlink r:id="rId31" w:history="1">
+        <w:hyperlink r:id="rId32" w:history="1">
           <w:r>
             <w:rPr>
               <w:rStyle w:val="Hyperlink"/>
@@ -5161,7 +5232,7 @@
           <w:sz w:val="24"/>
           <w:u w:val="single"/>
         </w:rPr>
-        <w:hyperlink r:id="rId31" w:history="1">
+        <w:hyperlink r:id="rId32" w:history="1">
           <w:r>
             <w:rPr>
               <w:rStyle w:val="Hyperlink"/>
@@ -5177,102 +5248,8 @@
           <w:i w:val="0"/>
           <w:color w:val="0000FF"/>
           <w:sz w:val="24"/>
-          <w:u w:val="single"/>
-        </w:rPr>
-        <w:hyperlink r:id="rId31" w:history="1">
-          <w:r>
-            <w:rPr>
-              <w:rStyle w:val="Hyperlink"/>
-            </w:rPr>
-            <w:t>f</w:t>
-          </w:r>
-        </w:hyperlink>
-      </w:r>
-      <w:r>
-        <w:rPr>
-          <w:rFonts w:ascii="Charis SIL Regular" w:hAnsi="Charis SIL Regular" w:eastAsia="Charis SIL Regular"/>
-          <w:b w:val="0"/>
-          <w:i w:val="0"/>
-          <w:color w:val="0000FF"/>
-          <w:sz w:val="24"/>
-          <w:u w:val="single"/>
-        </w:rPr>
-        <w:hyperlink r:id="rId31" w:history="1">
-          <w:r>
-            <w:rPr>
-              <w:rStyle w:val="Hyperlink"/>
-            </w:rPr>
-            <w:t>i</w:t>
-          </w:r>
-        </w:hyperlink>
-      </w:r>
-      <w:r>
-        <w:rPr>
-          <w:rFonts w:ascii="Charis SIL Regular" w:hAnsi="Charis SIL Regular" w:eastAsia="Charis SIL Regular"/>
-          <w:b w:val="0"/>
-          <w:i w:val="0"/>
-          <w:color w:val="0000FF"/>
-          <w:sz w:val="24"/>
-          <w:u w:val="single"/>
-        </w:rPr>
-        <w:t>l</w:t>
-      </w:r>
-      <w:r>
-        <w:rPr>
-          <w:rFonts w:ascii="Charis SIL Regular" w:hAnsi="Charis SIL Regular" w:eastAsia="Charis SIL Regular"/>
-          <w:b w:val="0"/>
-          <w:i w:val="0"/>
-          <w:color w:val="0000FF"/>
-          <w:sz w:val="24"/>
-          <w:u w:val="single"/>
-        </w:rPr>
-        <w:t>e</w:t>
-      </w:r>
-      <w:r>
-        <w:rPr>
-          <w:rFonts w:ascii="Charis SIL Regular" w:hAnsi="Charis SIL Regular" w:eastAsia="Charis SIL Regular"/>
-          <w:b w:val="0"/>
-          <w:i w:val="0"/>
-          <w:color w:val="0000FF"/>
-          <w:sz w:val="24"/>
-        </w:rPr>
-        <w:t>/</w:t>
-      </w:r>
-      <w:r>
-        <w:rPr>
-          <w:rFonts w:ascii="Charis SIL Regular" w:hAnsi="Charis SIL Regular" w:eastAsia="Charis SIL Regular"/>
-          <w:b w:val="0"/>
-          <w:i w:val="0"/>
-          <w:color w:val="0000FF"/>
-          <w:sz w:val="24"/>
-          <w:u w:val="single"/>
-        </w:rPr>
-        <w:hyperlink r:id="rId31" w:history="1">
-          <w:r>
-            <w:rPr>
-              <w:rStyle w:val="Hyperlink"/>
-            </w:rPr>
-            <w:t>NL-</w:t>
-          </w:r>
-        </w:hyperlink>
-      </w:r>
-      <w:r>
-        <w:rPr>
-          <w:rFonts w:ascii="Charis SIL Regular" w:hAnsi="Charis SIL Regular" w:eastAsia="Charis SIL Regular"/>
-          <w:b w:val="0"/>
-          <w:i w:val="0"/>
-          <w:color w:val="0000FF"/>
-          <w:sz w:val="24"/>
-          <w:u w:val="single"/>
-        </w:rPr>
-        <w:hyperlink r:id="rId31" w:history="1">
-          <w:r>
-            <w:rPr>
-              <w:rStyle w:val="Hyperlink"/>
-            </w:rPr>
-            <w:t>HaNA_2.04.01_4030_0001</w:t>
-          </w:r>
-        </w:hyperlink>
+        </w:rPr>
+        <w:t>file/NL-HaNA_2.04.01_4030_0001</w:t>
       </w:r>
     </w:p>
     <w:p>
@@ -5372,7 +5349,7 @@
           <w:color w:val="0000FF"/>
           <w:sz w:val="24"/>
         </w:rPr>
-        <w:hyperlink r:id="rId32" w:history="1">
+        <w:hyperlink r:id="rId33" w:history="1">
           <w:r>
             <w:rPr>
               <w:rStyle w:val="Hyperlink"/>
@@ -5389,7 +5366,7 @@
           <w:color w:val="0000FF"/>
           <w:sz w:val="24"/>
         </w:rPr>
-        <w:hyperlink r:id="rId32" w:history="1">
+        <w:hyperlink r:id="rId33" w:history="1">
           <w:r>
             <w:rPr>
               <w:rStyle w:val="Hyperlink"/>
@@ -5499,7 +5476,7 @@
           <w:color w:val="0000FF"/>
           <w:sz w:val="24"/>
         </w:rPr>
-        <w:hyperlink r:id="rId33" w:history="1">
+        <w:hyperlink r:id="rId34" w:history="1">
           <w:r>
             <w:rPr>
               <w:rStyle w:val="Hyperlink"/>
@@ -5516,7 +5493,7 @@
           <w:color w:val="0000FF"/>
           <w:sz w:val="24"/>
         </w:rPr>
-        <w:hyperlink r:id="rId33" w:history="1">
+        <w:hyperlink r:id="rId34" w:history="1">
           <w:r>
             <w:rPr>
               <w:rStyle w:val="Hyperlink"/>
@@ -5633,7 +5610,7 @@
           <w:color w:val="0000FF"/>
           <w:sz w:val="24"/>
         </w:rPr>
-        <w:hyperlink r:id="rId34" w:history="1">
+        <w:hyperlink r:id="rId35" w:history="1">
           <w:r>
             <w:rPr>
               <w:rStyle w:val="Hyperlink"/>
@@ -5650,7 +5627,7 @@
           <w:color w:val="0000FF"/>
           <w:sz w:val="24"/>
         </w:rPr>
-        <w:hyperlink r:id="rId34" w:history="1">
+        <w:hyperlink r:id="rId35" w:history="1">
           <w:r>
             <w:rPr>
               <w:rStyle w:val="Hyperlink"/>
@@ -5810,7 +5787,7 @@
           <w:sz w:val="24"/>
           <w:u w:val="single"/>
         </w:rPr>
-        <w:hyperlink r:id="rId24" w:history="1">
+        <w:hyperlink r:id="rId25" w:history="1">
           <w:r>
             <w:rPr>
               <w:rStyle w:val="Hyperlink"/>
@@ -5828,7 +5805,7 @@
           <w:sz w:val="24"/>
           <w:u w:val="single"/>
         </w:rPr>
-        <w:hyperlink r:id="rId24" w:history="1">
+        <w:hyperlink r:id="rId25" w:history="1">
           <w:r>
             <w:rPr>
               <w:rStyle w:val="Hyperlink"/>
@@ -5846,7 +5823,7 @@
           <w:sz w:val="24"/>
           <w:u w:val="single"/>
         </w:rPr>
-        <w:hyperlink r:id="rId24" w:history="1">
+        <w:hyperlink r:id="rId25" w:history="1">
           <w:r>
             <w:rPr>
               <w:rStyle w:val="Hyperlink"/>
@@ -5864,7 +5841,7 @@
           <w:sz w:val="24"/>
           <w:u w:val="single"/>
         </w:rPr>
-        <w:hyperlink r:id="rId24" w:history="1">
+        <w:hyperlink r:id="rId25" w:history="1">
           <w:r>
             <w:rPr>
               <w:rStyle w:val="Hyperlink"/>
@@ -5892,7 +5869,7 @@
           <w:sz w:val="24"/>
           <w:u w:val="single"/>
         </w:rPr>
-        <w:hyperlink r:id="rId24" w:history="1">
+        <w:hyperlink r:id="rId25" w:history="1">
           <w:r>
             <w:rPr>
               <w:rStyle w:val="Hyperlink"/>
@@ -5910,7 +5887,7 @@
           <w:sz w:val="24"/>
           <w:u w:val="single"/>
         </w:rPr>
-        <w:hyperlink r:id="rId35" w:history="1">
+        <w:hyperlink r:id="rId25" w:history="1">
           <w:r>
             <w:rPr>
               <w:rStyle w:val="Hyperlink"/>
@@ -5939,7 +5916,7 @@
           <w:sz w:val="24"/>
           <w:u w:val="single"/>
         </w:rPr>
-        <w:hyperlink r:id="rId24" w:history="1">
+        <w:hyperlink r:id="rId25" w:history="1">
           <w:r>
             <w:rPr>
               <w:rStyle w:val="Hyperlink"/>
@@ -6201,7 +6178,7 @@
           <w:sz w:val="24"/>
           <w:u w:val="single"/>
         </w:rPr>
-        <w:hyperlink r:id="rId36" w:history="1">
+        <w:hyperlink r:id="rId37" w:history="1">
           <w:r>
             <w:rPr>
               <w:rStyle w:val="Hyperlink"/>
@@ -6689,7 +6666,7 @@
           <w:sz w:val="24"/>
           <w:u w:val="single"/>
         </w:rPr>
-        <w:hyperlink r:id="rId40" w:history="1">
+        <w:hyperlink r:id="rId42" w:history="1">
           <w:r>
             <w:rPr>
               <w:rStyle w:val="Hyperlink"/>

--- a/EXPORTS/DOCX/published/niveau3/Dutch/KKZ.docx
+++ b/EXPORTS/DOCX/published/niveau3/Dutch/KKZ.docx
@@ -244,61 +244,7 @@
           <w:color w:val="000000"/>
           <w:sz w:val="24"/>
         </w:rPr>
-        <w:t>collectie beston</w:t>
-      </w:r>
-      <w:r>
-        <w:rPr>
-          <w:u w:val="single" w:color="0000ff"/>
-          <w:rFonts w:ascii="Charis SIL Regular" w:hAnsi="Charis SIL Regular" w:eastAsia="Charis SIL Regular"/>
-          <w:b w:val="0"/>
-          <w:i w:val="0"/>
-          <w:color w:val="000000"/>
-          <w:sz w:val="24"/>
-        </w:rPr>
-        <w:hyperlink r:id="rId9" w:history="1">
-          <w:r>
-            <w:rPr>
-              <w:rStyle w:val="Hyperlink"/>
-            </w:rPr>
-            <w:t>d uit al</w:t>
-          </w:r>
-        </w:hyperlink>
-      </w:r>
-      <w:r>
-        <w:rPr>
-          <w:u w:val="single" w:color="0000ff"/>
-          <w:rFonts w:ascii="Charis SIL Regular" w:hAnsi="Charis SIL Regular" w:eastAsia="Charis SIL Regular"/>
-          <w:b w:val="0"/>
-          <w:i w:val="0"/>
-          <w:color w:val="000000"/>
-          <w:sz w:val="24"/>
-        </w:rPr>
-        <w:hyperlink r:id="rId9" w:history="1">
-          <w:r>
-            <w:rPr>
-              <w:rStyle w:val="Hyperlink"/>
-            </w:rPr>
-            <w:t>l</w:t>
-          </w:r>
-        </w:hyperlink>
-      </w:r>
-      <w:r>
-        <w:rPr>
-          <w:u w:val="single" w:color="0000ff"/>
-          <w:rFonts w:ascii="Charis SIL Regular" w:hAnsi="Charis SIL Regular" w:eastAsia="Charis SIL Regular"/>
-          <w:b w:val="0"/>
-          <w:i w:val="0"/>
-          <w:color w:val="000000"/>
-          <w:sz w:val="24"/>
-        </w:rPr>
-        <w:hyperlink r:id="rId9" w:history="1">
-          <w:r>
-            <w:rPr>
-              <w:rStyle w:val="Hyperlink"/>
-            </w:rPr>
-            <w:t>erlei vo</w:t>
-          </w:r>
-        </w:hyperlink>
+        <w:t>collectie bestond uit allerlei vo</w:t>
       </w:r>
       <w:r>
         <w:rPr>
@@ -512,7 +458,6 @@
       </w:r>
       <w:r>
         <w:rPr>
-          <w:u w:val="single" w:color="0000ff"/>
           <w:rFonts w:ascii="Charis SIL Regular" w:hAnsi="Charis SIL Regular" w:eastAsia="Charis SIL Regular"/>
           <w:b w:val="0"/>
           <w:i w:val="0"/>
@@ -956,7 +901,7 @@
           <w:sz w:val="24"/>
           <w:u w:val="single"/>
         </w:rPr>
-        <w:hyperlink r:id="rId9" w:history="1">
+        <w:hyperlink r:id="rId12" w:history="1">
           <w:r>
             <w:rPr>
               <w:rStyle w:val="Hyperlink"/>
@@ -1654,6 +1599,7 @@
           <w:i w:val="0"/>
           <w:color w:val="0000FF"/>
           <w:sz w:val="24"/>
+          <w:u w:val="single"/>
         </w:rPr>
         <w:t>Rijksmu</w:t>
       </w:r>
@@ -1875,6 +1821,7 @@
           <w:i w:val="0"/>
           <w:color w:val="0000FF"/>
           <w:sz w:val="24"/>
+          <w:u w:val="single"/>
         </w:rPr>
         <w:hyperlink r:id="rId16" w:history="1">
           <w:r>
@@ -2179,7 +2126,7 @@
           <w:sz w:val="24"/>
           <w:u w:val="single"/>
         </w:rPr>
-        <w:hyperlink r:id="rId16" w:history="1">
+        <w:hyperlink r:id="rId18" w:history="1">
           <w:r>
             <w:rPr>
               <w:rStyle w:val="Hyperlink"/>
@@ -2208,7 +2155,7 @@
           <w:sz w:val="24"/>
           <w:u w:val="single"/>
         </w:rPr>
-        <w:hyperlink r:id="rId16" w:history="1">
+        <w:hyperlink r:id="rId18" w:history="1">
           <w:r>
             <w:rPr>
               <w:rStyle w:val="Hyperlink"/>
@@ -2219,6 +2166,7 @@
       </w:r>
       <w:r>
         <w:rPr>
+          <w:u w:val="single" w:color="0000ff"/>
           <w:rFonts w:ascii="Charis SIL Regular" w:hAnsi="Charis SIL Regular" w:eastAsia="Charis SIL Regular"/>
           <w:b w:val="0"/>
           <w:i w:val="0"/>
@@ -2236,7 +2184,7 @@
           <w:sz w:val="24"/>
           <w:u w:val="single"/>
         </w:rPr>
-        <w:hyperlink r:id="rId16" w:history="1">
+        <w:hyperlink r:id="rId19" w:history="1">
           <w:r>
             <w:rPr>
               <w:rStyle w:val="Hyperlink"/>
@@ -2254,7 +2202,7 @@
           <w:sz w:val="24"/>
           <w:u w:val="single"/>
         </w:rPr>
-        <w:hyperlink r:id="rId16" w:history="1">
+        <w:hyperlink r:id="rId19" w:history="1">
           <w:r>
             <w:rPr>
               <w:rStyle w:val="Hyperlink"/>
@@ -2348,7 +2296,7 @@
           <w:sz w:val="24"/>
           <w:u w:val="single"/>
         </w:rPr>
-        <w:hyperlink r:id="rId18" w:history="1">
+        <w:hyperlink r:id="rId19" w:history="1">
           <w:r>
             <w:rPr>
               <w:rStyle w:val="Hyperlink"/>
@@ -2377,7 +2325,7 @@
           <w:sz w:val="24"/>
           <w:u w:val="single"/>
         </w:rPr>
-        <w:hyperlink r:id="rId18" w:history="1">
+        <w:hyperlink r:id="rId19" w:history="1">
           <w:r>
             <w:rPr>
               <w:rStyle w:val="Hyperlink"/>
@@ -2523,7 +2471,6 @@
           <w:i w:val="0"/>
           <w:color w:val="0000FF"/>
           <w:sz w:val="24"/>
-          <w:u w:val="single"/>
         </w:rPr>
         <w:t>G</w:t>
       </w:r>
@@ -2612,7 +2559,7 @@
           <w:sz w:val="24"/>
           <w:u w:val="single"/>
         </w:rPr>
-        <w:hyperlink r:id="rId20" w:history="1">
+        <w:hyperlink r:id="rId18" w:history="1">
           <w:r>
             <w:rPr>
               <w:rStyle w:val="Hyperlink"/>
@@ -2630,7 +2577,7 @@
           <w:sz w:val="24"/>
           <w:u w:val="single"/>
         </w:rPr>
-        <w:hyperlink r:id="rId20" w:history="1">
+        <w:hyperlink r:id="rId18" w:history="1">
           <w:r>
             <w:rPr>
               <w:rStyle w:val="Hyperlink"/>
@@ -2669,7 +2616,6 @@
       </w:r>
       <w:r>
         <w:rPr>
-          <w:u w:val="single" w:color="0000ff"/>
           <w:rFonts w:ascii="Charis SIL Regular" w:hAnsi="Charis SIL Regular" w:eastAsia="Charis SIL Regular"/>
           <w:b w:val="0"/>
           <w:i w:val="0"/>
@@ -2694,7 +2640,7 @@
           <w:sz w:val="24"/>
           <w:u w:val="single"/>
         </w:rPr>
-        <w:hyperlink r:id="rId21" w:history="1">
+        <w:hyperlink r:id="rId19" w:history="1">
           <w:r>
             <w:rPr>
               <w:rStyle w:val="Hyperlink"/>
@@ -2723,7 +2669,7 @@
           <w:sz w:val="24"/>
           <w:u w:val="single"/>
         </w:rPr>
-        <w:hyperlink r:id="rId21" w:history="1">
+        <w:hyperlink r:id="rId19" w:history="1">
           <w:r>
             <w:rPr>
               <w:rStyle w:val="Hyperlink"/>
@@ -2741,7 +2687,7 @@
           <w:sz w:val="24"/>
           <w:u w:val="single"/>
         </w:rPr>
-        <w:hyperlink r:id="rId21" w:history="1">
+        <w:hyperlink r:id="rId19" w:history="1">
           <w:r>
             <w:rPr>
               <w:rStyle w:val="Hyperlink"/>
@@ -2759,7 +2705,7 @@
           <w:sz w:val="24"/>
           <w:u w:val="single"/>
         </w:rPr>
-        <w:hyperlink r:id="rId21" w:history="1">
+        <w:hyperlink r:id="rId19" w:history="1">
           <w:r>
             <w:rPr>
               <w:rStyle w:val="Hyperlink"/>
@@ -2777,7 +2723,7 @@
           <w:sz w:val="24"/>
           <w:u w:val="single"/>
         </w:rPr>
-        <w:hyperlink r:id="rId21" w:history="1">
+        <w:hyperlink r:id="rId19" w:history="1">
           <w:r>
             <w:rPr>
               <w:rStyle w:val="Hyperlink"/>
@@ -2795,7 +2741,7 @@
           <w:sz w:val="24"/>
           <w:u w:val="single"/>
         </w:rPr>
-        <w:hyperlink r:id="rId21" w:history="1">
+        <w:hyperlink r:id="rId19" w:history="1">
           <w:r>
             <w:rPr>
               <w:rStyle w:val="Hyperlink"/>
@@ -2871,7 +2817,7 @@
           <w:sz w:val="24"/>
           <w:u w:val="single"/>
         </w:rPr>
-        <w:hyperlink r:id="rId22" w:history="1">
+        <w:hyperlink r:id="rId21" w:history="1">
           <w:r>
             <w:rPr>
               <w:rStyle w:val="Hyperlink"/>
@@ -2879,6 +2825,121 @@
             <w:t xml:space="preserve">Reinier </w:t>
           </w:r>
         </w:hyperlink>
+      </w:r>
+      <w:r>
+        <w:rPr>
+          <w:rFonts w:ascii="Charis SIL Regular" w:hAnsi="Charis SIL Regular" w:eastAsia="Charis SIL Regular"/>
+          <w:b w:val="0"/>
+          <w:i w:val="0"/>
+          <w:color w:val="0000FF"/>
+          <w:sz w:val="24"/>
+          <w:u w:val="single"/>
+        </w:rPr>
+        <w:hyperlink r:id="rId21" w:history="1">
+          <w:r>
+            <w:rPr>
+              <w:rStyle w:val="Hyperlink"/>
+            </w:rPr>
+            <w:t>van</w:t>
+          </w:r>
+        </w:hyperlink>
+      </w:r>
+      <w:r>
+        <w:rPr>
+          <w:rFonts w:ascii="Charis SIL Regular" w:hAnsi="Charis SIL Regular" w:eastAsia="Charis SIL Regular"/>
+          <w:b w:val="0"/>
+          <w:i w:val="0"/>
+          <w:color w:val="0000FF"/>
+          <w:sz w:val="24"/>
+          <w:u w:val="single"/>
+        </w:rPr>
+        <w:t xml:space="preserve"> </w:t>
+      </w:r>
+      <w:r>
+        <w:rPr>
+          <w:rFonts w:ascii="Charis SIL Regular" w:hAnsi="Charis SIL Regular" w:eastAsia="Charis SIL Regular"/>
+          <w:b w:val="0"/>
+          <w:i w:val="0"/>
+          <w:color w:val="0000FF"/>
+          <w:sz w:val="24"/>
+          <w:u w:val="single"/>
+        </w:rPr>
+        <w:hyperlink r:id="rId21" w:history="1">
+          <w:r>
+            <w:rPr>
+              <w:rStyle w:val="Hyperlink"/>
+            </w:rPr>
+            <w:t>de</w:t>
+          </w:r>
+        </w:hyperlink>
+      </w:r>
+      <w:r>
+        <w:rPr>
+          <w:rFonts w:ascii="Charis SIL Regular" w:hAnsi="Charis SIL Regular" w:eastAsia="Charis SIL Regular"/>
+          <w:b w:val="0"/>
+          <w:i w:val="0"/>
+          <w:color w:val="0000FF"/>
+          <w:sz w:val="24"/>
+          <w:u w:val="single"/>
+        </w:rPr>
+        <w:t xml:space="preserve"> </w:t>
+      </w:r>
+      <w:r>
+        <w:rPr>
+          <w:rFonts w:ascii="Charis SIL Regular" w:hAnsi="Charis SIL Regular" w:eastAsia="Charis SIL Regular"/>
+          <w:b w:val="0"/>
+          <w:i w:val="0"/>
+          <w:color w:val="0000FF"/>
+          <w:sz w:val="24"/>
+          <w:u w:val="single"/>
+        </w:rPr>
+        <w:hyperlink r:id="rId21" w:history="1">
+          <w:r>
+            <w:rPr>
+              <w:rStyle w:val="Hyperlink"/>
+            </w:rPr>
+            <w:t>Kasteele</w:t>
+          </w:r>
+        </w:hyperlink>
+      </w:r>
+      <w:r>
+        <w:rPr>
+          <w:rFonts w:ascii="Charis SIL Regular" w:hAnsi="Charis SIL Regular" w:eastAsia="Charis SIL Regular"/>
+          <w:b w:val="0"/>
+          <w:i w:val="0"/>
+          <w:color w:val="000000"/>
+          <w:sz w:val="24"/>
+        </w:rPr>
+        <w:t xml:space="preserve"> verdween nadat zijn zoon </w:t>
+      </w:r>
+      <w:r>
+        <w:rPr>
+          <w:rFonts w:ascii="Charis SIL Regular" w:hAnsi="Charis SIL Regular" w:eastAsia="Charis SIL Regular"/>
+          <w:b w:val="0"/>
+          <w:i w:val="0"/>
+          <w:color w:val="0000FF"/>
+          <w:sz w:val="24"/>
+          <w:u w:val="single"/>
+        </w:rPr>
+        <w:hyperlink r:id="rId22" w:history="1">
+          <w:r>
+            <w:rPr>
+              <w:rStyle w:val="Hyperlink"/>
+            </w:rPr>
+            <w:t>Abraham</w:t>
+          </w:r>
+        </w:hyperlink>
+      </w:r>
+      <w:r>
+        <w:rPr>
+          <w:rFonts w:ascii="Charis SIL Regular" w:hAnsi="Charis SIL Regular" w:eastAsia="Charis SIL Regular"/>
+          <w:b w:val="0"/>
+          <w:i w:val="0"/>
+          <w:color w:val="0000FF"/>
+          <w:sz w:val="24"/>
+          <w:u w:val="single"/>
+        </w:rPr>
+        <w:t xml:space="preserve"> </w:t>
       </w:r>
       <w:r>
         <w:rPr>
@@ -2964,7 +3025,200 @@
           <w:color w:val="000000"/>
           <w:sz w:val="24"/>
         </w:rPr>
-        <w:t xml:space="preserve"> verdween nadat zijn zoon </w:t>
+        <w:t xml:space="preserve"> hem opvolgde in</w:t>
+      </w:r>
+      <w:r>
+        <w:rPr>
+          <w:u w:val="single" w:color="0000ff"/>
+          <w:rFonts w:ascii="Charis SIL Regular" w:hAnsi="Charis SIL Regular" w:eastAsia="Charis SIL Regular"/>
+          <w:b w:val="0"/>
+          <w:i w:val="0"/>
+          <w:color w:val="000000"/>
+          <w:sz w:val="24"/>
+        </w:rPr>
+        <w:hyperlink r:id="rId21" w:history="1">
+          <w:r>
+            <w:rPr>
+              <w:rStyle w:val="Hyperlink"/>
+            </w:rPr>
+            <w:t xml:space="preserve"> 1840. </w:t>
+          </w:r>
+        </w:hyperlink>
+      </w:r>
+      <w:r>
+        <w:rPr>
+          <w:u w:val="single" w:color="0000ff"/>
+          <w:rFonts w:ascii="Charis SIL Regular" w:hAnsi="Charis SIL Regular" w:eastAsia="Charis SIL Regular"/>
+          <w:b w:val="0"/>
+          <w:i w:val="0"/>
+          <w:color w:val="000000"/>
+          <w:sz w:val="24"/>
+        </w:rPr>
+        <w:hyperlink r:id="rId21" w:history="1">
+          <w:r>
+            <w:rPr>
+              <w:rStyle w:val="Hyperlink"/>
+            </w:rPr>
+            <w:t>Ook</w:t>
+          </w:r>
+        </w:hyperlink>
+      </w:r>
+      <w:r>
+        <w:rPr>
+          <w:u w:val="single" w:color="0000ff"/>
+          <w:rFonts w:ascii="Charis SIL Regular" w:hAnsi="Charis SIL Regular" w:eastAsia="Charis SIL Regular"/>
+          <w:b w:val="0"/>
+          <w:i w:val="0"/>
+          <w:color w:val="000000"/>
+          <w:sz w:val="24"/>
+        </w:rPr>
+        <w:hyperlink r:id="rId21" w:history="1">
+          <w:r>
+            <w:rPr>
+              <w:rStyle w:val="Hyperlink"/>
+            </w:rPr>
+            <w:t xml:space="preserve"> ve</w:t>
+          </w:r>
+        </w:hyperlink>
+      </w:r>
+      <w:r>
+        <w:rPr>
+          <w:u w:val="single" w:color="0000ff"/>
+          <w:rFonts w:ascii="Charis SIL Regular" w:hAnsi="Charis SIL Regular" w:eastAsia="Charis SIL Regular"/>
+          <w:b w:val="0"/>
+          <w:i w:val="0"/>
+          <w:color w:val="000000"/>
+          <w:sz w:val="24"/>
+        </w:rPr>
+        <w:hyperlink r:id="rId21" w:history="1">
+          <w:r>
+            <w:rPr>
+              <w:rStyle w:val="Hyperlink"/>
+            </w:rPr>
+            <w:t>rdwenen</w:t>
+          </w:r>
+        </w:hyperlink>
+      </w:r>
+      <w:r>
+        <w:rPr>
+          <w:rFonts w:ascii="Charis SIL Regular" w:hAnsi="Charis SIL Regular" w:eastAsia="Charis SIL Regular"/>
+          <w:b w:val="0"/>
+          <w:i w:val="0"/>
+          <w:color w:val="000000"/>
+          <w:sz w:val="24"/>
+        </w:rPr>
+        <w:t xml:space="preserve"> en vergingen er vele voor</w:t>
+      </w:r>
+      <w:r>
+        <w:rPr>
+          <w:u w:val="single" w:color="0000ff"/>
+          <w:rFonts w:ascii="Charis SIL Regular" w:hAnsi="Charis SIL Regular" w:eastAsia="Charis SIL Regular"/>
+          <w:b w:val="0"/>
+          <w:i w:val="0"/>
+          <w:color w:val="000000"/>
+          <w:sz w:val="24"/>
+        </w:rPr>
+        <w:hyperlink r:id="rId22" w:history="1">
+          <w:r>
+            <w:rPr>
+              <w:rStyle w:val="Hyperlink"/>
+            </w:rPr>
+            <w:t>werpen in</w:t>
+          </w:r>
+        </w:hyperlink>
+      </w:r>
+      <w:r>
+        <w:rPr>
+          <w:u w:val="single" w:color="0000ff"/>
+          <w:rFonts w:ascii="Charis SIL Regular" w:hAnsi="Charis SIL Regular" w:eastAsia="Charis SIL Regular"/>
+          <w:b w:val="0"/>
+          <w:i w:val="0"/>
+          <w:color w:val="000000"/>
+          <w:sz w:val="24"/>
+        </w:rPr>
+        <w:t xml:space="preserve"> </w:t>
+      </w:r>
+      <w:r>
+        <w:rPr>
+          <w:u w:val="single" w:color="0000ff"/>
+          <w:rFonts w:ascii="Charis SIL Regular" w:hAnsi="Charis SIL Regular" w:eastAsia="Charis SIL Regular"/>
+          <w:b w:val="0"/>
+          <w:i w:val="0"/>
+          <w:color w:val="000000"/>
+          <w:sz w:val="24"/>
+        </w:rPr>
+        <w:hyperlink r:id="rId22" w:history="1">
+          <w:r>
+            <w:rPr>
+              <w:rStyle w:val="Hyperlink"/>
+            </w:rPr>
+            <w:t xml:space="preserve">die </w:t>
+          </w:r>
+        </w:hyperlink>
+      </w:r>
+      <w:r>
+        <w:rPr>
+          <w:u w:val="single" w:color="0000ff"/>
+          <w:rFonts w:ascii="Charis SIL Regular" w:hAnsi="Charis SIL Regular" w:eastAsia="Charis SIL Regular"/>
+          <w:b w:val="0"/>
+          <w:i w:val="0"/>
+          <w:color w:val="000000"/>
+          <w:sz w:val="24"/>
+        </w:rPr>
+        <w:hyperlink r:id="rId22" w:history="1">
+          <w:r>
+            <w:rPr>
+              <w:rStyle w:val="Hyperlink"/>
+            </w:rPr>
+            <w:t>t</w:t>
+          </w:r>
+        </w:hyperlink>
+      </w:r>
+      <w:r>
+        <w:rPr>
+          <w:u w:val="single" w:color="0000ff"/>
+          <w:rFonts w:ascii="Charis SIL Regular" w:hAnsi="Charis SIL Regular" w:eastAsia="Charis SIL Regular"/>
+          <w:b w:val="0"/>
+          <w:i w:val="0"/>
+          <w:color w:val="000000"/>
+          <w:sz w:val="24"/>
+        </w:rPr>
+        <w:hyperlink r:id="rId22" w:history="1">
+          <w:r>
+            <w:rPr>
+              <w:rStyle w:val="Hyperlink"/>
+            </w:rPr>
+            <w:t>ijd</w:t>
+          </w:r>
+        </w:hyperlink>
+      </w:r>
+      <w:r>
+        <w:rPr>
+          <w:u w:val="single" w:color="0000ff"/>
+          <w:rFonts w:ascii="Charis SIL Regular" w:hAnsi="Charis SIL Regular" w:eastAsia="Charis SIL Regular"/>
+          <w:b w:val="0"/>
+          <w:i w:val="0"/>
+          <w:color w:val="000000"/>
+          <w:sz w:val="24"/>
+        </w:rPr>
+        <w:hyperlink r:id="rId22" w:history="1">
+          <w:r>
+            <w:rPr>
+              <w:rStyle w:val="Hyperlink"/>
+            </w:rPr>
+            <w:t>. De der</w:t>
+          </w:r>
+        </w:hyperlink>
+      </w:r>
+      <w:r>
+        <w:rPr>
+          <w:rFonts w:ascii="Charis SIL Regular" w:hAnsi="Charis SIL Regular" w:eastAsia="Charis SIL Regular"/>
+          <w:b w:val="0"/>
+          <w:i w:val="0"/>
+          <w:color w:val="000000"/>
+          <w:sz w:val="24"/>
+        </w:rPr>
+        <w:t xml:space="preserve">de en laatste directeur </w:t>
       </w:r>
       <w:r>
         <w:rPr>
@@ -2980,7 +3234,7 @@
             <w:rPr>
               <w:rStyle w:val="Hyperlink"/>
             </w:rPr>
-            <w:t>Abraham</w:t>
+            <w:t>David</w:t>
           </w:r>
         </w:hyperlink>
       </w:r>
@@ -3038,314 +3292,6 @@
             <w:rPr>
               <w:rStyle w:val="Hyperlink"/>
             </w:rPr>
-            <w:t>de</w:t>
-          </w:r>
-        </w:hyperlink>
-      </w:r>
-      <w:r>
-        <w:rPr>
-          <w:rFonts w:ascii="Charis SIL Regular" w:hAnsi="Charis SIL Regular" w:eastAsia="Charis SIL Regular"/>
-          <w:b w:val="0"/>
-          <w:i w:val="0"/>
-          <w:color w:val="0000FF"/>
-          <w:sz w:val="24"/>
-          <w:u w:val="single"/>
-        </w:rPr>
-        <w:t xml:space="preserve"> </w:t>
-      </w:r>
-      <w:r>
-        <w:rPr>
-          <w:rFonts w:ascii="Charis SIL Regular" w:hAnsi="Charis SIL Regular" w:eastAsia="Charis SIL Regular"/>
-          <w:b w:val="0"/>
-          <w:i w:val="0"/>
-          <w:color w:val="0000FF"/>
-          <w:sz w:val="24"/>
-          <w:u w:val="single"/>
-        </w:rPr>
-        <w:hyperlink r:id="rId23" w:history="1">
-          <w:r>
-            <w:rPr>
-              <w:rStyle w:val="Hyperlink"/>
-            </w:rPr>
-            <w:t>Kasteele</w:t>
-          </w:r>
-        </w:hyperlink>
-      </w:r>
-      <w:r>
-        <w:rPr>
-          <w:rFonts w:ascii="Charis SIL Regular" w:hAnsi="Charis SIL Regular" w:eastAsia="Charis SIL Regular"/>
-          <w:b w:val="0"/>
-          <w:i w:val="0"/>
-          <w:color w:val="000000"/>
-          <w:sz w:val="24"/>
-        </w:rPr>
-        <w:t xml:space="preserve"> hem opvolgde in</w:t>
-      </w:r>
-      <w:r>
-        <w:rPr>
-          <w:u w:val="single" w:color="0000ff"/>
-          <w:rFonts w:ascii="Charis SIL Regular" w:hAnsi="Charis SIL Regular" w:eastAsia="Charis SIL Regular"/>
-          <w:b w:val="0"/>
-          <w:i w:val="0"/>
-          <w:color w:val="000000"/>
-          <w:sz w:val="24"/>
-        </w:rPr>
-        <w:hyperlink r:id="rId22" w:history="1">
-          <w:r>
-            <w:rPr>
-              <w:rStyle w:val="Hyperlink"/>
-            </w:rPr>
-            <w:t xml:space="preserve"> 1840. </w:t>
-          </w:r>
-        </w:hyperlink>
-      </w:r>
-      <w:r>
-        <w:rPr>
-          <w:u w:val="single" w:color="0000ff"/>
-          <w:rFonts w:ascii="Charis SIL Regular" w:hAnsi="Charis SIL Regular" w:eastAsia="Charis SIL Regular"/>
-          <w:b w:val="0"/>
-          <w:i w:val="0"/>
-          <w:color w:val="000000"/>
-          <w:sz w:val="24"/>
-        </w:rPr>
-        <w:hyperlink r:id="rId22" w:history="1">
-          <w:r>
-            <w:rPr>
-              <w:rStyle w:val="Hyperlink"/>
-            </w:rPr>
-            <w:t>Ook</w:t>
-          </w:r>
-        </w:hyperlink>
-      </w:r>
-      <w:r>
-        <w:rPr>
-          <w:u w:val="single" w:color="0000ff"/>
-          <w:rFonts w:ascii="Charis SIL Regular" w:hAnsi="Charis SIL Regular" w:eastAsia="Charis SIL Regular"/>
-          <w:b w:val="0"/>
-          <w:i w:val="0"/>
-          <w:color w:val="000000"/>
-          <w:sz w:val="24"/>
-        </w:rPr>
-        <w:hyperlink r:id="rId22" w:history="1">
-          <w:r>
-            <w:rPr>
-              <w:rStyle w:val="Hyperlink"/>
-            </w:rPr>
-            <w:t xml:space="preserve"> ve</w:t>
-          </w:r>
-        </w:hyperlink>
-      </w:r>
-      <w:r>
-        <w:rPr>
-          <w:u w:val="single" w:color="0000ff"/>
-          <w:rFonts w:ascii="Charis SIL Regular" w:hAnsi="Charis SIL Regular" w:eastAsia="Charis SIL Regular"/>
-          <w:b w:val="0"/>
-          <w:i w:val="0"/>
-          <w:color w:val="000000"/>
-          <w:sz w:val="24"/>
-        </w:rPr>
-        <w:hyperlink r:id="rId22" w:history="1">
-          <w:r>
-            <w:rPr>
-              <w:rStyle w:val="Hyperlink"/>
-            </w:rPr>
-            <w:t>rdwenen</w:t>
-          </w:r>
-        </w:hyperlink>
-      </w:r>
-      <w:r>
-        <w:rPr>
-          <w:rFonts w:ascii="Charis SIL Regular" w:hAnsi="Charis SIL Regular" w:eastAsia="Charis SIL Regular"/>
-          <w:b w:val="0"/>
-          <w:i w:val="0"/>
-          <w:color w:val="000000"/>
-          <w:sz w:val="24"/>
-        </w:rPr>
-        <w:t xml:space="preserve"> en vergingen er vele voor</w:t>
-      </w:r>
-      <w:r>
-        <w:rPr>
-          <w:u w:val="single" w:color="0000ff"/>
-          <w:rFonts w:ascii="Charis SIL Regular" w:hAnsi="Charis SIL Regular" w:eastAsia="Charis SIL Regular"/>
-          <w:b w:val="0"/>
-          <w:i w:val="0"/>
-          <w:color w:val="000000"/>
-          <w:sz w:val="24"/>
-        </w:rPr>
-        <w:hyperlink r:id="rId23" w:history="1">
-          <w:r>
-            <w:rPr>
-              <w:rStyle w:val="Hyperlink"/>
-            </w:rPr>
-            <w:t>werpen in</w:t>
-          </w:r>
-        </w:hyperlink>
-      </w:r>
-      <w:r>
-        <w:rPr>
-          <w:u w:val="single" w:color="0000ff"/>
-          <w:rFonts w:ascii="Charis SIL Regular" w:hAnsi="Charis SIL Regular" w:eastAsia="Charis SIL Regular"/>
-          <w:b w:val="0"/>
-          <w:i w:val="0"/>
-          <w:color w:val="000000"/>
-          <w:sz w:val="24"/>
-        </w:rPr>
-        <w:t xml:space="preserve"> </w:t>
-      </w:r>
-      <w:r>
-        <w:rPr>
-          <w:u w:val="single" w:color="0000ff"/>
-          <w:rFonts w:ascii="Charis SIL Regular" w:hAnsi="Charis SIL Regular" w:eastAsia="Charis SIL Regular"/>
-          <w:b w:val="0"/>
-          <w:i w:val="0"/>
-          <w:color w:val="000000"/>
-          <w:sz w:val="24"/>
-        </w:rPr>
-        <w:hyperlink r:id="rId23" w:history="1">
-          <w:r>
-            <w:rPr>
-              <w:rStyle w:val="Hyperlink"/>
-            </w:rPr>
-            <w:t xml:space="preserve">die </w:t>
-          </w:r>
-        </w:hyperlink>
-      </w:r>
-      <w:r>
-        <w:rPr>
-          <w:u w:val="single" w:color="0000ff"/>
-          <w:rFonts w:ascii="Charis SIL Regular" w:hAnsi="Charis SIL Regular" w:eastAsia="Charis SIL Regular"/>
-          <w:b w:val="0"/>
-          <w:i w:val="0"/>
-          <w:color w:val="000000"/>
-          <w:sz w:val="24"/>
-        </w:rPr>
-        <w:hyperlink r:id="rId23" w:history="1">
-          <w:r>
-            <w:rPr>
-              <w:rStyle w:val="Hyperlink"/>
-            </w:rPr>
-            <w:t>t</w:t>
-          </w:r>
-        </w:hyperlink>
-      </w:r>
-      <w:r>
-        <w:rPr>
-          <w:u w:val="single" w:color="0000ff"/>
-          <w:rFonts w:ascii="Charis SIL Regular" w:hAnsi="Charis SIL Regular" w:eastAsia="Charis SIL Regular"/>
-          <w:b w:val="0"/>
-          <w:i w:val="0"/>
-          <w:color w:val="000000"/>
-          <w:sz w:val="24"/>
-        </w:rPr>
-        <w:hyperlink r:id="rId23" w:history="1">
-          <w:r>
-            <w:rPr>
-              <w:rStyle w:val="Hyperlink"/>
-            </w:rPr>
-            <w:t>ijd</w:t>
-          </w:r>
-        </w:hyperlink>
-      </w:r>
-      <w:r>
-        <w:rPr>
-          <w:u w:val="single" w:color="0000ff"/>
-          <w:rFonts w:ascii="Charis SIL Regular" w:hAnsi="Charis SIL Regular" w:eastAsia="Charis SIL Regular"/>
-          <w:b w:val="0"/>
-          <w:i w:val="0"/>
-          <w:color w:val="000000"/>
-          <w:sz w:val="24"/>
-        </w:rPr>
-        <w:hyperlink r:id="rId23" w:history="1">
-          <w:r>
-            <w:rPr>
-              <w:rStyle w:val="Hyperlink"/>
-            </w:rPr>
-            <w:t>. De der</w:t>
-          </w:r>
-        </w:hyperlink>
-      </w:r>
-      <w:r>
-        <w:rPr>
-          <w:rFonts w:ascii="Charis SIL Regular" w:hAnsi="Charis SIL Regular" w:eastAsia="Charis SIL Regular"/>
-          <w:b w:val="0"/>
-          <w:i w:val="0"/>
-          <w:color w:val="000000"/>
-          <w:sz w:val="24"/>
-        </w:rPr>
-        <w:t xml:space="preserve">de en laatste directeur </w:t>
-      </w:r>
-      <w:r>
-        <w:rPr>
-          <w:rFonts w:ascii="Charis SIL Regular" w:hAnsi="Charis SIL Regular" w:eastAsia="Charis SIL Regular"/>
-          <w:b w:val="0"/>
-          <w:i w:val="0"/>
-          <w:color w:val="0000FF"/>
-          <w:sz w:val="24"/>
-          <w:u w:val="single"/>
-        </w:rPr>
-        <w:hyperlink r:id="rId24" w:history="1">
-          <w:r>
-            <w:rPr>
-              <w:rStyle w:val="Hyperlink"/>
-            </w:rPr>
-            <w:t>David</w:t>
-          </w:r>
-        </w:hyperlink>
-      </w:r>
-      <w:r>
-        <w:rPr>
-          <w:rFonts w:ascii="Charis SIL Regular" w:hAnsi="Charis SIL Regular" w:eastAsia="Charis SIL Regular"/>
-          <w:b w:val="0"/>
-          <w:i w:val="0"/>
-          <w:color w:val="0000FF"/>
-          <w:sz w:val="24"/>
-          <w:u w:val="single"/>
-        </w:rPr>
-        <w:t xml:space="preserve"> </w:t>
-      </w:r>
-      <w:r>
-        <w:rPr>
-          <w:rFonts w:ascii="Charis SIL Regular" w:hAnsi="Charis SIL Regular" w:eastAsia="Charis SIL Regular"/>
-          <w:b w:val="0"/>
-          <w:i w:val="0"/>
-          <w:color w:val="0000FF"/>
-          <w:sz w:val="24"/>
-          <w:u w:val="single"/>
-        </w:rPr>
-        <w:hyperlink r:id="rId24" w:history="1">
-          <w:r>
-            <w:rPr>
-              <w:rStyle w:val="Hyperlink"/>
-            </w:rPr>
-            <w:t>van</w:t>
-          </w:r>
-        </w:hyperlink>
-      </w:r>
-      <w:r>
-        <w:rPr>
-          <w:rFonts w:ascii="Charis SIL Regular" w:hAnsi="Charis SIL Regular" w:eastAsia="Charis SIL Regular"/>
-          <w:b w:val="0"/>
-          <w:i w:val="0"/>
-          <w:color w:val="0000FF"/>
-          <w:sz w:val="24"/>
-          <w:u w:val="single"/>
-        </w:rPr>
-        <w:t xml:space="preserve"> </w:t>
-      </w:r>
-      <w:r>
-        <w:rPr>
-          <w:rFonts w:ascii="Charis SIL Regular" w:hAnsi="Charis SIL Regular" w:eastAsia="Charis SIL Regular"/>
-          <w:b w:val="0"/>
-          <w:i w:val="0"/>
-          <w:color w:val="0000FF"/>
-          <w:sz w:val="24"/>
-          <w:u w:val="single"/>
-        </w:rPr>
-        <w:hyperlink r:id="rId24" w:history="1">
-          <w:r>
-            <w:rPr>
-              <w:rStyle w:val="Hyperlink"/>
-            </w:rPr>
             <w:t>der</w:t>
           </w:r>
         </w:hyperlink>
@@ -3370,7 +3316,7 @@
           <w:sz w:val="24"/>
           <w:u w:val="single"/>
         </w:rPr>
-        <w:hyperlink r:id="rId24" w:history="1">
+        <w:hyperlink r:id="rId23" w:history="1">
           <w:r>
             <w:rPr>
               <w:rStyle w:val="Hyperlink"/>
@@ -3398,7 +3344,7 @@
           <w:color w:val="000000"/>
           <w:sz w:val="24"/>
         </w:rPr>
-        <w:hyperlink r:id="rId24" w:history="1">
+        <w:hyperlink r:id="rId23" w:history="1">
           <w:r>
             <w:rPr>
               <w:rStyle w:val="Hyperlink"/>
@@ -3416,7 +3362,7 @@
           <w:color w:val="000000"/>
           <w:sz w:val="24"/>
         </w:rPr>
-        <w:hyperlink r:id="rId24" w:history="1">
+        <w:hyperlink r:id="rId23" w:history="1">
           <w:r>
             <w:rPr>
               <w:rStyle w:val="Hyperlink"/>
@@ -3434,7 +3380,7 @@
           <w:color w:val="000000"/>
           <w:sz w:val="24"/>
         </w:rPr>
-        <w:hyperlink r:id="rId24" w:history="1">
+        <w:hyperlink r:id="rId23" w:history="1">
           <w:r>
             <w:rPr>
               <w:rStyle w:val="Hyperlink"/>
@@ -3463,7 +3409,7 @@
           <w:color w:val="000000"/>
           <w:sz w:val="24"/>
         </w:rPr>
-        <w:hyperlink r:id="rId24" w:history="1">
+        <w:hyperlink r:id="rId23" w:history="1">
           <w:r>
             <w:rPr>
               <w:rStyle w:val="Hyperlink"/>
@@ -3491,7 +3437,7 @@
           <w:sz w:val="24"/>
           <w:u w:val="single"/>
         </w:rPr>
-        <w:hyperlink r:id="rId25" w:history="1">
+        <w:hyperlink r:id="rId24" w:history="1">
           <w:r>
             <w:rPr>
               <w:rStyle w:val="Hyperlink"/>
@@ -3520,7 +3466,7 @@
           <w:sz w:val="24"/>
           <w:u w:val="single"/>
         </w:rPr>
-        <w:hyperlink r:id="rId25" w:history="1">
+        <w:hyperlink r:id="rId24" w:history="1">
           <w:r>
             <w:rPr>
               <w:rStyle w:val="Hyperlink"/>
@@ -3569,7 +3515,7 @@
           <w:color w:val="000000"/>
           <w:sz w:val="24"/>
         </w:rPr>
-        <w:hyperlink r:id="rId25" w:history="1">
+        <w:hyperlink r:id="rId24" w:history="1">
           <w:r>
             <w:rPr>
               <w:rStyle w:val="Hyperlink"/>
@@ -3587,7 +3533,7 @@
           <w:color w:val="000000"/>
           <w:sz w:val="24"/>
         </w:rPr>
-        <w:hyperlink r:id="rId25" w:history="1">
+        <w:hyperlink r:id="rId24" w:history="1">
           <w:r>
             <w:rPr>
               <w:rStyle w:val="Hyperlink"/>
@@ -3658,7 +3604,7 @@
           <w:sz w:val="24"/>
           <w:u w:val="single"/>
         </w:rPr>
-        <w:hyperlink r:id="rId26" w:history="1">
+        <w:hyperlink r:id="rId25" w:history="1">
           <w:r>
             <w:rPr>
               <w:rStyle w:val="Hyperlink"/>
@@ -3705,7 +3651,7 @@
           <w:sz w:val="24"/>
           <w:u w:val="single"/>
         </w:rPr>
-        <w:hyperlink r:id="rId26" w:history="1">
+        <w:hyperlink r:id="rId25" w:history="1">
           <w:r>
             <w:rPr>
               <w:rStyle w:val="Hyperlink"/>
@@ -3734,7 +3680,7 @@
           <w:sz w:val="24"/>
           <w:u w:val="single"/>
         </w:rPr>
-        <w:hyperlink r:id="rId26" w:history="1">
+        <w:hyperlink r:id="rId25" w:history="1">
           <w:r>
             <w:rPr>
               <w:rStyle w:val="Hyperlink"/>
@@ -3762,7 +3708,7 @@
           <w:color w:val="000000"/>
           <w:sz w:val="24"/>
         </w:rPr>
-        <w:hyperlink r:id="rId26" w:history="1">
+        <w:hyperlink r:id="rId25" w:history="1">
           <w:r>
             <w:rPr>
               <w:rStyle w:val="Hyperlink"/>
@@ -3780,7 +3726,7 @@
           <w:color w:val="000000"/>
           <w:sz w:val="24"/>
         </w:rPr>
-        <w:hyperlink r:id="rId26" w:history="1">
+        <w:hyperlink r:id="rId25" w:history="1">
           <w:r>
             <w:rPr>
               <w:rStyle w:val="Hyperlink"/>
@@ -3798,7 +3744,7 @@
           <w:color w:val="000000"/>
           <w:sz w:val="24"/>
         </w:rPr>
-        <w:hyperlink r:id="rId26" w:history="1">
+        <w:hyperlink r:id="rId25" w:history="1">
           <w:r>
             <w:rPr>
               <w:rStyle w:val="Hyperlink"/>
@@ -3876,7 +3822,7 @@
           <w:sz w:val="24"/>
           <w:u w:val="single"/>
         </w:rPr>
-        <w:hyperlink r:id="rId27" w:history="1">
+        <w:hyperlink r:id="rId26" w:history="1">
           <w:r>
             <w:rPr>
               <w:rStyle w:val="Hyperlink"/>
@@ -3905,7 +3851,7 @@
           <w:sz w:val="24"/>
           <w:u w:val="single"/>
         </w:rPr>
-        <w:hyperlink r:id="rId27" w:history="1">
+        <w:hyperlink r:id="rId26" w:history="1">
           <w:r>
             <w:rPr>
               <w:rStyle w:val="Hyperlink"/>
@@ -3932,7 +3878,7 @@
           <w:color w:val="000000"/>
           <w:sz w:val="24"/>
         </w:rPr>
-        <w:t>Ministerie van Binnenlandse Zaken die relev</w:t>
+        <w:t>Ministerie van Binnenlandse Zake</w:t>
       </w:r>
       <w:r>
         <w:rPr>
@@ -3943,7 +3889,25 @@
           <w:color w:val="000000"/>
           <w:sz w:val="24"/>
         </w:rPr>
-        <w:hyperlink r:id="rId27" w:history="1">
+        <w:hyperlink r:id="rId26" w:history="1">
+          <w:r>
+            <w:rPr>
+              <w:rStyle w:val="Hyperlink"/>
+            </w:rPr>
+            <w:t>n die relev</w:t>
+          </w:r>
+        </w:hyperlink>
+      </w:r>
+      <w:r>
+        <w:rPr>
+          <w:u w:val="single" w:color="0000ff"/>
+          <w:rFonts w:ascii="Charis SIL Regular" w:hAnsi="Charis SIL Regular" w:eastAsia="Charis SIL Regular"/>
+          <w:b w:val="0"/>
+          <w:i w:val="0"/>
+          <w:color w:val="000000"/>
+          <w:sz w:val="24"/>
+        </w:rPr>
+        <w:hyperlink r:id="rId26" w:history="1">
           <w:r>
             <w:rPr>
               <w:rStyle w:val="Hyperlink"/>
@@ -3981,7 +3945,7 @@
           <w:sz w:val="24"/>
           <w:u w:val="single"/>
         </w:rPr>
-        <w:hyperlink r:id="rId28" w:history="1">
+        <w:hyperlink r:id="rId27" w:history="1">
           <w:r>
             <w:rPr>
               <w:rStyle w:val="Hyperlink"/>
@@ -4019,7 +3983,7 @@
           <w:color w:val="000000"/>
           <w:sz w:val="24"/>
         </w:rPr>
-        <w:hyperlink r:id="rId28" w:history="1">
+        <w:hyperlink r:id="rId27" w:history="1">
           <w:r>
             <w:rPr>
               <w:rStyle w:val="Hyperlink"/>
@@ -4505,7 +4469,7 @@
           <w:color w:val="0000FF"/>
           <w:sz w:val="24"/>
         </w:rPr>
-        <w:hyperlink r:id="rId29" w:history="1">
+        <w:hyperlink r:id="rId28" w:history="1">
           <w:r>
             <w:rPr>
               <w:rStyle w:val="Hyperlink"/>
@@ -4522,7 +4486,7 @@
           <w:color w:val="0000FF"/>
           <w:sz w:val="24"/>
         </w:rPr>
-        <w:hyperlink r:id="rId29" w:history="1">
+        <w:hyperlink r:id="rId28" w:history="1">
           <w:r>
             <w:rPr>
               <w:rStyle w:val="Hyperlink"/>
@@ -4640,7 +4604,7 @@
           <w:sz w:val="24"/>
           <w:u w:val="single"/>
         </w:rPr>
-        <w:hyperlink r:id="rId30" w:history="1">
+        <w:hyperlink r:id="rId29" w:history="1">
           <w:r>
             <w:rPr>
               <w:rStyle w:val="Hyperlink"/>
@@ -4658,7 +4622,7 @@
           <w:sz w:val="24"/>
           <w:u w:val="single"/>
         </w:rPr>
-        <w:hyperlink r:id="rId30" w:history="1">
+        <w:hyperlink r:id="rId29" w:history="1">
           <w:r>
             <w:rPr>
               <w:rStyle w:val="Hyperlink"/>
@@ -4676,7 +4640,7 @@
           <w:sz w:val="24"/>
           <w:u w:val="single"/>
         </w:rPr>
-        <w:hyperlink r:id="rId30" w:history="1">
+        <w:hyperlink r:id="rId29" w:history="1">
           <w:r>
             <w:rPr>
               <w:rStyle w:val="Hyperlink"/>
@@ -4694,7 +4658,7 @@
           <w:sz w:val="24"/>
           <w:u w:val="single"/>
         </w:rPr>
-        <w:hyperlink r:id="rId30" w:history="1">
+        <w:hyperlink r:id="rId29" w:history="1">
           <w:r>
             <w:rPr>
               <w:rStyle w:val="Hyperlink"/>
@@ -4712,7 +4676,7 @@
           <w:sz w:val="24"/>
           <w:u w:val="single"/>
         </w:rPr>
-        <w:hyperlink r:id="rId30" w:history="1">
+        <w:hyperlink r:id="rId29" w:history="1">
           <w:r>
             <w:rPr>
               <w:rStyle w:val="Hyperlink"/>
@@ -4730,7 +4694,7 @@
           <w:sz w:val="24"/>
           <w:u w:val="single"/>
         </w:rPr>
-        <w:hyperlink r:id="rId30" w:history="1">
+        <w:hyperlink r:id="rId29" w:history="1">
           <w:r>
             <w:rPr>
               <w:rStyle w:val="Hyperlink"/>
@@ -4748,7 +4712,7 @@
           <w:sz w:val="24"/>
           <w:u w:val="single"/>
         </w:rPr>
-        <w:hyperlink r:id="rId30" w:history="1">
+        <w:hyperlink r:id="rId29" w:history="1">
           <w:r>
             <w:rPr>
               <w:rStyle w:val="Hyperlink"/>
@@ -4766,7 +4730,7 @@
           <w:sz w:val="24"/>
           <w:u w:val="single"/>
         </w:rPr>
-        <w:hyperlink r:id="rId30" w:history="1">
+        <w:hyperlink r:id="rId29" w:history="1">
           <w:r>
             <w:rPr>
               <w:rStyle w:val="Hyperlink"/>
@@ -4784,7 +4748,7 @@
           <w:sz w:val="24"/>
           <w:u w:val="single"/>
         </w:rPr>
-        <w:hyperlink r:id="rId30" w:history="1">
+        <w:hyperlink r:id="rId29" w:history="1">
           <w:r>
             <w:rPr>
               <w:rStyle w:val="Hyperlink"/>
@@ -4944,7 +4908,7 @@
           <w:sz w:val="24"/>
           <w:u w:val="single"/>
         </w:rPr>
-        <w:hyperlink r:id="rId31" w:history="1">
+        <w:hyperlink r:id="rId30" w:history="1">
           <w:r>
             <w:rPr>
               <w:rStyle w:val="Hyperlink"/>
@@ -4962,7 +4926,7 @@
           <w:sz w:val="24"/>
           <w:u w:val="single"/>
         </w:rPr>
-        <w:hyperlink r:id="rId31" w:history="1">
+        <w:hyperlink r:id="rId30" w:history="1">
           <w:r>
             <w:rPr>
               <w:rStyle w:val="Hyperlink"/>
@@ -4980,7 +4944,7 @@
           <w:sz w:val="24"/>
           <w:u w:val="single"/>
         </w:rPr>
-        <w:hyperlink r:id="rId31" w:history="1">
+        <w:hyperlink r:id="rId30" w:history="1">
           <w:r>
             <w:rPr>
               <w:rStyle w:val="Hyperlink"/>
@@ -4998,7 +4962,7 @@
           <w:sz w:val="24"/>
           <w:u w:val="single"/>
         </w:rPr>
-        <w:hyperlink r:id="rId31" w:history="1">
+        <w:hyperlink r:id="rId30" w:history="1">
           <w:r>
             <w:rPr>
               <w:rStyle w:val="Hyperlink"/>
@@ -5016,7 +4980,7 @@
           <w:sz w:val="24"/>
           <w:u w:val="single"/>
         </w:rPr>
-        <w:hyperlink r:id="rId31" w:history="1">
+        <w:hyperlink r:id="rId30" w:history="1">
           <w:r>
             <w:rPr>
               <w:rStyle w:val="Hyperlink"/>
@@ -5034,7 +4998,7 @@
           <w:sz w:val="24"/>
           <w:u w:val="single"/>
         </w:rPr>
-        <w:hyperlink r:id="rId31" w:history="1">
+        <w:hyperlink r:id="rId30" w:history="1">
           <w:r>
             <w:rPr>
               <w:rStyle w:val="Hyperlink"/>
@@ -5052,7 +5016,7 @@
           <w:sz w:val="24"/>
           <w:u w:val="single"/>
         </w:rPr>
-        <w:hyperlink r:id="rId31" w:history="1">
+        <w:hyperlink r:id="rId30" w:history="1">
           <w:r>
             <w:rPr>
               <w:rStyle w:val="Hyperlink"/>
@@ -5160,7 +5124,7 @@
           <w:sz w:val="24"/>
           <w:u w:val="single"/>
         </w:rPr>
-        <w:hyperlink r:id="rId32" w:history="1">
+        <w:hyperlink r:id="rId31" w:history="1">
           <w:r>
             <w:rPr>
               <w:rStyle w:val="Hyperlink"/>
@@ -5178,7 +5142,7 @@
           <w:sz w:val="24"/>
           <w:u w:val="single"/>
         </w:rPr>
-        <w:hyperlink r:id="rId32" w:history="1">
+        <w:hyperlink r:id="rId31" w:history="1">
           <w:r>
             <w:rPr>
               <w:rStyle w:val="Hyperlink"/>
@@ -5196,7 +5160,7 @@
           <w:sz w:val="24"/>
           <w:u w:val="single"/>
         </w:rPr>
-        <w:hyperlink r:id="rId32" w:history="1">
+        <w:hyperlink r:id="rId31" w:history="1">
           <w:r>
             <w:rPr>
               <w:rStyle w:val="Hyperlink"/>
@@ -5214,7 +5178,7 @@
           <w:sz w:val="24"/>
           <w:u w:val="single"/>
         </w:rPr>
-        <w:hyperlink r:id="rId32" w:history="1">
+        <w:hyperlink r:id="rId31" w:history="1">
           <w:r>
             <w:rPr>
               <w:rStyle w:val="Hyperlink"/>
@@ -5232,7 +5196,7 @@
           <w:sz w:val="24"/>
           <w:u w:val="single"/>
         </w:rPr>
-        <w:hyperlink r:id="rId32" w:history="1">
+        <w:hyperlink r:id="rId31" w:history="1">
           <w:r>
             <w:rPr>
               <w:rStyle w:val="Hyperlink"/>
@@ -5248,8 +5212,116 @@
           <w:i w:val="0"/>
           <w:color w:val="0000FF"/>
           <w:sz w:val="24"/>
-        </w:rPr>
-        <w:t>file/NL-HaNA_2.04.01_4030_0001</w:t>
+          <w:u w:val="single"/>
+        </w:rPr>
+        <w:hyperlink r:id="rId31" w:history="1">
+          <w:r>
+            <w:rPr>
+              <w:rStyle w:val="Hyperlink"/>
+            </w:rPr>
+            <w:t>fil</w:t>
+          </w:r>
+        </w:hyperlink>
+      </w:r>
+      <w:r>
+        <w:rPr>
+          <w:rFonts w:ascii="Charis SIL Regular" w:hAnsi="Charis SIL Regular" w:eastAsia="Charis SIL Regular"/>
+          <w:b w:val="0"/>
+          <w:i w:val="0"/>
+          <w:color w:val="0000FF"/>
+          <w:sz w:val="24"/>
+          <w:u w:val="single"/>
+        </w:rPr>
+        <w:hyperlink r:id="rId31" w:history="1">
+          <w:r>
+            <w:rPr>
+              <w:rStyle w:val="Hyperlink"/>
+            </w:rPr>
+            <w:t>e</w:t>
+          </w:r>
+        </w:hyperlink>
+      </w:r>
+      <w:r>
+        <w:rPr>
+          <w:rFonts w:ascii="Charis SIL Regular" w:hAnsi="Charis SIL Regular" w:eastAsia="Charis SIL Regular"/>
+          <w:b w:val="0"/>
+          <w:i w:val="0"/>
+          <w:color w:val="0000FF"/>
+          <w:sz w:val="24"/>
+          <w:u w:val="single"/>
+        </w:rPr>
+        <w:hyperlink r:id="rId31" w:history="1">
+          <w:r>
+            <w:rPr>
+              <w:rStyle w:val="Hyperlink"/>
+            </w:rPr>
+            <w:t>/</w:t>
+          </w:r>
+        </w:hyperlink>
+      </w:r>
+      <w:r>
+        <w:rPr>
+          <w:rFonts w:ascii="Charis SIL Regular" w:hAnsi="Charis SIL Regular" w:eastAsia="Charis SIL Regular"/>
+          <w:b w:val="0"/>
+          <w:i w:val="0"/>
+          <w:color w:val="0000FF"/>
+          <w:sz w:val="24"/>
+          <w:u w:val="single"/>
+        </w:rPr>
+        <w:hyperlink r:id="rId31" w:history="1">
+          <w:r>
+            <w:rPr>
+              <w:rStyle w:val="Hyperlink"/>
+            </w:rPr>
+            <w:t>N</w:t>
+          </w:r>
+        </w:hyperlink>
+      </w:r>
+      <w:r>
+        <w:rPr>
+          <w:rFonts w:ascii="Charis SIL Regular" w:hAnsi="Charis SIL Regular" w:eastAsia="Charis SIL Regular"/>
+          <w:b w:val="0"/>
+          <w:i w:val="0"/>
+          <w:color w:val="0000FF"/>
+          <w:sz w:val="24"/>
+        </w:rPr>
+        <w:hyperlink r:id="rId31" w:history="1">
+          <w:r>
+            <w:rPr>
+              <w:rStyle w:val="Hyperlink"/>
+            </w:rPr>
+            <w:t>L</w:t>
+          </w:r>
+        </w:hyperlink>
+      </w:r>
+      <w:r>
+        <w:rPr>
+          <w:rFonts w:ascii="Charis SIL Regular" w:hAnsi="Charis SIL Regular" w:eastAsia="Charis SIL Regular"/>
+          <w:b w:val="0"/>
+          <w:i w:val="0"/>
+          <w:color w:val="0000FF"/>
+          <w:sz w:val="24"/>
+          <w:u w:val="single"/>
+        </w:rPr>
+        <w:t>-</w:t>
+      </w:r>
+      <w:r>
+        <w:rPr>
+          <w:rFonts w:ascii="Charis SIL Regular" w:hAnsi="Charis SIL Regular" w:eastAsia="Charis SIL Regular"/>
+          <w:b w:val="0"/>
+          <w:i w:val="0"/>
+          <w:color w:val="0000FF"/>
+          <w:sz w:val="24"/>
+          <w:u w:val="single"/>
+        </w:rPr>
+        <w:hyperlink r:id="rId31" w:history="1">
+          <w:r>
+            <w:rPr>
+              <w:rStyle w:val="Hyperlink"/>
+            </w:rPr>
+            <w:t>HaNA_2.04.01_4030_0001</w:t>
+          </w:r>
+        </w:hyperlink>
       </w:r>
     </w:p>
     <w:p>
@@ -5349,7 +5421,7 @@
           <w:color w:val="0000FF"/>
           <w:sz w:val="24"/>
         </w:rPr>
-        <w:hyperlink r:id="rId33" w:history="1">
+        <w:hyperlink r:id="rId32" w:history="1">
           <w:r>
             <w:rPr>
               <w:rStyle w:val="Hyperlink"/>
@@ -5366,7 +5438,7 @@
           <w:color w:val="0000FF"/>
           <w:sz w:val="24"/>
         </w:rPr>
-        <w:hyperlink r:id="rId33" w:history="1">
+        <w:hyperlink r:id="rId32" w:history="1">
           <w:r>
             <w:rPr>
               <w:rStyle w:val="Hyperlink"/>
@@ -5476,7 +5548,7 @@
           <w:color w:val="0000FF"/>
           <w:sz w:val="24"/>
         </w:rPr>
-        <w:hyperlink r:id="rId34" w:history="1">
+        <w:hyperlink r:id="rId33" w:history="1">
           <w:r>
             <w:rPr>
               <w:rStyle w:val="Hyperlink"/>
@@ -5493,7 +5565,7 @@
           <w:color w:val="0000FF"/>
           <w:sz w:val="24"/>
         </w:rPr>
-        <w:hyperlink r:id="rId34" w:history="1">
+        <w:hyperlink r:id="rId33" w:history="1">
           <w:r>
             <w:rPr>
               <w:rStyle w:val="Hyperlink"/>
@@ -5610,7 +5682,7 @@
           <w:color w:val="0000FF"/>
           <w:sz w:val="24"/>
         </w:rPr>
-        <w:hyperlink r:id="rId35" w:history="1">
+        <w:hyperlink r:id="rId34" w:history="1">
           <w:r>
             <w:rPr>
               <w:rStyle w:val="Hyperlink"/>
@@ -5627,7 +5699,7 @@
           <w:color w:val="0000FF"/>
           <w:sz w:val="24"/>
         </w:rPr>
-        <w:hyperlink r:id="rId35" w:history="1">
+        <w:hyperlink r:id="rId34" w:history="1">
           <w:r>
             <w:rPr>
               <w:rStyle w:val="Hyperlink"/>
@@ -5787,7 +5859,7 @@
           <w:sz w:val="24"/>
           <w:u w:val="single"/>
         </w:rPr>
-        <w:hyperlink r:id="rId25" w:history="1">
+        <w:hyperlink r:id="rId24" w:history="1">
           <w:r>
             <w:rPr>
               <w:rStyle w:val="Hyperlink"/>
@@ -5805,7 +5877,7 @@
           <w:sz w:val="24"/>
           <w:u w:val="single"/>
         </w:rPr>
-        <w:hyperlink r:id="rId25" w:history="1">
+        <w:hyperlink r:id="rId24" w:history="1">
           <w:r>
             <w:rPr>
               <w:rStyle w:val="Hyperlink"/>
@@ -5823,7 +5895,7 @@
           <w:sz w:val="24"/>
           <w:u w:val="single"/>
         </w:rPr>
-        <w:hyperlink r:id="rId25" w:history="1">
+        <w:hyperlink r:id="rId24" w:history="1">
           <w:r>
             <w:rPr>
               <w:rStyle w:val="Hyperlink"/>
@@ -5841,7 +5913,7 @@
           <w:sz w:val="24"/>
           <w:u w:val="single"/>
         </w:rPr>
-        <w:hyperlink r:id="rId25" w:history="1">
+        <w:hyperlink r:id="rId24" w:history="1">
           <w:r>
             <w:rPr>
               <w:rStyle w:val="Hyperlink"/>
@@ -5869,7 +5941,7 @@
           <w:sz w:val="24"/>
           <w:u w:val="single"/>
         </w:rPr>
-        <w:hyperlink r:id="rId25" w:history="1">
+        <w:hyperlink r:id="rId35" w:history="1">
           <w:r>
             <w:rPr>
               <w:rStyle w:val="Hyperlink"/>
@@ -5887,7 +5959,7 @@
           <w:sz w:val="24"/>
           <w:u w:val="single"/>
         </w:rPr>
-        <w:hyperlink r:id="rId25" w:history="1">
+        <w:hyperlink r:id="rId24" w:history="1">
           <w:r>
             <w:rPr>
               <w:rStyle w:val="Hyperlink"/>
@@ -5916,7 +5988,7 @@
           <w:sz w:val="24"/>
           <w:u w:val="single"/>
         </w:rPr>
-        <w:hyperlink r:id="rId25" w:history="1">
+        <w:hyperlink r:id="rId24" w:history="1">
           <w:r>
             <w:rPr>
               <w:rStyle w:val="Hyperlink"/>
@@ -6160,7 +6232,7 @@
           <w:sz w:val="24"/>
           <w:u w:val="single"/>
         </w:rPr>
-        <w:hyperlink r:id="rId36" w:history="1">
+        <w:hyperlink r:id="rId37" w:history="1">
           <w:r>
             <w:rPr>
               <w:rStyle w:val="Hyperlink"/>

--- a/EXPORTS/DOCX/published/niveau3/Dutch/KKZ.docx
+++ b/EXPORTS/DOCX/published/niveau3/Dutch/KKZ.docx
@@ -244,7 +244,61 @@
           <w:color w:val="000000"/>
           <w:sz w:val="24"/>
         </w:rPr>
-        <w:t>collectie bestond uit allerlei vo</w:t>
+        <w:t>collectie beston</w:t>
+      </w:r>
+      <w:r>
+        <w:rPr>
+          <w:u w:val="single" w:color="0000ff"/>
+          <w:rFonts w:ascii="Charis SIL Regular" w:hAnsi="Charis SIL Regular" w:eastAsia="Charis SIL Regular"/>
+          <w:b w:val="0"/>
+          <w:i w:val="0"/>
+          <w:color w:val="000000"/>
+          <w:sz w:val="24"/>
+        </w:rPr>
+        <w:hyperlink r:id="rId9" w:history="1">
+          <w:r>
+            <w:rPr>
+              <w:rStyle w:val="Hyperlink"/>
+            </w:rPr>
+            <w:t>d uit al</w:t>
+          </w:r>
+        </w:hyperlink>
+      </w:r>
+      <w:r>
+        <w:rPr>
+          <w:u w:val="single" w:color="0000ff"/>
+          <w:rFonts w:ascii="Charis SIL Regular" w:hAnsi="Charis SIL Regular" w:eastAsia="Charis SIL Regular"/>
+          <w:b w:val="0"/>
+          <w:i w:val="0"/>
+          <w:color w:val="000000"/>
+          <w:sz w:val="24"/>
+        </w:rPr>
+        <w:hyperlink r:id="rId9" w:history="1">
+          <w:r>
+            <w:rPr>
+              <w:rStyle w:val="Hyperlink"/>
+            </w:rPr>
+            <w:t>l</w:t>
+          </w:r>
+        </w:hyperlink>
+      </w:r>
+      <w:r>
+        <w:rPr>
+          <w:u w:val="single" w:color="0000ff"/>
+          <w:rFonts w:ascii="Charis SIL Regular" w:hAnsi="Charis SIL Regular" w:eastAsia="Charis SIL Regular"/>
+          <w:b w:val="0"/>
+          <w:i w:val="0"/>
+          <w:color w:val="000000"/>
+          <w:sz w:val="24"/>
+        </w:rPr>
+        <w:hyperlink r:id="rId9" w:history="1">
+          <w:r>
+            <w:rPr>
+              <w:rStyle w:val="Hyperlink"/>
+            </w:rPr>
+            <w:t>erlei vo</w:t>
+          </w:r>
+        </w:hyperlink>
       </w:r>
       <w:r>
         <w:rPr>
@@ -458,6 +512,7 @@
       </w:r>
       <w:r>
         <w:rPr>
+          <w:u w:val="single" w:color="0000ff"/>
           <w:rFonts w:ascii="Charis SIL Regular" w:hAnsi="Charis SIL Regular" w:eastAsia="Charis SIL Regular"/>
           <w:b w:val="0"/>
           <w:i w:val="0"/>
@@ -1601,7 +1656,14 @@
           <w:sz w:val="24"/>
           <w:u w:val="single"/>
         </w:rPr>
-        <w:t>Rijksmu</w:t>
+        <w:hyperlink r:id="rId16" w:history="1">
+          <w:r>
+            <w:rPr>
+              <w:rStyle w:val="Hyperlink"/>
+            </w:rPr>
+            <w:t>Rijksmu</w:t>
+          </w:r>
+        </w:hyperlink>
       </w:r>
       <w:r>
         <w:rPr>
@@ -1612,7 +1674,7 @@
           <w:sz w:val="24"/>
           <w:u w:val="single"/>
         </w:rPr>
-        <w:hyperlink r:id="rId15" w:history="1">
+        <w:hyperlink r:id="rId16" w:history="1">
           <w:r>
             <w:rPr>
               <w:rStyle w:val="Hyperlink"/>
@@ -1641,7 +1703,7 @@
           <w:sz w:val="24"/>
           <w:u w:val="single"/>
         </w:rPr>
-        <w:hyperlink r:id="rId15" w:history="1">
+        <w:hyperlink r:id="rId16" w:history="1">
           <w:r>
             <w:rPr>
               <w:rStyle w:val="Hyperlink"/>
@@ -1659,7 +1721,7 @@
           <w:sz w:val="24"/>
           <w:u w:val="single"/>
         </w:rPr>
-        <w:hyperlink r:id="rId15" w:history="1">
+        <w:hyperlink r:id="rId16" w:history="1">
           <w:r>
             <w:rPr>
               <w:rStyle w:val="Hyperlink"/>
@@ -1821,9 +1883,8 @@
           <w:i w:val="0"/>
           <w:color w:val="0000FF"/>
           <w:sz w:val="24"/>
-          <w:u w:val="single"/>
-        </w:rPr>
-        <w:hyperlink r:id="rId16" w:history="1">
+        </w:rPr>
+        <w:hyperlink r:id="rId17" w:history="1">
           <w:r>
             <w:rPr>
               <w:rStyle w:val="Hyperlink"/>
@@ -1841,7 +1902,7 @@
           <w:sz w:val="24"/>
           <w:u w:val="single"/>
         </w:rPr>
-        <w:hyperlink r:id="rId17" w:history="1">
+        <w:hyperlink r:id="rId16" w:history="1">
           <w:r>
             <w:rPr>
               <w:rStyle w:val="Hyperlink"/>
@@ -1870,7 +1931,7 @@
           <w:sz w:val="24"/>
           <w:u w:val="single"/>
         </w:rPr>
-        <w:hyperlink r:id="rId17" w:history="1">
+        <w:hyperlink r:id="rId16" w:history="1">
           <w:r>
             <w:rPr>
               <w:rStyle w:val="Hyperlink"/>
@@ -1899,7 +1960,7 @@
           <w:sz w:val="24"/>
           <w:u w:val="single"/>
         </w:rPr>
-        <w:hyperlink r:id="rId17" w:history="1">
+        <w:hyperlink r:id="rId16" w:history="1">
           <w:r>
             <w:rPr>
               <w:rStyle w:val="Hyperlink"/>
@@ -1917,7 +1978,7 @@
           <w:color w:val="000000"/>
           <w:sz w:val="24"/>
         </w:rPr>
-        <w:hyperlink r:id="rId17" w:history="1">
+        <w:hyperlink r:id="rId16" w:history="1">
           <w:r>
             <w:rPr>
               <w:rStyle w:val="Hyperlink"/>
@@ -2106,7 +2167,6 @@
           <w:i w:val="0"/>
           <w:color w:val="0000FF"/>
           <w:sz w:val="24"/>
-          <w:u w:val="single"/>
         </w:rPr>
         <w:hyperlink r:id="rId18" w:history="1">
           <w:r>
@@ -2126,7 +2186,7 @@
           <w:sz w:val="24"/>
           <w:u w:val="single"/>
         </w:rPr>
-        <w:hyperlink r:id="rId18" w:history="1">
+        <w:hyperlink r:id="rId17" w:history="1">
           <w:r>
             <w:rPr>
               <w:rStyle w:val="Hyperlink"/>
@@ -2155,7 +2215,7 @@
           <w:sz w:val="24"/>
           <w:u w:val="single"/>
         </w:rPr>
-        <w:hyperlink r:id="rId18" w:history="1">
+        <w:hyperlink r:id="rId17" w:history="1">
           <w:r>
             <w:rPr>
               <w:rStyle w:val="Hyperlink"/>
@@ -2173,7 +2233,43 @@
           <w:color w:val="000000"/>
           <w:sz w:val="24"/>
         </w:rPr>
-        <w:t xml:space="preserve">, het </w:t>
+        <w:hyperlink r:id="rId17" w:history="1">
+          <w:r>
+            <w:rPr>
+              <w:rStyle w:val="Hyperlink"/>
+            </w:rPr>
+            <w:t>, he</w:t>
+          </w:r>
+        </w:hyperlink>
+      </w:r>
+      <w:r>
+        <w:rPr>
+          <w:u w:val="single" w:color="0000ff"/>
+          <w:rFonts w:ascii="Charis SIL Regular" w:hAnsi="Charis SIL Regular" w:eastAsia="Charis SIL Regular"/>
+          <w:b w:val="0"/>
+          <w:i w:val="0"/>
+          <w:color w:val="000000"/>
+          <w:sz w:val="24"/>
+        </w:rPr>
+        <w:hyperlink r:id="rId17" w:history="1">
+          <w:r>
+            <w:rPr>
+              <w:rStyle w:val="Hyperlink"/>
+            </w:rPr>
+            <w:t>t</w:t>
+          </w:r>
+        </w:hyperlink>
+      </w:r>
+      <w:r>
+        <w:rPr>
+          <w:u w:val="single" w:color="0000ff"/>
+          <w:rFonts w:ascii="Charis SIL Regular" w:hAnsi="Charis SIL Regular" w:eastAsia="Charis SIL Regular"/>
+          <w:b w:val="0"/>
+          <w:i w:val="0"/>
+          <w:color w:val="000000"/>
+          <w:sz w:val="24"/>
+        </w:rPr>
+        <w:t xml:space="preserve"> </w:t>
       </w:r>
       <w:r>
         <w:rPr>
@@ -2184,7 +2280,7 @@
           <w:sz w:val="24"/>
           <w:u w:val="single"/>
         </w:rPr>
-        <w:hyperlink r:id="rId19" w:history="1">
+        <w:hyperlink r:id="rId17" w:history="1">
           <w:r>
             <w:rPr>
               <w:rStyle w:val="Hyperlink"/>
@@ -2202,7 +2298,7 @@
           <w:sz w:val="24"/>
           <w:u w:val="single"/>
         </w:rPr>
-        <w:hyperlink r:id="rId19" w:history="1">
+        <w:hyperlink r:id="rId17" w:history="1">
           <w:r>
             <w:rPr>
               <w:rStyle w:val="Hyperlink"/>
@@ -2276,7 +2372,6 @@
           <w:i w:val="0"/>
           <w:color w:val="0000FF"/>
           <w:sz w:val="24"/>
-          <w:u w:val="single"/>
         </w:rPr>
         <w:hyperlink r:id="rId19" w:history="1">
           <w:r>
@@ -2296,7 +2391,7 @@
           <w:sz w:val="24"/>
           <w:u w:val="single"/>
         </w:rPr>
-        <w:hyperlink r:id="rId19" w:history="1">
+        <w:hyperlink r:id="rId18" w:history="1">
           <w:r>
             <w:rPr>
               <w:rStyle w:val="Hyperlink"/>
@@ -2325,7 +2420,7 @@
           <w:sz w:val="24"/>
           <w:u w:val="single"/>
         </w:rPr>
-        <w:hyperlink r:id="rId19" w:history="1">
+        <w:hyperlink r:id="rId18" w:history="1">
           <w:r>
             <w:rPr>
               <w:rStyle w:val="Hyperlink"/>
@@ -2471,6 +2566,7 @@
           <w:i w:val="0"/>
           <w:color w:val="0000FF"/>
           <w:sz w:val="24"/>
+          <w:u w:val="single"/>
         </w:rPr>
         <w:t>G</w:t>
       </w:r>
@@ -3337,21 +3433,13 @@
       </w:r>
       <w:r>
         <w:rPr>
-          <w:u w:val="single" w:color="0000ff"/>
           <w:rFonts w:ascii="Charis SIL Regular" w:hAnsi="Charis SIL Regular" w:eastAsia="Charis SIL Regular"/>
           <w:b w:val="0"/>
           <w:i w:val="0"/>
           <w:color w:val="000000"/>
           <w:sz w:val="24"/>
         </w:rPr>
-        <w:hyperlink r:id="rId23" w:history="1">
-          <w:r>
-            <w:rPr>
-              <w:rStyle w:val="Hyperlink"/>
-            </w:rPr>
-            <w:t>het bo</w:t>
-          </w:r>
-        </w:hyperlink>
+        <w:t>het bo</w:t>
       </w:r>
       <w:r>
         <w:rPr>
@@ -3391,42 +3479,13 @@
       </w:r>
       <w:r>
         <w:rPr>
-          <w:u w:val="single" w:color="0000ff"/>
           <w:rFonts w:ascii="Charis SIL Regular" w:hAnsi="Charis SIL Regular" w:eastAsia="Charis SIL Regular"/>
           <w:b w:val="0"/>
           <w:i w:val="0"/>
           <w:color w:val="000000"/>
           <w:sz w:val="24"/>
         </w:rPr>
-        <w:t>R</w:t>
-      </w:r>
-      <w:r>
-        <w:rPr>
-          <w:u w:val="single" w:color="0000ff"/>
-          <w:rFonts w:ascii="Charis SIL Regular" w:hAnsi="Charis SIL Regular" w:eastAsia="Charis SIL Regular"/>
-          <w:b w:val="0"/>
-          <w:i w:val="0"/>
-          <w:color w:val="000000"/>
-          <w:sz w:val="24"/>
-        </w:rPr>
-        <w:hyperlink r:id="rId23" w:history="1">
-          <w:r>
-            <w:rPr>
-              <w:rStyle w:val="Hyperlink"/>
-            </w:rPr>
-            <w:t xml:space="preserve">udolf </w:t>
-          </w:r>
-        </w:hyperlink>
-      </w:r>
-      <w:r>
-        <w:rPr>
-          <w:rFonts w:ascii="Charis SIL Regular" w:hAnsi="Charis SIL Regular" w:eastAsia="Charis SIL Regular"/>
-          <w:b w:val="0"/>
-          <w:i w:val="0"/>
-          <w:color w:val="000000"/>
-          <w:sz w:val="24"/>
-        </w:rPr>
-        <w:t xml:space="preserve">Effert (zie: </w:t>
+        <w:t xml:space="preserve">Rudolf Effert (zie: </w:t>
       </w:r>
       <w:r>
         <w:rPr>
@@ -5273,7 +5332,7 @@
             <w:rPr>
               <w:rStyle w:val="Hyperlink"/>
             </w:rPr>
-            <w:t>N</w:t>
+            <w:t>NL</w:t>
           </w:r>
         </w:hyperlink>
       </w:r>
@@ -5284,13 +5343,25 @@
           <w:i w:val="0"/>
           <w:color w:val="0000FF"/>
           <w:sz w:val="24"/>
+          <w:u w:val="single"/>
+        </w:rPr>
+        <w:t>-</w:t>
+      </w:r>
+      <w:r>
+        <w:rPr>
+          <w:rFonts w:ascii="Charis SIL Regular" w:hAnsi="Charis SIL Regular" w:eastAsia="Charis SIL Regular"/>
+          <w:b w:val="0"/>
+          <w:i w:val="0"/>
+          <w:color w:val="0000FF"/>
+          <w:sz w:val="24"/>
+          <w:u w:val="single"/>
         </w:rPr>
         <w:hyperlink r:id="rId31" w:history="1">
           <w:r>
             <w:rPr>
               <w:rStyle w:val="Hyperlink"/>
             </w:rPr>
-            <w:t>L</w:t>
+            <w:t>HaNA_2.04.01_4030_000</w:t>
           </w:r>
         </w:hyperlink>
       </w:r>
@@ -5301,27 +5372,8 @@
           <w:i w:val="0"/>
           <w:color w:val="0000FF"/>
           <w:sz w:val="24"/>
-          <w:u w:val="single"/>
-        </w:rPr>
-        <w:t>-</w:t>
-      </w:r>
-      <w:r>
-        <w:rPr>
-          <w:rFonts w:ascii="Charis SIL Regular" w:hAnsi="Charis SIL Regular" w:eastAsia="Charis SIL Regular"/>
-          <w:b w:val="0"/>
-          <w:i w:val="0"/>
-          <w:color w:val="0000FF"/>
-          <w:sz w:val="24"/>
-          <w:u w:val="single"/>
-        </w:rPr>
-        <w:hyperlink r:id="rId31" w:history="1">
-          <w:r>
-            <w:rPr>
-              <w:rStyle w:val="Hyperlink"/>
-            </w:rPr>
-            <w:t>HaNA_2.04.01_4030_0001</w:t>
-          </w:r>
-        </w:hyperlink>
+        </w:rPr>
+        <w:t>1</w:t>
       </w:r>
     </w:p>
     <w:p>
@@ -5941,7 +5993,7 @@
           <w:sz w:val="24"/>
           <w:u w:val="single"/>
         </w:rPr>
-        <w:hyperlink r:id="rId35" w:history="1">
+        <w:hyperlink r:id="rId24" w:history="1">
           <w:r>
             <w:rPr>
               <w:rStyle w:val="Hyperlink"/>
@@ -6096,7 +6148,7 @@
           <w:sz w:val="24"/>
           <w:u w:val="single"/>
         </w:rPr>
-        <w:hyperlink r:id="rId36" w:history="1">
+        <w:hyperlink r:id="rId35" w:history="1">
           <w:r>
             <w:rPr>
               <w:rStyle w:val="Hyperlink"/>
@@ -6114,7 +6166,7 @@
           <w:sz w:val="24"/>
           <w:u w:val="single"/>
         </w:rPr>
-        <w:hyperlink r:id="rId36" w:history="1">
+        <w:hyperlink r:id="rId35" w:history="1">
           <w:r>
             <w:rPr>
               <w:rStyle w:val="Hyperlink"/>
@@ -6132,7 +6184,7 @@
           <w:sz w:val="24"/>
           <w:u w:val="single"/>
         </w:rPr>
-        <w:hyperlink r:id="rId36" w:history="1">
+        <w:hyperlink r:id="rId35" w:history="1">
           <w:r>
             <w:rPr>
               <w:rStyle w:val="Hyperlink"/>
@@ -6150,7 +6202,7 @@
           <w:sz w:val="24"/>
           <w:u w:val="single"/>
         </w:rPr>
-        <w:hyperlink r:id="rId36" w:history="1">
+        <w:hyperlink r:id="rId35" w:history="1">
           <w:r>
             <w:rPr>
               <w:rStyle w:val="Hyperlink"/>
@@ -6168,7 +6220,7 @@
           <w:sz w:val="24"/>
           <w:u w:val="single"/>
         </w:rPr>
-        <w:hyperlink r:id="rId36" w:history="1">
+        <w:hyperlink r:id="rId35" w:history="1">
           <w:r>
             <w:rPr>
               <w:rStyle w:val="Hyperlink"/>
@@ -6186,7 +6238,7 @@
           <w:sz w:val="24"/>
           <w:u w:val="single"/>
         </w:rPr>
-        <w:hyperlink r:id="rId36" w:history="1">
+        <w:hyperlink r:id="rId35" w:history="1">
           <w:r>
             <w:rPr>
               <w:rStyle w:val="Hyperlink"/>
@@ -6214,7 +6266,7 @@
           <w:sz w:val="24"/>
           <w:u w:val="single"/>
         </w:rPr>
-        <w:hyperlink r:id="rId37" w:history="1">
+        <w:hyperlink r:id="rId36" w:history="1">
           <w:r>
             <w:rPr>
               <w:rStyle w:val="Hyperlink"/>
@@ -6232,7 +6284,7 @@
           <w:sz w:val="24"/>
           <w:u w:val="single"/>
         </w:rPr>
-        <w:hyperlink r:id="rId37" w:history="1">
+        <w:hyperlink r:id="rId36" w:history="1">
           <w:r>
             <w:rPr>
               <w:rStyle w:val="Hyperlink"/>
@@ -6250,7 +6302,7 @@
           <w:sz w:val="24"/>
           <w:u w:val="single"/>
         </w:rPr>
-        <w:hyperlink r:id="rId37" w:history="1">
+        <w:hyperlink r:id="rId36" w:history="1">
           <w:r>
             <w:rPr>
               <w:rStyle w:val="Hyperlink"/>
@@ -6378,7 +6430,7 @@
           <w:sz w:val="24"/>
           <w:u w:val="single"/>
         </w:rPr>
-        <w:hyperlink r:id="rId38" w:history="1">
+        <w:hyperlink r:id="rId37" w:history="1">
           <w:r>
             <w:rPr>
               <w:rStyle w:val="Hyperlink"/>
@@ -6396,7 +6448,7 @@
           <w:sz w:val="24"/>
           <w:u w:val="single"/>
         </w:rPr>
-        <w:hyperlink r:id="rId38" w:history="1">
+        <w:hyperlink r:id="rId37" w:history="1">
           <w:r>
             <w:rPr>
               <w:rStyle w:val="Hyperlink"/>
@@ -6414,7 +6466,7 @@
           <w:sz w:val="24"/>
           <w:u w:val="single"/>
         </w:rPr>
-        <w:hyperlink r:id="rId38" w:history="1">
+        <w:hyperlink r:id="rId37" w:history="1">
           <w:r>
             <w:rPr>
               <w:rStyle w:val="Hyperlink"/>
@@ -6432,7 +6484,7 @@
           <w:sz w:val="24"/>
           <w:u w:val="single"/>
         </w:rPr>
-        <w:hyperlink r:id="rId38" w:history="1">
+        <w:hyperlink r:id="rId37" w:history="1">
           <w:r>
             <w:rPr>
               <w:rStyle w:val="Hyperlink"/>
@@ -6460,7 +6512,7 @@
           <w:sz w:val="24"/>
           <w:u w:val="single"/>
         </w:rPr>
-        <w:hyperlink r:id="rId39" w:history="1">
+        <w:hyperlink r:id="rId38" w:history="1">
           <w:r>
             <w:rPr>
               <w:rStyle w:val="Hyperlink"/>
@@ -6489,7 +6541,7 @@
           <w:sz w:val="24"/>
           <w:u w:val="single"/>
         </w:rPr>
-        <w:hyperlink r:id="rId39" w:history="1">
+        <w:hyperlink r:id="rId38" w:history="1">
           <w:r>
             <w:rPr>
               <w:rStyle w:val="Hyperlink"/>
@@ -6617,7 +6669,7 @@
           <w:sz w:val="24"/>
           <w:u w:val="single"/>
         </w:rPr>
-        <w:hyperlink r:id="rId40" w:history="1">
+        <w:hyperlink r:id="rId39" w:history="1">
           <w:r>
             <w:rPr>
               <w:rStyle w:val="Hyperlink"/>
@@ -6635,7 +6687,7 @@
           <w:sz w:val="24"/>
           <w:u w:val="single"/>
         </w:rPr>
-        <w:hyperlink r:id="rId40" w:history="1">
+        <w:hyperlink r:id="rId39" w:history="1">
           <w:r>
             <w:rPr>
               <w:rStyle w:val="Hyperlink"/>
@@ -6663,7 +6715,7 @@
           <w:sz w:val="24"/>
           <w:u w:val="single"/>
         </w:rPr>
-        <w:hyperlink r:id="rId41" w:history="1">
+        <w:hyperlink r:id="rId40" w:history="1">
           <w:r>
             <w:rPr>
               <w:rStyle w:val="Hyperlink"/>
@@ -6692,7 +6744,7 @@
           <w:sz w:val="24"/>
           <w:u w:val="single"/>
         </w:rPr>
-        <w:hyperlink r:id="rId41" w:history="1">
+        <w:hyperlink r:id="rId40" w:history="1">
           <w:r>
             <w:rPr>
               <w:rStyle w:val="Hyperlink"/>
@@ -6720,7 +6772,7 @@
           <w:sz w:val="24"/>
           <w:u w:val="single"/>
         </w:rPr>
-        <w:hyperlink r:id="rId42" w:history="1">
+        <w:hyperlink r:id="rId41" w:history="1">
           <w:r>
             <w:rPr>
               <w:rStyle w:val="Hyperlink"/>
@@ -6738,7 +6790,7 @@
           <w:sz w:val="24"/>
           <w:u w:val="single"/>
         </w:rPr>
-        <w:hyperlink r:id="rId42" w:history="1">
+        <w:hyperlink r:id="rId41" w:history="1">
           <w:r>
             <w:rPr>
               <w:rStyle w:val="Hyperlink"/>
@@ -6756,7 +6808,7 @@
           <w:sz w:val="24"/>
           <w:u w:val="single"/>
         </w:rPr>
-        <w:hyperlink r:id="rId42" w:history="1">
+        <w:hyperlink r:id="rId41" w:history="1">
           <w:r>
             <w:rPr>
               <w:rStyle w:val="Hyperlink"/>
@@ -6887,7 +6939,7 @@
           <w:sz w:val="24"/>
           <w:u w:val="single"/>
         </w:rPr>
-        <w:hyperlink r:id="rId43" w:history="1">
+        <w:hyperlink r:id="rId42" w:history="1">
           <w:r>
             <w:rPr>
               <w:rStyle w:val="Hyperlink"/>
@@ -6905,7 +6957,7 @@
           <w:sz w:val="24"/>
           <w:u w:val="single"/>
         </w:rPr>
-        <w:hyperlink r:id="rId43" w:history="1">
+        <w:hyperlink r:id="rId42" w:history="1">
           <w:r>
             <w:rPr>
               <w:rStyle w:val="Hyperlink"/>
@@ -6923,7 +6975,7 @@
           <w:sz w:val="24"/>
           <w:u w:val="single"/>
         </w:rPr>
-        <w:hyperlink r:id="rId43" w:history="1">
+        <w:hyperlink r:id="rId42" w:history="1">
           <w:r>
             <w:rPr>
               <w:rStyle w:val="Hyperlink"/>
@@ -6941,7 +6993,7 @@
           <w:sz w:val="24"/>
           <w:u w:val="single"/>
         </w:rPr>
-        <w:hyperlink r:id="rId43" w:history="1">
+        <w:hyperlink r:id="rId42" w:history="1">
           <w:r>
             <w:rPr>
               <w:rStyle w:val="Hyperlink"/>
@@ -7059,7 +7111,7 @@
           <w:sz w:val="24"/>
           <w:u w:val="single"/>
         </w:rPr>
-        <w:hyperlink r:id="rId44" w:history="1">
+        <w:hyperlink r:id="rId43" w:history="1">
           <w:r>
             <w:rPr>
               <w:rStyle w:val="Hyperlink"/>
@@ -7077,7 +7129,7 @@
           <w:sz w:val="24"/>
           <w:u w:val="single"/>
         </w:rPr>
-        <w:hyperlink r:id="rId44" w:history="1">
+        <w:hyperlink r:id="rId43" w:history="1">
           <w:r>
             <w:rPr>
               <w:rStyle w:val="Hyperlink"/>
@@ -7095,7 +7147,7 @@
           <w:sz w:val="24"/>
           <w:u w:val="single"/>
         </w:rPr>
-        <w:hyperlink r:id="rId44" w:history="1">
+        <w:hyperlink r:id="rId43" w:history="1">
           <w:r>
             <w:rPr>
               <w:rStyle w:val="Hyperlink"/>
@@ -7113,7 +7165,7 @@
           <w:sz w:val="24"/>
           <w:u w:val="single"/>
         </w:rPr>
-        <w:hyperlink r:id="rId44" w:history="1">
+        <w:hyperlink r:id="rId43" w:history="1">
           <w:r>
             <w:rPr>
               <w:rStyle w:val="Hyperlink"/>
@@ -7170,7 +7222,7 @@
           <w:sz w:val="24"/>
           <w:u w:val="single"/>
         </w:rPr>
-        <w:hyperlink r:id="rId45" w:history="1">
+        <w:hyperlink r:id="rId44" w:history="1">
           <w:r>
             <w:rPr>
               <w:rStyle w:val="Hyperlink"/>
@@ -7199,7 +7251,7 @@
           <w:sz w:val="24"/>
           <w:u w:val="single"/>
         </w:rPr>
-        <w:hyperlink r:id="rId45" w:history="1">
+        <w:hyperlink r:id="rId44" w:history="1">
           <w:r>
             <w:rPr>
               <w:rStyle w:val="Hyperlink"/>
@@ -7227,7 +7279,7 @@
           <w:sz w:val="24"/>
           <w:u w:val="single"/>
         </w:rPr>
-        <w:hyperlink r:id="rId46" w:history="1">
+        <w:hyperlink r:id="rId45" w:history="1">
           <w:r>
             <w:rPr>
               <w:rStyle w:val="Hyperlink"/>
@@ -7256,7 +7308,7 @@
           <w:sz w:val="24"/>
           <w:u w:val="single"/>
         </w:rPr>
-        <w:hyperlink r:id="rId46" w:history="1">
+        <w:hyperlink r:id="rId45" w:history="1">
           <w:r>
             <w:rPr>
               <w:rStyle w:val="Hyperlink"/>

--- a/EXPORTS/DOCX/published/niveau3/Dutch/KKZ.docx
+++ b/EXPORTS/DOCX/published/niveau3/Dutch/KKZ.docx
@@ -512,7 +512,6 @@
       </w:r>
       <w:r>
         <w:rPr>
-          <w:u w:val="single" w:color="0000ff"/>
           <w:rFonts w:ascii="Charis SIL Regular" w:hAnsi="Charis SIL Regular" w:eastAsia="Charis SIL Regular"/>
           <w:b w:val="0"/>
           <w:i w:val="0"/>
@@ -1656,14 +1655,7 @@
           <w:sz w:val="24"/>
           <w:u w:val="single"/>
         </w:rPr>
-        <w:hyperlink r:id="rId16" w:history="1">
-          <w:r>
-            <w:rPr>
-              <w:rStyle w:val="Hyperlink"/>
-            </w:rPr>
-            <w:t>Rijksmu</w:t>
-          </w:r>
-        </w:hyperlink>
+        <w:t>Rijksmu</w:t>
       </w:r>
       <w:r>
         <w:rPr>
@@ -1674,7 +1666,7 @@
           <w:sz w:val="24"/>
           <w:u w:val="single"/>
         </w:rPr>
-        <w:hyperlink r:id="rId16" w:history="1">
+        <w:hyperlink r:id="rId15" w:history="1">
           <w:r>
             <w:rPr>
               <w:rStyle w:val="Hyperlink"/>
@@ -1703,7 +1695,7 @@
           <w:sz w:val="24"/>
           <w:u w:val="single"/>
         </w:rPr>
-        <w:hyperlink r:id="rId16" w:history="1">
+        <w:hyperlink r:id="rId15" w:history="1">
           <w:r>
             <w:rPr>
               <w:rStyle w:val="Hyperlink"/>
@@ -1721,7 +1713,7 @@
           <w:sz w:val="24"/>
           <w:u w:val="single"/>
         </w:rPr>
-        <w:hyperlink r:id="rId16" w:history="1">
+        <w:hyperlink r:id="rId15" w:history="1">
           <w:r>
             <w:rPr>
               <w:rStyle w:val="Hyperlink"/>
@@ -1883,8 +1875,9 @@
           <w:i w:val="0"/>
           <w:color w:val="0000FF"/>
           <w:sz w:val="24"/>
-        </w:rPr>
-        <w:hyperlink r:id="rId17" w:history="1">
+          <w:u w:val="single"/>
+        </w:rPr>
+        <w:hyperlink r:id="rId16" w:history="1">
           <w:r>
             <w:rPr>
               <w:rStyle w:val="Hyperlink"/>
@@ -1902,7 +1895,7 @@
           <w:sz w:val="24"/>
           <w:u w:val="single"/>
         </w:rPr>
-        <w:hyperlink r:id="rId16" w:history="1">
+        <w:hyperlink r:id="rId17" w:history="1">
           <w:r>
             <w:rPr>
               <w:rStyle w:val="Hyperlink"/>
@@ -1931,7 +1924,7 @@
           <w:sz w:val="24"/>
           <w:u w:val="single"/>
         </w:rPr>
-        <w:hyperlink r:id="rId16" w:history="1">
+        <w:hyperlink r:id="rId17" w:history="1">
           <w:r>
             <w:rPr>
               <w:rStyle w:val="Hyperlink"/>
@@ -1960,7 +1953,7 @@
           <w:sz w:val="24"/>
           <w:u w:val="single"/>
         </w:rPr>
-        <w:hyperlink r:id="rId16" w:history="1">
+        <w:hyperlink r:id="rId17" w:history="1">
           <w:r>
             <w:rPr>
               <w:rStyle w:val="Hyperlink"/>
@@ -1978,7 +1971,7 @@
           <w:color w:val="000000"/>
           <w:sz w:val="24"/>
         </w:rPr>
-        <w:hyperlink r:id="rId16" w:history="1">
+        <w:hyperlink r:id="rId17" w:history="1">
           <w:r>
             <w:rPr>
               <w:rStyle w:val="Hyperlink"/>
@@ -2167,6 +2160,7 @@
           <w:i w:val="0"/>
           <w:color w:val="0000FF"/>
           <w:sz w:val="24"/>
+          <w:u w:val="single"/>
         </w:rPr>
         <w:hyperlink r:id="rId18" w:history="1">
           <w:r>
@@ -2186,7 +2180,7 @@
           <w:sz w:val="24"/>
           <w:u w:val="single"/>
         </w:rPr>
-        <w:hyperlink r:id="rId17" w:history="1">
+        <w:hyperlink r:id="rId18" w:history="1">
           <w:r>
             <w:rPr>
               <w:rStyle w:val="Hyperlink"/>
@@ -2215,7 +2209,7 @@
           <w:sz w:val="24"/>
           <w:u w:val="single"/>
         </w:rPr>
-        <w:hyperlink r:id="rId17" w:history="1">
+        <w:hyperlink r:id="rId18" w:history="1">
           <w:r>
             <w:rPr>
               <w:rStyle w:val="Hyperlink"/>
@@ -2233,43 +2227,7 @@
           <w:color w:val="000000"/>
           <w:sz w:val="24"/>
         </w:rPr>
-        <w:hyperlink r:id="rId17" w:history="1">
-          <w:r>
-            <w:rPr>
-              <w:rStyle w:val="Hyperlink"/>
-            </w:rPr>
-            <w:t>, he</w:t>
-          </w:r>
-        </w:hyperlink>
-      </w:r>
-      <w:r>
-        <w:rPr>
-          <w:u w:val="single" w:color="0000ff"/>
-          <w:rFonts w:ascii="Charis SIL Regular" w:hAnsi="Charis SIL Regular" w:eastAsia="Charis SIL Regular"/>
-          <w:b w:val="0"/>
-          <w:i w:val="0"/>
-          <w:color w:val="000000"/>
-          <w:sz w:val="24"/>
-        </w:rPr>
-        <w:hyperlink r:id="rId17" w:history="1">
-          <w:r>
-            <w:rPr>
-              <w:rStyle w:val="Hyperlink"/>
-            </w:rPr>
-            <w:t>t</w:t>
-          </w:r>
-        </w:hyperlink>
-      </w:r>
-      <w:r>
-        <w:rPr>
-          <w:u w:val="single" w:color="0000ff"/>
-          <w:rFonts w:ascii="Charis SIL Regular" w:hAnsi="Charis SIL Regular" w:eastAsia="Charis SIL Regular"/>
-          <w:b w:val="0"/>
-          <w:i w:val="0"/>
-          <w:color w:val="000000"/>
-          <w:sz w:val="24"/>
-        </w:rPr>
-        <w:t xml:space="preserve"> </w:t>
+        <w:t xml:space="preserve">, het </w:t>
       </w:r>
       <w:r>
         <w:rPr>
@@ -2280,7 +2238,7 @@
           <w:sz w:val="24"/>
           <w:u w:val="single"/>
         </w:rPr>
-        <w:hyperlink r:id="rId17" w:history="1">
+        <w:hyperlink r:id="rId19" w:history="1">
           <w:r>
             <w:rPr>
               <w:rStyle w:val="Hyperlink"/>
@@ -2298,7 +2256,7 @@
           <w:sz w:val="24"/>
           <w:u w:val="single"/>
         </w:rPr>
-        <w:hyperlink r:id="rId17" w:history="1">
+        <w:hyperlink r:id="rId19" w:history="1">
           <w:r>
             <w:rPr>
               <w:rStyle w:val="Hyperlink"/>
@@ -2372,6 +2330,7 @@
           <w:i w:val="0"/>
           <w:color w:val="0000FF"/>
           <w:sz w:val="24"/>
+          <w:u w:val="single"/>
         </w:rPr>
         <w:hyperlink r:id="rId19" w:history="1">
           <w:r>
@@ -2391,7 +2350,7 @@
           <w:sz w:val="24"/>
           <w:u w:val="single"/>
         </w:rPr>
-        <w:hyperlink r:id="rId18" w:history="1">
+        <w:hyperlink r:id="rId19" w:history="1">
           <w:r>
             <w:rPr>
               <w:rStyle w:val="Hyperlink"/>
@@ -2420,7 +2379,7 @@
           <w:sz w:val="24"/>
           <w:u w:val="single"/>
         </w:rPr>
-        <w:hyperlink r:id="rId18" w:history="1">
+        <w:hyperlink r:id="rId19" w:history="1">
           <w:r>
             <w:rPr>
               <w:rStyle w:val="Hyperlink"/>
@@ -2566,7 +2525,6 @@
           <w:i w:val="0"/>
           <w:color w:val="0000FF"/>
           <w:sz w:val="24"/>
-          <w:u w:val="single"/>
         </w:rPr>
         <w:t>G</w:t>
       </w:r>
@@ -3433,13 +3391,21 @@
       </w:r>
       <w:r>
         <w:rPr>
+          <w:u w:val="single" w:color="0000ff"/>
           <w:rFonts w:ascii="Charis SIL Regular" w:hAnsi="Charis SIL Regular" w:eastAsia="Charis SIL Regular"/>
           <w:b w:val="0"/>
           <w:i w:val="0"/>
           <w:color w:val="000000"/>
           <w:sz w:val="24"/>
         </w:rPr>
-        <w:t>het bo</w:t>
+        <w:hyperlink r:id="rId23" w:history="1">
+          <w:r>
+            <w:rPr>
+              <w:rStyle w:val="Hyperlink"/>
+            </w:rPr>
+            <w:t>het bo</w:t>
+          </w:r>
+        </w:hyperlink>
       </w:r>
       <w:r>
         <w:rPr>
@@ -3479,13 +3445,42 @@
       </w:r>
       <w:r>
         <w:rPr>
+          <w:u w:val="single" w:color="0000ff"/>
           <w:rFonts w:ascii="Charis SIL Regular" w:hAnsi="Charis SIL Regular" w:eastAsia="Charis SIL Regular"/>
           <w:b w:val="0"/>
           <w:i w:val="0"/>
           <w:color w:val="000000"/>
           <w:sz w:val="24"/>
         </w:rPr>
-        <w:t xml:space="preserve">Rudolf Effert (zie: </w:t>
+        <w:t>R</w:t>
+      </w:r>
+      <w:r>
+        <w:rPr>
+          <w:u w:val="single" w:color="0000ff"/>
+          <w:rFonts w:ascii="Charis SIL Regular" w:hAnsi="Charis SIL Regular" w:eastAsia="Charis SIL Regular"/>
+          <w:b w:val="0"/>
+          <w:i w:val="0"/>
+          <w:color w:val="000000"/>
+          <w:sz w:val="24"/>
+        </w:rPr>
+        <w:hyperlink r:id="rId23" w:history="1">
+          <w:r>
+            <w:rPr>
+              <w:rStyle w:val="Hyperlink"/>
+            </w:rPr>
+            <w:t xml:space="preserve">udolf </w:t>
+          </w:r>
+        </w:hyperlink>
+      </w:r>
+      <w:r>
+        <w:rPr>
+          <w:rFonts w:ascii="Charis SIL Regular" w:hAnsi="Charis SIL Regular" w:eastAsia="Charis SIL Regular"/>
+          <w:b w:val="0"/>
+          <w:i w:val="0"/>
+          <w:color w:val="000000"/>
+          <w:sz w:val="24"/>
+        </w:rPr>
+        <w:t xml:space="preserve">Effert (zie: </w:t>
       </w:r>
       <w:r>
         <w:rPr>
@@ -3948,14 +3943,7 @@
           <w:color w:val="000000"/>
           <w:sz w:val="24"/>
         </w:rPr>
-        <w:hyperlink r:id="rId26" w:history="1">
-          <w:r>
-            <w:rPr>
-              <w:rStyle w:val="Hyperlink"/>
-            </w:rPr>
-            <w:t>n die relev</w:t>
-          </w:r>
-        </w:hyperlink>
+        <w:t>n die relev</w:t>
       </w:r>
       <w:r>
         <w:rPr>
@@ -5278,7 +5266,7 @@
             <w:rPr>
               <w:rStyle w:val="Hyperlink"/>
             </w:rPr>
-            <w:t>fil</w:t>
+            <w:t>f</w:t>
           </w:r>
         </w:hyperlink>
       </w:r>
@@ -5290,6 +5278,40 @@
           <w:color w:val="0000FF"/>
           <w:sz w:val="24"/>
           <w:u w:val="single"/>
+        </w:rPr>
+        <w:hyperlink r:id="rId31" w:history="1">
+          <w:r>
+            <w:rPr>
+              <w:rStyle w:val="Hyperlink"/>
+            </w:rPr>
+            <w:t>i</w:t>
+          </w:r>
+        </w:hyperlink>
+      </w:r>
+      <w:r>
+        <w:rPr>
+          <w:rFonts w:ascii="Charis SIL Regular" w:hAnsi="Charis SIL Regular" w:eastAsia="Charis SIL Regular"/>
+          <w:b w:val="0"/>
+          <w:i w:val="0"/>
+          <w:color w:val="0000FF"/>
+          <w:sz w:val="24"/>
+        </w:rPr>
+        <w:hyperlink r:id="rId31" w:history="1">
+          <w:r>
+            <w:rPr>
+              <w:rStyle w:val="Hyperlink"/>
+            </w:rPr>
+            <w:t>l</w:t>
+          </w:r>
+        </w:hyperlink>
+      </w:r>
+      <w:r>
+        <w:rPr>
+          <w:rFonts w:ascii="Charis SIL Regular" w:hAnsi="Charis SIL Regular" w:eastAsia="Charis SIL Regular"/>
+          <w:b w:val="0"/>
+          <w:i w:val="0"/>
+          <w:color w:val="0000FF"/>
+          <w:sz w:val="24"/>
         </w:rPr>
         <w:hyperlink r:id="rId31" w:history="1">
           <w:r>
@@ -5307,6 +5329,16 @@
           <w:i w:val="0"/>
           <w:color w:val="0000FF"/>
           <w:sz w:val="24"/>
+        </w:rPr>
+        <w:t>/</w:t>
+      </w:r>
+      <w:r>
+        <w:rPr>
+          <w:rFonts w:ascii="Charis SIL Regular" w:hAnsi="Charis SIL Regular" w:eastAsia="Charis SIL Regular"/>
+          <w:b w:val="0"/>
+          <w:i w:val="0"/>
+          <w:color w:val="0000FF"/>
+          <w:sz w:val="24"/>
           <w:u w:val="single"/>
         </w:rPr>
         <w:hyperlink r:id="rId31" w:history="1">
@@ -5314,7 +5346,7 @@
             <w:rPr>
               <w:rStyle w:val="Hyperlink"/>
             </w:rPr>
-            <w:t>/</w:t>
+            <w:t>NL-</w:t>
           </w:r>
         </w:hyperlink>
       </w:r>
@@ -5332,48 +5364,9 @@
             <w:rPr>
               <w:rStyle w:val="Hyperlink"/>
             </w:rPr>
-            <w:t>NL</w:t>
+            <w:t>HaNA_2.04.01_4030_0001</w:t>
           </w:r>
         </w:hyperlink>
-      </w:r>
-      <w:r>
-        <w:rPr>
-          <w:rFonts w:ascii="Charis SIL Regular" w:hAnsi="Charis SIL Regular" w:eastAsia="Charis SIL Regular"/>
-          <w:b w:val="0"/>
-          <w:i w:val="0"/>
-          <w:color w:val="0000FF"/>
-          <w:sz w:val="24"/>
-          <w:u w:val="single"/>
-        </w:rPr>
-        <w:t>-</w:t>
-      </w:r>
-      <w:r>
-        <w:rPr>
-          <w:rFonts w:ascii="Charis SIL Regular" w:hAnsi="Charis SIL Regular" w:eastAsia="Charis SIL Regular"/>
-          <w:b w:val="0"/>
-          <w:i w:val="0"/>
-          <w:color w:val="0000FF"/>
-          <w:sz w:val="24"/>
-          <w:u w:val="single"/>
-        </w:rPr>
-        <w:hyperlink r:id="rId31" w:history="1">
-          <w:r>
-            <w:rPr>
-              <w:rStyle w:val="Hyperlink"/>
-            </w:rPr>
-            <w:t>HaNA_2.04.01_4030_000</w:t>
-          </w:r>
-        </w:hyperlink>
-      </w:r>
-      <w:r>
-        <w:rPr>
-          <w:rFonts w:ascii="Charis SIL Regular" w:hAnsi="Charis SIL Regular" w:eastAsia="Charis SIL Regular"/>
-          <w:b w:val="0"/>
-          <w:i w:val="0"/>
-          <w:color w:val="0000FF"/>
-          <w:sz w:val="24"/>
-        </w:rPr>
-        <w:t>1</w:t>
       </w:r>
     </w:p>
     <w:p>
@@ -5993,7 +5986,7 @@
           <w:sz w:val="24"/>
           <w:u w:val="single"/>
         </w:rPr>
-        <w:hyperlink r:id="rId24" w:history="1">
+        <w:hyperlink r:id="rId35" w:history="1">
           <w:r>
             <w:rPr>
               <w:rStyle w:val="Hyperlink"/>
@@ -6011,7 +6004,7 @@
           <w:sz w:val="24"/>
           <w:u w:val="single"/>
         </w:rPr>
-        <w:hyperlink r:id="rId24" w:history="1">
+        <w:hyperlink r:id="rId35" w:history="1">
           <w:r>
             <w:rPr>
               <w:rStyle w:val="Hyperlink"/>
@@ -6040,7 +6033,7 @@
           <w:sz w:val="24"/>
           <w:u w:val="single"/>
         </w:rPr>
-        <w:hyperlink r:id="rId24" w:history="1">
+        <w:hyperlink r:id="rId35" w:history="1">
           <w:r>
             <w:rPr>
               <w:rStyle w:val="Hyperlink"/>
@@ -6148,7 +6141,7 @@
           <w:sz w:val="24"/>
           <w:u w:val="single"/>
         </w:rPr>
-        <w:hyperlink r:id="rId35" w:history="1">
+        <w:hyperlink r:id="rId36" w:history="1">
           <w:r>
             <w:rPr>
               <w:rStyle w:val="Hyperlink"/>
@@ -6166,7 +6159,7 @@
           <w:sz w:val="24"/>
           <w:u w:val="single"/>
         </w:rPr>
-        <w:hyperlink r:id="rId35" w:history="1">
+        <w:hyperlink r:id="rId36" w:history="1">
           <w:r>
             <w:rPr>
               <w:rStyle w:val="Hyperlink"/>
@@ -6184,7 +6177,7 @@
           <w:sz w:val="24"/>
           <w:u w:val="single"/>
         </w:rPr>
-        <w:hyperlink r:id="rId35" w:history="1">
+        <w:hyperlink r:id="rId36" w:history="1">
           <w:r>
             <w:rPr>
               <w:rStyle w:val="Hyperlink"/>
@@ -6202,7 +6195,7 @@
           <w:sz w:val="24"/>
           <w:u w:val="single"/>
         </w:rPr>
-        <w:hyperlink r:id="rId35" w:history="1">
+        <w:hyperlink r:id="rId36" w:history="1">
           <w:r>
             <w:rPr>
               <w:rStyle w:val="Hyperlink"/>
@@ -6220,7 +6213,7 @@
           <w:sz w:val="24"/>
           <w:u w:val="single"/>
         </w:rPr>
-        <w:hyperlink r:id="rId35" w:history="1">
+        <w:hyperlink r:id="rId36" w:history="1">
           <w:r>
             <w:rPr>
               <w:rStyle w:val="Hyperlink"/>
@@ -6238,7 +6231,7 @@
           <w:sz w:val="24"/>
           <w:u w:val="single"/>
         </w:rPr>
-        <w:hyperlink r:id="rId35" w:history="1">
+        <w:hyperlink r:id="rId36" w:history="1">
           <w:r>
             <w:rPr>
               <w:rStyle w:val="Hyperlink"/>
@@ -6266,7 +6259,7 @@
           <w:sz w:val="24"/>
           <w:u w:val="single"/>
         </w:rPr>
-        <w:hyperlink r:id="rId36" w:history="1">
+        <w:hyperlink r:id="rId37" w:history="1">
           <w:r>
             <w:rPr>
               <w:rStyle w:val="Hyperlink"/>
@@ -6284,7 +6277,7 @@
           <w:sz w:val="24"/>
           <w:u w:val="single"/>
         </w:rPr>
-        <w:hyperlink r:id="rId36" w:history="1">
+        <w:hyperlink r:id="rId37" w:history="1">
           <w:r>
             <w:rPr>
               <w:rStyle w:val="Hyperlink"/>
@@ -6302,7 +6295,7 @@
           <w:sz w:val="24"/>
           <w:u w:val="single"/>
         </w:rPr>
-        <w:hyperlink r:id="rId36" w:history="1">
+        <w:hyperlink r:id="rId37" w:history="1">
           <w:r>
             <w:rPr>
               <w:rStyle w:val="Hyperlink"/>
@@ -6430,7 +6423,7 @@
           <w:sz w:val="24"/>
           <w:u w:val="single"/>
         </w:rPr>
-        <w:hyperlink r:id="rId37" w:history="1">
+        <w:hyperlink r:id="rId38" w:history="1">
           <w:r>
             <w:rPr>
               <w:rStyle w:val="Hyperlink"/>
@@ -6448,7 +6441,7 @@
           <w:sz w:val="24"/>
           <w:u w:val="single"/>
         </w:rPr>
-        <w:hyperlink r:id="rId37" w:history="1">
+        <w:hyperlink r:id="rId38" w:history="1">
           <w:r>
             <w:rPr>
               <w:rStyle w:val="Hyperlink"/>
@@ -6466,7 +6459,7 @@
           <w:sz w:val="24"/>
           <w:u w:val="single"/>
         </w:rPr>
-        <w:hyperlink r:id="rId37" w:history="1">
+        <w:hyperlink r:id="rId38" w:history="1">
           <w:r>
             <w:rPr>
               <w:rStyle w:val="Hyperlink"/>
@@ -6484,7 +6477,7 @@
           <w:sz w:val="24"/>
           <w:u w:val="single"/>
         </w:rPr>
-        <w:hyperlink r:id="rId37" w:history="1">
+        <w:hyperlink r:id="rId38" w:history="1">
           <w:r>
             <w:rPr>
               <w:rStyle w:val="Hyperlink"/>
@@ -6512,7 +6505,7 @@
           <w:sz w:val="24"/>
           <w:u w:val="single"/>
         </w:rPr>
-        <w:hyperlink r:id="rId38" w:history="1">
+        <w:hyperlink r:id="rId39" w:history="1">
           <w:r>
             <w:rPr>
               <w:rStyle w:val="Hyperlink"/>
@@ -6541,7 +6534,7 @@
           <w:sz w:val="24"/>
           <w:u w:val="single"/>
         </w:rPr>
-        <w:hyperlink r:id="rId38" w:history="1">
+        <w:hyperlink r:id="rId39" w:history="1">
           <w:r>
             <w:rPr>
               <w:rStyle w:val="Hyperlink"/>
@@ -6669,7 +6662,7 @@
           <w:sz w:val="24"/>
           <w:u w:val="single"/>
         </w:rPr>
-        <w:hyperlink r:id="rId39" w:history="1">
+        <w:hyperlink r:id="rId40" w:history="1">
           <w:r>
             <w:rPr>
               <w:rStyle w:val="Hyperlink"/>
@@ -6687,7 +6680,7 @@
           <w:sz w:val="24"/>
           <w:u w:val="single"/>
         </w:rPr>
-        <w:hyperlink r:id="rId39" w:history="1">
+        <w:hyperlink r:id="rId40" w:history="1">
           <w:r>
             <w:rPr>
               <w:rStyle w:val="Hyperlink"/>
@@ -6715,7 +6708,7 @@
           <w:sz w:val="24"/>
           <w:u w:val="single"/>
         </w:rPr>
-        <w:hyperlink r:id="rId40" w:history="1">
+        <w:hyperlink r:id="rId41" w:history="1">
           <w:r>
             <w:rPr>
               <w:rStyle w:val="Hyperlink"/>
@@ -6744,7 +6737,7 @@
           <w:sz w:val="24"/>
           <w:u w:val="single"/>
         </w:rPr>
-        <w:hyperlink r:id="rId40" w:history="1">
+        <w:hyperlink r:id="rId41" w:history="1">
           <w:r>
             <w:rPr>
               <w:rStyle w:val="Hyperlink"/>
@@ -6772,7 +6765,7 @@
           <w:sz w:val="24"/>
           <w:u w:val="single"/>
         </w:rPr>
-        <w:hyperlink r:id="rId41" w:history="1">
+        <w:hyperlink r:id="rId42" w:history="1">
           <w:r>
             <w:rPr>
               <w:rStyle w:val="Hyperlink"/>
@@ -6790,7 +6783,7 @@
           <w:sz w:val="24"/>
           <w:u w:val="single"/>
         </w:rPr>
-        <w:hyperlink r:id="rId41" w:history="1">
+        <w:hyperlink r:id="rId42" w:history="1">
           <w:r>
             <w:rPr>
               <w:rStyle w:val="Hyperlink"/>
@@ -6808,7 +6801,7 @@
           <w:sz w:val="24"/>
           <w:u w:val="single"/>
         </w:rPr>
-        <w:hyperlink r:id="rId41" w:history="1">
+        <w:hyperlink r:id="rId40" w:history="1">
           <w:r>
             <w:rPr>
               <w:rStyle w:val="Hyperlink"/>
@@ -6939,7 +6932,7 @@
           <w:sz w:val="24"/>
           <w:u w:val="single"/>
         </w:rPr>
-        <w:hyperlink r:id="rId42" w:history="1">
+        <w:hyperlink r:id="rId43" w:history="1">
           <w:r>
             <w:rPr>
               <w:rStyle w:val="Hyperlink"/>
@@ -6957,7 +6950,7 @@
           <w:sz w:val="24"/>
           <w:u w:val="single"/>
         </w:rPr>
-        <w:hyperlink r:id="rId42" w:history="1">
+        <w:hyperlink r:id="rId43" w:history="1">
           <w:r>
             <w:rPr>
               <w:rStyle w:val="Hyperlink"/>
@@ -6975,7 +6968,7 @@
           <w:sz w:val="24"/>
           <w:u w:val="single"/>
         </w:rPr>
-        <w:hyperlink r:id="rId42" w:history="1">
+        <w:hyperlink r:id="rId43" w:history="1">
           <w:r>
             <w:rPr>
               <w:rStyle w:val="Hyperlink"/>
@@ -6993,7 +6986,7 @@
           <w:sz w:val="24"/>
           <w:u w:val="single"/>
         </w:rPr>
-        <w:hyperlink r:id="rId42" w:history="1">
+        <w:hyperlink r:id="rId43" w:history="1">
           <w:r>
             <w:rPr>
               <w:rStyle w:val="Hyperlink"/>
@@ -7111,7 +7104,7 @@
           <w:sz w:val="24"/>
           <w:u w:val="single"/>
         </w:rPr>
-        <w:hyperlink r:id="rId43" w:history="1">
+        <w:hyperlink r:id="rId44" w:history="1">
           <w:r>
             <w:rPr>
               <w:rStyle w:val="Hyperlink"/>
@@ -7129,7 +7122,7 @@
           <w:sz w:val="24"/>
           <w:u w:val="single"/>
         </w:rPr>
-        <w:hyperlink r:id="rId43" w:history="1">
+        <w:hyperlink r:id="rId44" w:history="1">
           <w:r>
             <w:rPr>
               <w:rStyle w:val="Hyperlink"/>
@@ -7147,7 +7140,7 @@
           <w:sz w:val="24"/>
           <w:u w:val="single"/>
         </w:rPr>
-        <w:hyperlink r:id="rId43" w:history="1">
+        <w:hyperlink r:id="rId44" w:history="1">
           <w:r>
             <w:rPr>
               <w:rStyle w:val="Hyperlink"/>
@@ -7165,7 +7158,7 @@
           <w:sz w:val="24"/>
           <w:u w:val="single"/>
         </w:rPr>
-        <w:hyperlink r:id="rId43" w:history="1">
+        <w:hyperlink r:id="rId44" w:history="1">
           <w:r>
             <w:rPr>
               <w:rStyle w:val="Hyperlink"/>
@@ -7222,7 +7215,7 @@
           <w:sz w:val="24"/>
           <w:u w:val="single"/>
         </w:rPr>
-        <w:hyperlink r:id="rId44" w:history="1">
+        <w:hyperlink r:id="rId45" w:history="1">
           <w:r>
             <w:rPr>
               <w:rStyle w:val="Hyperlink"/>
@@ -7251,7 +7244,7 @@
           <w:sz w:val="24"/>
           <w:u w:val="single"/>
         </w:rPr>
-        <w:hyperlink r:id="rId44" w:history="1">
+        <w:hyperlink r:id="rId45" w:history="1">
           <w:r>
             <w:rPr>
               <w:rStyle w:val="Hyperlink"/>
@@ -7279,7 +7272,7 @@
           <w:sz w:val="24"/>
           <w:u w:val="single"/>
         </w:rPr>
-        <w:hyperlink r:id="rId45" w:history="1">
+        <w:hyperlink r:id="rId46" w:history="1">
           <w:r>
             <w:rPr>
               <w:rStyle w:val="Hyperlink"/>
@@ -7308,7 +7301,7 @@
           <w:sz w:val="24"/>
           <w:u w:val="single"/>
         </w:rPr>
-        <w:hyperlink r:id="rId45" w:history="1">
+        <w:hyperlink r:id="rId46" w:history="1">
           <w:r>
             <w:rPr>
               <w:rStyle w:val="Hyperlink"/>

--- a/EXPORTS/DOCX/published/niveau3/Dutch/KKZ.docx
+++ b/EXPORTS/DOCX/published/niveau3/Dutch/KKZ.docx
@@ -472,53 +472,7 @@
           <w:color w:val="000000"/>
           <w:sz w:val="24"/>
         </w:rPr>
-        <w:t>litera</w:t>
-      </w:r>
-      <w:r>
-        <w:rPr>
-          <w:u w:val="single" w:color="0000ff"/>
-          <w:rFonts w:ascii="Charis SIL Regular" w:hAnsi="Charis SIL Regular" w:eastAsia="Charis SIL Regular"/>
-          <w:b w:val="0"/>
-          <w:i w:val="0"/>
-          <w:color w:val="000000"/>
-          <w:sz w:val="24"/>
-        </w:rPr>
-        <w:hyperlink r:id="rId10" w:history="1">
-          <w:r>
-            <w:rPr>
-              <w:rStyle w:val="Hyperlink"/>
-            </w:rPr>
-            <w:t xml:space="preserve">tuur </w:t>
-          </w:r>
-        </w:hyperlink>
-      </w:r>
-      <w:r>
-        <w:rPr>
-          <w:u w:val="single" w:color="0000ff"/>
-          <w:rFonts w:ascii="Charis SIL Regular" w:hAnsi="Charis SIL Regular" w:eastAsia="Charis SIL Regular"/>
-          <w:b w:val="0"/>
-          <w:i w:val="0"/>
-          <w:color w:val="000000"/>
-          <w:sz w:val="24"/>
-        </w:rPr>
-        <w:hyperlink r:id="rId10" w:history="1">
-          <w:r>
-            <w:rPr>
-              <w:rStyle w:val="Hyperlink"/>
-            </w:rPr>
-            <w:t>die een o</w:t>
-          </w:r>
-        </w:hyperlink>
-      </w:r>
-      <w:r>
-        <w:rPr>
-          <w:rFonts w:ascii="Charis SIL Regular" w:hAnsi="Charis SIL Regular" w:eastAsia="Charis SIL Regular"/>
-          <w:b w:val="0"/>
-          <w:i w:val="0"/>
-          <w:color w:val="000000"/>
-          <w:sz w:val="24"/>
-        </w:rPr>
-        <w:t>m</w:t>
+        <w:t>literatuur die een om</w:t>
       </w:r>
       <w:r>
         <w:rPr>
@@ -700,7 +654,6 @@
       </w:r>
       <w:r>
         <w:rPr>
-          <w:u w:val="single" w:color="0000ff"/>
           <w:rFonts w:ascii="Charis SIL Regular" w:hAnsi="Charis SIL Regular" w:eastAsia="Charis SIL Regular"/>
           <w:b w:val="0"/>
           <w:i w:val="0"/>
@@ -1653,7 +1606,6 @@
           <w:i w:val="0"/>
           <w:color w:val="0000FF"/>
           <w:sz w:val="24"/>
-          <w:u w:val="single"/>
         </w:rPr>
         <w:t>Rijksmu</w:t>
       </w:r>
@@ -1842,31 +1794,13 @@
       </w:r>
       <w:r>
         <w:rPr>
-          <w:u w:val="single" w:color="0000ff"/>
           <w:rFonts w:ascii="Charis SIL Regular" w:hAnsi="Charis SIL Regular" w:eastAsia="Charis SIL Regular"/>
           <w:b w:val="0"/>
           <w:i w:val="0"/>
           <w:color w:val="000000"/>
           <w:sz w:val="24"/>
         </w:rPr>
-        <w:hyperlink r:id="rId15" w:history="1">
-          <w:r>
-            <w:rPr>
-              <w:rStyle w:val="Hyperlink"/>
-            </w:rPr>
-            <w:t>werde</w:t>
-          </w:r>
-        </w:hyperlink>
-      </w:r>
-      <w:r>
-        <w:rPr>
-          <w:rFonts w:ascii="Charis SIL Regular" w:hAnsi="Charis SIL Regular" w:eastAsia="Charis SIL Regular"/>
-          <w:b w:val="0"/>
-          <w:i w:val="0"/>
-          <w:color w:val="000000"/>
-          <w:sz w:val="24"/>
-        </w:rPr>
-        <w:t xml:space="preserve">n overgedragen aan het </w:t>
+        <w:t xml:space="preserve">werden overgedragen aan het </w:t>
       </w:r>
       <w:r>
         <w:rPr>
@@ -1964,31 +1898,13 @@
       </w:r>
       <w:r>
         <w:rPr>
-          <w:u w:val="single" w:color="0000ff"/>
           <w:rFonts w:ascii="Charis SIL Regular" w:hAnsi="Charis SIL Regular" w:eastAsia="Charis SIL Regular"/>
           <w:b w:val="0"/>
           <w:i w:val="0"/>
           <w:color w:val="000000"/>
           <w:sz w:val="24"/>
         </w:rPr>
-        <w:hyperlink r:id="rId17" w:history="1">
-          <w:r>
-            <w:rPr>
-              <w:rStyle w:val="Hyperlink"/>
-            </w:rPr>
-            <w:t xml:space="preserve">, </w:t>
-          </w:r>
-        </w:hyperlink>
-      </w:r>
-      <w:r>
-        <w:rPr>
-          <w:rFonts w:ascii="Charis SIL Regular" w:hAnsi="Charis SIL Regular" w:eastAsia="Charis SIL Regular"/>
-          <w:b w:val="0"/>
-          <w:i w:val="0"/>
-          <w:color w:val="000000"/>
-          <w:sz w:val="24"/>
-        </w:rPr>
-        <w:t xml:space="preserve">het </w:t>
+        <w:t xml:space="preserve">, het </w:t>
       </w:r>
       <w:r>
         <w:rPr>
@@ -2431,120 +2347,8 @@
           <w:i w:val="0"/>
           <w:color w:val="0000FF"/>
           <w:sz w:val="24"/>
-          <w:u w:val="single"/>
-        </w:rPr>
-        <w:hyperlink r:id="rId18" w:history="1">
-          <w:r>
-            <w:rPr>
-              <w:rStyle w:val="Hyperlink"/>
-            </w:rPr>
-            <w:t>Rijksmu</w:t>
-          </w:r>
-        </w:hyperlink>
-      </w:r>
-      <w:r>
-        <w:rPr>
-          <w:rFonts w:ascii="Charis SIL Regular" w:hAnsi="Charis SIL Regular" w:eastAsia="Charis SIL Regular"/>
-          <w:b w:val="0"/>
-          <w:i w:val="0"/>
-          <w:color w:val="0000FF"/>
-          <w:sz w:val="24"/>
-          <w:u w:val="single"/>
-        </w:rPr>
-        <w:hyperlink r:id="rId18" w:history="1">
-          <w:r>
-            <w:rPr>
-              <w:rStyle w:val="Hyperlink"/>
-            </w:rPr>
-            <w:t>s</w:t>
-          </w:r>
-        </w:hyperlink>
-      </w:r>
-      <w:r>
-        <w:rPr>
-          <w:rFonts w:ascii="Charis SIL Regular" w:hAnsi="Charis SIL Regular" w:eastAsia="Charis SIL Regular"/>
-          <w:b w:val="0"/>
-          <w:i w:val="0"/>
-          <w:color w:val="0000FF"/>
-          <w:sz w:val="24"/>
-          <w:u w:val="single"/>
-        </w:rPr>
-        <w:hyperlink r:id="rId18" w:history="1">
-          <w:r>
-            <w:rPr>
-              <w:rStyle w:val="Hyperlink"/>
-            </w:rPr>
-            <w:t>eum</w:t>
-          </w:r>
-        </w:hyperlink>
-      </w:r>
-      <w:r>
-        <w:rPr>
-          <w:rFonts w:ascii="Charis SIL Regular" w:hAnsi="Charis SIL Regular" w:eastAsia="Charis SIL Regular"/>
-          <w:b w:val="0"/>
-          <w:i w:val="0"/>
-          <w:color w:val="0000FF"/>
-          <w:sz w:val="24"/>
-          <w:u w:val="single"/>
-        </w:rPr>
-        <w:t xml:space="preserve"> </w:t>
-      </w:r>
-      <w:r>
-        <w:rPr>
-          <w:rFonts w:ascii="Charis SIL Regular" w:hAnsi="Charis SIL Regular" w:eastAsia="Charis SIL Regular"/>
-          <w:b w:val="0"/>
-          <w:i w:val="0"/>
-          <w:color w:val="0000FF"/>
-          <w:sz w:val="24"/>
-          <w:u w:val="single"/>
-        </w:rPr>
-        <w:hyperlink r:id="rId18" w:history="1">
-          <w:r>
-            <w:rPr>
-              <w:rStyle w:val="Hyperlink"/>
-            </w:rPr>
-            <w:t>voor</w:t>
-          </w:r>
-        </w:hyperlink>
-      </w:r>
-      <w:r>
-        <w:rPr>
-          <w:rFonts w:ascii="Charis SIL Regular" w:hAnsi="Charis SIL Regular" w:eastAsia="Charis SIL Regular"/>
-          <w:b w:val="0"/>
-          <w:i w:val="0"/>
-          <w:color w:val="0000FF"/>
-          <w:sz w:val="24"/>
-          <w:u w:val="single"/>
-        </w:rPr>
-        <w:t xml:space="preserve"> </w:t>
-      </w:r>
-      <w:r>
-        <w:rPr>
-          <w:rFonts w:ascii="Charis SIL Regular" w:hAnsi="Charis SIL Regular" w:eastAsia="Charis SIL Regular"/>
-          <w:b w:val="0"/>
-          <w:i w:val="0"/>
-          <w:color w:val="0000FF"/>
-          <w:sz w:val="24"/>
-        </w:rPr>
-        <w:t>G</w:t>
-      </w:r>
-      <w:r>
-        <w:rPr>
-          <w:rFonts w:ascii="Charis SIL Regular" w:hAnsi="Charis SIL Regular" w:eastAsia="Charis SIL Regular"/>
-          <w:b w:val="0"/>
-          <w:i w:val="0"/>
-          <w:color w:val="0000FF"/>
-          <w:sz w:val="24"/>
-          <w:u w:val="single"/>
-        </w:rPr>
-        <w:hyperlink r:id="rId18" w:history="1">
-          <w:r>
-            <w:rPr>
-              <w:rStyle w:val="Hyperlink"/>
-            </w:rPr>
-            <w:t>eo</w:t>
-          </w:r>
-        </w:hyperlink>
+        </w:rPr>
+        <w:t>Rijksmuseum voor Geo</w:t>
       </w:r>
       <w:r>
         <w:rPr>
@@ -2666,24 +2470,7 @@
           <w:color w:val="000000"/>
           <w:sz w:val="24"/>
         </w:rPr>
-        <w:t xml:space="preserve"> e</w:t>
-      </w:r>
-      <w:r>
-        <w:rPr>
-          <w:rFonts w:ascii="Charis SIL Regular" w:hAnsi="Charis SIL Regular" w:eastAsia="Charis SIL Regular"/>
-          <w:b w:val="0"/>
-          <w:i w:val="0"/>
-          <w:color w:val="000000"/>
-          <w:sz w:val="24"/>
-        </w:rPr>
-        <w:hyperlink r:id="rId19" w:history="1">
-          <w:r>
-            <w:rPr>
-              <w:rStyle w:val="Hyperlink"/>
-            </w:rPr>
-            <w:t xml:space="preserve">n het </w:t>
-          </w:r>
-        </w:hyperlink>
+        <w:t xml:space="preserve"> en het </w:t>
       </w:r>
       <w:r>
         <w:rPr>
@@ -3943,7 +3730,14 @@
           <w:color w:val="000000"/>
           <w:sz w:val="24"/>
         </w:rPr>
-        <w:t>n die relev</w:t>
+        <w:hyperlink r:id="rId26" w:history="1">
+          <w:r>
+            <w:rPr>
+              <w:rStyle w:val="Hyperlink"/>
+            </w:rPr>
+            <w:t>n die relev</w:t>
+          </w:r>
+        </w:hyperlink>
       </w:r>
       <w:r>
         <w:rPr>
@@ -4291,7 +4085,7 @@
           <w:sz w:val="24"/>
           <w:u w:val="single"/>
         </w:rPr>
-        <w:t>Ethnografisch Muse</w:t>
+        <w:t>Ethnografisch Museu</w:t>
       </w:r>
       <w:r>
         <w:rPr>
@@ -4302,7 +4096,7 @@
           <w:sz w:val="24"/>
           <w:u w:val="single"/>
         </w:rPr>
-        <w:t>u</w:t>
+        <w:t>m Arti</w:t>
       </w:r>
       <w:r>
         <w:rPr>
@@ -4311,9 +4105,8 @@
           <w:i w:val="0"/>
           <w:color w:val="0000FF"/>
           <w:sz w:val="24"/>
-          <w:u w:val="single"/>
-        </w:rPr>
-        <w:t>m Artis</w:t>
+        </w:rPr>
+        <w:t>s</w:t>
       </w:r>
       <w:r>
         <w:br/>
@@ -5295,6 +5088,7 @@
           <w:i w:val="0"/>
           <w:color w:val="0000FF"/>
           <w:sz w:val="24"/>
+          <w:u w:val="single"/>
         </w:rPr>
         <w:hyperlink r:id="rId31" w:history="1">
           <w:r>
@@ -5329,6 +5123,7 @@
           <w:i w:val="0"/>
           <w:color w:val="0000FF"/>
           <w:sz w:val="24"/>
+          <w:u w:val="single"/>
         </w:rPr>
         <w:t>/</w:t>
       </w:r>
@@ -6004,7 +5799,7 @@
           <w:sz w:val="24"/>
           <w:u w:val="single"/>
         </w:rPr>
-        <w:hyperlink r:id="rId35" w:history="1">
+        <w:hyperlink r:id="rId24" w:history="1">
           <w:r>
             <w:rPr>
               <w:rStyle w:val="Hyperlink"/>
@@ -6033,7 +5828,7 @@
           <w:sz w:val="24"/>
           <w:u w:val="single"/>
         </w:rPr>
-        <w:hyperlink r:id="rId35" w:history="1">
+        <w:hyperlink r:id="rId24" w:history="1">
           <w:r>
             <w:rPr>
               <w:rStyle w:val="Hyperlink"/>
@@ -6801,7 +6596,7 @@
           <w:sz w:val="24"/>
           <w:u w:val="single"/>
         </w:rPr>
-        <w:hyperlink r:id="rId40" w:history="1">
+        <w:hyperlink r:id="rId42" w:history="1">
           <w:r>
             <w:rPr>
               <w:rStyle w:val="Hyperlink"/>

--- a/EXPORTS/DOCX/published/niveau3/Dutch/KKZ.docx
+++ b/EXPORTS/DOCX/published/niveau3/Dutch/KKZ.docx
@@ -472,7 +472,54 @@
           <w:color w:val="000000"/>
           <w:sz w:val="24"/>
         </w:rPr>
-        <w:t>literatuur die een om</w:t>
+        <w:t>litera</w:t>
+      </w:r>
+      <w:r>
+        <w:rPr>
+          <w:u w:val="single" w:color="0000ff"/>
+          <w:rFonts w:ascii="Charis SIL Regular" w:hAnsi="Charis SIL Regular" w:eastAsia="Charis SIL Regular"/>
+          <w:b w:val="0"/>
+          <w:i w:val="0"/>
+          <w:color w:val="000000"/>
+          <w:sz w:val="24"/>
+        </w:rPr>
+        <w:hyperlink r:id="rId10" w:history="1">
+          <w:r>
+            <w:rPr>
+              <w:rStyle w:val="Hyperlink"/>
+            </w:rPr>
+            <w:t xml:space="preserve">tuur </w:t>
+          </w:r>
+        </w:hyperlink>
+      </w:r>
+      <w:r>
+        <w:rPr>
+          <w:u w:val="single" w:color="0000ff"/>
+          <w:rFonts w:ascii="Charis SIL Regular" w:hAnsi="Charis SIL Regular" w:eastAsia="Charis SIL Regular"/>
+          <w:b w:val="0"/>
+          <w:i w:val="0"/>
+          <w:color w:val="000000"/>
+          <w:sz w:val="24"/>
+        </w:rPr>
+        <w:hyperlink r:id="rId10" w:history="1">
+          <w:r>
+            <w:rPr>
+              <w:rStyle w:val="Hyperlink"/>
+            </w:rPr>
+            <w:t>die een o</w:t>
+          </w:r>
+        </w:hyperlink>
+      </w:r>
+      <w:r>
+        <w:rPr>
+          <w:u w:val="single" w:color="0000ff"/>
+          <w:rFonts w:ascii="Charis SIL Regular" w:hAnsi="Charis SIL Regular" w:eastAsia="Charis SIL Regular"/>
+          <w:b w:val="0"/>
+          <w:i w:val="0"/>
+          <w:color w:val="000000"/>
+          <w:sz w:val="24"/>
+        </w:rPr>
+        <w:t>m</w:t>
       </w:r>
       <w:r>
         <w:rPr>
@@ -2096,7 +2143,7 @@
           <w:sz w:val="24"/>
           <w:u w:val="single"/>
         </w:rPr>
-        <w:hyperlink r:id="rId18" w:history="1">
+        <w:hyperlink r:id="rId16" w:history="1">
           <w:r>
             <w:rPr>
               <w:rStyle w:val="Hyperlink"/>
@@ -2348,83 +2395,7 @@
           <w:color w:val="0000FF"/>
           <w:sz w:val="24"/>
         </w:rPr>
-        <w:t>Rijksmuseum voor Geo</w:t>
-      </w:r>
-      <w:r>
-        <w:rPr>
-          <w:rFonts w:ascii="Charis SIL Regular" w:hAnsi="Charis SIL Regular" w:eastAsia="Charis SIL Regular"/>
-          <w:b w:val="0"/>
-          <w:i w:val="0"/>
-          <w:color w:val="0000FF"/>
-          <w:sz w:val="24"/>
-          <w:u w:val="single"/>
-        </w:rPr>
-        <w:hyperlink r:id="rId18" w:history="1">
-          <w:r>
-            <w:rPr>
-              <w:rStyle w:val="Hyperlink"/>
-            </w:rPr>
-            <w:t>logie</w:t>
-          </w:r>
-        </w:hyperlink>
-      </w:r>
-      <w:r>
-        <w:rPr>
-          <w:rFonts w:ascii="Charis SIL Regular" w:hAnsi="Charis SIL Regular" w:eastAsia="Charis SIL Regular"/>
-          <w:b w:val="0"/>
-          <w:i w:val="0"/>
-          <w:color w:val="0000FF"/>
-          <w:sz w:val="24"/>
-          <w:u w:val="single"/>
-        </w:rPr>
-        <w:t xml:space="preserve"> </w:t>
-      </w:r>
-      <w:r>
-        <w:rPr>
-          <w:rFonts w:ascii="Charis SIL Regular" w:hAnsi="Charis SIL Regular" w:eastAsia="Charis SIL Regular"/>
-          <w:b w:val="0"/>
-          <w:i w:val="0"/>
-          <w:color w:val="0000FF"/>
-          <w:sz w:val="24"/>
-          <w:u w:val="single"/>
-        </w:rPr>
-        <w:hyperlink r:id="rId18" w:history="1">
-          <w:r>
-            <w:rPr>
-              <w:rStyle w:val="Hyperlink"/>
-            </w:rPr>
-            <w:t>en</w:t>
-          </w:r>
-        </w:hyperlink>
-      </w:r>
-      <w:r>
-        <w:rPr>
-          <w:rFonts w:ascii="Charis SIL Regular" w:hAnsi="Charis SIL Regular" w:eastAsia="Charis SIL Regular"/>
-          <w:b w:val="0"/>
-          <w:i w:val="0"/>
-          <w:color w:val="0000FF"/>
-          <w:sz w:val="24"/>
-          <w:u w:val="single"/>
-        </w:rPr>
-        <w:t xml:space="preserve"> </w:t>
-      </w:r>
-      <w:r>
-        <w:rPr>
-          <w:rFonts w:ascii="Charis SIL Regular" w:hAnsi="Charis SIL Regular" w:eastAsia="Charis SIL Regular"/>
-          <w:b w:val="0"/>
-          <w:i w:val="0"/>
-          <w:color w:val="0000FF"/>
-          <w:sz w:val="24"/>
-          <w:u w:val="single"/>
-        </w:rPr>
-        <w:hyperlink r:id="rId18" w:history="1">
-          <w:r>
-            <w:rPr>
-              <w:rStyle w:val="Hyperlink"/>
-            </w:rPr>
-            <w:t>M</w:t>
-          </w:r>
-        </w:hyperlink>
+        <w:t>Rijksmuseum voor Geologie en M</w:t>
       </w:r>
       <w:r>
         <w:rPr>
@@ -2470,7 +2441,24 @@
           <w:color w:val="000000"/>
           <w:sz w:val="24"/>
         </w:rPr>
-        <w:t xml:space="preserve"> en het </w:t>
+        <w:t xml:space="preserve"> e</w:t>
+      </w:r>
+      <w:r>
+        <w:rPr>
+          <w:rFonts w:ascii="Charis SIL Regular" w:hAnsi="Charis SIL Regular" w:eastAsia="Charis SIL Regular"/>
+          <w:b w:val="0"/>
+          <w:i w:val="0"/>
+          <w:color w:val="000000"/>
+          <w:sz w:val="24"/>
+        </w:rPr>
+        <w:hyperlink r:id="rId19" w:history="1">
+          <w:r>
+            <w:rPr>
+              <w:rStyle w:val="Hyperlink"/>
+            </w:rPr>
+            <w:t xml:space="preserve">n het </w:t>
+          </w:r>
+        </w:hyperlink>
       </w:r>
       <w:r>
         <w:rPr>
@@ -3730,14 +3718,7 @@
           <w:color w:val="000000"/>
           <w:sz w:val="24"/>
         </w:rPr>
-        <w:hyperlink r:id="rId26" w:history="1">
-          <w:r>
-            <w:rPr>
-              <w:rStyle w:val="Hyperlink"/>
-            </w:rPr>
-            <w:t>n die relev</w:t>
-          </w:r>
-        </w:hyperlink>
+        <w:t>n die relev</w:t>
       </w:r>
       <w:r>
         <w:rPr>
@@ -5059,25 +5040,7 @@
             <w:rPr>
               <w:rStyle w:val="Hyperlink"/>
             </w:rPr>
-            <w:t>f</w:t>
-          </w:r>
-        </w:hyperlink>
-      </w:r>
-      <w:r>
-        <w:rPr>
-          <w:rFonts w:ascii="Charis SIL Regular" w:hAnsi="Charis SIL Regular" w:eastAsia="Charis SIL Regular"/>
-          <w:b w:val="0"/>
-          <w:i w:val="0"/>
-          <w:color w:val="0000FF"/>
-          <w:sz w:val="24"/>
-          <w:u w:val="single"/>
-        </w:rPr>
-        <w:hyperlink r:id="rId31" w:history="1">
-          <w:r>
-            <w:rPr>
-              <w:rStyle w:val="Hyperlink"/>
-            </w:rPr>
-            <w:t>i</w:t>
+            <w:t>fi</w:t>
           </w:r>
         </w:hyperlink>
       </w:r>
@@ -5106,6 +5069,7 @@
           <w:i w:val="0"/>
           <w:color w:val="0000FF"/>
           <w:sz w:val="24"/>
+          <w:u w:val="single"/>
         </w:rPr>
         <w:hyperlink r:id="rId31" w:history="1">
           <w:r>
@@ -5159,9 +5123,19 @@
             <w:rPr>
               <w:rStyle w:val="Hyperlink"/>
             </w:rPr>
-            <w:t>HaNA_2.04.01_4030_0001</w:t>
+            <w:t>HaNA_2.04.01_4030_000</w:t>
           </w:r>
         </w:hyperlink>
+      </w:r>
+      <w:r>
+        <w:rPr>
+          <w:rFonts w:ascii="Charis SIL Regular" w:hAnsi="Charis SIL Regular" w:eastAsia="Charis SIL Regular"/>
+          <w:b w:val="0"/>
+          <w:i w:val="0"/>
+          <w:color w:val="0000FF"/>
+          <w:sz w:val="24"/>
+        </w:rPr>
+        <w:t>1</w:t>
       </w:r>
     </w:p>
     <w:p>
@@ -5781,7 +5755,7 @@
           <w:sz w:val="24"/>
           <w:u w:val="single"/>
         </w:rPr>
-        <w:hyperlink r:id="rId35" w:history="1">
+        <w:hyperlink r:id="rId24" w:history="1">
           <w:r>
             <w:rPr>
               <w:rStyle w:val="Hyperlink"/>
@@ -5936,7 +5910,7 @@
           <w:sz w:val="24"/>
           <w:u w:val="single"/>
         </w:rPr>
-        <w:hyperlink r:id="rId36" w:history="1">
+        <w:hyperlink r:id="rId35" w:history="1">
           <w:r>
             <w:rPr>
               <w:rStyle w:val="Hyperlink"/>
@@ -5954,7 +5928,7 @@
           <w:sz w:val="24"/>
           <w:u w:val="single"/>
         </w:rPr>
-        <w:hyperlink r:id="rId36" w:history="1">
+        <w:hyperlink r:id="rId35" w:history="1">
           <w:r>
             <w:rPr>
               <w:rStyle w:val="Hyperlink"/>
@@ -5972,7 +5946,7 @@
           <w:sz w:val="24"/>
           <w:u w:val="single"/>
         </w:rPr>
-        <w:hyperlink r:id="rId36" w:history="1">
+        <w:hyperlink r:id="rId35" w:history="1">
           <w:r>
             <w:rPr>
               <w:rStyle w:val="Hyperlink"/>
@@ -5990,7 +5964,7 @@
           <w:sz w:val="24"/>
           <w:u w:val="single"/>
         </w:rPr>
-        <w:hyperlink r:id="rId36" w:history="1">
+        <w:hyperlink r:id="rId35" w:history="1">
           <w:r>
             <w:rPr>
               <w:rStyle w:val="Hyperlink"/>
@@ -6008,7 +5982,7 @@
           <w:sz w:val="24"/>
           <w:u w:val="single"/>
         </w:rPr>
-        <w:hyperlink r:id="rId36" w:history="1">
+        <w:hyperlink r:id="rId35" w:history="1">
           <w:r>
             <w:rPr>
               <w:rStyle w:val="Hyperlink"/>
@@ -6026,7 +6000,7 @@
           <w:sz w:val="24"/>
           <w:u w:val="single"/>
         </w:rPr>
-        <w:hyperlink r:id="rId36" w:history="1">
+        <w:hyperlink r:id="rId35" w:history="1">
           <w:r>
             <w:rPr>
               <w:rStyle w:val="Hyperlink"/>
@@ -6054,7 +6028,7 @@
           <w:sz w:val="24"/>
           <w:u w:val="single"/>
         </w:rPr>
-        <w:hyperlink r:id="rId37" w:history="1">
+        <w:hyperlink r:id="rId36" w:history="1">
           <w:r>
             <w:rPr>
               <w:rStyle w:val="Hyperlink"/>
@@ -6072,7 +6046,7 @@
           <w:sz w:val="24"/>
           <w:u w:val="single"/>
         </w:rPr>
-        <w:hyperlink r:id="rId37" w:history="1">
+        <w:hyperlink r:id="rId36" w:history="1">
           <w:r>
             <w:rPr>
               <w:rStyle w:val="Hyperlink"/>
@@ -6090,7 +6064,7 @@
           <w:sz w:val="24"/>
           <w:u w:val="single"/>
         </w:rPr>
-        <w:hyperlink r:id="rId37" w:history="1">
+        <w:hyperlink r:id="rId35" w:history="1">
           <w:r>
             <w:rPr>
               <w:rStyle w:val="Hyperlink"/>
@@ -6218,7 +6192,7 @@
           <w:sz w:val="24"/>
           <w:u w:val="single"/>
         </w:rPr>
-        <w:hyperlink r:id="rId38" w:history="1">
+        <w:hyperlink r:id="rId37" w:history="1">
           <w:r>
             <w:rPr>
               <w:rStyle w:val="Hyperlink"/>
@@ -6236,7 +6210,7 @@
           <w:sz w:val="24"/>
           <w:u w:val="single"/>
         </w:rPr>
-        <w:hyperlink r:id="rId38" w:history="1">
+        <w:hyperlink r:id="rId37" w:history="1">
           <w:r>
             <w:rPr>
               <w:rStyle w:val="Hyperlink"/>
@@ -6254,7 +6228,7 @@
           <w:sz w:val="24"/>
           <w:u w:val="single"/>
         </w:rPr>
-        <w:hyperlink r:id="rId38" w:history="1">
+        <w:hyperlink r:id="rId37" w:history="1">
           <w:r>
             <w:rPr>
               <w:rStyle w:val="Hyperlink"/>
@@ -6272,7 +6246,7 @@
           <w:sz w:val="24"/>
           <w:u w:val="single"/>
         </w:rPr>
-        <w:hyperlink r:id="rId38" w:history="1">
+        <w:hyperlink r:id="rId37" w:history="1">
           <w:r>
             <w:rPr>
               <w:rStyle w:val="Hyperlink"/>
@@ -6300,7 +6274,7 @@
           <w:sz w:val="24"/>
           <w:u w:val="single"/>
         </w:rPr>
-        <w:hyperlink r:id="rId39" w:history="1">
+        <w:hyperlink r:id="rId38" w:history="1">
           <w:r>
             <w:rPr>
               <w:rStyle w:val="Hyperlink"/>
@@ -6329,7 +6303,7 @@
           <w:sz w:val="24"/>
           <w:u w:val="single"/>
         </w:rPr>
-        <w:hyperlink r:id="rId39" w:history="1">
+        <w:hyperlink r:id="rId38" w:history="1">
           <w:r>
             <w:rPr>
               <w:rStyle w:val="Hyperlink"/>
@@ -6457,7 +6431,7 @@
           <w:sz w:val="24"/>
           <w:u w:val="single"/>
         </w:rPr>
-        <w:hyperlink r:id="rId40" w:history="1">
+        <w:hyperlink r:id="rId39" w:history="1">
           <w:r>
             <w:rPr>
               <w:rStyle w:val="Hyperlink"/>
@@ -6475,7 +6449,7 @@
           <w:sz w:val="24"/>
           <w:u w:val="single"/>
         </w:rPr>
-        <w:hyperlink r:id="rId40" w:history="1">
+        <w:hyperlink r:id="rId39" w:history="1">
           <w:r>
             <w:rPr>
               <w:rStyle w:val="Hyperlink"/>
@@ -6503,7 +6477,7 @@
           <w:sz w:val="24"/>
           <w:u w:val="single"/>
         </w:rPr>
-        <w:hyperlink r:id="rId41" w:history="1">
+        <w:hyperlink r:id="rId40" w:history="1">
           <w:r>
             <w:rPr>
               <w:rStyle w:val="Hyperlink"/>
@@ -6532,7 +6506,7 @@
           <w:sz w:val="24"/>
           <w:u w:val="single"/>
         </w:rPr>
-        <w:hyperlink r:id="rId41" w:history="1">
+        <w:hyperlink r:id="rId40" w:history="1">
           <w:r>
             <w:rPr>
               <w:rStyle w:val="Hyperlink"/>
@@ -6560,7 +6534,7 @@
           <w:sz w:val="24"/>
           <w:u w:val="single"/>
         </w:rPr>
-        <w:hyperlink r:id="rId42" w:history="1">
+        <w:hyperlink r:id="rId41" w:history="1">
           <w:r>
             <w:rPr>
               <w:rStyle w:val="Hyperlink"/>
@@ -6578,7 +6552,7 @@
           <w:sz w:val="24"/>
           <w:u w:val="single"/>
         </w:rPr>
-        <w:hyperlink r:id="rId42" w:history="1">
+        <w:hyperlink r:id="rId41" w:history="1">
           <w:r>
             <w:rPr>
               <w:rStyle w:val="Hyperlink"/>
@@ -6596,7 +6570,7 @@
           <w:sz w:val="24"/>
           <w:u w:val="single"/>
         </w:rPr>
-        <w:hyperlink r:id="rId42" w:history="1">
+        <w:hyperlink r:id="rId41" w:history="1">
           <w:r>
             <w:rPr>
               <w:rStyle w:val="Hyperlink"/>
@@ -6727,7 +6701,7 @@
           <w:sz w:val="24"/>
           <w:u w:val="single"/>
         </w:rPr>
-        <w:hyperlink r:id="rId43" w:history="1">
+        <w:hyperlink r:id="rId42" w:history="1">
           <w:r>
             <w:rPr>
               <w:rStyle w:val="Hyperlink"/>
@@ -6745,7 +6719,7 @@
           <w:sz w:val="24"/>
           <w:u w:val="single"/>
         </w:rPr>
-        <w:hyperlink r:id="rId43" w:history="1">
+        <w:hyperlink r:id="rId42" w:history="1">
           <w:r>
             <w:rPr>
               <w:rStyle w:val="Hyperlink"/>
@@ -6763,7 +6737,7 @@
           <w:sz w:val="24"/>
           <w:u w:val="single"/>
         </w:rPr>
-        <w:hyperlink r:id="rId43" w:history="1">
+        <w:hyperlink r:id="rId42" w:history="1">
           <w:r>
             <w:rPr>
               <w:rStyle w:val="Hyperlink"/>
@@ -6781,7 +6755,7 @@
           <w:sz w:val="24"/>
           <w:u w:val="single"/>
         </w:rPr>
-        <w:hyperlink r:id="rId43" w:history="1">
+        <w:hyperlink r:id="rId42" w:history="1">
           <w:r>
             <w:rPr>
               <w:rStyle w:val="Hyperlink"/>
@@ -6899,7 +6873,7 @@
           <w:sz w:val="24"/>
           <w:u w:val="single"/>
         </w:rPr>
-        <w:hyperlink r:id="rId44" w:history="1">
+        <w:hyperlink r:id="rId43" w:history="1">
           <w:r>
             <w:rPr>
               <w:rStyle w:val="Hyperlink"/>
@@ -6917,7 +6891,7 @@
           <w:sz w:val="24"/>
           <w:u w:val="single"/>
         </w:rPr>
-        <w:hyperlink r:id="rId44" w:history="1">
+        <w:hyperlink r:id="rId43" w:history="1">
           <w:r>
             <w:rPr>
               <w:rStyle w:val="Hyperlink"/>
@@ -6935,7 +6909,7 @@
           <w:sz w:val="24"/>
           <w:u w:val="single"/>
         </w:rPr>
-        <w:hyperlink r:id="rId44" w:history="1">
+        <w:hyperlink r:id="rId43" w:history="1">
           <w:r>
             <w:rPr>
               <w:rStyle w:val="Hyperlink"/>
@@ -6953,7 +6927,7 @@
           <w:sz w:val="24"/>
           <w:u w:val="single"/>
         </w:rPr>
-        <w:hyperlink r:id="rId44" w:history="1">
+        <w:hyperlink r:id="rId43" w:history="1">
           <w:r>
             <w:rPr>
               <w:rStyle w:val="Hyperlink"/>
@@ -7010,7 +6984,7 @@
           <w:sz w:val="24"/>
           <w:u w:val="single"/>
         </w:rPr>
-        <w:hyperlink r:id="rId45" w:history="1">
+        <w:hyperlink r:id="rId44" w:history="1">
           <w:r>
             <w:rPr>
               <w:rStyle w:val="Hyperlink"/>
@@ -7039,7 +7013,7 @@
           <w:sz w:val="24"/>
           <w:u w:val="single"/>
         </w:rPr>
-        <w:hyperlink r:id="rId45" w:history="1">
+        <w:hyperlink r:id="rId44" w:history="1">
           <w:r>
             <w:rPr>
               <w:rStyle w:val="Hyperlink"/>
@@ -7067,7 +7041,7 @@
           <w:sz w:val="24"/>
           <w:u w:val="single"/>
         </w:rPr>
-        <w:hyperlink r:id="rId46" w:history="1">
+        <w:hyperlink r:id="rId45" w:history="1">
           <w:r>
             <w:rPr>
               <w:rStyle w:val="Hyperlink"/>
@@ -7096,7 +7070,7 @@
           <w:sz w:val="24"/>
           <w:u w:val="single"/>
         </w:rPr>
-        <w:hyperlink r:id="rId46" w:history="1">
+        <w:hyperlink r:id="rId45" w:history="1">
           <w:r>
             <w:rPr>
               <w:rStyle w:val="Hyperlink"/>

--- a/EXPORTS/DOCX/published/niveau3/Dutch/KKZ.docx
+++ b/EXPORTS/DOCX/published/niveau3/Dutch/KKZ.docx
@@ -701,6 +701,7 @@
       </w:r>
       <w:r>
         <w:rPr>
+          <w:u w:val="single" w:color="0000ff"/>
           <w:rFonts w:ascii="Charis SIL Regular" w:hAnsi="Charis SIL Regular" w:eastAsia="Charis SIL Regular"/>
           <w:b w:val="0"/>
           <w:i w:val="0"/>
@@ -1841,13 +1842,31 @@
       </w:r>
       <w:r>
         <w:rPr>
+          <w:u w:val="single" w:color="0000ff"/>
           <w:rFonts w:ascii="Charis SIL Regular" w:hAnsi="Charis SIL Regular" w:eastAsia="Charis SIL Regular"/>
           <w:b w:val="0"/>
           <w:i w:val="0"/>
           <w:color w:val="000000"/>
           <w:sz w:val="24"/>
         </w:rPr>
-        <w:t xml:space="preserve">werden overgedragen aan het </w:t>
+        <w:hyperlink r:id="rId15" w:history="1">
+          <w:r>
+            <w:rPr>
+              <w:rStyle w:val="Hyperlink"/>
+            </w:rPr>
+            <w:t>werde</w:t>
+          </w:r>
+        </w:hyperlink>
+      </w:r>
+      <w:r>
+        <w:rPr>
+          <w:rFonts w:ascii="Charis SIL Regular" w:hAnsi="Charis SIL Regular" w:eastAsia="Charis SIL Regular"/>
+          <w:b w:val="0"/>
+          <w:i w:val="0"/>
+          <w:color w:val="000000"/>
+          <w:sz w:val="24"/>
+        </w:rPr>
+        <w:t xml:space="preserve">n overgedragen aan het </w:t>
       </w:r>
       <w:r>
         <w:rPr>
@@ -1856,7 +1875,6 @@
           <w:i w:val="0"/>
           <w:color w:val="0000FF"/>
           <w:sz w:val="24"/>
-          <w:u w:val="single"/>
         </w:rPr>
         <w:hyperlink r:id="rId16" w:history="1">
           <w:r>
@@ -1945,13 +1963,31 @@
       </w:r>
       <w:r>
         <w:rPr>
+          <w:u w:val="single" w:color="0000ff"/>
           <w:rFonts w:ascii="Charis SIL Regular" w:hAnsi="Charis SIL Regular" w:eastAsia="Charis SIL Regular"/>
           <w:b w:val="0"/>
           <w:i w:val="0"/>
           <w:color w:val="000000"/>
           <w:sz w:val="24"/>
         </w:rPr>
-        <w:t xml:space="preserve">, het </w:t>
+        <w:hyperlink r:id="rId17" w:history="1">
+          <w:r>
+            <w:rPr>
+              <w:rStyle w:val="Hyperlink"/>
+            </w:rPr>
+            <w:t xml:space="preserve">, </w:t>
+          </w:r>
+        </w:hyperlink>
+      </w:r>
+      <w:r>
+        <w:rPr>
+          <w:rFonts w:ascii="Charis SIL Regular" w:hAnsi="Charis SIL Regular" w:eastAsia="Charis SIL Regular"/>
+          <w:b w:val="0"/>
+          <w:i w:val="0"/>
+          <w:color w:val="000000"/>
+          <w:sz w:val="24"/>
+        </w:rPr>
+        <w:t xml:space="preserve">het </w:t>
       </w:r>
       <w:r>
         <w:rPr>
@@ -2172,7 +2208,7 @@
           <w:sz w:val="24"/>
           <w:u w:val="single"/>
         </w:rPr>
-        <w:hyperlink r:id="rId18" w:history="1">
+        <w:hyperlink r:id="rId16" w:history="1">
           <w:r>
             <w:rPr>
               <w:rStyle w:val="Hyperlink"/>
@@ -2183,7 +2219,6 @@
       </w:r>
       <w:r>
         <w:rPr>
-          <w:u w:val="single" w:color="0000ff"/>
           <w:rFonts w:ascii="Charis SIL Regular" w:hAnsi="Charis SIL Regular" w:eastAsia="Charis SIL Regular"/>
           <w:b w:val="0"/>
           <w:i w:val="0"/>
@@ -2201,7 +2236,7 @@
           <w:sz w:val="24"/>
           <w:u w:val="single"/>
         </w:rPr>
-        <w:hyperlink r:id="rId19" w:history="1">
+        <w:hyperlink r:id="rId16" w:history="1">
           <w:r>
             <w:rPr>
               <w:rStyle w:val="Hyperlink"/>
@@ -2219,7 +2254,7 @@
           <w:sz w:val="24"/>
           <w:u w:val="single"/>
         </w:rPr>
-        <w:hyperlink r:id="rId19" w:history="1">
+        <w:hyperlink r:id="rId16" w:history="1">
           <w:r>
             <w:rPr>
               <w:rStyle w:val="Hyperlink"/>
@@ -2313,7 +2348,7 @@
           <w:sz w:val="24"/>
           <w:u w:val="single"/>
         </w:rPr>
-        <w:hyperlink r:id="rId19" w:history="1">
+        <w:hyperlink r:id="rId18" w:history="1">
           <w:r>
             <w:rPr>
               <w:rStyle w:val="Hyperlink"/>
@@ -2342,7 +2377,7 @@
           <w:sz w:val="24"/>
           <w:u w:val="single"/>
         </w:rPr>
-        <w:hyperlink r:id="rId19" w:history="1">
+        <w:hyperlink r:id="rId18" w:history="1">
           <w:r>
             <w:rPr>
               <w:rStyle w:val="Hyperlink"/>
@@ -2394,8 +2429,197 @@
           <w:i w:val="0"/>
           <w:color w:val="0000FF"/>
           <w:sz w:val="24"/>
-        </w:rPr>
-        <w:t>Rijksmuseum voor Geologie en M</w:t>
+          <w:u w:val="single"/>
+        </w:rPr>
+        <w:hyperlink r:id="rId18" w:history="1">
+          <w:r>
+            <w:rPr>
+              <w:rStyle w:val="Hyperlink"/>
+            </w:rPr>
+            <w:t>Rijksmu</w:t>
+          </w:r>
+        </w:hyperlink>
+      </w:r>
+      <w:r>
+        <w:rPr>
+          <w:rFonts w:ascii="Charis SIL Regular" w:hAnsi="Charis SIL Regular" w:eastAsia="Charis SIL Regular"/>
+          <w:b w:val="0"/>
+          <w:i w:val="0"/>
+          <w:color w:val="0000FF"/>
+          <w:sz w:val="24"/>
+          <w:u w:val="single"/>
+        </w:rPr>
+        <w:hyperlink r:id="rId18" w:history="1">
+          <w:r>
+            <w:rPr>
+              <w:rStyle w:val="Hyperlink"/>
+            </w:rPr>
+            <w:t>s</w:t>
+          </w:r>
+        </w:hyperlink>
+      </w:r>
+      <w:r>
+        <w:rPr>
+          <w:rFonts w:ascii="Charis SIL Regular" w:hAnsi="Charis SIL Regular" w:eastAsia="Charis SIL Regular"/>
+          <w:b w:val="0"/>
+          <w:i w:val="0"/>
+          <w:color w:val="0000FF"/>
+          <w:sz w:val="24"/>
+          <w:u w:val="single"/>
+        </w:rPr>
+        <w:hyperlink r:id="rId18" w:history="1">
+          <w:r>
+            <w:rPr>
+              <w:rStyle w:val="Hyperlink"/>
+            </w:rPr>
+            <w:t>eum</w:t>
+          </w:r>
+        </w:hyperlink>
+      </w:r>
+      <w:r>
+        <w:rPr>
+          <w:rFonts w:ascii="Charis SIL Regular" w:hAnsi="Charis SIL Regular" w:eastAsia="Charis SIL Regular"/>
+          <w:b w:val="0"/>
+          <w:i w:val="0"/>
+          <w:color w:val="0000FF"/>
+          <w:sz w:val="24"/>
+          <w:u w:val="single"/>
+        </w:rPr>
+        <w:t xml:space="preserve"> </w:t>
+      </w:r>
+      <w:r>
+        <w:rPr>
+          <w:rFonts w:ascii="Charis SIL Regular" w:hAnsi="Charis SIL Regular" w:eastAsia="Charis SIL Regular"/>
+          <w:b w:val="0"/>
+          <w:i w:val="0"/>
+          <w:color w:val="0000FF"/>
+          <w:sz w:val="24"/>
+          <w:u w:val="single"/>
+        </w:rPr>
+        <w:hyperlink r:id="rId18" w:history="1">
+          <w:r>
+            <w:rPr>
+              <w:rStyle w:val="Hyperlink"/>
+            </w:rPr>
+            <w:t>voor</w:t>
+          </w:r>
+        </w:hyperlink>
+      </w:r>
+      <w:r>
+        <w:rPr>
+          <w:rFonts w:ascii="Charis SIL Regular" w:hAnsi="Charis SIL Regular" w:eastAsia="Charis SIL Regular"/>
+          <w:b w:val="0"/>
+          <w:i w:val="0"/>
+          <w:color w:val="0000FF"/>
+          <w:sz w:val="24"/>
+          <w:u w:val="single"/>
+        </w:rPr>
+        <w:t xml:space="preserve"> </w:t>
+      </w:r>
+      <w:r>
+        <w:rPr>
+          <w:rFonts w:ascii="Charis SIL Regular" w:hAnsi="Charis SIL Regular" w:eastAsia="Charis SIL Regular"/>
+          <w:b w:val="0"/>
+          <w:i w:val="0"/>
+          <w:color w:val="0000FF"/>
+          <w:sz w:val="24"/>
+          <w:u w:val="single"/>
+        </w:rPr>
+        <w:t>G</w:t>
+      </w:r>
+      <w:r>
+        <w:rPr>
+          <w:rFonts w:ascii="Charis SIL Regular" w:hAnsi="Charis SIL Regular" w:eastAsia="Charis SIL Regular"/>
+          <w:b w:val="0"/>
+          <w:i w:val="0"/>
+          <w:color w:val="0000FF"/>
+          <w:sz w:val="24"/>
+          <w:u w:val="single"/>
+        </w:rPr>
+        <w:hyperlink r:id="rId18" w:history="1">
+          <w:r>
+            <w:rPr>
+              <w:rStyle w:val="Hyperlink"/>
+            </w:rPr>
+            <w:t>eo</w:t>
+          </w:r>
+        </w:hyperlink>
+      </w:r>
+      <w:r>
+        <w:rPr>
+          <w:rFonts w:ascii="Charis SIL Regular" w:hAnsi="Charis SIL Regular" w:eastAsia="Charis SIL Regular"/>
+          <w:b w:val="0"/>
+          <w:i w:val="0"/>
+          <w:color w:val="0000FF"/>
+          <w:sz w:val="24"/>
+          <w:u w:val="single"/>
+        </w:rPr>
+        <w:hyperlink r:id="rId18" w:history="1">
+          <w:r>
+            <w:rPr>
+              <w:rStyle w:val="Hyperlink"/>
+            </w:rPr>
+            <w:t>logie</w:t>
+          </w:r>
+        </w:hyperlink>
+      </w:r>
+      <w:r>
+        <w:rPr>
+          <w:rFonts w:ascii="Charis SIL Regular" w:hAnsi="Charis SIL Regular" w:eastAsia="Charis SIL Regular"/>
+          <w:b w:val="0"/>
+          <w:i w:val="0"/>
+          <w:color w:val="0000FF"/>
+          <w:sz w:val="24"/>
+          <w:u w:val="single"/>
+        </w:rPr>
+        <w:t xml:space="preserve"> </w:t>
+      </w:r>
+      <w:r>
+        <w:rPr>
+          <w:rFonts w:ascii="Charis SIL Regular" w:hAnsi="Charis SIL Regular" w:eastAsia="Charis SIL Regular"/>
+          <w:b w:val="0"/>
+          <w:i w:val="0"/>
+          <w:color w:val="0000FF"/>
+          <w:sz w:val="24"/>
+          <w:u w:val="single"/>
+        </w:rPr>
+        <w:hyperlink r:id="rId18" w:history="1">
+          <w:r>
+            <w:rPr>
+              <w:rStyle w:val="Hyperlink"/>
+            </w:rPr>
+            <w:t>en</w:t>
+          </w:r>
+        </w:hyperlink>
+      </w:r>
+      <w:r>
+        <w:rPr>
+          <w:rFonts w:ascii="Charis SIL Regular" w:hAnsi="Charis SIL Regular" w:eastAsia="Charis SIL Regular"/>
+          <w:b w:val="0"/>
+          <w:i w:val="0"/>
+          <w:color w:val="0000FF"/>
+          <w:sz w:val="24"/>
+          <w:u w:val="single"/>
+        </w:rPr>
+        <w:t xml:space="preserve"> </w:t>
+      </w:r>
+      <w:r>
+        <w:rPr>
+          <w:rFonts w:ascii="Charis SIL Regular" w:hAnsi="Charis SIL Regular" w:eastAsia="Charis SIL Regular"/>
+          <w:b w:val="0"/>
+          <w:i w:val="0"/>
+          <w:color w:val="0000FF"/>
+          <w:sz w:val="24"/>
+          <w:u w:val="single"/>
+        </w:rPr>
+        <w:hyperlink r:id="rId18" w:history="1">
+          <w:r>
+            <w:rPr>
+              <w:rStyle w:val="Hyperlink"/>
+            </w:rPr>
+            <w:t>M</w:t>
+          </w:r>
+        </w:hyperlink>
       </w:r>
       <w:r>
         <w:rPr>
@@ -2445,6 +2669,7 @@
       </w:r>
       <w:r>
         <w:rPr>
+          <w:u w:val="single" w:color="0000ff"/>
           <w:rFonts w:ascii="Charis SIL Regular" w:hAnsi="Charis SIL Regular" w:eastAsia="Charis SIL Regular"/>
           <w:b w:val="0"/>
           <w:i w:val="0"/>
@@ -5040,7 +5265,25 @@
             <w:rPr>
               <w:rStyle w:val="Hyperlink"/>
             </w:rPr>
-            <w:t>fi</w:t>
+            <w:t>f</w:t>
+          </w:r>
+        </w:hyperlink>
+      </w:r>
+      <w:r>
+        <w:rPr>
+          <w:rFonts w:ascii="Charis SIL Regular" w:hAnsi="Charis SIL Regular" w:eastAsia="Charis SIL Regular"/>
+          <w:b w:val="0"/>
+          <w:i w:val="0"/>
+          <w:color w:val="0000FF"/>
+          <w:sz w:val="24"/>
+          <w:u w:val="single"/>
+        </w:rPr>
+        <w:hyperlink r:id="rId31" w:history="1">
+          <w:r>
+            <w:rPr>
+              <w:rStyle w:val="Hyperlink"/>
+            </w:rPr>
+            <w:t>i</w:t>
           </w:r>
         </w:hyperlink>
       </w:r>
@@ -5069,7 +5312,6 @@
           <w:i w:val="0"/>
           <w:color w:val="0000FF"/>
           <w:sz w:val="24"/>
-          <w:u w:val="single"/>
         </w:rPr>
         <w:hyperlink r:id="rId31" w:history="1">
           <w:r>
@@ -5118,24 +5360,7 @@
           <w:sz w:val="24"/>
           <w:u w:val="single"/>
         </w:rPr>
-        <w:hyperlink r:id="rId31" w:history="1">
-          <w:r>
-            <w:rPr>
-              <w:rStyle w:val="Hyperlink"/>
-            </w:rPr>
-            <w:t>HaNA_2.04.01_4030_000</w:t>
-          </w:r>
-        </w:hyperlink>
-      </w:r>
-      <w:r>
-        <w:rPr>
-          <w:rFonts w:ascii="Charis SIL Regular" w:hAnsi="Charis SIL Regular" w:eastAsia="Charis SIL Regular"/>
-          <w:b w:val="0"/>
-          <w:i w:val="0"/>
-          <w:color w:val="0000FF"/>
-          <w:sz w:val="24"/>
-        </w:rPr>
-        <w:t>1</w:t>
+        <w:t>HaNA_2.04.01_4030_0001</w:t>
       </w:r>
     </w:p>
     <w:p>
@@ -5755,7 +5980,7 @@
           <w:sz w:val="24"/>
           <w:u w:val="single"/>
         </w:rPr>
-        <w:hyperlink r:id="rId24" w:history="1">
+        <w:hyperlink r:id="rId35" w:history="1">
           <w:r>
             <w:rPr>
               <w:rStyle w:val="Hyperlink"/>
@@ -5910,7 +6135,7 @@
           <w:sz w:val="24"/>
           <w:u w:val="single"/>
         </w:rPr>
-        <w:hyperlink r:id="rId35" w:history="1">
+        <w:hyperlink r:id="rId36" w:history="1">
           <w:r>
             <w:rPr>
               <w:rStyle w:val="Hyperlink"/>
@@ -5928,7 +6153,7 @@
           <w:sz w:val="24"/>
           <w:u w:val="single"/>
         </w:rPr>
-        <w:hyperlink r:id="rId35" w:history="1">
+        <w:hyperlink r:id="rId36" w:history="1">
           <w:r>
             <w:rPr>
               <w:rStyle w:val="Hyperlink"/>
@@ -5946,7 +6171,7 @@
           <w:sz w:val="24"/>
           <w:u w:val="single"/>
         </w:rPr>
-        <w:hyperlink r:id="rId35" w:history="1">
+        <w:hyperlink r:id="rId36" w:history="1">
           <w:r>
             <w:rPr>
               <w:rStyle w:val="Hyperlink"/>
@@ -5964,7 +6189,7 @@
           <w:sz w:val="24"/>
           <w:u w:val="single"/>
         </w:rPr>
-        <w:hyperlink r:id="rId35" w:history="1">
+        <w:hyperlink r:id="rId36" w:history="1">
           <w:r>
             <w:rPr>
               <w:rStyle w:val="Hyperlink"/>
@@ -5982,7 +6207,7 @@
           <w:sz w:val="24"/>
           <w:u w:val="single"/>
         </w:rPr>
-        <w:hyperlink r:id="rId35" w:history="1">
+        <w:hyperlink r:id="rId36" w:history="1">
           <w:r>
             <w:rPr>
               <w:rStyle w:val="Hyperlink"/>
@@ -6000,7 +6225,7 @@
           <w:sz w:val="24"/>
           <w:u w:val="single"/>
         </w:rPr>
-        <w:hyperlink r:id="rId35" w:history="1">
+        <w:hyperlink r:id="rId36" w:history="1">
           <w:r>
             <w:rPr>
               <w:rStyle w:val="Hyperlink"/>
@@ -6028,7 +6253,7 @@
           <w:sz w:val="24"/>
           <w:u w:val="single"/>
         </w:rPr>
-        <w:hyperlink r:id="rId36" w:history="1">
+        <w:hyperlink r:id="rId37" w:history="1">
           <w:r>
             <w:rPr>
               <w:rStyle w:val="Hyperlink"/>
@@ -6046,7 +6271,7 @@
           <w:sz w:val="24"/>
           <w:u w:val="single"/>
         </w:rPr>
-        <w:hyperlink r:id="rId36" w:history="1">
+        <w:hyperlink r:id="rId37" w:history="1">
           <w:r>
             <w:rPr>
               <w:rStyle w:val="Hyperlink"/>
@@ -6064,7 +6289,7 @@
           <w:sz w:val="24"/>
           <w:u w:val="single"/>
         </w:rPr>
-        <w:hyperlink r:id="rId35" w:history="1">
+        <w:hyperlink r:id="rId37" w:history="1">
           <w:r>
             <w:rPr>
               <w:rStyle w:val="Hyperlink"/>
@@ -6192,7 +6417,7 @@
           <w:sz w:val="24"/>
           <w:u w:val="single"/>
         </w:rPr>
-        <w:hyperlink r:id="rId37" w:history="1">
+        <w:hyperlink r:id="rId38" w:history="1">
           <w:r>
             <w:rPr>
               <w:rStyle w:val="Hyperlink"/>
@@ -6210,7 +6435,7 @@
           <w:sz w:val="24"/>
           <w:u w:val="single"/>
         </w:rPr>
-        <w:hyperlink r:id="rId37" w:history="1">
+        <w:hyperlink r:id="rId38" w:history="1">
           <w:r>
             <w:rPr>
               <w:rStyle w:val="Hyperlink"/>
@@ -6228,7 +6453,7 @@
           <w:sz w:val="24"/>
           <w:u w:val="single"/>
         </w:rPr>
-        <w:hyperlink r:id="rId37" w:history="1">
+        <w:hyperlink r:id="rId38" w:history="1">
           <w:r>
             <w:rPr>
               <w:rStyle w:val="Hyperlink"/>
@@ -6246,7 +6471,7 @@
           <w:sz w:val="24"/>
           <w:u w:val="single"/>
         </w:rPr>
-        <w:hyperlink r:id="rId37" w:history="1">
+        <w:hyperlink r:id="rId38" w:history="1">
           <w:r>
             <w:rPr>
               <w:rStyle w:val="Hyperlink"/>
@@ -6274,7 +6499,7 @@
           <w:sz w:val="24"/>
           <w:u w:val="single"/>
         </w:rPr>
-        <w:hyperlink r:id="rId38" w:history="1">
+        <w:hyperlink r:id="rId39" w:history="1">
           <w:r>
             <w:rPr>
               <w:rStyle w:val="Hyperlink"/>
@@ -6303,7 +6528,7 @@
           <w:sz w:val="24"/>
           <w:u w:val="single"/>
         </w:rPr>
-        <w:hyperlink r:id="rId38" w:history="1">
+        <w:hyperlink r:id="rId39" w:history="1">
           <w:r>
             <w:rPr>
               <w:rStyle w:val="Hyperlink"/>
@@ -6431,7 +6656,7 @@
           <w:sz w:val="24"/>
           <w:u w:val="single"/>
         </w:rPr>
-        <w:hyperlink r:id="rId39" w:history="1">
+        <w:hyperlink r:id="rId40" w:history="1">
           <w:r>
             <w:rPr>
               <w:rStyle w:val="Hyperlink"/>
@@ -6449,7 +6674,7 @@
           <w:sz w:val="24"/>
           <w:u w:val="single"/>
         </w:rPr>
-        <w:hyperlink r:id="rId39" w:history="1">
+        <w:hyperlink r:id="rId40" w:history="1">
           <w:r>
             <w:rPr>
               <w:rStyle w:val="Hyperlink"/>
@@ -6477,7 +6702,7 @@
           <w:sz w:val="24"/>
           <w:u w:val="single"/>
         </w:rPr>
-        <w:hyperlink r:id="rId40" w:history="1">
+        <w:hyperlink r:id="rId41" w:history="1">
           <w:r>
             <w:rPr>
               <w:rStyle w:val="Hyperlink"/>
@@ -6506,7 +6731,7 @@
           <w:sz w:val="24"/>
           <w:u w:val="single"/>
         </w:rPr>
-        <w:hyperlink r:id="rId40" w:history="1">
+        <w:hyperlink r:id="rId41" w:history="1">
           <w:r>
             <w:rPr>
               <w:rStyle w:val="Hyperlink"/>
@@ -6534,7 +6759,7 @@
           <w:sz w:val="24"/>
           <w:u w:val="single"/>
         </w:rPr>
-        <w:hyperlink r:id="rId41" w:history="1">
+        <w:hyperlink r:id="rId42" w:history="1">
           <w:r>
             <w:rPr>
               <w:rStyle w:val="Hyperlink"/>
@@ -6552,7 +6777,7 @@
           <w:sz w:val="24"/>
           <w:u w:val="single"/>
         </w:rPr>
-        <w:hyperlink r:id="rId41" w:history="1">
+        <w:hyperlink r:id="rId40" w:history="1">
           <w:r>
             <w:rPr>
               <w:rStyle w:val="Hyperlink"/>
@@ -6570,7 +6795,7 @@
           <w:sz w:val="24"/>
           <w:u w:val="single"/>
         </w:rPr>
-        <w:hyperlink r:id="rId41" w:history="1">
+        <w:hyperlink r:id="rId40" w:history="1">
           <w:r>
             <w:rPr>
               <w:rStyle w:val="Hyperlink"/>
@@ -6701,7 +6926,7 @@
           <w:sz w:val="24"/>
           <w:u w:val="single"/>
         </w:rPr>
-        <w:hyperlink r:id="rId42" w:history="1">
+        <w:hyperlink r:id="rId43" w:history="1">
           <w:r>
             <w:rPr>
               <w:rStyle w:val="Hyperlink"/>
@@ -6719,7 +6944,7 @@
           <w:sz w:val="24"/>
           <w:u w:val="single"/>
         </w:rPr>
-        <w:hyperlink r:id="rId42" w:history="1">
+        <w:hyperlink r:id="rId43" w:history="1">
           <w:r>
             <w:rPr>
               <w:rStyle w:val="Hyperlink"/>
@@ -6737,7 +6962,7 @@
           <w:sz w:val="24"/>
           <w:u w:val="single"/>
         </w:rPr>
-        <w:hyperlink r:id="rId42" w:history="1">
+        <w:hyperlink r:id="rId43" w:history="1">
           <w:r>
             <w:rPr>
               <w:rStyle w:val="Hyperlink"/>
@@ -6755,7 +6980,7 @@
           <w:sz w:val="24"/>
           <w:u w:val="single"/>
         </w:rPr>
-        <w:hyperlink r:id="rId42" w:history="1">
+        <w:hyperlink r:id="rId43" w:history="1">
           <w:r>
             <w:rPr>
               <w:rStyle w:val="Hyperlink"/>
@@ -6873,7 +7098,7 @@
           <w:sz w:val="24"/>
           <w:u w:val="single"/>
         </w:rPr>
-        <w:hyperlink r:id="rId43" w:history="1">
+        <w:hyperlink r:id="rId44" w:history="1">
           <w:r>
             <w:rPr>
               <w:rStyle w:val="Hyperlink"/>
@@ -6891,7 +7116,7 @@
           <w:sz w:val="24"/>
           <w:u w:val="single"/>
         </w:rPr>
-        <w:hyperlink r:id="rId43" w:history="1">
+        <w:hyperlink r:id="rId44" w:history="1">
           <w:r>
             <w:rPr>
               <w:rStyle w:val="Hyperlink"/>
@@ -6909,7 +7134,7 @@
           <w:sz w:val="24"/>
           <w:u w:val="single"/>
         </w:rPr>
-        <w:hyperlink r:id="rId43" w:history="1">
+        <w:hyperlink r:id="rId44" w:history="1">
           <w:r>
             <w:rPr>
               <w:rStyle w:val="Hyperlink"/>
@@ -6927,7 +7152,7 @@
           <w:sz w:val="24"/>
           <w:u w:val="single"/>
         </w:rPr>
-        <w:hyperlink r:id="rId43" w:history="1">
+        <w:hyperlink r:id="rId44" w:history="1">
           <w:r>
             <w:rPr>
               <w:rStyle w:val="Hyperlink"/>
@@ -6984,7 +7209,7 @@
           <w:sz w:val="24"/>
           <w:u w:val="single"/>
         </w:rPr>
-        <w:hyperlink r:id="rId44" w:history="1">
+        <w:hyperlink r:id="rId45" w:history="1">
           <w:r>
             <w:rPr>
               <w:rStyle w:val="Hyperlink"/>
@@ -7013,7 +7238,7 @@
           <w:sz w:val="24"/>
           <w:u w:val="single"/>
         </w:rPr>
-        <w:hyperlink r:id="rId44" w:history="1">
+        <w:hyperlink r:id="rId45" w:history="1">
           <w:r>
             <w:rPr>
               <w:rStyle w:val="Hyperlink"/>
@@ -7041,7 +7266,7 @@
           <w:sz w:val="24"/>
           <w:u w:val="single"/>
         </w:rPr>
-        <w:hyperlink r:id="rId45" w:history="1">
+        <w:hyperlink r:id="rId46" w:history="1">
           <w:r>
             <w:rPr>
               <w:rStyle w:val="Hyperlink"/>
@@ -7070,7 +7295,7 @@
           <w:sz w:val="24"/>
           <w:u w:val="single"/>
         </w:rPr>
-        <w:hyperlink r:id="rId45" w:history="1">
+        <w:hyperlink r:id="rId46" w:history="1">
           <w:r>
             <w:rPr>
               <w:rStyle w:val="Hyperlink"/>

--- a/EXPORTS/DOCX/published/niveau3/Dutch/KKZ.docx
+++ b/EXPORTS/DOCX/published/niveau3/Dutch/KKZ.docx
@@ -255,50 +255,7 @@
           <w:color w:val="000000"/>
           <w:sz w:val="24"/>
         </w:rPr>
-        <w:hyperlink r:id="rId9" w:history="1">
-          <w:r>
-            <w:rPr>
-              <w:rStyle w:val="Hyperlink"/>
-            </w:rPr>
-            <w:t>d uit al</w:t>
-          </w:r>
-        </w:hyperlink>
-      </w:r>
-      <w:r>
-        <w:rPr>
-          <w:u w:val="single" w:color="0000ff"/>
-          <w:rFonts w:ascii="Charis SIL Regular" w:hAnsi="Charis SIL Regular" w:eastAsia="Charis SIL Regular"/>
-          <w:b w:val="0"/>
-          <w:i w:val="0"/>
-          <w:color w:val="000000"/>
-          <w:sz w:val="24"/>
-        </w:rPr>
-        <w:hyperlink r:id="rId9" w:history="1">
-          <w:r>
-            <w:rPr>
-              <w:rStyle w:val="Hyperlink"/>
-            </w:rPr>
-            <w:t>l</w:t>
-          </w:r>
-        </w:hyperlink>
-      </w:r>
-      <w:r>
-        <w:rPr>
-          <w:u w:val="single" w:color="0000ff"/>
-          <w:rFonts w:ascii="Charis SIL Regular" w:hAnsi="Charis SIL Regular" w:eastAsia="Charis SIL Regular"/>
-          <w:b w:val="0"/>
-          <w:i w:val="0"/>
-          <w:color w:val="000000"/>
-          <w:sz w:val="24"/>
-        </w:rPr>
-        <w:hyperlink r:id="rId9" w:history="1">
-          <w:r>
-            <w:rPr>
-              <w:rStyle w:val="Hyperlink"/>
-            </w:rPr>
-            <w:t>erlei vo</w:t>
-          </w:r>
-        </w:hyperlink>
+        <w:t>d uit allerlei vo</w:t>
       </w:r>
       <w:r>
         <w:rPr>
@@ -654,61 +611,7 @@
           <w:color w:val="000000"/>
           <w:sz w:val="24"/>
         </w:rPr>
-        <w:hyperlink r:id="rId11" w:history="1">
-          <w:r>
-            <w:rPr>
-              <w:rStyle w:val="Hyperlink"/>
-            </w:rPr>
-            <w:t>sch</w:t>
-          </w:r>
-        </w:hyperlink>
-      </w:r>
-      <w:r>
-        <w:rPr>
-          <w:u w:val="single" w:color="0000ff"/>
-          <w:rFonts w:ascii="Charis SIL Regular" w:hAnsi="Charis SIL Regular" w:eastAsia="Charis SIL Regular"/>
-          <w:b w:val="0"/>
-          <w:i w:val="0"/>
-          <w:color w:val="000000"/>
-          <w:sz w:val="24"/>
-        </w:rPr>
-        <w:hyperlink r:id="rId11" w:history="1">
-          <w:r>
-            <w:rPr>
-              <w:rStyle w:val="Hyperlink"/>
-            </w:rPr>
-            <w:t>i</w:t>
-          </w:r>
-        </w:hyperlink>
-      </w:r>
-      <w:r>
-        <w:rPr>
-          <w:u w:val="single" w:color="0000ff"/>
-          <w:rFonts w:ascii="Charis SIL Regular" w:hAnsi="Charis SIL Regular" w:eastAsia="Charis SIL Regular"/>
-          <w:b w:val="0"/>
-          <w:i w:val="0"/>
-          <w:color w:val="000000"/>
-          <w:sz w:val="24"/>
-        </w:rPr>
-        <w:hyperlink r:id="rId11" w:history="1">
-          <w:r>
-            <w:rPr>
-              <w:rStyle w:val="Hyperlink"/>
-            </w:rPr>
-            <w:t>ereila</w:t>
-          </w:r>
-        </w:hyperlink>
-      </w:r>
-      <w:r>
-        <w:rPr>
-          <w:u w:val="single" w:color="0000ff"/>
-          <w:rFonts w:ascii="Charis SIL Regular" w:hAnsi="Charis SIL Regular" w:eastAsia="Charis SIL Regular"/>
-          <w:b w:val="0"/>
-          <w:i w:val="0"/>
-          <w:color w:val="000000"/>
-          <w:sz w:val="24"/>
-        </w:rPr>
-        <w:t xml:space="preserve">nd </w:t>
+        <w:t xml:space="preserve">schiereiland </w:t>
       </w:r>
       <w:r>
         <w:rPr>
@@ -719,7 +622,7 @@
           <w:sz w:val="24"/>
           <w:u w:val="single"/>
         </w:rPr>
-        <w:hyperlink r:id="rId11" w:history="1">
+        <w:hyperlink r:id="rId12" w:history="1">
           <w:r>
             <w:rPr>
               <w:rStyle w:val="Hyperlink"/>
@@ -927,7 +830,7 @@
           <w:sz w:val="24"/>
           <w:u w:val="single"/>
         </w:rPr>
-        <w:hyperlink r:id="rId12" w:history="1">
+        <w:hyperlink r:id="rId9" w:history="1">
           <w:r>
             <w:rPr>
               <w:rStyle w:val="Hyperlink"/>
@@ -956,7 +859,7 @@
           <w:sz w:val="24"/>
           <w:u w:val="single"/>
         </w:rPr>
-        <w:hyperlink r:id="rId12" w:history="1">
+        <w:hyperlink r:id="rId9" w:history="1">
           <w:r>
             <w:rPr>
               <w:rStyle w:val="Hyperlink"/>
@@ -967,49 +870,13 @@
       </w:r>
       <w:r>
         <w:rPr>
-          <w:u w:val="single" w:color="0000ff"/>
           <w:rFonts w:ascii="Charis SIL Regular" w:hAnsi="Charis SIL Regular" w:eastAsia="Charis SIL Regular"/>
           <w:b w:val="0"/>
           <w:i w:val="0"/>
           <w:color w:val="000000"/>
           <w:sz w:val="24"/>
         </w:rPr>
-        <w:hyperlink r:id="rId12" w:history="1">
-          <w:r>
-            <w:rPr>
-              <w:rStyle w:val="Hyperlink"/>
-            </w:rPr>
-            <w:t xml:space="preserve"> vo</w:t>
-          </w:r>
-        </w:hyperlink>
-      </w:r>
-      <w:r>
-        <w:rPr>
-          <w:rFonts w:ascii="Charis SIL Regular" w:hAnsi="Charis SIL Regular" w:eastAsia="Charis SIL Regular"/>
-          <w:b w:val="0"/>
-          <w:i w:val="0"/>
-          <w:color w:val="000000"/>
-          <w:sz w:val="24"/>
-        </w:rPr>
-        <w:t>egde</w:t>
-      </w:r>
-      <w:r>
-        <w:rPr>
-          <w:u w:val="single" w:color="0000ff"/>
-          <w:rFonts w:ascii="Charis SIL Regular" w:hAnsi="Charis SIL Regular" w:eastAsia="Charis SIL Regular"/>
-          <w:b w:val="0"/>
-          <w:i w:val="0"/>
-          <w:color w:val="000000"/>
-          <w:sz w:val="24"/>
-        </w:rPr>
-        <w:hyperlink r:id="rId13" w:history="1">
-          <w:r>
-            <w:rPr>
-              <w:rStyle w:val="Hyperlink"/>
-            </w:rPr>
-            <w:t xml:space="preserve"> hier d</w:t>
-          </w:r>
-        </w:hyperlink>
+        <w:t xml:space="preserve"> voegde hier d</w:t>
       </w:r>
       <w:r>
         <w:rPr>
@@ -1113,21 +980,13 @@
       </w:r>
       <w:r>
         <w:rPr>
-          <w:u w:val="single" w:color="0000ff"/>
           <w:rFonts w:ascii="Charis SIL Regular" w:hAnsi="Charis SIL Regular" w:eastAsia="Charis SIL Regular"/>
           <w:b w:val="0"/>
           <w:i w:val="0"/>
           <w:color w:val="000000"/>
           <w:sz w:val="24"/>
         </w:rPr>
-        <w:hyperlink r:id="rId9" w:history="1">
-          <w:r>
-            <w:rPr>
-              <w:rStyle w:val="Hyperlink"/>
-            </w:rPr>
-            <w:t xml:space="preserve">tijdens </w:t>
-          </w:r>
-        </w:hyperlink>
+        <w:t xml:space="preserve">tijdens </w:t>
       </w:r>
       <w:r>
         <w:rPr>
@@ -1693,9 +1552,8 @@
           <w:i w:val="0"/>
           <w:color w:val="0000FF"/>
           <w:sz w:val="24"/>
-          <w:u w:val="single"/>
-        </w:rPr>
-        <w:hyperlink r:id="rId15" w:history="1">
+        </w:rPr>
+        <w:hyperlink r:id="rId16" w:history="1">
           <w:r>
             <w:rPr>
               <w:rStyle w:val="Hyperlink"/>
@@ -1713,7 +1571,7 @@
           <w:sz w:val="24"/>
           <w:u w:val="single"/>
         </w:rPr>
-        <w:hyperlink r:id="rId15" w:history="1">
+        <w:hyperlink r:id="rId16" w:history="1">
           <w:r>
             <w:rPr>
               <w:rStyle w:val="Hyperlink"/>
@@ -1876,7 +1734,7 @@
           <w:color w:val="0000FF"/>
           <w:sz w:val="24"/>
         </w:rPr>
-        <w:hyperlink r:id="rId16" w:history="1">
+        <w:hyperlink r:id="rId17" w:history="1">
           <w:r>
             <w:rPr>
               <w:rStyle w:val="Hyperlink"/>
@@ -1923,7 +1781,7 @@
           <w:sz w:val="24"/>
           <w:u w:val="single"/>
         </w:rPr>
-        <w:hyperlink r:id="rId17" w:history="1">
+        <w:hyperlink r:id="rId16" w:history="1">
           <w:r>
             <w:rPr>
               <w:rStyle w:val="Hyperlink"/>
@@ -1952,7 +1810,7 @@
           <w:sz w:val="24"/>
           <w:u w:val="single"/>
         </w:rPr>
-        <w:hyperlink r:id="rId17" w:history="1">
+        <w:hyperlink r:id="rId16" w:history="1">
           <w:r>
             <w:rPr>
               <w:rStyle w:val="Hyperlink"/>
@@ -1970,7 +1828,7 @@
           <w:color w:val="000000"/>
           <w:sz w:val="24"/>
         </w:rPr>
-        <w:hyperlink r:id="rId17" w:history="1">
+        <w:hyperlink r:id="rId16" w:history="1">
           <w:r>
             <w:rPr>
               <w:rStyle w:val="Hyperlink"/>
@@ -2161,14 +2019,7 @@
           <w:sz w:val="24"/>
           <w:u w:val="single"/>
         </w:rPr>
-        <w:hyperlink r:id="rId18" w:history="1">
-          <w:r>
-            <w:rPr>
-              <w:rStyle w:val="Hyperlink"/>
-            </w:rPr>
-            <w:t>Gesned</w:t>
-          </w:r>
-        </w:hyperlink>
+        <w:t>Gesned</w:t>
       </w:r>
       <w:r>
         <w:rPr>
@@ -2179,7 +2030,7 @@
           <w:sz w:val="24"/>
           <w:u w:val="single"/>
         </w:rPr>
-        <w:hyperlink r:id="rId16" w:history="1">
+        <w:hyperlink r:id="rId17" w:history="1">
           <w:r>
             <w:rPr>
               <w:rStyle w:val="Hyperlink"/>
@@ -2208,7 +2059,7 @@
           <w:sz w:val="24"/>
           <w:u w:val="single"/>
         </w:rPr>
-        <w:hyperlink r:id="rId16" w:history="1">
+        <w:hyperlink r:id="rId17" w:history="1">
           <w:r>
             <w:rPr>
               <w:rStyle w:val="Hyperlink"/>
@@ -2219,42 +2070,71 @@
       </w:r>
       <w:r>
         <w:rPr>
+          <w:u w:val="single" w:color="0000ff"/>
           <w:rFonts w:ascii="Charis SIL Regular" w:hAnsi="Charis SIL Regular" w:eastAsia="Charis SIL Regular"/>
           <w:b w:val="0"/>
           <w:i w:val="0"/>
           <w:color w:val="000000"/>
           <w:sz w:val="24"/>
         </w:rPr>
-        <w:t xml:space="preserve">, het </w:t>
-      </w:r>
-      <w:r>
-        <w:rPr>
-          <w:rFonts w:ascii="Charis SIL Regular" w:hAnsi="Charis SIL Regular" w:eastAsia="Charis SIL Regular"/>
-          <w:b w:val="0"/>
-          <w:i w:val="0"/>
-          <w:color w:val="0000FF"/>
-          <w:sz w:val="24"/>
-          <w:u w:val="single"/>
-        </w:rPr>
-        <w:hyperlink r:id="rId16" w:history="1">
+        <w:hyperlink r:id="rId17" w:history="1">
           <w:r>
             <w:rPr>
               <w:rStyle w:val="Hyperlink"/>
             </w:rPr>
-            <w:t>Rijk</w:t>
+            <w:t>, he</w:t>
           </w:r>
         </w:hyperlink>
       </w:r>
       <w:r>
         <w:rPr>
+          <w:u w:val="single" w:color="0000ff"/>
+          <w:rFonts w:ascii="Charis SIL Regular" w:hAnsi="Charis SIL Regular" w:eastAsia="Charis SIL Regular"/>
+          <w:b w:val="0"/>
+          <w:i w:val="0"/>
+          <w:color w:val="000000"/>
+          <w:sz w:val="24"/>
+        </w:rPr>
+        <w:hyperlink r:id="rId17" w:history="1">
+          <w:r>
+            <w:rPr>
+              <w:rStyle w:val="Hyperlink"/>
+            </w:rPr>
+            <w:t>t</w:t>
+          </w:r>
+        </w:hyperlink>
+      </w:r>
+      <w:r>
+        <w:rPr>
+          <w:u w:val="single" w:color="0000ff"/>
+          <w:rFonts w:ascii="Charis SIL Regular" w:hAnsi="Charis SIL Regular" w:eastAsia="Charis SIL Regular"/>
+          <w:b w:val="0"/>
+          <w:i w:val="0"/>
+          <w:color w:val="000000"/>
+          <w:sz w:val="24"/>
+        </w:rPr>
+        <w:t xml:space="preserve"> </w:t>
+      </w:r>
+      <w:r>
+        <w:rPr>
           <w:rFonts w:ascii="Charis SIL Regular" w:hAnsi="Charis SIL Regular" w:eastAsia="Charis SIL Regular"/>
           <w:b w:val="0"/>
           <w:i w:val="0"/>
           <w:color w:val="0000FF"/>
           <w:sz w:val="24"/>
+        </w:rPr>
+        <w:t>Rijk</w:t>
+      </w:r>
+      <w:r>
+        <w:rPr>
+          <w:rFonts w:ascii="Charis SIL Regular" w:hAnsi="Charis SIL Regular" w:eastAsia="Charis SIL Regular"/>
+          <w:b w:val="0"/>
+          <w:i w:val="0"/>
+          <w:color w:val="0000FF"/>
+          <w:sz w:val="24"/>
           <w:u w:val="single"/>
         </w:rPr>
-        <w:hyperlink r:id="rId16" w:history="1">
+        <w:hyperlink r:id="rId17" w:history="1">
           <w:r>
             <w:rPr>
               <w:rStyle w:val="Hyperlink"/>
@@ -2665,25 +2545,7 @@
           <w:color w:val="000000"/>
           <w:sz w:val="24"/>
         </w:rPr>
-        <w:t xml:space="preserve"> e</w:t>
-      </w:r>
-      <w:r>
-        <w:rPr>
-          <w:u w:val="single" w:color="0000ff"/>
-          <w:rFonts w:ascii="Charis SIL Regular" w:hAnsi="Charis SIL Regular" w:eastAsia="Charis SIL Regular"/>
-          <w:b w:val="0"/>
-          <w:i w:val="0"/>
-          <w:color w:val="000000"/>
-          <w:sz w:val="24"/>
-        </w:rPr>
-        <w:hyperlink r:id="rId19" w:history="1">
-          <w:r>
-            <w:rPr>
-              <w:rStyle w:val="Hyperlink"/>
-            </w:rPr>
-            <w:t xml:space="preserve">n het </w:t>
-          </w:r>
-        </w:hyperlink>
+        <w:t xml:space="preserve"> en het </w:t>
       </w:r>
       <w:r>
         <w:rPr>
@@ -3445,7 +3307,6 @@
       </w:r>
       <w:r>
         <w:rPr>
-          <w:u w:val="single" w:color="0000ff"/>
           <w:rFonts w:ascii="Charis SIL Regular" w:hAnsi="Charis SIL Regular" w:eastAsia="Charis SIL Regular"/>
           <w:b w:val="0"/>
           <w:i w:val="0"/>
@@ -4291,7 +4152,7 @@
           <w:sz w:val="24"/>
           <w:u w:val="single"/>
         </w:rPr>
-        <w:t>Ethnografisch Museu</w:t>
+        <w:t>Ethnografisch Muse</w:t>
       </w:r>
       <w:r>
         <w:rPr>
@@ -4302,7 +4163,7 @@
           <w:sz w:val="24"/>
           <w:u w:val="single"/>
         </w:rPr>
-        <w:t>m Arti</w:t>
+        <w:t>u</w:t>
       </w:r>
       <w:r>
         <w:rPr>
@@ -4311,8 +4172,9 @@
           <w:i w:val="0"/>
           <w:color w:val="0000FF"/>
           <w:sz w:val="24"/>
-        </w:rPr>
-        <w:t>s</w:t>
+          <w:u w:val="single"/>
+        </w:rPr>
+        <w:t>m Artis</w:t>
       </w:r>
       <w:r>
         <w:br/>
@@ -5294,7 +5156,6 @@
           <w:i w:val="0"/>
           <w:color w:val="0000FF"/>
           <w:sz w:val="24"/>
-          <w:u w:val="single"/>
         </w:rPr>
         <w:hyperlink r:id="rId31" w:history="1">
           <w:r>
@@ -5329,9 +5190,15 @@
           <w:i w:val="0"/>
           <w:color w:val="0000FF"/>
           <w:sz w:val="24"/>
-          <w:u w:val="single"/>
-        </w:rPr>
-        <w:t>/</w:t>
+        </w:rPr>
+        <w:hyperlink r:id="rId31" w:history="1">
+          <w:r>
+            <w:rPr>
+              <w:rStyle w:val="Hyperlink"/>
+            </w:rPr>
+            <w:t>/</w:t>
+          </w:r>
+        </w:hyperlink>
       </w:r>
       <w:r>
         <w:rPr>
@@ -5360,7 +5227,14 @@
           <w:sz w:val="24"/>
           <w:u w:val="single"/>
         </w:rPr>
-        <w:t>HaNA_2.04.01_4030_0001</w:t>
+        <w:hyperlink r:id="rId31" w:history="1">
+          <w:r>
+            <w:rPr>
+              <w:rStyle w:val="Hyperlink"/>
+            </w:rPr>
+            <w:t>HaNA_2.04.01_4030_0001</w:t>
+          </w:r>
+        </w:hyperlink>
       </w:r>
     </w:p>
     <w:p>
@@ -5998,7 +5872,7 @@
           <w:sz w:val="24"/>
           <w:u w:val="single"/>
         </w:rPr>
-        <w:hyperlink r:id="rId24" w:history="1">
+        <w:hyperlink r:id="rId35" w:history="1">
           <w:r>
             <w:rPr>
               <w:rStyle w:val="Hyperlink"/>
@@ -6027,7 +5901,7 @@
           <w:sz w:val="24"/>
           <w:u w:val="single"/>
         </w:rPr>
-        <w:hyperlink r:id="rId24" w:history="1">
+        <w:hyperlink r:id="rId35" w:history="1">
           <w:r>
             <w:rPr>
               <w:rStyle w:val="Hyperlink"/>
@@ -6777,7 +6651,7 @@
           <w:sz w:val="24"/>
           <w:u w:val="single"/>
         </w:rPr>
-        <w:hyperlink r:id="rId40" w:history="1">
+        <w:hyperlink r:id="rId42" w:history="1">
           <w:r>
             <w:rPr>
               <w:rStyle w:val="Hyperlink"/>

--- a/EXPORTS/DOCX/published/niveau3/Dutch/KKZ.docx
+++ b/EXPORTS/DOCX/published/niveau3/Dutch/KKZ.docx
@@ -255,7 +255,50 @@
           <w:color w:val="000000"/>
           <w:sz w:val="24"/>
         </w:rPr>
-        <w:t>d uit allerlei vo</w:t>
+        <w:hyperlink r:id="rId9" w:history="1">
+          <w:r>
+            <w:rPr>
+              <w:rStyle w:val="Hyperlink"/>
+            </w:rPr>
+            <w:t>d uit al</w:t>
+          </w:r>
+        </w:hyperlink>
+      </w:r>
+      <w:r>
+        <w:rPr>
+          <w:u w:val="single" w:color="0000ff"/>
+          <w:rFonts w:ascii="Charis SIL Regular" w:hAnsi="Charis SIL Regular" w:eastAsia="Charis SIL Regular"/>
+          <w:b w:val="0"/>
+          <w:i w:val="0"/>
+          <w:color w:val="000000"/>
+          <w:sz w:val="24"/>
+        </w:rPr>
+        <w:hyperlink r:id="rId9" w:history="1">
+          <w:r>
+            <w:rPr>
+              <w:rStyle w:val="Hyperlink"/>
+            </w:rPr>
+            <w:t>l</w:t>
+          </w:r>
+        </w:hyperlink>
+      </w:r>
+      <w:r>
+        <w:rPr>
+          <w:u w:val="single" w:color="0000ff"/>
+          <w:rFonts w:ascii="Charis SIL Regular" w:hAnsi="Charis SIL Regular" w:eastAsia="Charis SIL Regular"/>
+          <w:b w:val="0"/>
+          <w:i w:val="0"/>
+          <w:color w:val="000000"/>
+          <w:sz w:val="24"/>
+        </w:rPr>
+        <w:hyperlink r:id="rId9" w:history="1">
+          <w:r>
+            <w:rPr>
+              <w:rStyle w:val="Hyperlink"/>
+            </w:rPr>
+            <w:t>erlei vo</w:t>
+          </w:r>
+        </w:hyperlink>
       </w:r>
       <w:r>
         <w:rPr>
@@ -611,7 +654,61 @@
           <w:color w:val="000000"/>
           <w:sz w:val="24"/>
         </w:rPr>
-        <w:t xml:space="preserve">schiereiland </w:t>
+        <w:hyperlink r:id="rId11" w:history="1">
+          <w:r>
+            <w:rPr>
+              <w:rStyle w:val="Hyperlink"/>
+            </w:rPr>
+            <w:t>sch</w:t>
+          </w:r>
+        </w:hyperlink>
+      </w:r>
+      <w:r>
+        <w:rPr>
+          <w:u w:val="single" w:color="0000ff"/>
+          <w:rFonts w:ascii="Charis SIL Regular" w:hAnsi="Charis SIL Regular" w:eastAsia="Charis SIL Regular"/>
+          <w:b w:val="0"/>
+          <w:i w:val="0"/>
+          <w:color w:val="000000"/>
+          <w:sz w:val="24"/>
+        </w:rPr>
+        <w:hyperlink r:id="rId11" w:history="1">
+          <w:r>
+            <w:rPr>
+              <w:rStyle w:val="Hyperlink"/>
+            </w:rPr>
+            <w:t>i</w:t>
+          </w:r>
+        </w:hyperlink>
+      </w:r>
+      <w:r>
+        <w:rPr>
+          <w:u w:val="single" w:color="0000ff"/>
+          <w:rFonts w:ascii="Charis SIL Regular" w:hAnsi="Charis SIL Regular" w:eastAsia="Charis SIL Regular"/>
+          <w:b w:val="0"/>
+          <w:i w:val="0"/>
+          <w:color w:val="000000"/>
+          <w:sz w:val="24"/>
+        </w:rPr>
+        <w:hyperlink r:id="rId11" w:history="1">
+          <w:r>
+            <w:rPr>
+              <w:rStyle w:val="Hyperlink"/>
+            </w:rPr>
+            <w:t>ereila</w:t>
+          </w:r>
+        </w:hyperlink>
+      </w:r>
+      <w:r>
+        <w:rPr>
+          <w:u w:val="single" w:color="0000ff"/>
+          <w:rFonts w:ascii="Charis SIL Regular" w:hAnsi="Charis SIL Regular" w:eastAsia="Charis SIL Regular"/>
+          <w:b w:val="0"/>
+          <w:i w:val="0"/>
+          <w:color w:val="000000"/>
+          <w:sz w:val="24"/>
+        </w:rPr>
+        <w:t xml:space="preserve">nd </w:t>
       </w:r>
       <w:r>
         <w:rPr>
@@ -622,7 +719,7 @@
           <w:sz w:val="24"/>
           <w:u w:val="single"/>
         </w:rPr>
-        <w:hyperlink r:id="rId12" w:history="1">
+        <w:hyperlink r:id="rId11" w:history="1">
           <w:r>
             <w:rPr>
               <w:rStyle w:val="Hyperlink"/>
@@ -830,7 +927,7 @@
           <w:sz w:val="24"/>
           <w:u w:val="single"/>
         </w:rPr>
-        <w:hyperlink r:id="rId9" w:history="1">
+        <w:hyperlink r:id="rId12" w:history="1">
           <w:r>
             <w:rPr>
               <w:rStyle w:val="Hyperlink"/>
@@ -859,7 +956,7 @@
           <w:sz w:val="24"/>
           <w:u w:val="single"/>
         </w:rPr>
-        <w:hyperlink r:id="rId9" w:history="1">
+        <w:hyperlink r:id="rId12" w:history="1">
           <w:r>
             <w:rPr>
               <w:rStyle w:val="Hyperlink"/>
@@ -870,13 +967,49 @@
       </w:r>
       <w:r>
         <w:rPr>
+          <w:u w:val="single" w:color="0000ff"/>
           <w:rFonts w:ascii="Charis SIL Regular" w:hAnsi="Charis SIL Regular" w:eastAsia="Charis SIL Regular"/>
           <w:b w:val="0"/>
           <w:i w:val="0"/>
           <w:color w:val="000000"/>
           <w:sz w:val="24"/>
         </w:rPr>
-        <w:t xml:space="preserve"> voegde hier d</w:t>
+        <w:hyperlink r:id="rId12" w:history="1">
+          <w:r>
+            <w:rPr>
+              <w:rStyle w:val="Hyperlink"/>
+            </w:rPr>
+            <w:t xml:space="preserve"> vo</w:t>
+          </w:r>
+        </w:hyperlink>
+      </w:r>
+      <w:r>
+        <w:rPr>
+          <w:rFonts w:ascii="Charis SIL Regular" w:hAnsi="Charis SIL Regular" w:eastAsia="Charis SIL Regular"/>
+          <w:b w:val="0"/>
+          <w:i w:val="0"/>
+          <w:color w:val="000000"/>
+          <w:sz w:val="24"/>
+        </w:rPr>
+        <w:t>egde</w:t>
+      </w:r>
+      <w:r>
+        <w:rPr>
+          <w:u w:val="single" w:color="0000ff"/>
+          <w:rFonts w:ascii="Charis SIL Regular" w:hAnsi="Charis SIL Regular" w:eastAsia="Charis SIL Regular"/>
+          <w:b w:val="0"/>
+          <w:i w:val="0"/>
+          <w:color w:val="000000"/>
+          <w:sz w:val="24"/>
+        </w:rPr>
+        <w:hyperlink r:id="rId13" w:history="1">
+          <w:r>
+            <w:rPr>
+              <w:rStyle w:val="Hyperlink"/>
+            </w:rPr>
+            <w:t xml:space="preserve"> hier d</w:t>
+          </w:r>
+        </w:hyperlink>
       </w:r>
       <w:r>
         <w:rPr>
@@ -980,13 +1113,21 @@
       </w:r>
       <w:r>
         <w:rPr>
+          <w:u w:val="single" w:color="0000ff"/>
           <w:rFonts w:ascii="Charis SIL Regular" w:hAnsi="Charis SIL Regular" w:eastAsia="Charis SIL Regular"/>
           <w:b w:val="0"/>
           <w:i w:val="0"/>
           <w:color w:val="000000"/>
           <w:sz w:val="24"/>
         </w:rPr>
-        <w:t xml:space="preserve">tijdens </w:t>
+        <w:hyperlink r:id="rId9" w:history="1">
+          <w:r>
+            <w:rPr>
+              <w:rStyle w:val="Hyperlink"/>
+            </w:rPr>
+            <w:t xml:space="preserve">tijdens </w:t>
+          </w:r>
+        </w:hyperlink>
       </w:r>
       <w:r>
         <w:rPr>
@@ -1552,8 +1693,9 @@
           <w:i w:val="0"/>
           <w:color w:val="0000FF"/>
           <w:sz w:val="24"/>
-        </w:rPr>
-        <w:hyperlink r:id="rId16" w:history="1">
+          <w:u w:val="single"/>
+        </w:rPr>
+        <w:hyperlink r:id="rId15" w:history="1">
           <w:r>
             <w:rPr>
               <w:rStyle w:val="Hyperlink"/>
@@ -1571,7 +1713,7 @@
           <w:sz w:val="24"/>
           <w:u w:val="single"/>
         </w:rPr>
-        <w:hyperlink r:id="rId16" w:history="1">
+        <w:hyperlink r:id="rId15" w:history="1">
           <w:r>
             <w:rPr>
               <w:rStyle w:val="Hyperlink"/>
@@ -1734,7 +1876,7 @@
           <w:color w:val="0000FF"/>
           <w:sz w:val="24"/>
         </w:rPr>
-        <w:hyperlink r:id="rId17" w:history="1">
+        <w:hyperlink r:id="rId16" w:history="1">
           <w:r>
             <w:rPr>
               <w:rStyle w:val="Hyperlink"/>
@@ -1781,7 +1923,7 @@
           <w:sz w:val="24"/>
           <w:u w:val="single"/>
         </w:rPr>
-        <w:hyperlink r:id="rId16" w:history="1">
+        <w:hyperlink r:id="rId17" w:history="1">
           <w:r>
             <w:rPr>
               <w:rStyle w:val="Hyperlink"/>
@@ -1810,7 +1952,7 @@
           <w:sz w:val="24"/>
           <w:u w:val="single"/>
         </w:rPr>
-        <w:hyperlink r:id="rId16" w:history="1">
+        <w:hyperlink r:id="rId17" w:history="1">
           <w:r>
             <w:rPr>
               <w:rStyle w:val="Hyperlink"/>
@@ -1828,7 +1970,7 @@
           <w:color w:val="000000"/>
           <w:sz w:val="24"/>
         </w:rPr>
-        <w:hyperlink r:id="rId16" w:history="1">
+        <w:hyperlink r:id="rId17" w:history="1">
           <w:r>
             <w:rPr>
               <w:rStyle w:val="Hyperlink"/>
@@ -2019,7 +2161,14 @@
           <w:sz w:val="24"/>
           <w:u w:val="single"/>
         </w:rPr>
-        <w:t>Gesned</w:t>
+        <w:hyperlink r:id="rId18" w:history="1">
+          <w:r>
+            <w:rPr>
+              <w:rStyle w:val="Hyperlink"/>
+            </w:rPr>
+            <w:t>Gesned</w:t>
+          </w:r>
+        </w:hyperlink>
       </w:r>
       <w:r>
         <w:rPr>
@@ -2030,7 +2179,7 @@
           <w:sz w:val="24"/>
           <w:u w:val="single"/>
         </w:rPr>
-        <w:hyperlink r:id="rId17" w:history="1">
+        <w:hyperlink r:id="rId16" w:history="1">
           <w:r>
             <w:rPr>
               <w:rStyle w:val="Hyperlink"/>
@@ -2059,7 +2208,7 @@
           <w:sz w:val="24"/>
           <w:u w:val="single"/>
         </w:rPr>
-        <w:hyperlink r:id="rId17" w:history="1">
+        <w:hyperlink r:id="rId16" w:history="1">
           <w:r>
             <w:rPr>
               <w:rStyle w:val="Hyperlink"/>
@@ -2070,71 +2219,42 @@
       </w:r>
       <w:r>
         <w:rPr>
-          <w:u w:val="single" w:color="0000ff"/>
           <w:rFonts w:ascii="Charis SIL Regular" w:hAnsi="Charis SIL Regular" w:eastAsia="Charis SIL Regular"/>
           <w:b w:val="0"/>
           <w:i w:val="0"/>
           <w:color w:val="000000"/>
           <w:sz w:val="24"/>
         </w:rPr>
-        <w:hyperlink r:id="rId17" w:history="1">
+        <w:t xml:space="preserve">, het </w:t>
+      </w:r>
+      <w:r>
+        <w:rPr>
+          <w:rFonts w:ascii="Charis SIL Regular" w:hAnsi="Charis SIL Regular" w:eastAsia="Charis SIL Regular"/>
+          <w:b w:val="0"/>
+          <w:i w:val="0"/>
+          <w:color w:val="0000FF"/>
+          <w:sz w:val="24"/>
+          <w:u w:val="single"/>
+        </w:rPr>
+        <w:hyperlink r:id="rId16" w:history="1">
           <w:r>
             <w:rPr>
               <w:rStyle w:val="Hyperlink"/>
             </w:rPr>
-            <w:t>, he</w:t>
+            <w:t>Rijk</w:t>
           </w:r>
         </w:hyperlink>
       </w:r>
       <w:r>
         <w:rPr>
-          <w:u w:val="single" w:color="0000ff"/>
-          <w:rFonts w:ascii="Charis SIL Regular" w:hAnsi="Charis SIL Regular" w:eastAsia="Charis SIL Regular"/>
-          <w:b w:val="0"/>
-          <w:i w:val="0"/>
-          <w:color w:val="000000"/>
-          <w:sz w:val="24"/>
-        </w:rPr>
-        <w:hyperlink r:id="rId17" w:history="1">
-          <w:r>
-            <w:rPr>
-              <w:rStyle w:val="Hyperlink"/>
-            </w:rPr>
-            <w:t>t</w:t>
-          </w:r>
-        </w:hyperlink>
-      </w:r>
-      <w:r>
-        <w:rPr>
-          <w:u w:val="single" w:color="0000ff"/>
-          <w:rFonts w:ascii="Charis SIL Regular" w:hAnsi="Charis SIL Regular" w:eastAsia="Charis SIL Regular"/>
-          <w:b w:val="0"/>
-          <w:i w:val="0"/>
-          <w:color w:val="000000"/>
-          <w:sz w:val="24"/>
-        </w:rPr>
-        <w:t xml:space="preserve"> </w:t>
-      </w:r>
-      <w:r>
-        <w:rPr>
           <w:rFonts w:ascii="Charis SIL Regular" w:hAnsi="Charis SIL Regular" w:eastAsia="Charis SIL Regular"/>
           <w:b w:val="0"/>
           <w:i w:val="0"/>
           <w:color w:val="0000FF"/>
           <w:sz w:val="24"/>
-        </w:rPr>
-        <w:t>Rijk</w:t>
-      </w:r>
-      <w:r>
-        <w:rPr>
-          <w:rFonts w:ascii="Charis SIL Regular" w:hAnsi="Charis SIL Regular" w:eastAsia="Charis SIL Regular"/>
-          <w:b w:val="0"/>
-          <w:i w:val="0"/>
-          <w:color w:val="0000FF"/>
-          <w:sz w:val="24"/>
           <w:u w:val="single"/>
         </w:rPr>
-        <w:hyperlink r:id="rId17" w:history="1">
+        <w:hyperlink r:id="rId16" w:history="1">
           <w:r>
             <w:rPr>
               <w:rStyle w:val="Hyperlink"/>
@@ -2545,7 +2665,25 @@
           <w:color w:val="000000"/>
           <w:sz w:val="24"/>
         </w:rPr>
-        <w:t xml:space="preserve"> en het </w:t>
+        <w:t xml:space="preserve"> e</w:t>
+      </w:r>
+      <w:r>
+        <w:rPr>
+          <w:u w:val="single" w:color="0000ff"/>
+          <w:rFonts w:ascii="Charis SIL Regular" w:hAnsi="Charis SIL Regular" w:eastAsia="Charis SIL Regular"/>
+          <w:b w:val="0"/>
+          <w:i w:val="0"/>
+          <w:color w:val="000000"/>
+          <w:sz w:val="24"/>
+        </w:rPr>
+        <w:hyperlink r:id="rId19" w:history="1">
+          <w:r>
+            <w:rPr>
+              <w:rStyle w:val="Hyperlink"/>
+            </w:rPr>
+            <w:t xml:space="preserve">n het </w:t>
+          </w:r>
+        </w:hyperlink>
       </w:r>
       <w:r>
         <w:rPr>
@@ -3307,6 +3445,7 @@
       </w:r>
       <w:r>
         <w:rPr>
+          <w:u w:val="single" w:color="0000ff"/>
           <w:rFonts w:ascii="Charis SIL Regular" w:hAnsi="Charis SIL Regular" w:eastAsia="Charis SIL Regular"/>
           <w:b w:val="0"/>
           <w:i w:val="0"/>
@@ -3804,7 +3943,14 @@
           <w:color w:val="000000"/>
           <w:sz w:val="24"/>
         </w:rPr>
-        <w:t>n die relev</w:t>
+        <w:hyperlink r:id="rId26" w:history="1">
+          <w:r>
+            <w:rPr>
+              <w:rStyle w:val="Hyperlink"/>
+            </w:rPr>
+            <w:t>n die relev</w:t>
+          </w:r>
+        </w:hyperlink>
       </w:r>
       <w:r>
         <w:rPr>
@@ -4152,7 +4298,7 @@
           <w:sz w:val="24"/>
           <w:u w:val="single"/>
         </w:rPr>
-        <w:t>Ethnografisch Muse</w:t>
+        <w:t>Ethnografisch Museu</w:t>
       </w:r>
       <w:r>
         <w:rPr>
@@ -4163,7 +4309,7 @@
           <w:sz w:val="24"/>
           <w:u w:val="single"/>
         </w:rPr>
-        <w:t>u</w:t>
+        <w:t>m Arti</w:t>
       </w:r>
       <w:r>
         <w:rPr>
@@ -4172,9 +4318,8 @@
           <w:i w:val="0"/>
           <w:color w:val="0000FF"/>
           <w:sz w:val="24"/>
-          <w:u w:val="single"/>
-        </w:rPr>
-        <w:t>m Artis</w:t>
+        </w:rPr>
+        <w:t>s</w:t>
       </w:r>
       <w:r>
         <w:br/>
@@ -5156,6 +5301,7 @@
           <w:i w:val="0"/>
           <w:color w:val="0000FF"/>
           <w:sz w:val="24"/>
+          <w:u w:val="single"/>
         </w:rPr>
         <w:hyperlink r:id="rId31" w:history="1">
           <w:r>
@@ -5191,14 +5337,7 @@
           <w:color w:val="0000FF"/>
           <w:sz w:val="24"/>
         </w:rPr>
-        <w:hyperlink r:id="rId31" w:history="1">
-          <w:r>
-            <w:rPr>
-              <w:rStyle w:val="Hyperlink"/>
-            </w:rPr>
-            <w:t>/</w:t>
-          </w:r>
-        </w:hyperlink>
+        <w:t>/</w:t>
       </w:r>
       <w:r>
         <w:rPr>
@@ -5872,7 +6011,7 @@
           <w:sz w:val="24"/>
           <w:u w:val="single"/>
         </w:rPr>
-        <w:hyperlink r:id="rId35" w:history="1">
+        <w:hyperlink r:id="rId24" w:history="1">
           <w:r>
             <w:rPr>
               <w:rStyle w:val="Hyperlink"/>
@@ -5901,7 +6040,7 @@
           <w:sz w:val="24"/>
           <w:u w:val="single"/>
         </w:rPr>
-        <w:hyperlink r:id="rId35" w:history="1">
+        <w:hyperlink r:id="rId24" w:history="1">
           <w:r>
             <w:rPr>
               <w:rStyle w:val="Hyperlink"/>
@@ -6651,7 +6790,7 @@
           <w:sz w:val="24"/>
           <w:u w:val="single"/>
         </w:rPr>
-        <w:hyperlink r:id="rId42" w:history="1">
+        <w:hyperlink r:id="rId40" w:history="1">
           <w:r>
             <w:rPr>
               <w:rStyle w:val="Hyperlink"/>

--- a/EXPORTS/DOCX/published/niveau3/Dutch/KKZ.docx
+++ b/EXPORTS/DOCX/published/niveau3/Dutch/KKZ.docx
@@ -708,7 +708,14 @@
           <w:color w:val="000000"/>
           <w:sz w:val="24"/>
         </w:rPr>
-        <w:t xml:space="preserve">nd </w:t>
+        <w:hyperlink r:id="rId11" w:history="1">
+          <w:r>
+            <w:rPr>
+              <w:rStyle w:val="Hyperlink"/>
+            </w:rPr>
+            <w:t xml:space="preserve">nd </w:t>
+          </w:r>
+        </w:hyperlink>
       </w:r>
       <w:r>
         <w:rPr>
@@ -878,45 +885,8 @@
           <w:i w:val="0"/>
           <w:color w:val="0000FF"/>
           <w:sz w:val="24"/>
-          <w:u w:val="single"/>
-        </w:rPr>
-        <w:hyperlink r:id="rId9" w:history="1">
-          <w:r>
-            <w:rPr>
-              <w:rStyle w:val="Hyperlink"/>
-            </w:rPr>
-            <w:t>Koning</w:t>
-          </w:r>
-        </w:hyperlink>
-      </w:r>
-      <w:r>
-        <w:rPr>
-          <w:rFonts w:ascii="Charis SIL Regular" w:hAnsi="Charis SIL Regular" w:eastAsia="Charis SIL Regular"/>
-          <w:b w:val="0"/>
-          <w:i w:val="0"/>
-          <w:color w:val="0000FF"/>
-          <w:sz w:val="24"/>
-          <w:u w:val="single"/>
-        </w:rPr>
-        <w:t xml:space="preserve"> </w:t>
-      </w:r>
-      <w:r>
-        <w:rPr>
-          <w:rFonts w:ascii="Charis SIL Regular" w:hAnsi="Charis SIL Regular" w:eastAsia="Charis SIL Regular"/>
-          <w:b w:val="0"/>
-          <w:i w:val="0"/>
-          <w:color w:val="0000FF"/>
-          <w:sz w:val="24"/>
-          <w:u w:val="single"/>
-        </w:rPr>
-        <w:hyperlink r:id="rId9" w:history="1">
-          <w:r>
-            <w:rPr>
-              <w:rStyle w:val="Hyperlink"/>
-            </w:rPr>
-            <w:t>Wille</w:t>
-          </w:r>
-        </w:hyperlink>
+        </w:rPr>
+        <w:t>Koning Wille</w:t>
       </w:r>
       <w:r>
         <w:rPr>
@@ -1654,8 +1624,16 @@
           <w:i w:val="0"/>
           <w:color w:val="0000FF"/>
           <w:sz w:val="24"/>
-        </w:rPr>
-        <w:t>Rijksmu</w:t>
+          <w:u w:val="single"/>
+        </w:rPr>
+        <w:hyperlink r:id="rId16" w:history="1">
+          <w:r>
+            <w:rPr>
+              <w:rStyle w:val="Hyperlink"/>
+            </w:rPr>
+            <w:t>Rijksmu</w:t>
+          </w:r>
+        </w:hyperlink>
       </w:r>
       <w:r>
         <w:rPr>
@@ -1875,8 +1853,9 @@
           <w:i w:val="0"/>
           <w:color w:val="0000FF"/>
           <w:sz w:val="24"/>
-        </w:rPr>
-        <w:hyperlink r:id="rId16" w:history="1">
+          <w:u w:val="single"/>
+        </w:rPr>
+        <w:hyperlink r:id="rId17" w:history="1">
           <w:r>
             <w:rPr>
               <w:rStyle w:val="Hyperlink"/>
@@ -1894,7 +1873,7 @@
           <w:sz w:val="24"/>
           <w:u w:val="single"/>
         </w:rPr>
-        <w:hyperlink r:id="rId17" w:history="1">
+        <w:hyperlink r:id="rId16" w:history="1">
           <w:r>
             <w:rPr>
               <w:rStyle w:val="Hyperlink"/>
@@ -1923,7 +1902,7 @@
           <w:sz w:val="24"/>
           <w:u w:val="single"/>
         </w:rPr>
-        <w:hyperlink r:id="rId17" w:history="1">
+        <w:hyperlink r:id="rId16" w:history="1">
           <w:r>
             <w:rPr>
               <w:rStyle w:val="Hyperlink"/>
@@ -1952,7 +1931,7 @@
           <w:sz w:val="24"/>
           <w:u w:val="single"/>
         </w:rPr>
-        <w:hyperlink r:id="rId17" w:history="1">
+        <w:hyperlink r:id="rId16" w:history="1">
           <w:r>
             <w:rPr>
               <w:rStyle w:val="Hyperlink"/>
@@ -1970,7 +1949,7 @@
           <w:color w:val="000000"/>
           <w:sz w:val="24"/>
         </w:rPr>
-        <w:hyperlink r:id="rId17" w:history="1">
+        <w:hyperlink r:id="rId16" w:history="1">
           <w:r>
             <w:rPr>
               <w:rStyle w:val="Hyperlink"/>
@@ -2179,7 +2158,7 @@
           <w:sz w:val="24"/>
           <w:u w:val="single"/>
         </w:rPr>
-        <w:hyperlink r:id="rId16" w:history="1">
+        <w:hyperlink r:id="rId18" w:history="1">
           <w:r>
             <w:rPr>
               <w:rStyle w:val="Hyperlink"/>
@@ -2208,7 +2187,7 @@
           <w:sz w:val="24"/>
           <w:u w:val="single"/>
         </w:rPr>
-        <w:hyperlink r:id="rId16" w:history="1">
+        <w:hyperlink r:id="rId18" w:history="1">
           <w:r>
             <w:rPr>
               <w:rStyle w:val="Hyperlink"/>
@@ -2219,6 +2198,7 @@
       </w:r>
       <w:r>
         <w:rPr>
+          <w:u w:val="single" w:color="0000ff"/>
           <w:rFonts w:ascii="Charis SIL Regular" w:hAnsi="Charis SIL Regular" w:eastAsia="Charis SIL Regular"/>
           <w:b w:val="0"/>
           <w:i w:val="0"/>
@@ -2236,7 +2216,7 @@
           <w:sz w:val="24"/>
           <w:u w:val="single"/>
         </w:rPr>
-        <w:hyperlink r:id="rId16" w:history="1">
+        <w:hyperlink r:id="rId19" w:history="1">
           <w:r>
             <w:rPr>
               <w:rStyle w:val="Hyperlink"/>
@@ -2254,7 +2234,7 @@
           <w:sz w:val="24"/>
           <w:u w:val="single"/>
         </w:rPr>
-        <w:hyperlink r:id="rId16" w:history="1">
+        <w:hyperlink r:id="rId19" w:history="1">
           <w:r>
             <w:rPr>
               <w:rStyle w:val="Hyperlink"/>
@@ -2348,7 +2328,7 @@
           <w:sz w:val="24"/>
           <w:u w:val="single"/>
         </w:rPr>
-        <w:hyperlink r:id="rId18" w:history="1">
+        <w:hyperlink r:id="rId19" w:history="1">
           <w:r>
             <w:rPr>
               <w:rStyle w:val="Hyperlink"/>
@@ -2377,7 +2357,7 @@
           <w:sz w:val="24"/>
           <w:u w:val="single"/>
         </w:rPr>
-        <w:hyperlink r:id="rId18" w:history="1">
+        <w:hyperlink r:id="rId19" w:history="1">
           <w:r>
             <w:rPr>
               <w:rStyle w:val="Hyperlink"/>
@@ -2388,39 +2368,13 @@
       </w:r>
       <w:r>
         <w:rPr>
-          <w:u w:val="single" w:color="0000ff"/>
           <w:rFonts w:ascii="Charis SIL Regular" w:hAnsi="Charis SIL Regular" w:eastAsia="Charis SIL Regular"/>
           <w:b w:val="0"/>
           <w:i w:val="0"/>
           <w:color w:val="000000"/>
           <w:sz w:val="24"/>
         </w:rPr>
-        <w:hyperlink r:id="rId18" w:history="1">
-          <w:r>
-            <w:rPr>
-              <w:rStyle w:val="Hyperlink"/>
-            </w:rPr>
-            <w:t>,</w:t>
-          </w:r>
-        </w:hyperlink>
-      </w:r>
-      <w:r>
-        <w:rPr>
-          <w:u w:val="single" w:color="0000ff"/>
-          <w:rFonts w:ascii="Charis SIL Regular" w:hAnsi="Charis SIL Regular" w:eastAsia="Charis SIL Regular"/>
-          <w:b w:val="0"/>
-          <w:i w:val="0"/>
-          <w:color w:val="000000"/>
-          <w:sz w:val="24"/>
-        </w:rPr>
-        <w:hyperlink r:id="rId18" w:history="1">
-          <w:r>
-            <w:rPr>
-              <w:rStyle w:val="Hyperlink"/>
-            </w:rPr>
-            <w:t xml:space="preserve"> het </w:t>
-          </w:r>
-        </w:hyperlink>
+        <w:t xml:space="preserve">, het </w:t>
       </w:r>
       <w:r>
         <w:rPr>
@@ -2523,7 +2477,6 @@
           <w:i w:val="0"/>
           <w:color w:val="0000FF"/>
           <w:sz w:val="24"/>
-          <w:u w:val="single"/>
         </w:rPr>
         <w:t>G</w:t>
       </w:r>
@@ -2665,25 +2618,7 @@
           <w:color w:val="000000"/>
           <w:sz w:val="24"/>
         </w:rPr>
-        <w:t xml:space="preserve"> e</w:t>
-      </w:r>
-      <w:r>
-        <w:rPr>
-          <w:u w:val="single" w:color="0000ff"/>
-          <w:rFonts w:ascii="Charis SIL Regular" w:hAnsi="Charis SIL Regular" w:eastAsia="Charis SIL Regular"/>
-          <w:b w:val="0"/>
-          <w:i w:val="0"/>
-          <w:color w:val="000000"/>
-          <w:sz w:val="24"/>
-        </w:rPr>
-        <w:hyperlink r:id="rId19" w:history="1">
-          <w:r>
-            <w:rPr>
-              <w:rStyle w:val="Hyperlink"/>
-            </w:rPr>
-            <w:t xml:space="preserve">n het </w:t>
-          </w:r>
-        </w:hyperlink>
+        <w:t xml:space="preserve"> en het </w:t>
       </w:r>
       <w:r>
         <w:rPr>
@@ -3943,14 +3878,7 @@
           <w:color w:val="000000"/>
           <w:sz w:val="24"/>
         </w:rPr>
-        <w:hyperlink r:id="rId26" w:history="1">
-          <w:r>
-            <w:rPr>
-              <w:rStyle w:val="Hyperlink"/>
-            </w:rPr>
-            <w:t>n die relev</w:t>
-          </w:r>
-        </w:hyperlink>
+        <w:t>n die relev</w:t>
       </w:r>
       <w:r>
         <w:rPr>
@@ -4298,7 +4226,7 @@
           <w:sz w:val="24"/>
           <w:u w:val="single"/>
         </w:rPr>
-        <w:t>Ethnografisch Museu</w:t>
+        <w:t>Ethnografisch Muse</w:t>
       </w:r>
       <w:r>
         <w:rPr>
@@ -4309,7 +4237,7 @@
           <w:sz w:val="24"/>
           <w:u w:val="single"/>
         </w:rPr>
-        <w:t>m Arti</w:t>
+        <w:t>u</w:t>
       </w:r>
       <w:r>
         <w:rPr>
@@ -4318,8 +4246,9 @@
           <w:i w:val="0"/>
           <w:color w:val="0000FF"/>
           <w:sz w:val="24"/>
-        </w:rPr>
-        <w:t>s</w:t>
+          <w:u w:val="single"/>
+        </w:rPr>
+        <w:t>m Artis</w:t>
       </w:r>
       <w:r>
         <w:br/>
@@ -5301,7 +5230,6 @@
           <w:i w:val="0"/>
           <w:color w:val="0000FF"/>
           <w:sz w:val="24"/>
-          <w:u w:val="single"/>
         </w:rPr>
         <w:hyperlink r:id="rId31" w:history="1">
           <w:r>
@@ -5993,7 +5921,7 @@
           <w:sz w:val="24"/>
           <w:u w:val="single"/>
         </w:rPr>
-        <w:hyperlink r:id="rId35" w:history="1">
+        <w:hyperlink r:id="rId24" w:history="1">
           <w:r>
             <w:rPr>
               <w:rStyle w:val="Hyperlink"/>
@@ -6040,7 +5968,7 @@
           <w:sz w:val="24"/>
           <w:u w:val="single"/>
         </w:rPr>
-        <w:hyperlink r:id="rId24" w:history="1">
+        <w:hyperlink r:id="rId35" w:history="1">
           <w:r>
             <w:rPr>
               <w:rStyle w:val="Hyperlink"/>
@@ -6790,7 +6718,7 @@
           <w:sz w:val="24"/>
           <w:u w:val="single"/>
         </w:rPr>
-        <w:hyperlink r:id="rId40" w:history="1">
+        <w:hyperlink r:id="rId42" w:history="1">
           <w:r>
             <w:rPr>
               <w:rStyle w:val="Hyperlink"/>

--- a/EXPORTS/DOCX/published/niveau3/Dutch/KKZ.docx
+++ b/EXPORTS/DOCX/published/niveau3/Dutch/KKZ.docx
@@ -708,14 +708,7 @@
           <w:color w:val="000000"/>
           <w:sz w:val="24"/>
         </w:rPr>
-        <w:hyperlink r:id="rId11" w:history="1">
-          <w:r>
-            <w:rPr>
-              <w:rStyle w:val="Hyperlink"/>
-            </w:rPr>
-            <w:t xml:space="preserve">nd </w:t>
-          </w:r>
-        </w:hyperlink>
+        <w:t xml:space="preserve">nd </w:t>
       </w:r>
       <w:r>
         <w:rPr>
@@ -885,8 +878,45 @@
           <w:i w:val="0"/>
           <w:color w:val="0000FF"/>
           <w:sz w:val="24"/>
-        </w:rPr>
-        <w:t>Koning Wille</w:t>
+          <w:u w:val="single"/>
+        </w:rPr>
+        <w:hyperlink r:id="rId9" w:history="1">
+          <w:r>
+            <w:rPr>
+              <w:rStyle w:val="Hyperlink"/>
+            </w:rPr>
+            <w:t>Koning</w:t>
+          </w:r>
+        </w:hyperlink>
+      </w:r>
+      <w:r>
+        <w:rPr>
+          <w:rFonts w:ascii="Charis SIL Regular" w:hAnsi="Charis SIL Regular" w:eastAsia="Charis SIL Regular"/>
+          <w:b w:val="0"/>
+          <w:i w:val="0"/>
+          <w:color w:val="0000FF"/>
+          <w:sz w:val="24"/>
+          <w:u w:val="single"/>
+        </w:rPr>
+        <w:t xml:space="preserve"> </w:t>
+      </w:r>
+      <w:r>
+        <w:rPr>
+          <w:rFonts w:ascii="Charis SIL Regular" w:hAnsi="Charis SIL Regular" w:eastAsia="Charis SIL Regular"/>
+          <w:b w:val="0"/>
+          <w:i w:val="0"/>
+          <w:color w:val="0000FF"/>
+          <w:sz w:val="24"/>
+          <w:u w:val="single"/>
+        </w:rPr>
+        <w:hyperlink r:id="rId9" w:history="1">
+          <w:r>
+            <w:rPr>
+              <w:rStyle w:val="Hyperlink"/>
+            </w:rPr>
+            <w:t>Wille</w:t>
+          </w:r>
+        </w:hyperlink>
       </w:r>
       <w:r>
         <w:rPr>
@@ -1644,7 +1674,7 @@
           <w:sz w:val="24"/>
           <w:u w:val="single"/>
         </w:rPr>
-        <w:hyperlink r:id="rId15" w:history="1">
+        <w:hyperlink r:id="rId16" w:history="1">
           <w:r>
             <w:rPr>
               <w:rStyle w:val="Hyperlink"/>
@@ -1673,7 +1703,7 @@
           <w:sz w:val="24"/>
           <w:u w:val="single"/>
         </w:rPr>
-        <w:hyperlink r:id="rId15" w:history="1">
+        <w:hyperlink r:id="rId16" w:history="1">
           <w:r>
             <w:rPr>
               <w:rStyle w:val="Hyperlink"/>
@@ -1691,7 +1721,7 @@
           <w:sz w:val="24"/>
           <w:u w:val="single"/>
         </w:rPr>
-        <w:hyperlink r:id="rId15" w:history="1">
+        <w:hyperlink r:id="rId16" w:history="1">
           <w:r>
             <w:rPr>
               <w:rStyle w:val="Hyperlink"/>
@@ -1853,7 +1883,6 @@
           <w:i w:val="0"/>
           <w:color w:val="0000FF"/>
           <w:sz w:val="24"/>
-          <w:u w:val="single"/>
         </w:rPr>
         <w:hyperlink r:id="rId17" w:history="1">
           <w:r>
@@ -2158,6 +2187,410 @@
           <w:sz w:val="24"/>
           <w:u w:val="single"/>
         </w:rPr>
+        <w:hyperlink r:id="rId17" w:history="1">
+          <w:r>
+            <w:rPr>
+              <w:rStyle w:val="Hyperlink"/>
+            </w:rPr>
+            <w:t>en</w:t>
+          </w:r>
+        </w:hyperlink>
+      </w:r>
+      <w:r>
+        <w:rPr>
+          <w:rFonts w:ascii="Charis SIL Regular" w:hAnsi="Charis SIL Regular" w:eastAsia="Charis SIL Regular"/>
+          <w:b w:val="0"/>
+          <w:i w:val="0"/>
+          <w:color w:val="0000FF"/>
+          <w:sz w:val="24"/>
+          <w:u w:val="single"/>
+        </w:rPr>
+        <w:t xml:space="preserve"> </w:t>
+      </w:r>
+      <w:r>
+        <w:rPr>
+          <w:rFonts w:ascii="Charis SIL Regular" w:hAnsi="Charis SIL Regular" w:eastAsia="Charis SIL Regular"/>
+          <w:b w:val="0"/>
+          <w:i w:val="0"/>
+          <w:color w:val="0000FF"/>
+          <w:sz w:val="24"/>
+          <w:u w:val="single"/>
+        </w:rPr>
+        <w:hyperlink r:id="rId17" w:history="1">
+          <w:r>
+            <w:rPr>
+              <w:rStyle w:val="Hyperlink"/>
+            </w:rPr>
+            <w:t>Stenen</w:t>
+          </w:r>
+        </w:hyperlink>
+      </w:r>
+      <w:r>
+        <w:rPr>
+          <w:rFonts w:ascii="Charis SIL Regular" w:hAnsi="Charis SIL Regular" w:eastAsia="Charis SIL Regular"/>
+          <w:b w:val="0"/>
+          <w:i w:val="0"/>
+          <w:color w:val="000000"/>
+          <w:sz w:val="24"/>
+        </w:rPr>
+        <w:t xml:space="preserve">, het </w:t>
+      </w:r>
+      <w:r>
+        <w:rPr>
+          <w:rFonts w:ascii="Charis SIL Regular" w:hAnsi="Charis SIL Regular" w:eastAsia="Charis SIL Regular"/>
+          <w:b w:val="0"/>
+          <w:i w:val="0"/>
+          <w:color w:val="0000FF"/>
+          <w:sz w:val="24"/>
+          <w:u w:val="single"/>
+        </w:rPr>
+        <w:hyperlink r:id="rId17" w:history="1">
+          <w:r>
+            <w:rPr>
+              <w:rStyle w:val="Hyperlink"/>
+            </w:rPr>
+            <w:t>Rijk</w:t>
+          </w:r>
+        </w:hyperlink>
+      </w:r>
+      <w:r>
+        <w:rPr>
+          <w:rFonts w:ascii="Charis SIL Regular" w:hAnsi="Charis SIL Regular" w:eastAsia="Charis SIL Regular"/>
+          <w:b w:val="0"/>
+          <w:i w:val="0"/>
+          <w:color w:val="0000FF"/>
+          <w:sz w:val="24"/>
+          <w:u w:val="single"/>
+        </w:rPr>
+        <w:hyperlink r:id="rId17" w:history="1">
+          <w:r>
+            <w:rPr>
+              <w:rStyle w:val="Hyperlink"/>
+            </w:rPr>
+            <w:t>smuseum</w:t>
+          </w:r>
+        </w:hyperlink>
+      </w:r>
+      <w:r>
+        <w:rPr>
+          <w:rFonts w:ascii="Charis SIL Regular" w:hAnsi="Charis SIL Regular" w:eastAsia="Charis SIL Regular"/>
+          <w:b w:val="0"/>
+          <w:i w:val="0"/>
+          <w:color w:val="0000FF"/>
+          <w:sz w:val="24"/>
+          <w:u w:val="single"/>
+        </w:rPr>
+        <w:t xml:space="preserve"> </w:t>
+      </w:r>
+      <w:r>
+        <w:rPr>
+          <w:rFonts w:ascii="Charis SIL Regular" w:hAnsi="Charis SIL Regular" w:eastAsia="Charis SIL Regular"/>
+          <w:b w:val="0"/>
+          <w:i w:val="0"/>
+          <w:color w:val="0000FF"/>
+          <w:sz w:val="24"/>
+          <w:u w:val="single"/>
+        </w:rPr>
+        <w:hyperlink r:id="rId19" w:history="1">
+          <w:r>
+            <w:rPr>
+              <w:rStyle w:val="Hyperlink"/>
+            </w:rPr>
+            <w:t>v</w:t>
+          </w:r>
+        </w:hyperlink>
+      </w:r>
+      <w:r>
+        <w:rPr>
+          <w:rFonts w:ascii="Charis SIL Regular" w:hAnsi="Charis SIL Regular" w:eastAsia="Charis SIL Regular"/>
+          <w:b w:val="0"/>
+          <w:i w:val="0"/>
+          <w:color w:val="0000FF"/>
+          <w:sz w:val="24"/>
+          <w:u w:val="single"/>
+        </w:rPr>
+        <w:hyperlink r:id="rId19" w:history="1">
+          <w:r>
+            <w:rPr>
+              <w:rStyle w:val="Hyperlink"/>
+            </w:rPr>
+            <w:t>an</w:t>
+          </w:r>
+        </w:hyperlink>
+      </w:r>
+      <w:r>
+        <w:rPr>
+          <w:rFonts w:ascii="Charis SIL Regular" w:hAnsi="Charis SIL Regular" w:eastAsia="Charis SIL Regular"/>
+          <w:b w:val="0"/>
+          <w:i w:val="0"/>
+          <w:color w:val="0000FF"/>
+          <w:sz w:val="24"/>
+          <w:u w:val="single"/>
+        </w:rPr>
+        <w:t xml:space="preserve"> </w:t>
+      </w:r>
+      <w:r>
+        <w:rPr>
+          <w:rFonts w:ascii="Charis SIL Regular" w:hAnsi="Charis SIL Regular" w:eastAsia="Charis SIL Regular"/>
+          <w:b w:val="0"/>
+          <w:i w:val="0"/>
+          <w:color w:val="0000FF"/>
+          <w:sz w:val="24"/>
+          <w:u w:val="single"/>
+        </w:rPr>
+        <w:hyperlink r:id="rId19" w:history="1">
+          <w:r>
+            <w:rPr>
+              <w:rStyle w:val="Hyperlink"/>
+            </w:rPr>
+            <w:t>N</w:t>
+          </w:r>
+        </w:hyperlink>
+      </w:r>
+      <w:r>
+        <w:rPr>
+          <w:rFonts w:ascii="Charis SIL Regular" w:hAnsi="Charis SIL Regular" w:eastAsia="Charis SIL Regular"/>
+          <w:b w:val="0"/>
+          <w:i w:val="0"/>
+          <w:color w:val="0000FF"/>
+          <w:sz w:val="24"/>
+          <w:u w:val="single"/>
+        </w:rPr>
+        <w:hyperlink r:id="rId18" w:history="1">
+          <w:r>
+            <w:rPr>
+              <w:rStyle w:val="Hyperlink"/>
+            </w:rPr>
+            <w:t>atuurlijke</w:t>
+          </w:r>
+        </w:hyperlink>
+      </w:r>
+      <w:r>
+        <w:rPr>
+          <w:rFonts w:ascii="Charis SIL Regular" w:hAnsi="Charis SIL Regular" w:eastAsia="Charis SIL Regular"/>
+          <w:b w:val="0"/>
+          <w:i w:val="0"/>
+          <w:color w:val="0000FF"/>
+          <w:sz w:val="24"/>
+          <w:u w:val="single"/>
+        </w:rPr>
+        <w:t xml:space="preserve"> </w:t>
+      </w:r>
+      <w:r>
+        <w:rPr>
+          <w:rFonts w:ascii="Charis SIL Regular" w:hAnsi="Charis SIL Regular" w:eastAsia="Charis SIL Regular"/>
+          <w:b w:val="0"/>
+          <w:i w:val="0"/>
+          <w:color w:val="0000FF"/>
+          <w:sz w:val="24"/>
+          <w:u w:val="single"/>
+        </w:rPr>
+        <w:hyperlink r:id="rId18" w:history="1">
+          <w:r>
+            <w:rPr>
+              <w:rStyle w:val="Hyperlink"/>
+            </w:rPr>
+            <w:t>Historie</w:t>
+          </w:r>
+        </w:hyperlink>
+      </w:r>
+      <w:r>
+        <w:rPr>
+          <w:u w:val="single" w:color="0000ff"/>
+          <w:rFonts w:ascii="Charis SIL Regular" w:hAnsi="Charis SIL Regular" w:eastAsia="Charis SIL Regular"/>
+          <w:b w:val="0"/>
+          <w:i w:val="0"/>
+          <w:color w:val="000000"/>
+          <w:sz w:val="24"/>
+        </w:rPr>
+        <w:hyperlink r:id="rId18" w:history="1">
+          <w:r>
+            <w:rPr>
+              <w:rStyle w:val="Hyperlink"/>
+            </w:rPr>
+            <w:t>,</w:t>
+          </w:r>
+        </w:hyperlink>
+      </w:r>
+      <w:r>
+        <w:rPr>
+          <w:u w:val="single" w:color="0000ff"/>
+          <w:rFonts w:ascii="Charis SIL Regular" w:hAnsi="Charis SIL Regular" w:eastAsia="Charis SIL Regular"/>
+          <w:b w:val="0"/>
+          <w:i w:val="0"/>
+          <w:color w:val="000000"/>
+          <w:sz w:val="24"/>
+        </w:rPr>
+        <w:hyperlink r:id="rId18" w:history="1">
+          <w:r>
+            <w:rPr>
+              <w:rStyle w:val="Hyperlink"/>
+            </w:rPr>
+            <w:t xml:space="preserve"> het </w:t>
+          </w:r>
+        </w:hyperlink>
+      </w:r>
+      <w:r>
+        <w:rPr>
+          <w:rFonts w:ascii="Charis SIL Regular" w:hAnsi="Charis SIL Regular" w:eastAsia="Charis SIL Regular"/>
+          <w:b w:val="0"/>
+          <w:i w:val="0"/>
+          <w:color w:val="0000FF"/>
+          <w:sz w:val="24"/>
+          <w:u w:val="single"/>
+        </w:rPr>
+        <w:hyperlink r:id="rId18" w:history="1">
+          <w:r>
+            <w:rPr>
+              <w:rStyle w:val="Hyperlink"/>
+            </w:rPr>
+            <w:t>Rijksmu</w:t>
+          </w:r>
+        </w:hyperlink>
+      </w:r>
+      <w:r>
+        <w:rPr>
+          <w:rFonts w:ascii="Charis SIL Regular" w:hAnsi="Charis SIL Regular" w:eastAsia="Charis SIL Regular"/>
+          <w:b w:val="0"/>
+          <w:i w:val="0"/>
+          <w:color w:val="0000FF"/>
+          <w:sz w:val="24"/>
+          <w:u w:val="single"/>
+        </w:rPr>
+        <w:hyperlink r:id="rId18" w:history="1">
+          <w:r>
+            <w:rPr>
+              <w:rStyle w:val="Hyperlink"/>
+            </w:rPr>
+            <w:t>s</w:t>
+          </w:r>
+        </w:hyperlink>
+      </w:r>
+      <w:r>
+        <w:rPr>
+          <w:rFonts w:ascii="Charis SIL Regular" w:hAnsi="Charis SIL Regular" w:eastAsia="Charis SIL Regular"/>
+          <w:b w:val="0"/>
+          <w:i w:val="0"/>
+          <w:color w:val="0000FF"/>
+          <w:sz w:val="24"/>
+          <w:u w:val="single"/>
+        </w:rPr>
+        <w:hyperlink r:id="rId18" w:history="1">
+          <w:r>
+            <w:rPr>
+              <w:rStyle w:val="Hyperlink"/>
+            </w:rPr>
+            <w:t>eum</w:t>
+          </w:r>
+        </w:hyperlink>
+      </w:r>
+      <w:r>
+        <w:rPr>
+          <w:rFonts w:ascii="Charis SIL Regular" w:hAnsi="Charis SIL Regular" w:eastAsia="Charis SIL Regular"/>
+          <w:b w:val="0"/>
+          <w:i w:val="0"/>
+          <w:color w:val="0000FF"/>
+          <w:sz w:val="24"/>
+          <w:u w:val="single"/>
+        </w:rPr>
+        <w:t xml:space="preserve"> </w:t>
+      </w:r>
+      <w:r>
+        <w:rPr>
+          <w:rFonts w:ascii="Charis SIL Regular" w:hAnsi="Charis SIL Regular" w:eastAsia="Charis SIL Regular"/>
+          <w:b w:val="0"/>
+          <w:i w:val="0"/>
+          <w:color w:val="0000FF"/>
+          <w:sz w:val="24"/>
+          <w:u w:val="single"/>
+        </w:rPr>
+        <w:hyperlink r:id="rId18" w:history="1">
+          <w:r>
+            <w:rPr>
+              <w:rStyle w:val="Hyperlink"/>
+            </w:rPr>
+            <w:t>voor</w:t>
+          </w:r>
+        </w:hyperlink>
+      </w:r>
+      <w:r>
+        <w:rPr>
+          <w:rFonts w:ascii="Charis SIL Regular" w:hAnsi="Charis SIL Regular" w:eastAsia="Charis SIL Regular"/>
+          <w:b w:val="0"/>
+          <w:i w:val="0"/>
+          <w:color w:val="0000FF"/>
+          <w:sz w:val="24"/>
+          <w:u w:val="single"/>
+        </w:rPr>
+        <w:t xml:space="preserve"> </w:t>
+      </w:r>
+      <w:r>
+        <w:rPr>
+          <w:rFonts w:ascii="Charis SIL Regular" w:hAnsi="Charis SIL Regular" w:eastAsia="Charis SIL Regular"/>
+          <w:b w:val="0"/>
+          <w:i w:val="0"/>
+          <w:color w:val="0000FF"/>
+          <w:sz w:val="24"/>
+          <w:u w:val="single"/>
+        </w:rPr>
+        <w:t>G</w:t>
+      </w:r>
+      <w:r>
+        <w:rPr>
+          <w:rFonts w:ascii="Charis SIL Regular" w:hAnsi="Charis SIL Regular" w:eastAsia="Charis SIL Regular"/>
+          <w:b w:val="0"/>
+          <w:i w:val="0"/>
+          <w:color w:val="0000FF"/>
+          <w:sz w:val="24"/>
+          <w:u w:val="single"/>
+        </w:rPr>
+        <w:hyperlink r:id="rId18" w:history="1">
+          <w:r>
+            <w:rPr>
+              <w:rStyle w:val="Hyperlink"/>
+            </w:rPr>
+            <w:t>eo</w:t>
+          </w:r>
+        </w:hyperlink>
+      </w:r>
+      <w:r>
+        <w:rPr>
+          <w:rFonts w:ascii="Charis SIL Regular" w:hAnsi="Charis SIL Regular" w:eastAsia="Charis SIL Regular"/>
+          <w:b w:val="0"/>
+          <w:i w:val="0"/>
+          <w:color w:val="0000FF"/>
+          <w:sz w:val="24"/>
+          <w:u w:val="single"/>
+        </w:rPr>
+        <w:hyperlink r:id="rId18" w:history="1">
+          <w:r>
+            <w:rPr>
+              <w:rStyle w:val="Hyperlink"/>
+            </w:rPr>
+            <w:t>logie</w:t>
+          </w:r>
+        </w:hyperlink>
+      </w:r>
+      <w:r>
+        <w:rPr>
+          <w:rFonts w:ascii="Charis SIL Regular" w:hAnsi="Charis SIL Regular" w:eastAsia="Charis SIL Regular"/>
+          <w:b w:val="0"/>
+          <w:i w:val="0"/>
+          <w:color w:val="0000FF"/>
+          <w:sz w:val="24"/>
+          <w:u w:val="single"/>
+        </w:rPr>
+        <w:t xml:space="preserve"> </w:t>
+      </w:r>
+      <w:r>
+        <w:rPr>
+          <w:rFonts w:ascii="Charis SIL Regular" w:hAnsi="Charis SIL Regular" w:eastAsia="Charis SIL Regular"/>
+          <w:b w:val="0"/>
+          <w:i w:val="0"/>
+          <w:color w:val="0000FF"/>
+          <w:sz w:val="24"/>
+          <w:u w:val="single"/>
+        </w:rPr>
         <w:hyperlink r:id="rId18" w:history="1">
           <w:r>
             <w:rPr>
@@ -2192,384 +2625,6 @@
             <w:rPr>
               <w:rStyle w:val="Hyperlink"/>
             </w:rPr>
-            <w:t>Stenen</w:t>
-          </w:r>
-        </w:hyperlink>
-      </w:r>
-      <w:r>
-        <w:rPr>
-          <w:u w:val="single" w:color="0000ff"/>
-          <w:rFonts w:ascii="Charis SIL Regular" w:hAnsi="Charis SIL Regular" w:eastAsia="Charis SIL Regular"/>
-          <w:b w:val="0"/>
-          <w:i w:val="0"/>
-          <w:color w:val="000000"/>
-          <w:sz w:val="24"/>
-        </w:rPr>
-        <w:t xml:space="preserve">, het </w:t>
-      </w:r>
-      <w:r>
-        <w:rPr>
-          <w:rFonts w:ascii="Charis SIL Regular" w:hAnsi="Charis SIL Regular" w:eastAsia="Charis SIL Regular"/>
-          <w:b w:val="0"/>
-          <w:i w:val="0"/>
-          <w:color w:val="0000FF"/>
-          <w:sz w:val="24"/>
-          <w:u w:val="single"/>
-        </w:rPr>
-        <w:hyperlink r:id="rId19" w:history="1">
-          <w:r>
-            <w:rPr>
-              <w:rStyle w:val="Hyperlink"/>
-            </w:rPr>
-            <w:t>Rijk</w:t>
-          </w:r>
-        </w:hyperlink>
-      </w:r>
-      <w:r>
-        <w:rPr>
-          <w:rFonts w:ascii="Charis SIL Regular" w:hAnsi="Charis SIL Regular" w:eastAsia="Charis SIL Regular"/>
-          <w:b w:val="0"/>
-          <w:i w:val="0"/>
-          <w:color w:val="0000FF"/>
-          <w:sz w:val="24"/>
-          <w:u w:val="single"/>
-        </w:rPr>
-        <w:hyperlink r:id="rId19" w:history="1">
-          <w:r>
-            <w:rPr>
-              <w:rStyle w:val="Hyperlink"/>
-            </w:rPr>
-            <w:t>smuseum</w:t>
-          </w:r>
-        </w:hyperlink>
-      </w:r>
-      <w:r>
-        <w:rPr>
-          <w:rFonts w:ascii="Charis SIL Regular" w:hAnsi="Charis SIL Regular" w:eastAsia="Charis SIL Regular"/>
-          <w:b w:val="0"/>
-          <w:i w:val="0"/>
-          <w:color w:val="0000FF"/>
-          <w:sz w:val="24"/>
-          <w:u w:val="single"/>
-        </w:rPr>
-        <w:t xml:space="preserve"> </w:t>
-      </w:r>
-      <w:r>
-        <w:rPr>
-          <w:rFonts w:ascii="Charis SIL Regular" w:hAnsi="Charis SIL Regular" w:eastAsia="Charis SIL Regular"/>
-          <w:b w:val="0"/>
-          <w:i w:val="0"/>
-          <w:color w:val="0000FF"/>
-          <w:sz w:val="24"/>
-          <w:u w:val="single"/>
-        </w:rPr>
-        <w:hyperlink r:id="rId19" w:history="1">
-          <w:r>
-            <w:rPr>
-              <w:rStyle w:val="Hyperlink"/>
-            </w:rPr>
-            <w:t>v</w:t>
-          </w:r>
-        </w:hyperlink>
-      </w:r>
-      <w:r>
-        <w:rPr>
-          <w:rFonts w:ascii="Charis SIL Regular" w:hAnsi="Charis SIL Regular" w:eastAsia="Charis SIL Regular"/>
-          <w:b w:val="0"/>
-          <w:i w:val="0"/>
-          <w:color w:val="0000FF"/>
-          <w:sz w:val="24"/>
-          <w:u w:val="single"/>
-        </w:rPr>
-        <w:hyperlink r:id="rId19" w:history="1">
-          <w:r>
-            <w:rPr>
-              <w:rStyle w:val="Hyperlink"/>
-            </w:rPr>
-            <w:t>an</w:t>
-          </w:r>
-        </w:hyperlink>
-      </w:r>
-      <w:r>
-        <w:rPr>
-          <w:rFonts w:ascii="Charis SIL Regular" w:hAnsi="Charis SIL Regular" w:eastAsia="Charis SIL Regular"/>
-          <w:b w:val="0"/>
-          <w:i w:val="0"/>
-          <w:color w:val="0000FF"/>
-          <w:sz w:val="24"/>
-          <w:u w:val="single"/>
-        </w:rPr>
-        <w:t xml:space="preserve"> </w:t>
-      </w:r>
-      <w:r>
-        <w:rPr>
-          <w:rFonts w:ascii="Charis SIL Regular" w:hAnsi="Charis SIL Regular" w:eastAsia="Charis SIL Regular"/>
-          <w:b w:val="0"/>
-          <w:i w:val="0"/>
-          <w:color w:val="0000FF"/>
-          <w:sz w:val="24"/>
-          <w:u w:val="single"/>
-        </w:rPr>
-        <w:hyperlink r:id="rId19" w:history="1">
-          <w:r>
-            <w:rPr>
-              <w:rStyle w:val="Hyperlink"/>
-            </w:rPr>
-            <w:t>N</w:t>
-          </w:r>
-        </w:hyperlink>
-      </w:r>
-      <w:r>
-        <w:rPr>
-          <w:rFonts w:ascii="Charis SIL Regular" w:hAnsi="Charis SIL Regular" w:eastAsia="Charis SIL Regular"/>
-          <w:b w:val="0"/>
-          <w:i w:val="0"/>
-          <w:color w:val="0000FF"/>
-          <w:sz w:val="24"/>
-          <w:u w:val="single"/>
-        </w:rPr>
-        <w:hyperlink r:id="rId19" w:history="1">
-          <w:r>
-            <w:rPr>
-              <w:rStyle w:val="Hyperlink"/>
-            </w:rPr>
-            <w:t>atuurlijke</w:t>
-          </w:r>
-        </w:hyperlink>
-      </w:r>
-      <w:r>
-        <w:rPr>
-          <w:rFonts w:ascii="Charis SIL Regular" w:hAnsi="Charis SIL Regular" w:eastAsia="Charis SIL Regular"/>
-          <w:b w:val="0"/>
-          <w:i w:val="0"/>
-          <w:color w:val="0000FF"/>
-          <w:sz w:val="24"/>
-          <w:u w:val="single"/>
-        </w:rPr>
-        <w:t xml:space="preserve"> </w:t>
-      </w:r>
-      <w:r>
-        <w:rPr>
-          <w:rFonts w:ascii="Charis SIL Regular" w:hAnsi="Charis SIL Regular" w:eastAsia="Charis SIL Regular"/>
-          <w:b w:val="0"/>
-          <w:i w:val="0"/>
-          <w:color w:val="0000FF"/>
-          <w:sz w:val="24"/>
-          <w:u w:val="single"/>
-        </w:rPr>
-        <w:hyperlink r:id="rId19" w:history="1">
-          <w:r>
-            <w:rPr>
-              <w:rStyle w:val="Hyperlink"/>
-            </w:rPr>
-            <w:t>Historie</w:t>
-          </w:r>
-        </w:hyperlink>
-      </w:r>
-      <w:r>
-        <w:rPr>
-          <w:rFonts w:ascii="Charis SIL Regular" w:hAnsi="Charis SIL Regular" w:eastAsia="Charis SIL Regular"/>
-          <w:b w:val="0"/>
-          <w:i w:val="0"/>
-          <w:color w:val="000000"/>
-          <w:sz w:val="24"/>
-        </w:rPr>
-        <w:t xml:space="preserve">, het </w:t>
-      </w:r>
-      <w:r>
-        <w:rPr>
-          <w:rFonts w:ascii="Charis SIL Regular" w:hAnsi="Charis SIL Regular" w:eastAsia="Charis SIL Regular"/>
-          <w:b w:val="0"/>
-          <w:i w:val="0"/>
-          <w:color w:val="0000FF"/>
-          <w:sz w:val="24"/>
-          <w:u w:val="single"/>
-        </w:rPr>
-        <w:hyperlink r:id="rId18" w:history="1">
-          <w:r>
-            <w:rPr>
-              <w:rStyle w:val="Hyperlink"/>
-            </w:rPr>
-            <w:t>Rijksmu</w:t>
-          </w:r>
-        </w:hyperlink>
-      </w:r>
-      <w:r>
-        <w:rPr>
-          <w:rFonts w:ascii="Charis SIL Regular" w:hAnsi="Charis SIL Regular" w:eastAsia="Charis SIL Regular"/>
-          <w:b w:val="0"/>
-          <w:i w:val="0"/>
-          <w:color w:val="0000FF"/>
-          <w:sz w:val="24"/>
-          <w:u w:val="single"/>
-        </w:rPr>
-        <w:hyperlink r:id="rId18" w:history="1">
-          <w:r>
-            <w:rPr>
-              <w:rStyle w:val="Hyperlink"/>
-            </w:rPr>
-            <w:t>s</w:t>
-          </w:r>
-        </w:hyperlink>
-      </w:r>
-      <w:r>
-        <w:rPr>
-          <w:rFonts w:ascii="Charis SIL Regular" w:hAnsi="Charis SIL Regular" w:eastAsia="Charis SIL Regular"/>
-          <w:b w:val="0"/>
-          <w:i w:val="0"/>
-          <w:color w:val="0000FF"/>
-          <w:sz w:val="24"/>
-          <w:u w:val="single"/>
-        </w:rPr>
-        <w:hyperlink r:id="rId18" w:history="1">
-          <w:r>
-            <w:rPr>
-              <w:rStyle w:val="Hyperlink"/>
-            </w:rPr>
-            <w:t>eum</w:t>
-          </w:r>
-        </w:hyperlink>
-      </w:r>
-      <w:r>
-        <w:rPr>
-          <w:rFonts w:ascii="Charis SIL Regular" w:hAnsi="Charis SIL Regular" w:eastAsia="Charis SIL Regular"/>
-          <w:b w:val="0"/>
-          <w:i w:val="0"/>
-          <w:color w:val="0000FF"/>
-          <w:sz w:val="24"/>
-          <w:u w:val="single"/>
-        </w:rPr>
-        <w:t xml:space="preserve"> </w:t>
-      </w:r>
-      <w:r>
-        <w:rPr>
-          <w:rFonts w:ascii="Charis SIL Regular" w:hAnsi="Charis SIL Regular" w:eastAsia="Charis SIL Regular"/>
-          <w:b w:val="0"/>
-          <w:i w:val="0"/>
-          <w:color w:val="0000FF"/>
-          <w:sz w:val="24"/>
-          <w:u w:val="single"/>
-        </w:rPr>
-        <w:hyperlink r:id="rId18" w:history="1">
-          <w:r>
-            <w:rPr>
-              <w:rStyle w:val="Hyperlink"/>
-            </w:rPr>
-            <w:t>voor</w:t>
-          </w:r>
-        </w:hyperlink>
-      </w:r>
-      <w:r>
-        <w:rPr>
-          <w:rFonts w:ascii="Charis SIL Regular" w:hAnsi="Charis SIL Regular" w:eastAsia="Charis SIL Regular"/>
-          <w:b w:val="0"/>
-          <w:i w:val="0"/>
-          <w:color w:val="0000FF"/>
-          <w:sz w:val="24"/>
-          <w:u w:val="single"/>
-        </w:rPr>
-        <w:t xml:space="preserve"> </w:t>
-      </w:r>
-      <w:r>
-        <w:rPr>
-          <w:rFonts w:ascii="Charis SIL Regular" w:hAnsi="Charis SIL Regular" w:eastAsia="Charis SIL Regular"/>
-          <w:b w:val="0"/>
-          <w:i w:val="0"/>
-          <w:color w:val="0000FF"/>
-          <w:sz w:val="24"/>
-        </w:rPr>
-        <w:t>G</w:t>
-      </w:r>
-      <w:r>
-        <w:rPr>
-          <w:rFonts w:ascii="Charis SIL Regular" w:hAnsi="Charis SIL Regular" w:eastAsia="Charis SIL Regular"/>
-          <w:b w:val="0"/>
-          <w:i w:val="0"/>
-          <w:color w:val="0000FF"/>
-          <w:sz w:val="24"/>
-          <w:u w:val="single"/>
-        </w:rPr>
-        <w:hyperlink r:id="rId18" w:history="1">
-          <w:r>
-            <w:rPr>
-              <w:rStyle w:val="Hyperlink"/>
-            </w:rPr>
-            <w:t>eo</w:t>
-          </w:r>
-        </w:hyperlink>
-      </w:r>
-      <w:r>
-        <w:rPr>
-          <w:rFonts w:ascii="Charis SIL Regular" w:hAnsi="Charis SIL Regular" w:eastAsia="Charis SIL Regular"/>
-          <w:b w:val="0"/>
-          <w:i w:val="0"/>
-          <w:color w:val="0000FF"/>
-          <w:sz w:val="24"/>
-          <w:u w:val="single"/>
-        </w:rPr>
-        <w:hyperlink r:id="rId18" w:history="1">
-          <w:r>
-            <w:rPr>
-              <w:rStyle w:val="Hyperlink"/>
-            </w:rPr>
-            <w:t>logie</w:t>
-          </w:r>
-        </w:hyperlink>
-      </w:r>
-      <w:r>
-        <w:rPr>
-          <w:rFonts w:ascii="Charis SIL Regular" w:hAnsi="Charis SIL Regular" w:eastAsia="Charis SIL Regular"/>
-          <w:b w:val="0"/>
-          <w:i w:val="0"/>
-          <w:color w:val="0000FF"/>
-          <w:sz w:val="24"/>
-          <w:u w:val="single"/>
-        </w:rPr>
-        <w:t xml:space="preserve"> </w:t>
-      </w:r>
-      <w:r>
-        <w:rPr>
-          <w:rFonts w:ascii="Charis SIL Regular" w:hAnsi="Charis SIL Regular" w:eastAsia="Charis SIL Regular"/>
-          <w:b w:val="0"/>
-          <w:i w:val="0"/>
-          <w:color w:val="0000FF"/>
-          <w:sz w:val="24"/>
-          <w:u w:val="single"/>
-        </w:rPr>
-        <w:hyperlink r:id="rId18" w:history="1">
-          <w:r>
-            <w:rPr>
-              <w:rStyle w:val="Hyperlink"/>
-            </w:rPr>
-            <w:t>en</w:t>
-          </w:r>
-        </w:hyperlink>
-      </w:r>
-      <w:r>
-        <w:rPr>
-          <w:rFonts w:ascii="Charis SIL Regular" w:hAnsi="Charis SIL Regular" w:eastAsia="Charis SIL Regular"/>
-          <w:b w:val="0"/>
-          <w:i w:val="0"/>
-          <w:color w:val="0000FF"/>
-          <w:sz w:val="24"/>
-          <w:u w:val="single"/>
-        </w:rPr>
-        <w:t xml:space="preserve"> </w:t>
-      </w:r>
-      <w:r>
-        <w:rPr>
-          <w:rFonts w:ascii="Charis SIL Regular" w:hAnsi="Charis SIL Regular" w:eastAsia="Charis SIL Regular"/>
-          <w:b w:val="0"/>
-          <w:i w:val="0"/>
-          <w:color w:val="0000FF"/>
-          <w:sz w:val="24"/>
-          <w:u w:val="single"/>
-        </w:rPr>
-        <w:hyperlink r:id="rId18" w:history="1">
-          <w:r>
-            <w:rPr>
-              <w:rStyle w:val="Hyperlink"/>
-            </w:rPr>
             <w:t>M</w:t>
           </w:r>
         </w:hyperlink>
@@ -2618,7 +2673,25 @@
           <w:color w:val="000000"/>
           <w:sz w:val="24"/>
         </w:rPr>
-        <w:t xml:space="preserve"> en het </w:t>
+        <w:t xml:space="preserve"> e</w:t>
+      </w:r>
+      <w:r>
+        <w:rPr>
+          <w:u w:val="single" w:color="0000ff"/>
+          <w:rFonts w:ascii="Charis SIL Regular" w:hAnsi="Charis SIL Regular" w:eastAsia="Charis SIL Regular"/>
+          <w:b w:val="0"/>
+          <w:i w:val="0"/>
+          <w:color w:val="000000"/>
+          <w:sz w:val="24"/>
+        </w:rPr>
+        <w:hyperlink r:id="rId19" w:history="1">
+          <w:r>
+            <w:rPr>
+              <w:rStyle w:val="Hyperlink"/>
+            </w:rPr>
+            <w:t xml:space="preserve">n het </w:t>
+          </w:r>
+        </w:hyperlink>
       </w:r>
       <w:r>
         <w:rPr>
@@ -3878,7 +3951,14 @@
           <w:color w:val="000000"/>
           <w:sz w:val="24"/>
         </w:rPr>
-        <w:t>n die relev</w:t>
+        <w:hyperlink r:id="rId26" w:history="1">
+          <w:r>
+            <w:rPr>
+              <w:rStyle w:val="Hyperlink"/>
+            </w:rPr>
+            <w:t>n die relev</w:t>
+          </w:r>
+        </w:hyperlink>
       </w:r>
       <w:r>
         <w:rPr>
@@ -4226,7 +4306,7 @@
           <w:sz w:val="24"/>
           <w:u w:val="single"/>
         </w:rPr>
-        <w:t>Ethnografisch Muse</w:t>
+        <w:t>Ethnografisch Museu</w:t>
       </w:r>
       <w:r>
         <w:rPr>
@@ -4237,7 +4317,7 @@
           <w:sz w:val="24"/>
           <w:u w:val="single"/>
         </w:rPr>
-        <w:t>u</w:t>
+        <w:t>m Arti</w:t>
       </w:r>
       <w:r>
         <w:rPr>
@@ -4246,9 +4326,8 @@
           <w:i w:val="0"/>
           <w:color w:val="0000FF"/>
           <w:sz w:val="24"/>
-          <w:u w:val="single"/>
-        </w:rPr>
-        <w:t>m Artis</w:t>
+        </w:rPr>
+        <w:t>s</w:t>
       </w:r>
       <w:r>
         <w:br/>
@@ -5201,7 +5280,7 @@
             <w:rPr>
               <w:rStyle w:val="Hyperlink"/>
             </w:rPr>
-            <w:t>f</w:t>
+            <w:t>fi</w:t>
           </w:r>
         </w:hyperlink>
       </w:r>
@@ -5213,23 +5292,6 @@
           <w:color w:val="0000FF"/>
           <w:sz w:val="24"/>
           <w:u w:val="single"/>
-        </w:rPr>
-        <w:hyperlink r:id="rId31" w:history="1">
-          <w:r>
-            <w:rPr>
-              <w:rStyle w:val="Hyperlink"/>
-            </w:rPr>
-            <w:t>i</w:t>
-          </w:r>
-        </w:hyperlink>
-      </w:r>
-      <w:r>
-        <w:rPr>
-          <w:rFonts w:ascii="Charis SIL Regular" w:hAnsi="Charis SIL Regular" w:eastAsia="Charis SIL Regular"/>
-          <w:b w:val="0"/>
-          <w:i w:val="0"/>
-          <w:color w:val="0000FF"/>
-          <w:sz w:val="24"/>
         </w:rPr>
         <w:hyperlink r:id="rId31" w:history="1">
           <w:r>
@@ -5247,6 +5309,7 @@
           <w:i w:val="0"/>
           <w:color w:val="0000FF"/>
           <w:sz w:val="24"/>
+          <w:u w:val="single"/>
         </w:rPr>
         <w:hyperlink r:id="rId31" w:history="1">
           <w:r>
@@ -5264,6 +5327,7 @@
           <w:i w:val="0"/>
           <w:color w:val="0000FF"/>
           <w:sz w:val="24"/>
+          <w:u w:val="single"/>
         </w:rPr>
         <w:t>/</w:t>
       </w:r>
@@ -5299,9 +5363,19 @@
             <w:rPr>
               <w:rStyle w:val="Hyperlink"/>
             </w:rPr>
-            <w:t>HaNA_2.04.01_4030_0001</w:t>
+            <w:t>HaNA_2.04.01_4030_000</w:t>
           </w:r>
         </w:hyperlink>
+      </w:r>
+      <w:r>
+        <w:rPr>
+          <w:rFonts w:ascii="Charis SIL Regular" w:hAnsi="Charis SIL Regular" w:eastAsia="Charis SIL Regular"/>
+          <w:b w:val="0"/>
+          <w:i w:val="0"/>
+          <w:color w:val="0000FF"/>
+          <w:sz w:val="24"/>
+        </w:rPr>
+        <w:t>1</w:t>
       </w:r>
     </w:p>
     <w:p>
@@ -5921,7 +5995,7 @@
           <w:sz w:val="24"/>
           <w:u w:val="single"/>
         </w:rPr>
-        <w:hyperlink r:id="rId24" w:history="1">
+        <w:hyperlink r:id="rId35" w:history="1">
           <w:r>
             <w:rPr>
               <w:rStyle w:val="Hyperlink"/>
@@ -5939,7 +6013,7 @@
           <w:sz w:val="24"/>
           <w:u w:val="single"/>
         </w:rPr>
-        <w:hyperlink r:id="rId24" w:history="1">
+        <w:hyperlink r:id="rId35" w:history="1">
           <w:r>
             <w:rPr>
               <w:rStyle w:val="Hyperlink"/>

--- a/EXPORTS/DOCX/published/niveau3/Dutch/KKZ.docx
+++ b/EXPORTS/DOCX/published/niveau3/Dutch/KKZ.docx
@@ -512,7 +512,6 @@
       </w:r>
       <w:r>
         <w:rPr>
-          <w:u w:val="single" w:color="0000ff"/>
           <w:rFonts w:ascii="Charis SIL Regular" w:hAnsi="Charis SIL Regular" w:eastAsia="Charis SIL Regular"/>
           <w:b w:val="0"/>
           <w:i w:val="0"/>
@@ -701,7 +700,6 @@
       </w:r>
       <w:r>
         <w:rPr>
-          <w:u w:val="single" w:color="0000ff"/>
           <w:rFonts w:ascii="Charis SIL Regular" w:hAnsi="Charis SIL Regular" w:eastAsia="Charis SIL Regular"/>
           <w:b w:val="0"/>
           <w:i w:val="0"/>
@@ -1654,27 +1652,19 @@
           <w:i w:val="0"/>
           <w:color w:val="0000FF"/>
           <w:sz w:val="24"/>
+        </w:rPr>
+        <w:t>Rijksmu</w:t>
+      </w:r>
+      <w:r>
+        <w:rPr>
+          <w:rFonts w:ascii="Charis SIL Regular" w:hAnsi="Charis SIL Regular" w:eastAsia="Charis SIL Regular"/>
+          <w:b w:val="0"/>
+          <w:i w:val="0"/>
+          <w:color w:val="0000FF"/>
+          <w:sz w:val="24"/>
           <w:u w:val="single"/>
         </w:rPr>
-        <w:hyperlink r:id="rId16" w:history="1">
-          <w:r>
-            <w:rPr>
-              <w:rStyle w:val="Hyperlink"/>
-            </w:rPr>
-            <w:t>Rijksmu</w:t>
-          </w:r>
-        </w:hyperlink>
-      </w:r>
-      <w:r>
-        <w:rPr>
-          <w:rFonts w:ascii="Charis SIL Regular" w:hAnsi="Charis SIL Regular" w:eastAsia="Charis SIL Regular"/>
-          <w:b w:val="0"/>
-          <w:i w:val="0"/>
-          <w:color w:val="0000FF"/>
-          <w:sz w:val="24"/>
-          <w:u w:val="single"/>
-        </w:rPr>
-        <w:hyperlink r:id="rId16" w:history="1">
+        <w:hyperlink r:id="rId15" w:history="1">
           <w:r>
             <w:rPr>
               <w:rStyle w:val="Hyperlink"/>
@@ -1703,7 +1693,7 @@
           <w:sz w:val="24"/>
           <w:u w:val="single"/>
         </w:rPr>
-        <w:hyperlink r:id="rId16" w:history="1">
+        <w:hyperlink r:id="rId15" w:history="1">
           <w:r>
             <w:rPr>
               <w:rStyle w:val="Hyperlink"/>
@@ -1721,7 +1711,7 @@
           <w:sz w:val="24"/>
           <w:u w:val="single"/>
         </w:rPr>
-        <w:hyperlink r:id="rId16" w:history="1">
+        <w:hyperlink r:id="rId15" w:history="1">
           <w:r>
             <w:rPr>
               <w:rStyle w:val="Hyperlink"/>
@@ -1850,31 +1840,13 @@
       </w:r>
       <w:r>
         <w:rPr>
-          <w:u w:val="single" w:color="0000ff"/>
           <w:rFonts w:ascii="Charis SIL Regular" w:hAnsi="Charis SIL Regular" w:eastAsia="Charis SIL Regular"/>
           <w:b w:val="0"/>
           <w:i w:val="0"/>
           <w:color w:val="000000"/>
           <w:sz w:val="24"/>
         </w:rPr>
-        <w:hyperlink r:id="rId15" w:history="1">
-          <w:r>
-            <w:rPr>
-              <w:rStyle w:val="Hyperlink"/>
-            </w:rPr>
-            <w:t>werde</w:t>
-          </w:r>
-        </w:hyperlink>
-      </w:r>
-      <w:r>
-        <w:rPr>
-          <w:rFonts w:ascii="Charis SIL Regular" w:hAnsi="Charis SIL Regular" w:eastAsia="Charis SIL Regular"/>
-          <w:b w:val="0"/>
-          <w:i w:val="0"/>
-          <w:color w:val="000000"/>
-          <w:sz w:val="24"/>
-        </w:rPr>
-        <w:t xml:space="preserve">n overgedragen aan het </w:t>
+        <w:t xml:space="preserve">werden overgedragen aan het </w:t>
       </w:r>
       <w:r>
         <w:rPr>
@@ -1883,8 +1855,9 @@
           <w:i w:val="0"/>
           <w:color w:val="0000FF"/>
           <w:sz w:val="24"/>
-        </w:rPr>
-        <w:hyperlink r:id="rId17" w:history="1">
+          <w:u w:val="single"/>
+        </w:rPr>
+        <w:hyperlink r:id="rId16" w:history="1">
           <w:r>
             <w:rPr>
               <w:rStyle w:val="Hyperlink"/>
@@ -1902,7 +1875,7 @@
           <w:sz w:val="24"/>
           <w:u w:val="single"/>
         </w:rPr>
-        <w:hyperlink r:id="rId16" w:history="1">
+        <w:hyperlink r:id="rId17" w:history="1">
           <w:r>
             <w:rPr>
               <w:rStyle w:val="Hyperlink"/>
@@ -1931,7 +1904,7 @@
           <w:sz w:val="24"/>
           <w:u w:val="single"/>
         </w:rPr>
-        <w:hyperlink r:id="rId16" w:history="1">
+        <w:hyperlink r:id="rId17" w:history="1">
           <w:r>
             <w:rPr>
               <w:rStyle w:val="Hyperlink"/>
@@ -1960,7 +1933,7 @@
           <w:sz w:val="24"/>
           <w:u w:val="single"/>
         </w:rPr>
-        <w:hyperlink r:id="rId16" w:history="1">
+        <w:hyperlink r:id="rId17" w:history="1">
           <w:r>
             <w:rPr>
               <w:rStyle w:val="Hyperlink"/>
@@ -1971,31 +1944,13 @@
       </w:r>
       <w:r>
         <w:rPr>
-          <w:u w:val="single" w:color="0000ff"/>
           <w:rFonts w:ascii="Charis SIL Regular" w:hAnsi="Charis SIL Regular" w:eastAsia="Charis SIL Regular"/>
           <w:b w:val="0"/>
           <w:i w:val="0"/>
           <w:color w:val="000000"/>
           <w:sz w:val="24"/>
         </w:rPr>
-        <w:hyperlink r:id="rId16" w:history="1">
-          <w:r>
-            <w:rPr>
-              <w:rStyle w:val="Hyperlink"/>
-            </w:rPr>
-            <w:t xml:space="preserve">, </w:t>
-          </w:r>
-        </w:hyperlink>
-      </w:r>
-      <w:r>
-        <w:rPr>
-          <w:rFonts w:ascii="Charis SIL Regular" w:hAnsi="Charis SIL Regular" w:eastAsia="Charis SIL Regular"/>
-          <w:b w:val="0"/>
-          <w:i w:val="0"/>
-          <w:color w:val="000000"/>
-          <w:sz w:val="24"/>
-        </w:rPr>
-        <w:t xml:space="preserve">het </w:t>
+        <w:t xml:space="preserve">, het </w:t>
       </w:r>
       <w:r>
         <w:rPr>
@@ -2187,7 +2142,7 @@
           <w:sz w:val="24"/>
           <w:u w:val="single"/>
         </w:rPr>
-        <w:hyperlink r:id="rId17" w:history="1">
+        <w:hyperlink r:id="rId18" w:history="1">
           <w:r>
             <w:rPr>
               <w:rStyle w:val="Hyperlink"/>
@@ -2216,7 +2171,7 @@
           <w:sz w:val="24"/>
           <w:u w:val="single"/>
         </w:rPr>
-        <w:hyperlink r:id="rId17" w:history="1">
+        <w:hyperlink r:id="rId18" w:history="1">
           <w:r>
             <w:rPr>
               <w:rStyle w:val="Hyperlink"/>
@@ -2227,6 +2182,7 @@
       </w:r>
       <w:r>
         <w:rPr>
+          <w:u w:val="single" w:color="0000ff"/>
           <w:rFonts w:ascii="Charis SIL Regular" w:hAnsi="Charis SIL Regular" w:eastAsia="Charis SIL Regular"/>
           <w:b w:val="0"/>
           <w:i w:val="0"/>
@@ -2244,7 +2200,7 @@
           <w:sz w:val="24"/>
           <w:u w:val="single"/>
         </w:rPr>
-        <w:hyperlink r:id="rId17" w:history="1">
+        <w:hyperlink r:id="rId19" w:history="1">
           <w:r>
             <w:rPr>
               <w:rStyle w:val="Hyperlink"/>
@@ -2262,7 +2218,7 @@
           <w:sz w:val="24"/>
           <w:u w:val="single"/>
         </w:rPr>
-        <w:hyperlink r:id="rId17" w:history="1">
+        <w:hyperlink r:id="rId19" w:history="1">
           <w:r>
             <w:rPr>
               <w:rStyle w:val="Hyperlink"/>
@@ -2356,7 +2312,7 @@
           <w:sz w:val="24"/>
           <w:u w:val="single"/>
         </w:rPr>
-        <w:hyperlink r:id="rId18" w:history="1">
+        <w:hyperlink r:id="rId19" w:history="1">
           <w:r>
             <w:rPr>
               <w:rStyle w:val="Hyperlink"/>
@@ -2385,7 +2341,7 @@
           <w:sz w:val="24"/>
           <w:u w:val="single"/>
         </w:rPr>
-        <w:hyperlink r:id="rId18" w:history="1">
+        <w:hyperlink r:id="rId19" w:history="1">
           <w:r>
             <w:rPr>
               <w:rStyle w:val="Hyperlink"/>
@@ -2437,103 +2393,8 @@
           <w:i w:val="0"/>
           <w:color w:val="0000FF"/>
           <w:sz w:val="24"/>
-          <w:u w:val="single"/>
-        </w:rPr>
-        <w:hyperlink r:id="rId18" w:history="1">
-          <w:r>
-            <w:rPr>
-              <w:rStyle w:val="Hyperlink"/>
-            </w:rPr>
-            <w:t>Rijksmu</w:t>
-          </w:r>
-        </w:hyperlink>
-      </w:r>
-      <w:r>
-        <w:rPr>
-          <w:rFonts w:ascii="Charis SIL Regular" w:hAnsi="Charis SIL Regular" w:eastAsia="Charis SIL Regular"/>
-          <w:b w:val="0"/>
-          <w:i w:val="0"/>
-          <w:color w:val="0000FF"/>
-          <w:sz w:val="24"/>
-          <w:u w:val="single"/>
-        </w:rPr>
-        <w:hyperlink r:id="rId18" w:history="1">
-          <w:r>
-            <w:rPr>
-              <w:rStyle w:val="Hyperlink"/>
-            </w:rPr>
-            <w:t>s</w:t>
-          </w:r>
-        </w:hyperlink>
-      </w:r>
-      <w:r>
-        <w:rPr>
-          <w:rFonts w:ascii="Charis SIL Regular" w:hAnsi="Charis SIL Regular" w:eastAsia="Charis SIL Regular"/>
-          <w:b w:val="0"/>
-          <w:i w:val="0"/>
-          <w:color w:val="0000FF"/>
-          <w:sz w:val="24"/>
-          <w:u w:val="single"/>
-        </w:rPr>
-        <w:hyperlink r:id="rId18" w:history="1">
-          <w:r>
-            <w:rPr>
-              <w:rStyle w:val="Hyperlink"/>
-            </w:rPr>
-            <w:t>eum</w:t>
-          </w:r>
-        </w:hyperlink>
-      </w:r>
-      <w:r>
-        <w:rPr>
-          <w:rFonts w:ascii="Charis SIL Regular" w:hAnsi="Charis SIL Regular" w:eastAsia="Charis SIL Regular"/>
-          <w:b w:val="0"/>
-          <w:i w:val="0"/>
-          <w:color w:val="0000FF"/>
-          <w:sz w:val="24"/>
-          <w:u w:val="single"/>
-        </w:rPr>
-        <w:t xml:space="preserve"> </w:t>
-      </w:r>
-      <w:r>
-        <w:rPr>
-          <w:rFonts w:ascii="Charis SIL Regular" w:hAnsi="Charis SIL Regular" w:eastAsia="Charis SIL Regular"/>
-          <w:b w:val="0"/>
-          <w:i w:val="0"/>
-          <w:color w:val="0000FF"/>
-          <w:sz w:val="24"/>
-          <w:u w:val="single"/>
-        </w:rPr>
-        <w:hyperlink r:id="rId18" w:history="1">
-          <w:r>
-            <w:rPr>
-              <w:rStyle w:val="Hyperlink"/>
-            </w:rPr>
-            <w:t>voor</w:t>
-          </w:r>
-        </w:hyperlink>
-      </w:r>
-      <w:r>
-        <w:rPr>
-          <w:rFonts w:ascii="Charis SIL Regular" w:hAnsi="Charis SIL Regular" w:eastAsia="Charis SIL Regular"/>
-          <w:b w:val="0"/>
-          <w:i w:val="0"/>
-          <w:color w:val="0000FF"/>
-          <w:sz w:val="24"/>
-          <w:u w:val="single"/>
-        </w:rPr>
-        <w:t xml:space="preserve"> </w:t>
-      </w:r>
-      <w:r>
-        <w:rPr>
-          <w:rFonts w:ascii="Charis SIL Regular" w:hAnsi="Charis SIL Regular" w:eastAsia="Charis SIL Regular"/>
-          <w:b w:val="0"/>
-          <w:i w:val="0"/>
-          <w:color w:val="0000FF"/>
-          <w:sz w:val="24"/>
-          <w:u w:val="single"/>
-        </w:rPr>
-        <w:t>G</w:t>
+        </w:rPr>
+        <w:t>Rijksmuseum voor G</w:t>
       </w:r>
       <w:r>
         <w:rPr>
@@ -2673,25 +2534,7 @@
           <w:color w:val="000000"/>
           <w:sz w:val="24"/>
         </w:rPr>
-        <w:t xml:space="preserve"> e</w:t>
-      </w:r>
-      <w:r>
-        <w:rPr>
-          <w:u w:val="single" w:color="0000ff"/>
-          <w:rFonts w:ascii="Charis SIL Regular" w:hAnsi="Charis SIL Regular" w:eastAsia="Charis SIL Regular"/>
-          <w:b w:val="0"/>
-          <w:i w:val="0"/>
-          <w:color w:val="000000"/>
-          <w:sz w:val="24"/>
-        </w:rPr>
-        <w:hyperlink r:id="rId19" w:history="1">
-          <w:r>
-            <w:rPr>
-              <w:rStyle w:val="Hyperlink"/>
-            </w:rPr>
-            <w:t xml:space="preserve">n het </w:t>
-          </w:r>
-        </w:hyperlink>
+        <w:t xml:space="preserve"> en het </w:t>
       </w:r>
       <w:r>
         <w:rPr>
@@ -5280,7 +5123,25 @@
             <w:rPr>
               <w:rStyle w:val="Hyperlink"/>
             </w:rPr>
-            <w:t>fi</w:t>
+            <w:t>f</w:t>
+          </w:r>
+        </w:hyperlink>
+      </w:r>
+      <w:r>
+        <w:rPr>
+          <w:rFonts w:ascii="Charis SIL Regular" w:hAnsi="Charis SIL Regular" w:eastAsia="Charis SIL Regular"/>
+          <w:b w:val="0"/>
+          <w:i w:val="0"/>
+          <w:color w:val="0000FF"/>
+          <w:sz w:val="24"/>
+          <w:u w:val="single"/>
+        </w:rPr>
+        <w:hyperlink r:id="rId31" w:history="1">
+          <w:r>
+            <w:rPr>
+              <w:rStyle w:val="Hyperlink"/>
+            </w:rPr>
+            <w:t>i</w:t>
           </w:r>
         </w:hyperlink>
       </w:r>
@@ -5309,7 +5170,6 @@
           <w:i w:val="0"/>
           <w:color w:val="0000FF"/>
           <w:sz w:val="24"/>
-          <w:u w:val="single"/>
         </w:rPr>
         <w:hyperlink r:id="rId31" w:history="1">
           <w:r>
@@ -5363,19 +5223,9 @@
             <w:rPr>
               <w:rStyle w:val="Hyperlink"/>
             </w:rPr>
-            <w:t>HaNA_2.04.01_4030_000</w:t>
+            <w:t>HaNA_2.04.01_4030_0001</w:t>
           </w:r>
         </w:hyperlink>
-      </w:r>
-      <w:r>
-        <w:rPr>
-          <w:rFonts w:ascii="Charis SIL Regular" w:hAnsi="Charis SIL Regular" w:eastAsia="Charis SIL Regular"/>
-          <w:b w:val="0"/>
-          <w:i w:val="0"/>
-          <w:color w:val="0000FF"/>
-          <w:sz w:val="24"/>
-        </w:rPr>
-        <w:t>1</w:t>
       </w:r>
     </w:p>
     <w:p>
@@ -5995,7 +5845,7 @@
           <w:sz w:val="24"/>
           <w:u w:val="single"/>
         </w:rPr>
-        <w:hyperlink r:id="rId35" w:history="1">
+        <w:hyperlink r:id="rId24" w:history="1">
           <w:r>
             <w:rPr>
               <w:rStyle w:val="Hyperlink"/>
@@ -6013,7 +5863,7 @@
           <w:sz w:val="24"/>
           <w:u w:val="single"/>
         </w:rPr>
-        <w:hyperlink r:id="rId35" w:history="1">
+        <w:hyperlink r:id="rId24" w:history="1">
           <w:r>
             <w:rPr>
               <w:rStyle w:val="Hyperlink"/>
@@ -6042,7 +5892,7 @@
           <w:sz w:val="24"/>
           <w:u w:val="single"/>
         </w:rPr>
-        <w:hyperlink r:id="rId35" w:history="1">
+        <w:hyperlink r:id="rId24" w:history="1">
           <w:r>
             <w:rPr>
               <w:rStyle w:val="Hyperlink"/>
@@ -6150,7 +6000,7 @@
           <w:sz w:val="24"/>
           <w:u w:val="single"/>
         </w:rPr>
-        <w:hyperlink r:id="rId36" w:history="1">
+        <w:hyperlink r:id="rId35" w:history="1">
           <w:r>
             <w:rPr>
               <w:rStyle w:val="Hyperlink"/>
@@ -6168,7 +6018,7 @@
           <w:sz w:val="24"/>
           <w:u w:val="single"/>
         </w:rPr>
-        <w:hyperlink r:id="rId36" w:history="1">
+        <w:hyperlink r:id="rId35" w:history="1">
           <w:r>
             <w:rPr>
               <w:rStyle w:val="Hyperlink"/>
@@ -6186,7 +6036,7 @@
           <w:sz w:val="24"/>
           <w:u w:val="single"/>
         </w:rPr>
-        <w:hyperlink r:id="rId36" w:history="1">
+        <w:hyperlink r:id="rId35" w:history="1">
           <w:r>
             <w:rPr>
               <w:rStyle w:val="Hyperlink"/>
@@ -6204,7 +6054,7 @@
           <w:sz w:val="24"/>
           <w:u w:val="single"/>
         </w:rPr>
-        <w:hyperlink r:id="rId36" w:history="1">
+        <w:hyperlink r:id="rId35" w:history="1">
           <w:r>
             <w:rPr>
               <w:rStyle w:val="Hyperlink"/>
@@ -6222,7 +6072,7 @@
           <w:sz w:val="24"/>
           <w:u w:val="single"/>
         </w:rPr>
-        <w:hyperlink r:id="rId36" w:history="1">
+        <w:hyperlink r:id="rId35" w:history="1">
           <w:r>
             <w:rPr>
               <w:rStyle w:val="Hyperlink"/>
@@ -6240,7 +6090,7 @@
           <w:sz w:val="24"/>
           <w:u w:val="single"/>
         </w:rPr>
-        <w:hyperlink r:id="rId36" w:history="1">
+        <w:hyperlink r:id="rId35" w:history="1">
           <w:r>
             <w:rPr>
               <w:rStyle w:val="Hyperlink"/>
@@ -6268,7 +6118,7 @@
           <w:sz w:val="24"/>
           <w:u w:val="single"/>
         </w:rPr>
-        <w:hyperlink r:id="rId37" w:history="1">
+        <w:hyperlink r:id="rId36" w:history="1">
           <w:r>
             <w:rPr>
               <w:rStyle w:val="Hyperlink"/>
@@ -6286,7 +6136,7 @@
           <w:sz w:val="24"/>
           <w:u w:val="single"/>
         </w:rPr>
-        <w:hyperlink r:id="rId37" w:history="1">
+        <w:hyperlink r:id="rId35" w:history="1">
           <w:r>
             <w:rPr>
               <w:rStyle w:val="Hyperlink"/>
@@ -6304,7 +6154,7 @@
           <w:sz w:val="24"/>
           <w:u w:val="single"/>
         </w:rPr>
-        <w:hyperlink r:id="rId37" w:history="1">
+        <w:hyperlink r:id="rId35" w:history="1">
           <w:r>
             <w:rPr>
               <w:rStyle w:val="Hyperlink"/>
@@ -6432,7 +6282,7 @@
           <w:sz w:val="24"/>
           <w:u w:val="single"/>
         </w:rPr>
-        <w:hyperlink r:id="rId38" w:history="1">
+        <w:hyperlink r:id="rId37" w:history="1">
           <w:r>
             <w:rPr>
               <w:rStyle w:val="Hyperlink"/>
@@ -6450,7 +6300,7 @@
           <w:sz w:val="24"/>
           <w:u w:val="single"/>
         </w:rPr>
-        <w:hyperlink r:id="rId38" w:history="1">
+        <w:hyperlink r:id="rId37" w:history="1">
           <w:r>
             <w:rPr>
               <w:rStyle w:val="Hyperlink"/>
@@ -6468,7 +6318,7 @@
           <w:sz w:val="24"/>
           <w:u w:val="single"/>
         </w:rPr>
-        <w:hyperlink r:id="rId38" w:history="1">
+        <w:hyperlink r:id="rId37" w:history="1">
           <w:r>
             <w:rPr>
               <w:rStyle w:val="Hyperlink"/>
@@ -6486,7 +6336,7 @@
           <w:sz w:val="24"/>
           <w:u w:val="single"/>
         </w:rPr>
-        <w:hyperlink r:id="rId38" w:history="1">
+        <w:hyperlink r:id="rId37" w:history="1">
           <w:r>
             <w:rPr>
               <w:rStyle w:val="Hyperlink"/>
@@ -6514,7 +6364,7 @@
           <w:sz w:val="24"/>
           <w:u w:val="single"/>
         </w:rPr>
-        <w:hyperlink r:id="rId39" w:history="1">
+        <w:hyperlink r:id="rId38" w:history="1">
           <w:r>
             <w:rPr>
               <w:rStyle w:val="Hyperlink"/>
@@ -6543,7 +6393,7 @@
           <w:sz w:val="24"/>
           <w:u w:val="single"/>
         </w:rPr>
-        <w:hyperlink r:id="rId39" w:history="1">
+        <w:hyperlink r:id="rId38" w:history="1">
           <w:r>
             <w:rPr>
               <w:rStyle w:val="Hyperlink"/>
@@ -6671,7 +6521,7 @@
           <w:sz w:val="24"/>
           <w:u w:val="single"/>
         </w:rPr>
-        <w:hyperlink r:id="rId40" w:history="1">
+        <w:hyperlink r:id="rId39" w:history="1">
           <w:r>
             <w:rPr>
               <w:rStyle w:val="Hyperlink"/>
@@ -6689,7 +6539,7 @@
           <w:sz w:val="24"/>
           <w:u w:val="single"/>
         </w:rPr>
-        <w:hyperlink r:id="rId40" w:history="1">
+        <w:hyperlink r:id="rId39" w:history="1">
           <w:r>
             <w:rPr>
               <w:rStyle w:val="Hyperlink"/>
@@ -6717,7 +6567,7 @@
           <w:sz w:val="24"/>
           <w:u w:val="single"/>
         </w:rPr>
-        <w:hyperlink r:id="rId41" w:history="1">
+        <w:hyperlink r:id="rId40" w:history="1">
           <w:r>
             <w:rPr>
               <w:rStyle w:val="Hyperlink"/>
@@ -6746,7 +6596,7 @@
           <w:sz w:val="24"/>
           <w:u w:val="single"/>
         </w:rPr>
-        <w:hyperlink r:id="rId41" w:history="1">
+        <w:hyperlink r:id="rId40" w:history="1">
           <w:r>
             <w:rPr>
               <w:rStyle w:val="Hyperlink"/>
@@ -6774,7 +6624,7 @@
           <w:sz w:val="24"/>
           <w:u w:val="single"/>
         </w:rPr>
-        <w:hyperlink r:id="rId42" w:history="1">
+        <w:hyperlink r:id="rId41" w:history="1">
           <w:r>
             <w:rPr>
               <w:rStyle w:val="Hyperlink"/>
@@ -6792,7 +6642,7 @@
           <w:sz w:val="24"/>
           <w:u w:val="single"/>
         </w:rPr>
-        <w:hyperlink r:id="rId42" w:history="1">
+        <w:hyperlink r:id="rId41" w:history="1">
           <w:r>
             <w:rPr>
               <w:rStyle w:val="Hyperlink"/>
@@ -6810,7 +6660,7 @@
           <w:sz w:val="24"/>
           <w:u w:val="single"/>
         </w:rPr>
-        <w:hyperlink r:id="rId40" w:history="1">
+        <w:hyperlink r:id="rId41" w:history="1">
           <w:r>
             <w:rPr>
               <w:rStyle w:val="Hyperlink"/>
@@ -6941,7 +6791,7 @@
           <w:sz w:val="24"/>
           <w:u w:val="single"/>
         </w:rPr>
-        <w:hyperlink r:id="rId43" w:history="1">
+        <w:hyperlink r:id="rId42" w:history="1">
           <w:r>
             <w:rPr>
               <w:rStyle w:val="Hyperlink"/>
@@ -6959,7 +6809,7 @@
           <w:sz w:val="24"/>
           <w:u w:val="single"/>
         </w:rPr>
-        <w:hyperlink r:id="rId43" w:history="1">
+        <w:hyperlink r:id="rId42" w:history="1">
           <w:r>
             <w:rPr>
               <w:rStyle w:val="Hyperlink"/>
@@ -6977,7 +6827,7 @@
           <w:sz w:val="24"/>
           <w:u w:val="single"/>
         </w:rPr>
-        <w:hyperlink r:id="rId43" w:history="1">
+        <w:hyperlink r:id="rId42" w:history="1">
           <w:r>
             <w:rPr>
               <w:rStyle w:val="Hyperlink"/>
@@ -6995,7 +6845,7 @@
           <w:sz w:val="24"/>
           <w:u w:val="single"/>
         </w:rPr>
-        <w:hyperlink r:id="rId43" w:history="1">
+        <w:hyperlink r:id="rId42" w:history="1">
           <w:r>
             <w:rPr>
               <w:rStyle w:val="Hyperlink"/>
@@ -7113,7 +6963,7 @@
           <w:sz w:val="24"/>
           <w:u w:val="single"/>
         </w:rPr>
-        <w:hyperlink r:id="rId44" w:history="1">
+        <w:hyperlink r:id="rId43" w:history="1">
           <w:r>
             <w:rPr>
               <w:rStyle w:val="Hyperlink"/>
@@ -7131,7 +6981,7 @@
           <w:sz w:val="24"/>
           <w:u w:val="single"/>
         </w:rPr>
-        <w:hyperlink r:id="rId44" w:history="1">
+        <w:hyperlink r:id="rId43" w:history="1">
           <w:r>
             <w:rPr>
               <w:rStyle w:val="Hyperlink"/>
@@ -7149,7 +6999,7 @@
           <w:sz w:val="24"/>
           <w:u w:val="single"/>
         </w:rPr>
-        <w:hyperlink r:id="rId44" w:history="1">
+        <w:hyperlink r:id="rId43" w:history="1">
           <w:r>
             <w:rPr>
               <w:rStyle w:val="Hyperlink"/>
@@ -7167,7 +7017,7 @@
           <w:sz w:val="24"/>
           <w:u w:val="single"/>
         </w:rPr>
-        <w:hyperlink r:id="rId44" w:history="1">
+        <w:hyperlink r:id="rId43" w:history="1">
           <w:r>
             <w:rPr>
               <w:rStyle w:val="Hyperlink"/>
@@ -7224,7 +7074,7 @@
           <w:sz w:val="24"/>
           <w:u w:val="single"/>
         </w:rPr>
-        <w:hyperlink r:id="rId45" w:history="1">
+        <w:hyperlink r:id="rId44" w:history="1">
           <w:r>
             <w:rPr>
               <w:rStyle w:val="Hyperlink"/>
@@ -7253,7 +7103,7 @@
           <w:sz w:val="24"/>
           <w:u w:val="single"/>
         </w:rPr>
-        <w:hyperlink r:id="rId45" w:history="1">
+        <w:hyperlink r:id="rId44" w:history="1">
           <w:r>
             <w:rPr>
               <w:rStyle w:val="Hyperlink"/>
@@ -7281,7 +7131,7 @@
           <w:sz w:val="24"/>
           <w:u w:val="single"/>
         </w:rPr>
-        <w:hyperlink r:id="rId46" w:history="1">
+        <w:hyperlink r:id="rId45" w:history="1">
           <w:r>
             <w:rPr>
               <w:rStyle w:val="Hyperlink"/>
@@ -7310,7 +7160,7 @@
           <w:sz w:val="24"/>
           <w:u w:val="single"/>
         </w:rPr>
-        <w:hyperlink r:id="rId46" w:history="1">
+        <w:hyperlink r:id="rId45" w:history="1">
           <w:r>
             <w:rPr>
               <w:rStyle w:val="Hyperlink"/>

--- a/EXPORTS/DOCX/published/niveau3/Dutch/KKZ.docx
+++ b/EXPORTS/DOCX/published/niveau3/Dutch/KKZ.docx
@@ -1954,7 +1954,7 @@
           <w:sz w:val="24"/>
           <w:u w:val="single"/>
         </w:rPr>
-        <w:hyperlink r:id="rId16" w:history="1">
+        <w:hyperlink r:id="rId17" w:history="1">
           <w:r>
             <w:rPr>
               <w:rStyle w:val="Hyperlink"/>
@@ -2257,7 +2257,7 @@
           <w:sz w:val="24"/>
           <w:u w:val="single"/>
         </w:rPr>
-        <w:hyperlink r:id="rId16" w:history="1">
+        <w:hyperlink r:id="rId19" w:history="1">
           <w:r>
             <w:rPr>
               <w:rStyle w:val="Hyperlink"/>
@@ -2331,6 +2331,7 @@
           <w:i w:val="0"/>
           <w:color w:val="0000FF"/>
           <w:sz w:val="24"/>
+          <w:u w:val="single"/>
         </w:rPr>
         <w:hyperlink r:id="rId19" w:history="1">
           <w:r>
@@ -2350,7 +2351,7 @@
           <w:sz w:val="24"/>
           <w:u w:val="single"/>
         </w:rPr>
-        <w:hyperlink r:id="rId18" w:history="1">
+        <w:hyperlink r:id="rId19" w:history="1">
           <w:r>
             <w:rPr>
               <w:rStyle w:val="Hyperlink"/>
@@ -2525,7 +2526,6 @@
           <w:i w:val="0"/>
           <w:color w:val="0000FF"/>
           <w:sz w:val="24"/>
-          <w:u w:val="single"/>
         </w:rPr>
         <w:t>G</w:t>
       </w:r>
@@ -3548,7 +3548,36 @@
           <w:color w:val="000000"/>
           <w:sz w:val="24"/>
         </w:rPr>
-        <w:t>in de periode 1876-1879 een nieuwe objectin</w:t>
+        <w:t>in de periode 1876-1879 een ni</w:t>
+      </w:r>
+      <w:r>
+        <w:rPr>
+          <w:u w:val="single" w:color="0000ff"/>
+          <w:rFonts w:ascii="Charis SIL Regular" w:hAnsi="Charis SIL Regular" w:eastAsia="Charis SIL Regular"/>
+          <w:b w:val="0"/>
+          <w:i w:val="0"/>
+          <w:color w:val="000000"/>
+          <w:sz w:val="24"/>
+        </w:rPr>
+        <w:t>e</w:t>
+      </w:r>
+      <w:r>
+        <w:rPr>
+          <w:u w:val="single" w:color="0000ff"/>
+          <w:rFonts w:ascii="Charis SIL Regular" w:hAnsi="Charis SIL Regular" w:eastAsia="Charis SIL Regular"/>
+          <w:b w:val="0"/>
+          <w:i w:val="0"/>
+          <w:color w:val="000000"/>
+          <w:sz w:val="24"/>
+        </w:rPr>
+        <w:hyperlink r:id="rId24" w:history="1">
+          <w:r>
+            <w:rPr>
+              <w:rStyle w:val="Hyperlink"/>
+            </w:rPr>
+            <w:t>uwe objectin</w:t>
+          </w:r>
+        </w:hyperlink>
       </w:r>
       <w:r>
         <w:rPr>
@@ -5238,97 +5267,8 @@
           <w:i w:val="0"/>
           <w:color w:val="0000FF"/>
           <w:sz w:val="24"/>
-          <w:u w:val="single"/>
-        </w:rPr>
-        <w:hyperlink r:id="rId31" w:history="1">
-          <w:r>
-            <w:rPr>
-              <w:rStyle w:val="Hyperlink"/>
-            </w:rPr>
-            <w:t>file</w:t>
-          </w:r>
-        </w:hyperlink>
-      </w:r>
-      <w:r>
-        <w:rPr>
-          <w:rFonts w:ascii="Charis SIL Regular" w:hAnsi="Charis SIL Regular" w:eastAsia="Charis SIL Regular"/>
-          <w:b w:val="0"/>
-          <w:i w:val="0"/>
-          <w:color w:val="0000FF"/>
-          <w:sz w:val="24"/>
-          <w:u w:val="single"/>
-        </w:rPr>
-        <w:hyperlink r:id="rId31" w:history="1">
-          <w:r>
-            <w:rPr>
-              <w:rStyle w:val="Hyperlink"/>
-            </w:rPr>
-            <w:t>/</w:t>
-          </w:r>
-        </w:hyperlink>
-      </w:r>
-      <w:r>
-        <w:rPr>
-          <w:rFonts w:ascii="Charis SIL Regular" w:hAnsi="Charis SIL Regular" w:eastAsia="Charis SIL Regular"/>
-          <w:b w:val="0"/>
-          <w:i w:val="0"/>
-          <w:color w:val="0000FF"/>
-          <w:sz w:val="24"/>
-          <w:u w:val="single"/>
-        </w:rPr>
-        <w:hyperlink r:id="rId31" w:history="1">
-          <w:r>
-            <w:rPr>
-              <w:rStyle w:val="Hyperlink"/>
-            </w:rPr>
-            <w:t>N</w:t>
-          </w:r>
-        </w:hyperlink>
-      </w:r>
-      <w:r>
-        <w:rPr>
-          <w:rFonts w:ascii="Charis SIL Regular" w:hAnsi="Charis SIL Regular" w:eastAsia="Charis SIL Regular"/>
-          <w:b w:val="0"/>
-          <w:i w:val="0"/>
-          <w:color w:val="0000FF"/>
-          <w:sz w:val="24"/>
-        </w:rPr>
-        <w:hyperlink r:id="rId31" w:history="1">
-          <w:r>
-            <w:rPr>
-              <w:rStyle w:val="Hyperlink"/>
-            </w:rPr>
-            <w:t>L</w:t>
-          </w:r>
-        </w:hyperlink>
-      </w:r>
-      <w:r>
-        <w:rPr>
-          <w:rFonts w:ascii="Charis SIL Regular" w:hAnsi="Charis SIL Regular" w:eastAsia="Charis SIL Regular"/>
-          <w:b w:val="0"/>
-          <w:i w:val="0"/>
-          <w:color w:val="0000FF"/>
-          <w:sz w:val="24"/>
-        </w:rPr>
-        <w:t>-</w:t>
-      </w:r>
-      <w:r>
-        <w:rPr>
-          <w:rFonts w:ascii="Charis SIL Regular" w:hAnsi="Charis SIL Regular" w:eastAsia="Charis SIL Regular"/>
-          <w:b w:val="0"/>
-          <w:i w:val="0"/>
-          <w:color w:val="0000FF"/>
-          <w:sz w:val="24"/>
-          <w:u w:val="single"/>
-        </w:rPr>
-        <w:hyperlink r:id="rId31" w:history="1">
-          <w:r>
-            <w:rPr>
-              <w:rStyle w:val="Hyperlink"/>
-            </w:rPr>
-            <w:t>HaNA_2.04.01_4030_0001</w:t>
-          </w:r>
-        </w:hyperlink>
+        </w:rPr>
+        <w:t>file/NL-HaNA_2.04.01_4030_0001</w:t>
       </w:r>
     </w:p>
     <w:p>
@@ -5948,7 +5888,7 @@
           <w:sz w:val="24"/>
           <w:u w:val="single"/>
         </w:rPr>
-        <w:hyperlink r:id="rId35" w:history="1">
+        <w:hyperlink r:id="rId24" w:history="1">
           <w:r>
             <w:rPr>
               <w:rStyle w:val="Hyperlink"/>
@@ -5966,7 +5906,7 @@
           <w:sz w:val="24"/>
           <w:u w:val="single"/>
         </w:rPr>
-        <w:hyperlink r:id="rId35" w:history="1">
+        <w:hyperlink r:id="rId24" w:history="1">
           <w:r>
             <w:rPr>
               <w:rStyle w:val="Hyperlink"/>

--- a/EXPORTS/DOCX/published/niveau3/Dutch/KKZ.docx
+++ b/EXPORTS/DOCX/published/niveau3/Dutch/KKZ.docx
@@ -512,7 +512,6 @@
       </w:r>
       <w:r>
         <w:rPr>
-          <w:u w:val="single" w:color="0000ff"/>
           <w:rFonts w:ascii="Charis SIL Regular" w:hAnsi="Charis SIL Regular" w:eastAsia="Charis SIL Regular"/>
           <w:b w:val="0"/>
           <w:i w:val="0"/>
@@ -1925,7 +1924,7 @@
           <w:sz w:val="24"/>
           <w:u w:val="single"/>
         </w:rPr>
-        <w:hyperlink r:id="rId17" w:history="1">
+        <w:hyperlink r:id="rId16" w:history="1">
           <w:r>
             <w:rPr>
               <w:rStyle w:val="Hyperlink"/>
@@ -2228,7 +2227,43 @@
           <w:color w:val="000000"/>
           <w:sz w:val="24"/>
         </w:rPr>
-        <w:t xml:space="preserve">, het </w:t>
+        <w:hyperlink r:id="rId16" w:history="1">
+          <w:r>
+            <w:rPr>
+              <w:rStyle w:val="Hyperlink"/>
+            </w:rPr>
+            <w:t>, he</w:t>
+          </w:r>
+        </w:hyperlink>
+      </w:r>
+      <w:r>
+        <w:rPr>
+          <w:u w:val="single" w:color="0000ff"/>
+          <w:rFonts w:ascii="Charis SIL Regular" w:hAnsi="Charis SIL Regular" w:eastAsia="Charis SIL Regular"/>
+          <w:b w:val="0"/>
+          <w:i w:val="0"/>
+          <w:color w:val="000000"/>
+          <w:sz w:val="24"/>
+        </w:rPr>
+        <w:hyperlink r:id="rId16" w:history="1">
+          <w:r>
+            <w:rPr>
+              <w:rStyle w:val="Hyperlink"/>
+            </w:rPr>
+            <w:t>t</w:t>
+          </w:r>
+        </w:hyperlink>
+      </w:r>
+      <w:r>
+        <w:rPr>
+          <w:u w:val="single" w:color="0000ff"/>
+          <w:rFonts w:ascii="Charis SIL Regular" w:hAnsi="Charis SIL Regular" w:eastAsia="Charis SIL Regular"/>
+          <w:b w:val="0"/>
+          <w:i w:val="0"/>
+          <w:color w:val="000000"/>
+          <w:sz w:val="24"/>
+        </w:rPr>
+        <w:t xml:space="preserve"> </w:t>
       </w:r>
       <w:r>
         <w:rPr>
@@ -2239,7 +2274,7 @@
           <w:sz w:val="24"/>
           <w:u w:val="single"/>
         </w:rPr>
-        <w:hyperlink r:id="rId19" w:history="1">
+        <w:hyperlink r:id="rId16" w:history="1">
           <w:r>
             <w:rPr>
               <w:rStyle w:val="Hyperlink"/>
@@ -2667,24 +2702,7 @@
           <w:color w:val="000000"/>
           <w:sz w:val="24"/>
         </w:rPr>
-        <w:t xml:space="preserve"> e</w:t>
-      </w:r>
-      <w:r>
-        <w:rPr>
-          <w:rFonts w:ascii="Charis SIL Regular" w:hAnsi="Charis SIL Regular" w:eastAsia="Charis SIL Regular"/>
-          <w:b w:val="0"/>
-          <w:i w:val="0"/>
-          <w:color w:val="000000"/>
-          <w:sz w:val="24"/>
-        </w:rPr>
-        <w:hyperlink r:id="rId19" w:history="1">
-          <w:r>
-            <w:rPr>
-              <w:rStyle w:val="Hyperlink"/>
-            </w:rPr>
-            <w:t xml:space="preserve">n het </w:t>
-          </w:r>
-        </w:hyperlink>
+        <w:t xml:space="preserve"> en het </w:t>
       </w:r>
       <w:r>
         <w:rPr>
@@ -3944,14 +3962,7 @@
           <w:color w:val="000000"/>
           <w:sz w:val="24"/>
         </w:rPr>
-        <w:hyperlink r:id="rId26" w:history="1">
-          <w:r>
-            <w:rPr>
-              <w:rStyle w:val="Hyperlink"/>
-            </w:rPr>
-            <w:t>n die relev</w:t>
-          </w:r>
-        </w:hyperlink>
+        <w:t>n die relev</w:t>
       </w:r>
       <w:r>
         <w:rPr>
@@ -5935,7 +5946,7 @@
           <w:sz w:val="24"/>
           <w:u w:val="single"/>
         </w:rPr>
-        <w:hyperlink r:id="rId35" w:history="1">
+        <w:hyperlink r:id="rId24" w:history="1">
           <w:r>
             <w:rPr>
               <w:rStyle w:val="Hyperlink"/>
@@ -6043,7 +6054,7 @@
           <w:sz w:val="24"/>
           <w:u w:val="single"/>
         </w:rPr>
-        <w:hyperlink r:id="rId36" w:history="1">
+        <w:hyperlink r:id="rId35" w:history="1">
           <w:r>
             <w:rPr>
               <w:rStyle w:val="Hyperlink"/>
@@ -6061,7 +6072,7 @@
           <w:sz w:val="24"/>
           <w:u w:val="single"/>
         </w:rPr>
-        <w:hyperlink r:id="rId36" w:history="1">
+        <w:hyperlink r:id="rId35" w:history="1">
           <w:r>
             <w:rPr>
               <w:rStyle w:val="Hyperlink"/>
@@ -6079,7 +6090,7 @@
           <w:sz w:val="24"/>
           <w:u w:val="single"/>
         </w:rPr>
-        <w:hyperlink r:id="rId36" w:history="1">
+        <w:hyperlink r:id="rId35" w:history="1">
           <w:r>
             <w:rPr>
               <w:rStyle w:val="Hyperlink"/>
@@ -6097,7 +6108,7 @@
           <w:sz w:val="24"/>
           <w:u w:val="single"/>
         </w:rPr>
-        <w:hyperlink r:id="rId36" w:history="1">
+        <w:hyperlink r:id="rId35" w:history="1">
           <w:r>
             <w:rPr>
               <w:rStyle w:val="Hyperlink"/>
@@ -6115,7 +6126,7 @@
           <w:sz w:val="24"/>
           <w:u w:val="single"/>
         </w:rPr>
-        <w:hyperlink r:id="rId36" w:history="1">
+        <w:hyperlink r:id="rId35" w:history="1">
           <w:r>
             <w:rPr>
               <w:rStyle w:val="Hyperlink"/>
@@ -6133,7 +6144,7 @@
           <w:sz w:val="24"/>
           <w:u w:val="single"/>
         </w:rPr>
-        <w:hyperlink r:id="rId36" w:history="1">
+        <w:hyperlink r:id="rId35" w:history="1">
           <w:r>
             <w:rPr>
               <w:rStyle w:val="Hyperlink"/>
@@ -6161,7 +6172,7 @@
           <w:sz w:val="24"/>
           <w:u w:val="single"/>
         </w:rPr>
-        <w:hyperlink r:id="rId37" w:history="1">
+        <w:hyperlink r:id="rId36" w:history="1">
           <w:r>
             <w:rPr>
               <w:rStyle w:val="Hyperlink"/>
@@ -6179,7 +6190,7 @@
           <w:sz w:val="24"/>
           <w:u w:val="single"/>
         </w:rPr>
-        <w:hyperlink r:id="rId37" w:history="1">
+        <w:hyperlink r:id="rId36" w:history="1">
           <w:r>
             <w:rPr>
               <w:rStyle w:val="Hyperlink"/>
@@ -6197,7 +6208,7 @@
           <w:sz w:val="24"/>
           <w:u w:val="single"/>
         </w:rPr>
-        <w:hyperlink r:id="rId37" w:history="1">
+        <w:hyperlink r:id="rId35" w:history="1">
           <w:r>
             <w:rPr>
               <w:rStyle w:val="Hyperlink"/>
@@ -6325,7 +6336,7 @@
           <w:sz w:val="24"/>
           <w:u w:val="single"/>
         </w:rPr>
-        <w:hyperlink r:id="rId38" w:history="1">
+        <w:hyperlink r:id="rId37" w:history="1">
           <w:r>
             <w:rPr>
               <w:rStyle w:val="Hyperlink"/>
@@ -6343,7 +6354,7 @@
           <w:sz w:val="24"/>
           <w:u w:val="single"/>
         </w:rPr>
-        <w:hyperlink r:id="rId38" w:history="1">
+        <w:hyperlink r:id="rId37" w:history="1">
           <w:r>
             <w:rPr>
               <w:rStyle w:val="Hyperlink"/>
@@ -6361,7 +6372,7 @@
           <w:sz w:val="24"/>
           <w:u w:val="single"/>
         </w:rPr>
-        <w:hyperlink r:id="rId38" w:history="1">
+        <w:hyperlink r:id="rId37" w:history="1">
           <w:r>
             <w:rPr>
               <w:rStyle w:val="Hyperlink"/>
@@ -6379,7 +6390,7 @@
           <w:sz w:val="24"/>
           <w:u w:val="single"/>
         </w:rPr>
-        <w:hyperlink r:id="rId38" w:history="1">
+        <w:hyperlink r:id="rId37" w:history="1">
           <w:r>
             <w:rPr>
               <w:rStyle w:val="Hyperlink"/>
@@ -6407,7 +6418,7 @@
           <w:sz w:val="24"/>
           <w:u w:val="single"/>
         </w:rPr>
-        <w:hyperlink r:id="rId39" w:history="1">
+        <w:hyperlink r:id="rId38" w:history="1">
           <w:r>
             <w:rPr>
               <w:rStyle w:val="Hyperlink"/>
@@ -6436,7 +6447,7 @@
           <w:sz w:val="24"/>
           <w:u w:val="single"/>
         </w:rPr>
-        <w:hyperlink r:id="rId39" w:history="1">
+        <w:hyperlink r:id="rId38" w:history="1">
           <w:r>
             <w:rPr>
               <w:rStyle w:val="Hyperlink"/>
@@ -6564,7 +6575,7 @@
           <w:sz w:val="24"/>
           <w:u w:val="single"/>
         </w:rPr>
-        <w:hyperlink r:id="rId40" w:history="1">
+        <w:hyperlink r:id="rId39" w:history="1">
           <w:r>
             <w:rPr>
               <w:rStyle w:val="Hyperlink"/>
@@ -6582,7 +6593,7 @@
           <w:sz w:val="24"/>
           <w:u w:val="single"/>
         </w:rPr>
-        <w:hyperlink r:id="rId40" w:history="1">
+        <w:hyperlink r:id="rId39" w:history="1">
           <w:r>
             <w:rPr>
               <w:rStyle w:val="Hyperlink"/>
@@ -6610,7 +6621,7 @@
           <w:sz w:val="24"/>
           <w:u w:val="single"/>
         </w:rPr>
-        <w:hyperlink r:id="rId41" w:history="1">
+        <w:hyperlink r:id="rId40" w:history="1">
           <w:r>
             <w:rPr>
               <w:rStyle w:val="Hyperlink"/>
@@ -6639,7 +6650,7 @@
           <w:sz w:val="24"/>
           <w:u w:val="single"/>
         </w:rPr>
-        <w:hyperlink r:id="rId41" w:history="1">
+        <w:hyperlink r:id="rId40" w:history="1">
           <w:r>
             <w:rPr>
               <w:rStyle w:val="Hyperlink"/>
@@ -6667,7 +6678,7 @@
           <w:sz w:val="24"/>
           <w:u w:val="single"/>
         </w:rPr>
-        <w:hyperlink r:id="rId42" w:history="1">
+        <w:hyperlink r:id="rId41" w:history="1">
           <w:r>
             <w:rPr>
               <w:rStyle w:val="Hyperlink"/>
@@ -6685,7 +6696,7 @@
           <w:sz w:val="24"/>
           <w:u w:val="single"/>
         </w:rPr>
-        <w:hyperlink r:id="rId42" w:history="1">
+        <w:hyperlink r:id="rId41" w:history="1">
           <w:r>
             <w:rPr>
               <w:rStyle w:val="Hyperlink"/>
@@ -6703,7 +6714,7 @@
           <w:sz w:val="24"/>
           <w:u w:val="single"/>
         </w:rPr>
-        <w:hyperlink r:id="rId40" w:history="1">
+        <w:hyperlink r:id="rId41" w:history="1">
           <w:r>
             <w:rPr>
               <w:rStyle w:val="Hyperlink"/>
@@ -6834,7 +6845,7 @@
           <w:sz w:val="24"/>
           <w:u w:val="single"/>
         </w:rPr>
-        <w:hyperlink r:id="rId43" w:history="1">
+        <w:hyperlink r:id="rId42" w:history="1">
           <w:r>
             <w:rPr>
               <w:rStyle w:val="Hyperlink"/>
@@ -6852,7 +6863,7 @@
           <w:sz w:val="24"/>
           <w:u w:val="single"/>
         </w:rPr>
-        <w:hyperlink r:id="rId43" w:history="1">
+        <w:hyperlink r:id="rId42" w:history="1">
           <w:r>
             <w:rPr>
               <w:rStyle w:val="Hyperlink"/>
@@ -6870,7 +6881,7 @@
           <w:sz w:val="24"/>
           <w:u w:val="single"/>
         </w:rPr>
-        <w:hyperlink r:id="rId43" w:history="1">
+        <w:hyperlink r:id="rId42" w:history="1">
           <w:r>
             <w:rPr>
               <w:rStyle w:val="Hyperlink"/>
@@ -6888,7 +6899,7 @@
           <w:sz w:val="24"/>
           <w:u w:val="single"/>
         </w:rPr>
-        <w:hyperlink r:id="rId43" w:history="1">
+        <w:hyperlink r:id="rId42" w:history="1">
           <w:r>
             <w:rPr>
               <w:rStyle w:val="Hyperlink"/>
@@ -7006,7 +7017,7 @@
           <w:sz w:val="24"/>
           <w:u w:val="single"/>
         </w:rPr>
-        <w:hyperlink r:id="rId44" w:history="1">
+        <w:hyperlink r:id="rId43" w:history="1">
           <w:r>
             <w:rPr>
               <w:rStyle w:val="Hyperlink"/>
@@ -7024,7 +7035,7 @@
           <w:sz w:val="24"/>
           <w:u w:val="single"/>
         </w:rPr>
-        <w:hyperlink r:id="rId44" w:history="1">
+        <w:hyperlink r:id="rId43" w:history="1">
           <w:r>
             <w:rPr>
               <w:rStyle w:val="Hyperlink"/>
@@ -7042,7 +7053,7 @@
           <w:sz w:val="24"/>
           <w:u w:val="single"/>
         </w:rPr>
-        <w:hyperlink r:id="rId44" w:history="1">
+        <w:hyperlink r:id="rId43" w:history="1">
           <w:r>
             <w:rPr>
               <w:rStyle w:val="Hyperlink"/>
@@ -7060,7 +7071,7 @@
           <w:sz w:val="24"/>
           <w:u w:val="single"/>
         </w:rPr>
-        <w:hyperlink r:id="rId44" w:history="1">
+        <w:hyperlink r:id="rId43" w:history="1">
           <w:r>
             <w:rPr>
               <w:rStyle w:val="Hyperlink"/>
@@ -7117,7 +7128,7 @@
           <w:sz w:val="24"/>
           <w:u w:val="single"/>
         </w:rPr>
-        <w:hyperlink r:id="rId45" w:history="1">
+        <w:hyperlink r:id="rId44" w:history="1">
           <w:r>
             <w:rPr>
               <w:rStyle w:val="Hyperlink"/>
@@ -7146,7 +7157,7 @@
           <w:sz w:val="24"/>
           <w:u w:val="single"/>
         </w:rPr>
-        <w:hyperlink r:id="rId45" w:history="1">
+        <w:hyperlink r:id="rId44" w:history="1">
           <w:r>
             <w:rPr>
               <w:rStyle w:val="Hyperlink"/>
@@ -7174,7 +7185,7 @@
           <w:sz w:val="24"/>
           <w:u w:val="single"/>
         </w:rPr>
-        <w:hyperlink r:id="rId46" w:history="1">
+        <w:hyperlink r:id="rId45" w:history="1">
           <w:r>
             <w:rPr>
               <w:rStyle w:val="Hyperlink"/>
@@ -7203,7 +7214,7 @@
           <w:sz w:val="24"/>
           <w:u w:val="single"/>
         </w:rPr>
-        <w:hyperlink r:id="rId46" w:history="1">
+        <w:hyperlink r:id="rId45" w:history="1">
           <w:r>
             <w:rPr>
               <w:rStyle w:val="Hyperlink"/>

--- a/EXPORTS/DOCX/published/niveau3/Dutch/KKZ.docx
+++ b/EXPORTS/DOCX/published/niveau3/Dutch/KKZ.docx
@@ -512,6 +512,7 @@
       </w:r>
       <w:r>
         <w:rPr>
+          <w:u w:val="single" w:color="0000ff"/>
           <w:rFonts w:ascii="Charis SIL Regular" w:hAnsi="Charis SIL Regular" w:eastAsia="Charis SIL Regular"/>
           <w:b w:val="0"/>
           <w:i w:val="0"/>
@@ -707,7 +708,14 @@
           <w:color w:val="000000"/>
           <w:sz w:val="24"/>
         </w:rPr>
-        <w:t xml:space="preserve">nd </w:t>
+        <w:hyperlink r:id="rId11" w:history="1">
+          <w:r>
+            <w:rPr>
+              <w:rStyle w:val="Hyperlink"/>
+            </w:rPr>
+            <w:t xml:space="preserve">nd </w:t>
+          </w:r>
+        </w:hyperlink>
       </w:r>
       <w:r>
         <w:rPr>
@@ -1655,7 +1663,14 @@
           <w:sz w:val="24"/>
           <w:u w:val="single"/>
         </w:rPr>
-        <w:t>Rijksmu</w:t>
+        <w:hyperlink r:id="rId16" w:history="1">
+          <w:r>
+            <w:rPr>
+              <w:rStyle w:val="Hyperlink"/>
+            </w:rPr>
+            <w:t>Rijksmu</w:t>
+          </w:r>
+        </w:hyperlink>
       </w:r>
       <w:r>
         <w:rPr>
@@ -1877,7 +1892,7 @@
           <w:sz w:val="24"/>
           <w:u w:val="single"/>
         </w:rPr>
-        <w:hyperlink r:id="rId16" w:history="1">
+        <w:hyperlink r:id="rId17" w:history="1">
           <w:r>
             <w:rPr>
               <w:rStyle w:val="Hyperlink"/>
@@ -1895,7 +1910,7 @@
           <w:sz w:val="24"/>
           <w:u w:val="single"/>
         </w:rPr>
-        <w:hyperlink r:id="rId17" w:history="1">
+        <w:hyperlink r:id="rId16" w:history="1">
           <w:r>
             <w:rPr>
               <w:rStyle w:val="Hyperlink"/>
@@ -1971,7 +1986,7 @@
           <w:color w:val="000000"/>
           <w:sz w:val="24"/>
         </w:rPr>
-        <w:hyperlink r:id="rId17" w:history="1">
+        <w:hyperlink r:id="rId16" w:history="1">
           <w:r>
             <w:rPr>
               <w:rStyle w:val="Hyperlink"/>
@@ -2227,43 +2242,7 @@
           <w:color w:val="000000"/>
           <w:sz w:val="24"/>
         </w:rPr>
-        <w:hyperlink r:id="rId16" w:history="1">
-          <w:r>
-            <w:rPr>
-              <w:rStyle w:val="Hyperlink"/>
-            </w:rPr>
-            <w:t>, he</w:t>
-          </w:r>
-        </w:hyperlink>
-      </w:r>
-      <w:r>
-        <w:rPr>
-          <w:u w:val="single" w:color="0000ff"/>
-          <w:rFonts w:ascii="Charis SIL Regular" w:hAnsi="Charis SIL Regular" w:eastAsia="Charis SIL Regular"/>
-          <w:b w:val="0"/>
-          <w:i w:val="0"/>
-          <w:color w:val="000000"/>
-          <w:sz w:val="24"/>
-        </w:rPr>
-        <w:hyperlink r:id="rId16" w:history="1">
-          <w:r>
-            <w:rPr>
-              <w:rStyle w:val="Hyperlink"/>
-            </w:rPr>
-            <w:t>t</w:t>
-          </w:r>
-        </w:hyperlink>
-      </w:r>
-      <w:r>
-        <w:rPr>
-          <w:u w:val="single" w:color="0000ff"/>
-          <w:rFonts w:ascii="Charis SIL Regular" w:hAnsi="Charis SIL Regular" w:eastAsia="Charis SIL Regular"/>
-          <w:b w:val="0"/>
-          <w:i w:val="0"/>
-          <w:color w:val="000000"/>
-          <w:sz w:val="24"/>
-        </w:rPr>
-        <w:t xml:space="preserve"> </w:t>
+        <w:t xml:space="preserve">, het </w:t>
       </w:r>
       <w:r>
         <w:rPr>
@@ -2272,27 +2251,19 @@
           <w:i w:val="0"/>
           <w:color w:val="0000FF"/>
           <w:sz w:val="24"/>
+        </w:rPr>
+        <w:t>Rijk</w:t>
+      </w:r>
+      <w:r>
+        <w:rPr>
+          <w:rFonts w:ascii="Charis SIL Regular" w:hAnsi="Charis SIL Regular" w:eastAsia="Charis SIL Regular"/>
+          <w:b w:val="0"/>
+          <w:i w:val="0"/>
+          <w:color w:val="0000FF"/>
+          <w:sz w:val="24"/>
           <w:u w:val="single"/>
         </w:rPr>
-        <w:hyperlink r:id="rId16" w:history="1">
-          <w:r>
-            <w:rPr>
-              <w:rStyle w:val="Hyperlink"/>
-            </w:rPr>
-            <w:t>Rijk</w:t>
-          </w:r>
-        </w:hyperlink>
-      </w:r>
-      <w:r>
-        <w:rPr>
-          <w:rFonts w:ascii="Charis SIL Regular" w:hAnsi="Charis SIL Regular" w:eastAsia="Charis SIL Regular"/>
-          <w:b w:val="0"/>
-          <w:i w:val="0"/>
-          <w:color w:val="0000FF"/>
-          <w:sz w:val="24"/>
-          <w:u w:val="single"/>
-        </w:rPr>
-        <w:hyperlink r:id="rId19" w:history="1">
+        <w:hyperlink r:id="rId17" w:history="1">
           <w:r>
             <w:rPr>
               <w:rStyle w:val="Hyperlink"/>
@@ -2366,7 +2337,6 @@
           <w:i w:val="0"/>
           <w:color w:val="0000FF"/>
           <w:sz w:val="24"/>
-          <w:u w:val="single"/>
         </w:rPr>
         <w:hyperlink r:id="rId19" w:history="1">
           <w:r>
@@ -2386,7 +2356,7 @@
           <w:sz w:val="24"/>
           <w:u w:val="single"/>
         </w:rPr>
-        <w:hyperlink r:id="rId19" w:history="1">
+        <w:hyperlink r:id="rId18" w:history="1">
           <w:r>
             <w:rPr>
               <w:rStyle w:val="Hyperlink"/>
@@ -2561,6 +2531,7 @@
           <w:i w:val="0"/>
           <w:color w:val="0000FF"/>
           <w:sz w:val="24"/>
+          <w:u w:val="single"/>
         </w:rPr>
         <w:t>G</w:t>
       </w:r>
@@ -2702,7 +2673,24 @@
           <w:color w:val="000000"/>
           <w:sz w:val="24"/>
         </w:rPr>
-        <w:t xml:space="preserve"> en het </w:t>
+        <w:t xml:space="preserve"> e</w:t>
+      </w:r>
+      <w:r>
+        <w:rPr>
+          <w:rFonts w:ascii="Charis SIL Regular" w:hAnsi="Charis SIL Regular" w:eastAsia="Charis SIL Regular"/>
+          <w:b w:val="0"/>
+          <w:i w:val="0"/>
+          <w:color w:val="000000"/>
+          <w:sz w:val="24"/>
+        </w:rPr>
+        <w:hyperlink r:id="rId19" w:history="1">
+          <w:r>
+            <w:rPr>
+              <w:rStyle w:val="Hyperlink"/>
+            </w:rPr>
+            <w:t xml:space="preserve">n het </w:t>
+          </w:r>
+        </w:hyperlink>
       </w:r>
       <w:r>
         <w:rPr>
@@ -3566,36 +3554,7 @@
           <w:color w:val="000000"/>
           <w:sz w:val="24"/>
         </w:rPr>
-        <w:t>in de periode 1876-1879 een ni</w:t>
-      </w:r>
-      <w:r>
-        <w:rPr>
-          <w:u w:val="single" w:color="0000ff"/>
-          <w:rFonts w:ascii="Charis SIL Regular" w:hAnsi="Charis SIL Regular" w:eastAsia="Charis SIL Regular"/>
-          <w:b w:val="0"/>
-          <w:i w:val="0"/>
-          <w:color w:val="000000"/>
-          <w:sz w:val="24"/>
-        </w:rPr>
-        <w:t>e</w:t>
-      </w:r>
-      <w:r>
-        <w:rPr>
-          <w:u w:val="single" w:color="0000ff"/>
-          <w:rFonts w:ascii="Charis SIL Regular" w:hAnsi="Charis SIL Regular" w:eastAsia="Charis SIL Regular"/>
-          <w:b w:val="0"/>
-          <w:i w:val="0"/>
-          <w:color w:val="000000"/>
-          <w:sz w:val="24"/>
-        </w:rPr>
-        <w:hyperlink r:id="rId24" w:history="1">
-          <w:r>
-            <w:rPr>
-              <w:rStyle w:val="Hyperlink"/>
-            </w:rPr>
-            <w:t>uwe objectin</w:t>
-          </w:r>
-        </w:hyperlink>
+        <w:t>in de periode 1876-1879 een nieuwe objectin</w:t>
       </w:r>
       <w:r>
         <w:rPr>
@@ -3962,7 +3921,14 @@
           <w:color w:val="000000"/>
           <w:sz w:val="24"/>
         </w:rPr>
-        <w:t>n die relev</w:t>
+        <w:hyperlink r:id="rId26" w:history="1">
+          <w:r>
+            <w:rPr>
+              <w:rStyle w:val="Hyperlink"/>
+            </w:rPr>
+            <w:t>n die relev</w:t>
+          </w:r>
+        </w:hyperlink>
       </w:r>
       <w:r>
         <w:rPr>
@@ -4310,7 +4276,7 @@
           <w:sz w:val="24"/>
           <w:u w:val="single"/>
         </w:rPr>
-        <w:t>Ethnografisch Muse</w:t>
+        <w:t>Ethnografisch Museu</w:t>
       </w:r>
       <w:r>
         <w:rPr>
@@ -4321,7 +4287,7 @@
           <w:sz w:val="24"/>
           <w:u w:val="single"/>
         </w:rPr>
-        <w:t>u</w:t>
+        <w:t>m Arti</w:t>
       </w:r>
       <w:r>
         <w:rPr>
@@ -4330,9 +4296,8 @@
           <w:i w:val="0"/>
           <w:color w:val="0000FF"/>
           <w:sz w:val="24"/>
-          <w:u w:val="single"/>
-        </w:rPr>
-        <w:t>m Artis</w:t>
+        </w:rPr>
+        <w:t>s</w:t>
       </w:r>
       <w:r>
         <w:br/>
@@ -5278,8 +5243,109 @@
           <w:i w:val="0"/>
           <w:color w:val="0000FF"/>
           <w:sz w:val="24"/>
-        </w:rPr>
-        <w:t>file/NL-HaNA_2.04.01_4030_0001</w:t>
+          <w:u w:val="single"/>
+        </w:rPr>
+        <w:hyperlink r:id="rId31" w:history="1">
+          <w:r>
+            <w:rPr>
+              <w:rStyle w:val="Hyperlink"/>
+            </w:rPr>
+            <w:t>fi</w:t>
+          </w:r>
+        </w:hyperlink>
+      </w:r>
+      <w:r>
+        <w:rPr>
+          <w:rFonts w:ascii="Charis SIL Regular" w:hAnsi="Charis SIL Regular" w:eastAsia="Charis SIL Regular"/>
+          <w:b w:val="0"/>
+          <w:i w:val="0"/>
+          <w:color w:val="0000FF"/>
+          <w:sz w:val="24"/>
+          <w:u w:val="single"/>
+        </w:rPr>
+        <w:hyperlink r:id="rId31" w:history="1">
+          <w:r>
+            <w:rPr>
+              <w:rStyle w:val="Hyperlink"/>
+            </w:rPr>
+            <w:t>l</w:t>
+          </w:r>
+        </w:hyperlink>
+      </w:r>
+      <w:r>
+        <w:rPr>
+          <w:rFonts w:ascii="Charis SIL Regular" w:hAnsi="Charis SIL Regular" w:eastAsia="Charis SIL Regular"/>
+          <w:b w:val="0"/>
+          <w:i w:val="0"/>
+          <w:color w:val="0000FF"/>
+          <w:sz w:val="24"/>
+          <w:u w:val="single"/>
+        </w:rPr>
+        <w:hyperlink r:id="rId31" w:history="1">
+          <w:r>
+            <w:rPr>
+              <w:rStyle w:val="Hyperlink"/>
+            </w:rPr>
+            <w:t>e</w:t>
+          </w:r>
+        </w:hyperlink>
+      </w:r>
+      <w:r>
+        <w:rPr>
+          <w:rFonts w:ascii="Charis SIL Regular" w:hAnsi="Charis SIL Regular" w:eastAsia="Charis SIL Regular"/>
+          <w:b w:val="0"/>
+          <w:i w:val="0"/>
+          <w:color w:val="0000FF"/>
+          <w:sz w:val="24"/>
+          <w:u w:val="single"/>
+        </w:rPr>
+        <w:t>/</w:t>
+      </w:r>
+      <w:r>
+        <w:rPr>
+          <w:rFonts w:ascii="Charis SIL Regular" w:hAnsi="Charis SIL Regular" w:eastAsia="Charis SIL Regular"/>
+          <w:b w:val="0"/>
+          <w:i w:val="0"/>
+          <w:color w:val="0000FF"/>
+          <w:sz w:val="24"/>
+          <w:u w:val="single"/>
+        </w:rPr>
+        <w:hyperlink r:id="rId31" w:history="1">
+          <w:r>
+            <w:rPr>
+              <w:rStyle w:val="Hyperlink"/>
+            </w:rPr>
+            <w:t>NL</w:t>
+          </w:r>
+        </w:hyperlink>
+      </w:r>
+      <w:r>
+        <w:rPr>
+          <w:rFonts w:ascii="Charis SIL Regular" w:hAnsi="Charis SIL Regular" w:eastAsia="Charis SIL Regular"/>
+          <w:b w:val="0"/>
+          <w:i w:val="0"/>
+          <w:color w:val="0000FF"/>
+          <w:sz w:val="24"/>
+        </w:rPr>
+        <w:t>-</w:t>
+      </w:r>
+      <w:r>
+        <w:rPr>
+          <w:rFonts w:ascii="Charis SIL Regular" w:hAnsi="Charis SIL Regular" w:eastAsia="Charis SIL Regular"/>
+          <w:b w:val="0"/>
+          <w:i w:val="0"/>
+          <w:color w:val="0000FF"/>
+          <w:sz w:val="24"/>
+          <w:u w:val="single"/>
+        </w:rPr>
+        <w:hyperlink r:id="rId31" w:history="1">
+          <w:r>
+            <w:rPr>
+              <w:rStyle w:val="Hyperlink"/>
+            </w:rPr>
+            <w:t>HaNA_2.04.01_4030_0001</w:t>
+          </w:r>
+        </w:hyperlink>
       </w:r>
     </w:p>
     <w:p>
@@ -5946,7 +6012,7 @@
           <w:sz w:val="24"/>
           <w:u w:val="single"/>
         </w:rPr>
-        <w:hyperlink r:id="rId24" w:history="1">
+        <w:hyperlink r:id="rId35" w:history="1">
           <w:r>
             <w:rPr>
               <w:rStyle w:val="Hyperlink"/>
@@ -6054,7 +6120,7 @@
           <w:sz w:val="24"/>
           <w:u w:val="single"/>
         </w:rPr>
-        <w:hyperlink r:id="rId35" w:history="1">
+        <w:hyperlink r:id="rId36" w:history="1">
           <w:r>
             <w:rPr>
               <w:rStyle w:val="Hyperlink"/>
@@ -6072,7 +6138,7 @@
           <w:sz w:val="24"/>
           <w:u w:val="single"/>
         </w:rPr>
-        <w:hyperlink r:id="rId35" w:history="1">
+        <w:hyperlink r:id="rId36" w:history="1">
           <w:r>
             <w:rPr>
               <w:rStyle w:val="Hyperlink"/>
@@ -6090,7 +6156,7 @@
           <w:sz w:val="24"/>
           <w:u w:val="single"/>
         </w:rPr>
-        <w:hyperlink r:id="rId35" w:history="1">
+        <w:hyperlink r:id="rId36" w:history="1">
           <w:r>
             <w:rPr>
               <w:rStyle w:val="Hyperlink"/>
@@ -6108,7 +6174,7 @@
           <w:sz w:val="24"/>
           <w:u w:val="single"/>
         </w:rPr>
-        <w:hyperlink r:id="rId35" w:history="1">
+        <w:hyperlink r:id="rId36" w:history="1">
           <w:r>
             <w:rPr>
               <w:rStyle w:val="Hyperlink"/>
@@ -6126,7 +6192,7 @@
           <w:sz w:val="24"/>
           <w:u w:val="single"/>
         </w:rPr>
-        <w:hyperlink r:id="rId35" w:history="1">
+        <w:hyperlink r:id="rId36" w:history="1">
           <w:r>
             <w:rPr>
               <w:rStyle w:val="Hyperlink"/>
@@ -6144,7 +6210,7 @@
           <w:sz w:val="24"/>
           <w:u w:val="single"/>
         </w:rPr>
-        <w:hyperlink r:id="rId35" w:history="1">
+        <w:hyperlink r:id="rId36" w:history="1">
           <w:r>
             <w:rPr>
               <w:rStyle w:val="Hyperlink"/>
@@ -6172,7 +6238,7 @@
           <w:sz w:val="24"/>
           <w:u w:val="single"/>
         </w:rPr>
-        <w:hyperlink r:id="rId36" w:history="1">
+        <w:hyperlink r:id="rId37" w:history="1">
           <w:r>
             <w:rPr>
               <w:rStyle w:val="Hyperlink"/>
@@ -6190,7 +6256,7 @@
           <w:sz w:val="24"/>
           <w:u w:val="single"/>
         </w:rPr>
-        <w:hyperlink r:id="rId36" w:history="1">
+        <w:hyperlink r:id="rId37" w:history="1">
           <w:r>
             <w:rPr>
               <w:rStyle w:val="Hyperlink"/>
@@ -6208,7 +6274,7 @@
           <w:sz w:val="24"/>
           <w:u w:val="single"/>
         </w:rPr>
-        <w:hyperlink r:id="rId35" w:history="1">
+        <w:hyperlink r:id="rId37" w:history="1">
           <w:r>
             <w:rPr>
               <w:rStyle w:val="Hyperlink"/>
@@ -6336,7 +6402,7 @@
           <w:sz w:val="24"/>
           <w:u w:val="single"/>
         </w:rPr>
-        <w:hyperlink r:id="rId37" w:history="1">
+        <w:hyperlink r:id="rId38" w:history="1">
           <w:r>
             <w:rPr>
               <w:rStyle w:val="Hyperlink"/>
@@ -6354,7 +6420,7 @@
           <w:sz w:val="24"/>
           <w:u w:val="single"/>
         </w:rPr>
-        <w:hyperlink r:id="rId37" w:history="1">
+        <w:hyperlink r:id="rId38" w:history="1">
           <w:r>
             <w:rPr>
               <w:rStyle w:val="Hyperlink"/>
@@ -6372,7 +6438,7 @@
           <w:sz w:val="24"/>
           <w:u w:val="single"/>
         </w:rPr>
-        <w:hyperlink r:id="rId37" w:history="1">
+        <w:hyperlink r:id="rId38" w:history="1">
           <w:r>
             <w:rPr>
               <w:rStyle w:val="Hyperlink"/>
@@ -6390,7 +6456,7 @@
           <w:sz w:val="24"/>
           <w:u w:val="single"/>
         </w:rPr>
-        <w:hyperlink r:id="rId37" w:history="1">
+        <w:hyperlink r:id="rId38" w:history="1">
           <w:r>
             <w:rPr>
               <w:rStyle w:val="Hyperlink"/>
@@ -6418,7 +6484,7 @@
           <w:sz w:val="24"/>
           <w:u w:val="single"/>
         </w:rPr>
-        <w:hyperlink r:id="rId38" w:history="1">
+        <w:hyperlink r:id="rId39" w:history="1">
           <w:r>
             <w:rPr>
               <w:rStyle w:val="Hyperlink"/>
@@ -6447,7 +6513,7 @@
           <w:sz w:val="24"/>
           <w:u w:val="single"/>
         </w:rPr>
-        <w:hyperlink r:id="rId38" w:history="1">
+        <w:hyperlink r:id="rId39" w:history="1">
           <w:r>
             <w:rPr>
               <w:rStyle w:val="Hyperlink"/>
@@ -6575,7 +6641,7 @@
           <w:sz w:val="24"/>
           <w:u w:val="single"/>
         </w:rPr>
-        <w:hyperlink r:id="rId39" w:history="1">
+        <w:hyperlink r:id="rId40" w:history="1">
           <w:r>
             <w:rPr>
               <w:rStyle w:val="Hyperlink"/>
@@ -6593,7 +6659,7 @@
           <w:sz w:val="24"/>
           <w:u w:val="single"/>
         </w:rPr>
-        <w:hyperlink r:id="rId39" w:history="1">
+        <w:hyperlink r:id="rId40" w:history="1">
           <w:r>
             <w:rPr>
               <w:rStyle w:val="Hyperlink"/>
@@ -6621,7 +6687,7 @@
           <w:sz w:val="24"/>
           <w:u w:val="single"/>
         </w:rPr>
-        <w:hyperlink r:id="rId40" w:history="1">
+        <w:hyperlink r:id="rId41" w:history="1">
           <w:r>
             <w:rPr>
               <w:rStyle w:val="Hyperlink"/>
@@ -6650,7 +6716,7 @@
           <w:sz w:val="24"/>
           <w:u w:val="single"/>
         </w:rPr>
-        <w:hyperlink r:id="rId40" w:history="1">
+        <w:hyperlink r:id="rId41" w:history="1">
           <w:r>
             <w:rPr>
               <w:rStyle w:val="Hyperlink"/>
@@ -6678,7 +6744,7 @@
           <w:sz w:val="24"/>
           <w:u w:val="single"/>
         </w:rPr>
-        <w:hyperlink r:id="rId41" w:history="1">
+        <w:hyperlink r:id="rId42" w:history="1">
           <w:r>
             <w:rPr>
               <w:rStyle w:val="Hyperlink"/>
@@ -6696,7 +6762,7 @@
           <w:sz w:val="24"/>
           <w:u w:val="single"/>
         </w:rPr>
-        <w:hyperlink r:id="rId41" w:history="1">
+        <w:hyperlink r:id="rId42" w:history="1">
           <w:r>
             <w:rPr>
               <w:rStyle w:val="Hyperlink"/>
@@ -6714,7 +6780,7 @@
           <w:sz w:val="24"/>
           <w:u w:val="single"/>
         </w:rPr>
-        <w:hyperlink r:id="rId41" w:history="1">
+        <w:hyperlink r:id="rId42" w:history="1">
           <w:r>
             <w:rPr>
               <w:rStyle w:val="Hyperlink"/>
@@ -6845,7 +6911,7 @@
           <w:sz w:val="24"/>
           <w:u w:val="single"/>
         </w:rPr>
-        <w:hyperlink r:id="rId42" w:history="1">
+        <w:hyperlink r:id="rId43" w:history="1">
           <w:r>
             <w:rPr>
               <w:rStyle w:val="Hyperlink"/>
@@ -6863,7 +6929,7 @@
           <w:sz w:val="24"/>
           <w:u w:val="single"/>
         </w:rPr>
-        <w:hyperlink r:id="rId42" w:history="1">
+        <w:hyperlink r:id="rId43" w:history="1">
           <w:r>
             <w:rPr>
               <w:rStyle w:val="Hyperlink"/>
@@ -6881,7 +6947,7 @@
           <w:sz w:val="24"/>
           <w:u w:val="single"/>
         </w:rPr>
-        <w:hyperlink r:id="rId42" w:history="1">
+        <w:hyperlink r:id="rId43" w:history="1">
           <w:r>
             <w:rPr>
               <w:rStyle w:val="Hyperlink"/>
@@ -6899,7 +6965,7 @@
           <w:sz w:val="24"/>
           <w:u w:val="single"/>
         </w:rPr>
-        <w:hyperlink r:id="rId42" w:history="1">
+        <w:hyperlink r:id="rId43" w:history="1">
           <w:r>
             <w:rPr>
               <w:rStyle w:val="Hyperlink"/>
@@ -7017,7 +7083,7 @@
           <w:sz w:val="24"/>
           <w:u w:val="single"/>
         </w:rPr>
-        <w:hyperlink r:id="rId43" w:history="1">
+        <w:hyperlink r:id="rId44" w:history="1">
           <w:r>
             <w:rPr>
               <w:rStyle w:val="Hyperlink"/>
@@ -7035,7 +7101,7 @@
           <w:sz w:val="24"/>
           <w:u w:val="single"/>
         </w:rPr>
-        <w:hyperlink r:id="rId43" w:history="1">
+        <w:hyperlink r:id="rId44" w:history="1">
           <w:r>
             <w:rPr>
               <w:rStyle w:val="Hyperlink"/>
@@ -7053,7 +7119,7 @@
           <w:sz w:val="24"/>
           <w:u w:val="single"/>
         </w:rPr>
-        <w:hyperlink r:id="rId43" w:history="1">
+        <w:hyperlink r:id="rId44" w:history="1">
           <w:r>
             <w:rPr>
               <w:rStyle w:val="Hyperlink"/>
@@ -7071,7 +7137,7 @@
           <w:sz w:val="24"/>
           <w:u w:val="single"/>
         </w:rPr>
-        <w:hyperlink r:id="rId43" w:history="1">
+        <w:hyperlink r:id="rId44" w:history="1">
           <w:r>
             <w:rPr>
               <w:rStyle w:val="Hyperlink"/>
@@ -7128,7 +7194,7 @@
           <w:sz w:val="24"/>
           <w:u w:val="single"/>
         </w:rPr>
-        <w:hyperlink r:id="rId44" w:history="1">
+        <w:hyperlink r:id="rId45" w:history="1">
           <w:r>
             <w:rPr>
               <w:rStyle w:val="Hyperlink"/>
@@ -7157,7 +7223,7 @@
           <w:sz w:val="24"/>
           <w:u w:val="single"/>
         </w:rPr>
-        <w:hyperlink r:id="rId44" w:history="1">
+        <w:hyperlink r:id="rId45" w:history="1">
           <w:r>
             <w:rPr>
               <w:rStyle w:val="Hyperlink"/>
@@ -7185,7 +7251,7 @@
           <w:sz w:val="24"/>
           <w:u w:val="single"/>
         </w:rPr>
-        <w:hyperlink r:id="rId45" w:history="1">
+        <w:hyperlink r:id="rId46" w:history="1">
           <w:r>
             <w:rPr>
               <w:rStyle w:val="Hyperlink"/>
@@ -7214,7 +7280,7 @@
           <w:sz w:val="24"/>
           <w:u w:val="single"/>
         </w:rPr>
-        <w:hyperlink r:id="rId45" w:history="1">
+        <w:hyperlink r:id="rId46" w:history="1">
           <w:r>
             <w:rPr>
               <w:rStyle w:val="Hyperlink"/>

--- a/EXPORTS/DOCX/published/niveau3/Dutch/KKZ.docx
+++ b/EXPORTS/DOCX/published/niveau3/Dutch/KKZ.docx
@@ -708,14 +708,7 @@
           <w:color w:val="000000"/>
           <w:sz w:val="24"/>
         </w:rPr>
-        <w:hyperlink r:id="rId11" w:history="1">
-          <w:r>
-            <w:rPr>
-              <w:rStyle w:val="Hyperlink"/>
-            </w:rPr>
-            <w:t xml:space="preserve">nd </w:t>
-          </w:r>
-        </w:hyperlink>
+        <w:t xml:space="preserve">nd </w:t>
       </w:r>
       <w:r>
         <w:rPr>
@@ -1663,14 +1656,7 @@
           <w:sz w:val="24"/>
           <w:u w:val="single"/>
         </w:rPr>
-        <w:hyperlink r:id="rId16" w:history="1">
-          <w:r>
-            <w:rPr>
-              <w:rStyle w:val="Hyperlink"/>
-            </w:rPr>
-            <w:t>Rijksmu</w:t>
-          </w:r>
-        </w:hyperlink>
+        <w:t>Rijksmu</w:t>
       </w:r>
       <w:r>
         <w:rPr>
@@ -1892,7 +1878,7 @@
           <w:sz w:val="24"/>
           <w:u w:val="single"/>
         </w:rPr>
-        <w:hyperlink r:id="rId17" w:history="1">
+        <w:hyperlink r:id="rId16" w:history="1">
           <w:r>
             <w:rPr>
               <w:rStyle w:val="Hyperlink"/>
@@ -1910,7 +1896,7 @@
           <w:sz w:val="24"/>
           <w:u w:val="single"/>
         </w:rPr>
-        <w:hyperlink r:id="rId16" w:history="1">
+        <w:hyperlink r:id="rId17" w:history="1">
           <w:r>
             <w:rPr>
               <w:rStyle w:val="Hyperlink"/>
@@ -1939,7 +1925,7 @@
           <w:sz w:val="24"/>
           <w:u w:val="single"/>
         </w:rPr>
-        <w:hyperlink r:id="rId16" w:history="1">
+        <w:hyperlink r:id="rId17" w:history="1">
           <w:r>
             <w:rPr>
               <w:rStyle w:val="Hyperlink"/>
@@ -1986,7 +1972,7 @@
           <w:color w:val="000000"/>
           <w:sz w:val="24"/>
         </w:rPr>
-        <w:hyperlink r:id="rId16" w:history="1">
+        <w:hyperlink r:id="rId17" w:history="1">
           <w:r>
             <w:rPr>
               <w:rStyle w:val="Hyperlink"/>
@@ -2252,129 +2238,7 @@
           <w:color w:val="0000FF"/>
           <w:sz w:val="24"/>
         </w:rPr>
-        <w:t>Rijk</w:t>
-      </w:r>
-      <w:r>
-        <w:rPr>
-          <w:rFonts w:ascii="Charis SIL Regular" w:hAnsi="Charis SIL Regular" w:eastAsia="Charis SIL Regular"/>
-          <w:b w:val="0"/>
-          <w:i w:val="0"/>
-          <w:color w:val="0000FF"/>
-          <w:sz w:val="24"/>
-          <w:u w:val="single"/>
-        </w:rPr>
-        <w:hyperlink r:id="rId17" w:history="1">
-          <w:r>
-            <w:rPr>
-              <w:rStyle w:val="Hyperlink"/>
-            </w:rPr>
-            <w:t>smuseum</w:t>
-          </w:r>
-        </w:hyperlink>
-      </w:r>
-      <w:r>
-        <w:rPr>
-          <w:rFonts w:ascii="Charis SIL Regular" w:hAnsi="Charis SIL Regular" w:eastAsia="Charis SIL Regular"/>
-          <w:b w:val="0"/>
-          <w:i w:val="0"/>
-          <w:color w:val="0000FF"/>
-          <w:sz w:val="24"/>
-          <w:u w:val="single"/>
-        </w:rPr>
-        <w:t xml:space="preserve"> </w:t>
-      </w:r>
-      <w:r>
-        <w:rPr>
-          <w:rFonts w:ascii="Charis SIL Regular" w:hAnsi="Charis SIL Regular" w:eastAsia="Charis SIL Regular"/>
-          <w:b w:val="0"/>
-          <w:i w:val="0"/>
-          <w:color w:val="0000FF"/>
-          <w:sz w:val="24"/>
-          <w:u w:val="single"/>
-        </w:rPr>
-        <w:hyperlink r:id="rId19" w:history="1">
-          <w:r>
-            <w:rPr>
-              <w:rStyle w:val="Hyperlink"/>
-            </w:rPr>
-            <w:t>v</w:t>
-          </w:r>
-        </w:hyperlink>
-      </w:r>
-      <w:r>
-        <w:rPr>
-          <w:rFonts w:ascii="Charis SIL Regular" w:hAnsi="Charis SIL Regular" w:eastAsia="Charis SIL Regular"/>
-          <w:b w:val="0"/>
-          <w:i w:val="0"/>
-          <w:color w:val="0000FF"/>
-          <w:sz w:val="24"/>
-          <w:u w:val="single"/>
-        </w:rPr>
-        <w:hyperlink r:id="rId19" w:history="1">
-          <w:r>
-            <w:rPr>
-              <w:rStyle w:val="Hyperlink"/>
-            </w:rPr>
-            <w:t>an</w:t>
-          </w:r>
-        </w:hyperlink>
-      </w:r>
-      <w:r>
-        <w:rPr>
-          <w:rFonts w:ascii="Charis SIL Regular" w:hAnsi="Charis SIL Regular" w:eastAsia="Charis SIL Regular"/>
-          <w:b w:val="0"/>
-          <w:i w:val="0"/>
-          <w:color w:val="0000FF"/>
-          <w:sz w:val="24"/>
-          <w:u w:val="single"/>
-        </w:rPr>
-        <w:t xml:space="preserve"> </w:t>
-      </w:r>
-      <w:r>
-        <w:rPr>
-          <w:rFonts w:ascii="Charis SIL Regular" w:hAnsi="Charis SIL Regular" w:eastAsia="Charis SIL Regular"/>
-          <w:b w:val="0"/>
-          <w:i w:val="0"/>
-          <w:color w:val="0000FF"/>
-          <w:sz w:val="24"/>
-        </w:rPr>
-        <w:hyperlink r:id="rId19" w:history="1">
-          <w:r>
-            <w:rPr>
-              <w:rStyle w:val="Hyperlink"/>
-            </w:rPr>
-            <w:t>N</w:t>
-          </w:r>
-        </w:hyperlink>
-      </w:r>
-      <w:r>
-        <w:rPr>
-          <w:rFonts w:ascii="Charis SIL Regular" w:hAnsi="Charis SIL Regular" w:eastAsia="Charis SIL Regular"/>
-          <w:b w:val="0"/>
-          <w:i w:val="0"/>
-          <w:color w:val="0000FF"/>
-          <w:sz w:val="24"/>
-          <w:u w:val="single"/>
-        </w:rPr>
-        <w:hyperlink r:id="rId18" w:history="1">
-          <w:r>
-            <w:rPr>
-              <w:rStyle w:val="Hyperlink"/>
-            </w:rPr>
-            <w:t>atuurlijke</w:t>
-          </w:r>
-        </w:hyperlink>
-      </w:r>
-      <w:r>
-        <w:rPr>
-          <w:rFonts w:ascii="Charis SIL Regular" w:hAnsi="Charis SIL Regular" w:eastAsia="Charis SIL Regular"/>
-          <w:b w:val="0"/>
-          <w:i w:val="0"/>
-          <w:color w:val="0000FF"/>
-          <w:sz w:val="24"/>
-          <w:u w:val="single"/>
-        </w:rPr>
-        <w:t xml:space="preserve"> </w:t>
+        <w:t xml:space="preserve">Rijksmuseum van Natuurlijke </w:t>
       </w:r>
       <w:r>
         <w:rPr>
@@ -2531,7 +2395,6 @@
           <w:i w:val="0"/>
           <w:color w:val="0000FF"/>
           <w:sz w:val="24"/>
-          <w:u w:val="single"/>
         </w:rPr>
         <w:t>G</w:t>
       </w:r>
@@ -2656,7 +2519,7 @@
           <w:sz w:val="24"/>
           <w:u w:val="single"/>
         </w:rPr>
-        <w:hyperlink r:id="rId20" w:history="1">
+        <w:hyperlink r:id="rId19" w:history="1">
           <w:r>
             <w:rPr>
               <w:rStyle w:val="Hyperlink"/>
@@ -2683,7 +2546,7 @@
           <w:color w:val="000000"/>
           <w:sz w:val="24"/>
         </w:rPr>
-        <w:hyperlink r:id="rId19" w:history="1">
+        <w:hyperlink r:id="rId20" w:history="1">
           <w:r>
             <w:rPr>
               <w:rStyle w:val="Hyperlink"/>
@@ -2701,7 +2564,7 @@
           <w:sz w:val="24"/>
           <w:u w:val="single"/>
         </w:rPr>
-        <w:hyperlink r:id="rId19" w:history="1">
+        <w:hyperlink r:id="rId20" w:history="1">
           <w:r>
             <w:rPr>
               <w:rStyle w:val="Hyperlink"/>
@@ -2730,7 +2593,7 @@
           <w:sz w:val="24"/>
           <w:u w:val="single"/>
         </w:rPr>
-        <w:hyperlink r:id="rId19" w:history="1">
+        <w:hyperlink r:id="rId20" w:history="1">
           <w:r>
             <w:rPr>
               <w:rStyle w:val="Hyperlink"/>
@@ -2748,7 +2611,7 @@
           <w:sz w:val="24"/>
           <w:u w:val="single"/>
         </w:rPr>
-        <w:hyperlink r:id="rId19" w:history="1">
+        <w:hyperlink r:id="rId20" w:history="1">
           <w:r>
             <w:rPr>
               <w:rStyle w:val="Hyperlink"/>
@@ -2766,7 +2629,7 @@
           <w:sz w:val="24"/>
           <w:u w:val="single"/>
         </w:rPr>
-        <w:hyperlink r:id="rId19" w:history="1">
+        <w:hyperlink r:id="rId20" w:history="1">
           <w:r>
             <w:rPr>
               <w:rStyle w:val="Hyperlink"/>
@@ -2784,7 +2647,7 @@
           <w:sz w:val="24"/>
           <w:u w:val="single"/>
         </w:rPr>
-        <w:hyperlink r:id="rId19" w:history="1">
+        <w:hyperlink r:id="rId20" w:history="1">
           <w:r>
             <w:rPr>
               <w:rStyle w:val="Hyperlink"/>
@@ -2802,7 +2665,7 @@
           <w:sz w:val="24"/>
           <w:u w:val="single"/>
         </w:rPr>
-        <w:hyperlink r:id="rId19" w:history="1">
+        <w:hyperlink r:id="rId20" w:history="1">
           <w:r>
             <w:rPr>
               <w:rStyle w:val="Hyperlink"/>
@@ -2820,7 +2683,7 @@
           <w:color w:val="000000"/>
           <w:sz w:val="24"/>
         </w:rPr>
-        <w:hyperlink r:id="rId19" w:history="1">
+        <w:hyperlink r:id="rId20" w:history="1">
           <w:r>
             <w:rPr>
               <w:rStyle w:val="Hyperlink"/>
@@ -3554,7 +3417,36 @@
           <w:color w:val="000000"/>
           <w:sz w:val="24"/>
         </w:rPr>
-        <w:t>in de periode 1876-1879 een nieuwe objectin</w:t>
+        <w:t>in de periode 1876-1879 een ni</w:t>
+      </w:r>
+      <w:r>
+        <w:rPr>
+          <w:u w:val="single" w:color="0000ff"/>
+          <w:rFonts w:ascii="Charis SIL Regular" w:hAnsi="Charis SIL Regular" w:eastAsia="Charis SIL Regular"/>
+          <w:b w:val="0"/>
+          <w:i w:val="0"/>
+          <w:color w:val="000000"/>
+          <w:sz w:val="24"/>
+        </w:rPr>
+        <w:t>e</w:t>
+      </w:r>
+      <w:r>
+        <w:rPr>
+          <w:u w:val="single" w:color="0000ff"/>
+          <w:rFonts w:ascii="Charis SIL Regular" w:hAnsi="Charis SIL Regular" w:eastAsia="Charis SIL Regular"/>
+          <w:b w:val="0"/>
+          <w:i w:val="0"/>
+          <w:color w:val="000000"/>
+          <w:sz w:val="24"/>
+        </w:rPr>
+        <w:hyperlink r:id="rId24" w:history="1">
+          <w:r>
+            <w:rPr>
+              <w:rStyle w:val="Hyperlink"/>
+            </w:rPr>
+            <w:t>uwe objectin</w:t>
+          </w:r>
+        </w:hyperlink>
       </w:r>
       <w:r>
         <w:rPr>
@@ -3910,25 +3802,7 @@
           <w:color w:val="000000"/>
           <w:sz w:val="24"/>
         </w:rPr>
-        <w:t>Ministerie van Binnenlandse Zake</w:t>
-      </w:r>
-      <w:r>
-        <w:rPr>
-          <w:u w:val="single" w:color="0000ff"/>
-          <w:rFonts w:ascii="Charis SIL Regular" w:hAnsi="Charis SIL Regular" w:eastAsia="Charis SIL Regular"/>
-          <w:b w:val="0"/>
-          <w:i w:val="0"/>
-          <w:color w:val="000000"/>
-          <w:sz w:val="24"/>
-        </w:rPr>
-        <w:hyperlink r:id="rId26" w:history="1">
-          <w:r>
-            <w:rPr>
-              <w:rStyle w:val="Hyperlink"/>
-            </w:rPr>
-            <w:t>n die relev</w:t>
-          </w:r>
-        </w:hyperlink>
+        <w:t>Ministerie van Binnenlandse Zaken die relev</w:t>
       </w:r>
       <w:r>
         <w:rPr>
@@ -5243,109 +5117,8 @@
           <w:i w:val="0"/>
           <w:color w:val="0000FF"/>
           <w:sz w:val="24"/>
-          <w:u w:val="single"/>
-        </w:rPr>
-        <w:hyperlink r:id="rId31" w:history="1">
-          <w:r>
-            <w:rPr>
-              <w:rStyle w:val="Hyperlink"/>
-            </w:rPr>
-            <w:t>fi</w:t>
-          </w:r>
-        </w:hyperlink>
-      </w:r>
-      <w:r>
-        <w:rPr>
-          <w:rFonts w:ascii="Charis SIL Regular" w:hAnsi="Charis SIL Regular" w:eastAsia="Charis SIL Regular"/>
-          <w:b w:val="0"/>
-          <w:i w:val="0"/>
-          <w:color w:val="0000FF"/>
-          <w:sz w:val="24"/>
-          <w:u w:val="single"/>
-        </w:rPr>
-        <w:hyperlink r:id="rId31" w:history="1">
-          <w:r>
-            <w:rPr>
-              <w:rStyle w:val="Hyperlink"/>
-            </w:rPr>
-            <w:t>l</w:t>
-          </w:r>
-        </w:hyperlink>
-      </w:r>
-      <w:r>
-        <w:rPr>
-          <w:rFonts w:ascii="Charis SIL Regular" w:hAnsi="Charis SIL Regular" w:eastAsia="Charis SIL Regular"/>
-          <w:b w:val="0"/>
-          <w:i w:val="0"/>
-          <w:color w:val="0000FF"/>
-          <w:sz w:val="24"/>
-          <w:u w:val="single"/>
-        </w:rPr>
-        <w:hyperlink r:id="rId31" w:history="1">
-          <w:r>
-            <w:rPr>
-              <w:rStyle w:val="Hyperlink"/>
-            </w:rPr>
-            <w:t>e</w:t>
-          </w:r>
-        </w:hyperlink>
-      </w:r>
-      <w:r>
-        <w:rPr>
-          <w:rFonts w:ascii="Charis SIL Regular" w:hAnsi="Charis SIL Regular" w:eastAsia="Charis SIL Regular"/>
-          <w:b w:val="0"/>
-          <w:i w:val="0"/>
-          <w:color w:val="0000FF"/>
-          <w:sz w:val="24"/>
-          <w:u w:val="single"/>
-        </w:rPr>
-        <w:t>/</w:t>
-      </w:r>
-      <w:r>
-        <w:rPr>
-          <w:rFonts w:ascii="Charis SIL Regular" w:hAnsi="Charis SIL Regular" w:eastAsia="Charis SIL Regular"/>
-          <w:b w:val="0"/>
-          <w:i w:val="0"/>
-          <w:color w:val="0000FF"/>
-          <w:sz w:val="24"/>
-          <w:u w:val="single"/>
-        </w:rPr>
-        <w:hyperlink r:id="rId31" w:history="1">
-          <w:r>
-            <w:rPr>
-              <w:rStyle w:val="Hyperlink"/>
-            </w:rPr>
-            <w:t>NL</w:t>
-          </w:r>
-        </w:hyperlink>
-      </w:r>
-      <w:r>
-        <w:rPr>
-          <w:rFonts w:ascii="Charis SIL Regular" w:hAnsi="Charis SIL Regular" w:eastAsia="Charis SIL Regular"/>
-          <w:b w:val="0"/>
-          <w:i w:val="0"/>
-          <w:color w:val="0000FF"/>
-          <w:sz w:val="24"/>
-        </w:rPr>
-        <w:t>-</w:t>
-      </w:r>
-      <w:r>
-        <w:rPr>
-          <w:rFonts w:ascii="Charis SIL Regular" w:hAnsi="Charis SIL Regular" w:eastAsia="Charis SIL Regular"/>
-          <w:b w:val="0"/>
-          <w:i w:val="0"/>
-          <w:color w:val="0000FF"/>
-          <w:sz w:val="24"/>
-          <w:u w:val="single"/>
-        </w:rPr>
-        <w:hyperlink r:id="rId31" w:history="1">
-          <w:r>
-            <w:rPr>
-              <w:rStyle w:val="Hyperlink"/>
-            </w:rPr>
-            <w:t>HaNA_2.04.01_4030_0001</w:t>
-          </w:r>
-        </w:hyperlink>
+        </w:rPr>
+        <w:t>file/NL-HaNA_2.04.01_4030_0001</w:t>
       </w:r>
     </w:p>
     <w:p>
@@ -5965,7 +5738,7 @@
           <w:sz w:val="24"/>
           <w:u w:val="single"/>
         </w:rPr>
-        <w:hyperlink r:id="rId24" w:history="1">
+        <w:hyperlink r:id="rId35" w:history="1">
           <w:r>
             <w:rPr>
               <w:rStyle w:val="Hyperlink"/>
@@ -6256,7 +6029,7 @@
           <w:sz w:val="24"/>
           <w:u w:val="single"/>
         </w:rPr>
-        <w:hyperlink r:id="rId37" w:history="1">
+        <w:hyperlink r:id="rId36" w:history="1">
           <w:r>
             <w:rPr>
               <w:rStyle w:val="Hyperlink"/>

--- a/EXPORTS/DOCX/published/niveau3/Dutch/KKZ.docx
+++ b/EXPORTS/DOCX/published/niveau3/Dutch/KKZ.docx
@@ -512,7 +512,6 @@
       </w:r>
       <w:r>
         <w:rPr>
-          <w:u w:val="single" w:color="0000ff"/>
           <w:rFonts w:ascii="Charis SIL Regular" w:hAnsi="Charis SIL Regular" w:eastAsia="Charis SIL Regular"/>
           <w:b w:val="0"/>
           <w:i w:val="0"/>
@@ -2237,8 +2236,16 @@
           <w:i w:val="0"/>
           <w:color w:val="0000FF"/>
           <w:sz w:val="24"/>
-        </w:rPr>
-        <w:t xml:space="preserve">Rijksmuseum van Natuurlijke </w:t>
+          <w:u w:val="single"/>
+        </w:rPr>
+        <w:hyperlink r:id="rId19" w:history="1">
+          <w:r>
+            <w:rPr>
+              <w:rStyle w:val="Hyperlink"/>
+            </w:rPr>
+            <w:t>Rijk</w:t>
+          </w:r>
+        </w:hyperlink>
       </w:r>
       <w:r>
         <w:rPr>
@@ -2249,7 +2256,130 @@
           <w:sz w:val="24"/>
           <w:u w:val="single"/>
         </w:rPr>
-        <w:hyperlink r:id="rId18" w:history="1">
+        <w:hyperlink r:id="rId19" w:history="1">
+          <w:r>
+            <w:rPr>
+              <w:rStyle w:val="Hyperlink"/>
+            </w:rPr>
+            <w:t>smuseum</w:t>
+          </w:r>
+        </w:hyperlink>
+      </w:r>
+      <w:r>
+        <w:rPr>
+          <w:rFonts w:ascii="Charis SIL Regular" w:hAnsi="Charis SIL Regular" w:eastAsia="Charis SIL Regular"/>
+          <w:b w:val="0"/>
+          <w:i w:val="0"/>
+          <w:color w:val="0000FF"/>
+          <w:sz w:val="24"/>
+          <w:u w:val="single"/>
+        </w:rPr>
+        <w:t xml:space="preserve"> </w:t>
+      </w:r>
+      <w:r>
+        <w:rPr>
+          <w:rFonts w:ascii="Charis SIL Regular" w:hAnsi="Charis SIL Regular" w:eastAsia="Charis SIL Regular"/>
+          <w:b w:val="0"/>
+          <w:i w:val="0"/>
+          <w:color w:val="0000FF"/>
+          <w:sz w:val="24"/>
+          <w:u w:val="single"/>
+        </w:rPr>
+        <w:hyperlink r:id="rId19" w:history="1">
+          <w:r>
+            <w:rPr>
+              <w:rStyle w:val="Hyperlink"/>
+            </w:rPr>
+            <w:t>v</w:t>
+          </w:r>
+        </w:hyperlink>
+      </w:r>
+      <w:r>
+        <w:rPr>
+          <w:rFonts w:ascii="Charis SIL Regular" w:hAnsi="Charis SIL Regular" w:eastAsia="Charis SIL Regular"/>
+          <w:b w:val="0"/>
+          <w:i w:val="0"/>
+          <w:color w:val="0000FF"/>
+          <w:sz w:val="24"/>
+          <w:u w:val="single"/>
+        </w:rPr>
+        <w:hyperlink r:id="rId19" w:history="1">
+          <w:r>
+            <w:rPr>
+              <w:rStyle w:val="Hyperlink"/>
+            </w:rPr>
+            <w:t>an</w:t>
+          </w:r>
+        </w:hyperlink>
+      </w:r>
+      <w:r>
+        <w:rPr>
+          <w:rFonts w:ascii="Charis SIL Regular" w:hAnsi="Charis SIL Regular" w:eastAsia="Charis SIL Regular"/>
+          <w:b w:val="0"/>
+          <w:i w:val="0"/>
+          <w:color w:val="0000FF"/>
+          <w:sz w:val="24"/>
+          <w:u w:val="single"/>
+        </w:rPr>
+        <w:t xml:space="preserve"> </w:t>
+      </w:r>
+      <w:r>
+        <w:rPr>
+          <w:rFonts w:ascii="Charis SIL Regular" w:hAnsi="Charis SIL Regular" w:eastAsia="Charis SIL Regular"/>
+          <w:b w:val="0"/>
+          <w:i w:val="0"/>
+          <w:color w:val="0000FF"/>
+          <w:sz w:val="24"/>
+          <w:u w:val="single"/>
+        </w:rPr>
+        <w:hyperlink r:id="rId19" w:history="1">
+          <w:r>
+            <w:rPr>
+              <w:rStyle w:val="Hyperlink"/>
+            </w:rPr>
+            <w:t>N</w:t>
+          </w:r>
+        </w:hyperlink>
+      </w:r>
+      <w:r>
+        <w:rPr>
+          <w:rFonts w:ascii="Charis SIL Regular" w:hAnsi="Charis SIL Regular" w:eastAsia="Charis SIL Regular"/>
+          <w:b w:val="0"/>
+          <w:i w:val="0"/>
+          <w:color w:val="0000FF"/>
+          <w:sz w:val="24"/>
+          <w:u w:val="single"/>
+        </w:rPr>
+        <w:hyperlink r:id="rId19" w:history="1">
+          <w:r>
+            <w:rPr>
+              <w:rStyle w:val="Hyperlink"/>
+            </w:rPr>
+            <w:t>atuurlijke</w:t>
+          </w:r>
+        </w:hyperlink>
+      </w:r>
+      <w:r>
+        <w:rPr>
+          <w:rFonts w:ascii="Charis SIL Regular" w:hAnsi="Charis SIL Regular" w:eastAsia="Charis SIL Regular"/>
+          <w:b w:val="0"/>
+          <w:i w:val="0"/>
+          <w:color w:val="0000FF"/>
+          <w:sz w:val="24"/>
+          <w:u w:val="single"/>
+        </w:rPr>
+        <w:t xml:space="preserve"> </w:t>
+      </w:r>
+      <w:r>
+        <w:rPr>
+          <w:rFonts w:ascii="Charis SIL Regular" w:hAnsi="Charis SIL Regular" w:eastAsia="Charis SIL Regular"/>
+          <w:b w:val="0"/>
+          <w:i w:val="0"/>
+          <w:color w:val="0000FF"/>
+          <w:sz w:val="24"/>
+          <w:u w:val="single"/>
+        </w:rPr>
+        <w:hyperlink r:id="rId19" w:history="1">
           <w:r>
             <w:rPr>
               <w:rStyle w:val="Hyperlink"/>
@@ -2260,39 +2390,13 @@
       </w:r>
       <w:r>
         <w:rPr>
-          <w:u w:val="single" w:color="0000ff"/>
           <w:rFonts w:ascii="Charis SIL Regular" w:hAnsi="Charis SIL Regular" w:eastAsia="Charis SIL Regular"/>
           <w:b w:val="0"/>
           <w:i w:val="0"/>
           <w:color w:val="000000"/>
           <w:sz w:val="24"/>
         </w:rPr>
-        <w:hyperlink r:id="rId18" w:history="1">
-          <w:r>
-            <w:rPr>
-              <w:rStyle w:val="Hyperlink"/>
-            </w:rPr>
-            <w:t>,</w:t>
-          </w:r>
-        </w:hyperlink>
-      </w:r>
-      <w:r>
-        <w:rPr>
-          <w:u w:val="single" w:color="0000ff"/>
-          <w:rFonts w:ascii="Charis SIL Regular" w:hAnsi="Charis SIL Regular" w:eastAsia="Charis SIL Regular"/>
-          <w:b w:val="0"/>
-          <w:i w:val="0"/>
-          <w:color w:val="000000"/>
-          <w:sz w:val="24"/>
-        </w:rPr>
-        <w:hyperlink r:id="rId18" w:history="1">
-          <w:r>
-            <w:rPr>
-              <w:rStyle w:val="Hyperlink"/>
-            </w:rPr>
-            <w:t xml:space="preserve"> het </w:t>
-          </w:r>
-        </w:hyperlink>
+        <w:t xml:space="preserve">, het </w:t>
       </w:r>
       <w:r>
         <w:rPr>
@@ -2519,7 +2623,7 @@
           <w:sz w:val="24"/>
           <w:u w:val="single"/>
         </w:rPr>
-        <w:hyperlink r:id="rId19" w:history="1">
+        <w:hyperlink r:id="rId20" w:history="1">
           <w:r>
             <w:rPr>
               <w:rStyle w:val="Hyperlink"/>
@@ -2546,7 +2650,7 @@
           <w:color w:val="000000"/>
           <w:sz w:val="24"/>
         </w:rPr>
-        <w:hyperlink r:id="rId20" w:history="1">
+        <w:hyperlink r:id="rId19" w:history="1">
           <w:r>
             <w:rPr>
               <w:rStyle w:val="Hyperlink"/>
@@ -2564,7 +2668,7 @@
           <w:sz w:val="24"/>
           <w:u w:val="single"/>
         </w:rPr>
-        <w:hyperlink r:id="rId20" w:history="1">
+        <w:hyperlink r:id="rId19" w:history="1">
           <w:r>
             <w:rPr>
               <w:rStyle w:val="Hyperlink"/>
@@ -2593,7 +2697,7 @@
           <w:sz w:val="24"/>
           <w:u w:val="single"/>
         </w:rPr>
-        <w:hyperlink r:id="rId20" w:history="1">
+        <w:hyperlink r:id="rId19" w:history="1">
           <w:r>
             <w:rPr>
               <w:rStyle w:val="Hyperlink"/>
@@ -2611,7 +2715,7 @@
           <w:sz w:val="24"/>
           <w:u w:val="single"/>
         </w:rPr>
-        <w:hyperlink r:id="rId20" w:history="1">
+        <w:hyperlink r:id="rId19" w:history="1">
           <w:r>
             <w:rPr>
               <w:rStyle w:val="Hyperlink"/>
@@ -2629,7 +2733,7 @@
           <w:sz w:val="24"/>
           <w:u w:val="single"/>
         </w:rPr>
-        <w:hyperlink r:id="rId20" w:history="1">
+        <w:hyperlink r:id="rId19" w:history="1">
           <w:r>
             <w:rPr>
               <w:rStyle w:val="Hyperlink"/>
@@ -2647,7 +2751,7 @@
           <w:sz w:val="24"/>
           <w:u w:val="single"/>
         </w:rPr>
-        <w:hyperlink r:id="rId20" w:history="1">
+        <w:hyperlink r:id="rId19" w:history="1">
           <w:r>
             <w:rPr>
               <w:rStyle w:val="Hyperlink"/>
@@ -2665,7 +2769,7 @@
           <w:sz w:val="24"/>
           <w:u w:val="single"/>
         </w:rPr>
-        <w:hyperlink r:id="rId20" w:history="1">
+        <w:hyperlink r:id="rId19" w:history="1">
           <w:r>
             <w:rPr>
               <w:rStyle w:val="Hyperlink"/>
@@ -2683,7 +2787,7 @@
           <w:color w:val="000000"/>
           <w:sz w:val="24"/>
         </w:rPr>
-        <w:hyperlink r:id="rId20" w:history="1">
+        <w:hyperlink r:id="rId19" w:history="1">
           <w:r>
             <w:rPr>
               <w:rStyle w:val="Hyperlink"/>
@@ -3802,7 +3906,18 @@
           <w:color w:val="000000"/>
           <w:sz w:val="24"/>
         </w:rPr>
-        <w:t>Ministerie van Binnenlandse Zaken die relev</w:t>
+        <w:t>Ministerie van Binnenlandse Zake</w:t>
+      </w:r>
+      <w:r>
+        <w:rPr>
+          <w:u w:val="single" w:color="0000ff"/>
+          <w:rFonts w:ascii="Charis SIL Regular" w:hAnsi="Charis SIL Regular" w:eastAsia="Charis SIL Regular"/>
+          <w:b w:val="0"/>
+          <w:i w:val="0"/>
+          <w:color w:val="000000"/>
+          <w:sz w:val="24"/>
+        </w:rPr>
+        <w:t>n die relev</w:t>
       </w:r>
       <w:r>
         <w:rPr>
@@ -5117,8 +5232,116 @@
           <w:i w:val="0"/>
           <w:color w:val="0000FF"/>
           <w:sz w:val="24"/>
-        </w:rPr>
-        <w:t>file/NL-HaNA_2.04.01_4030_0001</w:t>
+          <w:u w:val="single"/>
+        </w:rPr>
+        <w:hyperlink r:id="rId31" w:history="1">
+          <w:r>
+            <w:rPr>
+              <w:rStyle w:val="Hyperlink"/>
+            </w:rPr>
+            <w:t>f</w:t>
+          </w:r>
+        </w:hyperlink>
+      </w:r>
+      <w:r>
+        <w:rPr>
+          <w:rFonts w:ascii="Charis SIL Regular" w:hAnsi="Charis SIL Regular" w:eastAsia="Charis SIL Regular"/>
+          <w:b w:val="0"/>
+          <w:i w:val="0"/>
+          <w:color w:val="0000FF"/>
+          <w:sz w:val="24"/>
+          <w:u w:val="single"/>
+        </w:rPr>
+        <w:hyperlink r:id="rId31" w:history="1">
+          <w:r>
+            <w:rPr>
+              <w:rStyle w:val="Hyperlink"/>
+            </w:rPr>
+            <w:t>i</w:t>
+          </w:r>
+        </w:hyperlink>
+      </w:r>
+      <w:r>
+        <w:rPr>
+          <w:rFonts w:ascii="Charis SIL Regular" w:hAnsi="Charis SIL Regular" w:eastAsia="Charis SIL Regular"/>
+          <w:b w:val="0"/>
+          <w:i w:val="0"/>
+          <w:color w:val="0000FF"/>
+          <w:sz w:val="24"/>
+          <w:u w:val="single"/>
+        </w:rPr>
+        <w:hyperlink r:id="rId31" w:history="1">
+          <w:r>
+            <w:rPr>
+              <w:rStyle w:val="Hyperlink"/>
+            </w:rPr>
+            <w:t>l</w:t>
+          </w:r>
+        </w:hyperlink>
+      </w:r>
+      <w:r>
+        <w:rPr>
+          <w:rFonts w:ascii="Charis SIL Regular" w:hAnsi="Charis SIL Regular" w:eastAsia="Charis SIL Regular"/>
+          <w:b w:val="0"/>
+          <w:i w:val="0"/>
+          <w:color w:val="0000FF"/>
+          <w:sz w:val="24"/>
+        </w:rPr>
+        <w:hyperlink r:id="rId31" w:history="1">
+          <w:r>
+            <w:rPr>
+              <w:rStyle w:val="Hyperlink"/>
+            </w:rPr>
+            <w:t>e</w:t>
+          </w:r>
+        </w:hyperlink>
+      </w:r>
+      <w:r>
+        <w:rPr>
+          <w:rFonts w:ascii="Charis SIL Regular" w:hAnsi="Charis SIL Regular" w:eastAsia="Charis SIL Regular"/>
+          <w:b w:val="0"/>
+          <w:i w:val="0"/>
+          <w:color w:val="0000FF"/>
+          <w:sz w:val="24"/>
+          <w:u w:val="single"/>
+        </w:rPr>
+        <w:t>/</w:t>
+      </w:r>
+      <w:r>
+        <w:rPr>
+          <w:rFonts w:ascii="Charis SIL Regular" w:hAnsi="Charis SIL Regular" w:eastAsia="Charis SIL Regular"/>
+          <w:b w:val="0"/>
+          <w:i w:val="0"/>
+          <w:color w:val="0000FF"/>
+          <w:sz w:val="24"/>
+          <w:u w:val="single"/>
+        </w:rPr>
+        <w:hyperlink r:id="rId31" w:history="1">
+          <w:r>
+            <w:rPr>
+              <w:rStyle w:val="Hyperlink"/>
+            </w:rPr>
+            <w:t>NL-</w:t>
+          </w:r>
+        </w:hyperlink>
+      </w:r>
+      <w:r>
+        <w:rPr>
+          <w:rFonts w:ascii="Charis SIL Regular" w:hAnsi="Charis SIL Regular" w:eastAsia="Charis SIL Regular"/>
+          <w:b w:val="0"/>
+          <w:i w:val="0"/>
+          <w:color w:val="0000FF"/>
+          <w:sz w:val="24"/>
+          <w:u w:val="single"/>
+        </w:rPr>
+        <w:hyperlink r:id="rId31" w:history="1">
+          <w:r>
+            <w:rPr>
+              <w:rStyle w:val="Hyperlink"/>
+            </w:rPr>
+            <w:t>HaNA_2.04.01_4030_0001</w:t>
+          </w:r>
+        </w:hyperlink>
       </w:r>
     </w:p>
     <w:p>
@@ -5738,7 +5961,7 @@
           <w:sz w:val="24"/>
           <w:u w:val="single"/>
         </w:rPr>
-        <w:hyperlink r:id="rId35" w:history="1">
+        <w:hyperlink r:id="rId24" w:history="1">
           <w:r>
             <w:rPr>
               <w:rStyle w:val="Hyperlink"/>
@@ -6029,7 +6252,7 @@
           <w:sz w:val="24"/>
           <w:u w:val="single"/>
         </w:rPr>
-        <w:hyperlink r:id="rId36" w:history="1">
+        <w:hyperlink r:id="rId37" w:history="1">
           <w:r>
             <w:rPr>
               <w:rStyle w:val="Hyperlink"/>

--- a/EXPORTS/DOCX/published/niveau3/Dutch/KKZ.docx
+++ b/EXPORTS/DOCX/published/niveau3/Dutch/KKZ.docx
@@ -494,31 +494,13 @@
       </w:r>
       <w:r>
         <w:rPr>
-          <w:u w:val="single" w:color="0000ff"/>
           <w:rFonts w:ascii="Charis SIL Regular" w:hAnsi="Charis SIL Regular" w:eastAsia="Charis SIL Regular"/>
           <w:b w:val="0"/>
           <w:i w:val="0"/>
           <w:color w:val="000000"/>
           <w:sz w:val="24"/>
         </w:rPr>
-        <w:hyperlink r:id="rId10" w:history="1">
-          <w:r>
-            <w:rPr>
-              <w:rStyle w:val="Hyperlink"/>
-            </w:rPr>
-            <w:t>die een o</w:t>
-          </w:r>
-        </w:hyperlink>
-      </w:r>
-      <w:r>
-        <w:rPr>
-          <w:rFonts w:ascii="Charis SIL Regular" w:hAnsi="Charis SIL Regular" w:eastAsia="Charis SIL Regular"/>
-          <w:b w:val="0"/>
-          <w:i w:val="0"/>
-          <w:color w:val="000000"/>
-          <w:sz w:val="24"/>
-        </w:rPr>
-        <w:t>m</w:t>
+        <w:t>die een om</w:t>
       </w:r>
       <w:r>
         <w:rPr>
@@ -653,61 +635,7 @@
           <w:color w:val="000000"/>
           <w:sz w:val="24"/>
         </w:rPr>
-        <w:hyperlink r:id="rId11" w:history="1">
-          <w:r>
-            <w:rPr>
-              <w:rStyle w:val="Hyperlink"/>
-            </w:rPr>
-            <w:t>sch</w:t>
-          </w:r>
-        </w:hyperlink>
-      </w:r>
-      <w:r>
-        <w:rPr>
-          <w:u w:val="single" w:color="0000ff"/>
-          <w:rFonts w:ascii="Charis SIL Regular" w:hAnsi="Charis SIL Regular" w:eastAsia="Charis SIL Regular"/>
-          <w:b w:val="0"/>
-          <w:i w:val="0"/>
-          <w:color w:val="000000"/>
-          <w:sz w:val="24"/>
-        </w:rPr>
-        <w:hyperlink r:id="rId11" w:history="1">
-          <w:r>
-            <w:rPr>
-              <w:rStyle w:val="Hyperlink"/>
-            </w:rPr>
-            <w:t>i</w:t>
-          </w:r>
-        </w:hyperlink>
-      </w:r>
-      <w:r>
-        <w:rPr>
-          <w:u w:val="single" w:color="0000ff"/>
-          <w:rFonts w:ascii="Charis SIL Regular" w:hAnsi="Charis SIL Regular" w:eastAsia="Charis SIL Regular"/>
-          <w:b w:val="0"/>
-          <w:i w:val="0"/>
-          <w:color w:val="000000"/>
-          <w:sz w:val="24"/>
-        </w:rPr>
-        <w:hyperlink r:id="rId11" w:history="1">
-          <w:r>
-            <w:rPr>
-              <w:rStyle w:val="Hyperlink"/>
-            </w:rPr>
-            <w:t>ereila</w:t>
-          </w:r>
-        </w:hyperlink>
-      </w:r>
-      <w:r>
-        <w:rPr>
-          <w:u w:val="single" w:color="0000ff"/>
-          <w:rFonts w:ascii="Charis SIL Regular" w:hAnsi="Charis SIL Regular" w:eastAsia="Charis SIL Regular"/>
-          <w:b w:val="0"/>
-          <w:i w:val="0"/>
-          <w:color w:val="000000"/>
-          <w:sz w:val="24"/>
-        </w:rPr>
-        <w:t xml:space="preserve">nd </w:t>
+        <w:t xml:space="preserve">schiereiland </w:t>
       </w:r>
       <w:r>
         <w:rPr>
@@ -1655,7 +1583,14 @@
           <w:sz w:val="24"/>
           <w:u w:val="single"/>
         </w:rPr>
-        <w:t>Rijksmu</w:t>
+        <w:hyperlink r:id="rId16" w:history="1">
+          <w:r>
+            <w:rPr>
+              <w:rStyle w:val="Hyperlink"/>
+            </w:rPr>
+            <w:t>Rijksmu</w:t>
+          </w:r>
+        </w:hyperlink>
       </w:r>
       <w:r>
         <w:rPr>
@@ -1875,9 +1810,8 @@
           <w:i w:val="0"/>
           <w:color w:val="0000FF"/>
           <w:sz w:val="24"/>
-          <w:u w:val="single"/>
-        </w:rPr>
-        <w:hyperlink r:id="rId16" w:history="1">
+        </w:rPr>
+        <w:hyperlink r:id="rId17" w:history="1">
           <w:r>
             <w:rPr>
               <w:rStyle w:val="Hyperlink"/>
@@ -1895,7 +1829,7 @@
           <w:sz w:val="24"/>
           <w:u w:val="single"/>
         </w:rPr>
-        <w:hyperlink r:id="rId17" w:history="1">
+        <w:hyperlink r:id="rId16" w:history="1">
           <w:r>
             <w:rPr>
               <w:rStyle w:val="Hyperlink"/>
@@ -1924,7 +1858,7 @@
           <w:sz w:val="24"/>
           <w:u w:val="single"/>
         </w:rPr>
-        <w:hyperlink r:id="rId17" w:history="1">
+        <w:hyperlink r:id="rId16" w:history="1">
           <w:r>
             <w:rPr>
               <w:rStyle w:val="Hyperlink"/>
@@ -1953,7 +1887,7 @@
           <w:sz w:val="24"/>
           <w:u w:val="single"/>
         </w:rPr>
-        <w:hyperlink r:id="rId17" w:history="1">
+        <w:hyperlink r:id="rId16" w:history="1">
           <w:r>
             <w:rPr>
               <w:rStyle w:val="Hyperlink"/>
@@ -1964,31 +1898,13 @@
       </w:r>
       <w:r>
         <w:rPr>
-          <w:u w:val="single" w:color="0000ff"/>
           <w:rFonts w:ascii="Charis SIL Regular" w:hAnsi="Charis SIL Regular" w:eastAsia="Charis SIL Regular"/>
           <w:b w:val="0"/>
           <w:i w:val="0"/>
           <w:color w:val="000000"/>
           <w:sz w:val="24"/>
         </w:rPr>
-        <w:hyperlink r:id="rId17" w:history="1">
-          <w:r>
-            <w:rPr>
-              <w:rStyle w:val="Hyperlink"/>
-            </w:rPr>
-            <w:t xml:space="preserve">, </w:t>
-          </w:r>
-        </w:hyperlink>
-      </w:r>
-      <w:r>
-        <w:rPr>
-          <w:rFonts w:ascii="Charis SIL Regular" w:hAnsi="Charis SIL Regular" w:eastAsia="Charis SIL Regular"/>
-          <w:b w:val="0"/>
-          <w:i w:val="0"/>
-          <w:color w:val="000000"/>
-          <w:sz w:val="24"/>
-        </w:rPr>
-        <w:t xml:space="preserve">het </w:t>
+        <w:t xml:space="preserve">, het </w:t>
       </w:r>
       <w:r>
         <w:rPr>
@@ -2180,6 +2096,446 @@
           <w:sz w:val="24"/>
           <w:u w:val="single"/>
         </w:rPr>
+        <w:hyperlink r:id="rId17" w:history="1">
+          <w:r>
+            <w:rPr>
+              <w:rStyle w:val="Hyperlink"/>
+            </w:rPr>
+            <w:t>en</w:t>
+          </w:r>
+        </w:hyperlink>
+      </w:r>
+      <w:r>
+        <w:rPr>
+          <w:rFonts w:ascii="Charis SIL Regular" w:hAnsi="Charis SIL Regular" w:eastAsia="Charis SIL Regular"/>
+          <w:b w:val="0"/>
+          <w:i w:val="0"/>
+          <w:color w:val="0000FF"/>
+          <w:sz w:val="24"/>
+          <w:u w:val="single"/>
+        </w:rPr>
+        <w:t xml:space="preserve"> </w:t>
+      </w:r>
+      <w:r>
+        <w:rPr>
+          <w:rFonts w:ascii="Charis SIL Regular" w:hAnsi="Charis SIL Regular" w:eastAsia="Charis SIL Regular"/>
+          <w:b w:val="0"/>
+          <w:i w:val="0"/>
+          <w:color w:val="0000FF"/>
+          <w:sz w:val="24"/>
+          <w:u w:val="single"/>
+        </w:rPr>
+        <w:hyperlink r:id="rId17" w:history="1">
+          <w:r>
+            <w:rPr>
+              <w:rStyle w:val="Hyperlink"/>
+            </w:rPr>
+            <w:t>Stenen</w:t>
+          </w:r>
+        </w:hyperlink>
+      </w:r>
+      <w:r>
+        <w:rPr>
+          <w:u w:val="single" w:color="0000ff"/>
+          <w:rFonts w:ascii="Charis SIL Regular" w:hAnsi="Charis SIL Regular" w:eastAsia="Charis SIL Regular"/>
+          <w:b w:val="0"/>
+          <w:i w:val="0"/>
+          <w:color w:val="000000"/>
+          <w:sz w:val="24"/>
+        </w:rPr>
+        <w:hyperlink r:id="rId17" w:history="1">
+          <w:r>
+            <w:rPr>
+              <w:rStyle w:val="Hyperlink"/>
+            </w:rPr>
+            <w:t>, he</w:t>
+          </w:r>
+        </w:hyperlink>
+      </w:r>
+      <w:r>
+        <w:rPr>
+          <w:u w:val="single" w:color="0000ff"/>
+          <w:rFonts w:ascii="Charis SIL Regular" w:hAnsi="Charis SIL Regular" w:eastAsia="Charis SIL Regular"/>
+          <w:b w:val="0"/>
+          <w:i w:val="0"/>
+          <w:color w:val="000000"/>
+          <w:sz w:val="24"/>
+        </w:rPr>
+        <w:hyperlink r:id="rId17" w:history="1">
+          <w:r>
+            <w:rPr>
+              <w:rStyle w:val="Hyperlink"/>
+            </w:rPr>
+            <w:t>t</w:t>
+          </w:r>
+        </w:hyperlink>
+      </w:r>
+      <w:r>
+        <w:rPr>
+          <w:rFonts w:ascii="Charis SIL Regular" w:hAnsi="Charis SIL Regular" w:eastAsia="Charis SIL Regular"/>
+          <w:b w:val="0"/>
+          <w:i w:val="0"/>
+          <w:color w:val="000000"/>
+          <w:sz w:val="24"/>
+        </w:rPr>
+        <w:t xml:space="preserve"> </w:t>
+      </w:r>
+      <w:r>
+        <w:rPr>
+          <w:rFonts w:ascii="Charis SIL Regular" w:hAnsi="Charis SIL Regular" w:eastAsia="Charis SIL Regular"/>
+          <w:b w:val="0"/>
+          <w:i w:val="0"/>
+          <w:color w:val="0000FF"/>
+          <w:sz w:val="24"/>
+          <w:u w:val="single"/>
+        </w:rPr>
+        <w:hyperlink r:id="rId17" w:history="1">
+          <w:r>
+            <w:rPr>
+              <w:rStyle w:val="Hyperlink"/>
+            </w:rPr>
+            <w:t>Rijk</w:t>
+          </w:r>
+        </w:hyperlink>
+      </w:r>
+      <w:r>
+        <w:rPr>
+          <w:rFonts w:ascii="Charis SIL Regular" w:hAnsi="Charis SIL Regular" w:eastAsia="Charis SIL Regular"/>
+          <w:b w:val="0"/>
+          <w:i w:val="0"/>
+          <w:color w:val="0000FF"/>
+          <w:sz w:val="24"/>
+          <w:u w:val="single"/>
+        </w:rPr>
+        <w:hyperlink r:id="rId17" w:history="1">
+          <w:r>
+            <w:rPr>
+              <w:rStyle w:val="Hyperlink"/>
+            </w:rPr>
+            <w:t>smuseum</w:t>
+          </w:r>
+        </w:hyperlink>
+      </w:r>
+      <w:r>
+        <w:rPr>
+          <w:rFonts w:ascii="Charis SIL Regular" w:hAnsi="Charis SIL Regular" w:eastAsia="Charis SIL Regular"/>
+          <w:b w:val="0"/>
+          <w:i w:val="0"/>
+          <w:color w:val="0000FF"/>
+          <w:sz w:val="24"/>
+          <w:u w:val="single"/>
+        </w:rPr>
+        <w:t xml:space="preserve"> </w:t>
+      </w:r>
+      <w:r>
+        <w:rPr>
+          <w:rFonts w:ascii="Charis SIL Regular" w:hAnsi="Charis SIL Regular" w:eastAsia="Charis SIL Regular"/>
+          <w:b w:val="0"/>
+          <w:i w:val="0"/>
+          <w:color w:val="0000FF"/>
+          <w:sz w:val="24"/>
+          <w:u w:val="single"/>
+        </w:rPr>
+        <w:hyperlink r:id="rId19" w:history="1">
+          <w:r>
+            <w:rPr>
+              <w:rStyle w:val="Hyperlink"/>
+            </w:rPr>
+            <w:t>v</w:t>
+          </w:r>
+        </w:hyperlink>
+      </w:r>
+      <w:r>
+        <w:rPr>
+          <w:rFonts w:ascii="Charis SIL Regular" w:hAnsi="Charis SIL Regular" w:eastAsia="Charis SIL Regular"/>
+          <w:b w:val="0"/>
+          <w:i w:val="0"/>
+          <w:color w:val="0000FF"/>
+          <w:sz w:val="24"/>
+          <w:u w:val="single"/>
+        </w:rPr>
+        <w:hyperlink r:id="rId19" w:history="1">
+          <w:r>
+            <w:rPr>
+              <w:rStyle w:val="Hyperlink"/>
+            </w:rPr>
+            <w:t>an</w:t>
+          </w:r>
+        </w:hyperlink>
+      </w:r>
+      <w:r>
+        <w:rPr>
+          <w:rFonts w:ascii="Charis SIL Regular" w:hAnsi="Charis SIL Regular" w:eastAsia="Charis SIL Regular"/>
+          <w:b w:val="0"/>
+          <w:i w:val="0"/>
+          <w:color w:val="0000FF"/>
+          <w:sz w:val="24"/>
+          <w:u w:val="single"/>
+        </w:rPr>
+        <w:t xml:space="preserve"> </w:t>
+      </w:r>
+      <w:r>
+        <w:rPr>
+          <w:rFonts w:ascii="Charis SIL Regular" w:hAnsi="Charis SIL Regular" w:eastAsia="Charis SIL Regular"/>
+          <w:b w:val="0"/>
+          <w:i w:val="0"/>
+          <w:color w:val="0000FF"/>
+          <w:sz w:val="24"/>
+          <w:u w:val="single"/>
+        </w:rPr>
+        <w:hyperlink r:id="rId19" w:history="1">
+          <w:r>
+            <w:rPr>
+              <w:rStyle w:val="Hyperlink"/>
+            </w:rPr>
+            <w:t>N</w:t>
+          </w:r>
+        </w:hyperlink>
+      </w:r>
+      <w:r>
+        <w:rPr>
+          <w:rFonts w:ascii="Charis SIL Regular" w:hAnsi="Charis SIL Regular" w:eastAsia="Charis SIL Regular"/>
+          <w:b w:val="0"/>
+          <w:i w:val="0"/>
+          <w:color w:val="0000FF"/>
+          <w:sz w:val="24"/>
+          <w:u w:val="single"/>
+        </w:rPr>
+        <w:hyperlink r:id="rId18" w:history="1">
+          <w:r>
+            <w:rPr>
+              <w:rStyle w:val="Hyperlink"/>
+            </w:rPr>
+            <w:t>atuurlijke</w:t>
+          </w:r>
+        </w:hyperlink>
+      </w:r>
+      <w:r>
+        <w:rPr>
+          <w:rFonts w:ascii="Charis SIL Regular" w:hAnsi="Charis SIL Regular" w:eastAsia="Charis SIL Regular"/>
+          <w:b w:val="0"/>
+          <w:i w:val="0"/>
+          <w:color w:val="0000FF"/>
+          <w:sz w:val="24"/>
+          <w:u w:val="single"/>
+        </w:rPr>
+        <w:t xml:space="preserve"> </w:t>
+      </w:r>
+      <w:r>
+        <w:rPr>
+          <w:rFonts w:ascii="Charis SIL Regular" w:hAnsi="Charis SIL Regular" w:eastAsia="Charis SIL Regular"/>
+          <w:b w:val="0"/>
+          <w:i w:val="0"/>
+          <w:color w:val="0000FF"/>
+          <w:sz w:val="24"/>
+          <w:u w:val="single"/>
+        </w:rPr>
+        <w:hyperlink r:id="rId18" w:history="1">
+          <w:r>
+            <w:rPr>
+              <w:rStyle w:val="Hyperlink"/>
+            </w:rPr>
+            <w:t>Historie</w:t>
+          </w:r>
+        </w:hyperlink>
+      </w:r>
+      <w:r>
+        <w:rPr>
+          <w:u w:val="single" w:color="0000ff"/>
+          <w:rFonts w:ascii="Charis SIL Regular" w:hAnsi="Charis SIL Regular" w:eastAsia="Charis SIL Regular"/>
+          <w:b w:val="0"/>
+          <w:i w:val="0"/>
+          <w:color w:val="000000"/>
+          <w:sz w:val="24"/>
+        </w:rPr>
+        <w:hyperlink r:id="rId18" w:history="1">
+          <w:r>
+            <w:rPr>
+              <w:rStyle w:val="Hyperlink"/>
+            </w:rPr>
+            <w:t>,</w:t>
+          </w:r>
+        </w:hyperlink>
+      </w:r>
+      <w:r>
+        <w:rPr>
+          <w:u w:val="single" w:color="0000ff"/>
+          <w:rFonts w:ascii="Charis SIL Regular" w:hAnsi="Charis SIL Regular" w:eastAsia="Charis SIL Regular"/>
+          <w:b w:val="0"/>
+          <w:i w:val="0"/>
+          <w:color w:val="000000"/>
+          <w:sz w:val="24"/>
+        </w:rPr>
+        <w:hyperlink r:id="rId18" w:history="1">
+          <w:r>
+            <w:rPr>
+              <w:rStyle w:val="Hyperlink"/>
+            </w:rPr>
+            <w:t xml:space="preserve"> het </w:t>
+          </w:r>
+        </w:hyperlink>
+      </w:r>
+      <w:r>
+        <w:rPr>
+          <w:rFonts w:ascii="Charis SIL Regular" w:hAnsi="Charis SIL Regular" w:eastAsia="Charis SIL Regular"/>
+          <w:b w:val="0"/>
+          <w:i w:val="0"/>
+          <w:color w:val="0000FF"/>
+          <w:sz w:val="24"/>
+          <w:u w:val="single"/>
+        </w:rPr>
+        <w:hyperlink r:id="rId18" w:history="1">
+          <w:r>
+            <w:rPr>
+              <w:rStyle w:val="Hyperlink"/>
+            </w:rPr>
+            <w:t>Rijksmu</w:t>
+          </w:r>
+        </w:hyperlink>
+      </w:r>
+      <w:r>
+        <w:rPr>
+          <w:rFonts w:ascii="Charis SIL Regular" w:hAnsi="Charis SIL Regular" w:eastAsia="Charis SIL Regular"/>
+          <w:b w:val="0"/>
+          <w:i w:val="0"/>
+          <w:color w:val="0000FF"/>
+          <w:sz w:val="24"/>
+          <w:u w:val="single"/>
+        </w:rPr>
+        <w:hyperlink r:id="rId18" w:history="1">
+          <w:r>
+            <w:rPr>
+              <w:rStyle w:val="Hyperlink"/>
+            </w:rPr>
+            <w:t>s</w:t>
+          </w:r>
+        </w:hyperlink>
+      </w:r>
+      <w:r>
+        <w:rPr>
+          <w:rFonts w:ascii="Charis SIL Regular" w:hAnsi="Charis SIL Regular" w:eastAsia="Charis SIL Regular"/>
+          <w:b w:val="0"/>
+          <w:i w:val="0"/>
+          <w:color w:val="0000FF"/>
+          <w:sz w:val="24"/>
+          <w:u w:val="single"/>
+        </w:rPr>
+        <w:hyperlink r:id="rId18" w:history="1">
+          <w:r>
+            <w:rPr>
+              <w:rStyle w:val="Hyperlink"/>
+            </w:rPr>
+            <w:t>eum</w:t>
+          </w:r>
+        </w:hyperlink>
+      </w:r>
+      <w:r>
+        <w:rPr>
+          <w:rFonts w:ascii="Charis SIL Regular" w:hAnsi="Charis SIL Regular" w:eastAsia="Charis SIL Regular"/>
+          <w:b w:val="0"/>
+          <w:i w:val="0"/>
+          <w:color w:val="0000FF"/>
+          <w:sz w:val="24"/>
+          <w:u w:val="single"/>
+        </w:rPr>
+        <w:t xml:space="preserve"> </w:t>
+      </w:r>
+      <w:r>
+        <w:rPr>
+          <w:rFonts w:ascii="Charis SIL Regular" w:hAnsi="Charis SIL Regular" w:eastAsia="Charis SIL Regular"/>
+          <w:b w:val="0"/>
+          <w:i w:val="0"/>
+          <w:color w:val="0000FF"/>
+          <w:sz w:val="24"/>
+          <w:u w:val="single"/>
+        </w:rPr>
+        <w:hyperlink r:id="rId18" w:history="1">
+          <w:r>
+            <w:rPr>
+              <w:rStyle w:val="Hyperlink"/>
+            </w:rPr>
+            <w:t>voor</w:t>
+          </w:r>
+        </w:hyperlink>
+      </w:r>
+      <w:r>
+        <w:rPr>
+          <w:rFonts w:ascii="Charis SIL Regular" w:hAnsi="Charis SIL Regular" w:eastAsia="Charis SIL Regular"/>
+          <w:b w:val="0"/>
+          <w:i w:val="0"/>
+          <w:color w:val="0000FF"/>
+          <w:sz w:val="24"/>
+          <w:u w:val="single"/>
+        </w:rPr>
+        <w:t xml:space="preserve"> </w:t>
+      </w:r>
+      <w:r>
+        <w:rPr>
+          <w:rFonts w:ascii="Charis SIL Regular" w:hAnsi="Charis SIL Regular" w:eastAsia="Charis SIL Regular"/>
+          <w:b w:val="0"/>
+          <w:i w:val="0"/>
+          <w:color w:val="0000FF"/>
+          <w:sz w:val="24"/>
+          <w:u w:val="single"/>
+        </w:rPr>
+        <w:t>G</w:t>
+      </w:r>
+      <w:r>
+        <w:rPr>
+          <w:rFonts w:ascii="Charis SIL Regular" w:hAnsi="Charis SIL Regular" w:eastAsia="Charis SIL Regular"/>
+          <w:b w:val="0"/>
+          <w:i w:val="0"/>
+          <w:color w:val="0000FF"/>
+          <w:sz w:val="24"/>
+          <w:u w:val="single"/>
+        </w:rPr>
+        <w:hyperlink r:id="rId18" w:history="1">
+          <w:r>
+            <w:rPr>
+              <w:rStyle w:val="Hyperlink"/>
+            </w:rPr>
+            <w:t>eo</w:t>
+          </w:r>
+        </w:hyperlink>
+      </w:r>
+      <w:r>
+        <w:rPr>
+          <w:rFonts w:ascii="Charis SIL Regular" w:hAnsi="Charis SIL Regular" w:eastAsia="Charis SIL Regular"/>
+          <w:b w:val="0"/>
+          <w:i w:val="0"/>
+          <w:color w:val="0000FF"/>
+          <w:sz w:val="24"/>
+          <w:u w:val="single"/>
+        </w:rPr>
+        <w:hyperlink r:id="rId18" w:history="1">
+          <w:r>
+            <w:rPr>
+              <w:rStyle w:val="Hyperlink"/>
+            </w:rPr>
+            <w:t>logie</w:t>
+          </w:r>
+        </w:hyperlink>
+      </w:r>
+      <w:r>
+        <w:rPr>
+          <w:rFonts w:ascii="Charis SIL Regular" w:hAnsi="Charis SIL Regular" w:eastAsia="Charis SIL Regular"/>
+          <w:b w:val="0"/>
+          <w:i w:val="0"/>
+          <w:color w:val="0000FF"/>
+          <w:sz w:val="24"/>
+          <w:u w:val="single"/>
+        </w:rPr>
+        <w:t xml:space="preserve"> </w:t>
+      </w:r>
+      <w:r>
+        <w:rPr>
+          <w:rFonts w:ascii="Charis SIL Regular" w:hAnsi="Charis SIL Regular" w:eastAsia="Charis SIL Regular"/>
+          <w:b w:val="0"/>
+          <w:i w:val="0"/>
+          <w:color w:val="0000FF"/>
+          <w:sz w:val="24"/>
+          <w:u w:val="single"/>
+        </w:rPr>
         <w:hyperlink r:id="rId18" w:history="1">
           <w:r>
             <w:rPr>
@@ -2214,384 +2570,6 @@
             <w:rPr>
               <w:rStyle w:val="Hyperlink"/>
             </w:rPr>
-            <w:t>Stenen</w:t>
-          </w:r>
-        </w:hyperlink>
-      </w:r>
-      <w:r>
-        <w:rPr>
-          <w:u w:val="single" w:color="0000ff"/>
-          <w:rFonts w:ascii="Charis SIL Regular" w:hAnsi="Charis SIL Regular" w:eastAsia="Charis SIL Regular"/>
-          <w:b w:val="0"/>
-          <w:i w:val="0"/>
-          <w:color w:val="000000"/>
-          <w:sz w:val="24"/>
-        </w:rPr>
-        <w:t xml:space="preserve">, het </w:t>
-      </w:r>
-      <w:r>
-        <w:rPr>
-          <w:rFonts w:ascii="Charis SIL Regular" w:hAnsi="Charis SIL Regular" w:eastAsia="Charis SIL Regular"/>
-          <w:b w:val="0"/>
-          <w:i w:val="0"/>
-          <w:color w:val="0000FF"/>
-          <w:sz w:val="24"/>
-          <w:u w:val="single"/>
-        </w:rPr>
-        <w:hyperlink r:id="rId19" w:history="1">
-          <w:r>
-            <w:rPr>
-              <w:rStyle w:val="Hyperlink"/>
-            </w:rPr>
-            <w:t>Rijk</w:t>
-          </w:r>
-        </w:hyperlink>
-      </w:r>
-      <w:r>
-        <w:rPr>
-          <w:rFonts w:ascii="Charis SIL Regular" w:hAnsi="Charis SIL Regular" w:eastAsia="Charis SIL Regular"/>
-          <w:b w:val="0"/>
-          <w:i w:val="0"/>
-          <w:color w:val="0000FF"/>
-          <w:sz w:val="24"/>
-          <w:u w:val="single"/>
-        </w:rPr>
-        <w:hyperlink r:id="rId19" w:history="1">
-          <w:r>
-            <w:rPr>
-              <w:rStyle w:val="Hyperlink"/>
-            </w:rPr>
-            <w:t>smuseum</w:t>
-          </w:r>
-        </w:hyperlink>
-      </w:r>
-      <w:r>
-        <w:rPr>
-          <w:rFonts w:ascii="Charis SIL Regular" w:hAnsi="Charis SIL Regular" w:eastAsia="Charis SIL Regular"/>
-          <w:b w:val="0"/>
-          <w:i w:val="0"/>
-          <w:color w:val="0000FF"/>
-          <w:sz w:val="24"/>
-          <w:u w:val="single"/>
-        </w:rPr>
-        <w:t xml:space="preserve"> </w:t>
-      </w:r>
-      <w:r>
-        <w:rPr>
-          <w:rFonts w:ascii="Charis SIL Regular" w:hAnsi="Charis SIL Regular" w:eastAsia="Charis SIL Regular"/>
-          <w:b w:val="0"/>
-          <w:i w:val="0"/>
-          <w:color w:val="0000FF"/>
-          <w:sz w:val="24"/>
-          <w:u w:val="single"/>
-        </w:rPr>
-        <w:hyperlink r:id="rId19" w:history="1">
-          <w:r>
-            <w:rPr>
-              <w:rStyle w:val="Hyperlink"/>
-            </w:rPr>
-            <w:t>v</w:t>
-          </w:r>
-        </w:hyperlink>
-      </w:r>
-      <w:r>
-        <w:rPr>
-          <w:rFonts w:ascii="Charis SIL Regular" w:hAnsi="Charis SIL Regular" w:eastAsia="Charis SIL Regular"/>
-          <w:b w:val="0"/>
-          <w:i w:val="0"/>
-          <w:color w:val="0000FF"/>
-          <w:sz w:val="24"/>
-          <w:u w:val="single"/>
-        </w:rPr>
-        <w:hyperlink r:id="rId19" w:history="1">
-          <w:r>
-            <w:rPr>
-              <w:rStyle w:val="Hyperlink"/>
-            </w:rPr>
-            <w:t>an</w:t>
-          </w:r>
-        </w:hyperlink>
-      </w:r>
-      <w:r>
-        <w:rPr>
-          <w:rFonts w:ascii="Charis SIL Regular" w:hAnsi="Charis SIL Regular" w:eastAsia="Charis SIL Regular"/>
-          <w:b w:val="0"/>
-          <w:i w:val="0"/>
-          <w:color w:val="0000FF"/>
-          <w:sz w:val="24"/>
-          <w:u w:val="single"/>
-        </w:rPr>
-        <w:t xml:space="preserve"> </w:t>
-      </w:r>
-      <w:r>
-        <w:rPr>
-          <w:rFonts w:ascii="Charis SIL Regular" w:hAnsi="Charis SIL Regular" w:eastAsia="Charis SIL Regular"/>
-          <w:b w:val="0"/>
-          <w:i w:val="0"/>
-          <w:color w:val="0000FF"/>
-          <w:sz w:val="24"/>
-          <w:u w:val="single"/>
-        </w:rPr>
-        <w:hyperlink r:id="rId19" w:history="1">
-          <w:r>
-            <w:rPr>
-              <w:rStyle w:val="Hyperlink"/>
-            </w:rPr>
-            <w:t>N</w:t>
-          </w:r>
-        </w:hyperlink>
-      </w:r>
-      <w:r>
-        <w:rPr>
-          <w:rFonts w:ascii="Charis SIL Regular" w:hAnsi="Charis SIL Regular" w:eastAsia="Charis SIL Regular"/>
-          <w:b w:val="0"/>
-          <w:i w:val="0"/>
-          <w:color w:val="0000FF"/>
-          <w:sz w:val="24"/>
-          <w:u w:val="single"/>
-        </w:rPr>
-        <w:hyperlink r:id="rId19" w:history="1">
-          <w:r>
-            <w:rPr>
-              <w:rStyle w:val="Hyperlink"/>
-            </w:rPr>
-            <w:t>atuurlijke</w:t>
-          </w:r>
-        </w:hyperlink>
-      </w:r>
-      <w:r>
-        <w:rPr>
-          <w:rFonts w:ascii="Charis SIL Regular" w:hAnsi="Charis SIL Regular" w:eastAsia="Charis SIL Regular"/>
-          <w:b w:val="0"/>
-          <w:i w:val="0"/>
-          <w:color w:val="0000FF"/>
-          <w:sz w:val="24"/>
-          <w:u w:val="single"/>
-        </w:rPr>
-        <w:t xml:space="preserve"> </w:t>
-      </w:r>
-      <w:r>
-        <w:rPr>
-          <w:rFonts w:ascii="Charis SIL Regular" w:hAnsi="Charis SIL Regular" w:eastAsia="Charis SIL Regular"/>
-          <w:b w:val="0"/>
-          <w:i w:val="0"/>
-          <w:color w:val="0000FF"/>
-          <w:sz w:val="24"/>
-          <w:u w:val="single"/>
-        </w:rPr>
-        <w:hyperlink r:id="rId19" w:history="1">
-          <w:r>
-            <w:rPr>
-              <w:rStyle w:val="Hyperlink"/>
-            </w:rPr>
-            <w:t>Historie</w:t>
-          </w:r>
-        </w:hyperlink>
-      </w:r>
-      <w:r>
-        <w:rPr>
-          <w:rFonts w:ascii="Charis SIL Regular" w:hAnsi="Charis SIL Regular" w:eastAsia="Charis SIL Regular"/>
-          <w:b w:val="0"/>
-          <w:i w:val="0"/>
-          <w:color w:val="000000"/>
-          <w:sz w:val="24"/>
-        </w:rPr>
-        <w:t xml:space="preserve">, het </w:t>
-      </w:r>
-      <w:r>
-        <w:rPr>
-          <w:rFonts w:ascii="Charis SIL Regular" w:hAnsi="Charis SIL Regular" w:eastAsia="Charis SIL Regular"/>
-          <w:b w:val="0"/>
-          <w:i w:val="0"/>
-          <w:color w:val="0000FF"/>
-          <w:sz w:val="24"/>
-          <w:u w:val="single"/>
-        </w:rPr>
-        <w:hyperlink r:id="rId18" w:history="1">
-          <w:r>
-            <w:rPr>
-              <w:rStyle w:val="Hyperlink"/>
-            </w:rPr>
-            <w:t>Rijksmu</w:t>
-          </w:r>
-        </w:hyperlink>
-      </w:r>
-      <w:r>
-        <w:rPr>
-          <w:rFonts w:ascii="Charis SIL Regular" w:hAnsi="Charis SIL Regular" w:eastAsia="Charis SIL Regular"/>
-          <w:b w:val="0"/>
-          <w:i w:val="0"/>
-          <w:color w:val="0000FF"/>
-          <w:sz w:val="24"/>
-          <w:u w:val="single"/>
-        </w:rPr>
-        <w:hyperlink r:id="rId18" w:history="1">
-          <w:r>
-            <w:rPr>
-              <w:rStyle w:val="Hyperlink"/>
-            </w:rPr>
-            <w:t>s</w:t>
-          </w:r>
-        </w:hyperlink>
-      </w:r>
-      <w:r>
-        <w:rPr>
-          <w:rFonts w:ascii="Charis SIL Regular" w:hAnsi="Charis SIL Regular" w:eastAsia="Charis SIL Regular"/>
-          <w:b w:val="0"/>
-          <w:i w:val="0"/>
-          <w:color w:val="0000FF"/>
-          <w:sz w:val="24"/>
-          <w:u w:val="single"/>
-        </w:rPr>
-        <w:hyperlink r:id="rId18" w:history="1">
-          <w:r>
-            <w:rPr>
-              <w:rStyle w:val="Hyperlink"/>
-            </w:rPr>
-            <w:t>eum</w:t>
-          </w:r>
-        </w:hyperlink>
-      </w:r>
-      <w:r>
-        <w:rPr>
-          <w:rFonts w:ascii="Charis SIL Regular" w:hAnsi="Charis SIL Regular" w:eastAsia="Charis SIL Regular"/>
-          <w:b w:val="0"/>
-          <w:i w:val="0"/>
-          <w:color w:val="0000FF"/>
-          <w:sz w:val="24"/>
-          <w:u w:val="single"/>
-        </w:rPr>
-        <w:t xml:space="preserve"> </w:t>
-      </w:r>
-      <w:r>
-        <w:rPr>
-          <w:rFonts w:ascii="Charis SIL Regular" w:hAnsi="Charis SIL Regular" w:eastAsia="Charis SIL Regular"/>
-          <w:b w:val="0"/>
-          <w:i w:val="0"/>
-          <w:color w:val="0000FF"/>
-          <w:sz w:val="24"/>
-          <w:u w:val="single"/>
-        </w:rPr>
-        <w:hyperlink r:id="rId18" w:history="1">
-          <w:r>
-            <w:rPr>
-              <w:rStyle w:val="Hyperlink"/>
-            </w:rPr>
-            <w:t>voor</w:t>
-          </w:r>
-        </w:hyperlink>
-      </w:r>
-      <w:r>
-        <w:rPr>
-          <w:rFonts w:ascii="Charis SIL Regular" w:hAnsi="Charis SIL Regular" w:eastAsia="Charis SIL Regular"/>
-          <w:b w:val="0"/>
-          <w:i w:val="0"/>
-          <w:color w:val="0000FF"/>
-          <w:sz w:val="24"/>
-          <w:u w:val="single"/>
-        </w:rPr>
-        <w:t xml:space="preserve"> </w:t>
-      </w:r>
-      <w:r>
-        <w:rPr>
-          <w:rFonts w:ascii="Charis SIL Regular" w:hAnsi="Charis SIL Regular" w:eastAsia="Charis SIL Regular"/>
-          <w:b w:val="0"/>
-          <w:i w:val="0"/>
-          <w:color w:val="0000FF"/>
-          <w:sz w:val="24"/>
-        </w:rPr>
-        <w:t>G</w:t>
-      </w:r>
-      <w:r>
-        <w:rPr>
-          <w:rFonts w:ascii="Charis SIL Regular" w:hAnsi="Charis SIL Regular" w:eastAsia="Charis SIL Regular"/>
-          <w:b w:val="0"/>
-          <w:i w:val="0"/>
-          <w:color w:val="0000FF"/>
-          <w:sz w:val="24"/>
-          <w:u w:val="single"/>
-        </w:rPr>
-        <w:hyperlink r:id="rId18" w:history="1">
-          <w:r>
-            <w:rPr>
-              <w:rStyle w:val="Hyperlink"/>
-            </w:rPr>
-            <w:t>eo</w:t>
-          </w:r>
-        </w:hyperlink>
-      </w:r>
-      <w:r>
-        <w:rPr>
-          <w:rFonts w:ascii="Charis SIL Regular" w:hAnsi="Charis SIL Regular" w:eastAsia="Charis SIL Regular"/>
-          <w:b w:val="0"/>
-          <w:i w:val="0"/>
-          <w:color w:val="0000FF"/>
-          <w:sz w:val="24"/>
-          <w:u w:val="single"/>
-        </w:rPr>
-        <w:hyperlink r:id="rId18" w:history="1">
-          <w:r>
-            <w:rPr>
-              <w:rStyle w:val="Hyperlink"/>
-            </w:rPr>
-            <w:t>logie</w:t>
-          </w:r>
-        </w:hyperlink>
-      </w:r>
-      <w:r>
-        <w:rPr>
-          <w:rFonts w:ascii="Charis SIL Regular" w:hAnsi="Charis SIL Regular" w:eastAsia="Charis SIL Regular"/>
-          <w:b w:val="0"/>
-          <w:i w:val="0"/>
-          <w:color w:val="0000FF"/>
-          <w:sz w:val="24"/>
-          <w:u w:val="single"/>
-        </w:rPr>
-        <w:t xml:space="preserve"> </w:t>
-      </w:r>
-      <w:r>
-        <w:rPr>
-          <w:rFonts w:ascii="Charis SIL Regular" w:hAnsi="Charis SIL Regular" w:eastAsia="Charis SIL Regular"/>
-          <w:b w:val="0"/>
-          <w:i w:val="0"/>
-          <w:color w:val="0000FF"/>
-          <w:sz w:val="24"/>
-          <w:u w:val="single"/>
-        </w:rPr>
-        <w:hyperlink r:id="rId18" w:history="1">
-          <w:r>
-            <w:rPr>
-              <w:rStyle w:val="Hyperlink"/>
-            </w:rPr>
-            <w:t>en</w:t>
-          </w:r>
-        </w:hyperlink>
-      </w:r>
-      <w:r>
-        <w:rPr>
-          <w:rFonts w:ascii="Charis SIL Regular" w:hAnsi="Charis SIL Regular" w:eastAsia="Charis SIL Regular"/>
-          <w:b w:val="0"/>
-          <w:i w:val="0"/>
-          <w:color w:val="0000FF"/>
-          <w:sz w:val="24"/>
-          <w:u w:val="single"/>
-        </w:rPr>
-        <w:t xml:space="preserve"> </w:t>
-      </w:r>
-      <w:r>
-        <w:rPr>
-          <w:rFonts w:ascii="Charis SIL Regular" w:hAnsi="Charis SIL Regular" w:eastAsia="Charis SIL Regular"/>
-          <w:b w:val="0"/>
-          <w:i w:val="0"/>
-          <w:color w:val="0000FF"/>
-          <w:sz w:val="24"/>
-          <w:u w:val="single"/>
-        </w:rPr>
-        <w:hyperlink r:id="rId18" w:history="1">
-          <w:r>
-            <w:rPr>
-              <w:rStyle w:val="Hyperlink"/>
-            </w:rPr>
             <w:t>M</w:t>
           </w:r>
         </w:hyperlink>
@@ -2640,24 +2618,7 @@
           <w:color w:val="000000"/>
           <w:sz w:val="24"/>
         </w:rPr>
-        <w:t xml:space="preserve"> e</w:t>
-      </w:r>
-      <w:r>
-        <w:rPr>
-          <w:rFonts w:ascii="Charis SIL Regular" w:hAnsi="Charis SIL Regular" w:eastAsia="Charis SIL Regular"/>
-          <w:b w:val="0"/>
-          <w:i w:val="0"/>
-          <w:color w:val="000000"/>
-          <w:sz w:val="24"/>
-        </w:rPr>
-        <w:hyperlink r:id="rId19" w:history="1">
-          <w:r>
-            <w:rPr>
-              <w:rStyle w:val="Hyperlink"/>
-            </w:rPr>
-            <w:t xml:space="preserve">n het </w:t>
-          </w:r>
-        </w:hyperlink>
+        <w:t xml:space="preserve"> en het </w:t>
       </w:r>
       <w:r>
         <w:rPr>
@@ -3075,21 +3036,13 @@
       </w:r>
       <w:r>
         <w:rPr>
-          <w:u w:val="single" w:color="0000ff"/>
           <w:rFonts w:ascii="Charis SIL Regular" w:hAnsi="Charis SIL Regular" w:eastAsia="Charis SIL Regular"/>
           <w:b w:val="0"/>
           <w:i w:val="0"/>
           <w:color w:val="000000"/>
           <w:sz w:val="24"/>
         </w:rPr>
-        <w:hyperlink r:id="rId21" w:history="1">
-          <w:r>
-            <w:rPr>
-              <w:rStyle w:val="Hyperlink"/>
-            </w:rPr>
-            <w:t>Ook</w:t>
-          </w:r>
-        </w:hyperlink>
+        <w:t>Ook</w:t>
       </w:r>
       <w:r>
         <w:rPr>
@@ -3419,7 +3372,6 @@
       </w:r>
       <w:r>
         <w:rPr>
-          <w:u w:val="single" w:color="0000ff"/>
           <w:rFonts w:ascii="Charis SIL Regular" w:hAnsi="Charis SIL Regular" w:eastAsia="Charis SIL Regular"/>
           <w:b w:val="0"/>
           <w:i w:val="0"/>
@@ -3917,7 +3869,14 @@
           <w:color w:val="000000"/>
           <w:sz w:val="24"/>
         </w:rPr>
-        <w:t>n die relev</w:t>
+        <w:hyperlink r:id="rId26" w:history="1">
+          <w:r>
+            <w:rPr>
+              <w:rStyle w:val="Hyperlink"/>
+            </w:rPr>
+            <w:t>n die relev</w:t>
+          </w:r>
+        </w:hyperlink>
       </w:r>
       <w:r>
         <w:rPr>
@@ -4265,7 +4224,7 @@
           <w:sz w:val="24"/>
           <w:u w:val="single"/>
         </w:rPr>
-        <w:t>Ethnografisch Museu</w:t>
+        <w:t>Ethnografisch Muse</w:t>
       </w:r>
       <w:r>
         <w:rPr>
@@ -4276,7 +4235,7 @@
           <w:sz w:val="24"/>
           <w:u w:val="single"/>
         </w:rPr>
-        <w:t>m Arti</w:t>
+        <w:t>u</w:t>
       </w:r>
       <w:r>
         <w:rPr>
@@ -4285,8 +4244,9 @@
           <w:i w:val="0"/>
           <w:color w:val="0000FF"/>
           <w:sz w:val="24"/>
-        </w:rPr>
-        <w:t>s</w:t>
+          <w:u w:val="single"/>
+        </w:rPr>
+        <w:t>m Artis</w:t>
       </w:r>
       <w:r>
         <w:br/>
@@ -5234,14 +5194,7 @@
           <w:sz w:val="24"/>
           <w:u w:val="single"/>
         </w:rPr>
-        <w:hyperlink r:id="rId31" w:history="1">
-          <w:r>
-            <w:rPr>
-              <w:rStyle w:val="Hyperlink"/>
-            </w:rPr>
-            <w:t>f</w:t>
-          </w:r>
-        </w:hyperlink>
+        <w:t>file/NL-HaNA_2.04.01_4030_000</w:t>
       </w:r>
       <w:r>
         <w:rPr>
@@ -5250,98 +5203,8 @@
           <w:i w:val="0"/>
           <w:color w:val="0000FF"/>
           <w:sz w:val="24"/>
-          <w:u w:val="single"/>
-        </w:rPr>
-        <w:hyperlink r:id="rId31" w:history="1">
-          <w:r>
-            <w:rPr>
-              <w:rStyle w:val="Hyperlink"/>
-            </w:rPr>
-            <w:t>i</w:t>
-          </w:r>
-        </w:hyperlink>
-      </w:r>
-      <w:r>
-        <w:rPr>
-          <w:rFonts w:ascii="Charis SIL Regular" w:hAnsi="Charis SIL Regular" w:eastAsia="Charis SIL Regular"/>
-          <w:b w:val="0"/>
-          <w:i w:val="0"/>
-          <w:color w:val="0000FF"/>
-          <w:sz w:val="24"/>
-          <w:u w:val="single"/>
-        </w:rPr>
-        <w:hyperlink r:id="rId31" w:history="1">
-          <w:r>
-            <w:rPr>
-              <w:rStyle w:val="Hyperlink"/>
-            </w:rPr>
-            <w:t>l</w:t>
-          </w:r>
-        </w:hyperlink>
-      </w:r>
-      <w:r>
-        <w:rPr>
-          <w:rFonts w:ascii="Charis SIL Regular" w:hAnsi="Charis SIL Regular" w:eastAsia="Charis SIL Regular"/>
-          <w:b w:val="0"/>
-          <w:i w:val="0"/>
-          <w:color w:val="0000FF"/>
-          <w:sz w:val="24"/>
-        </w:rPr>
-        <w:hyperlink r:id="rId31" w:history="1">
-          <w:r>
-            <w:rPr>
-              <w:rStyle w:val="Hyperlink"/>
-            </w:rPr>
-            <w:t>e</w:t>
-          </w:r>
-        </w:hyperlink>
-      </w:r>
-      <w:r>
-        <w:rPr>
-          <w:rFonts w:ascii="Charis SIL Regular" w:hAnsi="Charis SIL Regular" w:eastAsia="Charis SIL Regular"/>
-          <w:b w:val="0"/>
-          <w:i w:val="0"/>
-          <w:color w:val="0000FF"/>
-          <w:sz w:val="24"/>
-          <w:u w:val="single"/>
-        </w:rPr>
-        <w:t>/</w:t>
-      </w:r>
-      <w:r>
-        <w:rPr>
-          <w:rFonts w:ascii="Charis SIL Regular" w:hAnsi="Charis SIL Regular" w:eastAsia="Charis SIL Regular"/>
-          <w:b w:val="0"/>
-          <w:i w:val="0"/>
-          <w:color w:val="0000FF"/>
-          <w:sz w:val="24"/>
-          <w:u w:val="single"/>
-        </w:rPr>
-        <w:hyperlink r:id="rId31" w:history="1">
-          <w:r>
-            <w:rPr>
-              <w:rStyle w:val="Hyperlink"/>
-            </w:rPr>
-            <w:t>NL-</w:t>
-          </w:r>
-        </w:hyperlink>
-      </w:r>
-      <w:r>
-        <w:rPr>
-          <w:rFonts w:ascii="Charis SIL Regular" w:hAnsi="Charis SIL Regular" w:eastAsia="Charis SIL Regular"/>
-          <w:b w:val="0"/>
-          <w:i w:val="0"/>
-          <w:color w:val="0000FF"/>
-          <w:sz w:val="24"/>
-          <w:u w:val="single"/>
-        </w:rPr>
-        <w:hyperlink r:id="rId31" w:history="1">
-          <w:r>
-            <w:rPr>
-              <w:rStyle w:val="Hyperlink"/>
-            </w:rPr>
-            <w:t>HaNA_2.04.01_4030_0001</w:t>
-          </w:r>
-        </w:hyperlink>
+        </w:rPr>
+        <w:t>1</w:t>
       </w:r>
     </w:p>
     <w:p>
@@ -5961,7 +5824,7 @@
           <w:sz w:val="24"/>
           <w:u w:val="single"/>
         </w:rPr>
-        <w:hyperlink r:id="rId24" w:history="1">
+        <w:hyperlink r:id="rId35" w:history="1">
           <w:r>
             <w:rPr>
               <w:rStyle w:val="Hyperlink"/>
@@ -5979,7 +5842,7 @@
           <w:sz w:val="24"/>
           <w:u w:val="single"/>
         </w:rPr>
-        <w:hyperlink r:id="rId24" w:history="1">
+        <w:hyperlink r:id="rId35" w:history="1">
           <w:r>
             <w:rPr>
               <w:rStyle w:val="Hyperlink"/>
@@ -6776,7 +6639,7 @@
           <w:sz w:val="24"/>
           <w:u w:val="single"/>
         </w:rPr>
-        <w:hyperlink r:id="rId42" w:history="1">
+        <w:hyperlink r:id="rId40" w:history="1">
           <w:r>
             <w:rPr>
               <w:rStyle w:val="Hyperlink"/>

--- a/EXPORTS/DOCX/published/niveau3/Dutch/KKZ.docx
+++ b/EXPORTS/DOCX/published/niveau3/Dutch/KKZ.docx
@@ -494,13 +494,32 @@
       </w:r>
       <w:r>
         <w:rPr>
+          <w:u w:val="single" w:color="0000ff"/>
           <w:rFonts w:ascii="Charis SIL Regular" w:hAnsi="Charis SIL Regular" w:eastAsia="Charis SIL Regular"/>
           <w:b w:val="0"/>
           <w:i w:val="0"/>
           <w:color w:val="000000"/>
           <w:sz w:val="24"/>
         </w:rPr>
-        <w:t>die een om</w:t>
+        <w:hyperlink r:id="rId10" w:history="1">
+          <w:r>
+            <w:rPr>
+              <w:rStyle w:val="Hyperlink"/>
+            </w:rPr>
+            <w:t>die een o</w:t>
+          </w:r>
+        </w:hyperlink>
+      </w:r>
+      <w:r>
+        <w:rPr>
+          <w:u w:val="single" w:color="0000ff"/>
+          <w:rFonts w:ascii="Charis SIL Regular" w:hAnsi="Charis SIL Regular" w:eastAsia="Charis SIL Regular"/>
+          <w:b w:val="0"/>
+          <w:i w:val="0"/>
+          <w:color w:val="000000"/>
+          <w:sz w:val="24"/>
+        </w:rPr>
+        <w:t>m</w:t>
       </w:r>
       <w:r>
         <w:rPr>
@@ -635,7 +654,61 @@
           <w:color w:val="000000"/>
           <w:sz w:val="24"/>
         </w:rPr>
-        <w:t xml:space="preserve">schiereiland </w:t>
+        <w:hyperlink r:id="rId11" w:history="1">
+          <w:r>
+            <w:rPr>
+              <w:rStyle w:val="Hyperlink"/>
+            </w:rPr>
+            <w:t>sch</w:t>
+          </w:r>
+        </w:hyperlink>
+      </w:r>
+      <w:r>
+        <w:rPr>
+          <w:u w:val="single" w:color="0000ff"/>
+          <w:rFonts w:ascii="Charis SIL Regular" w:hAnsi="Charis SIL Regular" w:eastAsia="Charis SIL Regular"/>
+          <w:b w:val="0"/>
+          <w:i w:val="0"/>
+          <w:color w:val="000000"/>
+          <w:sz w:val="24"/>
+        </w:rPr>
+        <w:hyperlink r:id="rId11" w:history="1">
+          <w:r>
+            <w:rPr>
+              <w:rStyle w:val="Hyperlink"/>
+            </w:rPr>
+            <w:t>i</w:t>
+          </w:r>
+        </w:hyperlink>
+      </w:r>
+      <w:r>
+        <w:rPr>
+          <w:u w:val="single" w:color="0000ff"/>
+          <w:rFonts w:ascii="Charis SIL Regular" w:hAnsi="Charis SIL Regular" w:eastAsia="Charis SIL Regular"/>
+          <w:b w:val="0"/>
+          <w:i w:val="0"/>
+          <w:color w:val="000000"/>
+          <w:sz w:val="24"/>
+        </w:rPr>
+        <w:hyperlink r:id="rId11" w:history="1">
+          <w:r>
+            <w:rPr>
+              <w:rStyle w:val="Hyperlink"/>
+            </w:rPr>
+            <w:t>ereila</w:t>
+          </w:r>
+        </w:hyperlink>
+      </w:r>
+      <w:r>
+        <w:rPr>
+          <w:u w:val="single" w:color="0000ff"/>
+          <w:rFonts w:ascii="Charis SIL Regular" w:hAnsi="Charis SIL Regular" w:eastAsia="Charis SIL Regular"/>
+          <w:b w:val="0"/>
+          <w:i w:val="0"/>
+          <w:color w:val="000000"/>
+          <w:sz w:val="24"/>
+        </w:rPr>
+        <w:t xml:space="preserve">nd </w:t>
       </w:r>
       <w:r>
         <w:rPr>
@@ -1630,7 +1703,7 @@
           <w:sz w:val="24"/>
           <w:u w:val="single"/>
         </w:rPr>
-        <w:hyperlink r:id="rId15" w:history="1">
+        <w:hyperlink r:id="rId16" w:history="1">
           <w:r>
             <w:rPr>
               <w:rStyle w:val="Hyperlink"/>
@@ -1648,7 +1721,7 @@
           <w:sz w:val="24"/>
           <w:u w:val="single"/>
         </w:rPr>
-        <w:hyperlink r:id="rId15" w:history="1">
+        <w:hyperlink r:id="rId16" w:history="1">
           <w:r>
             <w:rPr>
               <w:rStyle w:val="Hyperlink"/>
@@ -1659,121 +1732,13 @@
       </w:r>
       <w:r>
         <w:rPr>
-          <w:u w:val="single" w:color="0000ff"/>
           <w:rFonts w:ascii="Charis SIL Regular" w:hAnsi="Charis SIL Regular" w:eastAsia="Charis SIL Regular"/>
           <w:b w:val="0"/>
           <w:i w:val="0"/>
           <w:color w:val="000000"/>
           <w:sz w:val="24"/>
         </w:rPr>
-        <w:hyperlink r:id="rId15" w:history="1">
-          <w:r>
-            <w:rPr>
-              <w:rStyle w:val="Hyperlink"/>
-            </w:rPr>
-            <w:t>. Klei</w:t>
-          </w:r>
-        </w:hyperlink>
-      </w:r>
-      <w:r>
-        <w:rPr>
-          <w:u w:val="single" w:color="0000ff"/>
-          <w:rFonts w:ascii="Charis SIL Regular" w:hAnsi="Charis SIL Regular" w:eastAsia="Charis SIL Regular"/>
-          <w:b w:val="0"/>
-          <w:i w:val="0"/>
-          <w:color w:val="000000"/>
-          <w:sz w:val="24"/>
-        </w:rPr>
-        <w:hyperlink r:id="rId15" w:history="1">
-          <w:r>
-            <w:rPr>
-              <w:rStyle w:val="Hyperlink"/>
-            </w:rPr>
-            <w:t>n</w:t>
-          </w:r>
-        </w:hyperlink>
-      </w:r>
-      <w:r>
-        <w:rPr>
-          <w:u w:val="single" w:color="0000ff"/>
-          <w:rFonts w:ascii="Charis SIL Regular" w:hAnsi="Charis SIL Regular" w:eastAsia="Charis SIL Regular"/>
-          <w:b w:val="0"/>
-          <w:i w:val="0"/>
-          <w:color w:val="000000"/>
-          <w:sz w:val="24"/>
-        </w:rPr>
-        <w:hyperlink r:id="rId15" w:history="1">
-          <w:r>
-            <w:rPr>
-              <w:rStyle w:val="Hyperlink"/>
-            </w:rPr>
-            <w:t>e aa</w:t>
-          </w:r>
-        </w:hyperlink>
-      </w:r>
-      <w:r>
-        <w:rPr>
-          <w:u w:val="single" w:color="0000ff"/>
-          <w:rFonts w:ascii="Charis SIL Regular" w:hAnsi="Charis SIL Regular" w:eastAsia="Charis SIL Regular"/>
-          <w:b w:val="0"/>
-          <w:i w:val="0"/>
-          <w:color w:val="000000"/>
-          <w:sz w:val="24"/>
-        </w:rPr>
-        <w:hyperlink r:id="rId15" w:history="1">
-          <w:r>
-            <w:rPr>
-              <w:rStyle w:val="Hyperlink"/>
-            </w:rPr>
-            <w:t>n</w:t>
-          </w:r>
-        </w:hyperlink>
-      </w:r>
-      <w:r>
-        <w:rPr>
-          <w:u w:val="single" w:color="0000ff"/>
-          <w:rFonts w:ascii="Charis SIL Regular" w:hAnsi="Charis SIL Regular" w:eastAsia="Charis SIL Regular"/>
-          <w:b w:val="0"/>
-          <w:i w:val="0"/>
-          <w:color w:val="000000"/>
-          <w:sz w:val="24"/>
-        </w:rPr>
-        <w:hyperlink r:id="rId15" w:history="1">
-          <w:r>
-            <w:rPr>
-              <w:rStyle w:val="Hyperlink"/>
-            </w:rPr>
-            <w:t>tallen voorw</w:t>
-          </w:r>
-        </w:hyperlink>
-      </w:r>
-      <w:r>
-        <w:rPr>
-          <w:u w:val="single" w:color="0000ff"/>
-          <w:rFonts w:ascii="Charis SIL Regular" w:hAnsi="Charis SIL Regular" w:eastAsia="Charis SIL Regular"/>
-          <w:b w:val="0"/>
-          <w:i w:val="0"/>
-          <w:color w:val="000000"/>
-          <w:sz w:val="24"/>
-        </w:rPr>
-        <w:hyperlink r:id="rId15" w:history="1">
-          <w:r>
-            <w:rPr>
-              <w:rStyle w:val="Hyperlink"/>
-            </w:rPr>
-            <w:t>erp</w:t>
-          </w:r>
-        </w:hyperlink>
-      </w:r>
-      <w:r>
-        <w:rPr>
-          <w:rFonts w:ascii="Charis SIL Regular" w:hAnsi="Charis SIL Regular" w:eastAsia="Charis SIL Regular"/>
-          <w:b w:val="0"/>
-          <w:i w:val="0"/>
-          <w:color w:val="000000"/>
-          <w:sz w:val="24"/>
-        </w:rPr>
-        <w:t xml:space="preserve">en </w:t>
+        <w:t xml:space="preserve">. Kleine aantallen voorwerpen </w:t>
       </w:r>
       <w:r>
         <w:rPr>
@@ -1810,6 +1775,7 @@
           <w:i w:val="0"/>
           <w:color w:val="0000FF"/>
           <w:sz w:val="24"/>
+          <w:u w:val="single"/>
         </w:rPr>
         <w:hyperlink r:id="rId17" w:history="1">
           <w:r>
@@ -1829,7 +1795,7 @@
           <w:sz w:val="24"/>
           <w:u w:val="single"/>
         </w:rPr>
-        <w:hyperlink r:id="rId16" w:history="1">
+        <w:hyperlink r:id="rId17" w:history="1">
           <w:r>
             <w:rPr>
               <w:rStyle w:val="Hyperlink"/>
@@ -1858,7 +1824,7 @@
           <w:sz w:val="24"/>
           <w:u w:val="single"/>
         </w:rPr>
-        <w:hyperlink r:id="rId16" w:history="1">
+        <w:hyperlink r:id="rId17" w:history="1">
           <w:r>
             <w:rPr>
               <w:rStyle w:val="Hyperlink"/>
@@ -1887,7 +1853,7 @@
           <w:sz w:val="24"/>
           <w:u w:val="single"/>
         </w:rPr>
-        <w:hyperlink r:id="rId16" w:history="1">
+        <w:hyperlink r:id="rId17" w:history="1">
           <w:r>
             <w:rPr>
               <w:rStyle w:val="Hyperlink"/>
@@ -1898,13 +1864,31 @@
       </w:r>
       <w:r>
         <w:rPr>
+          <w:u w:val="single" w:color="0000ff"/>
           <w:rFonts w:ascii="Charis SIL Regular" w:hAnsi="Charis SIL Regular" w:eastAsia="Charis SIL Regular"/>
           <w:b w:val="0"/>
           <w:i w:val="0"/>
           <w:color w:val="000000"/>
           <w:sz w:val="24"/>
         </w:rPr>
-        <w:t xml:space="preserve">, het </w:t>
+        <w:hyperlink r:id="rId16" w:history="1">
+          <w:r>
+            <w:rPr>
+              <w:rStyle w:val="Hyperlink"/>
+            </w:rPr>
+            <w:t xml:space="preserve">, </w:t>
+          </w:r>
+        </w:hyperlink>
+      </w:r>
+      <w:r>
+        <w:rPr>
+          <w:rFonts w:ascii="Charis SIL Regular" w:hAnsi="Charis SIL Regular" w:eastAsia="Charis SIL Regular"/>
+          <w:b w:val="0"/>
+          <w:i w:val="0"/>
+          <w:color w:val="000000"/>
+          <w:sz w:val="24"/>
+        </w:rPr>
+        <w:t xml:space="preserve">het </w:t>
       </w:r>
       <w:r>
         <w:rPr>
@@ -2618,7 +2602,25 @@
           <w:color w:val="000000"/>
           <w:sz w:val="24"/>
         </w:rPr>
-        <w:t xml:space="preserve"> en het </w:t>
+        <w:t xml:space="preserve"> e</w:t>
+      </w:r>
+      <w:r>
+        <w:rPr>
+          <w:u w:val="single" w:color="0000ff"/>
+          <w:rFonts w:ascii="Charis SIL Regular" w:hAnsi="Charis SIL Regular" w:eastAsia="Charis SIL Regular"/>
+          <w:b w:val="0"/>
+          <w:i w:val="0"/>
+          <w:color w:val="000000"/>
+          <w:sz w:val="24"/>
+        </w:rPr>
+        <w:hyperlink r:id="rId19" w:history="1">
+          <w:r>
+            <w:rPr>
+              <w:rStyle w:val="Hyperlink"/>
+            </w:rPr>
+            <w:t xml:space="preserve">n het </w:t>
+          </w:r>
+        </w:hyperlink>
       </w:r>
       <w:r>
         <w:rPr>
@@ -3036,13 +3038,21 @@
       </w:r>
       <w:r>
         <w:rPr>
+          <w:u w:val="single" w:color="0000ff"/>
           <w:rFonts w:ascii="Charis SIL Regular" w:hAnsi="Charis SIL Regular" w:eastAsia="Charis SIL Regular"/>
           <w:b w:val="0"/>
           <w:i w:val="0"/>
           <w:color w:val="000000"/>
           <w:sz w:val="24"/>
         </w:rPr>
-        <w:t>Ook</w:t>
+        <w:hyperlink r:id="rId21" w:history="1">
+          <w:r>
+            <w:rPr>
+              <w:rStyle w:val="Hyperlink"/>
+            </w:rPr>
+            <w:t>Ook</w:t>
+          </w:r>
+        </w:hyperlink>
       </w:r>
       <w:r>
         <w:rPr>
@@ -3869,14 +3879,7 @@
           <w:color w:val="000000"/>
           <w:sz w:val="24"/>
         </w:rPr>
-        <w:hyperlink r:id="rId26" w:history="1">
-          <w:r>
-            <w:rPr>
-              <w:rStyle w:val="Hyperlink"/>
-            </w:rPr>
-            <w:t>n die relev</w:t>
-          </w:r>
-        </w:hyperlink>
+        <w:t>n die relev</w:t>
       </w:r>
       <w:r>
         <w:rPr>
@@ -5194,7 +5197,14 @@
           <w:sz w:val="24"/>
           <w:u w:val="single"/>
         </w:rPr>
-        <w:t>file/NL-HaNA_2.04.01_4030_000</w:t>
+        <w:hyperlink r:id="rId31" w:history="1">
+          <w:r>
+            <w:rPr>
+              <w:rStyle w:val="Hyperlink"/>
+            </w:rPr>
+            <w:t>f</w:t>
+          </w:r>
+        </w:hyperlink>
       </w:r>
       <w:r>
         <w:rPr>
@@ -5203,8 +5213,96 @@
           <w:i w:val="0"/>
           <w:color w:val="0000FF"/>
           <w:sz w:val="24"/>
-        </w:rPr>
-        <w:t>1</w:t>
+          <w:u w:val="single"/>
+        </w:rPr>
+        <w:hyperlink r:id="rId31" w:history="1">
+          <w:r>
+            <w:rPr>
+              <w:rStyle w:val="Hyperlink"/>
+            </w:rPr>
+            <w:t>i</w:t>
+          </w:r>
+        </w:hyperlink>
+      </w:r>
+      <w:r>
+        <w:rPr>
+          <w:rFonts w:ascii="Charis SIL Regular" w:hAnsi="Charis SIL Regular" w:eastAsia="Charis SIL Regular"/>
+          <w:b w:val="0"/>
+          <w:i w:val="0"/>
+          <w:color w:val="0000FF"/>
+          <w:sz w:val="24"/>
+        </w:rPr>
+        <w:hyperlink r:id="rId31" w:history="1">
+          <w:r>
+            <w:rPr>
+              <w:rStyle w:val="Hyperlink"/>
+            </w:rPr>
+            <w:t>l</w:t>
+          </w:r>
+        </w:hyperlink>
+      </w:r>
+      <w:r>
+        <w:rPr>
+          <w:rFonts w:ascii="Charis SIL Regular" w:hAnsi="Charis SIL Regular" w:eastAsia="Charis SIL Regular"/>
+          <w:b w:val="0"/>
+          <w:i w:val="0"/>
+          <w:color w:val="0000FF"/>
+          <w:sz w:val="24"/>
+        </w:rPr>
+        <w:hyperlink r:id="rId31" w:history="1">
+          <w:r>
+            <w:rPr>
+              <w:rStyle w:val="Hyperlink"/>
+            </w:rPr>
+            <w:t>e</w:t>
+          </w:r>
+        </w:hyperlink>
+      </w:r>
+      <w:r>
+        <w:rPr>
+          <w:rFonts w:ascii="Charis SIL Regular" w:hAnsi="Charis SIL Regular" w:eastAsia="Charis SIL Regular"/>
+          <w:b w:val="0"/>
+          <w:i w:val="0"/>
+          <w:color w:val="0000FF"/>
+          <w:sz w:val="24"/>
+        </w:rPr>
+        <w:t>/</w:t>
+      </w:r>
+      <w:r>
+        <w:rPr>
+          <w:rFonts w:ascii="Charis SIL Regular" w:hAnsi="Charis SIL Regular" w:eastAsia="Charis SIL Regular"/>
+          <w:b w:val="0"/>
+          <w:i w:val="0"/>
+          <w:color w:val="0000FF"/>
+          <w:sz w:val="24"/>
+          <w:u w:val="single"/>
+        </w:rPr>
+        <w:hyperlink r:id="rId31" w:history="1">
+          <w:r>
+            <w:rPr>
+              <w:rStyle w:val="Hyperlink"/>
+            </w:rPr>
+            <w:t>NL-</w:t>
+          </w:r>
+        </w:hyperlink>
+      </w:r>
+      <w:r>
+        <w:rPr>
+          <w:rFonts w:ascii="Charis SIL Regular" w:hAnsi="Charis SIL Regular" w:eastAsia="Charis SIL Regular"/>
+          <w:b w:val="0"/>
+          <w:i w:val="0"/>
+          <w:color w:val="0000FF"/>
+          <w:sz w:val="24"/>
+          <w:u w:val="single"/>
+        </w:rPr>
+        <w:hyperlink r:id="rId31" w:history="1">
+          <w:r>
+            <w:rPr>
+              <w:rStyle w:val="Hyperlink"/>
+            </w:rPr>
+            <w:t>HaNA_2.04.01_4030_0001</w:t>
+          </w:r>
+        </w:hyperlink>
       </w:r>
     </w:p>
     <w:p>
@@ -5824,7 +5922,7 @@
           <w:sz w:val="24"/>
           <w:u w:val="single"/>
         </w:rPr>
-        <w:hyperlink r:id="rId35" w:history="1">
+        <w:hyperlink r:id="rId24" w:history="1">
           <w:r>
             <w:rPr>
               <w:rStyle w:val="Hyperlink"/>
@@ -5842,7 +5940,7 @@
           <w:sz w:val="24"/>
           <w:u w:val="single"/>
         </w:rPr>
-        <w:hyperlink r:id="rId35" w:history="1">
+        <w:hyperlink r:id="rId24" w:history="1">
           <w:r>
             <w:rPr>
               <w:rStyle w:val="Hyperlink"/>
@@ -5871,7 +5969,7 @@
           <w:sz w:val="24"/>
           <w:u w:val="single"/>
         </w:rPr>
-        <w:hyperlink r:id="rId35" w:history="1">
+        <w:hyperlink r:id="rId24" w:history="1">
           <w:r>
             <w:rPr>
               <w:rStyle w:val="Hyperlink"/>
@@ -5979,7 +6077,7 @@
           <w:sz w:val="24"/>
           <w:u w:val="single"/>
         </w:rPr>
-        <w:hyperlink r:id="rId36" w:history="1">
+        <w:hyperlink r:id="rId35" w:history="1">
           <w:r>
             <w:rPr>
               <w:rStyle w:val="Hyperlink"/>
@@ -5997,7 +6095,7 @@
           <w:sz w:val="24"/>
           <w:u w:val="single"/>
         </w:rPr>
-        <w:hyperlink r:id="rId36" w:history="1">
+        <w:hyperlink r:id="rId35" w:history="1">
           <w:r>
             <w:rPr>
               <w:rStyle w:val="Hyperlink"/>
@@ -6015,7 +6113,7 @@
           <w:sz w:val="24"/>
           <w:u w:val="single"/>
         </w:rPr>
-        <w:hyperlink r:id="rId36" w:history="1">
+        <w:hyperlink r:id="rId35" w:history="1">
           <w:r>
             <w:rPr>
               <w:rStyle w:val="Hyperlink"/>
@@ -6033,7 +6131,7 @@
           <w:sz w:val="24"/>
           <w:u w:val="single"/>
         </w:rPr>
-        <w:hyperlink r:id="rId36" w:history="1">
+        <w:hyperlink r:id="rId35" w:history="1">
           <w:r>
             <w:rPr>
               <w:rStyle w:val="Hyperlink"/>
@@ -6051,7 +6149,7 @@
           <w:sz w:val="24"/>
           <w:u w:val="single"/>
         </w:rPr>
-        <w:hyperlink r:id="rId36" w:history="1">
+        <w:hyperlink r:id="rId35" w:history="1">
           <w:r>
             <w:rPr>
               <w:rStyle w:val="Hyperlink"/>
@@ -6069,7 +6167,7 @@
           <w:sz w:val="24"/>
           <w:u w:val="single"/>
         </w:rPr>
-        <w:hyperlink r:id="rId36" w:history="1">
+        <w:hyperlink r:id="rId35" w:history="1">
           <w:r>
             <w:rPr>
               <w:rStyle w:val="Hyperlink"/>
@@ -6097,7 +6195,7 @@
           <w:sz w:val="24"/>
           <w:u w:val="single"/>
         </w:rPr>
-        <w:hyperlink r:id="rId37" w:history="1">
+        <w:hyperlink r:id="rId36" w:history="1">
           <w:r>
             <w:rPr>
               <w:rStyle w:val="Hyperlink"/>
@@ -6115,7 +6213,7 @@
           <w:sz w:val="24"/>
           <w:u w:val="single"/>
         </w:rPr>
-        <w:hyperlink r:id="rId37" w:history="1">
+        <w:hyperlink r:id="rId36" w:history="1">
           <w:r>
             <w:rPr>
               <w:rStyle w:val="Hyperlink"/>
@@ -6133,7 +6231,7 @@
           <w:sz w:val="24"/>
           <w:u w:val="single"/>
         </w:rPr>
-        <w:hyperlink r:id="rId37" w:history="1">
+        <w:hyperlink r:id="rId35" w:history="1">
           <w:r>
             <w:rPr>
               <w:rStyle w:val="Hyperlink"/>
@@ -6261,7 +6359,7 @@
           <w:sz w:val="24"/>
           <w:u w:val="single"/>
         </w:rPr>
-        <w:hyperlink r:id="rId38" w:history="1">
+        <w:hyperlink r:id="rId37" w:history="1">
           <w:r>
             <w:rPr>
               <w:rStyle w:val="Hyperlink"/>
@@ -6279,7 +6377,7 @@
           <w:sz w:val="24"/>
           <w:u w:val="single"/>
         </w:rPr>
-        <w:hyperlink r:id="rId38" w:history="1">
+        <w:hyperlink r:id="rId37" w:history="1">
           <w:r>
             <w:rPr>
               <w:rStyle w:val="Hyperlink"/>
@@ -6297,7 +6395,7 @@
           <w:sz w:val="24"/>
           <w:u w:val="single"/>
         </w:rPr>
-        <w:hyperlink r:id="rId38" w:history="1">
+        <w:hyperlink r:id="rId37" w:history="1">
           <w:r>
             <w:rPr>
               <w:rStyle w:val="Hyperlink"/>
@@ -6315,7 +6413,7 @@
           <w:sz w:val="24"/>
           <w:u w:val="single"/>
         </w:rPr>
-        <w:hyperlink r:id="rId38" w:history="1">
+        <w:hyperlink r:id="rId37" w:history="1">
           <w:r>
             <w:rPr>
               <w:rStyle w:val="Hyperlink"/>
@@ -6343,7 +6441,7 @@
           <w:sz w:val="24"/>
           <w:u w:val="single"/>
         </w:rPr>
-        <w:hyperlink r:id="rId39" w:history="1">
+        <w:hyperlink r:id="rId38" w:history="1">
           <w:r>
             <w:rPr>
               <w:rStyle w:val="Hyperlink"/>
@@ -6372,7 +6470,7 @@
           <w:sz w:val="24"/>
           <w:u w:val="single"/>
         </w:rPr>
-        <w:hyperlink r:id="rId39" w:history="1">
+        <w:hyperlink r:id="rId38" w:history="1">
           <w:r>
             <w:rPr>
               <w:rStyle w:val="Hyperlink"/>
@@ -6500,7 +6598,7 @@
           <w:sz w:val="24"/>
           <w:u w:val="single"/>
         </w:rPr>
-        <w:hyperlink r:id="rId40" w:history="1">
+        <w:hyperlink r:id="rId39" w:history="1">
           <w:r>
             <w:rPr>
               <w:rStyle w:val="Hyperlink"/>
@@ -6518,7 +6616,7 @@
           <w:sz w:val="24"/>
           <w:u w:val="single"/>
         </w:rPr>
-        <w:hyperlink r:id="rId40" w:history="1">
+        <w:hyperlink r:id="rId39" w:history="1">
           <w:r>
             <w:rPr>
               <w:rStyle w:val="Hyperlink"/>
@@ -6546,7 +6644,7 @@
           <w:sz w:val="24"/>
           <w:u w:val="single"/>
         </w:rPr>
-        <w:hyperlink r:id="rId41" w:history="1">
+        <w:hyperlink r:id="rId40" w:history="1">
           <w:r>
             <w:rPr>
               <w:rStyle w:val="Hyperlink"/>
@@ -6575,7 +6673,7 @@
           <w:sz w:val="24"/>
           <w:u w:val="single"/>
         </w:rPr>
-        <w:hyperlink r:id="rId41" w:history="1">
+        <w:hyperlink r:id="rId40" w:history="1">
           <w:r>
             <w:rPr>
               <w:rStyle w:val="Hyperlink"/>
@@ -6603,7 +6701,7 @@
           <w:sz w:val="24"/>
           <w:u w:val="single"/>
         </w:rPr>
-        <w:hyperlink r:id="rId42" w:history="1">
+        <w:hyperlink r:id="rId41" w:history="1">
           <w:r>
             <w:rPr>
               <w:rStyle w:val="Hyperlink"/>
@@ -6621,7 +6719,7 @@
           <w:sz w:val="24"/>
           <w:u w:val="single"/>
         </w:rPr>
-        <w:hyperlink r:id="rId42" w:history="1">
+        <w:hyperlink r:id="rId41" w:history="1">
           <w:r>
             <w:rPr>
               <w:rStyle w:val="Hyperlink"/>
@@ -6639,7 +6737,7 @@
           <w:sz w:val="24"/>
           <w:u w:val="single"/>
         </w:rPr>
-        <w:hyperlink r:id="rId40" w:history="1">
+        <w:hyperlink r:id="rId41" w:history="1">
           <w:r>
             <w:rPr>
               <w:rStyle w:val="Hyperlink"/>
@@ -6770,7 +6868,7 @@
           <w:sz w:val="24"/>
           <w:u w:val="single"/>
         </w:rPr>
-        <w:hyperlink r:id="rId43" w:history="1">
+        <w:hyperlink r:id="rId42" w:history="1">
           <w:r>
             <w:rPr>
               <w:rStyle w:val="Hyperlink"/>
@@ -6788,7 +6886,7 @@
           <w:sz w:val="24"/>
           <w:u w:val="single"/>
         </w:rPr>
-        <w:hyperlink r:id="rId43" w:history="1">
+        <w:hyperlink r:id="rId42" w:history="1">
           <w:r>
             <w:rPr>
               <w:rStyle w:val="Hyperlink"/>
@@ -6806,7 +6904,7 @@
           <w:sz w:val="24"/>
           <w:u w:val="single"/>
         </w:rPr>
-        <w:hyperlink r:id="rId43" w:history="1">
+        <w:hyperlink r:id="rId42" w:history="1">
           <w:r>
             <w:rPr>
               <w:rStyle w:val="Hyperlink"/>
@@ -6824,7 +6922,7 @@
           <w:sz w:val="24"/>
           <w:u w:val="single"/>
         </w:rPr>
-        <w:hyperlink r:id="rId43" w:history="1">
+        <w:hyperlink r:id="rId42" w:history="1">
           <w:r>
             <w:rPr>
               <w:rStyle w:val="Hyperlink"/>
@@ -6942,7 +7040,7 @@
           <w:sz w:val="24"/>
           <w:u w:val="single"/>
         </w:rPr>
-        <w:hyperlink r:id="rId44" w:history="1">
+        <w:hyperlink r:id="rId43" w:history="1">
           <w:r>
             <w:rPr>
               <w:rStyle w:val="Hyperlink"/>
@@ -6960,7 +7058,7 @@
           <w:sz w:val="24"/>
           <w:u w:val="single"/>
         </w:rPr>
-        <w:hyperlink r:id="rId44" w:history="1">
+        <w:hyperlink r:id="rId43" w:history="1">
           <w:r>
             <w:rPr>
               <w:rStyle w:val="Hyperlink"/>
@@ -6978,7 +7076,7 @@
           <w:sz w:val="24"/>
           <w:u w:val="single"/>
         </w:rPr>
-        <w:hyperlink r:id="rId44" w:history="1">
+        <w:hyperlink r:id="rId43" w:history="1">
           <w:r>
             <w:rPr>
               <w:rStyle w:val="Hyperlink"/>
@@ -6996,7 +7094,7 @@
           <w:sz w:val="24"/>
           <w:u w:val="single"/>
         </w:rPr>
-        <w:hyperlink r:id="rId44" w:history="1">
+        <w:hyperlink r:id="rId43" w:history="1">
           <w:r>
             <w:rPr>
               <w:rStyle w:val="Hyperlink"/>
@@ -7053,7 +7151,7 @@
           <w:sz w:val="24"/>
           <w:u w:val="single"/>
         </w:rPr>
-        <w:hyperlink r:id="rId45" w:history="1">
+        <w:hyperlink r:id="rId44" w:history="1">
           <w:r>
             <w:rPr>
               <w:rStyle w:val="Hyperlink"/>
@@ -7082,7 +7180,7 @@
           <w:sz w:val="24"/>
           <w:u w:val="single"/>
         </w:rPr>
-        <w:hyperlink r:id="rId45" w:history="1">
+        <w:hyperlink r:id="rId44" w:history="1">
           <w:r>
             <w:rPr>
               <w:rStyle w:val="Hyperlink"/>
@@ -7110,7 +7208,7 @@
           <w:sz w:val="24"/>
           <w:u w:val="single"/>
         </w:rPr>
-        <w:hyperlink r:id="rId46" w:history="1">
+        <w:hyperlink r:id="rId45" w:history="1">
           <w:r>
             <w:rPr>
               <w:rStyle w:val="Hyperlink"/>
@@ -7139,7 +7237,7 @@
           <w:sz w:val="24"/>
           <w:u w:val="single"/>
         </w:rPr>
-        <w:hyperlink r:id="rId46" w:history="1">
+        <w:hyperlink r:id="rId45" w:history="1">
           <w:r>
             <w:rPr>
               <w:rStyle w:val="Hyperlink"/>

--- a/EXPORTS/DOCX/published/niveau3/Dutch/KKZ.docx
+++ b/EXPORTS/DOCX/published/niveau3/Dutch/KKZ.docx
@@ -483,43 +483,7 @@
           <w:color w:val="000000"/>
           <w:sz w:val="24"/>
         </w:rPr>
-        <w:hyperlink r:id="rId10" w:history="1">
-          <w:r>
-            <w:rPr>
-              <w:rStyle w:val="Hyperlink"/>
-            </w:rPr>
-            <w:t xml:space="preserve">tuur </w:t>
-          </w:r>
-        </w:hyperlink>
-      </w:r>
-      <w:r>
-        <w:rPr>
-          <w:u w:val="single" w:color="0000ff"/>
-          <w:rFonts w:ascii="Charis SIL Regular" w:hAnsi="Charis SIL Regular" w:eastAsia="Charis SIL Regular"/>
-          <w:b w:val="0"/>
-          <w:i w:val="0"/>
-          <w:color w:val="000000"/>
-          <w:sz w:val="24"/>
-        </w:rPr>
-        <w:hyperlink r:id="rId10" w:history="1">
-          <w:r>
-            <w:rPr>
-              <w:rStyle w:val="Hyperlink"/>
-            </w:rPr>
-            <w:t>die een o</w:t>
-          </w:r>
-        </w:hyperlink>
-      </w:r>
-      <w:r>
-        <w:rPr>
-          <w:u w:val="single" w:color="0000ff"/>
-          <w:rFonts w:ascii="Charis SIL Regular" w:hAnsi="Charis SIL Regular" w:eastAsia="Charis SIL Regular"/>
-          <w:b w:val="0"/>
-          <w:i w:val="0"/>
-          <w:color w:val="000000"/>
-          <w:sz w:val="24"/>
-        </w:rPr>
-        <w:t>m</w:t>
+        <w:t>tuur die een om</w:t>
       </w:r>
       <w:r>
         <w:rPr>
@@ -654,61 +618,7 @@
           <w:color w:val="000000"/>
           <w:sz w:val="24"/>
         </w:rPr>
-        <w:hyperlink r:id="rId11" w:history="1">
-          <w:r>
-            <w:rPr>
-              <w:rStyle w:val="Hyperlink"/>
-            </w:rPr>
-            <w:t>sch</w:t>
-          </w:r>
-        </w:hyperlink>
-      </w:r>
-      <w:r>
-        <w:rPr>
-          <w:u w:val="single" w:color="0000ff"/>
-          <w:rFonts w:ascii="Charis SIL Regular" w:hAnsi="Charis SIL Regular" w:eastAsia="Charis SIL Regular"/>
-          <w:b w:val="0"/>
-          <w:i w:val="0"/>
-          <w:color w:val="000000"/>
-          <w:sz w:val="24"/>
-        </w:rPr>
-        <w:hyperlink r:id="rId11" w:history="1">
-          <w:r>
-            <w:rPr>
-              <w:rStyle w:val="Hyperlink"/>
-            </w:rPr>
-            <w:t>i</w:t>
-          </w:r>
-        </w:hyperlink>
-      </w:r>
-      <w:r>
-        <w:rPr>
-          <w:u w:val="single" w:color="0000ff"/>
-          <w:rFonts w:ascii="Charis SIL Regular" w:hAnsi="Charis SIL Regular" w:eastAsia="Charis SIL Regular"/>
-          <w:b w:val="0"/>
-          <w:i w:val="0"/>
-          <w:color w:val="000000"/>
-          <w:sz w:val="24"/>
-        </w:rPr>
-        <w:hyperlink r:id="rId11" w:history="1">
-          <w:r>
-            <w:rPr>
-              <w:rStyle w:val="Hyperlink"/>
-            </w:rPr>
-            <w:t>ereila</w:t>
-          </w:r>
-        </w:hyperlink>
-      </w:r>
-      <w:r>
-        <w:rPr>
-          <w:u w:val="single" w:color="0000ff"/>
-          <w:rFonts w:ascii="Charis SIL Regular" w:hAnsi="Charis SIL Regular" w:eastAsia="Charis SIL Regular"/>
-          <w:b w:val="0"/>
-          <w:i w:val="0"/>
-          <w:color w:val="000000"/>
-          <w:sz w:val="24"/>
-        </w:rPr>
-        <w:t xml:space="preserve">nd </w:t>
+        <w:t xml:space="preserve">schiereiland </w:t>
       </w:r>
       <w:r>
         <w:rPr>
@@ -719,7 +629,7 @@
           <w:sz w:val="24"/>
           <w:u w:val="single"/>
         </w:rPr>
-        <w:hyperlink r:id="rId11" w:history="1">
+        <w:hyperlink r:id="rId12" w:history="1">
           <w:r>
             <w:rPr>
               <w:rStyle w:val="Hyperlink"/>
@@ -956,7 +866,7 @@
           <w:sz w:val="24"/>
           <w:u w:val="single"/>
         </w:rPr>
-        <w:hyperlink r:id="rId12" w:history="1">
+        <w:hyperlink r:id="rId9" w:history="1">
           <w:r>
             <w:rPr>
               <w:rStyle w:val="Hyperlink"/>
@@ -967,31 +877,13 @@
       </w:r>
       <w:r>
         <w:rPr>
-          <w:u w:val="single" w:color="0000ff"/>
           <w:rFonts w:ascii="Charis SIL Regular" w:hAnsi="Charis SIL Regular" w:eastAsia="Charis SIL Regular"/>
           <w:b w:val="0"/>
           <w:i w:val="0"/>
           <w:color w:val="000000"/>
           <w:sz w:val="24"/>
         </w:rPr>
-        <w:hyperlink r:id="rId12" w:history="1">
-          <w:r>
-            <w:rPr>
-              <w:rStyle w:val="Hyperlink"/>
-            </w:rPr>
-            <w:t xml:space="preserve"> vo</w:t>
-          </w:r>
-        </w:hyperlink>
-      </w:r>
-      <w:r>
-        <w:rPr>
-          <w:rFonts w:ascii="Charis SIL Regular" w:hAnsi="Charis SIL Regular" w:eastAsia="Charis SIL Regular"/>
-          <w:b w:val="0"/>
-          <w:i w:val="0"/>
-          <w:color w:val="000000"/>
-          <w:sz w:val="24"/>
-        </w:rPr>
-        <w:t>egde</w:t>
+        <w:t xml:space="preserve"> voegde</w:t>
       </w:r>
       <w:r>
         <w:rPr>
@@ -1674,7 +1566,7 @@
           <w:sz w:val="24"/>
           <w:u w:val="single"/>
         </w:rPr>
-        <w:hyperlink r:id="rId15" w:history="1">
+        <w:hyperlink r:id="rId16" w:history="1">
           <w:r>
             <w:rPr>
               <w:rStyle w:val="Hyperlink"/>
@@ -1703,7 +1595,7 @@
           <w:sz w:val="24"/>
           <w:u w:val="single"/>
         </w:rPr>
-        <w:hyperlink r:id="rId16" w:history="1">
+        <w:hyperlink r:id="rId15" w:history="1">
           <w:r>
             <w:rPr>
               <w:rStyle w:val="Hyperlink"/>
@@ -1732,16 +1624,6 @@
       </w:r>
       <w:r>
         <w:rPr>
-          <w:rFonts w:ascii="Charis SIL Regular" w:hAnsi="Charis SIL Regular" w:eastAsia="Charis SIL Regular"/>
-          <w:b w:val="0"/>
-          <w:i w:val="0"/>
-          <w:color w:val="000000"/>
-          <w:sz w:val="24"/>
-        </w:rPr>
-        <w:t xml:space="preserve">. Kleine aantallen voorwerpen </w:t>
-      </w:r>
-      <w:r>
-        <w:rPr>
           <w:u w:val="single" w:color="0000ff"/>
           <w:rFonts w:ascii="Charis SIL Regular" w:hAnsi="Charis SIL Regular" w:eastAsia="Charis SIL Regular"/>
           <w:b w:val="0"/>
@@ -1754,40 +1636,122 @@
             <w:rPr>
               <w:rStyle w:val="Hyperlink"/>
             </w:rPr>
-            <w:t>werde</w:t>
+            <w:t>. Klei</w:t>
           </w:r>
         </w:hyperlink>
       </w:r>
       <w:r>
         <w:rPr>
+          <w:u w:val="single" w:color="0000ff"/>
           <w:rFonts w:ascii="Charis SIL Regular" w:hAnsi="Charis SIL Regular" w:eastAsia="Charis SIL Regular"/>
           <w:b w:val="0"/>
           <w:i w:val="0"/>
           <w:color w:val="000000"/>
           <w:sz w:val="24"/>
         </w:rPr>
-        <w:t xml:space="preserve">n overgedragen aan het </w:t>
-      </w:r>
-      <w:r>
-        <w:rPr>
-          <w:rFonts w:ascii="Charis SIL Regular" w:hAnsi="Charis SIL Regular" w:eastAsia="Charis SIL Regular"/>
-          <w:b w:val="0"/>
-          <w:i w:val="0"/>
-          <w:color w:val="0000FF"/>
-          <w:sz w:val="24"/>
-          <w:u w:val="single"/>
-        </w:rPr>
-        <w:hyperlink r:id="rId17" w:history="1">
+        <w:hyperlink r:id="rId15" w:history="1">
           <w:r>
             <w:rPr>
               <w:rStyle w:val="Hyperlink"/>
             </w:rPr>
-            <w:t>Rijks</w:t>
+            <w:t>n</w:t>
           </w:r>
         </w:hyperlink>
       </w:r>
       <w:r>
         <w:rPr>
+          <w:u w:val="single" w:color="0000ff"/>
+          <w:rFonts w:ascii="Charis SIL Regular" w:hAnsi="Charis SIL Regular" w:eastAsia="Charis SIL Regular"/>
+          <w:b w:val="0"/>
+          <w:i w:val="0"/>
+          <w:color w:val="000000"/>
+          <w:sz w:val="24"/>
+        </w:rPr>
+        <w:hyperlink r:id="rId15" w:history="1">
+          <w:r>
+            <w:rPr>
+              <w:rStyle w:val="Hyperlink"/>
+            </w:rPr>
+            <w:t>e aa</w:t>
+          </w:r>
+        </w:hyperlink>
+      </w:r>
+      <w:r>
+        <w:rPr>
+          <w:u w:val="single" w:color="0000ff"/>
+          <w:rFonts w:ascii="Charis SIL Regular" w:hAnsi="Charis SIL Regular" w:eastAsia="Charis SIL Regular"/>
+          <w:b w:val="0"/>
+          <w:i w:val="0"/>
+          <w:color w:val="000000"/>
+          <w:sz w:val="24"/>
+        </w:rPr>
+        <w:hyperlink r:id="rId15" w:history="1">
+          <w:r>
+            <w:rPr>
+              <w:rStyle w:val="Hyperlink"/>
+            </w:rPr>
+            <w:t>n</w:t>
+          </w:r>
+        </w:hyperlink>
+      </w:r>
+      <w:r>
+        <w:rPr>
+          <w:u w:val="single" w:color="0000ff"/>
+          <w:rFonts w:ascii="Charis SIL Regular" w:hAnsi="Charis SIL Regular" w:eastAsia="Charis SIL Regular"/>
+          <w:b w:val="0"/>
+          <w:i w:val="0"/>
+          <w:color w:val="000000"/>
+          <w:sz w:val="24"/>
+        </w:rPr>
+        <w:hyperlink r:id="rId15" w:history="1">
+          <w:r>
+            <w:rPr>
+              <w:rStyle w:val="Hyperlink"/>
+            </w:rPr>
+            <w:t>tallen voorw</w:t>
+          </w:r>
+        </w:hyperlink>
+      </w:r>
+      <w:r>
+        <w:rPr>
+          <w:u w:val="single" w:color="0000ff"/>
+          <w:rFonts w:ascii="Charis SIL Regular" w:hAnsi="Charis SIL Regular" w:eastAsia="Charis SIL Regular"/>
+          <w:b w:val="0"/>
+          <w:i w:val="0"/>
+          <w:color w:val="000000"/>
+          <w:sz w:val="24"/>
+        </w:rPr>
+        <w:hyperlink r:id="rId15" w:history="1">
+          <w:r>
+            <w:rPr>
+              <w:rStyle w:val="Hyperlink"/>
+            </w:rPr>
+            <w:t>erp</w:t>
+          </w:r>
+        </w:hyperlink>
+      </w:r>
+      <w:r>
+        <w:rPr>
+          <w:rFonts w:ascii="Charis SIL Regular" w:hAnsi="Charis SIL Regular" w:eastAsia="Charis SIL Regular"/>
+          <w:b w:val="0"/>
+          <w:i w:val="0"/>
+          <w:color w:val="000000"/>
+          <w:sz w:val="24"/>
+        </w:rPr>
+        <w:t xml:space="preserve">en </w:t>
+      </w:r>
+      <w:r>
+        <w:rPr>
+          <w:rFonts w:ascii="Charis SIL Regular" w:hAnsi="Charis SIL Regular" w:eastAsia="Charis SIL Regular"/>
+          <w:b w:val="0"/>
+          <w:i w:val="0"/>
+          <w:color w:val="000000"/>
+          <w:sz w:val="24"/>
+        </w:rPr>
+        <w:t xml:space="preserve">werden overgedragen aan het </w:t>
+      </w:r>
+      <w:r>
+        <w:rPr>
           <w:rFonts w:ascii="Charis SIL Regular" w:hAnsi="Charis SIL Regular" w:eastAsia="Charis SIL Regular"/>
           <w:b w:val="0"/>
           <w:i w:val="0"/>
@@ -1795,7 +1759,18 @@
           <w:sz w:val="24"/>
           <w:u w:val="single"/>
         </w:rPr>
-        <w:hyperlink r:id="rId17" w:history="1">
+        <w:t>Rijks</w:t>
+      </w:r>
+      <w:r>
+        <w:rPr>
+          <w:rFonts w:ascii="Charis SIL Regular" w:hAnsi="Charis SIL Regular" w:eastAsia="Charis SIL Regular"/>
+          <w:b w:val="0"/>
+          <w:i w:val="0"/>
+          <w:color w:val="0000FF"/>
+          <w:sz w:val="24"/>
+          <w:u w:val="single"/>
+        </w:rPr>
+        <w:hyperlink r:id="rId16" w:history="1">
           <w:r>
             <w:rPr>
               <w:rStyle w:val="Hyperlink"/>
@@ -1824,7 +1799,7 @@
           <w:sz w:val="24"/>
           <w:u w:val="single"/>
         </w:rPr>
-        <w:hyperlink r:id="rId17" w:history="1">
+        <w:hyperlink r:id="rId16" w:history="1">
           <w:r>
             <w:rPr>
               <w:rStyle w:val="Hyperlink"/>
@@ -1864,31 +1839,13 @@
       </w:r>
       <w:r>
         <w:rPr>
-          <w:u w:val="single" w:color="0000ff"/>
           <w:rFonts w:ascii="Charis SIL Regular" w:hAnsi="Charis SIL Regular" w:eastAsia="Charis SIL Regular"/>
           <w:b w:val="0"/>
           <w:i w:val="0"/>
           <w:color w:val="000000"/>
           <w:sz w:val="24"/>
         </w:rPr>
-        <w:hyperlink r:id="rId16" w:history="1">
-          <w:r>
-            <w:rPr>
-              <w:rStyle w:val="Hyperlink"/>
-            </w:rPr>
-            <w:t xml:space="preserve">, </w:t>
-          </w:r>
-        </w:hyperlink>
-      </w:r>
-      <w:r>
-        <w:rPr>
-          <w:rFonts w:ascii="Charis SIL Regular" w:hAnsi="Charis SIL Regular" w:eastAsia="Charis SIL Regular"/>
-          <w:b w:val="0"/>
-          <w:i w:val="0"/>
-          <w:color w:val="000000"/>
-          <w:sz w:val="24"/>
-        </w:rPr>
-        <w:t xml:space="preserve">het </w:t>
+        <w:t xml:space="preserve">, het </w:t>
       </w:r>
       <w:r>
         <w:rPr>
@@ -2080,7 +2037,7 @@
           <w:sz w:val="24"/>
           <w:u w:val="single"/>
         </w:rPr>
-        <w:hyperlink r:id="rId17" w:history="1">
+        <w:hyperlink r:id="rId18" w:history="1">
           <w:r>
             <w:rPr>
               <w:rStyle w:val="Hyperlink"/>
@@ -2109,7 +2066,7 @@
           <w:sz w:val="24"/>
           <w:u w:val="single"/>
         </w:rPr>
-        <w:hyperlink r:id="rId17" w:history="1">
+        <w:hyperlink r:id="rId18" w:history="1">
           <w:r>
             <w:rPr>
               <w:rStyle w:val="Hyperlink"/>
@@ -2127,42 +2084,7 @@
           <w:color w:val="000000"/>
           <w:sz w:val="24"/>
         </w:rPr>
-        <w:hyperlink r:id="rId17" w:history="1">
-          <w:r>
-            <w:rPr>
-              <w:rStyle w:val="Hyperlink"/>
-            </w:rPr>
-            <w:t>, he</w:t>
-          </w:r>
-        </w:hyperlink>
-      </w:r>
-      <w:r>
-        <w:rPr>
-          <w:u w:val="single" w:color="0000ff"/>
-          <w:rFonts w:ascii="Charis SIL Regular" w:hAnsi="Charis SIL Regular" w:eastAsia="Charis SIL Regular"/>
-          <w:b w:val="0"/>
-          <w:i w:val="0"/>
-          <w:color w:val="000000"/>
-          <w:sz w:val="24"/>
-        </w:rPr>
-        <w:hyperlink r:id="rId17" w:history="1">
-          <w:r>
-            <w:rPr>
-              <w:rStyle w:val="Hyperlink"/>
-            </w:rPr>
-            <w:t>t</w:t>
-          </w:r>
-        </w:hyperlink>
-      </w:r>
-      <w:r>
-        <w:rPr>
-          <w:rFonts w:ascii="Charis SIL Regular" w:hAnsi="Charis SIL Regular" w:eastAsia="Charis SIL Regular"/>
-          <w:b w:val="0"/>
-          <w:i w:val="0"/>
-          <w:color w:val="000000"/>
-          <w:sz w:val="24"/>
-        </w:rPr>
-        <w:t xml:space="preserve"> </w:t>
+        <w:t xml:space="preserve">, het </w:t>
       </w:r>
       <w:r>
         <w:rPr>
@@ -2173,7 +2095,7 @@
           <w:sz w:val="24"/>
           <w:u w:val="single"/>
         </w:rPr>
-        <w:hyperlink r:id="rId17" w:history="1">
+        <w:hyperlink r:id="rId19" w:history="1">
           <w:r>
             <w:rPr>
               <w:rStyle w:val="Hyperlink"/>
@@ -2236,45 +2158,8 @@
           <w:i w:val="0"/>
           <w:color w:val="0000FF"/>
           <w:sz w:val="24"/>
-          <w:u w:val="single"/>
-        </w:rPr>
-        <w:hyperlink r:id="rId19" w:history="1">
-          <w:r>
-            <w:rPr>
-              <w:rStyle w:val="Hyperlink"/>
-            </w:rPr>
-            <w:t>an</w:t>
-          </w:r>
-        </w:hyperlink>
-      </w:r>
-      <w:r>
-        <w:rPr>
-          <w:rFonts w:ascii="Charis SIL Regular" w:hAnsi="Charis SIL Regular" w:eastAsia="Charis SIL Regular"/>
-          <w:b w:val="0"/>
-          <w:i w:val="0"/>
-          <w:color w:val="0000FF"/>
-          <w:sz w:val="24"/>
-          <w:u w:val="single"/>
-        </w:rPr>
-        <w:t xml:space="preserve"> </w:t>
-      </w:r>
-      <w:r>
-        <w:rPr>
-          <w:rFonts w:ascii="Charis SIL Regular" w:hAnsi="Charis SIL Regular" w:eastAsia="Charis SIL Regular"/>
-          <w:b w:val="0"/>
-          <w:i w:val="0"/>
-          <w:color w:val="0000FF"/>
-          <w:sz w:val="24"/>
-          <w:u w:val="single"/>
-        </w:rPr>
-        <w:hyperlink r:id="rId19" w:history="1">
-          <w:r>
-            <w:rPr>
-              <w:rStyle w:val="Hyperlink"/>
-            </w:rPr>
-            <w:t>N</w:t>
-          </w:r>
-        </w:hyperlink>
+        </w:rPr>
+        <w:t>an N</w:t>
       </w:r>
       <w:r>
         <w:rPr>
@@ -2449,7 +2334,6 @@
           <w:i w:val="0"/>
           <w:color w:val="0000FF"/>
           <w:sz w:val="24"/>
-          <w:u w:val="single"/>
         </w:rPr>
         <w:t xml:space="preserve"> </w:t>
       </w:r>
@@ -2460,7 +2344,6 @@
           <w:i w:val="0"/>
           <w:color w:val="0000FF"/>
           <w:sz w:val="24"/>
-          <w:u w:val="single"/>
         </w:rPr>
         <w:t>G</w:t>
       </w:r>
@@ -2602,25 +2485,7 @@
           <w:color w:val="000000"/>
           <w:sz w:val="24"/>
         </w:rPr>
-        <w:t xml:space="preserve"> e</w:t>
-      </w:r>
-      <w:r>
-        <w:rPr>
-          <w:u w:val="single" w:color="0000ff"/>
-          <w:rFonts w:ascii="Charis SIL Regular" w:hAnsi="Charis SIL Regular" w:eastAsia="Charis SIL Regular"/>
-          <w:b w:val="0"/>
-          <w:i w:val="0"/>
-          <w:color w:val="000000"/>
-          <w:sz w:val="24"/>
-        </w:rPr>
-        <w:hyperlink r:id="rId19" w:history="1">
-          <w:r>
-            <w:rPr>
-              <w:rStyle w:val="Hyperlink"/>
-            </w:rPr>
-            <w:t xml:space="preserve">n het </w:t>
-          </w:r>
-        </w:hyperlink>
+        <w:t xml:space="preserve"> en het </w:t>
       </w:r>
       <w:r>
         <w:rPr>
@@ -3038,39 +2903,13 @@
       </w:r>
       <w:r>
         <w:rPr>
-          <w:u w:val="single" w:color="0000ff"/>
           <w:rFonts w:ascii="Charis SIL Regular" w:hAnsi="Charis SIL Regular" w:eastAsia="Charis SIL Regular"/>
           <w:b w:val="0"/>
           <w:i w:val="0"/>
           <w:color w:val="000000"/>
           <w:sz w:val="24"/>
         </w:rPr>
-        <w:hyperlink r:id="rId21" w:history="1">
-          <w:r>
-            <w:rPr>
-              <w:rStyle w:val="Hyperlink"/>
-            </w:rPr>
-            <w:t>Ook</w:t>
-          </w:r>
-        </w:hyperlink>
-      </w:r>
-      <w:r>
-        <w:rPr>
-          <w:u w:val="single" w:color="0000ff"/>
-          <w:rFonts w:ascii="Charis SIL Regular" w:hAnsi="Charis SIL Regular" w:eastAsia="Charis SIL Regular"/>
-          <w:b w:val="0"/>
-          <w:i w:val="0"/>
-          <w:color w:val="000000"/>
-          <w:sz w:val="24"/>
-        </w:rPr>
-        <w:hyperlink r:id="rId21" w:history="1">
-          <w:r>
-            <w:rPr>
-              <w:rStyle w:val="Hyperlink"/>
-            </w:rPr>
-            <w:t xml:space="preserve"> ve</w:t>
-          </w:r>
-        </w:hyperlink>
+        <w:t>Ook ve</w:t>
       </w:r>
       <w:r>
         <w:rPr>
@@ -3167,21 +3006,13 @@
       </w:r>
       <w:r>
         <w:rPr>
-          <w:u w:val="single" w:color="0000ff"/>
           <w:rFonts w:ascii="Charis SIL Regular" w:hAnsi="Charis SIL Regular" w:eastAsia="Charis SIL Regular"/>
           <w:b w:val="0"/>
           <w:i w:val="0"/>
           <w:color w:val="000000"/>
           <w:sz w:val="24"/>
         </w:rPr>
-        <w:hyperlink r:id="rId22" w:history="1">
-          <w:r>
-            <w:rPr>
-              <w:rStyle w:val="Hyperlink"/>
-            </w:rPr>
-            <w:t>ijd</w:t>
-          </w:r>
-        </w:hyperlink>
+        <w:t>ijd</w:t>
       </w:r>
       <w:r>
         <w:rPr>
@@ -3483,36 +3314,7 @@
           <w:color w:val="000000"/>
           <w:sz w:val="24"/>
         </w:rPr>
-        <w:t>in de periode 1876-1879 een ni</w:t>
-      </w:r>
-      <w:r>
-        <w:rPr>
-          <w:u w:val="single" w:color="0000ff"/>
-          <w:rFonts w:ascii="Charis SIL Regular" w:hAnsi="Charis SIL Regular" w:eastAsia="Charis SIL Regular"/>
-          <w:b w:val="0"/>
-          <w:i w:val="0"/>
-          <w:color w:val="000000"/>
-          <w:sz w:val="24"/>
-        </w:rPr>
-        <w:t>e</w:t>
-      </w:r>
-      <w:r>
-        <w:rPr>
-          <w:u w:val="single" w:color="0000ff"/>
-          <w:rFonts w:ascii="Charis SIL Regular" w:hAnsi="Charis SIL Regular" w:eastAsia="Charis SIL Regular"/>
-          <w:b w:val="0"/>
-          <w:i w:val="0"/>
-          <w:color w:val="000000"/>
-          <w:sz w:val="24"/>
-        </w:rPr>
-        <w:hyperlink r:id="rId24" w:history="1">
-          <w:r>
-            <w:rPr>
-              <w:rStyle w:val="Hyperlink"/>
-            </w:rPr>
-            <w:t>uwe objectin</w:t>
-          </w:r>
-        </w:hyperlink>
+        <w:t>in de periode 1876-1879 een nieuwe objectin</w:t>
       </w:r>
       <w:r>
         <w:rPr>
@@ -5197,14 +4999,7 @@
           <w:sz w:val="24"/>
           <w:u w:val="single"/>
         </w:rPr>
-        <w:hyperlink r:id="rId31" w:history="1">
-          <w:r>
-            <w:rPr>
-              <w:rStyle w:val="Hyperlink"/>
-            </w:rPr>
-            <w:t>f</w:t>
-          </w:r>
-        </w:hyperlink>
+        <w:t>file/NL-HaNA_2.04.01_4030_000</w:t>
       </w:r>
       <w:r>
         <w:rPr>
@@ -5213,96 +5008,8 @@
           <w:i w:val="0"/>
           <w:color w:val="0000FF"/>
           <w:sz w:val="24"/>
-          <w:u w:val="single"/>
-        </w:rPr>
-        <w:hyperlink r:id="rId31" w:history="1">
-          <w:r>
-            <w:rPr>
-              <w:rStyle w:val="Hyperlink"/>
-            </w:rPr>
-            <w:t>i</w:t>
-          </w:r>
-        </w:hyperlink>
-      </w:r>
-      <w:r>
-        <w:rPr>
-          <w:rFonts w:ascii="Charis SIL Regular" w:hAnsi="Charis SIL Regular" w:eastAsia="Charis SIL Regular"/>
-          <w:b w:val="0"/>
-          <w:i w:val="0"/>
-          <w:color w:val="0000FF"/>
-          <w:sz w:val="24"/>
-        </w:rPr>
-        <w:hyperlink r:id="rId31" w:history="1">
-          <w:r>
-            <w:rPr>
-              <w:rStyle w:val="Hyperlink"/>
-            </w:rPr>
-            <w:t>l</w:t>
-          </w:r>
-        </w:hyperlink>
-      </w:r>
-      <w:r>
-        <w:rPr>
-          <w:rFonts w:ascii="Charis SIL Regular" w:hAnsi="Charis SIL Regular" w:eastAsia="Charis SIL Regular"/>
-          <w:b w:val="0"/>
-          <w:i w:val="0"/>
-          <w:color w:val="0000FF"/>
-          <w:sz w:val="24"/>
-        </w:rPr>
-        <w:hyperlink r:id="rId31" w:history="1">
-          <w:r>
-            <w:rPr>
-              <w:rStyle w:val="Hyperlink"/>
-            </w:rPr>
-            <w:t>e</w:t>
-          </w:r>
-        </w:hyperlink>
-      </w:r>
-      <w:r>
-        <w:rPr>
-          <w:rFonts w:ascii="Charis SIL Regular" w:hAnsi="Charis SIL Regular" w:eastAsia="Charis SIL Regular"/>
-          <w:b w:val="0"/>
-          <w:i w:val="0"/>
-          <w:color w:val="0000FF"/>
-          <w:sz w:val="24"/>
-        </w:rPr>
-        <w:t>/</w:t>
-      </w:r>
-      <w:r>
-        <w:rPr>
-          <w:rFonts w:ascii="Charis SIL Regular" w:hAnsi="Charis SIL Regular" w:eastAsia="Charis SIL Regular"/>
-          <w:b w:val="0"/>
-          <w:i w:val="0"/>
-          <w:color w:val="0000FF"/>
-          <w:sz w:val="24"/>
-          <w:u w:val="single"/>
-        </w:rPr>
-        <w:hyperlink r:id="rId31" w:history="1">
-          <w:r>
-            <w:rPr>
-              <w:rStyle w:val="Hyperlink"/>
-            </w:rPr>
-            <w:t>NL-</w:t>
-          </w:r>
-        </w:hyperlink>
-      </w:r>
-      <w:r>
-        <w:rPr>
-          <w:rFonts w:ascii="Charis SIL Regular" w:hAnsi="Charis SIL Regular" w:eastAsia="Charis SIL Regular"/>
-          <w:b w:val="0"/>
-          <w:i w:val="0"/>
-          <w:color w:val="0000FF"/>
-          <w:sz w:val="24"/>
-          <w:u w:val="single"/>
-        </w:rPr>
-        <w:hyperlink r:id="rId31" w:history="1">
-          <w:r>
-            <w:rPr>
-              <w:rStyle w:val="Hyperlink"/>
-            </w:rPr>
-            <w:t>HaNA_2.04.01_4030_0001</w:t>
-          </w:r>
-        </w:hyperlink>
+        </w:rPr>
+        <w:t>1</w:t>
       </w:r>
     </w:p>
     <w:p>
@@ -5940,7 +5647,7 @@
           <w:sz w:val="24"/>
           <w:u w:val="single"/>
         </w:rPr>
-        <w:hyperlink r:id="rId24" w:history="1">
+        <w:hyperlink r:id="rId35" w:history="1">
           <w:r>
             <w:rPr>
               <w:rStyle w:val="Hyperlink"/>
@@ -6077,7 +5784,7 @@
           <w:sz w:val="24"/>
           <w:u w:val="single"/>
         </w:rPr>
-        <w:hyperlink r:id="rId35" w:history="1">
+        <w:hyperlink r:id="rId36" w:history="1">
           <w:r>
             <w:rPr>
               <w:rStyle w:val="Hyperlink"/>
@@ -6095,7 +5802,7 @@
           <w:sz w:val="24"/>
           <w:u w:val="single"/>
         </w:rPr>
-        <w:hyperlink r:id="rId35" w:history="1">
+        <w:hyperlink r:id="rId36" w:history="1">
           <w:r>
             <w:rPr>
               <w:rStyle w:val="Hyperlink"/>
@@ -6113,7 +5820,7 @@
           <w:sz w:val="24"/>
           <w:u w:val="single"/>
         </w:rPr>
-        <w:hyperlink r:id="rId35" w:history="1">
+        <w:hyperlink r:id="rId36" w:history="1">
           <w:r>
             <w:rPr>
               <w:rStyle w:val="Hyperlink"/>
@@ -6131,7 +5838,7 @@
           <w:sz w:val="24"/>
           <w:u w:val="single"/>
         </w:rPr>
-        <w:hyperlink r:id="rId35" w:history="1">
+        <w:hyperlink r:id="rId36" w:history="1">
           <w:r>
             <w:rPr>
               <w:rStyle w:val="Hyperlink"/>
@@ -6149,7 +5856,7 @@
           <w:sz w:val="24"/>
           <w:u w:val="single"/>
         </w:rPr>
-        <w:hyperlink r:id="rId35" w:history="1">
+        <w:hyperlink r:id="rId36" w:history="1">
           <w:r>
             <w:rPr>
               <w:rStyle w:val="Hyperlink"/>
@@ -6167,7 +5874,7 @@
           <w:sz w:val="24"/>
           <w:u w:val="single"/>
         </w:rPr>
-        <w:hyperlink r:id="rId35" w:history="1">
+        <w:hyperlink r:id="rId36" w:history="1">
           <w:r>
             <w:rPr>
               <w:rStyle w:val="Hyperlink"/>
@@ -6195,7 +5902,7 @@
           <w:sz w:val="24"/>
           <w:u w:val="single"/>
         </w:rPr>
-        <w:hyperlink r:id="rId36" w:history="1">
+        <w:hyperlink r:id="rId37" w:history="1">
           <w:r>
             <w:rPr>
               <w:rStyle w:val="Hyperlink"/>
@@ -6231,7 +5938,7 @@
           <w:sz w:val="24"/>
           <w:u w:val="single"/>
         </w:rPr>
-        <w:hyperlink r:id="rId35" w:history="1">
+        <w:hyperlink r:id="rId36" w:history="1">
           <w:r>
             <w:rPr>
               <w:rStyle w:val="Hyperlink"/>
@@ -6359,7 +6066,7 @@
           <w:sz w:val="24"/>
           <w:u w:val="single"/>
         </w:rPr>
-        <w:hyperlink r:id="rId37" w:history="1">
+        <w:hyperlink r:id="rId38" w:history="1">
           <w:r>
             <w:rPr>
               <w:rStyle w:val="Hyperlink"/>
@@ -6377,7 +6084,7 @@
           <w:sz w:val="24"/>
           <w:u w:val="single"/>
         </w:rPr>
-        <w:hyperlink r:id="rId37" w:history="1">
+        <w:hyperlink r:id="rId38" w:history="1">
           <w:r>
             <w:rPr>
               <w:rStyle w:val="Hyperlink"/>
@@ -6395,7 +6102,7 @@
           <w:sz w:val="24"/>
           <w:u w:val="single"/>
         </w:rPr>
-        <w:hyperlink r:id="rId37" w:history="1">
+        <w:hyperlink r:id="rId38" w:history="1">
           <w:r>
             <w:rPr>
               <w:rStyle w:val="Hyperlink"/>
@@ -6413,7 +6120,7 @@
           <w:sz w:val="24"/>
           <w:u w:val="single"/>
         </w:rPr>
-        <w:hyperlink r:id="rId37" w:history="1">
+        <w:hyperlink r:id="rId38" w:history="1">
           <w:r>
             <w:rPr>
               <w:rStyle w:val="Hyperlink"/>
@@ -6441,7 +6148,7 @@
           <w:sz w:val="24"/>
           <w:u w:val="single"/>
         </w:rPr>
-        <w:hyperlink r:id="rId38" w:history="1">
+        <w:hyperlink r:id="rId39" w:history="1">
           <w:r>
             <w:rPr>
               <w:rStyle w:val="Hyperlink"/>
@@ -6470,7 +6177,7 @@
           <w:sz w:val="24"/>
           <w:u w:val="single"/>
         </w:rPr>
-        <w:hyperlink r:id="rId38" w:history="1">
+        <w:hyperlink r:id="rId39" w:history="1">
           <w:r>
             <w:rPr>
               <w:rStyle w:val="Hyperlink"/>
@@ -6598,7 +6305,7 @@
           <w:sz w:val="24"/>
           <w:u w:val="single"/>
         </w:rPr>
-        <w:hyperlink r:id="rId39" w:history="1">
+        <w:hyperlink r:id="rId40" w:history="1">
           <w:r>
             <w:rPr>
               <w:rStyle w:val="Hyperlink"/>
@@ -6616,7 +6323,7 @@
           <w:sz w:val="24"/>
           <w:u w:val="single"/>
         </w:rPr>
-        <w:hyperlink r:id="rId39" w:history="1">
+        <w:hyperlink r:id="rId40" w:history="1">
           <w:r>
             <w:rPr>
               <w:rStyle w:val="Hyperlink"/>
@@ -6644,7 +6351,7 @@
           <w:sz w:val="24"/>
           <w:u w:val="single"/>
         </w:rPr>
-        <w:hyperlink r:id="rId40" w:history="1">
+        <w:hyperlink r:id="rId41" w:history="1">
           <w:r>
             <w:rPr>
               <w:rStyle w:val="Hyperlink"/>
@@ -6673,7 +6380,7 @@
           <w:sz w:val="24"/>
           <w:u w:val="single"/>
         </w:rPr>
-        <w:hyperlink r:id="rId40" w:history="1">
+        <w:hyperlink r:id="rId41" w:history="1">
           <w:r>
             <w:rPr>
               <w:rStyle w:val="Hyperlink"/>
@@ -6701,7 +6408,7 @@
           <w:sz w:val="24"/>
           <w:u w:val="single"/>
         </w:rPr>
-        <w:hyperlink r:id="rId41" w:history="1">
+        <w:hyperlink r:id="rId42" w:history="1">
           <w:r>
             <w:rPr>
               <w:rStyle w:val="Hyperlink"/>
@@ -6719,7 +6426,7 @@
           <w:sz w:val="24"/>
           <w:u w:val="single"/>
         </w:rPr>
-        <w:hyperlink r:id="rId41" w:history="1">
+        <w:hyperlink r:id="rId42" w:history="1">
           <w:r>
             <w:rPr>
               <w:rStyle w:val="Hyperlink"/>
@@ -6737,7 +6444,7 @@
           <w:sz w:val="24"/>
           <w:u w:val="single"/>
         </w:rPr>
-        <w:hyperlink r:id="rId41" w:history="1">
+        <w:hyperlink r:id="rId42" w:history="1">
           <w:r>
             <w:rPr>
               <w:rStyle w:val="Hyperlink"/>
@@ -6868,7 +6575,7 @@
           <w:sz w:val="24"/>
           <w:u w:val="single"/>
         </w:rPr>
-        <w:hyperlink r:id="rId42" w:history="1">
+        <w:hyperlink r:id="rId43" w:history="1">
           <w:r>
             <w:rPr>
               <w:rStyle w:val="Hyperlink"/>
@@ -6886,7 +6593,7 @@
           <w:sz w:val="24"/>
           <w:u w:val="single"/>
         </w:rPr>
-        <w:hyperlink r:id="rId42" w:history="1">
+        <w:hyperlink r:id="rId43" w:history="1">
           <w:r>
             <w:rPr>
               <w:rStyle w:val="Hyperlink"/>
@@ -6904,7 +6611,7 @@
           <w:sz w:val="24"/>
           <w:u w:val="single"/>
         </w:rPr>
-        <w:hyperlink r:id="rId42" w:history="1">
+        <w:hyperlink r:id="rId43" w:history="1">
           <w:r>
             <w:rPr>
               <w:rStyle w:val="Hyperlink"/>
@@ -6922,7 +6629,7 @@
           <w:sz w:val="24"/>
           <w:u w:val="single"/>
         </w:rPr>
-        <w:hyperlink r:id="rId42" w:history="1">
+        <w:hyperlink r:id="rId43" w:history="1">
           <w:r>
             <w:rPr>
               <w:rStyle w:val="Hyperlink"/>
@@ -7040,7 +6747,7 @@
           <w:sz w:val="24"/>
           <w:u w:val="single"/>
         </w:rPr>
-        <w:hyperlink r:id="rId43" w:history="1">
+        <w:hyperlink r:id="rId44" w:history="1">
           <w:r>
             <w:rPr>
               <w:rStyle w:val="Hyperlink"/>
@@ -7058,7 +6765,7 @@
           <w:sz w:val="24"/>
           <w:u w:val="single"/>
         </w:rPr>
-        <w:hyperlink r:id="rId43" w:history="1">
+        <w:hyperlink r:id="rId44" w:history="1">
           <w:r>
             <w:rPr>
               <w:rStyle w:val="Hyperlink"/>
@@ -7076,7 +6783,7 @@
           <w:sz w:val="24"/>
           <w:u w:val="single"/>
         </w:rPr>
-        <w:hyperlink r:id="rId43" w:history="1">
+        <w:hyperlink r:id="rId44" w:history="1">
           <w:r>
             <w:rPr>
               <w:rStyle w:val="Hyperlink"/>
@@ -7094,7 +6801,7 @@
           <w:sz w:val="24"/>
           <w:u w:val="single"/>
         </w:rPr>
-        <w:hyperlink r:id="rId43" w:history="1">
+        <w:hyperlink r:id="rId44" w:history="1">
           <w:r>
             <w:rPr>
               <w:rStyle w:val="Hyperlink"/>
@@ -7151,7 +6858,7 @@
           <w:sz w:val="24"/>
           <w:u w:val="single"/>
         </w:rPr>
-        <w:hyperlink r:id="rId44" w:history="1">
+        <w:hyperlink r:id="rId45" w:history="1">
           <w:r>
             <w:rPr>
               <w:rStyle w:val="Hyperlink"/>
@@ -7180,7 +6887,7 @@
           <w:sz w:val="24"/>
           <w:u w:val="single"/>
         </w:rPr>
-        <w:hyperlink r:id="rId44" w:history="1">
+        <w:hyperlink r:id="rId45" w:history="1">
           <w:r>
             <w:rPr>
               <w:rStyle w:val="Hyperlink"/>
@@ -7208,7 +6915,7 @@
           <w:sz w:val="24"/>
           <w:u w:val="single"/>
         </w:rPr>
-        <w:hyperlink r:id="rId45" w:history="1">
+        <w:hyperlink r:id="rId46" w:history="1">
           <w:r>
             <w:rPr>
               <w:rStyle w:val="Hyperlink"/>
@@ -7237,7 +6944,7 @@
           <w:sz w:val="24"/>
           <w:u w:val="single"/>
         </w:rPr>
-        <w:hyperlink r:id="rId45" w:history="1">
+        <w:hyperlink r:id="rId46" w:history="1">
           <w:r>
             <w:rPr>
               <w:rStyle w:val="Hyperlink"/>

--- a/EXPORTS/DOCX/published/niveau3/Dutch/KKZ.docx
+++ b/EXPORTS/DOCX/published/niveau3/Dutch/KKZ.docx
@@ -483,7 +483,42 @@
           <w:color w:val="000000"/>
           <w:sz w:val="24"/>
         </w:rPr>
-        <w:t>tuur die een om</w:t>
+        <w:hyperlink r:id="rId10" w:history="1">
+          <w:r>
+            <w:rPr>
+              <w:rStyle w:val="Hyperlink"/>
+            </w:rPr>
+            <w:t xml:space="preserve">tuur </w:t>
+          </w:r>
+        </w:hyperlink>
+      </w:r>
+      <w:r>
+        <w:rPr>
+          <w:u w:val="single" w:color="0000ff"/>
+          <w:rFonts w:ascii="Charis SIL Regular" w:hAnsi="Charis SIL Regular" w:eastAsia="Charis SIL Regular"/>
+          <w:b w:val="0"/>
+          <w:i w:val="0"/>
+          <w:color w:val="000000"/>
+          <w:sz w:val="24"/>
+        </w:rPr>
+        <w:hyperlink r:id="rId10" w:history="1">
+          <w:r>
+            <w:rPr>
+              <w:rStyle w:val="Hyperlink"/>
+            </w:rPr>
+            <w:t>die een o</w:t>
+          </w:r>
+        </w:hyperlink>
+      </w:r>
+      <w:r>
+        <w:rPr>
+          <w:rFonts w:ascii="Charis SIL Regular" w:hAnsi="Charis SIL Regular" w:eastAsia="Charis SIL Regular"/>
+          <w:b w:val="0"/>
+          <w:i w:val="0"/>
+          <w:color w:val="000000"/>
+          <w:sz w:val="24"/>
+        </w:rPr>
+        <w:t>m</w:t>
       </w:r>
       <w:r>
         <w:rPr>
@@ -618,7 +653,68 @@
           <w:color w:val="000000"/>
           <w:sz w:val="24"/>
         </w:rPr>
-        <w:t xml:space="preserve">schiereiland </w:t>
+        <w:hyperlink r:id="rId11" w:history="1">
+          <w:r>
+            <w:rPr>
+              <w:rStyle w:val="Hyperlink"/>
+            </w:rPr>
+            <w:t>sch</w:t>
+          </w:r>
+        </w:hyperlink>
+      </w:r>
+      <w:r>
+        <w:rPr>
+          <w:u w:val="single" w:color="0000ff"/>
+          <w:rFonts w:ascii="Charis SIL Regular" w:hAnsi="Charis SIL Regular" w:eastAsia="Charis SIL Regular"/>
+          <w:b w:val="0"/>
+          <w:i w:val="0"/>
+          <w:color w:val="000000"/>
+          <w:sz w:val="24"/>
+        </w:rPr>
+        <w:hyperlink r:id="rId11" w:history="1">
+          <w:r>
+            <w:rPr>
+              <w:rStyle w:val="Hyperlink"/>
+            </w:rPr>
+            <w:t>i</w:t>
+          </w:r>
+        </w:hyperlink>
+      </w:r>
+      <w:r>
+        <w:rPr>
+          <w:u w:val="single" w:color="0000ff"/>
+          <w:rFonts w:ascii="Charis SIL Regular" w:hAnsi="Charis SIL Regular" w:eastAsia="Charis SIL Regular"/>
+          <w:b w:val="0"/>
+          <w:i w:val="0"/>
+          <w:color w:val="000000"/>
+          <w:sz w:val="24"/>
+        </w:rPr>
+        <w:hyperlink r:id="rId11" w:history="1">
+          <w:r>
+            <w:rPr>
+              <w:rStyle w:val="Hyperlink"/>
+            </w:rPr>
+            <w:t>ereila</w:t>
+          </w:r>
+        </w:hyperlink>
+      </w:r>
+      <w:r>
+        <w:rPr>
+          <w:u w:val="single" w:color="0000ff"/>
+          <w:rFonts w:ascii="Charis SIL Regular" w:hAnsi="Charis SIL Regular" w:eastAsia="Charis SIL Regular"/>
+          <w:b w:val="0"/>
+          <w:i w:val="0"/>
+          <w:color w:val="000000"/>
+          <w:sz w:val="24"/>
+        </w:rPr>
+        <w:hyperlink r:id="rId11" w:history="1">
+          <w:r>
+            <w:rPr>
+              <w:rStyle w:val="Hyperlink"/>
+            </w:rPr>
+            <w:t xml:space="preserve">nd </w:t>
+          </w:r>
+        </w:hyperlink>
       </w:r>
       <w:r>
         <w:rPr>
@@ -629,7 +725,7 @@
           <w:sz w:val="24"/>
           <w:u w:val="single"/>
         </w:rPr>
-        <w:hyperlink r:id="rId12" w:history="1">
+        <w:hyperlink r:id="rId11" w:history="1">
           <w:r>
             <w:rPr>
               <w:rStyle w:val="Hyperlink"/>
@@ -866,7 +962,7 @@
           <w:sz w:val="24"/>
           <w:u w:val="single"/>
         </w:rPr>
-        <w:hyperlink r:id="rId9" w:history="1">
+        <w:hyperlink r:id="rId12" w:history="1">
           <w:r>
             <w:rPr>
               <w:rStyle w:val="Hyperlink"/>
@@ -877,13 +973,31 @@
       </w:r>
       <w:r>
         <w:rPr>
+          <w:u w:val="single" w:color="0000ff"/>
           <w:rFonts w:ascii="Charis SIL Regular" w:hAnsi="Charis SIL Regular" w:eastAsia="Charis SIL Regular"/>
           <w:b w:val="0"/>
           <w:i w:val="0"/>
           <w:color w:val="000000"/>
           <w:sz w:val="24"/>
         </w:rPr>
-        <w:t xml:space="preserve"> voegde</w:t>
+        <w:hyperlink r:id="rId12" w:history="1">
+          <w:r>
+            <w:rPr>
+              <w:rStyle w:val="Hyperlink"/>
+            </w:rPr>
+            <w:t xml:space="preserve"> vo</w:t>
+          </w:r>
+        </w:hyperlink>
+      </w:r>
+      <w:r>
+        <w:rPr>
+          <w:rFonts w:ascii="Charis SIL Regular" w:hAnsi="Charis SIL Regular" w:eastAsia="Charis SIL Regular"/>
+          <w:b w:val="0"/>
+          <w:i w:val="0"/>
+          <w:color w:val="000000"/>
+          <w:sz w:val="24"/>
+        </w:rPr>
+        <w:t>egde</w:t>
       </w:r>
       <w:r>
         <w:rPr>
@@ -1595,7 +1709,7 @@
           <w:sz w:val="24"/>
           <w:u w:val="single"/>
         </w:rPr>
-        <w:hyperlink r:id="rId15" w:history="1">
+        <w:hyperlink r:id="rId16" w:history="1">
           <w:r>
             <w:rPr>
               <w:rStyle w:val="Hyperlink"/>
@@ -1742,13 +1856,31 @@
       </w:r>
       <w:r>
         <w:rPr>
+          <w:u w:val="single" w:color="0000ff"/>
           <w:rFonts w:ascii="Charis SIL Regular" w:hAnsi="Charis SIL Regular" w:eastAsia="Charis SIL Regular"/>
           <w:b w:val="0"/>
           <w:i w:val="0"/>
           <w:color w:val="000000"/>
           <w:sz w:val="24"/>
         </w:rPr>
-        <w:t xml:space="preserve">werden overgedragen aan het </w:t>
+        <w:hyperlink r:id="rId15" w:history="1">
+          <w:r>
+            <w:rPr>
+              <w:rStyle w:val="Hyperlink"/>
+            </w:rPr>
+            <w:t>werde</w:t>
+          </w:r>
+        </w:hyperlink>
+      </w:r>
+      <w:r>
+        <w:rPr>
+          <w:rFonts w:ascii="Charis SIL Regular" w:hAnsi="Charis SIL Regular" w:eastAsia="Charis SIL Regular"/>
+          <w:b w:val="0"/>
+          <w:i w:val="0"/>
+          <w:color w:val="000000"/>
+          <w:sz w:val="24"/>
+        </w:rPr>
+        <w:t xml:space="preserve">n overgedragen aan het </w:t>
       </w:r>
       <w:r>
         <w:rPr>
@@ -1757,9 +1889,15 @@
           <w:i w:val="0"/>
           <w:color w:val="0000FF"/>
           <w:sz w:val="24"/>
-          <w:u w:val="single"/>
-        </w:rPr>
-        <w:t>Rijks</w:t>
+        </w:rPr>
+        <w:hyperlink r:id="rId17" w:history="1">
+          <w:r>
+            <w:rPr>
+              <w:rStyle w:val="Hyperlink"/>
+            </w:rPr>
+            <w:t>Rijks</w:t>
+          </w:r>
+        </w:hyperlink>
       </w:r>
       <w:r>
         <w:rPr>
@@ -1828,7 +1966,7 @@
           <w:sz w:val="24"/>
           <w:u w:val="single"/>
         </w:rPr>
-        <w:hyperlink r:id="rId17" w:history="1">
+        <w:hyperlink r:id="rId16" w:history="1">
           <w:r>
             <w:rPr>
               <w:rStyle w:val="Hyperlink"/>
@@ -1839,13 +1977,31 @@
       </w:r>
       <w:r>
         <w:rPr>
+          <w:u w:val="single" w:color="0000ff"/>
           <w:rFonts w:ascii="Charis SIL Regular" w:hAnsi="Charis SIL Regular" w:eastAsia="Charis SIL Regular"/>
           <w:b w:val="0"/>
           <w:i w:val="0"/>
           <w:color w:val="000000"/>
           <w:sz w:val="24"/>
         </w:rPr>
-        <w:t xml:space="preserve">, het </w:t>
+        <w:hyperlink r:id="rId16" w:history="1">
+          <w:r>
+            <w:rPr>
+              <w:rStyle w:val="Hyperlink"/>
+            </w:rPr>
+            <w:t xml:space="preserve">, </w:t>
+          </w:r>
+        </w:hyperlink>
+      </w:r>
+      <w:r>
+        <w:rPr>
+          <w:rFonts w:ascii="Charis SIL Regular" w:hAnsi="Charis SIL Regular" w:eastAsia="Charis SIL Regular"/>
+          <w:b w:val="0"/>
+          <w:i w:val="0"/>
+          <w:color w:val="000000"/>
+          <w:sz w:val="24"/>
+        </w:rPr>
+        <w:t xml:space="preserve">het </w:t>
       </w:r>
       <w:r>
         <w:rPr>
@@ -2037,6 +2193,446 @@
           <w:sz w:val="24"/>
           <w:u w:val="single"/>
         </w:rPr>
+        <w:hyperlink r:id="rId17" w:history="1">
+          <w:r>
+            <w:rPr>
+              <w:rStyle w:val="Hyperlink"/>
+            </w:rPr>
+            <w:t>en</w:t>
+          </w:r>
+        </w:hyperlink>
+      </w:r>
+      <w:r>
+        <w:rPr>
+          <w:rFonts w:ascii="Charis SIL Regular" w:hAnsi="Charis SIL Regular" w:eastAsia="Charis SIL Regular"/>
+          <w:b w:val="0"/>
+          <w:i w:val="0"/>
+          <w:color w:val="0000FF"/>
+          <w:sz w:val="24"/>
+          <w:u w:val="single"/>
+        </w:rPr>
+        <w:t xml:space="preserve"> </w:t>
+      </w:r>
+      <w:r>
+        <w:rPr>
+          <w:rFonts w:ascii="Charis SIL Regular" w:hAnsi="Charis SIL Regular" w:eastAsia="Charis SIL Regular"/>
+          <w:b w:val="0"/>
+          <w:i w:val="0"/>
+          <w:color w:val="0000FF"/>
+          <w:sz w:val="24"/>
+          <w:u w:val="single"/>
+        </w:rPr>
+        <w:hyperlink r:id="rId17" w:history="1">
+          <w:r>
+            <w:rPr>
+              <w:rStyle w:val="Hyperlink"/>
+            </w:rPr>
+            <w:t>Stenen</w:t>
+          </w:r>
+        </w:hyperlink>
+      </w:r>
+      <w:r>
+        <w:rPr>
+          <w:u w:val="single" w:color="0000ff"/>
+          <w:rFonts w:ascii="Charis SIL Regular" w:hAnsi="Charis SIL Regular" w:eastAsia="Charis SIL Regular"/>
+          <w:b w:val="0"/>
+          <w:i w:val="0"/>
+          <w:color w:val="000000"/>
+          <w:sz w:val="24"/>
+        </w:rPr>
+        <w:hyperlink r:id="rId17" w:history="1">
+          <w:r>
+            <w:rPr>
+              <w:rStyle w:val="Hyperlink"/>
+            </w:rPr>
+            <w:t>, he</w:t>
+          </w:r>
+        </w:hyperlink>
+      </w:r>
+      <w:r>
+        <w:rPr>
+          <w:u w:val="single" w:color="0000ff"/>
+          <w:rFonts w:ascii="Charis SIL Regular" w:hAnsi="Charis SIL Regular" w:eastAsia="Charis SIL Regular"/>
+          <w:b w:val="0"/>
+          <w:i w:val="0"/>
+          <w:color w:val="000000"/>
+          <w:sz w:val="24"/>
+        </w:rPr>
+        <w:hyperlink r:id="rId17" w:history="1">
+          <w:r>
+            <w:rPr>
+              <w:rStyle w:val="Hyperlink"/>
+            </w:rPr>
+            <w:t>t</w:t>
+          </w:r>
+        </w:hyperlink>
+      </w:r>
+      <w:r>
+        <w:rPr>
+          <w:rFonts w:ascii="Charis SIL Regular" w:hAnsi="Charis SIL Regular" w:eastAsia="Charis SIL Regular"/>
+          <w:b w:val="0"/>
+          <w:i w:val="0"/>
+          <w:color w:val="000000"/>
+          <w:sz w:val="24"/>
+        </w:rPr>
+        <w:t xml:space="preserve"> </w:t>
+      </w:r>
+      <w:r>
+        <w:rPr>
+          <w:rFonts w:ascii="Charis SIL Regular" w:hAnsi="Charis SIL Regular" w:eastAsia="Charis SIL Regular"/>
+          <w:b w:val="0"/>
+          <w:i w:val="0"/>
+          <w:color w:val="0000FF"/>
+          <w:sz w:val="24"/>
+          <w:u w:val="single"/>
+        </w:rPr>
+        <w:hyperlink r:id="rId17" w:history="1">
+          <w:r>
+            <w:rPr>
+              <w:rStyle w:val="Hyperlink"/>
+            </w:rPr>
+            <w:t>Rijk</w:t>
+          </w:r>
+        </w:hyperlink>
+      </w:r>
+      <w:r>
+        <w:rPr>
+          <w:rFonts w:ascii="Charis SIL Regular" w:hAnsi="Charis SIL Regular" w:eastAsia="Charis SIL Regular"/>
+          <w:b w:val="0"/>
+          <w:i w:val="0"/>
+          <w:color w:val="0000FF"/>
+          <w:sz w:val="24"/>
+          <w:u w:val="single"/>
+        </w:rPr>
+        <w:hyperlink r:id="rId17" w:history="1">
+          <w:r>
+            <w:rPr>
+              <w:rStyle w:val="Hyperlink"/>
+            </w:rPr>
+            <w:t>smuseum</w:t>
+          </w:r>
+        </w:hyperlink>
+      </w:r>
+      <w:r>
+        <w:rPr>
+          <w:rFonts w:ascii="Charis SIL Regular" w:hAnsi="Charis SIL Regular" w:eastAsia="Charis SIL Regular"/>
+          <w:b w:val="0"/>
+          <w:i w:val="0"/>
+          <w:color w:val="0000FF"/>
+          <w:sz w:val="24"/>
+          <w:u w:val="single"/>
+        </w:rPr>
+        <w:t xml:space="preserve"> </w:t>
+      </w:r>
+      <w:r>
+        <w:rPr>
+          <w:rFonts w:ascii="Charis SIL Regular" w:hAnsi="Charis SIL Regular" w:eastAsia="Charis SIL Regular"/>
+          <w:b w:val="0"/>
+          <w:i w:val="0"/>
+          <w:color w:val="0000FF"/>
+          <w:sz w:val="24"/>
+          <w:u w:val="single"/>
+        </w:rPr>
+        <w:hyperlink r:id="rId19" w:history="1">
+          <w:r>
+            <w:rPr>
+              <w:rStyle w:val="Hyperlink"/>
+            </w:rPr>
+            <w:t>v</w:t>
+          </w:r>
+        </w:hyperlink>
+      </w:r>
+      <w:r>
+        <w:rPr>
+          <w:rFonts w:ascii="Charis SIL Regular" w:hAnsi="Charis SIL Regular" w:eastAsia="Charis SIL Regular"/>
+          <w:b w:val="0"/>
+          <w:i w:val="0"/>
+          <w:color w:val="0000FF"/>
+          <w:sz w:val="24"/>
+          <w:u w:val="single"/>
+        </w:rPr>
+        <w:hyperlink r:id="rId19" w:history="1">
+          <w:r>
+            <w:rPr>
+              <w:rStyle w:val="Hyperlink"/>
+            </w:rPr>
+            <w:t>an</w:t>
+          </w:r>
+        </w:hyperlink>
+      </w:r>
+      <w:r>
+        <w:rPr>
+          <w:rFonts w:ascii="Charis SIL Regular" w:hAnsi="Charis SIL Regular" w:eastAsia="Charis SIL Regular"/>
+          <w:b w:val="0"/>
+          <w:i w:val="0"/>
+          <w:color w:val="0000FF"/>
+          <w:sz w:val="24"/>
+          <w:u w:val="single"/>
+        </w:rPr>
+        <w:t xml:space="preserve"> </w:t>
+      </w:r>
+      <w:r>
+        <w:rPr>
+          <w:rFonts w:ascii="Charis SIL Regular" w:hAnsi="Charis SIL Regular" w:eastAsia="Charis SIL Regular"/>
+          <w:b w:val="0"/>
+          <w:i w:val="0"/>
+          <w:color w:val="0000FF"/>
+          <w:sz w:val="24"/>
+          <w:u w:val="single"/>
+        </w:rPr>
+        <w:hyperlink r:id="rId19" w:history="1">
+          <w:r>
+            <w:rPr>
+              <w:rStyle w:val="Hyperlink"/>
+            </w:rPr>
+            <w:t>N</w:t>
+          </w:r>
+        </w:hyperlink>
+      </w:r>
+      <w:r>
+        <w:rPr>
+          <w:rFonts w:ascii="Charis SIL Regular" w:hAnsi="Charis SIL Regular" w:eastAsia="Charis SIL Regular"/>
+          <w:b w:val="0"/>
+          <w:i w:val="0"/>
+          <w:color w:val="0000FF"/>
+          <w:sz w:val="24"/>
+          <w:u w:val="single"/>
+        </w:rPr>
+        <w:hyperlink r:id="rId18" w:history="1">
+          <w:r>
+            <w:rPr>
+              <w:rStyle w:val="Hyperlink"/>
+            </w:rPr>
+            <w:t>atuurlijke</w:t>
+          </w:r>
+        </w:hyperlink>
+      </w:r>
+      <w:r>
+        <w:rPr>
+          <w:rFonts w:ascii="Charis SIL Regular" w:hAnsi="Charis SIL Regular" w:eastAsia="Charis SIL Regular"/>
+          <w:b w:val="0"/>
+          <w:i w:val="0"/>
+          <w:color w:val="0000FF"/>
+          <w:sz w:val="24"/>
+          <w:u w:val="single"/>
+        </w:rPr>
+        <w:t xml:space="preserve"> </w:t>
+      </w:r>
+      <w:r>
+        <w:rPr>
+          <w:rFonts w:ascii="Charis SIL Regular" w:hAnsi="Charis SIL Regular" w:eastAsia="Charis SIL Regular"/>
+          <w:b w:val="0"/>
+          <w:i w:val="0"/>
+          <w:color w:val="0000FF"/>
+          <w:sz w:val="24"/>
+          <w:u w:val="single"/>
+        </w:rPr>
+        <w:hyperlink r:id="rId18" w:history="1">
+          <w:r>
+            <w:rPr>
+              <w:rStyle w:val="Hyperlink"/>
+            </w:rPr>
+            <w:t>Historie</w:t>
+          </w:r>
+        </w:hyperlink>
+      </w:r>
+      <w:r>
+        <w:rPr>
+          <w:u w:val="single" w:color="0000ff"/>
+          <w:rFonts w:ascii="Charis SIL Regular" w:hAnsi="Charis SIL Regular" w:eastAsia="Charis SIL Regular"/>
+          <w:b w:val="0"/>
+          <w:i w:val="0"/>
+          <w:color w:val="000000"/>
+          <w:sz w:val="24"/>
+        </w:rPr>
+        <w:hyperlink r:id="rId18" w:history="1">
+          <w:r>
+            <w:rPr>
+              <w:rStyle w:val="Hyperlink"/>
+            </w:rPr>
+            <w:t>,</w:t>
+          </w:r>
+        </w:hyperlink>
+      </w:r>
+      <w:r>
+        <w:rPr>
+          <w:u w:val="single" w:color="0000ff"/>
+          <w:rFonts w:ascii="Charis SIL Regular" w:hAnsi="Charis SIL Regular" w:eastAsia="Charis SIL Regular"/>
+          <w:b w:val="0"/>
+          <w:i w:val="0"/>
+          <w:color w:val="000000"/>
+          <w:sz w:val="24"/>
+        </w:rPr>
+        <w:hyperlink r:id="rId18" w:history="1">
+          <w:r>
+            <w:rPr>
+              <w:rStyle w:val="Hyperlink"/>
+            </w:rPr>
+            <w:t xml:space="preserve"> het </w:t>
+          </w:r>
+        </w:hyperlink>
+      </w:r>
+      <w:r>
+        <w:rPr>
+          <w:rFonts w:ascii="Charis SIL Regular" w:hAnsi="Charis SIL Regular" w:eastAsia="Charis SIL Regular"/>
+          <w:b w:val="0"/>
+          <w:i w:val="0"/>
+          <w:color w:val="0000FF"/>
+          <w:sz w:val="24"/>
+          <w:u w:val="single"/>
+        </w:rPr>
+        <w:hyperlink r:id="rId18" w:history="1">
+          <w:r>
+            <w:rPr>
+              <w:rStyle w:val="Hyperlink"/>
+            </w:rPr>
+            <w:t>Rijksmu</w:t>
+          </w:r>
+        </w:hyperlink>
+      </w:r>
+      <w:r>
+        <w:rPr>
+          <w:rFonts w:ascii="Charis SIL Regular" w:hAnsi="Charis SIL Regular" w:eastAsia="Charis SIL Regular"/>
+          <w:b w:val="0"/>
+          <w:i w:val="0"/>
+          <w:color w:val="0000FF"/>
+          <w:sz w:val="24"/>
+          <w:u w:val="single"/>
+        </w:rPr>
+        <w:hyperlink r:id="rId18" w:history="1">
+          <w:r>
+            <w:rPr>
+              <w:rStyle w:val="Hyperlink"/>
+            </w:rPr>
+            <w:t>s</w:t>
+          </w:r>
+        </w:hyperlink>
+      </w:r>
+      <w:r>
+        <w:rPr>
+          <w:rFonts w:ascii="Charis SIL Regular" w:hAnsi="Charis SIL Regular" w:eastAsia="Charis SIL Regular"/>
+          <w:b w:val="0"/>
+          <w:i w:val="0"/>
+          <w:color w:val="0000FF"/>
+          <w:sz w:val="24"/>
+          <w:u w:val="single"/>
+        </w:rPr>
+        <w:hyperlink r:id="rId18" w:history="1">
+          <w:r>
+            <w:rPr>
+              <w:rStyle w:val="Hyperlink"/>
+            </w:rPr>
+            <w:t>eum</w:t>
+          </w:r>
+        </w:hyperlink>
+      </w:r>
+      <w:r>
+        <w:rPr>
+          <w:rFonts w:ascii="Charis SIL Regular" w:hAnsi="Charis SIL Regular" w:eastAsia="Charis SIL Regular"/>
+          <w:b w:val="0"/>
+          <w:i w:val="0"/>
+          <w:color w:val="0000FF"/>
+          <w:sz w:val="24"/>
+          <w:u w:val="single"/>
+        </w:rPr>
+        <w:t xml:space="preserve"> </w:t>
+      </w:r>
+      <w:r>
+        <w:rPr>
+          <w:rFonts w:ascii="Charis SIL Regular" w:hAnsi="Charis SIL Regular" w:eastAsia="Charis SIL Regular"/>
+          <w:b w:val="0"/>
+          <w:i w:val="0"/>
+          <w:color w:val="0000FF"/>
+          <w:sz w:val="24"/>
+          <w:u w:val="single"/>
+        </w:rPr>
+        <w:hyperlink r:id="rId18" w:history="1">
+          <w:r>
+            <w:rPr>
+              <w:rStyle w:val="Hyperlink"/>
+            </w:rPr>
+            <w:t>voor</w:t>
+          </w:r>
+        </w:hyperlink>
+      </w:r>
+      <w:r>
+        <w:rPr>
+          <w:rFonts w:ascii="Charis SIL Regular" w:hAnsi="Charis SIL Regular" w:eastAsia="Charis SIL Regular"/>
+          <w:b w:val="0"/>
+          <w:i w:val="0"/>
+          <w:color w:val="0000FF"/>
+          <w:sz w:val="24"/>
+          <w:u w:val="single"/>
+        </w:rPr>
+        <w:t xml:space="preserve"> </w:t>
+      </w:r>
+      <w:r>
+        <w:rPr>
+          <w:rFonts w:ascii="Charis SIL Regular" w:hAnsi="Charis SIL Regular" w:eastAsia="Charis SIL Regular"/>
+          <w:b w:val="0"/>
+          <w:i w:val="0"/>
+          <w:color w:val="0000FF"/>
+          <w:sz w:val="24"/>
+          <w:u w:val="single"/>
+        </w:rPr>
+        <w:t>G</w:t>
+      </w:r>
+      <w:r>
+        <w:rPr>
+          <w:rFonts w:ascii="Charis SIL Regular" w:hAnsi="Charis SIL Regular" w:eastAsia="Charis SIL Regular"/>
+          <w:b w:val="0"/>
+          <w:i w:val="0"/>
+          <w:color w:val="0000FF"/>
+          <w:sz w:val="24"/>
+          <w:u w:val="single"/>
+        </w:rPr>
+        <w:hyperlink r:id="rId18" w:history="1">
+          <w:r>
+            <w:rPr>
+              <w:rStyle w:val="Hyperlink"/>
+            </w:rPr>
+            <w:t>eo</w:t>
+          </w:r>
+        </w:hyperlink>
+      </w:r>
+      <w:r>
+        <w:rPr>
+          <w:rFonts w:ascii="Charis SIL Regular" w:hAnsi="Charis SIL Regular" w:eastAsia="Charis SIL Regular"/>
+          <w:b w:val="0"/>
+          <w:i w:val="0"/>
+          <w:color w:val="0000FF"/>
+          <w:sz w:val="24"/>
+          <w:u w:val="single"/>
+        </w:rPr>
+        <w:hyperlink r:id="rId18" w:history="1">
+          <w:r>
+            <w:rPr>
+              <w:rStyle w:val="Hyperlink"/>
+            </w:rPr>
+            <w:t>logie</w:t>
+          </w:r>
+        </w:hyperlink>
+      </w:r>
+      <w:r>
+        <w:rPr>
+          <w:rFonts w:ascii="Charis SIL Regular" w:hAnsi="Charis SIL Regular" w:eastAsia="Charis SIL Regular"/>
+          <w:b w:val="0"/>
+          <w:i w:val="0"/>
+          <w:color w:val="0000FF"/>
+          <w:sz w:val="24"/>
+          <w:u w:val="single"/>
+        </w:rPr>
+        <w:t xml:space="preserve"> </w:t>
+      </w:r>
+      <w:r>
+        <w:rPr>
+          <w:rFonts w:ascii="Charis SIL Regular" w:hAnsi="Charis SIL Regular" w:eastAsia="Charis SIL Regular"/>
+          <w:b w:val="0"/>
+          <w:i w:val="0"/>
+          <w:color w:val="0000FF"/>
+          <w:sz w:val="24"/>
+          <w:u w:val="single"/>
+        </w:rPr>
         <w:hyperlink r:id="rId18" w:history="1">
           <w:r>
             <w:rPr>
@@ -2071,372 +2667,6 @@
             <w:rPr>
               <w:rStyle w:val="Hyperlink"/>
             </w:rPr>
-            <w:t>Stenen</w:t>
-          </w:r>
-        </w:hyperlink>
-      </w:r>
-      <w:r>
-        <w:rPr>
-          <w:u w:val="single" w:color="0000ff"/>
-          <w:rFonts w:ascii="Charis SIL Regular" w:hAnsi="Charis SIL Regular" w:eastAsia="Charis SIL Regular"/>
-          <w:b w:val="0"/>
-          <w:i w:val="0"/>
-          <w:color w:val="000000"/>
-          <w:sz w:val="24"/>
-        </w:rPr>
-        <w:t xml:space="preserve">, het </w:t>
-      </w:r>
-      <w:r>
-        <w:rPr>
-          <w:rFonts w:ascii="Charis SIL Regular" w:hAnsi="Charis SIL Regular" w:eastAsia="Charis SIL Regular"/>
-          <w:b w:val="0"/>
-          <w:i w:val="0"/>
-          <w:color w:val="0000FF"/>
-          <w:sz w:val="24"/>
-          <w:u w:val="single"/>
-        </w:rPr>
-        <w:hyperlink r:id="rId19" w:history="1">
-          <w:r>
-            <w:rPr>
-              <w:rStyle w:val="Hyperlink"/>
-            </w:rPr>
-            <w:t>Rijk</w:t>
-          </w:r>
-        </w:hyperlink>
-      </w:r>
-      <w:r>
-        <w:rPr>
-          <w:rFonts w:ascii="Charis SIL Regular" w:hAnsi="Charis SIL Regular" w:eastAsia="Charis SIL Regular"/>
-          <w:b w:val="0"/>
-          <w:i w:val="0"/>
-          <w:color w:val="0000FF"/>
-          <w:sz w:val="24"/>
-          <w:u w:val="single"/>
-        </w:rPr>
-        <w:hyperlink r:id="rId17" w:history="1">
-          <w:r>
-            <w:rPr>
-              <w:rStyle w:val="Hyperlink"/>
-            </w:rPr>
-            <w:t>smuseum</w:t>
-          </w:r>
-        </w:hyperlink>
-      </w:r>
-      <w:r>
-        <w:rPr>
-          <w:rFonts w:ascii="Charis SIL Regular" w:hAnsi="Charis SIL Regular" w:eastAsia="Charis SIL Regular"/>
-          <w:b w:val="0"/>
-          <w:i w:val="0"/>
-          <w:color w:val="0000FF"/>
-          <w:sz w:val="24"/>
-          <w:u w:val="single"/>
-        </w:rPr>
-        <w:t xml:space="preserve"> </w:t>
-      </w:r>
-      <w:r>
-        <w:rPr>
-          <w:rFonts w:ascii="Charis SIL Regular" w:hAnsi="Charis SIL Regular" w:eastAsia="Charis SIL Regular"/>
-          <w:b w:val="0"/>
-          <w:i w:val="0"/>
-          <w:color w:val="0000FF"/>
-          <w:sz w:val="24"/>
-          <w:u w:val="single"/>
-        </w:rPr>
-        <w:hyperlink r:id="rId19" w:history="1">
-          <w:r>
-            <w:rPr>
-              <w:rStyle w:val="Hyperlink"/>
-            </w:rPr>
-            <w:t>v</w:t>
-          </w:r>
-        </w:hyperlink>
-      </w:r>
-      <w:r>
-        <w:rPr>
-          <w:rFonts w:ascii="Charis SIL Regular" w:hAnsi="Charis SIL Regular" w:eastAsia="Charis SIL Regular"/>
-          <w:b w:val="0"/>
-          <w:i w:val="0"/>
-          <w:color w:val="0000FF"/>
-          <w:sz w:val="24"/>
-        </w:rPr>
-        <w:t>an N</w:t>
-      </w:r>
-      <w:r>
-        <w:rPr>
-          <w:rFonts w:ascii="Charis SIL Regular" w:hAnsi="Charis SIL Regular" w:eastAsia="Charis SIL Regular"/>
-          <w:b w:val="0"/>
-          <w:i w:val="0"/>
-          <w:color w:val="0000FF"/>
-          <w:sz w:val="24"/>
-          <w:u w:val="single"/>
-        </w:rPr>
-        <w:hyperlink r:id="rId18" w:history="1">
-          <w:r>
-            <w:rPr>
-              <w:rStyle w:val="Hyperlink"/>
-            </w:rPr>
-            <w:t>atuurlijke</w:t>
-          </w:r>
-        </w:hyperlink>
-      </w:r>
-      <w:r>
-        <w:rPr>
-          <w:rFonts w:ascii="Charis SIL Regular" w:hAnsi="Charis SIL Regular" w:eastAsia="Charis SIL Regular"/>
-          <w:b w:val="0"/>
-          <w:i w:val="0"/>
-          <w:color w:val="0000FF"/>
-          <w:sz w:val="24"/>
-          <w:u w:val="single"/>
-        </w:rPr>
-        <w:t xml:space="preserve"> </w:t>
-      </w:r>
-      <w:r>
-        <w:rPr>
-          <w:rFonts w:ascii="Charis SIL Regular" w:hAnsi="Charis SIL Regular" w:eastAsia="Charis SIL Regular"/>
-          <w:b w:val="0"/>
-          <w:i w:val="0"/>
-          <w:color w:val="0000FF"/>
-          <w:sz w:val="24"/>
-          <w:u w:val="single"/>
-        </w:rPr>
-        <w:hyperlink r:id="rId18" w:history="1">
-          <w:r>
-            <w:rPr>
-              <w:rStyle w:val="Hyperlink"/>
-            </w:rPr>
-            <w:t>Historie</w:t>
-          </w:r>
-        </w:hyperlink>
-      </w:r>
-      <w:r>
-        <w:rPr>
-          <w:u w:val="single" w:color="0000ff"/>
-          <w:rFonts w:ascii="Charis SIL Regular" w:hAnsi="Charis SIL Regular" w:eastAsia="Charis SIL Regular"/>
-          <w:b w:val="0"/>
-          <w:i w:val="0"/>
-          <w:color w:val="000000"/>
-          <w:sz w:val="24"/>
-        </w:rPr>
-        <w:hyperlink r:id="rId18" w:history="1">
-          <w:r>
-            <w:rPr>
-              <w:rStyle w:val="Hyperlink"/>
-            </w:rPr>
-            <w:t>,</w:t>
-          </w:r>
-        </w:hyperlink>
-      </w:r>
-      <w:r>
-        <w:rPr>
-          <w:u w:val="single" w:color="0000ff"/>
-          <w:rFonts w:ascii="Charis SIL Regular" w:hAnsi="Charis SIL Regular" w:eastAsia="Charis SIL Regular"/>
-          <w:b w:val="0"/>
-          <w:i w:val="0"/>
-          <w:color w:val="000000"/>
-          <w:sz w:val="24"/>
-        </w:rPr>
-        <w:hyperlink r:id="rId18" w:history="1">
-          <w:r>
-            <w:rPr>
-              <w:rStyle w:val="Hyperlink"/>
-            </w:rPr>
-            <w:t xml:space="preserve"> het </w:t>
-          </w:r>
-        </w:hyperlink>
-      </w:r>
-      <w:r>
-        <w:rPr>
-          <w:rFonts w:ascii="Charis SIL Regular" w:hAnsi="Charis SIL Regular" w:eastAsia="Charis SIL Regular"/>
-          <w:b w:val="0"/>
-          <w:i w:val="0"/>
-          <w:color w:val="0000FF"/>
-          <w:sz w:val="24"/>
-          <w:u w:val="single"/>
-        </w:rPr>
-        <w:hyperlink r:id="rId18" w:history="1">
-          <w:r>
-            <w:rPr>
-              <w:rStyle w:val="Hyperlink"/>
-            </w:rPr>
-            <w:t>Rijksmu</w:t>
-          </w:r>
-        </w:hyperlink>
-      </w:r>
-      <w:r>
-        <w:rPr>
-          <w:rFonts w:ascii="Charis SIL Regular" w:hAnsi="Charis SIL Regular" w:eastAsia="Charis SIL Regular"/>
-          <w:b w:val="0"/>
-          <w:i w:val="0"/>
-          <w:color w:val="0000FF"/>
-          <w:sz w:val="24"/>
-          <w:u w:val="single"/>
-        </w:rPr>
-        <w:hyperlink r:id="rId18" w:history="1">
-          <w:r>
-            <w:rPr>
-              <w:rStyle w:val="Hyperlink"/>
-            </w:rPr>
-            <w:t>s</w:t>
-          </w:r>
-        </w:hyperlink>
-      </w:r>
-      <w:r>
-        <w:rPr>
-          <w:rFonts w:ascii="Charis SIL Regular" w:hAnsi="Charis SIL Regular" w:eastAsia="Charis SIL Regular"/>
-          <w:b w:val="0"/>
-          <w:i w:val="0"/>
-          <w:color w:val="0000FF"/>
-          <w:sz w:val="24"/>
-          <w:u w:val="single"/>
-        </w:rPr>
-        <w:hyperlink r:id="rId18" w:history="1">
-          <w:r>
-            <w:rPr>
-              <w:rStyle w:val="Hyperlink"/>
-            </w:rPr>
-            <w:t>eum</w:t>
-          </w:r>
-        </w:hyperlink>
-      </w:r>
-      <w:r>
-        <w:rPr>
-          <w:rFonts w:ascii="Charis SIL Regular" w:hAnsi="Charis SIL Regular" w:eastAsia="Charis SIL Regular"/>
-          <w:b w:val="0"/>
-          <w:i w:val="0"/>
-          <w:color w:val="0000FF"/>
-          <w:sz w:val="24"/>
-          <w:u w:val="single"/>
-        </w:rPr>
-        <w:t xml:space="preserve"> </w:t>
-      </w:r>
-      <w:r>
-        <w:rPr>
-          <w:rFonts w:ascii="Charis SIL Regular" w:hAnsi="Charis SIL Regular" w:eastAsia="Charis SIL Regular"/>
-          <w:b w:val="0"/>
-          <w:i w:val="0"/>
-          <w:color w:val="0000FF"/>
-          <w:sz w:val="24"/>
-          <w:u w:val="single"/>
-        </w:rPr>
-        <w:hyperlink r:id="rId18" w:history="1">
-          <w:r>
-            <w:rPr>
-              <w:rStyle w:val="Hyperlink"/>
-            </w:rPr>
-            <w:t>voor</w:t>
-          </w:r>
-        </w:hyperlink>
-      </w:r>
-      <w:r>
-        <w:rPr>
-          <w:rFonts w:ascii="Charis SIL Regular" w:hAnsi="Charis SIL Regular" w:eastAsia="Charis SIL Regular"/>
-          <w:b w:val="0"/>
-          <w:i w:val="0"/>
-          <w:color w:val="0000FF"/>
-          <w:sz w:val="24"/>
-        </w:rPr>
-        <w:t xml:space="preserve"> </w:t>
-      </w:r>
-      <w:r>
-        <w:rPr>
-          <w:rFonts w:ascii="Charis SIL Regular" w:hAnsi="Charis SIL Regular" w:eastAsia="Charis SIL Regular"/>
-          <w:b w:val="0"/>
-          <w:i w:val="0"/>
-          <w:color w:val="0000FF"/>
-          <w:sz w:val="24"/>
-        </w:rPr>
-        <w:t>G</w:t>
-      </w:r>
-      <w:r>
-        <w:rPr>
-          <w:rFonts w:ascii="Charis SIL Regular" w:hAnsi="Charis SIL Regular" w:eastAsia="Charis SIL Regular"/>
-          <w:b w:val="0"/>
-          <w:i w:val="0"/>
-          <w:color w:val="0000FF"/>
-          <w:sz w:val="24"/>
-          <w:u w:val="single"/>
-        </w:rPr>
-        <w:hyperlink r:id="rId18" w:history="1">
-          <w:r>
-            <w:rPr>
-              <w:rStyle w:val="Hyperlink"/>
-            </w:rPr>
-            <w:t>eo</w:t>
-          </w:r>
-        </w:hyperlink>
-      </w:r>
-      <w:r>
-        <w:rPr>
-          <w:rFonts w:ascii="Charis SIL Regular" w:hAnsi="Charis SIL Regular" w:eastAsia="Charis SIL Regular"/>
-          <w:b w:val="0"/>
-          <w:i w:val="0"/>
-          <w:color w:val="0000FF"/>
-          <w:sz w:val="24"/>
-          <w:u w:val="single"/>
-        </w:rPr>
-        <w:hyperlink r:id="rId18" w:history="1">
-          <w:r>
-            <w:rPr>
-              <w:rStyle w:val="Hyperlink"/>
-            </w:rPr>
-            <w:t>logie</w:t>
-          </w:r>
-        </w:hyperlink>
-      </w:r>
-      <w:r>
-        <w:rPr>
-          <w:rFonts w:ascii="Charis SIL Regular" w:hAnsi="Charis SIL Regular" w:eastAsia="Charis SIL Regular"/>
-          <w:b w:val="0"/>
-          <w:i w:val="0"/>
-          <w:color w:val="0000FF"/>
-          <w:sz w:val="24"/>
-          <w:u w:val="single"/>
-        </w:rPr>
-        <w:t xml:space="preserve"> </w:t>
-      </w:r>
-      <w:r>
-        <w:rPr>
-          <w:rFonts w:ascii="Charis SIL Regular" w:hAnsi="Charis SIL Regular" w:eastAsia="Charis SIL Regular"/>
-          <w:b w:val="0"/>
-          <w:i w:val="0"/>
-          <w:color w:val="0000FF"/>
-          <w:sz w:val="24"/>
-          <w:u w:val="single"/>
-        </w:rPr>
-        <w:hyperlink r:id="rId18" w:history="1">
-          <w:r>
-            <w:rPr>
-              <w:rStyle w:val="Hyperlink"/>
-            </w:rPr>
-            <w:t>en</w:t>
-          </w:r>
-        </w:hyperlink>
-      </w:r>
-      <w:r>
-        <w:rPr>
-          <w:rFonts w:ascii="Charis SIL Regular" w:hAnsi="Charis SIL Regular" w:eastAsia="Charis SIL Regular"/>
-          <w:b w:val="0"/>
-          <w:i w:val="0"/>
-          <w:color w:val="0000FF"/>
-          <w:sz w:val="24"/>
-          <w:u w:val="single"/>
-        </w:rPr>
-        <w:t xml:space="preserve"> </w:t>
-      </w:r>
-      <w:r>
-        <w:rPr>
-          <w:rFonts w:ascii="Charis SIL Regular" w:hAnsi="Charis SIL Regular" w:eastAsia="Charis SIL Regular"/>
-          <w:b w:val="0"/>
-          <w:i w:val="0"/>
-          <w:color w:val="0000FF"/>
-          <w:sz w:val="24"/>
-          <w:u w:val="single"/>
-        </w:rPr>
-        <w:hyperlink r:id="rId18" w:history="1">
-          <w:r>
-            <w:rPr>
-              <w:rStyle w:val="Hyperlink"/>
-            </w:rPr>
             <w:t>M</w:t>
           </w:r>
         </w:hyperlink>
@@ -2485,7 +2715,25 @@
           <w:color w:val="000000"/>
           <w:sz w:val="24"/>
         </w:rPr>
-        <w:t xml:space="preserve"> en het </w:t>
+        <w:t xml:space="preserve"> e</w:t>
+      </w:r>
+      <w:r>
+        <w:rPr>
+          <w:u w:val="single" w:color="0000ff"/>
+          <w:rFonts w:ascii="Charis SIL Regular" w:hAnsi="Charis SIL Regular" w:eastAsia="Charis SIL Regular"/>
+          <w:b w:val="0"/>
+          <w:i w:val="0"/>
+          <w:color w:val="000000"/>
+          <w:sz w:val="24"/>
+        </w:rPr>
+        <w:hyperlink r:id="rId19" w:history="1">
+          <w:r>
+            <w:rPr>
+              <w:rStyle w:val="Hyperlink"/>
+            </w:rPr>
+            <w:t xml:space="preserve">n het </w:t>
+          </w:r>
+        </w:hyperlink>
       </w:r>
       <w:r>
         <w:rPr>
@@ -2903,13 +3151,39 @@
       </w:r>
       <w:r>
         <w:rPr>
+          <w:u w:val="single" w:color="0000ff"/>
           <w:rFonts w:ascii="Charis SIL Regular" w:hAnsi="Charis SIL Regular" w:eastAsia="Charis SIL Regular"/>
           <w:b w:val="0"/>
           <w:i w:val="0"/>
           <w:color w:val="000000"/>
           <w:sz w:val="24"/>
         </w:rPr>
-        <w:t>Ook ve</w:t>
+        <w:hyperlink r:id="rId21" w:history="1">
+          <w:r>
+            <w:rPr>
+              <w:rStyle w:val="Hyperlink"/>
+            </w:rPr>
+            <w:t>Ook</w:t>
+          </w:r>
+        </w:hyperlink>
+      </w:r>
+      <w:r>
+        <w:rPr>
+          <w:u w:val="single" w:color="0000ff"/>
+          <w:rFonts w:ascii="Charis SIL Regular" w:hAnsi="Charis SIL Regular" w:eastAsia="Charis SIL Regular"/>
+          <w:b w:val="0"/>
+          <w:i w:val="0"/>
+          <w:color w:val="000000"/>
+          <w:sz w:val="24"/>
+        </w:rPr>
+        <w:hyperlink r:id="rId21" w:history="1">
+          <w:r>
+            <w:rPr>
+              <w:rStyle w:val="Hyperlink"/>
+            </w:rPr>
+            <w:t xml:space="preserve"> ve</w:t>
+          </w:r>
+        </w:hyperlink>
       </w:r>
       <w:r>
         <w:rPr>
@@ -3006,13 +3280,21 @@
       </w:r>
       <w:r>
         <w:rPr>
+          <w:u w:val="single" w:color="0000ff"/>
           <w:rFonts w:ascii="Charis SIL Regular" w:hAnsi="Charis SIL Regular" w:eastAsia="Charis SIL Regular"/>
           <w:b w:val="0"/>
           <w:i w:val="0"/>
           <w:color w:val="000000"/>
           <w:sz w:val="24"/>
         </w:rPr>
-        <w:t>ijd</w:t>
+        <w:hyperlink r:id="rId22" w:history="1">
+          <w:r>
+            <w:rPr>
+              <w:rStyle w:val="Hyperlink"/>
+            </w:rPr>
+            <w:t>ijd</w:t>
+          </w:r>
+        </w:hyperlink>
       </w:r>
       <w:r>
         <w:rPr>
@@ -3213,6 +3495,7 @@
       </w:r>
       <w:r>
         <w:rPr>
+          <w:u w:val="single" w:color="0000ff"/>
           <w:rFonts w:ascii="Charis SIL Regular" w:hAnsi="Charis SIL Regular" w:eastAsia="Charis SIL Regular"/>
           <w:b w:val="0"/>
           <w:i w:val="0"/>
@@ -3314,7 +3597,36 @@
           <w:color w:val="000000"/>
           <w:sz w:val="24"/>
         </w:rPr>
-        <w:t>in de periode 1876-1879 een nieuwe objectin</w:t>
+        <w:t>in de periode 1876-1879 een ni</w:t>
+      </w:r>
+      <w:r>
+        <w:rPr>
+          <w:u w:val="single" w:color="0000ff"/>
+          <w:rFonts w:ascii="Charis SIL Regular" w:hAnsi="Charis SIL Regular" w:eastAsia="Charis SIL Regular"/>
+          <w:b w:val="0"/>
+          <w:i w:val="0"/>
+          <w:color w:val="000000"/>
+          <w:sz w:val="24"/>
+        </w:rPr>
+        <w:t>e</w:t>
+      </w:r>
+      <w:r>
+        <w:rPr>
+          <w:u w:val="single" w:color="0000ff"/>
+          <w:rFonts w:ascii="Charis SIL Regular" w:hAnsi="Charis SIL Regular" w:eastAsia="Charis SIL Regular"/>
+          <w:b w:val="0"/>
+          <w:i w:val="0"/>
+          <w:color w:val="000000"/>
+          <w:sz w:val="24"/>
+        </w:rPr>
+        <w:hyperlink r:id="rId24" w:history="1">
+          <w:r>
+            <w:rPr>
+              <w:rStyle w:val="Hyperlink"/>
+            </w:rPr>
+            <w:t>uwe objectin</w:t>
+          </w:r>
+        </w:hyperlink>
       </w:r>
       <w:r>
         <w:rPr>
@@ -3681,7 +3993,14 @@
           <w:color w:val="000000"/>
           <w:sz w:val="24"/>
         </w:rPr>
-        <w:t>n die relev</w:t>
+        <w:hyperlink r:id="rId26" w:history="1">
+          <w:r>
+            <w:rPr>
+              <w:rStyle w:val="Hyperlink"/>
+            </w:rPr>
+            <w:t>n die relev</w:t>
+          </w:r>
+        </w:hyperlink>
       </w:r>
       <w:r>
         <w:rPr>
@@ -4999,7 +5318,14 @@
           <w:sz w:val="24"/>
           <w:u w:val="single"/>
         </w:rPr>
-        <w:t>file/NL-HaNA_2.04.01_4030_000</w:t>
+        <w:hyperlink r:id="rId31" w:history="1">
+          <w:r>
+            <w:rPr>
+              <w:rStyle w:val="Hyperlink"/>
+            </w:rPr>
+            <w:t>f</w:t>
+          </w:r>
+        </w:hyperlink>
       </w:r>
       <w:r>
         <w:rPr>
@@ -5008,8 +5334,104 @@
           <w:i w:val="0"/>
           <w:color w:val="0000FF"/>
           <w:sz w:val="24"/>
-        </w:rPr>
-        <w:t>1</w:t>
+          <w:u w:val="single"/>
+        </w:rPr>
+        <w:hyperlink r:id="rId31" w:history="1">
+          <w:r>
+            <w:rPr>
+              <w:rStyle w:val="Hyperlink"/>
+            </w:rPr>
+            <w:t>i</w:t>
+          </w:r>
+        </w:hyperlink>
+      </w:r>
+      <w:r>
+        <w:rPr>
+          <w:rFonts w:ascii="Charis SIL Regular" w:hAnsi="Charis SIL Regular" w:eastAsia="Charis SIL Regular"/>
+          <w:b w:val="0"/>
+          <w:i w:val="0"/>
+          <w:color w:val="0000FF"/>
+          <w:sz w:val="24"/>
+        </w:rPr>
+        <w:hyperlink r:id="rId31" w:history="1">
+          <w:r>
+            <w:rPr>
+              <w:rStyle w:val="Hyperlink"/>
+            </w:rPr>
+            <w:t>l</w:t>
+          </w:r>
+        </w:hyperlink>
+      </w:r>
+      <w:r>
+        <w:rPr>
+          <w:rFonts w:ascii="Charis SIL Regular" w:hAnsi="Charis SIL Regular" w:eastAsia="Charis SIL Regular"/>
+          <w:b w:val="0"/>
+          <w:i w:val="0"/>
+          <w:color w:val="0000FF"/>
+          <w:sz w:val="24"/>
+        </w:rPr>
+        <w:hyperlink r:id="rId31" w:history="1">
+          <w:r>
+            <w:rPr>
+              <w:rStyle w:val="Hyperlink"/>
+            </w:rPr>
+            <w:t>e</w:t>
+          </w:r>
+        </w:hyperlink>
+      </w:r>
+      <w:r>
+        <w:rPr>
+          <w:rFonts w:ascii="Charis SIL Regular" w:hAnsi="Charis SIL Regular" w:eastAsia="Charis SIL Regular"/>
+          <w:b w:val="0"/>
+          <w:i w:val="0"/>
+          <w:color w:val="0000FF"/>
+          <w:sz w:val="24"/>
+          <w:u w:val="single"/>
+        </w:rPr>
+        <w:hyperlink r:id="rId31" w:history="1">
+          <w:r>
+            <w:rPr>
+              <w:rStyle w:val="Hyperlink"/>
+            </w:rPr>
+            <w:t>/</w:t>
+          </w:r>
+        </w:hyperlink>
+      </w:r>
+      <w:r>
+        <w:rPr>
+          <w:rFonts w:ascii="Charis SIL Regular" w:hAnsi="Charis SIL Regular" w:eastAsia="Charis SIL Regular"/>
+          <w:b w:val="0"/>
+          <w:i w:val="0"/>
+          <w:color w:val="0000FF"/>
+          <w:sz w:val="24"/>
+          <w:u w:val="single"/>
+        </w:rPr>
+        <w:hyperlink r:id="rId31" w:history="1">
+          <w:r>
+            <w:rPr>
+              <w:rStyle w:val="Hyperlink"/>
+            </w:rPr>
+            <w:t>NL-</w:t>
+          </w:r>
+        </w:hyperlink>
+      </w:r>
+      <w:r>
+        <w:rPr>
+          <w:rFonts w:ascii="Charis SIL Regular" w:hAnsi="Charis SIL Regular" w:eastAsia="Charis SIL Regular"/>
+          <w:b w:val="0"/>
+          <w:i w:val="0"/>
+          <w:color w:val="0000FF"/>
+          <w:sz w:val="24"/>
+          <w:u w:val="single"/>
+        </w:rPr>
+        <w:hyperlink r:id="rId31" w:history="1">
+          <w:r>
+            <w:rPr>
+              <w:rStyle w:val="Hyperlink"/>
+            </w:rPr>
+            <w:t>HaNA_2.04.01_4030_0001</w:t>
+          </w:r>
+        </w:hyperlink>
       </w:r>
     </w:p>
     <w:p>
@@ -5629,7 +6051,7 @@
           <w:sz w:val="24"/>
           <w:u w:val="single"/>
         </w:rPr>
-        <w:hyperlink r:id="rId24" w:history="1">
+        <w:hyperlink r:id="rId35" w:history="1">
           <w:r>
             <w:rPr>
               <w:rStyle w:val="Hyperlink"/>
@@ -5647,7 +6069,7 @@
           <w:sz w:val="24"/>
           <w:u w:val="single"/>
         </w:rPr>
-        <w:hyperlink r:id="rId35" w:history="1">
+        <w:hyperlink r:id="rId24" w:history="1">
           <w:r>
             <w:rPr>
               <w:rStyle w:val="Hyperlink"/>
@@ -5920,7 +6342,7 @@
           <w:sz w:val="24"/>
           <w:u w:val="single"/>
         </w:rPr>
-        <w:hyperlink r:id="rId36" w:history="1">
+        <w:hyperlink r:id="rId37" w:history="1">
           <w:r>
             <w:rPr>
               <w:rStyle w:val="Hyperlink"/>
@@ -5938,7 +6360,7 @@
           <w:sz w:val="24"/>
           <w:u w:val="single"/>
         </w:rPr>
-        <w:hyperlink r:id="rId36" w:history="1">
+        <w:hyperlink r:id="rId37" w:history="1">
           <w:r>
             <w:rPr>
               <w:rStyle w:val="Hyperlink"/>

--- a/EXPORTS/DOCX/published/niveau3/Dutch/KKZ.docx
+++ b/EXPORTS/DOCX/published/niveau3/Dutch/KKZ.docx
@@ -512,6 +512,7 @@
       </w:r>
       <w:r>
         <w:rPr>
+          <w:u w:val="single" w:color="0000ff"/>
           <w:rFonts w:ascii="Charis SIL Regular" w:hAnsi="Charis SIL Regular" w:eastAsia="Charis SIL Regular"/>
           <w:b w:val="0"/>
           <w:i w:val="0"/>
@@ -707,14 +708,7 @@
           <w:color w:val="000000"/>
           <w:sz w:val="24"/>
         </w:rPr>
-        <w:hyperlink r:id="rId11" w:history="1">
-          <w:r>
-            <w:rPr>
-              <w:rStyle w:val="Hyperlink"/>
-            </w:rPr>
-            <w:t xml:space="preserve">nd </w:t>
-          </w:r>
-        </w:hyperlink>
+        <w:t xml:space="preserve">nd </w:t>
       </w:r>
       <w:r>
         <w:rPr>
@@ -2233,49 +2227,13 @@
       </w:r>
       <w:r>
         <w:rPr>
-          <w:u w:val="single" w:color="0000ff"/>
           <w:rFonts w:ascii="Charis SIL Regular" w:hAnsi="Charis SIL Regular" w:eastAsia="Charis SIL Regular"/>
           <w:b w:val="0"/>
           <w:i w:val="0"/>
           <w:color w:val="000000"/>
           <w:sz w:val="24"/>
         </w:rPr>
-        <w:hyperlink r:id="rId17" w:history="1">
-          <w:r>
-            <w:rPr>
-              <w:rStyle w:val="Hyperlink"/>
-            </w:rPr>
-            <w:t>, he</w:t>
-          </w:r>
-        </w:hyperlink>
-      </w:r>
-      <w:r>
-        <w:rPr>
-          <w:u w:val="single" w:color="0000ff"/>
-          <w:rFonts w:ascii="Charis SIL Regular" w:hAnsi="Charis SIL Regular" w:eastAsia="Charis SIL Regular"/>
-          <w:b w:val="0"/>
-          <w:i w:val="0"/>
-          <w:color w:val="000000"/>
-          <w:sz w:val="24"/>
-        </w:rPr>
-        <w:hyperlink r:id="rId17" w:history="1">
-          <w:r>
-            <w:rPr>
-              <w:rStyle w:val="Hyperlink"/>
-            </w:rPr>
-            <w:t>t</w:t>
-          </w:r>
-        </w:hyperlink>
-      </w:r>
-      <w:r>
-        <w:rPr>
-          <w:rFonts w:ascii="Charis SIL Regular" w:hAnsi="Charis SIL Regular" w:eastAsia="Charis SIL Regular"/>
-          <w:b w:val="0"/>
-          <w:i w:val="0"/>
-          <w:color w:val="000000"/>
-          <w:sz w:val="24"/>
-        </w:rPr>
-        <w:t xml:space="preserve"> </w:t>
+        <w:t xml:space="preserve">, het </w:t>
       </w:r>
       <w:r>
         <w:rPr>
@@ -5316,122 +5274,8 @@
           <w:i w:val="0"/>
           <w:color w:val="0000FF"/>
           <w:sz w:val="24"/>
-          <w:u w:val="single"/>
-        </w:rPr>
-        <w:hyperlink r:id="rId31" w:history="1">
-          <w:r>
-            <w:rPr>
-              <w:rStyle w:val="Hyperlink"/>
-            </w:rPr>
-            <w:t>f</w:t>
-          </w:r>
-        </w:hyperlink>
-      </w:r>
-      <w:r>
-        <w:rPr>
-          <w:rFonts w:ascii="Charis SIL Regular" w:hAnsi="Charis SIL Regular" w:eastAsia="Charis SIL Regular"/>
-          <w:b w:val="0"/>
-          <w:i w:val="0"/>
-          <w:color w:val="0000FF"/>
-          <w:sz w:val="24"/>
-          <w:u w:val="single"/>
-        </w:rPr>
-        <w:hyperlink r:id="rId31" w:history="1">
-          <w:r>
-            <w:rPr>
-              <w:rStyle w:val="Hyperlink"/>
-            </w:rPr>
-            <w:t>i</w:t>
-          </w:r>
-        </w:hyperlink>
-      </w:r>
-      <w:r>
-        <w:rPr>
-          <w:rFonts w:ascii="Charis SIL Regular" w:hAnsi="Charis SIL Regular" w:eastAsia="Charis SIL Regular"/>
-          <w:b w:val="0"/>
-          <w:i w:val="0"/>
-          <w:color w:val="0000FF"/>
-          <w:sz w:val="24"/>
-        </w:rPr>
-        <w:hyperlink r:id="rId31" w:history="1">
-          <w:r>
-            <w:rPr>
-              <w:rStyle w:val="Hyperlink"/>
-            </w:rPr>
-            <w:t>l</w:t>
-          </w:r>
-        </w:hyperlink>
-      </w:r>
-      <w:r>
-        <w:rPr>
-          <w:rFonts w:ascii="Charis SIL Regular" w:hAnsi="Charis SIL Regular" w:eastAsia="Charis SIL Regular"/>
-          <w:b w:val="0"/>
-          <w:i w:val="0"/>
-          <w:color w:val="0000FF"/>
-          <w:sz w:val="24"/>
-        </w:rPr>
-        <w:hyperlink r:id="rId31" w:history="1">
-          <w:r>
-            <w:rPr>
-              <w:rStyle w:val="Hyperlink"/>
-            </w:rPr>
-            <w:t>e</w:t>
-          </w:r>
-        </w:hyperlink>
-      </w:r>
-      <w:r>
-        <w:rPr>
-          <w:rFonts w:ascii="Charis SIL Regular" w:hAnsi="Charis SIL Regular" w:eastAsia="Charis SIL Regular"/>
-          <w:b w:val="0"/>
-          <w:i w:val="0"/>
-          <w:color w:val="0000FF"/>
-          <w:sz w:val="24"/>
-          <w:u w:val="single"/>
-        </w:rPr>
-        <w:hyperlink r:id="rId31" w:history="1">
-          <w:r>
-            <w:rPr>
-              <w:rStyle w:val="Hyperlink"/>
-            </w:rPr>
-            <w:t>/</w:t>
-          </w:r>
-        </w:hyperlink>
-      </w:r>
-      <w:r>
-        <w:rPr>
-          <w:rFonts w:ascii="Charis SIL Regular" w:hAnsi="Charis SIL Regular" w:eastAsia="Charis SIL Regular"/>
-          <w:b w:val="0"/>
-          <w:i w:val="0"/>
-          <w:color w:val="0000FF"/>
-          <w:sz w:val="24"/>
-          <w:u w:val="single"/>
-        </w:rPr>
-        <w:hyperlink r:id="rId31" w:history="1">
-          <w:r>
-            <w:rPr>
-              <w:rStyle w:val="Hyperlink"/>
-            </w:rPr>
-            <w:t>NL-</w:t>
-          </w:r>
-        </w:hyperlink>
-      </w:r>
-      <w:r>
-        <w:rPr>
-          <w:rFonts w:ascii="Charis SIL Regular" w:hAnsi="Charis SIL Regular" w:eastAsia="Charis SIL Regular"/>
-          <w:b w:val="0"/>
-          <w:i w:val="0"/>
-          <w:color w:val="0000FF"/>
-          <w:sz w:val="24"/>
-          <w:u w:val="single"/>
-        </w:rPr>
-        <w:hyperlink r:id="rId31" w:history="1">
-          <w:r>
-            <w:rPr>
-              <w:rStyle w:val="Hyperlink"/>
-            </w:rPr>
-            <w:t>HaNA_2.04.01_4030_0001</w:t>
-          </w:r>
-        </w:hyperlink>
+        </w:rPr>
+        <w:t>file/NL-HaNA_2.04.01_4030_0001</w:t>
       </w:r>
     </w:p>
     <w:p>
@@ -6051,7 +5895,7 @@
           <w:sz w:val="24"/>
           <w:u w:val="single"/>
         </w:rPr>
-        <w:hyperlink r:id="rId35" w:history="1">
+        <w:hyperlink r:id="rId24" w:history="1">
           <w:r>
             <w:rPr>
               <w:rStyle w:val="Hyperlink"/>
@@ -6206,7 +6050,7 @@
           <w:sz w:val="24"/>
           <w:u w:val="single"/>
         </w:rPr>
-        <w:hyperlink r:id="rId36" w:history="1">
+        <w:hyperlink r:id="rId35" w:history="1">
           <w:r>
             <w:rPr>
               <w:rStyle w:val="Hyperlink"/>
@@ -6224,7 +6068,7 @@
           <w:sz w:val="24"/>
           <w:u w:val="single"/>
         </w:rPr>
-        <w:hyperlink r:id="rId36" w:history="1">
+        <w:hyperlink r:id="rId35" w:history="1">
           <w:r>
             <w:rPr>
               <w:rStyle w:val="Hyperlink"/>
@@ -6242,7 +6086,7 @@
           <w:sz w:val="24"/>
           <w:u w:val="single"/>
         </w:rPr>
-        <w:hyperlink r:id="rId36" w:history="1">
+        <w:hyperlink r:id="rId35" w:history="1">
           <w:r>
             <w:rPr>
               <w:rStyle w:val="Hyperlink"/>
@@ -6260,7 +6104,7 @@
           <w:sz w:val="24"/>
           <w:u w:val="single"/>
         </w:rPr>
-        <w:hyperlink r:id="rId36" w:history="1">
+        <w:hyperlink r:id="rId35" w:history="1">
           <w:r>
             <w:rPr>
               <w:rStyle w:val="Hyperlink"/>
@@ -6278,7 +6122,7 @@
           <w:sz w:val="24"/>
           <w:u w:val="single"/>
         </w:rPr>
-        <w:hyperlink r:id="rId36" w:history="1">
+        <w:hyperlink r:id="rId35" w:history="1">
           <w:r>
             <w:rPr>
               <w:rStyle w:val="Hyperlink"/>
@@ -6296,7 +6140,7 @@
           <w:sz w:val="24"/>
           <w:u w:val="single"/>
         </w:rPr>
-        <w:hyperlink r:id="rId36" w:history="1">
+        <w:hyperlink r:id="rId35" w:history="1">
           <w:r>
             <w:rPr>
               <w:rStyle w:val="Hyperlink"/>
@@ -6324,7 +6168,7 @@
           <w:sz w:val="24"/>
           <w:u w:val="single"/>
         </w:rPr>
-        <w:hyperlink r:id="rId37" w:history="1">
+        <w:hyperlink r:id="rId36" w:history="1">
           <w:r>
             <w:rPr>
               <w:rStyle w:val="Hyperlink"/>
@@ -6342,7 +6186,7 @@
           <w:sz w:val="24"/>
           <w:u w:val="single"/>
         </w:rPr>
-        <w:hyperlink r:id="rId37" w:history="1">
+        <w:hyperlink r:id="rId35" w:history="1">
           <w:r>
             <w:rPr>
               <w:rStyle w:val="Hyperlink"/>
@@ -6360,7 +6204,7 @@
           <w:sz w:val="24"/>
           <w:u w:val="single"/>
         </w:rPr>
-        <w:hyperlink r:id="rId37" w:history="1">
+        <w:hyperlink r:id="rId36" w:history="1">
           <w:r>
             <w:rPr>
               <w:rStyle w:val="Hyperlink"/>
@@ -6488,7 +6332,7 @@
           <w:sz w:val="24"/>
           <w:u w:val="single"/>
         </w:rPr>
-        <w:hyperlink r:id="rId38" w:history="1">
+        <w:hyperlink r:id="rId37" w:history="1">
           <w:r>
             <w:rPr>
               <w:rStyle w:val="Hyperlink"/>
@@ -6506,7 +6350,7 @@
           <w:sz w:val="24"/>
           <w:u w:val="single"/>
         </w:rPr>
-        <w:hyperlink r:id="rId38" w:history="1">
+        <w:hyperlink r:id="rId37" w:history="1">
           <w:r>
             <w:rPr>
               <w:rStyle w:val="Hyperlink"/>
@@ -6524,7 +6368,7 @@
           <w:sz w:val="24"/>
           <w:u w:val="single"/>
         </w:rPr>
-        <w:hyperlink r:id="rId38" w:history="1">
+        <w:hyperlink r:id="rId37" w:history="1">
           <w:r>
             <w:rPr>
               <w:rStyle w:val="Hyperlink"/>
@@ -6542,7 +6386,7 @@
           <w:sz w:val="24"/>
           <w:u w:val="single"/>
         </w:rPr>
-        <w:hyperlink r:id="rId38" w:history="1">
+        <w:hyperlink r:id="rId37" w:history="1">
           <w:r>
             <w:rPr>
               <w:rStyle w:val="Hyperlink"/>
@@ -6570,7 +6414,7 @@
           <w:sz w:val="24"/>
           <w:u w:val="single"/>
         </w:rPr>
-        <w:hyperlink r:id="rId39" w:history="1">
+        <w:hyperlink r:id="rId38" w:history="1">
           <w:r>
             <w:rPr>
               <w:rStyle w:val="Hyperlink"/>
@@ -6599,7 +6443,7 @@
           <w:sz w:val="24"/>
           <w:u w:val="single"/>
         </w:rPr>
-        <w:hyperlink r:id="rId39" w:history="1">
+        <w:hyperlink r:id="rId38" w:history="1">
           <w:r>
             <w:rPr>
               <w:rStyle w:val="Hyperlink"/>
@@ -6727,7 +6571,7 @@
           <w:sz w:val="24"/>
           <w:u w:val="single"/>
         </w:rPr>
-        <w:hyperlink r:id="rId40" w:history="1">
+        <w:hyperlink r:id="rId39" w:history="1">
           <w:r>
             <w:rPr>
               <w:rStyle w:val="Hyperlink"/>
@@ -6745,7 +6589,7 @@
           <w:sz w:val="24"/>
           <w:u w:val="single"/>
         </w:rPr>
-        <w:hyperlink r:id="rId40" w:history="1">
+        <w:hyperlink r:id="rId39" w:history="1">
           <w:r>
             <w:rPr>
               <w:rStyle w:val="Hyperlink"/>
@@ -6773,7 +6617,7 @@
           <w:sz w:val="24"/>
           <w:u w:val="single"/>
         </w:rPr>
-        <w:hyperlink r:id="rId41" w:history="1">
+        <w:hyperlink r:id="rId40" w:history="1">
           <w:r>
             <w:rPr>
               <w:rStyle w:val="Hyperlink"/>
@@ -6802,7 +6646,7 @@
           <w:sz w:val="24"/>
           <w:u w:val="single"/>
         </w:rPr>
-        <w:hyperlink r:id="rId41" w:history="1">
+        <w:hyperlink r:id="rId40" w:history="1">
           <w:r>
             <w:rPr>
               <w:rStyle w:val="Hyperlink"/>
@@ -6830,7 +6674,7 @@
           <w:sz w:val="24"/>
           <w:u w:val="single"/>
         </w:rPr>
-        <w:hyperlink r:id="rId42" w:history="1">
+        <w:hyperlink r:id="rId41" w:history="1">
           <w:r>
             <w:rPr>
               <w:rStyle w:val="Hyperlink"/>
@@ -6848,7 +6692,7 @@
           <w:sz w:val="24"/>
           <w:u w:val="single"/>
         </w:rPr>
-        <w:hyperlink r:id="rId42" w:history="1">
+        <w:hyperlink r:id="rId41" w:history="1">
           <w:r>
             <w:rPr>
               <w:rStyle w:val="Hyperlink"/>
@@ -6866,7 +6710,7 @@
           <w:sz w:val="24"/>
           <w:u w:val="single"/>
         </w:rPr>
-        <w:hyperlink r:id="rId42" w:history="1">
+        <w:hyperlink r:id="rId39" w:history="1">
           <w:r>
             <w:rPr>
               <w:rStyle w:val="Hyperlink"/>
@@ -6997,7 +6841,7 @@
           <w:sz w:val="24"/>
           <w:u w:val="single"/>
         </w:rPr>
-        <w:hyperlink r:id="rId43" w:history="1">
+        <w:hyperlink r:id="rId42" w:history="1">
           <w:r>
             <w:rPr>
               <w:rStyle w:val="Hyperlink"/>
@@ -7015,7 +6859,7 @@
           <w:sz w:val="24"/>
           <w:u w:val="single"/>
         </w:rPr>
-        <w:hyperlink r:id="rId43" w:history="1">
+        <w:hyperlink r:id="rId42" w:history="1">
           <w:r>
             <w:rPr>
               <w:rStyle w:val="Hyperlink"/>
@@ -7033,7 +6877,7 @@
           <w:sz w:val="24"/>
           <w:u w:val="single"/>
         </w:rPr>
-        <w:hyperlink r:id="rId43" w:history="1">
+        <w:hyperlink r:id="rId42" w:history="1">
           <w:r>
             <w:rPr>
               <w:rStyle w:val="Hyperlink"/>
@@ -7051,7 +6895,7 @@
           <w:sz w:val="24"/>
           <w:u w:val="single"/>
         </w:rPr>
-        <w:hyperlink r:id="rId43" w:history="1">
+        <w:hyperlink r:id="rId42" w:history="1">
           <w:r>
             <w:rPr>
               <w:rStyle w:val="Hyperlink"/>
@@ -7169,7 +7013,7 @@
           <w:sz w:val="24"/>
           <w:u w:val="single"/>
         </w:rPr>
-        <w:hyperlink r:id="rId44" w:history="1">
+        <w:hyperlink r:id="rId43" w:history="1">
           <w:r>
             <w:rPr>
               <w:rStyle w:val="Hyperlink"/>
@@ -7187,7 +7031,7 @@
           <w:sz w:val="24"/>
           <w:u w:val="single"/>
         </w:rPr>
-        <w:hyperlink r:id="rId44" w:history="1">
+        <w:hyperlink r:id="rId43" w:history="1">
           <w:r>
             <w:rPr>
               <w:rStyle w:val="Hyperlink"/>
@@ -7205,7 +7049,7 @@
           <w:sz w:val="24"/>
           <w:u w:val="single"/>
         </w:rPr>
-        <w:hyperlink r:id="rId44" w:history="1">
+        <w:hyperlink r:id="rId43" w:history="1">
           <w:r>
             <w:rPr>
               <w:rStyle w:val="Hyperlink"/>
@@ -7223,7 +7067,7 @@
           <w:sz w:val="24"/>
           <w:u w:val="single"/>
         </w:rPr>
-        <w:hyperlink r:id="rId44" w:history="1">
+        <w:hyperlink r:id="rId43" w:history="1">
           <w:r>
             <w:rPr>
               <w:rStyle w:val="Hyperlink"/>
@@ -7280,7 +7124,7 @@
           <w:sz w:val="24"/>
           <w:u w:val="single"/>
         </w:rPr>
-        <w:hyperlink r:id="rId45" w:history="1">
+        <w:hyperlink r:id="rId44" w:history="1">
           <w:r>
             <w:rPr>
               <w:rStyle w:val="Hyperlink"/>
@@ -7309,7 +7153,7 @@
           <w:sz w:val="24"/>
           <w:u w:val="single"/>
         </w:rPr>
-        <w:hyperlink r:id="rId45" w:history="1">
+        <w:hyperlink r:id="rId44" w:history="1">
           <w:r>
             <w:rPr>
               <w:rStyle w:val="Hyperlink"/>
@@ -7337,7 +7181,7 @@
           <w:sz w:val="24"/>
           <w:u w:val="single"/>
         </w:rPr>
-        <w:hyperlink r:id="rId46" w:history="1">
+        <w:hyperlink r:id="rId45" w:history="1">
           <w:r>
             <w:rPr>
               <w:rStyle w:val="Hyperlink"/>
@@ -7366,7 +7210,7 @@
           <w:sz w:val="24"/>
           <w:u w:val="single"/>
         </w:rPr>
-        <w:hyperlink r:id="rId46" w:history="1">
+        <w:hyperlink r:id="rId45" w:history="1">
           <w:r>
             <w:rPr>
               <w:rStyle w:val="Hyperlink"/>

--- a/EXPORTS/DOCX/published/niveau3/Dutch/KKZ.docx
+++ b/EXPORTS/DOCX/published/niveau3/Dutch/KKZ.docx
@@ -708,7 +708,14 @@
           <w:color w:val="000000"/>
           <w:sz w:val="24"/>
         </w:rPr>
-        <w:t xml:space="preserve">nd </w:t>
+        <w:hyperlink r:id="rId11" w:history="1">
+          <w:r>
+            <w:rPr>
+              <w:rStyle w:val="Hyperlink"/>
+            </w:rPr>
+            <w:t xml:space="preserve">nd </w:t>
+          </w:r>
+        </w:hyperlink>
       </w:r>
       <w:r>
         <w:rPr>
@@ -927,7 +934,7 @@
           <w:sz w:val="24"/>
           <w:u w:val="single"/>
         </w:rPr>
-        <w:hyperlink r:id="rId12" w:history="1">
+        <w:hyperlink r:id="rId9" w:history="1">
           <w:r>
             <w:rPr>
               <w:rStyle w:val="Hyperlink"/>
@@ -956,7 +963,7 @@
           <w:sz w:val="24"/>
           <w:u w:val="single"/>
         </w:rPr>
-        <w:hyperlink r:id="rId12" w:history="1">
+        <w:hyperlink r:id="rId9" w:history="1">
           <w:r>
             <w:rPr>
               <w:rStyle w:val="Hyperlink"/>
@@ -1654,27 +1661,19 @@
           <w:i w:val="0"/>
           <w:color w:val="0000FF"/>
           <w:sz w:val="24"/>
+        </w:rPr>
+        <w:t>Rijksmu</w:t>
+      </w:r>
+      <w:r>
+        <w:rPr>
+          <w:rFonts w:ascii="Charis SIL Regular" w:hAnsi="Charis SIL Regular" w:eastAsia="Charis SIL Regular"/>
+          <w:b w:val="0"/>
+          <w:i w:val="0"/>
+          <w:color w:val="0000FF"/>
+          <w:sz w:val="24"/>
           <w:u w:val="single"/>
         </w:rPr>
-        <w:hyperlink r:id="rId16" w:history="1">
-          <w:r>
-            <w:rPr>
-              <w:rStyle w:val="Hyperlink"/>
-            </w:rPr>
-            <w:t>Rijksmu</w:t>
-          </w:r>
-        </w:hyperlink>
-      </w:r>
-      <w:r>
-        <w:rPr>
-          <w:rFonts w:ascii="Charis SIL Regular" w:hAnsi="Charis SIL Regular" w:eastAsia="Charis SIL Regular"/>
-          <w:b w:val="0"/>
-          <w:i w:val="0"/>
-          <w:color w:val="0000FF"/>
-          <w:sz w:val="24"/>
-          <w:u w:val="single"/>
-        </w:rPr>
-        <w:hyperlink r:id="rId16" w:history="1">
+        <w:hyperlink r:id="rId15" w:history="1">
           <w:r>
             <w:rPr>
               <w:rStyle w:val="Hyperlink"/>
@@ -1703,7 +1702,7 @@
           <w:sz w:val="24"/>
           <w:u w:val="single"/>
         </w:rPr>
-        <w:hyperlink r:id="rId16" w:history="1">
+        <w:hyperlink r:id="rId15" w:history="1">
           <w:r>
             <w:rPr>
               <w:rStyle w:val="Hyperlink"/>
@@ -1721,7 +1720,7 @@
           <w:sz w:val="24"/>
           <w:u w:val="single"/>
         </w:rPr>
-        <w:hyperlink r:id="rId16" w:history="1">
+        <w:hyperlink r:id="rId15" w:history="1">
           <w:r>
             <w:rPr>
               <w:rStyle w:val="Hyperlink"/>
@@ -1884,7 +1883,7 @@
           <w:color w:val="0000FF"/>
           <w:sz w:val="24"/>
         </w:rPr>
-        <w:hyperlink r:id="rId17" w:history="1">
+        <w:hyperlink r:id="rId16" w:history="1">
           <w:r>
             <w:rPr>
               <w:rStyle w:val="Hyperlink"/>
@@ -1902,7 +1901,7 @@
           <w:sz w:val="24"/>
           <w:u w:val="single"/>
         </w:rPr>
-        <w:hyperlink r:id="rId16" w:history="1">
+        <w:hyperlink r:id="rId17" w:history="1">
           <w:r>
             <w:rPr>
               <w:rStyle w:val="Hyperlink"/>
@@ -1931,7 +1930,7 @@
           <w:sz w:val="24"/>
           <w:u w:val="single"/>
         </w:rPr>
-        <w:hyperlink r:id="rId16" w:history="1">
+        <w:hyperlink r:id="rId17" w:history="1">
           <w:r>
             <w:rPr>
               <w:rStyle w:val="Hyperlink"/>
@@ -1960,7 +1959,7 @@
           <w:sz w:val="24"/>
           <w:u w:val="single"/>
         </w:rPr>
-        <w:hyperlink r:id="rId16" w:history="1">
+        <w:hyperlink r:id="rId17" w:history="1">
           <w:r>
             <w:rPr>
               <w:rStyle w:val="Hyperlink"/>
@@ -1978,7 +1977,7 @@
           <w:color w:val="000000"/>
           <w:sz w:val="24"/>
         </w:rPr>
-        <w:hyperlink r:id="rId16" w:history="1">
+        <w:hyperlink r:id="rId17" w:history="1">
           <w:r>
             <w:rPr>
               <w:rStyle w:val="Hyperlink"/>
@@ -2187,7 +2186,7 @@
           <w:sz w:val="24"/>
           <w:u w:val="single"/>
         </w:rPr>
-        <w:hyperlink r:id="rId17" w:history="1">
+        <w:hyperlink r:id="rId16" w:history="1">
           <w:r>
             <w:rPr>
               <w:rStyle w:val="Hyperlink"/>
@@ -2216,7 +2215,7 @@
           <w:sz w:val="24"/>
           <w:u w:val="single"/>
         </w:rPr>
-        <w:hyperlink r:id="rId17" w:history="1">
+        <w:hyperlink r:id="rId16" w:history="1">
           <w:r>
             <w:rPr>
               <w:rStyle w:val="Hyperlink"/>
@@ -2244,7 +2243,7 @@
           <w:sz w:val="24"/>
           <w:u w:val="single"/>
         </w:rPr>
-        <w:hyperlink r:id="rId17" w:history="1">
+        <w:hyperlink r:id="rId16" w:history="1">
           <w:r>
             <w:rPr>
               <w:rStyle w:val="Hyperlink"/>
@@ -2262,7 +2261,7 @@
           <w:sz w:val="24"/>
           <w:u w:val="single"/>
         </w:rPr>
-        <w:hyperlink r:id="rId17" w:history="1">
+        <w:hyperlink r:id="rId16" w:history="1">
           <w:r>
             <w:rPr>
               <w:rStyle w:val="Hyperlink"/>
@@ -2533,7 +2532,14 @@
           <w:sz w:val="24"/>
           <w:u w:val="single"/>
         </w:rPr>
-        <w:t>G</w:t>
+        <w:hyperlink r:id="rId20" w:history="1">
+          <w:r>
+            <w:rPr>
+              <w:rStyle w:val="Hyperlink"/>
+            </w:rPr>
+            <w:t>G</w:t>
+          </w:r>
+        </w:hyperlink>
       </w:r>
       <w:r>
         <w:rPr>
@@ -2544,7 +2550,7 @@
           <w:sz w:val="24"/>
           <w:u w:val="single"/>
         </w:rPr>
-        <w:hyperlink r:id="rId18" w:history="1">
+        <w:hyperlink r:id="rId20" w:history="1">
           <w:r>
             <w:rPr>
               <w:rStyle w:val="Hyperlink"/>
@@ -2562,7 +2568,7 @@
           <w:sz w:val="24"/>
           <w:u w:val="single"/>
         </w:rPr>
-        <w:hyperlink r:id="rId18" w:history="1">
+        <w:hyperlink r:id="rId20" w:history="1">
           <w:r>
             <w:rPr>
               <w:rStyle w:val="Hyperlink"/>
@@ -2591,7 +2597,7 @@
           <w:sz w:val="24"/>
           <w:u w:val="single"/>
         </w:rPr>
-        <w:hyperlink r:id="rId18" w:history="1">
+        <w:hyperlink r:id="rId20" w:history="1">
           <w:r>
             <w:rPr>
               <w:rStyle w:val="Hyperlink"/>
@@ -2620,7 +2626,7 @@
           <w:sz w:val="24"/>
           <w:u w:val="single"/>
         </w:rPr>
-        <w:hyperlink r:id="rId18" w:history="1">
+        <w:hyperlink r:id="rId20" w:history="1">
           <w:r>
             <w:rPr>
               <w:rStyle w:val="Hyperlink"/>
@@ -2638,7 +2644,7 @@
           <w:sz w:val="24"/>
           <w:u w:val="single"/>
         </w:rPr>
-        <w:hyperlink r:id="rId18" w:history="1">
+        <w:hyperlink r:id="rId20" w:history="1">
           <w:r>
             <w:rPr>
               <w:rStyle w:val="Hyperlink"/>
@@ -2684,14 +2690,7 @@
           <w:color w:val="000000"/>
           <w:sz w:val="24"/>
         </w:rPr>
-        <w:hyperlink r:id="rId19" w:history="1">
-          <w:r>
-            <w:rPr>
-              <w:rStyle w:val="Hyperlink"/>
-            </w:rPr>
-            <w:t xml:space="preserve">n het </w:t>
-          </w:r>
-        </w:hyperlink>
+        <w:t xml:space="preserve">n het </w:t>
       </w:r>
       <w:r>
         <w:rPr>
@@ -2702,7 +2701,7 @@
           <w:sz w:val="24"/>
           <w:u w:val="single"/>
         </w:rPr>
-        <w:hyperlink r:id="rId19" w:history="1">
+        <w:hyperlink r:id="rId21" w:history="1">
           <w:r>
             <w:rPr>
               <w:rStyle w:val="Hyperlink"/>
@@ -2731,7 +2730,7 @@
           <w:sz w:val="24"/>
           <w:u w:val="single"/>
         </w:rPr>
-        <w:hyperlink r:id="rId19" w:history="1">
+        <w:hyperlink r:id="rId21" w:history="1">
           <w:r>
             <w:rPr>
               <w:rStyle w:val="Hyperlink"/>
@@ -2749,7 +2748,7 @@
           <w:sz w:val="24"/>
           <w:u w:val="single"/>
         </w:rPr>
-        <w:hyperlink r:id="rId19" w:history="1">
+        <w:hyperlink r:id="rId21" w:history="1">
           <w:r>
             <w:rPr>
               <w:rStyle w:val="Hyperlink"/>
@@ -2767,7 +2766,7 @@
           <w:sz w:val="24"/>
           <w:u w:val="single"/>
         </w:rPr>
-        <w:hyperlink r:id="rId19" w:history="1">
+        <w:hyperlink r:id="rId21" w:history="1">
           <w:r>
             <w:rPr>
               <w:rStyle w:val="Hyperlink"/>
@@ -2785,7 +2784,7 @@
           <w:sz w:val="24"/>
           <w:u w:val="single"/>
         </w:rPr>
-        <w:hyperlink r:id="rId19" w:history="1">
+        <w:hyperlink r:id="rId21" w:history="1">
           <w:r>
             <w:rPr>
               <w:rStyle w:val="Hyperlink"/>
@@ -2803,7 +2802,7 @@
           <w:sz w:val="24"/>
           <w:u w:val="single"/>
         </w:rPr>
-        <w:hyperlink r:id="rId19" w:history="1">
+        <w:hyperlink r:id="rId21" w:history="1">
           <w:r>
             <w:rPr>
               <w:rStyle w:val="Hyperlink"/>
@@ -2879,7 +2878,7 @@
           <w:sz w:val="24"/>
           <w:u w:val="single"/>
         </w:rPr>
-        <w:hyperlink r:id="rId21" w:history="1">
+        <w:hyperlink r:id="rId22" w:history="1">
           <w:r>
             <w:rPr>
               <w:rStyle w:val="Hyperlink"/>
@@ -2887,121 +2886,6 @@
             <w:t xml:space="preserve">Reinier </w:t>
           </w:r>
         </w:hyperlink>
-      </w:r>
-      <w:r>
-        <w:rPr>
-          <w:rFonts w:ascii="Charis SIL Regular" w:hAnsi="Charis SIL Regular" w:eastAsia="Charis SIL Regular"/>
-          <w:b w:val="0"/>
-          <w:i w:val="0"/>
-          <w:color w:val="0000FF"/>
-          <w:sz w:val="24"/>
-          <w:u w:val="single"/>
-        </w:rPr>
-        <w:hyperlink r:id="rId21" w:history="1">
-          <w:r>
-            <w:rPr>
-              <w:rStyle w:val="Hyperlink"/>
-            </w:rPr>
-            <w:t>van</w:t>
-          </w:r>
-        </w:hyperlink>
-      </w:r>
-      <w:r>
-        <w:rPr>
-          <w:rFonts w:ascii="Charis SIL Regular" w:hAnsi="Charis SIL Regular" w:eastAsia="Charis SIL Regular"/>
-          <w:b w:val="0"/>
-          <w:i w:val="0"/>
-          <w:color w:val="0000FF"/>
-          <w:sz w:val="24"/>
-          <w:u w:val="single"/>
-        </w:rPr>
-        <w:t xml:space="preserve"> </w:t>
-      </w:r>
-      <w:r>
-        <w:rPr>
-          <w:rFonts w:ascii="Charis SIL Regular" w:hAnsi="Charis SIL Regular" w:eastAsia="Charis SIL Regular"/>
-          <w:b w:val="0"/>
-          <w:i w:val="0"/>
-          <w:color w:val="0000FF"/>
-          <w:sz w:val="24"/>
-          <w:u w:val="single"/>
-        </w:rPr>
-        <w:hyperlink r:id="rId21" w:history="1">
-          <w:r>
-            <w:rPr>
-              <w:rStyle w:val="Hyperlink"/>
-            </w:rPr>
-            <w:t>de</w:t>
-          </w:r>
-        </w:hyperlink>
-      </w:r>
-      <w:r>
-        <w:rPr>
-          <w:rFonts w:ascii="Charis SIL Regular" w:hAnsi="Charis SIL Regular" w:eastAsia="Charis SIL Regular"/>
-          <w:b w:val="0"/>
-          <w:i w:val="0"/>
-          <w:color w:val="0000FF"/>
-          <w:sz w:val="24"/>
-          <w:u w:val="single"/>
-        </w:rPr>
-        <w:t xml:space="preserve"> </w:t>
-      </w:r>
-      <w:r>
-        <w:rPr>
-          <w:rFonts w:ascii="Charis SIL Regular" w:hAnsi="Charis SIL Regular" w:eastAsia="Charis SIL Regular"/>
-          <w:b w:val="0"/>
-          <w:i w:val="0"/>
-          <w:color w:val="0000FF"/>
-          <w:sz w:val="24"/>
-          <w:u w:val="single"/>
-        </w:rPr>
-        <w:hyperlink r:id="rId21" w:history="1">
-          <w:r>
-            <w:rPr>
-              <w:rStyle w:val="Hyperlink"/>
-            </w:rPr>
-            <w:t>Kasteele</w:t>
-          </w:r>
-        </w:hyperlink>
-      </w:r>
-      <w:r>
-        <w:rPr>
-          <w:rFonts w:ascii="Charis SIL Regular" w:hAnsi="Charis SIL Regular" w:eastAsia="Charis SIL Regular"/>
-          <w:b w:val="0"/>
-          <w:i w:val="0"/>
-          <w:color w:val="000000"/>
-          <w:sz w:val="24"/>
-        </w:rPr>
-        <w:t xml:space="preserve"> verdween nadat zijn zoon </w:t>
-      </w:r>
-      <w:r>
-        <w:rPr>
-          <w:rFonts w:ascii="Charis SIL Regular" w:hAnsi="Charis SIL Regular" w:eastAsia="Charis SIL Regular"/>
-          <w:b w:val="0"/>
-          <w:i w:val="0"/>
-          <w:color w:val="0000FF"/>
-          <w:sz w:val="24"/>
-          <w:u w:val="single"/>
-        </w:rPr>
-        <w:hyperlink r:id="rId22" w:history="1">
-          <w:r>
-            <w:rPr>
-              <w:rStyle w:val="Hyperlink"/>
-            </w:rPr>
-            <w:t>Abraham</w:t>
-          </w:r>
-        </w:hyperlink>
-      </w:r>
-      <w:r>
-        <w:rPr>
-          <w:rFonts w:ascii="Charis SIL Regular" w:hAnsi="Charis SIL Regular" w:eastAsia="Charis SIL Regular"/>
-          <w:b w:val="0"/>
-          <w:i w:val="0"/>
-          <w:color w:val="0000FF"/>
-          <w:sz w:val="24"/>
-          <w:u w:val="single"/>
-        </w:rPr>
-        <w:t xml:space="preserve"> </w:t>
       </w:r>
       <w:r>
         <w:rPr>
@@ -3087,200 +2971,7 @@
           <w:color w:val="000000"/>
           <w:sz w:val="24"/>
         </w:rPr>
-        <w:t xml:space="preserve"> hem opvolgde in</w:t>
-      </w:r>
-      <w:r>
-        <w:rPr>
-          <w:u w:val="single" w:color="0000ff"/>
-          <w:rFonts w:ascii="Charis SIL Regular" w:hAnsi="Charis SIL Regular" w:eastAsia="Charis SIL Regular"/>
-          <w:b w:val="0"/>
-          <w:i w:val="0"/>
-          <w:color w:val="000000"/>
-          <w:sz w:val="24"/>
-        </w:rPr>
-        <w:hyperlink r:id="rId21" w:history="1">
-          <w:r>
-            <w:rPr>
-              <w:rStyle w:val="Hyperlink"/>
-            </w:rPr>
-            <w:t xml:space="preserve"> 1840. </w:t>
-          </w:r>
-        </w:hyperlink>
-      </w:r>
-      <w:r>
-        <w:rPr>
-          <w:u w:val="single" w:color="0000ff"/>
-          <w:rFonts w:ascii="Charis SIL Regular" w:hAnsi="Charis SIL Regular" w:eastAsia="Charis SIL Regular"/>
-          <w:b w:val="0"/>
-          <w:i w:val="0"/>
-          <w:color w:val="000000"/>
-          <w:sz w:val="24"/>
-        </w:rPr>
-        <w:hyperlink r:id="rId21" w:history="1">
-          <w:r>
-            <w:rPr>
-              <w:rStyle w:val="Hyperlink"/>
-            </w:rPr>
-            <w:t>Ook</w:t>
-          </w:r>
-        </w:hyperlink>
-      </w:r>
-      <w:r>
-        <w:rPr>
-          <w:u w:val="single" w:color="0000ff"/>
-          <w:rFonts w:ascii="Charis SIL Regular" w:hAnsi="Charis SIL Regular" w:eastAsia="Charis SIL Regular"/>
-          <w:b w:val="0"/>
-          <w:i w:val="0"/>
-          <w:color w:val="000000"/>
-          <w:sz w:val="24"/>
-        </w:rPr>
-        <w:hyperlink r:id="rId21" w:history="1">
-          <w:r>
-            <w:rPr>
-              <w:rStyle w:val="Hyperlink"/>
-            </w:rPr>
-            <w:t xml:space="preserve"> ve</w:t>
-          </w:r>
-        </w:hyperlink>
-      </w:r>
-      <w:r>
-        <w:rPr>
-          <w:u w:val="single" w:color="0000ff"/>
-          <w:rFonts w:ascii="Charis SIL Regular" w:hAnsi="Charis SIL Regular" w:eastAsia="Charis SIL Regular"/>
-          <w:b w:val="0"/>
-          <w:i w:val="0"/>
-          <w:color w:val="000000"/>
-          <w:sz w:val="24"/>
-        </w:rPr>
-        <w:hyperlink r:id="rId21" w:history="1">
-          <w:r>
-            <w:rPr>
-              <w:rStyle w:val="Hyperlink"/>
-            </w:rPr>
-            <w:t>rdwenen</w:t>
-          </w:r>
-        </w:hyperlink>
-      </w:r>
-      <w:r>
-        <w:rPr>
-          <w:rFonts w:ascii="Charis SIL Regular" w:hAnsi="Charis SIL Regular" w:eastAsia="Charis SIL Regular"/>
-          <w:b w:val="0"/>
-          <w:i w:val="0"/>
-          <w:color w:val="000000"/>
-          <w:sz w:val="24"/>
-        </w:rPr>
-        <w:t xml:space="preserve"> en vergingen er vele voor</w:t>
-      </w:r>
-      <w:r>
-        <w:rPr>
-          <w:u w:val="single" w:color="0000ff"/>
-          <w:rFonts w:ascii="Charis SIL Regular" w:hAnsi="Charis SIL Regular" w:eastAsia="Charis SIL Regular"/>
-          <w:b w:val="0"/>
-          <w:i w:val="0"/>
-          <w:color w:val="000000"/>
-          <w:sz w:val="24"/>
-        </w:rPr>
-        <w:hyperlink r:id="rId22" w:history="1">
-          <w:r>
-            <w:rPr>
-              <w:rStyle w:val="Hyperlink"/>
-            </w:rPr>
-            <w:t>werpen in</w:t>
-          </w:r>
-        </w:hyperlink>
-      </w:r>
-      <w:r>
-        <w:rPr>
-          <w:u w:val="single" w:color="0000ff"/>
-          <w:rFonts w:ascii="Charis SIL Regular" w:hAnsi="Charis SIL Regular" w:eastAsia="Charis SIL Regular"/>
-          <w:b w:val="0"/>
-          <w:i w:val="0"/>
-          <w:color w:val="000000"/>
-          <w:sz w:val="24"/>
-        </w:rPr>
-        <w:t xml:space="preserve"> </w:t>
-      </w:r>
-      <w:r>
-        <w:rPr>
-          <w:u w:val="single" w:color="0000ff"/>
-          <w:rFonts w:ascii="Charis SIL Regular" w:hAnsi="Charis SIL Regular" w:eastAsia="Charis SIL Regular"/>
-          <w:b w:val="0"/>
-          <w:i w:val="0"/>
-          <w:color w:val="000000"/>
-          <w:sz w:val="24"/>
-        </w:rPr>
-        <w:hyperlink r:id="rId22" w:history="1">
-          <w:r>
-            <w:rPr>
-              <w:rStyle w:val="Hyperlink"/>
-            </w:rPr>
-            <w:t xml:space="preserve">die </w:t>
-          </w:r>
-        </w:hyperlink>
-      </w:r>
-      <w:r>
-        <w:rPr>
-          <w:u w:val="single" w:color="0000ff"/>
-          <w:rFonts w:ascii="Charis SIL Regular" w:hAnsi="Charis SIL Regular" w:eastAsia="Charis SIL Regular"/>
-          <w:b w:val="0"/>
-          <w:i w:val="0"/>
-          <w:color w:val="000000"/>
-          <w:sz w:val="24"/>
-        </w:rPr>
-        <w:hyperlink r:id="rId22" w:history="1">
-          <w:r>
-            <w:rPr>
-              <w:rStyle w:val="Hyperlink"/>
-            </w:rPr>
-            <w:t>t</w:t>
-          </w:r>
-        </w:hyperlink>
-      </w:r>
-      <w:r>
-        <w:rPr>
-          <w:u w:val="single" w:color="0000ff"/>
-          <w:rFonts w:ascii="Charis SIL Regular" w:hAnsi="Charis SIL Regular" w:eastAsia="Charis SIL Regular"/>
-          <w:b w:val="0"/>
-          <w:i w:val="0"/>
-          <w:color w:val="000000"/>
-          <w:sz w:val="24"/>
-        </w:rPr>
-        <w:hyperlink r:id="rId22" w:history="1">
-          <w:r>
-            <w:rPr>
-              <w:rStyle w:val="Hyperlink"/>
-            </w:rPr>
-            <w:t>ijd</w:t>
-          </w:r>
-        </w:hyperlink>
-      </w:r>
-      <w:r>
-        <w:rPr>
-          <w:u w:val="single" w:color="0000ff"/>
-          <w:rFonts w:ascii="Charis SIL Regular" w:hAnsi="Charis SIL Regular" w:eastAsia="Charis SIL Regular"/>
-          <w:b w:val="0"/>
-          <w:i w:val="0"/>
-          <w:color w:val="000000"/>
-          <w:sz w:val="24"/>
-        </w:rPr>
-        <w:hyperlink r:id="rId22" w:history="1">
-          <w:r>
-            <w:rPr>
-              <w:rStyle w:val="Hyperlink"/>
-            </w:rPr>
-            <w:t>. De der</w:t>
-          </w:r>
-        </w:hyperlink>
-      </w:r>
-      <w:r>
-        <w:rPr>
-          <w:rFonts w:ascii="Charis SIL Regular" w:hAnsi="Charis SIL Regular" w:eastAsia="Charis SIL Regular"/>
-          <w:b w:val="0"/>
-          <w:i w:val="0"/>
-          <w:color w:val="000000"/>
-          <w:sz w:val="24"/>
-        </w:rPr>
-        <w:t xml:space="preserve">de en laatste directeur </w:t>
+        <w:t xml:space="preserve"> verdween nadat zijn zoon </w:t>
       </w:r>
       <w:r>
         <w:rPr>
@@ -3296,7 +2987,7 @@
             <w:rPr>
               <w:rStyle w:val="Hyperlink"/>
             </w:rPr>
-            <w:t>David</w:t>
+            <w:t>Abraham</w:t>
           </w:r>
         </w:hyperlink>
       </w:r>
@@ -3354,6 +3045,314 @@
             <w:rPr>
               <w:rStyle w:val="Hyperlink"/>
             </w:rPr>
+            <w:t>de</w:t>
+          </w:r>
+        </w:hyperlink>
+      </w:r>
+      <w:r>
+        <w:rPr>
+          <w:rFonts w:ascii="Charis SIL Regular" w:hAnsi="Charis SIL Regular" w:eastAsia="Charis SIL Regular"/>
+          <w:b w:val="0"/>
+          <w:i w:val="0"/>
+          <w:color w:val="0000FF"/>
+          <w:sz w:val="24"/>
+          <w:u w:val="single"/>
+        </w:rPr>
+        <w:t xml:space="preserve"> </w:t>
+      </w:r>
+      <w:r>
+        <w:rPr>
+          <w:rFonts w:ascii="Charis SIL Regular" w:hAnsi="Charis SIL Regular" w:eastAsia="Charis SIL Regular"/>
+          <w:b w:val="0"/>
+          <w:i w:val="0"/>
+          <w:color w:val="0000FF"/>
+          <w:sz w:val="24"/>
+          <w:u w:val="single"/>
+        </w:rPr>
+        <w:hyperlink r:id="rId23" w:history="1">
+          <w:r>
+            <w:rPr>
+              <w:rStyle w:val="Hyperlink"/>
+            </w:rPr>
+            <w:t>Kasteele</w:t>
+          </w:r>
+        </w:hyperlink>
+      </w:r>
+      <w:r>
+        <w:rPr>
+          <w:rFonts w:ascii="Charis SIL Regular" w:hAnsi="Charis SIL Regular" w:eastAsia="Charis SIL Regular"/>
+          <w:b w:val="0"/>
+          <w:i w:val="0"/>
+          <w:color w:val="000000"/>
+          <w:sz w:val="24"/>
+        </w:rPr>
+        <w:t xml:space="preserve"> hem opvolgde in</w:t>
+      </w:r>
+      <w:r>
+        <w:rPr>
+          <w:u w:val="single" w:color="0000ff"/>
+          <w:rFonts w:ascii="Charis SIL Regular" w:hAnsi="Charis SIL Regular" w:eastAsia="Charis SIL Regular"/>
+          <w:b w:val="0"/>
+          <w:i w:val="0"/>
+          <w:color w:val="000000"/>
+          <w:sz w:val="24"/>
+        </w:rPr>
+        <w:hyperlink r:id="rId22" w:history="1">
+          <w:r>
+            <w:rPr>
+              <w:rStyle w:val="Hyperlink"/>
+            </w:rPr>
+            <w:t xml:space="preserve"> 1840. </w:t>
+          </w:r>
+        </w:hyperlink>
+      </w:r>
+      <w:r>
+        <w:rPr>
+          <w:u w:val="single" w:color="0000ff"/>
+          <w:rFonts w:ascii="Charis SIL Regular" w:hAnsi="Charis SIL Regular" w:eastAsia="Charis SIL Regular"/>
+          <w:b w:val="0"/>
+          <w:i w:val="0"/>
+          <w:color w:val="000000"/>
+          <w:sz w:val="24"/>
+        </w:rPr>
+        <w:hyperlink r:id="rId22" w:history="1">
+          <w:r>
+            <w:rPr>
+              <w:rStyle w:val="Hyperlink"/>
+            </w:rPr>
+            <w:t>Ook</w:t>
+          </w:r>
+        </w:hyperlink>
+      </w:r>
+      <w:r>
+        <w:rPr>
+          <w:u w:val="single" w:color="0000ff"/>
+          <w:rFonts w:ascii="Charis SIL Regular" w:hAnsi="Charis SIL Regular" w:eastAsia="Charis SIL Regular"/>
+          <w:b w:val="0"/>
+          <w:i w:val="0"/>
+          <w:color w:val="000000"/>
+          <w:sz w:val="24"/>
+        </w:rPr>
+        <w:hyperlink r:id="rId22" w:history="1">
+          <w:r>
+            <w:rPr>
+              <w:rStyle w:val="Hyperlink"/>
+            </w:rPr>
+            <w:t xml:space="preserve"> ve</w:t>
+          </w:r>
+        </w:hyperlink>
+      </w:r>
+      <w:r>
+        <w:rPr>
+          <w:u w:val="single" w:color="0000ff"/>
+          <w:rFonts w:ascii="Charis SIL Regular" w:hAnsi="Charis SIL Regular" w:eastAsia="Charis SIL Regular"/>
+          <w:b w:val="0"/>
+          <w:i w:val="0"/>
+          <w:color w:val="000000"/>
+          <w:sz w:val="24"/>
+        </w:rPr>
+        <w:hyperlink r:id="rId22" w:history="1">
+          <w:r>
+            <w:rPr>
+              <w:rStyle w:val="Hyperlink"/>
+            </w:rPr>
+            <w:t>rdwenen</w:t>
+          </w:r>
+        </w:hyperlink>
+      </w:r>
+      <w:r>
+        <w:rPr>
+          <w:rFonts w:ascii="Charis SIL Regular" w:hAnsi="Charis SIL Regular" w:eastAsia="Charis SIL Regular"/>
+          <w:b w:val="0"/>
+          <w:i w:val="0"/>
+          <w:color w:val="000000"/>
+          <w:sz w:val="24"/>
+        </w:rPr>
+        <w:t xml:space="preserve"> en vergingen er vele voor</w:t>
+      </w:r>
+      <w:r>
+        <w:rPr>
+          <w:u w:val="single" w:color="0000ff"/>
+          <w:rFonts w:ascii="Charis SIL Regular" w:hAnsi="Charis SIL Regular" w:eastAsia="Charis SIL Regular"/>
+          <w:b w:val="0"/>
+          <w:i w:val="0"/>
+          <w:color w:val="000000"/>
+          <w:sz w:val="24"/>
+        </w:rPr>
+        <w:hyperlink r:id="rId23" w:history="1">
+          <w:r>
+            <w:rPr>
+              <w:rStyle w:val="Hyperlink"/>
+            </w:rPr>
+            <w:t>werpen in</w:t>
+          </w:r>
+        </w:hyperlink>
+      </w:r>
+      <w:r>
+        <w:rPr>
+          <w:u w:val="single" w:color="0000ff"/>
+          <w:rFonts w:ascii="Charis SIL Regular" w:hAnsi="Charis SIL Regular" w:eastAsia="Charis SIL Regular"/>
+          <w:b w:val="0"/>
+          <w:i w:val="0"/>
+          <w:color w:val="000000"/>
+          <w:sz w:val="24"/>
+        </w:rPr>
+        <w:t xml:space="preserve"> </w:t>
+      </w:r>
+      <w:r>
+        <w:rPr>
+          <w:u w:val="single" w:color="0000ff"/>
+          <w:rFonts w:ascii="Charis SIL Regular" w:hAnsi="Charis SIL Regular" w:eastAsia="Charis SIL Regular"/>
+          <w:b w:val="0"/>
+          <w:i w:val="0"/>
+          <w:color w:val="000000"/>
+          <w:sz w:val="24"/>
+        </w:rPr>
+        <w:hyperlink r:id="rId23" w:history="1">
+          <w:r>
+            <w:rPr>
+              <w:rStyle w:val="Hyperlink"/>
+            </w:rPr>
+            <w:t xml:space="preserve">die </w:t>
+          </w:r>
+        </w:hyperlink>
+      </w:r>
+      <w:r>
+        <w:rPr>
+          <w:u w:val="single" w:color="0000ff"/>
+          <w:rFonts w:ascii="Charis SIL Regular" w:hAnsi="Charis SIL Regular" w:eastAsia="Charis SIL Regular"/>
+          <w:b w:val="0"/>
+          <w:i w:val="0"/>
+          <w:color w:val="000000"/>
+          <w:sz w:val="24"/>
+        </w:rPr>
+        <w:hyperlink r:id="rId23" w:history="1">
+          <w:r>
+            <w:rPr>
+              <w:rStyle w:val="Hyperlink"/>
+            </w:rPr>
+            <w:t>t</w:t>
+          </w:r>
+        </w:hyperlink>
+      </w:r>
+      <w:r>
+        <w:rPr>
+          <w:u w:val="single" w:color="0000ff"/>
+          <w:rFonts w:ascii="Charis SIL Regular" w:hAnsi="Charis SIL Regular" w:eastAsia="Charis SIL Regular"/>
+          <w:b w:val="0"/>
+          <w:i w:val="0"/>
+          <w:color w:val="000000"/>
+          <w:sz w:val="24"/>
+        </w:rPr>
+        <w:hyperlink r:id="rId23" w:history="1">
+          <w:r>
+            <w:rPr>
+              <w:rStyle w:val="Hyperlink"/>
+            </w:rPr>
+            <w:t>ijd</w:t>
+          </w:r>
+        </w:hyperlink>
+      </w:r>
+      <w:r>
+        <w:rPr>
+          <w:u w:val="single" w:color="0000ff"/>
+          <w:rFonts w:ascii="Charis SIL Regular" w:hAnsi="Charis SIL Regular" w:eastAsia="Charis SIL Regular"/>
+          <w:b w:val="0"/>
+          <w:i w:val="0"/>
+          <w:color w:val="000000"/>
+          <w:sz w:val="24"/>
+        </w:rPr>
+        <w:hyperlink r:id="rId23" w:history="1">
+          <w:r>
+            <w:rPr>
+              <w:rStyle w:val="Hyperlink"/>
+            </w:rPr>
+            <w:t>. De der</w:t>
+          </w:r>
+        </w:hyperlink>
+      </w:r>
+      <w:r>
+        <w:rPr>
+          <w:rFonts w:ascii="Charis SIL Regular" w:hAnsi="Charis SIL Regular" w:eastAsia="Charis SIL Regular"/>
+          <w:b w:val="0"/>
+          <w:i w:val="0"/>
+          <w:color w:val="000000"/>
+          <w:sz w:val="24"/>
+        </w:rPr>
+        <w:t xml:space="preserve">de en laatste directeur </w:t>
+      </w:r>
+      <w:r>
+        <w:rPr>
+          <w:rFonts w:ascii="Charis SIL Regular" w:hAnsi="Charis SIL Regular" w:eastAsia="Charis SIL Regular"/>
+          <w:b w:val="0"/>
+          <w:i w:val="0"/>
+          <w:color w:val="0000FF"/>
+          <w:sz w:val="24"/>
+          <w:u w:val="single"/>
+        </w:rPr>
+        <w:hyperlink r:id="rId24" w:history="1">
+          <w:r>
+            <w:rPr>
+              <w:rStyle w:val="Hyperlink"/>
+            </w:rPr>
+            <w:t>David</w:t>
+          </w:r>
+        </w:hyperlink>
+      </w:r>
+      <w:r>
+        <w:rPr>
+          <w:rFonts w:ascii="Charis SIL Regular" w:hAnsi="Charis SIL Regular" w:eastAsia="Charis SIL Regular"/>
+          <w:b w:val="0"/>
+          <w:i w:val="0"/>
+          <w:color w:val="0000FF"/>
+          <w:sz w:val="24"/>
+          <w:u w:val="single"/>
+        </w:rPr>
+        <w:t xml:space="preserve"> </w:t>
+      </w:r>
+      <w:r>
+        <w:rPr>
+          <w:rFonts w:ascii="Charis SIL Regular" w:hAnsi="Charis SIL Regular" w:eastAsia="Charis SIL Regular"/>
+          <w:b w:val="0"/>
+          <w:i w:val="0"/>
+          <w:color w:val="0000FF"/>
+          <w:sz w:val="24"/>
+          <w:u w:val="single"/>
+        </w:rPr>
+        <w:hyperlink r:id="rId24" w:history="1">
+          <w:r>
+            <w:rPr>
+              <w:rStyle w:val="Hyperlink"/>
+            </w:rPr>
+            <w:t>van</w:t>
+          </w:r>
+        </w:hyperlink>
+      </w:r>
+      <w:r>
+        <w:rPr>
+          <w:rFonts w:ascii="Charis SIL Regular" w:hAnsi="Charis SIL Regular" w:eastAsia="Charis SIL Regular"/>
+          <w:b w:val="0"/>
+          <w:i w:val="0"/>
+          <w:color w:val="0000FF"/>
+          <w:sz w:val="24"/>
+          <w:u w:val="single"/>
+        </w:rPr>
+        <w:t xml:space="preserve"> </w:t>
+      </w:r>
+      <w:r>
+        <w:rPr>
+          <w:rFonts w:ascii="Charis SIL Regular" w:hAnsi="Charis SIL Regular" w:eastAsia="Charis SIL Regular"/>
+          <w:b w:val="0"/>
+          <w:i w:val="0"/>
+          <w:color w:val="0000FF"/>
+          <w:sz w:val="24"/>
+          <w:u w:val="single"/>
+        </w:rPr>
+        <w:hyperlink r:id="rId24" w:history="1">
+          <w:r>
+            <w:rPr>
+              <w:rStyle w:val="Hyperlink"/>
+            </w:rPr>
             <w:t>der</w:t>
           </w:r>
         </w:hyperlink>
@@ -3378,7 +3377,7 @@
           <w:sz w:val="24"/>
           <w:u w:val="single"/>
         </w:rPr>
-        <w:hyperlink r:id="rId23" w:history="1">
+        <w:hyperlink r:id="rId24" w:history="1">
           <w:r>
             <w:rPr>
               <w:rStyle w:val="Hyperlink"/>
@@ -3406,7 +3405,7 @@
           <w:color w:val="000000"/>
           <w:sz w:val="24"/>
         </w:rPr>
-        <w:hyperlink r:id="rId23" w:history="1">
+        <w:hyperlink r:id="rId24" w:history="1">
           <w:r>
             <w:rPr>
               <w:rStyle w:val="Hyperlink"/>
@@ -3424,7 +3423,7 @@
           <w:color w:val="000000"/>
           <w:sz w:val="24"/>
         </w:rPr>
-        <w:hyperlink r:id="rId23" w:history="1">
+        <w:hyperlink r:id="rId24" w:history="1">
           <w:r>
             <w:rPr>
               <w:rStyle w:val="Hyperlink"/>
@@ -3442,7 +3441,7 @@
           <w:color w:val="000000"/>
           <w:sz w:val="24"/>
         </w:rPr>
-        <w:hyperlink r:id="rId23" w:history="1">
+        <w:hyperlink r:id="rId24" w:history="1">
           <w:r>
             <w:rPr>
               <w:rStyle w:val="Hyperlink"/>
@@ -3471,7 +3470,7 @@
           <w:color w:val="000000"/>
           <w:sz w:val="24"/>
         </w:rPr>
-        <w:hyperlink r:id="rId23" w:history="1">
+        <w:hyperlink r:id="rId24" w:history="1">
           <w:r>
             <w:rPr>
               <w:rStyle w:val="Hyperlink"/>
@@ -3499,7 +3498,7 @@
           <w:sz w:val="24"/>
           <w:u w:val="single"/>
         </w:rPr>
-        <w:hyperlink r:id="rId24" w:history="1">
+        <w:hyperlink r:id="rId25" w:history="1">
           <w:r>
             <w:rPr>
               <w:rStyle w:val="Hyperlink"/>
@@ -3528,7 +3527,7 @@
           <w:sz w:val="24"/>
           <w:u w:val="single"/>
         </w:rPr>
-        <w:hyperlink r:id="rId24" w:history="1">
+        <w:hyperlink r:id="rId25" w:history="1">
           <w:r>
             <w:rPr>
               <w:rStyle w:val="Hyperlink"/>
@@ -3577,7 +3576,7 @@
           <w:color w:val="000000"/>
           <w:sz w:val="24"/>
         </w:rPr>
-        <w:hyperlink r:id="rId24" w:history="1">
+        <w:hyperlink r:id="rId25" w:history="1">
           <w:r>
             <w:rPr>
               <w:rStyle w:val="Hyperlink"/>
@@ -3595,7 +3594,7 @@
           <w:color w:val="000000"/>
           <w:sz w:val="24"/>
         </w:rPr>
-        <w:hyperlink r:id="rId24" w:history="1">
+        <w:hyperlink r:id="rId25" w:history="1">
           <w:r>
             <w:rPr>
               <w:rStyle w:val="Hyperlink"/>
@@ -3666,7 +3665,7 @@
           <w:sz w:val="24"/>
           <w:u w:val="single"/>
         </w:rPr>
-        <w:hyperlink r:id="rId25" w:history="1">
+        <w:hyperlink r:id="rId26" w:history="1">
           <w:r>
             <w:rPr>
               <w:rStyle w:val="Hyperlink"/>
@@ -3713,7 +3712,7 @@
           <w:sz w:val="24"/>
           <w:u w:val="single"/>
         </w:rPr>
-        <w:hyperlink r:id="rId25" w:history="1">
+        <w:hyperlink r:id="rId26" w:history="1">
           <w:r>
             <w:rPr>
               <w:rStyle w:val="Hyperlink"/>
@@ -3742,7 +3741,7 @@
           <w:sz w:val="24"/>
           <w:u w:val="single"/>
         </w:rPr>
-        <w:hyperlink r:id="rId25" w:history="1">
+        <w:hyperlink r:id="rId26" w:history="1">
           <w:r>
             <w:rPr>
               <w:rStyle w:val="Hyperlink"/>
@@ -3770,7 +3769,7 @@
           <w:color w:val="000000"/>
           <w:sz w:val="24"/>
         </w:rPr>
-        <w:hyperlink r:id="rId25" w:history="1">
+        <w:hyperlink r:id="rId26" w:history="1">
           <w:r>
             <w:rPr>
               <w:rStyle w:val="Hyperlink"/>
@@ -3788,7 +3787,7 @@
           <w:color w:val="000000"/>
           <w:sz w:val="24"/>
         </w:rPr>
-        <w:hyperlink r:id="rId25" w:history="1">
+        <w:hyperlink r:id="rId26" w:history="1">
           <w:r>
             <w:rPr>
               <w:rStyle w:val="Hyperlink"/>
@@ -3806,7 +3805,7 @@
           <w:color w:val="000000"/>
           <w:sz w:val="24"/>
         </w:rPr>
-        <w:hyperlink r:id="rId25" w:history="1">
+        <w:hyperlink r:id="rId26" w:history="1">
           <w:r>
             <w:rPr>
               <w:rStyle w:val="Hyperlink"/>
@@ -3884,7 +3883,7 @@
           <w:sz w:val="24"/>
           <w:u w:val="single"/>
         </w:rPr>
-        <w:hyperlink r:id="rId26" w:history="1">
+        <w:hyperlink r:id="rId27" w:history="1">
           <w:r>
             <w:rPr>
               <w:rStyle w:val="Hyperlink"/>
@@ -3913,7 +3912,7 @@
           <w:sz w:val="24"/>
           <w:u w:val="single"/>
         </w:rPr>
-        <w:hyperlink r:id="rId26" w:history="1">
+        <w:hyperlink r:id="rId27" w:history="1">
           <w:r>
             <w:rPr>
               <w:rStyle w:val="Hyperlink"/>
@@ -3951,7 +3950,7 @@
           <w:color w:val="000000"/>
           <w:sz w:val="24"/>
         </w:rPr>
-        <w:hyperlink r:id="rId26" w:history="1">
+        <w:hyperlink r:id="rId27" w:history="1">
           <w:r>
             <w:rPr>
               <w:rStyle w:val="Hyperlink"/>
@@ -3969,7 +3968,7 @@
           <w:color w:val="000000"/>
           <w:sz w:val="24"/>
         </w:rPr>
-        <w:hyperlink r:id="rId26" w:history="1">
+        <w:hyperlink r:id="rId27" w:history="1">
           <w:r>
             <w:rPr>
               <w:rStyle w:val="Hyperlink"/>
@@ -4007,7 +4006,7 @@
           <w:sz w:val="24"/>
           <w:u w:val="single"/>
         </w:rPr>
-        <w:hyperlink r:id="rId27" w:history="1">
+        <w:hyperlink r:id="rId28" w:history="1">
           <w:r>
             <w:rPr>
               <w:rStyle w:val="Hyperlink"/>
@@ -4045,7 +4044,7 @@
           <w:color w:val="000000"/>
           <w:sz w:val="24"/>
         </w:rPr>
-        <w:hyperlink r:id="rId27" w:history="1">
+        <w:hyperlink r:id="rId28" w:history="1">
           <w:r>
             <w:rPr>
               <w:rStyle w:val="Hyperlink"/>
@@ -4531,7 +4530,7 @@
           <w:color w:val="0000FF"/>
           <w:sz w:val="24"/>
         </w:rPr>
-        <w:hyperlink r:id="rId28" w:history="1">
+        <w:hyperlink r:id="rId29" w:history="1">
           <w:r>
             <w:rPr>
               <w:rStyle w:val="Hyperlink"/>
@@ -4548,7 +4547,7 @@
           <w:color w:val="0000FF"/>
           <w:sz w:val="24"/>
         </w:rPr>
-        <w:hyperlink r:id="rId28" w:history="1">
+        <w:hyperlink r:id="rId29" w:history="1">
           <w:r>
             <w:rPr>
               <w:rStyle w:val="Hyperlink"/>
@@ -4666,7 +4665,7 @@
           <w:sz w:val="24"/>
           <w:u w:val="single"/>
         </w:rPr>
-        <w:hyperlink r:id="rId29" w:history="1">
+        <w:hyperlink r:id="rId30" w:history="1">
           <w:r>
             <w:rPr>
               <w:rStyle w:val="Hyperlink"/>
@@ -4684,7 +4683,7 @@
           <w:sz w:val="24"/>
           <w:u w:val="single"/>
         </w:rPr>
-        <w:hyperlink r:id="rId29" w:history="1">
+        <w:hyperlink r:id="rId30" w:history="1">
           <w:r>
             <w:rPr>
               <w:rStyle w:val="Hyperlink"/>
@@ -4702,7 +4701,7 @@
           <w:sz w:val="24"/>
           <w:u w:val="single"/>
         </w:rPr>
-        <w:hyperlink r:id="rId29" w:history="1">
+        <w:hyperlink r:id="rId30" w:history="1">
           <w:r>
             <w:rPr>
               <w:rStyle w:val="Hyperlink"/>
@@ -4720,7 +4719,7 @@
           <w:sz w:val="24"/>
           <w:u w:val="single"/>
         </w:rPr>
-        <w:hyperlink r:id="rId29" w:history="1">
+        <w:hyperlink r:id="rId30" w:history="1">
           <w:r>
             <w:rPr>
               <w:rStyle w:val="Hyperlink"/>
@@ -4738,7 +4737,7 @@
           <w:sz w:val="24"/>
           <w:u w:val="single"/>
         </w:rPr>
-        <w:hyperlink r:id="rId29" w:history="1">
+        <w:hyperlink r:id="rId30" w:history="1">
           <w:r>
             <w:rPr>
               <w:rStyle w:val="Hyperlink"/>
@@ -4756,7 +4755,7 @@
           <w:sz w:val="24"/>
           <w:u w:val="single"/>
         </w:rPr>
-        <w:hyperlink r:id="rId29" w:history="1">
+        <w:hyperlink r:id="rId30" w:history="1">
           <w:r>
             <w:rPr>
               <w:rStyle w:val="Hyperlink"/>
@@ -4774,7 +4773,7 @@
           <w:sz w:val="24"/>
           <w:u w:val="single"/>
         </w:rPr>
-        <w:hyperlink r:id="rId29" w:history="1">
+        <w:hyperlink r:id="rId30" w:history="1">
           <w:r>
             <w:rPr>
               <w:rStyle w:val="Hyperlink"/>
@@ -4792,7 +4791,7 @@
           <w:sz w:val="24"/>
           <w:u w:val="single"/>
         </w:rPr>
-        <w:hyperlink r:id="rId29" w:history="1">
+        <w:hyperlink r:id="rId30" w:history="1">
           <w:r>
             <w:rPr>
               <w:rStyle w:val="Hyperlink"/>
@@ -4810,7 +4809,7 @@
           <w:sz w:val="24"/>
           <w:u w:val="single"/>
         </w:rPr>
-        <w:hyperlink r:id="rId29" w:history="1">
+        <w:hyperlink r:id="rId30" w:history="1">
           <w:r>
             <w:rPr>
               <w:rStyle w:val="Hyperlink"/>
@@ -4970,7 +4969,7 @@
           <w:sz w:val="24"/>
           <w:u w:val="single"/>
         </w:rPr>
-        <w:hyperlink r:id="rId30" w:history="1">
+        <w:hyperlink r:id="rId31" w:history="1">
           <w:r>
             <w:rPr>
               <w:rStyle w:val="Hyperlink"/>
@@ -4988,7 +4987,7 @@
           <w:sz w:val="24"/>
           <w:u w:val="single"/>
         </w:rPr>
-        <w:hyperlink r:id="rId30" w:history="1">
+        <w:hyperlink r:id="rId31" w:history="1">
           <w:r>
             <w:rPr>
               <w:rStyle w:val="Hyperlink"/>
@@ -5006,7 +5005,7 @@
           <w:sz w:val="24"/>
           <w:u w:val="single"/>
         </w:rPr>
-        <w:hyperlink r:id="rId30" w:history="1">
+        <w:hyperlink r:id="rId31" w:history="1">
           <w:r>
             <w:rPr>
               <w:rStyle w:val="Hyperlink"/>
@@ -5024,7 +5023,7 @@
           <w:sz w:val="24"/>
           <w:u w:val="single"/>
         </w:rPr>
-        <w:hyperlink r:id="rId30" w:history="1">
+        <w:hyperlink r:id="rId31" w:history="1">
           <w:r>
             <w:rPr>
               <w:rStyle w:val="Hyperlink"/>
@@ -5042,7 +5041,7 @@
           <w:sz w:val="24"/>
           <w:u w:val="single"/>
         </w:rPr>
-        <w:hyperlink r:id="rId30" w:history="1">
+        <w:hyperlink r:id="rId31" w:history="1">
           <w:r>
             <w:rPr>
               <w:rStyle w:val="Hyperlink"/>
@@ -5060,7 +5059,7 @@
           <w:sz w:val="24"/>
           <w:u w:val="single"/>
         </w:rPr>
-        <w:hyperlink r:id="rId30" w:history="1">
+        <w:hyperlink r:id="rId31" w:history="1">
           <w:r>
             <w:rPr>
               <w:rStyle w:val="Hyperlink"/>
@@ -5078,7 +5077,7 @@
           <w:sz w:val="24"/>
           <w:u w:val="single"/>
         </w:rPr>
-        <w:hyperlink r:id="rId30" w:history="1">
+        <w:hyperlink r:id="rId31" w:history="1">
           <w:r>
             <w:rPr>
               <w:rStyle w:val="Hyperlink"/>
@@ -5186,7 +5185,7 @@
           <w:sz w:val="24"/>
           <w:u w:val="single"/>
         </w:rPr>
-        <w:hyperlink r:id="rId31" w:history="1">
+        <w:hyperlink r:id="rId32" w:history="1">
           <w:r>
             <w:rPr>
               <w:rStyle w:val="Hyperlink"/>
@@ -5204,7 +5203,7 @@
           <w:sz w:val="24"/>
           <w:u w:val="single"/>
         </w:rPr>
-        <w:hyperlink r:id="rId31" w:history="1">
+        <w:hyperlink r:id="rId32" w:history="1">
           <w:r>
             <w:rPr>
               <w:rStyle w:val="Hyperlink"/>
@@ -5222,7 +5221,7 @@
           <w:sz w:val="24"/>
           <w:u w:val="single"/>
         </w:rPr>
-        <w:hyperlink r:id="rId31" w:history="1">
+        <w:hyperlink r:id="rId32" w:history="1">
           <w:r>
             <w:rPr>
               <w:rStyle w:val="Hyperlink"/>
@@ -5240,7 +5239,7 @@
           <w:sz w:val="24"/>
           <w:u w:val="single"/>
         </w:rPr>
-        <w:hyperlink r:id="rId31" w:history="1">
+        <w:hyperlink r:id="rId32" w:history="1">
           <w:r>
             <w:rPr>
               <w:rStyle w:val="Hyperlink"/>
@@ -5258,7 +5257,7 @@
           <w:sz w:val="24"/>
           <w:u w:val="single"/>
         </w:rPr>
-        <w:hyperlink r:id="rId31" w:history="1">
+        <w:hyperlink r:id="rId32" w:history="1">
           <w:r>
             <w:rPr>
               <w:rStyle w:val="Hyperlink"/>
@@ -5274,8 +5273,109 @@
           <w:i w:val="0"/>
           <w:color w:val="0000FF"/>
           <w:sz w:val="24"/>
-        </w:rPr>
-        <w:t>file/NL-HaNA_2.04.01_4030_0001</w:t>
+          <w:u w:val="single"/>
+        </w:rPr>
+        <w:hyperlink r:id="rId32" w:history="1">
+          <w:r>
+            <w:rPr>
+              <w:rStyle w:val="Hyperlink"/>
+            </w:rPr>
+            <w:t>fi</w:t>
+          </w:r>
+        </w:hyperlink>
+      </w:r>
+      <w:r>
+        <w:rPr>
+          <w:rFonts w:ascii="Charis SIL Regular" w:hAnsi="Charis SIL Regular" w:eastAsia="Charis SIL Regular"/>
+          <w:b w:val="0"/>
+          <w:i w:val="0"/>
+          <w:color w:val="0000FF"/>
+          <w:sz w:val="24"/>
+          <w:u w:val="single"/>
+        </w:rPr>
+        <w:hyperlink r:id="rId32" w:history="1">
+          <w:r>
+            <w:rPr>
+              <w:rStyle w:val="Hyperlink"/>
+            </w:rPr>
+            <w:t>l</w:t>
+          </w:r>
+        </w:hyperlink>
+      </w:r>
+      <w:r>
+        <w:rPr>
+          <w:rFonts w:ascii="Charis SIL Regular" w:hAnsi="Charis SIL Regular" w:eastAsia="Charis SIL Regular"/>
+          <w:b w:val="0"/>
+          <w:i w:val="0"/>
+          <w:color w:val="0000FF"/>
+          <w:sz w:val="24"/>
+          <w:u w:val="single"/>
+        </w:rPr>
+        <w:hyperlink r:id="rId32" w:history="1">
+          <w:r>
+            <w:rPr>
+              <w:rStyle w:val="Hyperlink"/>
+            </w:rPr>
+            <w:t>e</w:t>
+          </w:r>
+        </w:hyperlink>
+      </w:r>
+      <w:r>
+        <w:rPr>
+          <w:rFonts w:ascii="Charis SIL Regular" w:hAnsi="Charis SIL Regular" w:eastAsia="Charis SIL Regular"/>
+          <w:b w:val="0"/>
+          <w:i w:val="0"/>
+          <w:color w:val="0000FF"/>
+          <w:sz w:val="24"/>
+          <w:u w:val="single"/>
+        </w:rPr>
+        <w:t>/</w:t>
+      </w:r>
+      <w:r>
+        <w:rPr>
+          <w:rFonts w:ascii="Charis SIL Regular" w:hAnsi="Charis SIL Regular" w:eastAsia="Charis SIL Regular"/>
+          <w:b w:val="0"/>
+          <w:i w:val="0"/>
+          <w:color w:val="0000FF"/>
+          <w:sz w:val="24"/>
+          <w:u w:val="single"/>
+        </w:rPr>
+        <w:hyperlink r:id="rId32" w:history="1">
+          <w:r>
+            <w:rPr>
+              <w:rStyle w:val="Hyperlink"/>
+            </w:rPr>
+            <w:t>NL-</w:t>
+          </w:r>
+        </w:hyperlink>
+      </w:r>
+      <w:r>
+        <w:rPr>
+          <w:rFonts w:ascii="Charis SIL Regular" w:hAnsi="Charis SIL Regular" w:eastAsia="Charis SIL Regular"/>
+          <w:b w:val="0"/>
+          <w:i w:val="0"/>
+          <w:color w:val="0000FF"/>
+          <w:sz w:val="24"/>
+          <w:u w:val="single"/>
+        </w:rPr>
+        <w:hyperlink r:id="rId32" w:history="1">
+          <w:r>
+            <w:rPr>
+              <w:rStyle w:val="Hyperlink"/>
+            </w:rPr>
+            <w:t>HaNA_2.04.01_4030_000</w:t>
+          </w:r>
+        </w:hyperlink>
+      </w:r>
+      <w:r>
+        <w:rPr>
+          <w:rFonts w:ascii="Charis SIL Regular" w:hAnsi="Charis SIL Regular" w:eastAsia="Charis SIL Regular"/>
+          <w:b w:val="0"/>
+          <w:i w:val="0"/>
+          <w:color w:val="0000FF"/>
+          <w:sz w:val="24"/>
+        </w:rPr>
+        <w:t>1</w:t>
       </w:r>
     </w:p>
     <w:p>
@@ -5375,7 +5475,7 @@
           <w:color w:val="0000FF"/>
           <w:sz w:val="24"/>
         </w:rPr>
-        <w:hyperlink r:id="rId32" w:history="1">
+        <w:hyperlink r:id="rId33" w:history="1">
           <w:r>
             <w:rPr>
               <w:rStyle w:val="Hyperlink"/>
@@ -5392,7 +5492,7 @@
           <w:color w:val="0000FF"/>
           <w:sz w:val="24"/>
         </w:rPr>
-        <w:hyperlink r:id="rId32" w:history="1">
+        <w:hyperlink r:id="rId33" w:history="1">
           <w:r>
             <w:rPr>
               <w:rStyle w:val="Hyperlink"/>
@@ -5502,7 +5602,7 @@
           <w:color w:val="0000FF"/>
           <w:sz w:val="24"/>
         </w:rPr>
-        <w:hyperlink r:id="rId33" w:history="1">
+        <w:hyperlink r:id="rId34" w:history="1">
           <w:r>
             <w:rPr>
               <w:rStyle w:val="Hyperlink"/>
@@ -5519,7 +5619,7 @@
           <w:color w:val="0000FF"/>
           <w:sz w:val="24"/>
         </w:rPr>
-        <w:hyperlink r:id="rId33" w:history="1">
+        <w:hyperlink r:id="rId34" w:history="1">
           <w:r>
             <w:rPr>
               <w:rStyle w:val="Hyperlink"/>
@@ -5636,7 +5736,7 @@
           <w:color w:val="0000FF"/>
           <w:sz w:val="24"/>
         </w:rPr>
-        <w:hyperlink r:id="rId34" w:history="1">
+        <w:hyperlink r:id="rId35" w:history="1">
           <w:r>
             <w:rPr>
               <w:rStyle w:val="Hyperlink"/>
@@ -5653,7 +5753,7 @@
           <w:color w:val="0000FF"/>
           <w:sz w:val="24"/>
         </w:rPr>
-        <w:hyperlink r:id="rId34" w:history="1">
+        <w:hyperlink r:id="rId35" w:history="1">
           <w:r>
             <w:rPr>
               <w:rStyle w:val="Hyperlink"/>
@@ -5813,7 +5913,7 @@
           <w:sz w:val="24"/>
           <w:u w:val="single"/>
         </w:rPr>
-        <w:hyperlink r:id="rId24" w:history="1">
+        <w:hyperlink r:id="rId25" w:history="1">
           <w:r>
             <w:rPr>
               <w:rStyle w:val="Hyperlink"/>
@@ -5831,7 +5931,7 @@
           <w:sz w:val="24"/>
           <w:u w:val="single"/>
         </w:rPr>
-        <w:hyperlink r:id="rId24" w:history="1">
+        <w:hyperlink r:id="rId25" w:history="1">
           <w:r>
             <w:rPr>
               <w:rStyle w:val="Hyperlink"/>
@@ -5849,7 +5949,7 @@
           <w:sz w:val="24"/>
           <w:u w:val="single"/>
         </w:rPr>
-        <w:hyperlink r:id="rId24" w:history="1">
+        <w:hyperlink r:id="rId25" w:history="1">
           <w:r>
             <w:rPr>
               <w:rStyle w:val="Hyperlink"/>
@@ -5867,7 +5967,7 @@
           <w:sz w:val="24"/>
           <w:u w:val="single"/>
         </w:rPr>
-        <w:hyperlink r:id="rId24" w:history="1">
+        <w:hyperlink r:id="rId25" w:history="1">
           <w:r>
             <w:rPr>
               <w:rStyle w:val="Hyperlink"/>
@@ -5895,7 +5995,7 @@
           <w:sz w:val="24"/>
           <w:u w:val="single"/>
         </w:rPr>
-        <w:hyperlink r:id="rId24" w:history="1">
+        <w:hyperlink r:id="rId36" w:history="1">
           <w:r>
             <w:rPr>
               <w:rStyle w:val="Hyperlink"/>
@@ -5913,7 +6013,7 @@
           <w:sz w:val="24"/>
           <w:u w:val="single"/>
         </w:rPr>
-        <w:hyperlink r:id="rId24" w:history="1">
+        <w:hyperlink r:id="rId36" w:history="1">
           <w:r>
             <w:rPr>
               <w:rStyle w:val="Hyperlink"/>
@@ -5942,7 +6042,7 @@
           <w:sz w:val="24"/>
           <w:u w:val="single"/>
         </w:rPr>
-        <w:hyperlink r:id="rId24" w:history="1">
+        <w:hyperlink r:id="rId36" w:history="1">
           <w:r>
             <w:rPr>
               <w:rStyle w:val="Hyperlink"/>
@@ -6050,7 +6150,7 @@
           <w:sz w:val="24"/>
           <w:u w:val="single"/>
         </w:rPr>
-        <w:hyperlink r:id="rId35" w:history="1">
+        <w:hyperlink r:id="rId37" w:history="1">
           <w:r>
             <w:rPr>
               <w:rStyle w:val="Hyperlink"/>
@@ -6068,7 +6168,7 @@
           <w:sz w:val="24"/>
           <w:u w:val="single"/>
         </w:rPr>
-        <w:hyperlink r:id="rId35" w:history="1">
+        <w:hyperlink r:id="rId37" w:history="1">
           <w:r>
             <w:rPr>
               <w:rStyle w:val="Hyperlink"/>
@@ -6086,7 +6186,7 @@
           <w:sz w:val="24"/>
           <w:u w:val="single"/>
         </w:rPr>
-        <w:hyperlink r:id="rId35" w:history="1">
+        <w:hyperlink r:id="rId37" w:history="1">
           <w:r>
             <w:rPr>
               <w:rStyle w:val="Hyperlink"/>
@@ -6104,7 +6204,7 @@
           <w:sz w:val="24"/>
           <w:u w:val="single"/>
         </w:rPr>
-        <w:hyperlink r:id="rId35" w:history="1">
+        <w:hyperlink r:id="rId37" w:history="1">
           <w:r>
             <w:rPr>
               <w:rStyle w:val="Hyperlink"/>
@@ -6122,7 +6222,7 @@
           <w:sz w:val="24"/>
           <w:u w:val="single"/>
         </w:rPr>
-        <w:hyperlink r:id="rId35" w:history="1">
+        <w:hyperlink r:id="rId37" w:history="1">
           <w:r>
             <w:rPr>
               <w:rStyle w:val="Hyperlink"/>
@@ -6140,7 +6240,7 @@
           <w:sz w:val="24"/>
           <w:u w:val="single"/>
         </w:rPr>
-        <w:hyperlink r:id="rId35" w:history="1">
+        <w:hyperlink r:id="rId37" w:history="1">
           <w:r>
             <w:rPr>
               <w:rStyle w:val="Hyperlink"/>
@@ -6168,7 +6268,7 @@
           <w:sz w:val="24"/>
           <w:u w:val="single"/>
         </w:rPr>
-        <w:hyperlink r:id="rId36" w:history="1">
+        <w:hyperlink r:id="rId38" w:history="1">
           <w:r>
             <w:rPr>
               <w:rStyle w:val="Hyperlink"/>
@@ -6186,7 +6286,7 @@
           <w:sz w:val="24"/>
           <w:u w:val="single"/>
         </w:rPr>
-        <w:hyperlink r:id="rId35" w:history="1">
+        <w:hyperlink r:id="rId38" w:history="1">
           <w:r>
             <w:rPr>
               <w:rStyle w:val="Hyperlink"/>
@@ -6204,7 +6304,7 @@
           <w:sz w:val="24"/>
           <w:u w:val="single"/>
         </w:rPr>
-        <w:hyperlink r:id="rId36" w:history="1">
+        <w:hyperlink r:id="rId38" w:history="1">
           <w:r>
             <w:rPr>
               <w:rStyle w:val="Hyperlink"/>
@@ -6332,7 +6432,7 @@
           <w:sz w:val="24"/>
           <w:u w:val="single"/>
         </w:rPr>
-        <w:hyperlink r:id="rId37" w:history="1">
+        <w:hyperlink r:id="rId39" w:history="1">
           <w:r>
             <w:rPr>
               <w:rStyle w:val="Hyperlink"/>
@@ -6350,7 +6450,7 @@
           <w:sz w:val="24"/>
           <w:u w:val="single"/>
         </w:rPr>
-        <w:hyperlink r:id="rId37" w:history="1">
+        <w:hyperlink r:id="rId39" w:history="1">
           <w:r>
             <w:rPr>
               <w:rStyle w:val="Hyperlink"/>
@@ -6368,7 +6468,7 @@
           <w:sz w:val="24"/>
           <w:u w:val="single"/>
         </w:rPr>
-        <w:hyperlink r:id="rId37" w:history="1">
+        <w:hyperlink r:id="rId39" w:history="1">
           <w:r>
             <w:rPr>
               <w:rStyle w:val="Hyperlink"/>
@@ -6386,7 +6486,7 @@
           <w:sz w:val="24"/>
           <w:u w:val="single"/>
         </w:rPr>
-        <w:hyperlink r:id="rId37" w:history="1">
+        <w:hyperlink r:id="rId39" w:history="1">
           <w:r>
             <w:rPr>
               <w:rStyle w:val="Hyperlink"/>
@@ -6414,7 +6514,7 @@
           <w:sz w:val="24"/>
           <w:u w:val="single"/>
         </w:rPr>
-        <w:hyperlink r:id="rId38" w:history="1">
+        <w:hyperlink r:id="rId40" w:history="1">
           <w:r>
             <w:rPr>
               <w:rStyle w:val="Hyperlink"/>
@@ -6443,7 +6543,7 @@
           <w:sz w:val="24"/>
           <w:u w:val="single"/>
         </w:rPr>
-        <w:hyperlink r:id="rId38" w:history="1">
+        <w:hyperlink r:id="rId40" w:history="1">
           <w:r>
             <w:rPr>
               <w:rStyle w:val="Hyperlink"/>
@@ -6571,7 +6671,7 @@
           <w:sz w:val="24"/>
           <w:u w:val="single"/>
         </w:rPr>
-        <w:hyperlink r:id="rId39" w:history="1">
+        <w:hyperlink r:id="rId41" w:history="1">
           <w:r>
             <w:rPr>
               <w:rStyle w:val="Hyperlink"/>
@@ -6589,7 +6689,7 @@
           <w:sz w:val="24"/>
           <w:u w:val="single"/>
         </w:rPr>
-        <w:hyperlink r:id="rId39" w:history="1">
+        <w:hyperlink r:id="rId41" w:history="1">
           <w:r>
             <w:rPr>
               <w:rStyle w:val="Hyperlink"/>
@@ -6617,7 +6717,7 @@
           <w:sz w:val="24"/>
           <w:u w:val="single"/>
         </w:rPr>
-        <w:hyperlink r:id="rId40" w:history="1">
+        <w:hyperlink r:id="rId42" w:history="1">
           <w:r>
             <w:rPr>
               <w:rStyle w:val="Hyperlink"/>
@@ -6646,7 +6746,7 @@
           <w:sz w:val="24"/>
           <w:u w:val="single"/>
         </w:rPr>
-        <w:hyperlink r:id="rId40" w:history="1">
+        <w:hyperlink r:id="rId42" w:history="1">
           <w:r>
             <w:rPr>
               <w:rStyle w:val="Hyperlink"/>
@@ -6674,7 +6774,7 @@
           <w:sz w:val="24"/>
           <w:u w:val="single"/>
         </w:rPr>
-        <w:hyperlink r:id="rId41" w:history="1">
+        <w:hyperlink r:id="rId43" w:history="1">
           <w:r>
             <w:rPr>
               <w:rStyle w:val="Hyperlink"/>
@@ -6710,7 +6810,7 @@
           <w:sz w:val="24"/>
           <w:u w:val="single"/>
         </w:rPr>
-        <w:hyperlink r:id="rId39" w:history="1">
+        <w:hyperlink r:id="rId41" w:history="1">
           <w:r>
             <w:rPr>
               <w:rStyle w:val="Hyperlink"/>
@@ -6841,7 +6941,7 @@
           <w:sz w:val="24"/>
           <w:u w:val="single"/>
         </w:rPr>
-        <w:hyperlink r:id="rId42" w:history="1">
+        <w:hyperlink r:id="rId44" w:history="1">
           <w:r>
             <w:rPr>
               <w:rStyle w:val="Hyperlink"/>
@@ -6859,7 +6959,7 @@
           <w:sz w:val="24"/>
           <w:u w:val="single"/>
         </w:rPr>
-        <w:hyperlink r:id="rId42" w:history="1">
+        <w:hyperlink r:id="rId44" w:history="1">
           <w:r>
             <w:rPr>
               <w:rStyle w:val="Hyperlink"/>
@@ -6877,7 +6977,7 @@
           <w:sz w:val="24"/>
           <w:u w:val="single"/>
         </w:rPr>
-        <w:hyperlink r:id="rId42" w:history="1">
+        <w:hyperlink r:id="rId44" w:history="1">
           <w:r>
             <w:rPr>
               <w:rStyle w:val="Hyperlink"/>
@@ -6895,7 +6995,7 @@
           <w:sz w:val="24"/>
           <w:u w:val="single"/>
         </w:rPr>
-        <w:hyperlink r:id="rId42" w:history="1">
+        <w:hyperlink r:id="rId44" w:history="1">
           <w:r>
             <w:rPr>
               <w:rStyle w:val="Hyperlink"/>
@@ -7013,7 +7113,7 @@
           <w:sz w:val="24"/>
           <w:u w:val="single"/>
         </w:rPr>
-        <w:hyperlink r:id="rId43" w:history="1">
+        <w:hyperlink r:id="rId45" w:history="1">
           <w:r>
             <w:rPr>
               <w:rStyle w:val="Hyperlink"/>
@@ -7031,7 +7131,7 @@
           <w:sz w:val="24"/>
           <w:u w:val="single"/>
         </w:rPr>
-        <w:hyperlink r:id="rId43" w:history="1">
+        <w:hyperlink r:id="rId45" w:history="1">
           <w:r>
             <w:rPr>
               <w:rStyle w:val="Hyperlink"/>
@@ -7049,7 +7149,7 @@
           <w:sz w:val="24"/>
           <w:u w:val="single"/>
         </w:rPr>
-        <w:hyperlink r:id="rId43" w:history="1">
+        <w:hyperlink r:id="rId45" w:history="1">
           <w:r>
             <w:rPr>
               <w:rStyle w:val="Hyperlink"/>
@@ -7067,7 +7167,7 @@
           <w:sz w:val="24"/>
           <w:u w:val="single"/>
         </w:rPr>
-        <w:hyperlink r:id="rId43" w:history="1">
+        <w:hyperlink r:id="rId45" w:history="1">
           <w:r>
             <w:rPr>
               <w:rStyle w:val="Hyperlink"/>
@@ -7124,7 +7224,7 @@
           <w:sz w:val="24"/>
           <w:u w:val="single"/>
         </w:rPr>
-        <w:hyperlink r:id="rId44" w:history="1">
+        <w:hyperlink r:id="rId46" w:history="1">
           <w:r>
             <w:rPr>
               <w:rStyle w:val="Hyperlink"/>
@@ -7153,7 +7253,7 @@
           <w:sz w:val="24"/>
           <w:u w:val="single"/>
         </w:rPr>
-        <w:hyperlink r:id="rId44" w:history="1">
+        <w:hyperlink r:id="rId46" w:history="1">
           <w:r>
             <w:rPr>
               <w:rStyle w:val="Hyperlink"/>
@@ -7181,7 +7281,7 @@
           <w:sz w:val="24"/>
           <w:u w:val="single"/>
         </w:rPr>
-        <w:hyperlink r:id="rId45" w:history="1">
+        <w:hyperlink r:id="rId47" w:history="1">
           <w:r>
             <w:rPr>
               <w:rStyle w:val="Hyperlink"/>
@@ -7210,7 +7310,7 @@
           <w:sz w:val="24"/>
           <w:u w:val="single"/>
         </w:rPr>
-        <w:hyperlink r:id="rId45" w:history="1">
+        <w:hyperlink r:id="rId47" w:history="1">
           <w:r>
             <w:rPr>
               <w:rStyle w:val="Hyperlink"/>

--- a/EXPORTS/DOCX/published/niveau3/Dutch/KKZ.docx
+++ b/EXPORTS/DOCX/published/niveau3/Dutch/KKZ.docx
@@ -708,14 +708,7 @@
           <w:color w:val="000000"/>
           <w:sz w:val="24"/>
         </w:rPr>
-        <w:hyperlink r:id="rId11" w:history="1">
-          <w:r>
-            <w:rPr>
-              <w:rStyle w:val="Hyperlink"/>
-            </w:rPr>
-            <w:t xml:space="preserve">nd </w:t>
-          </w:r>
-        </w:hyperlink>
+        <w:t xml:space="preserve">nd </w:t>
       </w:r>
       <w:r>
         <w:rPr>
@@ -1662,7 +1655,14 @@
           <w:color w:val="0000FF"/>
           <w:sz w:val="24"/>
         </w:rPr>
-        <w:t>Rijksmu</w:t>
+        <w:hyperlink r:id="rId16" w:history="1">
+          <w:r>
+            <w:rPr>
+              <w:rStyle w:val="Hyperlink"/>
+            </w:rPr>
+            <w:t>Rijksmu</w:t>
+          </w:r>
+        </w:hyperlink>
       </w:r>
       <w:r>
         <w:rPr>
@@ -1883,7 +1883,7 @@
           <w:color w:val="0000FF"/>
           <w:sz w:val="24"/>
         </w:rPr>
-        <w:hyperlink r:id="rId16" w:history="1">
+        <w:hyperlink r:id="rId17" w:history="1">
           <w:r>
             <w:rPr>
               <w:rStyle w:val="Hyperlink"/>
@@ -1901,7 +1901,7 @@
           <w:sz w:val="24"/>
           <w:u w:val="single"/>
         </w:rPr>
-        <w:hyperlink r:id="rId17" w:history="1">
+        <w:hyperlink r:id="rId16" w:history="1">
           <w:r>
             <w:rPr>
               <w:rStyle w:val="Hyperlink"/>
@@ -1930,7 +1930,7 @@
           <w:sz w:val="24"/>
           <w:u w:val="single"/>
         </w:rPr>
-        <w:hyperlink r:id="rId17" w:history="1">
+        <w:hyperlink r:id="rId16" w:history="1">
           <w:r>
             <w:rPr>
               <w:rStyle w:val="Hyperlink"/>
@@ -1959,7 +1959,7 @@
           <w:sz w:val="24"/>
           <w:u w:val="single"/>
         </w:rPr>
-        <w:hyperlink r:id="rId17" w:history="1">
+        <w:hyperlink r:id="rId16" w:history="1">
           <w:r>
             <w:rPr>
               <w:rStyle w:val="Hyperlink"/>
@@ -1977,7 +1977,7 @@
           <w:color w:val="000000"/>
           <w:sz w:val="24"/>
         </w:rPr>
-        <w:hyperlink r:id="rId17" w:history="1">
+        <w:hyperlink r:id="rId16" w:history="1">
           <w:r>
             <w:rPr>
               <w:rStyle w:val="Hyperlink"/>
@@ -2186,7 +2186,7 @@
           <w:sz w:val="24"/>
           <w:u w:val="single"/>
         </w:rPr>
-        <w:hyperlink r:id="rId16" w:history="1">
+        <w:hyperlink r:id="rId17" w:history="1">
           <w:r>
             <w:rPr>
               <w:rStyle w:val="Hyperlink"/>
@@ -2215,7 +2215,7 @@
           <w:sz w:val="24"/>
           <w:u w:val="single"/>
         </w:rPr>
-        <w:hyperlink r:id="rId16" w:history="1">
+        <w:hyperlink r:id="rId17" w:history="1">
           <w:r>
             <w:rPr>
               <w:rStyle w:val="Hyperlink"/>
@@ -2243,7 +2243,7 @@
           <w:sz w:val="24"/>
           <w:u w:val="single"/>
         </w:rPr>
-        <w:hyperlink r:id="rId16" w:history="1">
+        <w:hyperlink r:id="rId17" w:history="1">
           <w:r>
             <w:rPr>
               <w:rStyle w:val="Hyperlink"/>
@@ -2261,7 +2261,7 @@
           <w:sz w:val="24"/>
           <w:u w:val="single"/>
         </w:rPr>
-        <w:hyperlink r:id="rId16" w:history="1">
+        <w:hyperlink r:id="rId17" w:history="1">
           <w:r>
             <w:rPr>
               <w:rStyle w:val="Hyperlink"/>
@@ -2532,14 +2532,7 @@
           <w:sz w:val="24"/>
           <w:u w:val="single"/>
         </w:rPr>
-        <w:hyperlink r:id="rId20" w:history="1">
-          <w:r>
-            <w:rPr>
-              <w:rStyle w:val="Hyperlink"/>
-            </w:rPr>
-            <w:t>G</w:t>
-          </w:r>
-        </w:hyperlink>
+        <w:t>G</w:t>
       </w:r>
       <w:r>
         <w:rPr>
@@ -2550,7 +2543,7 @@
           <w:sz w:val="24"/>
           <w:u w:val="single"/>
         </w:rPr>
-        <w:hyperlink r:id="rId20" w:history="1">
+        <w:hyperlink r:id="rId18" w:history="1">
           <w:r>
             <w:rPr>
               <w:rStyle w:val="Hyperlink"/>
@@ -2568,7 +2561,7 @@
           <w:sz w:val="24"/>
           <w:u w:val="single"/>
         </w:rPr>
-        <w:hyperlink r:id="rId20" w:history="1">
+        <w:hyperlink r:id="rId18" w:history="1">
           <w:r>
             <w:rPr>
               <w:rStyle w:val="Hyperlink"/>
@@ -2597,7 +2590,7 @@
           <w:sz w:val="24"/>
           <w:u w:val="single"/>
         </w:rPr>
-        <w:hyperlink r:id="rId20" w:history="1">
+        <w:hyperlink r:id="rId18" w:history="1">
           <w:r>
             <w:rPr>
               <w:rStyle w:val="Hyperlink"/>
@@ -2626,7 +2619,7 @@
           <w:sz w:val="24"/>
           <w:u w:val="single"/>
         </w:rPr>
-        <w:hyperlink r:id="rId20" w:history="1">
+        <w:hyperlink r:id="rId18" w:history="1">
           <w:r>
             <w:rPr>
               <w:rStyle w:val="Hyperlink"/>
@@ -2644,7 +2637,7 @@
           <w:sz w:val="24"/>
           <w:u w:val="single"/>
         </w:rPr>
-        <w:hyperlink r:id="rId20" w:history="1">
+        <w:hyperlink r:id="rId18" w:history="1">
           <w:r>
             <w:rPr>
               <w:rStyle w:val="Hyperlink"/>
@@ -5309,7 +5302,6 @@
           <w:i w:val="0"/>
           <w:color w:val="0000FF"/>
           <w:sz w:val="24"/>
-          <w:u w:val="single"/>
         </w:rPr>
         <w:hyperlink r:id="rId32" w:history="1">
           <w:r>
@@ -5327,25 +5319,13 @@
           <w:i w:val="0"/>
           <w:color w:val="0000FF"/>
           <w:sz w:val="24"/>
-          <w:u w:val="single"/>
-        </w:rPr>
-        <w:t>/</w:t>
-      </w:r>
-      <w:r>
-        <w:rPr>
-          <w:rFonts w:ascii="Charis SIL Regular" w:hAnsi="Charis SIL Regular" w:eastAsia="Charis SIL Regular"/>
-          <w:b w:val="0"/>
-          <w:i w:val="0"/>
-          <w:color w:val="0000FF"/>
-          <w:sz w:val="24"/>
-          <w:u w:val="single"/>
         </w:rPr>
         <w:hyperlink r:id="rId32" w:history="1">
           <w:r>
             <w:rPr>
               <w:rStyle w:val="Hyperlink"/>
             </w:rPr>
-            <w:t>NL-</w:t>
+            <w:t>/</w:t>
           </w:r>
         </w:hyperlink>
       </w:r>
@@ -5363,7 +5343,7 @@
             <w:rPr>
               <w:rStyle w:val="Hyperlink"/>
             </w:rPr>
-            <w:t>HaNA_2.04.01_4030_000</w:t>
+            <w:t>NL</w:t>
           </w:r>
         </w:hyperlink>
       </w:r>
@@ -5375,7 +5355,25 @@
           <w:color w:val="0000FF"/>
           <w:sz w:val="24"/>
         </w:rPr>
-        <w:t>1</w:t>
+        <w:t>-</w:t>
+      </w:r>
+      <w:r>
+        <w:rPr>
+          <w:rFonts w:ascii="Charis SIL Regular" w:hAnsi="Charis SIL Regular" w:eastAsia="Charis SIL Regular"/>
+          <w:b w:val="0"/>
+          <w:i w:val="0"/>
+          <w:color w:val="0000FF"/>
+          <w:sz w:val="24"/>
+          <w:u w:val="single"/>
+        </w:rPr>
+        <w:hyperlink r:id="rId32" w:history="1">
+          <w:r>
+            <w:rPr>
+              <w:rStyle w:val="Hyperlink"/>
+            </w:rPr>
+            <w:t>HaNA_2.04.01_4030_0001</w:t>
+          </w:r>
+        </w:hyperlink>
       </w:r>
     </w:p>
     <w:p>
@@ -5995,7 +5993,7 @@
           <w:sz w:val="24"/>
           <w:u w:val="single"/>
         </w:rPr>
-        <w:hyperlink r:id="rId36" w:history="1">
+        <w:hyperlink r:id="rId25" w:history="1">
           <w:r>
             <w:rPr>
               <w:rStyle w:val="Hyperlink"/>
@@ -6013,7 +6011,7 @@
           <w:sz w:val="24"/>
           <w:u w:val="single"/>
         </w:rPr>
-        <w:hyperlink r:id="rId36" w:history="1">
+        <w:hyperlink r:id="rId25" w:history="1">
           <w:r>
             <w:rPr>
               <w:rStyle w:val="Hyperlink"/>
@@ -6042,7 +6040,7 @@
           <w:sz w:val="24"/>
           <w:u w:val="single"/>
         </w:rPr>
-        <w:hyperlink r:id="rId36" w:history="1">
+        <w:hyperlink r:id="rId25" w:history="1">
           <w:r>
             <w:rPr>
               <w:rStyle w:val="Hyperlink"/>
@@ -6150,7 +6148,7 @@
           <w:sz w:val="24"/>
           <w:u w:val="single"/>
         </w:rPr>
-        <w:hyperlink r:id="rId37" w:history="1">
+        <w:hyperlink r:id="rId36" w:history="1">
           <w:r>
             <w:rPr>
               <w:rStyle w:val="Hyperlink"/>
@@ -6168,7 +6166,7 @@
           <w:sz w:val="24"/>
           <w:u w:val="single"/>
         </w:rPr>
-        <w:hyperlink r:id="rId37" w:history="1">
+        <w:hyperlink r:id="rId36" w:history="1">
           <w:r>
             <w:rPr>
               <w:rStyle w:val="Hyperlink"/>
@@ -6186,7 +6184,7 @@
           <w:sz w:val="24"/>
           <w:u w:val="single"/>
         </w:rPr>
-        <w:hyperlink r:id="rId37" w:history="1">
+        <w:hyperlink r:id="rId36" w:history="1">
           <w:r>
             <w:rPr>
               <w:rStyle w:val="Hyperlink"/>
@@ -6204,7 +6202,7 @@
           <w:sz w:val="24"/>
           <w:u w:val="single"/>
         </w:rPr>
-        <w:hyperlink r:id="rId37" w:history="1">
+        <w:hyperlink r:id="rId36" w:history="1">
           <w:r>
             <w:rPr>
               <w:rStyle w:val="Hyperlink"/>
@@ -6222,7 +6220,7 @@
           <w:sz w:val="24"/>
           <w:u w:val="single"/>
         </w:rPr>
-        <w:hyperlink r:id="rId37" w:history="1">
+        <w:hyperlink r:id="rId36" w:history="1">
           <w:r>
             <w:rPr>
               <w:rStyle w:val="Hyperlink"/>
@@ -6240,7 +6238,7 @@
           <w:sz w:val="24"/>
           <w:u w:val="single"/>
         </w:rPr>
-        <w:hyperlink r:id="rId37" w:history="1">
+        <w:hyperlink r:id="rId36" w:history="1">
           <w:r>
             <w:rPr>
               <w:rStyle w:val="Hyperlink"/>
@@ -6268,7 +6266,7 @@
           <w:sz w:val="24"/>
           <w:u w:val="single"/>
         </w:rPr>
-        <w:hyperlink r:id="rId38" w:history="1">
+        <w:hyperlink r:id="rId37" w:history="1">
           <w:r>
             <w:rPr>
               <w:rStyle w:val="Hyperlink"/>
@@ -6286,7 +6284,7 @@
           <w:sz w:val="24"/>
           <w:u w:val="single"/>
         </w:rPr>
-        <w:hyperlink r:id="rId38" w:history="1">
+        <w:hyperlink r:id="rId37" w:history="1">
           <w:r>
             <w:rPr>
               <w:rStyle w:val="Hyperlink"/>
@@ -6304,7 +6302,7 @@
           <w:sz w:val="24"/>
           <w:u w:val="single"/>
         </w:rPr>
-        <w:hyperlink r:id="rId38" w:history="1">
+        <w:hyperlink r:id="rId36" w:history="1">
           <w:r>
             <w:rPr>
               <w:rStyle w:val="Hyperlink"/>
@@ -6432,7 +6430,7 @@
           <w:sz w:val="24"/>
           <w:u w:val="single"/>
         </w:rPr>
-        <w:hyperlink r:id="rId39" w:history="1">
+        <w:hyperlink r:id="rId38" w:history="1">
           <w:r>
             <w:rPr>
               <w:rStyle w:val="Hyperlink"/>
@@ -6450,7 +6448,7 @@
           <w:sz w:val="24"/>
           <w:u w:val="single"/>
         </w:rPr>
-        <w:hyperlink r:id="rId39" w:history="1">
+        <w:hyperlink r:id="rId38" w:history="1">
           <w:r>
             <w:rPr>
               <w:rStyle w:val="Hyperlink"/>
@@ -6468,7 +6466,7 @@
           <w:sz w:val="24"/>
           <w:u w:val="single"/>
         </w:rPr>
-        <w:hyperlink r:id="rId39" w:history="1">
+        <w:hyperlink r:id="rId38" w:history="1">
           <w:r>
             <w:rPr>
               <w:rStyle w:val="Hyperlink"/>
@@ -6486,7 +6484,7 @@
           <w:sz w:val="24"/>
           <w:u w:val="single"/>
         </w:rPr>
-        <w:hyperlink r:id="rId39" w:history="1">
+        <w:hyperlink r:id="rId38" w:history="1">
           <w:r>
             <w:rPr>
               <w:rStyle w:val="Hyperlink"/>
@@ -6514,7 +6512,7 @@
           <w:sz w:val="24"/>
           <w:u w:val="single"/>
         </w:rPr>
-        <w:hyperlink r:id="rId40" w:history="1">
+        <w:hyperlink r:id="rId39" w:history="1">
           <w:r>
             <w:rPr>
               <w:rStyle w:val="Hyperlink"/>
@@ -6543,7 +6541,7 @@
           <w:sz w:val="24"/>
           <w:u w:val="single"/>
         </w:rPr>
-        <w:hyperlink r:id="rId40" w:history="1">
+        <w:hyperlink r:id="rId39" w:history="1">
           <w:r>
             <w:rPr>
               <w:rStyle w:val="Hyperlink"/>
@@ -6671,7 +6669,7 @@
           <w:sz w:val="24"/>
           <w:u w:val="single"/>
         </w:rPr>
-        <w:hyperlink r:id="rId41" w:history="1">
+        <w:hyperlink r:id="rId40" w:history="1">
           <w:r>
             <w:rPr>
               <w:rStyle w:val="Hyperlink"/>
@@ -6689,7 +6687,7 @@
           <w:sz w:val="24"/>
           <w:u w:val="single"/>
         </w:rPr>
-        <w:hyperlink r:id="rId41" w:history="1">
+        <w:hyperlink r:id="rId40" w:history="1">
           <w:r>
             <w:rPr>
               <w:rStyle w:val="Hyperlink"/>
@@ -6717,7 +6715,7 @@
           <w:sz w:val="24"/>
           <w:u w:val="single"/>
         </w:rPr>
-        <w:hyperlink r:id="rId42" w:history="1">
+        <w:hyperlink r:id="rId41" w:history="1">
           <w:r>
             <w:rPr>
               <w:rStyle w:val="Hyperlink"/>
@@ -6746,7 +6744,7 @@
           <w:sz w:val="24"/>
           <w:u w:val="single"/>
         </w:rPr>
-        <w:hyperlink r:id="rId42" w:history="1">
+        <w:hyperlink r:id="rId41" w:history="1">
           <w:r>
             <w:rPr>
               <w:rStyle w:val="Hyperlink"/>
@@ -6774,7 +6772,7 @@
           <w:sz w:val="24"/>
           <w:u w:val="single"/>
         </w:rPr>
-        <w:hyperlink r:id="rId43" w:history="1">
+        <w:hyperlink r:id="rId42" w:history="1">
           <w:r>
             <w:rPr>
               <w:rStyle w:val="Hyperlink"/>
@@ -6792,7 +6790,7 @@
           <w:sz w:val="24"/>
           <w:u w:val="single"/>
         </w:rPr>
-        <w:hyperlink r:id="rId41" w:history="1">
+        <w:hyperlink r:id="rId42" w:history="1">
           <w:r>
             <w:rPr>
               <w:rStyle w:val="Hyperlink"/>
@@ -6810,7 +6808,7 @@
           <w:sz w:val="24"/>
           <w:u w:val="single"/>
         </w:rPr>
-        <w:hyperlink r:id="rId41" w:history="1">
+        <w:hyperlink r:id="rId42" w:history="1">
           <w:r>
             <w:rPr>
               <w:rStyle w:val="Hyperlink"/>
@@ -6941,7 +6939,7 @@
           <w:sz w:val="24"/>
           <w:u w:val="single"/>
         </w:rPr>
-        <w:hyperlink r:id="rId44" w:history="1">
+        <w:hyperlink r:id="rId43" w:history="1">
           <w:r>
             <w:rPr>
               <w:rStyle w:val="Hyperlink"/>
@@ -6959,7 +6957,7 @@
           <w:sz w:val="24"/>
           <w:u w:val="single"/>
         </w:rPr>
-        <w:hyperlink r:id="rId44" w:history="1">
+        <w:hyperlink r:id="rId43" w:history="1">
           <w:r>
             <w:rPr>
               <w:rStyle w:val="Hyperlink"/>
@@ -6977,7 +6975,7 @@
           <w:sz w:val="24"/>
           <w:u w:val="single"/>
         </w:rPr>
-        <w:hyperlink r:id="rId44" w:history="1">
+        <w:hyperlink r:id="rId43" w:history="1">
           <w:r>
             <w:rPr>
               <w:rStyle w:val="Hyperlink"/>
@@ -6995,7 +6993,7 @@
           <w:sz w:val="24"/>
           <w:u w:val="single"/>
         </w:rPr>
-        <w:hyperlink r:id="rId44" w:history="1">
+        <w:hyperlink r:id="rId43" w:history="1">
           <w:r>
             <w:rPr>
               <w:rStyle w:val="Hyperlink"/>
@@ -7113,7 +7111,7 @@
           <w:sz w:val="24"/>
           <w:u w:val="single"/>
         </w:rPr>
-        <w:hyperlink r:id="rId45" w:history="1">
+        <w:hyperlink r:id="rId44" w:history="1">
           <w:r>
             <w:rPr>
               <w:rStyle w:val="Hyperlink"/>
@@ -7131,7 +7129,7 @@
           <w:sz w:val="24"/>
           <w:u w:val="single"/>
         </w:rPr>
-        <w:hyperlink r:id="rId45" w:history="1">
+        <w:hyperlink r:id="rId44" w:history="1">
           <w:r>
             <w:rPr>
               <w:rStyle w:val="Hyperlink"/>
@@ -7149,7 +7147,7 @@
           <w:sz w:val="24"/>
           <w:u w:val="single"/>
         </w:rPr>
-        <w:hyperlink r:id="rId45" w:history="1">
+        <w:hyperlink r:id="rId44" w:history="1">
           <w:r>
             <w:rPr>
               <w:rStyle w:val="Hyperlink"/>
@@ -7167,7 +7165,7 @@
           <w:sz w:val="24"/>
           <w:u w:val="single"/>
         </w:rPr>
-        <w:hyperlink r:id="rId45" w:history="1">
+        <w:hyperlink r:id="rId44" w:history="1">
           <w:r>
             <w:rPr>
               <w:rStyle w:val="Hyperlink"/>
@@ -7224,7 +7222,7 @@
           <w:sz w:val="24"/>
           <w:u w:val="single"/>
         </w:rPr>
-        <w:hyperlink r:id="rId46" w:history="1">
+        <w:hyperlink r:id="rId45" w:history="1">
           <w:r>
             <w:rPr>
               <w:rStyle w:val="Hyperlink"/>
@@ -7253,7 +7251,7 @@
           <w:sz w:val="24"/>
           <w:u w:val="single"/>
         </w:rPr>
-        <w:hyperlink r:id="rId46" w:history="1">
+        <w:hyperlink r:id="rId45" w:history="1">
           <w:r>
             <w:rPr>
               <w:rStyle w:val="Hyperlink"/>
@@ -7281,7 +7279,7 @@
           <w:sz w:val="24"/>
           <w:u w:val="single"/>
         </w:rPr>
-        <w:hyperlink r:id="rId47" w:history="1">
+        <w:hyperlink r:id="rId46" w:history="1">
           <w:r>
             <w:rPr>
               <w:rStyle w:val="Hyperlink"/>
@@ -7310,7 +7308,7 @@
           <w:sz w:val="24"/>
           <w:u w:val="single"/>
         </w:rPr>
-        <w:hyperlink r:id="rId47" w:history="1">
+        <w:hyperlink r:id="rId46" w:history="1">
           <w:r>
             <w:rPr>
               <w:rStyle w:val="Hyperlink"/>

--- a/EXPORTS/DOCX/published/niveau3/Dutch/KKZ.docx
+++ b/EXPORTS/DOCX/published/niveau3/Dutch/KKZ.docx
@@ -512,7 +512,6 @@
       </w:r>
       <w:r>
         <w:rPr>
-          <w:u w:val="single" w:color="0000ff"/>
           <w:rFonts w:ascii="Charis SIL Regular" w:hAnsi="Charis SIL Regular" w:eastAsia="Charis SIL Regular"/>
           <w:b w:val="0"/>
           <w:i w:val="0"/>
@@ -654,61 +653,7 @@
           <w:color w:val="000000"/>
           <w:sz w:val="24"/>
         </w:rPr>
-        <w:hyperlink r:id="rId11" w:history="1">
-          <w:r>
-            <w:rPr>
-              <w:rStyle w:val="Hyperlink"/>
-            </w:rPr>
-            <w:t>sch</w:t>
-          </w:r>
-        </w:hyperlink>
-      </w:r>
-      <w:r>
-        <w:rPr>
-          <w:u w:val="single" w:color="0000ff"/>
-          <w:rFonts w:ascii="Charis SIL Regular" w:hAnsi="Charis SIL Regular" w:eastAsia="Charis SIL Regular"/>
-          <w:b w:val="0"/>
-          <w:i w:val="0"/>
-          <w:color w:val="000000"/>
-          <w:sz w:val="24"/>
-        </w:rPr>
-        <w:hyperlink r:id="rId11" w:history="1">
-          <w:r>
-            <w:rPr>
-              <w:rStyle w:val="Hyperlink"/>
-            </w:rPr>
-            <w:t>i</w:t>
-          </w:r>
-        </w:hyperlink>
-      </w:r>
-      <w:r>
-        <w:rPr>
-          <w:u w:val="single" w:color="0000ff"/>
-          <w:rFonts w:ascii="Charis SIL Regular" w:hAnsi="Charis SIL Regular" w:eastAsia="Charis SIL Regular"/>
-          <w:b w:val="0"/>
-          <w:i w:val="0"/>
-          <w:color w:val="000000"/>
-          <w:sz w:val="24"/>
-        </w:rPr>
-        <w:hyperlink r:id="rId11" w:history="1">
-          <w:r>
-            <w:rPr>
-              <w:rStyle w:val="Hyperlink"/>
-            </w:rPr>
-            <w:t>ereila</w:t>
-          </w:r>
-        </w:hyperlink>
-      </w:r>
-      <w:r>
-        <w:rPr>
-          <w:u w:val="single" w:color="0000ff"/>
-          <w:rFonts w:ascii="Charis SIL Regular" w:hAnsi="Charis SIL Regular" w:eastAsia="Charis SIL Regular"/>
-          <w:b w:val="0"/>
-          <w:i w:val="0"/>
-          <w:color w:val="000000"/>
-          <w:sz w:val="24"/>
-        </w:rPr>
-        <w:t xml:space="preserve">nd </w:t>
+        <w:t xml:space="preserve">schiereiland </w:t>
       </w:r>
       <w:r>
         <w:rPr>
@@ -1654,6 +1599,7 @@
           <w:i w:val="0"/>
           <w:color w:val="0000FF"/>
           <w:sz w:val="24"/>
+          <w:u w:val="single"/>
         </w:rPr>
         <w:hyperlink r:id="rId16" w:history="1">
           <w:r>
@@ -1882,6 +1828,7 @@
           <w:i w:val="0"/>
           <w:color w:val="0000FF"/>
           <w:sz w:val="24"/>
+          <w:u w:val="single"/>
         </w:rPr>
         <w:hyperlink r:id="rId17" w:history="1">
           <w:r>
@@ -2308,43 +2255,7 @@
           <w:sz w:val="24"/>
           <w:u w:val="single"/>
         </w:rPr>
-        <w:hyperlink r:id="rId19" w:history="1">
-          <w:r>
-            <w:rPr>
-              <w:rStyle w:val="Hyperlink"/>
-            </w:rPr>
-            <w:t>an</w:t>
-          </w:r>
-        </w:hyperlink>
-      </w:r>
-      <w:r>
-        <w:rPr>
-          <w:rFonts w:ascii="Charis SIL Regular" w:hAnsi="Charis SIL Regular" w:eastAsia="Charis SIL Regular"/>
-          <w:b w:val="0"/>
-          <w:i w:val="0"/>
-          <w:color w:val="0000FF"/>
-          <w:sz w:val="24"/>
-          <w:u w:val="single"/>
-        </w:rPr>
-        <w:t xml:space="preserve"> </w:t>
-      </w:r>
-      <w:r>
-        <w:rPr>
-          <w:rFonts w:ascii="Charis SIL Regular" w:hAnsi="Charis SIL Regular" w:eastAsia="Charis SIL Regular"/>
-          <w:b w:val="0"/>
-          <w:i w:val="0"/>
-          <w:color w:val="0000FF"/>
-          <w:sz w:val="24"/>
-          <w:u w:val="single"/>
-        </w:rPr>
-        <w:hyperlink r:id="rId19" w:history="1">
-          <w:r>
-            <w:rPr>
-              <w:rStyle w:val="Hyperlink"/>
-            </w:rPr>
-            <w:t>N</w:t>
-          </w:r>
-        </w:hyperlink>
+        <w:t>an N</w:t>
       </w:r>
       <w:r>
         <w:rPr>
@@ -2503,7 +2414,7 @@
           <w:sz w:val="24"/>
           <w:u w:val="single"/>
         </w:rPr>
-        <w:hyperlink r:id="rId18" w:history="1">
+        <w:hyperlink r:id="rId20" w:history="1">
           <w:r>
             <w:rPr>
               <w:rStyle w:val="Hyperlink"/>
@@ -2532,7 +2443,14 @@
           <w:sz w:val="24"/>
           <w:u w:val="single"/>
         </w:rPr>
-        <w:t>G</w:t>
+        <w:hyperlink r:id="rId20" w:history="1">
+          <w:r>
+            <w:rPr>
+              <w:rStyle w:val="Hyperlink"/>
+            </w:rPr>
+            <w:t>G</w:t>
+          </w:r>
+        </w:hyperlink>
       </w:r>
       <w:r>
         <w:rPr>
@@ -2543,7 +2461,7 @@
           <w:sz w:val="24"/>
           <w:u w:val="single"/>
         </w:rPr>
-        <w:hyperlink r:id="rId18" w:history="1">
+        <w:hyperlink r:id="rId20" w:history="1">
           <w:r>
             <w:rPr>
               <w:rStyle w:val="Hyperlink"/>
@@ -2561,7 +2479,7 @@
           <w:sz w:val="24"/>
           <w:u w:val="single"/>
         </w:rPr>
-        <w:hyperlink r:id="rId18" w:history="1">
+        <w:hyperlink r:id="rId20" w:history="1">
           <w:r>
             <w:rPr>
               <w:rStyle w:val="Hyperlink"/>
@@ -2590,7 +2508,7 @@
           <w:sz w:val="24"/>
           <w:u w:val="single"/>
         </w:rPr>
-        <w:hyperlink r:id="rId18" w:history="1">
+        <w:hyperlink r:id="rId20" w:history="1">
           <w:r>
             <w:rPr>
               <w:rStyle w:val="Hyperlink"/>
@@ -2619,7 +2537,7 @@
           <w:sz w:val="24"/>
           <w:u w:val="single"/>
         </w:rPr>
-        <w:hyperlink r:id="rId18" w:history="1">
+        <w:hyperlink r:id="rId20" w:history="1">
           <w:r>
             <w:rPr>
               <w:rStyle w:val="Hyperlink"/>
@@ -2637,7 +2555,7 @@
           <w:sz w:val="24"/>
           <w:u w:val="single"/>
         </w:rPr>
-        <w:hyperlink r:id="rId18" w:history="1">
+        <w:hyperlink r:id="rId20" w:history="1">
           <w:r>
             <w:rPr>
               <w:rStyle w:val="Hyperlink"/>
@@ -4298,7 +4216,7 @@
           <w:sz w:val="24"/>
           <w:u w:val="single"/>
         </w:rPr>
-        <w:t>Ethnografisch Muse</w:t>
+        <w:t>Ethnografisch Museu</w:t>
       </w:r>
       <w:r>
         <w:rPr>
@@ -4309,7 +4227,7 @@
           <w:sz w:val="24"/>
           <w:u w:val="single"/>
         </w:rPr>
-        <w:t>u</w:t>
+        <w:t>m Arti</w:t>
       </w:r>
       <w:r>
         <w:rPr>
@@ -4318,9 +4236,8 @@
           <w:i w:val="0"/>
           <w:color w:val="0000FF"/>
           <w:sz w:val="24"/>
-          <w:u w:val="single"/>
-        </w:rPr>
-        <w:t>m Artis</w:t>
+        </w:rPr>
+        <w:t>s</w:t>
       </w:r>
       <w:r>
         <w:br/>
@@ -5302,6 +5219,7 @@
           <w:i w:val="0"/>
           <w:color w:val="0000FF"/>
           <w:sz w:val="24"/>
+          <w:u w:val="single"/>
         </w:rPr>
         <w:hyperlink r:id="rId32" w:history="1">
           <w:r>
@@ -5319,13 +5237,25 @@
           <w:i w:val="0"/>
           <w:color w:val="0000FF"/>
           <w:sz w:val="24"/>
+          <w:u w:val="single"/>
+        </w:rPr>
+        <w:t>/</w:t>
+      </w:r>
+      <w:r>
+        <w:rPr>
+          <w:rFonts w:ascii="Charis SIL Regular" w:hAnsi="Charis SIL Regular" w:eastAsia="Charis SIL Regular"/>
+          <w:b w:val="0"/>
+          <w:i w:val="0"/>
+          <w:color w:val="0000FF"/>
+          <w:sz w:val="24"/>
+          <w:u w:val="single"/>
         </w:rPr>
         <w:hyperlink r:id="rId32" w:history="1">
           <w:r>
             <w:rPr>
               <w:rStyle w:val="Hyperlink"/>
             </w:rPr>
-            <w:t>/</w:t>
+            <w:t>NL-</w:t>
           </w:r>
         </w:hyperlink>
       </w:r>
@@ -5343,7 +5273,7 @@
             <w:rPr>
               <w:rStyle w:val="Hyperlink"/>
             </w:rPr>
-            <w:t>NL</w:t>
+            <w:t>HaNA_2.04.01_4030_000</w:t>
           </w:r>
         </w:hyperlink>
       </w:r>
@@ -5355,25 +5285,7 @@
           <w:color w:val="0000FF"/>
           <w:sz w:val="24"/>
         </w:rPr>
-        <w:t>-</w:t>
-      </w:r>
-      <w:r>
-        <w:rPr>
-          <w:rFonts w:ascii="Charis SIL Regular" w:hAnsi="Charis SIL Regular" w:eastAsia="Charis SIL Regular"/>
-          <w:b w:val="0"/>
-          <w:i w:val="0"/>
-          <w:color w:val="0000FF"/>
-          <w:sz w:val="24"/>
-          <w:u w:val="single"/>
-        </w:rPr>
-        <w:hyperlink r:id="rId32" w:history="1">
-          <w:r>
-            <w:rPr>
-              <w:rStyle w:val="Hyperlink"/>
-            </w:rPr>
-            <w:t>HaNA_2.04.01_4030_0001</w:t>
-          </w:r>
-        </w:hyperlink>
+        <w:t>1</w:t>
       </w:r>
     </w:p>
     <w:p>
@@ -6011,7 +5923,7 @@
           <w:sz w:val="24"/>
           <w:u w:val="single"/>
         </w:rPr>
-        <w:hyperlink r:id="rId25" w:history="1">
+        <w:hyperlink r:id="rId36" w:history="1">
           <w:r>
             <w:rPr>
               <w:rStyle w:val="Hyperlink"/>
@@ -6040,7 +5952,7 @@
           <w:sz w:val="24"/>
           <w:u w:val="single"/>
         </w:rPr>
-        <w:hyperlink r:id="rId25" w:history="1">
+        <w:hyperlink r:id="rId36" w:history="1">
           <w:r>
             <w:rPr>
               <w:rStyle w:val="Hyperlink"/>
@@ -6148,7 +6060,7 @@
           <w:sz w:val="24"/>
           <w:u w:val="single"/>
         </w:rPr>
-        <w:hyperlink r:id="rId36" w:history="1">
+        <w:hyperlink r:id="rId37" w:history="1">
           <w:r>
             <w:rPr>
               <w:rStyle w:val="Hyperlink"/>
@@ -6166,7 +6078,7 @@
           <w:sz w:val="24"/>
           <w:u w:val="single"/>
         </w:rPr>
-        <w:hyperlink r:id="rId36" w:history="1">
+        <w:hyperlink r:id="rId37" w:history="1">
           <w:r>
             <w:rPr>
               <w:rStyle w:val="Hyperlink"/>
@@ -6184,7 +6096,7 @@
           <w:sz w:val="24"/>
           <w:u w:val="single"/>
         </w:rPr>
-        <w:hyperlink r:id="rId36" w:history="1">
+        <w:hyperlink r:id="rId37" w:history="1">
           <w:r>
             <w:rPr>
               <w:rStyle w:val="Hyperlink"/>
@@ -6202,7 +6114,7 @@
           <w:sz w:val="24"/>
           <w:u w:val="single"/>
         </w:rPr>
-        <w:hyperlink r:id="rId36" w:history="1">
+        <w:hyperlink r:id="rId37" w:history="1">
           <w:r>
             <w:rPr>
               <w:rStyle w:val="Hyperlink"/>
@@ -6220,7 +6132,7 @@
           <w:sz w:val="24"/>
           <w:u w:val="single"/>
         </w:rPr>
-        <w:hyperlink r:id="rId36" w:history="1">
+        <w:hyperlink r:id="rId37" w:history="1">
           <w:r>
             <w:rPr>
               <w:rStyle w:val="Hyperlink"/>
@@ -6238,7 +6150,7 @@
           <w:sz w:val="24"/>
           <w:u w:val="single"/>
         </w:rPr>
-        <w:hyperlink r:id="rId36" w:history="1">
+        <w:hyperlink r:id="rId37" w:history="1">
           <w:r>
             <w:rPr>
               <w:rStyle w:val="Hyperlink"/>
@@ -6266,7 +6178,7 @@
           <w:sz w:val="24"/>
           <w:u w:val="single"/>
         </w:rPr>
-        <w:hyperlink r:id="rId37" w:history="1">
+        <w:hyperlink r:id="rId38" w:history="1">
           <w:r>
             <w:rPr>
               <w:rStyle w:val="Hyperlink"/>
@@ -6284,7 +6196,7 @@
           <w:sz w:val="24"/>
           <w:u w:val="single"/>
         </w:rPr>
-        <w:hyperlink r:id="rId37" w:history="1">
+        <w:hyperlink r:id="rId38" w:history="1">
           <w:r>
             <w:rPr>
               <w:rStyle w:val="Hyperlink"/>
@@ -6302,7 +6214,7 @@
           <w:sz w:val="24"/>
           <w:u w:val="single"/>
         </w:rPr>
-        <w:hyperlink r:id="rId36" w:history="1">
+        <w:hyperlink r:id="rId37" w:history="1">
           <w:r>
             <w:rPr>
               <w:rStyle w:val="Hyperlink"/>
@@ -6430,7 +6342,7 @@
           <w:sz w:val="24"/>
           <w:u w:val="single"/>
         </w:rPr>
-        <w:hyperlink r:id="rId38" w:history="1">
+        <w:hyperlink r:id="rId39" w:history="1">
           <w:r>
             <w:rPr>
               <w:rStyle w:val="Hyperlink"/>
@@ -6448,7 +6360,7 @@
           <w:sz w:val="24"/>
           <w:u w:val="single"/>
         </w:rPr>
-        <w:hyperlink r:id="rId38" w:history="1">
+        <w:hyperlink r:id="rId39" w:history="1">
           <w:r>
             <w:rPr>
               <w:rStyle w:val="Hyperlink"/>
@@ -6466,7 +6378,7 @@
           <w:sz w:val="24"/>
           <w:u w:val="single"/>
         </w:rPr>
-        <w:hyperlink r:id="rId38" w:history="1">
+        <w:hyperlink r:id="rId39" w:history="1">
           <w:r>
             <w:rPr>
               <w:rStyle w:val="Hyperlink"/>
@@ -6484,7 +6396,7 @@
           <w:sz w:val="24"/>
           <w:u w:val="single"/>
         </w:rPr>
-        <w:hyperlink r:id="rId38" w:history="1">
+        <w:hyperlink r:id="rId39" w:history="1">
           <w:r>
             <w:rPr>
               <w:rStyle w:val="Hyperlink"/>
@@ -6512,7 +6424,7 @@
           <w:sz w:val="24"/>
           <w:u w:val="single"/>
         </w:rPr>
-        <w:hyperlink r:id="rId39" w:history="1">
+        <w:hyperlink r:id="rId40" w:history="1">
           <w:r>
             <w:rPr>
               <w:rStyle w:val="Hyperlink"/>
@@ -6541,7 +6453,7 @@
           <w:sz w:val="24"/>
           <w:u w:val="single"/>
         </w:rPr>
-        <w:hyperlink r:id="rId39" w:history="1">
+        <w:hyperlink r:id="rId40" w:history="1">
           <w:r>
             <w:rPr>
               <w:rStyle w:val="Hyperlink"/>
@@ -6669,7 +6581,7 @@
           <w:sz w:val="24"/>
           <w:u w:val="single"/>
         </w:rPr>
-        <w:hyperlink r:id="rId40" w:history="1">
+        <w:hyperlink r:id="rId41" w:history="1">
           <w:r>
             <w:rPr>
               <w:rStyle w:val="Hyperlink"/>
@@ -6687,7 +6599,7 @@
           <w:sz w:val="24"/>
           <w:u w:val="single"/>
         </w:rPr>
-        <w:hyperlink r:id="rId40" w:history="1">
+        <w:hyperlink r:id="rId41" w:history="1">
           <w:r>
             <w:rPr>
               <w:rStyle w:val="Hyperlink"/>
@@ -6715,7 +6627,7 @@
           <w:sz w:val="24"/>
           <w:u w:val="single"/>
         </w:rPr>
-        <w:hyperlink r:id="rId41" w:history="1">
+        <w:hyperlink r:id="rId42" w:history="1">
           <w:r>
             <w:rPr>
               <w:rStyle w:val="Hyperlink"/>
@@ -6744,7 +6656,7 @@
           <w:sz w:val="24"/>
           <w:u w:val="single"/>
         </w:rPr>
-        <w:hyperlink r:id="rId41" w:history="1">
+        <w:hyperlink r:id="rId42" w:history="1">
           <w:r>
             <w:rPr>
               <w:rStyle w:val="Hyperlink"/>
@@ -6772,7 +6684,7 @@
           <w:sz w:val="24"/>
           <w:u w:val="single"/>
         </w:rPr>
-        <w:hyperlink r:id="rId42" w:history="1">
+        <w:hyperlink r:id="rId43" w:history="1">
           <w:r>
             <w:rPr>
               <w:rStyle w:val="Hyperlink"/>
@@ -6790,7 +6702,7 @@
           <w:sz w:val="24"/>
           <w:u w:val="single"/>
         </w:rPr>
-        <w:hyperlink r:id="rId42" w:history="1">
+        <w:hyperlink r:id="rId41" w:history="1">
           <w:r>
             <w:rPr>
               <w:rStyle w:val="Hyperlink"/>
@@ -6808,7 +6720,7 @@
           <w:sz w:val="24"/>
           <w:u w:val="single"/>
         </w:rPr>
-        <w:hyperlink r:id="rId42" w:history="1">
+        <w:hyperlink r:id="rId41" w:history="1">
           <w:r>
             <w:rPr>
               <w:rStyle w:val="Hyperlink"/>
@@ -6939,7 +6851,7 @@
           <w:sz w:val="24"/>
           <w:u w:val="single"/>
         </w:rPr>
-        <w:hyperlink r:id="rId43" w:history="1">
+        <w:hyperlink r:id="rId44" w:history="1">
           <w:r>
             <w:rPr>
               <w:rStyle w:val="Hyperlink"/>
@@ -6957,7 +6869,7 @@
           <w:sz w:val="24"/>
           <w:u w:val="single"/>
         </w:rPr>
-        <w:hyperlink r:id="rId43" w:history="1">
+        <w:hyperlink r:id="rId44" w:history="1">
           <w:r>
             <w:rPr>
               <w:rStyle w:val="Hyperlink"/>
@@ -6975,7 +6887,7 @@
           <w:sz w:val="24"/>
           <w:u w:val="single"/>
         </w:rPr>
-        <w:hyperlink r:id="rId43" w:history="1">
+        <w:hyperlink r:id="rId44" w:history="1">
           <w:r>
             <w:rPr>
               <w:rStyle w:val="Hyperlink"/>
@@ -6993,7 +6905,7 @@
           <w:sz w:val="24"/>
           <w:u w:val="single"/>
         </w:rPr>
-        <w:hyperlink r:id="rId43" w:history="1">
+        <w:hyperlink r:id="rId44" w:history="1">
           <w:r>
             <w:rPr>
               <w:rStyle w:val="Hyperlink"/>
@@ -7111,7 +7023,7 @@
           <w:sz w:val="24"/>
           <w:u w:val="single"/>
         </w:rPr>
-        <w:hyperlink r:id="rId44" w:history="1">
+        <w:hyperlink r:id="rId45" w:history="1">
           <w:r>
             <w:rPr>
               <w:rStyle w:val="Hyperlink"/>
@@ -7129,7 +7041,7 @@
           <w:sz w:val="24"/>
           <w:u w:val="single"/>
         </w:rPr>
-        <w:hyperlink r:id="rId44" w:history="1">
+        <w:hyperlink r:id="rId45" w:history="1">
           <w:r>
             <w:rPr>
               <w:rStyle w:val="Hyperlink"/>
@@ -7147,7 +7059,7 @@
           <w:sz w:val="24"/>
           <w:u w:val="single"/>
         </w:rPr>
-        <w:hyperlink r:id="rId44" w:history="1">
+        <w:hyperlink r:id="rId45" w:history="1">
           <w:r>
             <w:rPr>
               <w:rStyle w:val="Hyperlink"/>
@@ -7165,7 +7077,7 @@
           <w:sz w:val="24"/>
           <w:u w:val="single"/>
         </w:rPr>
-        <w:hyperlink r:id="rId44" w:history="1">
+        <w:hyperlink r:id="rId45" w:history="1">
           <w:r>
             <w:rPr>
               <w:rStyle w:val="Hyperlink"/>
@@ -7222,7 +7134,7 @@
           <w:sz w:val="24"/>
           <w:u w:val="single"/>
         </w:rPr>
-        <w:hyperlink r:id="rId45" w:history="1">
+        <w:hyperlink r:id="rId46" w:history="1">
           <w:r>
             <w:rPr>
               <w:rStyle w:val="Hyperlink"/>
@@ -7251,7 +7163,7 @@
           <w:sz w:val="24"/>
           <w:u w:val="single"/>
         </w:rPr>
-        <w:hyperlink r:id="rId45" w:history="1">
+        <w:hyperlink r:id="rId46" w:history="1">
           <w:r>
             <w:rPr>
               <w:rStyle w:val="Hyperlink"/>
@@ -7279,7 +7191,7 @@
           <w:sz w:val="24"/>
           <w:u w:val="single"/>
         </w:rPr>
-        <w:hyperlink r:id="rId46" w:history="1">
+        <w:hyperlink r:id="rId47" w:history="1">
           <w:r>
             <w:rPr>
               <w:rStyle w:val="Hyperlink"/>
@@ -7308,7 +7220,7 @@
           <w:sz w:val="24"/>
           <w:u w:val="single"/>
         </w:rPr>
-        <w:hyperlink r:id="rId46" w:history="1">
+        <w:hyperlink r:id="rId47" w:history="1">
           <w:r>
             <w:rPr>
               <w:rStyle w:val="Hyperlink"/>

--- a/EXPORTS/DOCX/published/niveau3/Dutch/KKZ.docx
+++ b/EXPORTS/DOCX/published/niveau3/Dutch/KKZ.docx
@@ -512,6 +512,7 @@
       </w:r>
       <w:r>
         <w:rPr>
+          <w:u w:val="single" w:color="0000ff"/>
           <w:rFonts w:ascii="Charis SIL Regular" w:hAnsi="Charis SIL Regular" w:eastAsia="Charis SIL Regular"/>
           <w:b w:val="0"/>
           <w:i w:val="0"/>
@@ -653,7 +654,68 @@
           <w:color w:val="000000"/>
           <w:sz w:val="24"/>
         </w:rPr>
-        <w:t xml:space="preserve">schiereiland </w:t>
+        <w:hyperlink r:id="rId11" w:history="1">
+          <w:r>
+            <w:rPr>
+              <w:rStyle w:val="Hyperlink"/>
+            </w:rPr>
+            <w:t>sch</w:t>
+          </w:r>
+        </w:hyperlink>
+      </w:r>
+      <w:r>
+        <w:rPr>
+          <w:u w:val="single" w:color="0000ff"/>
+          <w:rFonts w:ascii="Charis SIL Regular" w:hAnsi="Charis SIL Regular" w:eastAsia="Charis SIL Regular"/>
+          <w:b w:val="0"/>
+          <w:i w:val="0"/>
+          <w:color w:val="000000"/>
+          <w:sz w:val="24"/>
+        </w:rPr>
+        <w:hyperlink r:id="rId11" w:history="1">
+          <w:r>
+            <w:rPr>
+              <w:rStyle w:val="Hyperlink"/>
+            </w:rPr>
+            <w:t>i</w:t>
+          </w:r>
+        </w:hyperlink>
+      </w:r>
+      <w:r>
+        <w:rPr>
+          <w:u w:val="single" w:color="0000ff"/>
+          <w:rFonts w:ascii="Charis SIL Regular" w:hAnsi="Charis SIL Regular" w:eastAsia="Charis SIL Regular"/>
+          <w:b w:val="0"/>
+          <w:i w:val="0"/>
+          <w:color w:val="000000"/>
+          <w:sz w:val="24"/>
+        </w:rPr>
+        <w:hyperlink r:id="rId11" w:history="1">
+          <w:r>
+            <w:rPr>
+              <w:rStyle w:val="Hyperlink"/>
+            </w:rPr>
+            <w:t>ereila</w:t>
+          </w:r>
+        </w:hyperlink>
+      </w:r>
+      <w:r>
+        <w:rPr>
+          <w:u w:val="single" w:color="0000ff"/>
+          <w:rFonts w:ascii="Charis SIL Regular" w:hAnsi="Charis SIL Regular" w:eastAsia="Charis SIL Regular"/>
+          <w:b w:val="0"/>
+          <w:i w:val="0"/>
+          <w:color w:val="000000"/>
+          <w:sz w:val="24"/>
+        </w:rPr>
+        <w:hyperlink r:id="rId11" w:history="1">
+          <w:r>
+            <w:rPr>
+              <w:rStyle w:val="Hyperlink"/>
+            </w:rPr>
+            <w:t xml:space="preserve">nd </w:t>
+          </w:r>
+        </w:hyperlink>
       </w:r>
       <w:r>
         <w:rPr>
@@ -852,7 +914,6 @@
           <w:i w:val="0"/>
           <w:color w:val="0000FF"/>
           <w:sz w:val="24"/>
-          <w:u w:val="single"/>
         </w:rPr>
         <w:hyperlink r:id="rId9" w:history="1">
           <w:r>
@@ -901,7 +962,7 @@
           <w:sz w:val="24"/>
           <w:u w:val="single"/>
         </w:rPr>
-        <w:hyperlink r:id="rId9" w:history="1">
+        <w:hyperlink r:id="rId12" w:history="1">
           <w:r>
             <w:rPr>
               <w:rStyle w:val="Hyperlink"/>
@@ -2133,7 +2194,7 @@
           <w:sz w:val="24"/>
           <w:u w:val="single"/>
         </w:rPr>
-        <w:hyperlink r:id="rId17" w:history="1">
+        <w:hyperlink r:id="rId18" w:history="1">
           <w:r>
             <w:rPr>
               <w:rStyle w:val="Hyperlink"/>
@@ -2162,7 +2223,7 @@
           <w:sz w:val="24"/>
           <w:u w:val="single"/>
         </w:rPr>
-        <w:hyperlink r:id="rId17" w:history="1">
+        <w:hyperlink r:id="rId18" w:history="1">
           <w:r>
             <w:rPr>
               <w:rStyle w:val="Hyperlink"/>
@@ -2190,7 +2251,7 @@
           <w:sz w:val="24"/>
           <w:u w:val="single"/>
         </w:rPr>
-        <w:hyperlink r:id="rId17" w:history="1">
+        <w:hyperlink r:id="rId19" w:history="1">
           <w:r>
             <w:rPr>
               <w:rStyle w:val="Hyperlink"/>
@@ -2208,7 +2269,7 @@
           <w:sz w:val="24"/>
           <w:u w:val="single"/>
         </w:rPr>
-        <w:hyperlink r:id="rId17" w:history="1">
+        <w:hyperlink r:id="rId19" w:history="1">
           <w:r>
             <w:rPr>
               <w:rStyle w:val="Hyperlink"/>
@@ -2255,7 +2316,14 @@
           <w:sz w:val="24"/>
           <w:u w:val="single"/>
         </w:rPr>
-        <w:t>an N</w:t>
+        <w:hyperlink r:id="rId19" w:history="1">
+          <w:r>
+            <w:rPr>
+              <w:rStyle w:val="Hyperlink"/>
+            </w:rPr>
+            <w:t>an</w:t>
+          </w:r>
+        </w:hyperlink>
       </w:r>
       <w:r>
         <w:rPr>
@@ -2266,7 +2334,36 @@
           <w:sz w:val="24"/>
           <w:u w:val="single"/>
         </w:rPr>
-        <w:hyperlink r:id="rId18" w:history="1">
+        <w:t xml:space="preserve"> </w:t>
+      </w:r>
+      <w:r>
+        <w:rPr>
+          <w:rFonts w:ascii="Charis SIL Regular" w:hAnsi="Charis SIL Regular" w:eastAsia="Charis SIL Regular"/>
+          <w:b w:val="0"/>
+          <w:i w:val="0"/>
+          <w:color w:val="0000FF"/>
+          <w:sz w:val="24"/>
+          <w:u w:val="single"/>
+        </w:rPr>
+        <w:hyperlink r:id="rId19" w:history="1">
+          <w:r>
+            <w:rPr>
+              <w:rStyle w:val="Hyperlink"/>
+            </w:rPr>
+            <w:t>N</w:t>
+          </w:r>
+        </w:hyperlink>
+      </w:r>
+      <w:r>
+        <w:rPr>
+          <w:rFonts w:ascii="Charis SIL Regular" w:hAnsi="Charis SIL Regular" w:eastAsia="Charis SIL Regular"/>
+          <w:b w:val="0"/>
+          <w:i w:val="0"/>
+          <w:color w:val="0000FF"/>
+          <w:sz w:val="24"/>
+          <w:u w:val="single"/>
+        </w:rPr>
+        <w:hyperlink r:id="rId19" w:history="1">
           <w:r>
             <w:rPr>
               <w:rStyle w:val="Hyperlink"/>
@@ -2295,7 +2392,7 @@
           <w:sz w:val="24"/>
           <w:u w:val="single"/>
         </w:rPr>
-        <w:hyperlink r:id="rId18" w:history="1">
+        <w:hyperlink r:id="rId19" w:history="1">
           <w:r>
             <w:rPr>
               <w:rStyle w:val="Hyperlink"/>
@@ -2347,139 +2444,19 @@
           <w:i w:val="0"/>
           <w:color w:val="0000FF"/>
           <w:sz w:val="24"/>
+        </w:rPr>
+        <w:t>Rijksmuseum voor Geo</w:t>
+      </w:r>
+      <w:r>
+        <w:rPr>
+          <w:rFonts w:ascii="Charis SIL Regular" w:hAnsi="Charis SIL Regular" w:eastAsia="Charis SIL Regular"/>
+          <w:b w:val="0"/>
+          <w:i w:val="0"/>
+          <w:color w:val="0000FF"/>
+          <w:sz w:val="24"/>
           <w:u w:val="single"/>
         </w:rPr>
         <w:hyperlink r:id="rId18" w:history="1">
-          <w:r>
-            <w:rPr>
-              <w:rStyle w:val="Hyperlink"/>
-            </w:rPr>
-            <w:t>Rijksmu</w:t>
-          </w:r>
-        </w:hyperlink>
-      </w:r>
-      <w:r>
-        <w:rPr>
-          <w:rFonts w:ascii="Charis SIL Regular" w:hAnsi="Charis SIL Regular" w:eastAsia="Charis SIL Regular"/>
-          <w:b w:val="0"/>
-          <w:i w:val="0"/>
-          <w:color w:val="0000FF"/>
-          <w:sz w:val="24"/>
-          <w:u w:val="single"/>
-        </w:rPr>
-        <w:hyperlink r:id="rId18" w:history="1">
-          <w:r>
-            <w:rPr>
-              <w:rStyle w:val="Hyperlink"/>
-            </w:rPr>
-            <w:t>s</w:t>
-          </w:r>
-        </w:hyperlink>
-      </w:r>
-      <w:r>
-        <w:rPr>
-          <w:rFonts w:ascii="Charis SIL Regular" w:hAnsi="Charis SIL Regular" w:eastAsia="Charis SIL Regular"/>
-          <w:b w:val="0"/>
-          <w:i w:val="0"/>
-          <w:color w:val="0000FF"/>
-          <w:sz w:val="24"/>
-          <w:u w:val="single"/>
-        </w:rPr>
-        <w:hyperlink r:id="rId18" w:history="1">
-          <w:r>
-            <w:rPr>
-              <w:rStyle w:val="Hyperlink"/>
-            </w:rPr>
-            <w:t>eum</w:t>
-          </w:r>
-        </w:hyperlink>
-      </w:r>
-      <w:r>
-        <w:rPr>
-          <w:rFonts w:ascii="Charis SIL Regular" w:hAnsi="Charis SIL Regular" w:eastAsia="Charis SIL Regular"/>
-          <w:b w:val="0"/>
-          <w:i w:val="0"/>
-          <w:color w:val="0000FF"/>
-          <w:sz w:val="24"/>
-          <w:u w:val="single"/>
-        </w:rPr>
-        <w:t xml:space="preserve"> </w:t>
-      </w:r>
-      <w:r>
-        <w:rPr>
-          <w:rFonts w:ascii="Charis SIL Regular" w:hAnsi="Charis SIL Regular" w:eastAsia="Charis SIL Regular"/>
-          <w:b w:val="0"/>
-          <w:i w:val="0"/>
-          <w:color w:val="0000FF"/>
-          <w:sz w:val="24"/>
-          <w:u w:val="single"/>
-        </w:rPr>
-        <w:hyperlink r:id="rId20" w:history="1">
-          <w:r>
-            <w:rPr>
-              <w:rStyle w:val="Hyperlink"/>
-            </w:rPr>
-            <w:t>voor</w:t>
-          </w:r>
-        </w:hyperlink>
-      </w:r>
-      <w:r>
-        <w:rPr>
-          <w:rFonts w:ascii="Charis SIL Regular" w:hAnsi="Charis SIL Regular" w:eastAsia="Charis SIL Regular"/>
-          <w:b w:val="0"/>
-          <w:i w:val="0"/>
-          <w:color w:val="0000FF"/>
-          <w:sz w:val="24"/>
-          <w:u w:val="single"/>
-        </w:rPr>
-        <w:t xml:space="preserve"> </w:t>
-      </w:r>
-      <w:r>
-        <w:rPr>
-          <w:rFonts w:ascii="Charis SIL Regular" w:hAnsi="Charis SIL Regular" w:eastAsia="Charis SIL Regular"/>
-          <w:b w:val="0"/>
-          <w:i w:val="0"/>
-          <w:color w:val="0000FF"/>
-          <w:sz w:val="24"/>
-          <w:u w:val="single"/>
-        </w:rPr>
-        <w:hyperlink r:id="rId20" w:history="1">
-          <w:r>
-            <w:rPr>
-              <w:rStyle w:val="Hyperlink"/>
-            </w:rPr>
-            <w:t>G</w:t>
-          </w:r>
-        </w:hyperlink>
-      </w:r>
-      <w:r>
-        <w:rPr>
-          <w:rFonts w:ascii="Charis SIL Regular" w:hAnsi="Charis SIL Regular" w:eastAsia="Charis SIL Regular"/>
-          <w:b w:val="0"/>
-          <w:i w:val="0"/>
-          <w:color w:val="0000FF"/>
-          <w:sz w:val="24"/>
-          <w:u w:val="single"/>
-        </w:rPr>
-        <w:hyperlink r:id="rId20" w:history="1">
-          <w:r>
-            <w:rPr>
-              <w:rStyle w:val="Hyperlink"/>
-            </w:rPr>
-            <w:t>eo</w:t>
-          </w:r>
-        </w:hyperlink>
-      </w:r>
-      <w:r>
-        <w:rPr>
-          <w:rFonts w:ascii="Charis SIL Regular" w:hAnsi="Charis SIL Regular" w:eastAsia="Charis SIL Regular"/>
-          <w:b w:val="0"/>
-          <w:i w:val="0"/>
-          <w:color w:val="0000FF"/>
-          <w:sz w:val="24"/>
-          <w:u w:val="single"/>
-        </w:rPr>
-        <w:hyperlink r:id="rId20" w:history="1">
           <w:r>
             <w:rPr>
               <w:rStyle w:val="Hyperlink"/>
@@ -2508,7 +2485,7 @@
           <w:sz w:val="24"/>
           <w:u w:val="single"/>
         </w:rPr>
-        <w:hyperlink r:id="rId20" w:history="1">
+        <w:hyperlink r:id="rId18" w:history="1">
           <w:r>
             <w:rPr>
               <w:rStyle w:val="Hyperlink"/>
@@ -2537,7 +2514,7 @@
           <w:sz w:val="24"/>
           <w:u w:val="single"/>
         </w:rPr>
-        <w:hyperlink r:id="rId20" w:history="1">
+        <w:hyperlink r:id="rId18" w:history="1">
           <w:r>
             <w:rPr>
               <w:rStyle w:val="Hyperlink"/>
@@ -2555,7 +2532,7 @@
           <w:sz w:val="24"/>
           <w:u w:val="single"/>
         </w:rPr>
-        <w:hyperlink r:id="rId20" w:history="1">
+        <w:hyperlink r:id="rId18" w:history="1">
           <w:r>
             <w:rPr>
               <w:rStyle w:val="Hyperlink"/>
@@ -2601,7 +2578,14 @@
           <w:color w:val="000000"/>
           <w:sz w:val="24"/>
         </w:rPr>
-        <w:t xml:space="preserve">n het </w:t>
+        <w:hyperlink r:id="rId19" w:history="1">
+          <w:r>
+            <w:rPr>
+              <w:rStyle w:val="Hyperlink"/>
+            </w:rPr>
+            <w:t xml:space="preserve">n het </w:t>
+          </w:r>
+        </w:hyperlink>
       </w:r>
       <w:r>
         <w:rPr>
@@ -2612,7 +2596,7 @@
           <w:sz w:val="24"/>
           <w:u w:val="single"/>
         </w:rPr>
-        <w:hyperlink r:id="rId21" w:history="1">
+        <w:hyperlink r:id="rId19" w:history="1">
           <w:r>
             <w:rPr>
               <w:rStyle w:val="Hyperlink"/>
@@ -2641,7 +2625,7 @@
           <w:sz w:val="24"/>
           <w:u w:val="single"/>
         </w:rPr>
-        <w:hyperlink r:id="rId21" w:history="1">
+        <w:hyperlink r:id="rId19" w:history="1">
           <w:r>
             <w:rPr>
               <w:rStyle w:val="Hyperlink"/>
@@ -2659,7 +2643,7 @@
           <w:sz w:val="24"/>
           <w:u w:val="single"/>
         </w:rPr>
-        <w:hyperlink r:id="rId21" w:history="1">
+        <w:hyperlink r:id="rId19" w:history="1">
           <w:r>
             <w:rPr>
               <w:rStyle w:val="Hyperlink"/>
@@ -2677,7 +2661,7 @@
           <w:sz w:val="24"/>
           <w:u w:val="single"/>
         </w:rPr>
-        <w:hyperlink r:id="rId21" w:history="1">
+        <w:hyperlink r:id="rId19" w:history="1">
           <w:r>
             <w:rPr>
               <w:rStyle w:val="Hyperlink"/>
@@ -2695,7 +2679,7 @@
           <w:sz w:val="24"/>
           <w:u w:val="single"/>
         </w:rPr>
-        <w:hyperlink r:id="rId21" w:history="1">
+        <w:hyperlink r:id="rId19" w:history="1">
           <w:r>
             <w:rPr>
               <w:rStyle w:val="Hyperlink"/>
@@ -2713,7 +2697,7 @@
           <w:sz w:val="24"/>
           <w:u w:val="single"/>
         </w:rPr>
-        <w:hyperlink r:id="rId21" w:history="1">
+        <w:hyperlink r:id="rId19" w:history="1">
           <w:r>
             <w:rPr>
               <w:rStyle w:val="Hyperlink"/>
@@ -2789,7 +2773,7 @@
           <w:sz w:val="24"/>
           <w:u w:val="single"/>
         </w:rPr>
-        <w:hyperlink r:id="rId22" w:history="1">
+        <w:hyperlink r:id="rId21" w:history="1">
           <w:r>
             <w:rPr>
               <w:rStyle w:val="Hyperlink"/>
@@ -2797,6 +2781,121 @@
             <w:t xml:space="preserve">Reinier </w:t>
           </w:r>
         </w:hyperlink>
+      </w:r>
+      <w:r>
+        <w:rPr>
+          <w:rFonts w:ascii="Charis SIL Regular" w:hAnsi="Charis SIL Regular" w:eastAsia="Charis SIL Regular"/>
+          <w:b w:val="0"/>
+          <w:i w:val="0"/>
+          <w:color w:val="0000FF"/>
+          <w:sz w:val="24"/>
+          <w:u w:val="single"/>
+        </w:rPr>
+        <w:hyperlink r:id="rId21" w:history="1">
+          <w:r>
+            <w:rPr>
+              <w:rStyle w:val="Hyperlink"/>
+            </w:rPr>
+            <w:t>van</w:t>
+          </w:r>
+        </w:hyperlink>
+      </w:r>
+      <w:r>
+        <w:rPr>
+          <w:rFonts w:ascii="Charis SIL Regular" w:hAnsi="Charis SIL Regular" w:eastAsia="Charis SIL Regular"/>
+          <w:b w:val="0"/>
+          <w:i w:val="0"/>
+          <w:color w:val="0000FF"/>
+          <w:sz w:val="24"/>
+          <w:u w:val="single"/>
+        </w:rPr>
+        <w:t xml:space="preserve"> </w:t>
+      </w:r>
+      <w:r>
+        <w:rPr>
+          <w:rFonts w:ascii="Charis SIL Regular" w:hAnsi="Charis SIL Regular" w:eastAsia="Charis SIL Regular"/>
+          <w:b w:val="0"/>
+          <w:i w:val="0"/>
+          <w:color w:val="0000FF"/>
+          <w:sz w:val="24"/>
+          <w:u w:val="single"/>
+        </w:rPr>
+        <w:hyperlink r:id="rId21" w:history="1">
+          <w:r>
+            <w:rPr>
+              <w:rStyle w:val="Hyperlink"/>
+            </w:rPr>
+            <w:t>de</w:t>
+          </w:r>
+        </w:hyperlink>
+      </w:r>
+      <w:r>
+        <w:rPr>
+          <w:rFonts w:ascii="Charis SIL Regular" w:hAnsi="Charis SIL Regular" w:eastAsia="Charis SIL Regular"/>
+          <w:b w:val="0"/>
+          <w:i w:val="0"/>
+          <w:color w:val="0000FF"/>
+          <w:sz w:val="24"/>
+          <w:u w:val="single"/>
+        </w:rPr>
+        <w:t xml:space="preserve"> </w:t>
+      </w:r>
+      <w:r>
+        <w:rPr>
+          <w:rFonts w:ascii="Charis SIL Regular" w:hAnsi="Charis SIL Regular" w:eastAsia="Charis SIL Regular"/>
+          <w:b w:val="0"/>
+          <w:i w:val="0"/>
+          <w:color w:val="0000FF"/>
+          <w:sz w:val="24"/>
+          <w:u w:val="single"/>
+        </w:rPr>
+        <w:hyperlink r:id="rId21" w:history="1">
+          <w:r>
+            <w:rPr>
+              <w:rStyle w:val="Hyperlink"/>
+            </w:rPr>
+            <w:t>Kasteele</w:t>
+          </w:r>
+        </w:hyperlink>
+      </w:r>
+      <w:r>
+        <w:rPr>
+          <w:rFonts w:ascii="Charis SIL Regular" w:hAnsi="Charis SIL Regular" w:eastAsia="Charis SIL Regular"/>
+          <w:b w:val="0"/>
+          <w:i w:val="0"/>
+          <w:color w:val="000000"/>
+          <w:sz w:val="24"/>
+        </w:rPr>
+        <w:t xml:space="preserve"> verdween nadat zijn zoon </w:t>
+      </w:r>
+      <w:r>
+        <w:rPr>
+          <w:rFonts w:ascii="Charis SIL Regular" w:hAnsi="Charis SIL Regular" w:eastAsia="Charis SIL Regular"/>
+          <w:b w:val="0"/>
+          <w:i w:val="0"/>
+          <w:color w:val="0000FF"/>
+          <w:sz w:val="24"/>
+          <w:u w:val="single"/>
+        </w:rPr>
+        <w:hyperlink r:id="rId22" w:history="1">
+          <w:r>
+            <w:rPr>
+              <w:rStyle w:val="Hyperlink"/>
+            </w:rPr>
+            <w:t>Abraham</w:t>
+          </w:r>
+        </w:hyperlink>
+      </w:r>
+      <w:r>
+        <w:rPr>
+          <w:rFonts w:ascii="Charis SIL Regular" w:hAnsi="Charis SIL Regular" w:eastAsia="Charis SIL Regular"/>
+          <w:b w:val="0"/>
+          <w:i w:val="0"/>
+          <w:color w:val="0000FF"/>
+          <w:sz w:val="24"/>
+          <w:u w:val="single"/>
+        </w:rPr>
+        <w:t xml:space="preserve"> </w:t>
       </w:r>
       <w:r>
         <w:rPr>
@@ -2882,7 +2981,200 @@
           <w:color w:val="000000"/>
           <w:sz w:val="24"/>
         </w:rPr>
-        <w:t xml:space="preserve"> verdween nadat zijn zoon </w:t>
+        <w:t xml:space="preserve"> hem opvolgde in</w:t>
+      </w:r>
+      <w:r>
+        <w:rPr>
+          <w:u w:val="single" w:color="0000ff"/>
+          <w:rFonts w:ascii="Charis SIL Regular" w:hAnsi="Charis SIL Regular" w:eastAsia="Charis SIL Regular"/>
+          <w:b w:val="0"/>
+          <w:i w:val="0"/>
+          <w:color w:val="000000"/>
+          <w:sz w:val="24"/>
+        </w:rPr>
+        <w:hyperlink r:id="rId21" w:history="1">
+          <w:r>
+            <w:rPr>
+              <w:rStyle w:val="Hyperlink"/>
+            </w:rPr>
+            <w:t xml:space="preserve"> 1840. </w:t>
+          </w:r>
+        </w:hyperlink>
+      </w:r>
+      <w:r>
+        <w:rPr>
+          <w:u w:val="single" w:color="0000ff"/>
+          <w:rFonts w:ascii="Charis SIL Regular" w:hAnsi="Charis SIL Regular" w:eastAsia="Charis SIL Regular"/>
+          <w:b w:val="0"/>
+          <w:i w:val="0"/>
+          <w:color w:val="000000"/>
+          <w:sz w:val="24"/>
+        </w:rPr>
+        <w:hyperlink r:id="rId21" w:history="1">
+          <w:r>
+            <w:rPr>
+              <w:rStyle w:val="Hyperlink"/>
+            </w:rPr>
+            <w:t>Ook</w:t>
+          </w:r>
+        </w:hyperlink>
+      </w:r>
+      <w:r>
+        <w:rPr>
+          <w:u w:val="single" w:color="0000ff"/>
+          <w:rFonts w:ascii="Charis SIL Regular" w:hAnsi="Charis SIL Regular" w:eastAsia="Charis SIL Regular"/>
+          <w:b w:val="0"/>
+          <w:i w:val="0"/>
+          <w:color w:val="000000"/>
+          <w:sz w:val="24"/>
+        </w:rPr>
+        <w:hyperlink r:id="rId21" w:history="1">
+          <w:r>
+            <w:rPr>
+              <w:rStyle w:val="Hyperlink"/>
+            </w:rPr>
+            <w:t xml:space="preserve"> ve</w:t>
+          </w:r>
+        </w:hyperlink>
+      </w:r>
+      <w:r>
+        <w:rPr>
+          <w:u w:val="single" w:color="0000ff"/>
+          <w:rFonts w:ascii="Charis SIL Regular" w:hAnsi="Charis SIL Regular" w:eastAsia="Charis SIL Regular"/>
+          <w:b w:val="0"/>
+          <w:i w:val="0"/>
+          <w:color w:val="000000"/>
+          <w:sz w:val="24"/>
+        </w:rPr>
+        <w:hyperlink r:id="rId21" w:history="1">
+          <w:r>
+            <w:rPr>
+              <w:rStyle w:val="Hyperlink"/>
+            </w:rPr>
+            <w:t>rdwenen</w:t>
+          </w:r>
+        </w:hyperlink>
+      </w:r>
+      <w:r>
+        <w:rPr>
+          <w:rFonts w:ascii="Charis SIL Regular" w:hAnsi="Charis SIL Regular" w:eastAsia="Charis SIL Regular"/>
+          <w:b w:val="0"/>
+          <w:i w:val="0"/>
+          <w:color w:val="000000"/>
+          <w:sz w:val="24"/>
+        </w:rPr>
+        <w:t xml:space="preserve"> en vergingen er vele voor</w:t>
+      </w:r>
+      <w:r>
+        <w:rPr>
+          <w:u w:val="single" w:color="0000ff"/>
+          <w:rFonts w:ascii="Charis SIL Regular" w:hAnsi="Charis SIL Regular" w:eastAsia="Charis SIL Regular"/>
+          <w:b w:val="0"/>
+          <w:i w:val="0"/>
+          <w:color w:val="000000"/>
+          <w:sz w:val="24"/>
+        </w:rPr>
+        <w:hyperlink r:id="rId22" w:history="1">
+          <w:r>
+            <w:rPr>
+              <w:rStyle w:val="Hyperlink"/>
+            </w:rPr>
+            <w:t>werpen in</w:t>
+          </w:r>
+        </w:hyperlink>
+      </w:r>
+      <w:r>
+        <w:rPr>
+          <w:u w:val="single" w:color="0000ff"/>
+          <w:rFonts w:ascii="Charis SIL Regular" w:hAnsi="Charis SIL Regular" w:eastAsia="Charis SIL Regular"/>
+          <w:b w:val="0"/>
+          <w:i w:val="0"/>
+          <w:color w:val="000000"/>
+          <w:sz w:val="24"/>
+        </w:rPr>
+        <w:t xml:space="preserve"> </w:t>
+      </w:r>
+      <w:r>
+        <w:rPr>
+          <w:u w:val="single" w:color="0000ff"/>
+          <w:rFonts w:ascii="Charis SIL Regular" w:hAnsi="Charis SIL Regular" w:eastAsia="Charis SIL Regular"/>
+          <w:b w:val="0"/>
+          <w:i w:val="0"/>
+          <w:color w:val="000000"/>
+          <w:sz w:val="24"/>
+        </w:rPr>
+        <w:hyperlink r:id="rId22" w:history="1">
+          <w:r>
+            <w:rPr>
+              <w:rStyle w:val="Hyperlink"/>
+            </w:rPr>
+            <w:t xml:space="preserve">die </w:t>
+          </w:r>
+        </w:hyperlink>
+      </w:r>
+      <w:r>
+        <w:rPr>
+          <w:u w:val="single" w:color="0000ff"/>
+          <w:rFonts w:ascii="Charis SIL Regular" w:hAnsi="Charis SIL Regular" w:eastAsia="Charis SIL Regular"/>
+          <w:b w:val="0"/>
+          <w:i w:val="0"/>
+          <w:color w:val="000000"/>
+          <w:sz w:val="24"/>
+        </w:rPr>
+        <w:hyperlink r:id="rId22" w:history="1">
+          <w:r>
+            <w:rPr>
+              <w:rStyle w:val="Hyperlink"/>
+            </w:rPr>
+            <w:t>t</w:t>
+          </w:r>
+        </w:hyperlink>
+      </w:r>
+      <w:r>
+        <w:rPr>
+          <w:u w:val="single" w:color="0000ff"/>
+          <w:rFonts w:ascii="Charis SIL Regular" w:hAnsi="Charis SIL Regular" w:eastAsia="Charis SIL Regular"/>
+          <w:b w:val="0"/>
+          <w:i w:val="0"/>
+          <w:color w:val="000000"/>
+          <w:sz w:val="24"/>
+        </w:rPr>
+        <w:hyperlink r:id="rId22" w:history="1">
+          <w:r>
+            <w:rPr>
+              <w:rStyle w:val="Hyperlink"/>
+            </w:rPr>
+            <w:t>ijd</w:t>
+          </w:r>
+        </w:hyperlink>
+      </w:r>
+      <w:r>
+        <w:rPr>
+          <w:u w:val="single" w:color="0000ff"/>
+          <w:rFonts w:ascii="Charis SIL Regular" w:hAnsi="Charis SIL Regular" w:eastAsia="Charis SIL Regular"/>
+          <w:b w:val="0"/>
+          <w:i w:val="0"/>
+          <w:color w:val="000000"/>
+          <w:sz w:val="24"/>
+        </w:rPr>
+        <w:hyperlink r:id="rId22" w:history="1">
+          <w:r>
+            <w:rPr>
+              <w:rStyle w:val="Hyperlink"/>
+            </w:rPr>
+            <w:t>. De der</w:t>
+          </w:r>
+        </w:hyperlink>
+      </w:r>
+      <w:r>
+        <w:rPr>
+          <w:rFonts w:ascii="Charis SIL Regular" w:hAnsi="Charis SIL Regular" w:eastAsia="Charis SIL Regular"/>
+          <w:b w:val="0"/>
+          <w:i w:val="0"/>
+          <w:color w:val="000000"/>
+          <w:sz w:val="24"/>
+        </w:rPr>
+        <w:t xml:space="preserve">de en laatste directeur </w:t>
       </w:r>
       <w:r>
         <w:rPr>
@@ -2898,7 +3190,7 @@
             <w:rPr>
               <w:rStyle w:val="Hyperlink"/>
             </w:rPr>
-            <w:t>Abraham</w:t>
+            <w:t>David</w:t>
           </w:r>
         </w:hyperlink>
       </w:r>
@@ -2956,314 +3248,6 @@
             <w:rPr>
               <w:rStyle w:val="Hyperlink"/>
             </w:rPr>
-            <w:t>de</w:t>
-          </w:r>
-        </w:hyperlink>
-      </w:r>
-      <w:r>
-        <w:rPr>
-          <w:rFonts w:ascii="Charis SIL Regular" w:hAnsi="Charis SIL Regular" w:eastAsia="Charis SIL Regular"/>
-          <w:b w:val="0"/>
-          <w:i w:val="0"/>
-          <w:color w:val="0000FF"/>
-          <w:sz w:val="24"/>
-          <w:u w:val="single"/>
-        </w:rPr>
-        <w:t xml:space="preserve"> </w:t>
-      </w:r>
-      <w:r>
-        <w:rPr>
-          <w:rFonts w:ascii="Charis SIL Regular" w:hAnsi="Charis SIL Regular" w:eastAsia="Charis SIL Regular"/>
-          <w:b w:val="0"/>
-          <w:i w:val="0"/>
-          <w:color w:val="0000FF"/>
-          <w:sz w:val="24"/>
-          <w:u w:val="single"/>
-        </w:rPr>
-        <w:hyperlink r:id="rId23" w:history="1">
-          <w:r>
-            <w:rPr>
-              <w:rStyle w:val="Hyperlink"/>
-            </w:rPr>
-            <w:t>Kasteele</w:t>
-          </w:r>
-        </w:hyperlink>
-      </w:r>
-      <w:r>
-        <w:rPr>
-          <w:rFonts w:ascii="Charis SIL Regular" w:hAnsi="Charis SIL Regular" w:eastAsia="Charis SIL Regular"/>
-          <w:b w:val="0"/>
-          <w:i w:val="0"/>
-          <w:color w:val="000000"/>
-          <w:sz w:val="24"/>
-        </w:rPr>
-        <w:t xml:space="preserve"> hem opvolgde in</w:t>
-      </w:r>
-      <w:r>
-        <w:rPr>
-          <w:u w:val="single" w:color="0000ff"/>
-          <w:rFonts w:ascii="Charis SIL Regular" w:hAnsi="Charis SIL Regular" w:eastAsia="Charis SIL Regular"/>
-          <w:b w:val="0"/>
-          <w:i w:val="0"/>
-          <w:color w:val="000000"/>
-          <w:sz w:val="24"/>
-        </w:rPr>
-        <w:hyperlink r:id="rId22" w:history="1">
-          <w:r>
-            <w:rPr>
-              <w:rStyle w:val="Hyperlink"/>
-            </w:rPr>
-            <w:t xml:space="preserve"> 1840. </w:t>
-          </w:r>
-        </w:hyperlink>
-      </w:r>
-      <w:r>
-        <w:rPr>
-          <w:u w:val="single" w:color="0000ff"/>
-          <w:rFonts w:ascii="Charis SIL Regular" w:hAnsi="Charis SIL Regular" w:eastAsia="Charis SIL Regular"/>
-          <w:b w:val="0"/>
-          <w:i w:val="0"/>
-          <w:color w:val="000000"/>
-          <w:sz w:val="24"/>
-        </w:rPr>
-        <w:hyperlink r:id="rId22" w:history="1">
-          <w:r>
-            <w:rPr>
-              <w:rStyle w:val="Hyperlink"/>
-            </w:rPr>
-            <w:t>Ook</w:t>
-          </w:r>
-        </w:hyperlink>
-      </w:r>
-      <w:r>
-        <w:rPr>
-          <w:u w:val="single" w:color="0000ff"/>
-          <w:rFonts w:ascii="Charis SIL Regular" w:hAnsi="Charis SIL Regular" w:eastAsia="Charis SIL Regular"/>
-          <w:b w:val="0"/>
-          <w:i w:val="0"/>
-          <w:color w:val="000000"/>
-          <w:sz w:val="24"/>
-        </w:rPr>
-        <w:hyperlink r:id="rId22" w:history="1">
-          <w:r>
-            <w:rPr>
-              <w:rStyle w:val="Hyperlink"/>
-            </w:rPr>
-            <w:t xml:space="preserve"> ve</w:t>
-          </w:r>
-        </w:hyperlink>
-      </w:r>
-      <w:r>
-        <w:rPr>
-          <w:u w:val="single" w:color="0000ff"/>
-          <w:rFonts w:ascii="Charis SIL Regular" w:hAnsi="Charis SIL Regular" w:eastAsia="Charis SIL Regular"/>
-          <w:b w:val="0"/>
-          <w:i w:val="0"/>
-          <w:color w:val="000000"/>
-          <w:sz w:val="24"/>
-        </w:rPr>
-        <w:hyperlink r:id="rId22" w:history="1">
-          <w:r>
-            <w:rPr>
-              <w:rStyle w:val="Hyperlink"/>
-            </w:rPr>
-            <w:t>rdwenen</w:t>
-          </w:r>
-        </w:hyperlink>
-      </w:r>
-      <w:r>
-        <w:rPr>
-          <w:rFonts w:ascii="Charis SIL Regular" w:hAnsi="Charis SIL Regular" w:eastAsia="Charis SIL Regular"/>
-          <w:b w:val="0"/>
-          <w:i w:val="0"/>
-          <w:color w:val="000000"/>
-          <w:sz w:val="24"/>
-        </w:rPr>
-        <w:t xml:space="preserve"> en vergingen er vele voor</w:t>
-      </w:r>
-      <w:r>
-        <w:rPr>
-          <w:u w:val="single" w:color="0000ff"/>
-          <w:rFonts w:ascii="Charis SIL Regular" w:hAnsi="Charis SIL Regular" w:eastAsia="Charis SIL Regular"/>
-          <w:b w:val="0"/>
-          <w:i w:val="0"/>
-          <w:color w:val="000000"/>
-          <w:sz w:val="24"/>
-        </w:rPr>
-        <w:hyperlink r:id="rId23" w:history="1">
-          <w:r>
-            <w:rPr>
-              <w:rStyle w:val="Hyperlink"/>
-            </w:rPr>
-            <w:t>werpen in</w:t>
-          </w:r>
-        </w:hyperlink>
-      </w:r>
-      <w:r>
-        <w:rPr>
-          <w:u w:val="single" w:color="0000ff"/>
-          <w:rFonts w:ascii="Charis SIL Regular" w:hAnsi="Charis SIL Regular" w:eastAsia="Charis SIL Regular"/>
-          <w:b w:val="0"/>
-          <w:i w:val="0"/>
-          <w:color w:val="000000"/>
-          <w:sz w:val="24"/>
-        </w:rPr>
-        <w:t xml:space="preserve"> </w:t>
-      </w:r>
-      <w:r>
-        <w:rPr>
-          <w:u w:val="single" w:color="0000ff"/>
-          <w:rFonts w:ascii="Charis SIL Regular" w:hAnsi="Charis SIL Regular" w:eastAsia="Charis SIL Regular"/>
-          <w:b w:val="0"/>
-          <w:i w:val="0"/>
-          <w:color w:val="000000"/>
-          <w:sz w:val="24"/>
-        </w:rPr>
-        <w:hyperlink r:id="rId23" w:history="1">
-          <w:r>
-            <w:rPr>
-              <w:rStyle w:val="Hyperlink"/>
-            </w:rPr>
-            <w:t xml:space="preserve">die </w:t>
-          </w:r>
-        </w:hyperlink>
-      </w:r>
-      <w:r>
-        <w:rPr>
-          <w:u w:val="single" w:color="0000ff"/>
-          <w:rFonts w:ascii="Charis SIL Regular" w:hAnsi="Charis SIL Regular" w:eastAsia="Charis SIL Regular"/>
-          <w:b w:val="0"/>
-          <w:i w:val="0"/>
-          <w:color w:val="000000"/>
-          <w:sz w:val="24"/>
-        </w:rPr>
-        <w:hyperlink r:id="rId23" w:history="1">
-          <w:r>
-            <w:rPr>
-              <w:rStyle w:val="Hyperlink"/>
-            </w:rPr>
-            <w:t>t</w:t>
-          </w:r>
-        </w:hyperlink>
-      </w:r>
-      <w:r>
-        <w:rPr>
-          <w:u w:val="single" w:color="0000ff"/>
-          <w:rFonts w:ascii="Charis SIL Regular" w:hAnsi="Charis SIL Regular" w:eastAsia="Charis SIL Regular"/>
-          <w:b w:val="0"/>
-          <w:i w:val="0"/>
-          <w:color w:val="000000"/>
-          <w:sz w:val="24"/>
-        </w:rPr>
-        <w:hyperlink r:id="rId23" w:history="1">
-          <w:r>
-            <w:rPr>
-              <w:rStyle w:val="Hyperlink"/>
-            </w:rPr>
-            <w:t>ijd</w:t>
-          </w:r>
-        </w:hyperlink>
-      </w:r>
-      <w:r>
-        <w:rPr>
-          <w:u w:val="single" w:color="0000ff"/>
-          <w:rFonts w:ascii="Charis SIL Regular" w:hAnsi="Charis SIL Regular" w:eastAsia="Charis SIL Regular"/>
-          <w:b w:val="0"/>
-          <w:i w:val="0"/>
-          <w:color w:val="000000"/>
-          <w:sz w:val="24"/>
-        </w:rPr>
-        <w:hyperlink r:id="rId23" w:history="1">
-          <w:r>
-            <w:rPr>
-              <w:rStyle w:val="Hyperlink"/>
-            </w:rPr>
-            <w:t>. De der</w:t>
-          </w:r>
-        </w:hyperlink>
-      </w:r>
-      <w:r>
-        <w:rPr>
-          <w:rFonts w:ascii="Charis SIL Regular" w:hAnsi="Charis SIL Regular" w:eastAsia="Charis SIL Regular"/>
-          <w:b w:val="0"/>
-          <w:i w:val="0"/>
-          <w:color w:val="000000"/>
-          <w:sz w:val="24"/>
-        </w:rPr>
-        <w:t xml:space="preserve">de en laatste directeur </w:t>
-      </w:r>
-      <w:r>
-        <w:rPr>
-          <w:rFonts w:ascii="Charis SIL Regular" w:hAnsi="Charis SIL Regular" w:eastAsia="Charis SIL Regular"/>
-          <w:b w:val="0"/>
-          <w:i w:val="0"/>
-          <w:color w:val="0000FF"/>
-          <w:sz w:val="24"/>
-          <w:u w:val="single"/>
-        </w:rPr>
-        <w:hyperlink r:id="rId24" w:history="1">
-          <w:r>
-            <w:rPr>
-              <w:rStyle w:val="Hyperlink"/>
-            </w:rPr>
-            <w:t>David</w:t>
-          </w:r>
-        </w:hyperlink>
-      </w:r>
-      <w:r>
-        <w:rPr>
-          <w:rFonts w:ascii="Charis SIL Regular" w:hAnsi="Charis SIL Regular" w:eastAsia="Charis SIL Regular"/>
-          <w:b w:val="0"/>
-          <w:i w:val="0"/>
-          <w:color w:val="0000FF"/>
-          <w:sz w:val="24"/>
-          <w:u w:val="single"/>
-        </w:rPr>
-        <w:t xml:space="preserve"> </w:t>
-      </w:r>
-      <w:r>
-        <w:rPr>
-          <w:rFonts w:ascii="Charis SIL Regular" w:hAnsi="Charis SIL Regular" w:eastAsia="Charis SIL Regular"/>
-          <w:b w:val="0"/>
-          <w:i w:val="0"/>
-          <w:color w:val="0000FF"/>
-          <w:sz w:val="24"/>
-          <w:u w:val="single"/>
-        </w:rPr>
-        <w:hyperlink r:id="rId24" w:history="1">
-          <w:r>
-            <w:rPr>
-              <w:rStyle w:val="Hyperlink"/>
-            </w:rPr>
-            <w:t>van</w:t>
-          </w:r>
-        </w:hyperlink>
-      </w:r>
-      <w:r>
-        <w:rPr>
-          <w:rFonts w:ascii="Charis SIL Regular" w:hAnsi="Charis SIL Regular" w:eastAsia="Charis SIL Regular"/>
-          <w:b w:val="0"/>
-          <w:i w:val="0"/>
-          <w:color w:val="0000FF"/>
-          <w:sz w:val="24"/>
-          <w:u w:val="single"/>
-        </w:rPr>
-        <w:t xml:space="preserve"> </w:t>
-      </w:r>
-      <w:r>
-        <w:rPr>
-          <w:rFonts w:ascii="Charis SIL Regular" w:hAnsi="Charis SIL Regular" w:eastAsia="Charis SIL Regular"/>
-          <w:b w:val="0"/>
-          <w:i w:val="0"/>
-          <w:color w:val="0000FF"/>
-          <w:sz w:val="24"/>
-          <w:u w:val="single"/>
-        </w:rPr>
-        <w:hyperlink r:id="rId24" w:history="1">
-          <w:r>
-            <w:rPr>
-              <w:rStyle w:val="Hyperlink"/>
-            </w:rPr>
             <w:t>der</w:t>
           </w:r>
         </w:hyperlink>
@@ -3288,7 +3272,7 @@
           <w:sz w:val="24"/>
           <w:u w:val="single"/>
         </w:rPr>
-        <w:hyperlink r:id="rId24" w:history="1">
+        <w:hyperlink r:id="rId23" w:history="1">
           <w:r>
             <w:rPr>
               <w:rStyle w:val="Hyperlink"/>
@@ -3316,7 +3300,7 @@
           <w:color w:val="000000"/>
           <w:sz w:val="24"/>
         </w:rPr>
-        <w:hyperlink r:id="rId24" w:history="1">
+        <w:hyperlink r:id="rId23" w:history="1">
           <w:r>
             <w:rPr>
               <w:rStyle w:val="Hyperlink"/>
@@ -3334,7 +3318,7 @@
           <w:color w:val="000000"/>
           <w:sz w:val="24"/>
         </w:rPr>
-        <w:hyperlink r:id="rId24" w:history="1">
+        <w:hyperlink r:id="rId23" w:history="1">
           <w:r>
             <w:rPr>
               <w:rStyle w:val="Hyperlink"/>
@@ -3352,7 +3336,7 @@
           <w:color w:val="000000"/>
           <w:sz w:val="24"/>
         </w:rPr>
-        <w:hyperlink r:id="rId24" w:history="1">
+        <w:hyperlink r:id="rId23" w:history="1">
           <w:r>
             <w:rPr>
               <w:rStyle w:val="Hyperlink"/>
@@ -3381,7 +3365,7 @@
           <w:color w:val="000000"/>
           <w:sz w:val="24"/>
         </w:rPr>
-        <w:hyperlink r:id="rId24" w:history="1">
+        <w:hyperlink r:id="rId23" w:history="1">
           <w:r>
             <w:rPr>
               <w:rStyle w:val="Hyperlink"/>
@@ -3409,7 +3393,7 @@
           <w:sz w:val="24"/>
           <w:u w:val="single"/>
         </w:rPr>
-        <w:hyperlink r:id="rId25" w:history="1">
+        <w:hyperlink r:id="rId24" w:history="1">
           <w:r>
             <w:rPr>
               <w:rStyle w:val="Hyperlink"/>
@@ -3438,7 +3422,7 @@
           <w:sz w:val="24"/>
           <w:u w:val="single"/>
         </w:rPr>
-        <w:hyperlink r:id="rId25" w:history="1">
+        <w:hyperlink r:id="rId24" w:history="1">
           <w:r>
             <w:rPr>
               <w:rStyle w:val="Hyperlink"/>
@@ -3487,7 +3471,7 @@
           <w:color w:val="000000"/>
           <w:sz w:val="24"/>
         </w:rPr>
-        <w:hyperlink r:id="rId25" w:history="1">
+        <w:hyperlink r:id="rId24" w:history="1">
           <w:r>
             <w:rPr>
               <w:rStyle w:val="Hyperlink"/>
@@ -3505,7 +3489,7 @@
           <w:color w:val="000000"/>
           <w:sz w:val="24"/>
         </w:rPr>
-        <w:hyperlink r:id="rId25" w:history="1">
+        <w:hyperlink r:id="rId24" w:history="1">
           <w:r>
             <w:rPr>
               <w:rStyle w:val="Hyperlink"/>
@@ -3576,7 +3560,7 @@
           <w:sz w:val="24"/>
           <w:u w:val="single"/>
         </w:rPr>
-        <w:hyperlink r:id="rId26" w:history="1">
+        <w:hyperlink r:id="rId25" w:history="1">
           <w:r>
             <w:rPr>
               <w:rStyle w:val="Hyperlink"/>
@@ -3623,7 +3607,7 @@
           <w:sz w:val="24"/>
           <w:u w:val="single"/>
         </w:rPr>
-        <w:hyperlink r:id="rId26" w:history="1">
+        <w:hyperlink r:id="rId25" w:history="1">
           <w:r>
             <w:rPr>
               <w:rStyle w:val="Hyperlink"/>
@@ -3652,7 +3636,7 @@
           <w:sz w:val="24"/>
           <w:u w:val="single"/>
         </w:rPr>
-        <w:hyperlink r:id="rId26" w:history="1">
+        <w:hyperlink r:id="rId25" w:history="1">
           <w:r>
             <w:rPr>
               <w:rStyle w:val="Hyperlink"/>
@@ -3680,7 +3664,7 @@
           <w:color w:val="000000"/>
           <w:sz w:val="24"/>
         </w:rPr>
-        <w:hyperlink r:id="rId26" w:history="1">
+        <w:hyperlink r:id="rId25" w:history="1">
           <w:r>
             <w:rPr>
               <w:rStyle w:val="Hyperlink"/>
@@ -3698,7 +3682,7 @@
           <w:color w:val="000000"/>
           <w:sz w:val="24"/>
         </w:rPr>
-        <w:hyperlink r:id="rId26" w:history="1">
+        <w:hyperlink r:id="rId25" w:history="1">
           <w:r>
             <w:rPr>
               <w:rStyle w:val="Hyperlink"/>
@@ -3716,7 +3700,7 @@
           <w:color w:val="000000"/>
           <w:sz w:val="24"/>
         </w:rPr>
-        <w:hyperlink r:id="rId26" w:history="1">
+        <w:hyperlink r:id="rId25" w:history="1">
           <w:r>
             <w:rPr>
               <w:rStyle w:val="Hyperlink"/>
@@ -3794,7 +3778,7 @@
           <w:sz w:val="24"/>
           <w:u w:val="single"/>
         </w:rPr>
-        <w:hyperlink r:id="rId27" w:history="1">
+        <w:hyperlink r:id="rId26" w:history="1">
           <w:r>
             <w:rPr>
               <w:rStyle w:val="Hyperlink"/>
@@ -3823,7 +3807,7 @@
           <w:sz w:val="24"/>
           <w:u w:val="single"/>
         </w:rPr>
-        <w:hyperlink r:id="rId27" w:history="1">
+        <w:hyperlink r:id="rId26" w:history="1">
           <w:r>
             <w:rPr>
               <w:rStyle w:val="Hyperlink"/>
@@ -3861,7 +3845,7 @@
           <w:color w:val="000000"/>
           <w:sz w:val="24"/>
         </w:rPr>
-        <w:hyperlink r:id="rId27" w:history="1">
+        <w:hyperlink r:id="rId26" w:history="1">
           <w:r>
             <w:rPr>
               <w:rStyle w:val="Hyperlink"/>
@@ -3879,7 +3863,7 @@
           <w:color w:val="000000"/>
           <w:sz w:val="24"/>
         </w:rPr>
-        <w:hyperlink r:id="rId27" w:history="1">
+        <w:hyperlink r:id="rId26" w:history="1">
           <w:r>
             <w:rPr>
               <w:rStyle w:val="Hyperlink"/>
@@ -3917,7 +3901,7 @@
           <w:sz w:val="24"/>
           <w:u w:val="single"/>
         </w:rPr>
-        <w:hyperlink r:id="rId28" w:history="1">
+        <w:hyperlink r:id="rId27" w:history="1">
           <w:r>
             <w:rPr>
               <w:rStyle w:val="Hyperlink"/>
@@ -3955,7 +3939,7 @@
           <w:color w:val="000000"/>
           <w:sz w:val="24"/>
         </w:rPr>
-        <w:hyperlink r:id="rId28" w:history="1">
+        <w:hyperlink r:id="rId27" w:history="1">
           <w:r>
             <w:rPr>
               <w:rStyle w:val="Hyperlink"/>
@@ -4216,7 +4200,7 @@
           <w:sz w:val="24"/>
           <w:u w:val="single"/>
         </w:rPr>
-        <w:t>Ethnografisch Museu</w:t>
+        <w:t>Ethnografisch Muse</w:t>
       </w:r>
       <w:r>
         <w:rPr>
@@ -4227,7 +4211,7 @@
           <w:sz w:val="24"/>
           <w:u w:val="single"/>
         </w:rPr>
-        <w:t>m Arti</w:t>
+        <w:t>u</w:t>
       </w:r>
       <w:r>
         <w:rPr>
@@ -4236,8 +4220,9 @@
           <w:i w:val="0"/>
           <w:color w:val="0000FF"/>
           <w:sz w:val="24"/>
-        </w:rPr>
-        <w:t>s</w:t>
+          <w:u w:val="single"/>
+        </w:rPr>
+        <w:t>m Artis</w:t>
       </w:r>
       <w:r>
         <w:br/>
@@ -4440,7 +4425,7 @@
           <w:color w:val="0000FF"/>
           <w:sz w:val="24"/>
         </w:rPr>
-        <w:hyperlink r:id="rId29" w:history="1">
+        <w:hyperlink r:id="rId28" w:history="1">
           <w:r>
             <w:rPr>
               <w:rStyle w:val="Hyperlink"/>
@@ -4457,7 +4442,7 @@
           <w:color w:val="0000FF"/>
           <w:sz w:val="24"/>
         </w:rPr>
-        <w:hyperlink r:id="rId29" w:history="1">
+        <w:hyperlink r:id="rId28" w:history="1">
           <w:r>
             <w:rPr>
               <w:rStyle w:val="Hyperlink"/>
@@ -4575,7 +4560,7 @@
           <w:sz w:val="24"/>
           <w:u w:val="single"/>
         </w:rPr>
-        <w:hyperlink r:id="rId30" w:history="1">
+        <w:hyperlink r:id="rId29" w:history="1">
           <w:r>
             <w:rPr>
               <w:rStyle w:val="Hyperlink"/>
@@ -4593,7 +4578,7 @@
           <w:sz w:val="24"/>
           <w:u w:val="single"/>
         </w:rPr>
-        <w:hyperlink r:id="rId30" w:history="1">
+        <w:hyperlink r:id="rId29" w:history="1">
           <w:r>
             <w:rPr>
               <w:rStyle w:val="Hyperlink"/>
@@ -4611,7 +4596,7 @@
           <w:sz w:val="24"/>
           <w:u w:val="single"/>
         </w:rPr>
-        <w:hyperlink r:id="rId30" w:history="1">
+        <w:hyperlink r:id="rId29" w:history="1">
           <w:r>
             <w:rPr>
               <w:rStyle w:val="Hyperlink"/>
@@ -4629,7 +4614,7 @@
           <w:sz w:val="24"/>
           <w:u w:val="single"/>
         </w:rPr>
-        <w:hyperlink r:id="rId30" w:history="1">
+        <w:hyperlink r:id="rId29" w:history="1">
           <w:r>
             <w:rPr>
               <w:rStyle w:val="Hyperlink"/>
@@ -4647,7 +4632,7 @@
           <w:sz w:val="24"/>
           <w:u w:val="single"/>
         </w:rPr>
-        <w:hyperlink r:id="rId30" w:history="1">
+        <w:hyperlink r:id="rId29" w:history="1">
           <w:r>
             <w:rPr>
               <w:rStyle w:val="Hyperlink"/>
@@ -4665,7 +4650,7 @@
           <w:sz w:val="24"/>
           <w:u w:val="single"/>
         </w:rPr>
-        <w:hyperlink r:id="rId30" w:history="1">
+        <w:hyperlink r:id="rId29" w:history="1">
           <w:r>
             <w:rPr>
               <w:rStyle w:val="Hyperlink"/>
@@ -4683,7 +4668,7 @@
           <w:sz w:val="24"/>
           <w:u w:val="single"/>
         </w:rPr>
-        <w:hyperlink r:id="rId30" w:history="1">
+        <w:hyperlink r:id="rId29" w:history="1">
           <w:r>
             <w:rPr>
               <w:rStyle w:val="Hyperlink"/>
@@ -4701,7 +4686,7 @@
           <w:sz w:val="24"/>
           <w:u w:val="single"/>
         </w:rPr>
-        <w:hyperlink r:id="rId30" w:history="1">
+        <w:hyperlink r:id="rId29" w:history="1">
           <w:r>
             <w:rPr>
               <w:rStyle w:val="Hyperlink"/>
@@ -4719,7 +4704,7 @@
           <w:sz w:val="24"/>
           <w:u w:val="single"/>
         </w:rPr>
-        <w:hyperlink r:id="rId30" w:history="1">
+        <w:hyperlink r:id="rId29" w:history="1">
           <w:r>
             <w:rPr>
               <w:rStyle w:val="Hyperlink"/>
@@ -4879,7 +4864,7 @@
           <w:sz w:val="24"/>
           <w:u w:val="single"/>
         </w:rPr>
-        <w:hyperlink r:id="rId31" w:history="1">
+        <w:hyperlink r:id="rId30" w:history="1">
           <w:r>
             <w:rPr>
               <w:rStyle w:val="Hyperlink"/>
@@ -4897,7 +4882,7 @@
           <w:sz w:val="24"/>
           <w:u w:val="single"/>
         </w:rPr>
-        <w:hyperlink r:id="rId31" w:history="1">
+        <w:hyperlink r:id="rId30" w:history="1">
           <w:r>
             <w:rPr>
               <w:rStyle w:val="Hyperlink"/>
@@ -4915,7 +4900,7 @@
           <w:sz w:val="24"/>
           <w:u w:val="single"/>
         </w:rPr>
-        <w:hyperlink r:id="rId31" w:history="1">
+        <w:hyperlink r:id="rId30" w:history="1">
           <w:r>
             <w:rPr>
               <w:rStyle w:val="Hyperlink"/>
@@ -4933,7 +4918,7 @@
           <w:sz w:val="24"/>
           <w:u w:val="single"/>
         </w:rPr>
-        <w:hyperlink r:id="rId31" w:history="1">
+        <w:hyperlink r:id="rId30" w:history="1">
           <w:r>
             <w:rPr>
               <w:rStyle w:val="Hyperlink"/>
@@ -4951,7 +4936,7 @@
           <w:sz w:val="24"/>
           <w:u w:val="single"/>
         </w:rPr>
-        <w:hyperlink r:id="rId31" w:history="1">
+        <w:hyperlink r:id="rId30" w:history="1">
           <w:r>
             <w:rPr>
               <w:rStyle w:val="Hyperlink"/>
@@ -4969,7 +4954,7 @@
           <w:sz w:val="24"/>
           <w:u w:val="single"/>
         </w:rPr>
-        <w:hyperlink r:id="rId31" w:history="1">
+        <w:hyperlink r:id="rId30" w:history="1">
           <w:r>
             <w:rPr>
               <w:rStyle w:val="Hyperlink"/>
@@ -4987,7 +4972,7 @@
           <w:sz w:val="24"/>
           <w:u w:val="single"/>
         </w:rPr>
-        <w:hyperlink r:id="rId31" w:history="1">
+        <w:hyperlink r:id="rId30" w:history="1">
           <w:r>
             <w:rPr>
               <w:rStyle w:val="Hyperlink"/>
@@ -5095,7 +5080,7 @@
           <w:sz w:val="24"/>
           <w:u w:val="single"/>
         </w:rPr>
-        <w:hyperlink r:id="rId32" w:history="1">
+        <w:hyperlink r:id="rId31" w:history="1">
           <w:r>
             <w:rPr>
               <w:rStyle w:val="Hyperlink"/>
@@ -5113,7 +5098,7 @@
           <w:sz w:val="24"/>
           <w:u w:val="single"/>
         </w:rPr>
-        <w:hyperlink r:id="rId32" w:history="1">
+        <w:hyperlink r:id="rId31" w:history="1">
           <w:r>
             <w:rPr>
               <w:rStyle w:val="Hyperlink"/>
@@ -5131,7 +5116,7 @@
           <w:sz w:val="24"/>
           <w:u w:val="single"/>
         </w:rPr>
-        <w:hyperlink r:id="rId32" w:history="1">
+        <w:hyperlink r:id="rId31" w:history="1">
           <w:r>
             <w:rPr>
               <w:rStyle w:val="Hyperlink"/>
@@ -5149,7 +5134,7 @@
           <w:sz w:val="24"/>
           <w:u w:val="single"/>
         </w:rPr>
-        <w:hyperlink r:id="rId32" w:history="1">
+        <w:hyperlink r:id="rId31" w:history="1">
           <w:r>
             <w:rPr>
               <w:rStyle w:val="Hyperlink"/>
@@ -5167,7 +5152,7 @@
           <w:sz w:val="24"/>
           <w:u w:val="single"/>
         </w:rPr>
-        <w:hyperlink r:id="rId32" w:history="1">
+        <w:hyperlink r:id="rId31" w:history="1">
           <w:r>
             <w:rPr>
               <w:rStyle w:val="Hyperlink"/>
@@ -5185,12 +5170,12 @@
           <w:sz w:val="24"/>
           <w:u w:val="single"/>
         </w:rPr>
-        <w:hyperlink r:id="rId32" w:history="1">
+        <w:hyperlink r:id="rId31" w:history="1">
           <w:r>
             <w:rPr>
               <w:rStyle w:val="Hyperlink"/>
             </w:rPr>
-            <w:t>fi</w:t>
+            <w:t>f</w:t>
           </w:r>
         </w:hyperlink>
       </w:r>
@@ -5203,7 +5188,24 @@
           <w:sz w:val="24"/>
           <w:u w:val="single"/>
         </w:rPr>
-        <w:hyperlink r:id="rId32" w:history="1">
+        <w:hyperlink r:id="rId31" w:history="1">
+          <w:r>
+            <w:rPr>
+              <w:rStyle w:val="Hyperlink"/>
+            </w:rPr>
+            <w:t>i</w:t>
+          </w:r>
+        </w:hyperlink>
+      </w:r>
+      <w:r>
+        <w:rPr>
+          <w:rFonts w:ascii="Charis SIL Regular" w:hAnsi="Charis SIL Regular" w:eastAsia="Charis SIL Regular"/>
+          <w:b w:val="0"/>
+          <w:i w:val="0"/>
+          <w:color w:val="0000FF"/>
+          <w:sz w:val="24"/>
+        </w:rPr>
+        <w:hyperlink r:id="rId31" w:history="1">
           <w:r>
             <w:rPr>
               <w:rStyle w:val="Hyperlink"/>
@@ -5219,9 +5221,8 @@
           <w:i w:val="0"/>
           <w:color w:val="0000FF"/>
           <w:sz w:val="24"/>
-          <w:u w:val="single"/>
-        </w:rPr>
-        <w:hyperlink r:id="rId32" w:history="1">
+        </w:rPr>
+        <w:hyperlink r:id="rId31" w:history="1">
           <w:r>
             <w:rPr>
               <w:rStyle w:val="Hyperlink"/>
@@ -5239,7 +5240,14 @@
           <w:sz w:val="24"/>
           <w:u w:val="single"/>
         </w:rPr>
-        <w:t>/</w:t>
+        <w:hyperlink r:id="rId31" w:history="1">
+          <w:r>
+            <w:rPr>
+              <w:rStyle w:val="Hyperlink"/>
+            </w:rPr>
+            <w:t>/</w:t>
+          </w:r>
+        </w:hyperlink>
       </w:r>
       <w:r>
         <w:rPr>
@@ -5250,7 +5258,7 @@
           <w:sz w:val="24"/>
           <w:u w:val="single"/>
         </w:rPr>
-        <w:hyperlink r:id="rId32" w:history="1">
+        <w:hyperlink r:id="rId31" w:history="1">
           <w:r>
             <w:rPr>
               <w:rStyle w:val="Hyperlink"/>
@@ -5268,24 +5276,14 @@
           <w:sz w:val="24"/>
           <w:u w:val="single"/>
         </w:rPr>
-        <w:hyperlink r:id="rId32" w:history="1">
+        <w:hyperlink r:id="rId31" w:history="1">
           <w:r>
             <w:rPr>
               <w:rStyle w:val="Hyperlink"/>
             </w:rPr>
-            <w:t>HaNA_2.04.01_4030_000</w:t>
+            <w:t>HaNA_2.04.01_4030_0001</w:t>
           </w:r>
         </w:hyperlink>
-      </w:r>
-      <w:r>
-        <w:rPr>
-          <w:rFonts w:ascii="Charis SIL Regular" w:hAnsi="Charis SIL Regular" w:eastAsia="Charis SIL Regular"/>
-          <w:b w:val="0"/>
-          <w:i w:val="0"/>
-          <w:color w:val="0000FF"/>
-          <w:sz w:val="24"/>
-        </w:rPr>
-        <w:t>1</w:t>
       </w:r>
     </w:p>
     <w:p>
@@ -5385,7 +5383,7 @@
           <w:color w:val="0000FF"/>
           <w:sz w:val="24"/>
         </w:rPr>
-        <w:hyperlink r:id="rId33" w:history="1">
+        <w:hyperlink r:id="rId32" w:history="1">
           <w:r>
             <w:rPr>
               <w:rStyle w:val="Hyperlink"/>
@@ -5402,7 +5400,7 @@
           <w:color w:val="0000FF"/>
           <w:sz w:val="24"/>
         </w:rPr>
-        <w:hyperlink r:id="rId33" w:history="1">
+        <w:hyperlink r:id="rId32" w:history="1">
           <w:r>
             <w:rPr>
               <w:rStyle w:val="Hyperlink"/>
@@ -5512,7 +5510,7 @@
           <w:color w:val="0000FF"/>
           <w:sz w:val="24"/>
         </w:rPr>
-        <w:hyperlink r:id="rId34" w:history="1">
+        <w:hyperlink r:id="rId33" w:history="1">
           <w:r>
             <w:rPr>
               <w:rStyle w:val="Hyperlink"/>
@@ -5529,7 +5527,7 @@
           <w:color w:val="0000FF"/>
           <w:sz w:val="24"/>
         </w:rPr>
-        <w:hyperlink r:id="rId34" w:history="1">
+        <w:hyperlink r:id="rId33" w:history="1">
           <w:r>
             <w:rPr>
               <w:rStyle w:val="Hyperlink"/>
@@ -5646,7 +5644,7 @@
           <w:color w:val="0000FF"/>
           <w:sz w:val="24"/>
         </w:rPr>
-        <w:hyperlink r:id="rId35" w:history="1">
+        <w:hyperlink r:id="rId34" w:history="1">
           <w:r>
             <w:rPr>
               <w:rStyle w:val="Hyperlink"/>
@@ -5663,7 +5661,7 @@
           <w:color w:val="0000FF"/>
           <w:sz w:val="24"/>
         </w:rPr>
-        <w:hyperlink r:id="rId35" w:history="1">
+        <w:hyperlink r:id="rId34" w:history="1">
           <w:r>
             <w:rPr>
               <w:rStyle w:val="Hyperlink"/>
@@ -5823,7 +5821,7 @@
           <w:sz w:val="24"/>
           <w:u w:val="single"/>
         </w:rPr>
-        <w:hyperlink r:id="rId25" w:history="1">
+        <w:hyperlink r:id="rId24" w:history="1">
           <w:r>
             <w:rPr>
               <w:rStyle w:val="Hyperlink"/>
@@ -5841,7 +5839,7 @@
           <w:sz w:val="24"/>
           <w:u w:val="single"/>
         </w:rPr>
-        <w:hyperlink r:id="rId25" w:history="1">
+        <w:hyperlink r:id="rId24" w:history="1">
           <w:r>
             <w:rPr>
               <w:rStyle w:val="Hyperlink"/>
@@ -5859,7 +5857,7 @@
           <w:sz w:val="24"/>
           <w:u w:val="single"/>
         </w:rPr>
-        <w:hyperlink r:id="rId25" w:history="1">
+        <w:hyperlink r:id="rId24" w:history="1">
           <w:r>
             <w:rPr>
               <w:rStyle w:val="Hyperlink"/>
@@ -5877,7 +5875,7 @@
           <w:sz w:val="24"/>
           <w:u w:val="single"/>
         </w:rPr>
-        <w:hyperlink r:id="rId25" w:history="1">
+        <w:hyperlink r:id="rId24" w:history="1">
           <w:r>
             <w:rPr>
               <w:rStyle w:val="Hyperlink"/>
@@ -5905,7 +5903,7 @@
           <w:sz w:val="24"/>
           <w:u w:val="single"/>
         </w:rPr>
-        <w:hyperlink r:id="rId25" w:history="1">
+        <w:hyperlink r:id="rId24" w:history="1">
           <w:r>
             <w:rPr>
               <w:rStyle w:val="Hyperlink"/>
@@ -5923,7 +5921,7 @@
           <w:sz w:val="24"/>
           <w:u w:val="single"/>
         </w:rPr>
-        <w:hyperlink r:id="rId36" w:history="1">
+        <w:hyperlink r:id="rId24" w:history="1">
           <w:r>
             <w:rPr>
               <w:rStyle w:val="Hyperlink"/>
@@ -5952,7 +5950,7 @@
           <w:sz w:val="24"/>
           <w:u w:val="single"/>
         </w:rPr>
-        <w:hyperlink r:id="rId36" w:history="1">
+        <w:hyperlink r:id="rId24" w:history="1">
           <w:r>
             <w:rPr>
               <w:rStyle w:val="Hyperlink"/>
@@ -6060,7 +6058,7 @@
           <w:sz w:val="24"/>
           <w:u w:val="single"/>
         </w:rPr>
-        <w:hyperlink r:id="rId37" w:history="1">
+        <w:hyperlink r:id="rId35" w:history="1">
           <w:r>
             <w:rPr>
               <w:rStyle w:val="Hyperlink"/>
@@ -6078,7 +6076,7 @@
           <w:sz w:val="24"/>
           <w:u w:val="single"/>
         </w:rPr>
-        <w:hyperlink r:id="rId37" w:history="1">
+        <w:hyperlink r:id="rId35" w:history="1">
           <w:r>
             <w:rPr>
               <w:rStyle w:val="Hyperlink"/>
@@ -6096,7 +6094,7 @@
           <w:sz w:val="24"/>
           <w:u w:val="single"/>
         </w:rPr>
-        <w:hyperlink r:id="rId37" w:history="1">
+        <w:hyperlink r:id="rId35" w:history="1">
           <w:r>
             <w:rPr>
               <w:rStyle w:val="Hyperlink"/>
@@ -6114,7 +6112,7 @@
           <w:sz w:val="24"/>
           <w:u w:val="single"/>
         </w:rPr>
-        <w:hyperlink r:id="rId37" w:history="1">
+        <w:hyperlink r:id="rId35" w:history="1">
           <w:r>
             <w:rPr>
               <w:rStyle w:val="Hyperlink"/>
@@ -6132,7 +6130,7 @@
           <w:sz w:val="24"/>
           <w:u w:val="single"/>
         </w:rPr>
-        <w:hyperlink r:id="rId37" w:history="1">
+        <w:hyperlink r:id="rId35" w:history="1">
           <w:r>
             <w:rPr>
               <w:rStyle w:val="Hyperlink"/>
@@ -6150,7 +6148,7 @@
           <w:sz w:val="24"/>
           <w:u w:val="single"/>
         </w:rPr>
-        <w:hyperlink r:id="rId37" w:history="1">
+        <w:hyperlink r:id="rId35" w:history="1">
           <w:r>
             <w:rPr>
               <w:rStyle w:val="Hyperlink"/>
@@ -6178,7 +6176,7 @@
           <w:sz w:val="24"/>
           <w:u w:val="single"/>
         </w:rPr>
-        <w:hyperlink r:id="rId38" w:history="1">
+        <w:hyperlink r:id="rId36" w:history="1">
           <w:r>
             <w:rPr>
               <w:rStyle w:val="Hyperlink"/>
@@ -6196,7 +6194,7 @@
           <w:sz w:val="24"/>
           <w:u w:val="single"/>
         </w:rPr>
-        <w:hyperlink r:id="rId38" w:history="1">
+        <w:hyperlink r:id="rId36" w:history="1">
           <w:r>
             <w:rPr>
               <w:rStyle w:val="Hyperlink"/>
@@ -6214,7 +6212,7 @@
           <w:sz w:val="24"/>
           <w:u w:val="single"/>
         </w:rPr>
-        <w:hyperlink r:id="rId37" w:history="1">
+        <w:hyperlink r:id="rId35" w:history="1">
           <w:r>
             <w:rPr>
               <w:rStyle w:val="Hyperlink"/>
@@ -6342,7 +6340,7 @@
           <w:sz w:val="24"/>
           <w:u w:val="single"/>
         </w:rPr>
-        <w:hyperlink r:id="rId39" w:history="1">
+        <w:hyperlink r:id="rId37" w:history="1">
           <w:r>
             <w:rPr>
               <w:rStyle w:val="Hyperlink"/>
@@ -6360,7 +6358,7 @@
           <w:sz w:val="24"/>
           <w:u w:val="single"/>
         </w:rPr>
-        <w:hyperlink r:id="rId39" w:history="1">
+        <w:hyperlink r:id="rId37" w:history="1">
           <w:r>
             <w:rPr>
               <w:rStyle w:val="Hyperlink"/>
@@ -6378,7 +6376,7 @@
           <w:sz w:val="24"/>
           <w:u w:val="single"/>
         </w:rPr>
-        <w:hyperlink r:id="rId39" w:history="1">
+        <w:hyperlink r:id="rId37" w:history="1">
           <w:r>
             <w:rPr>
               <w:rStyle w:val="Hyperlink"/>
@@ -6396,7 +6394,7 @@
           <w:sz w:val="24"/>
           <w:u w:val="single"/>
         </w:rPr>
-        <w:hyperlink r:id="rId39" w:history="1">
+        <w:hyperlink r:id="rId37" w:history="1">
           <w:r>
             <w:rPr>
               <w:rStyle w:val="Hyperlink"/>
@@ -6424,7 +6422,7 @@
           <w:sz w:val="24"/>
           <w:u w:val="single"/>
         </w:rPr>
-        <w:hyperlink r:id="rId40" w:history="1">
+        <w:hyperlink r:id="rId38" w:history="1">
           <w:r>
             <w:rPr>
               <w:rStyle w:val="Hyperlink"/>
@@ -6453,7 +6451,7 @@
           <w:sz w:val="24"/>
           <w:u w:val="single"/>
         </w:rPr>
-        <w:hyperlink r:id="rId40" w:history="1">
+        <w:hyperlink r:id="rId38" w:history="1">
           <w:r>
             <w:rPr>
               <w:rStyle w:val="Hyperlink"/>
@@ -6581,7 +6579,7 @@
           <w:sz w:val="24"/>
           <w:u w:val="single"/>
         </w:rPr>
-        <w:hyperlink r:id="rId41" w:history="1">
+        <w:hyperlink r:id="rId39" w:history="1">
           <w:r>
             <w:rPr>
               <w:rStyle w:val="Hyperlink"/>
@@ -6599,7 +6597,7 @@
           <w:sz w:val="24"/>
           <w:u w:val="single"/>
         </w:rPr>
-        <w:hyperlink r:id="rId41" w:history="1">
+        <w:hyperlink r:id="rId39" w:history="1">
           <w:r>
             <w:rPr>
               <w:rStyle w:val="Hyperlink"/>
@@ -6627,7 +6625,7 @@
           <w:sz w:val="24"/>
           <w:u w:val="single"/>
         </w:rPr>
-        <w:hyperlink r:id="rId42" w:history="1">
+        <w:hyperlink r:id="rId40" w:history="1">
           <w:r>
             <w:rPr>
               <w:rStyle w:val="Hyperlink"/>
@@ -6656,7 +6654,7 @@
           <w:sz w:val="24"/>
           <w:u w:val="single"/>
         </w:rPr>
-        <w:hyperlink r:id="rId42" w:history="1">
+        <w:hyperlink r:id="rId40" w:history="1">
           <w:r>
             <w:rPr>
               <w:rStyle w:val="Hyperlink"/>
@@ -6684,7 +6682,7 @@
           <w:sz w:val="24"/>
           <w:u w:val="single"/>
         </w:rPr>
-        <w:hyperlink r:id="rId43" w:history="1">
+        <w:hyperlink r:id="rId41" w:history="1">
           <w:r>
             <w:rPr>
               <w:rStyle w:val="Hyperlink"/>
@@ -6851,7 +6849,7 @@
           <w:sz w:val="24"/>
           <w:u w:val="single"/>
         </w:rPr>
-        <w:hyperlink r:id="rId44" w:history="1">
+        <w:hyperlink r:id="rId42" w:history="1">
           <w:r>
             <w:rPr>
               <w:rStyle w:val="Hyperlink"/>
@@ -6869,7 +6867,7 @@
           <w:sz w:val="24"/>
           <w:u w:val="single"/>
         </w:rPr>
-        <w:hyperlink r:id="rId44" w:history="1">
+        <w:hyperlink r:id="rId42" w:history="1">
           <w:r>
             <w:rPr>
               <w:rStyle w:val="Hyperlink"/>
@@ -6887,7 +6885,7 @@
           <w:sz w:val="24"/>
           <w:u w:val="single"/>
         </w:rPr>
-        <w:hyperlink r:id="rId44" w:history="1">
+        <w:hyperlink r:id="rId42" w:history="1">
           <w:r>
             <w:rPr>
               <w:rStyle w:val="Hyperlink"/>
@@ -6905,7 +6903,7 @@
           <w:sz w:val="24"/>
           <w:u w:val="single"/>
         </w:rPr>
-        <w:hyperlink r:id="rId44" w:history="1">
+        <w:hyperlink r:id="rId42" w:history="1">
           <w:r>
             <w:rPr>
               <w:rStyle w:val="Hyperlink"/>
@@ -7023,7 +7021,7 @@
           <w:sz w:val="24"/>
           <w:u w:val="single"/>
         </w:rPr>
-        <w:hyperlink r:id="rId45" w:history="1">
+        <w:hyperlink r:id="rId43" w:history="1">
           <w:r>
             <w:rPr>
               <w:rStyle w:val="Hyperlink"/>
@@ -7041,7 +7039,7 @@
           <w:sz w:val="24"/>
           <w:u w:val="single"/>
         </w:rPr>
-        <w:hyperlink r:id="rId45" w:history="1">
+        <w:hyperlink r:id="rId43" w:history="1">
           <w:r>
             <w:rPr>
               <w:rStyle w:val="Hyperlink"/>
@@ -7059,7 +7057,7 @@
           <w:sz w:val="24"/>
           <w:u w:val="single"/>
         </w:rPr>
-        <w:hyperlink r:id="rId45" w:history="1">
+        <w:hyperlink r:id="rId43" w:history="1">
           <w:r>
             <w:rPr>
               <w:rStyle w:val="Hyperlink"/>
@@ -7077,7 +7075,7 @@
           <w:sz w:val="24"/>
           <w:u w:val="single"/>
         </w:rPr>
-        <w:hyperlink r:id="rId45" w:history="1">
+        <w:hyperlink r:id="rId43" w:history="1">
           <w:r>
             <w:rPr>
               <w:rStyle w:val="Hyperlink"/>
@@ -7134,7 +7132,7 @@
           <w:sz w:val="24"/>
           <w:u w:val="single"/>
         </w:rPr>
-        <w:hyperlink r:id="rId46" w:history="1">
+        <w:hyperlink r:id="rId44" w:history="1">
           <w:r>
             <w:rPr>
               <w:rStyle w:val="Hyperlink"/>
@@ -7163,7 +7161,7 @@
           <w:sz w:val="24"/>
           <w:u w:val="single"/>
         </w:rPr>
-        <w:hyperlink r:id="rId46" w:history="1">
+        <w:hyperlink r:id="rId44" w:history="1">
           <w:r>
             <w:rPr>
               <w:rStyle w:val="Hyperlink"/>
@@ -7191,7 +7189,7 @@
           <w:sz w:val="24"/>
           <w:u w:val="single"/>
         </w:rPr>
-        <w:hyperlink r:id="rId47" w:history="1">
+        <w:hyperlink r:id="rId45" w:history="1">
           <w:r>
             <w:rPr>
               <w:rStyle w:val="Hyperlink"/>
@@ -7220,7 +7218,7 @@
           <w:sz w:val="24"/>
           <w:u w:val="single"/>
         </w:rPr>
-        <w:hyperlink r:id="rId47" w:history="1">
+        <w:hyperlink r:id="rId45" w:history="1">
           <w:r>
             <w:rPr>
               <w:rStyle w:val="Hyperlink"/>

--- a/EXPORTS/DOCX/published/niveau3/Dutch/KKZ.docx
+++ b/EXPORTS/DOCX/published/niveau3/Dutch/KKZ.docx
@@ -690,32 +690,7 @@
           <w:color w:val="000000"/>
           <w:sz w:val="24"/>
         </w:rPr>
-        <w:hyperlink r:id="rId11" w:history="1">
-          <w:r>
-            <w:rPr>
-              <w:rStyle w:val="Hyperlink"/>
-            </w:rPr>
-            <w:t>ereila</w:t>
-          </w:r>
-        </w:hyperlink>
-      </w:r>
-      <w:r>
-        <w:rPr>
-          <w:u w:val="single" w:color="0000ff"/>
-          <w:rFonts w:ascii="Charis SIL Regular" w:hAnsi="Charis SIL Regular" w:eastAsia="Charis SIL Regular"/>
-          <w:b w:val="0"/>
-          <w:i w:val="0"/>
-          <w:color w:val="000000"/>
-          <w:sz w:val="24"/>
-        </w:rPr>
-        <w:hyperlink r:id="rId11" w:history="1">
-          <w:r>
-            <w:rPr>
-              <w:rStyle w:val="Hyperlink"/>
-            </w:rPr>
-            <w:t xml:space="preserve">nd </w:t>
-          </w:r>
-        </w:hyperlink>
+        <w:t xml:space="preserve">ereiland </w:t>
       </w:r>
       <w:r>
         <w:rPr>
@@ -914,6 +889,7 @@
           <w:i w:val="0"/>
           <w:color w:val="0000FF"/>
           <w:sz w:val="24"/>
+          <w:u w:val="single"/>
         </w:rPr>
         <w:hyperlink r:id="rId9" w:history="1">
           <w:r>
@@ -933,7 +909,7 @@
           <w:sz w:val="24"/>
           <w:u w:val="single"/>
         </w:rPr>
-        <w:hyperlink r:id="rId9" w:history="1">
+        <w:hyperlink r:id="rId12" w:history="1">
           <w:r>
             <w:rPr>
               <w:rStyle w:val="Hyperlink"/>
@@ -1680,7 +1656,7 @@
           <w:sz w:val="24"/>
           <w:u w:val="single"/>
         </w:rPr>
-        <w:hyperlink r:id="rId15" w:history="1">
+        <w:hyperlink r:id="rId16" w:history="1">
           <w:r>
             <w:rPr>
               <w:rStyle w:val="Hyperlink"/>
@@ -1709,7 +1685,7 @@
           <w:sz w:val="24"/>
           <w:u w:val="single"/>
         </w:rPr>
-        <w:hyperlink r:id="rId15" w:history="1">
+        <w:hyperlink r:id="rId16" w:history="1">
           <w:r>
             <w:rPr>
               <w:rStyle w:val="Hyperlink"/>
@@ -1727,7 +1703,7 @@
           <w:sz w:val="24"/>
           <w:u w:val="single"/>
         </w:rPr>
-        <w:hyperlink r:id="rId15" w:history="1">
+        <w:hyperlink r:id="rId16" w:history="1">
           <w:r>
             <w:rPr>
               <w:rStyle w:val="Hyperlink"/>
@@ -1738,121 +1714,13 @@
       </w:r>
       <w:r>
         <w:rPr>
-          <w:u w:val="single" w:color="0000ff"/>
           <w:rFonts w:ascii="Charis SIL Regular" w:hAnsi="Charis SIL Regular" w:eastAsia="Charis SIL Regular"/>
           <w:b w:val="0"/>
           <w:i w:val="0"/>
           <w:color w:val="000000"/>
           <w:sz w:val="24"/>
         </w:rPr>
-        <w:hyperlink r:id="rId15" w:history="1">
-          <w:r>
-            <w:rPr>
-              <w:rStyle w:val="Hyperlink"/>
-            </w:rPr>
-            <w:t>. Klei</w:t>
-          </w:r>
-        </w:hyperlink>
-      </w:r>
-      <w:r>
-        <w:rPr>
-          <w:u w:val="single" w:color="0000ff"/>
-          <w:rFonts w:ascii="Charis SIL Regular" w:hAnsi="Charis SIL Regular" w:eastAsia="Charis SIL Regular"/>
-          <w:b w:val="0"/>
-          <w:i w:val="0"/>
-          <w:color w:val="000000"/>
-          <w:sz w:val="24"/>
-        </w:rPr>
-        <w:hyperlink r:id="rId15" w:history="1">
-          <w:r>
-            <w:rPr>
-              <w:rStyle w:val="Hyperlink"/>
-            </w:rPr>
-            <w:t>n</w:t>
-          </w:r>
-        </w:hyperlink>
-      </w:r>
-      <w:r>
-        <w:rPr>
-          <w:u w:val="single" w:color="0000ff"/>
-          <w:rFonts w:ascii="Charis SIL Regular" w:hAnsi="Charis SIL Regular" w:eastAsia="Charis SIL Regular"/>
-          <w:b w:val="0"/>
-          <w:i w:val="0"/>
-          <w:color w:val="000000"/>
-          <w:sz w:val="24"/>
-        </w:rPr>
-        <w:hyperlink r:id="rId15" w:history="1">
-          <w:r>
-            <w:rPr>
-              <w:rStyle w:val="Hyperlink"/>
-            </w:rPr>
-            <w:t>e aa</w:t>
-          </w:r>
-        </w:hyperlink>
-      </w:r>
-      <w:r>
-        <w:rPr>
-          <w:u w:val="single" w:color="0000ff"/>
-          <w:rFonts w:ascii="Charis SIL Regular" w:hAnsi="Charis SIL Regular" w:eastAsia="Charis SIL Regular"/>
-          <w:b w:val="0"/>
-          <w:i w:val="0"/>
-          <w:color w:val="000000"/>
-          <w:sz w:val="24"/>
-        </w:rPr>
-        <w:hyperlink r:id="rId15" w:history="1">
-          <w:r>
-            <w:rPr>
-              <w:rStyle w:val="Hyperlink"/>
-            </w:rPr>
-            <w:t>n</w:t>
-          </w:r>
-        </w:hyperlink>
-      </w:r>
-      <w:r>
-        <w:rPr>
-          <w:u w:val="single" w:color="0000ff"/>
-          <w:rFonts w:ascii="Charis SIL Regular" w:hAnsi="Charis SIL Regular" w:eastAsia="Charis SIL Regular"/>
-          <w:b w:val="0"/>
-          <w:i w:val="0"/>
-          <w:color w:val="000000"/>
-          <w:sz w:val="24"/>
-        </w:rPr>
-        <w:hyperlink r:id="rId15" w:history="1">
-          <w:r>
-            <w:rPr>
-              <w:rStyle w:val="Hyperlink"/>
-            </w:rPr>
-            <w:t>tallen voorw</w:t>
-          </w:r>
-        </w:hyperlink>
-      </w:r>
-      <w:r>
-        <w:rPr>
-          <w:u w:val="single" w:color="0000ff"/>
-          <w:rFonts w:ascii="Charis SIL Regular" w:hAnsi="Charis SIL Regular" w:eastAsia="Charis SIL Regular"/>
-          <w:b w:val="0"/>
-          <w:i w:val="0"/>
-          <w:color w:val="000000"/>
-          <w:sz w:val="24"/>
-        </w:rPr>
-        <w:hyperlink r:id="rId15" w:history="1">
-          <w:r>
-            <w:rPr>
-              <w:rStyle w:val="Hyperlink"/>
-            </w:rPr>
-            <w:t>erp</w:t>
-          </w:r>
-        </w:hyperlink>
-      </w:r>
-      <w:r>
-        <w:rPr>
-          <w:rFonts w:ascii="Charis SIL Regular" w:hAnsi="Charis SIL Regular" w:eastAsia="Charis SIL Regular"/>
-          <w:b w:val="0"/>
-          <w:i w:val="0"/>
-          <w:color w:val="000000"/>
-          <w:sz w:val="24"/>
-        </w:rPr>
-        <w:t xml:space="preserve">en </w:t>
+        <w:t xml:space="preserve">. Kleine aantallen voorwerpen </w:t>
       </w:r>
       <w:r>
         <w:rPr>
@@ -1889,7 +1757,6 @@
           <w:i w:val="0"/>
           <w:color w:val="0000FF"/>
           <w:sz w:val="24"/>
-          <w:u w:val="single"/>
         </w:rPr>
         <w:hyperlink r:id="rId17" w:history="1">
           <w:r>
@@ -2194,7 +2061,7 @@
           <w:sz w:val="24"/>
           <w:u w:val="single"/>
         </w:rPr>
-        <w:hyperlink r:id="rId18" w:history="1">
+        <w:hyperlink r:id="rId17" w:history="1">
           <w:r>
             <w:rPr>
               <w:rStyle w:val="Hyperlink"/>
@@ -2223,7 +2090,7 @@
           <w:sz w:val="24"/>
           <w:u w:val="single"/>
         </w:rPr>
-        <w:hyperlink r:id="rId18" w:history="1">
+        <w:hyperlink r:id="rId17" w:history="1">
           <w:r>
             <w:rPr>
               <w:rStyle w:val="Hyperlink"/>
@@ -2234,13 +2101,49 @@
       </w:r>
       <w:r>
         <w:rPr>
+          <w:u w:val="single" w:color="0000ff"/>
           <w:rFonts w:ascii="Charis SIL Regular" w:hAnsi="Charis SIL Regular" w:eastAsia="Charis SIL Regular"/>
           <w:b w:val="0"/>
           <w:i w:val="0"/>
           <w:color w:val="000000"/>
           <w:sz w:val="24"/>
         </w:rPr>
-        <w:t xml:space="preserve">, het </w:t>
+        <w:hyperlink r:id="rId17" w:history="1">
+          <w:r>
+            <w:rPr>
+              <w:rStyle w:val="Hyperlink"/>
+            </w:rPr>
+            <w:t>, he</w:t>
+          </w:r>
+        </w:hyperlink>
+      </w:r>
+      <w:r>
+        <w:rPr>
+          <w:u w:val="single" w:color="0000ff"/>
+          <w:rFonts w:ascii="Charis SIL Regular" w:hAnsi="Charis SIL Regular" w:eastAsia="Charis SIL Regular"/>
+          <w:b w:val="0"/>
+          <w:i w:val="0"/>
+          <w:color w:val="000000"/>
+          <w:sz w:val="24"/>
+        </w:rPr>
+        <w:hyperlink r:id="rId17" w:history="1">
+          <w:r>
+            <w:rPr>
+              <w:rStyle w:val="Hyperlink"/>
+            </w:rPr>
+            <w:t>t</w:t>
+          </w:r>
+        </w:hyperlink>
+      </w:r>
+      <w:r>
+        <w:rPr>
+          <w:rFonts w:ascii="Charis SIL Regular" w:hAnsi="Charis SIL Regular" w:eastAsia="Charis SIL Regular"/>
+          <w:b w:val="0"/>
+          <w:i w:val="0"/>
+          <w:color w:val="000000"/>
+          <w:sz w:val="24"/>
+        </w:rPr>
+        <w:t xml:space="preserve"> </w:t>
       </w:r>
       <w:r>
         <w:rPr>
@@ -2251,7 +2154,7 @@
           <w:sz w:val="24"/>
           <w:u w:val="single"/>
         </w:rPr>
-        <w:hyperlink r:id="rId19" w:history="1">
+        <w:hyperlink r:id="rId17" w:history="1">
           <w:r>
             <w:rPr>
               <w:rStyle w:val="Hyperlink"/>
@@ -2269,7 +2172,7 @@
           <w:sz w:val="24"/>
           <w:u w:val="single"/>
         </w:rPr>
-        <w:hyperlink r:id="rId19" w:history="1">
+        <w:hyperlink r:id="rId17" w:history="1">
           <w:r>
             <w:rPr>
               <w:rStyle w:val="Hyperlink"/>
@@ -2363,7 +2266,7 @@
           <w:sz w:val="24"/>
           <w:u w:val="single"/>
         </w:rPr>
-        <w:hyperlink r:id="rId19" w:history="1">
+        <w:hyperlink r:id="rId18" w:history="1">
           <w:r>
             <w:rPr>
               <w:rStyle w:val="Hyperlink"/>
@@ -2392,7 +2295,7 @@
           <w:sz w:val="24"/>
           <w:u w:val="single"/>
         </w:rPr>
-        <w:hyperlink r:id="rId19" w:history="1">
+        <w:hyperlink r:id="rId18" w:history="1">
           <w:r>
             <w:rPr>
               <w:rStyle w:val="Hyperlink"/>
@@ -2444,8 +2347,121 @@
           <w:i w:val="0"/>
           <w:color w:val="0000FF"/>
           <w:sz w:val="24"/>
-        </w:rPr>
-        <w:t>Rijksmuseum voor Geo</w:t>
+          <w:u w:val="single"/>
+        </w:rPr>
+        <w:hyperlink r:id="rId18" w:history="1">
+          <w:r>
+            <w:rPr>
+              <w:rStyle w:val="Hyperlink"/>
+            </w:rPr>
+            <w:t>Rijksmu</w:t>
+          </w:r>
+        </w:hyperlink>
+      </w:r>
+      <w:r>
+        <w:rPr>
+          <w:rFonts w:ascii="Charis SIL Regular" w:hAnsi="Charis SIL Regular" w:eastAsia="Charis SIL Regular"/>
+          <w:b w:val="0"/>
+          <w:i w:val="0"/>
+          <w:color w:val="0000FF"/>
+          <w:sz w:val="24"/>
+          <w:u w:val="single"/>
+        </w:rPr>
+        <w:hyperlink r:id="rId18" w:history="1">
+          <w:r>
+            <w:rPr>
+              <w:rStyle w:val="Hyperlink"/>
+            </w:rPr>
+            <w:t>s</w:t>
+          </w:r>
+        </w:hyperlink>
+      </w:r>
+      <w:r>
+        <w:rPr>
+          <w:rFonts w:ascii="Charis SIL Regular" w:hAnsi="Charis SIL Regular" w:eastAsia="Charis SIL Regular"/>
+          <w:b w:val="0"/>
+          <w:i w:val="0"/>
+          <w:color w:val="0000FF"/>
+          <w:sz w:val="24"/>
+          <w:u w:val="single"/>
+        </w:rPr>
+        <w:hyperlink r:id="rId18" w:history="1">
+          <w:r>
+            <w:rPr>
+              <w:rStyle w:val="Hyperlink"/>
+            </w:rPr>
+            <w:t>eum</w:t>
+          </w:r>
+        </w:hyperlink>
+      </w:r>
+      <w:r>
+        <w:rPr>
+          <w:rFonts w:ascii="Charis SIL Regular" w:hAnsi="Charis SIL Regular" w:eastAsia="Charis SIL Regular"/>
+          <w:b w:val="0"/>
+          <w:i w:val="0"/>
+          <w:color w:val="0000FF"/>
+          <w:sz w:val="24"/>
+          <w:u w:val="single"/>
+        </w:rPr>
+        <w:t xml:space="preserve"> </w:t>
+      </w:r>
+      <w:r>
+        <w:rPr>
+          <w:rFonts w:ascii="Charis SIL Regular" w:hAnsi="Charis SIL Regular" w:eastAsia="Charis SIL Regular"/>
+          <w:b w:val="0"/>
+          <w:i w:val="0"/>
+          <w:color w:val="0000FF"/>
+          <w:sz w:val="24"/>
+          <w:u w:val="single"/>
+        </w:rPr>
+        <w:hyperlink r:id="rId18" w:history="1">
+          <w:r>
+            <w:rPr>
+              <w:rStyle w:val="Hyperlink"/>
+            </w:rPr>
+            <w:t>voor</w:t>
+          </w:r>
+        </w:hyperlink>
+      </w:r>
+      <w:r>
+        <w:rPr>
+          <w:rFonts w:ascii="Charis SIL Regular" w:hAnsi="Charis SIL Regular" w:eastAsia="Charis SIL Regular"/>
+          <w:b w:val="0"/>
+          <w:i w:val="0"/>
+          <w:color w:val="0000FF"/>
+          <w:sz w:val="24"/>
+          <w:u w:val="single"/>
+        </w:rPr>
+        <w:t xml:space="preserve"> </w:t>
+      </w:r>
+      <w:r>
+        <w:rPr>
+          <w:rFonts w:ascii="Charis SIL Regular" w:hAnsi="Charis SIL Regular" w:eastAsia="Charis SIL Regular"/>
+          <w:b w:val="0"/>
+          <w:i w:val="0"/>
+          <w:color w:val="0000FF"/>
+          <w:sz w:val="24"/>
+          <w:u w:val="single"/>
+        </w:rPr>
+        <w:t>G</w:t>
+      </w:r>
+      <w:r>
+        <w:rPr>
+          <w:rFonts w:ascii="Charis SIL Regular" w:hAnsi="Charis SIL Regular" w:eastAsia="Charis SIL Regular"/>
+          <w:b w:val="0"/>
+          <w:i w:val="0"/>
+          <w:color w:val="0000FF"/>
+          <w:sz w:val="24"/>
+          <w:u w:val="single"/>
+        </w:rPr>
+        <w:hyperlink r:id="rId18" w:history="1">
+          <w:r>
+            <w:rPr>
+              <w:rStyle w:val="Hyperlink"/>
+            </w:rPr>
+            <w:t>eo</w:t>
+          </w:r>
+        </w:hyperlink>
       </w:r>
       <w:r>
         <w:rPr>
@@ -3347,42 +3363,13 @@
       </w:r>
       <w:r>
         <w:rPr>
-          <w:u w:val="single" w:color="0000ff"/>
           <w:rFonts w:ascii="Charis SIL Regular" w:hAnsi="Charis SIL Regular" w:eastAsia="Charis SIL Regular"/>
           <w:b w:val="0"/>
           <w:i w:val="0"/>
           <w:color w:val="000000"/>
           <w:sz w:val="24"/>
         </w:rPr>
-        <w:t>R</w:t>
-      </w:r>
-      <w:r>
-        <w:rPr>
-          <w:u w:val="single" w:color="0000ff"/>
-          <w:rFonts w:ascii="Charis SIL Regular" w:hAnsi="Charis SIL Regular" w:eastAsia="Charis SIL Regular"/>
-          <w:b w:val="0"/>
-          <w:i w:val="0"/>
-          <w:color w:val="000000"/>
-          <w:sz w:val="24"/>
-        </w:rPr>
-        <w:hyperlink r:id="rId23" w:history="1">
-          <w:r>
-            <w:rPr>
-              <w:rStyle w:val="Hyperlink"/>
-            </w:rPr>
-            <w:t xml:space="preserve">udolf </w:t>
-          </w:r>
-        </w:hyperlink>
-      </w:r>
-      <w:r>
-        <w:rPr>
-          <w:rFonts w:ascii="Charis SIL Regular" w:hAnsi="Charis SIL Regular" w:eastAsia="Charis SIL Regular"/>
-          <w:b w:val="0"/>
-          <w:i w:val="0"/>
-          <w:color w:val="000000"/>
-          <w:sz w:val="24"/>
-        </w:rPr>
-        <w:t xml:space="preserve">Effert (zie: </w:t>
+        <w:t xml:space="preserve">Rudolf Effert (zie: </w:t>
       </w:r>
       <w:r>
         <w:rPr>
@@ -5175,7 +5162,7 @@
             <w:rPr>
               <w:rStyle w:val="Hyperlink"/>
             </w:rPr>
-            <w:t>f</w:t>
+            <w:t>fi</w:t>
           </w:r>
         </w:hyperlink>
       </w:r>
@@ -5187,23 +5174,6 @@
           <w:color w:val="0000FF"/>
           <w:sz w:val="24"/>
           <w:u w:val="single"/>
-        </w:rPr>
-        <w:hyperlink r:id="rId31" w:history="1">
-          <w:r>
-            <w:rPr>
-              <w:rStyle w:val="Hyperlink"/>
-            </w:rPr>
-            <w:t>i</w:t>
-          </w:r>
-        </w:hyperlink>
-      </w:r>
-      <w:r>
-        <w:rPr>
-          <w:rFonts w:ascii="Charis SIL Regular" w:hAnsi="Charis SIL Regular" w:eastAsia="Charis SIL Regular"/>
-          <w:b w:val="0"/>
-          <w:i w:val="0"/>
-          <w:color w:val="0000FF"/>
-          <w:sz w:val="24"/>
         </w:rPr>
         <w:hyperlink r:id="rId31" w:history="1">
           <w:r>
@@ -5263,9 +5233,19 @@
             <w:rPr>
               <w:rStyle w:val="Hyperlink"/>
             </w:rPr>
-            <w:t>NL-</w:t>
+            <w:t>NL</w:t>
           </w:r>
         </w:hyperlink>
+      </w:r>
+      <w:r>
+        <w:rPr>
+          <w:rFonts w:ascii="Charis SIL Regular" w:hAnsi="Charis SIL Regular" w:eastAsia="Charis SIL Regular"/>
+          <w:b w:val="0"/>
+          <w:i w:val="0"/>
+          <w:color w:val="0000FF"/>
+          <w:sz w:val="24"/>
+        </w:rPr>
+        <w:t>-</w:t>
       </w:r>
       <w:r>
         <w:rPr>
@@ -5903,7 +5883,7 @@
           <w:sz w:val="24"/>
           <w:u w:val="single"/>
         </w:rPr>
-        <w:hyperlink r:id="rId24" w:history="1">
+        <w:hyperlink r:id="rId35" w:history="1">
           <w:r>
             <w:rPr>
               <w:rStyle w:val="Hyperlink"/>
@@ -5921,7 +5901,7 @@
           <w:sz w:val="24"/>
           <w:u w:val="single"/>
         </w:rPr>
-        <w:hyperlink r:id="rId24" w:history="1">
+        <w:hyperlink r:id="rId35" w:history="1">
           <w:r>
             <w:rPr>
               <w:rStyle w:val="Hyperlink"/>
@@ -5950,7 +5930,7 @@
           <w:sz w:val="24"/>
           <w:u w:val="single"/>
         </w:rPr>
-        <w:hyperlink r:id="rId24" w:history="1">
+        <w:hyperlink r:id="rId35" w:history="1">
           <w:r>
             <w:rPr>
               <w:rStyle w:val="Hyperlink"/>
@@ -6058,7 +6038,7 @@
           <w:sz w:val="24"/>
           <w:u w:val="single"/>
         </w:rPr>
-        <w:hyperlink r:id="rId35" w:history="1">
+        <w:hyperlink r:id="rId36" w:history="1">
           <w:r>
             <w:rPr>
               <w:rStyle w:val="Hyperlink"/>
@@ -6076,7 +6056,7 @@
           <w:sz w:val="24"/>
           <w:u w:val="single"/>
         </w:rPr>
-        <w:hyperlink r:id="rId35" w:history="1">
+        <w:hyperlink r:id="rId36" w:history="1">
           <w:r>
             <w:rPr>
               <w:rStyle w:val="Hyperlink"/>
@@ -6094,7 +6074,7 @@
           <w:sz w:val="24"/>
           <w:u w:val="single"/>
         </w:rPr>
-        <w:hyperlink r:id="rId35" w:history="1">
+        <w:hyperlink r:id="rId36" w:history="1">
           <w:r>
             <w:rPr>
               <w:rStyle w:val="Hyperlink"/>
@@ -6112,7 +6092,7 @@
           <w:sz w:val="24"/>
           <w:u w:val="single"/>
         </w:rPr>
-        <w:hyperlink r:id="rId35" w:history="1">
+        <w:hyperlink r:id="rId36" w:history="1">
           <w:r>
             <w:rPr>
               <w:rStyle w:val="Hyperlink"/>
@@ -6130,7 +6110,7 @@
           <w:sz w:val="24"/>
           <w:u w:val="single"/>
         </w:rPr>
-        <w:hyperlink r:id="rId35" w:history="1">
+        <w:hyperlink r:id="rId36" w:history="1">
           <w:r>
             <w:rPr>
               <w:rStyle w:val="Hyperlink"/>
@@ -6148,7 +6128,7 @@
           <w:sz w:val="24"/>
           <w:u w:val="single"/>
         </w:rPr>
-        <w:hyperlink r:id="rId35" w:history="1">
+        <w:hyperlink r:id="rId36" w:history="1">
           <w:r>
             <w:rPr>
               <w:rStyle w:val="Hyperlink"/>
@@ -6176,7 +6156,7 @@
           <w:sz w:val="24"/>
           <w:u w:val="single"/>
         </w:rPr>
-        <w:hyperlink r:id="rId36" w:history="1">
+        <w:hyperlink r:id="rId37" w:history="1">
           <w:r>
             <w:rPr>
               <w:rStyle w:val="Hyperlink"/>
@@ -6194,7 +6174,7 @@
           <w:sz w:val="24"/>
           <w:u w:val="single"/>
         </w:rPr>
-        <w:hyperlink r:id="rId36" w:history="1">
+        <w:hyperlink r:id="rId37" w:history="1">
           <w:r>
             <w:rPr>
               <w:rStyle w:val="Hyperlink"/>
@@ -6212,7 +6192,7 @@
           <w:sz w:val="24"/>
           <w:u w:val="single"/>
         </w:rPr>
-        <w:hyperlink r:id="rId35" w:history="1">
+        <w:hyperlink r:id="rId37" w:history="1">
           <w:r>
             <w:rPr>
               <w:rStyle w:val="Hyperlink"/>
@@ -6340,7 +6320,7 @@
           <w:sz w:val="24"/>
           <w:u w:val="single"/>
         </w:rPr>
-        <w:hyperlink r:id="rId37" w:history="1">
+        <w:hyperlink r:id="rId38" w:history="1">
           <w:r>
             <w:rPr>
               <w:rStyle w:val="Hyperlink"/>
@@ -6358,7 +6338,7 @@
           <w:sz w:val="24"/>
           <w:u w:val="single"/>
         </w:rPr>
-        <w:hyperlink r:id="rId37" w:history="1">
+        <w:hyperlink r:id="rId38" w:history="1">
           <w:r>
             <w:rPr>
               <w:rStyle w:val="Hyperlink"/>
@@ -6376,7 +6356,7 @@
           <w:sz w:val="24"/>
           <w:u w:val="single"/>
         </w:rPr>
-        <w:hyperlink r:id="rId37" w:history="1">
+        <w:hyperlink r:id="rId38" w:history="1">
           <w:r>
             <w:rPr>
               <w:rStyle w:val="Hyperlink"/>
@@ -6394,7 +6374,7 @@
           <w:sz w:val="24"/>
           <w:u w:val="single"/>
         </w:rPr>
-        <w:hyperlink r:id="rId37" w:history="1">
+        <w:hyperlink r:id="rId38" w:history="1">
           <w:r>
             <w:rPr>
               <w:rStyle w:val="Hyperlink"/>
@@ -6422,7 +6402,7 @@
           <w:sz w:val="24"/>
           <w:u w:val="single"/>
         </w:rPr>
-        <w:hyperlink r:id="rId38" w:history="1">
+        <w:hyperlink r:id="rId39" w:history="1">
           <w:r>
             <w:rPr>
               <w:rStyle w:val="Hyperlink"/>
@@ -6451,7 +6431,7 @@
           <w:sz w:val="24"/>
           <w:u w:val="single"/>
         </w:rPr>
-        <w:hyperlink r:id="rId38" w:history="1">
+        <w:hyperlink r:id="rId39" w:history="1">
           <w:r>
             <w:rPr>
               <w:rStyle w:val="Hyperlink"/>
@@ -6579,7 +6559,7 @@
           <w:sz w:val="24"/>
           <w:u w:val="single"/>
         </w:rPr>
-        <w:hyperlink r:id="rId39" w:history="1">
+        <w:hyperlink r:id="rId40" w:history="1">
           <w:r>
             <w:rPr>
               <w:rStyle w:val="Hyperlink"/>
@@ -6597,7 +6577,7 @@
           <w:sz w:val="24"/>
           <w:u w:val="single"/>
         </w:rPr>
-        <w:hyperlink r:id="rId39" w:history="1">
+        <w:hyperlink r:id="rId40" w:history="1">
           <w:r>
             <w:rPr>
               <w:rStyle w:val="Hyperlink"/>
@@ -6625,7 +6605,7 @@
           <w:sz w:val="24"/>
           <w:u w:val="single"/>
         </w:rPr>
-        <w:hyperlink r:id="rId40" w:history="1">
+        <w:hyperlink r:id="rId41" w:history="1">
           <w:r>
             <w:rPr>
               <w:rStyle w:val="Hyperlink"/>
@@ -6654,7 +6634,7 @@
           <w:sz w:val="24"/>
           <w:u w:val="single"/>
         </w:rPr>
-        <w:hyperlink r:id="rId40" w:history="1">
+        <w:hyperlink r:id="rId41" w:history="1">
           <w:r>
             <w:rPr>
               <w:rStyle w:val="Hyperlink"/>
@@ -6682,7 +6662,7 @@
           <w:sz w:val="24"/>
           <w:u w:val="single"/>
         </w:rPr>
-        <w:hyperlink r:id="rId41" w:history="1">
+        <w:hyperlink r:id="rId42" w:history="1">
           <w:r>
             <w:rPr>
               <w:rStyle w:val="Hyperlink"/>
@@ -6700,7 +6680,7 @@
           <w:sz w:val="24"/>
           <w:u w:val="single"/>
         </w:rPr>
-        <w:hyperlink r:id="rId41" w:history="1">
+        <w:hyperlink r:id="rId40" w:history="1">
           <w:r>
             <w:rPr>
               <w:rStyle w:val="Hyperlink"/>
@@ -6718,7 +6698,7 @@
           <w:sz w:val="24"/>
           <w:u w:val="single"/>
         </w:rPr>
-        <w:hyperlink r:id="rId41" w:history="1">
+        <w:hyperlink r:id="rId40" w:history="1">
           <w:r>
             <w:rPr>
               <w:rStyle w:val="Hyperlink"/>
@@ -6849,7 +6829,7 @@
           <w:sz w:val="24"/>
           <w:u w:val="single"/>
         </w:rPr>
-        <w:hyperlink r:id="rId42" w:history="1">
+        <w:hyperlink r:id="rId43" w:history="1">
           <w:r>
             <w:rPr>
               <w:rStyle w:val="Hyperlink"/>
@@ -6867,7 +6847,7 @@
           <w:sz w:val="24"/>
           <w:u w:val="single"/>
         </w:rPr>
-        <w:hyperlink r:id="rId42" w:history="1">
+        <w:hyperlink r:id="rId43" w:history="1">
           <w:r>
             <w:rPr>
               <w:rStyle w:val="Hyperlink"/>
@@ -6885,7 +6865,7 @@
           <w:sz w:val="24"/>
           <w:u w:val="single"/>
         </w:rPr>
-        <w:hyperlink r:id="rId42" w:history="1">
+        <w:hyperlink r:id="rId43" w:history="1">
           <w:r>
             <w:rPr>
               <w:rStyle w:val="Hyperlink"/>
@@ -6903,7 +6883,7 @@
           <w:sz w:val="24"/>
           <w:u w:val="single"/>
         </w:rPr>
-        <w:hyperlink r:id="rId42" w:history="1">
+        <w:hyperlink r:id="rId43" w:history="1">
           <w:r>
             <w:rPr>
               <w:rStyle w:val="Hyperlink"/>
@@ -7021,7 +7001,7 @@
           <w:sz w:val="24"/>
           <w:u w:val="single"/>
         </w:rPr>
-        <w:hyperlink r:id="rId43" w:history="1">
+        <w:hyperlink r:id="rId44" w:history="1">
           <w:r>
             <w:rPr>
               <w:rStyle w:val="Hyperlink"/>
@@ -7039,7 +7019,7 @@
           <w:sz w:val="24"/>
           <w:u w:val="single"/>
         </w:rPr>
-        <w:hyperlink r:id="rId43" w:history="1">
+        <w:hyperlink r:id="rId44" w:history="1">
           <w:r>
             <w:rPr>
               <w:rStyle w:val="Hyperlink"/>
@@ -7057,7 +7037,7 @@
           <w:sz w:val="24"/>
           <w:u w:val="single"/>
         </w:rPr>
-        <w:hyperlink r:id="rId43" w:history="1">
+        <w:hyperlink r:id="rId44" w:history="1">
           <w:r>
             <w:rPr>
               <w:rStyle w:val="Hyperlink"/>
@@ -7075,7 +7055,7 @@
           <w:sz w:val="24"/>
           <w:u w:val="single"/>
         </w:rPr>
-        <w:hyperlink r:id="rId43" w:history="1">
+        <w:hyperlink r:id="rId44" w:history="1">
           <w:r>
             <w:rPr>
               <w:rStyle w:val="Hyperlink"/>
@@ -7132,7 +7112,7 @@
           <w:sz w:val="24"/>
           <w:u w:val="single"/>
         </w:rPr>
-        <w:hyperlink r:id="rId44" w:history="1">
+        <w:hyperlink r:id="rId45" w:history="1">
           <w:r>
             <w:rPr>
               <w:rStyle w:val="Hyperlink"/>
@@ -7161,7 +7141,7 @@
           <w:sz w:val="24"/>
           <w:u w:val="single"/>
         </w:rPr>
-        <w:hyperlink r:id="rId44" w:history="1">
+        <w:hyperlink r:id="rId45" w:history="1">
           <w:r>
             <w:rPr>
               <w:rStyle w:val="Hyperlink"/>
@@ -7189,7 +7169,7 @@
           <w:sz w:val="24"/>
           <w:u w:val="single"/>
         </w:rPr>
-        <w:hyperlink r:id="rId45" w:history="1">
+        <w:hyperlink r:id="rId46" w:history="1">
           <w:r>
             <w:rPr>
               <w:rStyle w:val="Hyperlink"/>
@@ -7218,7 +7198,7 @@
           <w:sz w:val="24"/>
           <w:u w:val="single"/>
         </w:rPr>
-        <w:hyperlink r:id="rId45" w:history="1">
+        <w:hyperlink r:id="rId46" w:history="1">
           <w:r>
             <w:rPr>
               <w:rStyle w:val="Hyperlink"/>

--- a/EXPORTS/DOCX/published/niveau3/Dutch/KKZ.docx
+++ b/EXPORTS/DOCX/published/niveau3/Dutch/KKZ.docx
@@ -244,61 +244,7 @@
           <w:color w:val="000000"/>
           <w:sz w:val="24"/>
         </w:rPr>
-        <w:t>collectie beston</w:t>
-      </w:r>
-      <w:r>
-        <w:rPr>
-          <w:u w:val="single" w:color="0000ff"/>
-          <w:rFonts w:ascii="Charis SIL Regular" w:hAnsi="Charis SIL Regular" w:eastAsia="Charis SIL Regular"/>
-          <w:b w:val="0"/>
-          <w:i w:val="0"/>
-          <w:color w:val="000000"/>
-          <w:sz w:val="24"/>
-        </w:rPr>
-        <w:hyperlink r:id="rId9" w:history="1">
-          <w:r>
-            <w:rPr>
-              <w:rStyle w:val="Hyperlink"/>
-            </w:rPr>
-            <w:t>d uit al</w:t>
-          </w:r>
-        </w:hyperlink>
-      </w:r>
-      <w:r>
-        <w:rPr>
-          <w:u w:val="single" w:color="0000ff"/>
-          <w:rFonts w:ascii="Charis SIL Regular" w:hAnsi="Charis SIL Regular" w:eastAsia="Charis SIL Regular"/>
-          <w:b w:val="0"/>
-          <w:i w:val="0"/>
-          <w:color w:val="000000"/>
-          <w:sz w:val="24"/>
-        </w:rPr>
-        <w:hyperlink r:id="rId9" w:history="1">
-          <w:r>
-            <w:rPr>
-              <w:rStyle w:val="Hyperlink"/>
-            </w:rPr>
-            <w:t>l</w:t>
-          </w:r>
-        </w:hyperlink>
-      </w:r>
-      <w:r>
-        <w:rPr>
-          <w:u w:val="single" w:color="0000ff"/>
-          <w:rFonts w:ascii="Charis SIL Regular" w:hAnsi="Charis SIL Regular" w:eastAsia="Charis SIL Regular"/>
-          <w:b w:val="0"/>
-          <w:i w:val="0"/>
-          <w:color w:val="000000"/>
-          <w:sz w:val="24"/>
-        </w:rPr>
-        <w:hyperlink r:id="rId9" w:history="1">
-          <w:r>
-            <w:rPr>
-              <w:rStyle w:val="Hyperlink"/>
-            </w:rPr>
-            <w:t>erlei vo</w:t>
-          </w:r>
-        </w:hyperlink>
+        <w:t>collectie bestond uit allerlei vo</w:t>
       </w:r>
       <w:r>
         <w:rPr>
@@ -472,25 +418,7 @@
           <w:color w:val="000000"/>
           <w:sz w:val="24"/>
         </w:rPr>
-        <w:t>litera</w:t>
-      </w:r>
-      <w:r>
-        <w:rPr>
-          <w:u w:val="single" w:color="0000ff"/>
-          <w:rFonts w:ascii="Charis SIL Regular" w:hAnsi="Charis SIL Regular" w:eastAsia="Charis SIL Regular"/>
-          <w:b w:val="0"/>
-          <w:i w:val="0"/>
-          <w:color w:val="000000"/>
-          <w:sz w:val="24"/>
-        </w:rPr>
-        <w:hyperlink r:id="rId10" w:history="1">
-          <w:r>
-            <w:rPr>
-              <w:rStyle w:val="Hyperlink"/>
-            </w:rPr>
-            <w:t xml:space="preserve">tuur </w:t>
-          </w:r>
-        </w:hyperlink>
+        <w:t xml:space="preserve">literatuur </w:t>
       </w:r>
       <w:r>
         <w:rPr>
@@ -512,7 +440,6 @@
       </w:r>
       <w:r>
         <w:rPr>
-          <w:u w:val="single" w:color="0000ff"/>
           <w:rFonts w:ascii="Charis SIL Regular" w:hAnsi="Charis SIL Regular" w:eastAsia="Charis SIL Regular"/>
           <w:b w:val="0"/>
           <w:i w:val="0"/>
@@ -690,7 +617,24 @@
           <w:color w:val="000000"/>
           <w:sz w:val="24"/>
         </w:rPr>
-        <w:t xml:space="preserve">ereiland </w:t>
+        <w:hyperlink r:id="rId11" w:history="1">
+          <w:r>
+            <w:rPr>
+              <w:rStyle w:val="Hyperlink"/>
+            </w:rPr>
+            <w:t>ereila</w:t>
+          </w:r>
+        </w:hyperlink>
+      </w:r>
+      <w:r>
+        <w:rPr>
+          <w:rFonts w:ascii="Charis SIL Regular" w:hAnsi="Charis SIL Regular" w:eastAsia="Charis SIL Regular"/>
+          <w:b w:val="0"/>
+          <w:i w:val="0"/>
+          <w:color w:val="000000"/>
+          <w:sz w:val="24"/>
+        </w:rPr>
+        <w:t xml:space="preserve">nd </w:t>
       </w:r>
       <w:r>
         <w:rPr>
@@ -1636,27 +1580,19 @@
           <w:i w:val="0"/>
           <w:color w:val="0000FF"/>
           <w:sz w:val="24"/>
+        </w:rPr>
+        <w:t>Rijksmu</w:t>
+      </w:r>
+      <w:r>
+        <w:rPr>
+          <w:rFonts w:ascii="Charis SIL Regular" w:hAnsi="Charis SIL Regular" w:eastAsia="Charis SIL Regular"/>
+          <w:b w:val="0"/>
+          <w:i w:val="0"/>
+          <w:color w:val="0000FF"/>
+          <w:sz w:val="24"/>
           <w:u w:val="single"/>
         </w:rPr>
-        <w:hyperlink r:id="rId16" w:history="1">
-          <w:r>
-            <w:rPr>
-              <w:rStyle w:val="Hyperlink"/>
-            </w:rPr>
-            <w:t>Rijksmu</w:t>
-          </w:r>
-        </w:hyperlink>
-      </w:r>
-      <w:r>
-        <w:rPr>
-          <w:rFonts w:ascii="Charis SIL Regular" w:hAnsi="Charis SIL Regular" w:eastAsia="Charis SIL Regular"/>
-          <w:b w:val="0"/>
-          <w:i w:val="0"/>
-          <w:color w:val="0000FF"/>
-          <w:sz w:val="24"/>
-          <w:u w:val="single"/>
-        </w:rPr>
-        <w:hyperlink r:id="rId16" w:history="1">
+        <w:hyperlink r:id="rId15" w:history="1">
           <w:r>
             <w:rPr>
               <w:rStyle w:val="Hyperlink"/>
@@ -1685,7 +1621,7 @@
           <w:sz w:val="24"/>
           <w:u w:val="single"/>
         </w:rPr>
-        <w:hyperlink r:id="rId16" w:history="1">
+        <w:hyperlink r:id="rId15" w:history="1">
           <w:r>
             <w:rPr>
               <w:rStyle w:val="Hyperlink"/>
@@ -1703,7 +1639,7 @@
           <w:sz w:val="24"/>
           <w:u w:val="single"/>
         </w:rPr>
-        <w:hyperlink r:id="rId16" w:history="1">
+        <w:hyperlink r:id="rId15" w:history="1">
           <w:r>
             <w:rPr>
               <w:rStyle w:val="Hyperlink"/>
@@ -1714,13 +1650,121 @@
       </w:r>
       <w:r>
         <w:rPr>
+          <w:u w:val="single" w:color="0000ff"/>
           <w:rFonts w:ascii="Charis SIL Regular" w:hAnsi="Charis SIL Regular" w:eastAsia="Charis SIL Regular"/>
           <w:b w:val="0"/>
           <w:i w:val="0"/>
           <w:color w:val="000000"/>
           <w:sz w:val="24"/>
         </w:rPr>
-        <w:t xml:space="preserve">. Kleine aantallen voorwerpen </w:t>
+        <w:hyperlink r:id="rId15" w:history="1">
+          <w:r>
+            <w:rPr>
+              <w:rStyle w:val="Hyperlink"/>
+            </w:rPr>
+            <w:t>. Klei</w:t>
+          </w:r>
+        </w:hyperlink>
+      </w:r>
+      <w:r>
+        <w:rPr>
+          <w:u w:val="single" w:color="0000ff"/>
+          <w:rFonts w:ascii="Charis SIL Regular" w:hAnsi="Charis SIL Regular" w:eastAsia="Charis SIL Regular"/>
+          <w:b w:val="0"/>
+          <w:i w:val="0"/>
+          <w:color w:val="000000"/>
+          <w:sz w:val="24"/>
+        </w:rPr>
+        <w:hyperlink r:id="rId15" w:history="1">
+          <w:r>
+            <w:rPr>
+              <w:rStyle w:val="Hyperlink"/>
+            </w:rPr>
+            <w:t>n</w:t>
+          </w:r>
+        </w:hyperlink>
+      </w:r>
+      <w:r>
+        <w:rPr>
+          <w:u w:val="single" w:color="0000ff"/>
+          <w:rFonts w:ascii="Charis SIL Regular" w:hAnsi="Charis SIL Regular" w:eastAsia="Charis SIL Regular"/>
+          <w:b w:val="0"/>
+          <w:i w:val="0"/>
+          <w:color w:val="000000"/>
+          <w:sz w:val="24"/>
+        </w:rPr>
+        <w:hyperlink r:id="rId15" w:history="1">
+          <w:r>
+            <w:rPr>
+              <w:rStyle w:val="Hyperlink"/>
+            </w:rPr>
+            <w:t>e aa</w:t>
+          </w:r>
+        </w:hyperlink>
+      </w:r>
+      <w:r>
+        <w:rPr>
+          <w:u w:val="single" w:color="0000ff"/>
+          <w:rFonts w:ascii="Charis SIL Regular" w:hAnsi="Charis SIL Regular" w:eastAsia="Charis SIL Regular"/>
+          <w:b w:val="0"/>
+          <w:i w:val="0"/>
+          <w:color w:val="000000"/>
+          <w:sz w:val="24"/>
+        </w:rPr>
+        <w:hyperlink r:id="rId15" w:history="1">
+          <w:r>
+            <w:rPr>
+              <w:rStyle w:val="Hyperlink"/>
+            </w:rPr>
+            <w:t>n</w:t>
+          </w:r>
+        </w:hyperlink>
+      </w:r>
+      <w:r>
+        <w:rPr>
+          <w:u w:val="single" w:color="0000ff"/>
+          <w:rFonts w:ascii="Charis SIL Regular" w:hAnsi="Charis SIL Regular" w:eastAsia="Charis SIL Regular"/>
+          <w:b w:val="0"/>
+          <w:i w:val="0"/>
+          <w:color w:val="000000"/>
+          <w:sz w:val="24"/>
+        </w:rPr>
+        <w:hyperlink r:id="rId15" w:history="1">
+          <w:r>
+            <w:rPr>
+              <w:rStyle w:val="Hyperlink"/>
+            </w:rPr>
+            <w:t>tallen voorw</w:t>
+          </w:r>
+        </w:hyperlink>
+      </w:r>
+      <w:r>
+        <w:rPr>
+          <w:u w:val="single" w:color="0000ff"/>
+          <w:rFonts w:ascii="Charis SIL Regular" w:hAnsi="Charis SIL Regular" w:eastAsia="Charis SIL Regular"/>
+          <w:b w:val="0"/>
+          <w:i w:val="0"/>
+          <w:color w:val="000000"/>
+          <w:sz w:val="24"/>
+        </w:rPr>
+        <w:hyperlink r:id="rId15" w:history="1">
+          <w:r>
+            <w:rPr>
+              <w:rStyle w:val="Hyperlink"/>
+            </w:rPr>
+            <w:t>erp</w:t>
+          </w:r>
+        </w:hyperlink>
+      </w:r>
+      <w:r>
+        <w:rPr>
+          <w:rFonts w:ascii="Charis SIL Regular" w:hAnsi="Charis SIL Regular" w:eastAsia="Charis SIL Regular"/>
+          <w:b w:val="0"/>
+          <w:i w:val="0"/>
+          <w:color w:val="000000"/>
+          <w:sz w:val="24"/>
+        </w:rPr>
+        <w:t xml:space="preserve">en </w:t>
       </w:r>
       <w:r>
         <w:rPr>
@@ -1758,7 +1802,7 @@
           <w:color w:val="0000FF"/>
           <w:sz w:val="24"/>
         </w:rPr>
-        <w:hyperlink r:id="rId17" w:history="1">
+        <w:hyperlink r:id="rId16" w:history="1">
           <w:r>
             <w:rPr>
               <w:rStyle w:val="Hyperlink"/>
@@ -1776,7 +1820,7 @@
           <w:sz w:val="24"/>
           <w:u w:val="single"/>
         </w:rPr>
-        <w:hyperlink r:id="rId16" w:history="1">
+        <w:hyperlink r:id="rId17" w:history="1">
           <w:r>
             <w:rPr>
               <w:rStyle w:val="Hyperlink"/>
@@ -1805,7 +1849,7 @@
           <w:sz w:val="24"/>
           <w:u w:val="single"/>
         </w:rPr>
-        <w:hyperlink r:id="rId16" w:history="1">
+        <w:hyperlink r:id="rId17" w:history="1">
           <w:r>
             <w:rPr>
               <w:rStyle w:val="Hyperlink"/>
@@ -1834,7 +1878,7 @@
           <w:sz w:val="24"/>
           <w:u w:val="single"/>
         </w:rPr>
-        <w:hyperlink r:id="rId16" w:history="1">
+        <w:hyperlink r:id="rId17" w:history="1">
           <w:r>
             <w:rPr>
               <w:rStyle w:val="Hyperlink"/>
@@ -1845,31 +1889,13 @@
       </w:r>
       <w:r>
         <w:rPr>
-          <w:u w:val="single" w:color="0000ff"/>
           <w:rFonts w:ascii="Charis SIL Regular" w:hAnsi="Charis SIL Regular" w:eastAsia="Charis SIL Regular"/>
           <w:b w:val="0"/>
           <w:i w:val="0"/>
           <w:color w:val="000000"/>
           <w:sz w:val="24"/>
         </w:rPr>
-        <w:hyperlink r:id="rId16" w:history="1">
-          <w:r>
-            <w:rPr>
-              <w:rStyle w:val="Hyperlink"/>
-            </w:rPr>
-            <w:t xml:space="preserve">, </w:t>
-          </w:r>
-        </w:hyperlink>
-      </w:r>
-      <w:r>
-        <w:rPr>
-          <w:rFonts w:ascii="Charis SIL Regular" w:hAnsi="Charis SIL Regular" w:eastAsia="Charis SIL Regular"/>
-          <w:b w:val="0"/>
-          <w:i w:val="0"/>
-          <w:color w:val="000000"/>
-          <w:sz w:val="24"/>
-        </w:rPr>
-        <w:t xml:space="preserve">het </w:t>
+        <w:t xml:space="preserve">, het </w:t>
       </w:r>
       <w:r>
         <w:rPr>
@@ -2061,7 +2087,7 @@
           <w:sz w:val="24"/>
           <w:u w:val="single"/>
         </w:rPr>
-        <w:hyperlink r:id="rId17" w:history="1">
+        <w:hyperlink r:id="rId16" w:history="1">
           <w:r>
             <w:rPr>
               <w:rStyle w:val="Hyperlink"/>
@@ -2090,7 +2116,7 @@
           <w:sz w:val="24"/>
           <w:u w:val="single"/>
         </w:rPr>
-        <w:hyperlink r:id="rId17" w:history="1">
+        <w:hyperlink r:id="rId16" w:history="1">
           <w:r>
             <w:rPr>
               <w:rStyle w:val="Hyperlink"/>
@@ -2101,49 +2127,13 @@
       </w:r>
       <w:r>
         <w:rPr>
-          <w:u w:val="single" w:color="0000ff"/>
           <w:rFonts w:ascii="Charis SIL Regular" w:hAnsi="Charis SIL Regular" w:eastAsia="Charis SIL Regular"/>
           <w:b w:val="0"/>
           <w:i w:val="0"/>
           <w:color w:val="000000"/>
           <w:sz w:val="24"/>
         </w:rPr>
-        <w:hyperlink r:id="rId17" w:history="1">
-          <w:r>
-            <w:rPr>
-              <w:rStyle w:val="Hyperlink"/>
-            </w:rPr>
-            <w:t>, he</w:t>
-          </w:r>
-        </w:hyperlink>
-      </w:r>
-      <w:r>
-        <w:rPr>
-          <w:u w:val="single" w:color="0000ff"/>
-          <w:rFonts w:ascii="Charis SIL Regular" w:hAnsi="Charis SIL Regular" w:eastAsia="Charis SIL Regular"/>
-          <w:b w:val="0"/>
-          <w:i w:val="0"/>
-          <w:color w:val="000000"/>
-          <w:sz w:val="24"/>
-        </w:rPr>
-        <w:hyperlink r:id="rId17" w:history="1">
-          <w:r>
-            <w:rPr>
-              <w:rStyle w:val="Hyperlink"/>
-            </w:rPr>
-            <w:t>t</w:t>
-          </w:r>
-        </w:hyperlink>
-      </w:r>
-      <w:r>
-        <w:rPr>
-          <w:rFonts w:ascii="Charis SIL Regular" w:hAnsi="Charis SIL Regular" w:eastAsia="Charis SIL Regular"/>
-          <w:b w:val="0"/>
-          <w:i w:val="0"/>
-          <w:color w:val="000000"/>
-          <w:sz w:val="24"/>
-        </w:rPr>
-        <w:t xml:space="preserve"> </w:t>
+        <w:t xml:space="preserve">, het </w:t>
       </w:r>
       <w:r>
         <w:rPr>
@@ -2154,7 +2144,7 @@
           <w:sz w:val="24"/>
           <w:u w:val="single"/>
         </w:rPr>
-        <w:hyperlink r:id="rId17" w:history="1">
+        <w:hyperlink r:id="rId19" w:history="1">
           <w:r>
             <w:rPr>
               <w:rStyle w:val="Hyperlink"/>
@@ -2172,7 +2162,7 @@
           <w:sz w:val="24"/>
           <w:u w:val="single"/>
         </w:rPr>
-        <w:hyperlink r:id="rId17" w:history="1">
+        <w:hyperlink r:id="rId19" w:history="1">
           <w:r>
             <w:rPr>
               <w:rStyle w:val="Hyperlink"/>
@@ -2266,7 +2256,7 @@
           <w:sz w:val="24"/>
           <w:u w:val="single"/>
         </w:rPr>
-        <w:hyperlink r:id="rId18" w:history="1">
+        <w:hyperlink r:id="rId19" w:history="1">
           <w:r>
             <w:rPr>
               <w:rStyle w:val="Hyperlink"/>
@@ -2295,7 +2285,7 @@
           <w:sz w:val="24"/>
           <w:u w:val="single"/>
         </w:rPr>
-        <w:hyperlink r:id="rId18" w:history="1">
+        <w:hyperlink r:id="rId19" w:history="1">
           <w:r>
             <w:rPr>
               <w:rStyle w:val="Hyperlink"/>
@@ -2349,7 +2339,7 @@
           <w:sz w:val="24"/>
           <w:u w:val="single"/>
         </w:rPr>
-        <w:hyperlink r:id="rId18" w:history="1">
+        <w:hyperlink r:id="rId20" w:history="1">
           <w:r>
             <w:rPr>
               <w:rStyle w:val="Hyperlink"/>
@@ -2367,7 +2357,7 @@
           <w:sz w:val="24"/>
           <w:u w:val="single"/>
         </w:rPr>
-        <w:hyperlink r:id="rId18" w:history="1">
+        <w:hyperlink r:id="rId20" w:history="1">
           <w:r>
             <w:rPr>
               <w:rStyle w:val="Hyperlink"/>
@@ -2385,7 +2375,7 @@
           <w:sz w:val="24"/>
           <w:u w:val="single"/>
         </w:rPr>
-        <w:hyperlink r:id="rId18" w:history="1">
+        <w:hyperlink r:id="rId20" w:history="1">
           <w:r>
             <w:rPr>
               <w:rStyle w:val="Hyperlink"/>
@@ -2414,7 +2404,7 @@
           <w:sz w:val="24"/>
           <w:u w:val="single"/>
         </w:rPr>
-        <w:hyperlink r:id="rId18" w:history="1">
+        <w:hyperlink r:id="rId20" w:history="1">
           <w:r>
             <w:rPr>
               <w:rStyle w:val="Hyperlink"/>
@@ -2443,7 +2433,14 @@
           <w:sz w:val="24"/>
           <w:u w:val="single"/>
         </w:rPr>
-        <w:t>G</w:t>
+        <w:hyperlink r:id="rId20" w:history="1">
+          <w:r>
+            <w:rPr>
+              <w:rStyle w:val="Hyperlink"/>
+            </w:rPr>
+            <w:t>G</w:t>
+          </w:r>
+        </w:hyperlink>
       </w:r>
       <w:r>
         <w:rPr>
@@ -2454,7 +2451,7 @@
           <w:sz w:val="24"/>
           <w:u w:val="single"/>
         </w:rPr>
-        <w:hyperlink r:id="rId18" w:history="1">
+        <w:hyperlink r:id="rId20" w:history="1">
           <w:r>
             <w:rPr>
               <w:rStyle w:val="Hyperlink"/>
@@ -2472,7 +2469,7 @@
           <w:sz w:val="24"/>
           <w:u w:val="single"/>
         </w:rPr>
-        <w:hyperlink r:id="rId18" w:history="1">
+        <w:hyperlink r:id="rId20" w:history="1">
           <w:r>
             <w:rPr>
               <w:rStyle w:val="Hyperlink"/>
@@ -2501,7 +2498,7 @@
           <w:sz w:val="24"/>
           <w:u w:val="single"/>
         </w:rPr>
-        <w:hyperlink r:id="rId18" w:history="1">
+        <w:hyperlink r:id="rId20" w:history="1">
           <w:r>
             <w:rPr>
               <w:rStyle w:val="Hyperlink"/>
@@ -2530,7 +2527,7 @@
           <w:sz w:val="24"/>
           <w:u w:val="single"/>
         </w:rPr>
-        <w:hyperlink r:id="rId18" w:history="1">
+        <w:hyperlink r:id="rId20" w:history="1">
           <w:r>
             <w:rPr>
               <w:rStyle w:val="Hyperlink"/>
@@ -2548,7 +2545,7 @@
           <w:sz w:val="24"/>
           <w:u w:val="single"/>
         </w:rPr>
-        <w:hyperlink r:id="rId18" w:history="1">
+        <w:hyperlink r:id="rId20" w:history="1">
           <w:r>
             <w:rPr>
               <w:rStyle w:val="Hyperlink"/>
@@ -3363,13 +3360,42 @@
       </w:r>
       <w:r>
         <w:rPr>
+          <w:u w:val="single" w:color="0000ff"/>
           <w:rFonts w:ascii="Charis SIL Regular" w:hAnsi="Charis SIL Regular" w:eastAsia="Charis SIL Regular"/>
           <w:b w:val="0"/>
           <w:i w:val="0"/>
           <w:color w:val="000000"/>
           <w:sz w:val="24"/>
         </w:rPr>
-        <w:t xml:space="preserve">Rudolf Effert (zie: </w:t>
+        <w:t>R</w:t>
+      </w:r>
+      <w:r>
+        <w:rPr>
+          <w:u w:val="single" w:color="0000ff"/>
+          <w:rFonts w:ascii="Charis SIL Regular" w:hAnsi="Charis SIL Regular" w:eastAsia="Charis SIL Regular"/>
+          <w:b w:val="0"/>
+          <w:i w:val="0"/>
+          <w:color w:val="000000"/>
+          <w:sz w:val="24"/>
+        </w:rPr>
+        <w:hyperlink r:id="rId23" w:history="1">
+          <w:r>
+            <w:rPr>
+              <w:rStyle w:val="Hyperlink"/>
+            </w:rPr>
+            <w:t xml:space="preserve">udolf </w:t>
+          </w:r>
+        </w:hyperlink>
+      </w:r>
+      <w:r>
+        <w:rPr>
+          <w:rFonts w:ascii="Charis SIL Regular" w:hAnsi="Charis SIL Regular" w:eastAsia="Charis SIL Regular"/>
+          <w:b w:val="0"/>
+          <w:i w:val="0"/>
+          <w:color w:val="000000"/>
+          <w:sz w:val="24"/>
+        </w:rPr>
+        <w:t xml:space="preserve">Effert (zie: </w:t>
       </w:r>
       <w:r>
         <w:rPr>
@@ -4187,7 +4213,7 @@
           <w:sz w:val="24"/>
           <w:u w:val="single"/>
         </w:rPr>
-        <w:t>Ethnografisch Muse</w:t>
+        <w:t>Ethnografisch Museu</w:t>
       </w:r>
       <w:r>
         <w:rPr>
@@ -4198,7 +4224,7 @@
           <w:sz w:val="24"/>
           <w:u w:val="single"/>
         </w:rPr>
-        <w:t>u</w:t>
+        <w:t>m Arti</w:t>
       </w:r>
       <w:r>
         <w:rPr>
@@ -4207,9 +4233,8 @@
           <w:i w:val="0"/>
           <w:color w:val="0000FF"/>
           <w:sz w:val="24"/>
-          <w:u w:val="single"/>
-        </w:rPr>
-        <w:t>m Artis</w:t>
+        </w:rPr>
+        <w:t>s</w:t>
       </w:r>
       <w:r>
         <w:br/>
@@ -5162,7 +5187,25 @@
             <w:rPr>
               <w:rStyle w:val="Hyperlink"/>
             </w:rPr>
-            <w:t>fi</w:t>
+            <w:t>f</w:t>
+          </w:r>
+        </w:hyperlink>
+      </w:r>
+      <w:r>
+        <w:rPr>
+          <w:rFonts w:ascii="Charis SIL Regular" w:hAnsi="Charis SIL Regular" w:eastAsia="Charis SIL Regular"/>
+          <w:b w:val="0"/>
+          <w:i w:val="0"/>
+          <w:color w:val="0000FF"/>
+          <w:sz w:val="24"/>
+          <w:u w:val="single"/>
+        </w:rPr>
+        <w:hyperlink r:id="rId31" w:history="1">
+          <w:r>
+            <w:rPr>
+              <w:rStyle w:val="Hyperlink"/>
+            </w:rPr>
+            <w:t>i</w:t>
           </w:r>
         </w:hyperlink>
       </w:r>
@@ -5208,6 +5251,16 @@
           <w:i w:val="0"/>
           <w:color w:val="0000FF"/>
           <w:sz w:val="24"/>
+        </w:rPr>
+        <w:t>/</w:t>
+      </w:r>
+      <w:r>
+        <w:rPr>
+          <w:rFonts w:ascii="Charis SIL Regular" w:hAnsi="Charis SIL Regular" w:eastAsia="Charis SIL Regular"/>
+          <w:b w:val="0"/>
+          <w:i w:val="0"/>
+          <w:color w:val="0000FF"/>
+          <w:sz w:val="24"/>
           <w:u w:val="single"/>
         </w:rPr>
         <w:hyperlink r:id="rId31" w:history="1">
@@ -5215,37 +5268,9 @@
             <w:rPr>
               <w:rStyle w:val="Hyperlink"/>
             </w:rPr>
-            <w:t>/</w:t>
+            <w:t>NL-</w:t>
           </w:r>
         </w:hyperlink>
-      </w:r>
-      <w:r>
-        <w:rPr>
-          <w:rFonts w:ascii="Charis SIL Regular" w:hAnsi="Charis SIL Regular" w:eastAsia="Charis SIL Regular"/>
-          <w:b w:val="0"/>
-          <w:i w:val="0"/>
-          <w:color w:val="0000FF"/>
-          <w:sz w:val="24"/>
-          <w:u w:val="single"/>
-        </w:rPr>
-        <w:hyperlink r:id="rId31" w:history="1">
-          <w:r>
-            <w:rPr>
-              <w:rStyle w:val="Hyperlink"/>
-            </w:rPr>
-            <w:t>NL</w:t>
-          </w:r>
-        </w:hyperlink>
-      </w:r>
-      <w:r>
-        <w:rPr>
-          <w:rFonts w:ascii="Charis SIL Regular" w:hAnsi="Charis SIL Regular" w:eastAsia="Charis SIL Regular"/>
-          <w:b w:val="0"/>
-          <w:i w:val="0"/>
-          <w:color w:val="0000FF"/>
-          <w:sz w:val="24"/>
-        </w:rPr>
-        <w:t>-</w:t>
       </w:r>
       <w:r>
         <w:rPr>
@@ -5883,7 +5908,7 @@
           <w:sz w:val="24"/>
           <w:u w:val="single"/>
         </w:rPr>
-        <w:hyperlink r:id="rId35" w:history="1">
+        <w:hyperlink r:id="rId24" w:history="1">
           <w:r>
             <w:rPr>
               <w:rStyle w:val="Hyperlink"/>
@@ -5901,7 +5926,7 @@
           <w:sz w:val="24"/>
           <w:u w:val="single"/>
         </w:rPr>
-        <w:hyperlink r:id="rId35" w:history="1">
+        <w:hyperlink r:id="rId24" w:history="1">
           <w:r>
             <w:rPr>
               <w:rStyle w:val="Hyperlink"/>
@@ -5930,7 +5955,7 @@
           <w:sz w:val="24"/>
           <w:u w:val="single"/>
         </w:rPr>
-        <w:hyperlink r:id="rId35" w:history="1">
+        <w:hyperlink r:id="rId24" w:history="1">
           <w:r>
             <w:rPr>
               <w:rStyle w:val="Hyperlink"/>
@@ -6038,7 +6063,7 @@
           <w:sz w:val="24"/>
           <w:u w:val="single"/>
         </w:rPr>
-        <w:hyperlink r:id="rId36" w:history="1">
+        <w:hyperlink r:id="rId35" w:history="1">
           <w:r>
             <w:rPr>
               <w:rStyle w:val="Hyperlink"/>
@@ -6056,7 +6081,7 @@
           <w:sz w:val="24"/>
           <w:u w:val="single"/>
         </w:rPr>
-        <w:hyperlink r:id="rId36" w:history="1">
+        <w:hyperlink r:id="rId35" w:history="1">
           <w:r>
             <w:rPr>
               <w:rStyle w:val="Hyperlink"/>
@@ -6074,7 +6099,7 @@
           <w:sz w:val="24"/>
           <w:u w:val="single"/>
         </w:rPr>
-        <w:hyperlink r:id="rId36" w:history="1">
+        <w:hyperlink r:id="rId35" w:history="1">
           <w:r>
             <w:rPr>
               <w:rStyle w:val="Hyperlink"/>
@@ -6092,7 +6117,7 @@
           <w:sz w:val="24"/>
           <w:u w:val="single"/>
         </w:rPr>
-        <w:hyperlink r:id="rId36" w:history="1">
+        <w:hyperlink r:id="rId35" w:history="1">
           <w:r>
             <w:rPr>
               <w:rStyle w:val="Hyperlink"/>
@@ -6110,7 +6135,7 @@
           <w:sz w:val="24"/>
           <w:u w:val="single"/>
         </w:rPr>
-        <w:hyperlink r:id="rId36" w:history="1">
+        <w:hyperlink r:id="rId35" w:history="1">
           <w:r>
             <w:rPr>
               <w:rStyle w:val="Hyperlink"/>
@@ -6128,7 +6153,7 @@
           <w:sz w:val="24"/>
           <w:u w:val="single"/>
         </w:rPr>
-        <w:hyperlink r:id="rId36" w:history="1">
+        <w:hyperlink r:id="rId35" w:history="1">
           <w:r>
             <w:rPr>
               <w:rStyle w:val="Hyperlink"/>
@@ -6156,7 +6181,7 @@
           <w:sz w:val="24"/>
           <w:u w:val="single"/>
         </w:rPr>
-        <w:hyperlink r:id="rId37" w:history="1">
+        <w:hyperlink r:id="rId36" w:history="1">
           <w:r>
             <w:rPr>
               <w:rStyle w:val="Hyperlink"/>
@@ -6174,7 +6199,7 @@
           <w:sz w:val="24"/>
           <w:u w:val="single"/>
         </w:rPr>
-        <w:hyperlink r:id="rId37" w:history="1">
+        <w:hyperlink r:id="rId36" w:history="1">
           <w:r>
             <w:rPr>
               <w:rStyle w:val="Hyperlink"/>
@@ -6192,7 +6217,7 @@
           <w:sz w:val="24"/>
           <w:u w:val="single"/>
         </w:rPr>
-        <w:hyperlink r:id="rId37" w:history="1">
+        <w:hyperlink r:id="rId35" w:history="1">
           <w:r>
             <w:rPr>
               <w:rStyle w:val="Hyperlink"/>
@@ -6320,7 +6345,7 @@
           <w:sz w:val="24"/>
           <w:u w:val="single"/>
         </w:rPr>
-        <w:hyperlink r:id="rId38" w:history="1">
+        <w:hyperlink r:id="rId37" w:history="1">
           <w:r>
             <w:rPr>
               <w:rStyle w:val="Hyperlink"/>
@@ -6338,7 +6363,7 @@
           <w:sz w:val="24"/>
           <w:u w:val="single"/>
         </w:rPr>
-        <w:hyperlink r:id="rId38" w:history="1">
+        <w:hyperlink r:id="rId37" w:history="1">
           <w:r>
             <w:rPr>
               <w:rStyle w:val="Hyperlink"/>
@@ -6356,7 +6381,7 @@
           <w:sz w:val="24"/>
           <w:u w:val="single"/>
         </w:rPr>
-        <w:hyperlink r:id="rId38" w:history="1">
+        <w:hyperlink r:id="rId37" w:history="1">
           <w:r>
             <w:rPr>
               <w:rStyle w:val="Hyperlink"/>
@@ -6374,7 +6399,7 @@
           <w:sz w:val="24"/>
           <w:u w:val="single"/>
         </w:rPr>
-        <w:hyperlink r:id="rId38" w:history="1">
+        <w:hyperlink r:id="rId37" w:history="1">
           <w:r>
             <w:rPr>
               <w:rStyle w:val="Hyperlink"/>
@@ -6402,7 +6427,7 @@
           <w:sz w:val="24"/>
           <w:u w:val="single"/>
         </w:rPr>
-        <w:hyperlink r:id="rId39" w:history="1">
+        <w:hyperlink r:id="rId38" w:history="1">
           <w:r>
             <w:rPr>
               <w:rStyle w:val="Hyperlink"/>
@@ -6431,7 +6456,7 @@
           <w:sz w:val="24"/>
           <w:u w:val="single"/>
         </w:rPr>
-        <w:hyperlink r:id="rId39" w:history="1">
+        <w:hyperlink r:id="rId38" w:history="1">
           <w:r>
             <w:rPr>
               <w:rStyle w:val="Hyperlink"/>
@@ -6559,7 +6584,7 @@
           <w:sz w:val="24"/>
           <w:u w:val="single"/>
         </w:rPr>
-        <w:hyperlink r:id="rId40" w:history="1">
+        <w:hyperlink r:id="rId39" w:history="1">
           <w:r>
             <w:rPr>
               <w:rStyle w:val="Hyperlink"/>
@@ -6577,7 +6602,7 @@
           <w:sz w:val="24"/>
           <w:u w:val="single"/>
         </w:rPr>
-        <w:hyperlink r:id="rId40" w:history="1">
+        <w:hyperlink r:id="rId39" w:history="1">
           <w:r>
             <w:rPr>
               <w:rStyle w:val="Hyperlink"/>
@@ -6605,7 +6630,7 @@
           <w:sz w:val="24"/>
           <w:u w:val="single"/>
         </w:rPr>
-        <w:hyperlink r:id="rId41" w:history="1">
+        <w:hyperlink r:id="rId40" w:history="1">
           <w:r>
             <w:rPr>
               <w:rStyle w:val="Hyperlink"/>
@@ -6634,7 +6659,7 @@
           <w:sz w:val="24"/>
           <w:u w:val="single"/>
         </w:rPr>
-        <w:hyperlink r:id="rId41" w:history="1">
+        <w:hyperlink r:id="rId40" w:history="1">
           <w:r>
             <w:rPr>
               <w:rStyle w:val="Hyperlink"/>
@@ -6662,7 +6687,7 @@
           <w:sz w:val="24"/>
           <w:u w:val="single"/>
         </w:rPr>
-        <w:hyperlink r:id="rId42" w:history="1">
+        <w:hyperlink r:id="rId41" w:history="1">
           <w:r>
             <w:rPr>
               <w:rStyle w:val="Hyperlink"/>
@@ -6680,7 +6705,7 @@
           <w:sz w:val="24"/>
           <w:u w:val="single"/>
         </w:rPr>
-        <w:hyperlink r:id="rId40" w:history="1">
+        <w:hyperlink r:id="rId41" w:history="1">
           <w:r>
             <w:rPr>
               <w:rStyle w:val="Hyperlink"/>
@@ -6698,7 +6723,7 @@
           <w:sz w:val="24"/>
           <w:u w:val="single"/>
         </w:rPr>
-        <w:hyperlink r:id="rId40" w:history="1">
+        <w:hyperlink r:id="rId41" w:history="1">
           <w:r>
             <w:rPr>
               <w:rStyle w:val="Hyperlink"/>
@@ -6829,7 +6854,7 @@
           <w:sz w:val="24"/>
           <w:u w:val="single"/>
         </w:rPr>
-        <w:hyperlink r:id="rId43" w:history="1">
+        <w:hyperlink r:id="rId42" w:history="1">
           <w:r>
             <w:rPr>
               <w:rStyle w:val="Hyperlink"/>
@@ -6847,7 +6872,7 @@
           <w:sz w:val="24"/>
           <w:u w:val="single"/>
         </w:rPr>
-        <w:hyperlink r:id="rId43" w:history="1">
+        <w:hyperlink r:id="rId42" w:history="1">
           <w:r>
             <w:rPr>
               <w:rStyle w:val="Hyperlink"/>
@@ -6865,7 +6890,7 @@
           <w:sz w:val="24"/>
           <w:u w:val="single"/>
         </w:rPr>
-        <w:hyperlink r:id="rId43" w:history="1">
+        <w:hyperlink r:id="rId42" w:history="1">
           <w:r>
             <w:rPr>
               <w:rStyle w:val="Hyperlink"/>
@@ -6883,7 +6908,7 @@
           <w:sz w:val="24"/>
           <w:u w:val="single"/>
         </w:rPr>
-        <w:hyperlink r:id="rId43" w:history="1">
+        <w:hyperlink r:id="rId42" w:history="1">
           <w:r>
             <w:rPr>
               <w:rStyle w:val="Hyperlink"/>
@@ -7001,7 +7026,7 @@
           <w:sz w:val="24"/>
           <w:u w:val="single"/>
         </w:rPr>
-        <w:hyperlink r:id="rId44" w:history="1">
+        <w:hyperlink r:id="rId43" w:history="1">
           <w:r>
             <w:rPr>
               <w:rStyle w:val="Hyperlink"/>
@@ -7019,7 +7044,7 @@
           <w:sz w:val="24"/>
           <w:u w:val="single"/>
         </w:rPr>
-        <w:hyperlink r:id="rId44" w:history="1">
+        <w:hyperlink r:id="rId43" w:history="1">
           <w:r>
             <w:rPr>
               <w:rStyle w:val="Hyperlink"/>
@@ -7037,7 +7062,7 @@
           <w:sz w:val="24"/>
           <w:u w:val="single"/>
         </w:rPr>
-        <w:hyperlink r:id="rId44" w:history="1">
+        <w:hyperlink r:id="rId43" w:history="1">
           <w:r>
             <w:rPr>
               <w:rStyle w:val="Hyperlink"/>
@@ -7055,7 +7080,7 @@
           <w:sz w:val="24"/>
           <w:u w:val="single"/>
         </w:rPr>
-        <w:hyperlink r:id="rId44" w:history="1">
+        <w:hyperlink r:id="rId43" w:history="1">
           <w:r>
             <w:rPr>
               <w:rStyle w:val="Hyperlink"/>
@@ -7112,7 +7137,7 @@
           <w:sz w:val="24"/>
           <w:u w:val="single"/>
         </w:rPr>
-        <w:hyperlink r:id="rId45" w:history="1">
+        <w:hyperlink r:id="rId44" w:history="1">
           <w:r>
             <w:rPr>
               <w:rStyle w:val="Hyperlink"/>
@@ -7141,7 +7166,7 @@
           <w:sz w:val="24"/>
           <w:u w:val="single"/>
         </w:rPr>
-        <w:hyperlink r:id="rId45" w:history="1">
+        <w:hyperlink r:id="rId44" w:history="1">
           <w:r>
             <w:rPr>
               <w:rStyle w:val="Hyperlink"/>
@@ -7169,7 +7194,7 @@
           <w:sz w:val="24"/>
           <w:u w:val="single"/>
         </w:rPr>
-        <w:hyperlink r:id="rId46" w:history="1">
+        <w:hyperlink r:id="rId45" w:history="1">
           <w:r>
             <w:rPr>
               <w:rStyle w:val="Hyperlink"/>
@@ -7198,7 +7223,7 @@
           <w:sz w:val="24"/>
           <w:u w:val="single"/>
         </w:rPr>
-        <w:hyperlink r:id="rId46" w:history="1">
+        <w:hyperlink r:id="rId45" w:history="1">
           <w:r>
             <w:rPr>
               <w:rStyle w:val="Hyperlink"/>

--- a/EXPORTS/DOCX/published/niveau3/Dutch/KKZ.docx
+++ b/EXPORTS/DOCX/published/niveau3/Dutch/KKZ.docx
@@ -244,7 +244,61 @@
           <w:color w:val="000000"/>
           <w:sz w:val="24"/>
         </w:rPr>
-        <w:t>collectie bestond uit allerlei vo</w:t>
+        <w:t>collectie beston</w:t>
+      </w:r>
+      <w:r>
+        <w:rPr>
+          <w:u w:val="single" w:color="0000ff"/>
+          <w:rFonts w:ascii="Charis SIL Regular" w:hAnsi="Charis SIL Regular" w:eastAsia="Charis SIL Regular"/>
+          <w:b w:val="0"/>
+          <w:i w:val="0"/>
+          <w:color w:val="000000"/>
+          <w:sz w:val="24"/>
+        </w:rPr>
+        <w:hyperlink r:id="rId9" w:history="1">
+          <w:r>
+            <w:rPr>
+              <w:rStyle w:val="Hyperlink"/>
+            </w:rPr>
+            <w:t>d uit al</w:t>
+          </w:r>
+        </w:hyperlink>
+      </w:r>
+      <w:r>
+        <w:rPr>
+          <w:u w:val="single" w:color="0000ff"/>
+          <w:rFonts w:ascii="Charis SIL Regular" w:hAnsi="Charis SIL Regular" w:eastAsia="Charis SIL Regular"/>
+          <w:b w:val="0"/>
+          <w:i w:val="0"/>
+          <w:color w:val="000000"/>
+          <w:sz w:val="24"/>
+        </w:rPr>
+        <w:hyperlink r:id="rId9" w:history="1">
+          <w:r>
+            <w:rPr>
+              <w:rStyle w:val="Hyperlink"/>
+            </w:rPr>
+            <w:t>l</w:t>
+          </w:r>
+        </w:hyperlink>
+      </w:r>
+      <w:r>
+        <w:rPr>
+          <w:u w:val="single" w:color="0000ff"/>
+          <w:rFonts w:ascii="Charis SIL Regular" w:hAnsi="Charis SIL Regular" w:eastAsia="Charis SIL Regular"/>
+          <w:b w:val="0"/>
+          <w:i w:val="0"/>
+          <w:color w:val="000000"/>
+          <w:sz w:val="24"/>
+        </w:rPr>
+        <w:hyperlink r:id="rId9" w:history="1">
+          <w:r>
+            <w:rPr>
+              <w:rStyle w:val="Hyperlink"/>
+            </w:rPr>
+            <w:t>erlei vo</w:t>
+          </w:r>
+        </w:hyperlink>
       </w:r>
       <w:r>
         <w:rPr>
@@ -418,7 +472,25 @@
           <w:color w:val="000000"/>
           <w:sz w:val="24"/>
         </w:rPr>
-        <w:t xml:space="preserve">literatuur </w:t>
+        <w:t>litera</w:t>
+      </w:r>
+      <w:r>
+        <w:rPr>
+          <w:u w:val="single" w:color="0000ff"/>
+          <w:rFonts w:ascii="Charis SIL Regular" w:hAnsi="Charis SIL Regular" w:eastAsia="Charis SIL Regular"/>
+          <w:b w:val="0"/>
+          <w:i w:val="0"/>
+          <w:color w:val="000000"/>
+          <w:sz w:val="24"/>
+        </w:rPr>
+        <w:hyperlink r:id="rId10" w:history="1">
+          <w:r>
+            <w:rPr>
+              <w:rStyle w:val="Hyperlink"/>
+            </w:rPr>
+            <w:t xml:space="preserve">tuur </w:t>
+          </w:r>
+        </w:hyperlink>
       </w:r>
       <w:r>
         <w:rPr>
@@ -440,6 +512,7 @@
       </w:r>
       <w:r>
         <w:rPr>
+          <w:u w:val="single" w:color="0000ff"/>
           <w:rFonts w:ascii="Charis SIL Regular" w:hAnsi="Charis SIL Regular" w:eastAsia="Charis SIL Regular"/>
           <w:b w:val="0"/>
           <w:i w:val="0"/>
@@ -628,6 +701,7 @@
       </w:r>
       <w:r>
         <w:rPr>
+          <w:u w:val="single" w:color="0000ff"/>
           <w:rFonts w:ascii="Charis SIL Regular" w:hAnsi="Charis SIL Regular" w:eastAsia="Charis SIL Regular"/>
           <w:b w:val="0"/>
           <w:i w:val="0"/>
@@ -1580,8 +1654,16 @@
           <w:i w:val="0"/>
           <w:color w:val="0000FF"/>
           <w:sz w:val="24"/>
-        </w:rPr>
-        <w:t>Rijksmu</w:t>
+          <w:u w:val="single"/>
+        </w:rPr>
+        <w:hyperlink r:id="rId16" w:history="1">
+          <w:r>
+            <w:rPr>
+              <w:rStyle w:val="Hyperlink"/>
+            </w:rPr>
+            <w:t>Rijksmu</w:t>
+          </w:r>
+        </w:hyperlink>
       </w:r>
       <w:r>
         <w:rPr>
@@ -1592,7 +1674,7 @@
           <w:sz w:val="24"/>
           <w:u w:val="single"/>
         </w:rPr>
-        <w:hyperlink r:id="rId15" w:history="1">
+        <w:hyperlink r:id="rId16" w:history="1">
           <w:r>
             <w:rPr>
               <w:rStyle w:val="Hyperlink"/>
@@ -1621,7 +1703,7 @@
           <w:sz w:val="24"/>
           <w:u w:val="single"/>
         </w:rPr>
-        <w:hyperlink r:id="rId15" w:history="1">
+        <w:hyperlink r:id="rId16" w:history="1">
           <w:r>
             <w:rPr>
               <w:rStyle w:val="Hyperlink"/>
@@ -1639,7 +1721,7 @@
           <w:sz w:val="24"/>
           <w:u w:val="single"/>
         </w:rPr>
-        <w:hyperlink r:id="rId15" w:history="1">
+        <w:hyperlink r:id="rId16" w:history="1">
           <w:r>
             <w:rPr>
               <w:rStyle w:val="Hyperlink"/>
@@ -1802,7 +1884,7 @@
           <w:color w:val="0000FF"/>
           <w:sz w:val="24"/>
         </w:rPr>
-        <w:hyperlink r:id="rId16" w:history="1">
+        <w:hyperlink r:id="rId17" w:history="1">
           <w:r>
             <w:rPr>
               <w:rStyle w:val="Hyperlink"/>
@@ -1820,7 +1902,7 @@
           <w:sz w:val="24"/>
           <w:u w:val="single"/>
         </w:rPr>
-        <w:hyperlink r:id="rId17" w:history="1">
+        <w:hyperlink r:id="rId16" w:history="1">
           <w:r>
             <w:rPr>
               <w:rStyle w:val="Hyperlink"/>
@@ -1849,7 +1931,7 @@
           <w:sz w:val="24"/>
           <w:u w:val="single"/>
         </w:rPr>
-        <w:hyperlink r:id="rId17" w:history="1">
+        <w:hyperlink r:id="rId16" w:history="1">
           <w:r>
             <w:rPr>
               <w:rStyle w:val="Hyperlink"/>
@@ -1878,7 +1960,7 @@
           <w:sz w:val="24"/>
           <w:u w:val="single"/>
         </w:rPr>
-        <w:hyperlink r:id="rId17" w:history="1">
+        <w:hyperlink r:id="rId16" w:history="1">
           <w:r>
             <w:rPr>
               <w:rStyle w:val="Hyperlink"/>
@@ -1889,13 +1971,31 @@
       </w:r>
       <w:r>
         <w:rPr>
+          <w:u w:val="single" w:color="0000ff"/>
           <w:rFonts w:ascii="Charis SIL Regular" w:hAnsi="Charis SIL Regular" w:eastAsia="Charis SIL Regular"/>
           <w:b w:val="0"/>
           <w:i w:val="0"/>
           <w:color w:val="000000"/>
           <w:sz w:val="24"/>
         </w:rPr>
-        <w:t xml:space="preserve">, het </w:t>
+        <w:hyperlink r:id="rId16" w:history="1">
+          <w:r>
+            <w:rPr>
+              <w:rStyle w:val="Hyperlink"/>
+            </w:rPr>
+            <w:t xml:space="preserve">, </w:t>
+          </w:r>
+        </w:hyperlink>
+      </w:r>
+      <w:r>
+        <w:rPr>
+          <w:rFonts w:ascii="Charis SIL Regular" w:hAnsi="Charis SIL Regular" w:eastAsia="Charis SIL Regular"/>
+          <w:b w:val="0"/>
+          <w:i w:val="0"/>
+          <w:color w:val="000000"/>
+          <w:sz w:val="24"/>
+        </w:rPr>
+        <w:t xml:space="preserve">het </w:t>
       </w:r>
       <w:r>
         <w:rPr>
@@ -2067,7 +2167,6 @@
           <w:i w:val="0"/>
           <w:color w:val="0000FF"/>
           <w:sz w:val="24"/>
-          <w:u w:val="single"/>
         </w:rPr>
         <w:hyperlink r:id="rId18" w:history="1">
           <w:r>
@@ -2087,7 +2186,7 @@
           <w:sz w:val="24"/>
           <w:u w:val="single"/>
         </w:rPr>
-        <w:hyperlink r:id="rId16" w:history="1">
+        <w:hyperlink r:id="rId17" w:history="1">
           <w:r>
             <w:rPr>
               <w:rStyle w:val="Hyperlink"/>
@@ -2116,7 +2215,7 @@
           <w:sz w:val="24"/>
           <w:u w:val="single"/>
         </w:rPr>
-        <w:hyperlink r:id="rId16" w:history="1">
+        <w:hyperlink r:id="rId17" w:history="1">
           <w:r>
             <w:rPr>
               <w:rStyle w:val="Hyperlink"/>
@@ -2127,13 +2226,50 @@
       </w:r>
       <w:r>
         <w:rPr>
+          <w:u w:val="single" w:color="0000ff"/>
           <w:rFonts w:ascii="Charis SIL Regular" w:hAnsi="Charis SIL Regular" w:eastAsia="Charis SIL Regular"/>
           <w:b w:val="0"/>
           <w:i w:val="0"/>
           <w:color w:val="000000"/>
           <w:sz w:val="24"/>
         </w:rPr>
-        <w:t xml:space="preserve">, het </w:t>
+        <w:hyperlink r:id="rId17" w:history="1">
+          <w:r>
+            <w:rPr>
+              <w:rStyle w:val="Hyperlink"/>
+            </w:rPr>
+            <w:t>, he</w:t>
+          </w:r>
+        </w:hyperlink>
+      </w:r>
+      <w:r>
+        <w:rPr>
+          <w:u w:val="single" w:color="0000ff"/>
+          <w:rFonts w:ascii="Charis SIL Regular" w:hAnsi="Charis SIL Regular" w:eastAsia="Charis SIL Regular"/>
+          <w:b w:val="0"/>
+          <w:i w:val="0"/>
+          <w:color w:val="000000"/>
+          <w:sz w:val="24"/>
+        </w:rPr>
+        <w:hyperlink r:id="rId17" w:history="1">
+          <w:r>
+            <w:rPr>
+              <w:rStyle w:val="Hyperlink"/>
+            </w:rPr>
+            <w:t>t</w:t>
+          </w:r>
+        </w:hyperlink>
+      </w:r>
+      <w:r>
+        <w:rPr>
+          <w:u w:val="single" w:color="0000ff"/>
+          <w:rFonts w:ascii="Charis SIL Regular" w:hAnsi="Charis SIL Regular" w:eastAsia="Charis SIL Regular"/>
+          <w:b w:val="0"/>
+          <w:i w:val="0"/>
+          <w:color w:val="000000"/>
+          <w:sz w:val="24"/>
+        </w:rPr>
+        <w:t xml:space="preserve"> </w:t>
       </w:r>
       <w:r>
         <w:rPr>
@@ -2144,7 +2280,7 @@
           <w:sz w:val="24"/>
           <w:u w:val="single"/>
         </w:rPr>
-        <w:hyperlink r:id="rId19" w:history="1">
+        <w:hyperlink r:id="rId17" w:history="1">
           <w:r>
             <w:rPr>
               <w:rStyle w:val="Hyperlink"/>
@@ -2162,7 +2298,7 @@
           <w:sz w:val="24"/>
           <w:u w:val="single"/>
         </w:rPr>
-        <w:hyperlink r:id="rId19" w:history="1">
+        <w:hyperlink r:id="rId17" w:history="1">
           <w:r>
             <w:rPr>
               <w:rStyle w:val="Hyperlink"/>
@@ -2236,7 +2372,6 @@
           <w:i w:val="0"/>
           <w:color w:val="0000FF"/>
           <w:sz w:val="24"/>
-          <w:u w:val="single"/>
         </w:rPr>
         <w:hyperlink r:id="rId19" w:history="1">
           <w:r>
@@ -2256,7 +2391,7 @@
           <w:sz w:val="24"/>
           <w:u w:val="single"/>
         </w:rPr>
-        <w:hyperlink r:id="rId19" w:history="1">
+        <w:hyperlink r:id="rId18" w:history="1">
           <w:r>
             <w:rPr>
               <w:rStyle w:val="Hyperlink"/>
@@ -2285,7 +2420,7 @@
           <w:sz w:val="24"/>
           <w:u w:val="single"/>
         </w:rPr>
-        <w:hyperlink r:id="rId19" w:history="1">
+        <w:hyperlink r:id="rId18" w:history="1">
           <w:r>
             <w:rPr>
               <w:rStyle w:val="Hyperlink"/>
@@ -2339,7 +2474,7 @@
           <w:sz w:val="24"/>
           <w:u w:val="single"/>
         </w:rPr>
-        <w:hyperlink r:id="rId20" w:history="1">
+        <w:hyperlink r:id="rId18" w:history="1">
           <w:r>
             <w:rPr>
               <w:rStyle w:val="Hyperlink"/>
@@ -2357,7 +2492,7 @@
           <w:sz w:val="24"/>
           <w:u w:val="single"/>
         </w:rPr>
-        <w:hyperlink r:id="rId20" w:history="1">
+        <w:hyperlink r:id="rId18" w:history="1">
           <w:r>
             <w:rPr>
               <w:rStyle w:val="Hyperlink"/>
@@ -2375,7 +2510,7 @@
           <w:sz w:val="24"/>
           <w:u w:val="single"/>
         </w:rPr>
-        <w:hyperlink r:id="rId20" w:history="1">
+        <w:hyperlink r:id="rId18" w:history="1">
           <w:r>
             <w:rPr>
               <w:rStyle w:val="Hyperlink"/>
@@ -2404,7 +2539,7 @@
           <w:sz w:val="24"/>
           <w:u w:val="single"/>
         </w:rPr>
-        <w:hyperlink r:id="rId20" w:history="1">
+        <w:hyperlink r:id="rId18" w:history="1">
           <w:r>
             <w:rPr>
               <w:rStyle w:val="Hyperlink"/>
@@ -2433,14 +2568,7 @@
           <w:sz w:val="24"/>
           <w:u w:val="single"/>
         </w:rPr>
-        <w:hyperlink r:id="rId20" w:history="1">
-          <w:r>
-            <w:rPr>
-              <w:rStyle w:val="Hyperlink"/>
-            </w:rPr>
-            <w:t>G</w:t>
-          </w:r>
-        </w:hyperlink>
+        <w:t>G</w:t>
       </w:r>
       <w:r>
         <w:rPr>
@@ -2451,7 +2579,7 @@
           <w:sz w:val="24"/>
           <w:u w:val="single"/>
         </w:rPr>
-        <w:hyperlink r:id="rId20" w:history="1">
+        <w:hyperlink r:id="rId18" w:history="1">
           <w:r>
             <w:rPr>
               <w:rStyle w:val="Hyperlink"/>
@@ -2469,7 +2597,7 @@
           <w:sz w:val="24"/>
           <w:u w:val="single"/>
         </w:rPr>
-        <w:hyperlink r:id="rId20" w:history="1">
+        <w:hyperlink r:id="rId18" w:history="1">
           <w:r>
             <w:rPr>
               <w:rStyle w:val="Hyperlink"/>
@@ -2498,7 +2626,7 @@
           <w:sz w:val="24"/>
           <w:u w:val="single"/>
         </w:rPr>
-        <w:hyperlink r:id="rId20" w:history="1">
+        <w:hyperlink r:id="rId18" w:history="1">
           <w:r>
             <w:rPr>
               <w:rStyle w:val="Hyperlink"/>
@@ -2527,7 +2655,7 @@
           <w:sz w:val="24"/>
           <w:u w:val="single"/>
         </w:rPr>
-        <w:hyperlink r:id="rId20" w:history="1">
+        <w:hyperlink r:id="rId18" w:history="1">
           <w:r>
             <w:rPr>
               <w:rStyle w:val="Hyperlink"/>
@@ -2545,7 +2673,7 @@
           <w:sz w:val="24"/>
           <w:u w:val="single"/>
         </w:rPr>
-        <w:hyperlink r:id="rId20" w:history="1">
+        <w:hyperlink r:id="rId18" w:history="1">
           <w:r>
             <w:rPr>
               <w:rStyle w:val="Hyperlink"/>
@@ -2584,7 +2712,6 @@
       </w:r>
       <w:r>
         <w:rPr>
-          <w:u w:val="single" w:color="0000ff"/>
           <w:rFonts w:ascii="Charis SIL Regular" w:hAnsi="Charis SIL Regular" w:eastAsia="Charis SIL Regular"/>
           <w:b w:val="0"/>
           <w:i w:val="0"/>
@@ -3360,42 +3487,13 @@
       </w:r>
       <w:r>
         <w:rPr>
-          <w:u w:val="single" w:color="0000ff"/>
           <w:rFonts w:ascii="Charis SIL Regular" w:hAnsi="Charis SIL Regular" w:eastAsia="Charis SIL Regular"/>
           <w:b w:val="0"/>
           <w:i w:val="0"/>
           <w:color w:val="000000"/>
           <w:sz w:val="24"/>
         </w:rPr>
-        <w:t>R</w:t>
-      </w:r>
-      <w:r>
-        <w:rPr>
-          <w:u w:val="single" w:color="0000ff"/>
-          <w:rFonts w:ascii="Charis SIL Regular" w:hAnsi="Charis SIL Regular" w:eastAsia="Charis SIL Regular"/>
-          <w:b w:val="0"/>
-          <w:i w:val="0"/>
-          <w:color w:val="000000"/>
-          <w:sz w:val="24"/>
-        </w:rPr>
-        <w:hyperlink r:id="rId23" w:history="1">
-          <w:r>
-            <w:rPr>
-              <w:rStyle w:val="Hyperlink"/>
-            </w:rPr>
-            <w:t xml:space="preserve">udolf </w:t>
-          </w:r>
-        </w:hyperlink>
-      </w:r>
-      <w:r>
-        <w:rPr>
-          <w:rFonts w:ascii="Charis SIL Regular" w:hAnsi="Charis SIL Regular" w:eastAsia="Charis SIL Regular"/>
-          <w:b w:val="0"/>
-          <w:i w:val="0"/>
-          <w:color w:val="000000"/>
-          <w:sz w:val="24"/>
-        </w:rPr>
-        <w:t xml:space="preserve">Effert (zie: </w:t>
+        <w:t xml:space="preserve">Rudolf Effert (zie: </w:t>
       </w:r>
       <w:r>
         <w:rPr>
@@ -6723,7 +6821,7 @@
           <w:sz w:val="24"/>
           <w:u w:val="single"/>
         </w:rPr>
-        <w:hyperlink r:id="rId41" w:history="1">
+        <w:hyperlink r:id="rId39" w:history="1">
           <w:r>
             <w:rPr>
               <w:rStyle w:val="Hyperlink"/>

--- a/EXPORTS/DOCX/published/niveau3/Dutch/KKZ.docx
+++ b/EXPORTS/DOCX/published/niveau3/Dutch/KKZ.docx
@@ -927,7 +927,7 @@
           <w:sz w:val="24"/>
           <w:u w:val="single"/>
         </w:rPr>
-        <w:hyperlink r:id="rId12" w:history="1">
+        <w:hyperlink r:id="rId9" w:history="1">
           <w:r>
             <w:rPr>
               <w:rStyle w:val="Hyperlink"/>
@@ -956,7 +956,7 @@
           <w:sz w:val="24"/>
           <w:u w:val="single"/>
         </w:rPr>
-        <w:hyperlink r:id="rId12" w:history="1">
+        <w:hyperlink r:id="rId9" w:history="1">
           <w:r>
             <w:rPr>
               <w:rStyle w:val="Hyperlink"/>
@@ -1654,7 +1654,6 @@
           <w:i w:val="0"/>
           <w:color w:val="0000FF"/>
           <w:sz w:val="24"/>
-          <w:u w:val="single"/>
         </w:rPr>
         <w:hyperlink r:id="rId16" w:history="1">
           <w:r>
@@ -1674,7 +1673,7 @@
           <w:sz w:val="24"/>
           <w:u w:val="single"/>
         </w:rPr>
-        <w:hyperlink r:id="rId16" w:history="1">
+        <w:hyperlink r:id="rId15" w:history="1">
           <w:r>
             <w:rPr>
               <w:rStyle w:val="Hyperlink"/>
@@ -1703,7 +1702,7 @@
           <w:sz w:val="24"/>
           <w:u w:val="single"/>
         </w:rPr>
-        <w:hyperlink r:id="rId16" w:history="1">
+        <w:hyperlink r:id="rId15" w:history="1">
           <w:r>
             <w:rPr>
               <w:rStyle w:val="Hyperlink"/>
@@ -1721,7 +1720,7 @@
           <w:sz w:val="24"/>
           <w:u w:val="single"/>
         </w:rPr>
-        <w:hyperlink r:id="rId16" w:history="1">
+        <w:hyperlink r:id="rId15" w:history="1">
           <w:r>
             <w:rPr>
               <w:rStyle w:val="Hyperlink"/>
@@ -1883,6 +1882,7 @@
           <w:i w:val="0"/>
           <w:color w:val="0000FF"/>
           <w:sz w:val="24"/>
+          <w:u w:val="single"/>
         </w:rPr>
         <w:hyperlink r:id="rId17" w:history="1">
           <w:r>
@@ -2082,100 +2082,7 @@
           <w:sz w:val="24"/>
           <w:u w:val="single"/>
         </w:rPr>
-        <w:hyperlink r:id="rId18" w:history="1">
-          <w:r>
-            <w:rPr>
-              <w:rStyle w:val="Hyperlink"/>
-            </w:rPr>
-            <w:t>Munten,</w:t>
-          </w:r>
-        </w:hyperlink>
-      </w:r>
-      <w:r>
-        <w:rPr>
-          <w:rFonts w:ascii="Charis SIL Regular" w:hAnsi="Charis SIL Regular" w:eastAsia="Charis SIL Regular"/>
-          <w:b w:val="0"/>
-          <w:i w:val="0"/>
-          <w:color w:val="0000FF"/>
-          <w:sz w:val="24"/>
-          <w:u w:val="single"/>
-        </w:rPr>
-        <w:t xml:space="preserve"> </w:t>
-      </w:r>
-      <w:r>
-        <w:rPr>
-          <w:rFonts w:ascii="Charis SIL Regular" w:hAnsi="Charis SIL Regular" w:eastAsia="Charis SIL Regular"/>
-          <w:b w:val="0"/>
-          <w:i w:val="0"/>
-          <w:color w:val="0000FF"/>
-          <w:sz w:val="24"/>
-          <w:u w:val="single"/>
-        </w:rPr>
-        <w:hyperlink r:id="rId18" w:history="1">
-          <w:r>
-            <w:rPr>
-              <w:rStyle w:val="Hyperlink"/>
-            </w:rPr>
-            <w:t>Penningen</w:t>
-          </w:r>
-        </w:hyperlink>
-      </w:r>
-      <w:r>
-        <w:rPr>
-          <w:rFonts w:ascii="Charis SIL Regular" w:hAnsi="Charis SIL Regular" w:eastAsia="Charis SIL Regular"/>
-          <w:b w:val="0"/>
-          <w:i w:val="0"/>
-          <w:color w:val="0000FF"/>
-          <w:sz w:val="24"/>
-          <w:u w:val="single"/>
-        </w:rPr>
-        <w:t xml:space="preserve"> </w:t>
-      </w:r>
-      <w:r>
-        <w:rPr>
-          <w:rFonts w:ascii="Charis SIL Regular" w:hAnsi="Charis SIL Regular" w:eastAsia="Charis SIL Regular"/>
-          <w:b w:val="0"/>
-          <w:i w:val="0"/>
-          <w:color w:val="0000FF"/>
-          <w:sz w:val="24"/>
-          <w:u w:val="single"/>
-        </w:rPr>
-        <w:hyperlink r:id="rId18" w:history="1">
-          <w:r>
-            <w:rPr>
-              <w:rStyle w:val="Hyperlink"/>
-            </w:rPr>
-            <w:t>en</w:t>
-          </w:r>
-        </w:hyperlink>
-      </w:r>
-      <w:r>
-        <w:rPr>
-          <w:rFonts w:ascii="Charis SIL Regular" w:hAnsi="Charis SIL Regular" w:eastAsia="Charis SIL Regular"/>
-          <w:b w:val="0"/>
-          <w:i w:val="0"/>
-          <w:color w:val="0000FF"/>
-          <w:sz w:val="24"/>
-          <w:u w:val="single"/>
-        </w:rPr>
-        <w:t xml:space="preserve"> </w:t>
-      </w:r>
-      <w:r>
-        <w:rPr>
-          <w:rFonts w:ascii="Charis SIL Regular" w:hAnsi="Charis SIL Regular" w:eastAsia="Charis SIL Regular"/>
-          <w:b w:val="0"/>
-          <w:i w:val="0"/>
-          <w:color w:val="0000FF"/>
-          <w:sz w:val="24"/>
-        </w:rPr>
-        <w:hyperlink r:id="rId18" w:history="1">
-          <w:r>
-            <w:rPr>
-              <w:rStyle w:val="Hyperlink"/>
-            </w:rPr>
-            <w:t>Gesned</w:t>
-          </w:r>
-        </w:hyperlink>
+        <w:t>Munten, Penningen en Gesned</w:t>
       </w:r>
       <w:r>
         <w:rPr>
@@ -2226,50 +2133,13 @@
       </w:r>
       <w:r>
         <w:rPr>
-          <w:u w:val="single" w:color="0000ff"/>
           <w:rFonts w:ascii="Charis SIL Regular" w:hAnsi="Charis SIL Regular" w:eastAsia="Charis SIL Regular"/>
           <w:b w:val="0"/>
           <w:i w:val="0"/>
           <w:color w:val="000000"/>
           <w:sz w:val="24"/>
         </w:rPr>
-        <w:hyperlink r:id="rId17" w:history="1">
-          <w:r>
-            <w:rPr>
-              <w:rStyle w:val="Hyperlink"/>
-            </w:rPr>
-            <w:t>, he</w:t>
-          </w:r>
-        </w:hyperlink>
-      </w:r>
-      <w:r>
-        <w:rPr>
-          <w:u w:val="single" w:color="0000ff"/>
-          <w:rFonts w:ascii="Charis SIL Regular" w:hAnsi="Charis SIL Regular" w:eastAsia="Charis SIL Regular"/>
-          <w:b w:val="0"/>
-          <w:i w:val="0"/>
-          <w:color w:val="000000"/>
-          <w:sz w:val="24"/>
-        </w:rPr>
-        <w:hyperlink r:id="rId17" w:history="1">
-          <w:r>
-            <w:rPr>
-              <w:rStyle w:val="Hyperlink"/>
-            </w:rPr>
-            <w:t>t</w:t>
-          </w:r>
-        </w:hyperlink>
-      </w:r>
-      <w:r>
-        <w:rPr>
-          <w:u w:val="single" w:color="0000ff"/>
-          <w:rFonts w:ascii="Charis SIL Regular" w:hAnsi="Charis SIL Regular" w:eastAsia="Charis SIL Regular"/>
-          <w:b w:val="0"/>
-          <w:i w:val="0"/>
-          <w:color w:val="000000"/>
-          <w:sz w:val="24"/>
-        </w:rPr>
-        <w:t xml:space="preserve"> </w:t>
+        <w:t xml:space="preserve">, het </w:t>
       </w:r>
       <w:r>
         <w:rPr>
@@ -2372,6 +2242,7 @@
           <w:i w:val="0"/>
           <w:color w:val="0000FF"/>
           <w:sz w:val="24"/>
+          <w:u w:val="single"/>
         </w:rPr>
         <w:hyperlink r:id="rId19" w:history="1">
           <w:r>
@@ -2420,7 +2291,7 @@
           <w:sz w:val="24"/>
           <w:u w:val="single"/>
         </w:rPr>
-        <w:hyperlink r:id="rId18" w:history="1">
+        <w:hyperlink r:id="rId19" w:history="1">
           <w:r>
             <w:rPr>
               <w:rStyle w:val="Hyperlink"/>
@@ -2474,7 +2345,7 @@
           <w:sz w:val="24"/>
           <w:u w:val="single"/>
         </w:rPr>
-        <w:hyperlink r:id="rId18" w:history="1">
+        <w:hyperlink r:id="rId20" w:history="1">
           <w:r>
             <w:rPr>
               <w:rStyle w:val="Hyperlink"/>
@@ -2492,7 +2363,7 @@
           <w:sz w:val="24"/>
           <w:u w:val="single"/>
         </w:rPr>
-        <w:hyperlink r:id="rId18" w:history="1">
+        <w:hyperlink r:id="rId20" w:history="1">
           <w:r>
             <w:rPr>
               <w:rStyle w:val="Hyperlink"/>
@@ -2510,7 +2381,7 @@
           <w:sz w:val="24"/>
           <w:u w:val="single"/>
         </w:rPr>
-        <w:hyperlink r:id="rId18" w:history="1">
+        <w:hyperlink r:id="rId20" w:history="1">
           <w:r>
             <w:rPr>
               <w:rStyle w:val="Hyperlink"/>
@@ -2539,7 +2410,7 @@
           <w:sz w:val="24"/>
           <w:u w:val="single"/>
         </w:rPr>
-        <w:hyperlink r:id="rId18" w:history="1">
+        <w:hyperlink r:id="rId20" w:history="1">
           <w:r>
             <w:rPr>
               <w:rStyle w:val="Hyperlink"/>
@@ -2568,7 +2439,14 @@
           <w:sz w:val="24"/>
           <w:u w:val="single"/>
         </w:rPr>
-        <w:t>G</w:t>
+        <w:hyperlink r:id="rId20" w:history="1">
+          <w:r>
+            <w:rPr>
+              <w:rStyle w:val="Hyperlink"/>
+            </w:rPr>
+            <w:t>G</w:t>
+          </w:r>
+        </w:hyperlink>
       </w:r>
       <w:r>
         <w:rPr>
@@ -2579,7 +2457,7 @@
           <w:sz w:val="24"/>
           <w:u w:val="single"/>
         </w:rPr>
-        <w:hyperlink r:id="rId18" w:history="1">
+        <w:hyperlink r:id="rId20" w:history="1">
           <w:r>
             <w:rPr>
               <w:rStyle w:val="Hyperlink"/>
@@ -2597,7 +2475,7 @@
           <w:sz w:val="24"/>
           <w:u w:val="single"/>
         </w:rPr>
-        <w:hyperlink r:id="rId18" w:history="1">
+        <w:hyperlink r:id="rId20" w:history="1">
           <w:r>
             <w:rPr>
               <w:rStyle w:val="Hyperlink"/>
@@ -2626,7 +2504,7 @@
           <w:sz w:val="24"/>
           <w:u w:val="single"/>
         </w:rPr>
-        <w:hyperlink r:id="rId18" w:history="1">
+        <w:hyperlink r:id="rId20" w:history="1">
           <w:r>
             <w:rPr>
               <w:rStyle w:val="Hyperlink"/>
@@ -2655,7 +2533,7 @@
           <w:sz w:val="24"/>
           <w:u w:val="single"/>
         </w:rPr>
-        <w:hyperlink r:id="rId18" w:history="1">
+        <w:hyperlink r:id="rId20" w:history="1">
           <w:r>
             <w:rPr>
               <w:rStyle w:val="Hyperlink"/>
@@ -2673,7 +2551,7 @@
           <w:sz w:val="24"/>
           <w:u w:val="single"/>
         </w:rPr>
-        <w:hyperlink r:id="rId18" w:history="1">
+        <w:hyperlink r:id="rId20" w:history="1">
           <w:r>
             <w:rPr>
               <w:rStyle w:val="Hyperlink"/>
@@ -2712,20 +2590,14 @@
       </w:r>
       <w:r>
         <w:rPr>
+          <w:u w:val="single" w:color="0000ff"/>
           <w:rFonts w:ascii="Charis SIL Regular" w:hAnsi="Charis SIL Regular" w:eastAsia="Charis SIL Regular"/>
           <w:b w:val="0"/>
           <w:i w:val="0"/>
           <w:color w:val="000000"/>
           <w:sz w:val="24"/>
         </w:rPr>
-        <w:hyperlink r:id="rId19" w:history="1">
-          <w:r>
-            <w:rPr>
-              <w:rStyle w:val="Hyperlink"/>
-            </w:rPr>
-            <w:t xml:space="preserve">n het </w:t>
-          </w:r>
-        </w:hyperlink>
+        <w:t xml:space="preserve">n het </w:t>
       </w:r>
       <w:r>
         <w:rPr>
@@ -2736,7 +2608,7 @@
           <w:sz w:val="24"/>
           <w:u w:val="single"/>
         </w:rPr>
-        <w:hyperlink r:id="rId19" w:history="1">
+        <w:hyperlink r:id="rId21" w:history="1">
           <w:r>
             <w:rPr>
               <w:rStyle w:val="Hyperlink"/>
@@ -2765,7 +2637,7 @@
           <w:sz w:val="24"/>
           <w:u w:val="single"/>
         </w:rPr>
-        <w:hyperlink r:id="rId19" w:history="1">
+        <w:hyperlink r:id="rId21" w:history="1">
           <w:r>
             <w:rPr>
               <w:rStyle w:val="Hyperlink"/>
@@ -2783,7 +2655,7 @@
           <w:sz w:val="24"/>
           <w:u w:val="single"/>
         </w:rPr>
-        <w:hyperlink r:id="rId19" w:history="1">
+        <w:hyperlink r:id="rId21" w:history="1">
           <w:r>
             <w:rPr>
               <w:rStyle w:val="Hyperlink"/>
@@ -2801,7 +2673,7 @@
           <w:sz w:val="24"/>
           <w:u w:val="single"/>
         </w:rPr>
-        <w:hyperlink r:id="rId19" w:history="1">
+        <w:hyperlink r:id="rId21" w:history="1">
           <w:r>
             <w:rPr>
               <w:rStyle w:val="Hyperlink"/>
@@ -2819,7 +2691,7 @@
           <w:sz w:val="24"/>
           <w:u w:val="single"/>
         </w:rPr>
-        <w:hyperlink r:id="rId19" w:history="1">
+        <w:hyperlink r:id="rId21" w:history="1">
           <w:r>
             <w:rPr>
               <w:rStyle w:val="Hyperlink"/>
@@ -2837,7 +2709,7 @@
           <w:sz w:val="24"/>
           <w:u w:val="single"/>
         </w:rPr>
-        <w:hyperlink r:id="rId19" w:history="1">
+        <w:hyperlink r:id="rId21" w:history="1">
           <w:r>
             <w:rPr>
               <w:rStyle w:val="Hyperlink"/>
@@ -2913,7 +2785,7 @@
           <w:sz w:val="24"/>
           <w:u w:val="single"/>
         </w:rPr>
-        <w:hyperlink r:id="rId21" w:history="1">
+        <w:hyperlink r:id="rId22" w:history="1">
           <w:r>
             <w:rPr>
               <w:rStyle w:val="Hyperlink"/>
@@ -2921,121 +2793,6 @@
             <w:t xml:space="preserve">Reinier </w:t>
           </w:r>
         </w:hyperlink>
-      </w:r>
-      <w:r>
-        <w:rPr>
-          <w:rFonts w:ascii="Charis SIL Regular" w:hAnsi="Charis SIL Regular" w:eastAsia="Charis SIL Regular"/>
-          <w:b w:val="0"/>
-          <w:i w:val="0"/>
-          <w:color w:val="0000FF"/>
-          <w:sz w:val="24"/>
-          <w:u w:val="single"/>
-        </w:rPr>
-        <w:hyperlink r:id="rId21" w:history="1">
-          <w:r>
-            <w:rPr>
-              <w:rStyle w:val="Hyperlink"/>
-            </w:rPr>
-            <w:t>van</w:t>
-          </w:r>
-        </w:hyperlink>
-      </w:r>
-      <w:r>
-        <w:rPr>
-          <w:rFonts w:ascii="Charis SIL Regular" w:hAnsi="Charis SIL Regular" w:eastAsia="Charis SIL Regular"/>
-          <w:b w:val="0"/>
-          <w:i w:val="0"/>
-          <w:color w:val="0000FF"/>
-          <w:sz w:val="24"/>
-          <w:u w:val="single"/>
-        </w:rPr>
-        <w:t xml:space="preserve"> </w:t>
-      </w:r>
-      <w:r>
-        <w:rPr>
-          <w:rFonts w:ascii="Charis SIL Regular" w:hAnsi="Charis SIL Regular" w:eastAsia="Charis SIL Regular"/>
-          <w:b w:val="0"/>
-          <w:i w:val="0"/>
-          <w:color w:val="0000FF"/>
-          <w:sz w:val="24"/>
-          <w:u w:val="single"/>
-        </w:rPr>
-        <w:hyperlink r:id="rId21" w:history="1">
-          <w:r>
-            <w:rPr>
-              <w:rStyle w:val="Hyperlink"/>
-            </w:rPr>
-            <w:t>de</w:t>
-          </w:r>
-        </w:hyperlink>
-      </w:r>
-      <w:r>
-        <w:rPr>
-          <w:rFonts w:ascii="Charis SIL Regular" w:hAnsi="Charis SIL Regular" w:eastAsia="Charis SIL Regular"/>
-          <w:b w:val="0"/>
-          <w:i w:val="0"/>
-          <w:color w:val="0000FF"/>
-          <w:sz w:val="24"/>
-          <w:u w:val="single"/>
-        </w:rPr>
-        <w:t xml:space="preserve"> </w:t>
-      </w:r>
-      <w:r>
-        <w:rPr>
-          <w:rFonts w:ascii="Charis SIL Regular" w:hAnsi="Charis SIL Regular" w:eastAsia="Charis SIL Regular"/>
-          <w:b w:val="0"/>
-          <w:i w:val="0"/>
-          <w:color w:val="0000FF"/>
-          <w:sz w:val="24"/>
-          <w:u w:val="single"/>
-        </w:rPr>
-        <w:hyperlink r:id="rId21" w:history="1">
-          <w:r>
-            <w:rPr>
-              <w:rStyle w:val="Hyperlink"/>
-            </w:rPr>
-            <w:t>Kasteele</w:t>
-          </w:r>
-        </w:hyperlink>
-      </w:r>
-      <w:r>
-        <w:rPr>
-          <w:rFonts w:ascii="Charis SIL Regular" w:hAnsi="Charis SIL Regular" w:eastAsia="Charis SIL Regular"/>
-          <w:b w:val="0"/>
-          <w:i w:val="0"/>
-          <w:color w:val="000000"/>
-          <w:sz w:val="24"/>
-        </w:rPr>
-        <w:t xml:space="preserve"> verdween nadat zijn zoon </w:t>
-      </w:r>
-      <w:r>
-        <w:rPr>
-          <w:rFonts w:ascii="Charis SIL Regular" w:hAnsi="Charis SIL Regular" w:eastAsia="Charis SIL Regular"/>
-          <w:b w:val="0"/>
-          <w:i w:val="0"/>
-          <w:color w:val="0000FF"/>
-          <w:sz w:val="24"/>
-          <w:u w:val="single"/>
-        </w:rPr>
-        <w:hyperlink r:id="rId22" w:history="1">
-          <w:r>
-            <w:rPr>
-              <w:rStyle w:val="Hyperlink"/>
-            </w:rPr>
-            <w:t>Abraham</w:t>
-          </w:r>
-        </w:hyperlink>
-      </w:r>
-      <w:r>
-        <w:rPr>
-          <w:rFonts w:ascii="Charis SIL Regular" w:hAnsi="Charis SIL Regular" w:eastAsia="Charis SIL Regular"/>
-          <w:b w:val="0"/>
-          <w:i w:val="0"/>
-          <w:color w:val="0000FF"/>
-          <w:sz w:val="24"/>
-          <w:u w:val="single"/>
-        </w:rPr>
-        <w:t xml:space="preserve"> </w:t>
       </w:r>
       <w:r>
         <w:rPr>
@@ -3121,200 +2878,7 @@
           <w:color w:val="000000"/>
           <w:sz w:val="24"/>
         </w:rPr>
-        <w:t xml:space="preserve"> hem opvolgde in</w:t>
-      </w:r>
-      <w:r>
-        <w:rPr>
-          <w:u w:val="single" w:color="0000ff"/>
-          <w:rFonts w:ascii="Charis SIL Regular" w:hAnsi="Charis SIL Regular" w:eastAsia="Charis SIL Regular"/>
-          <w:b w:val="0"/>
-          <w:i w:val="0"/>
-          <w:color w:val="000000"/>
-          <w:sz w:val="24"/>
-        </w:rPr>
-        <w:hyperlink r:id="rId21" w:history="1">
-          <w:r>
-            <w:rPr>
-              <w:rStyle w:val="Hyperlink"/>
-            </w:rPr>
-            <w:t xml:space="preserve"> 1840. </w:t>
-          </w:r>
-        </w:hyperlink>
-      </w:r>
-      <w:r>
-        <w:rPr>
-          <w:u w:val="single" w:color="0000ff"/>
-          <w:rFonts w:ascii="Charis SIL Regular" w:hAnsi="Charis SIL Regular" w:eastAsia="Charis SIL Regular"/>
-          <w:b w:val="0"/>
-          <w:i w:val="0"/>
-          <w:color w:val="000000"/>
-          <w:sz w:val="24"/>
-        </w:rPr>
-        <w:hyperlink r:id="rId21" w:history="1">
-          <w:r>
-            <w:rPr>
-              <w:rStyle w:val="Hyperlink"/>
-            </w:rPr>
-            <w:t>Ook</w:t>
-          </w:r>
-        </w:hyperlink>
-      </w:r>
-      <w:r>
-        <w:rPr>
-          <w:u w:val="single" w:color="0000ff"/>
-          <w:rFonts w:ascii="Charis SIL Regular" w:hAnsi="Charis SIL Regular" w:eastAsia="Charis SIL Regular"/>
-          <w:b w:val="0"/>
-          <w:i w:val="0"/>
-          <w:color w:val="000000"/>
-          <w:sz w:val="24"/>
-        </w:rPr>
-        <w:hyperlink r:id="rId21" w:history="1">
-          <w:r>
-            <w:rPr>
-              <w:rStyle w:val="Hyperlink"/>
-            </w:rPr>
-            <w:t xml:space="preserve"> ve</w:t>
-          </w:r>
-        </w:hyperlink>
-      </w:r>
-      <w:r>
-        <w:rPr>
-          <w:u w:val="single" w:color="0000ff"/>
-          <w:rFonts w:ascii="Charis SIL Regular" w:hAnsi="Charis SIL Regular" w:eastAsia="Charis SIL Regular"/>
-          <w:b w:val="0"/>
-          <w:i w:val="0"/>
-          <w:color w:val="000000"/>
-          <w:sz w:val="24"/>
-        </w:rPr>
-        <w:hyperlink r:id="rId21" w:history="1">
-          <w:r>
-            <w:rPr>
-              <w:rStyle w:val="Hyperlink"/>
-            </w:rPr>
-            <w:t>rdwenen</w:t>
-          </w:r>
-        </w:hyperlink>
-      </w:r>
-      <w:r>
-        <w:rPr>
-          <w:rFonts w:ascii="Charis SIL Regular" w:hAnsi="Charis SIL Regular" w:eastAsia="Charis SIL Regular"/>
-          <w:b w:val="0"/>
-          <w:i w:val="0"/>
-          <w:color w:val="000000"/>
-          <w:sz w:val="24"/>
-        </w:rPr>
-        <w:t xml:space="preserve"> en vergingen er vele voor</w:t>
-      </w:r>
-      <w:r>
-        <w:rPr>
-          <w:u w:val="single" w:color="0000ff"/>
-          <w:rFonts w:ascii="Charis SIL Regular" w:hAnsi="Charis SIL Regular" w:eastAsia="Charis SIL Regular"/>
-          <w:b w:val="0"/>
-          <w:i w:val="0"/>
-          <w:color w:val="000000"/>
-          <w:sz w:val="24"/>
-        </w:rPr>
-        <w:hyperlink r:id="rId22" w:history="1">
-          <w:r>
-            <w:rPr>
-              <w:rStyle w:val="Hyperlink"/>
-            </w:rPr>
-            <w:t>werpen in</w:t>
-          </w:r>
-        </w:hyperlink>
-      </w:r>
-      <w:r>
-        <w:rPr>
-          <w:u w:val="single" w:color="0000ff"/>
-          <w:rFonts w:ascii="Charis SIL Regular" w:hAnsi="Charis SIL Regular" w:eastAsia="Charis SIL Regular"/>
-          <w:b w:val="0"/>
-          <w:i w:val="0"/>
-          <w:color w:val="000000"/>
-          <w:sz w:val="24"/>
-        </w:rPr>
-        <w:t xml:space="preserve"> </w:t>
-      </w:r>
-      <w:r>
-        <w:rPr>
-          <w:u w:val="single" w:color="0000ff"/>
-          <w:rFonts w:ascii="Charis SIL Regular" w:hAnsi="Charis SIL Regular" w:eastAsia="Charis SIL Regular"/>
-          <w:b w:val="0"/>
-          <w:i w:val="0"/>
-          <w:color w:val="000000"/>
-          <w:sz w:val="24"/>
-        </w:rPr>
-        <w:hyperlink r:id="rId22" w:history="1">
-          <w:r>
-            <w:rPr>
-              <w:rStyle w:val="Hyperlink"/>
-            </w:rPr>
-            <w:t xml:space="preserve">die </w:t>
-          </w:r>
-        </w:hyperlink>
-      </w:r>
-      <w:r>
-        <w:rPr>
-          <w:u w:val="single" w:color="0000ff"/>
-          <w:rFonts w:ascii="Charis SIL Regular" w:hAnsi="Charis SIL Regular" w:eastAsia="Charis SIL Regular"/>
-          <w:b w:val="0"/>
-          <w:i w:val="0"/>
-          <w:color w:val="000000"/>
-          <w:sz w:val="24"/>
-        </w:rPr>
-        <w:hyperlink r:id="rId22" w:history="1">
-          <w:r>
-            <w:rPr>
-              <w:rStyle w:val="Hyperlink"/>
-            </w:rPr>
-            <w:t>t</w:t>
-          </w:r>
-        </w:hyperlink>
-      </w:r>
-      <w:r>
-        <w:rPr>
-          <w:u w:val="single" w:color="0000ff"/>
-          <w:rFonts w:ascii="Charis SIL Regular" w:hAnsi="Charis SIL Regular" w:eastAsia="Charis SIL Regular"/>
-          <w:b w:val="0"/>
-          <w:i w:val="0"/>
-          <w:color w:val="000000"/>
-          <w:sz w:val="24"/>
-        </w:rPr>
-        <w:hyperlink r:id="rId22" w:history="1">
-          <w:r>
-            <w:rPr>
-              <w:rStyle w:val="Hyperlink"/>
-            </w:rPr>
-            <w:t>ijd</w:t>
-          </w:r>
-        </w:hyperlink>
-      </w:r>
-      <w:r>
-        <w:rPr>
-          <w:u w:val="single" w:color="0000ff"/>
-          <w:rFonts w:ascii="Charis SIL Regular" w:hAnsi="Charis SIL Regular" w:eastAsia="Charis SIL Regular"/>
-          <w:b w:val="0"/>
-          <w:i w:val="0"/>
-          <w:color w:val="000000"/>
-          <w:sz w:val="24"/>
-        </w:rPr>
-        <w:hyperlink r:id="rId22" w:history="1">
-          <w:r>
-            <w:rPr>
-              <w:rStyle w:val="Hyperlink"/>
-            </w:rPr>
-            <w:t>. De der</w:t>
-          </w:r>
-        </w:hyperlink>
-      </w:r>
-      <w:r>
-        <w:rPr>
-          <w:rFonts w:ascii="Charis SIL Regular" w:hAnsi="Charis SIL Regular" w:eastAsia="Charis SIL Regular"/>
-          <w:b w:val="0"/>
-          <w:i w:val="0"/>
-          <w:color w:val="000000"/>
-          <w:sz w:val="24"/>
-        </w:rPr>
-        <w:t xml:space="preserve">de en laatste directeur </w:t>
+        <w:t xml:space="preserve"> verdween nadat zijn zoon </w:t>
       </w:r>
       <w:r>
         <w:rPr>
@@ -3330,7 +2894,7 @@
             <w:rPr>
               <w:rStyle w:val="Hyperlink"/>
             </w:rPr>
-            <w:t>David</w:t>
+            <w:t>Abraham</w:t>
           </w:r>
         </w:hyperlink>
       </w:r>
@@ -3388,6 +2952,314 @@
             <w:rPr>
               <w:rStyle w:val="Hyperlink"/>
             </w:rPr>
+            <w:t>de</w:t>
+          </w:r>
+        </w:hyperlink>
+      </w:r>
+      <w:r>
+        <w:rPr>
+          <w:rFonts w:ascii="Charis SIL Regular" w:hAnsi="Charis SIL Regular" w:eastAsia="Charis SIL Regular"/>
+          <w:b w:val="0"/>
+          <w:i w:val="0"/>
+          <w:color w:val="0000FF"/>
+          <w:sz w:val="24"/>
+          <w:u w:val="single"/>
+        </w:rPr>
+        <w:t xml:space="preserve"> </w:t>
+      </w:r>
+      <w:r>
+        <w:rPr>
+          <w:rFonts w:ascii="Charis SIL Regular" w:hAnsi="Charis SIL Regular" w:eastAsia="Charis SIL Regular"/>
+          <w:b w:val="0"/>
+          <w:i w:val="0"/>
+          <w:color w:val="0000FF"/>
+          <w:sz w:val="24"/>
+          <w:u w:val="single"/>
+        </w:rPr>
+        <w:hyperlink r:id="rId23" w:history="1">
+          <w:r>
+            <w:rPr>
+              <w:rStyle w:val="Hyperlink"/>
+            </w:rPr>
+            <w:t>Kasteele</w:t>
+          </w:r>
+        </w:hyperlink>
+      </w:r>
+      <w:r>
+        <w:rPr>
+          <w:rFonts w:ascii="Charis SIL Regular" w:hAnsi="Charis SIL Regular" w:eastAsia="Charis SIL Regular"/>
+          <w:b w:val="0"/>
+          <w:i w:val="0"/>
+          <w:color w:val="000000"/>
+          <w:sz w:val="24"/>
+        </w:rPr>
+        <w:t xml:space="preserve"> hem opvolgde in</w:t>
+      </w:r>
+      <w:r>
+        <w:rPr>
+          <w:u w:val="single" w:color="0000ff"/>
+          <w:rFonts w:ascii="Charis SIL Regular" w:hAnsi="Charis SIL Regular" w:eastAsia="Charis SIL Regular"/>
+          <w:b w:val="0"/>
+          <w:i w:val="0"/>
+          <w:color w:val="000000"/>
+          <w:sz w:val="24"/>
+        </w:rPr>
+        <w:hyperlink r:id="rId22" w:history="1">
+          <w:r>
+            <w:rPr>
+              <w:rStyle w:val="Hyperlink"/>
+            </w:rPr>
+            <w:t xml:space="preserve"> 1840. </w:t>
+          </w:r>
+        </w:hyperlink>
+      </w:r>
+      <w:r>
+        <w:rPr>
+          <w:u w:val="single" w:color="0000ff"/>
+          <w:rFonts w:ascii="Charis SIL Regular" w:hAnsi="Charis SIL Regular" w:eastAsia="Charis SIL Regular"/>
+          <w:b w:val="0"/>
+          <w:i w:val="0"/>
+          <w:color w:val="000000"/>
+          <w:sz w:val="24"/>
+        </w:rPr>
+        <w:hyperlink r:id="rId22" w:history="1">
+          <w:r>
+            <w:rPr>
+              <w:rStyle w:val="Hyperlink"/>
+            </w:rPr>
+            <w:t>Ook</w:t>
+          </w:r>
+        </w:hyperlink>
+      </w:r>
+      <w:r>
+        <w:rPr>
+          <w:u w:val="single" w:color="0000ff"/>
+          <w:rFonts w:ascii="Charis SIL Regular" w:hAnsi="Charis SIL Regular" w:eastAsia="Charis SIL Regular"/>
+          <w:b w:val="0"/>
+          <w:i w:val="0"/>
+          <w:color w:val="000000"/>
+          <w:sz w:val="24"/>
+        </w:rPr>
+        <w:hyperlink r:id="rId22" w:history="1">
+          <w:r>
+            <w:rPr>
+              <w:rStyle w:val="Hyperlink"/>
+            </w:rPr>
+            <w:t xml:space="preserve"> ve</w:t>
+          </w:r>
+        </w:hyperlink>
+      </w:r>
+      <w:r>
+        <w:rPr>
+          <w:u w:val="single" w:color="0000ff"/>
+          <w:rFonts w:ascii="Charis SIL Regular" w:hAnsi="Charis SIL Regular" w:eastAsia="Charis SIL Regular"/>
+          <w:b w:val="0"/>
+          <w:i w:val="0"/>
+          <w:color w:val="000000"/>
+          <w:sz w:val="24"/>
+        </w:rPr>
+        <w:hyperlink r:id="rId22" w:history="1">
+          <w:r>
+            <w:rPr>
+              <w:rStyle w:val="Hyperlink"/>
+            </w:rPr>
+            <w:t>rdwenen</w:t>
+          </w:r>
+        </w:hyperlink>
+      </w:r>
+      <w:r>
+        <w:rPr>
+          <w:rFonts w:ascii="Charis SIL Regular" w:hAnsi="Charis SIL Regular" w:eastAsia="Charis SIL Regular"/>
+          <w:b w:val="0"/>
+          <w:i w:val="0"/>
+          <w:color w:val="000000"/>
+          <w:sz w:val="24"/>
+        </w:rPr>
+        <w:t xml:space="preserve"> en vergingen er vele voor</w:t>
+      </w:r>
+      <w:r>
+        <w:rPr>
+          <w:u w:val="single" w:color="0000ff"/>
+          <w:rFonts w:ascii="Charis SIL Regular" w:hAnsi="Charis SIL Regular" w:eastAsia="Charis SIL Regular"/>
+          <w:b w:val="0"/>
+          <w:i w:val="0"/>
+          <w:color w:val="000000"/>
+          <w:sz w:val="24"/>
+        </w:rPr>
+        <w:hyperlink r:id="rId23" w:history="1">
+          <w:r>
+            <w:rPr>
+              <w:rStyle w:val="Hyperlink"/>
+            </w:rPr>
+            <w:t>werpen in</w:t>
+          </w:r>
+        </w:hyperlink>
+      </w:r>
+      <w:r>
+        <w:rPr>
+          <w:u w:val="single" w:color="0000ff"/>
+          <w:rFonts w:ascii="Charis SIL Regular" w:hAnsi="Charis SIL Regular" w:eastAsia="Charis SIL Regular"/>
+          <w:b w:val="0"/>
+          <w:i w:val="0"/>
+          <w:color w:val="000000"/>
+          <w:sz w:val="24"/>
+        </w:rPr>
+        <w:t xml:space="preserve"> </w:t>
+      </w:r>
+      <w:r>
+        <w:rPr>
+          <w:u w:val="single" w:color="0000ff"/>
+          <w:rFonts w:ascii="Charis SIL Regular" w:hAnsi="Charis SIL Regular" w:eastAsia="Charis SIL Regular"/>
+          <w:b w:val="0"/>
+          <w:i w:val="0"/>
+          <w:color w:val="000000"/>
+          <w:sz w:val="24"/>
+        </w:rPr>
+        <w:hyperlink r:id="rId23" w:history="1">
+          <w:r>
+            <w:rPr>
+              <w:rStyle w:val="Hyperlink"/>
+            </w:rPr>
+            <w:t xml:space="preserve">die </w:t>
+          </w:r>
+        </w:hyperlink>
+      </w:r>
+      <w:r>
+        <w:rPr>
+          <w:u w:val="single" w:color="0000ff"/>
+          <w:rFonts w:ascii="Charis SIL Regular" w:hAnsi="Charis SIL Regular" w:eastAsia="Charis SIL Regular"/>
+          <w:b w:val="0"/>
+          <w:i w:val="0"/>
+          <w:color w:val="000000"/>
+          <w:sz w:val="24"/>
+        </w:rPr>
+        <w:hyperlink r:id="rId23" w:history="1">
+          <w:r>
+            <w:rPr>
+              <w:rStyle w:val="Hyperlink"/>
+            </w:rPr>
+            <w:t>t</w:t>
+          </w:r>
+        </w:hyperlink>
+      </w:r>
+      <w:r>
+        <w:rPr>
+          <w:u w:val="single" w:color="0000ff"/>
+          <w:rFonts w:ascii="Charis SIL Regular" w:hAnsi="Charis SIL Regular" w:eastAsia="Charis SIL Regular"/>
+          <w:b w:val="0"/>
+          <w:i w:val="0"/>
+          <w:color w:val="000000"/>
+          <w:sz w:val="24"/>
+        </w:rPr>
+        <w:hyperlink r:id="rId23" w:history="1">
+          <w:r>
+            <w:rPr>
+              <w:rStyle w:val="Hyperlink"/>
+            </w:rPr>
+            <w:t>ijd</w:t>
+          </w:r>
+        </w:hyperlink>
+      </w:r>
+      <w:r>
+        <w:rPr>
+          <w:u w:val="single" w:color="0000ff"/>
+          <w:rFonts w:ascii="Charis SIL Regular" w:hAnsi="Charis SIL Regular" w:eastAsia="Charis SIL Regular"/>
+          <w:b w:val="0"/>
+          <w:i w:val="0"/>
+          <w:color w:val="000000"/>
+          <w:sz w:val="24"/>
+        </w:rPr>
+        <w:hyperlink r:id="rId23" w:history="1">
+          <w:r>
+            <w:rPr>
+              <w:rStyle w:val="Hyperlink"/>
+            </w:rPr>
+            <w:t>. De der</w:t>
+          </w:r>
+        </w:hyperlink>
+      </w:r>
+      <w:r>
+        <w:rPr>
+          <w:rFonts w:ascii="Charis SIL Regular" w:hAnsi="Charis SIL Regular" w:eastAsia="Charis SIL Regular"/>
+          <w:b w:val="0"/>
+          <w:i w:val="0"/>
+          <w:color w:val="000000"/>
+          <w:sz w:val="24"/>
+        </w:rPr>
+        <w:t xml:space="preserve">de en laatste directeur </w:t>
+      </w:r>
+      <w:r>
+        <w:rPr>
+          <w:rFonts w:ascii="Charis SIL Regular" w:hAnsi="Charis SIL Regular" w:eastAsia="Charis SIL Regular"/>
+          <w:b w:val="0"/>
+          <w:i w:val="0"/>
+          <w:color w:val="0000FF"/>
+          <w:sz w:val="24"/>
+          <w:u w:val="single"/>
+        </w:rPr>
+        <w:hyperlink r:id="rId24" w:history="1">
+          <w:r>
+            <w:rPr>
+              <w:rStyle w:val="Hyperlink"/>
+            </w:rPr>
+            <w:t>David</w:t>
+          </w:r>
+        </w:hyperlink>
+      </w:r>
+      <w:r>
+        <w:rPr>
+          <w:rFonts w:ascii="Charis SIL Regular" w:hAnsi="Charis SIL Regular" w:eastAsia="Charis SIL Regular"/>
+          <w:b w:val="0"/>
+          <w:i w:val="0"/>
+          <w:color w:val="0000FF"/>
+          <w:sz w:val="24"/>
+          <w:u w:val="single"/>
+        </w:rPr>
+        <w:t xml:space="preserve"> </w:t>
+      </w:r>
+      <w:r>
+        <w:rPr>
+          <w:rFonts w:ascii="Charis SIL Regular" w:hAnsi="Charis SIL Regular" w:eastAsia="Charis SIL Regular"/>
+          <w:b w:val="0"/>
+          <w:i w:val="0"/>
+          <w:color w:val="0000FF"/>
+          <w:sz w:val="24"/>
+          <w:u w:val="single"/>
+        </w:rPr>
+        <w:hyperlink r:id="rId24" w:history="1">
+          <w:r>
+            <w:rPr>
+              <w:rStyle w:val="Hyperlink"/>
+            </w:rPr>
+            <w:t>van</w:t>
+          </w:r>
+        </w:hyperlink>
+      </w:r>
+      <w:r>
+        <w:rPr>
+          <w:rFonts w:ascii="Charis SIL Regular" w:hAnsi="Charis SIL Regular" w:eastAsia="Charis SIL Regular"/>
+          <w:b w:val="0"/>
+          <w:i w:val="0"/>
+          <w:color w:val="0000FF"/>
+          <w:sz w:val="24"/>
+          <w:u w:val="single"/>
+        </w:rPr>
+        <w:t xml:space="preserve"> </w:t>
+      </w:r>
+      <w:r>
+        <w:rPr>
+          <w:rFonts w:ascii="Charis SIL Regular" w:hAnsi="Charis SIL Regular" w:eastAsia="Charis SIL Regular"/>
+          <w:b w:val="0"/>
+          <w:i w:val="0"/>
+          <w:color w:val="0000FF"/>
+          <w:sz w:val="24"/>
+          <w:u w:val="single"/>
+        </w:rPr>
+        <w:hyperlink r:id="rId24" w:history="1">
+          <w:r>
+            <w:rPr>
+              <w:rStyle w:val="Hyperlink"/>
+            </w:rPr>
             <w:t>der</w:t>
           </w:r>
         </w:hyperlink>
@@ -3412,7 +3284,7 @@
           <w:sz w:val="24"/>
           <w:u w:val="single"/>
         </w:rPr>
-        <w:hyperlink r:id="rId23" w:history="1">
+        <w:hyperlink r:id="rId24" w:history="1">
           <w:r>
             <w:rPr>
               <w:rStyle w:val="Hyperlink"/>
@@ -3440,7 +3312,7 @@
           <w:color w:val="000000"/>
           <w:sz w:val="24"/>
         </w:rPr>
-        <w:hyperlink r:id="rId23" w:history="1">
+        <w:hyperlink r:id="rId24" w:history="1">
           <w:r>
             <w:rPr>
               <w:rStyle w:val="Hyperlink"/>
@@ -3458,7 +3330,7 @@
           <w:color w:val="000000"/>
           <w:sz w:val="24"/>
         </w:rPr>
-        <w:hyperlink r:id="rId23" w:history="1">
+        <w:hyperlink r:id="rId24" w:history="1">
           <w:r>
             <w:rPr>
               <w:rStyle w:val="Hyperlink"/>
@@ -3476,7 +3348,7 @@
           <w:color w:val="000000"/>
           <w:sz w:val="24"/>
         </w:rPr>
-        <w:hyperlink r:id="rId23" w:history="1">
+        <w:hyperlink r:id="rId24" w:history="1">
           <w:r>
             <w:rPr>
               <w:rStyle w:val="Hyperlink"/>
@@ -3487,13 +3359,42 @@
       </w:r>
       <w:r>
         <w:rPr>
+          <w:u w:val="single" w:color="0000ff"/>
           <w:rFonts w:ascii="Charis SIL Regular" w:hAnsi="Charis SIL Regular" w:eastAsia="Charis SIL Regular"/>
           <w:b w:val="0"/>
           <w:i w:val="0"/>
           <w:color w:val="000000"/>
           <w:sz w:val="24"/>
         </w:rPr>
-        <w:t xml:space="preserve">Rudolf Effert (zie: </w:t>
+        <w:t>R</w:t>
+      </w:r>
+      <w:r>
+        <w:rPr>
+          <w:u w:val="single" w:color="0000ff"/>
+          <w:rFonts w:ascii="Charis SIL Regular" w:hAnsi="Charis SIL Regular" w:eastAsia="Charis SIL Regular"/>
+          <w:b w:val="0"/>
+          <w:i w:val="0"/>
+          <w:color w:val="000000"/>
+          <w:sz w:val="24"/>
+        </w:rPr>
+        <w:hyperlink r:id="rId24" w:history="1">
+          <w:r>
+            <w:rPr>
+              <w:rStyle w:val="Hyperlink"/>
+            </w:rPr>
+            <w:t xml:space="preserve">udolf </w:t>
+          </w:r>
+        </w:hyperlink>
+      </w:r>
+      <w:r>
+        <w:rPr>
+          <w:rFonts w:ascii="Charis SIL Regular" w:hAnsi="Charis SIL Regular" w:eastAsia="Charis SIL Regular"/>
+          <w:b w:val="0"/>
+          <w:i w:val="0"/>
+          <w:color w:val="000000"/>
+          <w:sz w:val="24"/>
+        </w:rPr>
+        <w:t xml:space="preserve">Effert (zie: </w:t>
       </w:r>
       <w:r>
         <w:rPr>
@@ -3504,7 +3405,7 @@
           <w:sz w:val="24"/>
           <w:u w:val="single"/>
         </w:rPr>
-        <w:hyperlink r:id="rId24" w:history="1">
+        <w:hyperlink r:id="rId25" w:history="1">
           <w:r>
             <w:rPr>
               <w:rStyle w:val="Hyperlink"/>
@@ -3533,7 +3434,7 @@
           <w:sz w:val="24"/>
           <w:u w:val="single"/>
         </w:rPr>
-        <w:hyperlink r:id="rId24" w:history="1">
+        <w:hyperlink r:id="rId25" w:history="1">
           <w:r>
             <w:rPr>
               <w:rStyle w:val="Hyperlink"/>
@@ -3582,7 +3483,7 @@
           <w:color w:val="000000"/>
           <w:sz w:val="24"/>
         </w:rPr>
-        <w:hyperlink r:id="rId24" w:history="1">
+        <w:hyperlink r:id="rId25" w:history="1">
           <w:r>
             <w:rPr>
               <w:rStyle w:val="Hyperlink"/>
@@ -3600,7 +3501,7 @@
           <w:color w:val="000000"/>
           <w:sz w:val="24"/>
         </w:rPr>
-        <w:hyperlink r:id="rId24" w:history="1">
+        <w:hyperlink r:id="rId25" w:history="1">
           <w:r>
             <w:rPr>
               <w:rStyle w:val="Hyperlink"/>
@@ -3671,7 +3572,7 @@
           <w:sz w:val="24"/>
           <w:u w:val="single"/>
         </w:rPr>
-        <w:hyperlink r:id="rId25" w:history="1">
+        <w:hyperlink r:id="rId26" w:history="1">
           <w:r>
             <w:rPr>
               <w:rStyle w:val="Hyperlink"/>
@@ -3718,7 +3619,7 @@
           <w:sz w:val="24"/>
           <w:u w:val="single"/>
         </w:rPr>
-        <w:hyperlink r:id="rId25" w:history="1">
+        <w:hyperlink r:id="rId26" w:history="1">
           <w:r>
             <w:rPr>
               <w:rStyle w:val="Hyperlink"/>
@@ -3747,7 +3648,7 @@
           <w:sz w:val="24"/>
           <w:u w:val="single"/>
         </w:rPr>
-        <w:hyperlink r:id="rId25" w:history="1">
+        <w:hyperlink r:id="rId26" w:history="1">
           <w:r>
             <w:rPr>
               <w:rStyle w:val="Hyperlink"/>
@@ -3775,7 +3676,7 @@
           <w:color w:val="000000"/>
           <w:sz w:val="24"/>
         </w:rPr>
-        <w:hyperlink r:id="rId25" w:history="1">
+        <w:hyperlink r:id="rId26" w:history="1">
           <w:r>
             <w:rPr>
               <w:rStyle w:val="Hyperlink"/>
@@ -3793,7 +3694,7 @@
           <w:color w:val="000000"/>
           <w:sz w:val="24"/>
         </w:rPr>
-        <w:hyperlink r:id="rId25" w:history="1">
+        <w:hyperlink r:id="rId26" w:history="1">
           <w:r>
             <w:rPr>
               <w:rStyle w:val="Hyperlink"/>
@@ -3811,7 +3712,7 @@
           <w:color w:val="000000"/>
           <w:sz w:val="24"/>
         </w:rPr>
-        <w:hyperlink r:id="rId25" w:history="1">
+        <w:hyperlink r:id="rId26" w:history="1">
           <w:r>
             <w:rPr>
               <w:rStyle w:val="Hyperlink"/>
@@ -3889,7 +3790,7 @@
           <w:sz w:val="24"/>
           <w:u w:val="single"/>
         </w:rPr>
-        <w:hyperlink r:id="rId26" w:history="1">
+        <w:hyperlink r:id="rId27" w:history="1">
           <w:r>
             <w:rPr>
               <w:rStyle w:val="Hyperlink"/>
@@ -3918,7 +3819,7 @@
           <w:sz w:val="24"/>
           <w:u w:val="single"/>
         </w:rPr>
-        <w:hyperlink r:id="rId26" w:history="1">
+        <w:hyperlink r:id="rId27" w:history="1">
           <w:r>
             <w:rPr>
               <w:rStyle w:val="Hyperlink"/>
@@ -3956,7 +3857,7 @@
           <w:color w:val="000000"/>
           <w:sz w:val="24"/>
         </w:rPr>
-        <w:hyperlink r:id="rId26" w:history="1">
+        <w:hyperlink r:id="rId27" w:history="1">
           <w:r>
             <w:rPr>
               <w:rStyle w:val="Hyperlink"/>
@@ -3974,7 +3875,7 @@
           <w:color w:val="000000"/>
           <w:sz w:val="24"/>
         </w:rPr>
-        <w:hyperlink r:id="rId26" w:history="1">
+        <w:hyperlink r:id="rId27" w:history="1">
           <w:r>
             <w:rPr>
               <w:rStyle w:val="Hyperlink"/>
@@ -4012,7 +3913,7 @@
           <w:sz w:val="24"/>
           <w:u w:val="single"/>
         </w:rPr>
-        <w:hyperlink r:id="rId27" w:history="1">
+        <w:hyperlink r:id="rId28" w:history="1">
           <w:r>
             <w:rPr>
               <w:rStyle w:val="Hyperlink"/>
@@ -4050,7 +3951,7 @@
           <w:color w:val="000000"/>
           <w:sz w:val="24"/>
         </w:rPr>
-        <w:hyperlink r:id="rId27" w:history="1">
+        <w:hyperlink r:id="rId28" w:history="1">
           <w:r>
             <w:rPr>
               <w:rStyle w:val="Hyperlink"/>
@@ -4311,7 +4212,7 @@
           <w:sz w:val="24"/>
           <w:u w:val="single"/>
         </w:rPr>
-        <w:t>Ethnografisch Museu</w:t>
+        <w:t>Ethnografisch Muse</w:t>
       </w:r>
       <w:r>
         <w:rPr>
@@ -4322,7 +4223,7 @@
           <w:sz w:val="24"/>
           <w:u w:val="single"/>
         </w:rPr>
-        <w:t>m Arti</w:t>
+        <w:t>u</w:t>
       </w:r>
       <w:r>
         <w:rPr>
@@ -4331,8 +4232,9 @@
           <w:i w:val="0"/>
           <w:color w:val="0000FF"/>
           <w:sz w:val="24"/>
-        </w:rPr>
-        <w:t>s</w:t>
+          <w:u w:val="single"/>
+        </w:rPr>
+        <w:t>m Artis</w:t>
       </w:r>
       <w:r>
         <w:br/>
@@ -4535,7 +4437,7 @@
           <w:color w:val="0000FF"/>
           <w:sz w:val="24"/>
         </w:rPr>
-        <w:hyperlink r:id="rId28" w:history="1">
+        <w:hyperlink r:id="rId29" w:history="1">
           <w:r>
             <w:rPr>
               <w:rStyle w:val="Hyperlink"/>
@@ -4552,7 +4454,7 @@
           <w:color w:val="0000FF"/>
           <w:sz w:val="24"/>
         </w:rPr>
-        <w:hyperlink r:id="rId28" w:history="1">
+        <w:hyperlink r:id="rId29" w:history="1">
           <w:r>
             <w:rPr>
               <w:rStyle w:val="Hyperlink"/>
@@ -4670,7 +4572,7 @@
           <w:sz w:val="24"/>
           <w:u w:val="single"/>
         </w:rPr>
-        <w:hyperlink r:id="rId29" w:history="1">
+        <w:hyperlink r:id="rId30" w:history="1">
           <w:r>
             <w:rPr>
               <w:rStyle w:val="Hyperlink"/>
@@ -4688,7 +4590,7 @@
           <w:sz w:val="24"/>
           <w:u w:val="single"/>
         </w:rPr>
-        <w:hyperlink r:id="rId29" w:history="1">
+        <w:hyperlink r:id="rId30" w:history="1">
           <w:r>
             <w:rPr>
               <w:rStyle w:val="Hyperlink"/>
@@ -4706,7 +4608,7 @@
           <w:sz w:val="24"/>
           <w:u w:val="single"/>
         </w:rPr>
-        <w:hyperlink r:id="rId29" w:history="1">
+        <w:hyperlink r:id="rId30" w:history="1">
           <w:r>
             <w:rPr>
               <w:rStyle w:val="Hyperlink"/>
@@ -4724,7 +4626,7 @@
           <w:sz w:val="24"/>
           <w:u w:val="single"/>
         </w:rPr>
-        <w:hyperlink r:id="rId29" w:history="1">
+        <w:hyperlink r:id="rId30" w:history="1">
           <w:r>
             <w:rPr>
               <w:rStyle w:val="Hyperlink"/>
@@ -4742,7 +4644,7 @@
           <w:sz w:val="24"/>
           <w:u w:val="single"/>
         </w:rPr>
-        <w:hyperlink r:id="rId29" w:history="1">
+        <w:hyperlink r:id="rId30" w:history="1">
           <w:r>
             <w:rPr>
               <w:rStyle w:val="Hyperlink"/>
@@ -4760,7 +4662,7 @@
           <w:sz w:val="24"/>
           <w:u w:val="single"/>
         </w:rPr>
-        <w:hyperlink r:id="rId29" w:history="1">
+        <w:hyperlink r:id="rId30" w:history="1">
           <w:r>
             <w:rPr>
               <w:rStyle w:val="Hyperlink"/>
@@ -4778,7 +4680,7 @@
           <w:sz w:val="24"/>
           <w:u w:val="single"/>
         </w:rPr>
-        <w:hyperlink r:id="rId29" w:history="1">
+        <w:hyperlink r:id="rId30" w:history="1">
           <w:r>
             <w:rPr>
               <w:rStyle w:val="Hyperlink"/>
@@ -4796,7 +4698,7 @@
           <w:sz w:val="24"/>
           <w:u w:val="single"/>
         </w:rPr>
-        <w:hyperlink r:id="rId29" w:history="1">
+        <w:hyperlink r:id="rId30" w:history="1">
           <w:r>
             <w:rPr>
               <w:rStyle w:val="Hyperlink"/>
@@ -4814,7 +4716,7 @@
           <w:sz w:val="24"/>
           <w:u w:val="single"/>
         </w:rPr>
-        <w:hyperlink r:id="rId29" w:history="1">
+        <w:hyperlink r:id="rId30" w:history="1">
           <w:r>
             <w:rPr>
               <w:rStyle w:val="Hyperlink"/>
@@ -4974,7 +4876,7 @@
           <w:sz w:val="24"/>
           <w:u w:val="single"/>
         </w:rPr>
-        <w:hyperlink r:id="rId30" w:history="1">
+        <w:hyperlink r:id="rId31" w:history="1">
           <w:r>
             <w:rPr>
               <w:rStyle w:val="Hyperlink"/>
@@ -4992,7 +4894,7 @@
           <w:sz w:val="24"/>
           <w:u w:val="single"/>
         </w:rPr>
-        <w:hyperlink r:id="rId30" w:history="1">
+        <w:hyperlink r:id="rId31" w:history="1">
           <w:r>
             <w:rPr>
               <w:rStyle w:val="Hyperlink"/>
@@ -5010,7 +4912,7 @@
           <w:sz w:val="24"/>
           <w:u w:val="single"/>
         </w:rPr>
-        <w:hyperlink r:id="rId30" w:history="1">
+        <w:hyperlink r:id="rId31" w:history="1">
           <w:r>
             <w:rPr>
               <w:rStyle w:val="Hyperlink"/>
@@ -5028,7 +4930,7 @@
           <w:sz w:val="24"/>
           <w:u w:val="single"/>
         </w:rPr>
-        <w:hyperlink r:id="rId30" w:history="1">
+        <w:hyperlink r:id="rId31" w:history="1">
           <w:r>
             <w:rPr>
               <w:rStyle w:val="Hyperlink"/>
@@ -5046,7 +4948,7 @@
           <w:sz w:val="24"/>
           <w:u w:val="single"/>
         </w:rPr>
-        <w:hyperlink r:id="rId30" w:history="1">
+        <w:hyperlink r:id="rId31" w:history="1">
           <w:r>
             <w:rPr>
               <w:rStyle w:val="Hyperlink"/>
@@ -5064,7 +4966,7 @@
           <w:sz w:val="24"/>
           <w:u w:val="single"/>
         </w:rPr>
-        <w:hyperlink r:id="rId30" w:history="1">
+        <w:hyperlink r:id="rId31" w:history="1">
           <w:r>
             <w:rPr>
               <w:rStyle w:val="Hyperlink"/>
@@ -5082,7 +4984,7 @@
           <w:sz w:val="24"/>
           <w:u w:val="single"/>
         </w:rPr>
-        <w:hyperlink r:id="rId30" w:history="1">
+        <w:hyperlink r:id="rId31" w:history="1">
           <w:r>
             <w:rPr>
               <w:rStyle w:val="Hyperlink"/>
@@ -5190,7 +5092,7 @@
           <w:sz w:val="24"/>
           <w:u w:val="single"/>
         </w:rPr>
-        <w:hyperlink r:id="rId31" w:history="1">
+        <w:hyperlink r:id="rId32" w:history="1">
           <w:r>
             <w:rPr>
               <w:rStyle w:val="Hyperlink"/>
@@ -5208,7 +5110,7 @@
           <w:sz w:val="24"/>
           <w:u w:val="single"/>
         </w:rPr>
-        <w:hyperlink r:id="rId31" w:history="1">
+        <w:hyperlink r:id="rId32" w:history="1">
           <w:r>
             <w:rPr>
               <w:rStyle w:val="Hyperlink"/>
@@ -5226,7 +5128,7 @@
           <w:sz w:val="24"/>
           <w:u w:val="single"/>
         </w:rPr>
-        <w:hyperlink r:id="rId31" w:history="1">
+        <w:hyperlink r:id="rId32" w:history="1">
           <w:r>
             <w:rPr>
               <w:rStyle w:val="Hyperlink"/>
@@ -5244,7 +5146,7 @@
           <w:sz w:val="24"/>
           <w:u w:val="single"/>
         </w:rPr>
-        <w:hyperlink r:id="rId31" w:history="1">
+        <w:hyperlink r:id="rId32" w:history="1">
           <w:r>
             <w:rPr>
               <w:rStyle w:val="Hyperlink"/>
@@ -5262,7 +5164,7 @@
           <w:sz w:val="24"/>
           <w:u w:val="single"/>
         </w:rPr>
-        <w:hyperlink r:id="rId31" w:history="1">
+        <w:hyperlink r:id="rId32" w:history="1">
           <w:r>
             <w:rPr>
               <w:rStyle w:val="Hyperlink"/>
@@ -5280,12 +5182,12 @@
           <w:sz w:val="24"/>
           <w:u w:val="single"/>
         </w:rPr>
-        <w:hyperlink r:id="rId31" w:history="1">
+        <w:hyperlink r:id="rId32" w:history="1">
           <w:r>
             <w:rPr>
               <w:rStyle w:val="Hyperlink"/>
             </w:rPr>
-            <w:t>f</w:t>
+            <w:t>file</w:t>
           </w:r>
         </w:hyperlink>
       </w:r>
@@ -5298,12 +5200,12 @@
           <w:sz w:val="24"/>
           <w:u w:val="single"/>
         </w:rPr>
-        <w:hyperlink r:id="rId31" w:history="1">
+        <w:hyperlink r:id="rId32" w:history="1">
           <w:r>
             <w:rPr>
               <w:rStyle w:val="Hyperlink"/>
             </w:rPr>
-            <w:t>i</w:t>
+            <w:t>/</w:t>
           </w:r>
         </w:hyperlink>
       </w:r>
@@ -5316,12 +5218,12 @@
           <w:sz w:val="24"/>
           <w:u w:val="single"/>
         </w:rPr>
-        <w:hyperlink r:id="rId31" w:history="1">
+        <w:hyperlink r:id="rId32" w:history="1">
           <w:r>
             <w:rPr>
               <w:rStyle w:val="Hyperlink"/>
             </w:rPr>
-            <w:t>l</w:t>
+            <w:t>N</w:t>
           </w:r>
         </w:hyperlink>
       </w:r>
@@ -5332,13 +5234,14 @@
           <w:i w:val="0"/>
           <w:color w:val="0000FF"/>
           <w:sz w:val="24"/>
-        </w:rPr>
-        <w:hyperlink r:id="rId31" w:history="1">
+          <w:u w:val="single"/>
+        </w:rPr>
+        <w:hyperlink r:id="rId32" w:history="1">
           <w:r>
             <w:rPr>
               <w:rStyle w:val="Hyperlink"/>
             </w:rPr>
-            <w:t>e</w:t>
+            <w:t>L</w:t>
           </w:r>
         </w:hyperlink>
       </w:r>
@@ -5349,8 +5252,9 @@
           <w:i w:val="0"/>
           <w:color w:val="0000FF"/>
           <w:sz w:val="24"/>
-        </w:rPr>
-        <w:t>/</w:t>
+          <w:u w:val="single"/>
+        </w:rPr>
+        <w:t>-</w:t>
       </w:r>
       <w:r>
         <w:rPr>
@@ -5361,12 +5265,12 @@
           <w:sz w:val="24"/>
           <w:u w:val="single"/>
         </w:rPr>
-        <w:hyperlink r:id="rId31" w:history="1">
+        <w:hyperlink r:id="rId32" w:history="1">
           <w:r>
             <w:rPr>
               <w:rStyle w:val="Hyperlink"/>
             </w:rPr>
-            <w:t>NL-</w:t>
+            <w:t>HaNA_2.04.01_4030_000</w:t>
           </w:r>
         </w:hyperlink>
       </w:r>
@@ -5377,16 +5281,8 @@
           <w:i w:val="0"/>
           <w:color w:val="0000FF"/>
           <w:sz w:val="24"/>
-          <w:u w:val="single"/>
-        </w:rPr>
-        <w:hyperlink r:id="rId31" w:history="1">
-          <w:r>
-            <w:rPr>
-              <w:rStyle w:val="Hyperlink"/>
-            </w:rPr>
-            <w:t>HaNA_2.04.01_4030_0001</w:t>
-          </w:r>
-        </w:hyperlink>
+        </w:rPr>
+        <w:t>1</w:t>
       </w:r>
     </w:p>
     <w:p>
@@ -5486,7 +5382,7 @@
           <w:color w:val="0000FF"/>
           <w:sz w:val="24"/>
         </w:rPr>
-        <w:hyperlink r:id="rId32" w:history="1">
+        <w:hyperlink r:id="rId33" w:history="1">
           <w:r>
             <w:rPr>
               <w:rStyle w:val="Hyperlink"/>
@@ -5503,7 +5399,7 @@
           <w:color w:val="0000FF"/>
           <w:sz w:val="24"/>
         </w:rPr>
-        <w:hyperlink r:id="rId32" w:history="1">
+        <w:hyperlink r:id="rId33" w:history="1">
           <w:r>
             <w:rPr>
               <w:rStyle w:val="Hyperlink"/>
@@ -5613,7 +5509,7 @@
           <w:color w:val="0000FF"/>
           <w:sz w:val="24"/>
         </w:rPr>
-        <w:hyperlink r:id="rId33" w:history="1">
+        <w:hyperlink r:id="rId34" w:history="1">
           <w:r>
             <w:rPr>
               <w:rStyle w:val="Hyperlink"/>
@@ -5630,7 +5526,7 @@
           <w:color w:val="0000FF"/>
           <w:sz w:val="24"/>
         </w:rPr>
-        <w:hyperlink r:id="rId33" w:history="1">
+        <w:hyperlink r:id="rId34" w:history="1">
           <w:r>
             <w:rPr>
               <w:rStyle w:val="Hyperlink"/>
@@ -5747,7 +5643,7 @@
           <w:color w:val="0000FF"/>
           <w:sz w:val="24"/>
         </w:rPr>
-        <w:hyperlink r:id="rId34" w:history="1">
+        <w:hyperlink r:id="rId35" w:history="1">
           <w:r>
             <w:rPr>
               <w:rStyle w:val="Hyperlink"/>
@@ -5764,7 +5660,7 @@
           <w:color w:val="0000FF"/>
           <w:sz w:val="24"/>
         </w:rPr>
-        <w:hyperlink r:id="rId34" w:history="1">
+        <w:hyperlink r:id="rId35" w:history="1">
           <w:r>
             <w:rPr>
               <w:rStyle w:val="Hyperlink"/>
@@ -5924,7 +5820,7 @@
           <w:sz w:val="24"/>
           <w:u w:val="single"/>
         </w:rPr>
-        <w:hyperlink r:id="rId24" w:history="1">
+        <w:hyperlink r:id="rId25" w:history="1">
           <w:r>
             <w:rPr>
               <w:rStyle w:val="Hyperlink"/>
@@ -5942,7 +5838,7 @@
           <w:sz w:val="24"/>
           <w:u w:val="single"/>
         </w:rPr>
-        <w:hyperlink r:id="rId24" w:history="1">
+        <w:hyperlink r:id="rId25" w:history="1">
           <w:r>
             <w:rPr>
               <w:rStyle w:val="Hyperlink"/>
@@ -5960,7 +5856,7 @@
           <w:sz w:val="24"/>
           <w:u w:val="single"/>
         </w:rPr>
-        <w:hyperlink r:id="rId24" w:history="1">
+        <w:hyperlink r:id="rId25" w:history="1">
           <w:r>
             <w:rPr>
               <w:rStyle w:val="Hyperlink"/>
@@ -5978,7 +5874,7 @@
           <w:sz w:val="24"/>
           <w:u w:val="single"/>
         </w:rPr>
-        <w:hyperlink r:id="rId24" w:history="1">
+        <w:hyperlink r:id="rId25" w:history="1">
           <w:r>
             <w:rPr>
               <w:rStyle w:val="Hyperlink"/>
@@ -6006,7 +5902,7 @@
           <w:sz w:val="24"/>
           <w:u w:val="single"/>
         </w:rPr>
-        <w:hyperlink r:id="rId24" w:history="1">
+        <w:hyperlink r:id="rId25" w:history="1">
           <w:r>
             <w:rPr>
               <w:rStyle w:val="Hyperlink"/>
@@ -6024,7 +5920,7 @@
           <w:sz w:val="24"/>
           <w:u w:val="single"/>
         </w:rPr>
-        <w:hyperlink r:id="rId24" w:history="1">
+        <w:hyperlink r:id="rId25" w:history="1">
           <w:r>
             <w:rPr>
               <w:rStyle w:val="Hyperlink"/>
@@ -6053,7 +5949,7 @@
           <w:sz w:val="24"/>
           <w:u w:val="single"/>
         </w:rPr>
-        <w:hyperlink r:id="rId24" w:history="1">
+        <w:hyperlink r:id="rId25" w:history="1">
           <w:r>
             <w:rPr>
               <w:rStyle w:val="Hyperlink"/>
@@ -6161,7 +6057,7 @@
           <w:sz w:val="24"/>
           <w:u w:val="single"/>
         </w:rPr>
-        <w:hyperlink r:id="rId35" w:history="1">
+        <w:hyperlink r:id="rId36" w:history="1">
           <w:r>
             <w:rPr>
               <w:rStyle w:val="Hyperlink"/>
@@ -6179,7 +6075,7 @@
           <w:sz w:val="24"/>
           <w:u w:val="single"/>
         </w:rPr>
-        <w:hyperlink r:id="rId35" w:history="1">
+        <w:hyperlink r:id="rId36" w:history="1">
           <w:r>
             <w:rPr>
               <w:rStyle w:val="Hyperlink"/>
@@ -6197,7 +6093,7 @@
           <w:sz w:val="24"/>
           <w:u w:val="single"/>
         </w:rPr>
-        <w:hyperlink r:id="rId35" w:history="1">
+        <w:hyperlink r:id="rId36" w:history="1">
           <w:r>
             <w:rPr>
               <w:rStyle w:val="Hyperlink"/>
@@ -6215,7 +6111,7 @@
           <w:sz w:val="24"/>
           <w:u w:val="single"/>
         </w:rPr>
-        <w:hyperlink r:id="rId35" w:history="1">
+        <w:hyperlink r:id="rId36" w:history="1">
           <w:r>
             <w:rPr>
               <w:rStyle w:val="Hyperlink"/>
@@ -6233,7 +6129,7 @@
           <w:sz w:val="24"/>
           <w:u w:val="single"/>
         </w:rPr>
-        <w:hyperlink r:id="rId35" w:history="1">
+        <w:hyperlink r:id="rId36" w:history="1">
           <w:r>
             <w:rPr>
               <w:rStyle w:val="Hyperlink"/>
@@ -6251,7 +6147,7 @@
           <w:sz w:val="24"/>
           <w:u w:val="single"/>
         </w:rPr>
-        <w:hyperlink r:id="rId35" w:history="1">
+        <w:hyperlink r:id="rId36" w:history="1">
           <w:r>
             <w:rPr>
               <w:rStyle w:val="Hyperlink"/>
@@ -6279,7 +6175,7 @@
           <w:sz w:val="24"/>
           <w:u w:val="single"/>
         </w:rPr>
-        <w:hyperlink r:id="rId36" w:history="1">
+        <w:hyperlink r:id="rId37" w:history="1">
           <w:r>
             <w:rPr>
               <w:rStyle w:val="Hyperlink"/>
@@ -6297,7 +6193,7 @@
           <w:sz w:val="24"/>
           <w:u w:val="single"/>
         </w:rPr>
-        <w:hyperlink r:id="rId36" w:history="1">
+        <w:hyperlink r:id="rId37" w:history="1">
           <w:r>
             <w:rPr>
               <w:rStyle w:val="Hyperlink"/>
@@ -6315,7 +6211,7 @@
           <w:sz w:val="24"/>
           <w:u w:val="single"/>
         </w:rPr>
-        <w:hyperlink r:id="rId35" w:history="1">
+        <w:hyperlink r:id="rId36" w:history="1">
           <w:r>
             <w:rPr>
               <w:rStyle w:val="Hyperlink"/>
@@ -6443,7 +6339,7 @@
           <w:sz w:val="24"/>
           <w:u w:val="single"/>
         </w:rPr>
-        <w:hyperlink r:id="rId37" w:history="1">
+        <w:hyperlink r:id="rId38" w:history="1">
           <w:r>
             <w:rPr>
               <w:rStyle w:val="Hyperlink"/>
@@ -6461,7 +6357,7 @@
           <w:sz w:val="24"/>
           <w:u w:val="single"/>
         </w:rPr>
-        <w:hyperlink r:id="rId37" w:history="1">
+        <w:hyperlink r:id="rId38" w:history="1">
           <w:r>
             <w:rPr>
               <w:rStyle w:val="Hyperlink"/>
@@ -6479,7 +6375,7 @@
           <w:sz w:val="24"/>
           <w:u w:val="single"/>
         </w:rPr>
-        <w:hyperlink r:id="rId37" w:history="1">
+        <w:hyperlink r:id="rId38" w:history="1">
           <w:r>
             <w:rPr>
               <w:rStyle w:val="Hyperlink"/>
@@ -6497,7 +6393,7 @@
           <w:sz w:val="24"/>
           <w:u w:val="single"/>
         </w:rPr>
-        <w:hyperlink r:id="rId37" w:history="1">
+        <w:hyperlink r:id="rId38" w:history="1">
           <w:r>
             <w:rPr>
               <w:rStyle w:val="Hyperlink"/>
@@ -6525,7 +6421,7 @@
           <w:sz w:val="24"/>
           <w:u w:val="single"/>
         </w:rPr>
-        <w:hyperlink r:id="rId38" w:history="1">
+        <w:hyperlink r:id="rId39" w:history="1">
           <w:r>
             <w:rPr>
               <w:rStyle w:val="Hyperlink"/>
@@ -6554,7 +6450,7 @@
           <w:sz w:val="24"/>
           <w:u w:val="single"/>
         </w:rPr>
-        <w:hyperlink r:id="rId38" w:history="1">
+        <w:hyperlink r:id="rId39" w:history="1">
           <w:r>
             <w:rPr>
               <w:rStyle w:val="Hyperlink"/>
@@ -6682,7 +6578,7 @@
           <w:sz w:val="24"/>
           <w:u w:val="single"/>
         </w:rPr>
-        <w:hyperlink r:id="rId39" w:history="1">
+        <w:hyperlink r:id="rId40" w:history="1">
           <w:r>
             <w:rPr>
               <w:rStyle w:val="Hyperlink"/>
@@ -6700,7 +6596,7 @@
           <w:sz w:val="24"/>
           <w:u w:val="single"/>
         </w:rPr>
-        <w:hyperlink r:id="rId39" w:history="1">
+        <w:hyperlink r:id="rId40" w:history="1">
           <w:r>
             <w:rPr>
               <w:rStyle w:val="Hyperlink"/>
@@ -6728,7 +6624,7 @@
           <w:sz w:val="24"/>
           <w:u w:val="single"/>
         </w:rPr>
-        <w:hyperlink r:id="rId40" w:history="1">
+        <w:hyperlink r:id="rId41" w:history="1">
           <w:r>
             <w:rPr>
               <w:rStyle w:val="Hyperlink"/>
@@ -6757,7 +6653,7 @@
           <w:sz w:val="24"/>
           <w:u w:val="single"/>
         </w:rPr>
-        <w:hyperlink r:id="rId40" w:history="1">
+        <w:hyperlink r:id="rId41" w:history="1">
           <w:r>
             <w:rPr>
               <w:rStyle w:val="Hyperlink"/>
@@ -6785,7 +6681,7 @@
           <w:sz w:val="24"/>
           <w:u w:val="single"/>
         </w:rPr>
-        <w:hyperlink r:id="rId41" w:history="1">
+        <w:hyperlink r:id="rId42" w:history="1">
           <w:r>
             <w:rPr>
               <w:rStyle w:val="Hyperlink"/>
@@ -6803,7 +6699,7 @@
           <w:sz w:val="24"/>
           <w:u w:val="single"/>
         </w:rPr>
-        <w:hyperlink r:id="rId41" w:history="1">
+        <w:hyperlink r:id="rId42" w:history="1">
           <w:r>
             <w:rPr>
               <w:rStyle w:val="Hyperlink"/>
@@ -6821,7 +6717,7 @@
           <w:sz w:val="24"/>
           <w:u w:val="single"/>
         </w:rPr>
-        <w:hyperlink r:id="rId39" w:history="1">
+        <w:hyperlink r:id="rId42" w:history="1">
           <w:r>
             <w:rPr>
               <w:rStyle w:val="Hyperlink"/>
@@ -6952,7 +6848,7 @@
           <w:sz w:val="24"/>
           <w:u w:val="single"/>
         </w:rPr>
-        <w:hyperlink r:id="rId42" w:history="1">
+        <w:hyperlink r:id="rId43" w:history="1">
           <w:r>
             <w:rPr>
               <w:rStyle w:val="Hyperlink"/>
@@ -6970,7 +6866,7 @@
           <w:sz w:val="24"/>
           <w:u w:val="single"/>
         </w:rPr>
-        <w:hyperlink r:id="rId42" w:history="1">
+        <w:hyperlink r:id="rId43" w:history="1">
           <w:r>
             <w:rPr>
               <w:rStyle w:val="Hyperlink"/>
@@ -6988,7 +6884,7 @@
           <w:sz w:val="24"/>
           <w:u w:val="single"/>
         </w:rPr>
-        <w:hyperlink r:id="rId42" w:history="1">
+        <w:hyperlink r:id="rId43" w:history="1">
           <w:r>
             <w:rPr>
               <w:rStyle w:val="Hyperlink"/>
@@ -7006,7 +6902,7 @@
           <w:sz w:val="24"/>
           <w:u w:val="single"/>
         </w:rPr>
-        <w:hyperlink r:id="rId42" w:history="1">
+        <w:hyperlink r:id="rId43" w:history="1">
           <w:r>
             <w:rPr>
               <w:rStyle w:val="Hyperlink"/>
@@ -7124,7 +7020,7 @@
           <w:sz w:val="24"/>
           <w:u w:val="single"/>
         </w:rPr>
-        <w:hyperlink r:id="rId43" w:history="1">
+        <w:hyperlink r:id="rId44" w:history="1">
           <w:r>
             <w:rPr>
               <w:rStyle w:val="Hyperlink"/>
@@ -7142,7 +7038,7 @@
           <w:sz w:val="24"/>
           <w:u w:val="single"/>
         </w:rPr>
-        <w:hyperlink r:id="rId43" w:history="1">
+        <w:hyperlink r:id="rId44" w:history="1">
           <w:r>
             <w:rPr>
               <w:rStyle w:val="Hyperlink"/>
@@ -7160,7 +7056,7 @@
           <w:sz w:val="24"/>
           <w:u w:val="single"/>
         </w:rPr>
-        <w:hyperlink r:id="rId43" w:history="1">
+        <w:hyperlink r:id="rId44" w:history="1">
           <w:r>
             <w:rPr>
               <w:rStyle w:val="Hyperlink"/>
@@ -7178,7 +7074,7 @@
           <w:sz w:val="24"/>
           <w:u w:val="single"/>
         </w:rPr>
-        <w:hyperlink r:id="rId43" w:history="1">
+        <w:hyperlink r:id="rId44" w:history="1">
           <w:r>
             <w:rPr>
               <w:rStyle w:val="Hyperlink"/>
@@ -7235,7 +7131,7 @@
           <w:sz w:val="24"/>
           <w:u w:val="single"/>
         </w:rPr>
-        <w:hyperlink r:id="rId44" w:history="1">
+        <w:hyperlink r:id="rId45" w:history="1">
           <w:r>
             <w:rPr>
               <w:rStyle w:val="Hyperlink"/>
@@ -7264,7 +7160,7 @@
           <w:sz w:val="24"/>
           <w:u w:val="single"/>
         </w:rPr>
-        <w:hyperlink r:id="rId44" w:history="1">
+        <w:hyperlink r:id="rId45" w:history="1">
           <w:r>
             <w:rPr>
               <w:rStyle w:val="Hyperlink"/>
@@ -7292,7 +7188,7 @@
           <w:sz w:val="24"/>
           <w:u w:val="single"/>
         </w:rPr>
-        <w:hyperlink r:id="rId45" w:history="1">
+        <w:hyperlink r:id="rId46" w:history="1">
           <w:r>
             <w:rPr>
               <w:rStyle w:val="Hyperlink"/>
@@ -7321,7 +7217,7 @@
           <w:sz w:val="24"/>
           <w:u w:val="single"/>
         </w:rPr>
-        <w:hyperlink r:id="rId45" w:history="1">
+        <w:hyperlink r:id="rId46" w:history="1">
           <w:r>
             <w:rPr>
               <w:rStyle w:val="Hyperlink"/>

--- a/EXPORTS/DOCX/published/niveau3/Dutch/KKZ.docx
+++ b/EXPORTS/DOCX/published/niveau3/Dutch/KKZ.docx
@@ -927,7 +927,7 @@
           <w:sz w:val="24"/>
           <w:u w:val="single"/>
         </w:rPr>
-        <w:hyperlink r:id="rId9" w:history="1">
+        <w:hyperlink r:id="rId12" w:history="1">
           <w:r>
             <w:rPr>
               <w:rStyle w:val="Hyperlink"/>
@@ -1655,14 +1655,7 @@
           <w:color w:val="0000FF"/>
           <w:sz w:val="24"/>
         </w:rPr>
-        <w:hyperlink r:id="rId16" w:history="1">
-          <w:r>
-            <w:rPr>
-              <w:rStyle w:val="Hyperlink"/>
-            </w:rPr>
-            <w:t>Rijksmu</w:t>
-          </w:r>
-        </w:hyperlink>
+        <w:t>Rijksmu</w:t>
       </w:r>
       <w:r>
         <w:rPr>
@@ -1882,9 +1875,8 @@
           <w:i w:val="0"/>
           <w:color w:val="0000FF"/>
           <w:sz w:val="24"/>
-          <w:u w:val="single"/>
-        </w:rPr>
-        <w:hyperlink r:id="rId17" w:history="1">
+        </w:rPr>
+        <w:hyperlink r:id="rId16" w:history="1">
           <w:r>
             <w:rPr>
               <w:rStyle w:val="Hyperlink"/>
@@ -1902,7 +1894,7 @@
           <w:sz w:val="24"/>
           <w:u w:val="single"/>
         </w:rPr>
-        <w:hyperlink r:id="rId16" w:history="1">
+        <w:hyperlink r:id="rId17" w:history="1">
           <w:r>
             <w:rPr>
               <w:rStyle w:val="Hyperlink"/>
@@ -1931,7 +1923,7 @@
           <w:sz w:val="24"/>
           <w:u w:val="single"/>
         </w:rPr>
-        <w:hyperlink r:id="rId16" w:history="1">
+        <w:hyperlink r:id="rId17" w:history="1">
           <w:r>
             <w:rPr>
               <w:rStyle w:val="Hyperlink"/>
@@ -1960,7 +1952,7 @@
           <w:sz w:val="24"/>
           <w:u w:val="single"/>
         </w:rPr>
-        <w:hyperlink r:id="rId16" w:history="1">
+        <w:hyperlink r:id="rId17" w:history="1">
           <w:r>
             <w:rPr>
               <w:rStyle w:val="Hyperlink"/>
@@ -1978,7 +1970,7 @@
           <w:color w:val="000000"/>
           <w:sz w:val="24"/>
         </w:rPr>
-        <w:hyperlink r:id="rId16" w:history="1">
+        <w:hyperlink r:id="rId17" w:history="1">
           <w:r>
             <w:rPr>
               <w:rStyle w:val="Hyperlink"/>
@@ -2082,7 +2074,14 @@
           <w:sz w:val="24"/>
           <w:u w:val="single"/>
         </w:rPr>
-        <w:t>Munten, Penningen en Gesned</w:t>
+        <w:hyperlink r:id="rId18" w:history="1">
+          <w:r>
+            <w:rPr>
+              <w:rStyle w:val="Hyperlink"/>
+            </w:rPr>
+            <w:t>Munten,</w:t>
+          </w:r>
+        </w:hyperlink>
       </w:r>
       <w:r>
         <w:rPr>
@@ -2093,7 +2092,47 @@
           <w:sz w:val="24"/>
           <w:u w:val="single"/>
         </w:rPr>
-        <w:hyperlink r:id="rId17" w:history="1">
+        <w:t xml:space="preserve"> </w:t>
+      </w:r>
+      <w:r>
+        <w:rPr>
+          <w:rFonts w:ascii="Charis SIL Regular" w:hAnsi="Charis SIL Regular" w:eastAsia="Charis SIL Regular"/>
+          <w:b w:val="0"/>
+          <w:i w:val="0"/>
+          <w:color w:val="0000FF"/>
+          <w:sz w:val="24"/>
+          <w:u w:val="single"/>
+        </w:rPr>
+        <w:hyperlink r:id="rId18" w:history="1">
+          <w:r>
+            <w:rPr>
+              <w:rStyle w:val="Hyperlink"/>
+            </w:rPr>
+            <w:t>Penningen</w:t>
+          </w:r>
+        </w:hyperlink>
+      </w:r>
+      <w:r>
+        <w:rPr>
+          <w:rFonts w:ascii="Charis SIL Regular" w:hAnsi="Charis SIL Regular" w:eastAsia="Charis SIL Regular"/>
+          <w:b w:val="0"/>
+          <w:i w:val="0"/>
+          <w:color w:val="0000FF"/>
+          <w:sz w:val="24"/>
+          <w:u w:val="single"/>
+        </w:rPr>
+        <w:t xml:space="preserve"> </w:t>
+      </w:r>
+      <w:r>
+        <w:rPr>
+          <w:rFonts w:ascii="Charis SIL Regular" w:hAnsi="Charis SIL Regular" w:eastAsia="Charis SIL Regular"/>
+          <w:b w:val="0"/>
+          <w:i w:val="0"/>
+          <w:color w:val="0000FF"/>
+          <w:sz w:val="24"/>
+          <w:u w:val="single"/>
+        </w:rPr>
+        <w:hyperlink r:id="rId18" w:history="1">
           <w:r>
             <w:rPr>
               <w:rStyle w:val="Hyperlink"/>
@@ -2122,7 +2161,54 @@
           <w:sz w:val="24"/>
           <w:u w:val="single"/>
         </w:rPr>
-        <w:hyperlink r:id="rId17" w:history="1">
+        <w:hyperlink r:id="rId18" w:history="1">
+          <w:r>
+            <w:rPr>
+              <w:rStyle w:val="Hyperlink"/>
+            </w:rPr>
+            <w:t>Gesned</w:t>
+          </w:r>
+        </w:hyperlink>
+      </w:r>
+      <w:r>
+        <w:rPr>
+          <w:rFonts w:ascii="Charis SIL Regular" w:hAnsi="Charis SIL Regular" w:eastAsia="Charis SIL Regular"/>
+          <w:b w:val="0"/>
+          <w:i w:val="0"/>
+          <w:color w:val="0000FF"/>
+          <w:sz w:val="24"/>
+          <w:u w:val="single"/>
+        </w:rPr>
+        <w:hyperlink r:id="rId16" w:history="1">
+          <w:r>
+            <w:rPr>
+              <w:rStyle w:val="Hyperlink"/>
+            </w:rPr>
+            <w:t>en</w:t>
+          </w:r>
+        </w:hyperlink>
+      </w:r>
+      <w:r>
+        <w:rPr>
+          <w:rFonts w:ascii="Charis SIL Regular" w:hAnsi="Charis SIL Regular" w:eastAsia="Charis SIL Regular"/>
+          <w:b w:val="0"/>
+          <w:i w:val="0"/>
+          <w:color w:val="0000FF"/>
+          <w:sz w:val="24"/>
+          <w:u w:val="single"/>
+        </w:rPr>
+        <w:t xml:space="preserve"> </w:t>
+      </w:r>
+      <w:r>
+        <w:rPr>
+          <w:rFonts w:ascii="Charis SIL Regular" w:hAnsi="Charis SIL Regular" w:eastAsia="Charis SIL Regular"/>
+          <w:b w:val="0"/>
+          <w:i w:val="0"/>
+          <w:color w:val="0000FF"/>
+          <w:sz w:val="24"/>
+          <w:u w:val="single"/>
+        </w:rPr>
+        <w:hyperlink r:id="rId16" w:history="1">
           <w:r>
             <w:rPr>
               <w:rStyle w:val="Hyperlink"/>
@@ -2150,7 +2236,7 @@
           <w:sz w:val="24"/>
           <w:u w:val="single"/>
         </w:rPr>
-        <w:hyperlink r:id="rId17" w:history="1">
+        <w:hyperlink r:id="rId16" w:history="1">
           <w:r>
             <w:rPr>
               <w:rStyle w:val="Hyperlink"/>
@@ -2168,7 +2254,7 @@
           <w:sz w:val="24"/>
           <w:u w:val="single"/>
         </w:rPr>
-        <w:hyperlink r:id="rId17" w:history="1">
+        <w:hyperlink r:id="rId16" w:history="1">
           <w:r>
             <w:rPr>
               <w:rStyle w:val="Hyperlink"/>
@@ -2291,7 +2377,7 @@
           <w:sz w:val="24"/>
           <w:u w:val="single"/>
         </w:rPr>
-        <w:hyperlink r:id="rId19" w:history="1">
+        <w:hyperlink r:id="rId18" w:history="1">
           <w:r>
             <w:rPr>
               <w:rStyle w:val="Hyperlink"/>
@@ -2345,7 +2431,7 @@
           <w:sz w:val="24"/>
           <w:u w:val="single"/>
         </w:rPr>
-        <w:hyperlink r:id="rId20" w:history="1">
+        <w:hyperlink r:id="rId18" w:history="1">
           <w:r>
             <w:rPr>
               <w:rStyle w:val="Hyperlink"/>
@@ -2363,7 +2449,7 @@
           <w:sz w:val="24"/>
           <w:u w:val="single"/>
         </w:rPr>
-        <w:hyperlink r:id="rId20" w:history="1">
+        <w:hyperlink r:id="rId18" w:history="1">
           <w:r>
             <w:rPr>
               <w:rStyle w:val="Hyperlink"/>
@@ -2381,7 +2467,7 @@
           <w:sz w:val="24"/>
           <w:u w:val="single"/>
         </w:rPr>
-        <w:hyperlink r:id="rId20" w:history="1">
+        <w:hyperlink r:id="rId18" w:history="1">
           <w:r>
             <w:rPr>
               <w:rStyle w:val="Hyperlink"/>
@@ -2410,7 +2496,7 @@
           <w:sz w:val="24"/>
           <w:u w:val="single"/>
         </w:rPr>
-        <w:hyperlink r:id="rId20" w:history="1">
+        <w:hyperlink r:id="rId18" w:history="1">
           <w:r>
             <w:rPr>
               <w:rStyle w:val="Hyperlink"/>
@@ -2439,14 +2525,7 @@
           <w:sz w:val="24"/>
           <w:u w:val="single"/>
         </w:rPr>
-        <w:hyperlink r:id="rId20" w:history="1">
-          <w:r>
-            <w:rPr>
-              <w:rStyle w:val="Hyperlink"/>
-            </w:rPr>
-            <w:t>G</w:t>
-          </w:r>
-        </w:hyperlink>
+        <w:t>G</w:t>
       </w:r>
       <w:r>
         <w:rPr>
@@ -2457,7 +2536,7 @@
           <w:sz w:val="24"/>
           <w:u w:val="single"/>
         </w:rPr>
-        <w:hyperlink r:id="rId20" w:history="1">
+        <w:hyperlink r:id="rId18" w:history="1">
           <w:r>
             <w:rPr>
               <w:rStyle w:val="Hyperlink"/>
@@ -2475,7 +2554,7 @@
           <w:sz w:val="24"/>
           <w:u w:val="single"/>
         </w:rPr>
-        <w:hyperlink r:id="rId20" w:history="1">
+        <w:hyperlink r:id="rId18" w:history="1">
           <w:r>
             <w:rPr>
               <w:rStyle w:val="Hyperlink"/>
@@ -2504,7 +2583,7 @@
           <w:sz w:val="24"/>
           <w:u w:val="single"/>
         </w:rPr>
-        <w:hyperlink r:id="rId20" w:history="1">
+        <w:hyperlink r:id="rId18" w:history="1">
           <w:r>
             <w:rPr>
               <w:rStyle w:val="Hyperlink"/>
@@ -2533,7 +2612,7 @@
           <w:sz w:val="24"/>
           <w:u w:val="single"/>
         </w:rPr>
-        <w:hyperlink r:id="rId20" w:history="1">
+        <w:hyperlink r:id="rId18" w:history="1">
           <w:r>
             <w:rPr>
               <w:rStyle w:val="Hyperlink"/>
@@ -2551,7 +2630,7 @@
           <w:sz w:val="24"/>
           <w:u w:val="single"/>
         </w:rPr>
-        <w:hyperlink r:id="rId20" w:history="1">
+        <w:hyperlink r:id="rId18" w:history="1">
           <w:r>
             <w:rPr>
               <w:rStyle w:val="Hyperlink"/>
@@ -2597,7 +2676,14 @@
           <w:color w:val="000000"/>
           <w:sz w:val="24"/>
         </w:rPr>
-        <w:t xml:space="preserve">n het </w:t>
+        <w:hyperlink r:id="rId19" w:history="1">
+          <w:r>
+            <w:rPr>
+              <w:rStyle w:val="Hyperlink"/>
+            </w:rPr>
+            <w:t xml:space="preserve">n het </w:t>
+          </w:r>
+        </w:hyperlink>
       </w:r>
       <w:r>
         <w:rPr>
@@ -2608,7 +2694,7 @@
           <w:sz w:val="24"/>
           <w:u w:val="single"/>
         </w:rPr>
-        <w:hyperlink r:id="rId21" w:history="1">
+        <w:hyperlink r:id="rId19" w:history="1">
           <w:r>
             <w:rPr>
               <w:rStyle w:val="Hyperlink"/>
@@ -4212,7 +4298,7 @@
           <w:sz w:val="24"/>
           <w:u w:val="single"/>
         </w:rPr>
-        <w:t>Ethnografisch Muse</w:t>
+        <w:t>Ethnografisch Museu</w:t>
       </w:r>
       <w:r>
         <w:rPr>
@@ -4223,7 +4309,7 @@
           <w:sz w:val="24"/>
           <w:u w:val="single"/>
         </w:rPr>
-        <w:t>u</w:t>
+        <w:t>m Arti</w:t>
       </w:r>
       <w:r>
         <w:rPr>
@@ -4232,9 +4318,8 @@
           <w:i w:val="0"/>
           <w:color w:val="0000FF"/>
           <w:sz w:val="24"/>
-          <w:u w:val="single"/>
-        </w:rPr>
-        <w:t>m Artis</w:t>
+        </w:rPr>
+        <w:t>s</w:t>
       </w:r>
       <w:r>
         <w:br/>
@@ -5234,7 +5319,6 @@
           <w:i w:val="0"/>
           <w:color w:val="0000FF"/>
           <w:sz w:val="24"/>
-          <w:u w:val="single"/>
         </w:rPr>
         <w:hyperlink r:id="rId32" w:history="1">
           <w:r>
@@ -5252,7 +5336,6 @@
           <w:i w:val="0"/>
           <w:color w:val="0000FF"/>
           <w:sz w:val="24"/>
-          <w:u w:val="single"/>
         </w:rPr>
         <w:t>-</w:t>
       </w:r>
@@ -5270,19 +5353,9 @@
             <w:rPr>
               <w:rStyle w:val="Hyperlink"/>
             </w:rPr>
-            <w:t>HaNA_2.04.01_4030_000</w:t>
+            <w:t>HaNA_2.04.01_4030_0001</w:t>
           </w:r>
         </w:hyperlink>
-      </w:r>
-      <w:r>
-        <w:rPr>
-          <w:rFonts w:ascii="Charis SIL Regular" w:hAnsi="Charis SIL Regular" w:eastAsia="Charis SIL Regular"/>
-          <w:b w:val="0"/>
-          <w:i w:val="0"/>
-          <w:color w:val="0000FF"/>
-          <w:sz w:val="24"/>
-        </w:rPr>
-        <w:t>1</w:t>
       </w:r>
     </w:p>
     <w:p>
@@ -5902,7 +5975,7 @@
           <w:sz w:val="24"/>
           <w:u w:val="single"/>
         </w:rPr>
-        <w:hyperlink r:id="rId25" w:history="1">
+        <w:hyperlink r:id="rId36" w:history="1">
           <w:r>
             <w:rPr>
               <w:rStyle w:val="Hyperlink"/>
@@ -6057,7 +6130,7 @@
           <w:sz w:val="24"/>
           <w:u w:val="single"/>
         </w:rPr>
-        <w:hyperlink r:id="rId36" w:history="1">
+        <w:hyperlink r:id="rId37" w:history="1">
           <w:r>
             <w:rPr>
               <w:rStyle w:val="Hyperlink"/>
@@ -6075,7 +6148,7 @@
           <w:sz w:val="24"/>
           <w:u w:val="single"/>
         </w:rPr>
-        <w:hyperlink r:id="rId36" w:history="1">
+        <w:hyperlink r:id="rId37" w:history="1">
           <w:r>
             <w:rPr>
               <w:rStyle w:val="Hyperlink"/>
@@ -6093,7 +6166,7 @@
           <w:sz w:val="24"/>
           <w:u w:val="single"/>
         </w:rPr>
-        <w:hyperlink r:id="rId36" w:history="1">
+        <w:hyperlink r:id="rId37" w:history="1">
           <w:r>
             <w:rPr>
               <w:rStyle w:val="Hyperlink"/>
@@ -6111,7 +6184,7 @@
           <w:sz w:val="24"/>
           <w:u w:val="single"/>
         </w:rPr>
-        <w:hyperlink r:id="rId36" w:history="1">
+        <w:hyperlink r:id="rId37" w:history="1">
           <w:r>
             <w:rPr>
               <w:rStyle w:val="Hyperlink"/>
@@ -6129,7 +6202,7 @@
           <w:sz w:val="24"/>
           <w:u w:val="single"/>
         </w:rPr>
-        <w:hyperlink r:id="rId36" w:history="1">
+        <w:hyperlink r:id="rId37" w:history="1">
           <w:r>
             <w:rPr>
               <w:rStyle w:val="Hyperlink"/>
@@ -6147,7 +6220,7 @@
           <w:sz w:val="24"/>
           <w:u w:val="single"/>
         </w:rPr>
-        <w:hyperlink r:id="rId36" w:history="1">
+        <w:hyperlink r:id="rId37" w:history="1">
           <w:r>
             <w:rPr>
               <w:rStyle w:val="Hyperlink"/>
@@ -6175,7 +6248,7 @@
           <w:sz w:val="24"/>
           <w:u w:val="single"/>
         </w:rPr>
-        <w:hyperlink r:id="rId37" w:history="1">
+        <w:hyperlink r:id="rId38" w:history="1">
           <w:r>
             <w:rPr>
               <w:rStyle w:val="Hyperlink"/>
@@ -6193,7 +6266,7 @@
           <w:sz w:val="24"/>
           <w:u w:val="single"/>
         </w:rPr>
-        <w:hyperlink r:id="rId37" w:history="1">
+        <w:hyperlink r:id="rId38" w:history="1">
           <w:r>
             <w:rPr>
               <w:rStyle w:val="Hyperlink"/>
@@ -6211,7 +6284,7 @@
           <w:sz w:val="24"/>
           <w:u w:val="single"/>
         </w:rPr>
-        <w:hyperlink r:id="rId36" w:history="1">
+        <w:hyperlink r:id="rId38" w:history="1">
           <w:r>
             <w:rPr>
               <w:rStyle w:val="Hyperlink"/>
@@ -6339,7 +6412,7 @@
           <w:sz w:val="24"/>
           <w:u w:val="single"/>
         </w:rPr>
-        <w:hyperlink r:id="rId38" w:history="1">
+        <w:hyperlink r:id="rId39" w:history="1">
           <w:r>
             <w:rPr>
               <w:rStyle w:val="Hyperlink"/>
@@ -6357,7 +6430,7 @@
           <w:sz w:val="24"/>
           <w:u w:val="single"/>
         </w:rPr>
-        <w:hyperlink r:id="rId38" w:history="1">
+        <w:hyperlink r:id="rId39" w:history="1">
           <w:r>
             <w:rPr>
               <w:rStyle w:val="Hyperlink"/>
@@ -6375,7 +6448,7 @@
           <w:sz w:val="24"/>
           <w:u w:val="single"/>
         </w:rPr>
-        <w:hyperlink r:id="rId38" w:history="1">
+        <w:hyperlink r:id="rId39" w:history="1">
           <w:r>
             <w:rPr>
               <w:rStyle w:val="Hyperlink"/>
@@ -6393,7 +6466,7 @@
           <w:sz w:val="24"/>
           <w:u w:val="single"/>
         </w:rPr>
-        <w:hyperlink r:id="rId38" w:history="1">
+        <w:hyperlink r:id="rId39" w:history="1">
           <w:r>
             <w:rPr>
               <w:rStyle w:val="Hyperlink"/>
@@ -6421,7 +6494,7 @@
           <w:sz w:val="24"/>
           <w:u w:val="single"/>
         </w:rPr>
-        <w:hyperlink r:id="rId39" w:history="1">
+        <w:hyperlink r:id="rId40" w:history="1">
           <w:r>
             <w:rPr>
               <w:rStyle w:val="Hyperlink"/>
@@ -6450,7 +6523,7 @@
           <w:sz w:val="24"/>
           <w:u w:val="single"/>
         </w:rPr>
-        <w:hyperlink r:id="rId39" w:history="1">
+        <w:hyperlink r:id="rId40" w:history="1">
           <w:r>
             <w:rPr>
               <w:rStyle w:val="Hyperlink"/>
@@ -6578,7 +6651,7 @@
           <w:sz w:val="24"/>
           <w:u w:val="single"/>
         </w:rPr>
-        <w:hyperlink r:id="rId40" w:history="1">
+        <w:hyperlink r:id="rId41" w:history="1">
           <w:r>
             <w:rPr>
               <w:rStyle w:val="Hyperlink"/>
@@ -6596,7 +6669,7 @@
           <w:sz w:val="24"/>
           <w:u w:val="single"/>
         </w:rPr>
-        <w:hyperlink r:id="rId40" w:history="1">
+        <w:hyperlink r:id="rId41" w:history="1">
           <w:r>
             <w:rPr>
               <w:rStyle w:val="Hyperlink"/>
@@ -6624,7 +6697,7 @@
           <w:sz w:val="24"/>
           <w:u w:val="single"/>
         </w:rPr>
-        <w:hyperlink r:id="rId41" w:history="1">
+        <w:hyperlink r:id="rId42" w:history="1">
           <w:r>
             <w:rPr>
               <w:rStyle w:val="Hyperlink"/>
@@ -6653,7 +6726,7 @@
           <w:sz w:val="24"/>
           <w:u w:val="single"/>
         </w:rPr>
-        <w:hyperlink r:id="rId41" w:history="1">
+        <w:hyperlink r:id="rId42" w:history="1">
           <w:r>
             <w:rPr>
               <w:rStyle w:val="Hyperlink"/>
@@ -6681,7 +6754,7 @@
           <w:sz w:val="24"/>
           <w:u w:val="single"/>
         </w:rPr>
-        <w:hyperlink r:id="rId42" w:history="1">
+        <w:hyperlink r:id="rId43" w:history="1">
           <w:r>
             <w:rPr>
               <w:rStyle w:val="Hyperlink"/>
@@ -6699,7 +6772,7 @@
           <w:sz w:val="24"/>
           <w:u w:val="single"/>
         </w:rPr>
-        <w:hyperlink r:id="rId42" w:history="1">
+        <w:hyperlink r:id="rId41" w:history="1">
           <w:r>
             <w:rPr>
               <w:rStyle w:val="Hyperlink"/>
@@ -6717,7 +6790,7 @@
           <w:sz w:val="24"/>
           <w:u w:val="single"/>
         </w:rPr>
-        <w:hyperlink r:id="rId42" w:history="1">
+        <w:hyperlink r:id="rId41" w:history="1">
           <w:r>
             <w:rPr>
               <w:rStyle w:val="Hyperlink"/>
@@ -6848,7 +6921,7 @@
           <w:sz w:val="24"/>
           <w:u w:val="single"/>
         </w:rPr>
-        <w:hyperlink r:id="rId43" w:history="1">
+        <w:hyperlink r:id="rId44" w:history="1">
           <w:r>
             <w:rPr>
               <w:rStyle w:val="Hyperlink"/>
@@ -6866,7 +6939,7 @@
           <w:sz w:val="24"/>
           <w:u w:val="single"/>
         </w:rPr>
-        <w:hyperlink r:id="rId43" w:history="1">
+        <w:hyperlink r:id="rId44" w:history="1">
           <w:r>
             <w:rPr>
               <w:rStyle w:val="Hyperlink"/>
@@ -6884,7 +6957,7 @@
           <w:sz w:val="24"/>
           <w:u w:val="single"/>
         </w:rPr>
-        <w:hyperlink r:id="rId43" w:history="1">
+        <w:hyperlink r:id="rId44" w:history="1">
           <w:r>
             <w:rPr>
               <w:rStyle w:val="Hyperlink"/>
@@ -6902,7 +6975,7 @@
           <w:sz w:val="24"/>
           <w:u w:val="single"/>
         </w:rPr>
-        <w:hyperlink r:id="rId43" w:history="1">
+        <w:hyperlink r:id="rId44" w:history="1">
           <w:r>
             <w:rPr>
               <w:rStyle w:val="Hyperlink"/>
@@ -7020,7 +7093,7 @@
           <w:sz w:val="24"/>
           <w:u w:val="single"/>
         </w:rPr>
-        <w:hyperlink r:id="rId44" w:history="1">
+        <w:hyperlink r:id="rId45" w:history="1">
           <w:r>
             <w:rPr>
               <w:rStyle w:val="Hyperlink"/>
@@ -7038,7 +7111,7 @@
           <w:sz w:val="24"/>
           <w:u w:val="single"/>
         </w:rPr>
-        <w:hyperlink r:id="rId44" w:history="1">
+        <w:hyperlink r:id="rId45" w:history="1">
           <w:r>
             <w:rPr>
               <w:rStyle w:val="Hyperlink"/>
@@ -7056,7 +7129,7 @@
           <w:sz w:val="24"/>
           <w:u w:val="single"/>
         </w:rPr>
-        <w:hyperlink r:id="rId44" w:history="1">
+        <w:hyperlink r:id="rId45" w:history="1">
           <w:r>
             <w:rPr>
               <w:rStyle w:val="Hyperlink"/>
@@ -7074,7 +7147,7 @@
           <w:sz w:val="24"/>
           <w:u w:val="single"/>
         </w:rPr>
-        <w:hyperlink r:id="rId44" w:history="1">
+        <w:hyperlink r:id="rId45" w:history="1">
           <w:r>
             <w:rPr>
               <w:rStyle w:val="Hyperlink"/>
@@ -7131,7 +7204,7 @@
           <w:sz w:val="24"/>
           <w:u w:val="single"/>
         </w:rPr>
-        <w:hyperlink r:id="rId45" w:history="1">
+        <w:hyperlink r:id="rId46" w:history="1">
           <w:r>
             <w:rPr>
               <w:rStyle w:val="Hyperlink"/>
@@ -7160,7 +7233,7 @@
           <w:sz w:val="24"/>
           <w:u w:val="single"/>
         </w:rPr>
-        <w:hyperlink r:id="rId45" w:history="1">
+        <w:hyperlink r:id="rId46" w:history="1">
           <w:r>
             <w:rPr>
               <w:rStyle w:val="Hyperlink"/>
@@ -7188,7 +7261,7 @@
           <w:sz w:val="24"/>
           <w:u w:val="single"/>
         </w:rPr>
-        <w:hyperlink r:id="rId46" w:history="1">
+        <w:hyperlink r:id="rId47" w:history="1">
           <w:r>
             <w:rPr>
               <w:rStyle w:val="Hyperlink"/>
@@ -7217,7 +7290,7 @@
           <w:sz w:val="24"/>
           <w:u w:val="single"/>
         </w:rPr>
-        <w:hyperlink r:id="rId46" w:history="1">
+        <w:hyperlink r:id="rId47" w:history="1">
           <w:r>
             <w:rPr>
               <w:rStyle w:val="Hyperlink"/>

--- a/EXPORTS/DOCX/published/niveau3/Dutch/KKZ.docx
+++ b/EXPORTS/DOCX/published/niveau3/Dutch/KKZ.docx
@@ -244,61 +244,7 @@
           <w:color w:val="000000"/>
           <w:sz w:val="24"/>
         </w:rPr>
-        <w:t>collectie beston</w:t>
-      </w:r>
-      <w:r>
-        <w:rPr>
-          <w:u w:val="single" w:color="0000ff"/>
-          <w:rFonts w:ascii="Charis SIL Regular" w:hAnsi="Charis SIL Regular" w:eastAsia="Charis SIL Regular"/>
-          <w:b w:val="0"/>
-          <w:i w:val="0"/>
-          <w:color w:val="000000"/>
-          <w:sz w:val="24"/>
-        </w:rPr>
-        <w:hyperlink r:id="rId9" w:history="1">
-          <w:r>
-            <w:rPr>
-              <w:rStyle w:val="Hyperlink"/>
-            </w:rPr>
-            <w:t>d uit al</w:t>
-          </w:r>
-        </w:hyperlink>
-      </w:r>
-      <w:r>
-        <w:rPr>
-          <w:u w:val="single" w:color="0000ff"/>
-          <w:rFonts w:ascii="Charis SIL Regular" w:hAnsi="Charis SIL Regular" w:eastAsia="Charis SIL Regular"/>
-          <w:b w:val="0"/>
-          <w:i w:val="0"/>
-          <w:color w:val="000000"/>
-          <w:sz w:val="24"/>
-        </w:rPr>
-        <w:hyperlink r:id="rId9" w:history="1">
-          <w:r>
-            <w:rPr>
-              <w:rStyle w:val="Hyperlink"/>
-            </w:rPr>
-            <w:t>l</w:t>
-          </w:r>
-        </w:hyperlink>
-      </w:r>
-      <w:r>
-        <w:rPr>
-          <w:u w:val="single" w:color="0000ff"/>
-          <w:rFonts w:ascii="Charis SIL Regular" w:hAnsi="Charis SIL Regular" w:eastAsia="Charis SIL Regular"/>
-          <w:b w:val="0"/>
-          <w:i w:val="0"/>
-          <w:color w:val="000000"/>
-          <w:sz w:val="24"/>
-        </w:rPr>
-        <w:hyperlink r:id="rId9" w:history="1">
-          <w:r>
-            <w:rPr>
-              <w:rStyle w:val="Hyperlink"/>
-            </w:rPr>
-            <w:t>erlei vo</w:t>
-          </w:r>
-        </w:hyperlink>
+        <w:t>collectie bestond uit allerlei vo</w:t>
       </w:r>
       <w:r>
         <w:rPr>
@@ -483,14 +429,7 @@
           <w:color w:val="000000"/>
           <w:sz w:val="24"/>
         </w:rPr>
-        <w:hyperlink r:id="rId10" w:history="1">
-          <w:r>
-            <w:rPr>
-              <w:rStyle w:val="Hyperlink"/>
-            </w:rPr>
-            <w:t xml:space="preserve">tuur </w:t>
-          </w:r>
-        </w:hyperlink>
+        <w:t xml:space="preserve">tuur </w:t>
       </w:r>
       <w:r>
         <w:rPr>
@@ -708,7 +647,14 @@
           <w:color w:val="000000"/>
           <w:sz w:val="24"/>
         </w:rPr>
-        <w:t xml:space="preserve">nd </w:t>
+        <w:hyperlink r:id="rId11" w:history="1">
+          <w:r>
+            <w:rPr>
+              <w:rStyle w:val="Hyperlink"/>
+            </w:rPr>
+            <w:t xml:space="preserve">nd </w:t>
+          </w:r>
+        </w:hyperlink>
       </w:r>
       <w:r>
         <w:rPr>
@@ -956,7 +902,7 @@
           <w:sz w:val="24"/>
           <w:u w:val="single"/>
         </w:rPr>
-        <w:hyperlink r:id="rId9" w:history="1">
+        <w:hyperlink r:id="rId12" w:history="1">
           <w:r>
             <w:rPr>
               <w:rStyle w:val="Hyperlink"/>
@@ -1814,31 +1760,13 @@
       </w:r>
       <w:r>
         <w:rPr>
-          <w:u w:val="single" w:color="0000ff"/>
           <w:rFonts w:ascii="Charis SIL Regular" w:hAnsi="Charis SIL Regular" w:eastAsia="Charis SIL Regular"/>
           <w:b w:val="0"/>
           <w:i w:val="0"/>
           <w:color w:val="000000"/>
           <w:sz w:val="24"/>
         </w:rPr>
-        <w:hyperlink r:id="rId15" w:history="1">
-          <w:r>
-            <w:rPr>
-              <w:rStyle w:val="Hyperlink"/>
-            </w:rPr>
-            <w:t>erp</w:t>
-          </w:r>
-        </w:hyperlink>
-      </w:r>
-      <w:r>
-        <w:rPr>
-          <w:rFonts w:ascii="Charis SIL Regular" w:hAnsi="Charis SIL Regular" w:eastAsia="Charis SIL Regular"/>
-          <w:b w:val="0"/>
-          <w:i w:val="0"/>
-          <w:color w:val="000000"/>
-          <w:sz w:val="24"/>
-        </w:rPr>
-        <w:t xml:space="preserve">en </w:t>
+        <w:t xml:space="preserve">erpen </w:t>
       </w:r>
       <w:r>
         <w:rPr>
@@ -1876,25 +1804,18 @@
           <w:color w:val="0000FF"/>
           <w:sz w:val="24"/>
         </w:rPr>
+        <w:t>Rijks</w:t>
+      </w:r>
+      <w:r>
+        <w:rPr>
+          <w:rFonts w:ascii="Charis SIL Regular" w:hAnsi="Charis SIL Regular" w:eastAsia="Charis SIL Regular"/>
+          <w:b w:val="0"/>
+          <w:i w:val="0"/>
+          <w:color w:val="0000FF"/>
+          <w:sz w:val="24"/>
+          <w:u w:val="single"/>
+        </w:rPr>
         <w:hyperlink r:id="rId16" w:history="1">
-          <w:r>
-            <w:rPr>
-              <w:rStyle w:val="Hyperlink"/>
-            </w:rPr>
-            <w:t>Rijks</w:t>
-          </w:r>
-        </w:hyperlink>
-      </w:r>
-      <w:r>
-        <w:rPr>
-          <w:rFonts w:ascii="Charis SIL Regular" w:hAnsi="Charis SIL Regular" w:eastAsia="Charis SIL Regular"/>
-          <w:b w:val="0"/>
-          <w:i w:val="0"/>
-          <w:color w:val="0000FF"/>
-          <w:sz w:val="24"/>
-          <w:u w:val="single"/>
-        </w:rPr>
-        <w:hyperlink r:id="rId17" w:history="1">
           <w:r>
             <w:rPr>
               <w:rStyle w:val="Hyperlink"/>
@@ -1939,7 +1860,6 @@
           <w:i w:val="0"/>
           <w:color w:val="0000FF"/>
           <w:sz w:val="24"/>
-          <w:u w:val="single"/>
         </w:rPr>
         <w:t xml:space="preserve"> </w:t>
       </w:r>
@@ -1970,7 +1890,7 @@
           <w:color w:val="000000"/>
           <w:sz w:val="24"/>
         </w:rPr>
-        <w:hyperlink r:id="rId17" w:history="1">
+        <w:hyperlink r:id="rId16" w:history="1">
           <w:r>
             <w:rPr>
               <w:rStyle w:val="Hyperlink"/>
@@ -2179,7 +2099,7 @@
           <w:sz w:val="24"/>
           <w:u w:val="single"/>
         </w:rPr>
-        <w:hyperlink r:id="rId16" w:history="1">
+        <w:hyperlink r:id="rId18" w:history="1">
           <w:r>
             <w:rPr>
               <w:rStyle w:val="Hyperlink"/>
@@ -2208,7 +2128,7 @@
           <w:sz w:val="24"/>
           <w:u w:val="single"/>
         </w:rPr>
-        <w:hyperlink r:id="rId16" w:history="1">
+        <w:hyperlink r:id="rId18" w:history="1">
           <w:r>
             <w:rPr>
               <w:rStyle w:val="Hyperlink"/>
@@ -2219,13 +2139,49 @@
       </w:r>
       <w:r>
         <w:rPr>
+          <w:u w:val="single" w:color="0000ff"/>
           <w:rFonts w:ascii="Charis SIL Regular" w:hAnsi="Charis SIL Regular" w:eastAsia="Charis SIL Regular"/>
           <w:b w:val="0"/>
           <w:i w:val="0"/>
           <w:color w:val="000000"/>
           <w:sz w:val="24"/>
         </w:rPr>
-        <w:t xml:space="preserve">, het </w:t>
+        <w:hyperlink r:id="rId17" w:history="1">
+          <w:r>
+            <w:rPr>
+              <w:rStyle w:val="Hyperlink"/>
+            </w:rPr>
+            <w:t>, he</w:t>
+          </w:r>
+        </w:hyperlink>
+      </w:r>
+      <w:r>
+        <w:rPr>
+          <w:u w:val="single" w:color="0000ff"/>
+          <w:rFonts w:ascii="Charis SIL Regular" w:hAnsi="Charis SIL Regular" w:eastAsia="Charis SIL Regular"/>
+          <w:b w:val="0"/>
+          <w:i w:val="0"/>
+          <w:color w:val="000000"/>
+          <w:sz w:val="24"/>
+        </w:rPr>
+        <w:hyperlink r:id="rId17" w:history="1">
+          <w:r>
+            <w:rPr>
+              <w:rStyle w:val="Hyperlink"/>
+            </w:rPr>
+            <w:t>t</w:t>
+          </w:r>
+        </w:hyperlink>
+      </w:r>
+      <w:r>
+        <w:rPr>
+          <w:rFonts w:ascii="Charis SIL Regular" w:hAnsi="Charis SIL Regular" w:eastAsia="Charis SIL Regular"/>
+          <w:b w:val="0"/>
+          <w:i w:val="0"/>
+          <w:color w:val="000000"/>
+          <w:sz w:val="24"/>
+        </w:rPr>
+        <w:t xml:space="preserve"> </w:t>
       </w:r>
       <w:r>
         <w:rPr>
@@ -2236,7 +2192,7 @@
           <w:sz w:val="24"/>
           <w:u w:val="single"/>
         </w:rPr>
-        <w:hyperlink r:id="rId16" w:history="1">
+        <w:hyperlink r:id="rId17" w:history="1">
           <w:r>
             <w:rPr>
               <w:rStyle w:val="Hyperlink"/>
@@ -2254,12 +2210,12 @@
           <w:sz w:val="24"/>
           <w:u w:val="single"/>
         </w:rPr>
-        <w:hyperlink r:id="rId16" w:history="1">
+        <w:hyperlink r:id="rId17" w:history="1">
           <w:r>
             <w:rPr>
               <w:rStyle w:val="Hyperlink"/>
             </w:rPr>
-            <w:t>smuseum</w:t>
+            <w:t xml:space="preserve">smuseum </w:t>
           </w:r>
         </w:hyperlink>
       </w:r>
@@ -2272,7 +2228,7 @@
           <w:sz w:val="24"/>
           <w:u w:val="single"/>
         </w:rPr>
-        <w:t xml:space="preserve"> </w:t>
+        <w:t xml:space="preserve">van Natuurlijke </w:t>
       </w:r>
       <w:r>
         <w:rPr>
@@ -2284,100 +2240,6 @@
           <w:u w:val="single"/>
         </w:rPr>
         <w:hyperlink r:id="rId19" w:history="1">
-          <w:r>
-            <w:rPr>
-              <w:rStyle w:val="Hyperlink"/>
-            </w:rPr>
-            <w:t>v</w:t>
-          </w:r>
-        </w:hyperlink>
-      </w:r>
-      <w:r>
-        <w:rPr>
-          <w:rFonts w:ascii="Charis SIL Regular" w:hAnsi="Charis SIL Regular" w:eastAsia="Charis SIL Regular"/>
-          <w:b w:val="0"/>
-          <w:i w:val="0"/>
-          <w:color w:val="0000FF"/>
-          <w:sz w:val="24"/>
-          <w:u w:val="single"/>
-        </w:rPr>
-        <w:hyperlink r:id="rId19" w:history="1">
-          <w:r>
-            <w:rPr>
-              <w:rStyle w:val="Hyperlink"/>
-            </w:rPr>
-            <w:t>an</w:t>
-          </w:r>
-        </w:hyperlink>
-      </w:r>
-      <w:r>
-        <w:rPr>
-          <w:rFonts w:ascii="Charis SIL Regular" w:hAnsi="Charis SIL Regular" w:eastAsia="Charis SIL Regular"/>
-          <w:b w:val="0"/>
-          <w:i w:val="0"/>
-          <w:color w:val="0000FF"/>
-          <w:sz w:val="24"/>
-          <w:u w:val="single"/>
-        </w:rPr>
-        <w:t xml:space="preserve"> </w:t>
-      </w:r>
-      <w:r>
-        <w:rPr>
-          <w:rFonts w:ascii="Charis SIL Regular" w:hAnsi="Charis SIL Regular" w:eastAsia="Charis SIL Regular"/>
-          <w:b w:val="0"/>
-          <w:i w:val="0"/>
-          <w:color w:val="0000FF"/>
-          <w:sz w:val="24"/>
-          <w:u w:val="single"/>
-        </w:rPr>
-        <w:hyperlink r:id="rId19" w:history="1">
-          <w:r>
-            <w:rPr>
-              <w:rStyle w:val="Hyperlink"/>
-            </w:rPr>
-            <w:t>N</w:t>
-          </w:r>
-        </w:hyperlink>
-      </w:r>
-      <w:r>
-        <w:rPr>
-          <w:rFonts w:ascii="Charis SIL Regular" w:hAnsi="Charis SIL Regular" w:eastAsia="Charis SIL Regular"/>
-          <w:b w:val="0"/>
-          <w:i w:val="0"/>
-          <w:color w:val="0000FF"/>
-          <w:sz w:val="24"/>
-          <w:u w:val="single"/>
-        </w:rPr>
-        <w:hyperlink r:id="rId18" w:history="1">
-          <w:r>
-            <w:rPr>
-              <w:rStyle w:val="Hyperlink"/>
-            </w:rPr>
-            <w:t>atuurlijke</w:t>
-          </w:r>
-        </w:hyperlink>
-      </w:r>
-      <w:r>
-        <w:rPr>
-          <w:rFonts w:ascii="Charis SIL Regular" w:hAnsi="Charis SIL Regular" w:eastAsia="Charis SIL Regular"/>
-          <w:b w:val="0"/>
-          <w:i w:val="0"/>
-          <w:color w:val="0000FF"/>
-          <w:sz w:val="24"/>
-          <w:u w:val="single"/>
-        </w:rPr>
-        <w:t xml:space="preserve"> </w:t>
-      </w:r>
-      <w:r>
-        <w:rPr>
-          <w:rFonts w:ascii="Charis SIL Regular" w:hAnsi="Charis SIL Regular" w:eastAsia="Charis SIL Regular"/>
-          <w:b w:val="0"/>
-          <w:i w:val="0"/>
-          <w:color w:val="0000FF"/>
-          <w:sz w:val="24"/>
-          <w:u w:val="single"/>
-        </w:rPr>
-        <w:hyperlink r:id="rId18" w:history="1">
           <w:r>
             <w:rPr>
               <w:rStyle w:val="Hyperlink"/>
@@ -2431,119 +2293,7 @@
           <w:sz w:val="24"/>
           <w:u w:val="single"/>
         </w:rPr>
-        <w:hyperlink r:id="rId18" w:history="1">
-          <w:r>
-            <w:rPr>
-              <w:rStyle w:val="Hyperlink"/>
-            </w:rPr>
-            <w:t>Rijksmu</w:t>
-          </w:r>
-        </w:hyperlink>
-      </w:r>
-      <w:r>
-        <w:rPr>
-          <w:rFonts w:ascii="Charis SIL Regular" w:hAnsi="Charis SIL Regular" w:eastAsia="Charis SIL Regular"/>
-          <w:b w:val="0"/>
-          <w:i w:val="0"/>
-          <w:color w:val="0000FF"/>
-          <w:sz w:val="24"/>
-          <w:u w:val="single"/>
-        </w:rPr>
-        <w:hyperlink r:id="rId18" w:history="1">
-          <w:r>
-            <w:rPr>
-              <w:rStyle w:val="Hyperlink"/>
-            </w:rPr>
-            <w:t>s</w:t>
-          </w:r>
-        </w:hyperlink>
-      </w:r>
-      <w:r>
-        <w:rPr>
-          <w:rFonts w:ascii="Charis SIL Regular" w:hAnsi="Charis SIL Regular" w:eastAsia="Charis SIL Regular"/>
-          <w:b w:val="0"/>
-          <w:i w:val="0"/>
-          <w:color w:val="0000FF"/>
-          <w:sz w:val="24"/>
-          <w:u w:val="single"/>
-        </w:rPr>
-        <w:hyperlink r:id="rId18" w:history="1">
-          <w:r>
-            <w:rPr>
-              <w:rStyle w:val="Hyperlink"/>
-            </w:rPr>
-            <w:t>eum</w:t>
-          </w:r>
-        </w:hyperlink>
-      </w:r>
-      <w:r>
-        <w:rPr>
-          <w:rFonts w:ascii="Charis SIL Regular" w:hAnsi="Charis SIL Regular" w:eastAsia="Charis SIL Regular"/>
-          <w:b w:val="0"/>
-          <w:i w:val="0"/>
-          <w:color w:val="0000FF"/>
-          <w:sz w:val="24"/>
-          <w:u w:val="single"/>
-        </w:rPr>
-        <w:t xml:space="preserve"> </w:t>
-      </w:r>
-      <w:r>
-        <w:rPr>
-          <w:rFonts w:ascii="Charis SIL Regular" w:hAnsi="Charis SIL Regular" w:eastAsia="Charis SIL Regular"/>
-          <w:b w:val="0"/>
-          <w:i w:val="0"/>
-          <w:color w:val="0000FF"/>
-          <w:sz w:val="24"/>
-          <w:u w:val="single"/>
-        </w:rPr>
-        <w:hyperlink r:id="rId18" w:history="1">
-          <w:r>
-            <w:rPr>
-              <w:rStyle w:val="Hyperlink"/>
-            </w:rPr>
-            <w:t>voor</w:t>
-          </w:r>
-        </w:hyperlink>
-      </w:r>
-      <w:r>
-        <w:rPr>
-          <w:rFonts w:ascii="Charis SIL Regular" w:hAnsi="Charis SIL Regular" w:eastAsia="Charis SIL Regular"/>
-          <w:b w:val="0"/>
-          <w:i w:val="0"/>
-          <w:color w:val="0000FF"/>
-          <w:sz w:val="24"/>
-          <w:u w:val="single"/>
-        </w:rPr>
-        <w:t xml:space="preserve"> </w:t>
-      </w:r>
-      <w:r>
-        <w:rPr>
-          <w:rFonts w:ascii="Charis SIL Regular" w:hAnsi="Charis SIL Regular" w:eastAsia="Charis SIL Regular"/>
-          <w:b w:val="0"/>
-          <w:i w:val="0"/>
-          <w:color w:val="0000FF"/>
-          <w:sz w:val="24"/>
-          <w:u w:val="single"/>
-        </w:rPr>
-        <w:t>G</w:t>
-      </w:r>
-      <w:r>
-        <w:rPr>
-          <w:rFonts w:ascii="Charis SIL Regular" w:hAnsi="Charis SIL Regular" w:eastAsia="Charis SIL Regular"/>
-          <w:b w:val="0"/>
-          <w:i w:val="0"/>
-          <w:color w:val="0000FF"/>
-          <w:sz w:val="24"/>
-          <w:u w:val="single"/>
-        </w:rPr>
-        <w:hyperlink r:id="rId18" w:history="1">
-          <w:r>
-            <w:rPr>
-              <w:rStyle w:val="Hyperlink"/>
-            </w:rPr>
-            <w:t>eo</w:t>
-          </w:r>
-        </w:hyperlink>
+        <w:t>Rijksmuseum voor Geo</w:t>
       </w:r>
       <w:r>
         <w:rPr>
@@ -2583,7 +2333,7 @@
           <w:sz w:val="24"/>
           <w:u w:val="single"/>
         </w:rPr>
-        <w:hyperlink r:id="rId18" w:history="1">
+        <w:hyperlink r:id="rId20" w:history="1">
           <w:r>
             <w:rPr>
               <w:rStyle w:val="Hyperlink"/>
@@ -2612,7 +2362,7 @@
           <w:sz w:val="24"/>
           <w:u w:val="single"/>
         </w:rPr>
-        <w:hyperlink r:id="rId18" w:history="1">
+        <w:hyperlink r:id="rId20" w:history="1">
           <w:r>
             <w:rPr>
               <w:rStyle w:val="Hyperlink"/>
@@ -2630,7 +2380,7 @@
           <w:sz w:val="24"/>
           <w:u w:val="single"/>
         </w:rPr>
-        <w:hyperlink r:id="rId18" w:history="1">
+        <w:hyperlink r:id="rId20" w:history="1">
           <w:r>
             <w:rPr>
               <w:rStyle w:val="Hyperlink"/>
@@ -2676,14 +2426,7 @@
           <w:color w:val="000000"/>
           <w:sz w:val="24"/>
         </w:rPr>
-        <w:hyperlink r:id="rId19" w:history="1">
-          <w:r>
-            <w:rPr>
-              <w:rStyle w:val="Hyperlink"/>
-            </w:rPr>
-            <w:t xml:space="preserve">n het </w:t>
-          </w:r>
-        </w:hyperlink>
+        <w:t xml:space="preserve">n het </w:t>
       </w:r>
       <w:r>
         <w:rPr>
@@ -2694,7 +2437,7 @@
           <w:sz w:val="24"/>
           <w:u w:val="single"/>
         </w:rPr>
-        <w:hyperlink r:id="rId19" w:history="1">
+        <w:hyperlink r:id="rId21" w:history="1">
           <w:r>
             <w:rPr>
               <w:rStyle w:val="Hyperlink"/>
@@ -3409,78 +3152,13 @@
       </w:r>
       <w:r>
         <w:rPr>
-          <w:u w:val="single" w:color="0000ff"/>
           <w:rFonts w:ascii="Charis SIL Regular" w:hAnsi="Charis SIL Regular" w:eastAsia="Charis SIL Regular"/>
           <w:b w:val="0"/>
           <w:i w:val="0"/>
           <w:color w:val="000000"/>
           <w:sz w:val="24"/>
         </w:rPr>
-        <w:hyperlink r:id="rId24" w:history="1">
-          <w:r>
-            <w:rPr>
-              <w:rStyle w:val="Hyperlink"/>
-            </w:rPr>
-            <w:t>ek v</w:t>
-          </w:r>
-        </w:hyperlink>
-      </w:r>
-      <w:r>
-        <w:rPr>
-          <w:u w:val="single" w:color="0000ff"/>
-          <w:rFonts w:ascii="Charis SIL Regular" w:hAnsi="Charis SIL Regular" w:eastAsia="Charis SIL Regular"/>
-          <w:b w:val="0"/>
-          <w:i w:val="0"/>
-          <w:color w:val="000000"/>
-          <w:sz w:val="24"/>
-        </w:rPr>
-        <w:hyperlink r:id="rId24" w:history="1">
-          <w:r>
-            <w:rPr>
-              <w:rStyle w:val="Hyperlink"/>
-            </w:rPr>
-            <w:t xml:space="preserve">an </w:t>
-          </w:r>
-        </w:hyperlink>
-      </w:r>
-      <w:r>
-        <w:rPr>
-          <w:u w:val="single" w:color="0000ff"/>
-          <w:rFonts w:ascii="Charis SIL Regular" w:hAnsi="Charis SIL Regular" w:eastAsia="Charis SIL Regular"/>
-          <w:b w:val="0"/>
-          <w:i w:val="0"/>
-          <w:color w:val="000000"/>
-          <w:sz w:val="24"/>
-        </w:rPr>
-        <w:t>R</w:t>
-      </w:r>
-      <w:r>
-        <w:rPr>
-          <w:u w:val="single" w:color="0000ff"/>
-          <w:rFonts w:ascii="Charis SIL Regular" w:hAnsi="Charis SIL Regular" w:eastAsia="Charis SIL Regular"/>
-          <w:b w:val="0"/>
-          <w:i w:val="0"/>
-          <w:color w:val="000000"/>
-          <w:sz w:val="24"/>
-        </w:rPr>
-        <w:hyperlink r:id="rId24" w:history="1">
-          <w:r>
-            <w:rPr>
-              <w:rStyle w:val="Hyperlink"/>
-            </w:rPr>
-            <w:t xml:space="preserve">udolf </w:t>
-          </w:r>
-        </w:hyperlink>
-      </w:r>
-      <w:r>
-        <w:rPr>
-          <w:rFonts w:ascii="Charis SIL Regular" w:hAnsi="Charis SIL Regular" w:eastAsia="Charis SIL Regular"/>
-          <w:b w:val="0"/>
-          <w:i w:val="0"/>
-          <w:color w:val="000000"/>
-          <w:sz w:val="24"/>
-        </w:rPr>
-        <w:t xml:space="preserve">Effert (zie: </w:t>
+        <w:t xml:space="preserve">ek van Rudolf Effert (zie: </w:t>
       </w:r>
       <w:r>
         <w:rPr>
@@ -4298,7 +3976,7 @@
           <w:sz w:val="24"/>
           <w:u w:val="single"/>
         </w:rPr>
-        <w:t>Ethnografisch Museu</w:t>
+        <w:t>Ethnografisch Muse</w:t>
       </w:r>
       <w:r>
         <w:rPr>
@@ -4309,7 +3987,7 @@
           <w:sz w:val="24"/>
           <w:u w:val="single"/>
         </w:rPr>
-        <w:t>m Arti</w:t>
+        <w:t>u</w:t>
       </w:r>
       <w:r>
         <w:rPr>
@@ -4318,8 +3996,9 @@
           <w:i w:val="0"/>
           <w:color w:val="0000FF"/>
           <w:sz w:val="24"/>
-        </w:rPr>
-        <w:t>s</w:t>
+          <w:u w:val="single"/>
+        </w:rPr>
+        <w:t>m Artis</w:t>
       </w:r>
       <w:r>
         <w:br/>
@@ -5272,7 +4951,7 @@
             <w:rPr>
               <w:rStyle w:val="Hyperlink"/>
             </w:rPr>
-            <w:t>file</w:t>
+            <w:t>fi</w:t>
           </w:r>
         </w:hyperlink>
       </w:r>
@@ -5290,7 +4969,7 @@
             <w:rPr>
               <w:rStyle w:val="Hyperlink"/>
             </w:rPr>
-            <w:t>/</w:t>
+            <w:t>l</w:t>
           </w:r>
         </w:hyperlink>
       </w:r>
@@ -5308,7 +4987,7 @@
             <w:rPr>
               <w:rStyle w:val="Hyperlink"/>
             </w:rPr>
-            <w:t>N</w:t>
+            <w:t>e</w:t>
           </w:r>
         </w:hyperlink>
       </w:r>
@@ -5319,25 +4998,27 @@
           <w:i w:val="0"/>
           <w:color w:val="0000FF"/>
           <w:sz w:val="24"/>
+          <w:u w:val="single"/>
+        </w:rPr>
+        <w:t>/</w:t>
+      </w:r>
+      <w:r>
+        <w:rPr>
+          <w:rFonts w:ascii="Charis SIL Regular" w:hAnsi="Charis SIL Regular" w:eastAsia="Charis SIL Regular"/>
+          <w:b w:val="0"/>
+          <w:i w:val="0"/>
+          <w:color w:val="0000FF"/>
+          <w:sz w:val="24"/>
+          <w:u w:val="single"/>
         </w:rPr>
         <w:hyperlink r:id="rId32" w:history="1">
           <w:r>
             <w:rPr>
               <w:rStyle w:val="Hyperlink"/>
             </w:rPr>
-            <w:t>L</w:t>
+            <w:t>NL-</w:t>
           </w:r>
         </w:hyperlink>
-      </w:r>
-      <w:r>
-        <w:rPr>
-          <w:rFonts w:ascii="Charis SIL Regular" w:hAnsi="Charis SIL Regular" w:eastAsia="Charis SIL Regular"/>
-          <w:b w:val="0"/>
-          <w:i w:val="0"/>
-          <w:color w:val="0000FF"/>
-          <w:sz w:val="24"/>
-        </w:rPr>
-        <w:t>-</w:t>
       </w:r>
       <w:r>
         <w:rPr>
@@ -5353,9 +5034,19 @@
             <w:rPr>
               <w:rStyle w:val="Hyperlink"/>
             </w:rPr>
-            <w:t>HaNA_2.04.01_4030_0001</w:t>
+            <w:t>HaNA_2.04.01_4030_000</w:t>
           </w:r>
         </w:hyperlink>
+      </w:r>
+      <w:r>
+        <w:rPr>
+          <w:rFonts w:ascii="Charis SIL Regular" w:hAnsi="Charis SIL Regular" w:eastAsia="Charis SIL Regular"/>
+          <w:b w:val="0"/>
+          <w:i w:val="0"/>
+          <w:color w:val="0000FF"/>
+          <w:sz w:val="24"/>
+        </w:rPr>
+        <w:t>1</w:t>
       </w:r>
     </w:p>
     <w:p>
@@ -5993,7 +5684,7 @@
           <w:sz w:val="24"/>
           <w:u w:val="single"/>
         </w:rPr>
-        <w:hyperlink r:id="rId25" w:history="1">
+        <w:hyperlink r:id="rId36" w:history="1">
           <w:r>
             <w:rPr>
               <w:rStyle w:val="Hyperlink"/>
@@ -6022,7 +5713,7 @@
           <w:sz w:val="24"/>
           <w:u w:val="single"/>
         </w:rPr>
-        <w:hyperlink r:id="rId25" w:history="1">
+        <w:hyperlink r:id="rId36" w:history="1">
           <w:r>
             <w:rPr>
               <w:rStyle w:val="Hyperlink"/>

--- a/EXPORTS/DOCX/published/niveau3/Dutch/KKZ.docx
+++ b/EXPORTS/DOCX/published/niveau3/Dutch/KKZ.docx
@@ -244,7 +244,61 @@
           <w:color w:val="000000"/>
           <w:sz w:val="24"/>
         </w:rPr>
-        <w:t>collectie bestond uit allerlei vo</w:t>
+        <w:t>collectie beston</w:t>
+      </w:r>
+      <w:r>
+        <w:rPr>
+          <w:u w:val="single" w:color="0000ff"/>
+          <w:rFonts w:ascii="Charis SIL Regular" w:hAnsi="Charis SIL Regular" w:eastAsia="Charis SIL Regular"/>
+          <w:b w:val="0"/>
+          <w:i w:val="0"/>
+          <w:color w:val="000000"/>
+          <w:sz w:val="24"/>
+        </w:rPr>
+        <w:hyperlink r:id="rId9" w:history="1">
+          <w:r>
+            <w:rPr>
+              <w:rStyle w:val="Hyperlink"/>
+            </w:rPr>
+            <w:t>d uit al</w:t>
+          </w:r>
+        </w:hyperlink>
+      </w:r>
+      <w:r>
+        <w:rPr>
+          <w:u w:val="single" w:color="0000ff"/>
+          <w:rFonts w:ascii="Charis SIL Regular" w:hAnsi="Charis SIL Regular" w:eastAsia="Charis SIL Regular"/>
+          <w:b w:val="0"/>
+          <w:i w:val="0"/>
+          <w:color w:val="000000"/>
+          <w:sz w:val="24"/>
+        </w:rPr>
+        <w:hyperlink r:id="rId9" w:history="1">
+          <w:r>
+            <w:rPr>
+              <w:rStyle w:val="Hyperlink"/>
+            </w:rPr>
+            <w:t>l</w:t>
+          </w:r>
+        </w:hyperlink>
+      </w:r>
+      <w:r>
+        <w:rPr>
+          <w:u w:val="single" w:color="0000ff"/>
+          <w:rFonts w:ascii="Charis SIL Regular" w:hAnsi="Charis SIL Regular" w:eastAsia="Charis SIL Regular"/>
+          <w:b w:val="0"/>
+          <w:i w:val="0"/>
+          <w:color w:val="000000"/>
+          <w:sz w:val="24"/>
+        </w:rPr>
+        <w:hyperlink r:id="rId9" w:history="1">
+          <w:r>
+            <w:rPr>
+              <w:rStyle w:val="Hyperlink"/>
+            </w:rPr>
+            <w:t>erlei vo</w:t>
+          </w:r>
+        </w:hyperlink>
       </w:r>
       <w:r>
         <w:rPr>
@@ -429,7 +483,14 @@
           <w:color w:val="000000"/>
           <w:sz w:val="24"/>
         </w:rPr>
-        <w:t xml:space="preserve">tuur </w:t>
+        <w:hyperlink r:id="rId10" w:history="1">
+          <w:r>
+            <w:rPr>
+              <w:rStyle w:val="Hyperlink"/>
+            </w:rPr>
+            <w:t xml:space="preserve">tuur </w:t>
+          </w:r>
+        </w:hyperlink>
       </w:r>
       <w:r>
         <w:rPr>
@@ -586,61 +647,16 @@
       </w:r>
       <w:r>
         <w:rPr>
-          <w:u w:val="single" w:color="0000ff"/>
           <w:rFonts w:ascii="Charis SIL Regular" w:hAnsi="Charis SIL Regular" w:eastAsia="Charis SIL Regular"/>
           <w:b w:val="0"/>
           <w:i w:val="0"/>
           <w:color w:val="000000"/>
           <w:sz w:val="24"/>
         </w:rPr>
-        <w:hyperlink r:id="rId11" w:history="1">
-          <w:r>
-            <w:rPr>
-              <w:rStyle w:val="Hyperlink"/>
-            </w:rPr>
-            <w:t>sch</w:t>
-          </w:r>
-        </w:hyperlink>
-      </w:r>
-      <w:r>
-        <w:rPr>
-          <w:u w:val="single" w:color="0000ff"/>
-          <w:rFonts w:ascii="Charis SIL Regular" w:hAnsi="Charis SIL Regular" w:eastAsia="Charis SIL Regular"/>
-          <w:b w:val="0"/>
-          <w:i w:val="0"/>
-          <w:color w:val="000000"/>
-          <w:sz w:val="24"/>
-        </w:rPr>
-        <w:hyperlink r:id="rId11" w:history="1">
-          <w:r>
-            <w:rPr>
-              <w:rStyle w:val="Hyperlink"/>
-            </w:rPr>
-            <w:t>i</w:t>
-          </w:r>
-        </w:hyperlink>
-      </w:r>
-      <w:r>
-        <w:rPr>
-          <w:u w:val="single" w:color="0000ff"/>
-          <w:rFonts w:ascii="Charis SIL Regular" w:hAnsi="Charis SIL Regular" w:eastAsia="Charis SIL Regular"/>
-          <w:b w:val="0"/>
-          <w:i w:val="0"/>
-          <w:color w:val="000000"/>
-          <w:sz w:val="24"/>
-        </w:rPr>
-        <w:hyperlink r:id="rId11" w:history="1">
-          <w:r>
-            <w:rPr>
-              <w:rStyle w:val="Hyperlink"/>
-            </w:rPr>
-            <w:t>ereila</w:t>
-          </w:r>
-        </w:hyperlink>
-      </w:r>
-      <w:r>
-        <w:rPr>
-          <w:u w:val="single" w:color="0000ff"/>
+        <w:t>schiereila</w:t>
+      </w:r>
+      <w:r>
+        <w:rPr>
           <w:rFonts w:ascii="Charis SIL Regular" w:hAnsi="Charis SIL Regular" w:eastAsia="Charis SIL Regular"/>
           <w:b w:val="0"/>
           <w:i w:val="0"/>
@@ -1760,13 +1776,31 @@
       </w:r>
       <w:r>
         <w:rPr>
+          <w:u w:val="single" w:color="0000ff"/>
           <w:rFonts w:ascii="Charis SIL Regular" w:hAnsi="Charis SIL Regular" w:eastAsia="Charis SIL Regular"/>
           <w:b w:val="0"/>
           <w:i w:val="0"/>
           <w:color w:val="000000"/>
           <w:sz w:val="24"/>
         </w:rPr>
-        <w:t xml:space="preserve">erpen </w:t>
+        <w:hyperlink r:id="rId15" w:history="1">
+          <w:r>
+            <w:rPr>
+              <w:rStyle w:val="Hyperlink"/>
+            </w:rPr>
+            <w:t>erp</w:t>
+          </w:r>
+        </w:hyperlink>
+      </w:r>
+      <w:r>
+        <w:rPr>
+          <w:rFonts w:ascii="Charis SIL Regular" w:hAnsi="Charis SIL Regular" w:eastAsia="Charis SIL Regular"/>
+          <w:b w:val="0"/>
+          <w:i w:val="0"/>
+          <w:color w:val="000000"/>
+          <w:sz w:val="24"/>
+        </w:rPr>
+        <w:t xml:space="preserve">en </w:t>
       </w:r>
       <w:r>
         <w:rPr>
@@ -1804,7 +1838,14 @@
           <w:color w:val="0000FF"/>
           <w:sz w:val="24"/>
         </w:rPr>
-        <w:t>Rijks</w:t>
+        <w:hyperlink r:id="rId16" w:history="1">
+          <w:r>
+            <w:rPr>
+              <w:rStyle w:val="Hyperlink"/>
+            </w:rPr>
+            <w:t>Rijks</w:t>
+          </w:r>
+        </w:hyperlink>
       </w:r>
       <w:r>
         <w:rPr>
@@ -1815,7 +1856,7 @@
           <w:sz w:val="24"/>
           <w:u w:val="single"/>
         </w:rPr>
-        <w:hyperlink r:id="rId16" w:history="1">
+        <w:hyperlink r:id="rId17" w:history="1">
           <w:r>
             <w:rPr>
               <w:rStyle w:val="Hyperlink"/>
@@ -1860,6 +1901,7 @@
           <w:i w:val="0"/>
           <w:color w:val="0000FF"/>
           <w:sz w:val="24"/>
+          <w:u w:val="single"/>
         </w:rPr>
         <w:t xml:space="preserve"> </w:t>
       </w:r>
@@ -1883,31 +1925,13 @@
       </w:r>
       <w:r>
         <w:rPr>
-          <w:u w:val="single" w:color="0000ff"/>
           <w:rFonts w:ascii="Charis SIL Regular" w:hAnsi="Charis SIL Regular" w:eastAsia="Charis SIL Regular"/>
           <w:b w:val="0"/>
           <w:i w:val="0"/>
           <w:color w:val="000000"/>
           <w:sz w:val="24"/>
         </w:rPr>
-        <w:hyperlink r:id="rId16" w:history="1">
-          <w:r>
-            <w:rPr>
-              <w:rStyle w:val="Hyperlink"/>
-            </w:rPr>
-            <w:t xml:space="preserve">, </w:t>
-          </w:r>
-        </w:hyperlink>
-      </w:r>
-      <w:r>
-        <w:rPr>
-          <w:rFonts w:ascii="Charis SIL Regular" w:hAnsi="Charis SIL Regular" w:eastAsia="Charis SIL Regular"/>
-          <w:b w:val="0"/>
-          <w:i w:val="0"/>
-          <w:color w:val="000000"/>
-          <w:sz w:val="24"/>
-        </w:rPr>
-        <w:t xml:space="preserve">het </w:t>
+        <w:t xml:space="preserve">, het </w:t>
       </w:r>
       <w:r>
         <w:rPr>
@@ -2081,14 +2105,7 @@
           <w:sz w:val="24"/>
           <w:u w:val="single"/>
         </w:rPr>
-        <w:hyperlink r:id="rId18" w:history="1">
-          <w:r>
-            <w:rPr>
-              <w:rStyle w:val="Hyperlink"/>
-            </w:rPr>
-            <w:t>Gesned</w:t>
-          </w:r>
-        </w:hyperlink>
+        <w:t>Gesned</w:t>
       </w:r>
       <w:r>
         <w:rPr>
@@ -2099,7 +2116,7 @@
           <w:sz w:val="24"/>
           <w:u w:val="single"/>
         </w:rPr>
-        <w:hyperlink r:id="rId18" w:history="1">
+        <w:hyperlink r:id="rId16" w:history="1">
           <w:r>
             <w:rPr>
               <w:rStyle w:val="Hyperlink"/>
@@ -2128,7 +2145,7 @@
           <w:sz w:val="24"/>
           <w:u w:val="single"/>
         </w:rPr>
-        <w:hyperlink r:id="rId18" w:history="1">
+        <w:hyperlink r:id="rId16" w:history="1">
           <w:r>
             <w:rPr>
               <w:rStyle w:val="Hyperlink"/>
@@ -2139,49 +2156,13 @@
       </w:r>
       <w:r>
         <w:rPr>
-          <w:u w:val="single" w:color="0000ff"/>
           <w:rFonts w:ascii="Charis SIL Regular" w:hAnsi="Charis SIL Regular" w:eastAsia="Charis SIL Regular"/>
           <w:b w:val="0"/>
           <w:i w:val="0"/>
           <w:color w:val="000000"/>
           <w:sz w:val="24"/>
         </w:rPr>
-        <w:hyperlink r:id="rId17" w:history="1">
-          <w:r>
-            <w:rPr>
-              <w:rStyle w:val="Hyperlink"/>
-            </w:rPr>
-            <w:t>, he</w:t>
-          </w:r>
-        </w:hyperlink>
-      </w:r>
-      <w:r>
-        <w:rPr>
-          <w:u w:val="single" w:color="0000ff"/>
-          <w:rFonts w:ascii="Charis SIL Regular" w:hAnsi="Charis SIL Regular" w:eastAsia="Charis SIL Regular"/>
-          <w:b w:val="0"/>
-          <w:i w:val="0"/>
-          <w:color w:val="000000"/>
-          <w:sz w:val="24"/>
-        </w:rPr>
-        <w:hyperlink r:id="rId17" w:history="1">
-          <w:r>
-            <w:rPr>
-              <w:rStyle w:val="Hyperlink"/>
-            </w:rPr>
-            <w:t>t</w:t>
-          </w:r>
-        </w:hyperlink>
-      </w:r>
-      <w:r>
-        <w:rPr>
-          <w:rFonts w:ascii="Charis SIL Regular" w:hAnsi="Charis SIL Regular" w:eastAsia="Charis SIL Regular"/>
-          <w:b w:val="0"/>
-          <w:i w:val="0"/>
-          <w:color w:val="000000"/>
-          <w:sz w:val="24"/>
-        </w:rPr>
-        <w:t xml:space="preserve"> </w:t>
+        <w:t xml:space="preserve">, het </w:t>
       </w:r>
       <w:r>
         <w:rPr>
@@ -2192,7 +2173,7 @@
           <w:sz w:val="24"/>
           <w:u w:val="single"/>
         </w:rPr>
-        <w:hyperlink r:id="rId17" w:history="1">
+        <w:hyperlink r:id="rId16" w:history="1">
           <w:r>
             <w:rPr>
               <w:rStyle w:val="Hyperlink"/>
@@ -2210,12 +2191,12 @@
           <w:sz w:val="24"/>
           <w:u w:val="single"/>
         </w:rPr>
-        <w:hyperlink r:id="rId17" w:history="1">
+        <w:hyperlink r:id="rId16" w:history="1">
           <w:r>
             <w:rPr>
               <w:rStyle w:val="Hyperlink"/>
             </w:rPr>
-            <w:t xml:space="preserve">smuseum </w:t>
+            <w:t>smuseum</w:t>
           </w:r>
         </w:hyperlink>
       </w:r>
@@ -2228,7 +2209,101 @@
           <w:sz w:val="24"/>
           <w:u w:val="single"/>
         </w:rPr>
-        <w:t xml:space="preserve">van Natuurlijke </w:t>
+        <w:t xml:space="preserve"> </w:t>
+      </w:r>
+      <w:r>
+        <w:rPr>
+          <w:rFonts w:ascii="Charis SIL Regular" w:hAnsi="Charis SIL Regular" w:eastAsia="Charis SIL Regular"/>
+          <w:b w:val="0"/>
+          <w:i w:val="0"/>
+          <w:color w:val="0000FF"/>
+          <w:sz w:val="24"/>
+          <w:u w:val="single"/>
+        </w:rPr>
+        <w:hyperlink r:id="rId19" w:history="1">
+          <w:r>
+            <w:rPr>
+              <w:rStyle w:val="Hyperlink"/>
+            </w:rPr>
+            <w:t>v</w:t>
+          </w:r>
+        </w:hyperlink>
+      </w:r>
+      <w:r>
+        <w:rPr>
+          <w:rFonts w:ascii="Charis SIL Regular" w:hAnsi="Charis SIL Regular" w:eastAsia="Charis SIL Regular"/>
+          <w:b w:val="0"/>
+          <w:i w:val="0"/>
+          <w:color w:val="0000FF"/>
+          <w:sz w:val="24"/>
+          <w:u w:val="single"/>
+        </w:rPr>
+        <w:hyperlink r:id="rId19" w:history="1">
+          <w:r>
+            <w:rPr>
+              <w:rStyle w:val="Hyperlink"/>
+            </w:rPr>
+            <w:t>an</w:t>
+          </w:r>
+        </w:hyperlink>
+      </w:r>
+      <w:r>
+        <w:rPr>
+          <w:rFonts w:ascii="Charis SIL Regular" w:hAnsi="Charis SIL Regular" w:eastAsia="Charis SIL Regular"/>
+          <w:b w:val="0"/>
+          <w:i w:val="0"/>
+          <w:color w:val="0000FF"/>
+          <w:sz w:val="24"/>
+          <w:u w:val="single"/>
+        </w:rPr>
+        <w:t xml:space="preserve"> </w:t>
+      </w:r>
+      <w:r>
+        <w:rPr>
+          <w:rFonts w:ascii="Charis SIL Regular" w:hAnsi="Charis SIL Regular" w:eastAsia="Charis SIL Regular"/>
+          <w:b w:val="0"/>
+          <w:i w:val="0"/>
+          <w:color w:val="0000FF"/>
+          <w:sz w:val="24"/>
+          <w:u w:val="single"/>
+        </w:rPr>
+        <w:hyperlink r:id="rId19" w:history="1">
+          <w:r>
+            <w:rPr>
+              <w:rStyle w:val="Hyperlink"/>
+            </w:rPr>
+            <w:t>N</w:t>
+          </w:r>
+        </w:hyperlink>
+      </w:r>
+      <w:r>
+        <w:rPr>
+          <w:rFonts w:ascii="Charis SIL Regular" w:hAnsi="Charis SIL Regular" w:eastAsia="Charis SIL Regular"/>
+          <w:b w:val="0"/>
+          <w:i w:val="0"/>
+          <w:color w:val="0000FF"/>
+          <w:sz w:val="24"/>
+          <w:u w:val="single"/>
+        </w:rPr>
+        <w:hyperlink r:id="rId19" w:history="1">
+          <w:r>
+            <w:rPr>
+              <w:rStyle w:val="Hyperlink"/>
+            </w:rPr>
+            <w:t>atuurlijke</w:t>
+          </w:r>
+        </w:hyperlink>
+      </w:r>
+      <w:r>
+        <w:rPr>
+          <w:rFonts w:ascii="Charis SIL Regular" w:hAnsi="Charis SIL Regular" w:eastAsia="Charis SIL Regular"/>
+          <w:b w:val="0"/>
+          <w:i w:val="0"/>
+          <w:color w:val="0000FF"/>
+          <w:sz w:val="24"/>
+          <w:u w:val="single"/>
+        </w:rPr>
+        <w:t xml:space="preserve"> </w:t>
       </w:r>
       <w:r>
         <w:rPr>
@@ -2293,7 +2368,14 @@
           <w:sz w:val="24"/>
           <w:u w:val="single"/>
         </w:rPr>
-        <w:t>Rijksmuseum voor Geo</w:t>
+        <w:hyperlink r:id="rId20" w:history="1">
+          <w:r>
+            <w:rPr>
+              <w:rStyle w:val="Hyperlink"/>
+            </w:rPr>
+            <w:t>Rijksmu</w:t>
+          </w:r>
+        </w:hyperlink>
       </w:r>
       <w:r>
         <w:rPr>
@@ -2304,7 +2386,119 @@
           <w:sz w:val="24"/>
           <w:u w:val="single"/>
         </w:rPr>
-        <w:hyperlink r:id="rId18" w:history="1">
+        <w:hyperlink r:id="rId20" w:history="1">
+          <w:r>
+            <w:rPr>
+              <w:rStyle w:val="Hyperlink"/>
+            </w:rPr>
+            <w:t>s</w:t>
+          </w:r>
+        </w:hyperlink>
+      </w:r>
+      <w:r>
+        <w:rPr>
+          <w:rFonts w:ascii="Charis SIL Regular" w:hAnsi="Charis SIL Regular" w:eastAsia="Charis SIL Regular"/>
+          <w:b w:val="0"/>
+          <w:i w:val="0"/>
+          <w:color w:val="0000FF"/>
+          <w:sz w:val="24"/>
+          <w:u w:val="single"/>
+        </w:rPr>
+        <w:hyperlink r:id="rId20" w:history="1">
+          <w:r>
+            <w:rPr>
+              <w:rStyle w:val="Hyperlink"/>
+            </w:rPr>
+            <w:t>eum</w:t>
+          </w:r>
+        </w:hyperlink>
+      </w:r>
+      <w:r>
+        <w:rPr>
+          <w:rFonts w:ascii="Charis SIL Regular" w:hAnsi="Charis SIL Regular" w:eastAsia="Charis SIL Regular"/>
+          <w:b w:val="0"/>
+          <w:i w:val="0"/>
+          <w:color w:val="0000FF"/>
+          <w:sz w:val="24"/>
+          <w:u w:val="single"/>
+        </w:rPr>
+        <w:t xml:space="preserve"> </w:t>
+      </w:r>
+      <w:r>
+        <w:rPr>
+          <w:rFonts w:ascii="Charis SIL Regular" w:hAnsi="Charis SIL Regular" w:eastAsia="Charis SIL Regular"/>
+          <w:b w:val="0"/>
+          <w:i w:val="0"/>
+          <w:color w:val="0000FF"/>
+          <w:sz w:val="24"/>
+          <w:u w:val="single"/>
+        </w:rPr>
+        <w:hyperlink r:id="rId20" w:history="1">
+          <w:r>
+            <w:rPr>
+              <w:rStyle w:val="Hyperlink"/>
+            </w:rPr>
+            <w:t>voor</w:t>
+          </w:r>
+        </w:hyperlink>
+      </w:r>
+      <w:r>
+        <w:rPr>
+          <w:rFonts w:ascii="Charis SIL Regular" w:hAnsi="Charis SIL Regular" w:eastAsia="Charis SIL Regular"/>
+          <w:b w:val="0"/>
+          <w:i w:val="0"/>
+          <w:color w:val="0000FF"/>
+          <w:sz w:val="24"/>
+          <w:u w:val="single"/>
+        </w:rPr>
+        <w:t xml:space="preserve"> </w:t>
+      </w:r>
+      <w:r>
+        <w:rPr>
+          <w:rFonts w:ascii="Charis SIL Regular" w:hAnsi="Charis SIL Regular" w:eastAsia="Charis SIL Regular"/>
+          <w:b w:val="0"/>
+          <w:i w:val="0"/>
+          <w:color w:val="0000FF"/>
+          <w:sz w:val="24"/>
+          <w:u w:val="single"/>
+        </w:rPr>
+        <w:hyperlink r:id="rId20" w:history="1">
+          <w:r>
+            <w:rPr>
+              <w:rStyle w:val="Hyperlink"/>
+            </w:rPr>
+            <w:t>G</w:t>
+          </w:r>
+        </w:hyperlink>
+      </w:r>
+      <w:r>
+        <w:rPr>
+          <w:rFonts w:ascii="Charis SIL Regular" w:hAnsi="Charis SIL Regular" w:eastAsia="Charis SIL Regular"/>
+          <w:b w:val="0"/>
+          <w:i w:val="0"/>
+          <w:color w:val="0000FF"/>
+          <w:sz w:val="24"/>
+          <w:u w:val="single"/>
+        </w:rPr>
+        <w:hyperlink r:id="rId20" w:history="1">
+          <w:r>
+            <w:rPr>
+              <w:rStyle w:val="Hyperlink"/>
+            </w:rPr>
+            <w:t>eo</w:t>
+          </w:r>
+        </w:hyperlink>
+      </w:r>
+      <w:r>
+        <w:rPr>
+          <w:rFonts w:ascii="Charis SIL Regular" w:hAnsi="Charis SIL Regular" w:eastAsia="Charis SIL Regular"/>
+          <w:b w:val="0"/>
+          <w:i w:val="0"/>
+          <w:color w:val="0000FF"/>
+          <w:sz w:val="24"/>
+          <w:u w:val="single"/>
+        </w:rPr>
+        <w:hyperlink r:id="rId20" w:history="1">
           <w:r>
             <w:rPr>
               <w:rStyle w:val="Hyperlink"/>
@@ -2426,7 +2620,14 @@
           <w:color w:val="000000"/>
           <w:sz w:val="24"/>
         </w:rPr>
-        <w:t xml:space="preserve">n het </w:t>
+        <w:hyperlink r:id="rId19" w:history="1">
+          <w:r>
+            <w:rPr>
+              <w:rStyle w:val="Hyperlink"/>
+            </w:rPr>
+            <w:t xml:space="preserve">n het </w:t>
+          </w:r>
+        </w:hyperlink>
       </w:r>
       <w:r>
         <w:rPr>
@@ -2502,7 +2703,7 @@
           <w:sz w:val="24"/>
           <w:u w:val="single"/>
         </w:rPr>
-        <w:hyperlink r:id="rId21" w:history="1">
+        <w:hyperlink r:id="rId19" w:history="1">
           <w:r>
             <w:rPr>
               <w:rStyle w:val="Hyperlink"/>
@@ -2520,7 +2721,7 @@
           <w:sz w:val="24"/>
           <w:u w:val="single"/>
         </w:rPr>
-        <w:hyperlink r:id="rId21" w:history="1">
+        <w:hyperlink r:id="rId19" w:history="1">
           <w:r>
             <w:rPr>
               <w:rStyle w:val="Hyperlink"/>
@@ -2538,7 +2739,7 @@
           <w:sz w:val="24"/>
           <w:u w:val="single"/>
         </w:rPr>
-        <w:hyperlink r:id="rId21" w:history="1">
+        <w:hyperlink r:id="rId19" w:history="1">
           <w:r>
             <w:rPr>
               <w:rStyle w:val="Hyperlink"/>
@@ -3152,13 +3353,78 @@
       </w:r>
       <w:r>
         <w:rPr>
+          <w:u w:val="single" w:color="0000ff"/>
           <w:rFonts w:ascii="Charis SIL Regular" w:hAnsi="Charis SIL Regular" w:eastAsia="Charis SIL Regular"/>
           <w:b w:val="0"/>
           <w:i w:val="0"/>
           <w:color w:val="000000"/>
           <w:sz w:val="24"/>
         </w:rPr>
-        <w:t xml:space="preserve">ek van Rudolf Effert (zie: </w:t>
+        <w:hyperlink r:id="rId24" w:history="1">
+          <w:r>
+            <w:rPr>
+              <w:rStyle w:val="Hyperlink"/>
+            </w:rPr>
+            <w:t>ek v</w:t>
+          </w:r>
+        </w:hyperlink>
+      </w:r>
+      <w:r>
+        <w:rPr>
+          <w:u w:val="single" w:color="0000ff"/>
+          <w:rFonts w:ascii="Charis SIL Regular" w:hAnsi="Charis SIL Regular" w:eastAsia="Charis SIL Regular"/>
+          <w:b w:val="0"/>
+          <w:i w:val="0"/>
+          <w:color w:val="000000"/>
+          <w:sz w:val="24"/>
+        </w:rPr>
+        <w:hyperlink r:id="rId24" w:history="1">
+          <w:r>
+            <w:rPr>
+              <w:rStyle w:val="Hyperlink"/>
+            </w:rPr>
+            <w:t xml:space="preserve">an </w:t>
+          </w:r>
+        </w:hyperlink>
+      </w:r>
+      <w:r>
+        <w:rPr>
+          <w:u w:val="single" w:color="0000ff"/>
+          <w:rFonts w:ascii="Charis SIL Regular" w:hAnsi="Charis SIL Regular" w:eastAsia="Charis SIL Regular"/>
+          <w:b w:val="0"/>
+          <w:i w:val="0"/>
+          <w:color w:val="000000"/>
+          <w:sz w:val="24"/>
+        </w:rPr>
+        <w:t>R</w:t>
+      </w:r>
+      <w:r>
+        <w:rPr>
+          <w:u w:val="single" w:color="0000ff"/>
+          <w:rFonts w:ascii="Charis SIL Regular" w:hAnsi="Charis SIL Regular" w:eastAsia="Charis SIL Regular"/>
+          <w:b w:val="0"/>
+          <w:i w:val="0"/>
+          <w:color w:val="000000"/>
+          <w:sz w:val="24"/>
+        </w:rPr>
+        <w:hyperlink r:id="rId24" w:history="1">
+          <w:r>
+            <w:rPr>
+              <w:rStyle w:val="Hyperlink"/>
+            </w:rPr>
+            <w:t xml:space="preserve">udolf </w:t>
+          </w:r>
+        </w:hyperlink>
+      </w:r>
+      <w:r>
+        <w:rPr>
+          <w:rFonts w:ascii="Charis SIL Regular" w:hAnsi="Charis SIL Regular" w:eastAsia="Charis SIL Regular"/>
+          <w:b w:val="0"/>
+          <w:i w:val="0"/>
+          <w:color w:val="000000"/>
+          <w:sz w:val="24"/>
+        </w:rPr>
+        <w:t xml:space="preserve">Effert (zie: </w:t>
       </w:r>
       <w:r>
         <w:rPr>
@@ -3621,14 +3887,7 @@
           <w:color w:val="000000"/>
           <w:sz w:val="24"/>
         </w:rPr>
-        <w:hyperlink r:id="rId27" w:history="1">
-          <w:r>
-            <w:rPr>
-              <w:rStyle w:val="Hyperlink"/>
-            </w:rPr>
-            <w:t>n die relev</w:t>
-          </w:r>
-        </w:hyperlink>
+        <w:t>n die relev</w:t>
       </w:r>
       <w:r>
         <w:rPr>
@@ -3976,7 +4235,7 @@
           <w:sz w:val="24"/>
           <w:u w:val="single"/>
         </w:rPr>
-        <w:t>Ethnografisch Muse</w:t>
+        <w:t>Ethnografisch Museu</w:t>
       </w:r>
       <w:r>
         <w:rPr>
@@ -3987,7 +4246,7 @@
           <w:sz w:val="24"/>
           <w:u w:val="single"/>
         </w:rPr>
-        <w:t>u</w:t>
+        <w:t>m Arti</w:t>
       </w:r>
       <w:r>
         <w:rPr>
@@ -3996,9 +4255,8 @@
           <w:i w:val="0"/>
           <w:color w:val="0000FF"/>
           <w:sz w:val="24"/>
-          <w:u w:val="single"/>
-        </w:rPr>
-        <w:t>m Artis</w:t>
+        </w:rPr>
+        <w:t>s</w:t>
       </w:r>
       <w:r>
         <w:br/>
@@ -4951,7 +5209,25 @@
             <w:rPr>
               <w:rStyle w:val="Hyperlink"/>
             </w:rPr>
-            <w:t>fi</w:t>
+            <w:t>f</w:t>
+          </w:r>
+        </w:hyperlink>
+      </w:r>
+      <w:r>
+        <w:rPr>
+          <w:rFonts w:ascii="Charis SIL Regular" w:hAnsi="Charis SIL Regular" w:eastAsia="Charis SIL Regular"/>
+          <w:b w:val="0"/>
+          <w:i w:val="0"/>
+          <w:color w:val="0000FF"/>
+          <w:sz w:val="24"/>
+          <w:u w:val="single"/>
+        </w:rPr>
+        <w:hyperlink r:id="rId32" w:history="1">
+          <w:r>
+            <w:rPr>
+              <w:rStyle w:val="Hyperlink"/>
+            </w:rPr>
+            <w:t>i</w:t>
           </w:r>
         </w:hyperlink>
       </w:r>
@@ -4980,7 +5256,6 @@
           <w:i w:val="0"/>
           <w:color w:val="0000FF"/>
           <w:sz w:val="24"/>
-          <w:u w:val="single"/>
         </w:rPr>
         <w:hyperlink r:id="rId32" w:history="1">
           <w:r>
@@ -5034,19 +5309,9 @@
             <w:rPr>
               <w:rStyle w:val="Hyperlink"/>
             </w:rPr>
-            <w:t>HaNA_2.04.01_4030_000</w:t>
+            <w:t>HaNA_2.04.01_4030_0001</w:t>
           </w:r>
         </w:hyperlink>
-      </w:r>
-      <w:r>
-        <w:rPr>
-          <w:rFonts w:ascii="Charis SIL Regular" w:hAnsi="Charis SIL Regular" w:eastAsia="Charis SIL Regular"/>
-          <w:b w:val="0"/>
-          <w:i w:val="0"/>
-          <w:color w:val="0000FF"/>
-          <w:sz w:val="24"/>
-        </w:rPr>
-        <w:t>1</w:t>
       </w:r>
     </w:p>
     <w:p>
@@ -5666,7 +5931,7 @@
           <w:sz w:val="24"/>
           <w:u w:val="single"/>
         </w:rPr>
-        <w:hyperlink r:id="rId36" w:history="1">
+        <w:hyperlink r:id="rId25" w:history="1">
           <w:r>
             <w:rPr>
               <w:rStyle w:val="Hyperlink"/>
@@ -5684,7 +5949,7 @@
           <w:sz w:val="24"/>
           <w:u w:val="single"/>
         </w:rPr>
-        <w:hyperlink r:id="rId36" w:history="1">
+        <w:hyperlink r:id="rId25" w:history="1">
           <w:r>
             <w:rPr>
               <w:rStyle w:val="Hyperlink"/>
@@ -5713,7 +5978,7 @@
           <w:sz w:val="24"/>
           <w:u w:val="single"/>
         </w:rPr>
-        <w:hyperlink r:id="rId36" w:history="1">
+        <w:hyperlink r:id="rId25" w:history="1">
           <w:r>
             <w:rPr>
               <w:rStyle w:val="Hyperlink"/>
@@ -5821,7 +6086,7 @@
           <w:sz w:val="24"/>
           <w:u w:val="single"/>
         </w:rPr>
-        <w:hyperlink r:id="rId37" w:history="1">
+        <w:hyperlink r:id="rId36" w:history="1">
           <w:r>
             <w:rPr>
               <w:rStyle w:val="Hyperlink"/>
@@ -5839,7 +6104,7 @@
           <w:sz w:val="24"/>
           <w:u w:val="single"/>
         </w:rPr>
-        <w:hyperlink r:id="rId37" w:history="1">
+        <w:hyperlink r:id="rId36" w:history="1">
           <w:r>
             <w:rPr>
               <w:rStyle w:val="Hyperlink"/>
@@ -5857,7 +6122,7 @@
           <w:sz w:val="24"/>
           <w:u w:val="single"/>
         </w:rPr>
-        <w:hyperlink r:id="rId37" w:history="1">
+        <w:hyperlink r:id="rId36" w:history="1">
           <w:r>
             <w:rPr>
               <w:rStyle w:val="Hyperlink"/>
@@ -5875,7 +6140,7 @@
           <w:sz w:val="24"/>
           <w:u w:val="single"/>
         </w:rPr>
-        <w:hyperlink r:id="rId37" w:history="1">
+        <w:hyperlink r:id="rId36" w:history="1">
           <w:r>
             <w:rPr>
               <w:rStyle w:val="Hyperlink"/>
@@ -5893,7 +6158,7 @@
           <w:sz w:val="24"/>
           <w:u w:val="single"/>
         </w:rPr>
-        <w:hyperlink r:id="rId37" w:history="1">
+        <w:hyperlink r:id="rId36" w:history="1">
           <w:r>
             <w:rPr>
               <w:rStyle w:val="Hyperlink"/>
@@ -5911,7 +6176,7 @@
           <w:sz w:val="24"/>
           <w:u w:val="single"/>
         </w:rPr>
-        <w:hyperlink r:id="rId37" w:history="1">
+        <w:hyperlink r:id="rId36" w:history="1">
           <w:r>
             <w:rPr>
               <w:rStyle w:val="Hyperlink"/>
@@ -5939,7 +6204,7 @@
           <w:sz w:val="24"/>
           <w:u w:val="single"/>
         </w:rPr>
-        <w:hyperlink r:id="rId38" w:history="1">
+        <w:hyperlink r:id="rId37" w:history="1">
           <w:r>
             <w:rPr>
               <w:rStyle w:val="Hyperlink"/>
@@ -5957,7 +6222,7 @@
           <w:sz w:val="24"/>
           <w:u w:val="single"/>
         </w:rPr>
-        <w:hyperlink r:id="rId38" w:history="1">
+        <w:hyperlink r:id="rId36" w:history="1">
           <w:r>
             <w:rPr>
               <w:rStyle w:val="Hyperlink"/>
@@ -5975,7 +6240,7 @@
           <w:sz w:val="24"/>
           <w:u w:val="single"/>
         </w:rPr>
-        <w:hyperlink r:id="rId38" w:history="1">
+        <w:hyperlink r:id="rId36" w:history="1">
           <w:r>
             <w:rPr>
               <w:rStyle w:val="Hyperlink"/>
@@ -6103,7 +6368,7 @@
           <w:sz w:val="24"/>
           <w:u w:val="single"/>
         </w:rPr>
-        <w:hyperlink r:id="rId39" w:history="1">
+        <w:hyperlink r:id="rId38" w:history="1">
           <w:r>
             <w:rPr>
               <w:rStyle w:val="Hyperlink"/>
@@ -6121,7 +6386,7 @@
           <w:sz w:val="24"/>
           <w:u w:val="single"/>
         </w:rPr>
-        <w:hyperlink r:id="rId39" w:history="1">
+        <w:hyperlink r:id="rId38" w:history="1">
           <w:r>
             <w:rPr>
               <w:rStyle w:val="Hyperlink"/>
@@ -6139,7 +6404,7 @@
           <w:sz w:val="24"/>
           <w:u w:val="single"/>
         </w:rPr>
-        <w:hyperlink r:id="rId39" w:history="1">
+        <w:hyperlink r:id="rId38" w:history="1">
           <w:r>
             <w:rPr>
               <w:rStyle w:val="Hyperlink"/>
@@ -6157,7 +6422,7 @@
           <w:sz w:val="24"/>
           <w:u w:val="single"/>
         </w:rPr>
-        <w:hyperlink r:id="rId39" w:history="1">
+        <w:hyperlink r:id="rId38" w:history="1">
           <w:r>
             <w:rPr>
               <w:rStyle w:val="Hyperlink"/>
@@ -6185,7 +6450,7 @@
           <w:sz w:val="24"/>
           <w:u w:val="single"/>
         </w:rPr>
-        <w:hyperlink r:id="rId40" w:history="1">
+        <w:hyperlink r:id="rId39" w:history="1">
           <w:r>
             <w:rPr>
               <w:rStyle w:val="Hyperlink"/>
@@ -6214,7 +6479,7 @@
           <w:sz w:val="24"/>
           <w:u w:val="single"/>
         </w:rPr>
-        <w:hyperlink r:id="rId40" w:history="1">
+        <w:hyperlink r:id="rId39" w:history="1">
           <w:r>
             <w:rPr>
               <w:rStyle w:val="Hyperlink"/>
@@ -6342,7 +6607,7 @@
           <w:sz w:val="24"/>
           <w:u w:val="single"/>
         </w:rPr>
-        <w:hyperlink r:id="rId41" w:history="1">
+        <w:hyperlink r:id="rId40" w:history="1">
           <w:r>
             <w:rPr>
               <w:rStyle w:val="Hyperlink"/>
@@ -6360,7 +6625,7 @@
           <w:sz w:val="24"/>
           <w:u w:val="single"/>
         </w:rPr>
-        <w:hyperlink r:id="rId41" w:history="1">
+        <w:hyperlink r:id="rId40" w:history="1">
           <w:r>
             <w:rPr>
               <w:rStyle w:val="Hyperlink"/>
@@ -6388,7 +6653,7 @@
           <w:sz w:val="24"/>
           <w:u w:val="single"/>
         </w:rPr>
-        <w:hyperlink r:id="rId42" w:history="1">
+        <w:hyperlink r:id="rId41" w:history="1">
           <w:r>
             <w:rPr>
               <w:rStyle w:val="Hyperlink"/>
@@ -6417,7 +6682,7 @@
           <w:sz w:val="24"/>
           <w:u w:val="single"/>
         </w:rPr>
-        <w:hyperlink r:id="rId42" w:history="1">
+        <w:hyperlink r:id="rId41" w:history="1">
           <w:r>
             <w:rPr>
               <w:rStyle w:val="Hyperlink"/>
@@ -6445,7 +6710,7 @@
           <w:sz w:val="24"/>
           <w:u w:val="single"/>
         </w:rPr>
-        <w:hyperlink r:id="rId43" w:history="1">
+        <w:hyperlink r:id="rId42" w:history="1">
           <w:r>
             <w:rPr>
               <w:rStyle w:val="Hyperlink"/>
@@ -6463,7 +6728,7 @@
           <w:sz w:val="24"/>
           <w:u w:val="single"/>
         </w:rPr>
-        <w:hyperlink r:id="rId41" w:history="1">
+        <w:hyperlink r:id="rId42" w:history="1">
           <w:r>
             <w:rPr>
               <w:rStyle w:val="Hyperlink"/>
@@ -6481,7 +6746,7 @@
           <w:sz w:val="24"/>
           <w:u w:val="single"/>
         </w:rPr>
-        <w:hyperlink r:id="rId41" w:history="1">
+        <w:hyperlink r:id="rId42" w:history="1">
           <w:r>
             <w:rPr>
               <w:rStyle w:val="Hyperlink"/>
@@ -6612,7 +6877,7 @@
           <w:sz w:val="24"/>
           <w:u w:val="single"/>
         </w:rPr>
-        <w:hyperlink r:id="rId44" w:history="1">
+        <w:hyperlink r:id="rId43" w:history="1">
           <w:r>
             <w:rPr>
               <w:rStyle w:val="Hyperlink"/>
@@ -6630,7 +6895,7 @@
           <w:sz w:val="24"/>
           <w:u w:val="single"/>
         </w:rPr>
-        <w:hyperlink r:id="rId44" w:history="1">
+        <w:hyperlink r:id="rId43" w:history="1">
           <w:r>
             <w:rPr>
               <w:rStyle w:val="Hyperlink"/>
@@ -6648,7 +6913,7 @@
           <w:sz w:val="24"/>
           <w:u w:val="single"/>
         </w:rPr>
-        <w:hyperlink r:id="rId44" w:history="1">
+        <w:hyperlink r:id="rId43" w:history="1">
           <w:r>
             <w:rPr>
               <w:rStyle w:val="Hyperlink"/>
@@ -6666,7 +6931,7 @@
           <w:sz w:val="24"/>
           <w:u w:val="single"/>
         </w:rPr>
-        <w:hyperlink r:id="rId44" w:history="1">
+        <w:hyperlink r:id="rId43" w:history="1">
           <w:r>
             <w:rPr>
               <w:rStyle w:val="Hyperlink"/>
@@ -6784,7 +7049,7 @@
           <w:sz w:val="24"/>
           <w:u w:val="single"/>
         </w:rPr>
-        <w:hyperlink r:id="rId45" w:history="1">
+        <w:hyperlink r:id="rId44" w:history="1">
           <w:r>
             <w:rPr>
               <w:rStyle w:val="Hyperlink"/>
@@ -6802,7 +7067,7 @@
           <w:sz w:val="24"/>
           <w:u w:val="single"/>
         </w:rPr>
-        <w:hyperlink r:id="rId45" w:history="1">
+        <w:hyperlink r:id="rId44" w:history="1">
           <w:r>
             <w:rPr>
               <w:rStyle w:val="Hyperlink"/>
@@ -6820,7 +7085,7 @@
           <w:sz w:val="24"/>
           <w:u w:val="single"/>
         </w:rPr>
-        <w:hyperlink r:id="rId45" w:history="1">
+        <w:hyperlink r:id="rId44" w:history="1">
           <w:r>
             <w:rPr>
               <w:rStyle w:val="Hyperlink"/>
@@ -6838,7 +7103,7 @@
           <w:sz w:val="24"/>
           <w:u w:val="single"/>
         </w:rPr>
-        <w:hyperlink r:id="rId45" w:history="1">
+        <w:hyperlink r:id="rId44" w:history="1">
           <w:r>
             <w:rPr>
               <w:rStyle w:val="Hyperlink"/>
@@ -6895,7 +7160,7 @@
           <w:sz w:val="24"/>
           <w:u w:val="single"/>
         </w:rPr>
-        <w:hyperlink r:id="rId46" w:history="1">
+        <w:hyperlink r:id="rId45" w:history="1">
           <w:r>
             <w:rPr>
               <w:rStyle w:val="Hyperlink"/>
@@ -6924,7 +7189,7 @@
           <w:sz w:val="24"/>
           <w:u w:val="single"/>
         </w:rPr>
-        <w:hyperlink r:id="rId46" w:history="1">
+        <w:hyperlink r:id="rId45" w:history="1">
           <w:r>
             <w:rPr>
               <w:rStyle w:val="Hyperlink"/>
@@ -6952,7 +7217,7 @@
           <w:sz w:val="24"/>
           <w:u w:val="single"/>
         </w:rPr>
-        <w:hyperlink r:id="rId47" w:history="1">
+        <w:hyperlink r:id="rId46" w:history="1">
           <w:r>
             <w:rPr>
               <w:rStyle w:val="Hyperlink"/>
@@ -6981,7 +7246,7 @@
           <w:sz w:val="24"/>
           <w:u w:val="single"/>
         </w:rPr>
-        <w:hyperlink r:id="rId47" w:history="1">
+        <w:hyperlink r:id="rId46" w:history="1">
           <w:r>
             <w:rPr>
               <w:rStyle w:val="Hyperlink"/>

--- a/EXPORTS/DOCX/published/niveau3/Dutch/KKZ.docx
+++ b/EXPORTS/DOCX/published/niveau3/Dutch/KKZ.docx
@@ -647,16 +647,7 @@
       </w:r>
       <w:r>
         <w:rPr>
-          <w:rFonts w:ascii="Charis SIL Regular" w:hAnsi="Charis SIL Regular" w:eastAsia="Charis SIL Regular"/>
-          <w:b w:val="0"/>
-          <w:i w:val="0"/>
-          <w:color w:val="000000"/>
-          <w:sz w:val="24"/>
-        </w:rPr>
-        <w:t>schiereila</w:t>
-      </w:r>
-      <w:r>
-        <w:rPr>
+          <w:u w:val="single" w:color="0000ff"/>
           <w:rFonts w:ascii="Charis SIL Regular" w:hAnsi="Charis SIL Regular" w:eastAsia="Charis SIL Regular"/>
           <w:b w:val="0"/>
           <w:i w:val="0"/>
@@ -668,9 +659,56 @@
             <w:rPr>
               <w:rStyle w:val="Hyperlink"/>
             </w:rPr>
-            <w:t xml:space="preserve">nd </w:t>
+            <w:t>sch</w:t>
           </w:r>
         </w:hyperlink>
+      </w:r>
+      <w:r>
+        <w:rPr>
+          <w:u w:val="single" w:color="0000ff"/>
+          <w:rFonts w:ascii="Charis SIL Regular" w:hAnsi="Charis SIL Regular" w:eastAsia="Charis SIL Regular"/>
+          <w:b w:val="0"/>
+          <w:i w:val="0"/>
+          <w:color w:val="000000"/>
+          <w:sz w:val="24"/>
+        </w:rPr>
+        <w:hyperlink r:id="rId11" w:history="1">
+          <w:r>
+            <w:rPr>
+              <w:rStyle w:val="Hyperlink"/>
+            </w:rPr>
+            <w:t>i</w:t>
+          </w:r>
+        </w:hyperlink>
+      </w:r>
+      <w:r>
+        <w:rPr>
+          <w:u w:val="single" w:color="0000ff"/>
+          <w:rFonts w:ascii="Charis SIL Regular" w:hAnsi="Charis SIL Regular" w:eastAsia="Charis SIL Regular"/>
+          <w:b w:val="0"/>
+          <w:i w:val="0"/>
+          <w:color w:val="000000"/>
+          <w:sz w:val="24"/>
+        </w:rPr>
+        <w:hyperlink r:id="rId11" w:history="1">
+          <w:r>
+            <w:rPr>
+              <w:rStyle w:val="Hyperlink"/>
+            </w:rPr>
+            <w:t>ereila</w:t>
+          </w:r>
+        </w:hyperlink>
+      </w:r>
+      <w:r>
+        <w:rPr>
+          <w:u w:val="single" w:color="0000ff"/>
+          <w:rFonts w:ascii="Charis SIL Regular" w:hAnsi="Charis SIL Regular" w:eastAsia="Charis SIL Regular"/>
+          <w:b w:val="0"/>
+          <w:i w:val="0"/>
+          <w:color w:val="000000"/>
+          <w:sz w:val="24"/>
+        </w:rPr>
+        <w:t xml:space="preserve">nd </w:t>
       </w:r>
       <w:r>
         <w:rPr>
@@ -1616,8 +1654,16 @@
           <w:i w:val="0"/>
           <w:color w:val="0000FF"/>
           <w:sz w:val="24"/>
-        </w:rPr>
-        <w:t>Rijksmu</w:t>
+          <w:u w:val="single"/>
+        </w:rPr>
+        <w:hyperlink r:id="rId16" w:history="1">
+          <w:r>
+            <w:rPr>
+              <w:rStyle w:val="Hyperlink"/>
+            </w:rPr>
+            <w:t>Rijksmu</w:t>
+          </w:r>
+        </w:hyperlink>
       </w:r>
       <w:r>
         <w:rPr>
@@ -1837,8 +1883,9 @@
           <w:i w:val="0"/>
           <w:color w:val="0000FF"/>
           <w:sz w:val="24"/>
-        </w:rPr>
-        <w:hyperlink r:id="rId16" w:history="1">
+          <w:u w:val="single"/>
+        </w:rPr>
+        <w:hyperlink r:id="rId17" w:history="1">
           <w:r>
             <w:rPr>
               <w:rStyle w:val="Hyperlink"/>
@@ -1856,7 +1903,7 @@
           <w:sz w:val="24"/>
           <w:u w:val="single"/>
         </w:rPr>
-        <w:hyperlink r:id="rId17" w:history="1">
+        <w:hyperlink r:id="rId16" w:history="1">
           <w:r>
             <w:rPr>
               <w:rStyle w:val="Hyperlink"/>
@@ -1885,7 +1932,7 @@
           <w:sz w:val="24"/>
           <w:u w:val="single"/>
         </w:rPr>
-        <w:hyperlink r:id="rId17" w:history="1">
+        <w:hyperlink r:id="rId16" w:history="1">
           <w:r>
             <w:rPr>
               <w:rStyle w:val="Hyperlink"/>
@@ -1914,7 +1961,7 @@
           <w:sz w:val="24"/>
           <w:u w:val="single"/>
         </w:rPr>
-        <w:hyperlink r:id="rId17" w:history="1">
+        <w:hyperlink r:id="rId16" w:history="1">
           <w:r>
             <w:rPr>
               <w:rStyle w:val="Hyperlink"/>
@@ -1925,13 +1972,31 @@
       </w:r>
       <w:r>
         <w:rPr>
+          <w:u w:val="single" w:color="0000ff"/>
           <w:rFonts w:ascii="Charis SIL Regular" w:hAnsi="Charis SIL Regular" w:eastAsia="Charis SIL Regular"/>
           <w:b w:val="0"/>
           <w:i w:val="0"/>
           <w:color w:val="000000"/>
           <w:sz w:val="24"/>
         </w:rPr>
-        <w:t xml:space="preserve">, het </w:t>
+        <w:hyperlink r:id="rId16" w:history="1">
+          <w:r>
+            <w:rPr>
+              <w:rStyle w:val="Hyperlink"/>
+            </w:rPr>
+            <w:t xml:space="preserve">, </w:t>
+          </w:r>
+        </w:hyperlink>
+      </w:r>
+      <w:r>
+        <w:rPr>
+          <w:rFonts w:ascii="Charis SIL Regular" w:hAnsi="Charis SIL Regular" w:eastAsia="Charis SIL Regular"/>
+          <w:b w:val="0"/>
+          <w:i w:val="0"/>
+          <w:color w:val="000000"/>
+          <w:sz w:val="24"/>
+        </w:rPr>
+        <w:t xml:space="preserve">het </w:t>
       </w:r>
       <w:r>
         <w:rPr>
@@ -2105,7 +2170,14 @@
           <w:sz w:val="24"/>
           <w:u w:val="single"/>
         </w:rPr>
-        <w:t>Gesned</w:t>
+        <w:hyperlink r:id="rId18" w:history="1">
+          <w:r>
+            <w:rPr>
+              <w:rStyle w:val="Hyperlink"/>
+            </w:rPr>
+            <w:t>Gesned</w:t>
+          </w:r>
+        </w:hyperlink>
       </w:r>
       <w:r>
         <w:rPr>
@@ -2116,7 +2188,7 @@
           <w:sz w:val="24"/>
           <w:u w:val="single"/>
         </w:rPr>
-        <w:hyperlink r:id="rId16" w:history="1">
+        <w:hyperlink r:id="rId17" w:history="1">
           <w:r>
             <w:rPr>
               <w:rStyle w:val="Hyperlink"/>
@@ -2145,7 +2217,7 @@
           <w:sz w:val="24"/>
           <w:u w:val="single"/>
         </w:rPr>
-        <w:hyperlink r:id="rId16" w:history="1">
+        <w:hyperlink r:id="rId17" w:history="1">
           <w:r>
             <w:rPr>
               <w:rStyle w:val="Hyperlink"/>
@@ -2173,7 +2245,7 @@
           <w:sz w:val="24"/>
           <w:u w:val="single"/>
         </w:rPr>
-        <w:hyperlink r:id="rId16" w:history="1">
+        <w:hyperlink r:id="rId19" w:history="1">
           <w:r>
             <w:rPr>
               <w:rStyle w:val="Hyperlink"/>
@@ -2191,7 +2263,7 @@
           <w:sz w:val="24"/>
           <w:u w:val="single"/>
         </w:rPr>
-        <w:hyperlink r:id="rId16" w:history="1">
+        <w:hyperlink r:id="rId19" w:history="1">
           <w:r>
             <w:rPr>
               <w:rStyle w:val="Hyperlink"/>
@@ -2574,7 +2646,7 @@
           <w:sz w:val="24"/>
           <w:u w:val="single"/>
         </w:rPr>
-        <w:hyperlink r:id="rId20" w:history="1">
+        <w:hyperlink r:id="rId18" w:history="1">
           <w:r>
             <w:rPr>
               <w:rStyle w:val="Hyperlink"/>
@@ -2638,7 +2710,7 @@
           <w:sz w:val="24"/>
           <w:u w:val="single"/>
         </w:rPr>
-        <w:hyperlink r:id="rId21" w:history="1">
+        <w:hyperlink r:id="rId19" w:history="1">
           <w:r>
             <w:rPr>
               <w:rStyle w:val="Hyperlink"/>
@@ -2667,7 +2739,7 @@
           <w:sz w:val="24"/>
           <w:u w:val="single"/>
         </w:rPr>
-        <w:hyperlink r:id="rId21" w:history="1">
+        <w:hyperlink r:id="rId19" w:history="1">
           <w:r>
             <w:rPr>
               <w:rStyle w:val="Hyperlink"/>
@@ -2685,7 +2757,7 @@
           <w:sz w:val="24"/>
           <w:u w:val="single"/>
         </w:rPr>
-        <w:hyperlink r:id="rId21" w:history="1">
+        <w:hyperlink r:id="rId19" w:history="1">
           <w:r>
             <w:rPr>
               <w:rStyle w:val="Hyperlink"/>
@@ -2815,7 +2887,7 @@
           <w:sz w:val="24"/>
           <w:u w:val="single"/>
         </w:rPr>
-        <w:hyperlink r:id="rId22" w:history="1">
+        <w:hyperlink r:id="rId21" w:history="1">
           <w:r>
             <w:rPr>
               <w:rStyle w:val="Hyperlink"/>
@@ -2823,6 +2895,121 @@
             <w:t xml:space="preserve">Reinier </w:t>
           </w:r>
         </w:hyperlink>
+      </w:r>
+      <w:r>
+        <w:rPr>
+          <w:rFonts w:ascii="Charis SIL Regular" w:hAnsi="Charis SIL Regular" w:eastAsia="Charis SIL Regular"/>
+          <w:b w:val="0"/>
+          <w:i w:val="0"/>
+          <w:color w:val="0000FF"/>
+          <w:sz w:val="24"/>
+          <w:u w:val="single"/>
+        </w:rPr>
+        <w:hyperlink r:id="rId21" w:history="1">
+          <w:r>
+            <w:rPr>
+              <w:rStyle w:val="Hyperlink"/>
+            </w:rPr>
+            <w:t>van</w:t>
+          </w:r>
+        </w:hyperlink>
+      </w:r>
+      <w:r>
+        <w:rPr>
+          <w:rFonts w:ascii="Charis SIL Regular" w:hAnsi="Charis SIL Regular" w:eastAsia="Charis SIL Regular"/>
+          <w:b w:val="0"/>
+          <w:i w:val="0"/>
+          <w:color w:val="0000FF"/>
+          <w:sz w:val="24"/>
+          <w:u w:val="single"/>
+        </w:rPr>
+        <w:t xml:space="preserve"> </w:t>
+      </w:r>
+      <w:r>
+        <w:rPr>
+          <w:rFonts w:ascii="Charis SIL Regular" w:hAnsi="Charis SIL Regular" w:eastAsia="Charis SIL Regular"/>
+          <w:b w:val="0"/>
+          <w:i w:val="0"/>
+          <w:color w:val="0000FF"/>
+          <w:sz w:val="24"/>
+          <w:u w:val="single"/>
+        </w:rPr>
+        <w:hyperlink r:id="rId21" w:history="1">
+          <w:r>
+            <w:rPr>
+              <w:rStyle w:val="Hyperlink"/>
+            </w:rPr>
+            <w:t>de</w:t>
+          </w:r>
+        </w:hyperlink>
+      </w:r>
+      <w:r>
+        <w:rPr>
+          <w:rFonts w:ascii="Charis SIL Regular" w:hAnsi="Charis SIL Regular" w:eastAsia="Charis SIL Regular"/>
+          <w:b w:val="0"/>
+          <w:i w:val="0"/>
+          <w:color w:val="0000FF"/>
+          <w:sz w:val="24"/>
+          <w:u w:val="single"/>
+        </w:rPr>
+        <w:t xml:space="preserve"> </w:t>
+      </w:r>
+      <w:r>
+        <w:rPr>
+          <w:rFonts w:ascii="Charis SIL Regular" w:hAnsi="Charis SIL Regular" w:eastAsia="Charis SIL Regular"/>
+          <w:b w:val="0"/>
+          <w:i w:val="0"/>
+          <w:color w:val="0000FF"/>
+          <w:sz w:val="24"/>
+          <w:u w:val="single"/>
+        </w:rPr>
+        <w:hyperlink r:id="rId21" w:history="1">
+          <w:r>
+            <w:rPr>
+              <w:rStyle w:val="Hyperlink"/>
+            </w:rPr>
+            <w:t>Kasteele</w:t>
+          </w:r>
+        </w:hyperlink>
+      </w:r>
+      <w:r>
+        <w:rPr>
+          <w:rFonts w:ascii="Charis SIL Regular" w:hAnsi="Charis SIL Regular" w:eastAsia="Charis SIL Regular"/>
+          <w:b w:val="0"/>
+          <w:i w:val="0"/>
+          <w:color w:val="000000"/>
+          <w:sz w:val="24"/>
+        </w:rPr>
+        <w:t xml:space="preserve"> verdween nadat zijn zoon </w:t>
+      </w:r>
+      <w:r>
+        <w:rPr>
+          <w:rFonts w:ascii="Charis SIL Regular" w:hAnsi="Charis SIL Regular" w:eastAsia="Charis SIL Regular"/>
+          <w:b w:val="0"/>
+          <w:i w:val="0"/>
+          <w:color w:val="0000FF"/>
+          <w:sz w:val="24"/>
+          <w:u w:val="single"/>
+        </w:rPr>
+        <w:hyperlink r:id="rId22" w:history="1">
+          <w:r>
+            <w:rPr>
+              <w:rStyle w:val="Hyperlink"/>
+            </w:rPr>
+            <w:t>Abraham</w:t>
+          </w:r>
+        </w:hyperlink>
+      </w:r>
+      <w:r>
+        <w:rPr>
+          <w:rFonts w:ascii="Charis SIL Regular" w:hAnsi="Charis SIL Regular" w:eastAsia="Charis SIL Regular"/>
+          <w:b w:val="0"/>
+          <w:i w:val="0"/>
+          <w:color w:val="0000FF"/>
+          <w:sz w:val="24"/>
+          <w:u w:val="single"/>
+        </w:rPr>
+        <w:t xml:space="preserve"> </w:t>
       </w:r>
       <w:r>
         <w:rPr>
@@ -2908,7 +3095,146 @@
           <w:color w:val="000000"/>
           <w:sz w:val="24"/>
         </w:rPr>
-        <w:t xml:space="preserve"> verdween nadat zijn zoon </w:t>
+        <w:t xml:space="preserve"> hem opvolgde in</w:t>
+      </w:r>
+      <w:r>
+        <w:rPr>
+          <w:u w:val="single" w:color="0000ff"/>
+          <w:rFonts w:ascii="Charis SIL Regular" w:hAnsi="Charis SIL Regular" w:eastAsia="Charis SIL Regular"/>
+          <w:b w:val="0"/>
+          <w:i w:val="0"/>
+          <w:color w:val="000000"/>
+          <w:sz w:val="24"/>
+        </w:rPr>
+        <w:hyperlink r:id="rId21" w:history="1">
+          <w:r>
+            <w:rPr>
+              <w:rStyle w:val="Hyperlink"/>
+            </w:rPr>
+            <w:t xml:space="preserve"> 1840. </w:t>
+          </w:r>
+        </w:hyperlink>
+      </w:r>
+      <w:r>
+        <w:rPr>
+          <w:rFonts w:ascii="Charis SIL Regular" w:hAnsi="Charis SIL Regular" w:eastAsia="Charis SIL Regular"/>
+          <w:b w:val="0"/>
+          <w:i w:val="0"/>
+          <w:color w:val="000000"/>
+          <w:sz w:val="24"/>
+        </w:rPr>
+        <w:t>Ook verdwenen en vergingen er vele voor</w:t>
+      </w:r>
+      <w:r>
+        <w:rPr>
+          <w:u w:val="single" w:color="0000ff"/>
+          <w:rFonts w:ascii="Charis SIL Regular" w:hAnsi="Charis SIL Regular" w:eastAsia="Charis SIL Regular"/>
+          <w:b w:val="0"/>
+          <w:i w:val="0"/>
+          <w:color w:val="000000"/>
+          <w:sz w:val="24"/>
+        </w:rPr>
+        <w:hyperlink r:id="rId22" w:history="1">
+          <w:r>
+            <w:rPr>
+              <w:rStyle w:val="Hyperlink"/>
+            </w:rPr>
+            <w:t>werpen in</w:t>
+          </w:r>
+        </w:hyperlink>
+      </w:r>
+      <w:r>
+        <w:rPr>
+          <w:u w:val="single" w:color="0000ff"/>
+          <w:rFonts w:ascii="Charis SIL Regular" w:hAnsi="Charis SIL Regular" w:eastAsia="Charis SIL Regular"/>
+          <w:b w:val="0"/>
+          <w:i w:val="0"/>
+          <w:color w:val="000000"/>
+          <w:sz w:val="24"/>
+        </w:rPr>
+        <w:t xml:space="preserve"> </w:t>
+      </w:r>
+      <w:r>
+        <w:rPr>
+          <w:u w:val="single" w:color="0000ff"/>
+          <w:rFonts w:ascii="Charis SIL Regular" w:hAnsi="Charis SIL Regular" w:eastAsia="Charis SIL Regular"/>
+          <w:b w:val="0"/>
+          <w:i w:val="0"/>
+          <w:color w:val="000000"/>
+          <w:sz w:val="24"/>
+        </w:rPr>
+        <w:hyperlink r:id="rId22" w:history="1">
+          <w:r>
+            <w:rPr>
+              <w:rStyle w:val="Hyperlink"/>
+            </w:rPr>
+            <w:t xml:space="preserve">die </w:t>
+          </w:r>
+        </w:hyperlink>
+      </w:r>
+      <w:r>
+        <w:rPr>
+          <w:u w:val="single" w:color="0000ff"/>
+          <w:rFonts w:ascii="Charis SIL Regular" w:hAnsi="Charis SIL Regular" w:eastAsia="Charis SIL Regular"/>
+          <w:b w:val="0"/>
+          <w:i w:val="0"/>
+          <w:color w:val="000000"/>
+          <w:sz w:val="24"/>
+        </w:rPr>
+        <w:hyperlink r:id="rId22" w:history="1">
+          <w:r>
+            <w:rPr>
+              <w:rStyle w:val="Hyperlink"/>
+            </w:rPr>
+            <w:t>t</w:t>
+          </w:r>
+        </w:hyperlink>
+      </w:r>
+      <w:r>
+        <w:rPr>
+          <w:u w:val="single" w:color="0000ff"/>
+          <w:rFonts w:ascii="Charis SIL Regular" w:hAnsi="Charis SIL Regular" w:eastAsia="Charis SIL Regular"/>
+          <w:b w:val="0"/>
+          <w:i w:val="0"/>
+          <w:color w:val="000000"/>
+          <w:sz w:val="24"/>
+        </w:rPr>
+        <w:hyperlink r:id="rId22" w:history="1">
+          <w:r>
+            <w:rPr>
+              <w:rStyle w:val="Hyperlink"/>
+            </w:rPr>
+            <w:t>ijd</w:t>
+          </w:r>
+        </w:hyperlink>
+      </w:r>
+      <w:r>
+        <w:rPr>
+          <w:u w:val="single" w:color="0000ff"/>
+          <w:rFonts w:ascii="Charis SIL Regular" w:hAnsi="Charis SIL Regular" w:eastAsia="Charis SIL Regular"/>
+          <w:b w:val="0"/>
+          <w:i w:val="0"/>
+          <w:color w:val="000000"/>
+          <w:sz w:val="24"/>
+        </w:rPr>
+        <w:hyperlink r:id="rId22" w:history="1">
+          <w:r>
+            <w:rPr>
+              <w:rStyle w:val="Hyperlink"/>
+            </w:rPr>
+            <w:t>. De der</w:t>
+          </w:r>
+        </w:hyperlink>
+      </w:r>
+      <w:r>
+        <w:rPr>
+          <w:rFonts w:ascii="Charis SIL Regular" w:hAnsi="Charis SIL Regular" w:eastAsia="Charis SIL Regular"/>
+          <w:b w:val="0"/>
+          <w:i w:val="0"/>
+          <w:color w:val="000000"/>
+          <w:sz w:val="24"/>
+        </w:rPr>
+        <w:t xml:space="preserve">de en laatste directeur </w:t>
       </w:r>
       <w:r>
         <w:rPr>
@@ -2924,7 +3250,7 @@
             <w:rPr>
               <w:rStyle w:val="Hyperlink"/>
             </w:rPr>
-            <w:t>Abraham</w:t>
+            <w:t>David</w:t>
           </w:r>
         </w:hyperlink>
       </w:r>
@@ -2982,314 +3308,6 @@
             <w:rPr>
               <w:rStyle w:val="Hyperlink"/>
             </w:rPr>
-            <w:t>de</w:t>
-          </w:r>
-        </w:hyperlink>
-      </w:r>
-      <w:r>
-        <w:rPr>
-          <w:rFonts w:ascii="Charis SIL Regular" w:hAnsi="Charis SIL Regular" w:eastAsia="Charis SIL Regular"/>
-          <w:b w:val="0"/>
-          <w:i w:val="0"/>
-          <w:color w:val="0000FF"/>
-          <w:sz w:val="24"/>
-          <w:u w:val="single"/>
-        </w:rPr>
-        <w:t xml:space="preserve"> </w:t>
-      </w:r>
-      <w:r>
-        <w:rPr>
-          <w:rFonts w:ascii="Charis SIL Regular" w:hAnsi="Charis SIL Regular" w:eastAsia="Charis SIL Regular"/>
-          <w:b w:val="0"/>
-          <w:i w:val="0"/>
-          <w:color w:val="0000FF"/>
-          <w:sz w:val="24"/>
-          <w:u w:val="single"/>
-        </w:rPr>
-        <w:hyperlink r:id="rId23" w:history="1">
-          <w:r>
-            <w:rPr>
-              <w:rStyle w:val="Hyperlink"/>
-            </w:rPr>
-            <w:t>Kasteele</w:t>
-          </w:r>
-        </w:hyperlink>
-      </w:r>
-      <w:r>
-        <w:rPr>
-          <w:rFonts w:ascii="Charis SIL Regular" w:hAnsi="Charis SIL Regular" w:eastAsia="Charis SIL Regular"/>
-          <w:b w:val="0"/>
-          <w:i w:val="0"/>
-          <w:color w:val="000000"/>
-          <w:sz w:val="24"/>
-        </w:rPr>
-        <w:t xml:space="preserve"> hem opvolgde in</w:t>
-      </w:r>
-      <w:r>
-        <w:rPr>
-          <w:u w:val="single" w:color="0000ff"/>
-          <w:rFonts w:ascii="Charis SIL Regular" w:hAnsi="Charis SIL Regular" w:eastAsia="Charis SIL Regular"/>
-          <w:b w:val="0"/>
-          <w:i w:val="0"/>
-          <w:color w:val="000000"/>
-          <w:sz w:val="24"/>
-        </w:rPr>
-        <w:hyperlink r:id="rId22" w:history="1">
-          <w:r>
-            <w:rPr>
-              <w:rStyle w:val="Hyperlink"/>
-            </w:rPr>
-            <w:t xml:space="preserve"> 1840. </w:t>
-          </w:r>
-        </w:hyperlink>
-      </w:r>
-      <w:r>
-        <w:rPr>
-          <w:u w:val="single" w:color="0000ff"/>
-          <w:rFonts w:ascii="Charis SIL Regular" w:hAnsi="Charis SIL Regular" w:eastAsia="Charis SIL Regular"/>
-          <w:b w:val="0"/>
-          <w:i w:val="0"/>
-          <w:color w:val="000000"/>
-          <w:sz w:val="24"/>
-        </w:rPr>
-        <w:hyperlink r:id="rId22" w:history="1">
-          <w:r>
-            <w:rPr>
-              <w:rStyle w:val="Hyperlink"/>
-            </w:rPr>
-            <w:t>Ook</w:t>
-          </w:r>
-        </w:hyperlink>
-      </w:r>
-      <w:r>
-        <w:rPr>
-          <w:u w:val="single" w:color="0000ff"/>
-          <w:rFonts w:ascii="Charis SIL Regular" w:hAnsi="Charis SIL Regular" w:eastAsia="Charis SIL Regular"/>
-          <w:b w:val="0"/>
-          <w:i w:val="0"/>
-          <w:color w:val="000000"/>
-          <w:sz w:val="24"/>
-        </w:rPr>
-        <w:hyperlink r:id="rId22" w:history="1">
-          <w:r>
-            <w:rPr>
-              <w:rStyle w:val="Hyperlink"/>
-            </w:rPr>
-            <w:t xml:space="preserve"> ve</w:t>
-          </w:r>
-        </w:hyperlink>
-      </w:r>
-      <w:r>
-        <w:rPr>
-          <w:u w:val="single" w:color="0000ff"/>
-          <w:rFonts w:ascii="Charis SIL Regular" w:hAnsi="Charis SIL Regular" w:eastAsia="Charis SIL Regular"/>
-          <w:b w:val="0"/>
-          <w:i w:val="0"/>
-          <w:color w:val="000000"/>
-          <w:sz w:val="24"/>
-        </w:rPr>
-        <w:hyperlink r:id="rId22" w:history="1">
-          <w:r>
-            <w:rPr>
-              <w:rStyle w:val="Hyperlink"/>
-            </w:rPr>
-            <w:t>rdwenen</w:t>
-          </w:r>
-        </w:hyperlink>
-      </w:r>
-      <w:r>
-        <w:rPr>
-          <w:rFonts w:ascii="Charis SIL Regular" w:hAnsi="Charis SIL Regular" w:eastAsia="Charis SIL Regular"/>
-          <w:b w:val="0"/>
-          <w:i w:val="0"/>
-          <w:color w:val="000000"/>
-          <w:sz w:val="24"/>
-        </w:rPr>
-        <w:t xml:space="preserve"> en vergingen er vele voor</w:t>
-      </w:r>
-      <w:r>
-        <w:rPr>
-          <w:u w:val="single" w:color="0000ff"/>
-          <w:rFonts w:ascii="Charis SIL Regular" w:hAnsi="Charis SIL Regular" w:eastAsia="Charis SIL Regular"/>
-          <w:b w:val="0"/>
-          <w:i w:val="0"/>
-          <w:color w:val="000000"/>
-          <w:sz w:val="24"/>
-        </w:rPr>
-        <w:hyperlink r:id="rId23" w:history="1">
-          <w:r>
-            <w:rPr>
-              <w:rStyle w:val="Hyperlink"/>
-            </w:rPr>
-            <w:t>werpen in</w:t>
-          </w:r>
-        </w:hyperlink>
-      </w:r>
-      <w:r>
-        <w:rPr>
-          <w:u w:val="single" w:color="0000ff"/>
-          <w:rFonts w:ascii="Charis SIL Regular" w:hAnsi="Charis SIL Regular" w:eastAsia="Charis SIL Regular"/>
-          <w:b w:val="0"/>
-          <w:i w:val="0"/>
-          <w:color w:val="000000"/>
-          <w:sz w:val="24"/>
-        </w:rPr>
-        <w:t xml:space="preserve"> </w:t>
-      </w:r>
-      <w:r>
-        <w:rPr>
-          <w:u w:val="single" w:color="0000ff"/>
-          <w:rFonts w:ascii="Charis SIL Regular" w:hAnsi="Charis SIL Regular" w:eastAsia="Charis SIL Regular"/>
-          <w:b w:val="0"/>
-          <w:i w:val="0"/>
-          <w:color w:val="000000"/>
-          <w:sz w:val="24"/>
-        </w:rPr>
-        <w:hyperlink r:id="rId23" w:history="1">
-          <w:r>
-            <w:rPr>
-              <w:rStyle w:val="Hyperlink"/>
-            </w:rPr>
-            <w:t xml:space="preserve">die </w:t>
-          </w:r>
-        </w:hyperlink>
-      </w:r>
-      <w:r>
-        <w:rPr>
-          <w:u w:val="single" w:color="0000ff"/>
-          <w:rFonts w:ascii="Charis SIL Regular" w:hAnsi="Charis SIL Regular" w:eastAsia="Charis SIL Regular"/>
-          <w:b w:val="0"/>
-          <w:i w:val="0"/>
-          <w:color w:val="000000"/>
-          <w:sz w:val="24"/>
-        </w:rPr>
-        <w:hyperlink r:id="rId23" w:history="1">
-          <w:r>
-            <w:rPr>
-              <w:rStyle w:val="Hyperlink"/>
-            </w:rPr>
-            <w:t>t</w:t>
-          </w:r>
-        </w:hyperlink>
-      </w:r>
-      <w:r>
-        <w:rPr>
-          <w:u w:val="single" w:color="0000ff"/>
-          <w:rFonts w:ascii="Charis SIL Regular" w:hAnsi="Charis SIL Regular" w:eastAsia="Charis SIL Regular"/>
-          <w:b w:val="0"/>
-          <w:i w:val="0"/>
-          <w:color w:val="000000"/>
-          <w:sz w:val="24"/>
-        </w:rPr>
-        <w:hyperlink r:id="rId23" w:history="1">
-          <w:r>
-            <w:rPr>
-              <w:rStyle w:val="Hyperlink"/>
-            </w:rPr>
-            <w:t>ijd</w:t>
-          </w:r>
-        </w:hyperlink>
-      </w:r>
-      <w:r>
-        <w:rPr>
-          <w:u w:val="single" w:color="0000ff"/>
-          <w:rFonts w:ascii="Charis SIL Regular" w:hAnsi="Charis SIL Regular" w:eastAsia="Charis SIL Regular"/>
-          <w:b w:val="0"/>
-          <w:i w:val="0"/>
-          <w:color w:val="000000"/>
-          <w:sz w:val="24"/>
-        </w:rPr>
-        <w:hyperlink r:id="rId23" w:history="1">
-          <w:r>
-            <w:rPr>
-              <w:rStyle w:val="Hyperlink"/>
-            </w:rPr>
-            <w:t>. De der</w:t>
-          </w:r>
-        </w:hyperlink>
-      </w:r>
-      <w:r>
-        <w:rPr>
-          <w:rFonts w:ascii="Charis SIL Regular" w:hAnsi="Charis SIL Regular" w:eastAsia="Charis SIL Regular"/>
-          <w:b w:val="0"/>
-          <w:i w:val="0"/>
-          <w:color w:val="000000"/>
-          <w:sz w:val="24"/>
-        </w:rPr>
-        <w:t xml:space="preserve">de en laatste directeur </w:t>
-      </w:r>
-      <w:r>
-        <w:rPr>
-          <w:rFonts w:ascii="Charis SIL Regular" w:hAnsi="Charis SIL Regular" w:eastAsia="Charis SIL Regular"/>
-          <w:b w:val="0"/>
-          <w:i w:val="0"/>
-          <w:color w:val="0000FF"/>
-          <w:sz w:val="24"/>
-          <w:u w:val="single"/>
-        </w:rPr>
-        <w:hyperlink r:id="rId24" w:history="1">
-          <w:r>
-            <w:rPr>
-              <w:rStyle w:val="Hyperlink"/>
-            </w:rPr>
-            <w:t>David</w:t>
-          </w:r>
-        </w:hyperlink>
-      </w:r>
-      <w:r>
-        <w:rPr>
-          <w:rFonts w:ascii="Charis SIL Regular" w:hAnsi="Charis SIL Regular" w:eastAsia="Charis SIL Regular"/>
-          <w:b w:val="0"/>
-          <w:i w:val="0"/>
-          <w:color w:val="0000FF"/>
-          <w:sz w:val="24"/>
-          <w:u w:val="single"/>
-        </w:rPr>
-        <w:t xml:space="preserve"> </w:t>
-      </w:r>
-      <w:r>
-        <w:rPr>
-          <w:rFonts w:ascii="Charis SIL Regular" w:hAnsi="Charis SIL Regular" w:eastAsia="Charis SIL Regular"/>
-          <w:b w:val="0"/>
-          <w:i w:val="0"/>
-          <w:color w:val="0000FF"/>
-          <w:sz w:val="24"/>
-          <w:u w:val="single"/>
-        </w:rPr>
-        <w:hyperlink r:id="rId24" w:history="1">
-          <w:r>
-            <w:rPr>
-              <w:rStyle w:val="Hyperlink"/>
-            </w:rPr>
-            <w:t>van</w:t>
-          </w:r>
-        </w:hyperlink>
-      </w:r>
-      <w:r>
-        <w:rPr>
-          <w:rFonts w:ascii="Charis SIL Regular" w:hAnsi="Charis SIL Regular" w:eastAsia="Charis SIL Regular"/>
-          <w:b w:val="0"/>
-          <w:i w:val="0"/>
-          <w:color w:val="0000FF"/>
-          <w:sz w:val="24"/>
-          <w:u w:val="single"/>
-        </w:rPr>
-        <w:t xml:space="preserve"> </w:t>
-      </w:r>
-      <w:r>
-        <w:rPr>
-          <w:rFonts w:ascii="Charis SIL Regular" w:hAnsi="Charis SIL Regular" w:eastAsia="Charis SIL Regular"/>
-          <w:b w:val="0"/>
-          <w:i w:val="0"/>
-          <w:color w:val="0000FF"/>
-          <w:sz w:val="24"/>
-          <w:u w:val="single"/>
-        </w:rPr>
-        <w:hyperlink r:id="rId24" w:history="1">
-          <w:r>
-            <w:rPr>
-              <w:rStyle w:val="Hyperlink"/>
-            </w:rPr>
             <w:t>der</w:t>
           </w:r>
         </w:hyperlink>
@@ -3314,7 +3332,7 @@
           <w:sz w:val="24"/>
           <w:u w:val="single"/>
         </w:rPr>
-        <w:hyperlink r:id="rId24" w:history="1">
+        <w:hyperlink r:id="rId23" w:history="1">
           <w:r>
             <w:rPr>
               <w:rStyle w:val="Hyperlink"/>
@@ -3342,7 +3360,7 @@
           <w:color w:val="000000"/>
           <w:sz w:val="24"/>
         </w:rPr>
-        <w:hyperlink r:id="rId24" w:history="1">
+        <w:hyperlink r:id="rId23" w:history="1">
           <w:r>
             <w:rPr>
               <w:rStyle w:val="Hyperlink"/>
@@ -3360,7 +3378,7 @@
           <w:color w:val="000000"/>
           <w:sz w:val="24"/>
         </w:rPr>
-        <w:hyperlink r:id="rId24" w:history="1">
+        <w:hyperlink r:id="rId23" w:history="1">
           <w:r>
             <w:rPr>
               <w:rStyle w:val="Hyperlink"/>
@@ -3378,7 +3396,7 @@
           <w:color w:val="000000"/>
           <w:sz w:val="24"/>
         </w:rPr>
-        <w:hyperlink r:id="rId24" w:history="1">
+        <w:hyperlink r:id="rId23" w:history="1">
           <w:r>
             <w:rPr>
               <w:rStyle w:val="Hyperlink"/>
@@ -3407,7 +3425,7 @@
           <w:color w:val="000000"/>
           <w:sz w:val="24"/>
         </w:rPr>
-        <w:hyperlink r:id="rId24" w:history="1">
+        <w:hyperlink r:id="rId23" w:history="1">
           <w:r>
             <w:rPr>
               <w:rStyle w:val="Hyperlink"/>
@@ -3435,7 +3453,7 @@
           <w:sz w:val="24"/>
           <w:u w:val="single"/>
         </w:rPr>
-        <w:hyperlink r:id="rId25" w:history="1">
+        <w:hyperlink r:id="rId24" w:history="1">
           <w:r>
             <w:rPr>
               <w:rStyle w:val="Hyperlink"/>
@@ -3464,7 +3482,7 @@
           <w:sz w:val="24"/>
           <w:u w:val="single"/>
         </w:rPr>
-        <w:hyperlink r:id="rId25" w:history="1">
+        <w:hyperlink r:id="rId24" w:history="1">
           <w:r>
             <w:rPr>
               <w:rStyle w:val="Hyperlink"/>
@@ -3513,7 +3531,7 @@
           <w:color w:val="000000"/>
           <w:sz w:val="24"/>
         </w:rPr>
-        <w:hyperlink r:id="rId25" w:history="1">
+        <w:hyperlink r:id="rId24" w:history="1">
           <w:r>
             <w:rPr>
               <w:rStyle w:val="Hyperlink"/>
@@ -3531,7 +3549,7 @@
           <w:color w:val="000000"/>
           <w:sz w:val="24"/>
         </w:rPr>
-        <w:hyperlink r:id="rId25" w:history="1">
+        <w:hyperlink r:id="rId24" w:history="1">
           <w:r>
             <w:rPr>
               <w:rStyle w:val="Hyperlink"/>
@@ -3602,7 +3620,7 @@
           <w:sz w:val="24"/>
           <w:u w:val="single"/>
         </w:rPr>
-        <w:hyperlink r:id="rId26" w:history="1">
+        <w:hyperlink r:id="rId25" w:history="1">
           <w:r>
             <w:rPr>
               <w:rStyle w:val="Hyperlink"/>
@@ -3649,7 +3667,7 @@
           <w:sz w:val="24"/>
           <w:u w:val="single"/>
         </w:rPr>
-        <w:hyperlink r:id="rId26" w:history="1">
+        <w:hyperlink r:id="rId25" w:history="1">
           <w:r>
             <w:rPr>
               <w:rStyle w:val="Hyperlink"/>
@@ -3678,7 +3696,7 @@
           <w:sz w:val="24"/>
           <w:u w:val="single"/>
         </w:rPr>
-        <w:hyperlink r:id="rId26" w:history="1">
+        <w:hyperlink r:id="rId25" w:history="1">
           <w:r>
             <w:rPr>
               <w:rStyle w:val="Hyperlink"/>
@@ -3706,7 +3724,7 @@
           <w:color w:val="000000"/>
           <w:sz w:val="24"/>
         </w:rPr>
-        <w:hyperlink r:id="rId26" w:history="1">
+        <w:hyperlink r:id="rId25" w:history="1">
           <w:r>
             <w:rPr>
               <w:rStyle w:val="Hyperlink"/>
@@ -3724,7 +3742,7 @@
           <w:color w:val="000000"/>
           <w:sz w:val="24"/>
         </w:rPr>
-        <w:hyperlink r:id="rId26" w:history="1">
+        <w:hyperlink r:id="rId25" w:history="1">
           <w:r>
             <w:rPr>
               <w:rStyle w:val="Hyperlink"/>
@@ -3742,7 +3760,7 @@
           <w:color w:val="000000"/>
           <w:sz w:val="24"/>
         </w:rPr>
-        <w:hyperlink r:id="rId26" w:history="1">
+        <w:hyperlink r:id="rId25" w:history="1">
           <w:r>
             <w:rPr>
               <w:rStyle w:val="Hyperlink"/>
@@ -3820,7 +3838,7 @@
           <w:sz w:val="24"/>
           <w:u w:val="single"/>
         </w:rPr>
-        <w:hyperlink r:id="rId27" w:history="1">
+        <w:hyperlink r:id="rId26" w:history="1">
           <w:r>
             <w:rPr>
               <w:rStyle w:val="Hyperlink"/>
@@ -3849,7 +3867,7 @@
           <w:sz w:val="24"/>
           <w:u w:val="single"/>
         </w:rPr>
-        <w:hyperlink r:id="rId27" w:history="1">
+        <w:hyperlink r:id="rId26" w:history="1">
           <w:r>
             <w:rPr>
               <w:rStyle w:val="Hyperlink"/>
@@ -3887,7 +3905,14 @@
           <w:color w:val="000000"/>
           <w:sz w:val="24"/>
         </w:rPr>
-        <w:t>n die relev</w:t>
+        <w:hyperlink r:id="rId26" w:history="1">
+          <w:r>
+            <w:rPr>
+              <w:rStyle w:val="Hyperlink"/>
+            </w:rPr>
+            <w:t>n die relev</w:t>
+          </w:r>
+        </w:hyperlink>
       </w:r>
       <w:r>
         <w:rPr>
@@ -3898,7 +3923,7 @@
           <w:color w:val="000000"/>
           <w:sz w:val="24"/>
         </w:rPr>
-        <w:hyperlink r:id="rId27" w:history="1">
+        <w:hyperlink r:id="rId26" w:history="1">
           <w:r>
             <w:rPr>
               <w:rStyle w:val="Hyperlink"/>
@@ -3936,7 +3961,7 @@
           <w:sz w:val="24"/>
           <w:u w:val="single"/>
         </w:rPr>
-        <w:hyperlink r:id="rId28" w:history="1">
+        <w:hyperlink r:id="rId27" w:history="1">
           <w:r>
             <w:rPr>
               <w:rStyle w:val="Hyperlink"/>
@@ -3974,7 +3999,7 @@
           <w:color w:val="000000"/>
           <w:sz w:val="24"/>
         </w:rPr>
-        <w:hyperlink r:id="rId28" w:history="1">
+        <w:hyperlink r:id="rId27" w:history="1">
           <w:r>
             <w:rPr>
               <w:rStyle w:val="Hyperlink"/>
@@ -4235,7 +4260,7 @@
           <w:sz w:val="24"/>
           <w:u w:val="single"/>
         </w:rPr>
-        <w:t>Ethnografisch Museu</w:t>
+        <w:t>Ethnografisch Muse</w:t>
       </w:r>
       <w:r>
         <w:rPr>
@@ -4246,7 +4271,7 @@
           <w:sz w:val="24"/>
           <w:u w:val="single"/>
         </w:rPr>
-        <w:t>m Arti</w:t>
+        <w:t>u</w:t>
       </w:r>
       <w:r>
         <w:rPr>
@@ -4255,8 +4280,9 @@
           <w:i w:val="0"/>
           <w:color w:val="0000FF"/>
           <w:sz w:val="24"/>
-        </w:rPr>
-        <w:t>s</w:t>
+          <w:u w:val="single"/>
+        </w:rPr>
+        <w:t>m Artis</w:t>
       </w:r>
       <w:r>
         <w:br/>
@@ -4459,7 +4485,7 @@
           <w:color w:val="0000FF"/>
           <w:sz w:val="24"/>
         </w:rPr>
-        <w:hyperlink r:id="rId29" w:history="1">
+        <w:hyperlink r:id="rId28" w:history="1">
           <w:r>
             <w:rPr>
               <w:rStyle w:val="Hyperlink"/>
@@ -4476,7 +4502,7 @@
           <w:color w:val="0000FF"/>
           <w:sz w:val="24"/>
         </w:rPr>
-        <w:hyperlink r:id="rId29" w:history="1">
+        <w:hyperlink r:id="rId28" w:history="1">
           <w:r>
             <w:rPr>
               <w:rStyle w:val="Hyperlink"/>
@@ -4594,7 +4620,7 @@
           <w:sz w:val="24"/>
           <w:u w:val="single"/>
         </w:rPr>
-        <w:hyperlink r:id="rId30" w:history="1">
+        <w:hyperlink r:id="rId29" w:history="1">
           <w:r>
             <w:rPr>
               <w:rStyle w:val="Hyperlink"/>
@@ -4612,7 +4638,7 @@
           <w:sz w:val="24"/>
           <w:u w:val="single"/>
         </w:rPr>
-        <w:hyperlink r:id="rId30" w:history="1">
+        <w:hyperlink r:id="rId29" w:history="1">
           <w:r>
             <w:rPr>
               <w:rStyle w:val="Hyperlink"/>
@@ -4630,7 +4656,7 @@
           <w:sz w:val="24"/>
           <w:u w:val="single"/>
         </w:rPr>
-        <w:hyperlink r:id="rId30" w:history="1">
+        <w:hyperlink r:id="rId29" w:history="1">
           <w:r>
             <w:rPr>
               <w:rStyle w:val="Hyperlink"/>
@@ -4648,7 +4674,7 @@
           <w:sz w:val="24"/>
           <w:u w:val="single"/>
         </w:rPr>
-        <w:hyperlink r:id="rId30" w:history="1">
+        <w:hyperlink r:id="rId29" w:history="1">
           <w:r>
             <w:rPr>
               <w:rStyle w:val="Hyperlink"/>
@@ -4666,7 +4692,7 @@
           <w:sz w:val="24"/>
           <w:u w:val="single"/>
         </w:rPr>
-        <w:hyperlink r:id="rId30" w:history="1">
+        <w:hyperlink r:id="rId29" w:history="1">
           <w:r>
             <w:rPr>
               <w:rStyle w:val="Hyperlink"/>
@@ -4684,7 +4710,7 @@
           <w:sz w:val="24"/>
           <w:u w:val="single"/>
         </w:rPr>
-        <w:hyperlink r:id="rId30" w:history="1">
+        <w:hyperlink r:id="rId29" w:history="1">
           <w:r>
             <w:rPr>
               <w:rStyle w:val="Hyperlink"/>
@@ -4702,7 +4728,7 @@
           <w:sz w:val="24"/>
           <w:u w:val="single"/>
         </w:rPr>
-        <w:hyperlink r:id="rId30" w:history="1">
+        <w:hyperlink r:id="rId29" w:history="1">
           <w:r>
             <w:rPr>
               <w:rStyle w:val="Hyperlink"/>
@@ -4720,7 +4746,7 @@
           <w:sz w:val="24"/>
           <w:u w:val="single"/>
         </w:rPr>
-        <w:hyperlink r:id="rId30" w:history="1">
+        <w:hyperlink r:id="rId29" w:history="1">
           <w:r>
             <w:rPr>
               <w:rStyle w:val="Hyperlink"/>
@@ -4738,7 +4764,7 @@
           <w:sz w:val="24"/>
           <w:u w:val="single"/>
         </w:rPr>
-        <w:hyperlink r:id="rId30" w:history="1">
+        <w:hyperlink r:id="rId29" w:history="1">
           <w:r>
             <w:rPr>
               <w:rStyle w:val="Hyperlink"/>
@@ -4898,7 +4924,7 @@
           <w:sz w:val="24"/>
           <w:u w:val="single"/>
         </w:rPr>
-        <w:hyperlink r:id="rId31" w:history="1">
+        <w:hyperlink r:id="rId30" w:history="1">
           <w:r>
             <w:rPr>
               <w:rStyle w:val="Hyperlink"/>
@@ -4916,7 +4942,7 @@
           <w:sz w:val="24"/>
           <w:u w:val="single"/>
         </w:rPr>
-        <w:hyperlink r:id="rId31" w:history="1">
+        <w:hyperlink r:id="rId30" w:history="1">
           <w:r>
             <w:rPr>
               <w:rStyle w:val="Hyperlink"/>
@@ -4934,7 +4960,7 @@
           <w:sz w:val="24"/>
           <w:u w:val="single"/>
         </w:rPr>
-        <w:hyperlink r:id="rId31" w:history="1">
+        <w:hyperlink r:id="rId30" w:history="1">
           <w:r>
             <w:rPr>
               <w:rStyle w:val="Hyperlink"/>
@@ -4952,7 +4978,7 @@
           <w:sz w:val="24"/>
           <w:u w:val="single"/>
         </w:rPr>
-        <w:hyperlink r:id="rId31" w:history="1">
+        <w:hyperlink r:id="rId30" w:history="1">
           <w:r>
             <w:rPr>
               <w:rStyle w:val="Hyperlink"/>
@@ -4970,7 +4996,7 @@
           <w:sz w:val="24"/>
           <w:u w:val="single"/>
         </w:rPr>
-        <w:hyperlink r:id="rId31" w:history="1">
+        <w:hyperlink r:id="rId30" w:history="1">
           <w:r>
             <w:rPr>
               <w:rStyle w:val="Hyperlink"/>
@@ -4988,7 +5014,7 @@
           <w:sz w:val="24"/>
           <w:u w:val="single"/>
         </w:rPr>
-        <w:hyperlink r:id="rId31" w:history="1">
+        <w:hyperlink r:id="rId30" w:history="1">
           <w:r>
             <w:rPr>
               <w:rStyle w:val="Hyperlink"/>
@@ -5006,7 +5032,7 @@
           <w:sz w:val="24"/>
           <w:u w:val="single"/>
         </w:rPr>
-        <w:hyperlink r:id="rId31" w:history="1">
+        <w:hyperlink r:id="rId30" w:history="1">
           <w:r>
             <w:rPr>
               <w:rStyle w:val="Hyperlink"/>
@@ -5114,7 +5140,7 @@
           <w:sz w:val="24"/>
           <w:u w:val="single"/>
         </w:rPr>
-        <w:hyperlink r:id="rId32" w:history="1">
+        <w:hyperlink r:id="rId31" w:history="1">
           <w:r>
             <w:rPr>
               <w:rStyle w:val="Hyperlink"/>
@@ -5132,7 +5158,7 @@
           <w:sz w:val="24"/>
           <w:u w:val="single"/>
         </w:rPr>
-        <w:hyperlink r:id="rId32" w:history="1">
+        <w:hyperlink r:id="rId31" w:history="1">
           <w:r>
             <w:rPr>
               <w:rStyle w:val="Hyperlink"/>
@@ -5150,7 +5176,7 @@
           <w:sz w:val="24"/>
           <w:u w:val="single"/>
         </w:rPr>
-        <w:hyperlink r:id="rId32" w:history="1">
+        <w:hyperlink r:id="rId31" w:history="1">
           <w:r>
             <w:rPr>
               <w:rStyle w:val="Hyperlink"/>
@@ -5168,7 +5194,7 @@
           <w:sz w:val="24"/>
           <w:u w:val="single"/>
         </w:rPr>
-        <w:hyperlink r:id="rId32" w:history="1">
+        <w:hyperlink r:id="rId31" w:history="1">
           <w:r>
             <w:rPr>
               <w:rStyle w:val="Hyperlink"/>
@@ -5186,7 +5212,7 @@
           <w:sz w:val="24"/>
           <w:u w:val="single"/>
         </w:rPr>
-        <w:hyperlink r:id="rId32" w:history="1">
+        <w:hyperlink r:id="rId31" w:history="1">
           <w:r>
             <w:rPr>
               <w:rStyle w:val="Hyperlink"/>
@@ -5204,7 +5230,7 @@
           <w:sz w:val="24"/>
           <w:u w:val="single"/>
         </w:rPr>
-        <w:hyperlink r:id="rId32" w:history="1">
+        <w:hyperlink r:id="rId31" w:history="1">
           <w:r>
             <w:rPr>
               <w:rStyle w:val="Hyperlink"/>
@@ -5222,7 +5248,7 @@
           <w:sz w:val="24"/>
           <w:u w:val="single"/>
         </w:rPr>
-        <w:hyperlink r:id="rId32" w:history="1">
+        <w:hyperlink r:id="rId31" w:history="1">
           <w:r>
             <w:rPr>
               <w:rStyle w:val="Hyperlink"/>
@@ -5240,7 +5266,7 @@
           <w:sz w:val="24"/>
           <w:u w:val="single"/>
         </w:rPr>
-        <w:hyperlink r:id="rId32" w:history="1">
+        <w:hyperlink r:id="rId31" w:history="1">
           <w:r>
             <w:rPr>
               <w:rStyle w:val="Hyperlink"/>
@@ -5257,7 +5283,7 @@
           <w:color w:val="0000FF"/>
           <w:sz w:val="24"/>
         </w:rPr>
-        <w:hyperlink r:id="rId32" w:history="1">
+        <w:hyperlink r:id="rId31" w:history="1">
           <w:r>
             <w:rPr>
               <w:rStyle w:val="Hyperlink"/>
@@ -5273,20 +5299,19 @@
           <w:i w:val="0"/>
           <w:color w:val="0000FF"/>
           <w:sz w:val="24"/>
+        </w:rPr>
+        <w:t>/</w:t>
+      </w:r>
+      <w:r>
+        <w:rPr>
+          <w:rFonts w:ascii="Charis SIL Regular" w:hAnsi="Charis SIL Regular" w:eastAsia="Charis SIL Regular"/>
+          <w:b w:val="0"/>
+          <w:i w:val="0"/>
+          <w:color w:val="0000FF"/>
+          <w:sz w:val="24"/>
           <w:u w:val="single"/>
         </w:rPr>
-        <w:t>/</w:t>
-      </w:r>
-      <w:r>
-        <w:rPr>
-          <w:rFonts w:ascii="Charis SIL Regular" w:hAnsi="Charis SIL Regular" w:eastAsia="Charis SIL Regular"/>
-          <w:b w:val="0"/>
-          <w:i w:val="0"/>
-          <w:color w:val="0000FF"/>
-          <w:sz w:val="24"/>
-          <w:u w:val="single"/>
-        </w:rPr>
-        <w:hyperlink r:id="rId32" w:history="1">
+        <w:hyperlink r:id="rId31" w:history="1">
           <w:r>
             <w:rPr>
               <w:rStyle w:val="Hyperlink"/>
@@ -5304,7 +5329,7 @@
           <w:sz w:val="24"/>
           <w:u w:val="single"/>
         </w:rPr>
-        <w:hyperlink r:id="rId32" w:history="1">
+        <w:hyperlink r:id="rId31" w:history="1">
           <w:r>
             <w:rPr>
               <w:rStyle w:val="Hyperlink"/>
@@ -5411,7 +5436,7 @@
           <w:color w:val="0000FF"/>
           <w:sz w:val="24"/>
         </w:rPr>
-        <w:hyperlink r:id="rId33" w:history="1">
+        <w:hyperlink r:id="rId32" w:history="1">
           <w:r>
             <w:rPr>
               <w:rStyle w:val="Hyperlink"/>
@@ -5428,7 +5453,7 @@
           <w:color w:val="0000FF"/>
           <w:sz w:val="24"/>
         </w:rPr>
-        <w:hyperlink r:id="rId33" w:history="1">
+        <w:hyperlink r:id="rId32" w:history="1">
           <w:r>
             <w:rPr>
               <w:rStyle w:val="Hyperlink"/>
@@ -5538,7 +5563,7 @@
           <w:color w:val="0000FF"/>
           <w:sz w:val="24"/>
         </w:rPr>
-        <w:hyperlink r:id="rId34" w:history="1">
+        <w:hyperlink r:id="rId33" w:history="1">
           <w:r>
             <w:rPr>
               <w:rStyle w:val="Hyperlink"/>
@@ -5555,7 +5580,7 @@
           <w:color w:val="0000FF"/>
           <w:sz w:val="24"/>
         </w:rPr>
-        <w:hyperlink r:id="rId34" w:history="1">
+        <w:hyperlink r:id="rId33" w:history="1">
           <w:r>
             <w:rPr>
               <w:rStyle w:val="Hyperlink"/>
@@ -5672,7 +5697,7 @@
           <w:color w:val="0000FF"/>
           <w:sz w:val="24"/>
         </w:rPr>
-        <w:hyperlink r:id="rId35" w:history="1">
+        <w:hyperlink r:id="rId34" w:history="1">
           <w:r>
             <w:rPr>
               <w:rStyle w:val="Hyperlink"/>
@@ -5689,7 +5714,7 @@
           <w:color w:val="0000FF"/>
           <w:sz w:val="24"/>
         </w:rPr>
-        <w:hyperlink r:id="rId35" w:history="1">
+        <w:hyperlink r:id="rId34" w:history="1">
           <w:r>
             <w:rPr>
               <w:rStyle w:val="Hyperlink"/>
@@ -5849,7 +5874,7 @@
           <w:sz w:val="24"/>
           <w:u w:val="single"/>
         </w:rPr>
-        <w:hyperlink r:id="rId25" w:history="1">
+        <w:hyperlink r:id="rId24" w:history="1">
           <w:r>
             <w:rPr>
               <w:rStyle w:val="Hyperlink"/>
@@ -5867,7 +5892,7 @@
           <w:sz w:val="24"/>
           <w:u w:val="single"/>
         </w:rPr>
-        <w:hyperlink r:id="rId25" w:history="1">
+        <w:hyperlink r:id="rId24" w:history="1">
           <w:r>
             <w:rPr>
               <w:rStyle w:val="Hyperlink"/>
@@ -5885,7 +5910,7 @@
           <w:sz w:val="24"/>
           <w:u w:val="single"/>
         </w:rPr>
-        <w:hyperlink r:id="rId25" w:history="1">
+        <w:hyperlink r:id="rId24" w:history="1">
           <w:r>
             <w:rPr>
               <w:rStyle w:val="Hyperlink"/>
@@ -5903,7 +5928,7 @@
           <w:sz w:val="24"/>
           <w:u w:val="single"/>
         </w:rPr>
-        <w:hyperlink r:id="rId25" w:history="1">
+        <w:hyperlink r:id="rId24" w:history="1">
           <w:r>
             <w:rPr>
               <w:rStyle w:val="Hyperlink"/>
@@ -5931,7 +5956,7 @@
           <w:sz w:val="24"/>
           <w:u w:val="single"/>
         </w:rPr>
-        <w:hyperlink r:id="rId25" w:history="1">
+        <w:hyperlink r:id="rId35" w:history="1">
           <w:r>
             <w:rPr>
               <w:rStyle w:val="Hyperlink"/>
@@ -5949,7 +5974,7 @@
           <w:sz w:val="24"/>
           <w:u w:val="single"/>
         </w:rPr>
-        <w:hyperlink r:id="rId25" w:history="1">
+        <w:hyperlink r:id="rId24" w:history="1">
           <w:r>
             <w:rPr>
               <w:rStyle w:val="Hyperlink"/>
@@ -5978,7 +6003,7 @@
           <w:sz w:val="24"/>
           <w:u w:val="single"/>
         </w:rPr>
-        <w:hyperlink r:id="rId25" w:history="1">
+        <w:hyperlink r:id="rId24" w:history="1">
           <w:r>
             <w:rPr>
               <w:rStyle w:val="Hyperlink"/>
@@ -6222,7 +6247,7 @@
           <w:sz w:val="24"/>
           <w:u w:val="single"/>
         </w:rPr>
-        <w:hyperlink r:id="rId36" w:history="1">
+        <w:hyperlink r:id="rId37" w:history="1">
           <w:r>
             <w:rPr>
               <w:rStyle w:val="Hyperlink"/>
@@ -6240,7 +6265,7 @@
           <w:sz w:val="24"/>
           <w:u w:val="single"/>
         </w:rPr>
-        <w:hyperlink r:id="rId36" w:history="1">
+        <w:hyperlink r:id="rId37" w:history="1">
           <w:r>
             <w:rPr>
               <w:rStyle w:val="Hyperlink"/>

--- a/EXPORTS/DOCX/published/niveau3/Dutch/KKZ.docx
+++ b/EXPORTS/DOCX/published/niveau3/Dutch/KKZ.docx
@@ -512,7 +512,6 @@
       </w:r>
       <w:r>
         <w:rPr>
-          <w:u w:val="single" w:color="0000ff"/>
           <w:rFonts w:ascii="Charis SIL Regular" w:hAnsi="Charis SIL Regular" w:eastAsia="Charis SIL Regular"/>
           <w:b w:val="0"/>
           <w:i w:val="0"/>
@@ -1656,14 +1655,7 @@
           <w:sz w:val="24"/>
           <w:u w:val="single"/>
         </w:rPr>
-        <w:hyperlink r:id="rId16" w:history="1">
-          <w:r>
-            <w:rPr>
-              <w:rStyle w:val="Hyperlink"/>
-            </w:rPr>
-            <w:t>Rijksmu</w:t>
-          </w:r>
-        </w:hyperlink>
+        <w:t>Rijksmu</w:t>
       </w:r>
       <w:r>
         <w:rPr>
@@ -1885,7 +1877,7 @@
           <w:sz w:val="24"/>
           <w:u w:val="single"/>
         </w:rPr>
-        <w:hyperlink r:id="rId17" w:history="1">
+        <w:hyperlink r:id="rId16" w:history="1">
           <w:r>
             <w:rPr>
               <w:rStyle w:val="Hyperlink"/>
@@ -1903,7 +1895,7 @@
           <w:sz w:val="24"/>
           <w:u w:val="single"/>
         </w:rPr>
-        <w:hyperlink r:id="rId16" w:history="1">
+        <w:hyperlink r:id="rId17" w:history="1">
           <w:r>
             <w:rPr>
               <w:rStyle w:val="Hyperlink"/>
@@ -1932,7 +1924,7 @@
           <w:sz w:val="24"/>
           <w:u w:val="single"/>
         </w:rPr>
-        <w:hyperlink r:id="rId16" w:history="1">
+        <w:hyperlink r:id="rId17" w:history="1">
           <w:r>
             <w:rPr>
               <w:rStyle w:val="Hyperlink"/>
@@ -1961,7 +1953,7 @@
           <w:sz w:val="24"/>
           <w:u w:val="single"/>
         </w:rPr>
-        <w:hyperlink r:id="rId16" w:history="1">
+        <w:hyperlink r:id="rId17" w:history="1">
           <w:r>
             <w:rPr>
               <w:rStyle w:val="Hyperlink"/>
@@ -1979,7 +1971,7 @@
           <w:color w:val="000000"/>
           <w:sz w:val="24"/>
         </w:rPr>
-        <w:hyperlink r:id="rId16" w:history="1">
+        <w:hyperlink r:id="rId17" w:history="1">
           <w:r>
             <w:rPr>
               <w:rStyle w:val="Hyperlink"/>
@@ -2188,7 +2180,7 @@
           <w:sz w:val="24"/>
           <w:u w:val="single"/>
         </w:rPr>
-        <w:hyperlink r:id="rId17" w:history="1">
+        <w:hyperlink r:id="rId18" w:history="1">
           <w:r>
             <w:rPr>
               <w:rStyle w:val="Hyperlink"/>
@@ -2217,7 +2209,7 @@
           <w:sz w:val="24"/>
           <w:u w:val="single"/>
         </w:rPr>
-        <w:hyperlink r:id="rId17" w:history="1">
+        <w:hyperlink r:id="rId18" w:history="1">
           <w:r>
             <w:rPr>
               <w:rStyle w:val="Hyperlink"/>
@@ -2228,6 +2220,7 @@
       </w:r>
       <w:r>
         <w:rPr>
+          <w:u w:val="single" w:color="0000ff"/>
           <w:rFonts w:ascii="Charis SIL Regular" w:hAnsi="Charis SIL Regular" w:eastAsia="Charis SIL Regular"/>
           <w:b w:val="0"/>
           <w:i w:val="0"/>
@@ -2397,50 +2390,24 @@
       </w:r>
       <w:r>
         <w:rPr>
-          <w:u w:val="single" w:color="0000ff"/>
           <w:rFonts w:ascii="Charis SIL Regular" w:hAnsi="Charis SIL Regular" w:eastAsia="Charis SIL Regular"/>
           <w:b w:val="0"/>
           <w:i w:val="0"/>
           <w:color w:val="000000"/>
           <w:sz w:val="24"/>
         </w:rPr>
+        <w:t xml:space="preserve">, het </w:t>
+      </w:r>
+      <w:r>
+        <w:rPr>
+          <w:rFonts w:ascii="Charis SIL Regular" w:hAnsi="Charis SIL Regular" w:eastAsia="Charis SIL Regular"/>
+          <w:b w:val="0"/>
+          <w:i w:val="0"/>
+          <w:color w:val="0000FF"/>
+          <w:sz w:val="24"/>
+          <w:u w:val="single"/>
+        </w:rPr>
         <w:hyperlink r:id="rId18" w:history="1">
-          <w:r>
-            <w:rPr>
-              <w:rStyle w:val="Hyperlink"/>
-            </w:rPr>
-            <w:t>,</w:t>
-          </w:r>
-        </w:hyperlink>
-      </w:r>
-      <w:r>
-        <w:rPr>
-          <w:u w:val="single" w:color="0000ff"/>
-          <w:rFonts w:ascii="Charis SIL Regular" w:hAnsi="Charis SIL Regular" w:eastAsia="Charis SIL Regular"/>
-          <w:b w:val="0"/>
-          <w:i w:val="0"/>
-          <w:color w:val="000000"/>
-          <w:sz w:val="24"/>
-        </w:rPr>
-        <w:hyperlink r:id="rId18" w:history="1">
-          <w:r>
-            <w:rPr>
-              <w:rStyle w:val="Hyperlink"/>
-            </w:rPr>
-            <w:t xml:space="preserve"> het </w:t>
-          </w:r>
-        </w:hyperlink>
-      </w:r>
-      <w:r>
-        <w:rPr>
-          <w:rFonts w:ascii="Charis SIL Regular" w:hAnsi="Charis SIL Regular" w:eastAsia="Charis SIL Regular"/>
-          <w:b w:val="0"/>
-          <w:i w:val="0"/>
-          <w:color w:val="0000FF"/>
-          <w:sz w:val="24"/>
-          <w:u w:val="single"/>
-        </w:rPr>
-        <w:hyperlink r:id="rId20" w:history="1">
           <w:r>
             <w:rPr>
               <w:rStyle w:val="Hyperlink"/>
@@ -2458,7 +2425,7 @@
           <w:sz w:val="24"/>
           <w:u w:val="single"/>
         </w:rPr>
-        <w:hyperlink r:id="rId20" w:history="1">
+        <w:hyperlink r:id="rId18" w:history="1">
           <w:r>
             <w:rPr>
               <w:rStyle w:val="Hyperlink"/>
@@ -2476,7 +2443,7 @@
           <w:sz w:val="24"/>
           <w:u w:val="single"/>
         </w:rPr>
-        <w:hyperlink r:id="rId20" w:history="1">
+        <w:hyperlink r:id="rId18" w:history="1">
           <w:r>
             <w:rPr>
               <w:rStyle w:val="Hyperlink"/>
@@ -2505,7 +2472,7 @@
           <w:sz w:val="24"/>
           <w:u w:val="single"/>
         </w:rPr>
-        <w:hyperlink r:id="rId20" w:history="1">
+        <w:hyperlink r:id="rId18" w:history="1">
           <w:r>
             <w:rPr>
               <w:rStyle w:val="Hyperlink"/>
@@ -2532,27 +2499,19 @@
           <w:i w:val="0"/>
           <w:color w:val="0000FF"/>
           <w:sz w:val="24"/>
+        </w:rPr>
+        <w:t>G</w:t>
+      </w:r>
+      <w:r>
+        <w:rPr>
+          <w:rFonts w:ascii="Charis SIL Regular" w:hAnsi="Charis SIL Regular" w:eastAsia="Charis SIL Regular"/>
+          <w:b w:val="0"/>
+          <w:i w:val="0"/>
+          <w:color w:val="0000FF"/>
+          <w:sz w:val="24"/>
           <w:u w:val="single"/>
         </w:rPr>
-        <w:hyperlink r:id="rId20" w:history="1">
-          <w:r>
-            <w:rPr>
-              <w:rStyle w:val="Hyperlink"/>
-            </w:rPr>
-            <w:t>G</w:t>
-          </w:r>
-        </w:hyperlink>
-      </w:r>
-      <w:r>
-        <w:rPr>
-          <w:rFonts w:ascii="Charis SIL Regular" w:hAnsi="Charis SIL Regular" w:eastAsia="Charis SIL Regular"/>
-          <w:b w:val="0"/>
-          <w:i w:val="0"/>
-          <w:color w:val="0000FF"/>
-          <w:sz w:val="24"/>
-          <w:u w:val="single"/>
-        </w:rPr>
-        <w:hyperlink r:id="rId20" w:history="1">
+        <w:hyperlink r:id="rId18" w:history="1">
           <w:r>
             <w:rPr>
               <w:rStyle w:val="Hyperlink"/>
@@ -2570,7 +2529,7 @@
           <w:sz w:val="24"/>
           <w:u w:val="single"/>
         </w:rPr>
-        <w:hyperlink r:id="rId20" w:history="1">
+        <w:hyperlink r:id="rId18" w:history="1">
           <w:r>
             <w:rPr>
               <w:rStyle w:val="Hyperlink"/>
@@ -2599,7 +2558,7 @@
           <w:sz w:val="24"/>
           <w:u w:val="single"/>
         </w:rPr>
-        <w:hyperlink r:id="rId20" w:history="1">
+        <w:hyperlink r:id="rId18" w:history="1">
           <w:r>
             <w:rPr>
               <w:rStyle w:val="Hyperlink"/>
@@ -2628,7 +2587,7 @@
           <w:sz w:val="24"/>
           <w:u w:val="single"/>
         </w:rPr>
-        <w:hyperlink r:id="rId20" w:history="1">
+        <w:hyperlink r:id="rId18" w:history="1">
           <w:r>
             <w:rPr>
               <w:rStyle w:val="Hyperlink"/>
@@ -2685,7 +2644,6 @@
       </w:r>
       <w:r>
         <w:rPr>
-          <w:u w:val="single" w:color="0000ff"/>
           <w:rFonts w:ascii="Charis SIL Regular" w:hAnsi="Charis SIL Regular" w:eastAsia="Charis SIL Regular"/>
           <w:b w:val="0"/>
           <w:i w:val="0"/>
@@ -3117,13 +3075,67 @@
       </w:r>
       <w:r>
         <w:rPr>
+          <w:u w:val="single" w:color="0000ff"/>
           <w:rFonts w:ascii="Charis SIL Regular" w:hAnsi="Charis SIL Regular" w:eastAsia="Charis SIL Regular"/>
           <w:b w:val="0"/>
           <w:i w:val="0"/>
           <w:color w:val="000000"/>
           <w:sz w:val="24"/>
         </w:rPr>
-        <w:t>Ook verdwenen en vergingen er vele voor</w:t>
+        <w:hyperlink r:id="rId21" w:history="1">
+          <w:r>
+            <w:rPr>
+              <w:rStyle w:val="Hyperlink"/>
+            </w:rPr>
+            <w:t>Ook</w:t>
+          </w:r>
+        </w:hyperlink>
+      </w:r>
+      <w:r>
+        <w:rPr>
+          <w:u w:val="single" w:color="0000ff"/>
+          <w:rFonts w:ascii="Charis SIL Regular" w:hAnsi="Charis SIL Regular" w:eastAsia="Charis SIL Regular"/>
+          <w:b w:val="0"/>
+          <w:i w:val="0"/>
+          <w:color w:val="000000"/>
+          <w:sz w:val="24"/>
+        </w:rPr>
+        <w:hyperlink r:id="rId21" w:history="1">
+          <w:r>
+            <w:rPr>
+              <w:rStyle w:val="Hyperlink"/>
+            </w:rPr>
+            <w:t xml:space="preserve"> ve</w:t>
+          </w:r>
+        </w:hyperlink>
+      </w:r>
+      <w:r>
+        <w:rPr>
+          <w:u w:val="single" w:color="0000ff"/>
+          <w:rFonts w:ascii="Charis SIL Regular" w:hAnsi="Charis SIL Regular" w:eastAsia="Charis SIL Regular"/>
+          <w:b w:val="0"/>
+          <w:i w:val="0"/>
+          <w:color w:val="000000"/>
+          <w:sz w:val="24"/>
+        </w:rPr>
+        <w:hyperlink r:id="rId21" w:history="1">
+          <w:r>
+            <w:rPr>
+              <w:rStyle w:val="Hyperlink"/>
+            </w:rPr>
+            <w:t>rdwenen</w:t>
+          </w:r>
+        </w:hyperlink>
+      </w:r>
+      <w:r>
+        <w:rPr>
+          <w:rFonts w:ascii="Charis SIL Regular" w:hAnsi="Charis SIL Regular" w:eastAsia="Charis SIL Regular"/>
+          <w:b w:val="0"/>
+          <w:i w:val="0"/>
+          <w:color w:val="000000"/>
+          <w:sz w:val="24"/>
+        </w:rPr>
+        <w:t xml:space="preserve"> en vergingen er vele voor</w:t>
       </w:r>
       <w:r>
         <w:rPr>
@@ -3905,14 +3917,7 @@
           <w:color w:val="000000"/>
           <w:sz w:val="24"/>
         </w:rPr>
-        <w:hyperlink r:id="rId26" w:history="1">
-          <w:r>
-            <w:rPr>
-              <w:rStyle w:val="Hyperlink"/>
-            </w:rPr>
-            <w:t>n die relev</w:t>
-          </w:r>
-        </w:hyperlink>
+        <w:t>n die relev</w:t>
       </w:r>
       <w:r>
         <w:rPr>
@@ -4260,7 +4265,7 @@
           <w:sz w:val="24"/>
           <w:u w:val="single"/>
         </w:rPr>
-        <w:t>Ethnografisch Muse</w:t>
+        <w:t>Ethnografisch Museu</w:t>
       </w:r>
       <w:r>
         <w:rPr>
@@ -4271,7 +4276,7 @@
           <w:sz w:val="24"/>
           <w:u w:val="single"/>
         </w:rPr>
-        <w:t>u</w:t>
+        <w:t>m Arti</w:t>
       </w:r>
       <w:r>
         <w:rPr>
@@ -4280,9 +4285,8 @@
           <w:i w:val="0"/>
           <w:color w:val="0000FF"/>
           <w:sz w:val="24"/>
-          <w:u w:val="single"/>
-        </w:rPr>
-        <w:t>m Artis</w:t>
+        </w:rPr>
+        <w:t>s</w:t>
       </w:r>
       <w:r>
         <w:br/>
@@ -5264,7 +5268,6 @@
           <w:i w:val="0"/>
           <w:color w:val="0000FF"/>
           <w:sz w:val="24"/>
-          <w:u w:val="single"/>
         </w:rPr>
         <w:hyperlink r:id="rId31" w:history="1">
           <w:r>
@@ -5299,8 +5302,16 @@
           <w:i w:val="0"/>
           <w:color w:val="0000FF"/>
           <w:sz w:val="24"/>
-        </w:rPr>
-        <w:t>/</w:t>
+          <w:u w:val="single"/>
+        </w:rPr>
+        <w:hyperlink r:id="rId31" w:history="1">
+          <w:r>
+            <w:rPr>
+              <w:rStyle w:val="Hyperlink"/>
+            </w:rPr>
+            <w:t>/</w:t>
+          </w:r>
+        </w:hyperlink>
       </w:r>
       <w:r>
         <w:rPr>
@@ -5956,7 +5967,7 @@
           <w:sz w:val="24"/>
           <w:u w:val="single"/>
         </w:rPr>
-        <w:hyperlink r:id="rId35" w:history="1">
+        <w:hyperlink r:id="rId24" w:history="1">
           <w:r>
             <w:rPr>
               <w:rStyle w:val="Hyperlink"/>
@@ -6003,7 +6014,7 @@
           <w:sz w:val="24"/>
           <w:u w:val="single"/>
         </w:rPr>
-        <w:hyperlink r:id="rId24" w:history="1">
+        <w:hyperlink r:id="rId35" w:history="1">
           <w:r>
             <w:rPr>
               <w:rStyle w:val="Hyperlink"/>
@@ -6247,7 +6258,7 @@
           <w:sz w:val="24"/>
           <w:u w:val="single"/>
         </w:rPr>
-        <w:hyperlink r:id="rId37" w:history="1">
+        <w:hyperlink r:id="rId36" w:history="1">
           <w:r>
             <w:rPr>
               <w:rStyle w:val="Hyperlink"/>

--- a/EXPORTS/DOCX/published/niveau3/Dutch/KKZ.docx
+++ b/EXPORTS/DOCX/published/niveau3/Dutch/KKZ.docx
@@ -512,6 +512,7 @@
       </w:r>
       <w:r>
         <w:rPr>
+          <w:u w:val="single" w:color="0000ff"/>
           <w:rFonts w:ascii="Charis SIL Regular" w:hAnsi="Charis SIL Regular" w:eastAsia="Charis SIL Regular"/>
           <w:b w:val="0"/>
           <w:i w:val="0"/>
@@ -707,7 +708,14 @@
           <w:color w:val="000000"/>
           <w:sz w:val="24"/>
         </w:rPr>
-        <w:t xml:space="preserve">nd </w:t>
+        <w:hyperlink r:id="rId11" w:history="1">
+          <w:r>
+            <w:rPr>
+              <w:rStyle w:val="Hyperlink"/>
+            </w:rPr>
+            <w:t xml:space="preserve">nd </w:t>
+          </w:r>
+        </w:hyperlink>
       </w:r>
       <w:r>
         <w:rPr>
@@ -926,7 +934,7 @@
           <w:sz w:val="24"/>
           <w:u w:val="single"/>
         </w:rPr>
-        <w:hyperlink r:id="rId12" w:history="1">
+        <w:hyperlink r:id="rId9" w:history="1">
           <w:r>
             <w:rPr>
               <w:rStyle w:val="Hyperlink"/>
@@ -955,7 +963,7 @@
           <w:sz w:val="24"/>
           <w:u w:val="single"/>
         </w:rPr>
-        <w:hyperlink r:id="rId12" w:history="1">
+        <w:hyperlink r:id="rId9" w:history="1">
           <w:r>
             <w:rPr>
               <w:rStyle w:val="Hyperlink"/>
@@ -1001,14 +1009,7 @@
           <w:color w:val="000000"/>
           <w:sz w:val="24"/>
         </w:rPr>
-        <w:hyperlink r:id="rId13" w:history="1">
-          <w:r>
-            <w:rPr>
-              <w:rStyle w:val="Hyperlink"/>
-            </w:rPr>
-            <w:t xml:space="preserve"> hier d</w:t>
-          </w:r>
-        </w:hyperlink>
+        <w:t xml:space="preserve"> hier d</w:t>
       </w:r>
       <w:r>
         <w:rPr>
@@ -1655,7 +1656,14 @@
           <w:sz w:val="24"/>
           <w:u w:val="single"/>
         </w:rPr>
-        <w:t>Rijksmu</w:t>
+        <w:hyperlink r:id="rId16" w:history="1">
+          <w:r>
+            <w:rPr>
+              <w:rStyle w:val="Hyperlink"/>
+            </w:rPr>
+            <w:t>Rijksmu</w:t>
+          </w:r>
+        </w:hyperlink>
       </w:r>
       <w:r>
         <w:rPr>
@@ -1666,7 +1674,7 @@
           <w:sz w:val="24"/>
           <w:u w:val="single"/>
         </w:rPr>
-        <w:hyperlink r:id="rId15" w:history="1">
+        <w:hyperlink r:id="rId16" w:history="1">
           <w:r>
             <w:rPr>
               <w:rStyle w:val="Hyperlink"/>
@@ -1695,7 +1703,7 @@
           <w:sz w:val="24"/>
           <w:u w:val="single"/>
         </w:rPr>
-        <w:hyperlink r:id="rId15" w:history="1">
+        <w:hyperlink r:id="rId16" w:history="1">
           <w:r>
             <w:rPr>
               <w:rStyle w:val="Hyperlink"/>
@@ -1713,7 +1721,7 @@
           <w:sz w:val="24"/>
           <w:u w:val="single"/>
         </w:rPr>
-        <w:hyperlink r:id="rId15" w:history="1">
+        <w:hyperlink r:id="rId16" w:history="1">
           <w:r>
             <w:rPr>
               <w:rStyle w:val="Hyperlink"/>
@@ -1875,9 +1883,8 @@
           <w:i w:val="0"/>
           <w:color w:val="0000FF"/>
           <w:sz w:val="24"/>
-          <w:u w:val="single"/>
-        </w:rPr>
-        <w:hyperlink r:id="rId16" w:history="1">
+        </w:rPr>
+        <w:hyperlink r:id="rId17" w:history="1">
           <w:r>
             <w:rPr>
               <w:rStyle w:val="Hyperlink"/>
@@ -1895,7 +1902,7 @@
           <w:sz w:val="24"/>
           <w:u w:val="single"/>
         </w:rPr>
-        <w:hyperlink r:id="rId17" w:history="1">
+        <w:hyperlink r:id="rId16" w:history="1">
           <w:r>
             <w:rPr>
               <w:rStyle w:val="Hyperlink"/>
@@ -1924,7 +1931,7 @@
           <w:sz w:val="24"/>
           <w:u w:val="single"/>
         </w:rPr>
-        <w:hyperlink r:id="rId17" w:history="1">
+        <w:hyperlink r:id="rId16" w:history="1">
           <w:r>
             <w:rPr>
               <w:rStyle w:val="Hyperlink"/>
@@ -1953,7 +1960,7 @@
           <w:sz w:val="24"/>
           <w:u w:val="single"/>
         </w:rPr>
-        <w:hyperlink r:id="rId17" w:history="1">
+        <w:hyperlink r:id="rId16" w:history="1">
           <w:r>
             <w:rPr>
               <w:rStyle w:val="Hyperlink"/>
@@ -1971,7 +1978,7 @@
           <w:color w:val="000000"/>
           <w:sz w:val="24"/>
         </w:rPr>
-        <w:hyperlink r:id="rId17" w:history="1">
+        <w:hyperlink r:id="rId16" w:history="1">
           <w:r>
             <w:rPr>
               <w:rStyle w:val="Hyperlink"/>
@@ -2180,6 +2187,446 @@
           <w:sz w:val="24"/>
           <w:u w:val="single"/>
         </w:rPr>
+        <w:hyperlink r:id="rId17" w:history="1">
+          <w:r>
+            <w:rPr>
+              <w:rStyle w:val="Hyperlink"/>
+            </w:rPr>
+            <w:t>en</w:t>
+          </w:r>
+        </w:hyperlink>
+      </w:r>
+      <w:r>
+        <w:rPr>
+          <w:rFonts w:ascii="Charis SIL Regular" w:hAnsi="Charis SIL Regular" w:eastAsia="Charis SIL Regular"/>
+          <w:b w:val="0"/>
+          <w:i w:val="0"/>
+          <w:color w:val="0000FF"/>
+          <w:sz w:val="24"/>
+          <w:u w:val="single"/>
+        </w:rPr>
+        <w:t xml:space="preserve"> </w:t>
+      </w:r>
+      <w:r>
+        <w:rPr>
+          <w:rFonts w:ascii="Charis SIL Regular" w:hAnsi="Charis SIL Regular" w:eastAsia="Charis SIL Regular"/>
+          <w:b w:val="0"/>
+          <w:i w:val="0"/>
+          <w:color w:val="0000FF"/>
+          <w:sz w:val="24"/>
+          <w:u w:val="single"/>
+        </w:rPr>
+        <w:hyperlink r:id="rId17" w:history="1">
+          <w:r>
+            <w:rPr>
+              <w:rStyle w:val="Hyperlink"/>
+            </w:rPr>
+            <w:t>Stenen</w:t>
+          </w:r>
+        </w:hyperlink>
+      </w:r>
+      <w:r>
+        <w:rPr>
+          <w:u w:val="single" w:color="0000ff"/>
+          <w:rFonts w:ascii="Charis SIL Regular" w:hAnsi="Charis SIL Regular" w:eastAsia="Charis SIL Regular"/>
+          <w:b w:val="0"/>
+          <w:i w:val="0"/>
+          <w:color w:val="000000"/>
+          <w:sz w:val="24"/>
+        </w:rPr>
+        <w:hyperlink r:id="rId17" w:history="1">
+          <w:r>
+            <w:rPr>
+              <w:rStyle w:val="Hyperlink"/>
+            </w:rPr>
+            <w:t>, he</w:t>
+          </w:r>
+        </w:hyperlink>
+      </w:r>
+      <w:r>
+        <w:rPr>
+          <w:u w:val="single" w:color="0000ff"/>
+          <w:rFonts w:ascii="Charis SIL Regular" w:hAnsi="Charis SIL Regular" w:eastAsia="Charis SIL Regular"/>
+          <w:b w:val="0"/>
+          <w:i w:val="0"/>
+          <w:color w:val="000000"/>
+          <w:sz w:val="24"/>
+        </w:rPr>
+        <w:hyperlink r:id="rId17" w:history="1">
+          <w:r>
+            <w:rPr>
+              <w:rStyle w:val="Hyperlink"/>
+            </w:rPr>
+            <w:t>t</w:t>
+          </w:r>
+        </w:hyperlink>
+      </w:r>
+      <w:r>
+        <w:rPr>
+          <w:rFonts w:ascii="Charis SIL Regular" w:hAnsi="Charis SIL Regular" w:eastAsia="Charis SIL Regular"/>
+          <w:b w:val="0"/>
+          <w:i w:val="0"/>
+          <w:color w:val="000000"/>
+          <w:sz w:val="24"/>
+        </w:rPr>
+        <w:t xml:space="preserve"> </w:t>
+      </w:r>
+      <w:r>
+        <w:rPr>
+          <w:rFonts w:ascii="Charis SIL Regular" w:hAnsi="Charis SIL Regular" w:eastAsia="Charis SIL Regular"/>
+          <w:b w:val="0"/>
+          <w:i w:val="0"/>
+          <w:color w:val="0000FF"/>
+          <w:sz w:val="24"/>
+          <w:u w:val="single"/>
+        </w:rPr>
+        <w:hyperlink r:id="rId17" w:history="1">
+          <w:r>
+            <w:rPr>
+              <w:rStyle w:val="Hyperlink"/>
+            </w:rPr>
+            <w:t>Rijk</w:t>
+          </w:r>
+        </w:hyperlink>
+      </w:r>
+      <w:r>
+        <w:rPr>
+          <w:rFonts w:ascii="Charis SIL Regular" w:hAnsi="Charis SIL Regular" w:eastAsia="Charis SIL Regular"/>
+          <w:b w:val="0"/>
+          <w:i w:val="0"/>
+          <w:color w:val="0000FF"/>
+          <w:sz w:val="24"/>
+          <w:u w:val="single"/>
+        </w:rPr>
+        <w:hyperlink r:id="rId17" w:history="1">
+          <w:r>
+            <w:rPr>
+              <w:rStyle w:val="Hyperlink"/>
+            </w:rPr>
+            <w:t>smuseum</w:t>
+          </w:r>
+        </w:hyperlink>
+      </w:r>
+      <w:r>
+        <w:rPr>
+          <w:rFonts w:ascii="Charis SIL Regular" w:hAnsi="Charis SIL Regular" w:eastAsia="Charis SIL Regular"/>
+          <w:b w:val="0"/>
+          <w:i w:val="0"/>
+          <w:color w:val="0000FF"/>
+          <w:sz w:val="24"/>
+          <w:u w:val="single"/>
+        </w:rPr>
+        <w:t xml:space="preserve"> </w:t>
+      </w:r>
+      <w:r>
+        <w:rPr>
+          <w:rFonts w:ascii="Charis SIL Regular" w:hAnsi="Charis SIL Regular" w:eastAsia="Charis SIL Regular"/>
+          <w:b w:val="0"/>
+          <w:i w:val="0"/>
+          <w:color w:val="0000FF"/>
+          <w:sz w:val="24"/>
+          <w:u w:val="single"/>
+        </w:rPr>
+        <w:hyperlink r:id="rId19" w:history="1">
+          <w:r>
+            <w:rPr>
+              <w:rStyle w:val="Hyperlink"/>
+            </w:rPr>
+            <w:t>v</w:t>
+          </w:r>
+        </w:hyperlink>
+      </w:r>
+      <w:r>
+        <w:rPr>
+          <w:rFonts w:ascii="Charis SIL Regular" w:hAnsi="Charis SIL Regular" w:eastAsia="Charis SIL Regular"/>
+          <w:b w:val="0"/>
+          <w:i w:val="0"/>
+          <w:color w:val="0000FF"/>
+          <w:sz w:val="24"/>
+          <w:u w:val="single"/>
+        </w:rPr>
+        <w:hyperlink r:id="rId19" w:history="1">
+          <w:r>
+            <w:rPr>
+              <w:rStyle w:val="Hyperlink"/>
+            </w:rPr>
+            <w:t>an</w:t>
+          </w:r>
+        </w:hyperlink>
+      </w:r>
+      <w:r>
+        <w:rPr>
+          <w:rFonts w:ascii="Charis SIL Regular" w:hAnsi="Charis SIL Regular" w:eastAsia="Charis SIL Regular"/>
+          <w:b w:val="0"/>
+          <w:i w:val="0"/>
+          <w:color w:val="0000FF"/>
+          <w:sz w:val="24"/>
+          <w:u w:val="single"/>
+        </w:rPr>
+        <w:t xml:space="preserve"> </w:t>
+      </w:r>
+      <w:r>
+        <w:rPr>
+          <w:rFonts w:ascii="Charis SIL Regular" w:hAnsi="Charis SIL Regular" w:eastAsia="Charis SIL Regular"/>
+          <w:b w:val="0"/>
+          <w:i w:val="0"/>
+          <w:color w:val="0000FF"/>
+          <w:sz w:val="24"/>
+          <w:u w:val="single"/>
+        </w:rPr>
+        <w:hyperlink r:id="rId19" w:history="1">
+          <w:r>
+            <w:rPr>
+              <w:rStyle w:val="Hyperlink"/>
+            </w:rPr>
+            <w:t>N</w:t>
+          </w:r>
+        </w:hyperlink>
+      </w:r>
+      <w:r>
+        <w:rPr>
+          <w:rFonts w:ascii="Charis SIL Regular" w:hAnsi="Charis SIL Regular" w:eastAsia="Charis SIL Regular"/>
+          <w:b w:val="0"/>
+          <w:i w:val="0"/>
+          <w:color w:val="0000FF"/>
+          <w:sz w:val="24"/>
+          <w:u w:val="single"/>
+        </w:rPr>
+        <w:hyperlink r:id="rId18" w:history="1">
+          <w:r>
+            <w:rPr>
+              <w:rStyle w:val="Hyperlink"/>
+            </w:rPr>
+            <w:t>atuurlijke</w:t>
+          </w:r>
+        </w:hyperlink>
+      </w:r>
+      <w:r>
+        <w:rPr>
+          <w:rFonts w:ascii="Charis SIL Regular" w:hAnsi="Charis SIL Regular" w:eastAsia="Charis SIL Regular"/>
+          <w:b w:val="0"/>
+          <w:i w:val="0"/>
+          <w:color w:val="0000FF"/>
+          <w:sz w:val="24"/>
+          <w:u w:val="single"/>
+        </w:rPr>
+        <w:t xml:space="preserve"> </w:t>
+      </w:r>
+      <w:r>
+        <w:rPr>
+          <w:rFonts w:ascii="Charis SIL Regular" w:hAnsi="Charis SIL Regular" w:eastAsia="Charis SIL Regular"/>
+          <w:b w:val="0"/>
+          <w:i w:val="0"/>
+          <w:color w:val="0000FF"/>
+          <w:sz w:val="24"/>
+          <w:u w:val="single"/>
+        </w:rPr>
+        <w:hyperlink r:id="rId18" w:history="1">
+          <w:r>
+            <w:rPr>
+              <w:rStyle w:val="Hyperlink"/>
+            </w:rPr>
+            <w:t>Historie</w:t>
+          </w:r>
+        </w:hyperlink>
+      </w:r>
+      <w:r>
+        <w:rPr>
+          <w:u w:val="single" w:color="0000ff"/>
+          <w:rFonts w:ascii="Charis SIL Regular" w:hAnsi="Charis SIL Regular" w:eastAsia="Charis SIL Regular"/>
+          <w:b w:val="0"/>
+          <w:i w:val="0"/>
+          <w:color w:val="000000"/>
+          <w:sz w:val="24"/>
+        </w:rPr>
+        <w:hyperlink r:id="rId18" w:history="1">
+          <w:r>
+            <w:rPr>
+              <w:rStyle w:val="Hyperlink"/>
+            </w:rPr>
+            <w:t>,</w:t>
+          </w:r>
+        </w:hyperlink>
+      </w:r>
+      <w:r>
+        <w:rPr>
+          <w:u w:val="single" w:color="0000ff"/>
+          <w:rFonts w:ascii="Charis SIL Regular" w:hAnsi="Charis SIL Regular" w:eastAsia="Charis SIL Regular"/>
+          <w:b w:val="0"/>
+          <w:i w:val="0"/>
+          <w:color w:val="000000"/>
+          <w:sz w:val="24"/>
+        </w:rPr>
+        <w:hyperlink r:id="rId18" w:history="1">
+          <w:r>
+            <w:rPr>
+              <w:rStyle w:val="Hyperlink"/>
+            </w:rPr>
+            <w:t xml:space="preserve"> het </w:t>
+          </w:r>
+        </w:hyperlink>
+      </w:r>
+      <w:r>
+        <w:rPr>
+          <w:rFonts w:ascii="Charis SIL Regular" w:hAnsi="Charis SIL Regular" w:eastAsia="Charis SIL Regular"/>
+          <w:b w:val="0"/>
+          <w:i w:val="0"/>
+          <w:color w:val="0000FF"/>
+          <w:sz w:val="24"/>
+          <w:u w:val="single"/>
+        </w:rPr>
+        <w:hyperlink r:id="rId18" w:history="1">
+          <w:r>
+            <w:rPr>
+              <w:rStyle w:val="Hyperlink"/>
+            </w:rPr>
+            <w:t>Rijksmu</w:t>
+          </w:r>
+        </w:hyperlink>
+      </w:r>
+      <w:r>
+        <w:rPr>
+          <w:rFonts w:ascii="Charis SIL Regular" w:hAnsi="Charis SIL Regular" w:eastAsia="Charis SIL Regular"/>
+          <w:b w:val="0"/>
+          <w:i w:val="0"/>
+          <w:color w:val="0000FF"/>
+          <w:sz w:val="24"/>
+          <w:u w:val="single"/>
+        </w:rPr>
+        <w:hyperlink r:id="rId18" w:history="1">
+          <w:r>
+            <w:rPr>
+              <w:rStyle w:val="Hyperlink"/>
+            </w:rPr>
+            <w:t>s</w:t>
+          </w:r>
+        </w:hyperlink>
+      </w:r>
+      <w:r>
+        <w:rPr>
+          <w:rFonts w:ascii="Charis SIL Regular" w:hAnsi="Charis SIL Regular" w:eastAsia="Charis SIL Regular"/>
+          <w:b w:val="0"/>
+          <w:i w:val="0"/>
+          <w:color w:val="0000FF"/>
+          <w:sz w:val="24"/>
+          <w:u w:val="single"/>
+        </w:rPr>
+        <w:hyperlink r:id="rId18" w:history="1">
+          <w:r>
+            <w:rPr>
+              <w:rStyle w:val="Hyperlink"/>
+            </w:rPr>
+            <w:t>eum</w:t>
+          </w:r>
+        </w:hyperlink>
+      </w:r>
+      <w:r>
+        <w:rPr>
+          <w:rFonts w:ascii="Charis SIL Regular" w:hAnsi="Charis SIL Regular" w:eastAsia="Charis SIL Regular"/>
+          <w:b w:val="0"/>
+          <w:i w:val="0"/>
+          <w:color w:val="0000FF"/>
+          <w:sz w:val="24"/>
+          <w:u w:val="single"/>
+        </w:rPr>
+        <w:t xml:space="preserve"> </w:t>
+      </w:r>
+      <w:r>
+        <w:rPr>
+          <w:rFonts w:ascii="Charis SIL Regular" w:hAnsi="Charis SIL Regular" w:eastAsia="Charis SIL Regular"/>
+          <w:b w:val="0"/>
+          <w:i w:val="0"/>
+          <w:color w:val="0000FF"/>
+          <w:sz w:val="24"/>
+          <w:u w:val="single"/>
+        </w:rPr>
+        <w:hyperlink r:id="rId18" w:history="1">
+          <w:r>
+            <w:rPr>
+              <w:rStyle w:val="Hyperlink"/>
+            </w:rPr>
+            <w:t>voor</w:t>
+          </w:r>
+        </w:hyperlink>
+      </w:r>
+      <w:r>
+        <w:rPr>
+          <w:rFonts w:ascii="Charis SIL Regular" w:hAnsi="Charis SIL Regular" w:eastAsia="Charis SIL Regular"/>
+          <w:b w:val="0"/>
+          <w:i w:val="0"/>
+          <w:color w:val="0000FF"/>
+          <w:sz w:val="24"/>
+          <w:u w:val="single"/>
+        </w:rPr>
+        <w:t xml:space="preserve"> </w:t>
+      </w:r>
+      <w:r>
+        <w:rPr>
+          <w:rFonts w:ascii="Charis SIL Regular" w:hAnsi="Charis SIL Regular" w:eastAsia="Charis SIL Regular"/>
+          <w:b w:val="0"/>
+          <w:i w:val="0"/>
+          <w:color w:val="0000FF"/>
+          <w:sz w:val="24"/>
+          <w:u w:val="single"/>
+        </w:rPr>
+        <w:t>G</w:t>
+      </w:r>
+      <w:r>
+        <w:rPr>
+          <w:rFonts w:ascii="Charis SIL Regular" w:hAnsi="Charis SIL Regular" w:eastAsia="Charis SIL Regular"/>
+          <w:b w:val="0"/>
+          <w:i w:val="0"/>
+          <w:color w:val="0000FF"/>
+          <w:sz w:val="24"/>
+          <w:u w:val="single"/>
+        </w:rPr>
+        <w:hyperlink r:id="rId18" w:history="1">
+          <w:r>
+            <w:rPr>
+              <w:rStyle w:val="Hyperlink"/>
+            </w:rPr>
+            <w:t>eo</w:t>
+          </w:r>
+        </w:hyperlink>
+      </w:r>
+      <w:r>
+        <w:rPr>
+          <w:rFonts w:ascii="Charis SIL Regular" w:hAnsi="Charis SIL Regular" w:eastAsia="Charis SIL Regular"/>
+          <w:b w:val="0"/>
+          <w:i w:val="0"/>
+          <w:color w:val="0000FF"/>
+          <w:sz w:val="24"/>
+          <w:u w:val="single"/>
+        </w:rPr>
+        <w:hyperlink r:id="rId18" w:history="1">
+          <w:r>
+            <w:rPr>
+              <w:rStyle w:val="Hyperlink"/>
+            </w:rPr>
+            <w:t>logie</w:t>
+          </w:r>
+        </w:hyperlink>
+      </w:r>
+      <w:r>
+        <w:rPr>
+          <w:rFonts w:ascii="Charis SIL Regular" w:hAnsi="Charis SIL Regular" w:eastAsia="Charis SIL Regular"/>
+          <w:b w:val="0"/>
+          <w:i w:val="0"/>
+          <w:color w:val="0000FF"/>
+          <w:sz w:val="24"/>
+          <w:u w:val="single"/>
+        </w:rPr>
+        <w:t xml:space="preserve"> </w:t>
+      </w:r>
+      <w:r>
+        <w:rPr>
+          <w:rFonts w:ascii="Charis SIL Regular" w:hAnsi="Charis SIL Regular" w:eastAsia="Charis SIL Regular"/>
+          <w:b w:val="0"/>
+          <w:i w:val="0"/>
+          <w:color w:val="0000FF"/>
+          <w:sz w:val="24"/>
+          <w:u w:val="single"/>
+        </w:rPr>
         <w:hyperlink r:id="rId18" w:history="1">
           <w:r>
             <w:rPr>
@@ -2214,384 +2661,6 @@
             <w:rPr>
               <w:rStyle w:val="Hyperlink"/>
             </w:rPr>
-            <w:t>Stenen</w:t>
-          </w:r>
-        </w:hyperlink>
-      </w:r>
-      <w:r>
-        <w:rPr>
-          <w:u w:val="single" w:color="0000ff"/>
-          <w:rFonts w:ascii="Charis SIL Regular" w:hAnsi="Charis SIL Regular" w:eastAsia="Charis SIL Regular"/>
-          <w:b w:val="0"/>
-          <w:i w:val="0"/>
-          <w:color w:val="000000"/>
-          <w:sz w:val="24"/>
-        </w:rPr>
-        <w:t xml:space="preserve">, het </w:t>
-      </w:r>
-      <w:r>
-        <w:rPr>
-          <w:rFonts w:ascii="Charis SIL Regular" w:hAnsi="Charis SIL Regular" w:eastAsia="Charis SIL Regular"/>
-          <w:b w:val="0"/>
-          <w:i w:val="0"/>
-          <w:color w:val="0000FF"/>
-          <w:sz w:val="24"/>
-          <w:u w:val="single"/>
-        </w:rPr>
-        <w:hyperlink r:id="rId19" w:history="1">
-          <w:r>
-            <w:rPr>
-              <w:rStyle w:val="Hyperlink"/>
-            </w:rPr>
-            <w:t>Rijk</w:t>
-          </w:r>
-        </w:hyperlink>
-      </w:r>
-      <w:r>
-        <w:rPr>
-          <w:rFonts w:ascii="Charis SIL Regular" w:hAnsi="Charis SIL Regular" w:eastAsia="Charis SIL Regular"/>
-          <w:b w:val="0"/>
-          <w:i w:val="0"/>
-          <w:color w:val="0000FF"/>
-          <w:sz w:val="24"/>
-          <w:u w:val="single"/>
-        </w:rPr>
-        <w:hyperlink r:id="rId19" w:history="1">
-          <w:r>
-            <w:rPr>
-              <w:rStyle w:val="Hyperlink"/>
-            </w:rPr>
-            <w:t>smuseum</w:t>
-          </w:r>
-        </w:hyperlink>
-      </w:r>
-      <w:r>
-        <w:rPr>
-          <w:rFonts w:ascii="Charis SIL Regular" w:hAnsi="Charis SIL Regular" w:eastAsia="Charis SIL Regular"/>
-          <w:b w:val="0"/>
-          <w:i w:val="0"/>
-          <w:color w:val="0000FF"/>
-          <w:sz w:val="24"/>
-          <w:u w:val="single"/>
-        </w:rPr>
-        <w:t xml:space="preserve"> </w:t>
-      </w:r>
-      <w:r>
-        <w:rPr>
-          <w:rFonts w:ascii="Charis SIL Regular" w:hAnsi="Charis SIL Regular" w:eastAsia="Charis SIL Regular"/>
-          <w:b w:val="0"/>
-          <w:i w:val="0"/>
-          <w:color w:val="0000FF"/>
-          <w:sz w:val="24"/>
-          <w:u w:val="single"/>
-        </w:rPr>
-        <w:hyperlink r:id="rId19" w:history="1">
-          <w:r>
-            <w:rPr>
-              <w:rStyle w:val="Hyperlink"/>
-            </w:rPr>
-            <w:t>v</w:t>
-          </w:r>
-        </w:hyperlink>
-      </w:r>
-      <w:r>
-        <w:rPr>
-          <w:rFonts w:ascii="Charis SIL Regular" w:hAnsi="Charis SIL Regular" w:eastAsia="Charis SIL Regular"/>
-          <w:b w:val="0"/>
-          <w:i w:val="0"/>
-          <w:color w:val="0000FF"/>
-          <w:sz w:val="24"/>
-          <w:u w:val="single"/>
-        </w:rPr>
-        <w:hyperlink r:id="rId19" w:history="1">
-          <w:r>
-            <w:rPr>
-              <w:rStyle w:val="Hyperlink"/>
-            </w:rPr>
-            <w:t>an</w:t>
-          </w:r>
-        </w:hyperlink>
-      </w:r>
-      <w:r>
-        <w:rPr>
-          <w:rFonts w:ascii="Charis SIL Regular" w:hAnsi="Charis SIL Regular" w:eastAsia="Charis SIL Regular"/>
-          <w:b w:val="0"/>
-          <w:i w:val="0"/>
-          <w:color w:val="0000FF"/>
-          <w:sz w:val="24"/>
-          <w:u w:val="single"/>
-        </w:rPr>
-        <w:t xml:space="preserve"> </w:t>
-      </w:r>
-      <w:r>
-        <w:rPr>
-          <w:rFonts w:ascii="Charis SIL Regular" w:hAnsi="Charis SIL Regular" w:eastAsia="Charis SIL Regular"/>
-          <w:b w:val="0"/>
-          <w:i w:val="0"/>
-          <w:color w:val="0000FF"/>
-          <w:sz w:val="24"/>
-          <w:u w:val="single"/>
-        </w:rPr>
-        <w:hyperlink r:id="rId19" w:history="1">
-          <w:r>
-            <w:rPr>
-              <w:rStyle w:val="Hyperlink"/>
-            </w:rPr>
-            <w:t>N</w:t>
-          </w:r>
-        </w:hyperlink>
-      </w:r>
-      <w:r>
-        <w:rPr>
-          <w:rFonts w:ascii="Charis SIL Regular" w:hAnsi="Charis SIL Regular" w:eastAsia="Charis SIL Regular"/>
-          <w:b w:val="0"/>
-          <w:i w:val="0"/>
-          <w:color w:val="0000FF"/>
-          <w:sz w:val="24"/>
-          <w:u w:val="single"/>
-        </w:rPr>
-        <w:hyperlink r:id="rId19" w:history="1">
-          <w:r>
-            <w:rPr>
-              <w:rStyle w:val="Hyperlink"/>
-            </w:rPr>
-            <w:t>atuurlijke</w:t>
-          </w:r>
-        </w:hyperlink>
-      </w:r>
-      <w:r>
-        <w:rPr>
-          <w:rFonts w:ascii="Charis SIL Regular" w:hAnsi="Charis SIL Regular" w:eastAsia="Charis SIL Regular"/>
-          <w:b w:val="0"/>
-          <w:i w:val="0"/>
-          <w:color w:val="0000FF"/>
-          <w:sz w:val="24"/>
-          <w:u w:val="single"/>
-        </w:rPr>
-        <w:t xml:space="preserve"> </w:t>
-      </w:r>
-      <w:r>
-        <w:rPr>
-          <w:rFonts w:ascii="Charis SIL Regular" w:hAnsi="Charis SIL Regular" w:eastAsia="Charis SIL Regular"/>
-          <w:b w:val="0"/>
-          <w:i w:val="0"/>
-          <w:color w:val="0000FF"/>
-          <w:sz w:val="24"/>
-          <w:u w:val="single"/>
-        </w:rPr>
-        <w:hyperlink r:id="rId19" w:history="1">
-          <w:r>
-            <w:rPr>
-              <w:rStyle w:val="Hyperlink"/>
-            </w:rPr>
-            <w:t>Historie</w:t>
-          </w:r>
-        </w:hyperlink>
-      </w:r>
-      <w:r>
-        <w:rPr>
-          <w:rFonts w:ascii="Charis SIL Regular" w:hAnsi="Charis SIL Regular" w:eastAsia="Charis SIL Regular"/>
-          <w:b w:val="0"/>
-          <w:i w:val="0"/>
-          <w:color w:val="000000"/>
-          <w:sz w:val="24"/>
-        </w:rPr>
-        <w:t xml:space="preserve">, het </w:t>
-      </w:r>
-      <w:r>
-        <w:rPr>
-          <w:rFonts w:ascii="Charis SIL Regular" w:hAnsi="Charis SIL Regular" w:eastAsia="Charis SIL Regular"/>
-          <w:b w:val="0"/>
-          <w:i w:val="0"/>
-          <w:color w:val="0000FF"/>
-          <w:sz w:val="24"/>
-          <w:u w:val="single"/>
-        </w:rPr>
-        <w:hyperlink r:id="rId18" w:history="1">
-          <w:r>
-            <w:rPr>
-              <w:rStyle w:val="Hyperlink"/>
-            </w:rPr>
-            <w:t>Rijksmu</w:t>
-          </w:r>
-        </w:hyperlink>
-      </w:r>
-      <w:r>
-        <w:rPr>
-          <w:rFonts w:ascii="Charis SIL Regular" w:hAnsi="Charis SIL Regular" w:eastAsia="Charis SIL Regular"/>
-          <w:b w:val="0"/>
-          <w:i w:val="0"/>
-          <w:color w:val="0000FF"/>
-          <w:sz w:val="24"/>
-          <w:u w:val="single"/>
-        </w:rPr>
-        <w:hyperlink r:id="rId18" w:history="1">
-          <w:r>
-            <w:rPr>
-              <w:rStyle w:val="Hyperlink"/>
-            </w:rPr>
-            <w:t>s</w:t>
-          </w:r>
-        </w:hyperlink>
-      </w:r>
-      <w:r>
-        <w:rPr>
-          <w:rFonts w:ascii="Charis SIL Regular" w:hAnsi="Charis SIL Regular" w:eastAsia="Charis SIL Regular"/>
-          <w:b w:val="0"/>
-          <w:i w:val="0"/>
-          <w:color w:val="0000FF"/>
-          <w:sz w:val="24"/>
-          <w:u w:val="single"/>
-        </w:rPr>
-        <w:hyperlink r:id="rId18" w:history="1">
-          <w:r>
-            <w:rPr>
-              <w:rStyle w:val="Hyperlink"/>
-            </w:rPr>
-            <w:t>eum</w:t>
-          </w:r>
-        </w:hyperlink>
-      </w:r>
-      <w:r>
-        <w:rPr>
-          <w:rFonts w:ascii="Charis SIL Regular" w:hAnsi="Charis SIL Regular" w:eastAsia="Charis SIL Regular"/>
-          <w:b w:val="0"/>
-          <w:i w:val="0"/>
-          <w:color w:val="0000FF"/>
-          <w:sz w:val="24"/>
-          <w:u w:val="single"/>
-        </w:rPr>
-        <w:t xml:space="preserve"> </w:t>
-      </w:r>
-      <w:r>
-        <w:rPr>
-          <w:rFonts w:ascii="Charis SIL Regular" w:hAnsi="Charis SIL Regular" w:eastAsia="Charis SIL Regular"/>
-          <w:b w:val="0"/>
-          <w:i w:val="0"/>
-          <w:color w:val="0000FF"/>
-          <w:sz w:val="24"/>
-          <w:u w:val="single"/>
-        </w:rPr>
-        <w:hyperlink r:id="rId18" w:history="1">
-          <w:r>
-            <w:rPr>
-              <w:rStyle w:val="Hyperlink"/>
-            </w:rPr>
-            <w:t>voor</w:t>
-          </w:r>
-        </w:hyperlink>
-      </w:r>
-      <w:r>
-        <w:rPr>
-          <w:rFonts w:ascii="Charis SIL Regular" w:hAnsi="Charis SIL Regular" w:eastAsia="Charis SIL Regular"/>
-          <w:b w:val="0"/>
-          <w:i w:val="0"/>
-          <w:color w:val="0000FF"/>
-          <w:sz w:val="24"/>
-          <w:u w:val="single"/>
-        </w:rPr>
-        <w:t xml:space="preserve"> </w:t>
-      </w:r>
-      <w:r>
-        <w:rPr>
-          <w:rFonts w:ascii="Charis SIL Regular" w:hAnsi="Charis SIL Regular" w:eastAsia="Charis SIL Regular"/>
-          <w:b w:val="0"/>
-          <w:i w:val="0"/>
-          <w:color w:val="0000FF"/>
-          <w:sz w:val="24"/>
-        </w:rPr>
-        <w:t>G</w:t>
-      </w:r>
-      <w:r>
-        <w:rPr>
-          <w:rFonts w:ascii="Charis SIL Regular" w:hAnsi="Charis SIL Regular" w:eastAsia="Charis SIL Regular"/>
-          <w:b w:val="0"/>
-          <w:i w:val="0"/>
-          <w:color w:val="0000FF"/>
-          <w:sz w:val="24"/>
-          <w:u w:val="single"/>
-        </w:rPr>
-        <w:hyperlink r:id="rId18" w:history="1">
-          <w:r>
-            <w:rPr>
-              <w:rStyle w:val="Hyperlink"/>
-            </w:rPr>
-            <w:t>eo</w:t>
-          </w:r>
-        </w:hyperlink>
-      </w:r>
-      <w:r>
-        <w:rPr>
-          <w:rFonts w:ascii="Charis SIL Regular" w:hAnsi="Charis SIL Regular" w:eastAsia="Charis SIL Regular"/>
-          <w:b w:val="0"/>
-          <w:i w:val="0"/>
-          <w:color w:val="0000FF"/>
-          <w:sz w:val="24"/>
-          <w:u w:val="single"/>
-        </w:rPr>
-        <w:hyperlink r:id="rId18" w:history="1">
-          <w:r>
-            <w:rPr>
-              <w:rStyle w:val="Hyperlink"/>
-            </w:rPr>
-            <w:t>logie</w:t>
-          </w:r>
-        </w:hyperlink>
-      </w:r>
-      <w:r>
-        <w:rPr>
-          <w:rFonts w:ascii="Charis SIL Regular" w:hAnsi="Charis SIL Regular" w:eastAsia="Charis SIL Regular"/>
-          <w:b w:val="0"/>
-          <w:i w:val="0"/>
-          <w:color w:val="0000FF"/>
-          <w:sz w:val="24"/>
-          <w:u w:val="single"/>
-        </w:rPr>
-        <w:t xml:space="preserve"> </w:t>
-      </w:r>
-      <w:r>
-        <w:rPr>
-          <w:rFonts w:ascii="Charis SIL Regular" w:hAnsi="Charis SIL Regular" w:eastAsia="Charis SIL Regular"/>
-          <w:b w:val="0"/>
-          <w:i w:val="0"/>
-          <w:color w:val="0000FF"/>
-          <w:sz w:val="24"/>
-          <w:u w:val="single"/>
-        </w:rPr>
-        <w:hyperlink r:id="rId18" w:history="1">
-          <w:r>
-            <w:rPr>
-              <w:rStyle w:val="Hyperlink"/>
-            </w:rPr>
-            <w:t>en</w:t>
-          </w:r>
-        </w:hyperlink>
-      </w:r>
-      <w:r>
-        <w:rPr>
-          <w:rFonts w:ascii="Charis SIL Regular" w:hAnsi="Charis SIL Regular" w:eastAsia="Charis SIL Regular"/>
-          <w:b w:val="0"/>
-          <w:i w:val="0"/>
-          <w:color w:val="0000FF"/>
-          <w:sz w:val="24"/>
-          <w:u w:val="single"/>
-        </w:rPr>
-        <w:t xml:space="preserve"> </w:t>
-      </w:r>
-      <w:r>
-        <w:rPr>
-          <w:rFonts w:ascii="Charis SIL Regular" w:hAnsi="Charis SIL Regular" w:eastAsia="Charis SIL Regular"/>
-          <w:b w:val="0"/>
-          <w:i w:val="0"/>
-          <w:color w:val="0000FF"/>
-          <w:sz w:val="24"/>
-          <w:u w:val="single"/>
-        </w:rPr>
-        <w:hyperlink r:id="rId18" w:history="1">
-          <w:r>
-            <w:rPr>
-              <w:rStyle w:val="Hyperlink"/>
-            </w:rPr>
             <w:t>M</w:t>
           </w:r>
         </w:hyperlink>
@@ -2644,6 +2713,7 @@
       </w:r>
       <w:r>
         <w:rPr>
+          <w:u w:val="single" w:color="0000ff"/>
           <w:rFonts w:ascii="Charis SIL Regular" w:hAnsi="Charis SIL Regular" w:eastAsia="Charis SIL Regular"/>
           <w:b w:val="0"/>
           <w:i w:val="0"/>
@@ -3419,7 +3489,6 @@
       </w:r>
       <w:r>
         <w:rPr>
-          <w:u w:val="single" w:color="0000ff"/>
           <w:rFonts w:ascii="Charis SIL Regular" w:hAnsi="Charis SIL Regular" w:eastAsia="Charis SIL Regular"/>
           <w:b w:val="0"/>
           <w:i w:val="0"/>
@@ -4265,7 +4334,7 @@
           <w:sz w:val="24"/>
           <w:u w:val="single"/>
         </w:rPr>
-        <w:t>Ethnografisch Museu</w:t>
+        <w:t>Ethnografisch Muse</w:t>
       </w:r>
       <w:r>
         <w:rPr>
@@ -4276,7 +4345,7 @@
           <w:sz w:val="24"/>
           <w:u w:val="single"/>
         </w:rPr>
-        <w:t>m Arti</w:t>
+        <w:t>u</w:t>
       </w:r>
       <w:r>
         <w:rPr>
@@ -4285,8 +4354,9 @@
           <w:i w:val="0"/>
           <w:color w:val="0000FF"/>
           <w:sz w:val="24"/>
-        </w:rPr>
-        <w:t>s</w:t>
+          <w:u w:val="single"/>
+        </w:rPr>
+        <w:t>m Artis</w:t>
       </w:r>
       <w:r>
         <w:br/>
@@ -5268,6 +5338,7 @@
           <w:i w:val="0"/>
           <w:color w:val="0000FF"/>
           <w:sz w:val="24"/>
+          <w:u w:val="single"/>
         </w:rPr>
         <w:hyperlink r:id="rId31" w:history="1">
           <w:r>
@@ -5304,14 +5375,7 @@
           <w:sz w:val="24"/>
           <w:u w:val="single"/>
         </w:rPr>
-        <w:hyperlink r:id="rId31" w:history="1">
-          <w:r>
-            <w:rPr>
-              <w:rStyle w:val="Hyperlink"/>
-            </w:rPr>
-            <w:t>/</w:t>
-          </w:r>
-        </w:hyperlink>
+        <w:t>/</w:t>
       </w:r>
       <w:r>
         <w:rPr>
@@ -6258,7 +6322,7 @@
           <w:sz w:val="24"/>
           <w:u w:val="single"/>
         </w:rPr>
-        <w:hyperlink r:id="rId36" w:history="1">
+        <w:hyperlink r:id="rId37" w:history="1">
           <w:r>
             <w:rPr>
               <w:rStyle w:val="Hyperlink"/>
@@ -6782,7 +6846,7 @@
           <w:sz w:val="24"/>
           <w:u w:val="single"/>
         </w:rPr>
-        <w:hyperlink r:id="rId42" w:history="1">
+        <w:hyperlink r:id="rId40" w:history="1">
           <w:r>
             <w:rPr>
               <w:rStyle w:val="Hyperlink"/>

--- a/EXPORTS/DOCX/published/niveau3/Dutch/KKZ.docx
+++ b/EXPORTS/DOCX/published/niveau3/Dutch/KKZ.docx
@@ -885,56 +885,19 @@
           <w:i w:val="0"/>
           <w:color w:val="0000FF"/>
           <w:sz w:val="24"/>
+        </w:rPr>
+        <w:t>Koning Wille</w:t>
+      </w:r>
+      <w:r>
+        <w:rPr>
+          <w:rFonts w:ascii="Charis SIL Regular" w:hAnsi="Charis SIL Regular" w:eastAsia="Charis SIL Regular"/>
+          <w:b w:val="0"/>
+          <w:i w:val="0"/>
+          <w:color w:val="0000FF"/>
+          <w:sz w:val="24"/>
           <w:u w:val="single"/>
         </w:rPr>
-        <w:hyperlink r:id="rId9" w:history="1">
-          <w:r>
-            <w:rPr>
-              <w:rStyle w:val="Hyperlink"/>
-            </w:rPr>
-            <w:t>Koning</w:t>
-          </w:r>
-        </w:hyperlink>
-      </w:r>
-      <w:r>
-        <w:rPr>
-          <w:rFonts w:ascii="Charis SIL Regular" w:hAnsi="Charis SIL Regular" w:eastAsia="Charis SIL Regular"/>
-          <w:b w:val="0"/>
-          <w:i w:val="0"/>
-          <w:color w:val="0000FF"/>
-          <w:sz w:val="24"/>
-          <w:u w:val="single"/>
-        </w:rPr>
-        <w:t xml:space="preserve"> </w:t>
-      </w:r>
-      <w:r>
-        <w:rPr>
-          <w:rFonts w:ascii="Charis SIL Regular" w:hAnsi="Charis SIL Regular" w:eastAsia="Charis SIL Regular"/>
-          <w:b w:val="0"/>
-          <w:i w:val="0"/>
-          <w:color w:val="0000FF"/>
-          <w:sz w:val="24"/>
-          <w:u w:val="single"/>
-        </w:rPr>
-        <w:hyperlink r:id="rId9" w:history="1">
-          <w:r>
-            <w:rPr>
-              <w:rStyle w:val="Hyperlink"/>
-            </w:rPr>
-            <w:t>Wille</w:t>
-          </w:r>
-        </w:hyperlink>
-      </w:r>
-      <w:r>
-        <w:rPr>
-          <w:rFonts w:ascii="Charis SIL Regular" w:hAnsi="Charis SIL Regular" w:eastAsia="Charis SIL Regular"/>
-          <w:b w:val="0"/>
-          <w:i w:val="0"/>
-          <w:color w:val="0000FF"/>
-          <w:sz w:val="24"/>
-          <w:u w:val="single"/>
-        </w:rPr>
-        <w:hyperlink r:id="rId9" w:history="1">
+        <w:hyperlink r:id="rId12" w:history="1">
           <w:r>
             <w:rPr>
               <w:rStyle w:val="Hyperlink"/>
@@ -963,7 +926,7 @@
           <w:sz w:val="24"/>
           <w:u w:val="single"/>
         </w:rPr>
-        <w:hyperlink r:id="rId9" w:history="1">
+        <w:hyperlink r:id="rId12" w:history="1">
           <w:r>
             <w:rPr>
               <w:rStyle w:val="Hyperlink"/>
@@ -1009,7 +972,14 @@
           <w:color w:val="000000"/>
           <w:sz w:val="24"/>
         </w:rPr>
-        <w:t xml:space="preserve"> hier d</w:t>
+        <w:hyperlink r:id="rId13" w:history="1">
+          <w:r>
+            <w:rPr>
+              <w:rStyle w:val="Hyperlink"/>
+            </w:rPr>
+            <w:t xml:space="preserve"> hier d</w:t>
+          </w:r>
+        </w:hyperlink>
       </w:r>
       <w:r>
         <w:rPr>
@@ -2227,49 +2197,13 @@
       </w:r>
       <w:r>
         <w:rPr>
-          <w:u w:val="single" w:color="0000ff"/>
           <w:rFonts w:ascii="Charis SIL Regular" w:hAnsi="Charis SIL Regular" w:eastAsia="Charis SIL Regular"/>
           <w:b w:val="0"/>
           <w:i w:val="0"/>
           <w:color w:val="000000"/>
           <w:sz w:val="24"/>
         </w:rPr>
-        <w:hyperlink r:id="rId17" w:history="1">
-          <w:r>
-            <w:rPr>
-              <w:rStyle w:val="Hyperlink"/>
-            </w:rPr>
-            <w:t>, he</w:t>
-          </w:r>
-        </w:hyperlink>
-      </w:r>
-      <w:r>
-        <w:rPr>
-          <w:u w:val="single" w:color="0000ff"/>
-          <w:rFonts w:ascii="Charis SIL Regular" w:hAnsi="Charis SIL Regular" w:eastAsia="Charis SIL Regular"/>
-          <w:b w:val="0"/>
-          <w:i w:val="0"/>
-          <w:color w:val="000000"/>
-          <w:sz w:val="24"/>
-        </w:rPr>
-        <w:hyperlink r:id="rId17" w:history="1">
-          <w:r>
-            <w:rPr>
-              <w:rStyle w:val="Hyperlink"/>
-            </w:rPr>
-            <w:t>t</w:t>
-          </w:r>
-        </w:hyperlink>
-      </w:r>
-      <w:r>
-        <w:rPr>
-          <w:rFonts w:ascii="Charis SIL Regular" w:hAnsi="Charis SIL Regular" w:eastAsia="Charis SIL Regular"/>
-          <w:b w:val="0"/>
-          <w:i w:val="0"/>
-          <w:color w:val="000000"/>
-          <w:sz w:val="24"/>
-        </w:rPr>
-        <w:t xml:space="preserve"> </w:t>
+        <w:t xml:space="preserve">, het </w:t>
       </w:r>
       <w:r>
         <w:rPr>
@@ -3145,67 +3079,13 @@
       </w:r>
       <w:r>
         <w:rPr>
-          <w:u w:val="single" w:color="0000ff"/>
           <w:rFonts w:ascii="Charis SIL Regular" w:hAnsi="Charis SIL Regular" w:eastAsia="Charis SIL Regular"/>
           <w:b w:val="0"/>
           <w:i w:val="0"/>
           <w:color w:val="000000"/>
           <w:sz w:val="24"/>
         </w:rPr>
-        <w:hyperlink r:id="rId21" w:history="1">
-          <w:r>
-            <w:rPr>
-              <w:rStyle w:val="Hyperlink"/>
-            </w:rPr>
-            <w:t>Ook</w:t>
-          </w:r>
-        </w:hyperlink>
-      </w:r>
-      <w:r>
-        <w:rPr>
-          <w:u w:val="single" w:color="0000ff"/>
-          <w:rFonts w:ascii="Charis SIL Regular" w:hAnsi="Charis SIL Regular" w:eastAsia="Charis SIL Regular"/>
-          <w:b w:val="0"/>
-          <w:i w:val="0"/>
-          <w:color w:val="000000"/>
-          <w:sz w:val="24"/>
-        </w:rPr>
-        <w:hyperlink r:id="rId21" w:history="1">
-          <w:r>
-            <w:rPr>
-              <w:rStyle w:val="Hyperlink"/>
-            </w:rPr>
-            <w:t xml:space="preserve"> ve</w:t>
-          </w:r>
-        </w:hyperlink>
-      </w:r>
-      <w:r>
-        <w:rPr>
-          <w:u w:val="single" w:color="0000ff"/>
-          <w:rFonts w:ascii="Charis SIL Regular" w:hAnsi="Charis SIL Regular" w:eastAsia="Charis SIL Regular"/>
-          <w:b w:val="0"/>
-          <w:i w:val="0"/>
-          <w:color w:val="000000"/>
-          <w:sz w:val="24"/>
-        </w:rPr>
-        <w:hyperlink r:id="rId21" w:history="1">
-          <w:r>
-            <w:rPr>
-              <w:rStyle w:val="Hyperlink"/>
-            </w:rPr>
-            <w:t>rdwenen</w:t>
-          </w:r>
-        </w:hyperlink>
-      </w:r>
-      <w:r>
-        <w:rPr>
-          <w:rFonts w:ascii="Charis SIL Regular" w:hAnsi="Charis SIL Regular" w:eastAsia="Charis SIL Regular"/>
-          <w:b w:val="0"/>
-          <w:i w:val="0"/>
-          <w:color w:val="000000"/>
-          <w:sz w:val="24"/>
-        </w:rPr>
-        <w:t xml:space="preserve"> en vergingen er vele voor</w:t>
+        <w:t>Ook verdwenen en vergingen er vele voor</w:t>
       </w:r>
       <w:r>
         <w:rPr>
@@ -3489,6 +3369,7 @@
       </w:r>
       <w:r>
         <w:rPr>
+          <w:u w:val="single" w:color="0000ff"/>
           <w:rFonts w:ascii="Charis SIL Regular" w:hAnsi="Charis SIL Regular" w:eastAsia="Charis SIL Regular"/>
           <w:b w:val="0"/>
           <w:i w:val="0"/>
@@ -4334,7 +4215,7 @@
           <w:sz w:val="24"/>
           <w:u w:val="single"/>
         </w:rPr>
-        <w:t>Ethnografisch Muse</w:t>
+        <w:t>Ethnografisch Museu</w:t>
       </w:r>
       <w:r>
         <w:rPr>
@@ -4345,7 +4226,7 @@
           <w:sz w:val="24"/>
           <w:u w:val="single"/>
         </w:rPr>
-        <w:t>u</w:t>
+        <w:t>m Arti</w:t>
       </w:r>
       <w:r>
         <w:rPr>
@@ -4354,9 +4235,8 @@
           <w:i w:val="0"/>
           <w:color w:val="0000FF"/>
           <w:sz w:val="24"/>
-          <w:u w:val="single"/>
-        </w:rPr>
-        <w:t>m Artis</w:t>
+        </w:rPr>
+        <w:t>s</w:t>
       </w:r>
       <w:r>
         <w:br/>
@@ -5309,7 +5189,7 @@
             <w:rPr>
               <w:rStyle w:val="Hyperlink"/>
             </w:rPr>
-            <w:t>f</w:t>
+            <w:t>fil</w:t>
           </w:r>
         </w:hyperlink>
       </w:r>
@@ -5321,41 +5201,6 @@
           <w:color w:val="0000FF"/>
           <w:sz w:val="24"/>
           <w:u w:val="single"/>
-        </w:rPr>
-        <w:hyperlink r:id="rId31" w:history="1">
-          <w:r>
-            <w:rPr>
-              <w:rStyle w:val="Hyperlink"/>
-            </w:rPr>
-            <w:t>i</w:t>
-          </w:r>
-        </w:hyperlink>
-      </w:r>
-      <w:r>
-        <w:rPr>
-          <w:rFonts w:ascii="Charis SIL Regular" w:hAnsi="Charis SIL Regular" w:eastAsia="Charis SIL Regular"/>
-          <w:b w:val="0"/>
-          <w:i w:val="0"/>
-          <w:color w:val="0000FF"/>
-          <w:sz w:val="24"/>
-          <w:u w:val="single"/>
-        </w:rPr>
-        <w:hyperlink r:id="rId31" w:history="1">
-          <w:r>
-            <w:rPr>
-              <w:rStyle w:val="Hyperlink"/>
-            </w:rPr>
-            <w:t>l</w:t>
-          </w:r>
-        </w:hyperlink>
-      </w:r>
-      <w:r>
-        <w:rPr>
-          <w:rFonts w:ascii="Charis SIL Regular" w:hAnsi="Charis SIL Regular" w:eastAsia="Charis SIL Regular"/>
-          <w:b w:val="0"/>
-          <w:i w:val="0"/>
-          <w:color w:val="0000FF"/>
-          <w:sz w:val="24"/>
         </w:rPr>
         <w:hyperlink r:id="rId31" w:history="1">
           <w:r>
@@ -5375,25 +5220,59 @@
           <w:sz w:val="24"/>
           <w:u w:val="single"/>
         </w:rPr>
-        <w:t>/</w:t>
-      </w:r>
-      <w:r>
-        <w:rPr>
-          <w:rFonts w:ascii="Charis SIL Regular" w:hAnsi="Charis SIL Regular" w:eastAsia="Charis SIL Regular"/>
-          <w:b w:val="0"/>
-          <w:i w:val="0"/>
-          <w:color w:val="0000FF"/>
-          <w:sz w:val="24"/>
-          <w:u w:val="single"/>
-        </w:rPr>
         <w:hyperlink r:id="rId31" w:history="1">
           <w:r>
             <w:rPr>
               <w:rStyle w:val="Hyperlink"/>
             </w:rPr>
-            <w:t>NL-</w:t>
+            <w:t>/</w:t>
           </w:r>
         </w:hyperlink>
+      </w:r>
+      <w:r>
+        <w:rPr>
+          <w:rFonts w:ascii="Charis SIL Regular" w:hAnsi="Charis SIL Regular" w:eastAsia="Charis SIL Regular"/>
+          <w:b w:val="0"/>
+          <w:i w:val="0"/>
+          <w:color w:val="0000FF"/>
+          <w:sz w:val="24"/>
+          <w:u w:val="single"/>
+        </w:rPr>
+        <w:hyperlink r:id="rId31" w:history="1">
+          <w:r>
+            <w:rPr>
+              <w:rStyle w:val="Hyperlink"/>
+            </w:rPr>
+            <w:t>N</w:t>
+          </w:r>
+        </w:hyperlink>
+      </w:r>
+      <w:r>
+        <w:rPr>
+          <w:rFonts w:ascii="Charis SIL Regular" w:hAnsi="Charis SIL Regular" w:eastAsia="Charis SIL Regular"/>
+          <w:b w:val="0"/>
+          <w:i w:val="0"/>
+          <w:color w:val="0000FF"/>
+          <w:sz w:val="24"/>
+        </w:rPr>
+        <w:hyperlink r:id="rId31" w:history="1">
+          <w:r>
+            <w:rPr>
+              <w:rStyle w:val="Hyperlink"/>
+            </w:rPr>
+            <w:t>L</w:t>
+          </w:r>
+        </w:hyperlink>
+      </w:r>
+      <w:r>
+        <w:rPr>
+          <w:rFonts w:ascii="Charis SIL Regular" w:hAnsi="Charis SIL Regular" w:eastAsia="Charis SIL Regular"/>
+          <w:b w:val="0"/>
+          <w:i w:val="0"/>
+          <w:color w:val="0000FF"/>
+          <w:sz w:val="24"/>
+        </w:rPr>
+        <w:t>-</w:t>
       </w:r>
       <w:r>
         <w:rPr>
@@ -6078,7 +5957,7 @@
           <w:sz w:val="24"/>
           <w:u w:val="single"/>
         </w:rPr>
-        <w:hyperlink r:id="rId35" w:history="1">
+        <w:hyperlink r:id="rId24" w:history="1">
           <w:r>
             <w:rPr>
               <w:rStyle w:val="Hyperlink"/>
@@ -6186,7 +6065,7 @@
           <w:sz w:val="24"/>
           <w:u w:val="single"/>
         </w:rPr>
-        <w:hyperlink r:id="rId36" w:history="1">
+        <w:hyperlink r:id="rId35" w:history="1">
           <w:r>
             <w:rPr>
               <w:rStyle w:val="Hyperlink"/>
@@ -6204,7 +6083,7 @@
           <w:sz w:val="24"/>
           <w:u w:val="single"/>
         </w:rPr>
-        <w:hyperlink r:id="rId36" w:history="1">
+        <w:hyperlink r:id="rId35" w:history="1">
           <w:r>
             <w:rPr>
               <w:rStyle w:val="Hyperlink"/>
@@ -6222,7 +6101,7 @@
           <w:sz w:val="24"/>
           <w:u w:val="single"/>
         </w:rPr>
-        <w:hyperlink r:id="rId36" w:history="1">
+        <w:hyperlink r:id="rId35" w:history="1">
           <w:r>
             <w:rPr>
               <w:rStyle w:val="Hyperlink"/>
@@ -6240,7 +6119,7 @@
           <w:sz w:val="24"/>
           <w:u w:val="single"/>
         </w:rPr>
-        <w:hyperlink r:id="rId36" w:history="1">
+        <w:hyperlink r:id="rId35" w:history="1">
           <w:r>
             <w:rPr>
               <w:rStyle w:val="Hyperlink"/>
@@ -6258,7 +6137,7 @@
           <w:sz w:val="24"/>
           <w:u w:val="single"/>
         </w:rPr>
-        <w:hyperlink r:id="rId36" w:history="1">
+        <w:hyperlink r:id="rId35" w:history="1">
           <w:r>
             <w:rPr>
               <w:rStyle w:val="Hyperlink"/>
@@ -6276,7 +6155,7 @@
           <w:sz w:val="24"/>
           <w:u w:val="single"/>
         </w:rPr>
-        <w:hyperlink r:id="rId36" w:history="1">
+        <w:hyperlink r:id="rId35" w:history="1">
           <w:r>
             <w:rPr>
               <w:rStyle w:val="Hyperlink"/>
@@ -6304,7 +6183,7 @@
           <w:sz w:val="24"/>
           <w:u w:val="single"/>
         </w:rPr>
-        <w:hyperlink r:id="rId37" w:history="1">
+        <w:hyperlink r:id="rId36" w:history="1">
           <w:r>
             <w:rPr>
               <w:rStyle w:val="Hyperlink"/>
@@ -6322,7 +6201,7 @@
           <w:sz w:val="24"/>
           <w:u w:val="single"/>
         </w:rPr>
-        <w:hyperlink r:id="rId37" w:history="1">
+        <w:hyperlink r:id="rId36" w:history="1">
           <w:r>
             <w:rPr>
               <w:rStyle w:val="Hyperlink"/>
@@ -6340,7 +6219,7 @@
           <w:sz w:val="24"/>
           <w:u w:val="single"/>
         </w:rPr>
-        <w:hyperlink r:id="rId37" w:history="1">
+        <w:hyperlink r:id="rId35" w:history="1">
           <w:r>
             <w:rPr>
               <w:rStyle w:val="Hyperlink"/>
@@ -6468,7 +6347,7 @@
           <w:sz w:val="24"/>
           <w:u w:val="single"/>
         </w:rPr>
-        <w:hyperlink r:id="rId38" w:history="1">
+        <w:hyperlink r:id="rId37" w:history="1">
           <w:r>
             <w:rPr>
               <w:rStyle w:val="Hyperlink"/>
@@ -6486,7 +6365,7 @@
           <w:sz w:val="24"/>
           <w:u w:val="single"/>
         </w:rPr>
-        <w:hyperlink r:id="rId38" w:history="1">
+        <w:hyperlink r:id="rId37" w:history="1">
           <w:r>
             <w:rPr>
               <w:rStyle w:val="Hyperlink"/>
@@ -6504,7 +6383,7 @@
           <w:sz w:val="24"/>
           <w:u w:val="single"/>
         </w:rPr>
-        <w:hyperlink r:id="rId38" w:history="1">
+        <w:hyperlink r:id="rId37" w:history="1">
           <w:r>
             <w:rPr>
               <w:rStyle w:val="Hyperlink"/>
@@ -6522,7 +6401,7 @@
           <w:sz w:val="24"/>
           <w:u w:val="single"/>
         </w:rPr>
-        <w:hyperlink r:id="rId38" w:history="1">
+        <w:hyperlink r:id="rId37" w:history="1">
           <w:r>
             <w:rPr>
               <w:rStyle w:val="Hyperlink"/>
@@ -6550,7 +6429,7 @@
           <w:sz w:val="24"/>
           <w:u w:val="single"/>
         </w:rPr>
-        <w:hyperlink r:id="rId39" w:history="1">
+        <w:hyperlink r:id="rId38" w:history="1">
           <w:r>
             <w:rPr>
               <w:rStyle w:val="Hyperlink"/>
@@ -6579,7 +6458,7 @@
           <w:sz w:val="24"/>
           <w:u w:val="single"/>
         </w:rPr>
-        <w:hyperlink r:id="rId39" w:history="1">
+        <w:hyperlink r:id="rId38" w:history="1">
           <w:r>
             <w:rPr>
               <w:rStyle w:val="Hyperlink"/>
@@ -6707,7 +6586,7 @@
           <w:sz w:val="24"/>
           <w:u w:val="single"/>
         </w:rPr>
-        <w:hyperlink r:id="rId40" w:history="1">
+        <w:hyperlink r:id="rId39" w:history="1">
           <w:r>
             <w:rPr>
               <w:rStyle w:val="Hyperlink"/>
@@ -6725,7 +6604,7 @@
           <w:sz w:val="24"/>
           <w:u w:val="single"/>
         </w:rPr>
-        <w:hyperlink r:id="rId40" w:history="1">
+        <w:hyperlink r:id="rId39" w:history="1">
           <w:r>
             <w:rPr>
               <w:rStyle w:val="Hyperlink"/>
@@ -6753,7 +6632,7 @@
           <w:sz w:val="24"/>
           <w:u w:val="single"/>
         </w:rPr>
-        <w:hyperlink r:id="rId41" w:history="1">
+        <w:hyperlink r:id="rId40" w:history="1">
           <w:r>
             <w:rPr>
               <w:rStyle w:val="Hyperlink"/>
@@ -6782,7 +6661,7 @@
           <w:sz w:val="24"/>
           <w:u w:val="single"/>
         </w:rPr>
-        <w:hyperlink r:id="rId41" w:history="1">
+        <w:hyperlink r:id="rId40" w:history="1">
           <w:r>
             <w:rPr>
               <w:rStyle w:val="Hyperlink"/>
@@ -6810,7 +6689,7 @@
           <w:sz w:val="24"/>
           <w:u w:val="single"/>
         </w:rPr>
-        <w:hyperlink r:id="rId42" w:history="1">
+        <w:hyperlink r:id="rId41" w:history="1">
           <w:r>
             <w:rPr>
               <w:rStyle w:val="Hyperlink"/>
@@ -6828,7 +6707,7 @@
           <w:sz w:val="24"/>
           <w:u w:val="single"/>
         </w:rPr>
-        <w:hyperlink r:id="rId42" w:history="1">
+        <w:hyperlink r:id="rId41" w:history="1">
           <w:r>
             <w:rPr>
               <w:rStyle w:val="Hyperlink"/>
@@ -6846,7 +6725,7 @@
           <w:sz w:val="24"/>
           <w:u w:val="single"/>
         </w:rPr>
-        <w:hyperlink r:id="rId40" w:history="1">
+        <w:hyperlink r:id="rId41" w:history="1">
           <w:r>
             <w:rPr>
               <w:rStyle w:val="Hyperlink"/>
@@ -6977,7 +6856,7 @@
           <w:sz w:val="24"/>
           <w:u w:val="single"/>
         </w:rPr>
-        <w:hyperlink r:id="rId43" w:history="1">
+        <w:hyperlink r:id="rId42" w:history="1">
           <w:r>
             <w:rPr>
               <w:rStyle w:val="Hyperlink"/>
@@ -6995,7 +6874,7 @@
           <w:sz w:val="24"/>
           <w:u w:val="single"/>
         </w:rPr>
-        <w:hyperlink r:id="rId43" w:history="1">
+        <w:hyperlink r:id="rId42" w:history="1">
           <w:r>
             <w:rPr>
               <w:rStyle w:val="Hyperlink"/>
@@ -7013,7 +6892,7 @@
           <w:sz w:val="24"/>
           <w:u w:val="single"/>
         </w:rPr>
-        <w:hyperlink r:id="rId43" w:history="1">
+        <w:hyperlink r:id="rId42" w:history="1">
           <w:r>
             <w:rPr>
               <w:rStyle w:val="Hyperlink"/>
@@ -7031,7 +6910,7 @@
           <w:sz w:val="24"/>
           <w:u w:val="single"/>
         </w:rPr>
-        <w:hyperlink r:id="rId43" w:history="1">
+        <w:hyperlink r:id="rId42" w:history="1">
           <w:r>
             <w:rPr>
               <w:rStyle w:val="Hyperlink"/>
@@ -7149,7 +7028,7 @@
           <w:sz w:val="24"/>
           <w:u w:val="single"/>
         </w:rPr>
-        <w:hyperlink r:id="rId44" w:history="1">
+        <w:hyperlink r:id="rId43" w:history="1">
           <w:r>
             <w:rPr>
               <w:rStyle w:val="Hyperlink"/>
@@ -7167,7 +7046,7 @@
           <w:sz w:val="24"/>
           <w:u w:val="single"/>
         </w:rPr>
-        <w:hyperlink r:id="rId44" w:history="1">
+        <w:hyperlink r:id="rId43" w:history="1">
           <w:r>
             <w:rPr>
               <w:rStyle w:val="Hyperlink"/>
@@ -7185,7 +7064,7 @@
           <w:sz w:val="24"/>
           <w:u w:val="single"/>
         </w:rPr>
-        <w:hyperlink r:id="rId44" w:history="1">
+        <w:hyperlink r:id="rId43" w:history="1">
           <w:r>
             <w:rPr>
               <w:rStyle w:val="Hyperlink"/>
@@ -7203,7 +7082,7 @@
           <w:sz w:val="24"/>
           <w:u w:val="single"/>
         </w:rPr>
-        <w:hyperlink r:id="rId44" w:history="1">
+        <w:hyperlink r:id="rId43" w:history="1">
           <w:r>
             <w:rPr>
               <w:rStyle w:val="Hyperlink"/>
@@ -7260,7 +7139,7 @@
           <w:sz w:val="24"/>
           <w:u w:val="single"/>
         </w:rPr>
-        <w:hyperlink r:id="rId45" w:history="1">
+        <w:hyperlink r:id="rId44" w:history="1">
           <w:r>
             <w:rPr>
               <w:rStyle w:val="Hyperlink"/>
@@ -7289,7 +7168,7 @@
           <w:sz w:val="24"/>
           <w:u w:val="single"/>
         </w:rPr>
-        <w:hyperlink r:id="rId45" w:history="1">
+        <w:hyperlink r:id="rId44" w:history="1">
           <w:r>
             <w:rPr>
               <w:rStyle w:val="Hyperlink"/>
@@ -7317,7 +7196,7 @@
           <w:sz w:val="24"/>
           <w:u w:val="single"/>
         </w:rPr>
-        <w:hyperlink r:id="rId46" w:history="1">
+        <w:hyperlink r:id="rId45" w:history="1">
           <w:r>
             <w:rPr>
               <w:rStyle w:val="Hyperlink"/>
@@ -7346,7 +7225,7 @@
           <w:sz w:val="24"/>
           <w:u w:val="single"/>
         </w:rPr>
-        <w:hyperlink r:id="rId46" w:history="1">
+        <w:hyperlink r:id="rId45" w:history="1">
           <w:r>
             <w:rPr>
               <w:rStyle w:val="Hyperlink"/>

--- a/EXPORTS/DOCX/published/niveau3/Dutch/KKZ.docx
+++ b/EXPORTS/DOCX/published/niveau3/Dutch/KKZ.docx
@@ -483,43 +483,7 @@
           <w:color w:val="000000"/>
           <w:sz w:val="24"/>
         </w:rPr>
-        <w:hyperlink r:id="rId10" w:history="1">
-          <w:r>
-            <w:rPr>
-              <w:rStyle w:val="Hyperlink"/>
-            </w:rPr>
-            <w:t xml:space="preserve">tuur </w:t>
-          </w:r>
-        </w:hyperlink>
-      </w:r>
-      <w:r>
-        <w:rPr>
-          <w:u w:val="single" w:color="0000ff"/>
-          <w:rFonts w:ascii="Charis SIL Regular" w:hAnsi="Charis SIL Regular" w:eastAsia="Charis SIL Regular"/>
-          <w:b w:val="0"/>
-          <w:i w:val="0"/>
-          <w:color w:val="000000"/>
-          <w:sz w:val="24"/>
-        </w:rPr>
-        <w:hyperlink r:id="rId10" w:history="1">
-          <w:r>
-            <w:rPr>
-              <w:rStyle w:val="Hyperlink"/>
-            </w:rPr>
-            <w:t>die een o</w:t>
-          </w:r>
-        </w:hyperlink>
-      </w:r>
-      <w:r>
-        <w:rPr>
-          <w:u w:val="single" w:color="0000ff"/>
-          <w:rFonts w:ascii="Charis SIL Regular" w:hAnsi="Charis SIL Regular" w:eastAsia="Charis SIL Regular"/>
-          <w:b w:val="0"/>
-          <w:i w:val="0"/>
-          <w:color w:val="000000"/>
-          <w:sz w:val="24"/>
-        </w:rPr>
-        <w:t>m</w:t>
+        <w:t>tuur die een om</w:t>
       </w:r>
       <w:r>
         <w:rPr>
@@ -701,21 +665,13 @@
       </w:r>
       <w:r>
         <w:rPr>
-          <w:u w:val="single" w:color="0000ff"/>
           <w:rFonts w:ascii="Charis SIL Regular" w:hAnsi="Charis SIL Regular" w:eastAsia="Charis SIL Regular"/>
           <w:b w:val="0"/>
           <w:i w:val="0"/>
           <w:color w:val="000000"/>
           <w:sz w:val="24"/>
         </w:rPr>
-        <w:hyperlink r:id="rId11" w:history="1">
-          <w:r>
-            <w:rPr>
-              <w:rStyle w:val="Hyperlink"/>
-            </w:rPr>
-            <w:t xml:space="preserve">nd </w:t>
-          </w:r>
-        </w:hyperlink>
+        <w:t xml:space="preserve">nd </w:t>
       </w:r>
       <w:r>
         <w:rPr>
@@ -726,7 +682,7 @@
           <w:sz w:val="24"/>
           <w:u w:val="single"/>
         </w:rPr>
-        <w:hyperlink r:id="rId11" w:history="1">
+        <w:hyperlink r:id="rId12" w:history="1">
           <w:r>
             <w:rPr>
               <w:rStyle w:val="Hyperlink"/>
@@ -885,8 +841,16 @@
           <w:i w:val="0"/>
           <w:color w:val="0000FF"/>
           <w:sz w:val="24"/>
-        </w:rPr>
-        <w:t>Koning Wille</w:t>
+          <w:u w:val="single"/>
+        </w:rPr>
+        <w:hyperlink r:id="rId9" w:history="1">
+          <w:r>
+            <w:rPr>
+              <w:rStyle w:val="Hyperlink"/>
+            </w:rPr>
+            <w:t>Koning</w:t>
+          </w:r>
+        </w:hyperlink>
       </w:r>
       <w:r>
         <w:rPr>
@@ -897,7 +861,36 @@
           <w:sz w:val="24"/>
           <w:u w:val="single"/>
         </w:rPr>
-        <w:hyperlink r:id="rId12" w:history="1">
+        <w:t xml:space="preserve"> </w:t>
+      </w:r>
+      <w:r>
+        <w:rPr>
+          <w:rFonts w:ascii="Charis SIL Regular" w:hAnsi="Charis SIL Regular" w:eastAsia="Charis SIL Regular"/>
+          <w:b w:val="0"/>
+          <w:i w:val="0"/>
+          <w:color w:val="0000FF"/>
+          <w:sz w:val="24"/>
+          <w:u w:val="single"/>
+        </w:rPr>
+        <w:hyperlink r:id="rId9" w:history="1">
+          <w:r>
+            <w:rPr>
+              <w:rStyle w:val="Hyperlink"/>
+            </w:rPr>
+            <w:t>Wille</w:t>
+          </w:r>
+        </w:hyperlink>
+      </w:r>
+      <w:r>
+        <w:rPr>
+          <w:rFonts w:ascii="Charis SIL Regular" w:hAnsi="Charis SIL Regular" w:eastAsia="Charis SIL Regular"/>
+          <w:b w:val="0"/>
+          <w:i w:val="0"/>
+          <w:color w:val="0000FF"/>
+          <w:sz w:val="24"/>
+          <w:u w:val="single"/>
+        </w:rPr>
+        <w:hyperlink r:id="rId9" w:history="1">
           <w:r>
             <w:rPr>
               <w:rStyle w:val="Hyperlink"/>
@@ -926,7 +919,7 @@
           <w:sz w:val="24"/>
           <w:u w:val="single"/>
         </w:rPr>
-        <w:hyperlink r:id="rId12" w:history="1">
+        <w:hyperlink r:id="rId9" w:history="1">
           <w:r>
             <w:rPr>
               <w:rStyle w:val="Hyperlink"/>
@@ -1083,21 +1076,13 @@
       </w:r>
       <w:r>
         <w:rPr>
-          <w:u w:val="single" w:color="0000ff"/>
           <w:rFonts w:ascii="Charis SIL Regular" w:hAnsi="Charis SIL Regular" w:eastAsia="Charis SIL Regular"/>
           <w:b w:val="0"/>
           <w:i w:val="0"/>
           <w:color w:val="000000"/>
           <w:sz w:val="24"/>
         </w:rPr>
-        <w:hyperlink r:id="rId9" w:history="1">
-          <w:r>
-            <w:rPr>
-              <w:rStyle w:val="Hyperlink"/>
-            </w:rPr>
-            <w:t xml:space="preserve">tijdens </w:t>
-          </w:r>
-        </w:hyperlink>
+        <w:t xml:space="preserve">tijdens </w:t>
       </w:r>
       <w:r>
         <w:rPr>
@@ -1624,7 +1609,6 @@
           <w:i w:val="0"/>
           <w:color w:val="0000FF"/>
           <w:sz w:val="24"/>
-          <w:u w:val="single"/>
         </w:rPr>
         <w:hyperlink r:id="rId16" w:history="1">
           <w:r>
@@ -1644,7 +1628,7 @@
           <w:sz w:val="24"/>
           <w:u w:val="single"/>
         </w:rPr>
-        <w:hyperlink r:id="rId16" w:history="1">
+        <w:hyperlink r:id="rId15" w:history="1">
           <w:r>
             <w:rPr>
               <w:rStyle w:val="Hyperlink"/>
@@ -1673,7 +1657,7 @@
           <w:sz w:val="24"/>
           <w:u w:val="single"/>
         </w:rPr>
-        <w:hyperlink r:id="rId16" w:history="1">
+        <w:hyperlink r:id="rId15" w:history="1">
           <w:r>
             <w:rPr>
               <w:rStyle w:val="Hyperlink"/>
@@ -1756,67 +1740,13 @@
       </w:r>
       <w:r>
         <w:rPr>
-          <w:u w:val="single" w:color="0000ff"/>
           <w:rFonts w:ascii="Charis SIL Regular" w:hAnsi="Charis SIL Regular" w:eastAsia="Charis SIL Regular"/>
           <w:b w:val="0"/>
           <w:i w:val="0"/>
           <w:color w:val="000000"/>
           <w:sz w:val="24"/>
         </w:rPr>
-        <w:hyperlink r:id="rId15" w:history="1">
-          <w:r>
-            <w:rPr>
-              <w:rStyle w:val="Hyperlink"/>
-            </w:rPr>
-            <w:t>n</w:t>
-          </w:r>
-        </w:hyperlink>
-      </w:r>
-      <w:r>
-        <w:rPr>
-          <w:u w:val="single" w:color="0000ff"/>
-          <w:rFonts w:ascii="Charis SIL Regular" w:hAnsi="Charis SIL Regular" w:eastAsia="Charis SIL Regular"/>
-          <w:b w:val="0"/>
-          <w:i w:val="0"/>
-          <w:color w:val="000000"/>
-          <w:sz w:val="24"/>
-        </w:rPr>
-        <w:hyperlink r:id="rId15" w:history="1">
-          <w:r>
-            <w:rPr>
-              <w:rStyle w:val="Hyperlink"/>
-            </w:rPr>
-            <w:t>tallen voorw</w:t>
-          </w:r>
-        </w:hyperlink>
-      </w:r>
-      <w:r>
-        <w:rPr>
-          <w:u w:val="single" w:color="0000ff"/>
-          <w:rFonts w:ascii="Charis SIL Regular" w:hAnsi="Charis SIL Regular" w:eastAsia="Charis SIL Regular"/>
-          <w:b w:val="0"/>
-          <w:i w:val="0"/>
-          <w:color w:val="000000"/>
-          <w:sz w:val="24"/>
-        </w:rPr>
-        <w:hyperlink r:id="rId15" w:history="1">
-          <w:r>
-            <w:rPr>
-              <w:rStyle w:val="Hyperlink"/>
-            </w:rPr>
-            <w:t>erp</w:t>
-          </w:r>
-        </w:hyperlink>
-      </w:r>
-      <w:r>
-        <w:rPr>
-          <w:rFonts w:ascii="Charis SIL Regular" w:hAnsi="Charis SIL Regular" w:eastAsia="Charis SIL Regular"/>
-          <w:b w:val="0"/>
-          <w:i w:val="0"/>
-          <w:color w:val="000000"/>
-          <w:sz w:val="24"/>
-        </w:rPr>
-        <w:t xml:space="preserve">en </w:t>
+        <w:t xml:space="preserve">ntallen voorwerpen </w:t>
       </w:r>
       <w:r>
         <w:rPr>
@@ -1853,6 +1783,7 @@
           <w:i w:val="0"/>
           <w:color w:val="0000FF"/>
           <w:sz w:val="24"/>
+          <w:u w:val="single"/>
         </w:rPr>
         <w:hyperlink r:id="rId17" w:history="1">
           <w:r>
@@ -1872,7 +1803,7 @@
           <w:sz w:val="24"/>
           <w:u w:val="single"/>
         </w:rPr>
-        <w:hyperlink r:id="rId16" w:history="1">
+        <w:hyperlink r:id="rId17" w:history="1">
           <w:r>
             <w:rPr>
               <w:rStyle w:val="Hyperlink"/>
@@ -1901,7 +1832,7 @@
           <w:sz w:val="24"/>
           <w:u w:val="single"/>
         </w:rPr>
-        <w:hyperlink r:id="rId16" w:history="1">
+        <w:hyperlink r:id="rId17" w:history="1">
           <w:r>
             <w:rPr>
               <w:rStyle w:val="Hyperlink"/>
@@ -1917,20 +1848,19 @@
           <w:i w:val="0"/>
           <w:color w:val="0000FF"/>
           <w:sz w:val="24"/>
+        </w:rPr>
+        <w:t xml:space="preserve"> </w:t>
+      </w:r>
+      <w:r>
+        <w:rPr>
+          <w:rFonts w:ascii="Charis SIL Regular" w:hAnsi="Charis SIL Regular" w:eastAsia="Charis SIL Regular"/>
+          <w:b w:val="0"/>
+          <w:i w:val="0"/>
+          <w:color w:val="0000FF"/>
+          <w:sz w:val="24"/>
           <w:u w:val="single"/>
         </w:rPr>
-        <w:t xml:space="preserve"> </w:t>
-      </w:r>
-      <w:r>
-        <w:rPr>
-          <w:rFonts w:ascii="Charis SIL Regular" w:hAnsi="Charis SIL Regular" w:eastAsia="Charis SIL Regular"/>
-          <w:b w:val="0"/>
-          <w:i w:val="0"/>
-          <w:color w:val="0000FF"/>
-          <w:sz w:val="24"/>
-          <w:u w:val="single"/>
-        </w:rPr>
-        <w:hyperlink r:id="rId16" w:history="1">
+        <w:hyperlink r:id="rId17" w:history="1">
           <w:r>
             <w:rPr>
               <w:rStyle w:val="Hyperlink"/>
@@ -2157,7 +2087,7 @@
           <w:sz w:val="24"/>
           <w:u w:val="single"/>
         </w:rPr>
-        <w:hyperlink r:id="rId17" w:history="1">
+        <w:hyperlink r:id="rId18" w:history="1">
           <w:r>
             <w:rPr>
               <w:rStyle w:val="Hyperlink"/>
@@ -2197,13 +2127,50 @@
       </w:r>
       <w:r>
         <w:rPr>
+          <w:u w:val="single" w:color="0000ff"/>
           <w:rFonts w:ascii="Charis SIL Regular" w:hAnsi="Charis SIL Regular" w:eastAsia="Charis SIL Regular"/>
           <w:b w:val="0"/>
           <w:i w:val="0"/>
           <w:color w:val="000000"/>
           <w:sz w:val="24"/>
         </w:rPr>
-        <w:t xml:space="preserve">, het </w:t>
+        <w:hyperlink r:id="rId17" w:history="1">
+          <w:r>
+            <w:rPr>
+              <w:rStyle w:val="Hyperlink"/>
+            </w:rPr>
+            <w:t>, he</w:t>
+          </w:r>
+        </w:hyperlink>
+      </w:r>
+      <w:r>
+        <w:rPr>
+          <w:u w:val="single" w:color="0000ff"/>
+          <w:rFonts w:ascii="Charis SIL Regular" w:hAnsi="Charis SIL Regular" w:eastAsia="Charis SIL Regular"/>
+          <w:b w:val="0"/>
+          <w:i w:val="0"/>
+          <w:color w:val="000000"/>
+          <w:sz w:val="24"/>
+        </w:rPr>
+        <w:hyperlink r:id="rId17" w:history="1">
+          <w:r>
+            <w:rPr>
+              <w:rStyle w:val="Hyperlink"/>
+            </w:rPr>
+            <w:t>t</w:t>
+          </w:r>
+        </w:hyperlink>
+      </w:r>
+      <w:r>
+        <w:rPr>
+          <w:u w:val="single" w:color="0000ff"/>
+          <w:rFonts w:ascii="Charis SIL Regular" w:hAnsi="Charis SIL Regular" w:eastAsia="Charis SIL Regular"/>
+          <w:b w:val="0"/>
+          <w:i w:val="0"/>
+          <w:color w:val="000000"/>
+          <w:sz w:val="24"/>
+        </w:rPr>
+        <w:t xml:space="preserve"> </w:t>
       </w:r>
       <w:r>
         <w:rPr>
@@ -2259,63 +2226,8 @@
           <w:i w:val="0"/>
           <w:color w:val="0000FF"/>
           <w:sz w:val="24"/>
-          <w:u w:val="single"/>
-        </w:rPr>
-        <w:hyperlink r:id="rId19" w:history="1">
-          <w:r>
-            <w:rPr>
-              <w:rStyle w:val="Hyperlink"/>
-            </w:rPr>
-            <w:t>v</w:t>
-          </w:r>
-        </w:hyperlink>
-      </w:r>
-      <w:r>
-        <w:rPr>
-          <w:rFonts w:ascii="Charis SIL Regular" w:hAnsi="Charis SIL Regular" w:eastAsia="Charis SIL Regular"/>
-          <w:b w:val="0"/>
-          <w:i w:val="0"/>
-          <w:color w:val="0000FF"/>
-          <w:sz w:val="24"/>
-          <w:u w:val="single"/>
-        </w:rPr>
-        <w:hyperlink r:id="rId19" w:history="1">
-          <w:r>
-            <w:rPr>
-              <w:rStyle w:val="Hyperlink"/>
-            </w:rPr>
-            <w:t>an</w:t>
-          </w:r>
-        </w:hyperlink>
-      </w:r>
-      <w:r>
-        <w:rPr>
-          <w:rFonts w:ascii="Charis SIL Regular" w:hAnsi="Charis SIL Regular" w:eastAsia="Charis SIL Regular"/>
-          <w:b w:val="0"/>
-          <w:i w:val="0"/>
-          <w:color w:val="0000FF"/>
-          <w:sz w:val="24"/>
-          <w:u w:val="single"/>
-        </w:rPr>
-        <w:t xml:space="preserve"> </w:t>
-      </w:r>
-      <w:r>
-        <w:rPr>
-          <w:rFonts w:ascii="Charis SIL Regular" w:hAnsi="Charis SIL Regular" w:eastAsia="Charis SIL Regular"/>
-          <w:b w:val="0"/>
-          <w:i w:val="0"/>
-          <w:color w:val="0000FF"/>
-          <w:sz w:val="24"/>
-          <w:u w:val="single"/>
-        </w:rPr>
-        <w:hyperlink r:id="rId19" w:history="1">
-          <w:r>
-            <w:rPr>
-              <w:rStyle w:val="Hyperlink"/>
-            </w:rPr>
-            <w:t>N</w:t>
-          </w:r>
-        </w:hyperlink>
+        </w:rPr>
+        <w:t>van N</w:t>
       </w:r>
       <w:r>
         <w:rPr>
@@ -2355,7 +2267,7 @@
           <w:sz w:val="24"/>
           <w:u w:val="single"/>
         </w:rPr>
-        <w:hyperlink r:id="rId18" w:history="1">
+        <w:hyperlink r:id="rId19" w:history="1">
           <w:r>
             <w:rPr>
               <w:rStyle w:val="Hyperlink"/>
@@ -2391,14 +2303,7 @@
           <w:color w:val="000000"/>
           <w:sz w:val="24"/>
         </w:rPr>
-        <w:hyperlink r:id="rId18" w:history="1">
-          <w:r>
-            <w:rPr>
-              <w:rStyle w:val="Hyperlink"/>
-            </w:rPr>
-            <w:t xml:space="preserve"> het </w:t>
-          </w:r>
-        </w:hyperlink>
+        <w:t xml:space="preserve"> het </w:t>
       </w:r>
       <w:r>
         <w:rPr>
@@ -2427,7 +2332,7 @@
           <w:sz w:val="24"/>
           <w:u w:val="single"/>
         </w:rPr>
-        <w:hyperlink r:id="rId18" w:history="1">
+        <w:hyperlink r:id="rId20" w:history="1">
           <w:r>
             <w:rPr>
               <w:rStyle w:val="Hyperlink"/>
@@ -2445,7 +2350,7 @@
           <w:sz w:val="24"/>
           <w:u w:val="single"/>
         </w:rPr>
-        <w:hyperlink r:id="rId18" w:history="1">
+        <w:hyperlink r:id="rId20" w:history="1">
           <w:r>
             <w:rPr>
               <w:rStyle w:val="Hyperlink"/>
@@ -2474,36 +2379,7 @@
           <w:sz w:val="24"/>
           <w:u w:val="single"/>
         </w:rPr>
-        <w:hyperlink r:id="rId18" w:history="1">
-          <w:r>
-            <w:rPr>
-              <w:rStyle w:val="Hyperlink"/>
-            </w:rPr>
-            <w:t>voor</w:t>
-          </w:r>
-        </w:hyperlink>
-      </w:r>
-      <w:r>
-        <w:rPr>
-          <w:rFonts w:ascii="Charis SIL Regular" w:hAnsi="Charis SIL Regular" w:eastAsia="Charis SIL Regular"/>
-          <w:b w:val="0"/>
-          <w:i w:val="0"/>
-          <w:color w:val="0000FF"/>
-          <w:sz w:val="24"/>
-          <w:u w:val="single"/>
-        </w:rPr>
-        <w:t xml:space="preserve"> </w:t>
-      </w:r>
-      <w:r>
-        <w:rPr>
-          <w:rFonts w:ascii="Charis SIL Regular" w:hAnsi="Charis SIL Regular" w:eastAsia="Charis SIL Regular"/>
-          <w:b w:val="0"/>
-          <w:i w:val="0"/>
-          <w:color w:val="0000FF"/>
-          <w:sz w:val="24"/>
-          <w:u w:val="single"/>
-        </w:rPr>
-        <w:t>G</w:t>
+        <w:t>voor G</w:t>
       </w:r>
       <w:r>
         <w:rPr>
@@ -2608,7 +2484,7 @@
           <w:sz w:val="24"/>
           <w:u w:val="single"/>
         </w:rPr>
-        <w:hyperlink r:id="rId18" w:history="1">
+        <w:hyperlink r:id="rId20" w:history="1">
           <w:r>
             <w:rPr>
               <w:rStyle w:val="Hyperlink"/>
@@ -2755,7 +2631,7 @@
           <w:sz w:val="24"/>
           <w:u w:val="single"/>
         </w:rPr>
-        <w:hyperlink r:id="rId19" w:history="1">
+        <w:hyperlink r:id="rId21" w:history="1">
           <w:r>
             <w:rPr>
               <w:rStyle w:val="Hyperlink"/>
@@ -2849,7 +2725,7 @@
           <w:sz w:val="24"/>
           <w:u w:val="single"/>
         </w:rPr>
-        <w:hyperlink r:id="rId21" w:history="1">
+        <w:hyperlink r:id="rId22" w:history="1">
           <w:r>
             <w:rPr>
               <w:rStyle w:val="Hyperlink"/>
@@ -2857,121 +2733,6 @@
             <w:t xml:space="preserve">Reinier </w:t>
           </w:r>
         </w:hyperlink>
-      </w:r>
-      <w:r>
-        <w:rPr>
-          <w:rFonts w:ascii="Charis SIL Regular" w:hAnsi="Charis SIL Regular" w:eastAsia="Charis SIL Regular"/>
-          <w:b w:val="0"/>
-          <w:i w:val="0"/>
-          <w:color w:val="0000FF"/>
-          <w:sz w:val="24"/>
-          <w:u w:val="single"/>
-        </w:rPr>
-        <w:hyperlink r:id="rId21" w:history="1">
-          <w:r>
-            <w:rPr>
-              <w:rStyle w:val="Hyperlink"/>
-            </w:rPr>
-            <w:t>van</w:t>
-          </w:r>
-        </w:hyperlink>
-      </w:r>
-      <w:r>
-        <w:rPr>
-          <w:rFonts w:ascii="Charis SIL Regular" w:hAnsi="Charis SIL Regular" w:eastAsia="Charis SIL Regular"/>
-          <w:b w:val="0"/>
-          <w:i w:val="0"/>
-          <w:color w:val="0000FF"/>
-          <w:sz w:val="24"/>
-          <w:u w:val="single"/>
-        </w:rPr>
-        <w:t xml:space="preserve"> </w:t>
-      </w:r>
-      <w:r>
-        <w:rPr>
-          <w:rFonts w:ascii="Charis SIL Regular" w:hAnsi="Charis SIL Regular" w:eastAsia="Charis SIL Regular"/>
-          <w:b w:val="0"/>
-          <w:i w:val="0"/>
-          <w:color w:val="0000FF"/>
-          <w:sz w:val="24"/>
-          <w:u w:val="single"/>
-        </w:rPr>
-        <w:hyperlink r:id="rId21" w:history="1">
-          <w:r>
-            <w:rPr>
-              <w:rStyle w:val="Hyperlink"/>
-            </w:rPr>
-            <w:t>de</w:t>
-          </w:r>
-        </w:hyperlink>
-      </w:r>
-      <w:r>
-        <w:rPr>
-          <w:rFonts w:ascii="Charis SIL Regular" w:hAnsi="Charis SIL Regular" w:eastAsia="Charis SIL Regular"/>
-          <w:b w:val="0"/>
-          <w:i w:val="0"/>
-          <w:color w:val="0000FF"/>
-          <w:sz w:val="24"/>
-          <w:u w:val="single"/>
-        </w:rPr>
-        <w:t xml:space="preserve"> </w:t>
-      </w:r>
-      <w:r>
-        <w:rPr>
-          <w:rFonts w:ascii="Charis SIL Regular" w:hAnsi="Charis SIL Regular" w:eastAsia="Charis SIL Regular"/>
-          <w:b w:val="0"/>
-          <w:i w:val="0"/>
-          <w:color w:val="0000FF"/>
-          <w:sz w:val="24"/>
-          <w:u w:val="single"/>
-        </w:rPr>
-        <w:hyperlink r:id="rId21" w:history="1">
-          <w:r>
-            <w:rPr>
-              <w:rStyle w:val="Hyperlink"/>
-            </w:rPr>
-            <w:t>Kasteele</w:t>
-          </w:r>
-        </w:hyperlink>
-      </w:r>
-      <w:r>
-        <w:rPr>
-          <w:rFonts w:ascii="Charis SIL Regular" w:hAnsi="Charis SIL Regular" w:eastAsia="Charis SIL Regular"/>
-          <w:b w:val="0"/>
-          <w:i w:val="0"/>
-          <w:color w:val="000000"/>
-          <w:sz w:val="24"/>
-        </w:rPr>
-        <w:t xml:space="preserve"> verdween nadat zijn zoon </w:t>
-      </w:r>
-      <w:r>
-        <w:rPr>
-          <w:rFonts w:ascii="Charis SIL Regular" w:hAnsi="Charis SIL Regular" w:eastAsia="Charis SIL Regular"/>
-          <w:b w:val="0"/>
-          <w:i w:val="0"/>
-          <w:color w:val="0000FF"/>
-          <w:sz w:val="24"/>
-          <w:u w:val="single"/>
-        </w:rPr>
-        <w:hyperlink r:id="rId22" w:history="1">
-          <w:r>
-            <w:rPr>
-              <w:rStyle w:val="Hyperlink"/>
-            </w:rPr>
-            <w:t>Abraham</w:t>
-          </w:r>
-        </w:hyperlink>
-      </w:r>
-      <w:r>
-        <w:rPr>
-          <w:rFonts w:ascii="Charis SIL Regular" w:hAnsi="Charis SIL Regular" w:eastAsia="Charis SIL Regular"/>
-          <w:b w:val="0"/>
-          <w:i w:val="0"/>
-          <w:color w:val="0000FF"/>
-          <w:sz w:val="24"/>
-          <w:u w:val="single"/>
-        </w:rPr>
-        <w:t xml:space="preserve"> </w:t>
       </w:r>
       <w:r>
         <w:rPr>
@@ -3057,146 +2818,7 @@
           <w:color w:val="000000"/>
           <w:sz w:val="24"/>
         </w:rPr>
-        <w:t xml:space="preserve"> hem opvolgde in</w:t>
-      </w:r>
-      <w:r>
-        <w:rPr>
-          <w:u w:val="single" w:color="0000ff"/>
-          <w:rFonts w:ascii="Charis SIL Regular" w:hAnsi="Charis SIL Regular" w:eastAsia="Charis SIL Regular"/>
-          <w:b w:val="0"/>
-          <w:i w:val="0"/>
-          <w:color w:val="000000"/>
-          <w:sz w:val="24"/>
-        </w:rPr>
-        <w:hyperlink r:id="rId21" w:history="1">
-          <w:r>
-            <w:rPr>
-              <w:rStyle w:val="Hyperlink"/>
-            </w:rPr>
-            <w:t xml:space="preserve"> 1840. </w:t>
-          </w:r>
-        </w:hyperlink>
-      </w:r>
-      <w:r>
-        <w:rPr>
-          <w:rFonts w:ascii="Charis SIL Regular" w:hAnsi="Charis SIL Regular" w:eastAsia="Charis SIL Regular"/>
-          <w:b w:val="0"/>
-          <w:i w:val="0"/>
-          <w:color w:val="000000"/>
-          <w:sz w:val="24"/>
-        </w:rPr>
-        <w:t>Ook verdwenen en vergingen er vele voor</w:t>
-      </w:r>
-      <w:r>
-        <w:rPr>
-          <w:u w:val="single" w:color="0000ff"/>
-          <w:rFonts w:ascii="Charis SIL Regular" w:hAnsi="Charis SIL Regular" w:eastAsia="Charis SIL Regular"/>
-          <w:b w:val="0"/>
-          <w:i w:val="0"/>
-          <w:color w:val="000000"/>
-          <w:sz w:val="24"/>
-        </w:rPr>
-        <w:hyperlink r:id="rId22" w:history="1">
-          <w:r>
-            <w:rPr>
-              <w:rStyle w:val="Hyperlink"/>
-            </w:rPr>
-            <w:t>werpen in</w:t>
-          </w:r>
-        </w:hyperlink>
-      </w:r>
-      <w:r>
-        <w:rPr>
-          <w:u w:val="single" w:color="0000ff"/>
-          <w:rFonts w:ascii="Charis SIL Regular" w:hAnsi="Charis SIL Regular" w:eastAsia="Charis SIL Regular"/>
-          <w:b w:val="0"/>
-          <w:i w:val="0"/>
-          <w:color w:val="000000"/>
-          <w:sz w:val="24"/>
-        </w:rPr>
-        <w:t xml:space="preserve"> </w:t>
-      </w:r>
-      <w:r>
-        <w:rPr>
-          <w:u w:val="single" w:color="0000ff"/>
-          <w:rFonts w:ascii="Charis SIL Regular" w:hAnsi="Charis SIL Regular" w:eastAsia="Charis SIL Regular"/>
-          <w:b w:val="0"/>
-          <w:i w:val="0"/>
-          <w:color w:val="000000"/>
-          <w:sz w:val="24"/>
-        </w:rPr>
-        <w:hyperlink r:id="rId22" w:history="1">
-          <w:r>
-            <w:rPr>
-              <w:rStyle w:val="Hyperlink"/>
-            </w:rPr>
-            <w:t xml:space="preserve">die </w:t>
-          </w:r>
-        </w:hyperlink>
-      </w:r>
-      <w:r>
-        <w:rPr>
-          <w:u w:val="single" w:color="0000ff"/>
-          <w:rFonts w:ascii="Charis SIL Regular" w:hAnsi="Charis SIL Regular" w:eastAsia="Charis SIL Regular"/>
-          <w:b w:val="0"/>
-          <w:i w:val="0"/>
-          <w:color w:val="000000"/>
-          <w:sz w:val="24"/>
-        </w:rPr>
-        <w:hyperlink r:id="rId22" w:history="1">
-          <w:r>
-            <w:rPr>
-              <w:rStyle w:val="Hyperlink"/>
-            </w:rPr>
-            <w:t>t</w:t>
-          </w:r>
-        </w:hyperlink>
-      </w:r>
-      <w:r>
-        <w:rPr>
-          <w:u w:val="single" w:color="0000ff"/>
-          <w:rFonts w:ascii="Charis SIL Regular" w:hAnsi="Charis SIL Regular" w:eastAsia="Charis SIL Regular"/>
-          <w:b w:val="0"/>
-          <w:i w:val="0"/>
-          <w:color w:val="000000"/>
-          <w:sz w:val="24"/>
-        </w:rPr>
-        <w:hyperlink r:id="rId22" w:history="1">
-          <w:r>
-            <w:rPr>
-              <w:rStyle w:val="Hyperlink"/>
-            </w:rPr>
-            <w:t>ijd</w:t>
-          </w:r>
-        </w:hyperlink>
-      </w:r>
-      <w:r>
-        <w:rPr>
-          <w:u w:val="single" w:color="0000ff"/>
-          <w:rFonts w:ascii="Charis SIL Regular" w:hAnsi="Charis SIL Regular" w:eastAsia="Charis SIL Regular"/>
-          <w:b w:val="0"/>
-          <w:i w:val="0"/>
-          <w:color w:val="000000"/>
-          <w:sz w:val="24"/>
-        </w:rPr>
-        <w:hyperlink r:id="rId22" w:history="1">
-          <w:r>
-            <w:rPr>
-              <w:rStyle w:val="Hyperlink"/>
-            </w:rPr>
-            <w:t>. De der</w:t>
-          </w:r>
-        </w:hyperlink>
-      </w:r>
-      <w:r>
-        <w:rPr>
-          <w:rFonts w:ascii="Charis SIL Regular" w:hAnsi="Charis SIL Regular" w:eastAsia="Charis SIL Regular"/>
-          <w:b w:val="0"/>
-          <w:i w:val="0"/>
-          <w:color w:val="000000"/>
-          <w:sz w:val="24"/>
-        </w:rPr>
-        <w:t xml:space="preserve">de en laatste directeur </w:t>
+        <w:t xml:space="preserve"> verdween nadat zijn zoon </w:t>
       </w:r>
       <w:r>
         <w:rPr>
@@ -3212,7 +2834,7 @@
             <w:rPr>
               <w:rStyle w:val="Hyperlink"/>
             </w:rPr>
-            <w:t>David</w:t>
+            <w:t>Abraham</w:t>
           </w:r>
         </w:hyperlink>
       </w:r>
@@ -3270,6 +2892,260 @@
             <w:rPr>
               <w:rStyle w:val="Hyperlink"/>
             </w:rPr>
+            <w:t>de</w:t>
+          </w:r>
+        </w:hyperlink>
+      </w:r>
+      <w:r>
+        <w:rPr>
+          <w:rFonts w:ascii="Charis SIL Regular" w:hAnsi="Charis SIL Regular" w:eastAsia="Charis SIL Regular"/>
+          <w:b w:val="0"/>
+          <w:i w:val="0"/>
+          <w:color w:val="0000FF"/>
+          <w:sz w:val="24"/>
+          <w:u w:val="single"/>
+        </w:rPr>
+        <w:t xml:space="preserve"> </w:t>
+      </w:r>
+      <w:r>
+        <w:rPr>
+          <w:rFonts w:ascii="Charis SIL Regular" w:hAnsi="Charis SIL Regular" w:eastAsia="Charis SIL Regular"/>
+          <w:b w:val="0"/>
+          <w:i w:val="0"/>
+          <w:color w:val="0000FF"/>
+          <w:sz w:val="24"/>
+          <w:u w:val="single"/>
+        </w:rPr>
+        <w:hyperlink r:id="rId23" w:history="1">
+          <w:r>
+            <w:rPr>
+              <w:rStyle w:val="Hyperlink"/>
+            </w:rPr>
+            <w:t>Kasteele</w:t>
+          </w:r>
+        </w:hyperlink>
+      </w:r>
+      <w:r>
+        <w:rPr>
+          <w:rFonts w:ascii="Charis SIL Regular" w:hAnsi="Charis SIL Regular" w:eastAsia="Charis SIL Regular"/>
+          <w:b w:val="0"/>
+          <w:i w:val="0"/>
+          <w:color w:val="000000"/>
+          <w:sz w:val="24"/>
+        </w:rPr>
+        <w:t xml:space="preserve"> hem opvolgde in</w:t>
+      </w:r>
+      <w:r>
+        <w:rPr>
+          <w:u w:val="single" w:color="0000ff"/>
+          <w:rFonts w:ascii="Charis SIL Regular" w:hAnsi="Charis SIL Regular" w:eastAsia="Charis SIL Regular"/>
+          <w:b w:val="0"/>
+          <w:i w:val="0"/>
+          <w:color w:val="000000"/>
+          <w:sz w:val="24"/>
+        </w:rPr>
+        <w:hyperlink r:id="rId22" w:history="1">
+          <w:r>
+            <w:rPr>
+              <w:rStyle w:val="Hyperlink"/>
+            </w:rPr>
+            <w:t xml:space="preserve"> 1840. </w:t>
+          </w:r>
+        </w:hyperlink>
+      </w:r>
+      <w:r>
+        <w:rPr>
+          <w:rFonts w:ascii="Charis SIL Regular" w:hAnsi="Charis SIL Regular" w:eastAsia="Charis SIL Regular"/>
+          <w:b w:val="0"/>
+          <w:i w:val="0"/>
+          <w:color w:val="000000"/>
+          <w:sz w:val="24"/>
+        </w:rPr>
+        <w:t>Ook verdwenen en vergingen er vele voor</w:t>
+      </w:r>
+      <w:r>
+        <w:rPr>
+          <w:u w:val="single" w:color="0000ff"/>
+          <w:rFonts w:ascii="Charis SIL Regular" w:hAnsi="Charis SIL Regular" w:eastAsia="Charis SIL Regular"/>
+          <w:b w:val="0"/>
+          <w:i w:val="0"/>
+          <w:color w:val="000000"/>
+          <w:sz w:val="24"/>
+        </w:rPr>
+        <w:hyperlink r:id="rId23" w:history="1">
+          <w:r>
+            <w:rPr>
+              <w:rStyle w:val="Hyperlink"/>
+            </w:rPr>
+            <w:t>werpen in</w:t>
+          </w:r>
+        </w:hyperlink>
+      </w:r>
+      <w:r>
+        <w:rPr>
+          <w:u w:val="single" w:color="0000ff"/>
+          <w:rFonts w:ascii="Charis SIL Regular" w:hAnsi="Charis SIL Regular" w:eastAsia="Charis SIL Regular"/>
+          <w:b w:val="0"/>
+          <w:i w:val="0"/>
+          <w:color w:val="000000"/>
+          <w:sz w:val="24"/>
+        </w:rPr>
+        <w:t xml:space="preserve"> </w:t>
+      </w:r>
+      <w:r>
+        <w:rPr>
+          <w:u w:val="single" w:color="0000ff"/>
+          <w:rFonts w:ascii="Charis SIL Regular" w:hAnsi="Charis SIL Regular" w:eastAsia="Charis SIL Regular"/>
+          <w:b w:val="0"/>
+          <w:i w:val="0"/>
+          <w:color w:val="000000"/>
+          <w:sz w:val="24"/>
+        </w:rPr>
+        <w:hyperlink r:id="rId23" w:history="1">
+          <w:r>
+            <w:rPr>
+              <w:rStyle w:val="Hyperlink"/>
+            </w:rPr>
+            <w:t xml:space="preserve">die </w:t>
+          </w:r>
+        </w:hyperlink>
+      </w:r>
+      <w:r>
+        <w:rPr>
+          <w:u w:val="single" w:color="0000ff"/>
+          <w:rFonts w:ascii="Charis SIL Regular" w:hAnsi="Charis SIL Regular" w:eastAsia="Charis SIL Regular"/>
+          <w:b w:val="0"/>
+          <w:i w:val="0"/>
+          <w:color w:val="000000"/>
+          <w:sz w:val="24"/>
+        </w:rPr>
+        <w:hyperlink r:id="rId23" w:history="1">
+          <w:r>
+            <w:rPr>
+              <w:rStyle w:val="Hyperlink"/>
+            </w:rPr>
+            <w:t>t</w:t>
+          </w:r>
+        </w:hyperlink>
+      </w:r>
+      <w:r>
+        <w:rPr>
+          <w:u w:val="single" w:color="0000ff"/>
+          <w:rFonts w:ascii="Charis SIL Regular" w:hAnsi="Charis SIL Regular" w:eastAsia="Charis SIL Regular"/>
+          <w:b w:val="0"/>
+          <w:i w:val="0"/>
+          <w:color w:val="000000"/>
+          <w:sz w:val="24"/>
+        </w:rPr>
+        <w:hyperlink r:id="rId23" w:history="1">
+          <w:r>
+            <w:rPr>
+              <w:rStyle w:val="Hyperlink"/>
+            </w:rPr>
+            <w:t>ijd</w:t>
+          </w:r>
+        </w:hyperlink>
+      </w:r>
+      <w:r>
+        <w:rPr>
+          <w:u w:val="single" w:color="0000ff"/>
+          <w:rFonts w:ascii="Charis SIL Regular" w:hAnsi="Charis SIL Regular" w:eastAsia="Charis SIL Regular"/>
+          <w:b w:val="0"/>
+          <w:i w:val="0"/>
+          <w:color w:val="000000"/>
+          <w:sz w:val="24"/>
+        </w:rPr>
+        <w:hyperlink r:id="rId23" w:history="1">
+          <w:r>
+            <w:rPr>
+              <w:rStyle w:val="Hyperlink"/>
+            </w:rPr>
+            <w:t>. De der</w:t>
+          </w:r>
+        </w:hyperlink>
+      </w:r>
+      <w:r>
+        <w:rPr>
+          <w:rFonts w:ascii="Charis SIL Regular" w:hAnsi="Charis SIL Regular" w:eastAsia="Charis SIL Regular"/>
+          <w:b w:val="0"/>
+          <w:i w:val="0"/>
+          <w:color w:val="000000"/>
+          <w:sz w:val="24"/>
+        </w:rPr>
+        <w:t xml:space="preserve">de en laatste directeur </w:t>
+      </w:r>
+      <w:r>
+        <w:rPr>
+          <w:rFonts w:ascii="Charis SIL Regular" w:hAnsi="Charis SIL Regular" w:eastAsia="Charis SIL Regular"/>
+          <w:b w:val="0"/>
+          <w:i w:val="0"/>
+          <w:color w:val="0000FF"/>
+          <w:sz w:val="24"/>
+          <w:u w:val="single"/>
+        </w:rPr>
+        <w:hyperlink r:id="rId24" w:history="1">
+          <w:r>
+            <w:rPr>
+              <w:rStyle w:val="Hyperlink"/>
+            </w:rPr>
+            <w:t>David</w:t>
+          </w:r>
+        </w:hyperlink>
+      </w:r>
+      <w:r>
+        <w:rPr>
+          <w:rFonts w:ascii="Charis SIL Regular" w:hAnsi="Charis SIL Regular" w:eastAsia="Charis SIL Regular"/>
+          <w:b w:val="0"/>
+          <w:i w:val="0"/>
+          <w:color w:val="0000FF"/>
+          <w:sz w:val="24"/>
+          <w:u w:val="single"/>
+        </w:rPr>
+        <w:t xml:space="preserve"> </w:t>
+      </w:r>
+      <w:r>
+        <w:rPr>
+          <w:rFonts w:ascii="Charis SIL Regular" w:hAnsi="Charis SIL Regular" w:eastAsia="Charis SIL Regular"/>
+          <w:b w:val="0"/>
+          <w:i w:val="0"/>
+          <w:color w:val="0000FF"/>
+          <w:sz w:val="24"/>
+          <w:u w:val="single"/>
+        </w:rPr>
+        <w:hyperlink r:id="rId24" w:history="1">
+          <w:r>
+            <w:rPr>
+              <w:rStyle w:val="Hyperlink"/>
+            </w:rPr>
+            <w:t>van</w:t>
+          </w:r>
+        </w:hyperlink>
+      </w:r>
+      <w:r>
+        <w:rPr>
+          <w:rFonts w:ascii="Charis SIL Regular" w:hAnsi="Charis SIL Regular" w:eastAsia="Charis SIL Regular"/>
+          <w:b w:val="0"/>
+          <w:i w:val="0"/>
+          <w:color w:val="0000FF"/>
+          <w:sz w:val="24"/>
+          <w:u w:val="single"/>
+        </w:rPr>
+        <w:t xml:space="preserve"> </w:t>
+      </w:r>
+      <w:r>
+        <w:rPr>
+          <w:rFonts w:ascii="Charis SIL Regular" w:hAnsi="Charis SIL Regular" w:eastAsia="Charis SIL Regular"/>
+          <w:b w:val="0"/>
+          <w:i w:val="0"/>
+          <w:color w:val="0000FF"/>
+          <w:sz w:val="24"/>
+          <w:u w:val="single"/>
+        </w:rPr>
+        <w:hyperlink r:id="rId24" w:history="1">
+          <w:r>
+            <w:rPr>
+              <w:rStyle w:val="Hyperlink"/>
+            </w:rPr>
             <w:t>der</w:t>
           </w:r>
         </w:hyperlink>
@@ -3294,7 +3170,7 @@
           <w:sz w:val="24"/>
           <w:u w:val="single"/>
         </w:rPr>
-        <w:hyperlink r:id="rId23" w:history="1">
+        <w:hyperlink r:id="rId24" w:history="1">
           <w:r>
             <w:rPr>
               <w:rStyle w:val="Hyperlink"/>
@@ -3322,7 +3198,7 @@
           <w:color w:val="000000"/>
           <w:sz w:val="24"/>
         </w:rPr>
-        <w:hyperlink r:id="rId23" w:history="1">
+        <w:hyperlink r:id="rId24" w:history="1">
           <w:r>
             <w:rPr>
               <w:rStyle w:val="Hyperlink"/>
@@ -3340,14 +3216,7 @@
           <w:color w:val="000000"/>
           <w:sz w:val="24"/>
         </w:rPr>
-        <w:hyperlink r:id="rId23" w:history="1">
-          <w:r>
-            <w:rPr>
-              <w:rStyle w:val="Hyperlink"/>
-            </w:rPr>
-            <w:t>ek v</w:t>
-          </w:r>
-        </w:hyperlink>
+        <w:t>ek van R</w:t>
       </w:r>
       <w:r>
         <w:rPr>
@@ -3358,36 +3227,7 @@
           <w:color w:val="000000"/>
           <w:sz w:val="24"/>
         </w:rPr>
-        <w:hyperlink r:id="rId23" w:history="1">
-          <w:r>
-            <w:rPr>
-              <w:rStyle w:val="Hyperlink"/>
-            </w:rPr>
-            <w:t xml:space="preserve">an </w:t>
-          </w:r>
-        </w:hyperlink>
-      </w:r>
-      <w:r>
-        <w:rPr>
-          <w:u w:val="single" w:color="0000ff"/>
-          <w:rFonts w:ascii="Charis SIL Regular" w:hAnsi="Charis SIL Regular" w:eastAsia="Charis SIL Regular"/>
-          <w:b w:val="0"/>
-          <w:i w:val="0"/>
-          <w:color w:val="000000"/>
-          <w:sz w:val="24"/>
-        </w:rPr>
-        <w:t>R</w:t>
-      </w:r>
-      <w:r>
-        <w:rPr>
-          <w:u w:val="single" w:color="0000ff"/>
-          <w:rFonts w:ascii="Charis SIL Regular" w:hAnsi="Charis SIL Regular" w:eastAsia="Charis SIL Regular"/>
-          <w:b w:val="0"/>
-          <w:i w:val="0"/>
-          <w:color w:val="000000"/>
-          <w:sz w:val="24"/>
-        </w:rPr>
-        <w:hyperlink r:id="rId23" w:history="1">
+        <w:hyperlink r:id="rId24" w:history="1">
           <w:r>
             <w:rPr>
               <w:rStyle w:val="Hyperlink"/>
@@ -3415,7 +3255,7 @@
           <w:sz w:val="24"/>
           <w:u w:val="single"/>
         </w:rPr>
-        <w:hyperlink r:id="rId24" w:history="1">
+        <w:hyperlink r:id="rId25" w:history="1">
           <w:r>
             <w:rPr>
               <w:rStyle w:val="Hyperlink"/>
@@ -3444,7 +3284,7 @@
           <w:sz w:val="24"/>
           <w:u w:val="single"/>
         </w:rPr>
-        <w:hyperlink r:id="rId24" w:history="1">
+        <w:hyperlink r:id="rId25" w:history="1">
           <w:r>
             <w:rPr>
               <w:rStyle w:val="Hyperlink"/>
@@ -3482,7 +3322,7 @@
           <w:color w:val="000000"/>
           <w:sz w:val="24"/>
         </w:rPr>
-        <w:t>e</w:t>
+        <w:t>euwe objectin</w:t>
       </w:r>
       <w:r>
         <w:rPr>
@@ -3493,25 +3333,7 @@
           <w:color w:val="000000"/>
           <w:sz w:val="24"/>
         </w:rPr>
-        <w:hyperlink r:id="rId24" w:history="1">
-          <w:r>
-            <w:rPr>
-              <w:rStyle w:val="Hyperlink"/>
-            </w:rPr>
-            <w:t>uwe objectin</w:t>
-          </w:r>
-        </w:hyperlink>
-      </w:r>
-      <w:r>
-        <w:rPr>
-          <w:u w:val="single" w:color="0000ff"/>
-          <w:rFonts w:ascii="Charis SIL Regular" w:hAnsi="Charis SIL Regular" w:eastAsia="Charis SIL Regular"/>
-          <w:b w:val="0"/>
-          <w:i w:val="0"/>
-          <w:color w:val="000000"/>
-          <w:sz w:val="24"/>
-        </w:rPr>
-        <w:hyperlink r:id="rId24" w:history="1">
+        <w:hyperlink r:id="rId25" w:history="1">
           <w:r>
             <w:rPr>
               <w:rStyle w:val="Hyperlink"/>
@@ -3582,7 +3404,7 @@
           <w:sz w:val="24"/>
           <w:u w:val="single"/>
         </w:rPr>
-        <w:hyperlink r:id="rId25" w:history="1">
+        <w:hyperlink r:id="rId26" w:history="1">
           <w:r>
             <w:rPr>
               <w:rStyle w:val="Hyperlink"/>
@@ -3629,7 +3451,7 @@
           <w:sz w:val="24"/>
           <w:u w:val="single"/>
         </w:rPr>
-        <w:hyperlink r:id="rId25" w:history="1">
+        <w:hyperlink r:id="rId26" w:history="1">
           <w:r>
             <w:rPr>
               <w:rStyle w:val="Hyperlink"/>
@@ -3658,7 +3480,7 @@
           <w:sz w:val="24"/>
           <w:u w:val="single"/>
         </w:rPr>
-        <w:hyperlink r:id="rId25" w:history="1">
+        <w:hyperlink r:id="rId26" w:history="1">
           <w:r>
             <w:rPr>
               <w:rStyle w:val="Hyperlink"/>
@@ -3686,7 +3508,7 @@
           <w:color w:val="000000"/>
           <w:sz w:val="24"/>
         </w:rPr>
-        <w:hyperlink r:id="rId25" w:history="1">
+        <w:hyperlink r:id="rId26" w:history="1">
           <w:r>
             <w:rPr>
               <w:rStyle w:val="Hyperlink"/>
@@ -3704,7 +3526,7 @@
           <w:color w:val="000000"/>
           <w:sz w:val="24"/>
         </w:rPr>
-        <w:hyperlink r:id="rId25" w:history="1">
+        <w:hyperlink r:id="rId26" w:history="1">
           <w:r>
             <w:rPr>
               <w:rStyle w:val="Hyperlink"/>
@@ -3722,7 +3544,7 @@
           <w:color w:val="000000"/>
           <w:sz w:val="24"/>
         </w:rPr>
-        <w:hyperlink r:id="rId25" w:history="1">
+        <w:hyperlink r:id="rId26" w:history="1">
           <w:r>
             <w:rPr>
               <w:rStyle w:val="Hyperlink"/>
@@ -3800,7 +3622,7 @@
           <w:sz w:val="24"/>
           <w:u w:val="single"/>
         </w:rPr>
-        <w:hyperlink r:id="rId26" w:history="1">
+        <w:hyperlink r:id="rId27" w:history="1">
           <w:r>
             <w:rPr>
               <w:rStyle w:val="Hyperlink"/>
@@ -3829,7 +3651,7 @@
           <w:sz w:val="24"/>
           <w:u w:val="single"/>
         </w:rPr>
-        <w:hyperlink r:id="rId26" w:history="1">
+        <w:hyperlink r:id="rId27" w:history="1">
           <w:r>
             <w:rPr>
               <w:rStyle w:val="Hyperlink"/>
@@ -3867,7 +3689,14 @@
           <w:color w:val="000000"/>
           <w:sz w:val="24"/>
         </w:rPr>
-        <w:t>n die relev</w:t>
+        <w:hyperlink r:id="rId27" w:history="1">
+          <w:r>
+            <w:rPr>
+              <w:rStyle w:val="Hyperlink"/>
+            </w:rPr>
+            <w:t>n die relev</w:t>
+          </w:r>
+        </w:hyperlink>
       </w:r>
       <w:r>
         <w:rPr>
@@ -3878,7 +3707,7 @@
           <w:color w:val="000000"/>
           <w:sz w:val="24"/>
         </w:rPr>
-        <w:hyperlink r:id="rId26" w:history="1">
+        <w:hyperlink r:id="rId27" w:history="1">
           <w:r>
             <w:rPr>
               <w:rStyle w:val="Hyperlink"/>
@@ -3916,7 +3745,7 @@
           <w:sz w:val="24"/>
           <w:u w:val="single"/>
         </w:rPr>
-        <w:hyperlink r:id="rId27" w:history="1">
+        <w:hyperlink r:id="rId28" w:history="1">
           <w:r>
             <w:rPr>
               <w:rStyle w:val="Hyperlink"/>
@@ -3954,7 +3783,7 @@
           <w:color w:val="000000"/>
           <w:sz w:val="24"/>
         </w:rPr>
-        <w:hyperlink r:id="rId27" w:history="1">
+        <w:hyperlink r:id="rId28" w:history="1">
           <w:r>
             <w:rPr>
               <w:rStyle w:val="Hyperlink"/>
@@ -4215,7 +4044,7 @@
           <w:sz w:val="24"/>
           <w:u w:val="single"/>
         </w:rPr>
-        <w:t>Ethnografisch Museu</w:t>
+        <w:t>Ethnografisch Muse</w:t>
       </w:r>
       <w:r>
         <w:rPr>
@@ -4226,7 +4055,7 @@
           <w:sz w:val="24"/>
           <w:u w:val="single"/>
         </w:rPr>
-        <w:t>m Arti</w:t>
+        <w:t>u</w:t>
       </w:r>
       <w:r>
         <w:rPr>
@@ -4235,8 +4064,9 @@
           <w:i w:val="0"/>
           <w:color w:val="0000FF"/>
           <w:sz w:val="24"/>
-        </w:rPr>
-        <w:t>s</w:t>
+          <w:u w:val="single"/>
+        </w:rPr>
+        <w:t>m Artis</w:t>
       </w:r>
       <w:r>
         <w:br/>
@@ -4439,7 +4269,7 @@
           <w:color w:val="0000FF"/>
           <w:sz w:val="24"/>
         </w:rPr>
-        <w:hyperlink r:id="rId28" w:history="1">
+        <w:hyperlink r:id="rId29" w:history="1">
           <w:r>
             <w:rPr>
               <w:rStyle w:val="Hyperlink"/>
@@ -4456,7 +4286,7 @@
           <w:color w:val="0000FF"/>
           <w:sz w:val="24"/>
         </w:rPr>
-        <w:hyperlink r:id="rId28" w:history="1">
+        <w:hyperlink r:id="rId29" w:history="1">
           <w:r>
             <w:rPr>
               <w:rStyle w:val="Hyperlink"/>
@@ -4574,7 +4404,7 @@
           <w:sz w:val="24"/>
           <w:u w:val="single"/>
         </w:rPr>
-        <w:hyperlink r:id="rId29" w:history="1">
+        <w:hyperlink r:id="rId30" w:history="1">
           <w:r>
             <w:rPr>
               <w:rStyle w:val="Hyperlink"/>
@@ -4592,7 +4422,7 @@
           <w:sz w:val="24"/>
           <w:u w:val="single"/>
         </w:rPr>
-        <w:hyperlink r:id="rId29" w:history="1">
+        <w:hyperlink r:id="rId30" w:history="1">
           <w:r>
             <w:rPr>
               <w:rStyle w:val="Hyperlink"/>
@@ -4610,7 +4440,7 @@
           <w:sz w:val="24"/>
           <w:u w:val="single"/>
         </w:rPr>
-        <w:hyperlink r:id="rId29" w:history="1">
+        <w:hyperlink r:id="rId30" w:history="1">
           <w:r>
             <w:rPr>
               <w:rStyle w:val="Hyperlink"/>
@@ -4628,7 +4458,7 @@
           <w:sz w:val="24"/>
           <w:u w:val="single"/>
         </w:rPr>
-        <w:hyperlink r:id="rId29" w:history="1">
+        <w:hyperlink r:id="rId30" w:history="1">
           <w:r>
             <w:rPr>
               <w:rStyle w:val="Hyperlink"/>
@@ -4646,7 +4476,7 @@
           <w:sz w:val="24"/>
           <w:u w:val="single"/>
         </w:rPr>
-        <w:hyperlink r:id="rId29" w:history="1">
+        <w:hyperlink r:id="rId30" w:history="1">
           <w:r>
             <w:rPr>
               <w:rStyle w:val="Hyperlink"/>
@@ -4664,7 +4494,7 @@
           <w:sz w:val="24"/>
           <w:u w:val="single"/>
         </w:rPr>
-        <w:hyperlink r:id="rId29" w:history="1">
+        <w:hyperlink r:id="rId30" w:history="1">
           <w:r>
             <w:rPr>
               <w:rStyle w:val="Hyperlink"/>
@@ -4682,7 +4512,7 @@
           <w:sz w:val="24"/>
           <w:u w:val="single"/>
         </w:rPr>
-        <w:hyperlink r:id="rId29" w:history="1">
+        <w:hyperlink r:id="rId30" w:history="1">
           <w:r>
             <w:rPr>
               <w:rStyle w:val="Hyperlink"/>
@@ -4700,7 +4530,7 @@
           <w:sz w:val="24"/>
           <w:u w:val="single"/>
         </w:rPr>
-        <w:hyperlink r:id="rId29" w:history="1">
+        <w:hyperlink r:id="rId30" w:history="1">
           <w:r>
             <w:rPr>
               <w:rStyle w:val="Hyperlink"/>
@@ -4718,7 +4548,7 @@
           <w:sz w:val="24"/>
           <w:u w:val="single"/>
         </w:rPr>
-        <w:hyperlink r:id="rId29" w:history="1">
+        <w:hyperlink r:id="rId30" w:history="1">
           <w:r>
             <w:rPr>
               <w:rStyle w:val="Hyperlink"/>
@@ -4878,7 +4708,7 @@
           <w:sz w:val="24"/>
           <w:u w:val="single"/>
         </w:rPr>
-        <w:hyperlink r:id="rId30" w:history="1">
+        <w:hyperlink r:id="rId31" w:history="1">
           <w:r>
             <w:rPr>
               <w:rStyle w:val="Hyperlink"/>
@@ -4896,7 +4726,7 @@
           <w:sz w:val="24"/>
           <w:u w:val="single"/>
         </w:rPr>
-        <w:hyperlink r:id="rId30" w:history="1">
+        <w:hyperlink r:id="rId31" w:history="1">
           <w:r>
             <w:rPr>
               <w:rStyle w:val="Hyperlink"/>
@@ -4914,7 +4744,7 @@
           <w:sz w:val="24"/>
           <w:u w:val="single"/>
         </w:rPr>
-        <w:hyperlink r:id="rId30" w:history="1">
+        <w:hyperlink r:id="rId31" w:history="1">
           <w:r>
             <w:rPr>
               <w:rStyle w:val="Hyperlink"/>
@@ -4932,7 +4762,7 @@
           <w:sz w:val="24"/>
           <w:u w:val="single"/>
         </w:rPr>
-        <w:hyperlink r:id="rId30" w:history="1">
+        <w:hyperlink r:id="rId31" w:history="1">
           <w:r>
             <w:rPr>
               <w:rStyle w:val="Hyperlink"/>
@@ -4950,7 +4780,7 @@
           <w:sz w:val="24"/>
           <w:u w:val="single"/>
         </w:rPr>
-        <w:hyperlink r:id="rId30" w:history="1">
+        <w:hyperlink r:id="rId31" w:history="1">
           <w:r>
             <w:rPr>
               <w:rStyle w:val="Hyperlink"/>
@@ -4968,7 +4798,7 @@
           <w:sz w:val="24"/>
           <w:u w:val="single"/>
         </w:rPr>
-        <w:hyperlink r:id="rId30" w:history="1">
+        <w:hyperlink r:id="rId31" w:history="1">
           <w:r>
             <w:rPr>
               <w:rStyle w:val="Hyperlink"/>
@@ -4986,7 +4816,7 @@
           <w:sz w:val="24"/>
           <w:u w:val="single"/>
         </w:rPr>
-        <w:hyperlink r:id="rId30" w:history="1">
+        <w:hyperlink r:id="rId31" w:history="1">
           <w:r>
             <w:rPr>
               <w:rStyle w:val="Hyperlink"/>
@@ -5094,7 +4924,7 @@
           <w:sz w:val="24"/>
           <w:u w:val="single"/>
         </w:rPr>
-        <w:hyperlink r:id="rId31" w:history="1">
+        <w:hyperlink r:id="rId32" w:history="1">
           <w:r>
             <w:rPr>
               <w:rStyle w:val="Hyperlink"/>
@@ -5112,7 +4942,7 @@
           <w:sz w:val="24"/>
           <w:u w:val="single"/>
         </w:rPr>
-        <w:hyperlink r:id="rId31" w:history="1">
+        <w:hyperlink r:id="rId32" w:history="1">
           <w:r>
             <w:rPr>
               <w:rStyle w:val="Hyperlink"/>
@@ -5130,7 +4960,7 @@
           <w:sz w:val="24"/>
           <w:u w:val="single"/>
         </w:rPr>
-        <w:hyperlink r:id="rId31" w:history="1">
+        <w:hyperlink r:id="rId32" w:history="1">
           <w:r>
             <w:rPr>
               <w:rStyle w:val="Hyperlink"/>
@@ -5148,7 +4978,7 @@
           <w:sz w:val="24"/>
           <w:u w:val="single"/>
         </w:rPr>
-        <w:hyperlink r:id="rId31" w:history="1">
+        <w:hyperlink r:id="rId32" w:history="1">
           <w:r>
             <w:rPr>
               <w:rStyle w:val="Hyperlink"/>
@@ -5166,7 +4996,7 @@
           <w:sz w:val="24"/>
           <w:u w:val="single"/>
         </w:rPr>
-        <w:hyperlink r:id="rId31" w:history="1">
+        <w:hyperlink r:id="rId32" w:history="1">
           <w:r>
             <w:rPr>
               <w:rStyle w:val="Hyperlink"/>
@@ -5182,115 +5012,8 @@
           <w:i w:val="0"/>
           <w:color w:val="0000FF"/>
           <w:sz w:val="24"/>
-          <w:u w:val="single"/>
-        </w:rPr>
-        <w:hyperlink r:id="rId31" w:history="1">
-          <w:r>
-            <w:rPr>
-              <w:rStyle w:val="Hyperlink"/>
-            </w:rPr>
-            <w:t>fil</w:t>
-          </w:r>
-        </w:hyperlink>
-      </w:r>
-      <w:r>
-        <w:rPr>
-          <w:rFonts w:ascii="Charis SIL Regular" w:hAnsi="Charis SIL Regular" w:eastAsia="Charis SIL Regular"/>
-          <w:b w:val="0"/>
-          <w:i w:val="0"/>
-          <w:color w:val="0000FF"/>
-          <w:sz w:val="24"/>
-          <w:u w:val="single"/>
-        </w:rPr>
-        <w:hyperlink r:id="rId31" w:history="1">
-          <w:r>
-            <w:rPr>
-              <w:rStyle w:val="Hyperlink"/>
-            </w:rPr>
-            <w:t>e</w:t>
-          </w:r>
-        </w:hyperlink>
-      </w:r>
-      <w:r>
-        <w:rPr>
-          <w:rFonts w:ascii="Charis SIL Regular" w:hAnsi="Charis SIL Regular" w:eastAsia="Charis SIL Regular"/>
-          <w:b w:val="0"/>
-          <w:i w:val="0"/>
-          <w:color w:val="0000FF"/>
-          <w:sz w:val="24"/>
-          <w:u w:val="single"/>
-        </w:rPr>
-        <w:hyperlink r:id="rId31" w:history="1">
-          <w:r>
-            <w:rPr>
-              <w:rStyle w:val="Hyperlink"/>
-            </w:rPr>
-            <w:t>/</w:t>
-          </w:r>
-        </w:hyperlink>
-      </w:r>
-      <w:r>
-        <w:rPr>
-          <w:rFonts w:ascii="Charis SIL Regular" w:hAnsi="Charis SIL Regular" w:eastAsia="Charis SIL Regular"/>
-          <w:b w:val="0"/>
-          <w:i w:val="0"/>
-          <w:color w:val="0000FF"/>
-          <w:sz w:val="24"/>
-          <w:u w:val="single"/>
-        </w:rPr>
-        <w:hyperlink r:id="rId31" w:history="1">
-          <w:r>
-            <w:rPr>
-              <w:rStyle w:val="Hyperlink"/>
-            </w:rPr>
-            <w:t>N</w:t>
-          </w:r>
-        </w:hyperlink>
-      </w:r>
-      <w:r>
-        <w:rPr>
-          <w:rFonts w:ascii="Charis SIL Regular" w:hAnsi="Charis SIL Regular" w:eastAsia="Charis SIL Regular"/>
-          <w:b w:val="0"/>
-          <w:i w:val="0"/>
-          <w:color w:val="0000FF"/>
-          <w:sz w:val="24"/>
-        </w:rPr>
-        <w:hyperlink r:id="rId31" w:history="1">
-          <w:r>
-            <w:rPr>
-              <w:rStyle w:val="Hyperlink"/>
-            </w:rPr>
-            <w:t>L</w:t>
-          </w:r>
-        </w:hyperlink>
-      </w:r>
-      <w:r>
-        <w:rPr>
-          <w:rFonts w:ascii="Charis SIL Regular" w:hAnsi="Charis SIL Regular" w:eastAsia="Charis SIL Regular"/>
-          <w:b w:val="0"/>
-          <w:i w:val="0"/>
-          <w:color w:val="0000FF"/>
-          <w:sz w:val="24"/>
-        </w:rPr>
-        <w:t>-</w:t>
-      </w:r>
-      <w:r>
-        <w:rPr>
-          <w:rFonts w:ascii="Charis SIL Regular" w:hAnsi="Charis SIL Regular" w:eastAsia="Charis SIL Regular"/>
-          <w:b w:val="0"/>
-          <w:i w:val="0"/>
-          <w:color w:val="0000FF"/>
-          <w:sz w:val="24"/>
-          <w:u w:val="single"/>
-        </w:rPr>
-        <w:hyperlink r:id="rId31" w:history="1">
-          <w:r>
-            <w:rPr>
-              <w:rStyle w:val="Hyperlink"/>
-            </w:rPr>
-            <w:t>HaNA_2.04.01_4030_0001</w:t>
-          </w:r>
-        </w:hyperlink>
+        </w:rPr>
+        <w:t>file/NL-HaNA_2.04.01_4030_0001</w:t>
       </w:r>
     </w:p>
     <w:p>
@@ -5390,7 +5113,7 @@
           <w:color w:val="0000FF"/>
           <w:sz w:val="24"/>
         </w:rPr>
-        <w:hyperlink r:id="rId32" w:history="1">
+        <w:hyperlink r:id="rId33" w:history="1">
           <w:r>
             <w:rPr>
               <w:rStyle w:val="Hyperlink"/>
@@ -5407,7 +5130,7 @@
           <w:color w:val="0000FF"/>
           <w:sz w:val="24"/>
         </w:rPr>
-        <w:hyperlink r:id="rId32" w:history="1">
+        <w:hyperlink r:id="rId33" w:history="1">
           <w:r>
             <w:rPr>
               <w:rStyle w:val="Hyperlink"/>
@@ -5517,7 +5240,7 @@
           <w:color w:val="0000FF"/>
           <w:sz w:val="24"/>
         </w:rPr>
-        <w:hyperlink r:id="rId33" w:history="1">
+        <w:hyperlink r:id="rId34" w:history="1">
           <w:r>
             <w:rPr>
               <w:rStyle w:val="Hyperlink"/>
@@ -5534,7 +5257,7 @@
           <w:color w:val="0000FF"/>
           <w:sz w:val="24"/>
         </w:rPr>
-        <w:hyperlink r:id="rId33" w:history="1">
+        <w:hyperlink r:id="rId34" w:history="1">
           <w:r>
             <w:rPr>
               <w:rStyle w:val="Hyperlink"/>
@@ -5651,7 +5374,7 @@
           <w:color w:val="0000FF"/>
           <w:sz w:val="24"/>
         </w:rPr>
-        <w:hyperlink r:id="rId34" w:history="1">
+        <w:hyperlink r:id="rId35" w:history="1">
           <w:r>
             <w:rPr>
               <w:rStyle w:val="Hyperlink"/>
@@ -5668,7 +5391,7 @@
           <w:color w:val="0000FF"/>
           <w:sz w:val="24"/>
         </w:rPr>
-        <w:hyperlink r:id="rId34" w:history="1">
+        <w:hyperlink r:id="rId35" w:history="1">
           <w:r>
             <w:rPr>
               <w:rStyle w:val="Hyperlink"/>
@@ -5828,7 +5551,7 @@
           <w:sz w:val="24"/>
           <w:u w:val="single"/>
         </w:rPr>
-        <w:hyperlink r:id="rId24" w:history="1">
+        <w:hyperlink r:id="rId25" w:history="1">
           <w:r>
             <w:rPr>
               <w:rStyle w:val="Hyperlink"/>
@@ -5846,7 +5569,7 @@
           <w:sz w:val="24"/>
           <w:u w:val="single"/>
         </w:rPr>
-        <w:hyperlink r:id="rId24" w:history="1">
+        <w:hyperlink r:id="rId25" w:history="1">
           <w:r>
             <w:rPr>
               <w:rStyle w:val="Hyperlink"/>
@@ -5864,7 +5587,7 @@
           <w:sz w:val="24"/>
           <w:u w:val="single"/>
         </w:rPr>
-        <w:hyperlink r:id="rId24" w:history="1">
+        <w:hyperlink r:id="rId25" w:history="1">
           <w:r>
             <w:rPr>
               <w:rStyle w:val="Hyperlink"/>
@@ -5882,7 +5605,7 @@
           <w:sz w:val="24"/>
           <w:u w:val="single"/>
         </w:rPr>
-        <w:hyperlink r:id="rId24" w:history="1">
+        <w:hyperlink r:id="rId25" w:history="1">
           <w:r>
             <w:rPr>
               <w:rStyle w:val="Hyperlink"/>
@@ -5910,7 +5633,7 @@
           <w:sz w:val="24"/>
           <w:u w:val="single"/>
         </w:rPr>
-        <w:hyperlink r:id="rId24" w:history="1">
+        <w:hyperlink r:id="rId25" w:history="1">
           <w:r>
             <w:rPr>
               <w:rStyle w:val="Hyperlink"/>
@@ -5928,7 +5651,7 @@
           <w:sz w:val="24"/>
           <w:u w:val="single"/>
         </w:rPr>
-        <w:hyperlink r:id="rId24" w:history="1">
+        <w:hyperlink r:id="rId25" w:history="1">
           <w:r>
             <w:rPr>
               <w:rStyle w:val="Hyperlink"/>
@@ -5957,7 +5680,7 @@
           <w:sz w:val="24"/>
           <w:u w:val="single"/>
         </w:rPr>
-        <w:hyperlink r:id="rId24" w:history="1">
+        <w:hyperlink r:id="rId36" w:history="1">
           <w:r>
             <w:rPr>
               <w:rStyle w:val="Hyperlink"/>
@@ -6065,7 +5788,7 @@
           <w:sz w:val="24"/>
           <w:u w:val="single"/>
         </w:rPr>
-        <w:hyperlink r:id="rId35" w:history="1">
+        <w:hyperlink r:id="rId37" w:history="1">
           <w:r>
             <w:rPr>
               <w:rStyle w:val="Hyperlink"/>
@@ -6083,7 +5806,7 @@
           <w:sz w:val="24"/>
           <w:u w:val="single"/>
         </w:rPr>
-        <w:hyperlink r:id="rId35" w:history="1">
+        <w:hyperlink r:id="rId37" w:history="1">
           <w:r>
             <w:rPr>
               <w:rStyle w:val="Hyperlink"/>
@@ -6101,7 +5824,7 @@
           <w:sz w:val="24"/>
           <w:u w:val="single"/>
         </w:rPr>
-        <w:hyperlink r:id="rId35" w:history="1">
+        <w:hyperlink r:id="rId37" w:history="1">
           <w:r>
             <w:rPr>
               <w:rStyle w:val="Hyperlink"/>
@@ -6119,7 +5842,7 @@
           <w:sz w:val="24"/>
           <w:u w:val="single"/>
         </w:rPr>
-        <w:hyperlink r:id="rId35" w:history="1">
+        <w:hyperlink r:id="rId37" w:history="1">
           <w:r>
             <w:rPr>
               <w:rStyle w:val="Hyperlink"/>
@@ -6137,7 +5860,7 @@
           <w:sz w:val="24"/>
           <w:u w:val="single"/>
         </w:rPr>
-        <w:hyperlink r:id="rId35" w:history="1">
+        <w:hyperlink r:id="rId37" w:history="1">
           <w:r>
             <w:rPr>
               <w:rStyle w:val="Hyperlink"/>
@@ -6155,7 +5878,7 @@
           <w:sz w:val="24"/>
           <w:u w:val="single"/>
         </w:rPr>
-        <w:hyperlink r:id="rId35" w:history="1">
+        <w:hyperlink r:id="rId37" w:history="1">
           <w:r>
             <w:rPr>
               <w:rStyle w:val="Hyperlink"/>
@@ -6183,7 +5906,7 @@
           <w:sz w:val="24"/>
           <w:u w:val="single"/>
         </w:rPr>
-        <w:hyperlink r:id="rId36" w:history="1">
+        <w:hyperlink r:id="rId38" w:history="1">
           <w:r>
             <w:rPr>
               <w:rStyle w:val="Hyperlink"/>
@@ -6201,7 +5924,7 @@
           <w:sz w:val="24"/>
           <w:u w:val="single"/>
         </w:rPr>
-        <w:hyperlink r:id="rId36" w:history="1">
+        <w:hyperlink r:id="rId37" w:history="1">
           <w:r>
             <w:rPr>
               <w:rStyle w:val="Hyperlink"/>
@@ -6219,7 +5942,7 @@
           <w:sz w:val="24"/>
           <w:u w:val="single"/>
         </w:rPr>
-        <w:hyperlink r:id="rId35" w:history="1">
+        <w:hyperlink r:id="rId37" w:history="1">
           <w:r>
             <w:rPr>
               <w:rStyle w:val="Hyperlink"/>
@@ -6347,7 +6070,7 @@
           <w:sz w:val="24"/>
           <w:u w:val="single"/>
         </w:rPr>
-        <w:hyperlink r:id="rId37" w:history="1">
+        <w:hyperlink r:id="rId39" w:history="1">
           <w:r>
             <w:rPr>
               <w:rStyle w:val="Hyperlink"/>
@@ -6365,7 +6088,7 @@
           <w:sz w:val="24"/>
           <w:u w:val="single"/>
         </w:rPr>
-        <w:hyperlink r:id="rId37" w:history="1">
+        <w:hyperlink r:id="rId39" w:history="1">
           <w:r>
             <w:rPr>
               <w:rStyle w:val="Hyperlink"/>
@@ -6383,7 +6106,7 @@
           <w:sz w:val="24"/>
           <w:u w:val="single"/>
         </w:rPr>
-        <w:hyperlink r:id="rId37" w:history="1">
+        <w:hyperlink r:id="rId39" w:history="1">
           <w:r>
             <w:rPr>
               <w:rStyle w:val="Hyperlink"/>
@@ -6401,7 +6124,7 @@
           <w:sz w:val="24"/>
           <w:u w:val="single"/>
         </w:rPr>
-        <w:hyperlink r:id="rId37" w:history="1">
+        <w:hyperlink r:id="rId39" w:history="1">
           <w:r>
             <w:rPr>
               <w:rStyle w:val="Hyperlink"/>
@@ -6429,7 +6152,7 @@
           <w:sz w:val="24"/>
           <w:u w:val="single"/>
         </w:rPr>
-        <w:hyperlink r:id="rId38" w:history="1">
+        <w:hyperlink r:id="rId40" w:history="1">
           <w:r>
             <w:rPr>
               <w:rStyle w:val="Hyperlink"/>
@@ -6458,7 +6181,7 @@
           <w:sz w:val="24"/>
           <w:u w:val="single"/>
         </w:rPr>
-        <w:hyperlink r:id="rId38" w:history="1">
+        <w:hyperlink r:id="rId40" w:history="1">
           <w:r>
             <w:rPr>
               <w:rStyle w:val="Hyperlink"/>
@@ -6586,7 +6309,7 @@
           <w:sz w:val="24"/>
           <w:u w:val="single"/>
         </w:rPr>
-        <w:hyperlink r:id="rId39" w:history="1">
+        <w:hyperlink r:id="rId41" w:history="1">
           <w:r>
             <w:rPr>
               <w:rStyle w:val="Hyperlink"/>
@@ -6604,7 +6327,7 @@
           <w:sz w:val="24"/>
           <w:u w:val="single"/>
         </w:rPr>
-        <w:hyperlink r:id="rId39" w:history="1">
+        <w:hyperlink r:id="rId41" w:history="1">
           <w:r>
             <w:rPr>
               <w:rStyle w:val="Hyperlink"/>
@@ -6632,7 +6355,7 @@
           <w:sz w:val="24"/>
           <w:u w:val="single"/>
         </w:rPr>
-        <w:hyperlink r:id="rId40" w:history="1">
+        <w:hyperlink r:id="rId42" w:history="1">
           <w:r>
             <w:rPr>
               <w:rStyle w:val="Hyperlink"/>
@@ -6661,7 +6384,7 @@
           <w:sz w:val="24"/>
           <w:u w:val="single"/>
         </w:rPr>
-        <w:hyperlink r:id="rId40" w:history="1">
+        <w:hyperlink r:id="rId42" w:history="1">
           <w:r>
             <w:rPr>
               <w:rStyle w:val="Hyperlink"/>
@@ -6689,7 +6412,7 @@
           <w:sz w:val="24"/>
           <w:u w:val="single"/>
         </w:rPr>
-        <w:hyperlink r:id="rId41" w:history="1">
+        <w:hyperlink r:id="rId43" w:history="1">
           <w:r>
             <w:rPr>
               <w:rStyle w:val="Hyperlink"/>
@@ -6707,7 +6430,7 @@
           <w:sz w:val="24"/>
           <w:u w:val="single"/>
         </w:rPr>
-        <w:hyperlink r:id="rId41" w:history="1">
+        <w:hyperlink r:id="rId43" w:history="1">
           <w:r>
             <w:rPr>
               <w:rStyle w:val="Hyperlink"/>
@@ -6725,7 +6448,7 @@
           <w:sz w:val="24"/>
           <w:u w:val="single"/>
         </w:rPr>
-        <w:hyperlink r:id="rId41" w:history="1">
+        <w:hyperlink r:id="rId43" w:history="1">
           <w:r>
             <w:rPr>
               <w:rStyle w:val="Hyperlink"/>
@@ -6856,7 +6579,7 @@
           <w:sz w:val="24"/>
           <w:u w:val="single"/>
         </w:rPr>
-        <w:hyperlink r:id="rId42" w:history="1">
+        <w:hyperlink r:id="rId44" w:history="1">
           <w:r>
             <w:rPr>
               <w:rStyle w:val="Hyperlink"/>
@@ -6874,7 +6597,7 @@
           <w:sz w:val="24"/>
           <w:u w:val="single"/>
         </w:rPr>
-        <w:hyperlink r:id="rId42" w:history="1">
+        <w:hyperlink r:id="rId44" w:history="1">
           <w:r>
             <w:rPr>
               <w:rStyle w:val="Hyperlink"/>
@@ -6892,7 +6615,7 @@
           <w:sz w:val="24"/>
           <w:u w:val="single"/>
         </w:rPr>
-        <w:hyperlink r:id="rId42" w:history="1">
+        <w:hyperlink r:id="rId44" w:history="1">
           <w:r>
             <w:rPr>
               <w:rStyle w:val="Hyperlink"/>
@@ -6910,7 +6633,7 @@
           <w:sz w:val="24"/>
           <w:u w:val="single"/>
         </w:rPr>
-        <w:hyperlink r:id="rId42" w:history="1">
+        <w:hyperlink r:id="rId44" w:history="1">
           <w:r>
             <w:rPr>
               <w:rStyle w:val="Hyperlink"/>
@@ -7028,7 +6751,7 @@
           <w:sz w:val="24"/>
           <w:u w:val="single"/>
         </w:rPr>
-        <w:hyperlink r:id="rId43" w:history="1">
+        <w:hyperlink r:id="rId45" w:history="1">
           <w:r>
             <w:rPr>
               <w:rStyle w:val="Hyperlink"/>
@@ -7046,7 +6769,7 @@
           <w:sz w:val="24"/>
           <w:u w:val="single"/>
         </w:rPr>
-        <w:hyperlink r:id="rId43" w:history="1">
+        <w:hyperlink r:id="rId45" w:history="1">
           <w:r>
             <w:rPr>
               <w:rStyle w:val="Hyperlink"/>
@@ -7064,7 +6787,7 @@
           <w:sz w:val="24"/>
           <w:u w:val="single"/>
         </w:rPr>
-        <w:hyperlink r:id="rId43" w:history="1">
+        <w:hyperlink r:id="rId45" w:history="1">
           <w:r>
             <w:rPr>
               <w:rStyle w:val="Hyperlink"/>
@@ -7082,7 +6805,7 @@
           <w:sz w:val="24"/>
           <w:u w:val="single"/>
         </w:rPr>
-        <w:hyperlink r:id="rId43" w:history="1">
+        <w:hyperlink r:id="rId45" w:history="1">
           <w:r>
             <w:rPr>
               <w:rStyle w:val="Hyperlink"/>
@@ -7139,7 +6862,7 @@
           <w:sz w:val="24"/>
           <w:u w:val="single"/>
         </w:rPr>
-        <w:hyperlink r:id="rId44" w:history="1">
+        <w:hyperlink r:id="rId46" w:history="1">
           <w:r>
             <w:rPr>
               <w:rStyle w:val="Hyperlink"/>
@@ -7168,7 +6891,7 @@
           <w:sz w:val="24"/>
           <w:u w:val="single"/>
         </w:rPr>
-        <w:hyperlink r:id="rId44" w:history="1">
+        <w:hyperlink r:id="rId46" w:history="1">
           <w:r>
             <w:rPr>
               <w:rStyle w:val="Hyperlink"/>
@@ -7196,7 +6919,7 @@
           <w:sz w:val="24"/>
           <w:u w:val="single"/>
         </w:rPr>
-        <w:hyperlink r:id="rId45" w:history="1">
+        <w:hyperlink r:id="rId47" w:history="1">
           <w:r>
             <w:rPr>
               <w:rStyle w:val="Hyperlink"/>
@@ -7225,7 +6948,7 @@
           <w:sz w:val="24"/>
           <w:u w:val="single"/>
         </w:rPr>
-        <w:hyperlink r:id="rId45" w:history="1">
+        <w:hyperlink r:id="rId47" w:history="1">
           <w:r>
             <w:rPr>
               <w:rStyle w:val="Hyperlink"/>

--- a/EXPORTS/DOCX/published/niveau3/Dutch/KKZ.docx
+++ b/EXPORTS/DOCX/published/niveau3/Dutch/KKZ.docx
@@ -483,7 +483,43 @@
           <w:color w:val="000000"/>
           <w:sz w:val="24"/>
         </w:rPr>
-        <w:t>tuur die een om</w:t>
+        <w:hyperlink r:id="rId10" w:history="1">
+          <w:r>
+            <w:rPr>
+              <w:rStyle w:val="Hyperlink"/>
+            </w:rPr>
+            <w:t xml:space="preserve">tuur </w:t>
+          </w:r>
+        </w:hyperlink>
+      </w:r>
+      <w:r>
+        <w:rPr>
+          <w:u w:val="single" w:color="0000ff"/>
+          <w:rFonts w:ascii="Charis SIL Regular" w:hAnsi="Charis SIL Regular" w:eastAsia="Charis SIL Regular"/>
+          <w:b w:val="0"/>
+          <w:i w:val="0"/>
+          <w:color w:val="000000"/>
+          <w:sz w:val="24"/>
+        </w:rPr>
+        <w:hyperlink r:id="rId10" w:history="1">
+          <w:r>
+            <w:rPr>
+              <w:rStyle w:val="Hyperlink"/>
+            </w:rPr>
+            <w:t>die een o</w:t>
+          </w:r>
+        </w:hyperlink>
+      </w:r>
+      <w:r>
+        <w:rPr>
+          <w:u w:val="single" w:color="0000ff"/>
+          <w:rFonts w:ascii="Charis SIL Regular" w:hAnsi="Charis SIL Regular" w:eastAsia="Charis SIL Regular"/>
+          <w:b w:val="0"/>
+          <w:i w:val="0"/>
+          <w:color w:val="000000"/>
+          <w:sz w:val="24"/>
+        </w:rPr>
+        <w:t>m</w:t>
       </w:r>
       <w:r>
         <w:rPr>
@@ -665,6 +701,7 @@
       </w:r>
       <w:r>
         <w:rPr>
+          <w:u w:val="single" w:color="0000ff"/>
           <w:rFonts w:ascii="Charis SIL Regular" w:hAnsi="Charis SIL Regular" w:eastAsia="Charis SIL Regular"/>
           <w:b w:val="0"/>
           <w:i w:val="0"/>
@@ -682,7 +719,7 @@
           <w:sz w:val="24"/>
           <w:u w:val="single"/>
         </w:rPr>
-        <w:hyperlink r:id="rId12" w:history="1">
+        <w:hyperlink r:id="rId11" w:history="1">
           <w:r>
             <w:rPr>
               <w:rStyle w:val="Hyperlink"/>
@@ -890,7 +927,7 @@
           <w:sz w:val="24"/>
           <w:u w:val="single"/>
         </w:rPr>
-        <w:hyperlink r:id="rId9" w:history="1">
+        <w:hyperlink r:id="rId12" w:history="1">
           <w:r>
             <w:rPr>
               <w:rStyle w:val="Hyperlink"/>
@@ -919,7 +956,7 @@
           <w:sz w:val="24"/>
           <w:u w:val="single"/>
         </w:rPr>
-        <w:hyperlink r:id="rId9" w:history="1">
+        <w:hyperlink r:id="rId12" w:history="1">
           <w:r>
             <w:rPr>
               <w:rStyle w:val="Hyperlink"/>
@@ -1076,13 +1113,21 @@
       </w:r>
       <w:r>
         <w:rPr>
+          <w:u w:val="single" w:color="0000ff"/>
           <w:rFonts w:ascii="Charis SIL Regular" w:hAnsi="Charis SIL Regular" w:eastAsia="Charis SIL Regular"/>
           <w:b w:val="0"/>
           <w:i w:val="0"/>
           <w:color w:val="000000"/>
           <w:sz w:val="24"/>
         </w:rPr>
-        <w:t xml:space="preserve">tijdens </w:t>
+        <w:hyperlink r:id="rId9" w:history="1">
+          <w:r>
+            <w:rPr>
+              <w:rStyle w:val="Hyperlink"/>
+            </w:rPr>
+            <w:t xml:space="preserve">tijdens </w:t>
+          </w:r>
+        </w:hyperlink>
       </w:r>
       <w:r>
         <w:rPr>
@@ -1609,15 +1654,9 @@
           <w:i w:val="0"/>
           <w:color w:val="0000FF"/>
           <w:sz w:val="24"/>
-        </w:rPr>
-        <w:hyperlink r:id="rId16" w:history="1">
-          <w:r>
-            <w:rPr>
-              <w:rStyle w:val="Hyperlink"/>
-            </w:rPr>
-            <w:t>Rijksmu</w:t>
-          </w:r>
-        </w:hyperlink>
+          <w:u w:val="single"/>
+        </w:rPr>
+        <w:t>Rijksmu</w:t>
       </w:r>
       <w:r>
         <w:rPr>
@@ -1657,7 +1696,7 @@
           <w:sz w:val="24"/>
           <w:u w:val="single"/>
         </w:rPr>
-        <w:hyperlink r:id="rId15" w:history="1">
+        <w:hyperlink r:id="rId16" w:history="1">
           <w:r>
             <w:rPr>
               <w:rStyle w:val="Hyperlink"/>
@@ -1740,13 +1779,67 @@
       </w:r>
       <w:r>
         <w:rPr>
+          <w:u w:val="single" w:color="0000ff"/>
           <w:rFonts w:ascii="Charis SIL Regular" w:hAnsi="Charis SIL Regular" w:eastAsia="Charis SIL Regular"/>
           <w:b w:val="0"/>
           <w:i w:val="0"/>
           <w:color w:val="000000"/>
           <w:sz w:val="24"/>
         </w:rPr>
-        <w:t xml:space="preserve">ntallen voorwerpen </w:t>
+        <w:hyperlink r:id="rId15" w:history="1">
+          <w:r>
+            <w:rPr>
+              <w:rStyle w:val="Hyperlink"/>
+            </w:rPr>
+            <w:t>n</w:t>
+          </w:r>
+        </w:hyperlink>
+      </w:r>
+      <w:r>
+        <w:rPr>
+          <w:u w:val="single" w:color="0000ff"/>
+          <w:rFonts w:ascii="Charis SIL Regular" w:hAnsi="Charis SIL Regular" w:eastAsia="Charis SIL Regular"/>
+          <w:b w:val="0"/>
+          <w:i w:val="0"/>
+          <w:color w:val="000000"/>
+          <w:sz w:val="24"/>
+        </w:rPr>
+        <w:hyperlink r:id="rId15" w:history="1">
+          <w:r>
+            <w:rPr>
+              <w:rStyle w:val="Hyperlink"/>
+            </w:rPr>
+            <w:t>tallen voorw</w:t>
+          </w:r>
+        </w:hyperlink>
+      </w:r>
+      <w:r>
+        <w:rPr>
+          <w:u w:val="single" w:color="0000ff"/>
+          <w:rFonts w:ascii="Charis SIL Regular" w:hAnsi="Charis SIL Regular" w:eastAsia="Charis SIL Regular"/>
+          <w:b w:val="0"/>
+          <w:i w:val="0"/>
+          <w:color w:val="000000"/>
+          <w:sz w:val="24"/>
+        </w:rPr>
+        <w:hyperlink r:id="rId15" w:history="1">
+          <w:r>
+            <w:rPr>
+              <w:rStyle w:val="Hyperlink"/>
+            </w:rPr>
+            <w:t>erp</w:t>
+          </w:r>
+        </w:hyperlink>
+      </w:r>
+      <w:r>
+        <w:rPr>
+          <w:rFonts w:ascii="Charis SIL Regular" w:hAnsi="Charis SIL Regular" w:eastAsia="Charis SIL Regular"/>
+          <w:b w:val="0"/>
+          <w:i w:val="0"/>
+          <w:color w:val="000000"/>
+          <w:sz w:val="24"/>
+        </w:rPr>
+        <w:t xml:space="preserve">en </w:t>
       </w:r>
       <w:r>
         <w:rPr>
@@ -1848,6 +1941,7 @@
           <w:i w:val="0"/>
           <w:color w:val="0000FF"/>
           <w:sz w:val="24"/>
+          <w:u w:val="single"/>
         </w:rPr>
         <w:t xml:space="preserve"> </w:t>
       </w:r>
@@ -1860,7 +1954,7 @@
           <w:sz w:val="24"/>
           <w:u w:val="single"/>
         </w:rPr>
-        <w:hyperlink r:id="rId17" w:history="1">
+        <w:hyperlink r:id="rId16" w:history="1">
           <w:r>
             <w:rPr>
               <w:rStyle w:val="Hyperlink"/>
@@ -2067,7 +2161,6 @@
           <w:i w:val="0"/>
           <w:color w:val="0000FF"/>
           <w:sz w:val="24"/>
-          <w:u w:val="single"/>
         </w:rPr>
         <w:hyperlink r:id="rId18" w:history="1">
           <w:r>
@@ -2087,6 +2180,446 @@
           <w:sz w:val="24"/>
           <w:u w:val="single"/>
         </w:rPr>
+        <w:hyperlink r:id="rId17" w:history="1">
+          <w:r>
+            <w:rPr>
+              <w:rStyle w:val="Hyperlink"/>
+            </w:rPr>
+            <w:t>en</w:t>
+          </w:r>
+        </w:hyperlink>
+      </w:r>
+      <w:r>
+        <w:rPr>
+          <w:rFonts w:ascii="Charis SIL Regular" w:hAnsi="Charis SIL Regular" w:eastAsia="Charis SIL Regular"/>
+          <w:b w:val="0"/>
+          <w:i w:val="0"/>
+          <w:color w:val="0000FF"/>
+          <w:sz w:val="24"/>
+          <w:u w:val="single"/>
+        </w:rPr>
+        <w:t xml:space="preserve"> </w:t>
+      </w:r>
+      <w:r>
+        <w:rPr>
+          <w:rFonts w:ascii="Charis SIL Regular" w:hAnsi="Charis SIL Regular" w:eastAsia="Charis SIL Regular"/>
+          <w:b w:val="0"/>
+          <w:i w:val="0"/>
+          <w:color w:val="0000FF"/>
+          <w:sz w:val="24"/>
+          <w:u w:val="single"/>
+        </w:rPr>
+        <w:hyperlink r:id="rId17" w:history="1">
+          <w:r>
+            <w:rPr>
+              <w:rStyle w:val="Hyperlink"/>
+            </w:rPr>
+            <w:t>Stenen</w:t>
+          </w:r>
+        </w:hyperlink>
+      </w:r>
+      <w:r>
+        <w:rPr>
+          <w:u w:val="single" w:color="0000ff"/>
+          <w:rFonts w:ascii="Charis SIL Regular" w:hAnsi="Charis SIL Regular" w:eastAsia="Charis SIL Regular"/>
+          <w:b w:val="0"/>
+          <w:i w:val="0"/>
+          <w:color w:val="000000"/>
+          <w:sz w:val="24"/>
+        </w:rPr>
+        <w:hyperlink r:id="rId17" w:history="1">
+          <w:r>
+            <w:rPr>
+              <w:rStyle w:val="Hyperlink"/>
+            </w:rPr>
+            <w:t>, he</w:t>
+          </w:r>
+        </w:hyperlink>
+      </w:r>
+      <w:r>
+        <w:rPr>
+          <w:u w:val="single" w:color="0000ff"/>
+          <w:rFonts w:ascii="Charis SIL Regular" w:hAnsi="Charis SIL Regular" w:eastAsia="Charis SIL Regular"/>
+          <w:b w:val="0"/>
+          <w:i w:val="0"/>
+          <w:color w:val="000000"/>
+          <w:sz w:val="24"/>
+        </w:rPr>
+        <w:hyperlink r:id="rId17" w:history="1">
+          <w:r>
+            <w:rPr>
+              <w:rStyle w:val="Hyperlink"/>
+            </w:rPr>
+            <w:t>t</w:t>
+          </w:r>
+        </w:hyperlink>
+      </w:r>
+      <w:r>
+        <w:rPr>
+          <w:u w:val="single" w:color="0000ff"/>
+          <w:rFonts w:ascii="Charis SIL Regular" w:hAnsi="Charis SIL Regular" w:eastAsia="Charis SIL Regular"/>
+          <w:b w:val="0"/>
+          <w:i w:val="0"/>
+          <w:color w:val="000000"/>
+          <w:sz w:val="24"/>
+        </w:rPr>
+        <w:t xml:space="preserve"> </w:t>
+      </w:r>
+      <w:r>
+        <w:rPr>
+          <w:rFonts w:ascii="Charis SIL Regular" w:hAnsi="Charis SIL Regular" w:eastAsia="Charis SIL Regular"/>
+          <w:b w:val="0"/>
+          <w:i w:val="0"/>
+          <w:color w:val="0000FF"/>
+          <w:sz w:val="24"/>
+          <w:u w:val="single"/>
+        </w:rPr>
+        <w:hyperlink r:id="rId17" w:history="1">
+          <w:r>
+            <w:rPr>
+              <w:rStyle w:val="Hyperlink"/>
+            </w:rPr>
+            <w:t>Rijk</w:t>
+          </w:r>
+        </w:hyperlink>
+      </w:r>
+      <w:r>
+        <w:rPr>
+          <w:rFonts w:ascii="Charis SIL Regular" w:hAnsi="Charis SIL Regular" w:eastAsia="Charis SIL Regular"/>
+          <w:b w:val="0"/>
+          <w:i w:val="0"/>
+          <w:color w:val="0000FF"/>
+          <w:sz w:val="24"/>
+          <w:u w:val="single"/>
+        </w:rPr>
+        <w:hyperlink r:id="rId17" w:history="1">
+          <w:r>
+            <w:rPr>
+              <w:rStyle w:val="Hyperlink"/>
+            </w:rPr>
+            <w:t>smuseum</w:t>
+          </w:r>
+        </w:hyperlink>
+      </w:r>
+      <w:r>
+        <w:rPr>
+          <w:rFonts w:ascii="Charis SIL Regular" w:hAnsi="Charis SIL Regular" w:eastAsia="Charis SIL Regular"/>
+          <w:b w:val="0"/>
+          <w:i w:val="0"/>
+          <w:color w:val="0000FF"/>
+          <w:sz w:val="24"/>
+          <w:u w:val="single"/>
+        </w:rPr>
+        <w:t xml:space="preserve"> </w:t>
+      </w:r>
+      <w:r>
+        <w:rPr>
+          <w:rFonts w:ascii="Charis SIL Regular" w:hAnsi="Charis SIL Regular" w:eastAsia="Charis SIL Regular"/>
+          <w:b w:val="0"/>
+          <w:i w:val="0"/>
+          <w:color w:val="0000FF"/>
+          <w:sz w:val="24"/>
+          <w:u w:val="single"/>
+        </w:rPr>
+        <w:hyperlink r:id="rId19" w:history="1">
+          <w:r>
+            <w:rPr>
+              <w:rStyle w:val="Hyperlink"/>
+            </w:rPr>
+            <w:t>v</w:t>
+          </w:r>
+        </w:hyperlink>
+      </w:r>
+      <w:r>
+        <w:rPr>
+          <w:rFonts w:ascii="Charis SIL Regular" w:hAnsi="Charis SIL Regular" w:eastAsia="Charis SIL Regular"/>
+          <w:b w:val="0"/>
+          <w:i w:val="0"/>
+          <w:color w:val="0000FF"/>
+          <w:sz w:val="24"/>
+          <w:u w:val="single"/>
+        </w:rPr>
+        <w:hyperlink r:id="rId19" w:history="1">
+          <w:r>
+            <w:rPr>
+              <w:rStyle w:val="Hyperlink"/>
+            </w:rPr>
+            <w:t>an</w:t>
+          </w:r>
+        </w:hyperlink>
+      </w:r>
+      <w:r>
+        <w:rPr>
+          <w:rFonts w:ascii="Charis SIL Regular" w:hAnsi="Charis SIL Regular" w:eastAsia="Charis SIL Regular"/>
+          <w:b w:val="0"/>
+          <w:i w:val="0"/>
+          <w:color w:val="0000FF"/>
+          <w:sz w:val="24"/>
+          <w:u w:val="single"/>
+        </w:rPr>
+        <w:t xml:space="preserve"> </w:t>
+      </w:r>
+      <w:r>
+        <w:rPr>
+          <w:rFonts w:ascii="Charis SIL Regular" w:hAnsi="Charis SIL Regular" w:eastAsia="Charis SIL Regular"/>
+          <w:b w:val="0"/>
+          <w:i w:val="0"/>
+          <w:color w:val="0000FF"/>
+          <w:sz w:val="24"/>
+        </w:rPr>
+        <w:hyperlink r:id="rId19" w:history="1">
+          <w:r>
+            <w:rPr>
+              <w:rStyle w:val="Hyperlink"/>
+            </w:rPr>
+            <w:t>N</w:t>
+          </w:r>
+        </w:hyperlink>
+      </w:r>
+      <w:r>
+        <w:rPr>
+          <w:rFonts w:ascii="Charis SIL Regular" w:hAnsi="Charis SIL Regular" w:eastAsia="Charis SIL Regular"/>
+          <w:b w:val="0"/>
+          <w:i w:val="0"/>
+          <w:color w:val="0000FF"/>
+          <w:sz w:val="24"/>
+          <w:u w:val="single"/>
+        </w:rPr>
+        <w:hyperlink r:id="rId18" w:history="1">
+          <w:r>
+            <w:rPr>
+              <w:rStyle w:val="Hyperlink"/>
+            </w:rPr>
+            <w:t>atuurlijke</w:t>
+          </w:r>
+        </w:hyperlink>
+      </w:r>
+      <w:r>
+        <w:rPr>
+          <w:rFonts w:ascii="Charis SIL Regular" w:hAnsi="Charis SIL Regular" w:eastAsia="Charis SIL Regular"/>
+          <w:b w:val="0"/>
+          <w:i w:val="0"/>
+          <w:color w:val="0000FF"/>
+          <w:sz w:val="24"/>
+          <w:u w:val="single"/>
+        </w:rPr>
+        <w:t xml:space="preserve"> </w:t>
+      </w:r>
+      <w:r>
+        <w:rPr>
+          <w:rFonts w:ascii="Charis SIL Regular" w:hAnsi="Charis SIL Regular" w:eastAsia="Charis SIL Regular"/>
+          <w:b w:val="0"/>
+          <w:i w:val="0"/>
+          <w:color w:val="0000FF"/>
+          <w:sz w:val="24"/>
+          <w:u w:val="single"/>
+        </w:rPr>
+        <w:hyperlink r:id="rId18" w:history="1">
+          <w:r>
+            <w:rPr>
+              <w:rStyle w:val="Hyperlink"/>
+            </w:rPr>
+            <w:t>Historie</w:t>
+          </w:r>
+        </w:hyperlink>
+      </w:r>
+      <w:r>
+        <w:rPr>
+          <w:u w:val="single" w:color="0000ff"/>
+          <w:rFonts w:ascii="Charis SIL Regular" w:hAnsi="Charis SIL Regular" w:eastAsia="Charis SIL Regular"/>
+          <w:b w:val="0"/>
+          <w:i w:val="0"/>
+          <w:color w:val="000000"/>
+          <w:sz w:val="24"/>
+        </w:rPr>
+        <w:hyperlink r:id="rId18" w:history="1">
+          <w:r>
+            <w:rPr>
+              <w:rStyle w:val="Hyperlink"/>
+            </w:rPr>
+            <w:t>,</w:t>
+          </w:r>
+        </w:hyperlink>
+      </w:r>
+      <w:r>
+        <w:rPr>
+          <w:u w:val="single" w:color="0000ff"/>
+          <w:rFonts w:ascii="Charis SIL Regular" w:hAnsi="Charis SIL Regular" w:eastAsia="Charis SIL Regular"/>
+          <w:b w:val="0"/>
+          <w:i w:val="0"/>
+          <w:color w:val="000000"/>
+          <w:sz w:val="24"/>
+        </w:rPr>
+        <w:hyperlink r:id="rId18" w:history="1">
+          <w:r>
+            <w:rPr>
+              <w:rStyle w:val="Hyperlink"/>
+            </w:rPr>
+            <w:t xml:space="preserve"> het </w:t>
+          </w:r>
+        </w:hyperlink>
+      </w:r>
+      <w:r>
+        <w:rPr>
+          <w:rFonts w:ascii="Charis SIL Regular" w:hAnsi="Charis SIL Regular" w:eastAsia="Charis SIL Regular"/>
+          <w:b w:val="0"/>
+          <w:i w:val="0"/>
+          <w:color w:val="0000FF"/>
+          <w:sz w:val="24"/>
+          <w:u w:val="single"/>
+        </w:rPr>
+        <w:hyperlink r:id="rId18" w:history="1">
+          <w:r>
+            <w:rPr>
+              <w:rStyle w:val="Hyperlink"/>
+            </w:rPr>
+            <w:t>Rijksmu</w:t>
+          </w:r>
+        </w:hyperlink>
+      </w:r>
+      <w:r>
+        <w:rPr>
+          <w:rFonts w:ascii="Charis SIL Regular" w:hAnsi="Charis SIL Regular" w:eastAsia="Charis SIL Regular"/>
+          <w:b w:val="0"/>
+          <w:i w:val="0"/>
+          <w:color w:val="0000FF"/>
+          <w:sz w:val="24"/>
+          <w:u w:val="single"/>
+        </w:rPr>
+        <w:hyperlink r:id="rId18" w:history="1">
+          <w:r>
+            <w:rPr>
+              <w:rStyle w:val="Hyperlink"/>
+            </w:rPr>
+            <w:t>s</w:t>
+          </w:r>
+        </w:hyperlink>
+      </w:r>
+      <w:r>
+        <w:rPr>
+          <w:rFonts w:ascii="Charis SIL Regular" w:hAnsi="Charis SIL Regular" w:eastAsia="Charis SIL Regular"/>
+          <w:b w:val="0"/>
+          <w:i w:val="0"/>
+          <w:color w:val="0000FF"/>
+          <w:sz w:val="24"/>
+          <w:u w:val="single"/>
+        </w:rPr>
+        <w:hyperlink r:id="rId18" w:history="1">
+          <w:r>
+            <w:rPr>
+              <w:rStyle w:val="Hyperlink"/>
+            </w:rPr>
+            <w:t>eum</w:t>
+          </w:r>
+        </w:hyperlink>
+      </w:r>
+      <w:r>
+        <w:rPr>
+          <w:rFonts w:ascii="Charis SIL Regular" w:hAnsi="Charis SIL Regular" w:eastAsia="Charis SIL Regular"/>
+          <w:b w:val="0"/>
+          <w:i w:val="0"/>
+          <w:color w:val="0000FF"/>
+          <w:sz w:val="24"/>
+          <w:u w:val="single"/>
+        </w:rPr>
+        <w:t xml:space="preserve"> </w:t>
+      </w:r>
+      <w:r>
+        <w:rPr>
+          <w:rFonts w:ascii="Charis SIL Regular" w:hAnsi="Charis SIL Regular" w:eastAsia="Charis SIL Regular"/>
+          <w:b w:val="0"/>
+          <w:i w:val="0"/>
+          <w:color w:val="0000FF"/>
+          <w:sz w:val="24"/>
+          <w:u w:val="single"/>
+        </w:rPr>
+        <w:hyperlink r:id="rId18" w:history="1">
+          <w:r>
+            <w:rPr>
+              <w:rStyle w:val="Hyperlink"/>
+            </w:rPr>
+            <w:t>voor</w:t>
+          </w:r>
+        </w:hyperlink>
+      </w:r>
+      <w:r>
+        <w:rPr>
+          <w:rFonts w:ascii="Charis SIL Regular" w:hAnsi="Charis SIL Regular" w:eastAsia="Charis SIL Regular"/>
+          <w:b w:val="0"/>
+          <w:i w:val="0"/>
+          <w:color w:val="0000FF"/>
+          <w:sz w:val="24"/>
+          <w:u w:val="single"/>
+        </w:rPr>
+        <w:t xml:space="preserve"> </w:t>
+      </w:r>
+      <w:r>
+        <w:rPr>
+          <w:rFonts w:ascii="Charis SIL Regular" w:hAnsi="Charis SIL Regular" w:eastAsia="Charis SIL Regular"/>
+          <w:b w:val="0"/>
+          <w:i w:val="0"/>
+          <w:color w:val="0000FF"/>
+          <w:sz w:val="24"/>
+          <w:u w:val="single"/>
+        </w:rPr>
+        <w:t>G</w:t>
+      </w:r>
+      <w:r>
+        <w:rPr>
+          <w:rFonts w:ascii="Charis SIL Regular" w:hAnsi="Charis SIL Regular" w:eastAsia="Charis SIL Regular"/>
+          <w:b w:val="0"/>
+          <w:i w:val="0"/>
+          <w:color w:val="0000FF"/>
+          <w:sz w:val="24"/>
+          <w:u w:val="single"/>
+        </w:rPr>
+        <w:hyperlink r:id="rId18" w:history="1">
+          <w:r>
+            <w:rPr>
+              <w:rStyle w:val="Hyperlink"/>
+            </w:rPr>
+            <w:t>eo</w:t>
+          </w:r>
+        </w:hyperlink>
+      </w:r>
+      <w:r>
+        <w:rPr>
+          <w:rFonts w:ascii="Charis SIL Regular" w:hAnsi="Charis SIL Regular" w:eastAsia="Charis SIL Regular"/>
+          <w:b w:val="0"/>
+          <w:i w:val="0"/>
+          <w:color w:val="0000FF"/>
+          <w:sz w:val="24"/>
+          <w:u w:val="single"/>
+        </w:rPr>
+        <w:hyperlink r:id="rId18" w:history="1">
+          <w:r>
+            <w:rPr>
+              <w:rStyle w:val="Hyperlink"/>
+            </w:rPr>
+            <w:t>logie</w:t>
+          </w:r>
+        </w:hyperlink>
+      </w:r>
+      <w:r>
+        <w:rPr>
+          <w:rFonts w:ascii="Charis SIL Regular" w:hAnsi="Charis SIL Regular" w:eastAsia="Charis SIL Regular"/>
+          <w:b w:val="0"/>
+          <w:i w:val="0"/>
+          <w:color w:val="0000FF"/>
+          <w:sz w:val="24"/>
+          <w:u w:val="single"/>
+        </w:rPr>
+        <w:t xml:space="preserve"> </w:t>
+      </w:r>
+      <w:r>
+        <w:rPr>
+          <w:rFonts w:ascii="Charis SIL Regular" w:hAnsi="Charis SIL Regular" w:eastAsia="Charis SIL Regular"/>
+          <w:b w:val="0"/>
+          <w:i w:val="0"/>
+          <w:color w:val="0000FF"/>
+          <w:sz w:val="24"/>
+          <w:u w:val="single"/>
+        </w:rPr>
         <w:hyperlink r:id="rId18" w:history="1">
           <w:r>
             <w:rPr>
@@ -2116,356 +2649,6 @@
           <w:sz w:val="24"/>
           <w:u w:val="single"/>
         </w:rPr>
-        <w:hyperlink r:id="rId17" w:history="1">
-          <w:r>
-            <w:rPr>
-              <w:rStyle w:val="Hyperlink"/>
-            </w:rPr>
-            <w:t>Stenen</w:t>
-          </w:r>
-        </w:hyperlink>
-      </w:r>
-      <w:r>
-        <w:rPr>
-          <w:u w:val="single" w:color="0000ff"/>
-          <w:rFonts w:ascii="Charis SIL Regular" w:hAnsi="Charis SIL Regular" w:eastAsia="Charis SIL Regular"/>
-          <w:b w:val="0"/>
-          <w:i w:val="0"/>
-          <w:color w:val="000000"/>
-          <w:sz w:val="24"/>
-        </w:rPr>
-        <w:hyperlink r:id="rId17" w:history="1">
-          <w:r>
-            <w:rPr>
-              <w:rStyle w:val="Hyperlink"/>
-            </w:rPr>
-            <w:t>, he</w:t>
-          </w:r>
-        </w:hyperlink>
-      </w:r>
-      <w:r>
-        <w:rPr>
-          <w:u w:val="single" w:color="0000ff"/>
-          <w:rFonts w:ascii="Charis SIL Regular" w:hAnsi="Charis SIL Regular" w:eastAsia="Charis SIL Regular"/>
-          <w:b w:val="0"/>
-          <w:i w:val="0"/>
-          <w:color w:val="000000"/>
-          <w:sz w:val="24"/>
-        </w:rPr>
-        <w:hyperlink r:id="rId17" w:history="1">
-          <w:r>
-            <w:rPr>
-              <w:rStyle w:val="Hyperlink"/>
-            </w:rPr>
-            <w:t>t</w:t>
-          </w:r>
-        </w:hyperlink>
-      </w:r>
-      <w:r>
-        <w:rPr>
-          <w:u w:val="single" w:color="0000ff"/>
-          <w:rFonts w:ascii="Charis SIL Regular" w:hAnsi="Charis SIL Regular" w:eastAsia="Charis SIL Regular"/>
-          <w:b w:val="0"/>
-          <w:i w:val="0"/>
-          <w:color w:val="000000"/>
-          <w:sz w:val="24"/>
-        </w:rPr>
-        <w:t xml:space="preserve"> </w:t>
-      </w:r>
-      <w:r>
-        <w:rPr>
-          <w:rFonts w:ascii="Charis SIL Regular" w:hAnsi="Charis SIL Regular" w:eastAsia="Charis SIL Regular"/>
-          <w:b w:val="0"/>
-          <w:i w:val="0"/>
-          <w:color w:val="0000FF"/>
-          <w:sz w:val="24"/>
-          <w:u w:val="single"/>
-        </w:rPr>
-        <w:hyperlink r:id="rId17" w:history="1">
-          <w:r>
-            <w:rPr>
-              <w:rStyle w:val="Hyperlink"/>
-            </w:rPr>
-            <w:t>Rijk</w:t>
-          </w:r>
-        </w:hyperlink>
-      </w:r>
-      <w:r>
-        <w:rPr>
-          <w:rFonts w:ascii="Charis SIL Regular" w:hAnsi="Charis SIL Regular" w:eastAsia="Charis SIL Regular"/>
-          <w:b w:val="0"/>
-          <w:i w:val="0"/>
-          <w:color w:val="0000FF"/>
-          <w:sz w:val="24"/>
-          <w:u w:val="single"/>
-        </w:rPr>
-        <w:hyperlink r:id="rId17" w:history="1">
-          <w:r>
-            <w:rPr>
-              <w:rStyle w:val="Hyperlink"/>
-            </w:rPr>
-            <w:t>smuseum</w:t>
-          </w:r>
-        </w:hyperlink>
-      </w:r>
-      <w:r>
-        <w:rPr>
-          <w:rFonts w:ascii="Charis SIL Regular" w:hAnsi="Charis SIL Regular" w:eastAsia="Charis SIL Regular"/>
-          <w:b w:val="0"/>
-          <w:i w:val="0"/>
-          <w:color w:val="0000FF"/>
-          <w:sz w:val="24"/>
-          <w:u w:val="single"/>
-        </w:rPr>
-        <w:t xml:space="preserve"> </w:t>
-      </w:r>
-      <w:r>
-        <w:rPr>
-          <w:rFonts w:ascii="Charis SIL Regular" w:hAnsi="Charis SIL Regular" w:eastAsia="Charis SIL Regular"/>
-          <w:b w:val="0"/>
-          <w:i w:val="0"/>
-          <w:color w:val="0000FF"/>
-          <w:sz w:val="24"/>
-        </w:rPr>
-        <w:t>van N</w:t>
-      </w:r>
-      <w:r>
-        <w:rPr>
-          <w:rFonts w:ascii="Charis SIL Regular" w:hAnsi="Charis SIL Regular" w:eastAsia="Charis SIL Regular"/>
-          <w:b w:val="0"/>
-          <w:i w:val="0"/>
-          <w:color w:val="0000FF"/>
-          <w:sz w:val="24"/>
-          <w:u w:val="single"/>
-        </w:rPr>
-        <w:hyperlink r:id="rId18" w:history="1">
-          <w:r>
-            <w:rPr>
-              <w:rStyle w:val="Hyperlink"/>
-            </w:rPr>
-            <w:t>atuurlijke</w:t>
-          </w:r>
-        </w:hyperlink>
-      </w:r>
-      <w:r>
-        <w:rPr>
-          <w:rFonts w:ascii="Charis SIL Regular" w:hAnsi="Charis SIL Regular" w:eastAsia="Charis SIL Regular"/>
-          <w:b w:val="0"/>
-          <w:i w:val="0"/>
-          <w:color w:val="0000FF"/>
-          <w:sz w:val="24"/>
-          <w:u w:val="single"/>
-        </w:rPr>
-        <w:t xml:space="preserve"> </w:t>
-      </w:r>
-      <w:r>
-        <w:rPr>
-          <w:rFonts w:ascii="Charis SIL Regular" w:hAnsi="Charis SIL Regular" w:eastAsia="Charis SIL Regular"/>
-          <w:b w:val="0"/>
-          <w:i w:val="0"/>
-          <w:color w:val="0000FF"/>
-          <w:sz w:val="24"/>
-          <w:u w:val="single"/>
-        </w:rPr>
-        <w:hyperlink r:id="rId19" w:history="1">
-          <w:r>
-            <w:rPr>
-              <w:rStyle w:val="Hyperlink"/>
-            </w:rPr>
-            <w:t>Historie</w:t>
-          </w:r>
-        </w:hyperlink>
-      </w:r>
-      <w:r>
-        <w:rPr>
-          <w:u w:val="single" w:color="0000ff"/>
-          <w:rFonts w:ascii="Charis SIL Regular" w:hAnsi="Charis SIL Regular" w:eastAsia="Charis SIL Regular"/>
-          <w:b w:val="0"/>
-          <w:i w:val="0"/>
-          <w:color w:val="000000"/>
-          <w:sz w:val="24"/>
-        </w:rPr>
-        <w:hyperlink r:id="rId18" w:history="1">
-          <w:r>
-            <w:rPr>
-              <w:rStyle w:val="Hyperlink"/>
-            </w:rPr>
-            <w:t>,</w:t>
-          </w:r>
-        </w:hyperlink>
-      </w:r>
-      <w:r>
-        <w:rPr>
-          <w:u w:val="single" w:color="0000ff"/>
-          <w:rFonts w:ascii="Charis SIL Regular" w:hAnsi="Charis SIL Regular" w:eastAsia="Charis SIL Regular"/>
-          <w:b w:val="0"/>
-          <w:i w:val="0"/>
-          <w:color w:val="000000"/>
-          <w:sz w:val="24"/>
-        </w:rPr>
-        <w:t xml:space="preserve"> het </w:t>
-      </w:r>
-      <w:r>
-        <w:rPr>
-          <w:rFonts w:ascii="Charis SIL Regular" w:hAnsi="Charis SIL Regular" w:eastAsia="Charis SIL Regular"/>
-          <w:b w:val="0"/>
-          <w:i w:val="0"/>
-          <w:color w:val="0000FF"/>
-          <w:sz w:val="24"/>
-          <w:u w:val="single"/>
-        </w:rPr>
-        <w:hyperlink r:id="rId18" w:history="1">
-          <w:r>
-            <w:rPr>
-              <w:rStyle w:val="Hyperlink"/>
-            </w:rPr>
-            <w:t>Rijksmu</w:t>
-          </w:r>
-        </w:hyperlink>
-      </w:r>
-      <w:r>
-        <w:rPr>
-          <w:rFonts w:ascii="Charis SIL Regular" w:hAnsi="Charis SIL Regular" w:eastAsia="Charis SIL Regular"/>
-          <w:b w:val="0"/>
-          <w:i w:val="0"/>
-          <w:color w:val="0000FF"/>
-          <w:sz w:val="24"/>
-          <w:u w:val="single"/>
-        </w:rPr>
-        <w:hyperlink r:id="rId20" w:history="1">
-          <w:r>
-            <w:rPr>
-              <w:rStyle w:val="Hyperlink"/>
-            </w:rPr>
-            <w:t>s</w:t>
-          </w:r>
-        </w:hyperlink>
-      </w:r>
-      <w:r>
-        <w:rPr>
-          <w:rFonts w:ascii="Charis SIL Regular" w:hAnsi="Charis SIL Regular" w:eastAsia="Charis SIL Regular"/>
-          <w:b w:val="0"/>
-          <w:i w:val="0"/>
-          <w:color w:val="0000FF"/>
-          <w:sz w:val="24"/>
-          <w:u w:val="single"/>
-        </w:rPr>
-        <w:hyperlink r:id="rId20" w:history="1">
-          <w:r>
-            <w:rPr>
-              <w:rStyle w:val="Hyperlink"/>
-            </w:rPr>
-            <w:t>eum</w:t>
-          </w:r>
-        </w:hyperlink>
-      </w:r>
-      <w:r>
-        <w:rPr>
-          <w:rFonts w:ascii="Charis SIL Regular" w:hAnsi="Charis SIL Regular" w:eastAsia="Charis SIL Regular"/>
-          <w:b w:val="0"/>
-          <w:i w:val="0"/>
-          <w:color w:val="0000FF"/>
-          <w:sz w:val="24"/>
-          <w:u w:val="single"/>
-        </w:rPr>
-        <w:t xml:space="preserve"> </w:t>
-      </w:r>
-      <w:r>
-        <w:rPr>
-          <w:rFonts w:ascii="Charis SIL Regular" w:hAnsi="Charis SIL Regular" w:eastAsia="Charis SIL Regular"/>
-          <w:b w:val="0"/>
-          <w:i w:val="0"/>
-          <w:color w:val="0000FF"/>
-          <w:sz w:val="24"/>
-          <w:u w:val="single"/>
-        </w:rPr>
-        <w:t>voor G</w:t>
-      </w:r>
-      <w:r>
-        <w:rPr>
-          <w:rFonts w:ascii="Charis SIL Regular" w:hAnsi="Charis SIL Regular" w:eastAsia="Charis SIL Regular"/>
-          <w:b w:val="0"/>
-          <w:i w:val="0"/>
-          <w:color w:val="0000FF"/>
-          <w:sz w:val="24"/>
-          <w:u w:val="single"/>
-        </w:rPr>
-        <w:hyperlink r:id="rId18" w:history="1">
-          <w:r>
-            <w:rPr>
-              <w:rStyle w:val="Hyperlink"/>
-            </w:rPr>
-            <w:t>eo</w:t>
-          </w:r>
-        </w:hyperlink>
-      </w:r>
-      <w:r>
-        <w:rPr>
-          <w:rFonts w:ascii="Charis SIL Regular" w:hAnsi="Charis SIL Regular" w:eastAsia="Charis SIL Regular"/>
-          <w:b w:val="0"/>
-          <w:i w:val="0"/>
-          <w:color w:val="0000FF"/>
-          <w:sz w:val="24"/>
-          <w:u w:val="single"/>
-        </w:rPr>
-        <w:hyperlink r:id="rId18" w:history="1">
-          <w:r>
-            <w:rPr>
-              <w:rStyle w:val="Hyperlink"/>
-            </w:rPr>
-            <w:t>logie</w:t>
-          </w:r>
-        </w:hyperlink>
-      </w:r>
-      <w:r>
-        <w:rPr>
-          <w:rFonts w:ascii="Charis SIL Regular" w:hAnsi="Charis SIL Regular" w:eastAsia="Charis SIL Regular"/>
-          <w:b w:val="0"/>
-          <w:i w:val="0"/>
-          <w:color w:val="0000FF"/>
-          <w:sz w:val="24"/>
-          <w:u w:val="single"/>
-        </w:rPr>
-        <w:t xml:space="preserve"> </w:t>
-      </w:r>
-      <w:r>
-        <w:rPr>
-          <w:rFonts w:ascii="Charis SIL Regular" w:hAnsi="Charis SIL Regular" w:eastAsia="Charis SIL Regular"/>
-          <w:b w:val="0"/>
-          <w:i w:val="0"/>
-          <w:color w:val="0000FF"/>
-          <w:sz w:val="24"/>
-          <w:u w:val="single"/>
-        </w:rPr>
-        <w:hyperlink r:id="rId18" w:history="1">
-          <w:r>
-            <w:rPr>
-              <w:rStyle w:val="Hyperlink"/>
-            </w:rPr>
-            <w:t>en</w:t>
-          </w:r>
-        </w:hyperlink>
-      </w:r>
-      <w:r>
-        <w:rPr>
-          <w:rFonts w:ascii="Charis SIL Regular" w:hAnsi="Charis SIL Regular" w:eastAsia="Charis SIL Regular"/>
-          <w:b w:val="0"/>
-          <w:i w:val="0"/>
-          <w:color w:val="0000FF"/>
-          <w:sz w:val="24"/>
-          <w:u w:val="single"/>
-        </w:rPr>
-        <w:t xml:space="preserve"> </w:t>
-      </w:r>
-      <w:r>
-        <w:rPr>
-          <w:rFonts w:ascii="Charis SIL Regular" w:hAnsi="Charis SIL Regular" w:eastAsia="Charis SIL Regular"/>
-          <w:b w:val="0"/>
-          <w:i w:val="0"/>
-          <w:color w:val="0000FF"/>
-          <w:sz w:val="24"/>
-          <w:u w:val="single"/>
-        </w:rPr>
         <w:hyperlink r:id="rId18" w:history="1">
           <w:r>
             <w:rPr>
@@ -2484,7 +2667,7 @@
           <w:sz w:val="24"/>
           <w:u w:val="single"/>
         </w:rPr>
-        <w:hyperlink r:id="rId20" w:history="1">
+        <w:hyperlink r:id="rId18" w:history="1">
           <w:r>
             <w:rPr>
               <w:rStyle w:val="Hyperlink"/>
@@ -2523,7 +2706,6 @@
       </w:r>
       <w:r>
         <w:rPr>
-          <w:u w:val="single" w:color="0000ff"/>
           <w:rFonts w:ascii="Charis SIL Regular" w:hAnsi="Charis SIL Regular" w:eastAsia="Charis SIL Regular"/>
           <w:b w:val="0"/>
           <w:i w:val="0"/>
@@ -2631,7 +2813,7 @@
           <w:sz w:val="24"/>
           <w:u w:val="single"/>
         </w:rPr>
-        <w:hyperlink r:id="rId21" w:history="1">
+        <w:hyperlink r:id="rId19" w:history="1">
           <w:r>
             <w:rPr>
               <w:rStyle w:val="Hyperlink"/>
@@ -2725,7 +2907,7 @@
           <w:sz w:val="24"/>
           <w:u w:val="single"/>
         </w:rPr>
-        <w:hyperlink r:id="rId22" w:history="1">
+        <w:hyperlink r:id="rId21" w:history="1">
           <w:r>
             <w:rPr>
               <w:rStyle w:val="Hyperlink"/>
@@ -2733,6 +2915,121 @@
             <w:t xml:space="preserve">Reinier </w:t>
           </w:r>
         </w:hyperlink>
+      </w:r>
+      <w:r>
+        <w:rPr>
+          <w:rFonts w:ascii="Charis SIL Regular" w:hAnsi="Charis SIL Regular" w:eastAsia="Charis SIL Regular"/>
+          <w:b w:val="0"/>
+          <w:i w:val="0"/>
+          <w:color w:val="0000FF"/>
+          <w:sz w:val="24"/>
+          <w:u w:val="single"/>
+        </w:rPr>
+        <w:hyperlink r:id="rId21" w:history="1">
+          <w:r>
+            <w:rPr>
+              <w:rStyle w:val="Hyperlink"/>
+            </w:rPr>
+            <w:t>van</w:t>
+          </w:r>
+        </w:hyperlink>
+      </w:r>
+      <w:r>
+        <w:rPr>
+          <w:rFonts w:ascii="Charis SIL Regular" w:hAnsi="Charis SIL Regular" w:eastAsia="Charis SIL Regular"/>
+          <w:b w:val="0"/>
+          <w:i w:val="0"/>
+          <w:color w:val="0000FF"/>
+          <w:sz w:val="24"/>
+          <w:u w:val="single"/>
+        </w:rPr>
+        <w:t xml:space="preserve"> </w:t>
+      </w:r>
+      <w:r>
+        <w:rPr>
+          <w:rFonts w:ascii="Charis SIL Regular" w:hAnsi="Charis SIL Regular" w:eastAsia="Charis SIL Regular"/>
+          <w:b w:val="0"/>
+          <w:i w:val="0"/>
+          <w:color w:val="0000FF"/>
+          <w:sz w:val="24"/>
+          <w:u w:val="single"/>
+        </w:rPr>
+        <w:hyperlink r:id="rId21" w:history="1">
+          <w:r>
+            <w:rPr>
+              <w:rStyle w:val="Hyperlink"/>
+            </w:rPr>
+            <w:t>de</w:t>
+          </w:r>
+        </w:hyperlink>
+      </w:r>
+      <w:r>
+        <w:rPr>
+          <w:rFonts w:ascii="Charis SIL Regular" w:hAnsi="Charis SIL Regular" w:eastAsia="Charis SIL Regular"/>
+          <w:b w:val="0"/>
+          <w:i w:val="0"/>
+          <w:color w:val="0000FF"/>
+          <w:sz w:val="24"/>
+          <w:u w:val="single"/>
+        </w:rPr>
+        <w:t xml:space="preserve"> </w:t>
+      </w:r>
+      <w:r>
+        <w:rPr>
+          <w:rFonts w:ascii="Charis SIL Regular" w:hAnsi="Charis SIL Regular" w:eastAsia="Charis SIL Regular"/>
+          <w:b w:val="0"/>
+          <w:i w:val="0"/>
+          <w:color w:val="0000FF"/>
+          <w:sz w:val="24"/>
+          <w:u w:val="single"/>
+        </w:rPr>
+        <w:hyperlink r:id="rId21" w:history="1">
+          <w:r>
+            <w:rPr>
+              <w:rStyle w:val="Hyperlink"/>
+            </w:rPr>
+            <w:t>Kasteele</w:t>
+          </w:r>
+        </w:hyperlink>
+      </w:r>
+      <w:r>
+        <w:rPr>
+          <w:rFonts w:ascii="Charis SIL Regular" w:hAnsi="Charis SIL Regular" w:eastAsia="Charis SIL Regular"/>
+          <w:b w:val="0"/>
+          <w:i w:val="0"/>
+          <w:color w:val="000000"/>
+          <w:sz w:val="24"/>
+        </w:rPr>
+        <w:t xml:space="preserve"> verdween nadat zijn zoon </w:t>
+      </w:r>
+      <w:r>
+        <w:rPr>
+          <w:rFonts w:ascii="Charis SIL Regular" w:hAnsi="Charis SIL Regular" w:eastAsia="Charis SIL Regular"/>
+          <w:b w:val="0"/>
+          <w:i w:val="0"/>
+          <w:color w:val="0000FF"/>
+          <w:sz w:val="24"/>
+          <w:u w:val="single"/>
+        </w:rPr>
+        <w:hyperlink r:id="rId22" w:history="1">
+          <w:r>
+            <w:rPr>
+              <w:rStyle w:val="Hyperlink"/>
+            </w:rPr>
+            <w:t>Abraham</w:t>
+          </w:r>
+        </w:hyperlink>
+      </w:r>
+      <w:r>
+        <w:rPr>
+          <w:rFonts w:ascii="Charis SIL Regular" w:hAnsi="Charis SIL Regular" w:eastAsia="Charis SIL Regular"/>
+          <w:b w:val="0"/>
+          <w:i w:val="0"/>
+          <w:color w:val="0000FF"/>
+          <w:sz w:val="24"/>
+          <w:u w:val="single"/>
+        </w:rPr>
+        <w:t xml:space="preserve"> </w:t>
       </w:r>
       <w:r>
         <w:rPr>
@@ -2818,7 +3115,200 @@
           <w:color w:val="000000"/>
           <w:sz w:val="24"/>
         </w:rPr>
-        <w:t xml:space="preserve"> verdween nadat zijn zoon </w:t>
+        <w:t xml:space="preserve"> hem opvolgde in</w:t>
+      </w:r>
+      <w:r>
+        <w:rPr>
+          <w:u w:val="single" w:color="0000ff"/>
+          <w:rFonts w:ascii="Charis SIL Regular" w:hAnsi="Charis SIL Regular" w:eastAsia="Charis SIL Regular"/>
+          <w:b w:val="0"/>
+          <w:i w:val="0"/>
+          <w:color w:val="000000"/>
+          <w:sz w:val="24"/>
+        </w:rPr>
+        <w:hyperlink r:id="rId21" w:history="1">
+          <w:r>
+            <w:rPr>
+              <w:rStyle w:val="Hyperlink"/>
+            </w:rPr>
+            <w:t xml:space="preserve"> 1840. </w:t>
+          </w:r>
+        </w:hyperlink>
+      </w:r>
+      <w:r>
+        <w:rPr>
+          <w:u w:val="single" w:color="0000ff"/>
+          <w:rFonts w:ascii="Charis SIL Regular" w:hAnsi="Charis SIL Regular" w:eastAsia="Charis SIL Regular"/>
+          <w:b w:val="0"/>
+          <w:i w:val="0"/>
+          <w:color w:val="000000"/>
+          <w:sz w:val="24"/>
+        </w:rPr>
+        <w:hyperlink r:id="rId21" w:history="1">
+          <w:r>
+            <w:rPr>
+              <w:rStyle w:val="Hyperlink"/>
+            </w:rPr>
+            <w:t>Ook</w:t>
+          </w:r>
+        </w:hyperlink>
+      </w:r>
+      <w:r>
+        <w:rPr>
+          <w:u w:val="single" w:color="0000ff"/>
+          <w:rFonts w:ascii="Charis SIL Regular" w:hAnsi="Charis SIL Regular" w:eastAsia="Charis SIL Regular"/>
+          <w:b w:val="0"/>
+          <w:i w:val="0"/>
+          <w:color w:val="000000"/>
+          <w:sz w:val="24"/>
+        </w:rPr>
+        <w:hyperlink r:id="rId21" w:history="1">
+          <w:r>
+            <w:rPr>
+              <w:rStyle w:val="Hyperlink"/>
+            </w:rPr>
+            <w:t xml:space="preserve"> ve</w:t>
+          </w:r>
+        </w:hyperlink>
+      </w:r>
+      <w:r>
+        <w:rPr>
+          <w:u w:val="single" w:color="0000ff"/>
+          <w:rFonts w:ascii="Charis SIL Regular" w:hAnsi="Charis SIL Regular" w:eastAsia="Charis SIL Regular"/>
+          <w:b w:val="0"/>
+          <w:i w:val="0"/>
+          <w:color w:val="000000"/>
+          <w:sz w:val="24"/>
+        </w:rPr>
+        <w:hyperlink r:id="rId21" w:history="1">
+          <w:r>
+            <w:rPr>
+              <w:rStyle w:val="Hyperlink"/>
+            </w:rPr>
+            <w:t>rdwenen</w:t>
+          </w:r>
+        </w:hyperlink>
+      </w:r>
+      <w:r>
+        <w:rPr>
+          <w:rFonts w:ascii="Charis SIL Regular" w:hAnsi="Charis SIL Regular" w:eastAsia="Charis SIL Regular"/>
+          <w:b w:val="0"/>
+          <w:i w:val="0"/>
+          <w:color w:val="000000"/>
+          <w:sz w:val="24"/>
+        </w:rPr>
+        <w:t xml:space="preserve"> en vergingen er vele voor</w:t>
+      </w:r>
+      <w:r>
+        <w:rPr>
+          <w:u w:val="single" w:color="0000ff"/>
+          <w:rFonts w:ascii="Charis SIL Regular" w:hAnsi="Charis SIL Regular" w:eastAsia="Charis SIL Regular"/>
+          <w:b w:val="0"/>
+          <w:i w:val="0"/>
+          <w:color w:val="000000"/>
+          <w:sz w:val="24"/>
+        </w:rPr>
+        <w:hyperlink r:id="rId22" w:history="1">
+          <w:r>
+            <w:rPr>
+              <w:rStyle w:val="Hyperlink"/>
+            </w:rPr>
+            <w:t>werpen in</w:t>
+          </w:r>
+        </w:hyperlink>
+      </w:r>
+      <w:r>
+        <w:rPr>
+          <w:u w:val="single" w:color="0000ff"/>
+          <w:rFonts w:ascii="Charis SIL Regular" w:hAnsi="Charis SIL Regular" w:eastAsia="Charis SIL Regular"/>
+          <w:b w:val="0"/>
+          <w:i w:val="0"/>
+          <w:color w:val="000000"/>
+          <w:sz w:val="24"/>
+        </w:rPr>
+        <w:t xml:space="preserve"> </w:t>
+      </w:r>
+      <w:r>
+        <w:rPr>
+          <w:u w:val="single" w:color="0000ff"/>
+          <w:rFonts w:ascii="Charis SIL Regular" w:hAnsi="Charis SIL Regular" w:eastAsia="Charis SIL Regular"/>
+          <w:b w:val="0"/>
+          <w:i w:val="0"/>
+          <w:color w:val="000000"/>
+          <w:sz w:val="24"/>
+        </w:rPr>
+        <w:hyperlink r:id="rId22" w:history="1">
+          <w:r>
+            <w:rPr>
+              <w:rStyle w:val="Hyperlink"/>
+            </w:rPr>
+            <w:t xml:space="preserve">die </w:t>
+          </w:r>
+        </w:hyperlink>
+      </w:r>
+      <w:r>
+        <w:rPr>
+          <w:u w:val="single" w:color="0000ff"/>
+          <w:rFonts w:ascii="Charis SIL Regular" w:hAnsi="Charis SIL Regular" w:eastAsia="Charis SIL Regular"/>
+          <w:b w:val="0"/>
+          <w:i w:val="0"/>
+          <w:color w:val="000000"/>
+          <w:sz w:val="24"/>
+        </w:rPr>
+        <w:hyperlink r:id="rId22" w:history="1">
+          <w:r>
+            <w:rPr>
+              <w:rStyle w:val="Hyperlink"/>
+            </w:rPr>
+            <w:t>t</w:t>
+          </w:r>
+        </w:hyperlink>
+      </w:r>
+      <w:r>
+        <w:rPr>
+          <w:u w:val="single" w:color="0000ff"/>
+          <w:rFonts w:ascii="Charis SIL Regular" w:hAnsi="Charis SIL Regular" w:eastAsia="Charis SIL Regular"/>
+          <w:b w:val="0"/>
+          <w:i w:val="0"/>
+          <w:color w:val="000000"/>
+          <w:sz w:val="24"/>
+        </w:rPr>
+        <w:hyperlink r:id="rId22" w:history="1">
+          <w:r>
+            <w:rPr>
+              <w:rStyle w:val="Hyperlink"/>
+            </w:rPr>
+            <w:t>ijd</w:t>
+          </w:r>
+        </w:hyperlink>
+      </w:r>
+      <w:r>
+        <w:rPr>
+          <w:u w:val="single" w:color="0000ff"/>
+          <w:rFonts w:ascii="Charis SIL Regular" w:hAnsi="Charis SIL Regular" w:eastAsia="Charis SIL Regular"/>
+          <w:b w:val="0"/>
+          <w:i w:val="0"/>
+          <w:color w:val="000000"/>
+          <w:sz w:val="24"/>
+        </w:rPr>
+        <w:hyperlink r:id="rId22" w:history="1">
+          <w:r>
+            <w:rPr>
+              <w:rStyle w:val="Hyperlink"/>
+            </w:rPr>
+            <w:t>. De der</w:t>
+          </w:r>
+        </w:hyperlink>
+      </w:r>
+      <w:r>
+        <w:rPr>
+          <w:rFonts w:ascii="Charis SIL Regular" w:hAnsi="Charis SIL Regular" w:eastAsia="Charis SIL Regular"/>
+          <w:b w:val="0"/>
+          <w:i w:val="0"/>
+          <w:color w:val="000000"/>
+          <w:sz w:val="24"/>
+        </w:rPr>
+        <w:t xml:space="preserve">de en laatste directeur </w:t>
       </w:r>
       <w:r>
         <w:rPr>
@@ -2834,7 +3324,7 @@
             <w:rPr>
               <w:rStyle w:val="Hyperlink"/>
             </w:rPr>
-            <w:t>Abraham</w:t>
+            <w:t>David</w:t>
           </w:r>
         </w:hyperlink>
       </w:r>
@@ -2892,260 +3382,6 @@
             <w:rPr>
               <w:rStyle w:val="Hyperlink"/>
             </w:rPr>
-            <w:t>de</w:t>
-          </w:r>
-        </w:hyperlink>
-      </w:r>
-      <w:r>
-        <w:rPr>
-          <w:rFonts w:ascii="Charis SIL Regular" w:hAnsi="Charis SIL Regular" w:eastAsia="Charis SIL Regular"/>
-          <w:b w:val="0"/>
-          <w:i w:val="0"/>
-          <w:color w:val="0000FF"/>
-          <w:sz w:val="24"/>
-          <w:u w:val="single"/>
-        </w:rPr>
-        <w:t xml:space="preserve"> </w:t>
-      </w:r>
-      <w:r>
-        <w:rPr>
-          <w:rFonts w:ascii="Charis SIL Regular" w:hAnsi="Charis SIL Regular" w:eastAsia="Charis SIL Regular"/>
-          <w:b w:val="0"/>
-          <w:i w:val="0"/>
-          <w:color w:val="0000FF"/>
-          <w:sz w:val="24"/>
-          <w:u w:val="single"/>
-        </w:rPr>
-        <w:hyperlink r:id="rId23" w:history="1">
-          <w:r>
-            <w:rPr>
-              <w:rStyle w:val="Hyperlink"/>
-            </w:rPr>
-            <w:t>Kasteele</w:t>
-          </w:r>
-        </w:hyperlink>
-      </w:r>
-      <w:r>
-        <w:rPr>
-          <w:rFonts w:ascii="Charis SIL Regular" w:hAnsi="Charis SIL Regular" w:eastAsia="Charis SIL Regular"/>
-          <w:b w:val="0"/>
-          <w:i w:val="0"/>
-          <w:color w:val="000000"/>
-          <w:sz w:val="24"/>
-        </w:rPr>
-        <w:t xml:space="preserve"> hem opvolgde in</w:t>
-      </w:r>
-      <w:r>
-        <w:rPr>
-          <w:u w:val="single" w:color="0000ff"/>
-          <w:rFonts w:ascii="Charis SIL Regular" w:hAnsi="Charis SIL Regular" w:eastAsia="Charis SIL Regular"/>
-          <w:b w:val="0"/>
-          <w:i w:val="0"/>
-          <w:color w:val="000000"/>
-          <w:sz w:val="24"/>
-        </w:rPr>
-        <w:hyperlink r:id="rId22" w:history="1">
-          <w:r>
-            <w:rPr>
-              <w:rStyle w:val="Hyperlink"/>
-            </w:rPr>
-            <w:t xml:space="preserve"> 1840. </w:t>
-          </w:r>
-        </w:hyperlink>
-      </w:r>
-      <w:r>
-        <w:rPr>
-          <w:rFonts w:ascii="Charis SIL Regular" w:hAnsi="Charis SIL Regular" w:eastAsia="Charis SIL Regular"/>
-          <w:b w:val="0"/>
-          <w:i w:val="0"/>
-          <w:color w:val="000000"/>
-          <w:sz w:val="24"/>
-        </w:rPr>
-        <w:t>Ook verdwenen en vergingen er vele voor</w:t>
-      </w:r>
-      <w:r>
-        <w:rPr>
-          <w:u w:val="single" w:color="0000ff"/>
-          <w:rFonts w:ascii="Charis SIL Regular" w:hAnsi="Charis SIL Regular" w:eastAsia="Charis SIL Regular"/>
-          <w:b w:val="0"/>
-          <w:i w:val="0"/>
-          <w:color w:val="000000"/>
-          <w:sz w:val="24"/>
-        </w:rPr>
-        <w:hyperlink r:id="rId23" w:history="1">
-          <w:r>
-            <w:rPr>
-              <w:rStyle w:val="Hyperlink"/>
-            </w:rPr>
-            <w:t>werpen in</w:t>
-          </w:r>
-        </w:hyperlink>
-      </w:r>
-      <w:r>
-        <w:rPr>
-          <w:u w:val="single" w:color="0000ff"/>
-          <w:rFonts w:ascii="Charis SIL Regular" w:hAnsi="Charis SIL Regular" w:eastAsia="Charis SIL Regular"/>
-          <w:b w:val="0"/>
-          <w:i w:val="0"/>
-          <w:color w:val="000000"/>
-          <w:sz w:val="24"/>
-        </w:rPr>
-        <w:t xml:space="preserve"> </w:t>
-      </w:r>
-      <w:r>
-        <w:rPr>
-          <w:u w:val="single" w:color="0000ff"/>
-          <w:rFonts w:ascii="Charis SIL Regular" w:hAnsi="Charis SIL Regular" w:eastAsia="Charis SIL Regular"/>
-          <w:b w:val="0"/>
-          <w:i w:val="0"/>
-          <w:color w:val="000000"/>
-          <w:sz w:val="24"/>
-        </w:rPr>
-        <w:hyperlink r:id="rId23" w:history="1">
-          <w:r>
-            <w:rPr>
-              <w:rStyle w:val="Hyperlink"/>
-            </w:rPr>
-            <w:t xml:space="preserve">die </w:t>
-          </w:r>
-        </w:hyperlink>
-      </w:r>
-      <w:r>
-        <w:rPr>
-          <w:u w:val="single" w:color="0000ff"/>
-          <w:rFonts w:ascii="Charis SIL Regular" w:hAnsi="Charis SIL Regular" w:eastAsia="Charis SIL Regular"/>
-          <w:b w:val="0"/>
-          <w:i w:val="0"/>
-          <w:color w:val="000000"/>
-          <w:sz w:val="24"/>
-        </w:rPr>
-        <w:hyperlink r:id="rId23" w:history="1">
-          <w:r>
-            <w:rPr>
-              <w:rStyle w:val="Hyperlink"/>
-            </w:rPr>
-            <w:t>t</w:t>
-          </w:r>
-        </w:hyperlink>
-      </w:r>
-      <w:r>
-        <w:rPr>
-          <w:u w:val="single" w:color="0000ff"/>
-          <w:rFonts w:ascii="Charis SIL Regular" w:hAnsi="Charis SIL Regular" w:eastAsia="Charis SIL Regular"/>
-          <w:b w:val="0"/>
-          <w:i w:val="0"/>
-          <w:color w:val="000000"/>
-          <w:sz w:val="24"/>
-        </w:rPr>
-        <w:hyperlink r:id="rId23" w:history="1">
-          <w:r>
-            <w:rPr>
-              <w:rStyle w:val="Hyperlink"/>
-            </w:rPr>
-            <w:t>ijd</w:t>
-          </w:r>
-        </w:hyperlink>
-      </w:r>
-      <w:r>
-        <w:rPr>
-          <w:u w:val="single" w:color="0000ff"/>
-          <w:rFonts w:ascii="Charis SIL Regular" w:hAnsi="Charis SIL Regular" w:eastAsia="Charis SIL Regular"/>
-          <w:b w:val="0"/>
-          <w:i w:val="0"/>
-          <w:color w:val="000000"/>
-          <w:sz w:val="24"/>
-        </w:rPr>
-        <w:hyperlink r:id="rId23" w:history="1">
-          <w:r>
-            <w:rPr>
-              <w:rStyle w:val="Hyperlink"/>
-            </w:rPr>
-            <w:t>. De der</w:t>
-          </w:r>
-        </w:hyperlink>
-      </w:r>
-      <w:r>
-        <w:rPr>
-          <w:rFonts w:ascii="Charis SIL Regular" w:hAnsi="Charis SIL Regular" w:eastAsia="Charis SIL Regular"/>
-          <w:b w:val="0"/>
-          <w:i w:val="0"/>
-          <w:color w:val="000000"/>
-          <w:sz w:val="24"/>
-        </w:rPr>
-        <w:t xml:space="preserve">de en laatste directeur </w:t>
-      </w:r>
-      <w:r>
-        <w:rPr>
-          <w:rFonts w:ascii="Charis SIL Regular" w:hAnsi="Charis SIL Regular" w:eastAsia="Charis SIL Regular"/>
-          <w:b w:val="0"/>
-          <w:i w:val="0"/>
-          <w:color w:val="0000FF"/>
-          <w:sz w:val="24"/>
-          <w:u w:val="single"/>
-        </w:rPr>
-        <w:hyperlink r:id="rId24" w:history="1">
-          <w:r>
-            <w:rPr>
-              <w:rStyle w:val="Hyperlink"/>
-            </w:rPr>
-            <w:t>David</w:t>
-          </w:r>
-        </w:hyperlink>
-      </w:r>
-      <w:r>
-        <w:rPr>
-          <w:rFonts w:ascii="Charis SIL Regular" w:hAnsi="Charis SIL Regular" w:eastAsia="Charis SIL Regular"/>
-          <w:b w:val="0"/>
-          <w:i w:val="0"/>
-          <w:color w:val="0000FF"/>
-          <w:sz w:val="24"/>
-          <w:u w:val="single"/>
-        </w:rPr>
-        <w:t xml:space="preserve"> </w:t>
-      </w:r>
-      <w:r>
-        <w:rPr>
-          <w:rFonts w:ascii="Charis SIL Regular" w:hAnsi="Charis SIL Regular" w:eastAsia="Charis SIL Regular"/>
-          <w:b w:val="0"/>
-          <w:i w:val="0"/>
-          <w:color w:val="0000FF"/>
-          <w:sz w:val="24"/>
-          <w:u w:val="single"/>
-        </w:rPr>
-        <w:hyperlink r:id="rId24" w:history="1">
-          <w:r>
-            <w:rPr>
-              <w:rStyle w:val="Hyperlink"/>
-            </w:rPr>
-            <w:t>van</w:t>
-          </w:r>
-        </w:hyperlink>
-      </w:r>
-      <w:r>
-        <w:rPr>
-          <w:rFonts w:ascii="Charis SIL Regular" w:hAnsi="Charis SIL Regular" w:eastAsia="Charis SIL Regular"/>
-          <w:b w:val="0"/>
-          <w:i w:val="0"/>
-          <w:color w:val="0000FF"/>
-          <w:sz w:val="24"/>
-          <w:u w:val="single"/>
-        </w:rPr>
-        <w:t xml:space="preserve"> </w:t>
-      </w:r>
-      <w:r>
-        <w:rPr>
-          <w:rFonts w:ascii="Charis SIL Regular" w:hAnsi="Charis SIL Regular" w:eastAsia="Charis SIL Regular"/>
-          <w:b w:val="0"/>
-          <w:i w:val="0"/>
-          <w:color w:val="0000FF"/>
-          <w:sz w:val="24"/>
-          <w:u w:val="single"/>
-        </w:rPr>
-        <w:hyperlink r:id="rId24" w:history="1">
-          <w:r>
-            <w:rPr>
-              <w:rStyle w:val="Hyperlink"/>
-            </w:rPr>
             <w:t>der</w:t>
           </w:r>
         </w:hyperlink>
@@ -3170,7 +3406,7 @@
           <w:sz w:val="24"/>
           <w:u w:val="single"/>
         </w:rPr>
-        <w:hyperlink r:id="rId24" w:history="1">
+        <w:hyperlink r:id="rId23" w:history="1">
           <w:r>
             <w:rPr>
               <w:rStyle w:val="Hyperlink"/>
@@ -3198,7 +3434,7 @@
           <w:color w:val="000000"/>
           <w:sz w:val="24"/>
         </w:rPr>
-        <w:hyperlink r:id="rId24" w:history="1">
+        <w:hyperlink r:id="rId23" w:history="1">
           <w:r>
             <w:rPr>
               <w:rStyle w:val="Hyperlink"/>
@@ -3216,35 +3452,42 @@
           <w:color w:val="000000"/>
           <w:sz w:val="24"/>
         </w:rPr>
-        <w:t>ek van R</w:t>
-      </w:r>
-      <w:r>
-        <w:rPr>
-          <w:u w:val="single" w:color="0000ff"/>
-          <w:rFonts w:ascii="Charis SIL Regular" w:hAnsi="Charis SIL Regular" w:eastAsia="Charis SIL Regular"/>
-          <w:b w:val="0"/>
-          <w:i w:val="0"/>
-          <w:color w:val="000000"/>
-          <w:sz w:val="24"/>
-        </w:rPr>
-        <w:hyperlink r:id="rId24" w:history="1">
+        <w:hyperlink r:id="rId23" w:history="1">
           <w:r>
             <w:rPr>
               <w:rStyle w:val="Hyperlink"/>
             </w:rPr>
-            <w:t xml:space="preserve">udolf </w:t>
+            <w:t>ek v</w:t>
           </w:r>
         </w:hyperlink>
       </w:r>
       <w:r>
         <w:rPr>
+          <w:u w:val="single" w:color="0000ff"/>
           <w:rFonts w:ascii="Charis SIL Regular" w:hAnsi="Charis SIL Regular" w:eastAsia="Charis SIL Regular"/>
           <w:b w:val="0"/>
           <w:i w:val="0"/>
           <w:color w:val="000000"/>
           <w:sz w:val="24"/>
         </w:rPr>
-        <w:t xml:space="preserve">Effert (zie: </w:t>
+        <w:hyperlink r:id="rId23" w:history="1">
+          <w:r>
+            <w:rPr>
+              <w:rStyle w:val="Hyperlink"/>
+            </w:rPr>
+            <w:t xml:space="preserve">an </w:t>
+          </w:r>
+        </w:hyperlink>
+      </w:r>
+      <w:r>
+        <w:rPr>
+          <w:rFonts w:ascii="Charis SIL Regular" w:hAnsi="Charis SIL Regular" w:eastAsia="Charis SIL Regular"/>
+          <w:b w:val="0"/>
+          <w:i w:val="0"/>
+          <w:color w:val="000000"/>
+          <w:sz w:val="24"/>
+        </w:rPr>
+        <w:t xml:space="preserve">Rudolf Effert (zie: </w:t>
       </w:r>
       <w:r>
         <w:rPr>
@@ -3255,7 +3498,7 @@
           <w:sz w:val="24"/>
           <w:u w:val="single"/>
         </w:rPr>
-        <w:hyperlink r:id="rId25" w:history="1">
+        <w:hyperlink r:id="rId24" w:history="1">
           <w:r>
             <w:rPr>
               <w:rStyle w:val="Hyperlink"/>
@@ -3284,7 +3527,7 @@
           <w:sz w:val="24"/>
           <w:u w:val="single"/>
         </w:rPr>
-        <w:hyperlink r:id="rId25" w:history="1">
+        <w:hyperlink r:id="rId24" w:history="1">
           <w:r>
             <w:rPr>
               <w:rStyle w:val="Hyperlink"/>
@@ -3322,7 +3565,7 @@
           <w:color w:val="000000"/>
           <w:sz w:val="24"/>
         </w:rPr>
-        <w:t>euwe objectin</w:t>
+        <w:t>e</w:t>
       </w:r>
       <w:r>
         <w:rPr>
@@ -3333,7 +3576,25 @@
           <w:color w:val="000000"/>
           <w:sz w:val="24"/>
         </w:rPr>
-        <w:hyperlink r:id="rId25" w:history="1">
+        <w:hyperlink r:id="rId24" w:history="1">
+          <w:r>
+            <w:rPr>
+              <w:rStyle w:val="Hyperlink"/>
+            </w:rPr>
+            <w:t>uwe objectin</w:t>
+          </w:r>
+        </w:hyperlink>
+      </w:r>
+      <w:r>
+        <w:rPr>
+          <w:u w:val="single" w:color="0000ff"/>
+          <w:rFonts w:ascii="Charis SIL Regular" w:hAnsi="Charis SIL Regular" w:eastAsia="Charis SIL Regular"/>
+          <w:b w:val="0"/>
+          <w:i w:val="0"/>
+          <w:color w:val="000000"/>
+          <w:sz w:val="24"/>
+        </w:rPr>
+        <w:hyperlink r:id="rId24" w:history="1">
           <w:r>
             <w:rPr>
               <w:rStyle w:val="Hyperlink"/>
@@ -3404,7 +3665,7 @@
           <w:sz w:val="24"/>
           <w:u w:val="single"/>
         </w:rPr>
-        <w:hyperlink r:id="rId26" w:history="1">
+        <w:hyperlink r:id="rId25" w:history="1">
           <w:r>
             <w:rPr>
               <w:rStyle w:val="Hyperlink"/>
@@ -3451,7 +3712,7 @@
           <w:sz w:val="24"/>
           <w:u w:val="single"/>
         </w:rPr>
-        <w:hyperlink r:id="rId26" w:history="1">
+        <w:hyperlink r:id="rId25" w:history="1">
           <w:r>
             <w:rPr>
               <w:rStyle w:val="Hyperlink"/>
@@ -3480,7 +3741,7 @@
           <w:sz w:val="24"/>
           <w:u w:val="single"/>
         </w:rPr>
-        <w:hyperlink r:id="rId26" w:history="1">
+        <w:hyperlink r:id="rId25" w:history="1">
           <w:r>
             <w:rPr>
               <w:rStyle w:val="Hyperlink"/>
@@ -3508,7 +3769,7 @@
           <w:color w:val="000000"/>
           <w:sz w:val="24"/>
         </w:rPr>
-        <w:hyperlink r:id="rId26" w:history="1">
+        <w:hyperlink r:id="rId25" w:history="1">
           <w:r>
             <w:rPr>
               <w:rStyle w:val="Hyperlink"/>
@@ -3526,7 +3787,7 @@
           <w:color w:val="000000"/>
           <w:sz w:val="24"/>
         </w:rPr>
-        <w:hyperlink r:id="rId26" w:history="1">
+        <w:hyperlink r:id="rId25" w:history="1">
           <w:r>
             <w:rPr>
               <w:rStyle w:val="Hyperlink"/>
@@ -3544,7 +3805,7 @@
           <w:color w:val="000000"/>
           <w:sz w:val="24"/>
         </w:rPr>
-        <w:hyperlink r:id="rId26" w:history="1">
+        <w:hyperlink r:id="rId25" w:history="1">
           <w:r>
             <w:rPr>
               <w:rStyle w:val="Hyperlink"/>
@@ -3622,7 +3883,7 @@
           <w:sz w:val="24"/>
           <w:u w:val="single"/>
         </w:rPr>
-        <w:hyperlink r:id="rId27" w:history="1">
+        <w:hyperlink r:id="rId26" w:history="1">
           <w:r>
             <w:rPr>
               <w:rStyle w:val="Hyperlink"/>
@@ -3651,7 +3912,7 @@
           <w:sz w:val="24"/>
           <w:u w:val="single"/>
         </w:rPr>
-        <w:hyperlink r:id="rId27" w:history="1">
+        <w:hyperlink r:id="rId26" w:history="1">
           <w:r>
             <w:rPr>
               <w:rStyle w:val="Hyperlink"/>
@@ -3689,14 +3950,7 @@
           <w:color w:val="000000"/>
           <w:sz w:val="24"/>
         </w:rPr>
-        <w:hyperlink r:id="rId27" w:history="1">
-          <w:r>
-            <w:rPr>
-              <w:rStyle w:val="Hyperlink"/>
-            </w:rPr>
-            <w:t>n die relev</w:t>
-          </w:r>
-        </w:hyperlink>
+        <w:t>n die relev</w:t>
       </w:r>
       <w:r>
         <w:rPr>
@@ -3707,7 +3961,7 @@
           <w:color w:val="000000"/>
           <w:sz w:val="24"/>
         </w:rPr>
-        <w:hyperlink r:id="rId27" w:history="1">
+        <w:hyperlink r:id="rId26" w:history="1">
           <w:r>
             <w:rPr>
               <w:rStyle w:val="Hyperlink"/>
@@ -3745,7 +3999,7 @@
           <w:sz w:val="24"/>
           <w:u w:val="single"/>
         </w:rPr>
-        <w:hyperlink r:id="rId28" w:history="1">
+        <w:hyperlink r:id="rId27" w:history="1">
           <w:r>
             <w:rPr>
               <w:rStyle w:val="Hyperlink"/>
@@ -3783,7 +4037,7 @@
           <w:color w:val="000000"/>
           <w:sz w:val="24"/>
         </w:rPr>
-        <w:hyperlink r:id="rId28" w:history="1">
+        <w:hyperlink r:id="rId27" w:history="1">
           <w:r>
             <w:rPr>
               <w:rStyle w:val="Hyperlink"/>
@@ -4269,7 +4523,7 @@
           <w:color w:val="0000FF"/>
           <w:sz w:val="24"/>
         </w:rPr>
-        <w:hyperlink r:id="rId29" w:history="1">
+        <w:hyperlink r:id="rId28" w:history="1">
           <w:r>
             <w:rPr>
               <w:rStyle w:val="Hyperlink"/>
@@ -4286,7 +4540,7 @@
           <w:color w:val="0000FF"/>
           <w:sz w:val="24"/>
         </w:rPr>
-        <w:hyperlink r:id="rId29" w:history="1">
+        <w:hyperlink r:id="rId28" w:history="1">
           <w:r>
             <w:rPr>
               <w:rStyle w:val="Hyperlink"/>
@@ -4404,7 +4658,7 @@
           <w:sz w:val="24"/>
           <w:u w:val="single"/>
         </w:rPr>
-        <w:hyperlink r:id="rId30" w:history="1">
+        <w:hyperlink r:id="rId29" w:history="1">
           <w:r>
             <w:rPr>
               <w:rStyle w:val="Hyperlink"/>
@@ -4422,7 +4676,7 @@
           <w:sz w:val="24"/>
           <w:u w:val="single"/>
         </w:rPr>
-        <w:hyperlink r:id="rId30" w:history="1">
+        <w:hyperlink r:id="rId29" w:history="1">
           <w:r>
             <w:rPr>
               <w:rStyle w:val="Hyperlink"/>
@@ -4440,7 +4694,7 @@
           <w:sz w:val="24"/>
           <w:u w:val="single"/>
         </w:rPr>
-        <w:hyperlink r:id="rId30" w:history="1">
+        <w:hyperlink r:id="rId29" w:history="1">
           <w:r>
             <w:rPr>
               <w:rStyle w:val="Hyperlink"/>
@@ -4458,7 +4712,7 @@
           <w:sz w:val="24"/>
           <w:u w:val="single"/>
         </w:rPr>
-        <w:hyperlink r:id="rId30" w:history="1">
+        <w:hyperlink r:id="rId29" w:history="1">
           <w:r>
             <w:rPr>
               <w:rStyle w:val="Hyperlink"/>
@@ -4476,7 +4730,7 @@
           <w:sz w:val="24"/>
           <w:u w:val="single"/>
         </w:rPr>
-        <w:hyperlink r:id="rId30" w:history="1">
+        <w:hyperlink r:id="rId29" w:history="1">
           <w:r>
             <w:rPr>
               <w:rStyle w:val="Hyperlink"/>
@@ -4494,7 +4748,7 @@
           <w:sz w:val="24"/>
           <w:u w:val="single"/>
         </w:rPr>
-        <w:hyperlink r:id="rId30" w:history="1">
+        <w:hyperlink r:id="rId29" w:history="1">
           <w:r>
             <w:rPr>
               <w:rStyle w:val="Hyperlink"/>
@@ -4512,7 +4766,7 @@
           <w:sz w:val="24"/>
           <w:u w:val="single"/>
         </w:rPr>
-        <w:hyperlink r:id="rId30" w:history="1">
+        <w:hyperlink r:id="rId29" w:history="1">
           <w:r>
             <w:rPr>
               <w:rStyle w:val="Hyperlink"/>
@@ -4530,7 +4784,7 @@
           <w:sz w:val="24"/>
           <w:u w:val="single"/>
         </w:rPr>
-        <w:hyperlink r:id="rId30" w:history="1">
+        <w:hyperlink r:id="rId29" w:history="1">
           <w:r>
             <w:rPr>
               <w:rStyle w:val="Hyperlink"/>
@@ -4548,7 +4802,7 @@
           <w:sz w:val="24"/>
           <w:u w:val="single"/>
         </w:rPr>
-        <w:hyperlink r:id="rId30" w:history="1">
+        <w:hyperlink r:id="rId29" w:history="1">
           <w:r>
             <w:rPr>
               <w:rStyle w:val="Hyperlink"/>
@@ -4708,7 +4962,7 @@
           <w:sz w:val="24"/>
           <w:u w:val="single"/>
         </w:rPr>
-        <w:hyperlink r:id="rId31" w:history="1">
+        <w:hyperlink r:id="rId30" w:history="1">
           <w:r>
             <w:rPr>
               <w:rStyle w:val="Hyperlink"/>
@@ -4726,7 +4980,7 @@
           <w:sz w:val="24"/>
           <w:u w:val="single"/>
         </w:rPr>
-        <w:hyperlink r:id="rId31" w:history="1">
+        <w:hyperlink r:id="rId30" w:history="1">
           <w:r>
             <w:rPr>
               <w:rStyle w:val="Hyperlink"/>
@@ -4744,7 +4998,7 @@
           <w:sz w:val="24"/>
           <w:u w:val="single"/>
         </w:rPr>
-        <w:hyperlink r:id="rId31" w:history="1">
+        <w:hyperlink r:id="rId30" w:history="1">
           <w:r>
             <w:rPr>
               <w:rStyle w:val="Hyperlink"/>
@@ -4762,7 +5016,7 @@
           <w:sz w:val="24"/>
           <w:u w:val="single"/>
         </w:rPr>
-        <w:hyperlink r:id="rId31" w:history="1">
+        <w:hyperlink r:id="rId30" w:history="1">
           <w:r>
             <w:rPr>
               <w:rStyle w:val="Hyperlink"/>
@@ -4780,7 +5034,7 @@
           <w:sz w:val="24"/>
           <w:u w:val="single"/>
         </w:rPr>
-        <w:hyperlink r:id="rId31" w:history="1">
+        <w:hyperlink r:id="rId30" w:history="1">
           <w:r>
             <w:rPr>
               <w:rStyle w:val="Hyperlink"/>
@@ -4798,7 +5052,7 @@
           <w:sz w:val="24"/>
           <w:u w:val="single"/>
         </w:rPr>
-        <w:hyperlink r:id="rId31" w:history="1">
+        <w:hyperlink r:id="rId30" w:history="1">
           <w:r>
             <w:rPr>
               <w:rStyle w:val="Hyperlink"/>
@@ -4816,7 +5070,7 @@
           <w:sz w:val="24"/>
           <w:u w:val="single"/>
         </w:rPr>
-        <w:hyperlink r:id="rId31" w:history="1">
+        <w:hyperlink r:id="rId30" w:history="1">
           <w:r>
             <w:rPr>
               <w:rStyle w:val="Hyperlink"/>
@@ -4924,7 +5178,7 @@
           <w:sz w:val="24"/>
           <w:u w:val="single"/>
         </w:rPr>
-        <w:hyperlink r:id="rId32" w:history="1">
+        <w:hyperlink r:id="rId31" w:history="1">
           <w:r>
             <w:rPr>
               <w:rStyle w:val="Hyperlink"/>
@@ -4942,7 +5196,7 @@
           <w:sz w:val="24"/>
           <w:u w:val="single"/>
         </w:rPr>
-        <w:hyperlink r:id="rId32" w:history="1">
+        <w:hyperlink r:id="rId31" w:history="1">
           <w:r>
             <w:rPr>
               <w:rStyle w:val="Hyperlink"/>
@@ -4960,7 +5214,7 @@
           <w:sz w:val="24"/>
           <w:u w:val="single"/>
         </w:rPr>
-        <w:hyperlink r:id="rId32" w:history="1">
+        <w:hyperlink r:id="rId31" w:history="1">
           <w:r>
             <w:rPr>
               <w:rStyle w:val="Hyperlink"/>
@@ -4978,7 +5232,7 @@
           <w:sz w:val="24"/>
           <w:u w:val="single"/>
         </w:rPr>
-        <w:hyperlink r:id="rId32" w:history="1">
+        <w:hyperlink r:id="rId31" w:history="1">
           <w:r>
             <w:rPr>
               <w:rStyle w:val="Hyperlink"/>
@@ -4996,7 +5250,7 @@
           <w:sz w:val="24"/>
           <w:u w:val="single"/>
         </w:rPr>
-        <w:hyperlink r:id="rId32" w:history="1">
+        <w:hyperlink r:id="rId31" w:history="1">
           <w:r>
             <w:rPr>
               <w:rStyle w:val="Hyperlink"/>
@@ -5012,8 +5266,102 @@
           <w:i w:val="0"/>
           <w:color w:val="0000FF"/>
           <w:sz w:val="24"/>
-        </w:rPr>
-        <w:t>file/NL-HaNA_2.04.01_4030_0001</w:t>
+          <w:u w:val="single"/>
+        </w:rPr>
+        <w:hyperlink r:id="rId31" w:history="1">
+          <w:r>
+            <w:rPr>
+              <w:rStyle w:val="Hyperlink"/>
+            </w:rPr>
+            <w:t>fil</w:t>
+          </w:r>
+        </w:hyperlink>
+      </w:r>
+      <w:r>
+        <w:rPr>
+          <w:rFonts w:ascii="Charis SIL Regular" w:hAnsi="Charis SIL Regular" w:eastAsia="Charis SIL Regular"/>
+          <w:b w:val="0"/>
+          <w:i w:val="0"/>
+          <w:color w:val="0000FF"/>
+          <w:sz w:val="24"/>
+          <w:u w:val="single"/>
+        </w:rPr>
+        <w:hyperlink r:id="rId31" w:history="1">
+          <w:r>
+            <w:rPr>
+              <w:rStyle w:val="Hyperlink"/>
+            </w:rPr>
+            <w:t>e</w:t>
+          </w:r>
+        </w:hyperlink>
+      </w:r>
+      <w:r>
+        <w:rPr>
+          <w:rFonts w:ascii="Charis SIL Regular" w:hAnsi="Charis SIL Regular" w:eastAsia="Charis SIL Regular"/>
+          <w:b w:val="0"/>
+          <w:i w:val="0"/>
+          <w:color w:val="0000FF"/>
+          <w:sz w:val="24"/>
+          <w:u w:val="single"/>
+        </w:rPr>
+        <w:t>/</w:t>
+      </w:r>
+      <w:r>
+        <w:rPr>
+          <w:rFonts w:ascii="Charis SIL Regular" w:hAnsi="Charis SIL Regular" w:eastAsia="Charis SIL Regular"/>
+          <w:b w:val="0"/>
+          <w:i w:val="0"/>
+          <w:color w:val="0000FF"/>
+          <w:sz w:val="24"/>
+          <w:u w:val="single"/>
+        </w:rPr>
+        <w:hyperlink r:id="rId31" w:history="1">
+          <w:r>
+            <w:rPr>
+              <w:rStyle w:val="Hyperlink"/>
+            </w:rPr>
+            <w:t>NL</w:t>
+          </w:r>
+        </w:hyperlink>
+      </w:r>
+      <w:r>
+        <w:rPr>
+          <w:rFonts w:ascii="Charis SIL Regular" w:hAnsi="Charis SIL Regular" w:eastAsia="Charis SIL Regular"/>
+          <w:b w:val="0"/>
+          <w:i w:val="0"/>
+          <w:color w:val="0000FF"/>
+          <w:sz w:val="24"/>
+          <w:u w:val="single"/>
+        </w:rPr>
+        <w:t>-</w:t>
+      </w:r>
+      <w:r>
+        <w:rPr>
+          <w:rFonts w:ascii="Charis SIL Regular" w:hAnsi="Charis SIL Regular" w:eastAsia="Charis SIL Regular"/>
+          <w:b w:val="0"/>
+          <w:i w:val="0"/>
+          <w:color w:val="0000FF"/>
+          <w:sz w:val="24"/>
+          <w:u w:val="single"/>
+        </w:rPr>
+        <w:hyperlink r:id="rId31" w:history="1">
+          <w:r>
+            <w:rPr>
+              <w:rStyle w:val="Hyperlink"/>
+            </w:rPr>
+            <w:t>HaNA_2.04.01_4030_000</w:t>
+          </w:r>
+        </w:hyperlink>
+      </w:r>
+      <w:r>
+        <w:rPr>
+          <w:rFonts w:ascii="Charis SIL Regular" w:hAnsi="Charis SIL Regular" w:eastAsia="Charis SIL Regular"/>
+          <w:b w:val="0"/>
+          <w:i w:val="0"/>
+          <w:color w:val="0000FF"/>
+          <w:sz w:val="24"/>
+        </w:rPr>
+        <w:t>1</w:t>
       </w:r>
     </w:p>
     <w:p>
@@ -5113,7 +5461,7 @@
           <w:color w:val="0000FF"/>
           <w:sz w:val="24"/>
         </w:rPr>
-        <w:hyperlink r:id="rId33" w:history="1">
+        <w:hyperlink r:id="rId32" w:history="1">
           <w:r>
             <w:rPr>
               <w:rStyle w:val="Hyperlink"/>
@@ -5130,7 +5478,7 @@
           <w:color w:val="0000FF"/>
           <w:sz w:val="24"/>
         </w:rPr>
-        <w:hyperlink r:id="rId33" w:history="1">
+        <w:hyperlink r:id="rId32" w:history="1">
           <w:r>
             <w:rPr>
               <w:rStyle w:val="Hyperlink"/>
@@ -5240,7 +5588,7 @@
           <w:color w:val="0000FF"/>
           <w:sz w:val="24"/>
         </w:rPr>
-        <w:hyperlink r:id="rId34" w:history="1">
+        <w:hyperlink r:id="rId33" w:history="1">
           <w:r>
             <w:rPr>
               <w:rStyle w:val="Hyperlink"/>
@@ -5257,7 +5605,7 @@
           <w:color w:val="0000FF"/>
           <w:sz w:val="24"/>
         </w:rPr>
-        <w:hyperlink r:id="rId34" w:history="1">
+        <w:hyperlink r:id="rId33" w:history="1">
           <w:r>
             <w:rPr>
               <w:rStyle w:val="Hyperlink"/>
@@ -5374,7 +5722,7 @@
           <w:color w:val="0000FF"/>
           <w:sz w:val="24"/>
         </w:rPr>
-        <w:hyperlink r:id="rId35" w:history="1">
+        <w:hyperlink r:id="rId34" w:history="1">
           <w:r>
             <w:rPr>
               <w:rStyle w:val="Hyperlink"/>
@@ -5391,7 +5739,7 @@
           <w:color w:val="0000FF"/>
           <w:sz w:val="24"/>
         </w:rPr>
-        <w:hyperlink r:id="rId35" w:history="1">
+        <w:hyperlink r:id="rId34" w:history="1">
           <w:r>
             <w:rPr>
               <w:rStyle w:val="Hyperlink"/>
@@ -5551,7 +5899,7 @@
           <w:sz w:val="24"/>
           <w:u w:val="single"/>
         </w:rPr>
-        <w:hyperlink r:id="rId25" w:history="1">
+        <w:hyperlink r:id="rId24" w:history="1">
           <w:r>
             <w:rPr>
               <w:rStyle w:val="Hyperlink"/>
@@ -5569,7 +5917,7 @@
           <w:sz w:val="24"/>
           <w:u w:val="single"/>
         </w:rPr>
-        <w:hyperlink r:id="rId25" w:history="1">
+        <w:hyperlink r:id="rId24" w:history="1">
           <w:r>
             <w:rPr>
               <w:rStyle w:val="Hyperlink"/>
@@ -5587,7 +5935,7 @@
           <w:sz w:val="24"/>
           <w:u w:val="single"/>
         </w:rPr>
-        <w:hyperlink r:id="rId25" w:history="1">
+        <w:hyperlink r:id="rId24" w:history="1">
           <w:r>
             <w:rPr>
               <w:rStyle w:val="Hyperlink"/>
@@ -5605,7 +5953,7 @@
           <w:sz w:val="24"/>
           <w:u w:val="single"/>
         </w:rPr>
-        <w:hyperlink r:id="rId25" w:history="1">
+        <w:hyperlink r:id="rId24" w:history="1">
           <w:r>
             <w:rPr>
               <w:rStyle w:val="Hyperlink"/>
@@ -5633,7 +5981,7 @@
           <w:sz w:val="24"/>
           <w:u w:val="single"/>
         </w:rPr>
-        <w:hyperlink r:id="rId25" w:history="1">
+        <w:hyperlink r:id="rId35" w:history="1">
           <w:r>
             <w:rPr>
               <w:rStyle w:val="Hyperlink"/>
@@ -5651,7 +5999,7 @@
           <w:sz w:val="24"/>
           <w:u w:val="single"/>
         </w:rPr>
-        <w:hyperlink r:id="rId25" w:history="1">
+        <w:hyperlink r:id="rId24" w:history="1">
           <w:r>
             <w:rPr>
               <w:rStyle w:val="Hyperlink"/>
@@ -5680,7 +6028,7 @@
           <w:sz w:val="24"/>
           <w:u w:val="single"/>
         </w:rPr>
-        <w:hyperlink r:id="rId36" w:history="1">
+        <w:hyperlink r:id="rId24" w:history="1">
           <w:r>
             <w:rPr>
               <w:rStyle w:val="Hyperlink"/>
@@ -5788,7 +6136,7 @@
           <w:sz w:val="24"/>
           <w:u w:val="single"/>
         </w:rPr>
-        <w:hyperlink r:id="rId37" w:history="1">
+        <w:hyperlink r:id="rId36" w:history="1">
           <w:r>
             <w:rPr>
               <w:rStyle w:val="Hyperlink"/>
@@ -5806,7 +6154,7 @@
           <w:sz w:val="24"/>
           <w:u w:val="single"/>
         </w:rPr>
-        <w:hyperlink r:id="rId37" w:history="1">
+        <w:hyperlink r:id="rId36" w:history="1">
           <w:r>
             <w:rPr>
               <w:rStyle w:val="Hyperlink"/>
@@ -5824,7 +6172,7 @@
           <w:sz w:val="24"/>
           <w:u w:val="single"/>
         </w:rPr>
-        <w:hyperlink r:id="rId37" w:history="1">
+        <w:hyperlink r:id="rId36" w:history="1">
           <w:r>
             <w:rPr>
               <w:rStyle w:val="Hyperlink"/>
@@ -5842,7 +6190,7 @@
           <w:sz w:val="24"/>
           <w:u w:val="single"/>
         </w:rPr>
-        <w:hyperlink r:id="rId37" w:history="1">
+        <w:hyperlink r:id="rId36" w:history="1">
           <w:r>
             <w:rPr>
               <w:rStyle w:val="Hyperlink"/>
@@ -5860,7 +6208,7 @@
           <w:sz w:val="24"/>
           <w:u w:val="single"/>
         </w:rPr>
-        <w:hyperlink r:id="rId37" w:history="1">
+        <w:hyperlink r:id="rId36" w:history="1">
           <w:r>
             <w:rPr>
               <w:rStyle w:val="Hyperlink"/>
@@ -5878,7 +6226,7 @@
           <w:sz w:val="24"/>
           <w:u w:val="single"/>
         </w:rPr>
-        <w:hyperlink r:id="rId37" w:history="1">
+        <w:hyperlink r:id="rId36" w:history="1">
           <w:r>
             <w:rPr>
               <w:rStyle w:val="Hyperlink"/>
@@ -5906,7 +6254,7 @@
           <w:sz w:val="24"/>
           <w:u w:val="single"/>
         </w:rPr>
-        <w:hyperlink r:id="rId38" w:history="1">
+        <w:hyperlink r:id="rId37" w:history="1">
           <w:r>
             <w:rPr>
               <w:rStyle w:val="Hyperlink"/>
@@ -6070,7 +6418,7 @@
           <w:sz w:val="24"/>
           <w:u w:val="single"/>
         </w:rPr>
-        <w:hyperlink r:id="rId39" w:history="1">
+        <w:hyperlink r:id="rId38" w:history="1">
           <w:r>
             <w:rPr>
               <w:rStyle w:val="Hyperlink"/>
@@ -6088,7 +6436,7 @@
           <w:sz w:val="24"/>
           <w:u w:val="single"/>
         </w:rPr>
-        <w:hyperlink r:id="rId39" w:history="1">
+        <w:hyperlink r:id="rId38" w:history="1">
           <w:r>
             <w:rPr>
               <w:rStyle w:val="Hyperlink"/>
@@ -6106,7 +6454,7 @@
           <w:sz w:val="24"/>
           <w:u w:val="single"/>
         </w:rPr>
-        <w:hyperlink r:id="rId39" w:history="1">
+        <w:hyperlink r:id="rId38" w:history="1">
           <w:r>
             <w:rPr>
               <w:rStyle w:val="Hyperlink"/>
@@ -6124,7 +6472,7 @@
           <w:sz w:val="24"/>
           <w:u w:val="single"/>
         </w:rPr>
-        <w:hyperlink r:id="rId39" w:history="1">
+        <w:hyperlink r:id="rId38" w:history="1">
           <w:r>
             <w:rPr>
               <w:rStyle w:val="Hyperlink"/>
@@ -6152,7 +6500,7 @@
           <w:sz w:val="24"/>
           <w:u w:val="single"/>
         </w:rPr>
-        <w:hyperlink r:id="rId40" w:history="1">
+        <w:hyperlink r:id="rId39" w:history="1">
           <w:r>
             <w:rPr>
               <w:rStyle w:val="Hyperlink"/>
@@ -6181,7 +6529,7 @@
           <w:sz w:val="24"/>
           <w:u w:val="single"/>
         </w:rPr>
-        <w:hyperlink r:id="rId40" w:history="1">
+        <w:hyperlink r:id="rId39" w:history="1">
           <w:r>
             <w:rPr>
               <w:rStyle w:val="Hyperlink"/>
@@ -6309,7 +6657,7 @@
           <w:sz w:val="24"/>
           <w:u w:val="single"/>
         </w:rPr>
-        <w:hyperlink r:id="rId41" w:history="1">
+        <w:hyperlink r:id="rId40" w:history="1">
           <w:r>
             <w:rPr>
               <w:rStyle w:val="Hyperlink"/>
@@ -6327,7 +6675,7 @@
           <w:sz w:val="24"/>
           <w:u w:val="single"/>
         </w:rPr>
-        <w:hyperlink r:id="rId41" w:history="1">
+        <w:hyperlink r:id="rId40" w:history="1">
           <w:r>
             <w:rPr>
               <w:rStyle w:val="Hyperlink"/>
@@ -6355,7 +6703,7 @@
           <w:sz w:val="24"/>
           <w:u w:val="single"/>
         </w:rPr>
-        <w:hyperlink r:id="rId42" w:history="1">
+        <w:hyperlink r:id="rId41" w:history="1">
           <w:r>
             <w:rPr>
               <w:rStyle w:val="Hyperlink"/>
@@ -6384,7 +6732,7 @@
           <w:sz w:val="24"/>
           <w:u w:val="single"/>
         </w:rPr>
-        <w:hyperlink r:id="rId42" w:history="1">
+        <w:hyperlink r:id="rId41" w:history="1">
           <w:r>
             <w:rPr>
               <w:rStyle w:val="Hyperlink"/>
@@ -6412,7 +6760,7 @@
           <w:sz w:val="24"/>
           <w:u w:val="single"/>
         </w:rPr>
-        <w:hyperlink r:id="rId43" w:history="1">
+        <w:hyperlink r:id="rId42" w:history="1">
           <w:r>
             <w:rPr>
               <w:rStyle w:val="Hyperlink"/>
@@ -6430,7 +6778,7 @@
           <w:sz w:val="24"/>
           <w:u w:val="single"/>
         </w:rPr>
-        <w:hyperlink r:id="rId43" w:history="1">
+        <w:hyperlink r:id="rId40" w:history="1">
           <w:r>
             <w:rPr>
               <w:rStyle w:val="Hyperlink"/>
@@ -6448,7 +6796,7 @@
           <w:sz w:val="24"/>
           <w:u w:val="single"/>
         </w:rPr>
-        <w:hyperlink r:id="rId43" w:history="1">
+        <w:hyperlink r:id="rId40" w:history="1">
           <w:r>
             <w:rPr>
               <w:rStyle w:val="Hyperlink"/>
@@ -6579,7 +6927,7 @@
           <w:sz w:val="24"/>
           <w:u w:val="single"/>
         </w:rPr>
-        <w:hyperlink r:id="rId44" w:history="1">
+        <w:hyperlink r:id="rId43" w:history="1">
           <w:r>
             <w:rPr>
               <w:rStyle w:val="Hyperlink"/>
@@ -6597,7 +6945,7 @@
           <w:sz w:val="24"/>
           <w:u w:val="single"/>
         </w:rPr>
-        <w:hyperlink r:id="rId44" w:history="1">
+        <w:hyperlink r:id="rId43" w:history="1">
           <w:r>
             <w:rPr>
               <w:rStyle w:val="Hyperlink"/>
@@ -6615,7 +6963,7 @@
           <w:sz w:val="24"/>
           <w:u w:val="single"/>
         </w:rPr>
-        <w:hyperlink r:id="rId44" w:history="1">
+        <w:hyperlink r:id="rId43" w:history="1">
           <w:r>
             <w:rPr>
               <w:rStyle w:val="Hyperlink"/>
@@ -6633,7 +6981,7 @@
           <w:sz w:val="24"/>
           <w:u w:val="single"/>
         </w:rPr>
-        <w:hyperlink r:id="rId44" w:history="1">
+        <w:hyperlink r:id="rId43" w:history="1">
           <w:r>
             <w:rPr>
               <w:rStyle w:val="Hyperlink"/>
@@ -6751,7 +7099,7 @@
           <w:sz w:val="24"/>
           <w:u w:val="single"/>
         </w:rPr>
-        <w:hyperlink r:id="rId45" w:history="1">
+        <w:hyperlink r:id="rId44" w:history="1">
           <w:r>
             <w:rPr>
               <w:rStyle w:val="Hyperlink"/>
@@ -6769,7 +7117,7 @@
           <w:sz w:val="24"/>
           <w:u w:val="single"/>
         </w:rPr>
-        <w:hyperlink r:id="rId45" w:history="1">
+        <w:hyperlink r:id="rId44" w:history="1">
           <w:r>
             <w:rPr>
               <w:rStyle w:val="Hyperlink"/>
@@ -6787,7 +7135,7 @@
           <w:sz w:val="24"/>
           <w:u w:val="single"/>
         </w:rPr>
-        <w:hyperlink r:id="rId45" w:history="1">
+        <w:hyperlink r:id="rId44" w:history="1">
           <w:r>
             <w:rPr>
               <w:rStyle w:val="Hyperlink"/>
@@ -6805,7 +7153,7 @@
           <w:sz w:val="24"/>
           <w:u w:val="single"/>
         </w:rPr>
-        <w:hyperlink r:id="rId45" w:history="1">
+        <w:hyperlink r:id="rId44" w:history="1">
           <w:r>
             <w:rPr>
               <w:rStyle w:val="Hyperlink"/>
@@ -6862,7 +7210,7 @@
           <w:sz w:val="24"/>
           <w:u w:val="single"/>
         </w:rPr>
-        <w:hyperlink r:id="rId46" w:history="1">
+        <w:hyperlink r:id="rId45" w:history="1">
           <w:r>
             <w:rPr>
               <w:rStyle w:val="Hyperlink"/>
@@ -6891,7 +7239,7 @@
           <w:sz w:val="24"/>
           <w:u w:val="single"/>
         </w:rPr>
-        <w:hyperlink r:id="rId46" w:history="1">
+        <w:hyperlink r:id="rId45" w:history="1">
           <w:r>
             <w:rPr>
               <w:rStyle w:val="Hyperlink"/>
@@ -6919,7 +7267,7 @@
           <w:sz w:val="24"/>
           <w:u w:val="single"/>
         </w:rPr>
-        <w:hyperlink r:id="rId47" w:history="1">
+        <w:hyperlink r:id="rId46" w:history="1">
           <w:r>
             <w:rPr>
               <w:rStyle w:val="Hyperlink"/>
@@ -6948,7 +7296,7 @@
           <w:sz w:val="24"/>
           <w:u w:val="single"/>
         </w:rPr>
-        <w:hyperlink r:id="rId47" w:history="1">
+        <w:hyperlink r:id="rId46" w:history="1">
           <w:r>
             <w:rPr>
               <w:rStyle w:val="Hyperlink"/>

--- a/EXPORTS/DOCX/published/niveau3/Dutch/KKZ.docx
+++ b/EXPORTS/DOCX/published/niveau3/Dutch/KKZ.docx
@@ -512,7 +512,6 @@
       </w:r>
       <w:r>
         <w:rPr>
-          <w:u w:val="single" w:color="0000ff"/>
           <w:rFonts w:ascii="Charis SIL Regular" w:hAnsi="Charis SIL Regular" w:eastAsia="Charis SIL Regular"/>
           <w:b w:val="0"/>
           <w:i w:val="0"/>
@@ -647,68 +646,13 @@
       </w:r>
       <w:r>
         <w:rPr>
-          <w:u w:val="single" w:color="0000ff"/>
           <w:rFonts w:ascii="Charis SIL Regular" w:hAnsi="Charis SIL Regular" w:eastAsia="Charis SIL Regular"/>
           <w:b w:val="0"/>
           <w:i w:val="0"/>
           <w:color w:val="000000"/>
           <w:sz w:val="24"/>
         </w:rPr>
-        <w:hyperlink r:id="rId11" w:history="1">
-          <w:r>
-            <w:rPr>
-              <w:rStyle w:val="Hyperlink"/>
-            </w:rPr>
-            <w:t>sch</w:t>
-          </w:r>
-        </w:hyperlink>
-      </w:r>
-      <w:r>
-        <w:rPr>
-          <w:u w:val="single" w:color="0000ff"/>
-          <w:rFonts w:ascii="Charis SIL Regular" w:hAnsi="Charis SIL Regular" w:eastAsia="Charis SIL Regular"/>
-          <w:b w:val="0"/>
-          <w:i w:val="0"/>
-          <w:color w:val="000000"/>
-          <w:sz w:val="24"/>
-        </w:rPr>
-        <w:hyperlink r:id="rId11" w:history="1">
-          <w:r>
-            <w:rPr>
-              <w:rStyle w:val="Hyperlink"/>
-            </w:rPr>
-            <w:t>i</w:t>
-          </w:r>
-        </w:hyperlink>
-      </w:r>
-      <w:r>
-        <w:rPr>
-          <w:u w:val="single" w:color="0000ff"/>
-          <w:rFonts w:ascii="Charis SIL Regular" w:hAnsi="Charis SIL Regular" w:eastAsia="Charis SIL Regular"/>
-          <w:b w:val="0"/>
-          <w:i w:val="0"/>
-          <w:color w:val="000000"/>
-          <w:sz w:val="24"/>
-        </w:rPr>
-        <w:hyperlink r:id="rId11" w:history="1">
-          <w:r>
-            <w:rPr>
-              <w:rStyle w:val="Hyperlink"/>
-            </w:rPr>
-            <w:t>ereila</w:t>
-          </w:r>
-        </w:hyperlink>
-      </w:r>
-      <w:r>
-        <w:rPr>
-          <w:u w:val="single" w:color="0000ff"/>
-          <w:rFonts w:ascii="Charis SIL Regular" w:hAnsi="Charis SIL Regular" w:eastAsia="Charis SIL Regular"/>
-          <w:b w:val="0"/>
-          <w:i w:val="0"/>
-          <w:color w:val="000000"/>
-          <w:sz w:val="24"/>
-        </w:rPr>
-        <w:t xml:space="preserve">nd </w:t>
+        <w:t xml:space="preserve">schiereiland </w:t>
       </w:r>
       <w:r>
         <w:rPr>
@@ -1656,7 +1600,14 @@
           <w:sz w:val="24"/>
           <w:u w:val="single"/>
         </w:rPr>
-        <w:t>Rijksmu</w:t>
+        <w:hyperlink r:id="rId16" w:history="1">
+          <w:r>
+            <w:rPr>
+              <w:rStyle w:val="Hyperlink"/>
+            </w:rPr>
+            <w:t>Rijksmu</w:t>
+          </w:r>
+        </w:hyperlink>
       </w:r>
       <w:r>
         <w:rPr>
@@ -1667,7 +1618,7 @@
           <w:sz w:val="24"/>
           <w:u w:val="single"/>
         </w:rPr>
-        <w:hyperlink r:id="rId15" w:history="1">
+        <w:hyperlink r:id="rId16" w:history="1">
           <w:r>
             <w:rPr>
               <w:rStyle w:val="Hyperlink"/>
@@ -1896,7 +1847,7 @@
           <w:sz w:val="24"/>
           <w:u w:val="single"/>
         </w:rPr>
-        <w:hyperlink r:id="rId17" w:history="1">
+        <w:hyperlink r:id="rId16" w:history="1">
           <w:r>
             <w:rPr>
               <w:rStyle w:val="Hyperlink"/>
@@ -1925,7 +1876,7 @@
           <w:sz w:val="24"/>
           <w:u w:val="single"/>
         </w:rPr>
-        <w:hyperlink r:id="rId17" w:history="1">
+        <w:hyperlink r:id="rId16" w:history="1">
           <w:r>
             <w:rPr>
               <w:rStyle w:val="Hyperlink"/>
@@ -2161,6 +2112,7 @@
           <w:i w:val="0"/>
           <w:color w:val="0000FF"/>
           <w:sz w:val="24"/>
+          <w:u w:val="single"/>
         </w:rPr>
         <w:hyperlink r:id="rId18" w:history="1">
           <w:r>
@@ -2220,50 +2172,13 @@
       </w:r>
       <w:r>
         <w:rPr>
-          <w:u w:val="single" w:color="0000ff"/>
           <w:rFonts w:ascii="Charis SIL Regular" w:hAnsi="Charis SIL Regular" w:eastAsia="Charis SIL Regular"/>
           <w:b w:val="0"/>
           <w:i w:val="0"/>
           <w:color w:val="000000"/>
           <w:sz w:val="24"/>
         </w:rPr>
-        <w:hyperlink r:id="rId17" w:history="1">
-          <w:r>
-            <w:rPr>
-              <w:rStyle w:val="Hyperlink"/>
-            </w:rPr>
-            <w:t>, he</w:t>
-          </w:r>
-        </w:hyperlink>
-      </w:r>
-      <w:r>
-        <w:rPr>
-          <w:u w:val="single" w:color="0000ff"/>
-          <w:rFonts w:ascii="Charis SIL Regular" w:hAnsi="Charis SIL Regular" w:eastAsia="Charis SIL Regular"/>
-          <w:b w:val="0"/>
-          <w:i w:val="0"/>
-          <w:color w:val="000000"/>
-          <w:sz w:val="24"/>
-        </w:rPr>
-        <w:hyperlink r:id="rId17" w:history="1">
-          <w:r>
-            <w:rPr>
-              <w:rStyle w:val="Hyperlink"/>
-            </w:rPr>
-            <w:t>t</w:t>
-          </w:r>
-        </w:hyperlink>
-      </w:r>
-      <w:r>
-        <w:rPr>
-          <w:u w:val="single" w:color="0000ff"/>
-          <w:rFonts w:ascii="Charis SIL Regular" w:hAnsi="Charis SIL Regular" w:eastAsia="Charis SIL Regular"/>
-          <w:b w:val="0"/>
-          <w:i w:val="0"/>
-          <w:color w:val="000000"/>
-          <w:sz w:val="24"/>
-        </w:rPr>
-        <w:t xml:space="preserve"> </w:t>
+        <w:t xml:space="preserve">, het </w:t>
       </w:r>
       <w:r>
         <w:rPr>
@@ -2321,60 +2236,7 @@
           <w:sz w:val="24"/>
           <w:u w:val="single"/>
         </w:rPr>
-        <w:hyperlink r:id="rId19" w:history="1">
-          <w:r>
-            <w:rPr>
-              <w:rStyle w:val="Hyperlink"/>
-            </w:rPr>
-            <w:t>v</w:t>
-          </w:r>
-        </w:hyperlink>
-      </w:r>
-      <w:r>
-        <w:rPr>
-          <w:rFonts w:ascii="Charis SIL Regular" w:hAnsi="Charis SIL Regular" w:eastAsia="Charis SIL Regular"/>
-          <w:b w:val="0"/>
-          <w:i w:val="0"/>
-          <w:color w:val="0000FF"/>
-          <w:sz w:val="24"/>
-          <w:u w:val="single"/>
-        </w:rPr>
-        <w:hyperlink r:id="rId19" w:history="1">
-          <w:r>
-            <w:rPr>
-              <w:rStyle w:val="Hyperlink"/>
-            </w:rPr>
-            <w:t>an</w:t>
-          </w:r>
-        </w:hyperlink>
-      </w:r>
-      <w:r>
-        <w:rPr>
-          <w:rFonts w:ascii="Charis SIL Regular" w:hAnsi="Charis SIL Regular" w:eastAsia="Charis SIL Regular"/>
-          <w:b w:val="0"/>
-          <w:i w:val="0"/>
-          <w:color w:val="0000FF"/>
-          <w:sz w:val="24"/>
-          <w:u w:val="single"/>
-        </w:rPr>
-        <w:t xml:space="preserve"> </w:t>
-      </w:r>
-      <w:r>
-        <w:rPr>
-          <w:rFonts w:ascii="Charis SIL Regular" w:hAnsi="Charis SIL Regular" w:eastAsia="Charis SIL Regular"/>
-          <w:b w:val="0"/>
-          <w:i w:val="0"/>
-          <w:color w:val="0000FF"/>
-          <w:sz w:val="24"/>
-        </w:rPr>
-        <w:hyperlink r:id="rId19" w:history="1">
-          <w:r>
-            <w:rPr>
-              <w:rStyle w:val="Hyperlink"/>
-            </w:rPr>
-            <w:t>N</w:t>
-          </w:r>
-        </w:hyperlink>
+        <w:t>van N</w:t>
       </w:r>
       <w:r>
         <w:rPr>
@@ -2685,7 +2547,7 @@
           <w:sz w:val="24"/>
           <w:u w:val="single"/>
         </w:rPr>
-        <w:hyperlink r:id="rId20" w:history="1">
+        <w:hyperlink r:id="rId19" w:history="1">
           <w:r>
             <w:rPr>
               <w:rStyle w:val="Hyperlink"/>
@@ -2706,13 +2568,14 @@
       </w:r>
       <w:r>
         <w:rPr>
+          <w:u w:val="single" w:color="0000ff"/>
           <w:rFonts w:ascii="Charis SIL Regular" w:hAnsi="Charis SIL Regular" w:eastAsia="Charis SIL Regular"/>
           <w:b w:val="0"/>
           <w:i w:val="0"/>
           <w:color w:val="000000"/>
           <w:sz w:val="24"/>
         </w:rPr>
-        <w:hyperlink r:id="rId19" w:history="1">
+        <w:hyperlink r:id="rId20" w:history="1">
           <w:r>
             <w:rPr>
               <w:rStyle w:val="Hyperlink"/>
@@ -2730,7 +2593,7 @@
           <w:sz w:val="24"/>
           <w:u w:val="single"/>
         </w:rPr>
-        <w:hyperlink r:id="rId19" w:history="1">
+        <w:hyperlink r:id="rId20" w:history="1">
           <w:r>
             <w:rPr>
               <w:rStyle w:val="Hyperlink"/>
@@ -2759,7 +2622,7 @@
           <w:sz w:val="24"/>
           <w:u w:val="single"/>
         </w:rPr>
-        <w:hyperlink r:id="rId19" w:history="1">
+        <w:hyperlink r:id="rId20" w:history="1">
           <w:r>
             <w:rPr>
               <w:rStyle w:val="Hyperlink"/>
@@ -2777,7 +2640,7 @@
           <w:sz w:val="24"/>
           <w:u w:val="single"/>
         </w:rPr>
-        <w:hyperlink r:id="rId19" w:history="1">
+        <w:hyperlink r:id="rId20" w:history="1">
           <w:r>
             <w:rPr>
               <w:rStyle w:val="Hyperlink"/>
@@ -2795,7 +2658,7 @@
           <w:sz w:val="24"/>
           <w:u w:val="single"/>
         </w:rPr>
-        <w:hyperlink r:id="rId19" w:history="1">
+        <w:hyperlink r:id="rId20" w:history="1">
           <w:r>
             <w:rPr>
               <w:rStyle w:val="Hyperlink"/>
@@ -2813,7 +2676,7 @@
           <w:sz w:val="24"/>
           <w:u w:val="single"/>
         </w:rPr>
-        <w:hyperlink r:id="rId19" w:history="1">
+        <w:hyperlink r:id="rId20" w:history="1">
           <w:r>
             <w:rPr>
               <w:rStyle w:val="Hyperlink"/>
@@ -2831,7 +2694,7 @@
           <w:sz w:val="24"/>
           <w:u w:val="single"/>
         </w:rPr>
-        <w:hyperlink r:id="rId19" w:history="1">
+        <w:hyperlink r:id="rId20" w:history="1">
           <w:r>
             <w:rPr>
               <w:rStyle w:val="Hyperlink"/>
@@ -2849,7 +2712,7 @@
           <w:color w:val="000000"/>
           <w:sz w:val="24"/>
         </w:rPr>
-        <w:hyperlink r:id="rId19" w:history="1">
+        <w:hyperlink r:id="rId20" w:history="1">
           <w:r>
             <w:rPr>
               <w:rStyle w:val="Hyperlink"/>
@@ -3137,67 +3000,13 @@
       </w:r>
       <w:r>
         <w:rPr>
-          <w:u w:val="single" w:color="0000ff"/>
           <w:rFonts w:ascii="Charis SIL Regular" w:hAnsi="Charis SIL Regular" w:eastAsia="Charis SIL Regular"/>
           <w:b w:val="0"/>
           <w:i w:val="0"/>
           <w:color w:val="000000"/>
           <w:sz w:val="24"/>
         </w:rPr>
-        <w:hyperlink r:id="rId21" w:history="1">
-          <w:r>
-            <w:rPr>
-              <w:rStyle w:val="Hyperlink"/>
-            </w:rPr>
-            <w:t>Ook</w:t>
-          </w:r>
-        </w:hyperlink>
-      </w:r>
-      <w:r>
-        <w:rPr>
-          <w:u w:val="single" w:color="0000ff"/>
-          <w:rFonts w:ascii="Charis SIL Regular" w:hAnsi="Charis SIL Regular" w:eastAsia="Charis SIL Regular"/>
-          <w:b w:val="0"/>
-          <w:i w:val="0"/>
-          <w:color w:val="000000"/>
-          <w:sz w:val="24"/>
-        </w:rPr>
-        <w:hyperlink r:id="rId21" w:history="1">
-          <w:r>
-            <w:rPr>
-              <w:rStyle w:val="Hyperlink"/>
-            </w:rPr>
-            <w:t xml:space="preserve"> ve</w:t>
-          </w:r>
-        </w:hyperlink>
-      </w:r>
-      <w:r>
-        <w:rPr>
-          <w:u w:val="single" w:color="0000ff"/>
-          <w:rFonts w:ascii="Charis SIL Regular" w:hAnsi="Charis SIL Regular" w:eastAsia="Charis SIL Regular"/>
-          <w:b w:val="0"/>
-          <w:i w:val="0"/>
-          <w:color w:val="000000"/>
-          <w:sz w:val="24"/>
-        </w:rPr>
-        <w:hyperlink r:id="rId21" w:history="1">
-          <w:r>
-            <w:rPr>
-              <w:rStyle w:val="Hyperlink"/>
-            </w:rPr>
-            <w:t>rdwenen</w:t>
-          </w:r>
-        </w:hyperlink>
-      </w:r>
-      <w:r>
-        <w:rPr>
-          <w:rFonts w:ascii="Charis SIL Regular" w:hAnsi="Charis SIL Regular" w:eastAsia="Charis SIL Regular"/>
-          <w:b w:val="0"/>
-          <w:i w:val="0"/>
-          <w:color w:val="000000"/>
-          <w:sz w:val="24"/>
-        </w:rPr>
-        <w:t xml:space="preserve"> en vergingen er vele voor</w:t>
+        <w:t>Ook verdwenen en vergingen er vele voor</w:t>
       </w:r>
       <w:r>
         <w:rPr>
@@ -3481,13 +3290,42 @@
       </w:r>
       <w:r>
         <w:rPr>
+          <w:u w:val="single" w:color="0000ff"/>
           <w:rFonts w:ascii="Charis SIL Regular" w:hAnsi="Charis SIL Regular" w:eastAsia="Charis SIL Regular"/>
           <w:b w:val="0"/>
           <w:i w:val="0"/>
           <w:color w:val="000000"/>
           <w:sz w:val="24"/>
         </w:rPr>
-        <w:t xml:space="preserve">Rudolf Effert (zie: </w:t>
+        <w:t>R</w:t>
+      </w:r>
+      <w:r>
+        <w:rPr>
+          <w:u w:val="single" w:color="0000ff"/>
+          <w:rFonts w:ascii="Charis SIL Regular" w:hAnsi="Charis SIL Regular" w:eastAsia="Charis SIL Regular"/>
+          <w:b w:val="0"/>
+          <w:i w:val="0"/>
+          <w:color w:val="000000"/>
+          <w:sz w:val="24"/>
+        </w:rPr>
+        <w:hyperlink r:id="rId23" w:history="1">
+          <w:r>
+            <w:rPr>
+              <w:rStyle w:val="Hyperlink"/>
+            </w:rPr>
+            <w:t xml:space="preserve">udolf </w:t>
+          </w:r>
+        </w:hyperlink>
+      </w:r>
+      <w:r>
+        <w:rPr>
+          <w:rFonts w:ascii="Charis SIL Regular" w:hAnsi="Charis SIL Regular" w:eastAsia="Charis SIL Regular"/>
+          <w:b w:val="0"/>
+          <w:i w:val="0"/>
+          <w:color w:val="000000"/>
+          <w:sz w:val="24"/>
+        </w:rPr>
+        <w:t xml:space="preserve">Effert (zie: </w:t>
       </w:r>
       <w:r>
         <w:rPr>
@@ -3950,7 +3788,14 @@
           <w:color w:val="000000"/>
           <w:sz w:val="24"/>
         </w:rPr>
-        <w:t>n die relev</w:t>
+        <w:hyperlink r:id="rId26" w:history="1">
+          <w:r>
+            <w:rPr>
+              <w:rStyle w:val="Hyperlink"/>
+            </w:rPr>
+            <w:t>n die relev</w:t>
+          </w:r>
+        </w:hyperlink>
       </w:r>
       <w:r>
         <w:rPr>
@@ -4298,7 +4143,7 @@
           <w:sz w:val="24"/>
           <w:u w:val="single"/>
         </w:rPr>
-        <w:t>Ethnografisch Muse</w:t>
+        <w:t>Ethnografisch Museu</w:t>
       </w:r>
       <w:r>
         <w:rPr>
@@ -4309,7 +4154,7 @@
           <w:sz w:val="24"/>
           <w:u w:val="single"/>
         </w:rPr>
-        <w:t>u</w:t>
+        <w:t>m Arti</w:t>
       </w:r>
       <w:r>
         <w:rPr>
@@ -4318,9 +4163,8 @@
           <w:i w:val="0"/>
           <w:color w:val="0000FF"/>
           <w:sz w:val="24"/>
-          <w:u w:val="single"/>
-        </w:rPr>
-        <w:t>m Artis</w:t>
+        </w:rPr>
+        <w:t>s</w:t>
       </w:r>
       <w:r>
         <w:br/>
@@ -5273,7 +5117,7 @@
             <w:rPr>
               <w:rStyle w:val="Hyperlink"/>
             </w:rPr>
-            <w:t>fil</w:t>
+            <w:t>f</w:t>
           </w:r>
         </w:hyperlink>
       </w:r>
@@ -5285,6 +5129,40 @@
           <w:color w:val="0000FF"/>
           <w:sz w:val="24"/>
           <w:u w:val="single"/>
+        </w:rPr>
+        <w:hyperlink r:id="rId31" w:history="1">
+          <w:r>
+            <w:rPr>
+              <w:rStyle w:val="Hyperlink"/>
+            </w:rPr>
+            <w:t>i</w:t>
+          </w:r>
+        </w:hyperlink>
+      </w:r>
+      <w:r>
+        <w:rPr>
+          <w:rFonts w:ascii="Charis SIL Regular" w:hAnsi="Charis SIL Regular" w:eastAsia="Charis SIL Regular"/>
+          <w:b w:val="0"/>
+          <w:i w:val="0"/>
+          <w:color w:val="0000FF"/>
+          <w:sz w:val="24"/>
+        </w:rPr>
+        <w:hyperlink r:id="rId31" w:history="1">
+          <w:r>
+            <w:rPr>
+              <w:rStyle w:val="Hyperlink"/>
+            </w:rPr>
+            <w:t>l</w:t>
+          </w:r>
+        </w:hyperlink>
+      </w:r>
+      <w:r>
+        <w:rPr>
+          <w:rFonts w:ascii="Charis SIL Regular" w:hAnsi="Charis SIL Regular" w:eastAsia="Charis SIL Regular"/>
+          <w:b w:val="0"/>
+          <w:i w:val="0"/>
+          <w:color w:val="0000FF"/>
+          <w:sz w:val="24"/>
         </w:rPr>
         <w:hyperlink r:id="rId31" w:history="1">
           <w:r>
@@ -5302,7 +5180,6 @@
           <w:i w:val="0"/>
           <w:color w:val="0000FF"/>
           <w:sz w:val="24"/>
-          <w:u w:val="single"/>
         </w:rPr>
         <w:t>/</w:t>
       </w:r>
@@ -5320,20 +5197,9 @@
             <w:rPr>
               <w:rStyle w:val="Hyperlink"/>
             </w:rPr>
-            <w:t>NL</w:t>
+            <w:t>NL-</w:t>
           </w:r>
         </w:hyperlink>
-      </w:r>
-      <w:r>
-        <w:rPr>
-          <w:rFonts w:ascii="Charis SIL Regular" w:hAnsi="Charis SIL Regular" w:eastAsia="Charis SIL Regular"/>
-          <w:b w:val="0"/>
-          <w:i w:val="0"/>
-          <w:color w:val="0000FF"/>
-          <w:sz w:val="24"/>
-          <w:u w:val="single"/>
-        </w:rPr>
-        <w:t>-</w:t>
       </w:r>
       <w:r>
         <w:rPr>
@@ -5349,19 +5215,9 @@
             <w:rPr>
               <w:rStyle w:val="Hyperlink"/>
             </w:rPr>
-            <w:t>HaNA_2.04.01_4030_000</w:t>
+            <w:t>HaNA_2.04.01_4030_0001</w:t>
           </w:r>
         </w:hyperlink>
-      </w:r>
-      <w:r>
-        <w:rPr>
-          <w:rFonts w:ascii="Charis SIL Regular" w:hAnsi="Charis SIL Regular" w:eastAsia="Charis SIL Regular"/>
-          <w:b w:val="0"/>
-          <w:i w:val="0"/>
-          <w:color w:val="0000FF"/>
-          <w:sz w:val="24"/>
-        </w:rPr>
-        <w:t>1</w:t>
       </w:r>
     </w:p>
     <w:p>
@@ -5981,7 +5837,7 @@
           <w:sz w:val="24"/>
           <w:u w:val="single"/>
         </w:rPr>
-        <w:hyperlink r:id="rId35" w:history="1">
+        <w:hyperlink r:id="rId24" w:history="1">
           <w:r>
             <w:rPr>
               <w:rStyle w:val="Hyperlink"/>
@@ -6028,7 +5884,7 @@
           <w:sz w:val="24"/>
           <w:u w:val="single"/>
         </w:rPr>
-        <w:hyperlink r:id="rId24" w:history="1">
+        <w:hyperlink r:id="rId35" w:history="1">
           <w:r>
             <w:rPr>
               <w:rStyle w:val="Hyperlink"/>
@@ -6778,7 +6634,7 @@
           <w:sz w:val="24"/>
           <w:u w:val="single"/>
         </w:rPr>
-        <w:hyperlink r:id="rId40" w:history="1">
+        <w:hyperlink r:id="rId42" w:history="1">
           <w:r>
             <w:rPr>
               <w:rStyle w:val="Hyperlink"/>

--- a/EXPORTS/DOCX/published/niveau3/Dutch/KKZ.docx
+++ b/EXPORTS/DOCX/published/niveau3/Dutch/KKZ.docx
@@ -927,7 +927,7 @@
           <w:sz w:val="24"/>
           <w:u w:val="single"/>
         </w:rPr>
-        <w:hyperlink r:id="rId12" w:history="1">
+        <w:hyperlink r:id="rId9" w:history="1">
           <w:r>
             <w:rPr>
               <w:rStyle w:val="Hyperlink"/>
@@ -956,7 +956,7 @@
           <w:sz w:val="24"/>
           <w:u w:val="single"/>
         </w:rPr>
-        <w:hyperlink r:id="rId12" w:history="1">
+        <w:hyperlink r:id="rId9" w:history="1">
           <w:r>
             <w:rPr>
               <w:rStyle w:val="Hyperlink"/>
@@ -967,49 +967,13 @@
       </w:r>
       <w:r>
         <w:rPr>
-          <w:u w:val="single" w:color="0000ff"/>
           <w:rFonts w:ascii="Charis SIL Regular" w:hAnsi="Charis SIL Regular" w:eastAsia="Charis SIL Regular"/>
           <w:b w:val="0"/>
           <w:i w:val="0"/>
           <w:color w:val="000000"/>
           <w:sz w:val="24"/>
         </w:rPr>
-        <w:hyperlink r:id="rId12" w:history="1">
-          <w:r>
-            <w:rPr>
-              <w:rStyle w:val="Hyperlink"/>
-            </w:rPr>
-            <w:t xml:space="preserve"> vo</w:t>
-          </w:r>
-        </w:hyperlink>
-      </w:r>
-      <w:r>
-        <w:rPr>
-          <w:rFonts w:ascii="Charis SIL Regular" w:hAnsi="Charis SIL Regular" w:eastAsia="Charis SIL Regular"/>
-          <w:b w:val="0"/>
-          <w:i w:val="0"/>
-          <w:color w:val="000000"/>
-          <w:sz w:val="24"/>
-        </w:rPr>
-        <w:t>egde</w:t>
-      </w:r>
-      <w:r>
-        <w:rPr>
-          <w:u w:val="single" w:color="0000ff"/>
-          <w:rFonts w:ascii="Charis SIL Regular" w:hAnsi="Charis SIL Regular" w:eastAsia="Charis SIL Regular"/>
-          <w:b w:val="0"/>
-          <w:i w:val="0"/>
-          <w:color w:val="000000"/>
-          <w:sz w:val="24"/>
-        </w:rPr>
-        <w:hyperlink r:id="rId13" w:history="1">
-          <w:r>
-            <w:rPr>
-              <w:rStyle w:val="Hyperlink"/>
-            </w:rPr>
-            <w:t xml:space="preserve"> hier d</w:t>
-          </w:r>
-        </w:hyperlink>
+        <w:t xml:space="preserve"> voegde hier d</w:t>
       </w:r>
       <w:r>
         <w:rPr>
@@ -1654,27 +1618,19 @@
           <w:i w:val="0"/>
           <w:color w:val="0000FF"/>
           <w:sz w:val="24"/>
+        </w:rPr>
+        <w:t>Rijksmu</w:t>
+      </w:r>
+      <w:r>
+        <w:rPr>
+          <w:rFonts w:ascii="Charis SIL Regular" w:hAnsi="Charis SIL Regular" w:eastAsia="Charis SIL Regular"/>
+          <w:b w:val="0"/>
+          <w:i w:val="0"/>
+          <w:color w:val="0000FF"/>
+          <w:sz w:val="24"/>
           <w:u w:val="single"/>
         </w:rPr>
-        <w:hyperlink r:id="rId16" w:history="1">
-          <w:r>
-            <w:rPr>
-              <w:rStyle w:val="Hyperlink"/>
-            </w:rPr>
-            <w:t>Rijksmu</w:t>
-          </w:r>
-        </w:hyperlink>
-      </w:r>
-      <w:r>
-        <w:rPr>
-          <w:rFonts w:ascii="Charis SIL Regular" w:hAnsi="Charis SIL Regular" w:eastAsia="Charis SIL Regular"/>
-          <w:b w:val="0"/>
-          <w:i w:val="0"/>
-          <w:color w:val="0000FF"/>
-          <w:sz w:val="24"/>
-          <w:u w:val="single"/>
-        </w:rPr>
-        <w:hyperlink r:id="rId16" w:history="1">
+        <w:hyperlink r:id="rId15" w:history="1">
           <w:r>
             <w:rPr>
               <w:rStyle w:val="Hyperlink"/>
@@ -1703,7 +1659,7 @@
           <w:sz w:val="24"/>
           <w:u w:val="single"/>
         </w:rPr>
-        <w:hyperlink r:id="rId16" w:history="1">
+        <w:hyperlink r:id="rId15" w:history="1">
           <w:r>
             <w:rPr>
               <w:rStyle w:val="Hyperlink"/>
@@ -1721,7 +1677,7 @@
           <w:sz w:val="24"/>
           <w:u w:val="single"/>
         </w:rPr>
-        <w:hyperlink r:id="rId16" w:history="1">
+        <w:hyperlink r:id="rId15" w:history="1">
           <w:r>
             <w:rPr>
               <w:rStyle w:val="Hyperlink"/>
@@ -1884,7 +1840,7 @@
           <w:color w:val="0000FF"/>
           <w:sz w:val="24"/>
         </w:rPr>
-        <w:hyperlink r:id="rId17" w:history="1">
+        <w:hyperlink r:id="rId16" w:history="1">
           <w:r>
             <w:rPr>
               <w:rStyle w:val="Hyperlink"/>
@@ -1902,7 +1858,7 @@
           <w:sz w:val="24"/>
           <w:u w:val="single"/>
         </w:rPr>
-        <w:hyperlink r:id="rId16" w:history="1">
+        <w:hyperlink r:id="rId17" w:history="1">
           <w:r>
             <w:rPr>
               <w:rStyle w:val="Hyperlink"/>
@@ -1931,7 +1887,7 @@
           <w:sz w:val="24"/>
           <w:u w:val="single"/>
         </w:rPr>
-        <w:hyperlink r:id="rId16" w:history="1">
+        <w:hyperlink r:id="rId17" w:history="1">
           <w:r>
             <w:rPr>
               <w:rStyle w:val="Hyperlink"/>
@@ -1960,7 +1916,7 @@
           <w:sz w:val="24"/>
           <w:u w:val="single"/>
         </w:rPr>
-        <w:hyperlink r:id="rId16" w:history="1">
+        <w:hyperlink r:id="rId17" w:history="1">
           <w:r>
             <w:rPr>
               <w:rStyle w:val="Hyperlink"/>
@@ -1971,31 +1927,13 @@
       </w:r>
       <w:r>
         <w:rPr>
-          <w:u w:val="single" w:color="0000ff"/>
           <w:rFonts w:ascii="Charis SIL Regular" w:hAnsi="Charis SIL Regular" w:eastAsia="Charis SIL Regular"/>
           <w:b w:val="0"/>
           <w:i w:val="0"/>
           <w:color w:val="000000"/>
           <w:sz w:val="24"/>
         </w:rPr>
-        <w:hyperlink r:id="rId16" w:history="1">
-          <w:r>
-            <w:rPr>
-              <w:rStyle w:val="Hyperlink"/>
-            </w:rPr>
-            <w:t xml:space="preserve">, </w:t>
-          </w:r>
-        </w:hyperlink>
-      </w:r>
-      <w:r>
-        <w:rPr>
-          <w:rFonts w:ascii="Charis SIL Regular" w:hAnsi="Charis SIL Regular" w:eastAsia="Charis SIL Regular"/>
-          <w:b w:val="0"/>
-          <w:i w:val="0"/>
-          <w:color w:val="000000"/>
-          <w:sz w:val="24"/>
-        </w:rPr>
-        <w:t xml:space="preserve">het </w:t>
+        <w:t xml:space="preserve">, het </w:t>
       </w:r>
       <w:r>
         <w:rPr>
@@ -2167,15 +2105,9 @@
           <w:i w:val="0"/>
           <w:color w:val="0000FF"/>
           <w:sz w:val="24"/>
-        </w:rPr>
-        <w:hyperlink r:id="rId18" w:history="1">
-          <w:r>
-            <w:rPr>
-              <w:rStyle w:val="Hyperlink"/>
-            </w:rPr>
-            <w:t>Gesned</w:t>
-          </w:r>
-        </w:hyperlink>
+          <w:u w:val="single"/>
+        </w:rPr>
+        <w:t>Gesned</w:t>
       </w:r>
       <w:r>
         <w:rPr>
@@ -2186,7 +2118,7 @@
           <w:sz w:val="24"/>
           <w:u w:val="single"/>
         </w:rPr>
-        <w:hyperlink r:id="rId17" w:history="1">
+        <w:hyperlink r:id="rId16" w:history="1">
           <w:r>
             <w:rPr>
               <w:rStyle w:val="Hyperlink"/>
@@ -2215,7 +2147,7 @@
           <w:sz w:val="24"/>
           <w:u w:val="single"/>
         </w:rPr>
-        <w:hyperlink r:id="rId17" w:history="1">
+        <w:hyperlink r:id="rId16" w:history="1">
           <w:r>
             <w:rPr>
               <w:rStyle w:val="Hyperlink"/>
@@ -2226,50 +2158,13 @@
       </w:r>
       <w:r>
         <w:rPr>
-          <w:u w:val="single" w:color="0000ff"/>
           <w:rFonts w:ascii="Charis SIL Regular" w:hAnsi="Charis SIL Regular" w:eastAsia="Charis SIL Regular"/>
           <w:b w:val="0"/>
           <w:i w:val="0"/>
           <w:color w:val="000000"/>
           <w:sz w:val="24"/>
         </w:rPr>
-        <w:hyperlink r:id="rId17" w:history="1">
-          <w:r>
-            <w:rPr>
-              <w:rStyle w:val="Hyperlink"/>
-            </w:rPr>
-            <w:t>, he</w:t>
-          </w:r>
-        </w:hyperlink>
-      </w:r>
-      <w:r>
-        <w:rPr>
-          <w:u w:val="single" w:color="0000ff"/>
-          <w:rFonts w:ascii="Charis SIL Regular" w:hAnsi="Charis SIL Regular" w:eastAsia="Charis SIL Regular"/>
-          <w:b w:val="0"/>
-          <w:i w:val="0"/>
-          <w:color w:val="000000"/>
-          <w:sz w:val="24"/>
-        </w:rPr>
-        <w:hyperlink r:id="rId17" w:history="1">
-          <w:r>
-            <w:rPr>
-              <w:rStyle w:val="Hyperlink"/>
-            </w:rPr>
-            <w:t>t</w:t>
-          </w:r>
-        </w:hyperlink>
-      </w:r>
-      <w:r>
-        <w:rPr>
-          <w:u w:val="single" w:color="0000ff"/>
-          <w:rFonts w:ascii="Charis SIL Regular" w:hAnsi="Charis SIL Regular" w:eastAsia="Charis SIL Regular"/>
-          <w:b w:val="0"/>
-          <w:i w:val="0"/>
-          <w:color w:val="000000"/>
-          <w:sz w:val="24"/>
-        </w:rPr>
-        <w:t xml:space="preserve"> </w:t>
+        <w:t xml:space="preserve">, het </w:t>
       </w:r>
       <w:r>
         <w:rPr>
@@ -2280,7 +2175,7 @@
           <w:sz w:val="24"/>
           <w:u w:val="single"/>
         </w:rPr>
-        <w:hyperlink r:id="rId17" w:history="1">
+        <w:hyperlink r:id="rId16" w:history="1">
           <w:r>
             <w:rPr>
               <w:rStyle w:val="Hyperlink"/>
@@ -2298,7 +2193,7 @@
           <w:sz w:val="24"/>
           <w:u w:val="single"/>
         </w:rPr>
-        <w:hyperlink r:id="rId17" w:history="1">
+        <w:hyperlink r:id="rId16" w:history="1">
           <w:r>
             <w:rPr>
               <w:rStyle w:val="Hyperlink"/>
@@ -2372,6 +2267,7 @@
           <w:i w:val="0"/>
           <w:color w:val="0000FF"/>
           <w:sz w:val="24"/>
+          <w:u w:val="single"/>
         </w:rPr>
         <w:hyperlink r:id="rId19" w:history="1">
           <w:r>
@@ -2420,7 +2316,7 @@
           <w:sz w:val="24"/>
           <w:u w:val="single"/>
         </w:rPr>
-        <w:hyperlink r:id="rId18" w:history="1">
+        <w:hyperlink r:id="rId19" w:history="1">
           <w:r>
             <w:rPr>
               <w:rStyle w:val="Hyperlink"/>
@@ -2474,7 +2370,7 @@
           <w:sz w:val="24"/>
           <w:u w:val="single"/>
         </w:rPr>
-        <w:hyperlink r:id="rId18" w:history="1">
+        <w:hyperlink r:id="rId20" w:history="1">
           <w:r>
             <w:rPr>
               <w:rStyle w:val="Hyperlink"/>
@@ -2492,7 +2388,7 @@
           <w:sz w:val="24"/>
           <w:u w:val="single"/>
         </w:rPr>
-        <w:hyperlink r:id="rId18" w:history="1">
+        <w:hyperlink r:id="rId20" w:history="1">
           <w:r>
             <w:rPr>
               <w:rStyle w:val="Hyperlink"/>
@@ -2510,7 +2406,7 @@
           <w:sz w:val="24"/>
           <w:u w:val="single"/>
         </w:rPr>
-        <w:hyperlink r:id="rId18" w:history="1">
+        <w:hyperlink r:id="rId20" w:history="1">
           <w:r>
             <w:rPr>
               <w:rStyle w:val="Hyperlink"/>
@@ -2539,7 +2435,7 @@
           <w:sz w:val="24"/>
           <w:u w:val="single"/>
         </w:rPr>
-        <w:hyperlink r:id="rId18" w:history="1">
+        <w:hyperlink r:id="rId20" w:history="1">
           <w:r>
             <w:rPr>
               <w:rStyle w:val="Hyperlink"/>
@@ -2568,7 +2464,14 @@
           <w:sz w:val="24"/>
           <w:u w:val="single"/>
         </w:rPr>
-        <w:t>G</w:t>
+        <w:hyperlink r:id="rId20" w:history="1">
+          <w:r>
+            <w:rPr>
+              <w:rStyle w:val="Hyperlink"/>
+            </w:rPr>
+            <w:t>G</w:t>
+          </w:r>
+        </w:hyperlink>
       </w:r>
       <w:r>
         <w:rPr>
@@ -2579,7 +2482,7 @@
           <w:sz w:val="24"/>
           <w:u w:val="single"/>
         </w:rPr>
-        <w:hyperlink r:id="rId18" w:history="1">
+        <w:hyperlink r:id="rId20" w:history="1">
           <w:r>
             <w:rPr>
               <w:rStyle w:val="Hyperlink"/>
@@ -2597,7 +2500,7 @@
           <w:sz w:val="24"/>
           <w:u w:val="single"/>
         </w:rPr>
-        <w:hyperlink r:id="rId18" w:history="1">
+        <w:hyperlink r:id="rId20" w:history="1">
           <w:r>
             <w:rPr>
               <w:rStyle w:val="Hyperlink"/>
@@ -2626,7 +2529,7 @@
           <w:sz w:val="24"/>
           <w:u w:val="single"/>
         </w:rPr>
-        <w:hyperlink r:id="rId18" w:history="1">
+        <w:hyperlink r:id="rId20" w:history="1">
           <w:r>
             <w:rPr>
               <w:rStyle w:val="Hyperlink"/>
@@ -2655,7 +2558,7 @@
           <w:sz w:val="24"/>
           <w:u w:val="single"/>
         </w:rPr>
-        <w:hyperlink r:id="rId18" w:history="1">
+        <w:hyperlink r:id="rId20" w:history="1">
           <w:r>
             <w:rPr>
               <w:rStyle w:val="Hyperlink"/>
@@ -2673,7 +2576,7 @@
           <w:sz w:val="24"/>
           <w:u w:val="single"/>
         </w:rPr>
-        <w:hyperlink r:id="rId18" w:history="1">
+        <w:hyperlink r:id="rId20" w:history="1">
           <w:r>
             <w:rPr>
               <w:rStyle w:val="Hyperlink"/>
@@ -2712,20 +2615,14 @@
       </w:r>
       <w:r>
         <w:rPr>
+          <w:u w:val="single" w:color="0000ff"/>
           <w:rFonts w:ascii="Charis SIL Regular" w:hAnsi="Charis SIL Regular" w:eastAsia="Charis SIL Regular"/>
           <w:b w:val="0"/>
           <w:i w:val="0"/>
           <w:color w:val="000000"/>
           <w:sz w:val="24"/>
         </w:rPr>
-        <w:hyperlink r:id="rId19" w:history="1">
-          <w:r>
-            <w:rPr>
-              <w:rStyle w:val="Hyperlink"/>
-            </w:rPr>
-            <w:t xml:space="preserve">n het </w:t>
-          </w:r>
-        </w:hyperlink>
+        <w:t xml:space="preserve">n het </w:t>
       </w:r>
       <w:r>
         <w:rPr>
@@ -2736,7 +2633,7 @@
           <w:sz w:val="24"/>
           <w:u w:val="single"/>
         </w:rPr>
-        <w:hyperlink r:id="rId19" w:history="1">
+        <w:hyperlink r:id="rId21" w:history="1">
           <w:r>
             <w:rPr>
               <w:rStyle w:val="Hyperlink"/>
@@ -2765,7 +2662,7 @@
           <w:sz w:val="24"/>
           <w:u w:val="single"/>
         </w:rPr>
-        <w:hyperlink r:id="rId19" w:history="1">
+        <w:hyperlink r:id="rId21" w:history="1">
           <w:r>
             <w:rPr>
               <w:rStyle w:val="Hyperlink"/>
@@ -2783,7 +2680,7 @@
           <w:sz w:val="24"/>
           <w:u w:val="single"/>
         </w:rPr>
-        <w:hyperlink r:id="rId19" w:history="1">
+        <w:hyperlink r:id="rId21" w:history="1">
           <w:r>
             <w:rPr>
               <w:rStyle w:val="Hyperlink"/>
@@ -2801,7 +2698,7 @@
           <w:sz w:val="24"/>
           <w:u w:val="single"/>
         </w:rPr>
-        <w:hyperlink r:id="rId19" w:history="1">
+        <w:hyperlink r:id="rId21" w:history="1">
           <w:r>
             <w:rPr>
               <w:rStyle w:val="Hyperlink"/>
@@ -2819,7 +2716,7 @@
           <w:sz w:val="24"/>
           <w:u w:val="single"/>
         </w:rPr>
-        <w:hyperlink r:id="rId19" w:history="1">
+        <w:hyperlink r:id="rId21" w:history="1">
           <w:r>
             <w:rPr>
               <w:rStyle w:val="Hyperlink"/>
@@ -2837,7 +2734,7 @@
           <w:sz w:val="24"/>
           <w:u w:val="single"/>
         </w:rPr>
-        <w:hyperlink r:id="rId19" w:history="1">
+        <w:hyperlink r:id="rId21" w:history="1">
           <w:r>
             <w:rPr>
               <w:rStyle w:val="Hyperlink"/>
@@ -2913,7 +2810,7 @@
           <w:sz w:val="24"/>
           <w:u w:val="single"/>
         </w:rPr>
-        <w:hyperlink r:id="rId21" w:history="1">
+        <w:hyperlink r:id="rId22" w:history="1">
           <w:r>
             <w:rPr>
               <w:rStyle w:val="Hyperlink"/>
@@ -2921,121 +2818,6 @@
             <w:t xml:space="preserve">Reinier </w:t>
           </w:r>
         </w:hyperlink>
-      </w:r>
-      <w:r>
-        <w:rPr>
-          <w:rFonts w:ascii="Charis SIL Regular" w:hAnsi="Charis SIL Regular" w:eastAsia="Charis SIL Regular"/>
-          <w:b w:val="0"/>
-          <w:i w:val="0"/>
-          <w:color w:val="0000FF"/>
-          <w:sz w:val="24"/>
-          <w:u w:val="single"/>
-        </w:rPr>
-        <w:hyperlink r:id="rId21" w:history="1">
-          <w:r>
-            <w:rPr>
-              <w:rStyle w:val="Hyperlink"/>
-            </w:rPr>
-            <w:t>van</w:t>
-          </w:r>
-        </w:hyperlink>
-      </w:r>
-      <w:r>
-        <w:rPr>
-          <w:rFonts w:ascii="Charis SIL Regular" w:hAnsi="Charis SIL Regular" w:eastAsia="Charis SIL Regular"/>
-          <w:b w:val="0"/>
-          <w:i w:val="0"/>
-          <w:color w:val="0000FF"/>
-          <w:sz w:val="24"/>
-          <w:u w:val="single"/>
-        </w:rPr>
-        <w:t xml:space="preserve"> </w:t>
-      </w:r>
-      <w:r>
-        <w:rPr>
-          <w:rFonts w:ascii="Charis SIL Regular" w:hAnsi="Charis SIL Regular" w:eastAsia="Charis SIL Regular"/>
-          <w:b w:val="0"/>
-          <w:i w:val="0"/>
-          <w:color w:val="0000FF"/>
-          <w:sz w:val="24"/>
-          <w:u w:val="single"/>
-        </w:rPr>
-        <w:hyperlink r:id="rId21" w:history="1">
-          <w:r>
-            <w:rPr>
-              <w:rStyle w:val="Hyperlink"/>
-            </w:rPr>
-            <w:t>de</w:t>
-          </w:r>
-        </w:hyperlink>
-      </w:r>
-      <w:r>
-        <w:rPr>
-          <w:rFonts w:ascii="Charis SIL Regular" w:hAnsi="Charis SIL Regular" w:eastAsia="Charis SIL Regular"/>
-          <w:b w:val="0"/>
-          <w:i w:val="0"/>
-          <w:color w:val="0000FF"/>
-          <w:sz w:val="24"/>
-          <w:u w:val="single"/>
-        </w:rPr>
-        <w:t xml:space="preserve"> </w:t>
-      </w:r>
-      <w:r>
-        <w:rPr>
-          <w:rFonts w:ascii="Charis SIL Regular" w:hAnsi="Charis SIL Regular" w:eastAsia="Charis SIL Regular"/>
-          <w:b w:val="0"/>
-          <w:i w:val="0"/>
-          <w:color w:val="0000FF"/>
-          <w:sz w:val="24"/>
-          <w:u w:val="single"/>
-        </w:rPr>
-        <w:hyperlink r:id="rId21" w:history="1">
-          <w:r>
-            <w:rPr>
-              <w:rStyle w:val="Hyperlink"/>
-            </w:rPr>
-            <w:t>Kasteele</w:t>
-          </w:r>
-        </w:hyperlink>
-      </w:r>
-      <w:r>
-        <w:rPr>
-          <w:rFonts w:ascii="Charis SIL Regular" w:hAnsi="Charis SIL Regular" w:eastAsia="Charis SIL Regular"/>
-          <w:b w:val="0"/>
-          <w:i w:val="0"/>
-          <w:color w:val="000000"/>
-          <w:sz w:val="24"/>
-        </w:rPr>
-        <w:t xml:space="preserve"> verdween nadat zijn zoon </w:t>
-      </w:r>
-      <w:r>
-        <w:rPr>
-          <w:rFonts w:ascii="Charis SIL Regular" w:hAnsi="Charis SIL Regular" w:eastAsia="Charis SIL Regular"/>
-          <w:b w:val="0"/>
-          <w:i w:val="0"/>
-          <w:color w:val="0000FF"/>
-          <w:sz w:val="24"/>
-          <w:u w:val="single"/>
-        </w:rPr>
-        <w:hyperlink r:id="rId22" w:history="1">
-          <w:r>
-            <w:rPr>
-              <w:rStyle w:val="Hyperlink"/>
-            </w:rPr>
-            <w:t>Abraham</w:t>
-          </w:r>
-        </w:hyperlink>
-      </w:r>
-      <w:r>
-        <w:rPr>
-          <w:rFonts w:ascii="Charis SIL Regular" w:hAnsi="Charis SIL Regular" w:eastAsia="Charis SIL Regular"/>
-          <w:b w:val="0"/>
-          <w:i w:val="0"/>
-          <w:color w:val="0000FF"/>
-          <w:sz w:val="24"/>
-          <w:u w:val="single"/>
-        </w:rPr>
-        <w:t xml:space="preserve"> </w:t>
       </w:r>
       <w:r>
         <w:rPr>
@@ -3121,200 +2903,7 @@
           <w:color w:val="000000"/>
           <w:sz w:val="24"/>
         </w:rPr>
-        <w:t xml:space="preserve"> hem opvolgde in</w:t>
-      </w:r>
-      <w:r>
-        <w:rPr>
-          <w:u w:val="single" w:color="0000ff"/>
-          <w:rFonts w:ascii="Charis SIL Regular" w:hAnsi="Charis SIL Regular" w:eastAsia="Charis SIL Regular"/>
-          <w:b w:val="0"/>
-          <w:i w:val="0"/>
-          <w:color w:val="000000"/>
-          <w:sz w:val="24"/>
-        </w:rPr>
-        <w:hyperlink r:id="rId21" w:history="1">
-          <w:r>
-            <w:rPr>
-              <w:rStyle w:val="Hyperlink"/>
-            </w:rPr>
-            <w:t xml:space="preserve"> 1840. </w:t>
-          </w:r>
-        </w:hyperlink>
-      </w:r>
-      <w:r>
-        <w:rPr>
-          <w:u w:val="single" w:color="0000ff"/>
-          <w:rFonts w:ascii="Charis SIL Regular" w:hAnsi="Charis SIL Regular" w:eastAsia="Charis SIL Regular"/>
-          <w:b w:val="0"/>
-          <w:i w:val="0"/>
-          <w:color w:val="000000"/>
-          <w:sz w:val="24"/>
-        </w:rPr>
-        <w:hyperlink r:id="rId21" w:history="1">
-          <w:r>
-            <w:rPr>
-              <w:rStyle w:val="Hyperlink"/>
-            </w:rPr>
-            <w:t>Ook</w:t>
-          </w:r>
-        </w:hyperlink>
-      </w:r>
-      <w:r>
-        <w:rPr>
-          <w:u w:val="single" w:color="0000ff"/>
-          <w:rFonts w:ascii="Charis SIL Regular" w:hAnsi="Charis SIL Regular" w:eastAsia="Charis SIL Regular"/>
-          <w:b w:val="0"/>
-          <w:i w:val="0"/>
-          <w:color w:val="000000"/>
-          <w:sz w:val="24"/>
-        </w:rPr>
-        <w:hyperlink r:id="rId21" w:history="1">
-          <w:r>
-            <w:rPr>
-              <w:rStyle w:val="Hyperlink"/>
-            </w:rPr>
-            <w:t xml:space="preserve"> ve</w:t>
-          </w:r>
-        </w:hyperlink>
-      </w:r>
-      <w:r>
-        <w:rPr>
-          <w:u w:val="single" w:color="0000ff"/>
-          <w:rFonts w:ascii="Charis SIL Regular" w:hAnsi="Charis SIL Regular" w:eastAsia="Charis SIL Regular"/>
-          <w:b w:val="0"/>
-          <w:i w:val="0"/>
-          <w:color w:val="000000"/>
-          <w:sz w:val="24"/>
-        </w:rPr>
-        <w:hyperlink r:id="rId21" w:history="1">
-          <w:r>
-            <w:rPr>
-              <w:rStyle w:val="Hyperlink"/>
-            </w:rPr>
-            <w:t>rdwenen</w:t>
-          </w:r>
-        </w:hyperlink>
-      </w:r>
-      <w:r>
-        <w:rPr>
-          <w:rFonts w:ascii="Charis SIL Regular" w:hAnsi="Charis SIL Regular" w:eastAsia="Charis SIL Regular"/>
-          <w:b w:val="0"/>
-          <w:i w:val="0"/>
-          <w:color w:val="000000"/>
-          <w:sz w:val="24"/>
-        </w:rPr>
-        <w:t xml:space="preserve"> en vergingen er vele voor</w:t>
-      </w:r>
-      <w:r>
-        <w:rPr>
-          <w:u w:val="single" w:color="0000ff"/>
-          <w:rFonts w:ascii="Charis SIL Regular" w:hAnsi="Charis SIL Regular" w:eastAsia="Charis SIL Regular"/>
-          <w:b w:val="0"/>
-          <w:i w:val="0"/>
-          <w:color w:val="000000"/>
-          <w:sz w:val="24"/>
-        </w:rPr>
-        <w:hyperlink r:id="rId22" w:history="1">
-          <w:r>
-            <w:rPr>
-              <w:rStyle w:val="Hyperlink"/>
-            </w:rPr>
-            <w:t>werpen in</w:t>
-          </w:r>
-        </w:hyperlink>
-      </w:r>
-      <w:r>
-        <w:rPr>
-          <w:u w:val="single" w:color="0000ff"/>
-          <w:rFonts w:ascii="Charis SIL Regular" w:hAnsi="Charis SIL Regular" w:eastAsia="Charis SIL Regular"/>
-          <w:b w:val="0"/>
-          <w:i w:val="0"/>
-          <w:color w:val="000000"/>
-          <w:sz w:val="24"/>
-        </w:rPr>
-        <w:t xml:space="preserve"> </w:t>
-      </w:r>
-      <w:r>
-        <w:rPr>
-          <w:u w:val="single" w:color="0000ff"/>
-          <w:rFonts w:ascii="Charis SIL Regular" w:hAnsi="Charis SIL Regular" w:eastAsia="Charis SIL Regular"/>
-          <w:b w:val="0"/>
-          <w:i w:val="0"/>
-          <w:color w:val="000000"/>
-          <w:sz w:val="24"/>
-        </w:rPr>
-        <w:hyperlink r:id="rId22" w:history="1">
-          <w:r>
-            <w:rPr>
-              <w:rStyle w:val="Hyperlink"/>
-            </w:rPr>
-            <w:t xml:space="preserve">die </w:t>
-          </w:r>
-        </w:hyperlink>
-      </w:r>
-      <w:r>
-        <w:rPr>
-          <w:u w:val="single" w:color="0000ff"/>
-          <w:rFonts w:ascii="Charis SIL Regular" w:hAnsi="Charis SIL Regular" w:eastAsia="Charis SIL Regular"/>
-          <w:b w:val="0"/>
-          <w:i w:val="0"/>
-          <w:color w:val="000000"/>
-          <w:sz w:val="24"/>
-        </w:rPr>
-        <w:hyperlink r:id="rId22" w:history="1">
-          <w:r>
-            <w:rPr>
-              <w:rStyle w:val="Hyperlink"/>
-            </w:rPr>
-            <w:t>t</w:t>
-          </w:r>
-        </w:hyperlink>
-      </w:r>
-      <w:r>
-        <w:rPr>
-          <w:u w:val="single" w:color="0000ff"/>
-          <w:rFonts w:ascii="Charis SIL Regular" w:hAnsi="Charis SIL Regular" w:eastAsia="Charis SIL Regular"/>
-          <w:b w:val="0"/>
-          <w:i w:val="0"/>
-          <w:color w:val="000000"/>
-          <w:sz w:val="24"/>
-        </w:rPr>
-        <w:hyperlink r:id="rId22" w:history="1">
-          <w:r>
-            <w:rPr>
-              <w:rStyle w:val="Hyperlink"/>
-            </w:rPr>
-            <w:t>ijd</w:t>
-          </w:r>
-        </w:hyperlink>
-      </w:r>
-      <w:r>
-        <w:rPr>
-          <w:u w:val="single" w:color="0000ff"/>
-          <w:rFonts w:ascii="Charis SIL Regular" w:hAnsi="Charis SIL Regular" w:eastAsia="Charis SIL Regular"/>
-          <w:b w:val="0"/>
-          <w:i w:val="0"/>
-          <w:color w:val="000000"/>
-          <w:sz w:val="24"/>
-        </w:rPr>
-        <w:hyperlink r:id="rId22" w:history="1">
-          <w:r>
-            <w:rPr>
-              <w:rStyle w:val="Hyperlink"/>
-            </w:rPr>
-            <w:t>. De der</w:t>
-          </w:r>
-        </w:hyperlink>
-      </w:r>
-      <w:r>
-        <w:rPr>
-          <w:rFonts w:ascii="Charis SIL Regular" w:hAnsi="Charis SIL Regular" w:eastAsia="Charis SIL Regular"/>
-          <w:b w:val="0"/>
-          <w:i w:val="0"/>
-          <w:color w:val="000000"/>
-          <w:sz w:val="24"/>
-        </w:rPr>
-        <w:t xml:space="preserve">de en laatste directeur </w:t>
+        <w:t xml:space="preserve"> verdween nadat zijn zoon </w:t>
       </w:r>
       <w:r>
         <w:rPr>
@@ -3330,7 +2919,7 @@
             <w:rPr>
               <w:rStyle w:val="Hyperlink"/>
             </w:rPr>
-            <w:t>David</w:t>
+            <w:t>Abraham</w:t>
           </w:r>
         </w:hyperlink>
       </w:r>
@@ -3388,6 +2977,314 @@
             <w:rPr>
               <w:rStyle w:val="Hyperlink"/>
             </w:rPr>
+            <w:t>de</w:t>
+          </w:r>
+        </w:hyperlink>
+      </w:r>
+      <w:r>
+        <w:rPr>
+          <w:rFonts w:ascii="Charis SIL Regular" w:hAnsi="Charis SIL Regular" w:eastAsia="Charis SIL Regular"/>
+          <w:b w:val="0"/>
+          <w:i w:val="0"/>
+          <w:color w:val="0000FF"/>
+          <w:sz w:val="24"/>
+          <w:u w:val="single"/>
+        </w:rPr>
+        <w:t xml:space="preserve"> </w:t>
+      </w:r>
+      <w:r>
+        <w:rPr>
+          <w:rFonts w:ascii="Charis SIL Regular" w:hAnsi="Charis SIL Regular" w:eastAsia="Charis SIL Regular"/>
+          <w:b w:val="0"/>
+          <w:i w:val="0"/>
+          <w:color w:val="0000FF"/>
+          <w:sz w:val="24"/>
+          <w:u w:val="single"/>
+        </w:rPr>
+        <w:hyperlink r:id="rId23" w:history="1">
+          <w:r>
+            <w:rPr>
+              <w:rStyle w:val="Hyperlink"/>
+            </w:rPr>
+            <w:t>Kasteele</w:t>
+          </w:r>
+        </w:hyperlink>
+      </w:r>
+      <w:r>
+        <w:rPr>
+          <w:rFonts w:ascii="Charis SIL Regular" w:hAnsi="Charis SIL Regular" w:eastAsia="Charis SIL Regular"/>
+          <w:b w:val="0"/>
+          <w:i w:val="0"/>
+          <w:color w:val="000000"/>
+          <w:sz w:val="24"/>
+        </w:rPr>
+        <w:t xml:space="preserve"> hem opvolgde in</w:t>
+      </w:r>
+      <w:r>
+        <w:rPr>
+          <w:u w:val="single" w:color="0000ff"/>
+          <w:rFonts w:ascii="Charis SIL Regular" w:hAnsi="Charis SIL Regular" w:eastAsia="Charis SIL Regular"/>
+          <w:b w:val="0"/>
+          <w:i w:val="0"/>
+          <w:color w:val="000000"/>
+          <w:sz w:val="24"/>
+        </w:rPr>
+        <w:hyperlink r:id="rId22" w:history="1">
+          <w:r>
+            <w:rPr>
+              <w:rStyle w:val="Hyperlink"/>
+            </w:rPr>
+            <w:t xml:space="preserve"> 1840. </w:t>
+          </w:r>
+        </w:hyperlink>
+      </w:r>
+      <w:r>
+        <w:rPr>
+          <w:u w:val="single" w:color="0000ff"/>
+          <w:rFonts w:ascii="Charis SIL Regular" w:hAnsi="Charis SIL Regular" w:eastAsia="Charis SIL Regular"/>
+          <w:b w:val="0"/>
+          <w:i w:val="0"/>
+          <w:color w:val="000000"/>
+          <w:sz w:val="24"/>
+        </w:rPr>
+        <w:hyperlink r:id="rId22" w:history="1">
+          <w:r>
+            <w:rPr>
+              <w:rStyle w:val="Hyperlink"/>
+            </w:rPr>
+            <w:t>Ook</w:t>
+          </w:r>
+        </w:hyperlink>
+      </w:r>
+      <w:r>
+        <w:rPr>
+          <w:u w:val="single" w:color="0000ff"/>
+          <w:rFonts w:ascii="Charis SIL Regular" w:hAnsi="Charis SIL Regular" w:eastAsia="Charis SIL Regular"/>
+          <w:b w:val="0"/>
+          <w:i w:val="0"/>
+          <w:color w:val="000000"/>
+          <w:sz w:val="24"/>
+        </w:rPr>
+        <w:hyperlink r:id="rId22" w:history="1">
+          <w:r>
+            <w:rPr>
+              <w:rStyle w:val="Hyperlink"/>
+            </w:rPr>
+            <w:t xml:space="preserve"> ve</w:t>
+          </w:r>
+        </w:hyperlink>
+      </w:r>
+      <w:r>
+        <w:rPr>
+          <w:u w:val="single" w:color="0000ff"/>
+          <w:rFonts w:ascii="Charis SIL Regular" w:hAnsi="Charis SIL Regular" w:eastAsia="Charis SIL Regular"/>
+          <w:b w:val="0"/>
+          <w:i w:val="0"/>
+          <w:color w:val="000000"/>
+          <w:sz w:val="24"/>
+        </w:rPr>
+        <w:hyperlink r:id="rId22" w:history="1">
+          <w:r>
+            <w:rPr>
+              <w:rStyle w:val="Hyperlink"/>
+            </w:rPr>
+            <w:t>rdwenen</w:t>
+          </w:r>
+        </w:hyperlink>
+      </w:r>
+      <w:r>
+        <w:rPr>
+          <w:rFonts w:ascii="Charis SIL Regular" w:hAnsi="Charis SIL Regular" w:eastAsia="Charis SIL Regular"/>
+          <w:b w:val="0"/>
+          <w:i w:val="0"/>
+          <w:color w:val="000000"/>
+          <w:sz w:val="24"/>
+        </w:rPr>
+        <w:t xml:space="preserve"> en vergingen er vele voor</w:t>
+      </w:r>
+      <w:r>
+        <w:rPr>
+          <w:u w:val="single" w:color="0000ff"/>
+          <w:rFonts w:ascii="Charis SIL Regular" w:hAnsi="Charis SIL Regular" w:eastAsia="Charis SIL Regular"/>
+          <w:b w:val="0"/>
+          <w:i w:val="0"/>
+          <w:color w:val="000000"/>
+          <w:sz w:val="24"/>
+        </w:rPr>
+        <w:hyperlink r:id="rId23" w:history="1">
+          <w:r>
+            <w:rPr>
+              <w:rStyle w:val="Hyperlink"/>
+            </w:rPr>
+            <w:t>werpen in</w:t>
+          </w:r>
+        </w:hyperlink>
+      </w:r>
+      <w:r>
+        <w:rPr>
+          <w:u w:val="single" w:color="0000ff"/>
+          <w:rFonts w:ascii="Charis SIL Regular" w:hAnsi="Charis SIL Regular" w:eastAsia="Charis SIL Regular"/>
+          <w:b w:val="0"/>
+          <w:i w:val="0"/>
+          <w:color w:val="000000"/>
+          <w:sz w:val="24"/>
+        </w:rPr>
+        <w:t xml:space="preserve"> </w:t>
+      </w:r>
+      <w:r>
+        <w:rPr>
+          <w:u w:val="single" w:color="0000ff"/>
+          <w:rFonts w:ascii="Charis SIL Regular" w:hAnsi="Charis SIL Regular" w:eastAsia="Charis SIL Regular"/>
+          <w:b w:val="0"/>
+          <w:i w:val="0"/>
+          <w:color w:val="000000"/>
+          <w:sz w:val="24"/>
+        </w:rPr>
+        <w:hyperlink r:id="rId23" w:history="1">
+          <w:r>
+            <w:rPr>
+              <w:rStyle w:val="Hyperlink"/>
+            </w:rPr>
+            <w:t xml:space="preserve">die </w:t>
+          </w:r>
+        </w:hyperlink>
+      </w:r>
+      <w:r>
+        <w:rPr>
+          <w:u w:val="single" w:color="0000ff"/>
+          <w:rFonts w:ascii="Charis SIL Regular" w:hAnsi="Charis SIL Regular" w:eastAsia="Charis SIL Regular"/>
+          <w:b w:val="0"/>
+          <w:i w:val="0"/>
+          <w:color w:val="000000"/>
+          <w:sz w:val="24"/>
+        </w:rPr>
+        <w:hyperlink r:id="rId23" w:history="1">
+          <w:r>
+            <w:rPr>
+              <w:rStyle w:val="Hyperlink"/>
+            </w:rPr>
+            <w:t>t</w:t>
+          </w:r>
+        </w:hyperlink>
+      </w:r>
+      <w:r>
+        <w:rPr>
+          <w:u w:val="single" w:color="0000ff"/>
+          <w:rFonts w:ascii="Charis SIL Regular" w:hAnsi="Charis SIL Regular" w:eastAsia="Charis SIL Regular"/>
+          <w:b w:val="0"/>
+          <w:i w:val="0"/>
+          <w:color w:val="000000"/>
+          <w:sz w:val="24"/>
+        </w:rPr>
+        <w:hyperlink r:id="rId23" w:history="1">
+          <w:r>
+            <w:rPr>
+              <w:rStyle w:val="Hyperlink"/>
+            </w:rPr>
+            <w:t>ijd</w:t>
+          </w:r>
+        </w:hyperlink>
+      </w:r>
+      <w:r>
+        <w:rPr>
+          <w:u w:val="single" w:color="0000ff"/>
+          <w:rFonts w:ascii="Charis SIL Regular" w:hAnsi="Charis SIL Regular" w:eastAsia="Charis SIL Regular"/>
+          <w:b w:val="0"/>
+          <w:i w:val="0"/>
+          <w:color w:val="000000"/>
+          <w:sz w:val="24"/>
+        </w:rPr>
+        <w:hyperlink r:id="rId23" w:history="1">
+          <w:r>
+            <w:rPr>
+              <w:rStyle w:val="Hyperlink"/>
+            </w:rPr>
+            <w:t>. De der</w:t>
+          </w:r>
+        </w:hyperlink>
+      </w:r>
+      <w:r>
+        <w:rPr>
+          <w:rFonts w:ascii="Charis SIL Regular" w:hAnsi="Charis SIL Regular" w:eastAsia="Charis SIL Regular"/>
+          <w:b w:val="0"/>
+          <w:i w:val="0"/>
+          <w:color w:val="000000"/>
+          <w:sz w:val="24"/>
+        </w:rPr>
+        <w:t xml:space="preserve">de en laatste directeur </w:t>
+      </w:r>
+      <w:r>
+        <w:rPr>
+          <w:rFonts w:ascii="Charis SIL Regular" w:hAnsi="Charis SIL Regular" w:eastAsia="Charis SIL Regular"/>
+          <w:b w:val="0"/>
+          <w:i w:val="0"/>
+          <w:color w:val="0000FF"/>
+          <w:sz w:val="24"/>
+          <w:u w:val="single"/>
+        </w:rPr>
+        <w:hyperlink r:id="rId24" w:history="1">
+          <w:r>
+            <w:rPr>
+              <w:rStyle w:val="Hyperlink"/>
+            </w:rPr>
+            <w:t>David</w:t>
+          </w:r>
+        </w:hyperlink>
+      </w:r>
+      <w:r>
+        <w:rPr>
+          <w:rFonts w:ascii="Charis SIL Regular" w:hAnsi="Charis SIL Regular" w:eastAsia="Charis SIL Regular"/>
+          <w:b w:val="0"/>
+          <w:i w:val="0"/>
+          <w:color w:val="0000FF"/>
+          <w:sz w:val="24"/>
+          <w:u w:val="single"/>
+        </w:rPr>
+        <w:t xml:space="preserve"> </w:t>
+      </w:r>
+      <w:r>
+        <w:rPr>
+          <w:rFonts w:ascii="Charis SIL Regular" w:hAnsi="Charis SIL Regular" w:eastAsia="Charis SIL Regular"/>
+          <w:b w:val="0"/>
+          <w:i w:val="0"/>
+          <w:color w:val="0000FF"/>
+          <w:sz w:val="24"/>
+          <w:u w:val="single"/>
+        </w:rPr>
+        <w:hyperlink r:id="rId24" w:history="1">
+          <w:r>
+            <w:rPr>
+              <w:rStyle w:val="Hyperlink"/>
+            </w:rPr>
+            <w:t>van</w:t>
+          </w:r>
+        </w:hyperlink>
+      </w:r>
+      <w:r>
+        <w:rPr>
+          <w:rFonts w:ascii="Charis SIL Regular" w:hAnsi="Charis SIL Regular" w:eastAsia="Charis SIL Regular"/>
+          <w:b w:val="0"/>
+          <w:i w:val="0"/>
+          <w:color w:val="0000FF"/>
+          <w:sz w:val="24"/>
+          <w:u w:val="single"/>
+        </w:rPr>
+        <w:t xml:space="preserve"> </w:t>
+      </w:r>
+      <w:r>
+        <w:rPr>
+          <w:rFonts w:ascii="Charis SIL Regular" w:hAnsi="Charis SIL Regular" w:eastAsia="Charis SIL Regular"/>
+          <w:b w:val="0"/>
+          <w:i w:val="0"/>
+          <w:color w:val="0000FF"/>
+          <w:sz w:val="24"/>
+          <w:u w:val="single"/>
+        </w:rPr>
+        <w:hyperlink r:id="rId24" w:history="1">
+          <w:r>
+            <w:rPr>
+              <w:rStyle w:val="Hyperlink"/>
+            </w:rPr>
             <w:t>der</w:t>
           </w:r>
         </w:hyperlink>
@@ -3412,7 +3309,7 @@
           <w:sz w:val="24"/>
           <w:u w:val="single"/>
         </w:rPr>
-        <w:hyperlink r:id="rId23" w:history="1">
+        <w:hyperlink r:id="rId24" w:history="1">
           <w:r>
             <w:rPr>
               <w:rStyle w:val="Hyperlink"/>
@@ -3433,13 +3330,96 @@
       </w:r>
       <w:r>
         <w:rPr>
+          <w:u w:val="single" w:color="0000ff"/>
           <w:rFonts w:ascii="Charis SIL Regular" w:hAnsi="Charis SIL Regular" w:eastAsia="Charis SIL Regular"/>
           <w:b w:val="0"/>
           <w:i w:val="0"/>
           <w:color w:val="000000"/>
           <w:sz w:val="24"/>
         </w:rPr>
-        <w:t xml:space="preserve">het boek van Rudolf Effert (zie: </w:t>
+        <w:hyperlink r:id="rId24" w:history="1">
+          <w:r>
+            <w:rPr>
+              <w:rStyle w:val="Hyperlink"/>
+            </w:rPr>
+            <w:t>het bo</w:t>
+          </w:r>
+        </w:hyperlink>
+      </w:r>
+      <w:r>
+        <w:rPr>
+          <w:u w:val="single" w:color="0000ff"/>
+          <w:rFonts w:ascii="Charis SIL Regular" w:hAnsi="Charis SIL Regular" w:eastAsia="Charis SIL Regular"/>
+          <w:b w:val="0"/>
+          <w:i w:val="0"/>
+          <w:color w:val="000000"/>
+          <w:sz w:val="24"/>
+        </w:rPr>
+        <w:hyperlink r:id="rId24" w:history="1">
+          <w:r>
+            <w:rPr>
+              <w:rStyle w:val="Hyperlink"/>
+            </w:rPr>
+            <w:t>ek v</w:t>
+          </w:r>
+        </w:hyperlink>
+      </w:r>
+      <w:r>
+        <w:rPr>
+          <w:u w:val="single" w:color="0000ff"/>
+          <w:rFonts w:ascii="Charis SIL Regular" w:hAnsi="Charis SIL Regular" w:eastAsia="Charis SIL Regular"/>
+          <w:b w:val="0"/>
+          <w:i w:val="0"/>
+          <w:color w:val="000000"/>
+          <w:sz w:val="24"/>
+        </w:rPr>
+        <w:hyperlink r:id="rId24" w:history="1">
+          <w:r>
+            <w:rPr>
+              <w:rStyle w:val="Hyperlink"/>
+            </w:rPr>
+            <w:t xml:space="preserve">an </w:t>
+          </w:r>
+        </w:hyperlink>
+      </w:r>
+      <w:r>
+        <w:rPr>
+          <w:u w:val="single" w:color="0000ff"/>
+          <w:rFonts w:ascii="Charis SIL Regular" w:hAnsi="Charis SIL Regular" w:eastAsia="Charis SIL Regular"/>
+          <w:b w:val="0"/>
+          <w:i w:val="0"/>
+          <w:color w:val="000000"/>
+          <w:sz w:val="24"/>
+        </w:rPr>
+        <w:t>R</w:t>
+      </w:r>
+      <w:r>
+        <w:rPr>
+          <w:u w:val="single" w:color="0000ff"/>
+          <w:rFonts w:ascii="Charis SIL Regular" w:hAnsi="Charis SIL Regular" w:eastAsia="Charis SIL Regular"/>
+          <w:b w:val="0"/>
+          <w:i w:val="0"/>
+          <w:color w:val="000000"/>
+          <w:sz w:val="24"/>
+        </w:rPr>
+        <w:hyperlink r:id="rId24" w:history="1">
+          <w:r>
+            <w:rPr>
+              <w:rStyle w:val="Hyperlink"/>
+            </w:rPr>
+            <w:t xml:space="preserve">udolf </w:t>
+          </w:r>
+        </w:hyperlink>
+      </w:r>
+      <w:r>
+        <w:rPr>
+          <w:rFonts w:ascii="Charis SIL Regular" w:hAnsi="Charis SIL Regular" w:eastAsia="Charis SIL Regular"/>
+          <w:b w:val="0"/>
+          <w:i w:val="0"/>
+          <w:color w:val="000000"/>
+          <w:sz w:val="24"/>
+        </w:rPr>
+        <w:t xml:space="preserve">Effert (zie: </w:t>
       </w:r>
       <w:r>
         <w:rPr>
@@ -3450,7 +3430,7 @@
           <w:sz w:val="24"/>
           <w:u w:val="single"/>
         </w:rPr>
-        <w:hyperlink r:id="rId24" w:history="1">
+        <w:hyperlink r:id="rId25" w:history="1">
           <w:r>
             <w:rPr>
               <w:rStyle w:val="Hyperlink"/>
@@ -3479,7 +3459,7 @@
           <w:sz w:val="24"/>
           <w:u w:val="single"/>
         </w:rPr>
-        <w:hyperlink r:id="rId24" w:history="1">
+        <w:hyperlink r:id="rId25" w:history="1">
           <w:r>
             <w:rPr>
               <w:rStyle w:val="Hyperlink"/>
@@ -3528,7 +3508,7 @@
           <w:color w:val="000000"/>
           <w:sz w:val="24"/>
         </w:rPr>
-        <w:hyperlink r:id="rId24" w:history="1">
+        <w:hyperlink r:id="rId25" w:history="1">
           <w:r>
             <w:rPr>
               <w:rStyle w:val="Hyperlink"/>
@@ -3546,7 +3526,7 @@
           <w:color w:val="000000"/>
           <w:sz w:val="24"/>
         </w:rPr>
-        <w:hyperlink r:id="rId24" w:history="1">
+        <w:hyperlink r:id="rId25" w:history="1">
           <w:r>
             <w:rPr>
               <w:rStyle w:val="Hyperlink"/>
@@ -3617,7 +3597,7 @@
           <w:sz w:val="24"/>
           <w:u w:val="single"/>
         </w:rPr>
-        <w:hyperlink r:id="rId25" w:history="1">
+        <w:hyperlink r:id="rId26" w:history="1">
           <w:r>
             <w:rPr>
               <w:rStyle w:val="Hyperlink"/>
@@ -3664,7 +3644,7 @@
           <w:sz w:val="24"/>
           <w:u w:val="single"/>
         </w:rPr>
-        <w:hyperlink r:id="rId25" w:history="1">
+        <w:hyperlink r:id="rId26" w:history="1">
           <w:r>
             <w:rPr>
               <w:rStyle w:val="Hyperlink"/>
@@ -3693,7 +3673,7 @@
           <w:sz w:val="24"/>
           <w:u w:val="single"/>
         </w:rPr>
-        <w:hyperlink r:id="rId25" w:history="1">
+        <w:hyperlink r:id="rId26" w:history="1">
           <w:r>
             <w:rPr>
               <w:rStyle w:val="Hyperlink"/>
@@ -3721,7 +3701,7 @@
           <w:color w:val="000000"/>
           <w:sz w:val="24"/>
         </w:rPr>
-        <w:hyperlink r:id="rId25" w:history="1">
+        <w:hyperlink r:id="rId26" w:history="1">
           <w:r>
             <w:rPr>
               <w:rStyle w:val="Hyperlink"/>
@@ -3739,7 +3719,7 @@
           <w:color w:val="000000"/>
           <w:sz w:val="24"/>
         </w:rPr>
-        <w:hyperlink r:id="rId25" w:history="1">
+        <w:hyperlink r:id="rId26" w:history="1">
           <w:r>
             <w:rPr>
               <w:rStyle w:val="Hyperlink"/>
@@ -3757,7 +3737,7 @@
           <w:color w:val="000000"/>
           <w:sz w:val="24"/>
         </w:rPr>
-        <w:hyperlink r:id="rId25" w:history="1">
+        <w:hyperlink r:id="rId26" w:history="1">
           <w:r>
             <w:rPr>
               <w:rStyle w:val="Hyperlink"/>
@@ -3835,7 +3815,7 @@
           <w:sz w:val="24"/>
           <w:u w:val="single"/>
         </w:rPr>
-        <w:hyperlink r:id="rId26" w:history="1">
+        <w:hyperlink r:id="rId27" w:history="1">
           <w:r>
             <w:rPr>
               <w:rStyle w:val="Hyperlink"/>
@@ -3864,7 +3844,7 @@
           <w:sz w:val="24"/>
           <w:u w:val="single"/>
         </w:rPr>
-        <w:hyperlink r:id="rId26" w:history="1">
+        <w:hyperlink r:id="rId27" w:history="1">
           <w:r>
             <w:rPr>
               <w:rStyle w:val="Hyperlink"/>
@@ -3891,7 +3871,7 @@
           <w:color w:val="000000"/>
           <w:sz w:val="24"/>
         </w:rPr>
-        <w:t>Ministerie van Binnenlandse Zake</w:t>
+        <w:t>Ministerie van Binnenlandse Zaken die relev</w:t>
       </w:r>
       <w:r>
         <w:rPr>
@@ -3902,18 +3882,7 @@
           <w:color w:val="000000"/>
           <w:sz w:val="24"/>
         </w:rPr>
-        <w:t>n die relev</w:t>
-      </w:r>
-      <w:r>
-        <w:rPr>
-          <w:u w:val="single" w:color="0000ff"/>
-          <w:rFonts w:ascii="Charis SIL Regular" w:hAnsi="Charis SIL Regular" w:eastAsia="Charis SIL Regular"/>
-          <w:b w:val="0"/>
-          <w:i w:val="0"/>
-          <w:color w:val="000000"/>
-          <w:sz w:val="24"/>
-        </w:rPr>
-        <w:hyperlink r:id="rId26" w:history="1">
+        <w:hyperlink r:id="rId27" w:history="1">
           <w:r>
             <w:rPr>
               <w:rStyle w:val="Hyperlink"/>
@@ -3951,7 +3920,7 @@
           <w:sz w:val="24"/>
           <w:u w:val="single"/>
         </w:rPr>
-        <w:hyperlink r:id="rId27" w:history="1">
+        <w:hyperlink r:id="rId28" w:history="1">
           <w:r>
             <w:rPr>
               <w:rStyle w:val="Hyperlink"/>
@@ -3989,7 +3958,7 @@
           <w:color w:val="000000"/>
           <w:sz w:val="24"/>
         </w:rPr>
-        <w:hyperlink r:id="rId27" w:history="1">
+        <w:hyperlink r:id="rId28" w:history="1">
           <w:r>
             <w:rPr>
               <w:rStyle w:val="Hyperlink"/>
@@ -4475,7 +4444,7 @@
           <w:color w:val="0000FF"/>
           <w:sz w:val="24"/>
         </w:rPr>
-        <w:hyperlink r:id="rId28" w:history="1">
+        <w:hyperlink r:id="rId29" w:history="1">
           <w:r>
             <w:rPr>
               <w:rStyle w:val="Hyperlink"/>
@@ -4492,7 +4461,7 @@
           <w:color w:val="0000FF"/>
           <w:sz w:val="24"/>
         </w:rPr>
-        <w:hyperlink r:id="rId28" w:history="1">
+        <w:hyperlink r:id="rId29" w:history="1">
           <w:r>
             <w:rPr>
               <w:rStyle w:val="Hyperlink"/>
@@ -4610,7 +4579,7 @@
           <w:sz w:val="24"/>
           <w:u w:val="single"/>
         </w:rPr>
-        <w:hyperlink r:id="rId29" w:history="1">
+        <w:hyperlink r:id="rId30" w:history="1">
           <w:r>
             <w:rPr>
               <w:rStyle w:val="Hyperlink"/>
@@ -4628,7 +4597,7 @@
           <w:sz w:val="24"/>
           <w:u w:val="single"/>
         </w:rPr>
-        <w:hyperlink r:id="rId29" w:history="1">
+        <w:hyperlink r:id="rId30" w:history="1">
           <w:r>
             <w:rPr>
               <w:rStyle w:val="Hyperlink"/>
@@ -4646,7 +4615,7 @@
           <w:sz w:val="24"/>
           <w:u w:val="single"/>
         </w:rPr>
-        <w:hyperlink r:id="rId29" w:history="1">
+        <w:hyperlink r:id="rId30" w:history="1">
           <w:r>
             <w:rPr>
               <w:rStyle w:val="Hyperlink"/>
@@ -4664,7 +4633,7 @@
           <w:sz w:val="24"/>
           <w:u w:val="single"/>
         </w:rPr>
-        <w:hyperlink r:id="rId29" w:history="1">
+        <w:hyperlink r:id="rId30" w:history="1">
           <w:r>
             <w:rPr>
               <w:rStyle w:val="Hyperlink"/>
@@ -4682,7 +4651,7 @@
           <w:sz w:val="24"/>
           <w:u w:val="single"/>
         </w:rPr>
-        <w:hyperlink r:id="rId29" w:history="1">
+        <w:hyperlink r:id="rId30" w:history="1">
           <w:r>
             <w:rPr>
               <w:rStyle w:val="Hyperlink"/>
@@ -4700,7 +4669,7 @@
           <w:sz w:val="24"/>
           <w:u w:val="single"/>
         </w:rPr>
-        <w:hyperlink r:id="rId29" w:history="1">
+        <w:hyperlink r:id="rId30" w:history="1">
           <w:r>
             <w:rPr>
               <w:rStyle w:val="Hyperlink"/>
@@ -4718,7 +4687,7 @@
           <w:sz w:val="24"/>
           <w:u w:val="single"/>
         </w:rPr>
-        <w:hyperlink r:id="rId29" w:history="1">
+        <w:hyperlink r:id="rId30" w:history="1">
           <w:r>
             <w:rPr>
               <w:rStyle w:val="Hyperlink"/>
@@ -4736,7 +4705,7 @@
           <w:sz w:val="24"/>
           <w:u w:val="single"/>
         </w:rPr>
-        <w:hyperlink r:id="rId29" w:history="1">
+        <w:hyperlink r:id="rId30" w:history="1">
           <w:r>
             <w:rPr>
               <w:rStyle w:val="Hyperlink"/>
@@ -4754,7 +4723,7 @@
           <w:sz w:val="24"/>
           <w:u w:val="single"/>
         </w:rPr>
-        <w:hyperlink r:id="rId29" w:history="1">
+        <w:hyperlink r:id="rId30" w:history="1">
           <w:r>
             <w:rPr>
               <w:rStyle w:val="Hyperlink"/>
@@ -4914,7 +4883,7 @@
           <w:sz w:val="24"/>
           <w:u w:val="single"/>
         </w:rPr>
-        <w:hyperlink r:id="rId30" w:history="1">
+        <w:hyperlink r:id="rId31" w:history="1">
           <w:r>
             <w:rPr>
               <w:rStyle w:val="Hyperlink"/>
@@ -4932,7 +4901,7 @@
           <w:sz w:val="24"/>
           <w:u w:val="single"/>
         </w:rPr>
-        <w:hyperlink r:id="rId30" w:history="1">
+        <w:hyperlink r:id="rId31" w:history="1">
           <w:r>
             <w:rPr>
               <w:rStyle w:val="Hyperlink"/>
@@ -4950,7 +4919,7 @@
           <w:sz w:val="24"/>
           <w:u w:val="single"/>
         </w:rPr>
-        <w:hyperlink r:id="rId30" w:history="1">
+        <w:hyperlink r:id="rId31" w:history="1">
           <w:r>
             <w:rPr>
               <w:rStyle w:val="Hyperlink"/>
@@ -4968,7 +4937,7 @@
           <w:sz w:val="24"/>
           <w:u w:val="single"/>
         </w:rPr>
-        <w:hyperlink r:id="rId30" w:history="1">
+        <w:hyperlink r:id="rId31" w:history="1">
           <w:r>
             <w:rPr>
               <w:rStyle w:val="Hyperlink"/>
@@ -4986,7 +4955,7 @@
           <w:sz w:val="24"/>
           <w:u w:val="single"/>
         </w:rPr>
-        <w:hyperlink r:id="rId30" w:history="1">
+        <w:hyperlink r:id="rId31" w:history="1">
           <w:r>
             <w:rPr>
               <w:rStyle w:val="Hyperlink"/>
@@ -5004,7 +4973,7 @@
           <w:sz w:val="24"/>
           <w:u w:val="single"/>
         </w:rPr>
-        <w:hyperlink r:id="rId30" w:history="1">
+        <w:hyperlink r:id="rId31" w:history="1">
           <w:r>
             <w:rPr>
               <w:rStyle w:val="Hyperlink"/>
@@ -5022,7 +4991,7 @@
           <w:sz w:val="24"/>
           <w:u w:val="single"/>
         </w:rPr>
-        <w:hyperlink r:id="rId30" w:history="1">
+        <w:hyperlink r:id="rId31" w:history="1">
           <w:r>
             <w:rPr>
               <w:rStyle w:val="Hyperlink"/>
@@ -5130,7 +5099,7 @@
           <w:sz w:val="24"/>
           <w:u w:val="single"/>
         </w:rPr>
-        <w:hyperlink r:id="rId31" w:history="1">
+        <w:hyperlink r:id="rId32" w:history="1">
           <w:r>
             <w:rPr>
               <w:rStyle w:val="Hyperlink"/>
@@ -5148,7 +5117,7 @@
           <w:sz w:val="24"/>
           <w:u w:val="single"/>
         </w:rPr>
-        <w:hyperlink r:id="rId31" w:history="1">
+        <w:hyperlink r:id="rId32" w:history="1">
           <w:r>
             <w:rPr>
               <w:rStyle w:val="Hyperlink"/>
@@ -5166,7 +5135,7 @@
           <w:sz w:val="24"/>
           <w:u w:val="single"/>
         </w:rPr>
-        <w:hyperlink r:id="rId31" w:history="1">
+        <w:hyperlink r:id="rId32" w:history="1">
           <w:r>
             <w:rPr>
               <w:rStyle w:val="Hyperlink"/>
@@ -5184,7 +5153,7 @@
           <w:sz w:val="24"/>
           <w:u w:val="single"/>
         </w:rPr>
-        <w:hyperlink r:id="rId31" w:history="1">
+        <w:hyperlink r:id="rId32" w:history="1">
           <w:r>
             <w:rPr>
               <w:rStyle w:val="Hyperlink"/>
@@ -5202,7 +5171,7 @@
           <w:sz w:val="24"/>
           <w:u w:val="single"/>
         </w:rPr>
-        <w:hyperlink r:id="rId31" w:history="1">
+        <w:hyperlink r:id="rId32" w:history="1">
           <w:r>
             <w:rPr>
               <w:rStyle w:val="Hyperlink"/>
@@ -5220,7 +5189,7 @@
           <w:sz w:val="24"/>
           <w:u w:val="single"/>
         </w:rPr>
-        <w:hyperlink r:id="rId31" w:history="1">
+        <w:hyperlink r:id="rId32" w:history="1">
           <w:r>
             <w:rPr>
               <w:rStyle w:val="Hyperlink"/>
@@ -5238,7 +5207,7 @@
           <w:sz w:val="24"/>
           <w:u w:val="single"/>
         </w:rPr>
-        <w:hyperlink r:id="rId31" w:history="1">
+        <w:hyperlink r:id="rId32" w:history="1">
           <w:r>
             <w:rPr>
               <w:rStyle w:val="Hyperlink"/>
@@ -5256,7 +5225,7 @@
           <w:sz w:val="24"/>
           <w:u w:val="single"/>
         </w:rPr>
-        <w:hyperlink r:id="rId31" w:history="1">
+        <w:hyperlink r:id="rId32" w:history="1">
           <w:r>
             <w:rPr>
               <w:rStyle w:val="Hyperlink"/>
@@ -5285,12 +5254,12 @@
           <w:sz w:val="24"/>
           <w:u w:val="single"/>
         </w:rPr>
-        <w:hyperlink r:id="rId31" w:history="1">
+        <w:hyperlink r:id="rId32" w:history="1">
           <w:r>
             <w:rPr>
               <w:rStyle w:val="Hyperlink"/>
             </w:rPr>
-            <w:t>NL</w:t>
+            <w:t>NL-</w:t>
           </w:r>
         </w:hyperlink>
       </w:r>
@@ -5301,26 +5270,26 @@
           <w:i w:val="0"/>
           <w:color w:val="0000FF"/>
           <w:sz w:val="24"/>
-        </w:rPr>
-        <w:t>-</w:t>
-      </w:r>
-      <w:r>
-        <w:rPr>
-          <w:rFonts w:ascii="Charis SIL Regular" w:hAnsi="Charis SIL Regular" w:eastAsia="Charis SIL Regular"/>
-          <w:b w:val="0"/>
-          <w:i w:val="0"/>
-          <w:color w:val="0000FF"/>
-          <w:sz w:val="24"/>
           <w:u w:val="single"/>
         </w:rPr>
-        <w:hyperlink r:id="rId31" w:history="1">
+        <w:hyperlink r:id="rId32" w:history="1">
           <w:r>
             <w:rPr>
               <w:rStyle w:val="Hyperlink"/>
             </w:rPr>
-            <w:t>HaNA_2.04.01_4030_0001</w:t>
+            <w:t>HaNA_2.04.01_4030_000</w:t>
           </w:r>
         </w:hyperlink>
+      </w:r>
+      <w:r>
+        <w:rPr>
+          <w:rFonts w:ascii="Charis SIL Regular" w:hAnsi="Charis SIL Regular" w:eastAsia="Charis SIL Regular"/>
+          <w:b w:val="0"/>
+          <w:i w:val="0"/>
+          <w:color w:val="0000FF"/>
+          <w:sz w:val="24"/>
+        </w:rPr>
+        <w:t>1</w:t>
       </w:r>
     </w:p>
     <w:p>
@@ -5420,7 +5389,7 @@
           <w:color w:val="0000FF"/>
           <w:sz w:val="24"/>
         </w:rPr>
-        <w:hyperlink r:id="rId32" w:history="1">
+        <w:hyperlink r:id="rId33" w:history="1">
           <w:r>
             <w:rPr>
               <w:rStyle w:val="Hyperlink"/>
@@ -5437,7 +5406,7 @@
           <w:color w:val="0000FF"/>
           <w:sz w:val="24"/>
         </w:rPr>
-        <w:hyperlink r:id="rId32" w:history="1">
+        <w:hyperlink r:id="rId33" w:history="1">
           <w:r>
             <w:rPr>
               <w:rStyle w:val="Hyperlink"/>
@@ -5547,7 +5516,7 @@
           <w:color w:val="0000FF"/>
           <w:sz w:val="24"/>
         </w:rPr>
-        <w:hyperlink r:id="rId33" w:history="1">
+        <w:hyperlink r:id="rId34" w:history="1">
           <w:r>
             <w:rPr>
               <w:rStyle w:val="Hyperlink"/>
@@ -5564,7 +5533,7 @@
           <w:color w:val="0000FF"/>
           <w:sz w:val="24"/>
         </w:rPr>
-        <w:hyperlink r:id="rId33" w:history="1">
+        <w:hyperlink r:id="rId34" w:history="1">
           <w:r>
             <w:rPr>
               <w:rStyle w:val="Hyperlink"/>
@@ -5681,7 +5650,7 @@
           <w:color w:val="0000FF"/>
           <w:sz w:val="24"/>
         </w:rPr>
-        <w:hyperlink r:id="rId34" w:history="1">
+        <w:hyperlink r:id="rId35" w:history="1">
           <w:r>
             <w:rPr>
               <w:rStyle w:val="Hyperlink"/>
@@ -5698,7 +5667,7 @@
           <w:color w:val="0000FF"/>
           <w:sz w:val="24"/>
         </w:rPr>
-        <w:hyperlink r:id="rId34" w:history="1">
+        <w:hyperlink r:id="rId35" w:history="1">
           <w:r>
             <w:rPr>
               <w:rStyle w:val="Hyperlink"/>
@@ -5858,7 +5827,7 @@
           <w:sz w:val="24"/>
           <w:u w:val="single"/>
         </w:rPr>
-        <w:hyperlink r:id="rId24" w:history="1">
+        <w:hyperlink r:id="rId25" w:history="1">
           <w:r>
             <w:rPr>
               <w:rStyle w:val="Hyperlink"/>
@@ -5876,7 +5845,7 @@
           <w:sz w:val="24"/>
           <w:u w:val="single"/>
         </w:rPr>
-        <w:hyperlink r:id="rId24" w:history="1">
+        <w:hyperlink r:id="rId25" w:history="1">
           <w:r>
             <w:rPr>
               <w:rStyle w:val="Hyperlink"/>
@@ -5894,7 +5863,7 @@
           <w:sz w:val="24"/>
           <w:u w:val="single"/>
         </w:rPr>
-        <w:hyperlink r:id="rId24" w:history="1">
+        <w:hyperlink r:id="rId25" w:history="1">
           <w:r>
             <w:rPr>
               <w:rStyle w:val="Hyperlink"/>
@@ -5912,7 +5881,7 @@
           <w:sz w:val="24"/>
           <w:u w:val="single"/>
         </w:rPr>
-        <w:hyperlink r:id="rId24" w:history="1">
+        <w:hyperlink r:id="rId25" w:history="1">
           <w:r>
             <w:rPr>
               <w:rStyle w:val="Hyperlink"/>
@@ -5940,7 +5909,7 @@
           <w:sz w:val="24"/>
           <w:u w:val="single"/>
         </w:rPr>
-        <w:hyperlink r:id="rId35" w:history="1">
+        <w:hyperlink r:id="rId36" w:history="1">
           <w:r>
             <w:rPr>
               <w:rStyle w:val="Hyperlink"/>
@@ -5958,7 +5927,7 @@
           <w:sz w:val="24"/>
           <w:u w:val="single"/>
         </w:rPr>
-        <w:hyperlink r:id="rId24" w:history="1">
+        <w:hyperlink r:id="rId36" w:history="1">
           <w:r>
             <w:rPr>
               <w:rStyle w:val="Hyperlink"/>
@@ -5987,7 +5956,7 @@
           <w:sz w:val="24"/>
           <w:u w:val="single"/>
         </w:rPr>
-        <w:hyperlink r:id="rId35" w:history="1">
+        <w:hyperlink r:id="rId36" w:history="1">
           <w:r>
             <w:rPr>
               <w:rStyle w:val="Hyperlink"/>
@@ -6095,7 +6064,7 @@
           <w:sz w:val="24"/>
           <w:u w:val="single"/>
         </w:rPr>
-        <w:hyperlink r:id="rId36" w:history="1">
+        <w:hyperlink r:id="rId37" w:history="1">
           <w:r>
             <w:rPr>
               <w:rStyle w:val="Hyperlink"/>
@@ -6113,7 +6082,7 @@
           <w:sz w:val="24"/>
           <w:u w:val="single"/>
         </w:rPr>
-        <w:hyperlink r:id="rId36" w:history="1">
+        <w:hyperlink r:id="rId37" w:history="1">
           <w:r>
             <w:rPr>
               <w:rStyle w:val="Hyperlink"/>
@@ -6131,7 +6100,7 @@
           <w:sz w:val="24"/>
           <w:u w:val="single"/>
         </w:rPr>
-        <w:hyperlink r:id="rId36" w:history="1">
+        <w:hyperlink r:id="rId37" w:history="1">
           <w:r>
             <w:rPr>
               <w:rStyle w:val="Hyperlink"/>
@@ -6149,7 +6118,7 @@
           <w:sz w:val="24"/>
           <w:u w:val="single"/>
         </w:rPr>
-        <w:hyperlink r:id="rId36" w:history="1">
+        <w:hyperlink r:id="rId37" w:history="1">
           <w:r>
             <w:rPr>
               <w:rStyle w:val="Hyperlink"/>
@@ -6167,7 +6136,7 @@
           <w:sz w:val="24"/>
           <w:u w:val="single"/>
         </w:rPr>
-        <w:hyperlink r:id="rId36" w:history="1">
+        <w:hyperlink r:id="rId37" w:history="1">
           <w:r>
             <w:rPr>
               <w:rStyle w:val="Hyperlink"/>
@@ -6185,7 +6154,7 @@
           <w:sz w:val="24"/>
           <w:u w:val="single"/>
         </w:rPr>
-        <w:hyperlink r:id="rId36" w:history="1">
+        <w:hyperlink r:id="rId37" w:history="1">
           <w:r>
             <w:rPr>
               <w:rStyle w:val="Hyperlink"/>
@@ -6213,7 +6182,7 @@
           <w:sz w:val="24"/>
           <w:u w:val="single"/>
         </w:rPr>
-        <w:hyperlink r:id="rId37" w:history="1">
+        <w:hyperlink r:id="rId38" w:history="1">
           <w:r>
             <w:rPr>
               <w:rStyle w:val="Hyperlink"/>
@@ -6231,7 +6200,7 @@
           <w:sz w:val="24"/>
           <w:u w:val="single"/>
         </w:rPr>
-        <w:hyperlink r:id="rId36" w:history="1">
+        <w:hyperlink r:id="rId38" w:history="1">
           <w:r>
             <w:rPr>
               <w:rStyle w:val="Hyperlink"/>
@@ -6249,7 +6218,7 @@
           <w:sz w:val="24"/>
           <w:u w:val="single"/>
         </w:rPr>
-        <w:hyperlink r:id="rId37" w:history="1">
+        <w:hyperlink r:id="rId38" w:history="1">
           <w:r>
             <w:rPr>
               <w:rStyle w:val="Hyperlink"/>
@@ -6377,7 +6346,7 @@
           <w:sz w:val="24"/>
           <w:u w:val="single"/>
         </w:rPr>
-        <w:hyperlink r:id="rId38" w:history="1">
+        <w:hyperlink r:id="rId39" w:history="1">
           <w:r>
             <w:rPr>
               <w:rStyle w:val="Hyperlink"/>
@@ -6395,7 +6364,7 @@
           <w:sz w:val="24"/>
           <w:u w:val="single"/>
         </w:rPr>
-        <w:hyperlink r:id="rId38" w:history="1">
+        <w:hyperlink r:id="rId39" w:history="1">
           <w:r>
             <w:rPr>
               <w:rStyle w:val="Hyperlink"/>
@@ -6413,7 +6382,7 @@
           <w:sz w:val="24"/>
           <w:u w:val="single"/>
         </w:rPr>
-        <w:hyperlink r:id="rId38" w:history="1">
+        <w:hyperlink r:id="rId39" w:history="1">
           <w:r>
             <w:rPr>
               <w:rStyle w:val="Hyperlink"/>
@@ -6431,7 +6400,7 @@
           <w:sz w:val="24"/>
           <w:u w:val="single"/>
         </w:rPr>
-        <w:hyperlink r:id="rId38" w:history="1">
+        <w:hyperlink r:id="rId39" w:history="1">
           <w:r>
             <w:rPr>
               <w:rStyle w:val="Hyperlink"/>
@@ -6459,7 +6428,7 @@
           <w:sz w:val="24"/>
           <w:u w:val="single"/>
         </w:rPr>
-        <w:hyperlink r:id="rId39" w:history="1">
+        <w:hyperlink r:id="rId40" w:history="1">
           <w:r>
             <w:rPr>
               <w:rStyle w:val="Hyperlink"/>
@@ -6488,7 +6457,7 @@
           <w:sz w:val="24"/>
           <w:u w:val="single"/>
         </w:rPr>
-        <w:hyperlink r:id="rId39" w:history="1">
+        <w:hyperlink r:id="rId40" w:history="1">
           <w:r>
             <w:rPr>
               <w:rStyle w:val="Hyperlink"/>
@@ -6616,7 +6585,7 @@
           <w:sz w:val="24"/>
           <w:u w:val="single"/>
         </w:rPr>
-        <w:hyperlink r:id="rId40" w:history="1">
+        <w:hyperlink r:id="rId41" w:history="1">
           <w:r>
             <w:rPr>
               <w:rStyle w:val="Hyperlink"/>
@@ -6634,7 +6603,7 @@
           <w:sz w:val="24"/>
           <w:u w:val="single"/>
         </w:rPr>
-        <w:hyperlink r:id="rId40" w:history="1">
+        <w:hyperlink r:id="rId41" w:history="1">
           <w:r>
             <w:rPr>
               <w:rStyle w:val="Hyperlink"/>
@@ -6662,7 +6631,7 @@
           <w:sz w:val="24"/>
           <w:u w:val="single"/>
         </w:rPr>
-        <w:hyperlink r:id="rId41" w:history="1">
+        <w:hyperlink r:id="rId42" w:history="1">
           <w:r>
             <w:rPr>
               <w:rStyle w:val="Hyperlink"/>
@@ -6691,7 +6660,7 @@
           <w:sz w:val="24"/>
           <w:u w:val="single"/>
         </w:rPr>
-        <w:hyperlink r:id="rId41" w:history="1">
+        <w:hyperlink r:id="rId42" w:history="1">
           <w:r>
             <w:rPr>
               <w:rStyle w:val="Hyperlink"/>
@@ -6719,7 +6688,7 @@
           <w:sz w:val="24"/>
           <w:u w:val="single"/>
         </w:rPr>
-        <w:hyperlink r:id="rId42" w:history="1">
+        <w:hyperlink r:id="rId43" w:history="1">
           <w:r>
             <w:rPr>
               <w:rStyle w:val="Hyperlink"/>
@@ -6737,7 +6706,7 @@
           <w:sz w:val="24"/>
           <w:u w:val="single"/>
         </w:rPr>
-        <w:hyperlink r:id="rId40" w:history="1">
+        <w:hyperlink r:id="rId43" w:history="1">
           <w:r>
             <w:rPr>
               <w:rStyle w:val="Hyperlink"/>
@@ -6755,7 +6724,7 @@
           <w:sz w:val="24"/>
           <w:u w:val="single"/>
         </w:rPr>
-        <w:hyperlink r:id="rId40" w:history="1">
+        <w:hyperlink r:id="rId41" w:history="1">
           <w:r>
             <w:rPr>
               <w:rStyle w:val="Hyperlink"/>
@@ -6886,7 +6855,7 @@
           <w:sz w:val="24"/>
           <w:u w:val="single"/>
         </w:rPr>
-        <w:hyperlink r:id="rId43" w:history="1">
+        <w:hyperlink r:id="rId44" w:history="1">
           <w:r>
             <w:rPr>
               <w:rStyle w:val="Hyperlink"/>
@@ -6904,7 +6873,7 @@
           <w:sz w:val="24"/>
           <w:u w:val="single"/>
         </w:rPr>
-        <w:hyperlink r:id="rId43" w:history="1">
+        <w:hyperlink r:id="rId44" w:history="1">
           <w:r>
             <w:rPr>
               <w:rStyle w:val="Hyperlink"/>
@@ -6922,7 +6891,7 @@
           <w:sz w:val="24"/>
           <w:u w:val="single"/>
         </w:rPr>
-        <w:hyperlink r:id="rId43" w:history="1">
+        <w:hyperlink r:id="rId44" w:history="1">
           <w:r>
             <w:rPr>
               <w:rStyle w:val="Hyperlink"/>
@@ -6940,7 +6909,7 @@
           <w:sz w:val="24"/>
           <w:u w:val="single"/>
         </w:rPr>
-        <w:hyperlink r:id="rId43" w:history="1">
+        <w:hyperlink r:id="rId44" w:history="1">
           <w:r>
             <w:rPr>
               <w:rStyle w:val="Hyperlink"/>
@@ -7058,7 +7027,7 @@
           <w:sz w:val="24"/>
           <w:u w:val="single"/>
         </w:rPr>
-        <w:hyperlink r:id="rId44" w:history="1">
+        <w:hyperlink r:id="rId45" w:history="1">
           <w:r>
             <w:rPr>
               <w:rStyle w:val="Hyperlink"/>
@@ -7076,7 +7045,7 @@
           <w:sz w:val="24"/>
           <w:u w:val="single"/>
         </w:rPr>
-        <w:hyperlink r:id="rId44" w:history="1">
+        <w:hyperlink r:id="rId45" w:history="1">
           <w:r>
             <w:rPr>
               <w:rStyle w:val="Hyperlink"/>
@@ -7094,7 +7063,7 @@
           <w:sz w:val="24"/>
           <w:u w:val="single"/>
         </w:rPr>
-        <w:hyperlink r:id="rId44" w:history="1">
+        <w:hyperlink r:id="rId45" w:history="1">
           <w:r>
             <w:rPr>
               <w:rStyle w:val="Hyperlink"/>
@@ -7112,7 +7081,7 @@
           <w:sz w:val="24"/>
           <w:u w:val="single"/>
         </w:rPr>
-        <w:hyperlink r:id="rId44" w:history="1">
+        <w:hyperlink r:id="rId45" w:history="1">
           <w:r>
             <w:rPr>
               <w:rStyle w:val="Hyperlink"/>
@@ -7169,7 +7138,7 @@
           <w:sz w:val="24"/>
           <w:u w:val="single"/>
         </w:rPr>
-        <w:hyperlink r:id="rId45" w:history="1">
+        <w:hyperlink r:id="rId46" w:history="1">
           <w:r>
             <w:rPr>
               <w:rStyle w:val="Hyperlink"/>
@@ -7198,7 +7167,7 @@
           <w:sz w:val="24"/>
           <w:u w:val="single"/>
         </w:rPr>
-        <w:hyperlink r:id="rId45" w:history="1">
+        <w:hyperlink r:id="rId46" w:history="1">
           <w:r>
             <w:rPr>
               <w:rStyle w:val="Hyperlink"/>
@@ -7226,7 +7195,7 @@
           <w:sz w:val="24"/>
           <w:u w:val="single"/>
         </w:rPr>
-        <w:hyperlink r:id="rId46" w:history="1">
+        <w:hyperlink r:id="rId47" w:history="1">
           <w:r>
             <w:rPr>
               <w:rStyle w:val="Hyperlink"/>
@@ -7255,7 +7224,7 @@
           <w:sz w:val="24"/>
           <w:u w:val="single"/>
         </w:rPr>
-        <w:hyperlink r:id="rId46" w:history="1">
+        <w:hyperlink r:id="rId47" w:history="1">
           <w:r>
             <w:rPr>
               <w:rStyle w:val="Hyperlink"/>

--- a/EXPORTS/DOCX/published/niveau3/Dutch/KKZ.docx
+++ b/EXPORTS/DOCX/published/niveau3/Dutch/KKZ.docx
@@ -255,50 +255,7 @@
           <w:color w:val="000000"/>
           <w:sz w:val="24"/>
         </w:rPr>
-        <w:hyperlink r:id="rId9" w:history="1">
-          <w:r>
-            <w:rPr>
-              <w:rStyle w:val="Hyperlink"/>
-            </w:rPr>
-            <w:t>d uit al</w:t>
-          </w:r>
-        </w:hyperlink>
-      </w:r>
-      <w:r>
-        <w:rPr>
-          <w:u w:val="single" w:color="0000ff"/>
-          <w:rFonts w:ascii="Charis SIL Regular" w:hAnsi="Charis SIL Regular" w:eastAsia="Charis SIL Regular"/>
-          <w:b w:val="0"/>
-          <w:i w:val="0"/>
-          <w:color w:val="000000"/>
-          <w:sz w:val="24"/>
-        </w:rPr>
-        <w:hyperlink r:id="rId9" w:history="1">
-          <w:r>
-            <w:rPr>
-              <w:rStyle w:val="Hyperlink"/>
-            </w:rPr>
-            <w:t>l</w:t>
-          </w:r>
-        </w:hyperlink>
-      </w:r>
-      <w:r>
-        <w:rPr>
-          <w:u w:val="single" w:color="0000ff"/>
-          <w:rFonts w:ascii="Charis SIL Regular" w:hAnsi="Charis SIL Regular" w:eastAsia="Charis SIL Regular"/>
-          <w:b w:val="0"/>
-          <w:i w:val="0"/>
-          <w:color w:val="000000"/>
-          <w:sz w:val="24"/>
-        </w:rPr>
-        <w:hyperlink r:id="rId9" w:history="1">
-          <w:r>
-            <w:rPr>
-              <w:rStyle w:val="Hyperlink"/>
-            </w:rPr>
-            <w:t>erlei vo</w:t>
-          </w:r>
-        </w:hyperlink>
+        <w:t>d uit allerlei vo</w:t>
       </w:r>
       <w:r>
         <w:rPr>
@@ -512,7 +469,6 @@
       </w:r>
       <w:r>
         <w:rPr>
-          <w:u w:val="single" w:color="0000ff"/>
           <w:rFonts w:ascii="Charis SIL Regular" w:hAnsi="Charis SIL Regular" w:eastAsia="Charis SIL Regular"/>
           <w:b w:val="0"/>
           <w:i w:val="0"/>
@@ -647,68 +603,13 @@
       </w:r>
       <w:r>
         <w:rPr>
-          <w:u w:val="single" w:color="0000ff"/>
           <w:rFonts w:ascii="Charis SIL Regular" w:hAnsi="Charis SIL Regular" w:eastAsia="Charis SIL Regular"/>
           <w:b w:val="0"/>
           <w:i w:val="0"/>
           <w:color w:val="000000"/>
           <w:sz w:val="24"/>
         </w:rPr>
-        <w:hyperlink r:id="rId11" w:history="1">
-          <w:r>
-            <w:rPr>
-              <w:rStyle w:val="Hyperlink"/>
-            </w:rPr>
-            <w:t>sch</w:t>
-          </w:r>
-        </w:hyperlink>
-      </w:r>
-      <w:r>
-        <w:rPr>
-          <w:u w:val="single" w:color="0000ff"/>
-          <w:rFonts w:ascii="Charis SIL Regular" w:hAnsi="Charis SIL Regular" w:eastAsia="Charis SIL Regular"/>
-          <w:b w:val="0"/>
-          <w:i w:val="0"/>
-          <w:color w:val="000000"/>
-          <w:sz w:val="24"/>
-        </w:rPr>
-        <w:hyperlink r:id="rId11" w:history="1">
-          <w:r>
-            <w:rPr>
-              <w:rStyle w:val="Hyperlink"/>
-            </w:rPr>
-            <w:t>i</w:t>
-          </w:r>
-        </w:hyperlink>
-      </w:r>
-      <w:r>
-        <w:rPr>
-          <w:u w:val="single" w:color="0000ff"/>
-          <w:rFonts w:ascii="Charis SIL Regular" w:hAnsi="Charis SIL Regular" w:eastAsia="Charis SIL Regular"/>
-          <w:b w:val="0"/>
-          <w:i w:val="0"/>
-          <w:color w:val="000000"/>
-          <w:sz w:val="24"/>
-        </w:rPr>
-        <w:hyperlink r:id="rId11" w:history="1">
-          <w:r>
-            <w:rPr>
-              <w:rStyle w:val="Hyperlink"/>
-            </w:rPr>
-            <w:t>ereila</w:t>
-          </w:r>
-        </w:hyperlink>
-      </w:r>
-      <w:r>
-        <w:rPr>
-          <w:u w:val="single" w:color="0000ff"/>
-          <w:rFonts w:ascii="Charis SIL Regular" w:hAnsi="Charis SIL Regular" w:eastAsia="Charis SIL Regular"/>
-          <w:b w:val="0"/>
-          <w:i w:val="0"/>
-          <w:color w:val="000000"/>
-          <w:sz w:val="24"/>
-        </w:rPr>
-        <w:t xml:space="preserve">nd </w:t>
+        <w:t xml:space="preserve">schiereiland </w:t>
       </w:r>
       <w:r>
         <w:rPr>
@@ -927,7 +828,7 @@
           <w:sz w:val="24"/>
           <w:u w:val="single"/>
         </w:rPr>
-        <w:hyperlink r:id="rId12" w:history="1">
+        <w:hyperlink r:id="rId9" w:history="1">
           <w:r>
             <w:rPr>
               <w:rStyle w:val="Hyperlink"/>
@@ -967,6 +868,16 @@
       </w:r>
       <w:r>
         <w:rPr>
+          <w:rFonts w:ascii="Charis SIL Regular" w:hAnsi="Charis SIL Regular" w:eastAsia="Charis SIL Regular"/>
+          <w:b w:val="0"/>
+          <w:i w:val="0"/>
+          <w:color w:val="000000"/>
+          <w:sz w:val="24"/>
+        </w:rPr>
+        <w:t xml:space="preserve"> voegde</w:t>
+      </w:r>
+      <w:r>
+        <w:rPr>
           <w:u w:val="single" w:color="0000ff"/>
           <w:rFonts w:ascii="Charis SIL Regular" w:hAnsi="Charis SIL Regular" w:eastAsia="Charis SIL Regular"/>
           <w:b w:val="0"/>
@@ -974,42 +885,7 @@
           <w:color w:val="000000"/>
           <w:sz w:val="24"/>
         </w:rPr>
-        <w:hyperlink r:id="rId12" w:history="1">
-          <w:r>
-            <w:rPr>
-              <w:rStyle w:val="Hyperlink"/>
-            </w:rPr>
-            <w:t xml:space="preserve"> vo</w:t>
-          </w:r>
-        </w:hyperlink>
-      </w:r>
-      <w:r>
-        <w:rPr>
-          <w:rFonts w:ascii="Charis SIL Regular" w:hAnsi="Charis SIL Regular" w:eastAsia="Charis SIL Regular"/>
-          <w:b w:val="0"/>
-          <w:i w:val="0"/>
-          <w:color w:val="000000"/>
-          <w:sz w:val="24"/>
-        </w:rPr>
-        <w:t>egde</w:t>
-      </w:r>
-      <w:r>
-        <w:rPr>
-          <w:u w:val="single" w:color="0000ff"/>
-          <w:rFonts w:ascii="Charis SIL Regular" w:hAnsi="Charis SIL Regular" w:eastAsia="Charis SIL Regular"/>
-          <w:b w:val="0"/>
-          <w:i w:val="0"/>
-          <w:color w:val="000000"/>
-          <w:sz w:val="24"/>
-        </w:rPr>
-        <w:hyperlink r:id="rId13" w:history="1">
-          <w:r>
-            <w:rPr>
-              <w:rStyle w:val="Hyperlink"/>
-            </w:rPr>
-            <w:t xml:space="preserve"> hier d</w:t>
-          </w:r>
-        </w:hyperlink>
+        <w:t xml:space="preserve"> hier d</w:t>
       </w:r>
       <w:r>
         <w:rPr>
@@ -1811,32 +1687,7 @@
           <w:color w:val="000000"/>
           <w:sz w:val="24"/>
         </w:rPr>
-        <w:hyperlink r:id="rId15" w:history="1">
-          <w:r>
-            <w:rPr>
-              <w:rStyle w:val="Hyperlink"/>
-            </w:rPr>
-            <w:t>tallen voorw</w:t>
-          </w:r>
-        </w:hyperlink>
-      </w:r>
-      <w:r>
-        <w:rPr>
-          <w:u w:val="single" w:color="0000ff"/>
-          <w:rFonts w:ascii="Charis SIL Regular" w:hAnsi="Charis SIL Regular" w:eastAsia="Charis SIL Regular"/>
-          <w:b w:val="0"/>
-          <w:i w:val="0"/>
-          <w:color w:val="000000"/>
-          <w:sz w:val="24"/>
-        </w:rPr>
-        <w:hyperlink r:id="rId15" w:history="1">
-          <w:r>
-            <w:rPr>
-              <w:rStyle w:val="Hyperlink"/>
-            </w:rPr>
-            <w:t>erp</w:t>
-          </w:r>
-        </w:hyperlink>
+        <w:t>tallen voorwerp</w:t>
       </w:r>
       <w:r>
         <w:rPr>
@@ -1883,6 +1734,7 @@
           <w:i w:val="0"/>
           <w:color w:val="0000FF"/>
           <w:sz w:val="24"/>
+          <w:u w:val="single"/>
         </w:rPr>
         <w:hyperlink r:id="rId17" w:history="1">
           <w:r>
@@ -1902,7 +1754,7 @@
           <w:sz w:val="24"/>
           <w:u w:val="single"/>
         </w:rPr>
-        <w:hyperlink r:id="rId16" w:history="1">
+        <w:hyperlink r:id="rId17" w:history="1">
           <w:r>
             <w:rPr>
               <w:rStyle w:val="Hyperlink"/>
@@ -1931,7 +1783,7 @@
           <w:sz w:val="24"/>
           <w:u w:val="single"/>
         </w:rPr>
-        <w:hyperlink r:id="rId16" w:history="1">
+        <w:hyperlink r:id="rId17" w:history="1">
           <w:r>
             <w:rPr>
               <w:rStyle w:val="Hyperlink"/>
@@ -1960,7 +1812,7 @@
           <w:sz w:val="24"/>
           <w:u w:val="single"/>
         </w:rPr>
-        <w:hyperlink r:id="rId16" w:history="1">
+        <w:hyperlink r:id="rId17" w:history="1">
           <w:r>
             <w:rPr>
               <w:rStyle w:val="Hyperlink"/>
@@ -2080,8 +1932,16 @@
           <w:i w:val="0"/>
           <w:color w:val="0000FF"/>
           <w:sz w:val="24"/>
-        </w:rPr>
-        <w:t>Munten, Penningen en Gesned</w:t>
+          <w:u w:val="single"/>
+        </w:rPr>
+        <w:hyperlink r:id="rId18" w:history="1">
+          <w:r>
+            <w:rPr>
+              <w:rStyle w:val="Hyperlink"/>
+            </w:rPr>
+            <w:t>Munten,</w:t>
+          </w:r>
+        </w:hyperlink>
       </w:r>
       <w:r>
         <w:rPr>
@@ -2092,7 +1952,47 @@
           <w:sz w:val="24"/>
           <w:u w:val="single"/>
         </w:rPr>
-        <w:hyperlink r:id="rId17" w:history="1">
+        <w:t xml:space="preserve"> </w:t>
+      </w:r>
+      <w:r>
+        <w:rPr>
+          <w:rFonts w:ascii="Charis SIL Regular" w:hAnsi="Charis SIL Regular" w:eastAsia="Charis SIL Regular"/>
+          <w:b w:val="0"/>
+          <w:i w:val="0"/>
+          <w:color w:val="0000FF"/>
+          <w:sz w:val="24"/>
+          <w:u w:val="single"/>
+        </w:rPr>
+        <w:hyperlink r:id="rId18" w:history="1">
+          <w:r>
+            <w:rPr>
+              <w:rStyle w:val="Hyperlink"/>
+            </w:rPr>
+            <w:t>Penningen</w:t>
+          </w:r>
+        </w:hyperlink>
+      </w:r>
+      <w:r>
+        <w:rPr>
+          <w:rFonts w:ascii="Charis SIL Regular" w:hAnsi="Charis SIL Regular" w:eastAsia="Charis SIL Regular"/>
+          <w:b w:val="0"/>
+          <w:i w:val="0"/>
+          <w:color w:val="0000FF"/>
+          <w:sz w:val="24"/>
+          <w:u w:val="single"/>
+        </w:rPr>
+        <w:t xml:space="preserve"> </w:t>
+      </w:r>
+      <w:r>
+        <w:rPr>
+          <w:rFonts w:ascii="Charis SIL Regular" w:hAnsi="Charis SIL Regular" w:eastAsia="Charis SIL Regular"/>
+          <w:b w:val="0"/>
+          <w:i w:val="0"/>
+          <w:color w:val="0000FF"/>
+          <w:sz w:val="24"/>
+          <w:u w:val="single"/>
+        </w:rPr>
+        <w:hyperlink r:id="rId18" w:history="1">
           <w:r>
             <w:rPr>
               <w:rStyle w:val="Hyperlink"/>
@@ -2121,7 +2021,54 @@
           <w:sz w:val="24"/>
           <w:u w:val="single"/>
         </w:rPr>
-        <w:hyperlink r:id="rId17" w:history="1">
+        <w:hyperlink r:id="rId18" w:history="1">
+          <w:r>
+            <w:rPr>
+              <w:rStyle w:val="Hyperlink"/>
+            </w:rPr>
+            <w:t>Gesned</w:t>
+          </w:r>
+        </w:hyperlink>
+      </w:r>
+      <w:r>
+        <w:rPr>
+          <w:rFonts w:ascii="Charis SIL Regular" w:hAnsi="Charis SIL Regular" w:eastAsia="Charis SIL Regular"/>
+          <w:b w:val="0"/>
+          <w:i w:val="0"/>
+          <w:color w:val="0000FF"/>
+          <w:sz w:val="24"/>
+          <w:u w:val="single"/>
+        </w:rPr>
+        <w:hyperlink r:id="rId18" w:history="1">
+          <w:r>
+            <w:rPr>
+              <w:rStyle w:val="Hyperlink"/>
+            </w:rPr>
+            <w:t>en</w:t>
+          </w:r>
+        </w:hyperlink>
+      </w:r>
+      <w:r>
+        <w:rPr>
+          <w:rFonts w:ascii="Charis SIL Regular" w:hAnsi="Charis SIL Regular" w:eastAsia="Charis SIL Regular"/>
+          <w:b w:val="0"/>
+          <w:i w:val="0"/>
+          <w:color w:val="0000FF"/>
+          <w:sz w:val="24"/>
+          <w:u w:val="single"/>
+        </w:rPr>
+        <w:t xml:space="preserve"> </w:t>
+      </w:r>
+      <w:r>
+        <w:rPr>
+          <w:rFonts w:ascii="Charis SIL Regular" w:hAnsi="Charis SIL Regular" w:eastAsia="Charis SIL Regular"/>
+          <w:b w:val="0"/>
+          <w:i w:val="0"/>
+          <w:color w:val="0000FF"/>
+          <w:sz w:val="24"/>
+          <w:u w:val="single"/>
+        </w:rPr>
+        <w:hyperlink r:id="rId18" w:history="1">
           <w:r>
             <w:rPr>
               <w:rStyle w:val="Hyperlink"/>
@@ -2186,14 +2133,7 @@
           <w:sz w:val="24"/>
           <w:u w:val="single"/>
         </w:rPr>
-        <w:hyperlink r:id="rId17" w:history="1">
-          <w:r>
-            <w:rPr>
-              <w:rStyle w:val="Hyperlink"/>
-            </w:rPr>
-            <w:t>Rijk</w:t>
-          </w:r>
-        </w:hyperlink>
+        <w:t>Rijk</w:t>
       </w:r>
       <w:r>
         <w:rPr>
@@ -2249,8 +2189,16 @@
           <w:i w:val="0"/>
           <w:color w:val="0000FF"/>
           <w:sz w:val="24"/>
-        </w:rPr>
-        <w:t>an N</w:t>
+          <w:u w:val="single"/>
+        </w:rPr>
+        <w:hyperlink r:id="rId19" w:history="1">
+          <w:r>
+            <w:rPr>
+              <w:rStyle w:val="Hyperlink"/>
+            </w:rPr>
+            <w:t>an</w:t>
+          </w:r>
+        </w:hyperlink>
       </w:r>
       <w:r>
         <w:rPr>
@@ -2261,7 +2209,36 @@
           <w:sz w:val="24"/>
           <w:u w:val="single"/>
         </w:rPr>
-        <w:hyperlink r:id="rId18" w:history="1">
+        <w:t xml:space="preserve"> </w:t>
+      </w:r>
+      <w:r>
+        <w:rPr>
+          <w:rFonts w:ascii="Charis SIL Regular" w:hAnsi="Charis SIL Regular" w:eastAsia="Charis SIL Regular"/>
+          <w:b w:val="0"/>
+          <w:i w:val="0"/>
+          <w:color w:val="0000FF"/>
+          <w:sz w:val="24"/>
+          <w:u w:val="single"/>
+        </w:rPr>
+        <w:hyperlink r:id="rId19" w:history="1">
+          <w:r>
+            <w:rPr>
+              <w:rStyle w:val="Hyperlink"/>
+            </w:rPr>
+            <w:t>N</w:t>
+          </w:r>
+        </w:hyperlink>
+      </w:r>
+      <w:r>
+        <w:rPr>
+          <w:rFonts w:ascii="Charis SIL Regular" w:hAnsi="Charis SIL Regular" w:eastAsia="Charis SIL Regular"/>
+          <w:b w:val="0"/>
+          <w:i w:val="0"/>
+          <w:color w:val="0000FF"/>
+          <w:sz w:val="24"/>
+          <w:u w:val="single"/>
+        </w:rPr>
+        <w:hyperlink r:id="rId19" w:history="1">
           <w:r>
             <w:rPr>
               <w:rStyle w:val="Hyperlink"/>
@@ -2301,39 +2278,13 @@
       </w:r>
       <w:r>
         <w:rPr>
-          <w:u w:val="single" w:color="0000ff"/>
           <w:rFonts w:ascii="Charis SIL Regular" w:hAnsi="Charis SIL Regular" w:eastAsia="Charis SIL Regular"/>
           <w:b w:val="0"/>
           <w:i w:val="0"/>
           <w:color w:val="000000"/>
           <w:sz w:val="24"/>
         </w:rPr>
-        <w:hyperlink r:id="rId18" w:history="1">
-          <w:r>
-            <w:rPr>
-              <w:rStyle w:val="Hyperlink"/>
-            </w:rPr>
-            <w:t>,</w:t>
-          </w:r>
-        </w:hyperlink>
-      </w:r>
-      <w:r>
-        <w:rPr>
-          <w:u w:val="single" w:color="0000ff"/>
-          <w:rFonts w:ascii="Charis SIL Regular" w:hAnsi="Charis SIL Regular" w:eastAsia="Charis SIL Regular"/>
-          <w:b w:val="0"/>
-          <w:i w:val="0"/>
-          <w:color w:val="000000"/>
-          <w:sz w:val="24"/>
-        </w:rPr>
-        <w:hyperlink r:id="rId18" w:history="1">
-          <w:r>
-            <w:rPr>
-              <w:rStyle w:val="Hyperlink"/>
-            </w:rPr>
-            <w:t xml:space="preserve"> het </w:t>
-          </w:r>
-        </w:hyperlink>
+        <w:t xml:space="preserve">, het </w:t>
       </w:r>
       <w:r>
         <w:rPr>
@@ -2344,7 +2295,7 @@
           <w:sz w:val="24"/>
           <w:u w:val="single"/>
         </w:rPr>
-        <w:hyperlink r:id="rId18" w:history="1">
+        <w:hyperlink r:id="rId20" w:history="1">
           <w:r>
             <w:rPr>
               <w:rStyle w:val="Hyperlink"/>
@@ -2362,7 +2313,7 @@
           <w:sz w:val="24"/>
           <w:u w:val="single"/>
         </w:rPr>
-        <w:hyperlink r:id="rId18" w:history="1">
+        <w:hyperlink r:id="rId20" w:history="1">
           <w:r>
             <w:rPr>
               <w:rStyle w:val="Hyperlink"/>
@@ -2380,7 +2331,7 @@
           <w:sz w:val="24"/>
           <w:u w:val="single"/>
         </w:rPr>
-        <w:hyperlink r:id="rId18" w:history="1">
+        <w:hyperlink r:id="rId20" w:history="1">
           <w:r>
             <w:rPr>
               <w:rStyle w:val="Hyperlink"/>
@@ -2409,7 +2360,7 @@
           <w:sz w:val="24"/>
           <w:u w:val="single"/>
         </w:rPr>
-        <w:hyperlink r:id="rId18" w:history="1">
+        <w:hyperlink r:id="rId20" w:history="1">
           <w:r>
             <w:rPr>
               <w:rStyle w:val="Hyperlink"/>
@@ -2438,23 +2389,12 @@
           <w:sz w:val="24"/>
           <w:u w:val="single"/>
         </w:rPr>
-        <w:t>G</w:t>
-      </w:r>
-      <w:r>
-        <w:rPr>
-          <w:rFonts w:ascii="Charis SIL Regular" w:hAnsi="Charis SIL Regular" w:eastAsia="Charis SIL Regular"/>
-          <w:b w:val="0"/>
-          <w:i w:val="0"/>
-          <w:color w:val="0000FF"/>
-          <w:sz w:val="24"/>
-          <w:u w:val="single"/>
-        </w:rPr>
-        <w:hyperlink r:id="rId18" w:history="1">
+        <w:hyperlink r:id="rId20" w:history="1">
           <w:r>
             <w:rPr>
               <w:rStyle w:val="Hyperlink"/>
             </w:rPr>
-            <w:t>eo</w:t>
+            <w:t>Geo</w:t>
           </w:r>
         </w:hyperlink>
       </w:r>
@@ -2467,7 +2407,7 @@
           <w:sz w:val="24"/>
           <w:u w:val="single"/>
         </w:rPr>
-        <w:hyperlink r:id="rId18" w:history="1">
+        <w:hyperlink r:id="rId20" w:history="1">
           <w:r>
             <w:rPr>
               <w:rStyle w:val="Hyperlink"/>
@@ -2496,7 +2436,7 @@
           <w:sz w:val="24"/>
           <w:u w:val="single"/>
         </w:rPr>
-        <w:hyperlink r:id="rId18" w:history="1">
+        <w:hyperlink r:id="rId20" w:history="1">
           <w:r>
             <w:rPr>
               <w:rStyle w:val="Hyperlink"/>
@@ -2525,7 +2465,7 @@
           <w:sz w:val="24"/>
           <w:u w:val="single"/>
         </w:rPr>
-        <w:hyperlink r:id="rId18" w:history="1">
+        <w:hyperlink r:id="rId20" w:history="1">
           <w:r>
             <w:rPr>
               <w:rStyle w:val="Hyperlink"/>
@@ -2589,7 +2529,7 @@
           <w:sz w:val="24"/>
           <w:u w:val="single"/>
         </w:rPr>
-        <w:hyperlink r:id="rId19" w:history="1">
+        <w:hyperlink r:id="rId21" w:history="1">
           <w:r>
             <w:rPr>
               <w:rStyle w:val="Hyperlink"/>
@@ -2618,7 +2558,7 @@
           <w:sz w:val="24"/>
           <w:u w:val="single"/>
         </w:rPr>
-        <w:hyperlink r:id="rId19" w:history="1">
+        <w:hyperlink r:id="rId21" w:history="1">
           <w:r>
             <w:rPr>
               <w:rStyle w:val="Hyperlink"/>
@@ -2766,7 +2706,7 @@
           <w:sz w:val="24"/>
           <w:u w:val="single"/>
         </w:rPr>
-        <w:hyperlink r:id="rId21" w:history="1">
+        <w:hyperlink r:id="rId22" w:history="1">
           <w:r>
             <w:rPr>
               <w:rStyle w:val="Hyperlink"/>
@@ -2774,121 +2714,6 @@
             <w:t xml:space="preserve">Reinier </w:t>
           </w:r>
         </w:hyperlink>
-      </w:r>
-      <w:r>
-        <w:rPr>
-          <w:rFonts w:ascii="Charis SIL Regular" w:hAnsi="Charis SIL Regular" w:eastAsia="Charis SIL Regular"/>
-          <w:b w:val="0"/>
-          <w:i w:val="0"/>
-          <w:color w:val="0000FF"/>
-          <w:sz w:val="24"/>
-          <w:u w:val="single"/>
-        </w:rPr>
-        <w:hyperlink r:id="rId21" w:history="1">
-          <w:r>
-            <w:rPr>
-              <w:rStyle w:val="Hyperlink"/>
-            </w:rPr>
-            <w:t>van</w:t>
-          </w:r>
-        </w:hyperlink>
-      </w:r>
-      <w:r>
-        <w:rPr>
-          <w:rFonts w:ascii="Charis SIL Regular" w:hAnsi="Charis SIL Regular" w:eastAsia="Charis SIL Regular"/>
-          <w:b w:val="0"/>
-          <w:i w:val="0"/>
-          <w:color w:val="0000FF"/>
-          <w:sz w:val="24"/>
-          <w:u w:val="single"/>
-        </w:rPr>
-        <w:t xml:space="preserve"> </w:t>
-      </w:r>
-      <w:r>
-        <w:rPr>
-          <w:rFonts w:ascii="Charis SIL Regular" w:hAnsi="Charis SIL Regular" w:eastAsia="Charis SIL Regular"/>
-          <w:b w:val="0"/>
-          <w:i w:val="0"/>
-          <w:color w:val="0000FF"/>
-          <w:sz w:val="24"/>
-          <w:u w:val="single"/>
-        </w:rPr>
-        <w:hyperlink r:id="rId21" w:history="1">
-          <w:r>
-            <w:rPr>
-              <w:rStyle w:val="Hyperlink"/>
-            </w:rPr>
-            <w:t>de</w:t>
-          </w:r>
-        </w:hyperlink>
-      </w:r>
-      <w:r>
-        <w:rPr>
-          <w:rFonts w:ascii="Charis SIL Regular" w:hAnsi="Charis SIL Regular" w:eastAsia="Charis SIL Regular"/>
-          <w:b w:val="0"/>
-          <w:i w:val="0"/>
-          <w:color w:val="0000FF"/>
-          <w:sz w:val="24"/>
-          <w:u w:val="single"/>
-        </w:rPr>
-        <w:t xml:space="preserve"> </w:t>
-      </w:r>
-      <w:r>
-        <w:rPr>
-          <w:rFonts w:ascii="Charis SIL Regular" w:hAnsi="Charis SIL Regular" w:eastAsia="Charis SIL Regular"/>
-          <w:b w:val="0"/>
-          <w:i w:val="0"/>
-          <w:color w:val="0000FF"/>
-          <w:sz w:val="24"/>
-          <w:u w:val="single"/>
-        </w:rPr>
-        <w:hyperlink r:id="rId21" w:history="1">
-          <w:r>
-            <w:rPr>
-              <w:rStyle w:val="Hyperlink"/>
-            </w:rPr>
-            <w:t>Kasteele</w:t>
-          </w:r>
-        </w:hyperlink>
-      </w:r>
-      <w:r>
-        <w:rPr>
-          <w:rFonts w:ascii="Charis SIL Regular" w:hAnsi="Charis SIL Regular" w:eastAsia="Charis SIL Regular"/>
-          <w:b w:val="0"/>
-          <w:i w:val="0"/>
-          <w:color w:val="000000"/>
-          <w:sz w:val="24"/>
-        </w:rPr>
-        <w:t xml:space="preserve"> verdween nadat zijn zoon </w:t>
-      </w:r>
-      <w:r>
-        <w:rPr>
-          <w:rFonts w:ascii="Charis SIL Regular" w:hAnsi="Charis SIL Regular" w:eastAsia="Charis SIL Regular"/>
-          <w:b w:val="0"/>
-          <w:i w:val="0"/>
-          <w:color w:val="0000FF"/>
-          <w:sz w:val="24"/>
-          <w:u w:val="single"/>
-        </w:rPr>
-        <w:hyperlink r:id="rId22" w:history="1">
-          <w:r>
-            <w:rPr>
-              <w:rStyle w:val="Hyperlink"/>
-            </w:rPr>
-            <w:t>Abraham</w:t>
-          </w:r>
-        </w:hyperlink>
-      </w:r>
-      <w:r>
-        <w:rPr>
-          <w:rFonts w:ascii="Charis SIL Regular" w:hAnsi="Charis SIL Regular" w:eastAsia="Charis SIL Regular"/>
-          <w:b w:val="0"/>
-          <w:i w:val="0"/>
-          <w:color w:val="0000FF"/>
-          <w:sz w:val="24"/>
-          <w:u w:val="single"/>
-        </w:rPr>
-        <w:t xml:space="preserve"> </w:t>
       </w:r>
       <w:r>
         <w:rPr>
@@ -2974,192 +2799,7 @@
           <w:color w:val="000000"/>
           <w:sz w:val="24"/>
         </w:rPr>
-        <w:t xml:space="preserve"> hem opvolgde in</w:t>
-      </w:r>
-      <w:r>
-        <w:rPr>
-          <w:u w:val="single" w:color="0000ff"/>
-          <w:rFonts w:ascii="Charis SIL Regular" w:hAnsi="Charis SIL Regular" w:eastAsia="Charis SIL Regular"/>
-          <w:b w:val="0"/>
-          <w:i w:val="0"/>
-          <w:color w:val="000000"/>
-          <w:sz w:val="24"/>
-        </w:rPr>
-        <w:hyperlink r:id="rId21" w:history="1">
-          <w:r>
-            <w:rPr>
-              <w:rStyle w:val="Hyperlink"/>
-            </w:rPr>
-            <w:t xml:space="preserve"> 1840. </w:t>
-          </w:r>
-        </w:hyperlink>
-      </w:r>
-      <w:r>
-        <w:rPr>
-          <w:rFonts w:ascii="Charis SIL Regular" w:hAnsi="Charis SIL Regular" w:eastAsia="Charis SIL Regular"/>
-          <w:b w:val="0"/>
-          <w:i w:val="0"/>
-          <w:color w:val="000000"/>
-          <w:sz w:val="24"/>
-        </w:rPr>
-        <w:t>Ook</w:t>
-      </w:r>
-      <w:r>
-        <w:rPr>
-          <w:u w:val="single" w:color="0000ff"/>
-          <w:rFonts w:ascii="Charis SIL Regular" w:hAnsi="Charis SIL Regular" w:eastAsia="Charis SIL Regular"/>
-          <w:b w:val="0"/>
-          <w:i w:val="0"/>
-          <w:color w:val="000000"/>
-          <w:sz w:val="24"/>
-        </w:rPr>
-        <w:hyperlink r:id="rId21" w:history="1">
-          <w:r>
-            <w:rPr>
-              <w:rStyle w:val="Hyperlink"/>
-            </w:rPr>
-            <w:t xml:space="preserve"> ve</w:t>
-          </w:r>
-        </w:hyperlink>
-      </w:r>
-      <w:r>
-        <w:rPr>
-          <w:u w:val="single" w:color="0000ff"/>
-          <w:rFonts w:ascii="Charis SIL Regular" w:hAnsi="Charis SIL Regular" w:eastAsia="Charis SIL Regular"/>
-          <w:b w:val="0"/>
-          <w:i w:val="0"/>
-          <w:color w:val="000000"/>
-          <w:sz w:val="24"/>
-        </w:rPr>
-        <w:hyperlink r:id="rId21" w:history="1">
-          <w:r>
-            <w:rPr>
-              <w:rStyle w:val="Hyperlink"/>
-            </w:rPr>
-            <w:t>rdwenen</w:t>
-          </w:r>
-        </w:hyperlink>
-      </w:r>
-      <w:r>
-        <w:rPr>
-          <w:rFonts w:ascii="Charis SIL Regular" w:hAnsi="Charis SIL Regular" w:eastAsia="Charis SIL Regular"/>
-          <w:b w:val="0"/>
-          <w:i w:val="0"/>
-          <w:color w:val="000000"/>
-          <w:sz w:val="24"/>
-        </w:rPr>
-        <w:t xml:space="preserve"> en vergingen er vele voor</w:t>
-      </w:r>
-      <w:r>
-        <w:rPr>
-          <w:u w:val="single" w:color="0000ff"/>
-          <w:rFonts w:ascii="Charis SIL Regular" w:hAnsi="Charis SIL Regular" w:eastAsia="Charis SIL Regular"/>
-          <w:b w:val="0"/>
-          <w:i w:val="0"/>
-          <w:color w:val="000000"/>
-          <w:sz w:val="24"/>
-        </w:rPr>
-        <w:hyperlink r:id="rId22" w:history="1">
-          <w:r>
-            <w:rPr>
-              <w:rStyle w:val="Hyperlink"/>
-            </w:rPr>
-            <w:t>werpen in</w:t>
-          </w:r>
-        </w:hyperlink>
-      </w:r>
-      <w:r>
-        <w:rPr>
-          <w:u w:val="single" w:color="0000ff"/>
-          <w:rFonts w:ascii="Charis SIL Regular" w:hAnsi="Charis SIL Regular" w:eastAsia="Charis SIL Regular"/>
-          <w:b w:val="0"/>
-          <w:i w:val="0"/>
-          <w:color w:val="000000"/>
-          <w:sz w:val="24"/>
-        </w:rPr>
-        <w:t xml:space="preserve"> </w:t>
-      </w:r>
-      <w:r>
-        <w:rPr>
-          <w:u w:val="single" w:color="0000ff"/>
-          <w:rFonts w:ascii="Charis SIL Regular" w:hAnsi="Charis SIL Regular" w:eastAsia="Charis SIL Regular"/>
-          <w:b w:val="0"/>
-          <w:i w:val="0"/>
-          <w:color w:val="000000"/>
-          <w:sz w:val="24"/>
-        </w:rPr>
-        <w:hyperlink r:id="rId22" w:history="1">
-          <w:r>
-            <w:rPr>
-              <w:rStyle w:val="Hyperlink"/>
-            </w:rPr>
-            <w:t xml:space="preserve">die </w:t>
-          </w:r>
-        </w:hyperlink>
-      </w:r>
-      <w:r>
-        <w:rPr>
-          <w:u w:val="single" w:color="0000ff"/>
-          <w:rFonts w:ascii="Charis SIL Regular" w:hAnsi="Charis SIL Regular" w:eastAsia="Charis SIL Regular"/>
-          <w:b w:val="0"/>
-          <w:i w:val="0"/>
-          <w:color w:val="000000"/>
-          <w:sz w:val="24"/>
-        </w:rPr>
-        <w:hyperlink r:id="rId22" w:history="1">
-          <w:r>
-            <w:rPr>
-              <w:rStyle w:val="Hyperlink"/>
-            </w:rPr>
-            <w:t>t</w:t>
-          </w:r>
-        </w:hyperlink>
-      </w:r>
-      <w:r>
-        <w:rPr>
-          <w:u w:val="single" w:color="0000ff"/>
-          <w:rFonts w:ascii="Charis SIL Regular" w:hAnsi="Charis SIL Regular" w:eastAsia="Charis SIL Regular"/>
-          <w:b w:val="0"/>
-          <w:i w:val="0"/>
-          <w:color w:val="000000"/>
-          <w:sz w:val="24"/>
-        </w:rPr>
-        <w:hyperlink r:id="rId22" w:history="1">
-          <w:r>
-            <w:rPr>
-              <w:rStyle w:val="Hyperlink"/>
-            </w:rPr>
-            <w:t>ijd</w:t>
-          </w:r>
-        </w:hyperlink>
-      </w:r>
-      <w:r>
-        <w:rPr>
-          <w:u w:val="single" w:color="0000ff"/>
-          <w:rFonts w:ascii="Charis SIL Regular" w:hAnsi="Charis SIL Regular" w:eastAsia="Charis SIL Regular"/>
-          <w:b w:val="0"/>
-          <w:i w:val="0"/>
-          <w:color w:val="000000"/>
-          <w:sz w:val="24"/>
-        </w:rPr>
-        <w:hyperlink r:id="rId22" w:history="1">
-          <w:r>
-            <w:rPr>
-              <w:rStyle w:val="Hyperlink"/>
-            </w:rPr>
-            <w:t>. De der</w:t>
-          </w:r>
-        </w:hyperlink>
-      </w:r>
-      <w:r>
-        <w:rPr>
-          <w:rFonts w:ascii="Charis SIL Regular" w:hAnsi="Charis SIL Regular" w:eastAsia="Charis SIL Regular"/>
-          <w:b w:val="0"/>
-          <w:i w:val="0"/>
-          <w:color w:val="000000"/>
-          <w:sz w:val="24"/>
-        </w:rPr>
-        <w:t xml:space="preserve">de en laatste directeur </w:t>
+        <w:t xml:space="preserve"> verdween nadat zijn zoon </w:t>
       </w:r>
       <w:r>
         <w:rPr>
@@ -3175,7 +2815,7 @@
             <w:rPr>
               <w:rStyle w:val="Hyperlink"/>
             </w:rPr>
-            <w:t>David</w:t>
+            <w:t>Abraham</w:t>
           </w:r>
         </w:hyperlink>
       </w:r>
@@ -3233,6 +2873,288 @@
             <w:rPr>
               <w:rStyle w:val="Hyperlink"/>
             </w:rPr>
+            <w:t>de</w:t>
+          </w:r>
+        </w:hyperlink>
+      </w:r>
+      <w:r>
+        <w:rPr>
+          <w:rFonts w:ascii="Charis SIL Regular" w:hAnsi="Charis SIL Regular" w:eastAsia="Charis SIL Regular"/>
+          <w:b w:val="0"/>
+          <w:i w:val="0"/>
+          <w:color w:val="0000FF"/>
+          <w:sz w:val="24"/>
+          <w:u w:val="single"/>
+        </w:rPr>
+        <w:t xml:space="preserve"> </w:t>
+      </w:r>
+      <w:r>
+        <w:rPr>
+          <w:rFonts w:ascii="Charis SIL Regular" w:hAnsi="Charis SIL Regular" w:eastAsia="Charis SIL Regular"/>
+          <w:b w:val="0"/>
+          <w:i w:val="0"/>
+          <w:color w:val="0000FF"/>
+          <w:sz w:val="24"/>
+          <w:u w:val="single"/>
+        </w:rPr>
+        <w:hyperlink r:id="rId23" w:history="1">
+          <w:r>
+            <w:rPr>
+              <w:rStyle w:val="Hyperlink"/>
+            </w:rPr>
+            <w:t>Kasteele</w:t>
+          </w:r>
+        </w:hyperlink>
+      </w:r>
+      <w:r>
+        <w:rPr>
+          <w:rFonts w:ascii="Charis SIL Regular" w:hAnsi="Charis SIL Regular" w:eastAsia="Charis SIL Regular"/>
+          <w:b w:val="0"/>
+          <w:i w:val="0"/>
+          <w:color w:val="000000"/>
+          <w:sz w:val="24"/>
+        </w:rPr>
+        <w:t xml:space="preserve"> hem opvolgde in</w:t>
+      </w:r>
+      <w:r>
+        <w:rPr>
+          <w:u w:val="single" w:color="0000ff"/>
+          <w:rFonts w:ascii="Charis SIL Regular" w:hAnsi="Charis SIL Regular" w:eastAsia="Charis SIL Regular"/>
+          <w:b w:val="0"/>
+          <w:i w:val="0"/>
+          <w:color w:val="000000"/>
+          <w:sz w:val="24"/>
+        </w:rPr>
+        <w:hyperlink r:id="rId22" w:history="1">
+          <w:r>
+            <w:rPr>
+              <w:rStyle w:val="Hyperlink"/>
+            </w:rPr>
+            <w:t xml:space="preserve"> 1840. </w:t>
+          </w:r>
+        </w:hyperlink>
+      </w:r>
+      <w:r>
+        <w:rPr>
+          <w:rFonts w:ascii="Charis SIL Regular" w:hAnsi="Charis SIL Regular" w:eastAsia="Charis SIL Regular"/>
+          <w:b w:val="0"/>
+          <w:i w:val="0"/>
+          <w:color w:val="000000"/>
+          <w:sz w:val="24"/>
+        </w:rPr>
+        <w:t>Ook ve</w:t>
+      </w:r>
+      <w:r>
+        <w:rPr>
+          <w:u w:val="single" w:color="0000ff"/>
+          <w:rFonts w:ascii="Charis SIL Regular" w:hAnsi="Charis SIL Regular" w:eastAsia="Charis SIL Regular"/>
+          <w:b w:val="0"/>
+          <w:i w:val="0"/>
+          <w:color w:val="000000"/>
+          <w:sz w:val="24"/>
+        </w:rPr>
+        <w:hyperlink r:id="rId22" w:history="1">
+          <w:r>
+            <w:rPr>
+              <w:rStyle w:val="Hyperlink"/>
+            </w:rPr>
+            <w:t>rdwenen</w:t>
+          </w:r>
+        </w:hyperlink>
+      </w:r>
+      <w:r>
+        <w:rPr>
+          <w:rFonts w:ascii="Charis SIL Regular" w:hAnsi="Charis SIL Regular" w:eastAsia="Charis SIL Regular"/>
+          <w:b w:val="0"/>
+          <w:i w:val="0"/>
+          <w:color w:val="000000"/>
+          <w:sz w:val="24"/>
+        </w:rPr>
+        <w:t xml:space="preserve"> en vergingen er vele voor</w:t>
+      </w:r>
+      <w:r>
+        <w:rPr>
+          <w:u w:val="single" w:color="0000ff"/>
+          <w:rFonts w:ascii="Charis SIL Regular" w:hAnsi="Charis SIL Regular" w:eastAsia="Charis SIL Regular"/>
+          <w:b w:val="0"/>
+          <w:i w:val="0"/>
+          <w:color w:val="000000"/>
+          <w:sz w:val="24"/>
+        </w:rPr>
+        <w:hyperlink r:id="rId23" w:history="1">
+          <w:r>
+            <w:rPr>
+              <w:rStyle w:val="Hyperlink"/>
+            </w:rPr>
+            <w:t>werpen in</w:t>
+          </w:r>
+        </w:hyperlink>
+      </w:r>
+      <w:r>
+        <w:rPr>
+          <w:u w:val="single" w:color="0000ff"/>
+          <w:rFonts w:ascii="Charis SIL Regular" w:hAnsi="Charis SIL Regular" w:eastAsia="Charis SIL Regular"/>
+          <w:b w:val="0"/>
+          <w:i w:val="0"/>
+          <w:color w:val="000000"/>
+          <w:sz w:val="24"/>
+        </w:rPr>
+        <w:t xml:space="preserve"> </w:t>
+      </w:r>
+      <w:r>
+        <w:rPr>
+          <w:u w:val="single" w:color="0000ff"/>
+          <w:rFonts w:ascii="Charis SIL Regular" w:hAnsi="Charis SIL Regular" w:eastAsia="Charis SIL Regular"/>
+          <w:b w:val="0"/>
+          <w:i w:val="0"/>
+          <w:color w:val="000000"/>
+          <w:sz w:val="24"/>
+        </w:rPr>
+        <w:hyperlink r:id="rId23" w:history="1">
+          <w:r>
+            <w:rPr>
+              <w:rStyle w:val="Hyperlink"/>
+            </w:rPr>
+            <w:t xml:space="preserve">die </w:t>
+          </w:r>
+        </w:hyperlink>
+      </w:r>
+      <w:r>
+        <w:rPr>
+          <w:u w:val="single" w:color="0000ff"/>
+          <w:rFonts w:ascii="Charis SIL Regular" w:hAnsi="Charis SIL Regular" w:eastAsia="Charis SIL Regular"/>
+          <w:b w:val="0"/>
+          <w:i w:val="0"/>
+          <w:color w:val="000000"/>
+          <w:sz w:val="24"/>
+        </w:rPr>
+        <w:hyperlink r:id="rId23" w:history="1">
+          <w:r>
+            <w:rPr>
+              <w:rStyle w:val="Hyperlink"/>
+            </w:rPr>
+            <w:t>t</w:t>
+          </w:r>
+        </w:hyperlink>
+      </w:r>
+      <w:r>
+        <w:rPr>
+          <w:u w:val="single" w:color="0000ff"/>
+          <w:rFonts w:ascii="Charis SIL Regular" w:hAnsi="Charis SIL Regular" w:eastAsia="Charis SIL Regular"/>
+          <w:b w:val="0"/>
+          <w:i w:val="0"/>
+          <w:color w:val="000000"/>
+          <w:sz w:val="24"/>
+        </w:rPr>
+        <w:hyperlink r:id="rId23" w:history="1">
+          <w:r>
+            <w:rPr>
+              <w:rStyle w:val="Hyperlink"/>
+            </w:rPr>
+            <w:t>ijd</w:t>
+          </w:r>
+        </w:hyperlink>
+      </w:r>
+      <w:r>
+        <w:rPr>
+          <w:u w:val="single" w:color="0000ff"/>
+          <w:rFonts w:ascii="Charis SIL Regular" w:hAnsi="Charis SIL Regular" w:eastAsia="Charis SIL Regular"/>
+          <w:b w:val="0"/>
+          <w:i w:val="0"/>
+          <w:color w:val="000000"/>
+          <w:sz w:val="24"/>
+        </w:rPr>
+        <w:hyperlink r:id="rId23" w:history="1">
+          <w:r>
+            <w:rPr>
+              <w:rStyle w:val="Hyperlink"/>
+            </w:rPr>
+            <w:t>. De der</w:t>
+          </w:r>
+        </w:hyperlink>
+      </w:r>
+      <w:r>
+        <w:rPr>
+          <w:rFonts w:ascii="Charis SIL Regular" w:hAnsi="Charis SIL Regular" w:eastAsia="Charis SIL Regular"/>
+          <w:b w:val="0"/>
+          <w:i w:val="0"/>
+          <w:color w:val="000000"/>
+          <w:sz w:val="24"/>
+        </w:rPr>
+        <w:t xml:space="preserve">de en laatste directeur </w:t>
+      </w:r>
+      <w:r>
+        <w:rPr>
+          <w:rFonts w:ascii="Charis SIL Regular" w:hAnsi="Charis SIL Regular" w:eastAsia="Charis SIL Regular"/>
+          <w:b w:val="0"/>
+          <w:i w:val="0"/>
+          <w:color w:val="0000FF"/>
+          <w:sz w:val="24"/>
+          <w:u w:val="single"/>
+        </w:rPr>
+        <w:hyperlink r:id="rId24" w:history="1">
+          <w:r>
+            <w:rPr>
+              <w:rStyle w:val="Hyperlink"/>
+            </w:rPr>
+            <w:t>David</w:t>
+          </w:r>
+        </w:hyperlink>
+      </w:r>
+      <w:r>
+        <w:rPr>
+          <w:rFonts w:ascii="Charis SIL Regular" w:hAnsi="Charis SIL Regular" w:eastAsia="Charis SIL Regular"/>
+          <w:b w:val="0"/>
+          <w:i w:val="0"/>
+          <w:color w:val="0000FF"/>
+          <w:sz w:val="24"/>
+          <w:u w:val="single"/>
+        </w:rPr>
+        <w:t xml:space="preserve"> </w:t>
+      </w:r>
+      <w:r>
+        <w:rPr>
+          <w:rFonts w:ascii="Charis SIL Regular" w:hAnsi="Charis SIL Regular" w:eastAsia="Charis SIL Regular"/>
+          <w:b w:val="0"/>
+          <w:i w:val="0"/>
+          <w:color w:val="0000FF"/>
+          <w:sz w:val="24"/>
+          <w:u w:val="single"/>
+        </w:rPr>
+        <w:hyperlink r:id="rId24" w:history="1">
+          <w:r>
+            <w:rPr>
+              <w:rStyle w:val="Hyperlink"/>
+            </w:rPr>
+            <w:t>van</w:t>
+          </w:r>
+        </w:hyperlink>
+      </w:r>
+      <w:r>
+        <w:rPr>
+          <w:rFonts w:ascii="Charis SIL Regular" w:hAnsi="Charis SIL Regular" w:eastAsia="Charis SIL Regular"/>
+          <w:b w:val="0"/>
+          <w:i w:val="0"/>
+          <w:color w:val="0000FF"/>
+          <w:sz w:val="24"/>
+          <w:u w:val="single"/>
+        </w:rPr>
+        <w:t xml:space="preserve"> </w:t>
+      </w:r>
+      <w:r>
+        <w:rPr>
+          <w:rFonts w:ascii="Charis SIL Regular" w:hAnsi="Charis SIL Regular" w:eastAsia="Charis SIL Regular"/>
+          <w:b w:val="0"/>
+          <w:i w:val="0"/>
+          <w:color w:val="0000FF"/>
+          <w:sz w:val="24"/>
+          <w:u w:val="single"/>
+        </w:rPr>
+        <w:hyperlink r:id="rId24" w:history="1">
+          <w:r>
+            <w:rPr>
+              <w:rStyle w:val="Hyperlink"/>
+            </w:rPr>
             <w:t>der</w:t>
           </w:r>
         </w:hyperlink>
@@ -3257,7 +3179,7 @@
           <w:sz w:val="24"/>
           <w:u w:val="single"/>
         </w:rPr>
-        <w:hyperlink r:id="rId23" w:history="1">
+        <w:hyperlink r:id="rId24" w:history="1">
           <w:r>
             <w:rPr>
               <w:rStyle w:val="Hyperlink"/>
@@ -3278,6 +3200,16 @@
       </w:r>
       <w:r>
         <w:rPr>
+          <w:rFonts w:ascii="Charis SIL Regular" w:hAnsi="Charis SIL Regular" w:eastAsia="Charis SIL Regular"/>
+          <w:b w:val="0"/>
+          <w:i w:val="0"/>
+          <w:color w:val="000000"/>
+          <w:sz w:val="24"/>
+        </w:rPr>
+        <w:t>het boek van R</w:t>
+      </w:r>
+      <w:r>
+        <w:rPr>
           <w:u w:val="single" w:color="0000ff"/>
           <w:rFonts w:ascii="Charis SIL Regular" w:hAnsi="Charis SIL Regular" w:eastAsia="Charis SIL Regular"/>
           <w:b w:val="0"/>
@@ -3285,72 +3217,7 @@
           <w:color w:val="000000"/>
           <w:sz w:val="24"/>
         </w:rPr>
-        <w:hyperlink r:id="rId23" w:history="1">
-          <w:r>
-            <w:rPr>
-              <w:rStyle w:val="Hyperlink"/>
-            </w:rPr>
-            <w:t>het bo</w:t>
-          </w:r>
-        </w:hyperlink>
-      </w:r>
-      <w:r>
-        <w:rPr>
-          <w:u w:val="single" w:color="0000ff"/>
-          <w:rFonts w:ascii="Charis SIL Regular" w:hAnsi="Charis SIL Regular" w:eastAsia="Charis SIL Regular"/>
-          <w:b w:val="0"/>
-          <w:i w:val="0"/>
-          <w:color w:val="000000"/>
-          <w:sz w:val="24"/>
-        </w:rPr>
-        <w:hyperlink r:id="rId23" w:history="1">
-          <w:r>
-            <w:rPr>
-              <w:rStyle w:val="Hyperlink"/>
-            </w:rPr>
-            <w:t>ek v</w:t>
-          </w:r>
-        </w:hyperlink>
-      </w:r>
-      <w:r>
-        <w:rPr>
-          <w:u w:val="single" w:color="0000ff"/>
-          <w:rFonts w:ascii="Charis SIL Regular" w:hAnsi="Charis SIL Regular" w:eastAsia="Charis SIL Regular"/>
-          <w:b w:val="0"/>
-          <w:i w:val="0"/>
-          <w:color w:val="000000"/>
-          <w:sz w:val="24"/>
-        </w:rPr>
-        <w:hyperlink r:id="rId23" w:history="1">
-          <w:r>
-            <w:rPr>
-              <w:rStyle w:val="Hyperlink"/>
-            </w:rPr>
-            <w:t xml:space="preserve">an </w:t>
-          </w:r>
-        </w:hyperlink>
-      </w:r>
-      <w:r>
-        <w:rPr>
-          <w:u w:val="single" w:color="0000ff"/>
-          <w:rFonts w:ascii="Charis SIL Regular" w:hAnsi="Charis SIL Regular" w:eastAsia="Charis SIL Regular"/>
-          <w:b w:val="0"/>
-          <w:i w:val="0"/>
-          <w:color w:val="000000"/>
-          <w:sz w:val="24"/>
-        </w:rPr>
-        <w:t>R</w:t>
-      </w:r>
-      <w:r>
-        <w:rPr>
-          <w:u w:val="single" w:color="0000ff"/>
-          <w:rFonts w:ascii="Charis SIL Regular" w:hAnsi="Charis SIL Regular" w:eastAsia="Charis SIL Regular"/>
-          <w:b w:val="0"/>
-          <w:i w:val="0"/>
-          <w:color w:val="000000"/>
-          <w:sz w:val="24"/>
-        </w:rPr>
-        <w:hyperlink r:id="rId23" w:history="1">
+        <w:hyperlink r:id="rId24" w:history="1">
           <w:r>
             <w:rPr>
               <w:rStyle w:val="Hyperlink"/>
@@ -3378,7 +3245,7 @@
           <w:sz w:val="24"/>
           <w:u w:val="single"/>
         </w:rPr>
-        <w:hyperlink r:id="rId24" w:history="1">
+        <w:hyperlink r:id="rId25" w:history="1">
           <w:r>
             <w:rPr>
               <w:rStyle w:val="Hyperlink"/>
@@ -3407,7 +3274,7 @@
           <w:sz w:val="24"/>
           <w:u w:val="single"/>
         </w:rPr>
-        <w:hyperlink r:id="rId24" w:history="1">
+        <w:hyperlink r:id="rId25" w:history="1">
           <w:r>
             <w:rPr>
               <w:rStyle w:val="Hyperlink"/>
@@ -3434,7 +3301,7 @@
           <w:color w:val="000000"/>
           <w:sz w:val="24"/>
         </w:rPr>
-        <w:t>in de periode 1876-1879 een ni</w:t>
+        <w:t>in de periode 1876-1879 een nieuwe objectin</w:t>
       </w:r>
       <w:r>
         <w:rPr>
@@ -3445,36 +3312,7 @@
           <w:color w:val="000000"/>
           <w:sz w:val="24"/>
         </w:rPr>
-        <w:t>e</w:t>
-      </w:r>
-      <w:r>
-        <w:rPr>
-          <w:u w:val="single" w:color="0000ff"/>
-          <w:rFonts w:ascii="Charis SIL Regular" w:hAnsi="Charis SIL Regular" w:eastAsia="Charis SIL Regular"/>
-          <w:b w:val="0"/>
-          <w:i w:val="0"/>
-          <w:color w:val="000000"/>
-          <w:sz w:val="24"/>
-        </w:rPr>
-        <w:hyperlink r:id="rId24" w:history="1">
-          <w:r>
-            <w:rPr>
-              <w:rStyle w:val="Hyperlink"/>
-            </w:rPr>
-            <w:t>uwe objectin</w:t>
-          </w:r>
-        </w:hyperlink>
-      </w:r>
-      <w:r>
-        <w:rPr>
-          <w:u w:val="single" w:color="0000ff"/>
-          <w:rFonts w:ascii="Charis SIL Regular" w:hAnsi="Charis SIL Regular" w:eastAsia="Charis SIL Regular"/>
-          <w:b w:val="0"/>
-          <w:i w:val="0"/>
-          <w:color w:val="000000"/>
-          <w:sz w:val="24"/>
-        </w:rPr>
-        <w:hyperlink r:id="rId24" w:history="1">
+        <w:hyperlink r:id="rId25" w:history="1">
           <w:r>
             <w:rPr>
               <w:rStyle w:val="Hyperlink"/>
@@ -3545,7 +3383,7 @@
           <w:sz w:val="24"/>
           <w:u w:val="single"/>
         </w:rPr>
-        <w:hyperlink r:id="rId25" w:history="1">
+        <w:hyperlink r:id="rId26" w:history="1">
           <w:r>
             <w:rPr>
               <w:rStyle w:val="Hyperlink"/>
@@ -3592,7 +3430,7 @@
           <w:sz w:val="24"/>
           <w:u w:val="single"/>
         </w:rPr>
-        <w:hyperlink r:id="rId25" w:history="1">
+        <w:hyperlink r:id="rId26" w:history="1">
           <w:r>
             <w:rPr>
               <w:rStyle w:val="Hyperlink"/>
@@ -3621,7 +3459,7 @@
           <w:sz w:val="24"/>
           <w:u w:val="single"/>
         </w:rPr>
-        <w:hyperlink r:id="rId25" w:history="1">
+        <w:hyperlink r:id="rId26" w:history="1">
           <w:r>
             <w:rPr>
               <w:rStyle w:val="Hyperlink"/>
@@ -3649,7 +3487,7 @@
           <w:color w:val="000000"/>
           <w:sz w:val="24"/>
         </w:rPr>
-        <w:hyperlink r:id="rId25" w:history="1">
+        <w:hyperlink r:id="rId26" w:history="1">
           <w:r>
             <w:rPr>
               <w:rStyle w:val="Hyperlink"/>
@@ -3667,7 +3505,7 @@
           <w:color w:val="000000"/>
           <w:sz w:val="24"/>
         </w:rPr>
-        <w:hyperlink r:id="rId25" w:history="1">
+        <w:hyperlink r:id="rId26" w:history="1">
           <w:r>
             <w:rPr>
               <w:rStyle w:val="Hyperlink"/>
@@ -3685,7 +3523,7 @@
           <w:color w:val="000000"/>
           <w:sz w:val="24"/>
         </w:rPr>
-        <w:hyperlink r:id="rId25" w:history="1">
+        <w:hyperlink r:id="rId26" w:history="1">
           <w:r>
             <w:rPr>
               <w:rStyle w:val="Hyperlink"/>
@@ -3763,7 +3601,7 @@
           <w:sz w:val="24"/>
           <w:u w:val="single"/>
         </w:rPr>
-        <w:hyperlink r:id="rId26" w:history="1">
+        <w:hyperlink r:id="rId27" w:history="1">
           <w:r>
             <w:rPr>
               <w:rStyle w:val="Hyperlink"/>
@@ -3792,7 +3630,7 @@
           <w:sz w:val="24"/>
           <w:u w:val="single"/>
         </w:rPr>
-        <w:hyperlink r:id="rId26" w:history="1">
+        <w:hyperlink r:id="rId27" w:history="1">
           <w:r>
             <w:rPr>
               <w:rStyle w:val="Hyperlink"/>
@@ -3830,7 +3668,7 @@
           <w:color w:val="000000"/>
           <w:sz w:val="24"/>
         </w:rPr>
-        <w:hyperlink r:id="rId26" w:history="1">
+        <w:hyperlink r:id="rId27" w:history="1">
           <w:r>
             <w:rPr>
               <w:rStyle w:val="Hyperlink"/>
@@ -3848,7 +3686,7 @@
           <w:color w:val="000000"/>
           <w:sz w:val="24"/>
         </w:rPr>
-        <w:hyperlink r:id="rId26" w:history="1">
+        <w:hyperlink r:id="rId27" w:history="1">
           <w:r>
             <w:rPr>
               <w:rStyle w:val="Hyperlink"/>
@@ -3886,7 +3724,7 @@
           <w:sz w:val="24"/>
           <w:u w:val="single"/>
         </w:rPr>
-        <w:hyperlink r:id="rId27" w:history="1">
+        <w:hyperlink r:id="rId28" w:history="1">
           <w:r>
             <w:rPr>
               <w:rStyle w:val="Hyperlink"/>
@@ -3924,7 +3762,7 @@
           <w:color w:val="000000"/>
           <w:sz w:val="24"/>
         </w:rPr>
-        <w:hyperlink r:id="rId27" w:history="1">
+        <w:hyperlink r:id="rId28" w:history="1">
           <w:r>
             <w:rPr>
               <w:rStyle w:val="Hyperlink"/>
@@ -4185,7 +4023,7 @@
           <w:sz w:val="24"/>
           <w:u w:val="single"/>
         </w:rPr>
-        <w:t>Ethnografisch Museu</w:t>
+        <w:t>Ethnografisch Muse</w:t>
       </w:r>
       <w:r>
         <w:rPr>
@@ -4196,7 +4034,7 @@
           <w:sz w:val="24"/>
           <w:u w:val="single"/>
         </w:rPr>
-        <w:t>m Arti</w:t>
+        <w:t>u</w:t>
       </w:r>
       <w:r>
         <w:rPr>
@@ -4205,8 +4043,9 @@
           <w:i w:val="0"/>
           <w:color w:val="0000FF"/>
           <w:sz w:val="24"/>
-        </w:rPr>
-        <w:t>s</w:t>
+          <w:u w:val="single"/>
+        </w:rPr>
+        <w:t>m Artis</w:t>
       </w:r>
       <w:r>
         <w:br/>
@@ -4409,7 +4248,7 @@
           <w:color w:val="0000FF"/>
           <w:sz w:val="24"/>
         </w:rPr>
-        <w:hyperlink r:id="rId28" w:history="1">
+        <w:hyperlink r:id="rId29" w:history="1">
           <w:r>
             <w:rPr>
               <w:rStyle w:val="Hyperlink"/>
@@ -4426,7 +4265,7 @@
           <w:color w:val="0000FF"/>
           <w:sz w:val="24"/>
         </w:rPr>
-        <w:hyperlink r:id="rId28" w:history="1">
+        <w:hyperlink r:id="rId29" w:history="1">
           <w:r>
             <w:rPr>
               <w:rStyle w:val="Hyperlink"/>
@@ -4544,7 +4383,7 @@
           <w:sz w:val="24"/>
           <w:u w:val="single"/>
         </w:rPr>
-        <w:hyperlink r:id="rId29" w:history="1">
+        <w:hyperlink r:id="rId30" w:history="1">
           <w:r>
             <w:rPr>
               <w:rStyle w:val="Hyperlink"/>
@@ -4562,7 +4401,7 @@
           <w:sz w:val="24"/>
           <w:u w:val="single"/>
         </w:rPr>
-        <w:hyperlink r:id="rId29" w:history="1">
+        <w:hyperlink r:id="rId30" w:history="1">
           <w:r>
             <w:rPr>
               <w:rStyle w:val="Hyperlink"/>
@@ -4580,7 +4419,7 @@
           <w:sz w:val="24"/>
           <w:u w:val="single"/>
         </w:rPr>
-        <w:hyperlink r:id="rId29" w:history="1">
+        <w:hyperlink r:id="rId30" w:history="1">
           <w:r>
             <w:rPr>
               <w:rStyle w:val="Hyperlink"/>
@@ -4598,7 +4437,7 @@
           <w:sz w:val="24"/>
           <w:u w:val="single"/>
         </w:rPr>
-        <w:hyperlink r:id="rId29" w:history="1">
+        <w:hyperlink r:id="rId30" w:history="1">
           <w:r>
             <w:rPr>
               <w:rStyle w:val="Hyperlink"/>
@@ -4616,7 +4455,7 @@
           <w:sz w:val="24"/>
           <w:u w:val="single"/>
         </w:rPr>
-        <w:hyperlink r:id="rId29" w:history="1">
+        <w:hyperlink r:id="rId30" w:history="1">
           <w:r>
             <w:rPr>
               <w:rStyle w:val="Hyperlink"/>
@@ -4634,7 +4473,7 @@
           <w:sz w:val="24"/>
           <w:u w:val="single"/>
         </w:rPr>
-        <w:hyperlink r:id="rId29" w:history="1">
+        <w:hyperlink r:id="rId30" w:history="1">
           <w:r>
             <w:rPr>
               <w:rStyle w:val="Hyperlink"/>
@@ -4652,7 +4491,7 @@
           <w:sz w:val="24"/>
           <w:u w:val="single"/>
         </w:rPr>
-        <w:hyperlink r:id="rId29" w:history="1">
+        <w:hyperlink r:id="rId30" w:history="1">
           <w:r>
             <w:rPr>
               <w:rStyle w:val="Hyperlink"/>
@@ -4670,7 +4509,7 @@
           <w:sz w:val="24"/>
           <w:u w:val="single"/>
         </w:rPr>
-        <w:hyperlink r:id="rId29" w:history="1">
+        <w:hyperlink r:id="rId30" w:history="1">
           <w:r>
             <w:rPr>
               <w:rStyle w:val="Hyperlink"/>
@@ -4688,7 +4527,7 @@
           <w:sz w:val="24"/>
           <w:u w:val="single"/>
         </w:rPr>
-        <w:hyperlink r:id="rId29" w:history="1">
+        <w:hyperlink r:id="rId30" w:history="1">
           <w:r>
             <w:rPr>
               <w:rStyle w:val="Hyperlink"/>
@@ -4848,7 +4687,7 @@
           <w:sz w:val="24"/>
           <w:u w:val="single"/>
         </w:rPr>
-        <w:hyperlink r:id="rId30" w:history="1">
+        <w:hyperlink r:id="rId31" w:history="1">
           <w:r>
             <w:rPr>
               <w:rStyle w:val="Hyperlink"/>
@@ -4866,7 +4705,7 @@
           <w:sz w:val="24"/>
           <w:u w:val="single"/>
         </w:rPr>
-        <w:hyperlink r:id="rId30" w:history="1">
+        <w:hyperlink r:id="rId31" w:history="1">
           <w:r>
             <w:rPr>
               <w:rStyle w:val="Hyperlink"/>
@@ -4884,7 +4723,7 @@
           <w:sz w:val="24"/>
           <w:u w:val="single"/>
         </w:rPr>
-        <w:hyperlink r:id="rId30" w:history="1">
+        <w:hyperlink r:id="rId31" w:history="1">
           <w:r>
             <w:rPr>
               <w:rStyle w:val="Hyperlink"/>
@@ -4902,7 +4741,7 @@
           <w:sz w:val="24"/>
           <w:u w:val="single"/>
         </w:rPr>
-        <w:hyperlink r:id="rId30" w:history="1">
+        <w:hyperlink r:id="rId31" w:history="1">
           <w:r>
             <w:rPr>
               <w:rStyle w:val="Hyperlink"/>
@@ -4920,7 +4759,7 @@
           <w:sz w:val="24"/>
           <w:u w:val="single"/>
         </w:rPr>
-        <w:hyperlink r:id="rId30" w:history="1">
+        <w:hyperlink r:id="rId31" w:history="1">
           <w:r>
             <w:rPr>
               <w:rStyle w:val="Hyperlink"/>
@@ -4938,7 +4777,7 @@
           <w:sz w:val="24"/>
           <w:u w:val="single"/>
         </w:rPr>
-        <w:hyperlink r:id="rId30" w:history="1">
+        <w:hyperlink r:id="rId31" w:history="1">
           <w:r>
             <w:rPr>
               <w:rStyle w:val="Hyperlink"/>
@@ -4956,7 +4795,7 @@
           <w:sz w:val="24"/>
           <w:u w:val="single"/>
         </w:rPr>
-        <w:hyperlink r:id="rId30" w:history="1">
+        <w:hyperlink r:id="rId31" w:history="1">
           <w:r>
             <w:rPr>
               <w:rStyle w:val="Hyperlink"/>
@@ -5064,7 +4903,7 @@
           <w:sz w:val="24"/>
           <w:u w:val="single"/>
         </w:rPr>
-        <w:hyperlink r:id="rId31" w:history="1">
+        <w:hyperlink r:id="rId32" w:history="1">
           <w:r>
             <w:rPr>
               <w:rStyle w:val="Hyperlink"/>
@@ -5082,7 +4921,7 @@
           <w:sz w:val="24"/>
           <w:u w:val="single"/>
         </w:rPr>
-        <w:hyperlink r:id="rId31" w:history="1">
+        <w:hyperlink r:id="rId32" w:history="1">
           <w:r>
             <w:rPr>
               <w:rStyle w:val="Hyperlink"/>
@@ -5100,7 +4939,7 @@
           <w:sz w:val="24"/>
           <w:u w:val="single"/>
         </w:rPr>
-        <w:hyperlink r:id="rId31" w:history="1">
+        <w:hyperlink r:id="rId32" w:history="1">
           <w:r>
             <w:rPr>
               <w:rStyle w:val="Hyperlink"/>
@@ -5118,7 +4957,7 @@
           <w:sz w:val="24"/>
           <w:u w:val="single"/>
         </w:rPr>
-        <w:hyperlink r:id="rId31" w:history="1">
+        <w:hyperlink r:id="rId32" w:history="1">
           <w:r>
             <w:rPr>
               <w:rStyle w:val="Hyperlink"/>
@@ -5136,7 +4975,7 @@
           <w:sz w:val="24"/>
           <w:u w:val="single"/>
         </w:rPr>
-        <w:hyperlink r:id="rId31" w:history="1">
+        <w:hyperlink r:id="rId32" w:history="1">
           <w:r>
             <w:rPr>
               <w:rStyle w:val="Hyperlink"/>
@@ -5154,12 +4993,12 @@
           <w:sz w:val="24"/>
           <w:u w:val="single"/>
         </w:rPr>
-        <w:hyperlink r:id="rId31" w:history="1">
+        <w:hyperlink r:id="rId32" w:history="1">
           <w:r>
             <w:rPr>
               <w:rStyle w:val="Hyperlink"/>
             </w:rPr>
-            <w:t>file</w:t>
+            <w:t>f</w:t>
           </w:r>
         </w:hyperlink>
       </w:r>
@@ -5172,12 +5011,12 @@
           <w:sz w:val="24"/>
           <w:u w:val="single"/>
         </w:rPr>
-        <w:hyperlink r:id="rId31" w:history="1">
+        <w:hyperlink r:id="rId32" w:history="1">
           <w:r>
             <w:rPr>
               <w:rStyle w:val="Hyperlink"/>
             </w:rPr>
-            <w:t>/</w:t>
+            <w:t>i</w:t>
           </w:r>
         </w:hyperlink>
       </w:r>
@@ -5188,14 +5027,13 @@
           <w:i w:val="0"/>
           <w:color w:val="0000FF"/>
           <w:sz w:val="24"/>
-          <w:u w:val="single"/>
-        </w:rPr>
-        <w:hyperlink r:id="rId31" w:history="1">
+        </w:rPr>
+        <w:hyperlink r:id="rId32" w:history="1">
           <w:r>
             <w:rPr>
               <w:rStyle w:val="Hyperlink"/>
             </w:rPr>
-            <w:t>N</w:t>
+            <w:t>l</w:t>
           </w:r>
         </w:hyperlink>
       </w:r>
@@ -5206,14 +5044,13 @@
           <w:i w:val="0"/>
           <w:color w:val="0000FF"/>
           <w:sz w:val="24"/>
-          <w:u w:val="single"/>
-        </w:rPr>
-        <w:hyperlink r:id="rId31" w:history="1">
+        </w:rPr>
+        <w:hyperlink r:id="rId32" w:history="1">
           <w:r>
             <w:rPr>
               <w:rStyle w:val="Hyperlink"/>
             </w:rPr>
-            <w:t>L</w:t>
+            <w:t>e</w:t>
           </w:r>
         </w:hyperlink>
       </w:r>
@@ -5224,25 +5061,24 @@
           <w:i w:val="0"/>
           <w:color w:val="0000FF"/>
           <w:sz w:val="24"/>
+        </w:rPr>
+        <w:t>/</w:t>
+      </w:r>
+      <w:r>
+        <w:rPr>
+          <w:rFonts w:ascii="Charis SIL Regular" w:hAnsi="Charis SIL Regular" w:eastAsia="Charis SIL Regular"/>
+          <w:b w:val="0"/>
+          <w:i w:val="0"/>
+          <w:color w:val="0000FF"/>
+          <w:sz w:val="24"/>
           <w:u w:val="single"/>
         </w:rPr>
-        <w:t>-</w:t>
-      </w:r>
-      <w:r>
-        <w:rPr>
-          <w:rFonts w:ascii="Charis SIL Regular" w:hAnsi="Charis SIL Regular" w:eastAsia="Charis SIL Regular"/>
-          <w:b w:val="0"/>
-          <w:i w:val="0"/>
-          <w:color w:val="0000FF"/>
-          <w:sz w:val="24"/>
-          <w:u w:val="single"/>
-        </w:rPr>
-        <w:hyperlink r:id="rId31" w:history="1">
+        <w:hyperlink r:id="rId32" w:history="1">
           <w:r>
             <w:rPr>
               <w:rStyle w:val="Hyperlink"/>
             </w:rPr>
-            <w:t>HaNA_2.04.01_4030_000</w:t>
+            <w:t>NL-</w:t>
           </w:r>
         </w:hyperlink>
       </w:r>
@@ -5253,8 +5089,16 @@
           <w:i w:val="0"/>
           <w:color w:val="0000FF"/>
           <w:sz w:val="24"/>
-        </w:rPr>
-        <w:t>1</w:t>
+          <w:u w:val="single"/>
+        </w:rPr>
+        <w:hyperlink r:id="rId32" w:history="1">
+          <w:r>
+            <w:rPr>
+              <w:rStyle w:val="Hyperlink"/>
+            </w:rPr>
+            <w:t>HaNA_2.04.01_4030_0001</w:t>
+          </w:r>
+        </w:hyperlink>
       </w:r>
     </w:p>
     <w:p>
@@ -5354,7 +5198,7 @@
           <w:color w:val="0000FF"/>
           <w:sz w:val="24"/>
         </w:rPr>
-        <w:hyperlink r:id="rId32" w:history="1">
+        <w:hyperlink r:id="rId33" w:history="1">
           <w:r>
             <w:rPr>
               <w:rStyle w:val="Hyperlink"/>
@@ -5371,7 +5215,7 @@
           <w:color w:val="0000FF"/>
           <w:sz w:val="24"/>
         </w:rPr>
-        <w:hyperlink r:id="rId32" w:history="1">
+        <w:hyperlink r:id="rId33" w:history="1">
           <w:r>
             <w:rPr>
               <w:rStyle w:val="Hyperlink"/>
@@ -5481,7 +5325,7 @@
           <w:color w:val="0000FF"/>
           <w:sz w:val="24"/>
         </w:rPr>
-        <w:hyperlink r:id="rId33" w:history="1">
+        <w:hyperlink r:id="rId34" w:history="1">
           <w:r>
             <w:rPr>
               <w:rStyle w:val="Hyperlink"/>
@@ -5498,7 +5342,7 @@
           <w:color w:val="0000FF"/>
           <w:sz w:val="24"/>
         </w:rPr>
-        <w:hyperlink r:id="rId33" w:history="1">
+        <w:hyperlink r:id="rId34" w:history="1">
           <w:r>
             <w:rPr>
               <w:rStyle w:val="Hyperlink"/>
@@ -5615,7 +5459,7 @@
           <w:color w:val="0000FF"/>
           <w:sz w:val="24"/>
         </w:rPr>
-        <w:hyperlink r:id="rId34" w:history="1">
+        <w:hyperlink r:id="rId35" w:history="1">
           <w:r>
             <w:rPr>
               <w:rStyle w:val="Hyperlink"/>
@@ -5632,7 +5476,7 @@
           <w:color w:val="0000FF"/>
           <w:sz w:val="24"/>
         </w:rPr>
-        <w:hyperlink r:id="rId34" w:history="1">
+        <w:hyperlink r:id="rId35" w:history="1">
           <w:r>
             <w:rPr>
               <w:rStyle w:val="Hyperlink"/>
@@ -5792,7 +5636,7 @@
           <w:sz w:val="24"/>
           <w:u w:val="single"/>
         </w:rPr>
-        <w:hyperlink r:id="rId24" w:history="1">
+        <w:hyperlink r:id="rId25" w:history="1">
           <w:r>
             <w:rPr>
               <w:rStyle w:val="Hyperlink"/>
@@ -5810,7 +5654,7 @@
           <w:sz w:val="24"/>
           <w:u w:val="single"/>
         </w:rPr>
-        <w:hyperlink r:id="rId24" w:history="1">
+        <w:hyperlink r:id="rId25" w:history="1">
           <w:r>
             <w:rPr>
               <w:rStyle w:val="Hyperlink"/>
@@ -5828,7 +5672,7 @@
           <w:sz w:val="24"/>
           <w:u w:val="single"/>
         </w:rPr>
-        <w:hyperlink r:id="rId24" w:history="1">
+        <w:hyperlink r:id="rId25" w:history="1">
           <w:r>
             <w:rPr>
               <w:rStyle w:val="Hyperlink"/>
@@ -5846,7 +5690,7 @@
           <w:sz w:val="24"/>
           <w:u w:val="single"/>
         </w:rPr>
-        <w:hyperlink r:id="rId24" w:history="1">
+        <w:hyperlink r:id="rId25" w:history="1">
           <w:r>
             <w:rPr>
               <w:rStyle w:val="Hyperlink"/>
@@ -5874,7 +5718,7 @@
           <w:sz w:val="24"/>
           <w:u w:val="single"/>
         </w:rPr>
-        <w:hyperlink r:id="rId35" w:history="1">
+        <w:hyperlink r:id="rId25" w:history="1">
           <w:r>
             <w:rPr>
               <w:rStyle w:val="Hyperlink"/>
@@ -5892,7 +5736,7 @@
           <w:sz w:val="24"/>
           <w:u w:val="single"/>
         </w:rPr>
-        <w:hyperlink r:id="rId35" w:history="1">
+        <w:hyperlink r:id="rId25" w:history="1">
           <w:r>
             <w:rPr>
               <w:rStyle w:val="Hyperlink"/>
@@ -5921,7 +5765,7 @@
           <w:sz w:val="24"/>
           <w:u w:val="single"/>
         </w:rPr>
-        <w:hyperlink r:id="rId24" w:history="1">
+        <w:hyperlink r:id="rId36" w:history="1">
           <w:r>
             <w:rPr>
               <w:rStyle w:val="Hyperlink"/>
@@ -6029,7 +5873,7 @@
           <w:sz w:val="24"/>
           <w:u w:val="single"/>
         </w:rPr>
-        <w:hyperlink r:id="rId36" w:history="1">
+        <w:hyperlink r:id="rId37" w:history="1">
           <w:r>
             <w:rPr>
               <w:rStyle w:val="Hyperlink"/>
@@ -6047,7 +5891,7 @@
           <w:sz w:val="24"/>
           <w:u w:val="single"/>
         </w:rPr>
-        <w:hyperlink r:id="rId36" w:history="1">
+        <w:hyperlink r:id="rId37" w:history="1">
           <w:r>
             <w:rPr>
               <w:rStyle w:val="Hyperlink"/>
@@ -6065,7 +5909,7 @@
           <w:sz w:val="24"/>
           <w:u w:val="single"/>
         </w:rPr>
-        <w:hyperlink r:id="rId36" w:history="1">
+        <w:hyperlink r:id="rId37" w:history="1">
           <w:r>
             <w:rPr>
               <w:rStyle w:val="Hyperlink"/>
@@ -6083,7 +5927,7 @@
           <w:sz w:val="24"/>
           <w:u w:val="single"/>
         </w:rPr>
-        <w:hyperlink r:id="rId36" w:history="1">
+        <w:hyperlink r:id="rId37" w:history="1">
           <w:r>
             <w:rPr>
               <w:rStyle w:val="Hyperlink"/>
@@ -6101,7 +5945,7 @@
           <w:sz w:val="24"/>
           <w:u w:val="single"/>
         </w:rPr>
-        <w:hyperlink r:id="rId36" w:history="1">
+        <w:hyperlink r:id="rId37" w:history="1">
           <w:r>
             <w:rPr>
               <w:rStyle w:val="Hyperlink"/>
@@ -6119,7 +5963,7 @@
           <w:sz w:val="24"/>
           <w:u w:val="single"/>
         </w:rPr>
-        <w:hyperlink r:id="rId36" w:history="1">
+        <w:hyperlink r:id="rId37" w:history="1">
           <w:r>
             <w:rPr>
               <w:rStyle w:val="Hyperlink"/>
@@ -6147,7 +5991,7 @@
           <w:sz w:val="24"/>
           <w:u w:val="single"/>
         </w:rPr>
-        <w:hyperlink r:id="rId37" w:history="1">
+        <w:hyperlink r:id="rId38" w:history="1">
           <w:r>
             <w:rPr>
               <w:rStyle w:val="Hyperlink"/>
@@ -6165,7 +6009,7 @@
           <w:sz w:val="24"/>
           <w:u w:val="single"/>
         </w:rPr>
-        <w:hyperlink r:id="rId36" w:history="1">
+        <w:hyperlink r:id="rId38" w:history="1">
           <w:r>
             <w:rPr>
               <w:rStyle w:val="Hyperlink"/>
@@ -6183,7 +6027,7 @@
           <w:sz w:val="24"/>
           <w:u w:val="single"/>
         </w:rPr>
-        <w:hyperlink r:id="rId37" w:history="1">
+        <w:hyperlink r:id="rId38" w:history="1">
           <w:r>
             <w:rPr>
               <w:rStyle w:val="Hyperlink"/>
@@ -6311,7 +6155,7 @@
           <w:sz w:val="24"/>
           <w:u w:val="single"/>
         </w:rPr>
-        <w:hyperlink r:id="rId38" w:history="1">
+        <w:hyperlink r:id="rId39" w:history="1">
           <w:r>
             <w:rPr>
               <w:rStyle w:val="Hyperlink"/>
@@ -6329,7 +6173,7 @@
           <w:sz w:val="24"/>
           <w:u w:val="single"/>
         </w:rPr>
-        <w:hyperlink r:id="rId38" w:history="1">
+        <w:hyperlink r:id="rId39" w:history="1">
           <w:r>
             <w:rPr>
               <w:rStyle w:val="Hyperlink"/>
@@ -6347,7 +6191,7 @@
           <w:sz w:val="24"/>
           <w:u w:val="single"/>
         </w:rPr>
-        <w:hyperlink r:id="rId38" w:history="1">
+        <w:hyperlink r:id="rId39" w:history="1">
           <w:r>
             <w:rPr>
               <w:rStyle w:val="Hyperlink"/>
@@ -6365,7 +6209,7 @@
           <w:sz w:val="24"/>
           <w:u w:val="single"/>
         </w:rPr>
-        <w:hyperlink r:id="rId38" w:history="1">
+        <w:hyperlink r:id="rId39" w:history="1">
           <w:r>
             <w:rPr>
               <w:rStyle w:val="Hyperlink"/>
@@ -6393,7 +6237,7 @@
           <w:sz w:val="24"/>
           <w:u w:val="single"/>
         </w:rPr>
-        <w:hyperlink r:id="rId39" w:history="1">
+        <w:hyperlink r:id="rId40" w:history="1">
           <w:r>
             <w:rPr>
               <w:rStyle w:val="Hyperlink"/>
@@ -6422,7 +6266,7 @@
           <w:sz w:val="24"/>
           <w:u w:val="single"/>
         </w:rPr>
-        <w:hyperlink r:id="rId39" w:history="1">
+        <w:hyperlink r:id="rId40" w:history="1">
           <w:r>
             <w:rPr>
               <w:rStyle w:val="Hyperlink"/>
@@ -6550,7 +6394,7 @@
           <w:sz w:val="24"/>
           <w:u w:val="single"/>
         </w:rPr>
-        <w:hyperlink r:id="rId40" w:history="1">
+        <w:hyperlink r:id="rId41" w:history="1">
           <w:r>
             <w:rPr>
               <w:rStyle w:val="Hyperlink"/>
@@ -6568,7 +6412,7 @@
           <w:sz w:val="24"/>
           <w:u w:val="single"/>
         </w:rPr>
-        <w:hyperlink r:id="rId40" w:history="1">
+        <w:hyperlink r:id="rId41" w:history="1">
           <w:r>
             <w:rPr>
               <w:rStyle w:val="Hyperlink"/>
@@ -6596,7 +6440,7 @@
           <w:sz w:val="24"/>
           <w:u w:val="single"/>
         </w:rPr>
-        <w:hyperlink r:id="rId41" w:history="1">
+        <w:hyperlink r:id="rId42" w:history="1">
           <w:r>
             <w:rPr>
               <w:rStyle w:val="Hyperlink"/>
@@ -6625,7 +6469,7 @@
           <w:sz w:val="24"/>
           <w:u w:val="single"/>
         </w:rPr>
-        <w:hyperlink r:id="rId41" w:history="1">
+        <w:hyperlink r:id="rId42" w:history="1">
           <w:r>
             <w:rPr>
               <w:rStyle w:val="Hyperlink"/>
@@ -6653,7 +6497,7 @@
           <w:sz w:val="24"/>
           <w:u w:val="single"/>
         </w:rPr>
-        <w:hyperlink r:id="rId42" w:history="1">
+        <w:hyperlink r:id="rId43" w:history="1">
           <w:r>
             <w:rPr>
               <w:rStyle w:val="Hyperlink"/>
@@ -6671,7 +6515,7 @@
           <w:sz w:val="24"/>
           <w:u w:val="single"/>
         </w:rPr>
-        <w:hyperlink r:id="rId42" w:history="1">
+        <w:hyperlink r:id="rId43" w:history="1">
           <w:r>
             <w:rPr>
               <w:rStyle w:val="Hyperlink"/>
@@ -6689,7 +6533,7 @@
           <w:sz w:val="24"/>
           <w:u w:val="single"/>
         </w:rPr>
-        <w:hyperlink r:id="rId40" w:history="1">
+        <w:hyperlink r:id="rId41" w:history="1">
           <w:r>
             <w:rPr>
               <w:rStyle w:val="Hyperlink"/>
@@ -6820,7 +6664,7 @@
           <w:sz w:val="24"/>
           <w:u w:val="single"/>
         </w:rPr>
-        <w:hyperlink r:id="rId43" w:history="1">
+        <w:hyperlink r:id="rId44" w:history="1">
           <w:r>
             <w:rPr>
               <w:rStyle w:val="Hyperlink"/>
@@ -6838,7 +6682,7 @@
           <w:sz w:val="24"/>
           <w:u w:val="single"/>
         </w:rPr>
-        <w:hyperlink r:id="rId43" w:history="1">
+        <w:hyperlink r:id="rId44" w:history="1">
           <w:r>
             <w:rPr>
               <w:rStyle w:val="Hyperlink"/>
@@ -6856,7 +6700,7 @@
           <w:sz w:val="24"/>
           <w:u w:val="single"/>
         </w:rPr>
-        <w:hyperlink r:id="rId43" w:history="1">
+        <w:hyperlink r:id="rId44" w:history="1">
           <w:r>
             <w:rPr>
               <w:rStyle w:val="Hyperlink"/>
@@ -6874,7 +6718,7 @@
           <w:sz w:val="24"/>
           <w:u w:val="single"/>
         </w:rPr>
-        <w:hyperlink r:id="rId43" w:history="1">
+        <w:hyperlink r:id="rId44" w:history="1">
           <w:r>
             <w:rPr>
               <w:rStyle w:val="Hyperlink"/>
@@ -6992,7 +6836,7 @@
           <w:sz w:val="24"/>
           <w:u w:val="single"/>
         </w:rPr>
-        <w:hyperlink r:id="rId44" w:history="1">
+        <w:hyperlink r:id="rId45" w:history="1">
           <w:r>
             <w:rPr>
               <w:rStyle w:val="Hyperlink"/>
@@ -7010,7 +6854,7 @@
           <w:sz w:val="24"/>
           <w:u w:val="single"/>
         </w:rPr>
-        <w:hyperlink r:id="rId44" w:history="1">
+        <w:hyperlink r:id="rId45" w:history="1">
           <w:r>
             <w:rPr>
               <w:rStyle w:val="Hyperlink"/>
@@ -7028,7 +6872,7 @@
           <w:sz w:val="24"/>
           <w:u w:val="single"/>
         </w:rPr>
-        <w:hyperlink r:id="rId44" w:history="1">
+        <w:hyperlink r:id="rId45" w:history="1">
           <w:r>
             <w:rPr>
               <w:rStyle w:val="Hyperlink"/>
@@ -7046,7 +6890,7 @@
           <w:sz w:val="24"/>
           <w:u w:val="single"/>
         </w:rPr>
-        <w:hyperlink r:id="rId44" w:history="1">
+        <w:hyperlink r:id="rId45" w:history="1">
           <w:r>
             <w:rPr>
               <w:rStyle w:val="Hyperlink"/>
@@ -7103,7 +6947,7 @@
           <w:sz w:val="24"/>
           <w:u w:val="single"/>
         </w:rPr>
-        <w:hyperlink r:id="rId45" w:history="1">
+        <w:hyperlink r:id="rId46" w:history="1">
           <w:r>
             <w:rPr>
               <w:rStyle w:val="Hyperlink"/>
@@ -7132,7 +6976,7 @@
           <w:sz w:val="24"/>
           <w:u w:val="single"/>
         </w:rPr>
-        <w:hyperlink r:id="rId45" w:history="1">
+        <w:hyperlink r:id="rId46" w:history="1">
           <w:r>
             <w:rPr>
               <w:rStyle w:val="Hyperlink"/>
@@ -7160,7 +7004,7 @@
           <w:sz w:val="24"/>
           <w:u w:val="single"/>
         </w:rPr>
-        <w:hyperlink r:id="rId46" w:history="1">
+        <w:hyperlink r:id="rId47" w:history="1">
           <w:r>
             <w:rPr>
               <w:rStyle w:val="Hyperlink"/>
@@ -7189,7 +7033,7 @@
           <w:sz w:val="24"/>
           <w:u w:val="single"/>
         </w:rPr>
-        <w:hyperlink r:id="rId46" w:history="1">
+        <w:hyperlink r:id="rId47" w:history="1">
           <w:r>
             <w:rPr>
               <w:rStyle w:val="Hyperlink"/>

--- a/EXPORTS/DOCX/published/niveau3/Dutch/KKZ.docx
+++ b/EXPORTS/DOCX/published/niveau3/Dutch/KKZ.docx
@@ -255,7 +255,50 @@
           <w:color w:val="000000"/>
           <w:sz w:val="24"/>
         </w:rPr>
-        <w:t>d uit allerlei vo</w:t>
+        <w:hyperlink r:id="rId9" w:history="1">
+          <w:r>
+            <w:rPr>
+              <w:rStyle w:val="Hyperlink"/>
+            </w:rPr>
+            <w:t>d uit al</w:t>
+          </w:r>
+        </w:hyperlink>
+      </w:r>
+      <w:r>
+        <w:rPr>
+          <w:u w:val="single" w:color="0000ff"/>
+          <w:rFonts w:ascii="Charis SIL Regular" w:hAnsi="Charis SIL Regular" w:eastAsia="Charis SIL Regular"/>
+          <w:b w:val="0"/>
+          <w:i w:val="0"/>
+          <w:color w:val="000000"/>
+          <w:sz w:val="24"/>
+        </w:rPr>
+        <w:hyperlink r:id="rId9" w:history="1">
+          <w:r>
+            <w:rPr>
+              <w:rStyle w:val="Hyperlink"/>
+            </w:rPr>
+            <w:t>l</w:t>
+          </w:r>
+        </w:hyperlink>
+      </w:r>
+      <w:r>
+        <w:rPr>
+          <w:u w:val="single" w:color="0000ff"/>
+          <w:rFonts w:ascii="Charis SIL Regular" w:hAnsi="Charis SIL Regular" w:eastAsia="Charis SIL Regular"/>
+          <w:b w:val="0"/>
+          <w:i w:val="0"/>
+          <w:color w:val="000000"/>
+          <w:sz w:val="24"/>
+        </w:rPr>
+        <w:hyperlink r:id="rId9" w:history="1">
+          <w:r>
+            <w:rPr>
+              <w:rStyle w:val="Hyperlink"/>
+            </w:rPr>
+            <w:t>erlei vo</w:t>
+          </w:r>
+        </w:hyperlink>
       </w:r>
       <w:r>
         <w:rPr>
@@ -469,6 +512,7 @@
       </w:r>
       <w:r>
         <w:rPr>
+          <w:u w:val="single" w:color="0000ff"/>
           <w:rFonts w:ascii="Charis SIL Regular" w:hAnsi="Charis SIL Regular" w:eastAsia="Charis SIL Regular"/>
           <w:b w:val="0"/>
           <w:i w:val="0"/>
@@ -603,13 +647,68 @@
       </w:r>
       <w:r>
         <w:rPr>
+          <w:u w:val="single" w:color="0000ff"/>
           <w:rFonts w:ascii="Charis SIL Regular" w:hAnsi="Charis SIL Regular" w:eastAsia="Charis SIL Regular"/>
           <w:b w:val="0"/>
           <w:i w:val="0"/>
           <w:color w:val="000000"/>
           <w:sz w:val="24"/>
         </w:rPr>
-        <w:t xml:space="preserve">schiereiland </w:t>
+        <w:hyperlink r:id="rId11" w:history="1">
+          <w:r>
+            <w:rPr>
+              <w:rStyle w:val="Hyperlink"/>
+            </w:rPr>
+            <w:t>sch</w:t>
+          </w:r>
+        </w:hyperlink>
+      </w:r>
+      <w:r>
+        <w:rPr>
+          <w:u w:val="single" w:color="0000ff"/>
+          <w:rFonts w:ascii="Charis SIL Regular" w:hAnsi="Charis SIL Regular" w:eastAsia="Charis SIL Regular"/>
+          <w:b w:val="0"/>
+          <w:i w:val="0"/>
+          <w:color w:val="000000"/>
+          <w:sz w:val="24"/>
+        </w:rPr>
+        <w:hyperlink r:id="rId11" w:history="1">
+          <w:r>
+            <w:rPr>
+              <w:rStyle w:val="Hyperlink"/>
+            </w:rPr>
+            <w:t>i</w:t>
+          </w:r>
+        </w:hyperlink>
+      </w:r>
+      <w:r>
+        <w:rPr>
+          <w:u w:val="single" w:color="0000ff"/>
+          <w:rFonts w:ascii="Charis SIL Regular" w:hAnsi="Charis SIL Regular" w:eastAsia="Charis SIL Regular"/>
+          <w:b w:val="0"/>
+          <w:i w:val="0"/>
+          <w:color w:val="000000"/>
+          <w:sz w:val="24"/>
+        </w:rPr>
+        <w:hyperlink r:id="rId11" w:history="1">
+          <w:r>
+            <w:rPr>
+              <w:rStyle w:val="Hyperlink"/>
+            </w:rPr>
+            <w:t>ereila</w:t>
+          </w:r>
+        </w:hyperlink>
+      </w:r>
+      <w:r>
+        <w:rPr>
+          <w:u w:val="single" w:color="0000ff"/>
+          <w:rFonts w:ascii="Charis SIL Regular" w:hAnsi="Charis SIL Regular" w:eastAsia="Charis SIL Regular"/>
+          <w:b w:val="0"/>
+          <w:i w:val="0"/>
+          <w:color w:val="000000"/>
+          <w:sz w:val="24"/>
+        </w:rPr>
+        <w:t xml:space="preserve">nd </w:t>
       </w:r>
       <w:r>
         <w:rPr>
@@ -828,7 +927,7 @@
           <w:sz w:val="24"/>
           <w:u w:val="single"/>
         </w:rPr>
-        <w:hyperlink r:id="rId9" w:history="1">
+        <w:hyperlink r:id="rId12" w:history="1">
           <w:r>
             <w:rPr>
               <w:rStyle w:val="Hyperlink"/>
@@ -868,13 +967,31 @@
       </w:r>
       <w:r>
         <w:rPr>
+          <w:u w:val="single" w:color="0000ff"/>
           <w:rFonts w:ascii="Charis SIL Regular" w:hAnsi="Charis SIL Regular" w:eastAsia="Charis SIL Regular"/>
           <w:b w:val="0"/>
           <w:i w:val="0"/>
           <w:color w:val="000000"/>
           <w:sz w:val="24"/>
         </w:rPr>
-        <w:t xml:space="preserve"> voegde</w:t>
+        <w:hyperlink r:id="rId12" w:history="1">
+          <w:r>
+            <w:rPr>
+              <w:rStyle w:val="Hyperlink"/>
+            </w:rPr>
+            <w:t xml:space="preserve"> vo</w:t>
+          </w:r>
+        </w:hyperlink>
+      </w:r>
+      <w:r>
+        <w:rPr>
+          <w:rFonts w:ascii="Charis SIL Regular" w:hAnsi="Charis SIL Regular" w:eastAsia="Charis SIL Regular"/>
+          <w:b w:val="0"/>
+          <w:i w:val="0"/>
+          <w:color w:val="000000"/>
+          <w:sz w:val="24"/>
+        </w:rPr>
+        <w:t>egde</w:t>
       </w:r>
       <w:r>
         <w:rPr>
@@ -885,7 +1002,14 @@
           <w:color w:val="000000"/>
           <w:sz w:val="24"/>
         </w:rPr>
-        <w:t xml:space="preserve"> hier d</w:t>
+        <w:hyperlink r:id="rId13" w:history="1">
+          <w:r>
+            <w:rPr>
+              <w:rStyle w:val="Hyperlink"/>
+            </w:rPr>
+            <w:t xml:space="preserve"> hier d</w:t>
+          </w:r>
+        </w:hyperlink>
       </w:r>
       <w:r>
         <w:rPr>
@@ -1530,16 +1654,8 @@
           <w:i w:val="0"/>
           <w:color w:val="0000FF"/>
           <w:sz w:val="24"/>
-          <w:u w:val="single"/>
-        </w:rPr>
-        <w:hyperlink r:id="rId16" w:history="1">
-          <w:r>
-            <w:rPr>
-              <w:rStyle w:val="Hyperlink"/>
-            </w:rPr>
-            <w:t>Rijksmu</w:t>
-          </w:r>
-        </w:hyperlink>
+        </w:rPr>
+        <w:t>Rijksmu</w:t>
       </w:r>
       <w:r>
         <w:rPr>
@@ -1687,7 +1803,32 @@
           <w:color w:val="000000"/>
           <w:sz w:val="24"/>
         </w:rPr>
-        <w:t>tallen voorwerp</w:t>
+        <w:hyperlink r:id="rId15" w:history="1">
+          <w:r>
+            <w:rPr>
+              <w:rStyle w:val="Hyperlink"/>
+            </w:rPr>
+            <w:t>tallen voorw</w:t>
+          </w:r>
+        </w:hyperlink>
+      </w:r>
+      <w:r>
+        <w:rPr>
+          <w:u w:val="single" w:color="0000ff"/>
+          <w:rFonts w:ascii="Charis SIL Regular" w:hAnsi="Charis SIL Regular" w:eastAsia="Charis SIL Regular"/>
+          <w:b w:val="0"/>
+          <w:i w:val="0"/>
+          <w:color w:val="000000"/>
+          <w:sz w:val="24"/>
+        </w:rPr>
+        <w:hyperlink r:id="rId15" w:history="1">
+          <w:r>
+            <w:rPr>
+              <w:rStyle w:val="Hyperlink"/>
+            </w:rPr>
+            <w:t>erp</w:t>
+          </w:r>
+        </w:hyperlink>
       </w:r>
       <w:r>
         <w:rPr>
@@ -1734,9 +1875,8 @@
           <w:i w:val="0"/>
           <w:color w:val="0000FF"/>
           <w:sz w:val="24"/>
-          <w:u w:val="single"/>
-        </w:rPr>
-        <w:hyperlink r:id="rId17" w:history="1">
+        </w:rPr>
+        <w:hyperlink r:id="rId16" w:history="1">
           <w:r>
             <w:rPr>
               <w:rStyle w:val="Hyperlink"/>
@@ -1830,7 +1970,7 @@
           <w:color w:val="000000"/>
           <w:sz w:val="24"/>
         </w:rPr>
-        <w:hyperlink r:id="rId16" w:history="1">
+        <w:hyperlink r:id="rId17" w:history="1">
           <w:r>
             <w:rPr>
               <w:rStyle w:val="Hyperlink"/>
@@ -2039,6 +2179,410 @@
           <w:sz w:val="24"/>
           <w:u w:val="single"/>
         </w:rPr>
+        <w:hyperlink r:id="rId16" w:history="1">
+          <w:r>
+            <w:rPr>
+              <w:rStyle w:val="Hyperlink"/>
+            </w:rPr>
+            <w:t>en</w:t>
+          </w:r>
+        </w:hyperlink>
+      </w:r>
+      <w:r>
+        <w:rPr>
+          <w:rFonts w:ascii="Charis SIL Regular" w:hAnsi="Charis SIL Regular" w:eastAsia="Charis SIL Regular"/>
+          <w:b w:val="0"/>
+          <w:i w:val="0"/>
+          <w:color w:val="0000FF"/>
+          <w:sz w:val="24"/>
+          <w:u w:val="single"/>
+        </w:rPr>
+        <w:t xml:space="preserve"> </w:t>
+      </w:r>
+      <w:r>
+        <w:rPr>
+          <w:rFonts w:ascii="Charis SIL Regular" w:hAnsi="Charis SIL Regular" w:eastAsia="Charis SIL Regular"/>
+          <w:b w:val="0"/>
+          <w:i w:val="0"/>
+          <w:color w:val="0000FF"/>
+          <w:sz w:val="24"/>
+          <w:u w:val="single"/>
+        </w:rPr>
+        <w:hyperlink r:id="rId16" w:history="1">
+          <w:r>
+            <w:rPr>
+              <w:rStyle w:val="Hyperlink"/>
+            </w:rPr>
+            <w:t>Stenen</w:t>
+          </w:r>
+        </w:hyperlink>
+      </w:r>
+      <w:r>
+        <w:rPr>
+          <w:rFonts w:ascii="Charis SIL Regular" w:hAnsi="Charis SIL Regular" w:eastAsia="Charis SIL Regular"/>
+          <w:b w:val="0"/>
+          <w:i w:val="0"/>
+          <w:color w:val="000000"/>
+          <w:sz w:val="24"/>
+        </w:rPr>
+        <w:t xml:space="preserve">, het </w:t>
+      </w:r>
+      <w:r>
+        <w:rPr>
+          <w:rFonts w:ascii="Charis SIL Regular" w:hAnsi="Charis SIL Regular" w:eastAsia="Charis SIL Regular"/>
+          <w:b w:val="0"/>
+          <w:i w:val="0"/>
+          <w:color w:val="0000FF"/>
+          <w:sz w:val="24"/>
+          <w:u w:val="single"/>
+        </w:rPr>
+        <w:hyperlink r:id="rId16" w:history="1">
+          <w:r>
+            <w:rPr>
+              <w:rStyle w:val="Hyperlink"/>
+            </w:rPr>
+            <w:t>Rijk</w:t>
+          </w:r>
+        </w:hyperlink>
+      </w:r>
+      <w:r>
+        <w:rPr>
+          <w:rFonts w:ascii="Charis SIL Regular" w:hAnsi="Charis SIL Regular" w:eastAsia="Charis SIL Regular"/>
+          <w:b w:val="0"/>
+          <w:i w:val="0"/>
+          <w:color w:val="0000FF"/>
+          <w:sz w:val="24"/>
+          <w:u w:val="single"/>
+        </w:rPr>
+        <w:hyperlink r:id="rId16" w:history="1">
+          <w:r>
+            <w:rPr>
+              <w:rStyle w:val="Hyperlink"/>
+            </w:rPr>
+            <w:t>smuseum</w:t>
+          </w:r>
+        </w:hyperlink>
+      </w:r>
+      <w:r>
+        <w:rPr>
+          <w:rFonts w:ascii="Charis SIL Regular" w:hAnsi="Charis SIL Regular" w:eastAsia="Charis SIL Regular"/>
+          <w:b w:val="0"/>
+          <w:i w:val="0"/>
+          <w:color w:val="0000FF"/>
+          <w:sz w:val="24"/>
+          <w:u w:val="single"/>
+        </w:rPr>
+        <w:t xml:space="preserve"> </w:t>
+      </w:r>
+      <w:r>
+        <w:rPr>
+          <w:rFonts w:ascii="Charis SIL Regular" w:hAnsi="Charis SIL Regular" w:eastAsia="Charis SIL Regular"/>
+          <w:b w:val="0"/>
+          <w:i w:val="0"/>
+          <w:color w:val="0000FF"/>
+          <w:sz w:val="24"/>
+          <w:u w:val="single"/>
+        </w:rPr>
+        <w:hyperlink r:id="rId19" w:history="1">
+          <w:r>
+            <w:rPr>
+              <w:rStyle w:val="Hyperlink"/>
+            </w:rPr>
+            <w:t>v</w:t>
+          </w:r>
+        </w:hyperlink>
+      </w:r>
+      <w:r>
+        <w:rPr>
+          <w:rFonts w:ascii="Charis SIL Regular" w:hAnsi="Charis SIL Regular" w:eastAsia="Charis SIL Regular"/>
+          <w:b w:val="0"/>
+          <w:i w:val="0"/>
+          <w:color w:val="0000FF"/>
+          <w:sz w:val="24"/>
+          <w:u w:val="single"/>
+        </w:rPr>
+        <w:hyperlink r:id="rId19" w:history="1">
+          <w:r>
+            <w:rPr>
+              <w:rStyle w:val="Hyperlink"/>
+            </w:rPr>
+            <w:t>an</w:t>
+          </w:r>
+        </w:hyperlink>
+      </w:r>
+      <w:r>
+        <w:rPr>
+          <w:rFonts w:ascii="Charis SIL Regular" w:hAnsi="Charis SIL Regular" w:eastAsia="Charis SIL Regular"/>
+          <w:b w:val="0"/>
+          <w:i w:val="0"/>
+          <w:color w:val="0000FF"/>
+          <w:sz w:val="24"/>
+          <w:u w:val="single"/>
+        </w:rPr>
+        <w:t xml:space="preserve"> </w:t>
+      </w:r>
+      <w:r>
+        <w:rPr>
+          <w:rFonts w:ascii="Charis SIL Regular" w:hAnsi="Charis SIL Regular" w:eastAsia="Charis SIL Regular"/>
+          <w:b w:val="0"/>
+          <w:i w:val="0"/>
+          <w:color w:val="0000FF"/>
+          <w:sz w:val="24"/>
+          <w:u w:val="single"/>
+        </w:rPr>
+        <w:hyperlink r:id="rId19" w:history="1">
+          <w:r>
+            <w:rPr>
+              <w:rStyle w:val="Hyperlink"/>
+            </w:rPr>
+            <w:t>N</w:t>
+          </w:r>
+        </w:hyperlink>
+      </w:r>
+      <w:r>
+        <w:rPr>
+          <w:rFonts w:ascii="Charis SIL Regular" w:hAnsi="Charis SIL Regular" w:eastAsia="Charis SIL Regular"/>
+          <w:b w:val="0"/>
+          <w:i w:val="0"/>
+          <w:color w:val="0000FF"/>
+          <w:sz w:val="24"/>
+          <w:u w:val="single"/>
+        </w:rPr>
+        <w:hyperlink r:id="rId18" w:history="1">
+          <w:r>
+            <w:rPr>
+              <w:rStyle w:val="Hyperlink"/>
+            </w:rPr>
+            <w:t>atuurlijke</w:t>
+          </w:r>
+        </w:hyperlink>
+      </w:r>
+      <w:r>
+        <w:rPr>
+          <w:rFonts w:ascii="Charis SIL Regular" w:hAnsi="Charis SIL Regular" w:eastAsia="Charis SIL Regular"/>
+          <w:b w:val="0"/>
+          <w:i w:val="0"/>
+          <w:color w:val="0000FF"/>
+          <w:sz w:val="24"/>
+          <w:u w:val="single"/>
+        </w:rPr>
+        <w:t xml:space="preserve"> </w:t>
+      </w:r>
+      <w:r>
+        <w:rPr>
+          <w:rFonts w:ascii="Charis SIL Regular" w:hAnsi="Charis SIL Regular" w:eastAsia="Charis SIL Regular"/>
+          <w:b w:val="0"/>
+          <w:i w:val="0"/>
+          <w:color w:val="0000FF"/>
+          <w:sz w:val="24"/>
+          <w:u w:val="single"/>
+        </w:rPr>
+        <w:hyperlink r:id="rId18" w:history="1">
+          <w:r>
+            <w:rPr>
+              <w:rStyle w:val="Hyperlink"/>
+            </w:rPr>
+            <w:t>Historie</w:t>
+          </w:r>
+        </w:hyperlink>
+      </w:r>
+      <w:r>
+        <w:rPr>
+          <w:u w:val="single" w:color="0000ff"/>
+          <w:rFonts w:ascii="Charis SIL Regular" w:hAnsi="Charis SIL Regular" w:eastAsia="Charis SIL Regular"/>
+          <w:b w:val="0"/>
+          <w:i w:val="0"/>
+          <w:color w:val="000000"/>
+          <w:sz w:val="24"/>
+        </w:rPr>
+        <w:hyperlink r:id="rId18" w:history="1">
+          <w:r>
+            <w:rPr>
+              <w:rStyle w:val="Hyperlink"/>
+            </w:rPr>
+            <w:t>,</w:t>
+          </w:r>
+        </w:hyperlink>
+      </w:r>
+      <w:r>
+        <w:rPr>
+          <w:u w:val="single" w:color="0000ff"/>
+          <w:rFonts w:ascii="Charis SIL Regular" w:hAnsi="Charis SIL Regular" w:eastAsia="Charis SIL Regular"/>
+          <w:b w:val="0"/>
+          <w:i w:val="0"/>
+          <w:color w:val="000000"/>
+          <w:sz w:val="24"/>
+        </w:rPr>
+        <w:hyperlink r:id="rId18" w:history="1">
+          <w:r>
+            <w:rPr>
+              <w:rStyle w:val="Hyperlink"/>
+            </w:rPr>
+            <w:t xml:space="preserve"> het </w:t>
+          </w:r>
+        </w:hyperlink>
+      </w:r>
+      <w:r>
+        <w:rPr>
+          <w:rFonts w:ascii="Charis SIL Regular" w:hAnsi="Charis SIL Regular" w:eastAsia="Charis SIL Regular"/>
+          <w:b w:val="0"/>
+          <w:i w:val="0"/>
+          <w:color w:val="0000FF"/>
+          <w:sz w:val="24"/>
+          <w:u w:val="single"/>
+        </w:rPr>
+        <w:hyperlink r:id="rId18" w:history="1">
+          <w:r>
+            <w:rPr>
+              <w:rStyle w:val="Hyperlink"/>
+            </w:rPr>
+            <w:t>Rijksmu</w:t>
+          </w:r>
+        </w:hyperlink>
+      </w:r>
+      <w:r>
+        <w:rPr>
+          <w:rFonts w:ascii="Charis SIL Regular" w:hAnsi="Charis SIL Regular" w:eastAsia="Charis SIL Regular"/>
+          <w:b w:val="0"/>
+          <w:i w:val="0"/>
+          <w:color w:val="0000FF"/>
+          <w:sz w:val="24"/>
+          <w:u w:val="single"/>
+        </w:rPr>
+        <w:hyperlink r:id="rId18" w:history="1">
+          <w:r>
+            <w:rPr>
+              <w:rStyle w:val="Hyperlink"/>
+            </w:rPr>
+            <w:t>s</w:t>
+          </w:r>
+        </w:hyperlink>
+      </w:r>
+      <w:r>
+        <w:rPr>
+          <w:rFonts w:ascii="Charis SIL Regular" w:hAnsi="Charis SIL Regular" w:eastAsia="Charis SIL Regular"/>
+          <w:b w:val="0"/>
+          <w:i w:val="0"/>
+          <w:color w:val="0000FF"/>
+          <w:sz w:val="24"/>
+          <w:u w:val="single"/>
+        </w:rPr>
+        <w:hyperlink r:id="rId18" w:history="1">
+          <w:r>
+            <w:rPr>
+              <w:rStyle w:val="Hyperlink"/>
+            </w:rPr>
+            <w:t>eum</w:t>
+          </w:r>
+        </w:hyperlink>
+      </w:r>
+      <w:r>
+        <w:rPr>
+          <w:rFonts w:ascii="Charis SIL Regular" w:hAnsi="Charis SIL Regular" w:eastAsia="Charis SIL Regular"/>
+          <w:b w:val="0"/>
+          <w:i w:val="0"/>
+          <w:color w:val="0000FF"/>
+          <w:sz w:val="24"/>
+          <w:u w:val="single"/>
+        </w:rPr>
+        <w:t xml:space="preserve"> </w:t>
+      </w:r>
+      <w:r>
+        <w:rPr>
+          <w:rFonts w:ascii="Charis SIL Regular" w:hAnsi="Charis SIL Regular" w:eastAsia="Charis SIL Regular"/>
+          <w:b w:val="0"/>
+          <w:i w:val="0"/>
+          <w:color w:val="0000FF"/>
+          <w:sz w:val="24"/>
+          <w:u w:val="single"/>
+        </w:rPr>
+        <w:hyperlink r:id="rId18" w:history="1">
+          <w:r>
+            <w:rPr>
+              <w:rStyle w:val="Hyperlink"/>
+            </w:rPr>
+            <w:t>voor</w:t>
+          </w:r>
+        </w:hyperlink>
+      </w:r>
+      <w:r>
+        <w:rPr>
+          <w:rFonts w:ascii="Charis SIL Regular" w:hAnsi="Charis SIL Regular" w:eastAsia="Charis SIL Regular"/>
+          <w:b w:val="0"/>
+          <w:i w:val="0"/>
+          <w:color w:val="0000FF"/>
+          <w:sz w:val="24"/>
+          <w:u w:val="single"/>
+        </w:rPr>
+        <w:t xml:space="preserve"> </w:t>
+      </w:r>
+      <w:r>
+        <w:rPr>
+          <w:rFonts w:ascii="Charis SIL Regular" w:hAnsi="Charis SIL Regular" w:eastAsia="Charis SIL Regular"/>
+          <w:b w:val="0"/>
+          <w:i w:val="0"/>
+          <w:color w:val="0000FF"/>
+          <w:sz w:val="24"/>
+          <w:u w:val="single"/>
+        </w:rPr>
+        <w:t>G</w:t>
+      </w:r>
+      <w:r>
+        <w:rPr>
+          <w:rFonts w:ascii="Charis SIL Regular" w:hAnsi="Charis SIL Regular" w:eastAsia="Charis SIL Regular"/>
+          <w:b w:val="0"/>
+          <w:i w:val="0"/>
+          <w:color w:val="0000FF"/>
+          <w:sz w:val="24"/>
+          <w:u w:val="single"/>
+        </w:rPr>
+        <w:hyperlink r:id="rId18" w:history="1">
+          <w:r>
+            <w:rPr>
+              <w:rStyle w:val="Hyperlink"/>
+            </w:rPr>
+            <w:t>eo</w:t>
+          </w:r>
+        </w:hyperlink>
+      </w:r>
+      <w:r>
+        <w:rPr>
+          <w:rFonts w:ascii="Charis SIL Regular" w:hAnsi="Charis SIL Regular" w:eastAsia="Charis SIL Regular"/>
+          <w:b w:val="0"/>
+          <w:i w:val="0"/>
+          <w:color w:val="0000FF"/>
+          <w:sz w:val="24"/>
+          <w:u w:val="single"/>
+        </w:rPr>
+        <w:hyperlink r:id="rId18" w:history="1">
+          <w:r>
+            <w:rPr>
+              <w:rStyle w:val="Hyperlink"/>
+            </w:rPr>
+            <w:t>logie</w:t>
+          </w:r>
+        </w:hyperlink>
+      </w:r>
+      <w:r>
+        <w:rPr>
+          <w:rFonts w:ascii="Charis SIL Regular" w:hAnsi="Charis SIL Regular" w:eastAsia="Charis SIL Regular"/>
+          <w:b w:val="0"/>
+          <w:i w:val="0"/>
+          <w:color w:val="0000FF"/>
+          <w:sz w:val="24"/>
+          <w:u w:val="single"/>
+        </w:rPr>
+        <w:t xml:space="preserve"> </w:t>
+      </w:r>
+      <w:r>
+        <w:rPr>
+          <w:rFonts w:ascii="Charis SIL Regular" w:hAnsi="Charis SIL Regular" w:eastAsia="Charis SIL Regular"/>
+          <w:b w:val="0"/>
+          <w:i w:val="0"/>
+          <w:color w:val="0000FF"/>
+          <w:sz w:val="24"/>
+          <w:u w:val="single"/>
+        </w:rPr>
         <w:hyperlink r:id="rId18" w:history="1">
           <w:r>
             <w:rPr>
@@ -2073,403 +2617,6 @@
             <w:rPr>
               <w:rStyle w:val="Hyperlink"/>
             </w:rPr>
-            <w:t>Stenen</w:t>
-          </w:r>
-        </w:hyperlink>
-      </w:r>
-      <w:r>
-        <w:rPr>
-          <w:u w:val="single" w:color="0000ff"/>
-          <w:rFonts w:ascii="Charis SIL Regular" w:hAnsi="Charis SIL Regular" w:eastAsia="Charis SIL Regular"/>
-          <w:b w:val="0"/>
-          <w:i w:val="0"/>
-          <w:color w:val="000000"/>
-          <w:sz w:val="24"/>
-        </w:rPr>
-        <w:hyperlink r:id="rId17" w:history="1">
-          <w:r>
-            <w:rPr>
-              <w:rStyle w:val="Hyperlink"/>
-            </w:rPr>
-            <w:t>, he</w:t>
-          </w:r>
-        </w:hyperlink>
-      </w:r>
-      <w:r>
-        <w:rPr>
-          <w:u w:val="single" w:color="0000ff"/>
-          <w:rFonts w:ascii="Charis SIL Regular" w:hAnsi="Charis SIL Regular" w:eastAsia="Charis SIL Regular"/>
-          <w:b w:val="0"/>
-          <w:i w:val="0"/>
-          <w:color w:val="000000"/>
-          <w:sz w:val="24"/>
-        </w:rPr>
-        <w:hyperlink r:id="rId17" w:history="1">
-          <w:r>
-            <w:rPr>
-              <w:rStyle w:val="Hyperlink"/>
-            </w:rPr>
-            <w:t>t</w:t>
-          </w:r>
-        </w:hyperlink>
-      </w:r>
-      <w:r>
-        <w:rPr>
-          <w:u w:val="single" w:color="0000ff"/>
-          <w:rFonts w:ascii="Charis SIL Regular" w:hAnsi="Charis SIL Regular" w:eastAsia="Charis SIL Regular"/>
-          <w:b w:val="0"/>
-          <w:i w:val="0"/>
-          <w:color w:val="000000"/>
-          <w:sz w:val="24"/>
-        </w:rPr>
-        <w:t xml:space="preserve"> </w:t>
-      </w:r>
-      <w:r>
-        <w:rPr>
-          <w:rFonts w:ascii="Charis SIL Regular" w:hAnsi="Charis SIL Regular" w:eastAsia="Charis SIL Regular"/>
-          <w:b w:val="0"/>
-          <w:i w:val="0"/>
-          <w:color w:val="0000FF"/>
-          <w:sz w:val="24"/>
-          <w:u w:val="single"/>
-        </w:rPr>
-        <w:t>Rijk</w:t>
-      </w:r>
-      <w:r>
-        <w:rPr>
-          <w:rFonts w:ascii="Charis SIL Regular" w:hAnsi="Charis SIL Regular" w:eastAsia="Charis SIL Regular"/>
-          <w:b w:val="0"/>
-          <w:i w:val="0"/>
-          <w:color w:val="0000FF"/>
-          <w:sz w:val="24"/>
-          <w:u w:val="single"/>
-        </w:rPr>
-        <w:hyperlink r:id="rId17" w:history="1">
-          <w:r>
-            <w:rPr>
-              <w:rStyle w:val="Hyperlink"/>
-            </w:rPr>
-            <w:t>smuseum</w:t>
-          </w:r>
-        </w:hyperlink>
-      </w:r>
-      <w:r>
-        <w:rPr>
-          <w:rFonts w:ascii="Charis SIL Regular" w:hAnsi="Charis SIL Regular" w:eastAsia="Charis SIL Regular"/>
-          <w:b w:val="0"/>
-          <w:i w:val="0"/>
-          <w:color w:val="0000FF"/>
-          <w:sz w:val="24"/>
-          <w:u w:val="single"/>
-        </w:rPr>
-        <w:t xml:space="preserve"> </w:t>
-      </w:r>
-      <w:r>
-        <w:rPr>
-          <w:rFonts w:ascii="Charis SIL Regular" w:hAnsi="Charis SIL Regular" w:eastAsia="Charis SIL Regular"/>
-          <w:b w:val="0"/>
-          <w:i w:val="0"/>
-          <w:color w:val="0000FF"/>
-          <w:sz w:val="24"/>
-          <w:u w:val="single"/>
-        </w:rPr>
-        <w:hyperlink r:id="rId19" w:history="1">
-          <w:r>
-            <w:rPr>
-              <w:rStyle w:val="Hyperlink"/>
-            </w:rPr>
-            <w:t>v</w:t>
-          </w:r>
-        </w:hyperlink>
-      </w:r>
-      <w:r>
-        <w:rPr>
-          <w:rFonts w:ascii="Charis SIL Regular" w:hAnsi="Charis SIL Regular" w:eastAsia="Charis SIL Regular"/>
-          <w:b w:val="0"/>
-          <w:i w:val="0"/>
-          <w:color w:val="0000FF"/>
-          <w:sz w:val="24"/>
-          <w:u w:val="single"/>
-        </w:rPr>
-        <w:hyperlink r:id="rId19" w:history="1">
-          <w:r>
-            <w:rPr>
-              <w:rStyle w:val="Hyperlink"/>
-            </w:rPr>
-            <w:t>an</w:t>
-          </w:r>
-        </w:hyperlink>
-      </w:r>
-      <w:r>
-        <w:rPr>
-          <w:rFonts w:ascii="Charis SIL Regular" w:hAnsi="Charis SIL Regular" w:eastAsia="Charis SIL Regular"/>
-          <w:b w:val="0"/>
-          <w:i w:val="0"/>
-          <w:color w:val="0000FF"/>
-          <w:sz w:val="24"/>
-          <w:u w:val="single"/>
-        </w:rPr>
-        <w:t xml:space="preserve"> </w:t>
-      </w:r>
-      <w:r>
-        <w:rPr>
-          <w:rFonts w:ascii="Charis SIL Regular" w:hAnsi="Charis SIL Regular" w:eastAsia="Charis SIL Regular"/>
-          <w:b w:val="0"/>
-          <w:i w:val="0"/>
-          <w:color w:val="0000FF"/>
-          <w:sz w:val="24"/>
-          <w:u w:val="single"/>
-        </w:rPr>
-        <w:hyperlink r:id="rId19" w:history="1">
-          <w:r>
-            <w:rPr>
-              <w:rStyle w:val="Hyperlink"/>
-            </w:rPr>
-            <w:t>N</w:t>
-          </w:r>
-        </w:hyperlink>
-      </w:r>
-      <w:r>
-        <w:rPr>
-          <w:rFonts w:ascii="Charis SIL Regular" w:hAnsi="Charis SIL Regular" w:eastAsia="Charis SIL Regular"/>
-          <w:b w:val="0"/>
-          <w:i w:val="0"/>
-          <w:color w:val="0000FF"/>
-          <w:sz w:val="24"/>
-          <w:u w:val="single"/>
-        </w:rPr>
-        <w:hyperlink r:id="rId19" w:history="1">
-          <w:r>
-            <w:rPr>
-              <w:rStyle w:val="Hyperlink"/>
-            </w:rPr>
-            <w:t>atuurlijke</w:t>
-          </w:r>
-        </w:hyperlink>
-      </w:r>
-      <w:r>
-        <w:rPr>
-          <w:rFonts w:ascii="Charis SIL Regular" w:hAnsi="Charis SIL Regular" w:eastAsia="Charis SIL Regular"/>
-          <w:b w:val="0"/>
-          <w:i w:val="0"/>
-          <w:color w:val="0000FF"/>
-          <w:sz w:val="24"/>
-          <w:u w:val="single"/>
-        </w:rPr>
-        <w:t xml:space="preserve"> </w:t>
-      </w:r>
-      <w:r>
-        <w:rPr>
-          <w:rFonts w:ascii="Charis SIL Regular" w:hAnsi="Charis SIL Regular" w:eastAsia="Charis SIL Regular"/>
-          <w:b w:val="0"/>
-          <w:i w:val="0"/>
-          <w:color w:val="0000FF"/>
-          <w:sz w:val="24"/>
-          <w:u w:val="single"/>
-        </w:rPr>
-        <w:hyperlink r:id="rId18" w:history="1">
-          <w:r>
-            <w:rPr>
-              <w:rStyle w:val="Hyperlink"/>
-            </w:rPr>
-            <w:t>Historie</w:t>
-          </w:r>
-        </w:hyperlink>
-      </w:r>
-      <w:r>
-        <w:rPr>
-          <w:rFonts w:ascii="Charis SIL Regular" w:hAnsi="Charis SIL Regular" w:eastAsia="Charis SIL Regular"/>
-          <w:b w:val="0"/>
-          <w:i w:val="0"/>
-          <w:color w:val="000000"/>
-          <w:sz w:val="24"/>
-        </w:rPr>
-        <w:t xml:space="preserve">, het </w:t>
-      </w:r>
-      <w:r>
-        <w:rPr>
-          <w:rFonts w:ascii="Charis SIL Regular" w:hAnsi="Charis SIL Regular" w:eastAsia="Charis SIL Regular"/>
-          <w:b w:val="0"/>
-          <w:i w:val="0"/>
-          <w:color w:val="0000FF"/>
-          <w:sz w:val="24"/>
-          <w:u w:val="single"/>
-        </w:rPr>
-        <w:hyperlink r:id="rId20" w:history="1">
-          <w:r>
-            <w:rPr>
-              <w:rStyle w:val="Hyperlink"/>
-            </w:rPr>
-            <w:t>Rijksmu</w:t>
-          </w:r>
-        </w:hyperlink>
-      </w:r>
-      <w:r>
-        <w:rPr>
-          <w:rFonts w:ascii="Charis SIL Regular" w:hAnsi="Charis SIL Regular" w:eastAsia="Charis SIL Regular"/>
-          <w:b w:val="0"/>
-          <w:i w:val="0"/>
-          <w:color w:val="0000FF"/>
-          <w:sz w:val="24"/>
-          <w:u w:val="single"/>
-        </w:rPr>
-        <w:hyperlink r:id="rId20" w:history="1">
-          <w:r>
-            <w:rPr>
-              <w:rStyle w:val="Hyperlink"/>
-            </w:rPr>
-            <w:t>s</w:t>
-          </w:r>
-        </w:hyperlink>
-      </w:r>
-      <w:r>
-        <w:rPr>
-          <w:rFonts w:ascii="Charis SIL Regular" w:hAnsi="Charis SIL Regular" w:eastAsia="Charis SIL Regular"/>
-          <w:b w:val="0"/>
-          <w:i w:val="0"/>
-          <w:color w:val="0000FF"/>
-          <w:sz w:val="24"/>
-          <w:u w:val="single"/>
-        </w:rPr>
-        <w:hyperlink r:id="rId20" w:history="1">
-          <w:r>
-            <w:rPr>
-              <w:rStyle w:val="Hyperlink"/>
-            </w:rPr>
-            <w:t>eum</w:t>
-          </w:r>
-        </w:hyperlink>
-      </w:r>
-      <w:r>
-        <w:rPr>
-          <w:rFonts w:ascii="Charis SIL Regular" w:hAnsi="Charis SIL Regular" w:eastAsia="Charis SIL Regular"/>
-          <w:b w:val="0"/>
-          <w:i w:val="0"/>
-          <w:color w:val="0000FF"/>
-          <w:sz w:val="24"/>
-          <w:u w:val="single"/>
-        </w:rPr>
-        <w:t xml:space="preserve"> </w:t>
-      </w:r>
-      <w:r>
-        <w:rPr>
-          <w:rFonts w:ascii="Charis SIL Regular" w:hAnsi="Charis SIL Regular" w:eastAsia="Charis SIL Regular"/>
-          <w:b w:val="0"/>
-          <w:i w:val="0"/>
-          <w:color w:val="0000FF"/>
-          <w:sz w:val="24"/>
-          <w:u w:val="single"/>
-        </w:rPr>
-        <w:hyperlink r:id="rId20" w:history="1">
-          <w:r>
-            <w:rPr>
-              <w:rStyle w:val="Hyperlink"/>
-            </w:rPr>
-            <w:t>voor</w:t>
-          </w:r>
-        </w:hyperlink>
-      </w:r>
-      <w:r>
-        <w:rPr>
-          <w:rFonts w:ascii="Charis SIL Regular" w:hAnsi="Charis SIL Regular" w:eastAsia="Charis SIL Regular"/>
-          <w:b w:val="0"/>
-          <w:i w:val="0"/>
-          <w:color w:val="0000FF"/>
-          <w:sz w:val="24"/>
-          <w:u w:val="single"/>
-        </w:rPr>
-        <w:t xml:space="preserve"> </w:t>
-      </w:r>
-      <w:r>
-        <w:rPr>
-          <w:rFonts w:ascii="Charis SIL Regular" w:hAnsi="Charis SIL Regular" w:eastAsia="Charis SIL Regular"/>
-          <w:b w:val="0"/>
-          <w:i w:val="0"/>
-          <w:color w:val="0000FF"/>
-          <w:sz w:val="24"/>
-          <w:u w:val="single"/>
-        </w:rPr>
-        <w:hyperlink r:id="rId20" w:history="1">
-          <w:r>
-            <w:rPr>
-              <w:rStyle w:val="Hyperlink"/>
-            </w:rPr>
-            <w:t>Geo</w:t>
-          </w:r>
-        </w:hyperlink>
-      </w:r>
-      <w:r>
-        <w:rPr>
-          <w:rFonts w:ascii="Charis SIL Regular" w:hAnsi="Charis SIL Regular" w:eastAsia="Charis SIL Regular"/>
-          <w:b w:val="0"/>
-          <w:i w:val="0"/>
-          <w:color w:val="0000FF"/>
-          <w:sz w:val="24"/>
-          <w:u w:val="single"/>
-        </w:rPr>
-        <w:hyperlink r:id="rId20" w:history="1">
-          <w:r>
-            <w:rPr>
-              <w:rStyle w:val="Hyperlink"/>
-            </w:rPr>
-            <w:t>logie</w:t>
-          </w:r>
-        </w:hyperlink>
-      </w:r>
-      <w:r>
-        <w:rPr>
-          <w:rFonts w:ascii="Charis SIL Regular" w:hAnsi="Charis SIL Regular" w:eastAsia="Charis SIL Regular"/>
-          <w:b w:val="0"/>
-          <w:i w:val="0"/>
-          <w:color w:val="0000FF"/>
-          <w:sz w:val="24"/>
-          <w:u w:val="single"/>
-        </w:rPr>
-        <w:t xml:space="preserve"> </w:t>
-      </w:r>
-      <w:r>
-        <w:rPr>
-          <w:rFonts w:ascii="Charis SIL Regular" w:hAnsi="Charis SIL Regular" w:eastAsia="Charis SIL Regular"/>
-          <w:b w:val="0"/>
-          <w:i w:val="0"/>
-          <w:color w:val="0000FF"/>
-          <w:sz w:val="24"/>
-          <w:u w:val="single"/>
-        </w:rPr>
-        <w:hyperlink r:id="rId20" w:history="1">
-          <w:r>
-            <w:rPr>
-              <w:rStyle w:val="Hyperlink"/>
-            </w:rPr>
-            <w:t>en</w:t>
-          </w:r>
-        </w:hyperlink>
-      </w:r>
-      <w:r>
-        <w:rPr>
-          <w:rFonts w:ascii="Charis SIL Regular" w:hAnsi="Charis SIL Regular" w:eastAsia="Charis SIL Regular"/>
-          <w:b w:val="0"/>
-          <w:i w:val="0"/>
-          <w:color w:val="0000FF"/>
-          <w:sz w:val="24"/>
-          <w:u w:val="single"/>
-        </w:rPr>
-        <w:t xml:space="preserve"> </w:t>
-      </w:r>
-      <w:r>
-        <w:rPr>
-          <w:rFonts w:ascii="Charis SIL Regular" w:hAnsi="Charis SIL Regular" w:eastAsia="Charis SIL Regular"/>
-          <w:b w:val="0"/>
-          <w:i w:val="0"/>
-          <w:color w:val="0000FF"/>
-          <w:sz w:val="24"/>
-          <w:u w:val="single"/>
-        </w:rPr>
-        <w:hyperlink r:id="rId20" w:history="1">
-          <w:r>
-            <w:rPr>
-              <w:rStyle w:val="Hyperlink"/>
-            </w:rPr>
             <w:t>M</w:t>
           </w:r>
         </w:hyperlink>
@@ -2518,7 +2665,25 @@
           <w:color w:val="000000"/>
           <w:sz w:val="24"/>
         </w:rPr>
-        <w:t xml:space="preserve"> en het </w:t>
+        <w:t xml:space="preserve"> e</w:t>
+      </w:r>
+      <w:r>
+        <w:rPr>
+          <w:u w:val="single" w:color="0000ff"/>
+          <w:rFonts w:ascii="Charis SIL Regular" w:hAnsi="Charis SIL Regular" w:eastAsia="Charis SIL Regular"/>
+          <w:b w:val="0"/>
+          <w:i w:val="0"/>
+          <w:color w:val="000000"/>
+          <w:sz w:val="24"/>
+        </w:rPr>
+        <w:hyperlink r:id="rId19" w:history="1">
+          <w:r>
+            <w:rPr>
+              <w:rStyle w:val="Hyperlink"/>
+            </w:rPr>
+            <w:t xml:space="preserve">n het </w:t>
+          </w:r>
+        </w:hyperlink>
       </w:r>
       <w:r>
         <w:rPr>
@@ -2529,7 +2694,7 @@
           <w:sz w:val="24"/>
           <w:u w:val="single"/>
         </w:rPr>
-        <w:hyperlink r:id="rId21" w:history="1">
+        <w:hyperlink r:id="rId19" w:history="1">
           <w:r>
             <w:rPr>
               <w:rStyle w:val="Hyperlink"/>
@@ -2558,7 +2723,7 @@
           <w:sz w:val="24"/>
           <w:u w:val="single"/>
         </w:rPr>
-        <w:hyperlink r:id="rId21" w:history="1">
+        <w:hyperlink r:id="rId19" w:history="1">
           <w:r>
             <w:rPr>
               <w:rStyle w:val="Hyperlink"/>
@@ -2706,7 +2871,7 @@
           <w:sz w:val="24"/>
           <w:u w:val="single"/>
         </w:rPr>
-        <w:hyperlink r:id="rId22" w:history="1">
+        <w:hyperlink r:id="rId21" w:history="1">
           <w:r>
             <w:rPr>
               <w:rStyle w:val="Hyperlink"/>
@@ -2714,6 +2879,121 @@
             <w:t xml:space="preserve">Reinier </w:t>
           </w:r>
         </w:hyperlink>
+      </w:r>
+      <w:r>
+        <w:rPr>
+          <w:rFonts w:ascii="Charis SIL Regular" w:hAnsi="Charis SIL Regular" w:eastAsia="Charis SIL Regular"/>
+          <w:b w:val="0"/>
+          <w:i w:val="0"/>
+          <w:color w:val="0000FF"/>
+          <w:sz w:val="24"/>
+          <w:u w:val="single"/>
+        </w:rPr>
+        <w:hyperlink r:id="rId21" w:history="1">
+          <w:r>
+            <w:rPr>
+              <w:rStyle w:val="Hyperlink"/>
+            </w:rPr>
+            <w:t>van</w:t>
+          </w:r>
+        </w:hyperlink>
+      </w:r>
+      <w:r>
+        <w:rPr>
+          <w:rFonts w:ascii="Charis SIL Regular" w:hAnsi="Charis SIL Regular" w:eastAsia="Charis SIL Regular"/>
+          <w:b w:val="0"/>
+          <w:i w:val="0"/>
+          <w:color w:val="0000FF"/>
+          <w:sz w:val="24"/>
+          <w:u w:val="single"/>
+        </w:rPr>
+        <w:t xml:space="preserve"> </w:t>
+      </w:r>
+      <w:r>
+        <w:rPr>
+          <w:rFonts w:ascii="Charis SIL Regular" w:hAnsi="Charis SIL Regular" w:eastAsia="Charis SIL Regular"/>
+          <w:b w:val="0"/>
+          <w:i w:val="0"/>
+          <w:color w:val="0000FF"/>
+          <w:sz w:val="24"/>
+          <w:u w:val="single"/>
+        </w:rPr>
+        <w:hyperlink r:id="rId21" w:history="1">
+          <w:r>
+            <w:rPr>
+              <w:rStyle w:val="Hyperlink"/>
+            </w:rPr>
+            <w:t>de</w:t>
+          </w:r>
+        </w:hyperlink>
+      </w:r>
+      <w:r>
+        <w:rPr>
+          <w:rFonts w:ascii="Charis SIL Regular" w:hAnsi="Charis SIL Regular" w:eastAsia="Charis SIL Regular"/>
+          <w:b w:val="0"/>
+          <w:i w:val="0"/>
+          <w:color w:val="0000FF"/>
+          <w:sz w:val="24"/>
+          <w:u w:val="single"/>
+        </w:rPr>
+        <w:t xml:space="preserve"> </w:t>
+      </w:r>
+      <w:r>
+        <w:rPr>
+          <w:rFonts w:ascii="Charis SIL Regular" w:hAnsi="Charis SIL Regular" w:eastAsia="Charis SIL Regular"/>
+          <w:b w:val="0"/>
+          <w:i w:val="0"/>
+          <w:color w:val="0000FF"/>
+          <w:sz w:val="24"/>
+          <w:u w:val="single"/>
+        </w:rPr>
+        <w:hyperlink r:id="rId21" w:history="1">
+          <w:r>
+            <w:rPr>
+              <w:rStyle w:val="Hyperlink"/>
+            </w:rPr>
+            <w:t>Kasteele</w:t>
+          </w:r>
+        </w:hyperlink>
+      </w:r>
+      <w:r>
+        <w:rPr>
+          <w:rFonts w:ascii="Charis SIL Regular" w:hAnsi="Charis SIL Regular" w:eastAsia="Charis SIL Regular"/>
+          <w:b w:val="0"/>
+          <w:i w:val="0"/>
+          <w:color w:val="000000"/>
+          <w:sz w:val="24"/>
+        </w:rPr>
+        <w:t xml:space="preserve"> verdween nadat zijn zoon </w:t>
+      </w:r>
+      <w:r>
+        <w:rPr>
+          <w:rFonts w:ascii="Charis SIL Regular" w:hAnsi="Charis SIL Regular" w:eastAsia="Charis SIL Regular"/>
+          <w:b w:val="0"/>
+          <w:i w:val="0"/>
+          <w:color w:val="0000FF"/>
+          <w:sz w:val="24"/>
+          <w:u w:val="single"/>
+        </w:rPr>
+        <w:hyperlink r:id="rId22" w:history="1">
+          <w:r>
+            <w:rPr>
+              <w:rStyle w:val="Hyperlink"/>
+            </w:rPr>
+            <w:t>Abraham</w:t>
+          </w:r>
+        </w:hyperlink>
+      </w:r>
+      <w:r>
+        <w:rPr>
+          <w:rFonts w:ascii="Charis SIL Regular" w:hAnsi="Charis SIL Regular" w:eastAsia="Charis SIL Regular"/>
+          <w:b w:val="0"/>
+          <w:i w:val="0"/>
+          <w:color w:val="0000FF"/>
+          <w:sz w:val="24"/>
+          <w:u w:val="single"/>
+        </w:rPr>
+        <w:t xml:space="preserve"> </w:t>
       </w:r>
       <w:r>
         <w:rPr>
@@ -2799,7 +3079,200 @@
           <w:color w:val="000000"/>
           <w:sz w:val="24"/>
         </w:rPr>
-        <w:t xml:space="preserve"> verdween nadat zijn zoon </w:t>
+        <w:t xml:space="preserve"> hem opvolgde in</w:t>
+      </w:r>
+      <w:r>
+        <w:rPr>
+          <w:u w:val="single" w:color="0000ff"/>
+          <w:rFonts w:ascii="Charis SIL Regular" w:hAnsi="Charis SIL Regular" w:eastAsia="Charis SIL Regular"/>
+          <w:b w:val="0"/>
+          <w:i w:val="0"/>
+          <w:color w:val="000000"/>
+          <w:sz w:val="24"/>
+        </w:rPr>
+        <w:hyperlink r:id="rId21" w:history="1">
+          <w:r>
+            <w:rPr>
+              <w:rStyle w:val="Hyperlink"/>
+            </w:rPr>
+            <w:t xml:space="preserve"> 1840. </w:t>
+          </w:r>
+        </w:hyperlink>
+      </w:r>
+      <w:r>
+        <w:rPr>
+          <w:u w:val="single" w:color="0000ff"/>
+          <w:rFonts w:ascii="Charis SIL Regular" w:hAnsi="Charis SIL Regular" w:eastAsia="Charis SIL Regular"/>
+          <w:b w:val="0"/>
+          <w:i w:val="0"/>
+          <w:color w:val="000000"/>
+          <w:sz w:val="24"/>
+        </w:rPr>
+        <w:hyperlink r:id="rId21" w:history="1">
+          <w:r>
+            <w:rPr>
+              <w:rStyle w:val="Hyperlink"/>
+            </w:rPr>
+            <w:t>Ook</w:t>
+          </w:r>
+        </w:hyperlink>
+      </w:r>
+      <w:r>
+        <w:rPr>
+          <w:u w:val="single" w:color="0000ff"/>
+          <w:rFonts w:ascii="Charis SIL Regular" w:hAnsi="Charis SIL Regular" w:eastAsia="Charis SIL Regular"/>
+          <w:b w:val="0"/>
+          <w:i w:val="0"/>
+          <w:color w:val="000000"/>
+          <w:sz w:val="24"/>
+        </w:rPr>
+        <w:hyperlink r:id="rId21" w:history="1">
+          <w:r>
+            <w:rPr>
+              <w:rStyle w:val="Hyperlink"/>
+            </w:rPr>
+            <w:t xml:space="preserve"> ve</w:t>
+          </w:r>
+        </w:hyperlink>
+      </w:r>
+      <w:r>
+        <w:rPr>
+          <w:u w:val="single" w:color="0000ff"/>
+          <w:rFonts w:ascii="Charis SIL Regular" w:hAnsi="Charis SIL Regular" w:eastAsia="Charis SIL Regular"/>
+          <w:b w:val="0"/>
+          <w:i w:val="0"/>
+          <w:color w:val="000000"/>
+          <w:sz w:val="24"/>
+        </w:rPr>
+        <w:hyperlink r:id="rId21" w:history="1">
+          <w:r>
+            <w:rPr>
+              <w:rStyle w:val="Hyperlink"/>
+            </w:rPr>
+            <w:t>rdwenen</w:t>
+          </w:r>
+        </w:hyperlink>
+      </w:r>
+      <w:r>
+        <w:rPr>
+          <w:rFonts w:ascii="Charis SIL Regular" w:hAnsi="Charis SIL Regular" w:eastAsia="Charis SIL Regular"/>
+          <w:b w:val="0"/>
+          <w:i w:val="0"/>
+          <w:color w:val="000000"/>
+          <w:sz w:val="24"/>
+        </w:rPr>
+        <w:t xml:space="preserve"> en vergingen er vele voor</w:t>
+      </w:r>
+      <w:r>
+        <w:rPr>
+          <w:u w:val="single" w:color="0000ff"/>
+          <w:rFonts w:ascii="Charis SIL Regular" w:hAnsi="Charis SIL Regular" w:eastAsia="Charis SIL Regular"/>
+          <w:b w:val="0"/>
+          <w:i w:val="0"/>
+          <w:color w:val="000000"/>
+          <w:sz w:val="24"/>
+        </w:rPr>
+        <w:hyperlink r:id="rId22" w:history="1">
+          <w:r>
+            <w:rPr>
+              <w:rStyle w:val="Hyperlink"/>
+            </w:rPr>
+            <w:t>werpen in</w:t>
+          </w:r>
+        </w:hyperlink>
+      </w:r>
+      <w:r>
+        <w:rPr>
+          <w:u w:val="single" w:color="0000ff"/>
+          <w:rFonts w:ascii="Charis SIL Regular" w:hAnsi="Charis SIL Regular" w:eastAsia="Charis SIL Regular"/>
+          <w:b w:val="0"/>
+          <w:i w:val="0"/>
+          <w:color w:val="000000"/>
+          <w:sz w:val="24"/>
+        </w:rPr>
+        <w:t xml:space="preserve"> </w:t>
+      </w:r>
+      <w:r>
+        <w:rPr>
+          <w:u w:val="single" w:color="0000ff"/>
+          <w:rFonts w:ascii="Charis SIL Regular" w:hAnsi="Charis SIL Regular" w:eastAsia="Charis SIL Regular"/>
+          <w:b w:val="0"/>
+          <w:i w:val="0"/>
+          <w:color w:val="000000"/>
+          <w:sz w:val="24"/>
+        </w:rPr>
+        <w:hyperlink r:id="rId22" w:history="1">
+          <w:r>
+            <w:rPr>
+              <w:rStyle w:val="Hyperlink"/>
+            </w:rPr>
+            <w:t xml:space="preserve">die </w:t>
+          </w:r>
+        </w:hyperlink>
+      </w:r>
+      <w:r>
+        <w:rPr>
+          <w:u w:val="single" w:color="0000ff"/>
+          <w:rFonts w:ascii="Charis SIL Regular" w:hAnsi="Charis SIL Regular" w:eastAsia="Charis SIL Regular"/>
+          <w:b w:val="0"/>
+          <w:i w:val="0"/>
+          <w:color w:val="000000"/>
+          <w:sz w:val="24"/>
+        </w:rPr>
+        <w:hyperlink r:id="rId22" w:history="1">
+          <w:r>
+            <w:rPr>
+              <w:rStyle w:val="Hyperlink"/>
+            </w:rPr>
+            <w:t>t</w:t>
+          </w:r>
+        </w:hyperlink>
+      </w:r>
+      <w:r>
+        <w:rPr>
+          <w:u w:val="single" w:color="0000ff"/>
+          <w:rFonts w:ascii="Charis SIL Regular" w:hAnsi="Charis SIL Regular" w:eastAsia="Charis SIL Regular"/>
+          <w:b w:val="0"/>
+          <w:i w:val="0"/>
+          <w:color w:val="000000"/>
+          <w:sz w:val="24"/>
+        </w:rPr>
+        <w:hyperlink r:id="rId22" w:history="1">
+          <w:r>
+            <w:rPr>
+              <w:rStyle w:val="Hyperlink"/>
+            </w:rPr>
+            <w:t>ijd</w:t>
+          </w:r>
+        </w:hyperlink>
+      </w:r>
+      <w:r>
+        <w:rPr>
+          <w:u w:val="single" w:color="0000ff"/>
+          <w:rFonts w:ascii="Charis SIL Regular" w:hAnsi="Charis SIL Regular" w:eastAsia="Charis SIL Regular"/>
+          <w:b w:val="0"/>
+          <w:i w:val="0"/>
+          <w:color w:val="000000"/>
+          <w:sz w:val="24"/>
+        </w:rPr>
+        <w:hyperlink r:id="rId22" w:history="1">
+          <w:r>
+            <w:rPr>
+              <w:rStyle w:val="Hyperlink"/>
+            </w:rPr>
+            <w:t>. De der</w:t>
+          </w:r>
+        </w:hyperlink>
+      </w:r>
+      <w:r>
+        <w:rPr>
+          <w:rFonts w:ascii="Charis SIL Regular" w:hAnsi="Charis SIL Regular" w:eastAsia="Charis SIL Regular"/>
+          <w:b w:val="0"/>
+          <w:i w:val="0"/>
+          <w:color w:val="000000"/>
+          <w:sz w:val="24"/>
+        </w:rPr>
+        <w:t xml:space="preserve">de en laatste directeur </w:t>
       </w:r>
       <w:r>
         <w:rPr>
@@ -2815,7 +3288,7 @@
             <w:rPr>
               <w:rStyle w:val="Hyperlink"/>
             </w:rPr>
-            <w:t>Abraham</w:t>
+            <w:t>David</w:t>
           </w:r>
         </w:hyperlink>
       </w:r>
@@ -2873,288 +3346,6 @@
             <w:rPr>
               <w:rStyle w:val="Hyperlink"/>
             </w:rPr>
-            <w:t>de</w:t>
-          </w:r>
-        </w:hyperlink>
-      </w:r>
-      <w:r>
-        <w:rPr>
-          <w:rFonts w:ascii="Charis SIL Regular" w:hAnsi="Charis SIL Regular" w:eastAsia="Charis SIL Regular"/>
-          <w:b w:val="0"/>
-          <w:i w:val="0"/>
-          <w:color w:val="0000FF"/>
-          <w:sz w:val="24"/>
-          <w:u w:val="single"/>
-        </w:rPr>
-        <w:t xml:space="preserve"> </w:t>
-      </w:r>
-      <w:r>
-        <w:rPr>
-          <w:rFonts w:ascii="Charis SIL Regular" w:hAnsi="Charis SIL Regular" w:eastAsia="Charis SIL Regular"/>
-          <w:b w:val="0"/>
-          <w:i w:val="0"/>
-          <w:color w:val="0000FF"/>
-          <w:sz w:val="24"/>
-          <w:u w:val="single"/>
-        </w:rPr>
-        <w:hyperlink r:id="rId23" w:history="1">
-          <w:r>
-            <w:rPr>
-              <w:rStyle w:val="Hyperlink"/>
-            </w:rPr>
-            <w:t>Kasteele</w:t>
-          </w:r>
-        </w:hyperlink>
-      </w:r>
-      <w:r>
-        <w:rPr>
-          <w:rFonts w:ascii="Charis SIL Regular" w:hAnsi="Charis SIL Regular" w:eastAsia="Charis SIL Regular"/>
-          <w:b w:val="0"/>
-          <w:i w:val="0"/>
-          <w:color w:val="000000"/>
-          <w:sz w:val="24"/>
-        </w:rPr>
-        <w:t xml:space="preserve"> hem opvolgde in</w:t>
-      </w:r>
-      <w:r>
-        <w:rPr>
-          <w:u w:val="single" w:color="0000ff"/>
-          <w:rFonts w:ascii="Charis SIL Regular" w:hAnsi="Charis SIL Regular" w:eastAsia="Charis SIL Regular"/>
-          <w:b w:val="0"/>
-          <w:i w:val="0"/>
-          <w:color w:val="000000"/>
-          <w:sz w:val="24"/>
-        </w:rPr>
-        <w:hyperlink r:id="rId22" w:history="1">
-          <w:r>
-            <w:rPr>
-              <w:rStyle w:val="Hyperlink"/>
-            </w:rPr>
-            <w:t xml:space="preserve"> 1840. </w:t>
-          </w:r>
-        </w:hyperlink>
-      </w:r>
-      <w:r>
-        <w:rPr>
-          <w:rFonts w:ascii="Charis SIL Regular" w:hAnsi="Charis SIL Regular" w:eastAsia="Charis SIL Regular"/>
-          <w:b w:val="0"/>
-          <w:i w:val="0"/>
-          <w:color w:val="000000"/>
-          <w:sz w:val="24"/>
-        </w:rPr>
-        <w:t>Ook ve</w:t>
-      </w:r>
-      <w:r>
-        <w:rPr>
-          <w:u w:val="single" w:color="0000ff"/>
-          <w:rFonts w:ascii="Charis SIL Regular" w:hAnsi="Charis SIL Regular" w:eastAsia="Charis SIL Regular"/>
-          <w:b w:val="0"/>
-          <w:i w:val="0"/>
-          <w:color w:val="000000"/>
-          <w:sz w:val="24"/>
-        </w:rPr>
-        <w:hyperlink r:id="rId22" w:history="1">
-          <w:r>
-            <w:rPr>
-              <w:rStyle w:val="Hyperlink"/>
-            </w:rPr>
-            <w:t>rdwenen</w:t>
-          </w:r>
-        </w:hyperlink>
-      </w:r>
-      <w:r>
-        <w:rPr>
-          <w:rFonts w:ascii="Charis SIL Regular" w:hAnsi="Charis SIL Regular" w:eastAsia="Charis SIL Regular"/>
-          <w:b w:val="0"/>
-          <w:i w:val="0"/>
-          <w:color w:val="000000"/>
-          <w:sz w:val="24"/>
-        </w:rPr>
-        <w:t xml:space="preserve"> en vergingen er vele voor</w:t>
-      </w:r>
-      <w:r>
-        <w:rPr>
-          <w:u w:val="single" w:color="0000ff"/>
-          <w:rFonts w:ascii="Charis SIL Regular" w:hAnsi="Charis SIL Regular" w:eastAsia="Charis SIL Regular"/>
-          <w:b w:val="0"/>
-          <w:i w:val="0"/>
-          <w:color w:val="000000"/>
-          <w:sz w:val="24"/>
-        </w:rPr>
-        <w:hyperlink r:id="rId23" w:history="1">
-          <w:r>
-            <w:rPr>
-              <w:rStyle w:val="Hyperlink"/>
-            </w:rPr>
-            <w:t>werpen in</w:t>
-          </w:r>
-        </w:hyperlink>
-      </w:r>
-      <w:r>
-        <w:rPr>
-          <w:u w:val="single" w:color="0000ff"/>
-          <w:rFonts w:ascii="Charis SIL Regular" w:hAnsi="Charis SIL Regular" w:eastAsia="Charis SIL Regular"/>
-          <w:b w:val="0"/>
-          <w:i w:val="0"/>
-          <w:color w:val="000000"/>
-          <w:sz w:val="24"/>
-        </w:rPr>
-        <w:t xml:space="preserve"> </w:t>
-      </w:r>
-      <w:r>
-        <w:rPr>
-          <w:u w:val="single" w:color="0000ff"/>
-          <w:rFonts w:ascii="Charis SIL Regular" w:hAnsi="Charis SIL Regular" w:eastAsia="Charis SIL Regular"/>
-          <w:b w:val="0"/>
-          <w:i w:val="0"/>
-          <w:color w:val="000000"/>
-          <w:sz w:val="24"/>
-        </w:rPr>
-        <w:hyperlink r:id="rId23" w:history="1">
-          <w:r>
-            <w:rPr>
-              <w:rStyle w:val="Hyperlink"/>
-            </w:rPr>
-            <w:t xml:space="preserve">die </w:t>
-          </w:r>
-        </w:hyperlink>
-      </w:r>
-      <w:r>
-        <w:rPr>
-          <w:u w:val="single" w:color="0000ff"/>
-          <w:rFonts w:ascii="Charis SIL Regular" w:hAnsi="Charis SIL Regular" w:eastAsia="Charis SIL Regular"/>
-          <w:b w:val="0"/>
-          <w:i w:val="0"/>
-          <w:color w:val="000000"/>
-          <w:sz w:val="24"/>
-        </w:rPr>
-        <w:hyperlink r:id="rId23" w:history="1">
-          <w:r>
-            <w:rPr>
-              <w:rStyle w:val="Hyperlink"/>
-            </w:rPr>
-            <w:t>t</w:t>
-          </w:r>
-        </w:hyperlink>
-      </w:r>
-      <w:r>
-        <w:rPr>
-          <w:u w:val="single" w:color="0000ff"/>
-          <w:rFonts w:ascii="Charis SIL Regular" w:hAnsi="Charis SIL Regular" w:eastAsia="Charis SIL Regular"/>
-          <w:b w:val="0"/>
-          <w:i w:val="0"/>
-          <w:color w:val="000000"/>
-          <w:sz w:val="24"/>
-        </w:rPr>
-        <w:hyperlink r:id="rId23" w:history="1">
-          <w:r>
-            <w:rPr>
-              <w:rStyle w:val="Hyperlink"/>
-            </w:rPr>
-            <w:t>ijd</w:t>
-          </w:r>
-        </w:hyperlink>
-      </w:r>
-      <w:r>
-        <w:rPr>
-          <w:u w:val="single" w:color="0000ff"/>
-          <w:rFonts w:ascii="Charis SIL Regular" w:hAnsi="Charis SIL Regular" w:eastAsia="Charis SIL Regular"/>
-          <w:b w:val="0"/>
-          <w:i w:val="0"/>
-          <w:color w:val="000000"/>
-          <w:sz w:val="24"/>
-        </w:rPr>
-        <w:hyperlink r:id="rId23" w:history="1">
-          <w:r>
-            <w:rPr>
-              <w:rStyle w:val="Hyperlink"/>
-            </w:rPr>
-            <w:t>. De der</w:t>
-          </w:r>
-        </w:hyperlink>
-      </w:r>
-      <w:r>
-        <w:rPr>
-          <w:rFonts w:ascii="Charis SIL Regular" w:hAnsi="Charis SIL Regular" w:eastAsia="Charis SIL Regular"/>
-          <w:b w:val="0"/>
-          <w:i w:val="0"/>
-          <w:color w:val="000000"/>
-          <w:sz w:val="24"/>
-        </w:rPr>
-        <w:t xml:space="preserve">de en laatste directeur </w:t>
-      </w:r>
-      <w:r>
-        <w:rPr>
-          <w:rFonts w:ascii="Charis SIL Regular" w:hAnsi="Charis SIL Regular" w:eastAsia="Charis SIL Regular"/>
-          <w:b w:val="0"/>
-          <w:i w:val="0"/>
-          <w:color w:val="0000FF"/>
-          <w:sz w:val="24"/>
-          <w:u w:val="single"/>
-        </w:rPr>
-        <w:hyperlink r:id="rId24" w:history="1">
-          <w:r>
-            <w:rPr>
-              <w:rStyle w:val="Hyperlink"/>
-            </w:rPr>
-            <w:t>David</w:t>
-          </w:r>
-        </w:hyperlink>
-      </w:r>
-      <w:r>
-        <w:rPr>
-          <w:rFonts w:ascii="Charis SIL Regular" w:hAnsi="Charis SIL Regular" w:eastAsia="Charis SIL Regular"/>
-          <w:b w:val="0"/>
-          <w:i w:val="0"/>
-          <w:color w:val="0000FF"/>
-          <w:sz w:val="24"/>
-          <w:u w:val="single"/>
-        </w:rPr>
-        <w:t xml:space="preserve"> </w:t>
-      </w:r>
-      <w:r>
-        <w:rPr>
-          <w:rFonts w:ascii="Charis SIL Regular" w:hAnsi="Charis SIL Regular" w:eastAsia="Charis SIL Regular"/>
-          <w:b w:val="0"/>
-          <w:i w:val="0"/>
-          <w:color w:val="0000FF"/>
-          <w:sz w:val="24"/>
-          <w:u w:val="single"/>
-        </w:rPr>
-        <w:hyperlink r:id="rId24" w:history="1">
-          <w:r>
-            <w:rPr>
-              <w:rStyle w:val="Hyperlink"/>
-            </w:rPr>
-            <w:t>van</w:t>
-          </w:r>
-        </w:hyperlink>
-      </w:r>
-      <w:r>
-        <w:rPr>
-          <w:rFonts w:ascii="Charis SIL Regular" w:hAnsi="Charis SIL Regular" w:eastAsia="Charis SIL Regular"/>
-          <w:b w:val="0"/>
-          <w:i w:val="0"/>
-          <w:color w:val="0000FF"/>
-          <w:sz w:val="24"/>
-          <w:u w:val="single"/>
-        </w:rPr>
-        <w:t xml:space="preserve"> </w:t>
-      </w:r>
-      <w:r>
-        <w:rPr>
-          <w:rFonts w:ascii="Charis SIL Regular" w:hAnsi="Charis SIL Regular" w:eastAsia="Charis SIL Regular"/>
-          <w:b w:val="0"/>
-          <w:i w:val="0"/>
-          <w:color w:val="0000FF"/>
-          <w:sz w:val="24"/>
-          <w:u w:val="single"/>
-        </w:rPr>
-        <w:hyperlink r:id="rId24" w:history="1">
-          <w:r>
-            <w:rPr>
-              <w:rStyle w:val="Hyperlink"/>
-            </w:rPr>
             <w:t>der</w:t>
           </w:r>
         </w:hyperlink>
@@ -3179,7 +3370,7 @@
           <w:sz w:val="24"/>
           <w:u w:val="single"/>
         </w:rPr>
-        <w:hyperlink r:id="rId24" w:history="1">
+        <w:hyperlink r:id="rId23" w:history="1">
           <w:r>
             <w:rPr>
               <w:rStyle w:val="Hyperlink"/>
@@ -3200,13 +3391,21 @@
       </w:r>
       <w:r>
         <w:rPr>
+          <w:u w:val="single" w:color="0000ff"/>
           <w:rFonts w:ascii="Charis SIL Regular" w:hAnsi="Charis SIL Regular" w:eastAsia="Charis SIL Regular"/>
           <w:b w:val="0"/>
           <w:i w:val="0"/>
           <w:color w:val="000000"/>
           <w:sz w:val="24"/>
         </w:rPr>
-        <w:t>het boek van R</w:t>
+        <w:hyperlink r:id="rId23" w:history="1">
+          <w:r>
+            <w:rPr>
+              <w:rStyle w:val="Hyperlink"/>
+            </w:rPr>
+            <w:t>het bo</w:t>
+          </w:r>
+        </w:hyperlink>
       </w:r>
       <w:r>
         <w:rPr>
@@ -3217,7 +3416,54 @@
           <w:color w:val="000000"/>
           <w:sz w:val="24"/>
         </w:rPr>
-        <w:hyperlink r:id="rId24" w:history="1">
+        <w:hyperlink r:id="rId23" w:history="1">
+          <w:r>
+            <w:rPr>
+              <w:rStyle w:val="Hyperlink"/>
+            </w:rPr>
+            <w:t>ek v</w:t>
+          </w:r>
+        </w:hyperlink>
+      </w:r>
+      <w:r>
+        <w:rPr>
+          <w:u w:val="single" w:color="0000ff"/>
+          <w:rFonts w:ascii="Charis SIL Regular" w:hAnsi="Charis SIL Regular" w:eastAsia="Charis SIL Regular"/>
+          <w:b w:val="0"/>
+          <w:i w:val="0"/>
+          <w:color w:val="000000"/>
+          <w:sz w:val="24"/>
+        </w:rPr>
+        <w:hyperlink r:id="rId23" w:history="1">
+          <w:r>
+            <w:rPr>
+              <w:rStyle w:val="Hyperlink"/>
+            </w:rPr>
+            <w:t xml:space="preserve">an </w:t>
+          </w:r>
+        </w:hyperlink>
+      </w:r>
+      <w:r>
+        <w:rPr>
+          <w:u w:val="single" w:color="0000ff"/>
+          <w:rFonts w:ascii="Charis SIL Regular" w:hAnsi="Charis SIL Regular" w:eastAsia="Charis SIL Regular"/>
+          <w:b w:val="0"/>
+          <w:i w:val="0"/>
+          <w:color w:val="000000"/>
+          <w:sz w:val="24"/>
+        </w:rPr>
+        <w:t>R</w:t>
+      </w:r>
+      <w:r>
+        <w:rPr>
+          <w:u w:val="single" w:color="0000ff"/>
+          <w:rFonts w:ascii="Charis SIL Regular" w:hAnsi="Charis SIL Regular" w:eastAsia="Charis SIL Regular"/>
+          <w:b w:val="0"/>
+          <w:i w:val="0"/>
+          <w:color w:val="000000"/>
+          <w:sz w:val="24"/>
+        </w:rPr>
+        <w:hyperlink r:id="rId23" w:history="1">
           <w:r>
             <w:rPr>
               <w:rStyle w:val="Hyperlink"/>
@@ -3245,7 +3491,7 @@
           <w:sz w:val="24"/>
           <w:u w:val="single"/>
         </w:rPr>
-        <w:hyperlink r:id="rId25" w:history="1">
+        <w:hyperlink r:id="rId24" w:history="1">
           <w:r>
             <w:rPr>
               <w:rStyle w:val="Hyperlink"/>
@@ -3274,7 +3520,7 @@
           <w:sz w:val="24"/>
           <w:u w:val="single"/>
         </w:rPr>
-        <w:hyperlink r:id="rId25" w:history="1">
+        <w:hyperlink r:id="rId24" w:history="1">
           <w:r>
             <w:rPr>
               <w:rStyle w:val="Hyperlink"/>
@@ -3301,7 +3547,7 @@
           <w:color w:val="000000"/>
           <w:sz w:val="24"/>
         </w:rPr>
-        <w:t>in de periode 1876-1879 een nieuwe objectin</w:t>
+        <w:t>in de periode 1876-1879 een ni</w:t>
       </w:r>
       <w:r>
         <w:rPr>
@@ -3312,7 +3558,36 @@
           <w:color w:val="000000"/>
           <w:sz w:val="24"/>
         </w:rPr>
-        <w:hyperlink r:id="rId25" w:history="1">
+        <w:t>e</w:t>
+      </w:r>
+      <w:r>
+        <w:rPr>
+          <w:u w:val="single" w:color="0000ff"/>
+          <w:rFonts w:ascii="Charis SIL Regular" w:hAnsi="Charis SIL Regular" w:eastAsia="Charis SIL Regular"/>
+          <w:b w:val="0"/>
+          <w:i w:val="0"/>
+          <w:color w:val="000000"/>
+          <w:sz w:val="24"/>
+        </w:rPr>
+        <w:hyperlink r:id="rId24" w:history="1">
+          <w:r>
+            <w:rPr>
+              <w:rStyle w:val="Hyperlink"/>
+            </w:rPr>
+            <w:t>uwe objectin</w:t>
+          </w:r>
+        </w:hyperlink>
+      </w:r>
+      <w:r>
+        <w:rPr>
+          <w:u w:val="single" w:color="0000ff"/>
+          <w:rFonts w:ascii="Charis SIL Regular" w:hAnsi="Charis SIL Regular" w:eastAsia="Charis SIL Regular"/>
+          <w:b w:val="0"/>
+          <w:i w:val="0"/>
+          <w:color w:val="000000"/>
+          <w:sz w:val="24"/>
+        </w:rPr>
+        <w:hyperlink r:id="rId24" w:history="1">
           <w:r>
             <w:rPr>
               <w:rStyle w:val="Hyperlink"/>
@@ -3383,7 +3658,7 @@
           <w:sz w:val="24"/>
           <w:u w:val="single"/>
         </w:rPr>
-        <w:hyperlink r:id="rId26" w:history="1">
+        <w:hyperlink r:id="rId25" w:history="1">
           <w:r>
             <w:rPr>
               <w:rStyle w:val="Hyperlink"/>
@@ -3430,7 +3705,7 @@
           <w:sz w:val="24"/>
           <w:u w:val="single"/>
         </w:rPr>
-        <w:hyperlink r:id="rId26" w:history="1">
+        <w:hyperlink r:id="rId25" w:history="1">
           <w:r>
             <w:rPr>
               <w:rStyle w:val="Hyperlink"/>
@@ -3459,7 +3734,7 @@
           <w:sz w:val="24"/>
           <w:u w:val="single"/>
         </w:rPr>
-        <w:hyperlink r:id="rId26" w:history="1">
+        <w:hyperlink r:id="rId25" w:history="1">
           <w:r>
             <w:rPr>
               <w:rStyle w:val="Hyperlink"/>
@@ -3487,7 +3762,7 @@
           <w:color w:val="000000"/>
           <w:sz w:val="24"/>
         </w:rPr>
-        <w:hyperlink r:id="rId26" w:history="1">
+        <w:hyperlink r:id="rId25" w:history="1">
           <w:r>
             <w:rPr>
               <w:rStyle w:val="Hyperlink"/>
@@ -3505,7 +3780,7 @@
           <w:color w:val="000000"/>
           <w:sz w:val="24"/>
         </w:rPr>
-        <w:hyperlink r:id="rId26" w:history="1">
+        <w:hyperlink r:id="rId25" w:history="1">
           <w:r>
             <w:rPr>
               <w:rStyle w:val="Hyperlink"/>
@@ -3523,7 +3798,7 @@
           <w:color w:val="000000"/>
           <w:sz w:val="24"/>
         </w:rPr>
-        <w:hyperlink r:id="rId26" w:history="1">
+        <w:hyperlink r:id="rId25" w:history="1">
           <w:r>
             <w:rPr>
               <w:rStyle w:val="Hyperlink"/>
@@ -3601,7 +3876,7 @@
           <w:sz w:val="24"/>
           <w:u w:val="single"/>
         </w:rPr>
-        <w:hyperlink r:id="rId27" w:history="1">
+        <w:hyperlink r:id="rId26" w:history="1">
           <w:r>
             <w:rPr>
               <w:rStyle w:val="Hyperlink"/>
@@ -3630,7 +3905,7 @@
           <w:sz w:val="24"/>
           <w:u w:val="single"/>
         </w:rPr>
-        <w:hyperlink r:id="rId27" w:history="1">
+        <w:hyperlink r:id="rId26" w:history="1">
           <w:r>
             <w:rPr>
               <w:rStyle w:val="Hyperlink"/>
@@ -3657,7 +3932,7 @@
           <w:color w:val="000000"/>
           <w:sz w:val="24"/>
         </w:rPr>
-        <w:t>Ministerie van Binnenlandse Zake</w:t>
+        <w:t>Ministerie van Binnenlandse Zaken die relev</w:t>
       </w:r>
       <w:r>
         <w:rPr>
@@ -3668,25 +3943,7 @@
           <w:color w:val="000000"/>
           <w:sz w:val="24"/>
         </w:rPr>
-        <w:hyperlink r:id="rId27" w:history="1">
-          <w:r>
-            <w:rPr>
-              <w:rStyle w:val="Hyperlink"/>
-            </w:rPr>
-            <w:t>n die relev</w:t>
-          </w:r>
-        </w:hyperlink>
-      </w:r>
-      <w:r>
-        <w:rPr>
-          <w:u w:val="single" w:color="0000ff"/>
-          <w:rFonts w:ascii="Charis SIL Regular" w:hAnsi="Charis SIL Regular" w:eastAsia="Charis SIL Regular"/>
-          <w:b w:val="0"/>
-          <w:i w:val="0"/>
-          <w:color w:val="000000"/>
-          <w:sz w:val="24"/>
-        </w:rPr>
-        <w:hyperlink r:id="rId27" w:history="1">
+        <w:hyperlink r:id="rId26" w:history="1">
           <w:r>
             <w:rPr>
               <w:rStyle w:val="Hyperlink"/>
@@ -3724,7 +3981,7 @@
           <w:sz w:val="24"/>
           <w:u w:val="single"/>
         </w:rPr>
-        <w:hyperlink r:id="rId28" w:history="1">
+        <w:hyperlink r:id="rId27" w:history="1">
           <w:r>
             <w:rPr>
               <w:rStyle w:val="Hyperlink"/>
@@ -3762,7 +4019,7 @@
           <w:color w:val="000000"/>
           <w:sz w:val="24"/>
         </w:rPr>
-        <w:hyperlink r:id="rId28" w:history="1">
+        <w:hyperlink r:id="rId27" w:history="1">
           <w:r>
             <w:rPr>
               <w:rStyle w:val="Hyperlink"/>
@@ -4023,7 +4280,7 @@
           <w:sz w:val="24"/>
           <w:u w:val="single"/>
         </w:rPr>
-        <w:t>Ethnografisch Muse</w:t>
+        <w:t>Ethnografisch Museu</w:t>
       </w:r>
       <w:r>
         <w:rPr>
@@ -4034,7 +4291,7 @@
           <w:sz w:val="24"/>
           <w:u w:val="single"/>
         </w:rPr>
-        <w:t>u</w:t>
+        <w:t>m Arti</w:t>
       </w:r>
       <w:r>
         <w:rPr>
@@ -4043,9 +4300,8 @@
           <w:i w:val="0"/>
           <w:color w:val="0000FF"/>
           <w:sz w:val="24"/>
-          <w:u w:val="single"/>
-        </w:rPr>
-        <w:t>m Artis</w:t>
+        </w:rPr>
+        <w:t>s</w:t>
       </w:r>
       <w:r>
         <w:br/>
@@ -4248,7 +4504,7 @@
           <w:color w:val="0000FF"/>
           <w:sz w:val="24"/>
         </w:rPr>
-        <w:hyperlink r:id="rId29" w:history="1">
+        <w:hyperlink r:id="rId28" w:history="1">
           <w:r>
             <w:rPr>
               <w:rStyle w:val="Hyperlink"/>
@@ -4265,7 +4521,7 @@
           <w:color w:val="0000FF"/>
           <w:sz w:val="24"/>
         </w:rPr>
-        <w:hyperlink r:id="rId29" w:history="1">
+        <w:hyperlink r:id="rId28" w:history="1">
           <w:r>
             <w:rPr>
               <w:rStyle w:val="Hyperlink"/>
@@ -4383,7 +4639,7 @@
           <w:sz w:val="24"/>
           <w:u w:val="single"/>
         </w:rPr>
-        <w:hyperlink r:id="rId30" w:history="1">
+        <w:hyperlink r:id="rId29" w:history="1">
           <w:r>
             <w:rPr>
               <w:rStyle w:val="Hyperlink"/>
@@ -4401,7 +4657,7 @@
           <w:sz w:val="24"/>
           <w:u w:val="single"/>
         </w:rPr>
-        <w:hyperlink r:id="rId30" w:history="1">
+        <w:hyperlink r:id="rId29" w:history="1">
           <w:r>
             <w:rPr>
               <w:rStyle w:val="Hyperlink"/>
@@ -4419,7 +4675,7 @@
           <w:sz w:val="24"/>
           <w:u w:val="single"/>
         </w:rPr>
-        <w:hyperlink r:id="rId30" w:history="1">
+        <w:hyperlink r:id="rId29" w:history="1">
           <w:r>
             <w:rPr>
               <w:rStyle w:val="Hyperlink"/>
@@ -4437,7 +4693,7 @@
           <w:sz w:val="24"/>
           <w:u w:val="single"/>
         </w:rPr>
-        <w:hyperlink r:id="rId30" w:history="1">
+        <w:hyperlink r:id="rId29" w:history="1">
           <w:r>
             <w:rPr>
               <w:rStyle w:val="Hyperlink"/>
@@ -4455,7 +4711,7 @@
           <w:sz w:val="24"/>
           <w:u w:val="single"/>
         </w:rPr>
-        <w:hyperlink r:id="rId30" w:history="1">
+        <w:hyperlink r:id="rId29" w:history="1">
           <w:r>
             <w:rPr>
               <w:rStyle w:val="Hyperlink"/>
@@ -4473,7 +4729,7 @@
           <w:sz w:val="24"/>
           <w:u w:val="single"/>
         </w:rPr>
-        <w:hyperlink r:id="rId30" w:history="1">
+        <w:hyperlink r:id="rId29" w:history="1">
           <w:r>
             <w:rPr>
               <w:rStyle w:val="Hyperlink"/>
@@ -4491,7 +4747,7 @@
           <w:sz w:val="24"/>
           <w:u w:val="single"/>
         </w:rPr>
-        <w:hyperlink r:id="rId30" w:history="1">
+        <w:hyperlink r:id="rId29" w:history="1">
           <w:r>
             <w:rPr>
               <w:rStyle w:val="Hyperlink"/>
@@ -4509,7 +4765,7 @@
           <w:sz w:val="24"/>
           <w:u w:val="single"/>
         </w:rPr>
-        <w:hyperlink r:id="rId30" w:history="1">
+        <w:hyperlink r:id="rId29" w:history="1">
           <w:r>
             <w:rPr>
               <w:rStyle w:val="Hyperlink"/>
@@ -4527,7 +4783,7 @@
           <w:sz w:val="24"/>
           <w:u w:val="single"/>
         </w:rPr>
-        <w:hyperlink r:id="rId30" w:history="1">
+        <w:hyperlink r:id="rId29" w:history="1">
           <w:r>
             <w:rPr>
               <w:rStyle w:val="Hyperlink"/>
@@ -4687,7 +4943,7 @@
           <w:sz w:val="24"/>
           <w:u w:val="single"/>
         </w:rPr>
-        <w:hyperlink r:id="rId31" w:history="1">
+        <w:hyperlink r:id="rId30" w:history="1">
           <w:r>
             <w:rPr>
               <w:rStyle w:val="Hyperlink"/>
@@ -4705,7 +4961,7 @@
           <w:sz w:val="24"/>
           <w:u w:val="single"/>
         </w:rPr>
-        <w:hyperlink r:id="rId31" w:history="1">
+        <w:hyperlink r:id="rId30" w:history="1">
           <w:r>
             <w:rPr>
               <w:rStyle w:val="Hyperlink"/>
@@ -4723,7 +4979,7 @@
           <w:sz w:val="24"/>
           <w:u w:val="single"/>
         </w:rPr>
-        <w:hyperlink r:id="rId31" w:history="1">
+        <w:hyperlink r:id="rId30" w:history="1">
           <w:r>
             <w:rPr>
               <w:rStyle w:val="Hyperlink"/>
@@ -4741,7 +4997,7 @@
           <w:sz w:val="24"/>
           <w:u w:val="single"/>
         </w:rPr>
-        <w:hyperlink r:id="rId31" w:history="1">
+        <w:hyperlink r:id="rId30" w:history="1">
           <w:r>
             <w:rPr>
               <w:rStyle w:val="Hyperlink"/>
@@ -4759,7 +5015,7 @@
           <w:sz w:val="24"/>
           <w:u w:val="single"/>
         </w:rPr>
-        <w:hyperlink r:id="rId31" w:history="1">
+        <w:hyperlink r:id="rId30" w:history="1">
           <w:r>
             <w:rPr>
               <w:rStyle w:val="Hyperlink"/>
@@ -4777,7 +5033,7 @@
           <w:sz w:val="24"/>
           <w:u w:val="single"/>
         </w:rPr>
-        <w:hyperlink r:id="rId31" w:history="1">
+        <w:hyperlink r:id="rId30" w:history="1">
           <w:r>
             <w:rPr>
               <w:rStyle w:val="Hyperlink"/>
@@ -4795,7 +5051,7 @@
           <w:sz w:val="24"/>
           <w:u w:val="single"/>
         </w:rPr>
-        <w:hyperlink r:id="rId31" w:history="1">
+        <w:hyperlink r:id="rId30" w:history="1">
           <w:r>
             <w:rPr>
               <w:rStyle w:val="Hyperlink"/>
@@ -4903,7 +5159,7 @@
           <w:sz w:val="24"/>
           <w:u w:val="single"/>
         </w:rPr>
-        <w:hyperlink r:id="rId32" w:history="1">
+        <w:hyperlink r:id="rId31" w:history="1">
           <w:r>
             <w:rPr>
               <w:rStyle w:val="Hyperlink"/>
@@ -4921,7 +5177,7 @@
           <w:sz w:val="24"/>
           <w:u w:val="single"/>
         </w:rPr>
-        <w:hyperlink r:id="rId32" w:history="1">
+        <w:hyperlink r:id="rId31" w:history="1">
           <w:r>
             <w:rPr>
               <w:rStyle w:val="Hyperlink"/>
@@ -4939,7 +5195,7 @@
           <w:sz w:val="24"/>
           <w:u w:val="single"/>
         </w:rPr>
-        <w:hyperlink r:id="rId32" w:history="1">
+        <w:hyperlink r:id="rId31" w:history="1">
           <w:r>
             <w:rPr>
               <w:rStyle w:val="Hyperlink"/>
@@ -4957,7 +5213,7 @@
           <w:sz w:val="24"/>
           <w:u w:val="single"/>
         </w:rPr>
-        <w:hyperlink r:id="rId32" w:history="1">
+        <w:hyperlink r:id="rId31" w:history="1">
           <w:r>
             <w:rPr>
               <w:rStyle w:val="Hyperlink"/>
@@ -4975,7 +5231,7 @@
           <w:sz w:val="24"/>
           <w:u w:val="single"/>
         </w:rPr>
-        <w:hyperlink r:id="rId32" w:history="1">
+        <w:hyperlink r:id="rId31" w:history="1">
           <w:r>
             <w:rPr>
               <w:rStyle w:val="Hyperlink"/>
@@ -4991,114 +5247,8 @@
           <w:i w:val="0"/>
           <w:color w:val="0000FF"/>
           <w:sz w:val="24"/>
-          <w:u w:val="single"/>
-        </w:rPr>
-        <w:hyperlink r:id="rId32" w:history="1">
-          <w:r>
-            <w:rPr>
-              <w:rStyle w:val="Hyperlink"/>
-            </w:rPr>
-            <w:t>f</w:t>
-          </w:r>
-        </w:hyperlink>
-      </w:r>
-      <w:r>
-        <w:rPr>
-          <w:rFonts w:ascii="Charis SIL Regular" w:hAnsi="Charis SIL Regular" w:eastAsia="Charis SIL Regular"/>
-          <w:b w:val="0"/>
-          <w:i w:val="0"/>
-          <w:color w:val="0000FF"/>
-          <w:sz w:val="24"/>
-          <w:u w:val="single"/>
-        </w:rPr>
-        <w:hyperlink r:id="rId32" w:history="1">
-          <w:r>
-            <w:rPr>
-              <w:rStyle w:val="Hyperlink"/>
-            </w:rPr>
-            <w:t>i</w:t>
-          </w:r>
-        </w:hyperlink>
-      </w:r>
-      <w:r>
-        <w:rPr>
-          <w:rFonts w:ascii="Charis SIL Regular" w:hAnsi="Charis SIL Regular" w:eastAsia="Charis SIL Regular"/>
-          <w:b w:val="0"/>
-          <w:i w:val="0"/>
-          <w:color w:val="0000FF"/>
-          <w:sz w:val="24"/>
-        </w:rPr>
-        <w:hyperlink r:id="rId32" w:history="1">
-          <w:r>
-            <w:rPr>
-              <w:rStyle w:val="Hyperlink"/>
-            </w:rPr>
-            <w:t>l</w:t>
-          </w:r>
-        </w:hyperlink>
-      </w:r>
-      <w:r>
-        <w:rPr>
-          <w:rFonts w:ascii="Charis SIL Regular" w:hAnsi="Charis SIL Regular" w:eastAsia="Charis SIL Regular"/>
-          <w:b w:val="0"/>
-          <w:i w:val="0"/>
-          <w:color w:val="0000FF"/>
-          <w:sz w:val="24"/>
-        </w:rPr>
-        <w:hyperlink r:id="rId32" w:history="1">
-          <w:r>
-            <w:rPr>
-              <w:rStyle w:val="Hyperlink"/>
-            </w:rPr>
-            <w:t>e</w:t>
-          </w:r>
-        </w:hyperlink>
-      </w:r>
-      <w:r>
-        <w:rPr>
-          <w:rFonts w:ascii="Charis SIL Regular" w:hAnsi="Charis SIL Regular" w:eastAsia="Charis SIL Regular"/>
-          <w:b w:val="0"/>
-          <w:i w:val="0"/>
-          <w:color w:val="0000FF"/>
-          <w:sz w:val="24"/>
-        </w:rPr>
-        <w:t>/</w:t>
-      </w:r>
-      <w:r>
-        <w:rPr>
-          <w:rFonts w:ascii="Charis SIL Regular" w:hAnsi="Charis SIL Regular" w:eastAsia="Charis SIL Regular"/>
-          <w:b w:val="0"/>
-          <w:i w:val="0"/>
-          <w:color w:val="0000FF"/>
-          <w:sz w:val="24"/>
-          <w:u w:val="single"/>
-        </w:rPr>
-        <w:hyperlink r:id="rId32" w:history="1">
-          <w:r>
-            <w:rPr>
-              <w:rStyle w:val="Hyperlink"/>
-            </w:rPr>
-            <w:t>NL-</w:t>
-          </w:r>
-        </w:hyperlink>
-      </w:r>
-      <w:r>
-        <w:rPr>
-          <w:rFonts w:ascii="Charis SIL Regular" w:hAnsi="Charis SIL Regular" w:eastAsia="Charis SIL Regular"/>
-          <w:b w:val="0"/>
-          <w:i w:val="0"/>
-          <w:color w:val="0000FF"/>
-          <w:sz w:val="24"/>
-          <w:u w:val="single"/>
-        </w:rPr>
-        <w:hyperlink r:id="rId32" w:history="1">
-          <w:r>
-            <w:rPr>
-              <w:rStyle w:val="Hyperlink"/>
-            </w:rPr>
-            <w:t>HaNA_2.04.01_4030_0001</w:t>
-          </w:r>
-        </w:hyperlink>
+        </w:rPr>
+        <w:t>file/NL-HaNA_2.04.01_4030_0001</w:t>
       </w:r>
     </w:p>
     <w:p>
@@ -5198,7 +5348,7 @@
           <w:color w:val="0000FF"/>
           <w:sz w:val="24"/>
         </w:rPr>
-        <w:hyperlink r:id="rId33" w:history="1">
+        <w:hyperlink r:id="rId32" w:history="1">
           <w:r>
             <w:rPr>
               <w:rStyle w:val="Hyperlink"/>
@@ -5215,7 +5365,7 @@
           <w:color w:val="0000FF"/>
           <w:sz w:val="24"/>
         </w:rPr>
-        <w:hyperlink r:id="rId33" w:history="1">
+        <w:hyperlink r:id="rId32" w:history="1">
           <w:r>
             <w:rPr>
               <w:rStyle w:val="Hyperlink"/>
@@ -5325,7 +5475,7 @@
           <w:color w:val="0000FF"/>
           <w:sz w:val="24"/>
         </w:rPr>
-        <w:hyperlink r:id="rId34" w:history="1">
+        <w:hyperlink r:id="rId33" w:history="1">
           <w:r>
             <w:rPr>
               <w:rStyle w:val="Hyperlink"/>
@@ -5342,7 +5492,7 @@
           <w:color w:val="0000FF"/>
           <w:sz w:val="24"/>
         </w:rPr>
-        <w:hyperlink r:id="rId34" w:history="1">
+        <w:hyperlink r:id="rId33" w:history="1">
           <w:r>
             <w:rPr>
               <w:rStyle w:val="Hyperlink"/>
@@ -5459,7 +5609,7 @@
           <w:color w:val="0000FF"/>
           <w:sz w:val="24"/>
         </w:rPr>
-        <w:hyperlink r:id="rId35" w:history="1">
+        <w:hyperlink r:id="rId34" w:history="1">
           <w:r>
             <w:rPr>
               <w:rStyle w:val="Hyperlink"/>
@@ -5476,7 +5626,7 @@
           <w:color w:val="0000FF"/>
           <w:sz w:val="24"/>
         </w:rPr>
-        <w:hyperlink r:id="rId35" w:history="1">
+        <w:hyperlink r:id="rId34" w:history="1">
           <w:r>
             <w:rPr>
               <w:rStyle w:val="Hyperlink"/>
@@ -5636,7 +5786,7 @@
           <w:sz w:val="24"/>
           <w:u w:val="single"/>
         </w:rPr>
-        <w:hyperlink r:id="rId25" w:history="1">
+        <w:hyperlink r:id="rId24" w:history="1">
           <w:r>
             <w:rPr>
               <w:rStyle w:val="Hyperlink"/>
@@ -5654,7 +5804,7 @@
           <w:sz w:val="24"/>
           <w:u w:val="single"/>
         </w:rPr>
-        <w:hyperlink r:id="rId25" w:history="1">
+        <w:hyperlink r:id="rId24" w:history="1">
           <w:r>
             <w:rPr>
               <w:rStyle w:val="Hyperlink"/>
@@ -5672,7 +5822,7 @@
           <w:sz w:val="24"/>
           <w:u w:val="single"/>
         </w:rPr>
-        <w:hyperlink r:id="rId25" w:history="1">
+        <w:hyperlink r:id="rId24" w:history="1">
           <w:r>
             <w:rPr>
               <w:rStyle w:val="Hyperlink"/>
@@ -5690,7 +5840,7 @@
           <w:sz w:val="24"/>
           <w:u w:val="single"/>
         </w:rPr>
-        <w:hyperlink r:id="rId25" w:history="1">
+        <w:hyperlink r:id="rId24" w:history="1">
           <w:r>
             <w:rPr>
               <w:rStyle w:val="Hyperlink"/>
@@ -5718,7 +5868,7 @@
           <w:sz w:val="24"/>
           <w:u w:val="single"/>
         </w:rPr>
-        <w:hyperlink r:id="rId25" w:history="1">
+        <w:hyperlink r:id="rId24" w:history="1">
           <w:r>
             <w:rPr>
               <w:rStyle w:val="Hyperlink"/>
@@ -5736,7 +5886,7 @@
           <w:sz w:val="24"/>
           <w:u w:val="single"/>
         </w:rPr>
-        <w:hyperlink r:id="rId25" w:history="1">
+        <w:hyperlink r:id="rId24" w:history="1">
           <w:r>
             <w:rPr>
               <w:rStyle w:val="Hyperlink"/>
@@ -5765,7 +5915,7 @@
           <w:sz w:val="24"/>
           <w:u w:val="single"/>
         </w:rPr>
-        <w:hyperlink r:id="rId36" w:history="1">
+        <w:hyperlink r:id="rId24" w:history="1">
           <w:r>
             <w:rPr>
               <w:rStyle w:val="Hyperlink"/>
@@ -5873,7 +6023,7 @@
           <w:sz w:val="24"/>
           <w:u w:val="single"/>
         </w:rPr>
-        <w:hyperlink r:id="rId37" w:history="1">
+        <w:hyperlink r:id="rId35" w:history="1">
           <w:r>
             <w:rPr>
               <w:rStyle w:val="Hyperlink"/>
@@ -5891,7 +6041,7 @@
           <w:sz w:val="24"/>
           <w:u w:val="single"/>
         </w:rPr>
-        <w:hyperlink r:id="rId37" w:history="1">
+        <w:hyperlink r:id="rId35" w:history="1">
           <w:r>
             <w:rPr>
               <w:rStyle w:val="Hyperlink"/>
@@ -5909,7 +6059,7 @@
           <w:sz w:val="24"/>
           <w:u w:val="single"/>
         </w:rPr>
-        <w:hyperlink r:id="rId37" w:history="1">
+        <w:hyperlink r:id="rId35" w:history="1">
           <w:r>
             <w:rPr>
               <w:rStyle w:val="Hyperlink"/>
@@ -5927,7 +6077,7 @@
           <w:sz w:val="24"/>
           <w:u w:val="single"/>
         </w:rPr>
-        <w:hyperlink r:id="rId37" w:history="1">
+        <w:hyperlink r:id="rId35" w:history="1">
           <w:r>
             <w:rPr>
               <w:rStyle w:val="Hyperlink"/>
@@ -5945,7 +6095,7 @@
           <w:sz w:val="24"/>
           <w:u w:val="single"/>
         </w:rPr>
-        <w:hyperlink r:id="rId37" w:history="1">
+        <w:hyperlink r:id="rId35" w:history="1">
           <w:r>
             <w:rPr>
               <w:rStyle w:val="Hyperlink"/>
@@ -5963,7 +6113,7 @@
           <w:sz w:val="24"/>
           <w:u w:val="single"/>
         </w:rPr>
-        <w:hyperlink r:id="rId37" w:history="1">
+        <w:hyperlink r:id="rId35" w:history="1">
           <w:r>
             <w:rPr>
               <w:rStyle w:val="Hyperlink"/>
@@ -5991,7 +6141,7 @@
           <w:sz w:val="24"/>
           <w:u w:val="single"/>
         </w:rPr>
-        <w:hyperlink r:id="rId38" w:history="1">
+        <w:hyperlink r:id="rId36" w:history="1">
           <w:r>
             <w:rPr>
               <w:rStyle w:val="Hyperlink"/>
@@ -6009,7 +6159,7 @@
           <w:sz w:val="24"/>
           <w:u w:val="single"/>
         </w:rPr>
-        <w:hyperlink r:id="rId38" w:history="1">
+        <w:hyperlink r:id="rId36" w:history="1">
           <w:r>
             <w:rPr>
               <w:rStyle w:val="Hyperlink"/>
@@ -6027,7 +6177,7 @@
           <w:sz w:val="24"/>
           <w:u w:val="single"/>
         </w:rPr>
-        <w:hyperlink r:id="rId38" w:history="1">
+        <w:hyperlink r:id="rId35" w:history="1">
           <w:r>
             <w:rPr>
               <w:rStyle w:val="Hyperlink"/>
@@ -6155,7 +6305,7 @@
           <w:sz w:val="24"/>
           <w:u w:val="single"/>
         </w:rPr>
-        <w:hyperlink r:id="rId39" w:history="1">
+        <w:hyperlink r:id="rId37" w:history="1">
           <w:r>
             <w:rPr>
               <w:rStyle w:val="Hyperlink"/>
@@ -6173,7 +6323,7 @@
           <w:sz w:val="24"/>
           <w:u w:val="single"/>
         </w:rPr>
-        <w:hyperlink r:id="rId39" w:history="1">
+        <w:hyperlink r:id="rId37" w:history="1">
           <w:r>
             <w:rPr>
               <w:rStyle w:val="Hyperlink"/>
@@ -6191,7 +6341,7 @@
           <w:sz w:val="24"/>
           <w:u w:val="single"/>
         </w:rPr>
-        <w:hyperlink r:id="rId39" w:history="1">
+        <w:hyperlink r:id="rId37" w:history="1">
           <w:r>
             <w:rPr>
               <w:rStyle w:val="Hyperlink"/>
@@ -6209,7 +6359,7 @@
           <w:sz w:val="24"/>
           <w:u w:val="single"/>
         </w:rPr>
-        <w:hyperlink r:id="rId39" w:history="1">
+        <w:hyperlink r:id="rId37" w:history="1">
           <w:r>
             <w:rPr>
               <w:rStyle w:val="Hyperlink"/>
@@ -6237,7 +6387,7 @@
           <w:sz w:val="24"/>
           <w:u w:val="single"/>
         </w:rPr>
-        <w:hyperlink r:id="rId40" w:history="1">
+        <w:hyperlink r:id="rId38" w:history="1">
           <w:r>
             <w:rPr>
               <w:rStyle w:val="Hyperlink"/>
@@ -6266,7 +6416,7 @@
           <w:sz w:val="24"/>
           <w:u w:val="single"/>
         </w:rPr>
-        <w:hyperlink r:id="rId40" w:history="1">
+        <w:hyperlink r:id="rId38" w:history="1">
           <w:r>
             <w:rPr>
               <w:rStyle w:val="Hyperlink"/>
@@ -6394,7 +6544,7 @@
           <w:sz w:val="24"/>
           <w:u w:val="single"/>
         </w:rPr>
-        <w:hyperlink r:id="rId41" w:history="1">
+        <w:hyperlink r:id="rId39" w:history="1">
           <w:r>
             <w:rPr>
               <w:rStyle w:val="Hyperlink"/>
@@ -6412,7 +6562,7 @@
           <w:sz w:val="24"/>
           <w:u w:val="single"/>
         </w:rPr>
-        <w:hyperlink r:id="rId41" w:history="1">
+        <w:hyperlink r:id="rId39" w:history="1">
           <w:r>
             <w:rPr>
               <w:rStyle w:val="Hyperlink"/>
@@ -6440,7 +6590,7 @@
           <w:sz w:val="24"/>
           <w:u w:val="single"/>
         </w:rPr>
-        <w:hyperlink r:id="rId42" w:history="1">
+        <w:hyperlink r:id="rId40" w:history="1">
           <w:r>
             <w:rPr>
               <w:rStyle w:val="Hyperlink"/>
@@ -6469,7 +6619,7 @@
           <w:sz w:val="24"/>
           <w:u w:val="single"/>
         </w:rPr>
-        <w:hyperlink r:id="rId42" w:history="1">
+        <w:hyperlink r:id="rId40" w:history="1">
           <w:r>
             <w:rPr>
               <w:rStyle w:val="Hyperlink"/>
@@ -6497,7 +6647,7 @@
           <w:sz w:val="24"/>
           <w:u w:val="single"/>
         </w:rPr>
-        <w:hyperlink r:id="rId43" w:history="1">
+        <w:hyperlink r:id="rId41" w:history="1">
           <w:r>
             <w:rPr>
               <w:rStyle w:val="Hyperlink"/>
@@ -6515,7 +6665,7 @@
           <w:sz w:val="24"/>
           <w:u w:val="single"/>
         </w:rPr>
-        <w:hyperlink r:id="rId43" w:history="1">
+        <w:hyperlink r:id="rId41" w:history="1">
           <w:r>
             <w:rPr>
               <w:rStyle w:val="Hyperlink"/>
@@ -6664,7 +6814,7 @@
           <w:sz w:val="24"/>
           <w:u w:val="single"/>
         </w:rPr>
-        <w:hyperlink r:id="rId44" w:history="1">
+        <w:hyperlink r:id="rId42" w:history="1">
           <w:r>
             <w:rPr>
               <w:rStyle w:val="Hyperlink"/>
@@ -6682,7 +6832,7 @@
           <w:sz w:val="24"/>
           <w:u w:val="single"/>
         </w:rPr>
-        <w:hyperlink r:id="rId44" w:history="1">
+        <w:hyperlink r:id="rId42" w:history="1">
           <w:r>
             <w:rPr>
               <w:rStyle w:val="Hyperlink"/>
@@ -6700,7 +6850,7 @@
           <w:sz w:val="24"/>
           <w:u w:val="single"/>
         </w:rPr>
-        <w:hyperlink r:id="rId44" w:history="1">
+        <w:hyperlink r:id="rId42" w:history="1">
           <w:r>
             <w:rPr>
               <w:rStyle w:val="Hyperlink"/>
@@ -6718,7 +6868,7 @@
           <w:sz w:val="24"/>
           <w:u w:val="single"/>
         </w:rPr>
-        <w:hyperlink r:id="rId44" w:history="1">
+        <w:hyperlink r:id="rId42" w:history="1">
           <w:r>
             <w:rPr>
               <w:rStyle w:val="Hyperlink"/>
@@ -6836,7 +6986,7 @@
           <w:sz w:val="24"/>
           <w:u w:val="single"/>
         </w:rPr>
-        <w:hyperlink r:id="rId45" w:history="1">
+        <w:hyperlink r:id="rId43" w:history="1">
           <w:r>
             <w:rPr>
               <w:rStyle w:val="Hyperlink"/>
@@ -6854,7 +7004,7 @@
           <w:sz w:val="24"/>
           <w:u w:val="single"/>
         </w:rPr>
-        <w:hyperlink r:id="rId45" w:history="1">
+        <w:hyperlink r:id="rId43" w:history="1">
           <w:r>
             <w:rPr>
               <w:rStyle w:val="Hyperlink"/>
@@ -6872,7 +7022,7 @@
           <w:sz w:val="24"/>
           <w:u w:val="single"/>
         </w:rPr>
-        <w:hyperlink r:id="rId45" w:history="1">
+        <w:hyperlink r:id="rId43" w:history="1">
           <w:r>
             <w:rPr>
               <w:rStyle w:val="Hyperlink"/>
@@ -6890,7 +7040,7 @@
           <w:sz w:val="24"/>
           <w:u w:val="single"/>
         </w:rPr>
-        <w:hyperlink r:id="rId45" w:history="1">
+        <w:hyperlink r:id="rId43" w:history="1">
           <w:r>
             <w:rPr>
               <w:rStyle w:val="Hyperlink"/>
@@ -6934,7 +7084,7 @@
         <w:autoSpaceDN w:val="0"/>
         <w:autoSpaceDE w:val="0"/>
         <w:widowControl/>
-        <w:spacing w:line="554" w:lineRule="exact" w:before="0" w:after="0"/>
+        <w:spacing w:line="550" w:lineRule="exact" w:before="0" w:after="0"/>
         <w:ind w:left="0" w:right="3744" w:firstLine="800"/>
         <w:jc w:val="left"/>
       </w:pPr>
@@ -6947,7 +7097,7 @@
           <w:sz w:val="24"/>
           <w:u w:val="single"/>
         </w:rPr>
-        <w:hyperlink r:id="rId46" w:history="1">
+        <w:hyperlink r:id="rId44" w:history="1">
           <w:r>
             <w:rPr>
               <w:rStyle w:val="Hyperlink"/>
@@ -6976,7 +7126,7 @@
           <w:sz w:val="24"/>
           <w:u w:val="single"/>
         </w:rPr>
-        <w:hyperlink r:id="rId46" w:history="1">
+        <w:hyperlink r:id="rId44" w:history="1">
           <w:r>
             <w:rPr>
               <w:rStyle w:val="Hyperlink"/>
@@ -7004,7 +7154,7 @@
           <w:sz w:val="24"/>
           <w:u w:val="single"/>
         </w:rPr>
-        <w:hyperlink r:id="rId47" w:history="1">
+        <w:hyperlink r:id="rId45" w:history="1">
           <w:r>
             <w:rPr>
               <w:rStyle w:val="Hyperlink"/>
@@ -7033,7 +7183,7 @@
           <w:sz w:val="24"/>
           <w:u w:val="single"/>
         </w:rPr>
-        <w:hyperlink r:id="rId47" w:history="1">
+        <w:hyperlink r:id="rId45" w:history="1">
           <w:r>
             <w:rPr>
               <w:rStyle w:val="Hyperlink"/>

--- a/EXPORTS/DOCX/published/niveau3/Dutch/KKZ.docx
+++ b/EXPORTS/DOCX/published/niveau3/Dutch/KKZ.docx
@@ -956,7 +956,7 @@
           <w:sz w:val="24"/>
           <w:u w:val="single"/>
         </w:rPr>
-        <w:hyperlink r:id="rId12" w:history="1">
+        <w:hyperlink r:id="rId9" w:history="1">
           <w:r>
             <w:rPr>
               <w:rStyle w:val="Hyperlink"/>
@@ -2723,7 +2723,7 @@
           <w:sz w:val="24"/>
           <w:u w:val="single"/>
         </w:rPr>
-        <w:hyperlink r:id="rId19" w:history="1">
+        <w:hyperlink r:id="rId21" w:history="1">
           <w:r>
             <w:rPr>
               <w:rStyle w:val="Hyperlink"/>
@@ -2741,7 +2741,7 @@
           <w:sz w:val="24"/>
           <w:u w:val="single"/>
         </w:rPr>
-        <w:hyperlink r:id="rId19" w:history="1">
+        <w:hyperlink r:id="rId21" w:history="1">
           <w:r>
             <w:rPr>
               <w:rStyle w:val="Hyperlink"/>
@@ -2759,7 +2759,7 @@
           <w:sz w:val="24"/>
           <w:u w:val="single"/>
         </w:rPr>
-        <w:hyperlink r:id="rId19" w:history="1">
+        <w:hyperlink r:id="rId21" w:history="1">
           <w:r>
             <w:rPr>
               <w:rStyle w:val="Hyperlink"/>
@@ -2777,7 +2777,7 @@
           <w:sz w:val="24"/>
           <w:u w:val="single"/>
         </w:rPr>
-        <w:hyperlink r:id="rId19" w:history="1">
+        <w:hyperlink r:id="rId21" w:history="1">
           <w:r>
             <w:rPr>
               <w:rStyle w:val="Hyperlink"/>
@@ -2795,7 +2795,7 @@
           <w:sz w:val="24"/>
           <w:u w:val="single"/>
         </w:rPr>
-        <w:hyperlink r:id="rId19" w:history="1">
+        <w:hyperlink r:id="rId21" w:history="1">
           <w:r>
             <w:rPr>
               <w:rStyle w:val="Hyperlink"/>
@@ -2871,7 +2871,7 @@
           <w:sz w:val="24"/>
           <w:u w:val="single"/>
         </w:rPr>
-        <w:hyperlink r:id="rId21" w:history="1">
+        <w:hyperlink r:id="rId22" w:history="1">
           <w:r>
             <w:rPr>
               <w:rStyle w:val="Hyperlink"/>
@@ -2879,121 +2879,6 @@
             <w:t xml:space="preserve">Reinier </w:t>
           </w:r>
         </w:hyperlink>
-      </w:r>
-      <w:r>
-        <w:rPr>
-          <w:rFonts w:ascii="Charis SIL Regular" w:hAnsi="Charis SIL Regular" w:eastAsia="Charis SIL Regular"/>
-          <w:b w:val="0"/>
-          <w:i w:val="0"/>
-          <w:color w:val="0000FF"/>
-          <w:sz w:val="24"/>
-          <w:u w:val="single"/>
-        </w:rPr>
-        <w:hyperlink r:id="rId21" w:history="1">
-          <w:r>
-            <w:rPr>
-              <w:rStyle w:val="Hyperlink"/>
-            </w:rPr>
-            <w:t>van</w:t>
-          </w:r>
-        </w:hyperlink>
-      </w:r>
-      <w:r>
-        <w:rPr>
-          <w:rFonts w:ascii="Charis SIL Regular" w:hAnsi="Charis SIL Regular" w:eastAsia="Charis SIL Regular"/>
-          <w:b w:val="0"/>
-          <w:i w:val="0"/>
-          <w:color w:val="0000FF"/>
-          <w:sz w:val="24"/>
-          <w:u w:val="single"/>
-        </w:rPr>
-        <w:t xml:space="preserve"> </w:t>
-      </w:r>
-      <w:r>
-        <w:rPr>
-          <w:rFonts w:ascii="Charis SIL Regular" w:hAnsi="Charis SIL Regular" w:eastAsia="Charis SIL Regular"/>
-          <w:b w:val="0"/>
-          <w:i w:val="0"/>
-          <w:color w:val="0000FF"/>
-          <w:sz w:val="24"/>
-          <w:u w:val="single"/>
-        </w:rPr>
-        <w:hyperlink r:id="rId21" w:history="1">
-          <w:r>
-            <w:rPr>
-              <w:rStyle w:val="Hyperlink"/>
-            </w:rPr>
-            <w:t>de</w:t>
-          </w:r>
-        </w:hyperlink>
-      </w:r>
-      <w:r>
-        <w:rPr>
-          <w:rFonts w:ascii="Charis SIL Regular" w:hAnsi="Charis SIL Regular" w:eastAsia="Charis SIL Regular"/>
-          <w:b w:val="0"/>
-          <w:i w:val="0"/>
-          <w:color w:val="0000FF"/>
-          <w:sz w:val="24"/>
-          <w:u w:val="single"/>
-        </w:rPr>
-        <w:t xml:space="preserve"> </w:t>
-      </w:r>
-      <w:r>
-        <w:rPr>
-          <w:rFonts w:ascii="Charis SIL Regular" w:hAnsi="Charis SIL Regular" w:eastAsia="Charis SIL Regular"/>
-          <w:b w:val="0"/>
-          <w:i w:val="0"/>
-          <w:color w:val="0000FF"/>
-          <w:sz w:val="24"/>
-          <w:u w:val="single"/>
-        </w:rPr>
-        <w:hyperlink r:id="rId21" w:history="1">
-          <w:r>
-            <w:rPr>
-              <w:rStyle w:val="Hyperlink"/>
-            </w:rPr>
-            <w:t>Kasteele</w:t>
-          </w:r>
-        </w:hyperlink>
-      </w:r>
-      <w:r>
-        <w:rPr>
-          <w:rFonts w:ascii="Charis SIL Regular" w:hAnsi="Charis SIL Regular" w:eastAsia="Charis SIL Regular"/>
-          <w:b w:val="0"/>
-          <w:i w:val="0"/>
-          <w:color w:val="000000"/>
-          <w:sz w:val="24"/>
-        </w:rPr>
-        <w:t xml:space="preserve"> verdween nadat zijn zoon </w:t>
-      </w:r>
-      <w:r>
-        <w:rPr>
-          <w:rFonts w:ascii="Charis SIL Regular" w:hAnsi="Charis SIL Regular" w:eastAsia="Charis SIL Regular"/>
-          <w:b w:val="0"/>
-          <w:i w:val="0"/>
-          <w:color w:val="0000FF"/>
-          <w:sz w:val="24"/>
-          <w:u w:val="single"/>
-        </w:rPr>
-        <w:hyperlink r:id="rId22" w:history="1">
-          <w:r>
-            <w:rPr>
-              <w:rStyle w:val="Hyperlink"/>
-            </w:rPr>
-            <w:t>Abraham</w:t>
-          </w:r>
-        </w:hyperlink>
-      </w:r>
-      <w:r>
-        <w:rPr>
-          <w:rFonts w:ascii="Charis SIL Regular" w:hAnsi="Charis SIL Regular" w:eastAsia="Charis SIL Regular"/>
-          <w:b w:val="0"/>
-          <w:i w:val="0"/>
-          <w:color w:val="0000FF"/>
-          <w:sz w:val="24"/>
-          <w:u w:val="single"/>
-        </w:rPr>
-        <w:t xml:space="preserve"> </w:t>
       </w:r>
       <w:r>
         <w:rPr>
@@ -3079,200 +2964,7 @@
           <w:color w:val="000000"/>
           <w:sz w:val="24"/>
         </w:rPr>
-        <w:t xml:space="preserve"> hem opvolgde in</w:t>
-      </w:r>
-      <w:r>
-        <w:rPr>
-          <w:u w:val="single" w:color="0000ff"/>
-          <w:rFonts w:ascii="Charis SIL Regular" w:hAnsi="Charis SIL Regular" w:eastAsia="Charis SIL Regular"/>
-          <w:b w:val="0"/>
-          <w:i w:val="0"/>
-          <w:color w:val="000000"/>
-          <w:sz w:val="24"/>
-        </w:rPr>
-        <w:hyperlink r:id="rId21" w:history="1">
-          <w:r>
-            <w:rPr>
-              <w:rStyle w:val="Hyperlink"/>
-            </w:rPr>
-            <w:t xml:space="preserve"> 1840. </w:t>
-          </w:r>
-        </w:hyperlink>
-      </w:r>
-      <w:r>
-        <w:rPr>
-          <w:u w:val="single" w:color="0000ff"/>
-          <w:rFonts w:ascii="Charis SIL Regular" w:hAnsi="Charis SIL Regular" w:eastAsia="Charis SIL Regular"/>
-          <w:b w:val="0"/>
-          <w:i w:val="0"/>
-          <w:color w:val="000000"/>
-          <w:sz w:val="24"/>
-        </w:rPr>
-        <w:hyperlink r:id="rId21" w:history="1">
-          <w:r>
-            <w:rPr>
-              <w:rStyle w:val="Hyperlink"/>
-            </w:rPr>
-            <w:t>Ook</w:t>
-          </w:r>
-        </w:hyperlink>
-      </w:r>
-      <w:r>
-        <w:rPr>
-          <w:u w:val="single" w:color="0000ff"/>
-          <w:rFonts w:ascii="Charis SIL Regular" w:hAnsi="Charis SIL Regular" w:eastAsia="Charis SIL Regular"/>
-          <w:b w:val="0"/>
-          <w:i w:val="0"/>
-          <w:color w:val="000000"/>
-          <w:sz w:val="24"/>
-        </w:rPr>
-        <w:hyperlink r:id="rId21" w:history="1">
-          <w:r>
-            <w:rPr>
-              <w:rStyle w:val="Hyperlink"/>
-            </w:rPr>
-            <w:t xml:space="preserve"> ve</w:t>
-          </w:r>
-        </w:hyperlink>
-      </w:r>
-      <w:r>
-        <w:rPr>
-          <w:u w:val="single" w:color="0000ff"/>
-          <w:rFonts w:ascii="Charis SIL Regular" w:hAnsi="Charis SIL Regular" w:eastAsia="Charis SIL Regular"/>
-          <w:b w:val="0"/>
-          <w:i w:val="0"/>
-          <w:color w:val="000000"/>
-          <w:sz w:val="24"/>
-        </w:rPr>
-        <w:hyperlink r:id="rId21" w:history="1">
-          <w:r>
-            <w:rPr>
-              <w:rStyle w:val="Hyperlink"/>
-            </w:rPr>
-            <w:t>rdwenen</w:t>
-          </w:r>
-        </w:hyperlink>
-      </w:r>
-      <w:r>
-        <w:rPr>
-          <w:rFonts w:ascii="Charis SIL Regular" w:hAnsi="Charis SIL Regular" w:eastAsia="Charis SIL Regular"/>
-          <w:b w:val="0"/>
-          <w:i w:val="0"/>
-          <w:color w:val="000000"/>
-          <w:sz w:val="24"/>
-        </w:rPr>
-        <w:t xml:space="preserve"> en vergingen er vele voor</w:t>
-      </w:r>
-      <w:r>
-        <w:rPr>
-          <w:u w:val="single" w:color="0000ff"/>
-          <w:rFonts w:ascii="Charis SIL Regular" w:hAnsi="Charis SIL Regular" w:eastAsia="Charis SIL Regular"/>
-          <w:b w:val="0"/>
-          <w:i w:val="0"/>
-          <w:color w:val="000000"/>
-          <w:sz w:val="24"/>
-        </w:rPr>
-        <w:hyperlink r:id="rId22" w:history="1">
-          <w:r>
-            <w:rPr>
-              <w:rStyle w:val="Hyperlink"/>
-            </w:rPr>
-            <w:t>werpen in</w:t>
-          </w:r>
-        </w:hyperlink>
-      </w:r>
-      <w:r>
-        <w:rPr>
-          <w:u w:val="single" w:color="0000ff"/>
-          <w:rFonts w:ascii="Charis SIL Regular" w:hAnsi="Charis SIL Regular" w:eastAsia="Charis SIL Regular"/>
-          <w:b w:val="0"/>
-          <w:i w:val="0"/>
-          <w:color w:val="000000"/>
-          <w:sz w:val="24"/>
-        </w:rPr>
-        <w:t xml:space="preserve"> </w:t>
-      </w:r>
-      <w:r>
-        <w:rPr>
-          <w:u w:val="single" w:color="0000ff"/>
-          <w:rFonts w:ascii="Charis SIL Regular" w:hAnsi="Charis SIL Regular" w:eastAsia="Charis SIL Regular"/>
-          <w:b w:val="0"/>
-          <w:i w:val="0"/>
-          <w:color w:val="000000"/>
-          <w:sz w:val="24"/>
-        </w:rPr>
-        <w:hyperlink r:id="rId22" w:history="1">
-          <w:r>
-            <w:rPr>
-              <w:rStyle w:val="Hyperlink"/>
-            </w:rPr>
-            <w:t xml:space="preserve">die </w:t>
-          </w:r>
-        </w:hyperlink>
-      </w:r>
-      <w:r>
-        <w:rPr>
-          <w:u w:val="single" w:color="0000ff"/>
-          <w:rFonts w:ascii="Charis SIL Regular" w:hAnsi="Charis SIL Regular" w:eastAsia="Charis SIL Regular"/>
-          <w:b w:val="0"/>
-          <w:i w:val="0"/>
-          <w:color w:val="000000"/>
-          <w:sz w:val="24"/>
-        </w:rPr>
-        <w:hyperlink r:id="rId22" w:history="1">
-          <w:r>
-            <w:rPr>
-              <w:rStyle w:val="Hyperlink"/>
-            </w:rPr>
-            <w:t>t</w:t>
-          </w:r>
-        </w:hyperlink>
-      </w:r>
-      <w:r>
-        <w:rPr>
-          <w:u w:val="single" w:color="0000ff"/>
-          <w:rFonts w:ascii="Charis SIL Regular" w:hAnsi="Charis SIL Regular" w:eastAsia="Charis SIL Regular"/>
-          <w:b w:val="0"/>
-          <w:i w:val="0"/>
-          <w:color w:val="000000"/>
-          <w:sz w:val="24"/>
-        </w:rPr>
-        <w:hyperlink r:id="rId22" w:history="1">
-          <w:r>
-            <w:rPr>
-              <w:rStyle w:val="Hyperlink"/>
-            </w:rPr>
-            <w:t>ijd</w:t>
-          </w:r>
-        </w:hyperlink>
-      </w:r>
-      <w:r>
-        <w:rPr>
-          <w:u w:val="single" w:color="0000ff"/>
-          <w:rFonts w:ascii="Charis SIL Regular" w:hAnsi="Charis SIL Regular" w:eastAsia="Charis SIL Regular"/>
-          <w:b w:val="0"/>
-          <w:i w:val="0"/>
-          <w:color w:val="000000"/>
-          <w:sz w:val="24"/>
-        </w:rPr>
-        <w:hyperlink r:id="rId22" w:history="1">
-          <w:r>
-            <w:rPr>
-              <w:rStyle w:val="Hyperlink"/>
-            </w:rPr>
-            <w:t>. De der</w:t>
-          </w:r>
-        </w:hyperlink>
-      </w:r>
-      <w:r>
-        <w:rPr>
-          <w:rFonts w:ascii="Charis SIL Regular" w:hAnsi="Charis SIL Regular" w:eastAsia="Charis SIL Regular"/>
-          <w:b w:val="0"/>
-          <w:i w:val="0"/>
-          <w:color w:val="000000"/>
-          <w:sz w:val="24"/>
-        </w:rPr>
-        <w:t xml:space="preserve">de en laatste directeur </w:t>
+        <w:t xml:space="preserve"> verdween nadat zijn zoon </w:t>
       </w:r>
       <w:r>
         <w:rPr>
@@ -3288,7 +2980,7 @@
             <w:rPr>
               <w:rStyle w:val="Hyperlink"/>
             </w:rPr>
-            <w:t>David</w:t>
+            <w:t>Abraham</w:t>
           </w:r>
         </w:hyperlink>
       </w:r>
@@ -3346,6 +3038,314 @@
             <w:rPr>
               <w:rStyle w:val="Hyperlink"/>
             </w:rPr>
+            <w:t>de</w:t>
+          </w:r>
+        </w:hyperlink>
+      </w:r>
+      <w:r>
+        <w:rPr>
+          <w:rFonts w:ascii="Charis SIL Regular" w:hAnsi="Charis SIL Regular" w:eastAsia="Charis SIL Regular"/>
+          <w:b w:val="0"/>
+          <w:i w:val="0"/>
+          <w:color w:val="0000FF"/>
+          <w:sz w:val="24"/>
+          <w:u w:val="single"/>
+        </w:rPr>
+        <w:t xml:space="preserve"> </w:t>
+      </w:r>
+      <w:r>
+        <w:rPr>
+          <w:rFonts w:ascii="Charis SIL Regular" w:hAnsi="Charis SIL Regular" w:eastAsia="Charis SIL Regular"/>
+          <w:b w:val="0"/>
+          <w:i w:val="0"/>
+          <w:color w:val="0000FF"/>
+          <w:sz w:val="24"/>
+          <w:u w:val="single"/>
+        </w:rPr>
+        <w:hyperlink r:id="rId23" w:history="1">
+          <w:r>
+            <w:rPr>
+              <w:rStyle w:val="Hyperlink"/>
+            </w:rPr>
+            <w:t>Kasteele</w:t>
+          </w:r>
+        </w:hyperlink>
+      </w:r>
+      <w:r>
+        <w:rPr>
+          <w:rFonts w:ascii="Charis SIL Regular" w:hAnsi="Charis SIL Regular" w:eastAsia="Charis SIL Regular"/>
+          <w:b w:val="0"/>
+          <w:i w:val="0"/>
+          <w:color w:val="000000"/>
+          <w:sz w:val="24"/>
+        </w:rPr>
+        <w:t xml:space="preserve"> hem opvolgde in</w:t>
+      </w:r>
+      <w:r>
+        <w:rPr>
+          <w:u w:val="single" w:color="0000ff"/>
+          <w:rFonts w:ascii="Charis SIL Regular" w:hAnsi="Charis SIL Regular" w:eastAsia="Charis SIL Regular"/>
+          <w:b w:val="0"/>
+          <w:i w:val="0"/>
+          <w:color w:val="000000"/>
+          <w:sz w:val="24"/>
+        </w:rPr>
+        <w:hyperlink r:id="rId22" w:history="1">
+          <w:r>
+            <w:rPr>
+              <w:rStyle w:val="Hyperlink"/>
+            </w:rPr>
+            <w:t xml:space="preserve"> 1840. </w:t>
+          </w:r>
+        </w:hyperlink>
+      </w:r>
+      <w:r>
+        <w:rPr>
+          <w:u w:val="single" w:color="0000ff"/>
+          <w:rFonts w:ascii="Charis SIL Regular" w:hAnsi="Charis SIL Regular" w:eastAsia="Charis SIL Regular"/>
+          <w:b w:val="0"/>
+          <w:i w:val="0"/>
+          <w:color w:val="000000"/>
+          <w:sz w:val="24"/>
+        </w:rPr>
+        <w:hyperlink r:id="rId22" w:history="1">
+          <w:r>
+            <w:rPr>
+              <w:rStyle w:val="Hyperlink"/>
+            </w:rPr>
+            <w:t>Ook</w:t>
+          </w:r>
+        </w:hyperlink>
+      </w:r>
+      <w:r>
+        <w:rPr>
+          <w:u w:val="single" w:color="0000ff"/>
+          <w:rFonts w:ascii="Charis SIL Regular" w:hAnsi="Charis SIL Regular" w:eastAsia="Charis SIL Regular"/>
+          <w:b w:val="0"/>
+          <w:i w:val="0"/>
+          <w:color w:val="000000"/>
+          <w:sz w:val="24"/>
+        </w:rPr>
+        <w:hyperlink r:id="rId22" w:history="1">
+          <w:r>
+            <w:rPr>
+              <w:rStyle w:val="Hyperlink"/>
+            </w:rPr>
+            <w:t xml:space="preserve"> ve</w:t>
+          </w:r>
+        </w:hyperlink>
+      </w:r>
+      <w:r>
+        <w:rPr>
+          <w:u w:val="single" w:color="0000ff"/>
+          <w:rFonts w:ascii="Charis SIL Regular" w:hAnsi="Charis SIL Regular" w:eastAsia="Charis SIL Regular"/>
+          <w:b w:val="0"/>
+          <w:i w:val="0"/>
+          <w:color w:val="000000"/>
+          <w:sz w:val="24"/>
+        </w:rPr>
+        <w:hyperlink r:id="rId22" w:history="1">
+          <w:r>
+            <w:rPr>
+              <w:rStyle w:val="Hyperlink"/>
+            </w:rPr>
+            <w:t>rdwenen</w:t>
+          </w:r>
+        </w:hyperlink>
+      </w:r>
+      <w:r>
+        <w:rPr>
+          <w:rFonts w:ascii="Charis SIL Regular" w:hAnsi="Charis SIL Regular" w:eastAsia="Charis SIL Regular"/>
+          <w:b w:val="0"/>
+          <w:i w:val="0"/>
+          <w:color w:val="000000"/>
+          <w:sz w:val="24"/>
+        </w:rPr>
+        <w:t xml:space="preserve"> en vergingen er vele voor</w:t>
+      </w:r>
+      <w:r>
+        <w:rPr>
+          <w:u w:val="single" w:color="0000ff"/>
+          <w:rFonts w:ascii="Charis SIL Regular" w:hAnsi="Charis SIL Regular" w:eastAsia="Charis SIL Regular"/>
+          <w:b w:val="0"/>
+          <w:i w:val="0"/>
+          <w:color w:val="000000"/>
+          <w:sz w:val="24"/>
+        </w:rPr>
+        <w:hyperlink r:id="rId23" w:history="1">
+          <w:r>
+            <w:rPr>
+              <w:rStyle w:val="Hyperlink"/>
+            </w:rPr>
+            <w:t>werpen in</w:t>
+          </w:r>
+        </w:hyperlink>
+      </w:r>
+      <w:r>
+        <w:rPr>
+          <w:u w:val="single" w:color="0000ff"/>
+          <w:rFonts w:ascii="Charis SIL Regular" w:hAnsi="Charis SIL Regular" w:eastAsia="Charis SIL Regular"/>
+          <w:b w:val="0"/>
+          <w:i w:val="0"/>
+          <w:color w:val="000000"/>
+          <w:sz w:val="24"/>
+        </w:rPr>
+        <w:t xml:space="preserve"> </w:t>
+      </w:r>
+      <w:r>
+        <w:rPr>
+          <w:u w:val="single" w:color="0000ff"/>
+          <w:rFonts w:ascii="Charis SIL Regular" w:hAnsi="Charis SIL Regular" w:eastAsia="Charis SIL Regular"/>
+          <w:b w:val="0"/>
+          <w:i w:val="0"/>
+          <w:color w:val="000000"/>
+          <w:sz w:val="24"/>
+        </w:rPr>
+        <w:hyperlink r:id="rId23" w:history="1">
+          <w:r>
+            <w:rPr>
+              <w:rStyle w:val="Hyperlink"/>
+            </w:rPr>
+            <w:t xml:space="preserve">die </w:t>
+          </w:r>
+        </w:hyperlink>
+      </w:r>
+      <w:r>
+        <w:rPr>
+          <w:u w:val="single" w:color="0000ff"/>
+          <w:rFonts w:ascii="Charis SIL Regular" w:hAnsi="Charis SIL Regular" w:eastAsia="Charis SIL Regular"/>
+          <w:b w:val="0"/>
+          <w:i w:val="0"/>
+          <w:color w:val="000000"/>
+          <w:sz w:val="24"/>
+        </w:rPr>
+        <w:hyperlink r:id="rId23" w:history="1">
+          <w:r>
+            <w:rPr>
+              <w:rStyle w:val="Hyperlink"/>
+            </w:rPr>
+            <w:t>t</w:t>
+          </w:r>
+        </w:hyperlink>
+      </w:r>
+      <w:r>
+        <w:rPr>
+          <w:u w:val="single" w:color="0000ff"/>
+          <w:rFonts w:ascii="Charis SIL Regular" w:hAnsi="Charis SIL Regular" w:eastAsia="Charis SIL Regular"/>
+          <w:b w:val="0"/>
+          <w:i w:val="0"/>
+          <w:color w:val="000000"/>
+          <w:sz w:val="24"/>
+        </w:rPr>
+        <w:hyperlink r:id="rId23" w:history="1">
+          <w:r>
+            <w:rPr>
+              <w:rStyle w:val="Hyperlink"/>
+            </w:rPr>
+            <w:t>ijd</w:t>
+          </w:r>
+        </w:hyperlink>
+      </w:r>
+      <w:r>
+        <w:rPr>
+          <w:u w:val="single" w:color="0000ff"/>
+          <w:rFonts w:ascii="Charis SIL Regular" w:hAnsi="Charis SIL Regular" w:eastAsia="Charis SIL Regular"/>
+          <w:b w:val="0"/>
+          <w:i w:val="0"/>
+          <w:color w:val="000000"/>
+          <w:sz w:val="24"/>
+        </w:rPr>
+        <w:hyperlink r:id="rId23" w:history="1">
+          <w:r>
+            <w:rPr>
+              <w:rStyle w:val="Hyperlink"/>
+            </w:rPr>
+            <w:t>. De der</w:t>
+          </w:r>
+        </w:hyperlink>
+      </w:r>
+      <w:r>
+        <w:rPr>
+          <w:rFonts w:ascii="Charis SIL Regular" w:hAnsi="Charis SIL Regular" w:eastAsia="Charis SIL Regular"/>
+          <w:b w:val="0"/>
+          <w:i w:val="0"/>
+          <w:color w:val="000000"/>
+          <w:sz w:val="24"/>
+        </w:rPr>
+        <w:t xml:space="preserve">de en laatste directeur </w:t>
+      </w:r>
+      <w:r>
+        <w:rPr>
+          <w:rFonts w:ascii="Charis SIL Regular" w:hAnsi="Charis SIL Regular" w:eastAsia="Charis SIL Regular"/>
+          <w:b w:val="0"/>
+          <w:i w:val="0"/>
+          <w:color w:val="0000FF"/>
+          <w:sz w:val="24"/>
+          <w:u w:val="single"/>
+        </w:rPr>
+        <w:hyperlink r:id="rId24" w:history="1">
+          <w:r>
+            <w:rPr>
+              <w:rStyle w:val="Hyperlink"/>
+            </w:rPr>
+            <w:t>David</w:t>
+          </w:r>
+        </w:hyperlink>
+      </w:r>
+      <w:r>
+        <w:rPr>
+          <w:rFonts w:ascii="Charis SIL Regular" w:hAnsi="Charis SIL Regular" w:eastAsia="Charis SIL Regular"/>
+          <w:b w:val="0"/>
+          <w:i w:val="0"/>
+          <w:color w:val="0000FF"/>
+          <w:sz w:val="24"/>
+          <w:u w:val="single"/>
+        </w:rPr>
+        <w:t xml:space="preserve"> </w:t>
+      </w:r>
+      <w:r>
+        <w:rPr>
+          <w:rFonts w:ascii="Charis SIL Regular" w:hAnsi="Charis SIL Regular" w:eastAsia="Charis SIL Regular"/>
+          <w:b w:val="0"/>
+          <w:i w:val="0"/>
+          <w:color w:val="0000FF"/>
+          <w:sz w:val="24"/>
+          <w:u w:val="single"/>
+        </w:rPr>
+        <w:hyperlink r:id="rId24" w:history="1">
+          <w:r>
+            <w:rPr>
+              <w:rStyle w:val="Hyperlink"/>
+            </w:rPr>
+            <w:t>van</w:t>
+          </w:r>
+        </w:hyperlink>
+      </w:r>
+      <w:r>
+        <w:rPr>
+          <w:rFonts w:ascii="Charis SIL Regular" w:hAnsi="Charis SIL Regular" w:eastAsia="Charis SIL Regular"/>
+          <w:b w:val="0"/>
+          <w:i w:val="0"/>
+          <w:color w:val="0000FF"/>
+          <w:sz w:val="24"/>
+          <w:u w:val="single"/>
+        </w:rPr>
+        <w:t xml:space="preserve"> </w:t>
+      </w:r>
+      <w:r>
+        <w:rPr>
+          <w:rFonts w:ascii="Charis SIL Regular" w:hAnsi="Charis SIL Regular" w:eastAsia="Charis SIL Regular"/>
+          <w:b w:val="0"/>
+          <w:i w:val="0"/>
+          <w:color w:val="0000FF"/>
+          <w:sz w:val="24"/>
+          <w:u w:val="single"/>
+        </w:rPr>
+        <w:hyperlink r:id="rId24" w:history="1">
+          <w:r>
+            <w:rPr>
+              <w:rStyle w:val="Hyperlink"/>
+            </w:rPr>
             <w:t>der</w:t>
           </w:r>
         </w:hyperlink>
@@ -3370,7 +3370,7 @@
           <w:sz w:val="24"/>
           <w:u w:val="single"/>
         </w:rPr>
-        <w:hyperlink r:id="rId23" w:history="1">
+        <w:hyperlink r:id="rId24" w:history="1">
           <w:r>
             <w:rPr>
               <w:rStyle w:val="Hyperlink"/>
@@ -3398,7 +3398,7 @@
           <w:color w:val="000000"/>
           <w:sz w:val="24"/>
         </w:rPr>
-        <w:hyperlink r:id="rId23" w:history="1">
+        <w:hyperlink r:id="rId24" w:history="1">
           <w:r>
             <w:rPr>
               <w:rStyle w:val="Hyperlink"/>
@@ -3416,7 +3416,7 @@
           <w:color w:val="000000"/>
           <w:sz w:val="24"/>
         </w:rPr>
-        <w:hyperlink r:id="rId23" w:history="1">
+        <w:hyperlink r:id="rId24" w:history="1">
           <w:r>
             <w:rPr>
               <w:rStyle w:val="Hyperlink"/>
@@ -3434,7 +3434,7 @@
           <w:color w:val="000000"/>
           <w:sz w:val="24"/>
         </w:rPr>
-        <w:hyperlink r:id="rId23" w:history="1">
+        <w:hyperlink r:id="rId24" w:history="1">
           <w:r>
             <w:rPr>
               <w:rStyle w:val="Hyperlink"/>
@@ -3463,7 +3463,7 @@
           <w:color w:val="000000"/>
           <w:sz w:val="24"/>
         </w:rPr>
-        <w:hyperlink r:id="rId23" w:history="1">
+        <w:hyperlink r:id="rId24" w:history="1">
           <w:r>
             <w:rPr>
               <w:rStyle w:val="Hyperlink"/>
@@ -3491,7 +3491,7 @@
           <w:sz w:val="24"/>
           <w:u w:val="single"/>
         </w:rPr>
-        <w:hyperlink r:id="rId24" w:history="1">
+        <w:hyperlink r:id="rId25" w:history="1">
           <w:r>
             <w:rPr>
               <w:rStyle w:val="Hyperlink"/>
@@ -3520,7 +3520,7 @@
           <w:sz w:val="24"/>
           <w:u w:val="single"/>
         </w:rPr>
-        <w:hyperlink r:id="rId24" w:history="1">
+        <w:hyperlink r:id="rId25" w:history="1">
           <w:r>
             <w:rPr>
               <w:rStyle w:val="Hyperlink"/>
@@ -3569,7 +3569,7 @@
           <w:color w:val="000000"/>
           <w:sz w:val="24"/>
         </w:rPr>
-        <w:hyperlink r:id="rId24" w:history="1">
+        <w:hyperlink r:id="rId25" w:history="1">
           <w:r>
             <w:rPr>
               <w:rStyle w:val="Hyperlink"/>
@@ -3587,7 +3587,7 @@
           <w:color w:val="000000"/>
           <w:sz w:val="24"/>
         </w:rPr>
-        <w:hyperlink r:id="rId24" w:history="1">
+        <w:hyperlink r:id="rId25" w:history="1">
           <w:r>
             <w:rPr>
               <w:rStyle w:val="Hyperlink"/>
@@ -3658,7 +3658,7 @@
           <w:sz w:val="24"/>
           <w:u w:val="single"/>
         </w:rPr>
-        <w:hyperlink r:id="rId25" w:history="1">
+        <w:hyperlink r:id="rId26" w:history="1">
           <w:r>
             <w:rPr>
               <w:rStyle w:val="Hyperlink"/>
@@ -3705,7 +3705,7 @@
           <w:sz w:val="24"/>
           <w:u w:val="single"/>
         </w:rPr>
-        <w:hyperlink r:id="rId25" w:history="1">
+        <w:hyperlink r:id="rId26" w:history="1">
           <w:r>
             <w:rPr>
               <w:rStyle w:val="Hyperlink"/>
@@ -3734,7 +3734,7 @@
           <w:sz w:val="24"/>
           <w:u w:val="single"/>
         </w:rPr>
-        <w:hyperlink r:id="rId25" w:history="1">
+        <w:hyperlink r:id="rId26" w:history="1">
           <w:r>
             <w:rPr>
               <w:rStyle w:val="Hyperlink"/>
@@ -3762,7 +3762,7 @@
           <w:color w:val="000000"/>
           <w:sz w:val="24"/>
         </w:rPr>
-        <w:hyperlink r:id="rId25" w:history="1">
+        <w:hyperlink r:id="rId26" w:history="1">
           <w:r>
             <w:rPr>
               <w:rStyle w:val="Hyperlink"/>
@@ -3780,7 +3780,7 @@
           <w:color w:val="000000"/>
           <w:sz w:val="24"/>
         </w:rPr>
-        <w:hyperlink r:id="rId25" w:history="1">
+        <w:hyperlink r:id="rId26" w:history="1">
           <w:r>
             <w:rPr>
               <w:rStyle w:val="Hyperlink"/>
@@ -3798,7 +3798,7 @@
           <w:color w:val="000000"/>
           <w:sz w:val="24"/>
         </w:rPr>
-        <w:hyperlink r:id="rId25" w:history="1">
+        <w:hyperlink r:id="rId26" w:history="1">
           <w:r>
             <w:rPr>
               <w:rStyle w:val="Hyperlink"/>
@@ -3876,7 +3876,7 @@
           <w:sz w:val="24"/>
           <w:u w:val="single"/>
         </w:rPr>
-        <w:hyperlink r:id="rId26" w:history="1">
+        <w:hyperlink r:id="rId27" w:history="1">
           <w:r>
             <w:rPr>
               <w:rStyle w:val="Hyperlink"/>
@@ -3905,7 +3905,7 @@
           <w:sz w:val="24"/>
           <w:u w:val="single"/>
         </w:rPr>
-        <w:hyperlink r:id="rId26" w:history="1">
+        <w:hyperlink r:id="rId27" w:history="1">
           <w:r>
             <w:rPr>
               <w:rStyle w:val="Hyperlink"/>
@@ -3932,7 +3932,7 @@
           <w:color w:val="000000"/>
           <w:sz w:val="24"/>
         </w:rPr>
-        <w:t>Ministerie van Binnenlandse Zaken die relev</w:t>
+        <w:t>Ministerie van Binnenlandse Zake</w:t>
       </w:r>
       <w:r>
         <w:rPr>
@@ -3943,7 +3943,25 @@
           <w:color w:val="000000"/>
           <w:sz w:val="24"/>
         </w:rPr>
-        <w:hyperlink r:id="rId26" w:history="1">
+        <w:hyperlink r:id="rId27" w:history="1">
+          <w:r>
+            <w:rPr>
+              <w:rStyle w:val="Hyperlink"/>
+            </w:rPr>
+            <w:t>n die relev</w:t>
+          </w:r>
+        </w:hyperlink>
+      </w:r>
+      <w:r>
+        <w:rPr>
+          <w:u w:val="single" w:color="0000ff"/>
+          <w:rFonts w:ascii="Charis SIL Regular" w:hAnsi="Charis SIL Regular" w:eastAsia="Charis SIL Regular"/>
+          <w:b w:val="0"/>
+          <w:i w:val="0"/>
+          <w:color w:val="000000"/>
+          <w:sz w:val="24"/>
+        </w:rPr>
+        <w:hyperlink r:id="rId27" w:history="1">
           <w:r>
             <w:rPr>
               <w:rStyle w:val="Hyperlink"/>
@@ -3981,7 +3999,7 @@
           <w:sz w:val="24"/>
           <w:u w:val="single"/>
         </w:rPr>
-        <w:hyperlink r:id="rId27" w:history="1">
+        <w:hyperlink r:id="rId28" w:history="1">
           <w:r>
             <w:rPr>
               <w:rStyle w:val="Hyperlink"/>
@@ -4019,7 +4037,7 @@
           <w:color w:val="000000"/>
           <w:sz w:val="24"/>
         </w:rPr>
-        <w:hyperlink r:id="rId27" w:history="1">
+        <w:hyperlink r:id="rId28" w:history="1">
           <w:r>
             <w:rPr>
               <w:rStyle w:val="Hyperlink"/>
@@ -4280,7 +4298,7 @@
           <w:sz w:val="24"/>
           <w:u w:val="single"/>
         </w:rPr>
-        <w:t>Ethnografisch Museu</w:t>
+        <w:t>Ethnografisch Muse</w:t>
       </w:r>
       <w:r>
         <w:rPr>
@@ -4291,7 +4309,7 @@
           <w:sz w:val="24"/>
           <w:u w:val="single"/>
         </w:rPr>
-        <w:t>m Arti</w:t>
+        <w:t>u</w:t>
       </w:r>
       <w:r>
         <w:rPr>
@@ -4300,8 +4318,9 @@
           <w:i w:val="0"/>
           <w:color w:val="0000FF"/>
           <w:sz w:val="24"/>
-        </w:rPr>
-        <w:t>s</w:t>
+          <w:u w:val="single"/>
+        </w:rPr>
+        <w:t>m Artis</w:t>
       </w:r>
       <w:r>
         <w:br/>
@@ -4504,7 +4523,7 @@
           <w:color w:val="0000FF"/>
           <w:sz w:val="24"/>
         </w:rPr>
-        <w:hyperlink r:id="rId28" w:history="1">
+        <w:hyperlink r:id="rId29" w:history="1">
           <w:r>
             <w:rPr>
               <w:rStyle w:val="Hyperlink"/>
@@ -4521,7 +4540,7 @@
           <w:color w:val="0000FF"/>
           <w:sz w:val="24"/>
         </w:rPr>
-        <w:hyperlink r:id="rId28" w:history="1">
+        <w:hyperlink r:id="rId29" w:history="1">
           <w:r>
             <w:rPr>
               <w:rStyle w:val="Hyperlink"/>
@@ -4639,7 +4658,7 @@
           <w:sz w:val="24"/>
           <w:u w:val="single"/>
         </w:rPr>
-        <w:hyperlink r:id="rId29" w:history="1">
+        <w:hyperlink r:id="rId30" w:history="1">
           <w:r>
             <w:rPr>
               <w:rStyle w:val="Hyperlink"/>
@@ -4657,7 +4676,7 @@
           <w:sz w:val="24"/>
           <w:u w:val="single"/>
         </w:rPr>
-        <w:hyperlink r:id="rId29" w:history="1">
+        <w:hyperlink r:id="rId30" w:history="1">
           <w:r>
             <w:rPr>
               <w:rStyle w:val="Hyperlink"/>
@@ -4675,7 +4694,7 @@
           <w:sz w:val="24"/>
           <w:u w:val="single"/>
         </w:rPr>
-        <w:hyperlink r:id="rId29" w:history="1">
+        <w:hyperlink r:id="rId30" w:history="1">
           <w:r>
             <w:rPr>
               <w:rStyle w:val="Hyperlink"/>
@@ -4693,7 +4712,7 @@
           <w:sz w:val="24"/>
           <w:u w:val="single"/>
         </w:rPr>
-        <w:hyperlink r:id="rId29" w:history="1">
+        <w:hyperlink r:id="rId30" w:history="1">
           <w:r>
             <w:rPr>
               <w:rStyle w:val="Hyperlink"/>
@@ -4711,7 +4730,7 @@
           <w:sz w:val="24"/>
           <w:u w:val="single"/>
         </w:rPr>
-        <w:hyperlink r:id="rId29" w:history="1">
+        <w:hyperlink r:id="rId30" w:history="1">
           <w:r>
             <w:rPr>
               <w:rStyle w:val="Hyperlink"/>
@@ -4729,7 +4748,7 @@
           <w:sz w:val="24"/>
           <w:u w:val="single"/>
         </w:rPr>
-        <w:hyperlink r:id="rId29" w:history="1">
+        <w:hyperlink r:id="rId30" w:history="1">
           <w:r>
             <w:rPr>
               <w:rStyle w:val="Hyperlink"/>
@@ -4747,7 +4766,7 @@
           <w:sz w:val="24"/>
           <w:u w:val="single"/>
         </w:rPr>
-        <w:hyperlink r:id="rId29" w:history="1">
+        <w:hyperlink r:id="rId30" w:history="1">
           <w:r>
             <w:rPr>
               <w:rStyle w:val="Hyperlink"/>
@@ -4765,7 +4784,7 @@
           <w:sz w:val="24"/>
           <w:u w:val="single"/>
         </w:rPr>
-        <w:hyperlink r:id="rId29" w:history="1">
+        <w:hyperlink r:id="rId30" w:history="1">
           <w:r>
             <w:rPr>
               <w:rStyle w:val="Hyperlink"/>
@@ -4783,7 +4802,7 @@
           <w:sz w:val="24"/>
           <w:u w:val="single"/>
         </w:rPr>
-        <w:hyperlink r:id="rId29" w:history="1">
+        <w:hyperlink r:id="rId30" w:history="1">
           <w:r>
             <w:rPr>
               <w:rStyle w:val="Hyperlink"/>
@@ -4943,7 +4962,7 @@
           <w:sz w:val="24"/>
           <w:u w:val="single"/>
         </w:rPr>
-        <w:hyperlink r:id="rId30" w:history="1">
+        <w:hyperlink r:id="rId31" w:history="1">
           <w:r>
             <w:rPr>
               <w:rStyle w:val="Hyperlink"/>
@@ -4961,7 +4980,7 @@
           <w:sz w:val="24"/>
           <w:u w:val="single"/>
         </w:rPr>
-        <w:hyperlink r:id="rId30" w:history="1">
+        <w:hyperlink r:id="rId31" w:history="1">
           <w:r>
             <w:rPr>
               <w:rStyle w:val="Hyperlink"/>
@@ -4979,7 +4998,7 @@
           <w:sz w:val="24"/>
           <w:u w:val="single"/>
         </w:rPr>
-        <w:hyperlink r:id="rId30" w:history="1">
+        <w:hyperlink r:id="rId31" w:history="1">
           <w:r>
             <w:rPr>
               <w:rStyle w:val="Hyperlink"/>
@@ -4997,7 +5016,7 @@
           <w:sz w:val="24"/>
           <w:u w:val="single"/>
         </w:rPr>
-        <w:hyperlink r:id="rId30" w:history="1">
+        <w:hyperlink r:id="rId31" w:history="1">
           <w:r>
             <w:rPr>
               <w:rStyle w:val="Hyperlink"/>
@@ -5015,7 +5034,7 @@
           <w:sz w:val="24"/>
           <w:u w:val="single"/>
         </w:rPr>
-        <w:hyperlink r:id="rId30" w:history="1">
+        <w:hyperlink r:id="rId31" w:history="1">
           <w:r>
             <w:rPr>
               <w:rStyle w:val="Hyperlink"/>
@@ -5033,7 +5052,7 @@
           <w:sz w:val="24"/>
           <w:u w:val="single"/>
         </w:rPr>
-        <w:hyperlink r:id="rId30" w:history="1">
+        <w:hyperlink r:id="rId31" w:history="1">
           <w:r>
             <w:rPr>
               <w:rStyle w:val="Hyperlink"/>
@@ -5051,7 +5070,7 @@
           <w:sz w:val="24"/>
           <w:u w:val="single"/>
         </w:rPr>
-        <w:hyperlink r:id="rId30" w:history="1">
+        <w:hyperlink r:id="rId31" w:history="1">
           <w:r>
             <w:rPr>
               <w:rStyle w:val="Hyperlink"/>
@@ -5159,7 +5178,7 @@
           <w:sz w:val="24"/>
           <w:u w:val="single"/>
         </w:rPr>
-        <w:hyperlink r:id="rId31" w:history="1">
+        <w:hyperlink r:id="rId32" w:history="1">
           <w:r>
             <w:rPr>
               <w:rStyle w:val="Hyperlink"/>
@@ -5177,7 +5196,7 @@
           <w:sz w:val="24"/>
           <w:u w:val="single"/>
         </w:rPr>
-        <w:hyperlink r:id="rId31" w:history="1">
+        <w:hyperlink r:id="rId32" w:history="1">
           <w:r>
             <w:rPr>
               <w:rStyle w:val="Hyperlink"/>
@@ -5195,7 +5214,7 @@
           <w:sz w:val="24"/>
           <w:u w:val="single"/>
         </w:rPr>
-        <w:hyperlink r:id="rId31" w:history="1">
+        <w:hyperlink r:id="rId32" w:history="1">
           <w:r>
             <w:rPr>
               <w:rStyle w:val="Hyperlink"/>
@@ -5213,7 +5232,7 @@
           <w:sz w:val="24"/>
           <w:u w:val="single"/>
         </w:rPr>
-        <w:hyperlink r:id="rId31" w:history="1">
+        <w:hyperlink r:id="rId32" w:history="1">
           <w:r>
             <w:rPr>
               <w:rStyle w:val="Hyperlink"/>
@@ -5231,7 +5250,7 @@
           <w:sz w:val="24"/>
           <w:u w:val="single"/>
         </w:rPr>
-        <w:hyperlink r:id="rId31" w:history="1">
+        <w:hyperlink r:id="rId32" w:history="1">
           <w:r>
             <w:rPr>
               <w:rStyle w:val="Hyperlink"/>
@@ -5247,8 +5266,19 @@
           <w:i w:val="0"/>
           <w:color w:val="0000FF"/>
           <w:sz w:val="24"/>
-        </w:rPr>
-        <w:t>file/NL-HaNA_2.04.01_4030_0001</w:t>
+          <w:u w:val="single"/>
+        </w:rPr>
+        <w:t>file/NL-HaNA_2.04.01_4030_000</w:t>
+      </w:r>
+      <w:r>
+        <w:rPr>
+          <w:rFonts w:ascii="Charis SIL Regular" w:hAnsi="Charis SIL Regular" w:eastAsia="Charis SIL Regular"/>
+          <w:b w:val="0"/>
+          <w:i w:val="0"/>
+          <w:color w:val="0000FF"/>
+          <w:sz w:val="24"/>
+        </w:rPr>
+        <w:t>1</w:t>
       </w:r>
     </w:p>
     <w:p>
@@ -5348,7 +5378,7 @@
           <w:color w:val="0000FF"/>
           <w:sz w:val="24"/>
         </w:rPr>
-        <w:hyperlink r:id="rId32" w:history="1">
+        <w:hyperlink r:id="rId33" w:history="1">
           <w:r>
             <w:rPr>
               <w:rStyle w:val="Hyperlink"/>
@@ -5365,7 +5395,7 @@
           <w:color w:val="0000FF"/>
           <w:sz w:val="24"/>
         </w:rPr>
-        <w:hyperlink r:id="rId32" w:history="1">
+        <w:hyperlink r:id="rId33" w:history="1">
           <w:r>
             <w:rPr>
               <w:rStyle w:val="Hyperlink"/>
@@ -5475,7 +5505,7 @@
           <w:color w:val="0000FF"/>
           <w:sz w:val="24"/>
         </w:rPr>
-        <w:hyperlink r:id="rId33" w:history="1">
+        <w:hyperlink r:id="rId34" w:history="1">
           <w:r>
             <w:rPr>
               <w:rStyle w:val="Hyperlink"/>
@@ -5492,7 +5522,7 @@
           <w:color w:val="0000FF"/>
           <w:sz w:val="24"/>
         </w:rPr>
-        <w:hyperlink r:id="rId33" w:history="1">
+        <w:hyperlink r:id="rId34" w:history="1">
           <w:r>
             <w:rPr>
               <w:rStyle w:val="Hyperlink"/>
@@ -5609,7 +5639,7 @@
           <w:color w:val="0000FF"/>
           <w:sz w:val="24"/>
         </w:rPr>
-        <w:hyperlink r:id="rId34" w:history="1">
+        <w:hyperlink r:id="rId35" w:history="1">
           <w:r>
             <w:rPr>
               <w:rStyle w:val="Hyperlink"/>
@@ -5626,7 +5656,7 @@
           <w:color w:val="0000FF"/>
           <w:sz w:val="24"/>
         </w:rPr>
-        <w:hyperlink r:id="rId34" w:history="1">
+        <w:hyperlink r:id="rId35" w:history="1">
           <w:r>
             <w:rPr>
               <w:rStyle w:val="Hyperlink"/>
@@ -5786,7 +5816,7 @@
           <w:sz w:val="24"/>
           <w:u w:val="single"/>
         </w:rPr>
-        <w:hyperlink r:id="rId24" w:history="1">
+        <w:hyperlink r:id="rId25" w:history="1">
           <w:r>
             <w:rPr>
               <w:rStyle w:val="Hyperlink"/>
@@ -5804,7 +5834,7 @@
           <w:sz w:val="24"/>
           <w:u w:val="single"/>
         </w:rPr>
-        <w:hyperlink r:id="rId24" w:history="1">
+        <w:hyperlink r:id="rId25" w:history="1">
           <w:r>
             <w:rPr>
               <w:rStyle w:val="Hyperlink"/>
@@ -5822,7 +5852,7 @@
           <w:sz w:val="24"/>
           <w:u w:val="single"/>
         </w:rPr>
-        <w:hyperlink r:id="rId24" w:history="1">
+        <w:hyperlink r:id="rId25" w:history="1">
           <w:r>
             <w:rPr>
               <w:rStyle w:val="Hyperlink"/>
@@ -5840,7 +5870,7 @@
           <w:sz w:val="24"/>
           <w:u w:val="single"/>
         </w:rPr>
-        <w:hyperlink r:id="rId24" w:history="1">
+        <w:hyperlink r:id="rId25" w:history="1">
           <w:r>
             <w:rPr>
               <w:rStyle w:val="Hyperlink"/>
@@ -5868,7 +5898,7 @@
           <w:sz w:val="24"/>
           <w:u w:val="single"/>
         </w:rPr>
-        <w:hyperlink r:id="rId24" w:history="1">
+        <w:hyperlink r:id="rId36" w:history="1">
           <w:r>
             <w:rPr>
               <w:rStyle w:val="Hyperlink"/>
@@ -5886,7 +5916,7 @@
           <w:sz w:val="24"/>
           <w:u w:val="single"/>
         </w:rPr>
-        <w:hyperlink r:id="rId24" w:history="1">
+        <w:hyperlink r:id="rId25" w:history="1">
           <w:r>
             <w:rPr>
               <w:rStyle w:val="Hyperlink"/>
@@ -5915,7 +5945,7 @@
           <w:sz w:val="24"/>
           <w:u w:val="single"/>
         </w:rPr>
-        <w:hyperlink r:id="rId24" w:history="1">
+        <w:hyperlink r:id="rId25" w:history="1">
           <w:r>
             <w:rPr>
               <w:rStyle w:val="Hyperlink"/>
@@ -6023,7 +6053,7 @@
           <w:sz w:val="24"/>
           <w:u w:val="single"/>
         </w:rPr>
-        <w:hyperlink r:id="rId35" w:history="1">
+        <w:hyperlink r:id="rId37" w:history="1">
           <w:r>
             <w:rPr>
               <w:rStyle w:val="Hyperlink"/>
@@ -6041,7 +6071,7 @@
           <w:sz w:val="24"/>
           <w:u w:val="single"/>
         </w:rPr>
-        <w:hyperlink r:id="rId35" w:history="1">
+        <w:hyperlink r:id="rId37" w:history="1">
           <w:r>
             <w:rPr>
               <w:rStyle w:val="Hyperlink"/>
@@ -6059,7 +6089,7 @@
           <w:sz w:val="24"/>
           <w:u w:val="single"/>
         </w:rPr>
-        <w:hyperlink r:id="rId35" w:history="1">
+        <w:hyperlink r:id="rId37" w:history="1">
           <w:r>
             <w:rPr>
               <w:rStyle w:val="Hyperlink"/>
@@ -6077,7 +6107,7 @@
           <w:sz w:val="24"/>
           <w:u w:val="single"/>
         </w:rPr>
-        <w:hyperlink r:id="rId35" w:history="1">
+        <w:hyperlink r:id="rId37" w:history="1">
           <w:r>
             <w:rPr>
               <w:rStyle w:val="Hyperlink"/>
@@ -6095,7 +6125,7 @@
           <w:sz w:val="24"/>
           <w:u w:val="single"/>
         </w:rPr>
-        <w:hyperlink r:id="rId35" w:history="1">
+        <w:hyperlink r:id="rId37" w:history="1">
           <w:r>
             <w:rPr>
               <w:rStyle w:val="Hyperlink"/>
@@ -6113,7 +6143,7 @@
           <w:sz w:val="24"/>
           <w:u w:val="single"/>
         </w:rPr>
-        <w:hyperlink r:id="rId35" w:history="1">
+        <w:hyperlink r:id="rId37" w:history="1">
           <w:r>
             <w:rPr>
               <w:rStyle w:val="Hyperlink"/>
@@ -6141,7 +6171,7 @@
           <w:sz w:val="24"/>
           <w:u w:val="single"/>
         </w:rPr>
-        <w:hyperlink r:id="rId36" w:history="1">
+        <w:hyperlink r:id="rId38" w:history="1">
           <w:r>
             <w:rPr>
               <w:rStyle w:val="Hyperlink"/>
@@ -6159,7 +6189,7 @@
           <w:sz w:val="24"/>
           <w:u w:val="single"/>
         </w:rPr>
-        <w:hyperlink r:id="rId36" w:history="1">
+        <w:hyperlink r:id="rId38" w:history="1">
           <w:r>
             <w:rPr>
               <w:rStyle w:val="Hyperlink"/>
@@ -6177,7 +6207,7 @@
           <w:sz w:val="24"/>
           <w:u w:val="single"/>
         </w:rPr>
-        <w:hyperlink r:id="rId35" w:history="1">
+        <w:hyperlink r:id="rId38" w:history="1">
           <w:r>
             <w:rPr>
               <w:rStyle w:val="Hyperlink"/>
@@ -6305,7 +6335,7 @@
           <w:sz w:val="24"/>
           <w:u w:val="single"/>
         </w:rPr>
-        <w:hyperlink r:id="rId37" w:history="1">
+        <w:hyperlink r:id="rId39" w:history="1">
           <w:r>
             <w:rPr>
               <w:rStyle w:val="Hyperlink"/>
@@ -6323,7 +6353,7 @@
           <w:sz w:val="24"/>
           <w:u w:val="single"/>
         </w:rPr>
-        <w:hyperlink r:id="rId37" w:history="1">
+        <w:hyperlink r:id="rId39" w:history="1">
           <w:r>
             <w:rPr>
               <w:rStyle w:val="Hyperlink"/>
@@ -6341,7 +6371,7 @@
           <w:sz w:val="24"/>
           <w:u w:val="single"/>
         </w:rPr>
-        <w:hyperlink r:id="rId37" w:history="1">
+        <w:hyperlink r:id="rId39" w:history="1">
           <w:r>
             <w:rPr>
               <w:rStyle w:val="Hyperlink"/>
@@ -6359,7 +6389,7 @@
           <w:sz w:val="24"/>
           <w:u w:val="single"/>
         </w:rPr>
-        <w:hyperlink r:id="rId37" w:history="1">
+        <w:hyperlink r:id="rId39" w:history="1">
           <w:r>
             <w:rPr>
               <w:rStyle w:val="Hyperlink"/>
@@ -6387,7 +6417,7 @@
           <w:sz w:val="24"/>
           <w:u w:val="single"/>
         </w:rPr>
-        <w:hyperlink r:id="rId38" w:history="1">
+        <w:hyperlink r:id="rId40" w:history="1">
           <w:r>
             <w:rPr>
               <w:rStyle w:val="Hyperlink"/>
@@ -6416,7 +6446,7 @@
           <w:sz w:val="24"/>
           <w:u w:val="single"/>
         </w:rPr>
-        <w:hyperlink r:id="rId38" w:history="1">
+        <w:hyperlink r:id="rId40" w:history="1">
           <w:r>
             <w:rPr>
               <w:rStyle w:val="Hyperlink"/>
@@ -6544,7 +6574,7 @@
           <w:sz w:val="24"/>
           <w:u w:val="single"/>
         </w:rPr>
-        <w:hyperlink r:id="rId39" w:history="1">
+        <w:hyperlink r:id="rId41" w:history="1">
           <w:r>
             <w:rPr>
               <w:rStyle w:val="Hyperlink"/>
@@ -6562,7 +6592,7 @@
           <w:sz w:val="24"/>
           <w:u w:val="single"/>
         </w:rPr>
-        <w:hyperlink r:id="rId39" w:history="1">
+        <w:hyperlink r:id="rId41" w:history="1">
           <w:r>
             <w:rPr>
               <w:rStyle w:val="Hyperlink"/>
@@ -6590,7 +6620,7 @@
           <w:sz w:val="24"/>
           <w:u w:val="single"/>
         </w:rPr>
-        <w:hyperlink r:id="rId40" w:history="1">
+        <w:hyperlink r:id="rId42" w:history="1">
           <w:r>
             <w:rPr>
               <w:rStyle w:val="Hyperlink"/>
@@ -6619,7 +6649,7 @@
           <w:sz w:val="24"/>
           <w:u w:val="single"/>
         </w:rPr>
-        <w:hyperlink r:id="rId40" w:history="1">
+        <w:hyperlink r:id="rId42" w:history="1">
           <w:r>
             <w:rPr>
               <w:rStyle w:val="Hyperlink"/>
@@ -6647,7 +6677,7 @@
           <w:sz w:val="24"/>
           <w:u w:val="single"/>
         </w:rPr>
-        <w:hyperlink r:id="rId41" w:history="1">
+        <w:hyperlink r:id="rId43" w:history="1">
           <w:r>
             <w:rPr>
               <w:rStyle w:val="Hyperlink"/>
@@ -6814,7 +6844,7 @@
           <w:sz w:val="24"/>
           <w:u w:val="single"/>
         </w:rPr>
-        <w:hyperlink r:id="rId42" w:history="1">
+        <w:hyperlink r:id="rId44" w:history="1">
           <w:r>
             <w:rPr>
               <w:rStyle w:val="Hyperlink"/>
@@ -6832,7 +6862,7 @@
           <w:sz w:val="24"/>
           <w:u w:val="single"/>
         </w:rPr>
-        <w:hyperlink r:id="rId42" w:history="1">
+        <w:hyperlink r:id="rId44" w:history="1">
           <w:r>
             <w:rPr>
               <w:rStyle w:val="Hyperlink"/>
@@ -6850,7 +6880,7 @@
           <w:sz w:val="24"/>
           <w:u w:val="single"/>
         </w:rPr>
-        <w:hyperlink r:id="rId42" w:history="1">
+        <w:hyperlink r:id="rId44" w:history="1">
           <w:r>
             <w:rPr>
               <w:rStyle w:val="Hyperlink"/>
@@ -6868,7 +6898,7 @@
           <w:sz w:val="24"/>
           <w:u w:val="single"/>
         </w:rPr>
-        <w:hyperlink r:id="rId42" w:history="1">
+        <w:hyperlink r:id="rId44" w:history="1">
           <w:r>
             <w:rPr>
               <w:rStyle w:val="Hyperlink"/>
@@ -6986,7 +7016,7 @@
           <w:sz w:val="24"/>
           <w:u w:val="single"/>
         </w:rPr>
-        <w:hyperlink r:id="rId43" w:history="1">
+        <w:hyperlink r:id="rId45" w:history="1">
           <w:r>
             <w:rPr>
               <w:rStyle w:val="Hyperlink"/>
@@ -7004,7 +7034,7 @@
           <w:sz w:val="24"/>
           <w:u w:val="single"/>
         </w:rPr>
-        <w:hyperlink r:id="rId43" w:history="1">
+        <w:hyperlink r:id="rId45" w:history="1">
           <w:r>
             <w:rPr>
               <w:rStyle w:val="Hyperlink"/>
@@ -7022,7 +7052,7 @@
           <w:sz w:val="24"/>
           <w:u w:val="single"/>
         </w:rPr>
-        <w:hyperlink r:id="rId43" w:history="1">
+        <w:hyperlink r:id="rId45" w:history="1">
           <w:r>
             <w:rPr>
               <w:rStyle w:val="Hyperlink"/>
@@ -7040,7 +7070,7 @@
           <w:sz w:val="24"/>
           <w:u w:val="single"/>
         </w:rPr>
-        <w:hyperlink r:id="rId43" w:history="1">
+        <w:hyperlink r:id="rId45" w:history="1">
           <w:r>
             <w:rPr>
               <w:rStyle w:val="Hyperlink"/>
@@ -7097,7 +7127,7 @@
           <w:sz w:val="24"/>
           <w:u w:val="single"/>
         </w:rPr>
-        <w:hyperlink r:id="rId44" w:history="1">
+        <w:hyperlink r:id="rId46" w:history="1">
           <w:r>
             <w:rPr>
               <w:rStyle w:val="Hyperlink"/>
@@ -7126,7 +7156,7 @@
           <w:sz w:val="24"/>
           <w:u w:val="single"/>
         </w:rPr>
-        <w:hyperlink r:id="rId44" w:history="1">
+        <w:hyperlink r:id="rId46" w:history="1">
           <w:r>
             <w:rPr>
               <w:rStyle w:val="Hyperlink"/>
@@ -7154,7 +7184,7 @@
           <w:sz w:val="24"/>
           <w:u w:val="single"/>
         </w:rPr>
-        <w:hyperlink r:id="rId45" w:history="1">
+        <w:hyperlink r:id="rId47" w:history="1">
           <w:r>
             <w:rPr>
               <w:rStyle w:val="Hyperlink"/>
@@ -7183,7 +7213,7 @@
           <w:sz w:val="24"/>
           <w:u w:val="single"/>
         </w:rPr>
-        <w:hyperlink r:id="rId45" w:history="1">
+        <w:hyperlink r:id="rId47" w:history="1">
           <w:r>
             <w:rPr>
               <w:rStyle w:val="Hyperlink"/>

--- a/EXPORTS/DOCX/published/niveau3/Dutch/KKZ.docx
+++ b/EXPORTS/DOCX/published/niveau3/Dutch/KKZ.docx
@@ -472,54 +472,7 @@
           <w:color w:val="000000"/>
           <w:sz w:val="24"/>
         </w:rPr>
-        <w:t>litera</w:t>
-      </w:r>
-      <w:r>
-        <w:rPr>
-          <w:u w:val="single" w:color="0000ff"/>
-          <w:rFonts w:ascii="Charis SIL Regular" w:hAnsi="Charis SIL Regular" w:eastAsia="Charis SIL Regular"/>
-          <w:b w:val="0"/>
-          <w:i w:val="0"/>
-          <w:color w:val="000000"/>
-          <w:sz w:val="24"/>
-        </w:rPr>
-        <w:hyperlink r:id="rId10" w:history="1">
-          <w:r>
-            <w:rPr>
-              <w:rStyle w:val="Hyperlink"/>
-            </w:rPr>
-            <w:t xml:space="preserve">tuur </w:t>
-          </w:r>
-        </w:hyperlink>
-      </w:r>
-      <w:r>
-        <w:rPr>
-          <w:u w:val="single" w:color="0000ff"/>
-          <w:rFonts w:ascii="Charis SIL Regular" w:hAnsi="Charis SIL Regular" w:eastAsia="Charis SIL Regular"/>
-          <w:b w:val="0"/>
-          <w:i w:val="0"/>
-          <w:color w:val="000000"/>
-          <w:sz w:val="24"/>
-        </w:rPr>
-        <w:hyperlink r:id="rId10" w:history="1">
-          <w:r>
-            <w:rPr>
-              <w:rStyle w:val="Hyperlink"/>
-            </w:rPr>
-            <w:t>die een o</w:t>
-          </w:r>
-        </w:hyperlink>
-      </w:r>
-      <w:r>
-        <w:rPr>
-          <w:u w:val="single" w:color="0000ff"/>
-          <w:rFonts w:ascii="Charis SIL Regular" w:hAnsi="Charis SIL Regular" w:eastAsia="Charis SIL Regular"/>
-          <w:b w:val="0"/>
-          <w:i w:val="0"/>
-          <w:color w:val="000000"/>
-          <w:sz w:val="24"/>
-        </w:rPr>
-        <w:t>m</w:t>
+        <w:t>literatuur die een om</w:t>
       </w:r>
       <w:r>
         <w:rPr>
@@ -701,7 +654,6 @@
       </w:r>
       <w:r>
         <w:rPr>
-          <w:u w:val="single" w:color="0000ff"/>
           <w:rFonts w:ascii="Charis SIL Regular" w:hAnsi="Charis SIL Regular" w:eastAsia="Charis SIL Regular"/>
           <w:b w:val="0"/>
           <w:i w:val="0"/>
@@ -956,7 +908,7 @@
           <w:sz w:val="24"/>
           <w:u w:val="single"/>
         </w:rPr>
-        <w:hyperlink r:id="rId9" w:history="1">
+        <w:hyperlink r:id="rId12" w:history="1">
           <w:r>
             <w:rPr>
               <w:rStyle w:val="Hyperlink"/>
@@ -1842,31 +1794,13 @@
       </w:r>
       <w:r>
         <w:rPr>
-          <w:u w:val="single" w:color="0000ff"/>
           <w:rFonts w:ascii="Charis SIL Regular" w:hAnsi="Charis SIL Regular" w:eastAsia="Charis SIL Regular"/>
           <w:b w:val="0"/>
           <w:i w:val="0"/>
           <w:color w:val="000000"/>
           <w:sz w:val="24"/>
         </w:rPr>
-        <w:hyperlink r:id="rId15" w:history="1">
-          <w:r>
-            <w:rPr>
-              <w:rStyle w:val="Hyperlink"/>
-            </w:rPr>
-            <w:t>werde</w:t>
-          </w:r>
-        </w:hyperlink>
-      </w:r>
-      <w:r>
-        <w:rPr>
-          <w:rFonts w:ascii="Charis SIL Regular" w:hAnsi="Charis SIL Regular" w:eastAsia="Charis SIL Regular"/>
-          <w:b w:val="0"/>
-          <w:i w:val="0"/>
-          <w:color w:val="000000"/>
-          <w:sz w:val="24"/>
-        </w:rPr>
-        <w:t xml:space="preserve">n overgedragen aan het </w:t>
+        <w:t xml:space="preserve">werden overgedragen aan het </w:t>
       </w:r>
       <w:r>
         <w:rPr>
@@ -1875,6 +1809,7 @@
           <w:i w:val="0"/>
           <w:color w:val="0000FF"/>
           <w:sz w:val="24"/>
+          <w:u w:val="single"/>
         </w:rPr>
         <w:hyperlink r:id="rId16" w:history="1">
           <w:r>
@@ -1963,31 +1898,13 @@
       </w:r>
       <w:r>
         <w:rPr>
-          <w:u w:val="single" w:color="0000ff"/>
           <w:rFonts w:ascii="Charis SIL Regular" w:hAnsi="Charis SIL Regular" w:eastAsia="Charis SIL Regular"/>
           <w:b w:val="0"/>
           <w:i w:val="0"/>
           <w:color w:val="000000"/>
           <w:sz w:val="24"/>
         </w:rPr>
-        <w:hyperlink r:id="rId17" w:history="1">
-          <w:r>
-            <w:rPr>
-              <w:rStyle w:val="Hyperlink"/>
-            </w:rPr>
-            <w:t xml:space="preserve">, </w:t>
-          </w:r>
-        </w:hyperlink>
-      </w:r>
-      <w:r>
-        <w:rPr>
-          <w:rFonts w:ascii="Charis SIL Regular" w:hAnsi="Charis SIL Regular" w:eastAsia="Charis SIL Regular"/>
-          <w:b w:val="0"/>
-          <w:i w:val="0"/>
-          <w:color w:val="000000"/>
-          <w:sz w:val="24"/>
-        </w:rPr>
-        <w:t xml:space="preserve">het </w:t>
+        <w:t xml:space="preserve">, het </w:t>
       </w:r>
       <w:r>
         <w:rPr>
@@ -2208,7 +2125,7 @@
           <w:sz w:val="24"/>
           <w:u w:val="single"/>
         </w:rPr>
-        <w:hyperlink r:id="rId16" w:history="1">
+        <w:hyperlink r:id="rId18" w:history="1">
           <w:r>
             <w:rPr>
               <w:rStyle w:val="Hyperlink"/>
@@ -2219,6 +2136,7 @@
       </w:r>
       <w:r>
         <w:rPr>
+          <w:u w:val="single" w:color="0000ff"/>
           <w:rFonts w:ascii="Charis SIL Regular" w:hAnsi="Charis SIL Regular" w:eastAsia="Charis SIL Regular"/>
           <w:b w:val="0"/>
           <w:i w:val="0"/>
@@ -2236,7 +2154,7 @@
           <w:sz w:val="24"/>
           <w:u w:val="single"/>
         </w:rPr>
-        <w:hyperlink r:id="rId16" w:history="1">
+        <w:hyperlink r:id="rId19" w:history="1">
           <w:r>
             <w:rPr>
               <w:rStyle w:val="Hyperlink"/>
@@ -2254,7 +2172,7 @@
           <w:sz w:val="24"/>
           <w:u w:val="single"/>
         </w:rPr>
-        <w:hyperlink r:id="rId16" w:history="1">
+        <w:hyperlink r:id="rId19" w:history="1">
          